--- a/data/Market_Read_quarterly.docx
+++ b/data/Market_Read_quarterly.docx
@@ -8,7 +8,7 @@
           <w:b/>
           <w:bCs/>
         </w:rPr>
-        <w:t>Quarterly Market Read: October 17, 2025</w:t>
+        <w:t>Quarterly Market Read: October 20, 2025</w:t>
       </w:r>
     </w:p>
     <w:p>
@@ -30,7 +30,7 @@
       <w:pPr>
         <w:numPr>
           <w:ilvl w:val="0"/>
-          <w:numId w:val="65"/>
+          <w:numId w:val="67"/>
         </w:numPr>
       </w:pPr>
       <w:r>
@@ -41,14 +41,14 @@
         <w:t>Breadth</w:t>
       </w:r>
       <w:r>
-        <w:t>: 38.1% of names are positive.</w:t>
+        <w:t>: 48.3% of names are positive.</w:t>
       </w:r>
     </w:p>
     <w:p>
       <w:pPr>
         <w:numPr>
           <w:ilvl w:val="0"/>
-          <w:numId w:val="65"/>
+          <w:numId w:val="67"/>
         </w:numPr>
       </w:pPr>
       <w:r>
@@ -57,6 +57,34 @@
           <w:bCs/>
         </w:rPr>
         <w:t>Information Technology</w:t>
+      </w:r>
+      <w:r>
+        <w:t xml:space="preserve">: firm (avg </w:t>
+      </w:r>
+      <w:r>
+        <w:rPr>
+          <w:b/>
+          <w:bCs/>
+        </w:rPr>
+        <w:t>+1.68%</w:t>
+      </w:r>
+      <w:r>
+        <w:t>).</w:t>
+      </w:r>
+    </w:p>
+    <w:p>
+      <w:pPr>
+        <w:numPr>
+          <w:ilvl w:val="0"/>
+          <w:numId w:val="67"/>
+        </w:numPr>
+      </w:pPr>
+      <w:r>
+        <w:rPr>
+          <w:b/>
+          <w:bCs/>
+        </w:rPr>
+        <w:t>Industrials</w:t>
       </w:r>
       <w:r>
         <w:t xml:space="preserve">: flat (avg </w:t>
@@ -66,7 +94,7 @@
           <w:b/>
           <w:bCs/>
         </w:rPr>
-        <w:t>+0.39%</w:t>
+        <w:t>-0.18%</w:t>
       </w:r>
       <w:r>
         <w:t>).</w:t>
@@ -76,35 +104,7 @@
       <w:pPr>
         <w:numPr>
           <w:ilvl w:val="0"/>
-          <w:numId w:val="65"/>
-        </w:numPr>
-      </w:pPr>
-      <w:r>
-        <w:rPr>
-          <w:b/>
-          <w:bCs/>
-        </w:rPr>
-        <w:t>Industrials</w:t>
-      </w:r>
-      <w:r>
-        <w:t xml:space="preserve">: lagging (avg </w:t>
-      </w:r>
-      <w:r>
-        <w:rPr>
-          <w:b/>
-          <w:bCs/>
-        </w:rPr>
-        <w:t>-1.42%</w:t>
-      </w:r>
-      <w:r>
-        <w:t>).</w:t>
-      </w:r>
-    </w:p>
-    <w:p>
-      <w:pPr>
-        <w:numPr>
-          <w:ilvl w:val="0"/>
-          <w:numId w:val="65"/>
+          <w:numId w:val="67"/>
         </w:numPr>
       </w:pPr>
       <w:r>
@@ -122,7 +122,7 @@
           <w:b/>
           <w:bCs/>
         </w:rPr>
-        <w:t>+2.02%</w:t>
+        <w:t>+2.06%</w:t>
       </w:r>
       <w:r>
         <w:t>).</w:t>
@@ -132,7 +132,7 @@
       <w:pPr>
         <w:numPr>
           <w:ilvl w:val="0"/>
-          <w:numId w:val="65"/>
+          <w:numId w:val="67"/>
         </w:numPr>
       </w:pPr>
       <w:r>
@@ -150,7 +150,7 @@
           <w:b/>
           <w:bCs/>
         </w:rPr>
-        <w:t>-2.43%</w:t>
+        <w:t>-1.83%</w:t>
       </w:r>
       <w:r>
         <w:t>).</w:t>
@@ -160,7 +160,7 @@
       <w:pPr>
         <w:numPr>
           <w:ilvl w:val="0"/>
-          <w:numId w:val="65"/>
+          <w:numId w:val="67"/>
         </w:numPr>
       </w:pPr>
       <w:r>
@@ -178,7 +178,7 @@
           <w:b/>
           <w:bCs/>
         </w:rPr>
-        <w:t>-3.80%</w:t>
+        <w:t>-2.74%</w:t>
       </w:r>
       <w:r>
         <w:t>).</w:t>
@@ -188,7 +188,7 @@
       <w:pPr>
         <w:numPr>
           <w:ilvl w:val="0"/>
-          <w:numId w:val="65"/>
+          <w:numId w:val="67"/>
         </w:numPr>
       </w:pPr>
       <w:r>
@@ -206,7 +206,7 @@
           <w:b/>
           <w:bCs/>
         </w:rPr>
-        <w:t>+3.53%</w:t>
+        <w:t>+3.81%</w:t>
       </w:r>
       <w:r>
         <w:t>).</w:t>
@@ -216,7 +216,7 @@
       <w:pPr>
         <w:numPr>
           <w:ilvl w:val="0"/>
-          <w:numId w:val="65"/>
+          <w:numId w:val="67"/>
         </w:numPr>
       </w:pPr>
       <w:r>
@@ -234,7 +234,7 @@
           <w:b/>
           <w:bCs/>
         </w:rPr>
-        <w:t>-1.60%</w:t>
+        <w:t>-0.82%</w:t>
       </w:r>
       <w:r>
         <w:t>).</w:t>
@@ -244,7 +244,7 @@
       <w:pPr>
         <w:numPr>
           <w:ilvl w:val="0"/>
-          <w:numId w:val="65"/>
+          <w:numId w:val="67"/>
         </w:numPr>
       </w:pPr>
       <w:r>
@@ -262,7 +262,7 @@
           <w:b/>
           <w:bCs/>
         </w:rPr>
-        <w:t>-1.97%</w:t>
+        <w:t>-0.78%</w:t>
       </w:r>
       <w:r>
         <w:t>).</w:t>
@@ -272,7 +272,7 @@
       <w:pPr>
         <w:numPr>
           <w:ilvl w:val="0"/>
-          <w:numId w:val="65"/>
+          <w:numId w:val="67"/>
         </w:numPr>
       </w:pPr>
       <w:r>
@@ -283,14 +283,14 @@
         <w:t>Energy</w:t>
       </w:r>
       <w:r>
-        <w:t xml:space="preserve">: heavy (avg </w:t>
+        <w:t xml:space="preserve">: lagging (avg </w:t>
       </w:r>
       <w:r>
         <w:rPr>
           <w:b/>
           <w:bCs/>
         </w:rPr>
-        <w:t>-5.39%</w:t>
+        <w:t>-4.07%</w:t>
       </w:r>
       <w:r>
         <w:t>).</w:t>
@@ -300,7 +300,7 @@
       <w:pPr>
         <w:numPr>
           <w:ilvl w:val="0"/>
-          <w:numId w:val="65"/>
+          <w:numId w:val="67"/>
         </w:numPr>
       </w:pPr>
       <w:r>
@@ -311,14 +311,14 @@
         <w:t>Health Care</w:t>
       </w:r>
       <w:r>
-        <w:t xml:space="preserve">: firm (avg </w:t>
+        <w:t xml:space="preserve">: leading (avg </w:t>
       </w:r>
       <w:r>
         <w:rPr>
           <w:b/>
           <w:bCs/>
         </w:rPr>
-        <w:t>+2.64%</w:t>
+        <w:t>+4.10%</w:t>
       </w:r>
       <w:r>
         <w:t>).</w:t>
@@ -328,7 +328,7 @@
       <w:pPr>
         <w:numPr>
           <w:ilvl w:val="0"/>
-          <w:numId w:val="65"/>
+          <w:numId w:val="67"/>
         </w:numPr>
       </w:pPr>
       <w:r>
@@ -346,7 +346,7 @@
           <w:b/>
           <w:bCs/>
         </w:rPr>
-        <w:t>-5.43%</w:t>
+        <w:t>-4.77%</w:t>
       </w:r>
       <w:r>
         <w:t>).</w:t>
@@ -365,7 +365,7 @@
       <w:pPr>
         <w:numPr>
           <w:ilvl w:val="0"/>
-          <w:numId w:val="66"/>
+          <w:numId w:val="68"/>
         </w:numPr>
       </w:pPr>
       <w:r>
@@ -383,7 +383,7 @@
           <w:b/>
           <w:bCs/>
         </w:rPr>
-        <w:t>+9.43%</w:t>
+        <w:t>+13.41%</w:t>
       </w:r>
       <w:r>
         <w:t>).</w:t>
@@ -393,7 +393,7 @@
       <w:pPr>
         <w:numPr>
           <w:ilvl w:val="0"/>
-          <w:numId w:val="66"/>
+          <w:numId w:val="68"/>
         </w:numPr>
       </w:pPr>
       <w:r>
@@ -411,7 +411,7 @@
           <w:b/>
           <w:bCs/>
         </w:rPr>
-        <w:t>+0.87%</w:t>
+        <w:t>+1.13%</w:t>
       </w:r>
       <w:r>
         <w:t>).</w:t>
@@ -421,7 +421,7 @@
       <w:pPr>
         <w:numPr>
           <w:ilvl w:val="0"/>
-          <w:numId w:val="66"/>
+          <w:numId w:val="68"/>
         </w:numPr>
       </w:pPr>
       <w:r>
@@ -439,7 +439,7 @@
           <w:b/>
           <w:bCs/>
         </w:rPr>
-        <w:t>-3.29%</w:t>
+        <w:t>-3.84%</w:t>
       </w:r>
       <w:r>
         <w:t>).</w:t>
@@ -449,7 +449,7 @@
       <w:pPr>
         <w:numPr>
           <w:ilvl w:val="0"/>
-          <w:numId w:val="66"/>
+          <w:numId w:val="68"/>
         </w:numPr>
       </w:pPr>
       <w:r>
@@ -467,7 +467,7 @@
           <w:b/>
           <w:bCs/>
         </w:rPr>
-        <w:t>+0.53%</w:t>
+        <w:t>+0.70%</w:t>
       </w:r>
       <w:r>
         <w:t>).</w:t>
@@ -477,7 +477,7 @@
       <w:pPr>
         <w:numPr>
           <w:ilvl w:val="0"/>
-          <w:numId w:val="66"/>
+          <w:numId w:val="68"/>
         </w:numPr>
       </w:pPr>
       <w:r>
@@ -496,7 +496,7 @@
           <w:b/>
           <w:bCs/>
         </w:rPr>
-        <w:t>-8.50%</w:t>
+        <w:t>-4.55%</w:t>
       </w:r>
       <w:r>
         <w:t>).</w:t>
@@ -511,14 +511,24 @@
         <w:t>Bottom line:</w:t>
       </w:r>
       <w:r>
-        <w:t xml:space="preserve"> Market breadth remains weak with fewer than 40% of names positive. Leadership is defensive — </w:t>
+        <w:t xml:space="preserve"> Market breadth has improved slightly, but leadership remains concentrated in </w:t>
       </w:r>
       <w:r>
         <w:rPr>
           <w:b/>
           <w:bCs/>
         </w:rPr>
-        <w:t>Utilities, Health Care, and Staples</w:t>
+        <w:t>defensive sectors</w:t>
+      </w:r>
+      <w:r>
+        <w:t xml:space="preserve"> — </w:t>
+      </w:r>
+      <w:r>
+        <w:rPr>
+          <w:b/>
+          <w:bCs/>
+        </w:rPr>
+        <w:t>Health Care, Utilities, and Staples</w:t>
       </w:r>
       <w:r>
         <w:t xml:space="preserve"> — while </w:t>
@@ -528,30 +538,40 @@
           <w:b/>
           <w:bCs/>
         </w:rPr>
-        <w:t>Energy, Financials, and Communication Services</w:t>
+        <w:t>Energy, Communication Services, and Financials</w:t>
       </w:r>
       <w:r>
-        <w:t xml:space="preserve"> weigh on performance. Macro posture — </w:t>
+        <w:t xml:space="preserve"> continue to lag. Macro posture — </w:t>
       </w:r>
       <w:r>
         <w:rPr>
           <w:b/>
           <w:bCs/>
         </w:rPr>
-        <w:t>gold bid, USD firm, yields falling, bonds firm, and the energy complex heavy</w:t>
+        <w:t>gold sharply bid, USD firm, yields falling, bonds firm, and the energy complex heavy</w:t>
       </w:r>
       <w:r>
-        <w:t xml:space="preserve"> — continues to reinforce a </w:t>
+        <w:t xml:space="preserve"> — reinforces a </w:t>
       </w:r>
       <w:r>
         <w:rPr>
           <w:b/>
           <w:bCs/>
         </w:rPr>
-        <w:t>deflationary and risk-off tone</w:t>
+        <w:t>disinflationary and late-cycle setup</w:t>
       </w:r>
       <w:r>
-        <w:t>, where investors are favoring duration, safety, and real assets over cyclical or growth exposure.</w:t>
+        <w:t xml:space="preserve">, where growth is slowing but liquidity remains supportive. Investors continue to favor </w:t>
+      </w:r>
+      <w:r>
+        <w:rPr>
+          <w:b/>
+          <w:bCs/>
+        </w:rPr>
+        <w:t>defensives and duration exposure</w:t>
+      </w:r>
+      <w:r>
+        <w:t xml:space="preserve"> over cyclicals as markets transition deeper into a cooling-growth phase.</w:t>
       </w:r>
     </w:p>
     <w:p/>
@@ -6975,6 +6995,155 @@
     </w:lvl>
   </w:abstractNum>
   <w:abstractNum w:abstractNumId="43" w15:restartNumberingAfterBreak="0">
+    <w:nsid w:val="56F71075"/>
+    <w:multiLevelType w:val="multilevel"/>
+    <w:tmpl w:val="2952AC56"/>
+    <w:lvl w:ilvl="0">
+      <w:start w:val="1"/>
+      <w:numFmt w:val="bullet"/>
+      <w:lvlText w:val=""/>
+      <w:lvlJc w:val="left"/>
+      <w:pPr>
+        <w:tabs>
+          <w:tab w:val="num" w:pos="720"/>
+        </w:tabs>
+        <w:ind w:left="720" w:hanging="360"/>
+      </w:pPr>
+      <w:rPr>
+        <w:rFonts w:ascii="Symbol" w:hAnsi="Symbol" w:hint="default"/>
+        <w:sz w:val="20"/>
+      </w:rPr>
+    </w:lvl>
+    <w:lvl w:ilvl="1" w:tentative="1">
+      <w:start w:val="1"/>
+      <w:numFmt w:val="bullet"/>
+      <w:lvlText w:val="o"/>
+      <w:lvlJc w:val="left"/>
+      <w:pPr>
+        <w:tabs>
+          <w:tab w:val="num" w:pos="1440"/>
+        </w:tabs>
+        <w:ind w:left="1440" w:hanging="360"/>
+      </w:pPr>
+      <w:rPr>
+        <w:rFonts w:ascii="Courier New" w:hAnsi="Courier New" w:hint="default"/>
+        <w:sz w:val="20"/>
+      </w:rPr>
+    </w:lvl>
+    <w:lvl w:ilvl="2" w:tentative="1">
+      <w:start w:val="1"/>
+      <w:numFmt w:val="bullet"/>
+      <w:lvlText w:val=""/>
+      <w:lvlJc w:val="left"/>
+      <w:pPr>
+        <w:tabs>
+          <w:tab w:val="num" w:pos="2160"/>
+        </w:tabs>
+        <w:ind w:left="2160" w:hanging="360"/>
+      </w:pPr>
+      <w:rPr>
+        <w:rFonts w:ascii="Wingdings" w:hAnsi="Wingdings" w:hint="default"/>
+        <w:sz w:val="20"/>
+      </w:rPr>
+    </w:lvl>
+    <w:lvl w:ilvl="3" w:tentative="1">
+      <w:start w:val="1"/>
+      <w:numFmt w:val="bullet"/>
+      <w:lvlText w:val=""/>
+      <w:lvlJc w:val="left"/>
+      <w:pPr>
+        <w:tabs>
+          <w:tab w:val="num" w:pos="2880"/>
+        </w:tabs>
+        <w:ind w:left="2880" w:hanging="360"/>
+      </w:pPr>
+      <w:rPr>
+        <w:rFonts w:ascii="Wingdings" w:hAnsi="Wingdings" w:hint="default"/>
+        <w:sz w:val="20"/>
+      </w:rPr>
+    </w:lvl>
+    <w:lvl w:ilvl="4" w:tentative="1">
+      <w:start w:val="1"/>
+      <w:numFmt w:val="bullet"/>
+      <w:lvlText w:val=""/>
+      <w:lvlJc w:val="left"/>
+      <w:pPr>
+        <w:tabs>
+          <w:tab w:val="num" w:pos="3600"/>
+        </w:tabs>
+        <w:ind w:left="3600" w:hanging="360"/>
+      </w:pPr>
+      <w:rPr>
+        <w:rFonts w:ascii="Wingdings" w:hAnsi="Wingdings" w:hint="default"/>
+        <w:sz w:val="20"/>
+      </w:rPr>
+    </w:lvl>
+    <w:lvl w:ilvl="5" w:tentative="1">
+      <w:start w:val="1"/>
+      <w:numFmt w:val="bullet"/>
+      <w:lvlText w:val=""/>
+      <w:lvlJc w:val="left"/>
+      <w:pPr>
+        <w:tabs>
+          <w:tab w:val="num" w:pos="4320"/>
+        </w:tabs>
+        <w:ind w:left="4320" w:hanging="360"/>
+      </w:pPr>
+      <w:rPr>
+        <w:rFonts w:ascii="Wingdings" w:hAnsi="Wingdings" w:hint="default"/>
+        <w:sz w:val="20"/>
+      </w:rPr>
+    </w:lvl>
+    <w:lvl w:ilvl="6" w:tentative="1">
+      <w:start w:val="1"/>
+      <w:numFmt w:val="bullet"/>
+      <w:lvlText w:val=""/>
+      <w:lvlJc w:val="left"/>
+      <w:pPr>
+        <w:tabs>
+          <w:tab w:val="num" w:pos="5040"/>
+        </w:tabs>
+        <w:ind w:left="5040" w:hanging="360"/>
+      </w:pPr>
+      <w:rPr>
+        <w:rFonts w:ascii="Wingdings" w:hAnsi="Wingdings" w:hint="default"/>
+        <w:sz w:val="20"/>
+      </w:rPr>
+    </w:lvl>
+    <w:lvl w:ilvl="7" w:tentative="1">
+      <w:start w:val="1"/>
+      <w:numFmt w:val="bullet"/>
+      <w:lvlText w:val=""/>
+      <w:lvlJc w:val="left"/>
+      <w:pPr>
+        <w:tabs>
+          <w:tab w:val="num" w:pos="5760"/>
+        </w:tabs>
+        <w:ind w:left="5760" w:hanging="360"/>
+      </w:pPr>
+      <w:rPr>
+        <w:rFonts w:ascii="Wingdings" w:hAnsi="Wingdings" w:hint="default"/>
+        <w:sz w:val="20"/>
+      </w:rPr>
+    </w:lvl>
+    <w:lvl w:ilvl="8" w:tentative="1">
+      <w:start w:val="1"/>
+      <w:numFmt w:val="bullet"/>
+      <w:lvlText w:val=""/>
+      <w:lvlJc w:val="left"/>
+      <w:pPr>
+        <w:tabs>
+          <w:tab w:val="num" w:pos="6480"/>
+        </w:tabs>
+        <w:ind w:left="6480" w:hanging="360"/>
+      </w:pPr>
+      <w:rPr>
+        <w:rFonts w:ascii="Wingdings" w:hAnsi="Wingdings" w:hint="default"/>
+        <w:sz w:val="20"/>
+      </w:rPr>
+    </w:lvl>
+  </w:abstractNum>
+  <w:abstractNum w:abstractNumId="44" w15:restartNumberingAfterBreak="0">
     <w:nsid w:val="5918416D"/>
     <w:multiLevelType w:val="multilevel"/>
     <w:tmpl w:val="7160D344"/>
@@ -7123,7 +7292,7 @@
       </w:rPr>
     </w:lvl>
   </w:abstractNum>
-  <w:abstractNum w:abstractNumId="44" w15:restartNumberingAfterBreak="0">
+  <w:abstractNum w:abstractNumId="45" w15:restartNumberingAfterBreak="0">
     <w:nsid w:val="5AD277F9"/>
     <w:multiLevelType w:val="multilevel"/>
     <w:tmpl w:val="BE649556"/>
@@ -7272,7 +7441,7 @@
       </w:rPr>
     </w:lvl>
   </w:abstractNum>
-  <w:abstractNum w:abstractNumId="45" w15:restartNumberingAfterBreak="0">
+  <w:abstractNum w:abstractNumId="46" w15:restartNumberingAfterBreak="0">
     <w:nsid w:val="5BC6754C"/>
     <w:multiLevelType w:val="multilevel"/>
     <w:tmpl w:val="61C8A2DE"/>
@@ -7421,7 +7590,7 @@
       </w:rPr>
     </w:lvl>
   </w:abstractNum>
-  <w:abstractNum w:abstractNumId="46" w15:restartNumberingAfterBreak="0">
+  <w:abstractNum w:abstractNumId="47" w15:restartNumberingAfterBreak="0">
     <w:nsid w:val="5C590522"/>
     <w:multiLevelType w:val="multilevel"/>
     <w:tmpl w:val="21E6C334"/>
@@ -7570,7 +7739,7 @@
       </w:rPr>
     </w:lvl>
   </w:abstractNum>
-  <w:abstractNum w:abstractNumId="47" w15:restartNumberingAfterBreak="0">
+  <w:abstractNum w:abstractNumId="48" w15:restartNumberingAfterBreak="0">
     <w:nsid w:val="5F25507A"/>
     <w:multiLevelType w:val="multilevel"/>
     <w:tmpl w:val="577A4134"/>
@@ -7719,7 +7888,7 @@
       </w:rPr>
     </w:lvl>
   </w:abstractNum>
-  <w:abstractNum w:abstractNumId="48" w15:restartNumberingAfterBreak="0">
+  <w:abstractNum w:abstractNumId="49" w15:restartNumberingAfterBreak="0">
     <w:nsid w:val="610A18D6"/>
     <w:multiLevelType w:val="multilevel"/>
     <w:tmpl w:val="0C103A64"/>
@@ -7868,7 +8037,156 @@
       </w:rPr>
     </w:lvl>
   </w:abstractNum>
-  <w:abstractNum w:abstractNumId="49" w15:restartNumberingAfterBreak="0">
+  <w:abstractNum w:abstractNumId="50" w15:restartNumberingAfterBreak="0">
+    <w:nsid w:val="622C70E0"/>
+    <w:multiLevelType w:val="multilevel"/>
+    <w:tmpl w:val="1AEE679E"/>
+    <w:lvl w:ilvl="0">
+      <w:start w:val="1"/>
+      <w:numFmt w:val="bullet"/>
+      <w:lvlText w:val=""/>
+      <w:lvlJc w:val="left"/>
+      <w:pPr>
+        <w:tabs>
+          <w:tab w:val="num" w:pos="720"/>
+        </w:tabs>
+        <w:ind w:left="720" w:hanging="360"/>
+      </w:pPr>
+      <w:rPr>
+        <w:rFonts w:ascii="Symbol" w:hAnsi="Symbol" w:hint="default"/>
+        <w:sz w:val="20"/>
+      </w:rPr>
+    </w:lvl>
+    <w:lvl w:ilvl="1" w:tentative="1">
+      <w:start w:val="1"/>
+      <w:numFmt w:val="bullet"/>
+      <w:lvlText w:val="o"/>
+      <w:lvlJc w:val="left"/>
+      <w:pPr>
+        <w:tabs>
+          <w:tab w:val="num" w:pos="1440"/>
+        </w:tabs>
+        <w:ind w:left="1440" w:hanging="360"/>
+      </w:pPr>
+      <w:rPr>
+        <w:rFonts w:ascii="Courier New" w:hAnsi="Courier New" w:hint="default"/>
+        <w:sz w:val="20"/>
+      </w:rPr>
+    </w:lvl>
+    <w:lvl w:ilvl="2" w:tentative="1">
+      <w:start w:val="1"/>
+      <w:numFmt w:val="bullet"/>
+      <w:lvlText w:val=""/>
+      <w:lvlJc w:val="left"/>
+      <w:pPr>
+        <w:tabs>
+          <w:tab w:val="num" w:pos="2160"/>
+        </w:tabs>
+        <w:ind w:left="2160" w:hanging="360"/>
+      </w:pPr>
+      <w:rPr>
+        <w:rFonts w:ascii="Wingdings" w:hAnsi="Wingdings" w:hint="default"/>
+        <w:sz w:val="20"/>
+      </w:rPr>
+    </w:lvl>
+    <w:lvl w:ilvl="3" w:tentative="1">
+      <w:start w:val="1"/>
+      <w:numFmt w:val="bullet"/>
+      <w:lvlText w:val=""/>
+      <w:lvlJc w:val="left"/>
+      <w:pPr>
+        <w:tabs>
+          <w:tab w:val="num" w:pos="2880"/>
+        </w:tabs>
+        <w:ind w:left="2880" w:hanging="360"/>
+      </w:pPr>
+      <w:rPr>
+        <w:rFonts w:ascii="Wingdings" w:hAnsi="Wingdings" w:hint="default"/>
+        <w:sz w:val="20"/>
+      </w:rPr>
+    </w:lvl>
+    <w:lvl w:ilvl="4" w:tentative="1">
+      <w:start w:val="1"/>
+      <w:numFmt w:val="bullet"/>
+      <w:lvlText w:val=""/>
+      <w:lvlJc w:val="left"/>
+      <w:pPr>
+        <w:tabs>
+          <w:tab w:val="num" w:pos="3600"/>
+        </w:tabs>
+        <w:ind w:left="3600" w:hanging="360"/>
+      </w:pPr>
+      <w:rPr>
+        <w:rFonts w:ascii="Wingdings" w:hAnsi="Wingdings" w:hint="default"/>
+        <w:sz w:val="20"/>
+      </w:rPr>
+    </w:lvl>
+    <w:lvl w:ilvl="5" w:tentative="1">
+      <w:start w:val="1"/>
+      <w:numFmt w:val="bullet"/>
+      <w:lvlText w:val=""/>
+      <w:lvlJc w:val="left"/>
+      <w:pPr>
+        <w:tabs>
+          <w:tab w:val="num" w:pos="4320"/>
+        </w:tabs>
+        <w:ind w:left="4320" w:hanging="360"/>
+      </w:pPr>
+      <w:rPr>
+        <w:rFonts w:ascii="Wingdings" w:hAnsi="Wingdings" w:hint="default"/>
+        <w:sz w:val="20"/>
+      </w:rPr>
+    </w:lvl>
+    <w:lvl w:ilvl="6" w:tentative="1">
+      <w:start w:val="1"/>
+      <w:numFmt w:val="bullet"/>
+      <w:lvlText w:val=""/>
+      <w:lvlJc w:val="left"/>
+      <w:pPr>
+        <w:tabs>
+          <w:tab w:val="num" w:pos="5040"/>
+        </w:tabs>
+        <w:ind w:left="5040" w:hanging="360"/>
+      </w:pPr>
+      <w:rPr>
+        <w:rFonts w:ascii="Wingdings" w:hAnsi="Wingdings" w:hint="default"/>
+        <w:sz w:val="20"/>
+      </w:rPr>
+    </w:lvl>
+    <w:lvl w:ilvl="7" w:tentative="1">
+      <w:start w:val="1"/>
+      <w:numFmt w:val="bullet"/>
+      <w:lvlText w:val=""/>
+      <w:lvlJc w:val="left"/>
+      <w:pPr>
+        <w:tabs>
+          <w:tab w:val="num" w:pos="5760"/>
+        </w:tabs>
+        <w:ind w:left="5760" w:hanging="360"/>
+      </w:pPr>
+      <w:rPr>
+        <w:rFonts w:ascii="Wingdings" w:hAnsi="Wingdings" w:hint="default"/>
+        <w:sz w:val="20"/>
+      </w:rPr>
+    </w:lvl>
+    <w:lvl w:ilvl="8" w:tentative="1">
+      <w:start w:val="1"/>
+      <w:numFmt w:val="bullet"/>
+      <w:lvlText w:val=""/>
+      <w:lvlJc w:val="left"/>
+      <w:pPr>
+        <w:tabs>
+          <w:tab w:val="num" w:pos="6480"/>
+        </w:tabs>
+        <w:ind w:left="6480" w:hanging="360"/>
+      </w:pPr>
+      <w:rPr>
+        <w:rFonts w:ascii="Wingdings" w:hAnsi="Wingdings" w:hint="default"/>
+        <w:sz w:val="20"/>
+      </w:rPr>
+    </w:lvl>
+  </w:abstractNum>
+  <w:abstractNum w:abstractNumId="51" w15:restartNumberingAfterBreak="0">
     <w:nsid w:val="640E2F59"/>
     <w:multiLevelType w:val="multilevel"/>
     <w:tmpl w:val="26F4B2DE"/>
@@ -8017,7 +8335,7 @@
       </w:rPr>
     </w:lvl>
   </w:abstractNum>
-  <w:abstractNum w:abstractNumId="50" w15:restartNumberingAfterBreak="0">
+  <w:abstractNum w:abstractNumId="52" w15:restartNumberingAfterBreak="0">
     <w:nsid w:val="64706C61"/>
     <w:multiLevelType w:val="multilevel"/>
     <w:tmpl w:val="2AA095D8"/>
@@ -8166,7 +8484,7 @@
       </w:rPr>
     </w:lvl>
   </w:abstractNum>
-  <w:abstractNum w:abstractNumId="51" w15:restartNumberingAfterBreak="0">
+  <w:abstractNum w:abstractNumId="53" w15:restartNumberingAfterBreak="0">
     <w:nsid w:val="663131E0"/>
     <w:multiLevelType w:val="multilevel"/>
     <w:tmpl w:val="1E82DB90"/>
@@ -8315,7 +8633,7 @@
       </w:rPr>
     </w:lvl>
   </w:abstractNum>
-  <w:abstractNum w:abstractNumId="52" w15:restartNumberingAfterBreak="0">
+  <w:abstractNum w:abstractNumId="54" w15:restartNumberingAfterBreak="0">
     <w:nsid w:val="676E4319"/>
     <w:multiLevelType w:val="multilevel"/>
     <w:tmpl w:val="D38640E0"/>
@@ -8464,7 +8782,7 @@
       </w:rPr>
     </w:lvl>
   </w:abstractNum>
-  <w:abstractNum w:abstractNumId="53" w15:restartNumberingAfterBreak="0">
+  <w:abstractNum w:abstractNumId="55" w15:restartNumberingAfterBreak="0">
     <w:nsid w:val="6CDE4304"/>
     <w:multiLevelType w:val="multilevel"/>
     <w:tmpl w:val="442A8830"/>
@@ -8613,7 +8931,7 @@
       </w:rPr>
     </w:lvl>
   </w:abstractNum>
-  <w:abstractNum w:abstractNumId="54" w15:restartNumberingAfterBreak="0">
+  <w:abstractNum w:abstractNumId="56" w15:restartNumberingAfterBreak="0">
     <w:nsid w:val="6CED189A"/>
     <w:multiLevelType w:val="multilevel"/>
     <w:tmpl w:val="019E646A"/>
@@ -8762,7 +9080,7 @@
       </w:rPr>
     </w:lvl>
   </w:abstractNum>
-  <w:abstractNum w:abstractNumId="55" w15:restartNumberingAfterBreak="0">
+  <w:abstractNum w:abstractNumId="57" w15:restartNumberingAfterBreak="0">
     <w:nsid w:val="6D982CB9"/>
     <w:multiLevelType w:val="multilevel"/>
     <w:tmpl w:val="EFA65B1E"/>
@@ -8911,7 +9229,7 @@
       </w:rPr>
     </w:lvl>
   </w:abstractNum>
-  <w:abstractNum w:abstractNumId="56" w15:restartNumberingAfterBreak="0">
+  <w:abstractNum w:abstractNumId="58" w15:restartNumberingAfterBreak="0">
     <w:nsid w:val="6FAC686D"/>
     <w:multiLevelType w:val="multilevel"/>
     <w:tmpl w:val="F7CCE078"/>
@@ -9060,7 +9378,7 @@
       </w:rPr>
     </w:lvl>
   </w:abstractNum>
-  <w:abstractNum w:abstractNumId="57" w15:restartNumberingAfterBreak="0">
+  <w:abstractNum w:abstractNumId="59" w15:restartNumberingAfterBreak="0">
     <w:nsid w:val="70427236"/>
     <w:multiLevelType w:val="multilevel"/>
     <w:tmpl w:val="834A0EA4"/>
@@ -9209,7 +9527,7 @@
       </w:rPr>
     </w:lvl>
   </w:abstractNum>
-  <w:abstractNum w:abstractNumId="58" w15:restartNumberingAfterBreak="0">
+  <w:abstractNum w:abstractNumId="60" w15:restartNumberingAfterBreak="0">
     <w:nsid w:val="72987028"/>
     <w:multiLevelType w:val="multilevel"/>
     <w:tmpl w:val="0B8AE7E8"/>
@@ -9358,7 +9676,7 @@
       </w:rPr>
     </w:lvl>
   </w:abstractNum>
-  <w:abstractNum w:abstractNumId="59" w15:restartNumberingAfterBreak="0">
+  <w:abstractNum w:abstractNumId="61" w15:restartNumberingAfterBreak="0">
     <w:nsid w:val="74995DA1"/>
     <w:multiLevelType w:val="multilevel"/>
     <w:tmpl w:val="47E69886"/>
@@ -9507,7 +9825,7 @@
       </w:rPr>
     </w:lvl>
   </w:abstractNum>
-  <w:abstractNum w:abstractNumId="60" w15:restartNumberingAfterBreak="0">
+  <w:abstractNum w:abstractNumId="62" w15:restartNumberingAfterBreak="0">
     <w:nsid w:val="75133277"/>
     <w:multiLevelType w:val="multilevel"/>
     <w:tmpl w:val="98A67D76"/>
@@ -9656,7 +9974,7 @@
       </w:rPr>
     </w:lvl>
   </w:abstractNum>
-  <w:abstractNum w:abstractNumId="61" w15:restartNumberingAfterBreak="0">
+  <w:abstractNum w:abstractNumId="63" w15:restartNumberingAfterBreak="0">
     <w:nsid w:val="75145F1E"/>
     <w:multiLevelType w:val="multilevel"/>
     <w:tmpl w:val="A9F0EEDE"/>
@@ -9805,7 +10123,7 @@
       </w:rPr>
     </w:lvl>
   </w:abstractNum>
-  <w:abstractNum w:abstractNumId="62" w15:restartNumberingAfterBreak="0">
+  <w:abstractNum w:abstractNumId="64" w15:restartNumberingAfterBreak="0">
     <w:nsid w:val="77F70E72"/>
     <w:multiLevelType w:val="multilevel"/>
     <w:tmpl w:val="CA4A179E"/>
@@ -9954,7 +10272,7 @@
       </w:rPr>
     </w:lvl>
   </w:abstractNum>
-  <w:abstractNum w:abstractNumId="63" w15:restartNumberingAfterBreak="0">
+  <w:abstractNum w:abstractNumId="65" w15:restartNumberingAfterBreak="0">
     <w:nsid w:val="78AF3623"/>
     <w:multiLevelType w:val="multilevel"/>
     <w:tmpl w:val="10EA459E"/>
@@ -10103,7 +10421,7 @@
       </w:rPr>
     </w:lvl>
   </w:abstractNum>
-  <w:abstractNum w:abstractNumId="64" w15:restartNumberingAfterBreak="0">
+  <w:abstractNum w:abstractNumId="66" w15:restartNumberingAfterBreak="0">
     <w:nsid w:val="7B2751C4"/>
     <w:multiLevelType w:val="multilevel"/>
     <w:tmpl w:val="4412CEC4"/>
@@ -10252,7 +10570,7 @@
       </w:rPr>
     </w:lvl>
   </w:abstractNum>
-  <w:abstractNum w:abstractNumId="65" w15:restartNumberingAfterBreak="0">
+  <w:abstractNum w:abstractNumId="67" w15:restartNumberingAfterBreak="0">
     <w:nsid w:val="7BAF4D94"/>
     <w:multiLevelType w:val="multilevel"/>
     <w:tmpl w:val="BDB8BFAA"/>
@@ -10414,7 +10732,7 @@
     <w:abstractNumId w:val="7"/>
   </w:num>
   <w:num w:numId="5" w16cid:durableId="1033847455">
-    <w:abstractNumId w:val="62"/>
+    <w:abstractNumId w:val="64"/>
   </w:num>
   <w:num w:numId="6" w16cid:durableId="267081670">
     <w:abstractNumId w:val="14"/>
@@ -10423,7 +10741,7 @@
     <w:abstractNumId w:val="5"/>
   </w:num>
   <w:num w:numId="8" w16cid:durableId="1135759933">
-    <w:abstractNumId w:val="44"/>
+    <w:abstractNumId w:val="45"/>
   </w:num>
   <w:num w:numId="9" w16cid:durableId="442268721">
     <w:abstractNumId w:val="34"/>
@@ -10450,10 +10768,10 @@
     <w:abstractNumId w:val="16"/>
   </w:num>
   <w:num w:numId="17" w16cid:durableId="1612980622">
-    <w:abstractNumId w:val="51"/>
+    <w:abstractNumId w:val="53"/>
   </w:num>
   <w:num w:numId="18" w16cid:durableId="2093504055">
-    <w:abstractNumId w:val="55"/>
+    <w:abstractNumId w:val="57"/>
   </w:num>
   <w:num w:numId="19" w16cid:durableId="344942916">
     <w:abstractNumId w:val="12"/>
@@ -10471,7 +10789,7 @@
     <w:abstractNumId w:val="39"/>
   </w:num>
   <w:num w:numId="24" w16cid:durableId="837844535">
-    <w:abstractNumId w:val="52"/>
+    <w:abstractNumId w:val="54"/>
   </w:num>
   <w:num w:numId="25" w16cid:durableId="1206138890">
     <w:abstractNumId w:val="27"/>
@@ -10480,7 +10798,7 @@
     <w:abstractNumId w:val="11"/>
   </w:num>
   <w:num w:numId="27" w16cid:durableId="728844960">
-    <w:abstractNumId w:val="43"/>
+    <w:abstractNumId w:val="44"/>
   </w:num>
   <w:num w:numId="28" w16cid:durableId="2125732567">
     <w:abstractNumId w:val="20"/>
@@ -10489,16 +10807,16 @@
     <w:abstractNumId w:val="22"/>
   </w:num>
   <w:num w:numId="30" w16cid:durableId="296447531">
-    <w:abstractNumId w:val="57"/>
+    <w:abstractNumId w:val="59"/>
   </w:num>
   <w:num w:numId="31" w16cid:durableId="1884710918">
-    <w:abstractNumId w:val="56"/>
+    <w:abstractNumId w:val="58"/>
   </w:num>
   <w:num w:numId="32" w16cid:durableId="234828197">
-    <w:abstractNumId w:val="53"/>
+    <w:abstractNumId w:val="55"/>
   </w:num>
   <w:num w:numId="33" w16cid:durableId="1187061975">
-    <w:abstractNumId w:val="60"/>
+    <w:abstractNumId w:val="62"/>
   </w:num>
   <w:num w:numId="34" w16cid:durableId="1541361364">
     <w:abstractNumId w:val="10"/>
@@ -10507,10 +10825,10 @@
     <w:abstractNumId w:val="42"/>
   </w:num>
   <w:num w:numId="36" w16cid:durableId="171921766">
-    <w:abstractNumId w:val="46"/>
+    <w:abstractNumId w:val="47"/>
   </w:num>
   <w:num w:numId="37" w16cid:durableId="698353443">
-    <w:abstractNumId w:val="65"/>
+    <w:abstractNumId w:val="67"/>
   </w:num>
   <w:num w:numId="38" w16cid:durableId="1940941360">
     <w:abstractNumId w:val="3"/>
@@ -10519,10 +10837,10 @@
     <w:abstractNumId w:val="31"/>
   </w:num>
   <w:num w:numId="40" w16cid:durableId="1714963468">
-    <w:abstractNumId w:val="47"/>
+    <w:abstractNumId w:val="48"/>
   </w:num>
   <w:num w:numId="41" w16cid:durableId="1018429896">
-    <w:abstractNumId w:val="61"/>
+    <w:abstractNumId w:val="63"/>
   </w:num>
   <w:num w:numId="42" w16cid:durableId="941061820">
     <w:abstractNumId w:val="0"/>
@@ -10534,7 +10852,7 @@
     <w:abstractNumId w:val="24"/>
   </w:num>
   <w:num w:numId="45" w16cid:durableId="1999069253">
-    <w:abstractNumId w:val="64"/>
+    <w:abstractNumId w:val="66"/>
   </w:num>
   <w:num w:numId="46" w16cid:durableId="1969966184">
     <w:abstractNumId w:val="6"/>
@@ -10543,10 +10861,10 @@
     <w:abstractNumId w:val="37"/>
   </w:num>
   <w:num w:numId="48" w16cid:durableId="357778884">
-    <w:abstractNumId w:val="50"/>
+    <w:abstractNumId w:val="52"/>
   </w:num>
   <w:num w:numId="49" w16cid:durableId="1508203898">
-    <w:abstractNumId w:val="54"/>
+    <w:abstractNumId w:val="56"/>
   </w:num>
   <w:num w:numId="50" w16cid:durableId="1682318083">
     <w:abstractNumId w:val="41"/>
@@ -10558,16 +10876,16 @@
     <w:abstractNumId w:val="21"/>
   </w:num>
   <w:num w:numId="53" w16cid:durableId="1614706232">
-    <w:abstractNumId w:val="45"/>
+    <w:abstractNumId w:val="46"/>
   </w:num>
   <w:num w:numId="54" w16cid:durableId="1594314839">
     <w:abstractNumId w:val="17"/>
   </w:num>
   <w:num w:numId="55" w16cid:durableId="1526674347">
-    <w:abstractNumId w:val="59"/>
+    <w:abstractNumId w:val="61"/>
   </w:num>
   <w:num w:numId="56" w16cid:durableId="814222603">
-    <w:abstractNumId w:val="48"/>
+    <w:abstractNumId w:val="49"/>
   </w:num>
   <w:num w:numId="57" w16cid:durableId="1449931854">
     <w:abstractNumId w:val="40"/>
@@ -10579,7 +10897,7 @@
     <w:abstractNumId w:val="29"/>
   </w:num>
   <w:num w:numId="60" w16cid:durableId="659770676">
-    <w:abstractNumId w:val="58"/>
+    <w:abstractNumId w:val="60"/>
   </w:num>
   <w:num w:numId="61" w16cid:durableId="987126490">
     <w:abstractNumId w:val="28"/>
@@ -10594,10 +10912,16 @@
     <w:abstractNumId w:val="19"/>
   </w:num>
   <w:num w:numId="65" w16cid:durableId="1154025284">
-    <w:abstractNumId w:val="49"/>
+    <w:abstractNumId w:val="51"/>
   </w:num>
   <w:num w:numId="66" w16cid:durableId="636229318">
-    <w:abstractNumId w:val="63"/>
+    <w:abstractNumId w:val="65"/>
+  </w:num>
+  <w:num w:numId="67" w16cid:durableId="1298336313">
+    <w:abstractNumId w:val="50"/>
+  </w:num>
+  <w:num w:numId="68" w16cid:durableId="1780643681">
+    <w:abstractNumId w:val="43"/>
   </w:num>
 </w:numbering>
 </file>

--- a/data/Market_Read_quarterly.docx
+++ b/data/Market_Read_quarterly.docx
@@ -8,7 +8,7 @@
           <w:b/>
           <w:bCs/>
         </w:rPr>
-        <w:t>Quarterly Market Read: October 20, 2025</w:t>
+        <w:t>Quarterly Market Read: October 21, 2025</w:t>
       </w:r>
     </w:p>
     <w:p>
@@ -30,7 +30,7 @@
       <w:pPr>
         <w:numPr>
           <w:ilvl w:val="0"/>
-          <w:numId w:val="67"/>
+          <w:numId w:val="69"/>
         </w:numPr>
       </w:pPr>
       <w:r>
@@ -41,14 +41,24 @@
         <w:t>Breadth</w:t>
       </w:r>
       <w:r>
-        <w:t>: 48.3% of names are positive.</w:t>
+        <w:t xml:space="preserve">: </w:t>
+      </w:r>
+      <w:r>
+        <w:rPr>
+          <w:b/>
+          <w:bCs/>
+        </w:rPr>
+        <w:t>49.4%</w:t>
+      </w:r>
+      <w:r>
+        <w:t xml:space="preserve"> of names are positive.</w:t>
       </w:r>
     </w:p>
     <w:p>
       <w:pPr>
         <w:numPr>
           <w:ilvl w:val="0"/>
-          <w:numId w:val="67"/>
+          <w:numId w:val="69"/>
         </w:numPr>
       </w:pPr>
       <w:r>
@@ -66,7 +76,7 @@
           <w:b/>
           <w:bCs/>
         </w:rPr>
-        <w:t>+1.68%</w:t>
+        <w:t>+2.42%</w:t>
       </w:r>
       <w:r>
         <w:t>).</w:t>
@@ -76,7 +86,7 @@
       <w:pPr>
         <w:numPr>
           <w:ilvl w:val="0"/>
-          <w:numId w:val="67"/>
+          <w:numId w:val="69"/>
         </w:numPr>
       </w:pPr>
       <w:r>
@@ -87,14 +97,14 @@
         <w:t>Industrials</w:t>
       </w:r>
       <w:r>
-        <w:t xml:space="preserve">: flat (avg </w:t>
+        <w:t xml:space="preserve">: firm (avg </w:t>
       </w:r>
       <w:r>
         <w:rPr>
           <w:b/>
           <w:bCs/>
         </w:rPr>
-        <w:t>-0.18%</w:t>
+        <w:t>+0.76%</w:t>
       </w:r>
       <w:r>
         <w:t>).</w:t>
@@ -104,7 +114,7 @@
       <w:pPr>
         <w:numPr>
           <w:ilvl w:val="0"/>
-          <w:numId w:val="67"/>
+          <w:numId w:val="69"/>
         </w:numPr>
       </w:pPr>
       <w:r>
@@ -122,7 +132,7 @@
           <w:b/>
           <w:bCs/>
         </w:rPr>
-        <w:t>+2.06%</w:t>
+        <w:t>+1.49%</w:t>
       </w:r>
       <w:r>
         <w:t>).</w:t>
@@ -132,7 +142,7 @@
       <w:pPr>
         <w:numPr>
           <w:ilvl w:val="0"/>
-          <w:numId w:val="67"/>
+          <w:numId w:val="69"/>
         </w:numPr>
       </w:pPr>
       <w:r>
@@ -143,14 +153,14 @@
         <w:t>Consumer Discretionary</w:t>
       </w:r>
       <w:r>
-        <w:t xml:space="preserve">: lagging (avg </w:t>
+        <w:t xml:space="preserve">: flat (avg </w:t>
       </w:r>
       <w:r>
         <w:rPr>
           <w:b/>
           <w:bCs/>
         </w:rPr>
-        <w:t>-1.83%</w:t>
+        <w:t>-0.12%</w:t>
       </w:r>
       <w:r>
         <w:t>).</w:t>
@@ -160,7 +170,7 @@
       <w:pPr>
         <w:numPr>
           <w:ilvl w:val="0"/>
-          <w:numId w:val="67"/>
+          <w:numId w:val="69"/>
         </w:numPr>
       </w:pPr>
       <w:r>
@@ -178,7 +188,7 @@
           <w:b/>
           <w:bCs/>
         </w:rPr>
-        <w:t>-2.74%</w:t>
+        <w:t>-2.37%</w:t>
       </w:r>
       <w:r>
         <w:t>).</w:t>
@@ -188,7 +198,7 @@
       <w:pPr>
         <w:numPr>
           <w:ilvl w:val="0"/>
-          <w:numId w:val="67"/>
+          <w:numId w:val="69"/>
         </w:numPr>
       </w:pPr>
       <w:r>
@@ -206,7 +216,7 @@
           <w:b/>
           <w:bCs/>
         </w:rPr>
-        <w:t>+3.81%</w:t>
+        <w:t>+3.03%</w:t>
       </w:r>
       <w:r>
         <w:t>).</w:t>
@@ -216,7 +226,7 @@
       <w:pPr>
         <w:numPr>
           <w:ilvl w:val="0"/>
-          <w:numId w:val="67"/>
+          <w:numId w:val="69"/>
         </w:numPr>
       </w:pPr>
       <w:r>
@@ -225,6 +235,34 @@
           <w:bCs/>
         </w:rPr>
         <w:t>Real Estate</w:t>
+      </w:r>
+      <w:r>
+        <w:t xml:space="preserve">: lagging (avg </w:t>
+      </w:r>
+      <w:r>
+        <w:rPr>
+          <w:b/>
+          <w:bCs/>
+        </w:rPr>
+        <w:t>-0.79%</w:t>
+      </w:r>
+      <w:r>
+        <w:t>).</w:t>
+      </w:r>
+    </w:p>
+    <w:p>
+      <w:pPr>
+        <w:numPr>
+          <w:ilvl w:val="0"/>
+          <w:numId w:val="69"/>
+        </w:numPr>
+      </w:pPr>
+      <w:r>
+        <w:rPr>
+          <w:b/>
+          <w:bCs/>
+        </w:rPr>
+        <w:t>Materials</w:t>
       </w:r>
       <w:r>
         <w:t xml:space="preserve">: lagging (avg </w:t>
@@ -244,35 +282,7 @@
       <w:pPr>
         <w:numPr>
           <w:ilvl w:val="0"/>
-          <w:numId w:val="67"/>
-        </w:numPr>
-      </w:pPr>
-      <w:r>
-        <w:rPr>
-          <w:b/>
-          <w:bCs/>
-        </w:rPr>
-        <w:t>Materials</w:t>
-      </w:r>
-      <w:r>
-        <w:t xml:space="preserve">: lagging (avg </w:t>
-      </w:r>
-      <w:r>
-        <w:rPr>
-          <w:b/>
-          <w:bCs/>
-        </w:rPr>
-        <w:t>-0.78%</w:t>
-      </w:r>
-      <w:r>
-        <w:t>).</w:t>
-      </w:r>
-    </w:p>
-    <w:p>
-      <w:pPr>
-        <w:numPr>
-          <w:ilvl w:val="0"/>
-          <w:numId w:val="67"/>
+          <w:numId w:val="69"/>
         </w:numPr>
       </w:pPr>
       <w:r>
@@ -290,7 +300,7 @@
           <w:b/>
           <w:bCs/>
         </w:rPr>
-        <w:t>-4.07%</w:t>
+        <w:t>-3.92%</w:t>
       </w:r>
       <w:r>
         <w:t>).</w:t>
@@ -300,7 +310,7 @@
       <w:pPr>
         <w:numPr>
           <w:ilvl w:val="0"/>
-          <w:numId w:val="67"/>
+          <w:numId w:val="69"/>
         </w:numPr>
       </w:pPr>
       <w:r>
@@ -318,7 +328,7 @@
           <w:b/>
           <w:bCs/>
         </w:rPr>
-        <w:t>+4.10%</w:t>
+        <w:t>+4.73%</w:t>
       </w:r>
       <w:r>
         <w:t>).</w:t>
@@ -328,7 +338,7 @@
       <w:pPr>
         <w:numPr>
           <w:ilvl w:val="0"/>
-          <w:numId w:val="67"/>
+          <w:numId w:val="69"/>
         </w:numPr>
       </w:pPr>
       <w:r>
@@ -346,7 +356,7 @@
           <w:b/>
           <w:bCs/>
         </w:rPr>
-        <w:t>-4.77%</w:t>
+        <w:t>-4.29%</w:t>
       </w:r>
       <w:r>
         <w:t>).</w:t>
@@ -365,7 +375,7 @@
       <w:pPr>
         <w:numPr>
           <w:ilvl w:val="0"/>
-          <w:numId w:val="68"/>
+          <w:numId w:val="70"/>
         </w:numPr>
       </w:pPr>
       <w:r>
@@ -383,7 +393,7 @@
           <w:b/>
           <w:bCs/>
         </w:rPr>
-        <w:t>+13.41%</w:t>
+        <w:t>+6.12%</w:t>
       </w:r>
       <w:r>
         <w:t>).</w:t>
@@ -393,7 +403,7 @@
       <w:pPr>
         <w:numPr>
           <w:ilvl w:val="0"/>
-          <w:numId w:val="68"/>
+          <w:numId w:val="70"/>
         </w:numPr>
       </w:pPr>
       <w:r>
@@ -411,7 +421,7 @@
           <w:b/>
           <w:bCs/>
         </w:rPr>
-        <w:t>+1.13%</w:t>
+        <w:t>+1.53%</w:t>
       </w:r>
       <w:r>
         <w:t>).</w:t>
@@ -421,7 +431,7 @@
       <w:pPr>
         <w:numPr>
           <w:ilvl w:val="0"/>
-          <w:numId w:val="68"/>
+          <w:numId w:val="70"/>
         </w:numPr>
       </w:pPr>
       <w:r>
@@ -439,7 +449,7 @@
           <w:b/>
           <w:bCs/>
         </w:rPr>
-        <w:t>-3.84%</w:t>
+        <w:t>-4.31%</w:t>
       </w:r>
       <w:r>
         <w:t>).</w:t>
@@ -449,7 +459,7 @@
       <w:pPr>
         <w:numPr>
           <w:ilvl w:val="0"/>
-          <w:numId w:val="68"/>
+          <w:numId w:val="70"/>
         </w:numPr>
       </w:pPr>
       <w:r>
@@ -467,7 +477,7 @@
           <w:b/>
           <w:bCs/>
         </w:rPr>
-        <w:t>+0.70%</w:t>
+        <w:t>+0.82%</w:t>
       </w:r>
       <w:r>
         <w:t>).</w:t>
@@ -477,7 +487,7 @@
       <w:pPr>
         <w:numPr>
           <w:ilvl w:val="0"/>
-          <w:numId w:val="68"/>
+          <w:numId w:val="70"/>
         </w:numPr>
       </w:pPr>
       <w:r>
@@ -496,7 +506,7 @@
           <w:b/>
           <w:bCs/>
         </w:rPr>
-        <w:t>-4.55%</w:t>
+        <w:t>-3.41%</w:t>
       </w:r>
       <w:r>
         <w:t>).</w:t>
@@ -511,67 +521,57 @@
         <w:t>Bottom line:</w:t>
       </w:r>
       <w:r>
-        <w:t xml:space="preserve"> Market breadth has improved slightly, but leadership remains concentrated in </w:t>
+        <w:t xml:space="preserve"> Breadth is essentially even, with leadership clustered in </w:t>
       </w:r>
       <w:r>
         <w:rPr>
           <w:b/>
           <w:bCs/>
         </w:rPr>
-        <w:t>defensive sectors</w:t>
+        <w:t>Health Care, Utilities, Staples, and Technology</w:t>
       </w:r>
       <w:r>
-        <w:t xml:space="preserve"> — </w:t>
+        <w:t xml:space="preserve">, while </w:t>
       </w:r>
       <w:r>
         <w:rPr>
           <w:b/>
           <w:bCs/>
         </w:rPr>
-        <w:t>Health Care, Utilities, and Staples</w:t>
+        <w:t>Energy, Financials, Materials, Real Estate, and Communication Services</w:t>
       </w:r>
       <w:r>
-        <w:t xml:space="preserve"> — while </w:t>
+        <w:t xml:space="preserve"> lag. Macro posture — </w:t>
       </w:r>
       <w:r>
         <w:rPr>
           <w:b/>
           <w:bCs/>
         </w:rPr>
-        <w:t>Energy, Communication Services, and Financials</w:t>
+        <w:t>gold bid, USD firm, yields falling, bonds firm, and the energy complex heavy</w:t>
       </w:r>
       <w:r>
-        <w:t xml:space="preserve"> continue to lag. Macro posture — </w:t>
+        <w:t xml:space="preserve"> — points to </w:t>
       </w:r>
       <w:r>
         <w:rPr>
           <w:b/>
           <w:bCs/>
         </w:rPr>
-        <w:t>gold sharply bid, USD firm, yields falling, bonds firm, and the energy complex heavy</w:t>
+        <w:t>slowing growth with easing inflation pressures</w:t>
       </w:r>
       <w:r>
-        <w:t xml:space="preserve"> — reinforces a </w:t>
+        <w:t xml:space="preserve">, favoring </w:t>
       </w:r>
       <w:r>
         <w:rPr>
           <w:b/>
           <w:bCs/>
         </w:rPr>
-        <w:t>disinflationary and late-cycle setup</w:t>
+        <w:t>defensives and duration</w:t>
       </w:r>
       <w:r>
-        <w:t xml:space="preserve">, where growth is slowing but liquidity remains supportive. Investors continue to favor </w:t>
-      </w:r>
-      <w:r>
-        <w:rPr>
-          <w:b/>
-          <w:bCs/>
-        </w:rPr>
-        <w:t>defensives and duration exposure</w:t>
-      </w:r>
-      <w:r>
-        <w:t xml:space="preserve"> over cyclicals as markets transition deeper into a cooling-growth phase.</w:t>
+        <w:t xml:space="preserve"> over cyclical and rate-sensitive exposure.</w:t>
       </w:r>
     </w:p>
     <w:p/>
@@ -2227,6 +2227,155 @@
     </w:lvl>
   </w:abstractNum>
   <w:abstractNum w:abstractNumId="11" w15:restartNumberingAfterBreak="0">
+    <w:nsid w:val="14F66268"/>
+    <w:multiLevelType w:val="multilevel"/>
+    <w:tmpl w:val="18CA7EF2"/>
+    <w:lvl w:ilvl="0">
+      <w:start w:val="1"/>
+      <w:numFmt w:val="bullet"/>
+      <w:lvlText w:val=""/>
+      <w:lvlJc w:val="left"/>
+      <w:pPr>
+        <w:tabs>
+          <w:tab w:val="num" w:pos="720"/>
+        </w:tabs>
+        <w:ind w:left="720" w:hanging="360"/>
+      </w:pPr>
+      <w:rPr>
+        <w:rFonts w:ascii="Symbol" w:hAnsi="Symbol" w:hint="default"/>
+        <w:sz w:val="20"/>
+      </w:rPr>
+    </w:lvl>
+    <w:lvl w:ilvl="1" w:tentative="1">
+      <w:start w:val="1"/>
+      <w:numFmt w:val="bullet"/>
+      <w:lvlText w:val="o"/>
+      <w:lvlJc w:val="left"/>
+      <w:pPr>
+        <w:tabs>
+          <w:tab w:val="num" w:pos="1440"/>
+        </w:tabs>
+        <w:ind w:left="1440" w:hanging="360"/>
+      </w:pPr>
+      <w:rPr>
+        <w:rFonts w:ascii="Courier New" w:hAnsi="Courier New" w:hint="default"/>
+        <w:sz w:val="20"/>
+      </w:rPr>
+    </w:lvl>
+    <w:lvl w:ilvl="2" w:tentative="1">
+      <w:start w:val="1"/>
+      <w:numFmt w:val="bullet"/>
+      <w:lvlText w:val=""/>
+      <w:lvlJc w:val="left"/>
+      <w:pPr>
+        <w:tabs>
+          <w:tab w:val="num" w:pos="2160"/>
+        </w:tabs>
+        <w:ind w:left="2160" w:hanging="360"/>
+      </w:pPr>
+      <w:rPr>
+        <w:rFonts w:ascii="Wingdings" w:hAnsi="Wingdings" w:hint="default"/>
+        <w:sz w:val="20"/>
+      </w:rPr>
+    </w:lvl>
+    <w:lvl w:ilvl="3" w:tentative="1">
+      <w:start w:val="1"/>
+      <w:numFmt w:val="bullet"/>
+      <w:lvlText w:val=""/>
+      <w:lvlJc w:val="left"/>
+      <w:pPr>
+        <w:tabs>
+          <w:tab w:val="num" w:pos="2880"/>
+        </w:tabs>
+        <w:ind w:left="2880" w:hanging="360"/>
+      </w:pPr>
+      <w:rPr>
+        <w:rFonts w:ascii="Wingdings" w:hAnsi="Wingdings" w:hint="default"/>
+        <w:sz w:val="20"/>
+      </w:rPr>
+    </w:lvl>
+    <w:lvl w:ilvl="4" w:tentative="1">
+      <w:start w:val="1"/>
+      <w:numFmt w:val="bullet"/>
+      <w:lvlText w:val=""/>
+      <w:lvlJc w:val="left"/>
+      <w:pPr>
+        <w:tabs>
+          <w:tab w:val="num" w:pos="3600"/>
+        </w:tabs>
+        <w:ind w:left="3600" w:hanging="360"/>
+      </w:pPr>
+      <w:rPr>
+        <w:rFonts w:ascii="Wingdings" w:hAnsi="Wingdings" w:hint="default"/>
+        <w:sz w:val="20"/>
+      </w:rPr>
+    </w:lvl>
+    <w:lvl w:ilvl="5" w:tentative="1">
+      <w:start w:val="1"/>
+      <w:numFmt w:val="bullet"/>
+      <w:lvlText w:val=""/>
+      <w:lvlJc w:val="left"/>
+      <w:pPr>
+        <w:tabs>
+          <w:tab w:val="num" w:pos="4320"/>
+        </w:tabs>
+        <w:ind w:left="4320" w:hanging="360"/>
+      </w:pPr>
+      <w:rPr>
+        <w:rFonts w:ascii="Wingdings" w:hAnsi="Wingdings" w:hint="default"/>
+        <w:sz w:val="20"/>
+      </w:rPr>
+    </w:lvl>
+    <w:lvl w:ilvl="6" w:tentative="1">
+      <w:start w:val="1"/>
+      <w:numFmt w:val="bullet"/>
+      <w:lvlText w:val=""/>
+      <w:lvlJc w:val="left"/>
+      <w:pPr>
+        <w:tabs>
+          <w:tab w:val="num" w:pos="5040"/>
+        </w:tabs>
+        <w:ind w:left="5040" w:hanging="360"/>
+      </w:pPr>
+      <w:rPr>
+        <w:rFonts w:ascii="Wingdings" w:hAnsi="Wingdings" w:hint="default"/>
+        <w:sz w:val="20"/>
+      </w:rPr>
+    </w:lvl>
+    <w:lvl w:ilvl="7" w:tentative="1">
+      <w:start w:val="1"/>
+      <w:numFmt w:val="bullet"/>
+      <w:lvlText w:val=""/>
+      <w:lvlJc w:val="left"/>
+      <w:pPr>
+        <w:tabs>
+          <w:tab w:val="num" w:pos="5760"/>
+        </w:tabs>
+        <w:ind w:left="5760" w:hanging="360"/>
+      </w:pPr>
+      <w:rPr>
+        <w:rFonts w:ascii="Wingdings" w:hAnsi="Wingdings" w:hint="default"/>
+        <w:sz w:val="20"/>
+      </w:rPr>
+    </w:lvl>
+    <w:lvl w:ilvl="8" w:tentative="1">
+      <w:start w:val="1"/>
+      <w:numFmt w:val="bullet"/>
+      <w:lvlText w:val=""/>
+      <w:lvlJc w:val="left"/>
+      <w:pPr>
+        <w:tabs>
+          <w:tab w:val="num" w:pos="6480"/>
+        </w:tabs>
+        <w:ind w:left="6480" w:hanging="360"/>
+      </w:pPr>
+      <w:rPr>
+        <w:rFonts w:ascii="Wingdings" w:hAnsi="Wingdings" w:hint="default"/>
+        <w:sz w:val="20"/>
+      </w:rPr>
+    </w:lvl>
+  </w:abstractNum>
+  <w:abstractNum w:abstractNumId="12" w15:restartNumberingAfterBreak="0">
     <w:nsid w:val="15CE3E8B"/>
     <w:multiLevelType w:val="multilevel"/>
     <w:tmpl w:val="47E69690"/>
@@ -2375,7 +2524,7 @@
       </w:rPr>
     </w:lvl>
   </w:abstractNum>
-  <w:abstractNum w:abstractNumId="12" w15:restartNumberingAfterBreak="0">
+  <w:abstractNum w:abstractNumId="13" w15:restartNumberingAfterBreak="0">
     <w:nsid w:val="16C960FF"/>
     <w:multiLevelType w:val="multilevel"/>
     <w:tmpl w:val="B208537C"/>
@@ -2524,7 +2673,7 @@
       </w:rPr>
     </w:lvl>
   </w:abstractNum>
-  <w:abstractNum w:abstractNumId="13" w15:restartNumberingAfterBreak="0">
+  <w:abstractNum w:abstractNumId="14" w15:restartNumberingAfterBreak="0">
     <w:nsid w:val="18176FD1"/>
     <w:multiLevelType w:val="multilevel"/>
     <w:tmpl w:val="076C3802"/>
@@ -2673,7 +2822,7 @@
       </w:rPr>
     </w:lvl>
   </w:abstractNum>
-  <w:abstractNum w:abstractNumId="14" w15:restartNumberingAfterBreak="0">
+  <w:abstractNum w:abstractNumId="15" w15:restartNumberingAfterBreak="0">
     <w:nsid w:val="1B914BEA"/>
     <w:multiLevelType w:val="multilevel"/>
     <w:tmpl w:val="2244DADE"/>
@@ -2822,7 +2971,7 @@
       </w:rPr>
     </w:lvl>
   </w:abstractNum>
-  <w:abstractNum w:abstractNumId="15" w15:restartNumberingAfterBreak="0">
+  <w:abstractNum w:abstractNumId="16" w15:restartNumberingAfterBreak="0">
     <w:nsid w:val="1F5C4F6B"/>
     <w:multiLevelType w:val="multilevel"/>
     <w:tmpl w:val="0A385024"/>
@@ -2971,7 +3120,7 @@
       </w:rPr>
     </w:lvl>
   </w:abstractNum>
-  <w:abstractNum w:abstractNumId="16" w15:restartNumberingAfterBreak="0">
+  <w:abstractNum w:abstractNumId="17" w15:restartNumberingAfterBreak="0">
     <w:nsid w:val="230F1EE1"/>
     <w:multiLevelType w:val="multilevel"/>
     <w:tmpl w:val="AF9A5E34"/>
@@ -3120,7 +3269,7 @@
       </w:rPr>
     </w:lvl>
   </w:abstractNum>
-  <w:abstractNum w:abstractNumId="17" w15:restartNumberingAfterBreak="0">
+  <w:abstractNum w:abstractNumId="18" w15:restartNumberingAfterBreak="0">
     <w:nsid w:val="235A6783"/>
     <w:multiLevelType w:val="multilevel"/>
     <w:tmpl w:val="B104713E"/>
@@ -3269,7 +3418,7 @@
       </w:rPr>
     </w:lvl>
   </w:abstractNum>
-  <w:abstractNum w:abstractNumId="18" w15:restartNumberingAfterBreak="0">
+  <w:abstractNum w:abstractNumId="19" w15:restartNumberingAfterBreak="0">
     <w:nsid w:val="271473B9"/>
     <w:multiLevelType w:val="multilevel"/>
     <w:tmpl w:val="96D048EE"/>
@@ -3418,7 +3567,7 @@
       </w:rPr>
     </w:lvl>
   </w:abstractNum>
-  <w:abstractNum w:abstractNumId="19" w15:restartNumberingAfterBreak="0">
+  <w:abstractNum w:abstractNumId="20" w15:restartNumberingAfterBreak="0">
     <w:nsid w:val="273268E4"/>
     <w:multiLevelType w:val="multilevel"/>
     <w:tmpl w:val="62221B10"/>
@@ -3567,7 +3716,7 @@
       </w:rPr>
     </w:lvl>
   </w:abstractNum>
-  <w:abstractNum w:abstractNumId="20" w15:restartNumberingAfterBreak="0">
+  <w:abstractNum w:abstractNumId="21" w15:restartNumberingAfterBreak="0">
     <w:nsid w:val="27DD119E"/>
     <w:multiLevelType w:val="multilevel"/>
     <w:tmpl w:val="1C60FF70"/>
@@ -3716,7 +3865,7 @@
       </w:rPr>
     </w:lvl>
   </w:abstractNum>
-  <w:abstractNum w:abstractNumId="21" w15:restartNumberingAfterBreak="0">
+  <w:abstractNum w:abstractNumId="22" w15:restartNumberingAfterBreak="0">
     <w:nsid w:val="29172398"/>
     <w:multiLevelType w:val="multilevel"/>
     <w:tmpl w:val="6A00188C"/>
@@ -3865,7 +4014,7 @@
       </w:rPr>
     </w:lvl>
   </w:abstractNum>
-  <w:abstractNum w:abstractNumId="22" w15:restartNumberingAfterBreak="0">
+  <w:abstractNum w:abstractNumId="23" w15:restartNumberingAfterBreak="0">
     <w:nsid w:val="2AE3093F"/>
     <w:multiLevelType w:val="multilevel"/>
     <w:tmpl w:val="CD888610"/>
@@ -4014,7 +4163,7 @@
       </w:rPr>
     </w:lvl>
   </w:abstractNum>
-  <w:abstractNum w:abstractNumId="23" w15:restartNumberingAfterBreak="0">
+  <w:abstractNum w:abstractNumId="24" w15:restartNumberingAfterBreak="0">
     <w:nsid w:val="2D7172A0"/>
     <w:multiLevelType w:val="multilevel"/>
     <w:tmpl w:val="615A5204"/>
@@ -4163,7 +4312,7 @@
       </w:rPr>
     </w:lvl>
   </w:abstractNum>
-  <w:abstractNum w:abstractNumId="24" w15:restartNumberingAfterBreak="0">
+  <w:abstractNum w:abstractNumId="25" w15:restartNumberingAfterBreak="0">
     <w:nsid w:val="2EC14BE6"/>
     <w:multiLevelType w:val="multilevel"/>
     <w:tmpl w:val="EAB4BB98"/>
@@ -4312,7 +4461,156 @@
       </w:rPr>
     </w:lvl>
   </w:abstractNum>
-  <w:abstractNum w:abstractNumId="25" w15:restartNumberingAfterBreak="0">
+  <w:abstractNum w:abstractNumId="26" w15:restartNumberingAfterBreak="0">
+    <w:nsid w:val="2FAF7C70"/>
+    <w:multiLevelType w:val="multilevel"/>
+    <w:tmpl w:val="39F4968C"/>
+    <w:lvl w:ilvl="0">
+      <w:start w:val="1"/>
+      <w:numFmt w:val="bullet"/>
+      <w:lvlText w:val=""/>
+      <w:lvlJc w:val="left"/>
+      <w:pPr>
+        <w:tabs>
+          <w:tab w:val="num" w:pos="720"/>
+        </w:tabs>
+        <w:ind w:left="720" w:hanging="360"/>
+      </w:pPr>
+      <w:rPr>
+        <w:rFonts w:ascii="Symbol" w:hAnsi="Symbol" w:hint="default"/>
+        <w:sz w:val="20"/>
+      </w:rPr>
+    </w:lvl>
+    <w:lvl w:ilvl="1" w:tentative="1">
+      <w:start w:val="1"/>
+      <w:numFmt w:val="bullet"/>
+      <w:lvlText w:val="o"/>
+      <w:lvlJc w:val="left"/>
+      <w:pPr>
+        <w:tabs>
+          <w:tab w:val="num" w:pos="1440"/>
+        </w:tabs>
+        <w:ind w:left="1440" w:hanging="360"/>
+      </w:pPr>
+      <w:rPr>
+        <w:rFonts w:ascii="Courier New" w:hAnsi="Courier New" w:hint="default"/>
+        <w:sz w:val="20"/>
+      </w:rPr>
+    </w:lvl>
+    <w:lvl w:ilvl="2" w:tentative="1">
+      <w:start w:val="1"/>
+      <w:numFmt w:val="bullet"/>
+      <w:lvlText w:val=""/>
+      <w:lvlJc w:val="left"/>
+      <w:pPr>
+        <w:tabs>
+          <w:tab w:val="num" w:pos="2160"/>
+        </w:tabs>
+        <w:ind w:left="2160" w:hanging="360"/>
+      </w:pPr>
+      <w:rPr>
+        <w:rFonts w:ascii="Wingdings" w:hAnsi="Wingdings" w:hint="default"/>
+        <w:sz w:val="20"/>
+      </w:rPr>
+    </w:lvl>
+    <w:lvl w:ilvl="3" w:tentative="1">
+      <w:start w:val="1"/>
+      <w:numFmt w:val="bullet"/>
+      <w:lvlText w:val=""/>
+      <w:lvlJc w:val="left"/>
+      <w:pPr>
+        <w:tabs>
+          <w:tab w:val="num" w:pos="2880"/>
+        </w:tabs>
+        <w:ind w:left="2880" w:hanging="360"/>
+      </w:pPr>
+      <w:rPr>
+        <w:rFonts w:ascii="Wingdings" w:hAnsi="Wingdings" w:hint="default"/>
+        <w:sz w:val="20"/>
+      </w:rPr>
+    </w:lvl>
+    <w:lvl w:ilvl="4" w:tentative="1">
+      <w:start w:val="1"/>
+      <w:numFmt w:val="bullet"/>
+      <w:lvlText w:val=""/>
+      <w:lvlJc w:val="left"/>
+      <w:pPr>
+        <w:tabs>
+          <w:tab w:val="num" w:pos="3600"/>
+        </w:tabs>
+        <w:ind w:left="3600" w:hanging="360"/>
+      </w:pPr>
+      <w:rPr>
+        <w:rFonts w:ascii="Wingdings" w:hAnsi="Wingdings" w:hint="default"/>
+        <w:sz w:val="20"/>
+      </w:rPr>
+    </w:lvl>
+    <w:lvl w:ilvl="5" w:tentative="1">
+      <w:start w:val="1"/>
+      <w:numFmt w:val="bullet"/>
+      <w:lvlText w:val=""/>
+      <w:lvlJc w:val="left"/>
+      <w:pPr>
+        <w:tabs>
+          <w:tab w:val="num" w:pos="4320"/>
+        </w:tabs>
+        <w:ind w:left="4320" w:hanging="360"/>
+      </w:pPr>
+      <w:rPr>
+        <w:rFonts w:ascii="Wingdings" w:hAnsi="Wingdings" w:hint="default"/>
+        <w:sz w:val="20"/>
+      </w:rPr>
+    </w:lvl>
+    <w:lvl w:ilvl="6" w:tentative="1">
+      <w:start w:val="1"/>
+      <w:numFmt w:val="bullet"/>
+      <w:lvlText w:val=""/>
+      <w:lvlJc w:val="left"/>
+      <w:pPr>
+        <w:tabs>
+          <w:tab w:val="num" w:pos="5040"/>
+        </w:tabs>
+        <w:ind w:left="5040" w:hanging="360"/>
+      </w:pPr>
+      <w:rPr>
+        <w:rFonts w:ascii="Wingdings" w:hAnsi="Wingdings" w:hint="default"/>
+        <w:sz w:val="20"/>
+      </w:rPr>
+    </w:lvl>
+    <w:lvl w:ilvl="7" w:tentative="1">
+      <w:start w:val="1"/>
+      <w:numFmt w:val="bullet"/>
+      <w:lvlText w:val=""/>
+      <w:lvlJc w:val="left"/>
+      <w:pPr>
+        <w:tabs>
+          <w:tab w:val="num" w:pos="5760"/>
+        </w:tabs>
+        <w:ind w:left="5760" w:hanging="360"/>
+      </w:pPr>
+      <w:rPr>
+        <w:rFonts w:ascii="Wingdings" w:hAnsi="Wingdings" w:hint="default"/>
+        <w:sz w:val="20"/>
+      </w:rPr>
+    </w:lvl>
+    <w:lvl w:ilvl="8" w:tentative="1">
+      <w:start w:val="1"/>
+      <w:numFmt w:val="bullet"/>
+      <w:lvlText w:val=""/>
+      <w:lvlJc w:val="left"/>
+      <w:pPr>
+        <w:tabs>
+          <w:tab w:val="num" w:pos="6480"/>
+        </w:tabs>
+        <w:ind w:left="6480" w:hanging="360"/>
+      </w:pPr>
+      <w:rPr>
+        <w:rFonts w:ascii="Wingdings" w:hAnsi="Wingdings" w:hint="default"/>
+        <w:sz w:val="20"/>
+      </w:rPr>
+    </w:lvl>
+  </w:abstractNum>
+  <w:abstractNum w:abstractNumId="27" w15:restartNumberingAfterBreak="0">
     <w:nsid w:val="30211183"/>
     <w:multiLevelType w:val="multilevel"/>
     <w:tmpl w:val="17BCC77C"/>
@@ -4461,7 +4759,7 @@
       </w:rPr>
     </w:lvl>
   </w:abstractNum>
-  <w:abstractNum w:abstractNumId="26" w15:restartNumberingAfterBreak="0">
+  <w:abstractNum w:abstractNumId="28" w15:restartNumberingAfterBreak="0">
     <w:nsid w:val="308C2490"/>
     <w:multiLevelType w:val="multilevel"/>
     <w:tmpl w:val="A52AC25C"/>
@@ -4610,7 +4908,7 @@
       </w:rPr>
     </w:lvl>
   </w:abstractNum>
-  <w:abstractNum w:abstractNumId="27" w15:restartNumberingAfterBreak="0">
+  <w:abstractNum w:abstractNumId="29" w15:restartNumberingAfterBreak="0">
     <w:nsid w:val="36B2143A"/>
     <w:multiLevelType w:val="multilevel"/>
     <w:tmpl w:val="64604580"/>
@@ -4759,7 +5057,7 @@
       </w:rPr>
     </w:lvl>
   </w:abstractNum>
-  <w:abstractNum w:abstractNumId="28" w15:restartNumberingAfterBreak="0">
+  <w:abstractNum w:abstractNumId="30" w15:restartNumberingAfterBreak="0">
     <w:nsid w:val="36E65CFF"/>
     <w:multiLevelType w:val="multilevel"/>
     <w:tmpl w:val="CE3C9310"/>
@@ -4908,7 +5206,7 @@
       </w:rPr>
     </w:lvl>
   </w:abstractNum>
-  <w:abstractNum w:abstractNumId="29" w15:restartNumberingAfterBreak="0">
+  <w:abstractNum w:abstractNumId="31" w15:restartNumberingAfterBreak="0">
     <w:nsid w:val="3E6F5D06"/>
     <w:multiLevelType w:val="multilevel"/>
     <w:tmpl w:val="048E3170"/>
@@ -5057,7 +5355,7 @@
       </w:rPr>
     </w:lvl>
   </w:abstractNum>
-  <w:abstractNum w:abstractNumId="30" w15:restartNumberingAfterBreak="0">
+  <w:abstractNum w:abstractNumId="32" w15:restartNumberingAfterBreak="0">
     <w:nsid w:val="3F362D47"/>
     <w:multiLevelType w:val="multilevel"/>
     <w:tmpl w:val="88CA522A"/>
@@ -5206,7 +5504,7 @@
       </w:rPr>
     </w:lvl>
   </w:abstractNum>
-  <w:abstractNum w:abstractNumId="31" w15:restartNumberingAfterBreak="0">
+  <w:abstractNum w:abstractNumId="33" w15:restartNumberingAfterBreak="0">
     <w:nsid w:val="44BC3258"/>
     <w:multiLevelType w:val="multilevel"/>
     <w:tmpl w:val="46687CC4"/>
@@ -5355,7 +5653,7 @@
       </w:rPr>
     </w:lvl>
   </w:abstractNum>
-  <w:abstractNum w:abstractNumId="32" w15:restartNumberingAfterBreak="0">
+  <w:abstractNum w:abstractNumId="34" w15:restartNumberingAfterBreak="0">
     <w:nsid w:val="48C97CF2"/>
     <w:multiLevelType w:val="multilevel"/>
     <w:tmpl w:val="351A9F9A"/>
@@ -5504,7 +5802,7 @@
       </w:rPr>
     </w:lvl>
   </w:abstractNum>
-  <w:abstractNum w:abstractNumId="33" w15:restartNumberingAfterBreak="0">
+  <w:abstractNum w:abstractNumId="35" w15:restartNumberingAfterBreak="0">
     <w:nsid w:val="49421EC4"/>
     <w:multiLevelType w:val="multilevel"/>
     <w:tmpl w:val="1070D884"/>
@@ -5653,7 +5951,7 @@
       </w:rPr>
     </w:lvl>
   </w:abstractNum>
-  <w:abstractNum w:abstractNumId="34" w15:restartNumberingAfterBreak="0">
+  <w:abstractNum w:abstractNumId="36" w15:restartNumberingAfterBreak="0">
     <w:nsid w:val="49BE432E"/>
     <w:multiLevelType w:val="multilevel"/>
     <w:tmpl w:val="F31895E0"/>
@@ -5802,7 +6100,7 @@
       </w:rPr>
     </w:lvl>
   </w:abstractNum>
-  <w:abstractNum w:abstractNumId="35" w15:restartNumberingAfterBreak="0">
+  <w:abstractNum w:abstractNumId="37" w15:restartNumberingAfterBreak="0">
     <w:nsid w:val="4D6D2000"/>
     <w:multiLevelType w:val="multilevel"/>
     <w:tmpl w:val="D222DEEC"/>
@@ -5951,7 +6249,7 @@
       </w:rPr>
     </w:lvl>
   </w:abstractNum>
-  <w:abstractNum w:abstractNumId="36" w15:restartNumberingAfterBreak="0">
+  <w:abstractNum w:abstractNumId="38" w15:restartNumberingAfterBreak="0">
     <w:nsid w:val="4E7C38B9"/>
     <w:multiLevelType w:val="multilevel"/>
     <w:tmpl w:val="BA9A3C7A"/>
@@ -6100,7 +6398,7 @@
       </w:rPr>
     </w:lvl>
   </w:abstractNum>
-  <w:abstractNum w:abstractNumId="37" w15:restartNumberingAfterBreak="0">
+  <w:abstractNum w:abstractNumId="39" w15:restartNumberingAfterBreak="0">
     <w:nsid w:val="4F675C52"/>
     <w:multiLevelType w:val="multilevel"/>
     <w:tmpl w:val="E8746552"/>
@@ -6249,7 +6547,7 @@
       </w:rPr>
     </w:lvl>
   </w:abstractNum>
-  <w:abstractNum w:abstractNumId="38" w15:restartNumberingAfterBreak="0">
+  <w:abstractNum w:abstractNumId="40" w15:restartNumberingAfterBreak="0">
     <w:nsid w:val="518B0AF4"/>
     <w:multiLevelType w:val="multilevel"/>
     <w:tmpl w:val="E21A9B02"/>
@@ -6398,7 +6696,7 @@
       </w:rPr>
     </w:lvl>
   </w:abstractNum>
-  <w:abstractNum w:abstractNumId="39" w15:restartNumberingAfterBreak="0">
+  <w:abstractNum w:abstractNumId="41" w15:restartNumberingAfterBreak="0">
     <w:nsid w:val="554A2D8C"/>
     <w:multiLevelType w:val="multilevel"/>
     <w:tmpl w:val="030AEED4"/>
@@ -6547,7 +6845,7 @@
       </w:rPr>
     </w:lvl>
   </w:abstractNum>
-  <w:abstractNum w:abstractNumId="40" w15:restartNumberingAfterBreak="0">
+  <w:abstractNum w:abstractNumId="42" w15:restartNumberingAfterBreak="0">
     <w:nsid w:val="55E56A09"/>
     <w:multiLevelType w:val="multilevel"/>
     <w:tmpl w:val="42345B00"/>
@@ -6696,7 +6994,7 @@
       </w:rPr>
     </w:lvl>
   </w:abstractNum>
-  <w:abstractNum w:abstractNumId="41" w15:restartNumberingAfterBreak="0">
+  <w:abstractNum w:abstractNumId="43" w15:restartNumberingAfterBreak="0">
     <w:nsid w:val="565672AE"/>
     <w:multiLevelType w:val="multilevel"/>
     <w:tmpl w:val="9DB47B8A"/>
@@ -6845,7 +7143,7 @@
       </w:rPr>
     </w:lvl>
   </w:abstractNum>
-  <w:abstractNum w:abstractNumId="42" w15:restartNumberingAfterBreak="0">
+  <w:abstractNum w:abstractNumId="44" w15:restartNumberingAfterBreak="0">
     <w:nsid w:val="569C54B2"/>
     <w:multiLevelType w:val="multilevel"/>
     <w:tmpl w:val="EE7EE69A"/>
@@ -6994,7 +7292,7 @@
       </w:rPr>
     </w:lvl>
   </w:abstractNum>
-  <w:abstractNum w:abstractNumId="43" w15:restartNumberingAfterBreak="0">
+  <w:abstractNum w:abstractNumId="45" w15:restartNumberingAfterBreak="0">
     <w:nsid w:val="56F71075"/>
     <w:multiLevelType w:val="multilevel"/>
     <w:tmpl w:val="2952AC56"/>
@@ -7143,7 +7441,7 @@
       </w:rPr>
     </w:lvl>
   </w:abstractNum>
-  <w:abstractNum w:abstractNumId="44" w15:restartNumberingAfterBreak="0">
+  <w:abstractNum w:abstractNumId="46" w15:restartNumberingAfterBreak="0">
     <w:nsid w:val="5918416D"/>
     <w:multiLevelType w:val="multilevel"/>
     <w:tmpl w:val="7160D344"/>
@@ -7292,7 +7590,7 @@
       </w:rPr>
     </w:lvl>
   </w:abstractNum>
-  <w:abstractNum w:abstractNumId="45" w15:restartNumberingAfterBreak="0">
+  <w:abstractNum w:abstractNumId="47" w15:restartNumberingAfterBreak="0">
     <w:nsid w:val="5AD277F9"/>
     <w:multiLevelType w:val="multilevel"/>
     <w:tmpl w:val="BE649556"/>
@@ -7441,7 +7739,7 @@
       </w:rPr>
     </w:lvl>
   </w:abstractNum>
-  <w:abstractNum w:abstractNumId="46" w15:restartNumberingAfterBreak="0">
+  <w:abstractNum w:abstractNumId="48" w15:restartNumberingAfterBreak="0">
     <w:nsid w:val="5BC6754C"/>
     <w:multiLevelType w:val="multilevel"/>
     <w:tmpl w:val="61C8A2DE"/>
@@ -7590,7 +7888,7 @@
       </w:rPr>
     </w:lvl>
   </w:abstractNum>
-  <w:abstractNum w:abstractNumId="47" w15:restartNumberingAfterBreak="0">
+  <w:abstractNum w:abstractNumId="49" w15:restartNumberingAfterBreak="0">
     <w:nsid w:val="5C590522"/>
     <w:multiLevelType w:val="multilevel"/>
     <w:tmpl w:val="21E6C334"/>
@@ -7739,7 +8037,7 @@
       </w:rPr>
     </w:lvl>
   </w:abstractNum>
-  <w:abstractNum w:abstractNumId="48" w15:restartNumberingAfterBreak="0">
+  <w:abstractNum w:abstractNumId="50" w15:restartNumberingAfterBreak="0">
     <w:nsid w:val="5F25507A"/>
     <w:multiLevelType w:val="multilevel"/>
     <w:tmpl w:val="577A4134"/>
@@ -7888,7 +8186,7 @@
       </w:rPr>
     </w:lvl>
   </w:abstractNum>
-  <w:abstractNum w:abstractNumId="49" w15:restartNumberingAfterBreak="0">
+  <w:abstractNum w:abstractNumId="51" w15:restartNumberingAfterBreak="0">
     <w:nsid w:val="610A18D6"/>
     <w:multiLevelType w:val="multilevel"/>
     <w:tmpl w:val="0C103A64"/>
@@ -8037,7 +8335,7 @@
       </w:rPr>
     </w:lvl>
   </w:abstractNum>
-  <w:abstractNum w:abstractNumId="50" w15:restartNumberingAfterBreak="0">
+  <w:abstractNum w:abstractNumId="52" w15:restartNumberingAfterBreak="0">
     <w:nsid w:val="622C70E0"/>
     <w:multiLevelType w:val="multilevel"/>
     <w:tmpl w:val="1AEE679E"/>
@@ -8186,7 +8484,7 @@
       </w:rPr>
     </w:lvl>
   </w:abstractNum>
-  <w:abstractNum w:abstractNumId="51" w15:restartNumberingAfterBreak="0">
+  <w:abstractNum w:abstractNumId="53" w15:restartNumberingAfterBreak="0">
     <w:nsid w:val="640E2F59"/>
     <w:multiLevelType w:val="multilevel"/>
     <w:tmpl w:val="26F4B2DE"/>
@@ -8335,7 +8633,7 @@
       </w:rPr>
     </w:lvl>
   </w:abstractNum>
-  <w:abstractNum w:abstractNumId="52" w15:restartNumberingAfterBreak="0">
+  <w:abstractNum w:abstractNumId="54" w15:restartNumberingAfterBreak="0">
     <w:nsid w:val="64706C61"/>
     <w:multiLevelType w:val="multilevel"/>
     <w:tmpl w:val="2AA095D8"/>
@@ -8484,7 +8782,7 @@
       </w:rPr>
     </w:lvl>
   </w:abstractNum>
-  <w:abstractNum w:abstractNumId="53" w15:restartNumberingAfterBreak="0">
+  <w:abstractNum w:abstractNumId="55" w15:restartNumberingAfterBreak="0">
     <w:nsid w:val="663131E0"/>
     <w:multiLevelType w:val="multilevel"/>
     <w:tmpl w:val="1E82DB90"/>
@@ -8633,7 +8931,7 @@
       </w:rPr>
     </w:lvl>
   </w:abstractNum>
-  <w:abstractNum w:abstractNumId="54" w15:restartNumberingAfterBreak="0">
+  <w:abstractNum w:abstractNumId="56" w15:restartNumberingAfterBreak="0">
     <w:nsid w:val="676E4319"/>
     <w:multiLevelType w:val="multilevel"/>
     <w:tmpl w:val="D38640E0"/>
@@ -8782,7 +9080,7 @@
       </w:rPr>
     </w:lvl>
   </w:abstractNum>
-  <w:abstractNum w:abstractNumId="55" w15:restartNumberingAfterBreak="0">
+  <w:abstractNum w:abstractNumId="57" w15:restartNumberingAfterBreak="0">
     <w:nsid w:val="6CDE4304"/>
     <w:multiLevelType w:val="multilevel"/>
     <w:tmpl w:val="442A8830"/>
@@ -8931,7 +9229,7 @@
       </w:rPr>
     </w:lvl>
   </w:abstractNum>
-  <w:abstractNum w:abstractNumId="56" w15:restartNumberingAfterBreak="0">
+  <w:abstractNum w:abstractNumId="58" w15:restartNumberingAfterBreak="0">
     <w:nsid w:val="6CED189A"/>
     <w:multiLevelType w:val="multilevel"/>
     <w:tmpl w:val="019E646A"/>
@@ -9080,7 +9378,7 @@
       </w:rPr>
     </w:lvl>
   </w:abstractNum>
-  <w:abstractNum w:abstractNumId="57" w15:restartNumberingAfterBreak="0">
+  <w:abstractNum w:abstractNumId="59" w15:restartNumberingAfterBreak="0">
     <w:nsid w:val="6D982CB9"/>
     <w:multiLevelType w:val="multilevel"/>
     <w:tmpl w:val="EFA65B1E"/>
@@ -9229,7 +9527,7 @@
       </w:rPr>
     </w:lvl>
   </w:abstractNum>
-  <w:abstractNum w:abstractNumId="58" w15:restartNumberingAfterBreak="0">
+  <w:abstractNum w:abstractNumId="60" w15:restartNumberingAfterBreak="0">
     <w:nsid w:val="6FAC686D"/>
     <w:multiLevelType w:val="multilevel"/>
     <w:tmpl w:val="F7CCE078"/>
@@ -9378,7 +9676,7 @@
       </w:rPr>
     </w:lvl>
   </w:abstractNum>
-  <w:abstractNum w:abstractNumId="59" w15:restartNumberingAfterBreak="0">
+  <w:abstractNum w:abstractNumId="61" w15:restartNumberingAfterBreak="0">
     <w:nsid w:val="70427236"/>
     <w:multiLevelType w:val="multilevel"/>
     <w:tmpl w:val="834A0EA4"/>
@@ -9527,7 +9825,7 @@
       </w:rPr>
     </w:lvl>
   </w:abstractNum>
-  <w:abstractNum w:abstractNumId="60" w15:restartNumberingAfterBreak="0">
+  <w:abstractNum w:abstractNumId="62" w15:restartNumberingAfterBreak="0">
     <w:nsid w:val="72987028"/>
     <w:multiLevelType w:val="multilevel"/>
     <w:tmpl w:val="0B8AE7E8"/>
@@ -9676,7 +9974,7 @@
       </w:rPr>
     </w:lvl>
   </w:abstractNum>
-  <w:abstractNum w:abstractNumId="61" w15:restartNumberingAfterBreak="0">
+  <w:abstractNum w:abstractNumId="63" w15:restartNumberingAfterBreak="0">
     <w:nsid w:val="74995DA1"/>
     <w:multiLevelType w:val="multilevel"/>
     <w:tmpl w:val="47E69886"/>
@@ -9825,7 +10123,7 @@
       </w:rPr>
     </w:lvl>
   </w:abstractNum>
-  <w:abstractNum w:abstractNumId="62" w15:restartNumberingAfterBreak="0">
+  <w:abstractNum w:abstractNumId="64" w15:restartNumberingAfterBreak="0">
     <w:nsid w:val="75133277"/>
     <w:multiLevelType w:val="multilevel"/>
     <w:tmpl w:val="98A67D76"/>
@@ -9974,7 +10272,7 @@
       </w:rPr>
     </w:lvl>
   </w:abstractNum>
-  <w:abstractNum w:abstractNumId="63" w15:restartNumberingAfterBreak="0">
+  <w:abstractNum w:abstractNumId="65" w15:restartNumberingAfterBreak="0">
     <w:nsid w:val="75145F1E"/>
     <w:multiLevelType w:val="multilevel"/>
     <w:tmpl w:val="A9F0EEDE"/>
@@ -10123,7 +10421,7 @@
       </w:rPr>
     </w:lvl>
   </w:abstractNum>
-  <w:abstractNum w:abstractNumId="64" w15:restartNumberingAfterBreak="0">
+  <w:abstractNum w:abstractNumId="66" w15:restartNumberingAfterBreak="0">
     <w:nsid w:val="77F70E72"/>
     <w:multiLevelType w:val="multilevel"/>
     <w:tmpl w:val="CA4A179E"/>
@@ -10272,7 +10570,7 @@
       </w:rPr>
     </w:lvl>
   </w:abstractNum>
-  <w:abstractNum w:abstractNumId="65" w15:restartNumberingAfterBreak="0">
+  <w:abstractNum w:abstractNumId="67" w15:restartNumberingAfterBreak="0">
     <w:nsid w:val="78AF3623"/>
     <w:multiLevelType w:val="multilevel"/>
     <w:tmpl w:val="10EA459E"/>
@@ -10421,7 +10719,7 @@
       </w:rPr>
     </w:lvl>
   </w:abstractNum>
-  <w:abstractNum w:abstractNumId="66" w15:restartNumberingAfterBreak="0">
+  <w:abstractNum w:abstractNumId="68" w15:restartNumberingAfterBreak="0">
     <w:nsid w:val="7B2751C4"/>
     <w:multiLevelType w:val="multilevel"/>
     <w:tmpl w:val="4412CEC4"/>
@@ -10570,7 +10868,7 @@
       </w:rPr>
     </w:lvl>
   </w:abstractNum>
-  <w:abstractNum w:abstractNumId="67" w15:restartNumberingAfterBreak="0">
+  <w:abstractNum w:abstractNumId="69" w15:restartNumberingAfterBreak="0">
     <w:nsid w:val="7BAF4D94"/>
     <w:multiLevelType w:val="multilevel"/>
     <w:tmpl w:val="BDB8BFAA"/>
@@ -10720,208 +11018,214 @@
     </w:lvl>
   </w:abstractNum>
   <w:num w:numId="1" w16cid:durableId="1677997995">
-    <w:abstractNumId w:val="15"/>
+    <w:abstractNumId w:val="16"/>
   </w:num>
   <w:num w:numId="2" w16cid:durableId="2051149805">
     <w:abstractNumId w:val="2"/>
   </w:num>
   <w:num w:numId="3" w16cid:durableId="1233933601">
-    <w:abstractNumId w:val="36"/>
+    <w:abstractNumId w:val="38"/>
   </w:num>
   <w:num w:numId="4" w16cid:durableId="500435007">
     <w:abstractNumId w:val="7"/>
   </w:num>
   <w:num w:numId="5" w16cid:durableId="1033847455">
-    <w:abstractNumId w:val="64"/>
+    <w:abstractNumId w:val="66"/>
   </w:num>
   <w:num w:numId="6" w16cid:durableId="267081670">
-    <w:abstractNumId w:val="14"/>
+    <w:abstractNumId w:val="15"/>
   </w:num>
   <w:num w:numId="7" w16cid:durableId="1769304624">
     <w:abstractNumId w:val="5"/>
   </w:num>
   <w:num w:numId="8" w16cid:durableId="1135759933">
-    <w:abstractNumId w:val="45"/>
+    <w:abstractNumId w:val="47"/>
   </w:num>
   <w:num w:numId="9" w16cid:durableId="442268721">
+    <w:abstractNumId w:val="36"/>
+  </w:num>
+  <w:num w:numId="10" w16cid:durableId="691494407">
     <w:abstractNumId w:val="34"/>
   </w:num>
-  <w:num w:numId="10" w16cid:durableId="691494407">
-    <w:abstractNumId w:val="32"/>
-  </w:num>
   <w:num w:numId="11" w16cid:durableId="1705208919">
-    <w:abstractNumId w:val="33"/>
+    <w:abstractNumId w:val="35"/>
   </w:num>
   <w:num w:numId="12" w16cid:durableId="401762157">
     <w:abstractNumId w:val="9"/>
   </w:num>
   <w:num w:numId="13" w16cid:durableId="967707405">
-    <w:abstractNumId w:val="30"/>
+    <w:abstractNumId w:val="32"/>
   </w:num>
   <w:num w:numId="14" w16cid:durableId="2070766778">
-    <w:abstractNumId w:val="23"/>
+    <w:abstractNumId w:val="24"/>
   </w:num>
   <w:num w:numId="15" w16cid:durableId="716323964">
-    <w:abstractNumId w:val="18"/>
+    <w:abstractNumId w:val="19"/>
   </w:num>
   <w:num w:numId="16" w16cid:durableId="748966896">
-    <w:abstractNumId w:val="16"/>
+    <w:abstractNumId w:val="17"/>
   </w:num>
   <w:num w:numId="17" w16cid:durableId="1612980622">
-    <w:abstractNumId w:val="53"/>
+    <w:abstractNumId w:val="55"/>
   </w:num>
   <w:num w:numId="18" w16cid:durableId="2093504055">
-    <w:abstractNumId w:val="57"/>
+    <w:abstractNumId w:val="59"/>
   </w:num>
   <w:num w:numId="19" w16cid:durableId="344942916">
-    <w:abstractNumId w:val="12"/>
+    <w:abstractNumId w:val="13"/>
   </w:num>
   <w:num w:numId="20" w16cid:durableId="154683186">
     <w:abstractNumId w:val="8"/>
   </w:num>
   <w:num w:numId="21" w16cid:durableId="1645238814">
-    <w:abstractNumId w:val="35"/>
+    <w:abstractNumId w:val="37"/>
   </w:num>
   <w:num w:numId="22" w16cid:durableId="1129937329">
     <w:abstractNumId w:val="4"/>
   </w:num>
   <w:num w:numId="23" w16cid:durableId="1723820948">
-    <w:abstractNumId w:val="39"/>
+    <w:abstractNumId w:val="41"/>
   </w:num>
   <w:num w:numId="24" w16cid:durableId="837844535">
-    <w:abstractNumId w:val="54"/>
+    <w:abstractNumId w:val="56"/>
   </w:num>
   <w:num w:numId="25" w16cid:durableId="1206138890">
-    <w:abstractNumId w:val="27"/>
+    <w:abstractNumId w:val="29"/>
   </w:num>
   <w:num w:numId="26" w16cid:durableId="1390418193">
-    <w:abstractNumId w:val="11"/>
+    <w:abstractNumId w:val="12"/>
   </w:num>
   <w:num w:numId="27" w16cid:durableId="728844960">
-    <w:abstractNumId w:val="44"/>
+    <w:abstractNumId w:val="46"/>
   </w:num>
   <w:num w:numId="28" w16cid:durableId="2125732567">
-    <w:abstractNumId w:val="20"/>
+    <w:abstractNumId w:val="21"/>
   </w:num>
   <w:num w:numId="29" w16cid:durableId="1090812348">
-    <w:abstractNumId w:val="22"/>
+    <w:abstractNumId w:val="23"/>
   </w:num>
   <w:num w:numId="30" w16cid:durableId="296447531">
-    <w:abstractNumId w:val="59"/>
+    <w:abstractNumId w:val="61"/>
   </w:num>
   <w:num w:numId="31" w16cid:durableId="1884710918">
-    <w:abstractNumId w:val="58"/>
+    <w:abstractNumId w:val="60"/>
   </w:num>
   <w:num w:numId="32" w16cid:durableId="234828197">
-    <w:abstractNumId w:val="55"/>
+    <w:abstractNumId w:val="57"/>
   </w:num>
   <w:num w:numId="33" w16cid:durableId="1187061975">
-    <w:abstractNumId w:val="62"/>
+    <w:abstractNumId w:val="64"/>
   </w:num>
   <w:num w:numId="34" w16cid:durableId="1541361364">
     <w:abstractNumId w:val="10"/>
   </w:num>
   <w:num w:numId="35" w16cid:durableId="469323940">
-    <w:abstractNumId w:val="42"/>
+    <w:abstractNumId w:val="44"/>
   </w:num>
   <w:num w:numId="36" w16cid:durableId="171921766">
-    <w:abstractNumId w:val="47"/>
+    <w:abstractNumId w:val="49"/>
   </w:num>
   <w:num w:numId="37" w16cid:durableId="698353443">
-    <w:abstractNumId w:val="67"/>
+    <w:abstractNumId w:val="69"/>
   </w:num>
   <w:num w:numId="38" w16cid:durableId="1940941360">
     <w:abstractNumId w:val="3"/>
   </w:num>
   <w:num w:numId="39" w16cid:durableId="116679975">
-    <w:abstractNumId w:val="31"/>
+    <w:abstractNumId w:val="33"/>
   </w:num>
   <w:num w:numId="40" w16cid:durableId="1714963468">
-    <w:abstractNumId w:val="48"/>
+    <w:abstractNumId w:val="50"/>
   </w:num>
   <w:num w:numId="41" w16cid:durableId="1018429896">
-    <w:abstractNumId w:val="63"/>
+    <w:abstractNumId w:val="65"/>
   </w:num>
   <w:num w:numId="42" w16cid:durableId="941061820">
     <w:abstractNumId w:val="0"/>
   </w:num>
   <w:num w:numId="43" w16cid:durableId="726339675">
+    <w:abstractNumId w:val="27"/>
+  </w:num>
+  <w:num w:numId="44" w16cid:durableId="348455922">
     <w:abstractNumId w:val="25"/>
   </w:num>
-  <w:num w:numId="44" w16cid:durableId="348455922">
-    <w:abstractNumId w:val="24"/>
-  </w:num>
   <w:num w:numId="45" w16cid:durableId="1999069253">
-    <w:abstractNumId w:val="66"/>
+    <w:abstractNumId w:val="68"/>
   </w:num>
   <w:num w:numId="46" w16cid:durableId="1969966184">
     <w:abstractNumId w:val="6"/>
   </w:num>
   <w:num w:numId="47" w16cid:durableId="781874132">
-    <w:abstractNumId w:val="37"/>
+    <w:abstractNumId w:val="39"/>
   </w:num>
   <w:num w:numId="48" w16cid:durableId="357778884">
-    <w:abstractNumId w:val="52"/>
+    <w:abstractNumId w:val="54"/>
   </w:num>
   <w:num w:numId="49" w16cid:durableId="1508203898">
-    <w:abstractNumId w:val="56"/>
+    <w:abstractNumId w:val="58"/>
   </w:num>
   <w:num w:numId="50" w16cid:durableId="1682318083">
-    <w:abstractNumId w:val="41"/>
+    <w:abstractNumId w:val="43"/>
   </w:num>
   <w:num w:numId="51" w16cid:durableId="1708262490">
     <w:abstractNumId w:val="1"/>
   </w:num>
   <w:num w:numId="52" w16cid:durableId="33585703">
-    <w:abstractNumId w:val="21"/>
+    <w:abstractNumId w:val="22"/>
   </w:num>
   <w:num w:numId="53" w16cid:durableId="1614706232">
-    <w:abstractNumId w:val="46"/>
+    <w:abstractNumId w:val="48"/>
   </w:num>
   <w:num w:numId="54" w16cid:durableId="1594314839">
-    <w:abstractNumId w:val="17"/>
+    <w:abstractNumId w:val="18"/>
   </w:num>
   <w:num w:numId="55" w16cid:durableId="1526674347">
-    <w:abstractNumId w:val="61"/>
+    <w:abstractNumId w:val="63"/>
   </w:num>
   <w:num w:numId="56" w16cid:durableId="814222603">
-    <w:abstractNumId w:val="49"/>
+    <w:abstractNumId w:val="51"/>
   </w:num>
   <w:num w:numId="57" w16cid:durableId="1449931854">
+    <w:abstractNumId w:val="42"/>
+  </w:num>
+  <w:num w:numId="58" w16cid:durableId="173110024">
     <w:abstractNumId w:val="40"/>
   </w:num>
-  <w:num w:numId="58" w16cid:durableId="173110024">
-    <w:abstractNumId w:val="38"/>
-  </w:num>
   <w:num w:numId="59" w16cid:durableId="1933391554">
-    <w:abstractNumId w:val="29"/>
+    <w:abstractNumId w:val="31"/>
   </w:num>
   <w:num w:numId="60" w16cid:durableId="659770676">
-    <w:abstractNumId w:val="60"/>
+    <w:abstractNumId w:val="62"/>
   </w:num>
   <w:num w:numId="61" w16cid:durableId="987126490">
+    <w:abstractNumId w:val="30"/>
+  </w:num>
+  <w:num w:numId="62" w16cid:durableId="2072000942">
+    <w:abstractNumId w:val="14"/>
+  </w:num>
+  <w:num w:numId="63" w16cid:durableId="1637449647">
     <w:abstractNumId w:val="28"/>
   </w:num>
-  <w:num w:numId="62" w16cid:durableId="2072000942">
-    <w:abstractNumId w:val="13"/>
-  </w:num>
-  <w:num w:numId="63" w16cid:durableId="1637449647">
-    <w:abstractNumId w:val="26"/>
-  </w:num>
   <w:num w:numId="64" w16cid:durableId="1111509654">
-    <w:abstractNumId w:val="19"/>
+    <w:abstractNumId w:val="20"/>
   </w:num>
   <w:num w:numId="65" w16cid:durableId="1154025284">
-    <w:abstractNumId w:val="51"/>
+    <w:abstractNumId w:val="53"/>
   </w:num>
   <w:num w:numId="66" w16cid:durableId="636229318">
-    <w:abstractNumId w:val="65"/>
+    <w:abstractNumId w:val="67"/>
   </w:num>
   <w:num w:numId="67" w16cid:durableId="1298336313">
-    <w:abstractNumId w:val="50"/>
+    <w:abstractNumId w:val="52"/>
   </w:num>
   <w:num w:numId="68" w16cid:durableId="1780643681">
-    <w:abstractNumId w:val="43"/>
+    <w:abstractNumId w:val="45"/>
+  </w:num>
+  <w:num w:numId="69" w16cid:durableId="897321311">
+    <w:abstractNumId w:val="11"/>
+  </w:num>
+  <w:num w:numId="70" w16cid:durableId="129985987">
+    <w:abstractNumId w:val="26"/>
   </w:num>
 </w:numbering>
 </file>

--- a/data/Market_Read_quarterly.docx
+++ b/data/Market_Read_quarterly.docx
@@ -3,366 +3,270 @@
 <w:document xmlns:wpc="http://schemas.microsoft.com/office/word/2010/wordprocessingCanvas" xmlns:cx="http://schemas.microsoft.com/office/drawing/2014/chartex" xmlns:cx1="http://schemas.microsoft.com/office/drawing/2015/9/8/chartex" xmlns:cx2="http://schemas.microsoft.com/office/drawing/2015/10/21/chartex" xmlns:cx3="http://schemas.microsoft.com/office/drawing/2016/5/9/chartex" xmlns:cx4="http://schemas.microsoft.com/office/drawing/2016/5/10/chartex" xmlns:cx5="http://schemas.microsoft.com/office/drawing/2016/5/11/chartex" xmlns:cx6="http://schemas.microsoft.com/office/drawing/2016/5/12/chartex" xmlns:cx7="http://schemas.microsoft.com/office/drawing/2016/5/13/chartex" xmlns:cx8="http://schemas.microsoft.com/office/drawing/2016/5/14/chartex" xmlns:mc="http://schemas.openxmlformats.org/markup-compatibility/2006" xmlns:aink="http://schemas.microsoft.com/office/drawing/2016/ink" xmlns:am3d="http://schemas.microsoft.com/office/drawing/2017/model3d" xmlns:o="urn:schemas-microsoft-com:office:office" xmlns:oel="http://schemas.microsoft.com/office/2019/extlst" xmlns:r="http://schemas.openxmlformats.org/officeDocument/2006/relationships" xmlns:m="http://schemas.openxmlformats.org/officeDocument/2006/math" xmlns:v="urn:schemas-microsoft-com:vml" xmlns:wp14="http://schemas.microsoft.com/office/word/2010/wordprocessingDrawing" xmlns:wp="http://schemas.openxmlformats.org/drawingml/2006/wordprocessingDrawing" xmlns:w10="urn:schemas-microsoft-com:office:word" xmlns:w="http://schemas.openxmlformats.org/wordprocessingml/2006/main" xmlns:w14="http://schemas.microsoft.com/office/word/2010/wordml" xmlns:w15="http://schemas.microsoft.com/office/word/2012/wordml" xmlns:w16cex="http://schemas.microsoft.com/office/word/2018/wordml/cex" xmlns:w16cid="http://schemas.microsoft.com/office/word/2016/wordml/cid" xmlns:w16="http://schemas.microsoft.com/office/word/2018/wordml" xmlns:w16du="http://schemas.microsoft.com/office/word/2023/wordml/word16du" xmlns:w16sdtdh="http://schemas.microsoft.com/office/word/2020/wordml/sdtdatahash" xmlns:w16sdtfl="http://schemas.microsoft.com/office/word/2024/wordml/sdtformatlock" xmlns:w16se="http://schemas.microsoft.com/office/word/2015/wordml/symex" xmlns:wpg="http://schemas.microsoft.com/office/word/2010/wordprocessingGroup" xmlns:wpi="http://schemas.microsoft.com/office/word/2010/wordprocessingInk" xmlns:wne="http://schemas.microsoft.com/office/word/2006/wordml" xmlns:wps="http://schemas.microsoft.com/office/word/2010/wordprocessingShape" mc:Ignorable="w14 w15 w16se w16cid w16 w16cex w16sdtdh w16sdtfl w16du wp14">
   <w:body>
     <w:p>
+      <w:pPr>
+        <w:rPr>
+          <w:b/>
+          <w:bCs/>
+        </w:rPr>
+      </w:pPr>
       <w:r>
         <w:rPr>
           <w:b/>
           <w:bCs/>
         </w:rPr>
-        <w:t>Quarterly Market Read: October 21, 2025</w:t>
+        <w:t>Quarterly Market Read: October 22, 2025</w:t>
       </w:r>
     </w:p>
     <w:p>
-      <w:r>
-        <w:t xml:space="preserve">The market is saying (all numbers are </w:t>
-      </w:r>
+      <w:pPr>
+        <w:rPr>
+          <w:b/>
+          <w:bCs/>
+        </w:rPr>
+      </w:pPr>
       <w:r>
         <w:rPr>
           <w:b/>
           <w:bCs/>
         </w:rPr>
-        <w:t>QTD % returns</w:t>
-      </w:r>
-      <w:r>
-        <w:t>):</w:t>
+        <w:t>The market is saying (all numbers are QTD % returns):</w:t>
       </w:r>
     </w:p>
     <w:p>
       <w:pPr>
         <w:numPr>
           <w:ilvl w:val="0"/>
-          <w:numId w:val="69"/>
+          <w:numId w:val="71"/>
         </w:numPr>
+        <w:rPr>
+          <w:b/>
+          <w:bCs/>
+        </w:rPr>
       </w:pPr>
       <w:r>
         <w:rPr>
           <w:b/>
           <w:bCs/>
         </w:rPr>
-        <w:t>Breadth</w:t>
+        <w:t>Breadth: 46.5% of names are positive.</w:t>
       </w:r>
-      <w:r>
-        <w:t xml:space="preserve">: </w:t>
-      </w:r>
+    </w:p>
+    <w:p>
+      <w:pPr>
+        <w:numPr>
+          <w:ilvl w:val="0"/>
+          <w:numId w:val="71"/>
+        </w:numPr>
+        <w:rPr>
+          <w:b/>
+          <w:bCs/>
+        </w:rPr>
+      </w:pPr>
       <w:r>
         <w:rPr>
           <w:b/>
           <w:bCs/>
         </w:rPr>
-        <w:t>49.4%</w:t>
-      </w:r>
-      <w:r>
-        <w:t xml:space="preserve"> of names are positive.</w:t>
+        <w:t>Information Technology: firm (avg +0.94%).</w:t>
       </w:r>
     </w:p>
     <w:p>
       <w:pPr>
         <w:numPr>
           <w:ilvl w:val="0"/>
-          <w:numId w:val="69"/>
+          <w:numId w:val="71"/>
         </w:numPr>
+        <w:rPr>
+          <w:b/>
+          <w:bCs/>
+        </w:rPr>
       </w:pPr>
       <w:r>
         <w:rPr>
           <w:b/>
           <w:bCs/>
         </w:rPr>
-        <w:t>Information Technology</w:t>
+        <w:t>Industrials: lagging (avg -0.88%).</w:t>
       </w:r>
-      <w:r>
-        <w:t xml:space="preserve">: firm (avg </w:t>
-      </w:r>
+    </w:p>
+    <w:p>
+      <w:pPr>
+        <w:numPr>
+          <w:ilvl w:val="0"/>
+          <w:numId w:val="71"/>
+        </w:numPr>
+        <w:rPr>
+          <w:b/>
+          <w:bCs/>
+        </w:rPr>
+      </w:pPr>
       <w:r>
         <w:rPr>
           <w:b/>
           <w:bCs/>
         </w:rPr>
-        <w:t>+2.42%</w:t>
-      </w:r>
-      <w:r>
-        <w:t>).</w:t>
+        <w:t>Consumer Staples: firm (avg +1.82%).</w:t>
       </w:r>
     </w:p>
     <w:p>
       <w:pPr>
         <w:numPr>
           <w:ilvl w:val="0"/>
-          <w:numId w:val="69"/>
+          <w:numId w:val="71"/>
         </w:numPr>
+        <w:rPr>
+          <w:b/>
+          <w:bCs/>
+        </w:rPr>
       </w:pPr>
       <w:r>
         <w:rPr>
           <w:b/>
           <w:bCs/>
         </w:rPr>
-        <w:t>Industrials</w:t>
+        <w:t>Consumer Discretionary: flat (avg -0.78%).</w:t>
       </w:r>
-      <w:r>
-        <w:t xml:space="preserve">: firm (avg </w:t>
-      </w:r>
+    </w:p>
+    <w:p>
+      <w:pPr>
+        <w:numPr>
+          <w:ilvl w:val="0"/>
+          <w:numId w:val="71"/>
+        </w:numPr>
+        <w:rPr>
+          <w:b/>
+          <w:bCs/>
+        </w:rPr>
+      </w:pPr>
       <w:r>
         <w:rPr>
           <w:b/>
           <w:bCs/>
         </w:rPr>
-        <w:t>+0.76%</w:t>
-      </w:r>
-      <w:r>
-        <w:t>).</w:t>
+        <w:t>Financials: lagging (avg -2.95%).</w:t>
       </w:r>
     </w:p>
     <w:p>
       <w:pPr>
         <w:numPr>
           <w:ilvl w:val="0"/>
-          <w:numId w:val="69"/>
+          <w:numId w:val="71"/>
         </w:numPr>
+        <w:rPr>
+          <w:b/>
+          <w:bCs/>
+        </w:rPr>
       </w:pPr>
       <w:r>
         <w:rPr>
           <w:b/>
           <w:bCs/>
         </w:rPr>
-        <w:t>Consumer Staples</w:t>
+        <w:t>Utilities: firm (avg +3.03%).</w:t>
       </w:r>
-      <w:r>
-        <w:t xml:space="preserve">: firm (avg </w:t>
-      </w:r>
+    </w:p>
+    <w:p>
+      <w:pPr>
+        <w:numPr>
+          <w:ilvl w:val="0"/>
+          <w:numId w:val="71"/>
+        </w:numPr>
+        <w:rPr>
+          <w:b/>
+          <w:bCs/>
+        </w:rPr>
+      </w:pPr>
       <w:r>
         <w:rPr>
           <w:b/>
           <w:bCs/>
         </w:rPr>
-        <w:t>+1.49%</w:t>
-      </w:r>
-      <w:r>
-        <w:t>).</w:t>
+        <w:t>Real Estate: flat (avg -0.25%).</w:t>
       </w:r>
     </w:p>
     <w:p>
       <w:pPr>
         <w:numPr>
           <w:ilvl w:val="0"/>
-          <w:numId w:val="69"/>
+          <w:numId w:val="71"/>
         </w:numPr>
+        <w:rPr>
+          <w:b/>
+          <w:bCs/>
+        </w:rPr>
       </w:pPr>
       <w:r>
         <w:rPr>
           <w:b/>
           <w:bCs/>
         </w:rPr>
-        <w:t>Consumer Discretionary</w:t>
+        <w:t>Materials: lagging (avg -0.87%).</w:t>
       </w:r>
-      <w:r>
-        <w:t xml:space="preserve">: flat (avg </w:t>
-      </w:r>
+    </w:p>
+    <w:p>
+      <w:pPr>
+        <w:numPr>
+          <w:ilvl w:val="0"/>
+          <w:numId w:val="71"/>
+        </w:numPr>
+        <w:rPr>
+          <w:b/>
+          <w:bCs/>
+        </w:rPr>
+      </w:pPr>
       <w:r>
         <w:rPr>
           <w:b/>
           <w:bCs/>
         </w:rPr>
-        <w:t>-0.12%</w:t>
-      </w:r>
-      <w:r>
-        <w:t>).</w:t>
+        <w:t>Energy: lagging (avg -2.92%).</w:t>
       </w:r>
     </w:p>
     <w:p>
       <w:pPr>
         <w:numPr>
           <w:ilvl w:val="0"/>
-          <w:numId w:val="69"/>
+          <w:numId w:val="71"/>
         </w:numPr>
+        <w:rPr>
+          <w:b/>
+          <w:bCs/>
+        </w:rPr>
       </w:pPr>
       <w:r>
         <w:rPr>
           <w:b/>
           <w:bCs/>
         </w:rPr>
-        <w:t>Financials</w:t>
+        <w:t>Health Care: leading (avg +4.95%).</w:t>
       </w:r>
-      <w:r>
-        <w:t xml:space="preserve">: lagging (avg </w:t>
-      </w:r>
+    </w:p>
+    <w:p>
+      <w:pPr>
+        <w:numPr>
+          <w:ilvl w:val="0"/>
+          <w:numId w:val="71"/>
+        </w:numPr>
+        <w:rPr>
+          <w:b/>
+          <w:bCs/>
+        </w:rPr>
+      </w:pPr>
       <w:r>
         <w:rPr>
           <w:b/>
           <w:bCs/>
         </w:rPr>
-        <w:t>-2.37%</w:t>
-      </w:r>
-      <w:r>
-        <w:t>).</w:t>
+        <w:t>Communication Services: lagging (avg -4.85%).</w:t>
       </w:r>
     </w:p>
     <w:p>
       <w:pPr>
-        <w:numPr>
-          <w:ilvl w:val="0"/>
-          <w:numId w:val="69"/>
-        </w:numPr>
-      </w:pPr>
-      <w:r>
         <w:rPr>
           <w:b/>
           <w:bCs/>
         </w:rPr>
-        <w:t>Utilities</w:t>
-      </w:r>
-      <w:r>
-        <w:t xml:space="preserve">: leading (avg </w:t>
-      </w:r>
-      <w:r>
-        <w:rPr>
-          <w:b/>
-          <w:bCs/>
-        </w:rPr>
-        <w:t>+3.03%</w:t>
-      </w:r>
-      <w:r>
-        <w:t>).</w:t>
-      </w:r>
-    </w:p>
-    <w:p>
-      <w:pPr>
-        <w:numPr>
-          <w:ilvl w:val="0"/>
-          <w:numId w:val="69"/>
-        </w:numPr>
-      </w:pPr>
-      <w:r>
-        <w:rPr>
-          <w:b/>
-          <w:bCs/>
-        </w:rPr>
-        <w:t>Real Estate</w:t>
-      </w:r>
-      <w:r>
-        <w:t xml:space="preserve">: lagging (avg </w:t>
-      </w:r>
-      <w:r>
-        <w:rPr>
-          <w:b/>
-          <w:bCs/>
-        </w:rPr>
-        <w:t>-0.79%</w:t>
-      </w:r>
-      <w:r>
-        <w:t>).</w:t>
-      </w:r>
-    </w:p>
-    <w:p>
-      <w:pPr>
-        <w:numPr>
-          <w:ilvl w:val="0"/>
-          <w:numId w:val="69"/>
-        </w:numPr>
-      </w:pPr>
-      <w:r>
-        <w:rPr>
-          <w:b/>
-          <w:bCs/>
-        </w:rPr>
-        <w:t>Materials</w:t>
-      </w:r>
-      <w:r>
-        <w:t xml:space="preserve">: lagging (avg </w:t>
-      </w:r>
-      <w:r>
-        <w:rPr>
-          <w:b/>
-          <w:bCs/>
-        </w:rPr>
-        <w:t>-0.82%</w:t>
-      </w:r>
-      <w:r>
-        <w:t>).</w:t>
-      </w:r>
-    </w:p>
-    <w:p>
-      <w:pPr>
-        <w:numPr>
-          <w:ilvl w:val="0"/>
-          <w:numId w:val="69"/>
-        </w:numPr>
-      </w:pPr>
-      <w:r>
-        <w:rPr>
-          <w:b/>
-          <w:bCs/>
-        </w:rPr>
-        <w:t>Energy</w:t>
-      </w:r>
-      <w:r>
-        <w:t xml:space="preserve">: lagging (avg </w:t>
-      </w:r>
-      <w:r>
-        <w:rPr>
-          <w:b/>
-          <w:bCs/>
-        </w:rPr>
-        <w:t>-3.92%</w:t>
-      </w:r>
-      <w:r>
-        <w:t>).</w:t>
-      </w:r>
-    </w:p>
-    <w:p>
-      <w:pPr>
-        <w:numPr>
-          <w:ilvl w:val="0"/>
-          <w:numId w:val="69"/>
-        </w:numPr>
-      </w:pPr>
-      <w:r>
-        <w:rPr>
-          <w:b/>
-          <w:bCs/>
-        </w:rPr>
-        <w:t>Health Care</w:t>
-      </w:r>
-      <w:r>
-        <w:t xml:space="preserve">: leading (avg </w:t>
-      </w:r>
-      <w:r>
-        <w:rPr>
-          <w:b/>
-          <w:bCs/>
-        </w:rPr>
-        <w:t>+4.73%</w:t>
-      </w:r>
-      <w:r>
-        <w:t>).</w:t>
-      </w:r>
-    </w:p>
-    <w:p>
-      <w:pPr>
-        <w:numPr>
-          <w:ilvl w:val="0"/>
-          <w:numId w:val="69"/>
-        </w:numPr>
-      </w:pPr>
-      <w:r>
-        <w:rPr>
-          <w:b/>
-          <w:bCs/>
-        </w:rPr>
-        <w:t>Communication Services</w:t>
-      </w:r>
-      <w:r>
-        <w:t xml:space="preserve">: lagging (avg </w:t>
-      </w:r>
-      <w:r>
-        <w:rPr>
-          <w:b/>
-          <w:bCs/>
-        </w:rPr>
-        <w:t>-4.29%</w:t>
-      </w:r>
-      <w:r>
-        <w:t>).</w:t>
-      </w:r>
-    </w:p>
-    <w:p>
+      </w:pPr>
       <w:r>
         <w:rPr>
           <w:b/>
@@ -375,120 +279,88 @@
       <w:pPr>
         <w:numPr>
           <w:ilvl w:val="0"/>
-          <w:numId w:val="70"/>
+          <w:numId w:val="72"/>
         </w:numPr>
+        <w:rPr>
+          <w:b/>
+          <w:bCs/>
+        </w:rPr>
       </w:pPr>
       <w:r>
         <w:rPr>
           <w:b/>
           <w:bCs/>
         </w:rPr>
-        <w:t>Gold</w:t>
+        <w:t>Gold: bid (+6.14%).</w:t>
       </w:r>
-      <w:r>
-        <w:t>: bid (</w:t>
-      </w:r>
+    </w:p>
+    <w:p>
+      <w:pPr>
+        <w:numPr>
+          <w:ilvl w:val="0"/>
+          <w:numId w:val="72"/>
+        </w:numPr>
+        <w:rPr>
+          <w:b/>
+          <w:bCs/>
+        </w:rPr>
+      </w:pPr>
       <w:r>
         <w:rPr>
           <w:b/>
           <w:bCs/>
         </w:rPr>
-        <w:t>+6.12%</w:t>
-      </w:r>
-      <w:r>
-        <w:t>).</w:t>
+        <w:t>USD: firm (+1.42%).</w:t>
       </w:r>
     </w:p>
     <w:p>
       <w:pPr>
         <w:numPr>
           <w:ilvl w:val="0"/>
-          <w:numId w:val="70"/>
+          <w:numId w:val="72"/>
         </w:numPr>
+        <w:rPr>
+          <w:b/>
+          <w:bCs/>
+        </w:rPr>
       </w:pPr>
       <w:r>
         <w:rPr>
           <w:b/>
           <w:bCs/>
         </w:rPr>
-        <w:t>USD</w:t>
+        <w:t>Yields: falling (-4.55%).</w:t>
       </w:r>
-      <w:r>
-        <w:t>: firm (</w:t>
-      </w:r>
+    </w:p>
+    <w:p>
+      <w:pPr>
+        <w:numPr>
+          <w:ilvl w:val="0"/>
+          <w:numId w:val="72"/>
+        </w:numPr>
+        <w:rPr>
+          <w:b/>
+          <w:bCs/>
+        </w:rPr>
+      </w:pPr>
       <w:r>
         <w:rPr>
           <w:b/>
           <w:bCs/>
         </w:rPr>
-        <w:t>+1.53%</w:t>
-      </w:r>
-      <w:r>
-        <w:t>).</w:t>
+        <w:t>Bonds: firm (+0.87%).</w:t>
       </w:r>
     </w:p>
     <w:p>
       <w:pPr>
         <w:numPr>
           <w:ilvl w:val="0"/>
-          <w:numId w:val="70"/>
+          <w:numId w:val="72"/>
         </w:numPr>
-      </w:pPr>
-      <w:r>
         <w:rPr>
           <w:b/>
           <w:bCs/>
         </w:rPr>
-        <w:t>Yields</w:t>
-      </w:r>
-      <w:r>
-        <w:t>: falling (</w:t>
-      </w:r>
-      <w:r>
-        <w:rPr>
-          <w:b/>
-          <w:bCs/>
-        </w:rPr>
-        <w:t>-4.31%</w:t>
-      </w:r>
-      <w:r>
-        <w:t>).</w:t>
-      </w:r>
-    </w:p>
-    <w:p>
-      <w:pPr>
-        <w:numPr>
-          <w:ilvl w:val="0"/>
-          <w:numId w:val="70"/>
-        </w:numPr>
-      </w:pPr>
-      <w:r>
-        <w:rPr>
-          <w:b/>
-          <w:bCs/>
-        </w:rPr>
-        <w:t>Bonds</w:t>
-      </w:r>
-      <w:r>
-        <w:t>: firm (</w:t>
-      </w:r>
-      <w:r>
-        <w:rPr>
-          <w:b/>
-          <w:bCs/>
-        </w:rPr>
-        <w:t>+0.82%</w:t>
-      </w:r>
-      <w:r>
-        <w:t>).</w:t>
-      </w:r>
-    </w:p>
-    <w:p>
-      <w:pPr>
-        <w:numPr>
-          <w:ilvl w:val="0"/>
-          <w:numId w:val="70"/>
-        </w:numPr>
       </w:pPr>
       <w:r>
         <w:rPr>
@@ -496,82 +368,22 @@
           <w:bCs/>
         </w:rPr>
         <w:lastRenderedPageBreak/>
-        <w:t>Energy Complex (USO, UNG)</w:t>
+        <w:t>Energy Complex (USO, UNG): soft (-2.16%).</w:t>
       </w:r>
-      <w:r>
-        <w:t>: heavy (</w:t>
-      </w:r>
+    </w:p>
+    <w:p>
+      <w:pPr>
+        <w:rPr>
+          <w:b/>
+          <w:bCs/>
+        </w:rPr>
+      </w:pPr>
       <w:r>
         <w:rPr>
           <w:b/>
           <w:bCs/>
         </w:rPr>
-        <w:t>-3.41%</w:t>
-      </w:r>
-      <w:r>
-        <w:t>).</w:t>
-      </w:r>
-    </w:p>
-    <w:p>
-      <w:r>
-        <w:rPr>
-          <w:b/>
-          <w:bCs/>
-        </w:rPr>
-        <w:t>Bottom line:</w:t>
-      </w:r>
-      <w:r>
-        <w:t xml:space="preserve"> Breadth is essentially even, with leadership clustered in </w:t>
-      </w:r>
-      <w:r>
-        <w:rPr>
-          <w:b/>
-          <w:bCs/>
-        </w:rPr>
-        <w:t>Health Care, Utilities, Staples, and Technology</w:t>
-      </w:r>
-      <w:r>
-        <w:t xml:space="preserve">, while </w:t>
-      </w:r>
-      <w:r>
-        <w:rPr>
-          <w:b/>
-          <w:bCs/>
-        </w:rPr>
-        <w:t>Energy, Financials, Materials, Real Estate, and Communication Services</w:t>
-      </w:r>
-      <w:r>
-        <w:t xml:space="preserve"> lag. Macro posture — </w:t>
-      </w:r>
-      <w:r>
-        <w:rPr>
-          <w:b/>
-          <w:bCs/>
-        </w:rPr>
-        <w:t>gold bid, USD firm, yields falling, bonds firm, and the energy complex heavy</w:t>
-      </w:r>
-      <w:r>
-        <w:t xml:space="preserve"> — points to </w:t>
-      </w:r>
-      <w:r>
-        <w:rPr>
-          <w:b/>
-          <w:bCs/>
-        </w:rPr>
-        <w:t>slowing growth with easing inflation pressures</w:t>
-      </w:r>
-      <w:r>
-        <w:t xml:space="preserve">, favoring </w:t>
-      </w:r>
-      <w:r>
-        <w:rPr>
-          <w:b/>
-          <w:bCs/>
-        </w:rPr>
-        <w:t>defensives and duration</w:t>
-      </w:r>
-      <w:r>
-        <w:t xml:space="preserve"> over cyclical and rate-sensitive exposure.</w:t>
+        <w:t>Bottom line: Market breadth improved modestly, though leadership remains defensive. Health Care, Utilities, Staples, and Technology continue to lead, while Financials, Energy, and Communication Services underperform. Macro posture — gold bid, USD firm, yields falling, bonds firm, and the energy complex soft — signals an environment of slowing growth with easing inflation pressures, consistent with a late-cycle rotation into defensives and duration-sensitive assets.</w:t>
       </w:r>
     </w:p>
     <w:p/>
@@ -588,6 +400,155 @@
 <file path=word/numbering.xml><?xml version="1.0" encoding="utf-8"?>
 <w:numbering xmlns:wpc="http://schemas.microsoft.com/office/word/2010/wordprocessingCanvas" xmlns:cx="http://schemas.microsoft.com/office/drawing/2014/chartex" xmlns:cx1="http://schemas.microsoft.com/office/drawing/2015/9/8/chartex" xmlns:cx2="http://schemas.microsoft.com/office/drawing/2015/10/21/chartex" xmlns:cx3="http://schemas.microsoft.com/office/drawing/2016/5/9/chartex" xmlns:cx4="http://schemas.microsoft.com/office/drawing/2016/5/10/chartex" xmlns:cx5="http://schemas.microsoft.com/office/drawing/2016/5/11/chartex" xmlns:cx6="http://schemas.microsoft.com/office/drawing/2016/5/12/chartex" xmlns:cx7="http://schemas.microsoft.com/office/drawing/2016/5/13/chartex" xmlns:cx8="http://schemas.microsoft.com/office/drawing/2016/5/14/chartex" xmlns:mc="http://schemas.openxmlformats.org/markup-compatibility/2006" xmlns:aink="http://schemas.microsoft.com/office/drawing/2016/ink" xmlns:am3d="http://schemas.microsoft.com/office/drawing/2017/model3d" xmlns:o="urn:schemas-microsoft-com:office:office" xmlns:oel="http://schemas.microsoft.com/office/2019/extlst" xmlns:r="http://schemas.openxmlformats.org/officeDocument/2006/relationships" xmlns:m="http://schemas.openxmlformats.org/officeDocument/2006/math" xmlns:v="urn:schemas-microsoft-com:vml" xmlns:wp14="http://schemas.microsoft.com/office/word/2010/wordprocessingDrawing" xmlns:wp="http://schemas.openxmlformats.org/drawingml/2006/wordprocessingDrawing" xmlns:w10="urn:schemas-microsoft-com:office:word" xmlns:w="http://schemas.openxmlformats.org/wordprocessingml/2006/main" xmlns:w14="http://schemas.microsoft.com/office/word/2010/wordml" xmlns:w15="http://schemas.microsoft.com/office/word/2012/wordml" xmlns:w16cex="http://schemas.microsoft.com/office/word/2018/wordml/cex" xmlns:w16cid="http://schemas.microsoft.com/office/word/2016/wordml/cid" xmlns:w16="http://schemas.microsoft.com/office/word/2018/wordml" xmlns:w16du="http://schemas.microsoft.com/office/word/2023/wordml/word16du" xmlns:w16sdtdh="http://schemas.microsoft.com/office/word/2020/wordml/sdtdatahash" xmlns:w16sdtfl="http://schemas.microsoft.com/office/word/2024/wordml/sdtformatlock" xmlns:w16se="http://schemas.microsoft.com/office/word/2015/wordml/symex" xmlns:wpg="http://schemas.microsoft.com/office/word/2010/wordprocessingGroup" xmlns:wpi="http://schemas.microsoft.com/office/word/2010/wordprocessingInk" xmlns:wne="http://schemas.microsoft.com/office/word/2006/wordml" xmlns:wps="http://schemas.microsoft.com/office/word/2010/wordprocessingShape" mc:Ignorable="w14 w15 w16se w16cid w16 w16cex w16sdtdh w16sdtfl w16du wp14">
   <w:abstractNum w:abstractNumId="0" w15:restartNumberingAfterBreak="0">
+    <w:nsid w:val="003B139D"/>
+    <w:multiLevelType w:val="multilevel"/>
+    <w:tmpl w:val="2D464CBC"/>
+    <w:lvl w:ilvl="0">
+      <w:start w:val="1"/>
+      <w:numFmt w:val="bullet"/>
+      <w:lvlText w:val=""/>
+      <w:lvlJc w:val="left"/>
+      <w:pPr>
+        <w:tabs>
+          <w:tab w:val="num" w:pos="720"/>
+        </w:tabs>
+        <w:ind w:left="720" w:hanging="360"/>
+      </w:pPr>
+      <w:rPr>
+        <w:rFonts w:ascii="Symbol" w:hAnsi="Symbol" w:hint="default"/>
+        <w:sz w:val="20"/>
+      </w:rPr>
+    </w:lvl>
+    <w:lvl w:ilvl="1" w:tentative="1">
+      <w:start w:val="1"/>
+      <w:numFmt w:val="bullet"/>
+      <w:lvlText w:val="o"/>
+      <w:lvlJc w:val="left"/>
+      <w:pPr>
+        <w:tabs>
+          <w:tab w:val="num" w:pos="1440"/>
+        </w:tabs>
+        <w:ind w:left="1440" w:hanging="360"/>
+      </w:pPr>
+      <w:rPr>
+        <w:rFonts w:ascii="Courier New" w:hAnsi="Courier New" w:hint="default"/>
+        <w:sz w:val="20"/>
+      </w:rPr>
+    </w:lvl>
+    <w:lvl w:ilvl="2" w:tentative="1">
+      <w:start w:val="1"/>
+      <w:numFmt w:val="bullet"/>
+      <w:lvlText w:val=""/>
+      <w:lvlJc w:val="left"/>
+      <w:pPr>
+        <w:tabs>
+          <w:tab w:val="num" w:pos="2160"/>
+        </w:tabs>
+        <w:ind w:left="2160" w:hanging="360"/>
+      </w:pPr>
+      <w:rPr>
+        <w:rFonts w:ascii="Wingdings" w:hAnsi="Wingdings" w:hint="default"/>
+        <w:sz w:val="20"/>
+      </w:rPr>
+    </w:lvl>
+    <w:lvl w:ilvl="3" w:tentative="1">
+      <w:start w:val="1"/>
+      <w:numFmt w:val="bullet"/>
+      <w:lvlText w:val=""/>
+      <w:lvlJc w:val="left"/>
+      <w:pPr>
+        <w:tabs>
+          <w:tab w:val="num" w:pos="2880"/>
+        </w:tabs>
+        <w:ind w:left="2880" w:hanging="360"/>
+      </w:pPr>
+      <w:rPr>
+        <w:rFonts w:ascii="Wingdings" w:hAnsi="Wingdings" w:hint="default"/>
+        <w:sz w:val="20"/>
+      </w:rPr>
+    </w:lvl>
+    <w:lvl w:ilvl="4" w:tentative="1">
+      <w:start w:val="1"/>
+      <w:numFmt w:val="bullet"/>
+      <w:lvlText w:val=""/>
+      <w:lvlJc w:val="left"/>
+      <w:pPr>
+        <w:tabs>
+          <w:tab w:val="num" w:pos="3600"/>
+        </w:tabs>
+        <w:ind w:left="3600" w:hanging="360"/>
+      </w:pPr>
+      <w:rPr>
+        <w:rFonts w:ascii="Wingdings" w:hAnsi="Wingdings" w:hint="default"/>
+        <w:sz w:val="20"/>
+      </w:rPr>
+    </w:lvl>
+    <w:lvl w:ilvl="5" w:tentative="1">
+      <w:start w:val="1"/>
+      <w:numFmt w:val="bullet"/>
+      <w:lvlText w:val=""/>
+      <w:lvlJc w:val="left"/>
+      <w:pPr>
+        <w:tabs>
+          <w:tab w:val="num" w:pos="4320"/>
+        </w:tabs>
+        <w:ind w:left="4320" w:hanging="360"/>
+      </w:pPr>
+      <w:rPr>
+        <w:rFonts w:ascii="Wingdings" w:hAnsi="Wingdings" w:hint="default"/>
+        <w:sz w:val="20"/>
+      </w:rPr>
+    </w:lvl>
+    <w:lvl w:ilvl="6" w:tentative="1">
+      <w:start w:val="1"/>
+      <w:numFmt w:val="bullet"/>
+      <w:lvlText w:val=""/>
+      <w:lvlJc w:val="left"/>
+      <w:pPr>
+        <w:tabs>
+          <w:tab w:val="num" w:pos="5040"/>
+        </w:tabs>
+        <w:ind w:left="5040" w:hanging="360"/>
+      </w:pPr>
+      <w:rPr>
+        <w:rFonts w:ascii="Wingdings" w:hAnsi="Wingdings" w:hint="default"/>
+        <w:sz w:val="20"/>
+      </w:rPr>
+    </w:lvl>
+    <w:lvl w:ilvl="7" w:tentative="1">
+      <w:start w:val="1"/>
+      <w:numFmt w:val="bullet"/>
+      <w:lvlText w:val=""/>
+      <w:lvlJc w:val="left"/>
+      <w:pPr>
+        <w:tabs>
+          <w:tab w:val="num" w:pos="5760"/>
+        </w:tabs>
+        <w:ind w:left="5760" w:hanging="360"/>
+      </w:pPr>
+      <w:rPr>
+        <w:rFonts w:ascii="Wingdings" w:hAnsi="Wingdings" w:hint="default"/>
+        <w:sz w:val="20"/>
+      </w:rPr>
+    </w:lvl>
+    <w:lvl w:ilvl="8" w:tentative="1">
+      <w:start w:val="1"/>
+      <w:numFmt w:val="bullet"/>
+      <w:lvlText w:val=""/>
+      <w:lvlJc w:val="left"/>
+      <w:pPr>
+        <w:tabs>
+          <w:tab w:val="num" w:pos="6480"/>
+        </w:tabs>
+        <w:ind w:left="6480" w:hanging="360"/>
+      </w:pPr>
+      <w:rPr>
+        <w:rFonts w:ascii="Wingdings" w:hAnsi="Wingdings" w:hint="default"/>
+        <w:sz w:val="20"/>
+      </w:rPr>
+    </w:lvl>
+  </w:abstractNum>
+  <w:abstractNum w:abstractNumId="1" w15:restartNumberingAfterBreak="0">
     <w:nsid w:val="040143C8"/>
     <w:multiLevelType w:val="multilevel"/>
     <w:tmpl w:val="2F866E42"/>
@@ -736,7 +697,7 @@
       </w:rPr>
     </w:lvl>
   </w:abstractNum>
-  <w:abstractNum w:abstractNumId="1" w15:restartNumberingAfterBreak="0">
+  <w:abstractNum w:abstractNumId="2" w15:restartNumberingAfterBreak="0">
     <w:nsid w:val="05036849"/>
     <w:multiLevelType w:val="multilevel"/>
     <w:tmpl w:val="18AA823C"/>
@@ -885,7 +846,7 @@
       </w:rPr>
     </w:lvl>
   </w:abstractNum>
-  <w:abstractNum w:abstractNumId="2" w15:restartNumberingAfterBreak="0">
+  <w:abstractNum w:abstractNumId="3" w15:restartNumberingAfterBreak="0">
     <w:nsid w:val="06424D44"/>
     <w:multiLevelType w:val="multilevel"/>
     <w:tmpl w:val="EEB657A0"/>
@@ -1034,7 +995,7 @@
       </w:rPr>
     </w:lvl>
   </w:abstractNum>
-  <w:abstractNum w:abstractNumId="3" w15:restartNumberingAfterBreak="0">
+  <w:abstractNum w:abstractNumId="4" w15:restartNumberingAfterBreak="0">
     <w:nsid w:val="06616099"/>
     <w:multiLevelType w:val="multilevel"/>
     <w:tmpl w:val="203CF1DA"/>
@@ -1183,7 +1144,7 @@
       </w:rPr>
     </w:lvl>
   </w:abstractNum>
-  <w:abstractNum w:abstractNumId="4" w15:restartNumberingAfterBreak="0">
+  <w:abstractNum w:abstractNumId="5" w15:restartNumberingAfterBreak="0">
     <w:nsid w:val="0C2A660A"/>
     <w:multiLevelType w:val="multilevel"/>
     <w:tmpl w:val="B0BEDB96"/>
@@ -1332,7 +1293,7 @@
       </w:rPr>
     </w:lvl>
   </w:abstractNum>
-  <w:abstractNum w:abstractNumId="5" w15:restartNumberingAfterBreak="0">
+  <w:abstractNum w:abstractNumId="6" w15:restartNumberingAfterBreak="0">
     <w:nsid w:val="0EF02FA9"/>
     <w:multiLevelType w:val="multilevel"/>
     <w:tmpl w:val="22B4E042"/>
@@ -1481,7 +1442,7 @@
       </w:rPr>
     </w:lvl>
   </w:abstractNum>
-  <w:abstractNum w:abstractNumId="6" w15:restartNumberingAfterBreak="0">
+  <w:abstractNum w:abstractNumId="7" w15:restartNumberingAfterBreak="0">
     <w:nsid w:val="10500EEA"/>
     <w:multiLevelType w:val="multilevel"/>
     <w:tmpl w:val="D62C0554"/>
@@ -1630,7 +1591,7 @@
       </w:rPr>
     </w:lvl>
   </w:abstractNum>
-  <w:abstractNum w:abstractNumId="7" w15:restartNumberingAfterBreak="0">
+  <w:abstractNum w:abstractNumId="8" w15:restartNumberingAfterBreak="0">
     <w:nsid w:val="10F2578D"/>
     <w:multiLevelType w:val="multilevel"/>
     <w:tmpl w:val="08201094"/>
@@ -1779,7 +1740,7 @@
       </w:rPr>
     </w:lvl>
   </w:abstractNum>
-  <w:abstractNum w:abstractNumId="8" w15:restartNumberingAfterBreak="0">
+  <w:abstractNum w:abstractNumId="9" w15:restartNumberingAfterBreak="0">
     <w:nsid w:val="11DC55E2"/>
     <w:multiLevelType w:val="multilevel"/>
     <w:tmpl w:val="0FBAD16E"/>
@@ -1928,7 +1889,7 @@
       </w:rPr>
     </w:lvl>
   </w:abstractNum>
-  <w:abstractNum w:abstractNumId="9" w15:restartNumberingAfterBreak="0">
+  <w:abstractNum w:abstractNumId="10" w15:restartNumberingAfterBreak="0">
     <w:nsid w:val="11E41994"/>
     <w:multiLevelType w:val="multilevel"/>
     <w:tmpl w:val="0C5C9D96"/>
@@ -2077,7 +2038,7 @@
       </w:rPr>
     </w:lvl>
   </w:abstractNum>
-  <w:abstractNum w:abstractNumId="10" w15:restartNumberingAfterBreak="0">
+  <w:abstractNum w:abstractNumId="11" w15:restartNumberingAfterBreak="0">
     <w:nsid w:val="14D44EFF"/>
     <w:multiLevelType w:val="multilevel"/>
     <w:tmpl w:val="A3E4F000"/>
@@ -2226,7 +2187,7 @@
       </w:rPr>
     </w:lvl>
   </w:abstractNum>
-  <w:abstractNum w:abstractNumId="11" w15:restartNumberingAfterBreak="0">
+  <w:abstractNum w:abstractNumId="12" w15:restartNumberingAfterBreak="0">
     <w:nsid w:val="14F66268"/>
     <w:multiLevelType w:val="multilevel"/>
     <w:tmpl w:val="18CA7EF2"/>
@@ -2375,7 +2336,7 @@
       </w:rPr>
     </w:lvl>
   </w:abstractNum>
-  <w:abstractNum w:abstractNumId="12" w15:restartNumberingAfterBreak="0">
+  <w:abstractNum w:abstractNumId="13" w15:restartNumberingAfterBreak="0">
     <w:nsid w:val="15CE3E8B"/>
     <w:multiLevelType w:val="multilevel"/>
     <w:tmpl w:val="47E69690"/>
@@ -2524,7 +2485,7 @@
       </w:rPr>
     </w:lvl>
   </w:abstractNum>
-  <w:abstractNum w:abstractNumId="13" w15:restartNumberingAfterBreak="0">
+  <w:abstractNum w:abstractNumId="14" w15:restartNumberingAfterBreak="0">
     <w:nsid w:val="16C960FF"/>
     <w:multiLevelType w:val="multilevel"/>
     <w:tmpl w:val="B208537C"/>
@@ -2673,7 +2634,7 @@
       </w:rPr>
     </w:lvl>
   </w:abstractNum>
-  <w:abstractNum w:abstractNumId="14" w15:restartNumberingAfterBreak="0">
+  <w:abstractNum w:abstractNumId="15" w15:restartNumberingAfterBreak="0">
     <w:nsid w:val="18176FD1"/>
     <w:multiLevelType w:val="multilevel"/>
     <w:tmpl w:val="076C3802"/>
@@ -2822,7 +2783,7 @@
       </w:rPr>
     </w:lvl>
   </w:abstractNum>
-  <w:abstractNum w:abstractNumId="15" w15:restartNumberingAfterBreak="0">
+  <w:abstractNum w:abstractNumId="16" w15:restartNumberingAfterBreak="0">
     <w:nsid w:val="1B914BEA"/>
     <w:multiLevelType w:val="multilevel"/>
     <w:tmpl w:val="2244DADE"/>
@@ -2971,7 +2932,7 @@
       </w:rPr>
     </w:lvl>
   </w:abstractNum>
-  <w:abstractNum w:abstractNumId="16" w15:restartNumberingAfterBreak="0">
+  <w:abstractNum w:abstractNumId="17" w15:restartNumberingAfterBreak="0">
     <w:nsid w:val="1F5C4F6B"/>
     <w:multiLevelType w:val="multilevel"/>
     <w:tmpl w:val="0A385024"/>
@@ -3120,7 +3081,7 @@
       </w:rPr>
     </w:lvl>
   </w:abstractNum>
-  <w:abstractNum w:abstractNumId="17" w15:restartNumberingAfterBreak="0">
+  <w:abstractNum w:abstractNumId="18" w15:restartNumberingAfterBreak="0">
     <w:nsid w:val="230F1EE1"/>
     <w:multiLevelType w:val="multilevel"/>
     <w:tmpl w:val="AF9A5E34"/>
@@ -3269,7 +3230,7 @@
       </w:rPr>
     </w:lvl>
   </w:abstractNum>
-  <w:abstractNum w:abstractNumId="18" w15:restartNumberingAfterBreak="0">
+  <w:abstractNum w:abstractNumId="19" w15:restartNumberingAfterBreak="0">
     <w:nsid w:val="235A6783"/>
     <w:multiLevelType w:val="multilevel"/>
     <w:tmpl w:val="B104713E"/>
@@ -3418,7 +3379,7 @@
       </w:rPr>
     </w:lvl>
   </w:abstractNum>
-  <w:abstractNum w:abstractNumId="19" w15:restartNumberingAfterBreak="0">
+  <w:abstractNum w:abstractNumId="20" w15:restartNumberingAfterBreak="0">
     <w:nsid w:val="271473B9"/>
     <w:multiLevelType w:val="multilevel"/>
     <w:tmpl w:val="96D048EE"/>
@@ -3567,7 +3528,7 @@
       </w:rPr>
     </w:lvl>
   </w:abstractNum>
-  <w:abstractNum w:abstractNumId="20" w15:restartNumberingAfterBreak="0">
+  <w:abstractNum w:abstractNumId="21" w15:restartNumberingAfterBreak="0">
     <w:nsid w:val="273268E4"/>
     <w:multiLevelType w:val="multilevel"/>
     <w:tmpl w:val="62221B10"/>
@@ -3716,7 +3677,7 @@
       </w:rPr>
     </w:lvl>
   </w:abstractNum>
-  <w:abstractNum w:abstractNumId="21" w15:restartNumberingAfterBreak="0">
+  <w:abstractNum w:abstractNumId="22" w15:restartNumberingAfterBreak="0">
     <w:nsid w:val="27DD119E"/>
     <w:multiLevelType w:val="multilevel"/>
     <w:tmpl w:val="1C60FF70"/>
@@ -3865,7 +3826,7 @@
       </w:rPr>
     </w:lvl>
   </w:abstractNum>
-  <w:abstractNum w:abstractNumId="22" w15:restartNumberingAfterBreak="0">
+  <w:abstractNum w:abstractNumId="23" w15:restartNumberingAfterBreak="0">
     <w:nsid w:val="29172398"/>
     <w:multiLevelType w:val="multilevel"/>
     <w:tmpl w:val="6A00188C"/>
@@ -4014,7 +3975,7 @@
       </w:rPr>
     </w:lvl>
   </w:abstractNum>
-  <w:abstractNum w:abstractNumId="23" w15:restartNumberingAfterBreak="0">
+  <w:abstractNum w:abstractNumId="24" w15:restartNumberingAfterBreak="0">
     <w:nsid w:val="2AE3093F"/>
     <w:multiLevelType w:val="multilevel"/>
     <w:tmpl w:val="CD888610"/>
@@ -4163,7 +4124,7 @@
       </w:rPr>
     </w:lvl>
   </w:abstractNum>
-  <w:abstractNum w:abstractNumId="24" w15:restartNumberingAfterBreak="0">
+  <w:abstractNum w:abstractNumId="25" w15:restartNumberingAfterBreak="0">
     <w:nsid w:val="2D7172A0"/>
     <w:multiLevelType w:val="multilevel"/>
     <w:tmpl w:val="615A5204"/>
@@ -4312,7 +4273,7 @@
       </w:rPr>
     </w:lvl>
   </w:abstractNum>
-  <w:abstractNum w:abstractNumId="25" w15:restartNumberingAfterBreak="0">
+  <w:abstractNum w:abstractNumId="26" w15:restartNumberingAfterBreak="0">
     <w:nsid w:val="2EC14BE6"/>
     <w:multiLevelType w:val="multilevel"/>
     <w:tmpl w:val="EAB4BB98"/>
@@ -4461,7 +4422,7 @@
       </w:rPr>
     </w:lvl>
   </w:abstractNum>
-  <w:abstractNum w:abstractNumId="26" w15:restartNumberingAfterBreak="0">
+  <w:abstractNum w:abstractNumId="27" w15:restartNumberingAfterBreak="0">
     <w:nsid w:val="2FAF7C70"/>
     <w:multiLevelType w:val="multilevel"/>
     <w:tmpl w:val="39F4968C"/>
@@ -4610,7 +4571,7 @@
       </w:rPr>
     </w:lvl>
   </w:abstractNum>
-  <w:abstractNum w:abstractNumId="27" w15:restartNumberingAfterBreak="0">
+  <w:abstractNum w:abstractNumId="28" w15:restartNumberingAfterBreak="0">
     <w:nsid w:val="30211183"/>
     <w:multiLevelType w:val="multilevel"/>
     <w:tmpl w:val="17BCC77C"/>
@@ -4759,7 +4720,7 @@
       </w:rPr>
     </w:lvl>
   </w:abstractNum>
-  <w:abstractNum w:abstractNumId="28" w15:restartNumberingAfterBreak="0">
+  <w:abstractNum w:abstractNumId="29" w15:restartNumberingAfterBreak="0">
     <w:nsid w:val="308C2490"/>
     <w:multiLevelType w:val="multilevel"/>
     <w:tmpl w:val="A52AC25C"/>
@@ -4908,7 +4869,7 @@
       </w:rPr>
     </w:lvl>
   </w:abstractNum>
-  <w:abstractNum w:abstractNumId="29" w15:restartNumberingAfterBreak="0">
+  <w:abstractNum w:abstractNumId="30" w15:restartNumberingAfterBreak="0">
     <w:nsid w:val="36B2143A"/>
     <w:multiLevelType w:val="multilevel"/>
     <w:tmpl w:val="64604580"/>
@@ -5057,7 +5018,7 @@
       </w:rPr>
     </w:lvl>
   </w:abstractNum>
-  <w:abstractNum w:abstractNumId="30" w15:restartNumberingAfterBreak="0">
+  <w:abstractNum w:abstractNumId="31" w15:restartNumberingAfterBreak="0">
     <w:nsid w:val="36E65CFF"/>
     <w:multiLevelType w:val="multilevel"/>
     <w:tmpl w:val="CE3C9310"/>
@@ -5206,7 +5167,7 @@
       </w:rPr>
     </w:lvl>
   </w:abstractNum>
-  <w:abstractNum w:abstractNumId="31" w15:restartNumberingAfterBreak="0">
+  <w:abstractNum w:abstractNumId="32" w15:restartNumberingAfterBreak="0">
     <w:nsid w:val="3E6F5D06"/>
     <w:multiLevelType w:val="multilevel"/>
     <w:tmpl w:val="048E3170"/>
@@ -5355,7 +5316,7 @@
       </w:rPr>
     </w:lvl>
   </w:abstractNum>
-  <w:abstractNum w:abstractNumId="32" w15:restartNumberingAfterBreak="0">
+  <w:abstractNum w:abstractNumId="33" w15:restartNumberingAfterBreak="0">
     <w:nsid w:val="3F362D47"/>
     <w:multiLevelType w:val="multilevel"/>
     <w:tmpl w:val="88CA522A"/>
@@ -5504,7 +5465,7 @@
       </w:rPr>
     </w:lvl>
   </w:abstractNum>
-  <w:abstractNum w:abstractNumId="33" w15:restartNumberingAfterBreak="0">
+  <w:abstractNum w:abstractNumId="34" w15:restartNumberingAfterBreak="0">
     <w:nsid w:val="44BC3258"/>
     <w:multiLevelType w:val="multilevel"/>
     <w:tmpl w:val="46687CC4"/>
@@ -5653,7 +5614,7 @@
       </w:rPr>
     </w:lvl>
   </w:abstractNum>
-  <w:abstractNum w:abstractNumId="34" w15:restartNumberingAfterBreak="0">
+  <w:abstractNum w:abstractNumId="35" w15:restartNumberingAfterBreak="0">
     <w:nsid w:val="48C97CF2"/>
     <w:multiLevelType w:val="multilevel"/>
     <w:tmpl w:val="351A9F9A"/>
@@ -5802,7 +5763,7 @@
       </w:rPr>
     </w:lvl>
   </w:abstractNum>
-  <w:abstractNum w:abstractNumId="35" w15:restartNumberingAfterBreak="0">
+  <w:abstractNum w:abstractNumId="36" w15:restartNumberingAfterBreak="0">
     <w:nsid w:val="49421EC4"/>
     <w:multiLevelType w:val="multilevel"/>
     <w:tmpl w:val="1070D884"/>
@@ -5951,7 +5912,7 @@
       </w:rPr>
     </w:lvl>
   </w:abstractNum>
-  <w:abstractNum w:abstractNumId="36" w15:restartNumberingAfterBreak="0">
+  <w:abstractNum w:abstractNumId="37" w15:restartNumberingAfterBreak="0">
     <w:nsid w:val="49BE432E"/>
     <w:multiLevelType w:val="multilevel"/>
     <w:tmpl w:val="F31895E0"/>
@@ -6100,7 +6061,7 @@
       </w:rPr>
     </w:lvl>
   </w:abstractNum>
-  <w:abstractNum w:abstractNumId="37" w15:restartNumberingAfterBreak="0">
+  <w:abstractNum w:abstractNumId="38" w15:restartNumberingAfterBreak="0">
     <w:nsid w:val="4D6D2000"/>
     <w:multiLevelType w:val="multilevel"/>
     <w:tmpl w:val="D222DEEC"/>
@@ -6249,7 +6210,7 @@
       </w:rPr>
     </w:lvl>
   </w:abstractNum>
-  <w:abstractNum w:abstractNumId="38" w15:restartNumberingAfterBreak="0">
+  <w:abstractNum w:abstractNumId="39" w15:restartNumberingAfterBreak="0">
     <w:nsid w:val="4E7C38B9"/>
     <w:multiLevelType w:val="multilevel"/>
     <w:tmpl w:val="BA9A3C7A"/>
@@ -6398,7 +6359,7 @@
       </w:rPr>
     </w:lvl>
   </w:abstractNum>
-  <w:abstractNum w:abstractNumId="39" w15:restartNumberingAfterBreak="0">
+  <w:abstractNum w:abstractNumId="40" w15:restartNumberingAfterBreak="0">
     <w:nsid w:val="4F675C52"/>
     <w:multiLevelType w:val="multilevel"/>
     <w:tmpl w:val="E8746552"/>
@@ -6547,7 +6508,7 @@
       </w:rPr>
     </w:lvl>
   </w:abstractNum>
-  <w:abstractNum w:abstractNumId="40" w15:restartNumberingAfterBreak="0">
+  <w:abstractNum w:abstractNumId="41" w15:restartNumberingAfterBreak="0">
     <w:nsid w:val="518B0AF4"/>
     <w:multiLevelType w:val="multilevel"/>
     <w:tmpl w:val="E21A9B02"/>
@@ -6696,7 +6657,7 @@
       </w:rPr>
     </w:lvl>
   </w:abstractNum>
-  <w:abstractNum w:abstractNumId="41" w15:restartNumberingAfterBreak="0">
+  <w:abstractNum w:abstractNumId="42" w15:restartNumberingAfterBreak="0">
     <w:nsid w:val="554A2D8C"/>
     <w:multiLevelType w:val="multilevel"/>
     <w:tmpl w:val="030AEED4"/>
@@ -6845,7 +6806,7 @@
       </w:rPr>
     </w:lvl>
   </w:abstractNum>
-  <w:abstractNum w:abstractNumId="42" w15:restartNumberingAfterBreak="0">
+  <w:abstractNum w:abstractNumId="43" w15:restartNumberingAfterBreak="0">
     <w:nsid w:val="55E56A09"/>
     <w:multiLevelType w:val="multilevel"/>
     <w:tmpl w:val="42345B00"/>
@@ -6994,7 +6955,7 @@
       </w:rPr>
     </w:lvl>
   </w:abstractNum>
-  <w:abstractNum w:abstractNumId="43" w15:restartNumberingAfterBreak="0">
+  <w:abstractNum w:abstractNumId="44" w15:restartNumberingAfterBreak="0">
     <w:nsid w:val="565672AE"/>
     <w:multiLevelType w:val="multilevel"/>
     <w:tmpl w:val="9DB47B8A"/>
@@ -7143,7 +7104,7 @@
       </w:rPr>
     </w:lvl>
   </w:abstractNum>
-  <w:abstractNum w:abstractNumId="44" w15:restartNumberingAfterBreak="0">
+  <w:abstractNum w:abstractNumId="45" w15:restartNumberingAfterBreak="0">
     <w:nsid w:val="569C54B2"/>
     <w:multiLevelType w:val="multilevel"/>
     <w:tmpl w:val="EE7EE69A"/>
@@ -7292,7 +7253,7 @@
       </w:rPr>
     </w:lvl>
   </w:abstractNum>
-  <w:abstractNum w:abstractNumId="45" w15:restartNumberingAfterBreak="0">
+  <w:abstractNum w:abstractNumId="46" w15:restartNumberingAfterBreak="0">
     <w:nsid w:val="56F71075"/>
     <w:multiLevelType w:val="multilevel"/>
     <w:tmpl w:val="2952AC56"/>
@@ -7441,7 +7402,7 @@
       </w:rPr>
     </w:lvl>
   </w:abstractNum>
-  <w:abstractNum w:abstractNumId="46" w15:restartNumberingAfterBreak="0">
+  <w:abstractNum w:abstractNumId="47" w15:restartNumberingAfterBreak="0">
     <w:nsid w:val="5918416D"/>
     <w:multiLevelType w:val="multilevel"/>
     <w:tmpl w:val="7160D344"/>
@@ -7590,7 +7551,7 @@
       </w:rPr>
     </w:lvl>
   </w:abstractNum>
-  <w:abstractNum w:abstractNumId="47" w15:restartNumberingAfterBreak="0">
+  <w:abstractNum w:abstractNumId="48" w15:restartNumberingAfterBreak="0">
     <w:nsid w:val="5AD277F9"/>
     <w:multiLevelType w:val="multilevel"/>
     <w:tmpl w:val="BE649556"/>
@@ -7739,7 +7700,7 @@
       </w:rPr>
     </w:lvl>
   </w:abstractNum>
-  <w:abstractNum w:abstractNumId="48" w15:restartNumberingAfterBreak="0">
+  <w:abstractNum w:abstractNumId="49" w15:restartNumberingAfterBreak="0">
     <w:nsid w:val="5BC6754C"/>
     <w:multiLevelType w:val="multilevel"/>
     <w:tmpl w:val="61C8A2DE"/>
@@ -7888,7 +7849,7 @@
       </w:rPr>
     </w:lvl>
   </w:abstractNum>
-  <w:abstractNum w:abstractNumId="49" w15:restartNumberingAfterBreak="0">
+  <w:abstractNum w:abstractNumId="50" w15:restartNumberingAfterBreak="0">
     <w:nsid w:val="5C590522"/>
     <w:multiLevelType w:val="multilevel"/>
     <w:tmpl w:val="21E6C334"/>
@@ -8037,7 +7998,7 @@
       </w:rPr>
     </w:lvl>
   </w:abstractNum>
-  <w:abstractNum w:abstractNumId="50" w15:restartNumberingAfterBreak="0">
+  <w:abstractNum w:abstractNumId="51" w15:restartNumberingAfterBreak="0">
     <w:nsid w:val="5F25507A"/>
     <w:multiLevelType w:val="multilevel"/>
     <w:tmpl w:val="577A4134"/>
@@ -8186,7 +8147,7 @@
       </w:rPr>
     </w:lvl>
   </w:abstractNum>
-  <w:abstractNum w:abstractNumId="51" w15:restartNumberingAfterBreak="0">
+  <w:abstractNum w:abstractNumId="52" w15:restartNumberingAfterBreak="0">
     <w:nsid w:val="610A18D6"/>
     <w:multiLevelType w:val="multilevel"/>
     <w:tmpl w:val="0C103A64"/>
@@ -8335,7 +8296,7 @@
       </w:rPr>
     </w:lvl>
   </w:abstractNum>
-  <w:abstractNum w:abstractNumId="52" w15:restartNumberingAfterBreak="0">
+  <w:abstractNum w:abstractNumId="53" w15:restartNumberingAfterBreak="0">
     <w:nsid w:val="622C70E0"/>
     <w:multiLevelType w:val="multilevel"/>
     <w:tmpl w:val="1AEE679E"/>
@@ -8484,7 +8445,7 @@
       </w:rPr>
     </w:lvl>
   </w:abstractNum>
-  <w:abstractNum w:abstractNumId="53" w15:restartNumberingAfterBreak="0">
+  <w:abstractNum w:abstractNumId="54" w15:restartNumberingAfterBreak="0">
     <w:nsid w:val="640E2F59"/>
     <w:multiLevelType w:val="multilevel"/>
     <w:tmpl w:val="26F4B2DE"/>
@@ -8633,7 +8594,7 @@
       </w:rPr>
     </w:lvl>
   </w:abstractNum>
-  <w:abstractNum w:abstractNumId="54" w15:restartNumberingAfterBreak="0">
+  <w:abstractNum w:abstractNumId="55" w15:restartNumberingAfterBreak="0">
     <w:nsid w:val="64706C61"/>
     <w:multiLevelType w:val="multilevel"/>
     <w:tmpl w:val="2AA095D8"/>
@@ -8782,7 +8743,7 @@
       </w:rPr>
     </w:lvl>
   </w:abstractNum>
-  <w:abstractNum w:abstractNumId="55" w15:restartNumberingAfterBreak="0">
+  <w:abstractNum w:abstractNumId="56" w15:restartNumberingAfterBreak="0">
     <w:nsid w:val="663131E0"/>
     <w:multiLevelType w:val="multilevel"/>
     <w:tmpl w:val="1E82DB90"/>
@@ -8931,7 +8892,7 @@
       </w:rPr>
     </w:lvl>
   </w:abstractNum>
-  <w:abstractNum w:abstractNumId="56" w15:restartNumberingAfterBreak="0">
+  <w:abstractNum w:abstractNumId="57" w15:restartNumberingAfterBreak="0">
     <w:nsid w:val="676E4319"/>
     <w:multiLevelType w:val="multilevel"/>
     <w:tmpl w:val="D38640E0"/>
@@ -9080,7 +9041,7 @@
       </w:rPr>
     </w:lvl>
   </w:abstractNum>
-  <w:abstractNum w:abstractNumId="57" w15:restartNumberingAfterBreak="0">
+  <w:abstractNum w:abstractNumId="58" w15:restartNumberingAfterBreak="0">
     <w:nsid w:val="6CDE4304"/>
     <w:multiLevelType w:val="multilevel"/>
     <w:tmpl w:val="442A8830"/>
@@ -9229,7 +9190,7 @@
       </w:rPr>
     </w:lvl>
   </w:abstractNum>
-  <w:abstractNum w:abstractNumId="58" w15:restartNumberingAfterBreak="0">
+  <w:abstractNum w:abstractNumId="59" w15:restartNumberingAfterBreak="0">
     <w:nsid w:val="6CED189A"/>
     <w:multiLevelType w:val="multilevel"/>
     <w:tmpl w:val="019E646A"/>
@@ -9378,7 +9339,7 @@
       </w:rPr>
     </w:lvl>
   </w:abstractNum>
-  <w:abstractNum w:abstractNumId="59" w15:restartNumberingAfterBreak="0">
+  <w:abstractNum w:abstractNumId="60" w15:restartNumberingAfterBreak="0">
     <w:nsid w:val="6D982CB9"/>
     <w:multiLevelType w:val="multilevel"/>
     <w:tmpl w:val="EFA65B1E"/>
@@ -9527,7 +9488,7 @@
       </w:rPr>
     </w:lvl>
   </w:abstractNum>
-  <w:abstractNum w:abstractNumId="60" w15:restartNumberingAfterBreak="0">
+  <w:abstractNum w:abstractNumId="61" w15:restartNumberingAfterBreak="0">
     <w:nsid w:val="6FAC686D"/>
     <w:multiLevelType w:val="multilevel"/>
     <w:tmpl w:val="F7CCE078"/>
@@ -9676,7 +9637,7 @@
       </w:rPr>
     </w:lvl>
   </w:abstractNum>
-  <w:abstractNum w:abstractNumId="61" w15:restartNumberingAfterBreak="0">
+  <w:abstractNum w:abstractNumId="62" w15:restartNumberingAfterBreak="0">
     <w:nsid w:val="70427236"/>
     <w:multiLevelType w:val="multilevel"/>
     <w:tmpl w:val="834A0EA4"/>
@@ -9825,7 +9786,7 @@
       </w:rPr>
     </w:lvl>
   </w:abstractNum>
-  <w:abstractNum w:abstractNumId="62" w15:restartNumberingAfterBreak="0">
+  <w:abstractNum w:abstractNumId="63" w15:restartNumberingAfterBreak="0">
     <w:nsid w:val="72987028"/>
     <w:multiLevelType w:val="multilevel"/>
     <w:tmpl w:val="0B8AE7E8"/>
@@ -9974,7 +9935,7 @@
       </w:rPr>
     </w:lvl>
   </w:abstractNum>
-  <w:abstractNum w:abstractNumId="63" w15:restartNumberingAfterBreak="0">
+  <w:abstractNum w:abstractNumId="64" w15:restartNumberingAfterBreak="0">
     <w:nsid w:val="74995DA1"/>
     <w:multiLevelType w:val="multilevel"/>
     <w:tmpl w:val="47E69886"/>
@@ -10123,7 +10084,7 @@
       </w:rPr>
     </w:lvl>
   </w:abstractNum>
-  <w:abstractNum w:abstractNumId="64" w15:restartNumberingAfterBreak="0">
+  <w:abstractNum w:abstractNumId="65" w15:restartNumberingAfterBreak="0">
     <w:nsid w:val="75133277"/>
     <w:multiLevelType w:val="multilevel"/>
     <w:tmpl w:val="98A67D76"/>
@@ -10272,7 +10233,7 @@
       </w:rPr>
     </w:lvl>
   </w:abstractNum>
-  <w:abstractNum w:abstractNumId="65" w15:restartNumberingAfterBreak="0">
+  <w:abstractNum w:abstractNumId="66" w15:restartNumberingAfterBreak="0">
     <w:nsid w:val="75145F1E"/>
     <w:multiLevelType w:val="multilevel"/>
     <w:tmpl w:val="A9F0EEDE"/>
@@ -10421,7 +10382,7 @@
       </w:rPr>
     </w:lvl>
   </w:abstractNum>
-  <w:abstractNum w:abstractNumId="66" w15:restartNumberingAfterBreak="0">
+  <w:abstractNum w:abstractNumId="67" w15:restartNumberingAfterBreak="0">
     <w:nsid w:val="77F70E72"/>
     <w:multiLevelType w:val="multilevel"/>
     <w:tmpl w:val="CA4A179E"/>
@@ -10570,7 +10531,7 @@
       </w:rPr>
     </w:lvl>
   </w:abstractNum>
-  <w:abstractNum w:abstractNumId="67" w15:restartNumberingAfterBreak="0">
+  <w:abstractNum w:abstractNumId="68" w15:restartNumberingAfterBreak="0">
     <w:nsid w:val="78AF3623"/>
     <w:multiLevelType w:val="multilevel"/>
     <w:tmpl w:val="10EA459E"/>
@@ -10719,7 +10680,156 @@
       </w:rPr>
     </w:lvl>
   </w:abstractNum>
-  <w:abstractNum w:abstractNumId="68" w15:restartNumberingAfterBreak="0">
+  <w:abstractNum w:abstractNumId="69" w15:restartNumberingAfterBreak="0">
+    <w:nsid w:val="79075D66"/>
+    <w:multiLevelType w:val="multilevel"/>
+    <w:tmpl w:val="DAA2F8BE"/>
+    <w:lvl w:ilvl="0">
+      <w:start w:val="1"/>
+      <w:numFmt w:val="bullet"/>
+      <w:lvlText w:val=""/>
+      <w:lvlJc w:val="left"/>
+      <w:pPr>
+        <w:tabs>
+          <w:tab w:val="num" w:pos="720"/>
+        </w:tabs>
+        <w:ind w:left="720" w:hanging="360"/>
+      </w:pPr>
+      <w:rPr>
+        <w:rFonts w:ascii="Symbol" w:hAnsi="Symbol" w:hint="default"/>
+        <w:sz w:val="20"/>
+      </w:rPr>
+    </w:lvl>
+    <w:lvl w:ilvl="1" w:tentative="1">
+      <w:start w:val="1"/>
+      <w:numFmt w:val="bullet"/>
+      <w:lvlText w:val="o"/>
+      <w:lvlJc w:val="left"/>
+      <w:pPr>
+        <w:tabs>
+          <w:tab w:val="num" w:pos="1440"/>
+        </w:tabs>
+        <w:ind w:left="1440" w:hanging="360"/>
+      </w:pPr>
+      <w:rPr>
+        <w:rFonts w:ascii="Courier New" w:hAnsi="Courier New" w:hint="default"/>
+        <w:sz w:val="20"/>
+      </w:rPr>
+    </w:lvl>
+    <w:lvl w:ilvl="2" w:tentative="1">
+      <w:start w:val="1"/>
+      <w:numFmt w:val="bullet"/>
+      <w:lvlText w:val=""/>
+      <w:lvlJc w:val="left"/>
+      <w:pPr>
+        <w:tabs>
+          <w:tab w:val="num" w:pos="2160"/>
+        </w:tabs>
+        <w:ind w:left="2160" w:hanging="360"/>
+      </w:pPr>
+      <w:rPr>
+        <w:rFonts w:ascii="Wingdings" w:hAnsi="Wingdings" w:hint="default"/>
+        <w:sz w:val="20"/>
+      </w:rPr>
+    </w:lvl>
+    <w:lvl w:ilvl="3" w:tentative="1">
+      <w:start w:val="1"/>
+      <w:numFmt w:val="bullet"/>
+      <w:lvlText w:val=""/>
+      <w:lvlJc w:val="left"/>
+      <w:pPr>
+        <w:tabs>
+          <w:tab w:val="num" w:pos="2880"/>
+        </w:tabs>
+        <w:ind w:left="2880" w:hanging="360"/>
+      </w:pPr>
+      <w:rPr>
+        <w:rFonts w:ascii="Wingdings" w:hAnsi="Wingdings" w:hint="default"/>
+        <w:sz w:val="20"/>
+      </w:rPr>
+    </w:lvl>
+    <w:lvl w:ilvl="4" w:tentative="1">
+      <w:start w:val="1"/>
+      <w:numFmt w:val="bullet"/>
+      <w:lvlText w:val=""/>
+      <w:lvlJc w:val="left"/>
+      <w:pPr>
+        <w:tabs>
+          <w:tab w:val="num" w:pos="3600"/>
+        </w:tabs>
+        <w:ind w:left="3600" w:hanging="360"/>
+      </w:pPr>
+      <w:rPr>
+        <w:rFonts w:ascii="Wingdings" w:hAnsi="Wingdings" w:hint="default"/>
+        <w:sz w:val="20"/>
+      </w:rPr>
+    </w:lvl>
+    <w:lvl w:ilvl="5" w:tentative="1">
+      <w:start w:val="1"/>
+      <w:numFmt w:val="bullet"/>
+      <w:lvlText w:val=""/>
+      <w:lvlJc w:val="left"/>
+      <w:pPr>
+        <w:tabs>
+          <w:tab w:val="num" w:pos="4320"/>
+        </w:tabs>
+        <w:ind w:left="4320" w:hanging="360"/>
+      </w:pPr>
+      <w:rPr>
+        <w:rFonts w:ascii="Wingdings" w:hAnsi="Wingdings" w:hint="default"/>
+        <w:sz w:val="20"/>
+      </w:rPr>
+    </w:lvl>
+    <w:lvl w:ilvl="6" w:tentative="1">
+      <w:start w:val="1"/>
+      <w:numFmt w:val="bullet"/>
+      <w:lvlText w:val=""/>
+      <w:lvlJc w:val="left"/>
+      <w:pPr>
+        <w:tabs>
+          <w:tab w:val="num" w:pos="5040"/>
+        </w:tabs>
+        <w:ind w:left="5040" w:hanging="360"/>
+      </w:pPr>
+      <w:rPr>
+        <w:rFonts w:ascii="Wingdings" w:hAnsi="Wingdings" w:hint="default"/>
+        <w:sz w:val="20"/>
+      </w:rPr>
+    </w:lvl>
+    <w:lvl w:ilvl="7" w:tentative="1">
+      <w:start w:val="1"/>
+      <w:numFmt w:val="bullet"/>
+      <w:lvlText w:val=""/>
+      <w:lvlJc w:val="left"/>
+      <w:pPr>
+        <w:tabs>
+          <w:tab w:val="num" w:pos="5760"/>
+        </w:tabs>
+        <w:ind w:left="5760" w:hanging="360"/>
+      </w:pPr>
+      <w:rPr>
+        <w:rFonts w:ascii="Wingdings" w:hAnsi="Wingdings" w:hint="default"/>
+        <w:sz w:val="20"/>
+      </w:rPr>
+    </w:lvl>
+    <w:lvl w:ilvl="8" w:tentative="1">
+      <w:start w:val="1"/>
+      <w:numFmt w:val="bullet"/>
+      <w:lvlText w:val=""/>
+      <w:lvlJc w:val="left"/>
+      <w:pPr>
+        <w:tabs>
+          <w:tab w:val="num" w:pos="6480"/>
+        </w:tabs>
+        <w:ind w:left="6480" w:hanging="360"/>
+      </w:pPr>
+      <w:rPr>
+        <w:rFonts w:ascii="Wingdings" w:hAnsi="Wingdings" w:hint="default"/>
+        <w:sz w:val="20"/>
+      </w:rPr>
+    </w:lvl>
+  </w:abstractNum>
+  <w:abstractNum w:abstractNumId="70" w15:restartNumberingAfterBreak="0">
     <w:nsid w:val="7B2751C4"/>
     <w:multiLevelType w:val="multilevel"/>
     <w:tmpl w:val="4412CEC4"/>
@@ -10868,7 +10978,7 @@
       </w:rPr>
     </w:lvl>
   </w:abstractNum>
-  <w:abstractNum w:abstractNumId="69" w15:restartNumberingAfterBreak="0">
+  <w:abstractNum w:abstractNumId="71" w15:restartNumberingAfterBreak="0">
     <w:nsid w:val="7BAF4D94"/>
     <w:multiLevelType w:val="multilevel"/>
     <w:tmpl w:val="BDB8BFAA"/>
@@ -11018,214 +11128,220 @@
     </w:lvl>
   </w:abstractNum>
   <w:num w:numId="1" w16cid:durableId="1677997995">
+    <w:abstractNumId w:val="17"/>
+  </w:num>
+  <w:num w:numId="2" w16cid:durableId="2051149805">
+    <w:abstractNumId w:val="3"/>
+  </w:num>
+  <w:num w:numId="3" w16cid:durableId="1233933601">
+    <w:abstractNumId w:val="39"/>
+  </w:num>
+  <w:num w:numId="4" w16cid:durableId="500435007">
+    <w:abstractNumId w:val="8"/>
+  </w:num>
+  <w:num w:numId="5" w16cid:durableId="1033847455">
+    <w:abstractNumId w:val="67"/>
+  </w:num>
+  <w:num w:numId="6" w16cid:durableId="267081670">
     <w:abstractNumId w:val="16"/>
   </w:num>
-  <w:num w:numId="2" w16cid:durableId="2051149805">
+  <w:num w:numId="7" w16cid:durableId="1769304624">
+    <w:abstractNumId w:val="6"/>
+  </w:num>
+  <w:num w:numId="8" w16cid:durableId="1135759933">
+    <w:abstractNumId w:val="48"/>
+  </w:num>
+  <w:num w:numId="9" w16cid:durableId="442268721">
+    <w:abstractNumId w:val="37"/>
+  </w:num>
+  <w:num w:numId="10" w16cid:durableId="691494407">
+    <w:abstractNumId w:val="35"/>
+  </w:num>
+  <w:num w:numId="11" w16cid:durableId="1705208919">
+    <w:abstractNumId w:val="36"/>
+  </w:num>
+  <w:num w:numId="12" w16cid:durableId="401762157">
+    <w:abstractNumId w:val="10"/>
+  </w:num>
+  <w:num w:numId="13" w16cid:durableId="967707405">
+    <w:abstractNumId w:val="33"/>
+  </w:num>
+  <w:num w:numId="14" w16cid:durableId="2070766778">
+    <w:abstractNumId w:val="25"/>
+  </w:num>
+  <w:num w:numId="15" w16cid:durableId="716323964">
+    <w:abstractNumId w:val="20"/>
+  </w:num>
+  <w:num w:numId="16" w16cid:durableId="748966896">
+    <w:abstractNumId w:val="18"/>
+  </w:num>
+  <w:num w:numId="17" w16cid:durableId="1612980622">
+    <w:abstractNumId w:val="56"/>
+  </w:num>
+  <w:num w:numId="18" w16cid:durableId="2093504055">
+    <w:abstractNumId w:val="60"/>
+  </w:num>
+  <w:num w:numId="19" w16cid:durableId="344942916">
+    <w:abstractNumId w:val="14"/>
+  </w:num>
+  <w:num w:numId="20" w16cid:durableId="154683186">
+    <w:abstractNumId w:val="9"/>
+  </w:num>
+  <w:num w:numId="21" w16cid:durableId="1645238814">
+    <w:abstractNumId w:val="38"/>
+  </w:num>
+  <w:num w:numId="22" w16cid:durableId="1129937329">
+    <w:abstractNumId w:val="5"/>
+  </w:num>
+  <w:num w:numId="23" w16cid:durableId="1723820948">
+    <w:abstractNumId w:val="42"/>
+  </w:num>
+  <w:num w:numId="24" w16cid:durableId="837844535">
+    <w:abstractNumId w:val="57"/>
+  </w:num>
+  <w:num w:numId="25" w16cid:durableId="1206138890">
+    <w:abstractNumId w:val="30"/>
+  </w:num>
+  <w:num w:numId="26" w16cid:durableId="1390418193">
+    <w:abstractNumId w:val="13"/>
+  </w:num>
+  <w:num w:numId="27" w16cid:durableId="728844960">
+    <w:abstractNumId w:val="47"/>
+  </w:num>
+  <w:num w:numId="28" w16cid:durableId="2125732567">
+    <w:abstractNumId w:val="22"/>
+  </w:num>
+  <w:num w:numId="29" w16cid:durableId="1090812348">
+    <w:abstractNumId w:val="24"/>
+  </w:num>
+  <w:num w:numId="30" w16cid:durableId="296447531">
+    <w:abstractNumId w:val="62"/>
+  </w:num>
+  <w:num w:numId="31" w16cid:durableId="1884710918">
+    <w:abstractNumId w:val="61"/>
+  </w:num>
+  <w:num w:numId="32" w16cid:durableId="234828197">
+    <w:abstractNumId w:val="58"/>
+  </w:num>
+  <w:num w:numId="33" w16cid:durableId="1187061975">
+    <w:abstractNumId w:val="65"/>
+  </w:num>
+  <w:num w:numId="34" w16cid:durableId="1541361364">
+    <w:abstractNumId w:val="11"/>
+  </w:num>
+  <w:num w:numId="35" w16cid:durableId="469323940">
+    <w:abstractNumId w:val="45"/>
+  </w:num>
+  <w:num w:numId="36" w16cid:durableId="171921766">
+    <w:abstractNumId w:val="50"/>
+  </w:num>
+  <w:num w:numId="37" w16cid:durableId="698353443">
+    <w:abstractNumId w:val="71"/>
+  </w:num>
+  <w:num w:numId="38" w16cid:durableId="1940941360">
+    <w:abstractNumId w:val="4"/>
+  </w:num>
+  <w:num w:numId="39" w16cid:durableId="116679975">
+    <w:abstractNumId w:val="34"/>
+  </w:num>
+  <w:num w:numId="40" w16cid:durableId="1714963468">
+    <w:abstractNumId w:val="51"/>
+  </w:num>
+  <w:num w:numId="41" w16cid:durableId="1018429896">
+    <w:abstractNumId w:val="66"/>
+  </w:num>
+  <w:num w:numId="42" w16cid:durableId="941061820">
+    <w:abstractNumId w:val="1"/>
+  </w:num>
+  <w:num w:numId="43" w16cid:durableId="726339675">
+    <w:abstractNumId w:val="28"/>
+  </w:num>
+  <w:num w:numId="44" w16cid:durableId="348455922">
+    <w:abstractNumId w:val="26"/>
+  </w:num>
+  <w:num w:numId="45" w16cid:durableId="1999069253">
+    <w:abstractNumId w:val="70"/>
+  </w:num>
+  <w:num w:numId="46" w16cid:durableId="1969966184">
+    <w:abstractNumId w:val="7"/>
+  </w:num>
+  <w:num w:numId="47" w16cid:durableId="781874132">
+    <w:abstractNumId w:val="40"/>
+  </w:num>
+  <w:num w:numId="48" w16cid:durableId="357778884">
+    <w:abstractNumId w:val="55"/>
+  </w:num>
+  <w:num w:numId="49" w16cid:durableId="1508203898">
+    <w:abstractNumId w:val="59"/>
+  </w:num>
+  <w:num w:numId="50" w16cid:durableId="1682318083">
+    <w:abstractNumId w:val="44"/>
+  </w:num>
+  <w:num w:numId="51" w16cid:durableId="1708262490">
     <w:abstractNumId w:val="2"/>
   </w:num>
-  <w:num w:numId="3" w16cid:durableId="1233933601">
-    <w:abstractNumId w:val="38"/>
+  <w:num w:numId="52" w16cid:durableId="33585703">
+    <w:abstractNumId w:val="23"/>
   </w:num>
-  <w:num w:numId="4" w16cid:durableId="500435007">
-    <w:abstractNumId w:val="7"/>
+  <w:num w:numId="53" w16cid:durableId="1614706232">
+    <w:abstractNumId w:val="49"/>
   </w:num>
-  <w:num w:numId="5" w16cid:durableId="1033847455">
-    <w:abstractNumId w:val="66"/>
+  <w:num w:numId="54" w16cid:durableId="1594314839">
+    <w:abstractNumId w:val="19"/>
   </w:num>
-  <w:num w:numId="6" w16cid:durableId="267081670">
+  <w:num w:numId="55" w16cid:durableId="1526674347">
+    <w:abstractNumId w:val="64"/>
+  </w:num>
+  <w:num w:numId="56" w16cid:durableId="814222603">
+    <w:abstractNumId w:val="52"/>
+  </w:num>
+  <w:num w:numId="57" w16cid:durableId="1449931854">
+    <w:abstractNumId w:val="43"/>
+  </w:num>
+  <w:num w:numId="58" w16cid:durableId="173110024">
+    <w:abstractNumId w:val="41"/>
+  </w:num>
+  <w:num w:numId="59" w16cid:durableId="1933391554">
+    <w:abstractNumId w:val="32"/>
+  </w:num>
+  <w:num w:numId="60" w16cid:durableId="659770676">
+    <w:abstractNumId w:val="63"/>
+  </w:num>
+  <w:num w:numId="61" w16cid:durableId="987126490">
+    <w:abstractNumId w:val="31"/>
+  </w:num>
+  <w:num w:numId="62" w16cid:durableId="2072000942">
     <w:abstractNumId w:val="15"/>
   </w:num>
-  <w:num w:numId="7" w16cid:durableId="1769304624">
-    <w:abstractNumId w:val="5"/>
-  </w:num>
-  <w:num w:numId="8" w16cid:durableId="1135759933">
-    <w:abstractNumId w:val="47"/>
-  </w:num>
-  <w:num w:numId="9" w16cid:durableId="442268721">
-    <w:abstractNumId w:val="36"/>
-  </w:num>
-  <w:num w:numId="10" w16cid:durableId="691494407">
-    <w:abstractNumId w:val="34"/>
-  </w:num>
-  <w:num w:numId="11" w16cid:durableId="1705208919">
-    <w:abstractNumId w:val="35"/>
-  </w:num>
-  <w:num w:numId="12" w16cid:durableId="401762157">
-    <w:abstractNumId w:val="9"/>
-  </w:num>
-  <w:num w:numId="13" w16cid:durableId="967707405">
-    <w:abstractNumId w:val="32"/>
-  </w:num>
-  <w:num w:numId="14" w16cid:durableId="2070766778">
-    <w:abstractNumId w:val="24"/>
-  </w:num>
-  <w:num w:numId="15" w16cid:durableId="716323964">
-    <w:abstractNumId w:val="19"/>
-  </w:num>
-  <w:num w:numId="16" w16cid:durableId="748966896">
-    <w:abstractNumId w:val="17"/>
-  </w:num>
-  <w:num w:numId="17" w16cid:durableId="1612980622">
-    <w:abstractNumId w:val="55"/>
-  </w:num>
-  <w:num w:numId="18" w16cid:durableId="2093504055">
-    <w:abstractNumId w:val="59"/>
-  </w:num>
-  <w:num w:numId="19" w16cid:durableId="344942916">
-    <w:abstractNumId w:val="13"/>
-  </w:num>
-  <w:num w:numId="20" w16cid:durableId="154683186">
-    <w:abstractNumId w:val="8"/>
-  </w:num>
-  <w:num w:numId="21" w16cid:durableId="1645238814">
-    <w:abstractNumId w:val="37"/>
-  </w:num>
-  <w:num w:numId="22" w16cid:durableId="1129937329">
-    <w:abstractNumId w:val="4"/>
-  </w:num>
-  <w:num w:numId="23" w16cid:durableId="1723820948">
-    <w:abstractNumId w:val="41"/>
-  </w:num>
-  <w:num w:numId="24" w16cid:durableId="837844535">
-    <w:abstractNumId w:val="56"/>
-  </w:num>
-  <w:num w:numId="25" w16cid:durableId="1206138890">
+  <w:num w:numId="63" w16cid:durableId="1637449647">
     <w:abstractNumId w:val="29"/>
   </w:num>
-  <w:num w:numId="26" w16cid:durableId="1390418193">
+  <w:num w:numId="64" w16cid:durableId="1111509654">
+    <w:abstractNumId w:val="21"/>
+  </w:num>
+  <w:num w:numId="65" w16cid:durableId="1154025284">
+    <w:abstractNumId w:val="54"/>
+  </w:num>
+  <w:num w:numId="66" w16cid:durableId="636229318">
+    <w:abstractNumId w:val="68"/>
+  </w:num>
+  <w:num w:numId="67" w16cid:durableId="1298336313">
+    <w:abstractNumId w:val="53"/>
+  </w:num>
+  <w:num w:numId="68" w16cid:durableId="1780643681">
+    <w:abstractNumId w:val="46"/>
+  </w:num>
+  <w:num w:numId="69" w16cid:durableId="897321311">
     <w:abstractNumId w:val="12"/>
   </w:num>
-  <w:num w:numId="27" w16cid:durableId="728844960">
-    <w:abstractNumId w:val="46"/>
+  <w:num w:numId="70" w16cid:durableId="129985987">
+    <w:abstractNumId w:val="27"/>
   </w:num>
-  <w:num w:numId="28" w16cid:durableId="2125732567">
-    <w:abstractNumId w:val="21"/>
-  </w:num>
-  <w:num w:numId="29" w16cid:durableId="1090812348">
-    <w:abstractNumId w:val="23"/>
-  </w:num>
-  <w:num w:numId="30" w16cid:durableId="296447531">
-    <w:abstractNumId w:val="61"/>
-  </w:num>
-  <w:num w:numId="31" w16cid:durableId="1884710918">
-    <w:abstractNumId w:val="60"/>
-  </w:num>
-  <w:num w:numId="32" w16cid:durableId="234828197">
-    <w:abstractNumId w:val="57"/>
-  </w:num>
-  <w:num w:numId="33" w16cid:durableId="1187061975">
-    <w:abstractNumId w:val="64"/>
-  </w:num>
-  <w:num w:numId="34" w16cid:durableId="1541361364">
-    <w:abstractNumId w:val="10"/>
-  </w:num>
-  <w:num w:numId="35" w16cid:durableId="469323940">
-    <w:abstractNumId w:val="44"/>
-  </w:num>
-  <w:num w:numId="36" w16cid:durableId="171921766">
-    <w:abstractNumId w:val="49"/>
-  </w:num>
-  <w:num w:numId="37" w16cid:durableId="698353443">
-    <w:abstractNumId w:val="69"/>
-  </w:num>
-  <w:num w:numId="38" w16cid:durableId="1940941360">
-    <w:abstractNumId w:val="3"/>
-  </w:num>
-  <w:num w:numId="39" w16cid:durableId="116679975">
-    <w:abstractNumId w:val="33"/>
-  </w:num>
-  <w:num w:numId="40" w16cid:durableId="1714963468">
-    <w:abstractNumId w:val="50"/>
-  </w:num>
-  <w:num w:numId="41" w16cid:durableId="1018429896">
-    <w:abstractNumId w:val="65"/>
-  </w:num>
-  <w:num w:numId="42" w16cid:durableId="941061820">
+  <w:num w:numId="71" w16cid:durableId="225920747">
     <w:abstractNumId w:val="0"/>
   </w:num>
-  <w:num w:numId="43" w16cid:durableId="726339675">
-    <w:abstractNumId w:val="27"/>
-  </w:num>
-  <w:num w:numId="44" w16cid:durableId="348455922">
-    <w:abstractNumId w:val="25"/>
-  </w:num>
-  <w:num w:numId="45" w16cid:durableId="1999069253">
-    <w:abstractNumId w:val="68"/>
-  </w:num>
-  <w:num w:numId="46" w16cid:durableId="1969966184">
-    <w:abstractNumId w:val="6"/>
-  </w:num>
-  <w:num w:numId="47" w16cid:durableId="781874132">
-    <w:abstractNumId w:val="39"/>
-  </w:num>
-  <w:num w:numId="48" w16cid:durableId="357778884">
-    <w:abstractNumId w:val="54"/>
-  </w:num>
-  <w:num w:numId="49" w16cid:durableId="1508203898">
-    <w:abstractNumId w:val="58"/>
-  </w:num>
-  <w:num w:numId="50" w16cid:durableId="1682318083">
-    <w:abstractNumId w:val="43"/>
-  </w:num>
-  <w:num w:numId="51" w16cid:durableId="1708262490">
-    <w:abstractNumId w:val="1"/>
-  </w:num>
-  <w:num w:numId="52" w16cid:durableId="33585703">
-    <w:abstractNumId w:val="22"/>
-  </w:num>
-  <w:num w:numId="53" w16cid:durableId="1614706232">
-    <w:abstractNumId w:val="48"/>
-  </w:num>
-  <w:num w:numId="54" w16cid:durableId="1594314839">
-    <w:abstractNumId w:val="18"/>
-  </w:num>
-  <w:num w:numId="55" w16cid:durableId="1526674347">
-    <w:abstractNumId w:val="63"/>
-  </w:num>
-  <w:num w:numId="56" w16cid:durableId="814222603">
-    <w:abstractNumId w:val="51"/>
-  </w:num>
-  <w:num w:numId="57" w16cid:durableId="1449931854">
-    <w:abstractNumId w:val="42"/>
-  </w:num>
-  <w:num w:numId="58" w16cid:durableId="173110024">
-    <w:abstractNumId w:val="40"/>
-  </w:num>
-  <w:num w:numId="59" w16cid:durableId="1933391554">
-    <w:abstractNumId w:val="31"/>
-  </w:num>
-  <w:num w:numId="60" w16cid:durableId="659770676">
-    <w:abstractNumId w:val="62"/>
-  </w:num>
-  <w:num w:numId="61" w16cid:durableId="987126490">
-    <w:abstractNumId w:val="30"/>
-  </w:num>
-  <w:num w:numId="62" w16cid:durableId="2072000942">
-    <w:abstractNumId w:val="14"/>
-  </w:num>
-  <w:num w:numId="63" w16cid:durableId="1637449647">
-    <w:abstractNumId w:val="28"/>
-  </w:num>
-  <w:num w:numId="64" w16cid:durableId="1111509654">
-    <w:abstractNumId w:val="20"/>
-  </w:num>
-  <w:num w:numId="65" w16cid:durableId="1154025284">
-    <w:abstractNumId w:val="53"/>
-  </w:num>
-  <w:num w:numId="66" w16cid:durableId="636229318">
-    <w:abstractNumId w:val="67"/>
-  </w:num>
-  <w:num w:numId="67" w16cid:durableId="1298336313">
-    <w:abstractNumId w:val="52"/>
-  </w:num>
-  <w:num w:numId="68" w16cid:durableId="1780643681">
-    <w:abstractNumId w:val="45"/>
-  </w:num>
-  <w:num w:numId="69" w16cid:durableId="897321311">
-    <w:abstractNumId w:val="11"/>
-  </w:num>
-  <w:num w:numId="70" w16cid:durableId="129985987">
-    <w:abstractNumId w:val="26"/>
+  <w:num w:numId="72" w16cid:durableId="193422590">
+    <w:abstractNumId w:val="69"/>
   </w:num>
 </w:numbering>
 </file>

--- a/data/Market_Read_quarterly.docx
+++ b/data/Market_Read_quarterly.docx
@@ -3,270 +3,356 @@
 <w:document xmlns:wpc="http://schemas.microsoft.com/office/word/2010/wordprocessingCanvas" xmlns:cx="http://schemas.microsoft.com/office/drawing/2014/chartex" xmlns:cx1="http://schemas.microsoft.com/office/drawing/2015/9/8/chartex" xmlns:cx2="http://schemas.microsoft.com/office/drawing/2015/10/21/chartex" xmlns:cx3="http://schemas.microsoft.com/office/drawing/2016/5/9/chartex" xmlns:cx4="http://schemas.microsoft.com/office/drawing/2016/5/10/chartex" xmlns:cx5="http://schemas.microsoft.com/office/drawing/2016/5/11/chartex" xmlns:cx6="http://schemas.microsoft.com/office/drawing/2016/5/12/chartex" xmlns:cx7="http://schemas.microsoft.com/office/drawing/2016/5/13/chartex" xmlns:cx8="http://schemas.microsoft.com/office/drawing/2016/5/14/chartex" xmlns:mc="http://schemas.openxmlformats.org/markup-compatibility/2006" xmlns:aink="http://schemas.microsoft.com/office/drawing/2016/ink" xmlns:am3d="http://schemas.microsoft.com/office/drawing/2017/model3d" xmlns:o="urn:schemas-microsoft-com:office:office" xmlns:oel="http://schemas.microsoft.com/office/2019/extlst" xmlns:r="http://schemas.openxmlformats.org/officeDocument/2006/relationships" xmlns:m="http://schemas.openxmlformats.org/officeDocument/2006/math" xmlns:v="urn:schemas-microsoft-com:vml" xmlns:wp14="http://schemas.microsoft.com/office/word/2010/wordprocessingDrawing" xmlns:wp="http://schemas.openxmlformats.org/drawingml/2006/wordprocessingDrawing" xmlns:w10="urn:schemas-microsoft-com:office:word" xmlns:w="http://schemas.openxmlformats.org/wordprocessingml/2006/main" xmlns:w14="http://schemas.microsoft.com/office/word/2010/wordml" xmlns:w15="http://schemas.microsoft.com/office/word/2012/wordml" xmlns:w16cex="http://schemas.microsoft.com/office/word/2018/wordml/cex" xmlns:w16cid="http://schemas.microsoft.com/office/word/2016/wordml/cid" xmlns:w16="http://schemas.microsoft.com/office/word/2018/wordml" xmlns:w16du="http://schemas.microsoft.com/office/word/2023/wordml/word16du" xmlns:w16sdtdh="http://schemas.microsoft.com/office/word/2020/wordml/sdtdatahash" xmlns:w16sdtfl="http://schemas.microsoft.com/office/word/2024/wordml/sdtformatlock" xmlns:w16se="http://schemas.microsoft.com/office/word/2015/wordml/symex" xmlns:wpg="http://schemas.microsoft.com/office/word/2010/wordprocessingGroup" xmlns:wpi="http://schemas.microsoft.com/office/word/2010/wordprocessingInk" xmlns:wne="http://schemas.microsoft.com/office/word/2006/wordml" xmlns:wps="http://schemas.microsoft.com/office/word/2010/wordprocessingShape" mc:Ignorable="w14 w15 w16se w16cid w16 w16cex w16sdtdh w16sdtfl w16du wp14">
   <w:body>
     <w:p>
-      <w:pPr>
-        <w:rPr>
-          <w:b/>
-          <w:bCs/>
-        </w:rPr>
-      </w:pPr>
       <w:r>
         <w:rPr>
           <w:b/>
           <w:bCs/>
         </w:rPr>
-        <w:t>Quarterly Market Read: October 22, 2025</w:t>
+        <w:t>Quarterly Market Read: October 23, 2025</w:t>
       </w:r>
     </w:p>
     <w:p>
-      <w:pPr>
-        <w:rPr>
-          <w:b/>
-          <w:bCs/>
-        </w:rPr>
-      </w:pPr>
+      <w:r>
+        <w:t xml:space="preserve">The market is saying (all numbers are </w:t>
+      </w:r>
       <w:r>
         <w:rPr>
           <w:b/>
           <w:bCs/>
         </w:rPr>
-        <w:t>The market is saying (all numbers are QTD % returns):</w:t>
+        <w:t>QTD % returns</w:t>
+      </w:r>
+      <w:r>
+        <w:t>):</w:t>
       </w:r>
     </w:p>
     <w:p>
       <w:pPr>
         <w:numPr>
           <w:ilvl w:val="0"/>
-          <w:numId w:val="71"/>
+          <w:numId w:val="73"/>
         </w:numPr>
-        <w:rPr>
-          <w:b/>
-          <w:bCs/>
-        </w:rPr>
       </w:pPr>
       <w:r>
         <w:rPr>
           <w:b/>
           <w:bCs/>
         </w:rPr>
-        <w:t>Breadth: 46.5% of names are positive.</w:t>
+        <w:t>Breadth</w:t>
+      </w:r>
+      <w:r>
+        <w:t>: 51.7% of names are positive.</w:t>
       </w:r>
     </w:p>
     <w:p>
       <w:pPr>
         <w:numPr>
           <w:ilvl w:val="0"/>
-          <w:numId w:val="71"/>
+          <w:numId w:val="73"/>
         </w:numPr>
-        <w:rPr>
-          <w:b/>
-          <w:bCs/>
-        </w:rPr>
       </w:pPr>
       <w:r>
         <w:rPr>
           <w:b/>
           <w:bCs/>
         </w:rPr>
-        <w:t>Information Technology: firm (avg +0.94%).</w:t>
+        <w:t>Information Technology</w:t>
       </w:r>
-    </w:p>
-    <w:p>
-      <w:pPr>
-        <w:numPr>
-          <w:ilvl w:val="0"/>
-          <w:numId w:val="71"/>
-        </w:numPr>
-        <w:rPr>
-          <w:b/>
-          <w:bCs/>
-        </w:rPr>
-      </w:pPr>
+      <w:r>
+        <w:t xml:space="preserve">: firm (avg </w:t>
+      </w:r>
       <w:r>
         <w:rPr>
           <w:b/>
           <w:bCs/>
         </w:rPr>
-        <w:t>Industrials: lagging (avg -0.88%).</w:t>
+        <w:t>+2.31%</w:t>
+      </w:r>
+      <w:r>
+        <w:t>).</w:t>
       </w:r>
     </w:p>
     <w:p>
       <w:pPr>
         <w:numPr>
           <w:ilvl w:val="0"/>
-          <w:numId w:val="71"/>
+          <w:numId w:val="73"/>
         </w:numPr>
-        <w:rPr>
-          <w:b/>
-          <w:bCs/>
-        </w:rPr>
       </w:pPr>
       <w:r>
         <w:rPr>
           <w:b/>
           <w:bCs/>
         </w:rPr>
-        <w:t>Consumer Staples: firm (avg +1.82%).</w:t>
+        <w:t>Industrials</w:t>
       </w:r>
-    </w:p>
-    <w:p>
-      <w:pPr>
-        <w:numPr>
-          <w:ilvl w:val="0"/>
-          <w:numId w:val="71"/>
-        </w:numPr>
-        <w:rPr>
-          <w:b/>
-          <w:bCs/>
-        </w:rPr>
-      </w:pPr>
+      <w:r>
+        <w:t xml:space="preserve">: flat (avg </w:t>
+      </w:r>
       <w:r>
         <w:rPr>
           <w:b/>
           <w:bCs/>
         </w:rPr>
-        <w:t>Consumer Discretionary: flat (avg -0.78%).</w:t>
+        <w:t>-0.08%</w:t>
+      </w:r>
+      <w:r>
+        <w:t>).</w:t>
       </w:r>
     </w:p>
     <w:p>
       <w:pPr>
         <w:numPr>
           <w:ilvl w:val="0"/>
-          <w:numId w:val="71"/>
+          <w:numId w:val="73"/>
         </w:numPr>
-        <w:rPr>
-          <w:b/>
-          <w:bCs/>
-        </w:rPr>
       </w:pPr>
       <w:r>
         <w:rPr>
           <w:b/>
           <w:bCs/>
         </w:rPr>
-        <w:t>Financials: lagging (avg -2.95%).</w:t>
+        <w:t>Consumer Staples</w:t>
       </w:r>
-    </w:p>
-    <w:p>
-      <w:pPr>
-        <w:numPr>
-          <w:ilvl w:val="0"/>
-          <w:numId w:val="71"/>
-        </w:numPr>
-        <w:rPr>
-          <w:b/>
-          <w:bCs/>
-        </w:rPr>
-      </w:pPr>
+      <w:r>
+        <w:t xml:space="preserve">: firm (avg </w:t>
+      </w:r>
       <w:r>
         <w:rPr>
           <w:b/>
           <w:bCs/>
         </w:rPr>
-        <w:t>Utilities: firm (avg +3.03%).</w:t>
+        <w:t>+1.20%</w:t>
+      </w:r>
+      <w:r>
+        <w:t>).</w:t>
       </w:r>
     </w:p>
     <w:p>
       <w:pPr>
         <w:numPr>
           <w:ilvl w:val="0"/>
-          <w:numId w:val="71"/>
+          <w:numId w:val="73"/>
         </w:numPr>
-        <w:rPr>
-          <w:b/>
-          <w:bCs/>
-        </w:rPr>
       </w:pPr>
       <w:r>
         <w:rPr>
           <w:b/>
           <w:bCs/>
         </w:rPr>
-        <w:t>Real Estate: flat (avg -0.25%).</w:t>
+        <w:t>Consumer Discretionary</w:t>
       </w:r>
-    </w:p>
-    <w:p>
-      <w:pPr>
-        <w:numPr>
-          <w:ilvl w:val="0"/>
-          <w:numId w:val="71"/>
-        </w:numPr>
-        <w:rPr>
-          <w:b/>
-          <w:bCs/>
-        </w:rPr>
-      </w:pPr>
+      <w:r>
+        <w:t xml:space="preserve">: flat (avg </w:t>
+      </w:r>
       <w:r>
         <w:rPr>
           <w:b/>
           <w:bCs/>
         </w:rPr>
-        <w:t>Materials: lagging (avg -0.87%).</w:t>
+        <w:t>-0.53%</w:t>
+      </w:r>
+      <w:r>
+        <w:t>).</w:t>
       </w:r>
     </w:p>
     <w:p>
       <w:pPr>
         <w:numPr>
           <w:ilvl w:val="0"/>
-          <w:numId w:val="71"/>
+          <w:numId w:val="73"/>
         </w:numPr>
-        <w:rPr>
-          <w:b/>
-          <w:bCs/>
-        </w:rPr>
       </w:pPr>
       <w:r>
         <w:rPr>
           <w:b/>
           <w:bCs/>
         </w:rPr>
-        <w:t>Energy: lagging (avg -2.92%).</w:t>
+        <w:t>Financials</w:t>
       </w:r>
-    </w:p>
-    <w:p>
-      <w:pPr>
-        <w:numPr>
-          <w:ilvl w:val="0"/>
-          <w:numId w:val="71"/>
-        </w:numPr>
-        <w:rPr>
-          <w:b/>
-          <w:bCs/>
-        </w:rPr>
-      </w:pPr>
+      <w:r>
+        <w:t xml:space="preserve">: lagging (avg </w:t>
+      </w:r>
       <w:r>
         <w:rPr>
           <w:b/>
           <w:bCs/>
         </w:rPr>
-        <w:t>Health Care: leading (avg +4.95%).</w:t>
+        <w:t>-2.70%</w:t>
+      </w:r>
+      <w:r>
+        <w:t>).</w:t>
       </w:r>
     </w:p>
     <w:p>
       <w:pPr>
         <w:numPr>
           <w:ilvl w:val="0"/>
-          <w:numId w:val="71"/>
+          <w:numId w:val="73"/>
         </w:numPr>
-        <w:rPr>
-          <w:b/>
-          <w:bCs/>
-        </w:rPr>
       </w:pPr>
       <w:r>
         <w:rPr>
           <w:b/>
           <w:bCs/>
         </w:rPr>
-        <w:t>Communication Services: lagging (avg -4.85%).</w:t>
+        <w:t>Utilities</w:t>
       </w:r>
-    </w:p>
-    <w:p>
-      <w:pPr>
+      <w:r>
+        <w:t xml:space="preserve">: leading (avg </w:t>
+      </w:r>
+      <w:r>
         <w:rPr>
           <w:b/>
           <w:bCs/>
         </w:rPr>
-      </w:pPr>
+        <w:t>+2.62%</w:t>
+      </w:r>
+      <w:r>
+        <w:t>).</w:t>
+      </w:r>
+    </w:p>
+    <w:p>
+      <w:pPr>
+        <w:numPr>
+          <w:ilvl w:val="0"/>
+          <w:numId w:val="73"/>
+        </w:numPr>
+      </w:pPr>
+      <w:r>
+        <w:rPr>
+          <w:b/>
+          <w:bCs/>
+        </w:rPr>
+        <w:t>Real Estate</w:t>
+      </w:r>
+      <w:r>
+        <w:t xml:space="preserve">: flat (avg </w:t>
+      </w:r>
+      <w:r>
+        <w:rPr>
+          <w:b/>
+          <w:bCs/>
+        </w:rPr>
+        <w:t>-0.39%</w:t>
+      </w:r>
+      <w:r>
+        <w:t>).</w:t>
+      </w:r>
+    </w:p>
+    <w:p>
+      <w:pPr>
+        <w:numPr>
+          <w:ilvl w:val="0"/>
+          <w:numId w:val="73"/>
+        </w:numPr>
+      </w:pPr>
+      <w:r>
+        <w:rPr>
+          <w:b/>
+          <w:bCs/>
+        </w:rPr>
+        <w:t>Materials</w:t>
+      </w:r>
+      <w:r>
+        <w:t xml:space="preserve">: firm (avg </w:t>
+      </w:r>
+      <w:r>
+        <w:rPr>
+          <w:b/>
+          <w:bCs/>
+        </w:rPr>
+        <w:t>+0.99%</w:t>
+      </w:r>
+      <w:r>
+        <w:t>).</w:t>
+      </w:r>
+    </w:p>
+    <w:p>
+      <w:pPr>
+        <w:numPr>
+          <w:ilvl w:val="0"/>
+          <w:numId w:val="73"/>
+        </w:numPr>
+      </w:pPr>
+      <w:r>
+        <w:rPr>
+          <w:b/>
+          <w:bCs/>
+        </w:rPr>
+        <w:t>Energy</w:t>
+      </w:r>
+      <w:r>
+        <w:t xml:space="preserve">: soft (avg </w:t>
+      </w:r>
+      <w:r>
+        <w:rPr>
+          <w:b/>
+          <w:bCs/>
+        </w:rPr>
+        <w:t>-1.04%</w:t>
+      </w:r>
+      <w:r>
+        <w:t>).</w:t>
+      </w:r>
+    </w:p>
+    <w:p>
+      <w:pPr>
+        <w:numPr>
+          <w:ilvl w:val="0"/>
+          <w:numId w:val="73"/>
+        </w:numPr>
+      </w:pPr>
+      <w:r>
+        <w:rPr>
+          <w:b/>
+          <w:bCs/>
+        </w:rPr>
+        <w:t>Health Care</w:t>
+      </w:r>
+      <w:r>
+        <w:t xml:space="preserve">: leading (avg </w:t>
+      </w:r>
+      <w:r>
+        <w:rPr>
+          <w:b/>
+          <w:bCs/>
+        </w:rPr>
+        <w:t>+4.94%</w:t>
+      </w:r>
+      <w:r>
+        <w:t>).</w:t>
+      </w:r>
+    </w:p>
+    <w:p>
+      <w:pPr>
+        <w:numPr>
+          <w:ilvl w:val="0"/>
+          <w:numId w:val="73"/>
+        </w:numPr>
+      </w:pPr>
+      <w:r>
+        <w:rPr>
+          <w:b/>
+          <w:bCs/>
+        </w:rPr>
+        <w:t>Communication Services</w:t>
+      </w:r>
+      <w:r>
+        <w:t xml:space="preserve">: lagging (avg </w:t>
+      </w:r>
+      <w:r>
+        <w:rPr>
+          <w:b/>
+          <w:bCs/>
+        </w:rPr>
+        <w:t>-5.19%</w:t>
+      </w:r>
+      <w:r>
+        <w:t>).</w:t>
+      </w:r>
+    </w:p>
+    <w:p>
       <w:r>
         <w:rPr>
           <w:b/>
@@ -279,88 +365,120 @@
       <w:pPr>
         <w:numPr>
           <w:ilvl w:val="0"/>
-          <w:numId w:val="72"/>
+          <w:numId w:val="74"/>
         </w:numPr>
-        <w:rPr>
-          <w:b/>
-          <w:bCs/>
-        </w:rPr>
       </w:pPr>
       <w:r>
         <w:rPr>
           <w:b/>
           <w:bCs/>
         </w:rPr>
-        <w:t>Gold: bid (+6.14%).</w:t>
+        <w:t>Gold</w:t>
       </w:r>
-    </w:p>
-    <w:p>
-      <w:pPr>
-        <w:numPr>
-          <w:ilvl w:val="0"/>
-          <w:numId w:val="72"/>
-        </w:numPr>
-        <w:rPr>
-          <w:b/>
-          <w:bCs/>
-        </w:rPr>
-      </w:pPr>
+      <w:r>
+        <w:t>: bid (</w:t>
+      </w:r>
       <w:r>
         <w:rPr>
           <w:b/>
           <w:bCs/>
         </w:rPr>
-        <w:t>USD: firm (+1.42%).</w:t>
+        <w:t>+6.56%</w:t>
+      </w:r>
+      <w:r>
+        <w:t>).</w:t>
       </w:r>
     </w:p>
     <w:p>
       <w:pPr>
         <w:numPr>
           <w:ilvl w:val="0"/>
-          <w:numId w:val="72"/>
+          <w:numId w:val="74"/>
         </w:numPr>
-        <w:rPr>
-          <w:b/>
-          <w:bCs/>
-        </w:rPr>
       </w:pPr>
       <w:r>
         <w:rPr>
           <w:b/>
           <w:bCs/>
         </w:rPr>
-        <w:t>Yields: falling (-4.55%).</w:t>
+        <w:t>USD</w:t>
       </w:r>
-    </w:p>
-    <w:p>
-      <w:pPr>
-        <w:numPr>
-          <w:ilvl w:val="0"/>
-          <w:numId w:val="72"/>
-        </w:numPr>
-        <w:rPr>
-          <w:b/>
-          <w:bCs/>
-        </w:rPr>
-      </w:pPr>
+      <w:r>
+        <w:t>: firm (</w:t>
+      </w:r>
       <w:r>
         <w:rPr>
           <w:b/>
           <w:bCs/>
         </w:rPr>
-        <w:t>Bonds: firm (+0.87%).</w:t>
+        <w:t>+1.45%</w:t>
+      </w:r>
+      <w:r>
+        <w:t>).</w:t>
       </w:r>
     </w:p>
     <w:p>
       <w:pPr>
         <w:numPr>
           <w:ilvl w:val="0"/>
-          <w:numId w:val="72"/>
+          <w:numId w:val="74"/>
         </w:numPr>
+      </w:pPr>
+      <w:r>
         <w:rPr>
           <w:b/>
           <w:bCs/>
         </w:rPr>
+        <w:t>Yields</w:t>
+      </w:r>
+      <w:r>
+        <w:t>: falling (</w:t>
+      </w:r>
+      <w:r>
+        <w:rPr>
+          <w:b/>
+          <w:bCs/>
+        </w:rPr>
+        <w:t>-3.58%</w:t>
+      </w:r>
+      <w:r>
+        <w:t>).</w:t>
+      </w:r>
+    </w:p>
+    <w:p>
+      <w:pPr>
+        <w:numPr>
+          <w:ilvl w:val="0"/>
+          <w:numId w:val="74"/>
+        </w:numPr>
+      </w:pPr>
+      <w:r>
+        <w:rPr>
+          <w:b/>
+          <w:bCs/>
+        </w:rPr>
+        <w:t>Bonds</w:t>
+      </w:r>
+      <w:r>
+        <w:t>: firm (</w:t>
+      </w:r>
+      <w:r>
+        <w:rPr>
+          <w:b/>
+          <w:bCs/>
+        </w:rPr>
+        <w:t>+0.68%</w:t>
+      </w:r>
+      <w:r>
+        <w:t>).</w:t>
+      </w:r>
+    </w:p>
+    <w:p>
+      <w:pPr>
+        <w:numPr>
+          <w:ilvl w:val="0"/>
+          <w:numId w:val="74"/>
+        </w:numPr>
       </w:pPr>
       <w:r>
         <w:rPr>
@@ -368,22 +486,86 @@
           <w:bCs/>
         </w:rPr>
         <w:lastRenderedPageBreak/>
-        <w:t>Energy Complex (USO, UNG): soft (-2.16%).</w:t>
+        <w:t>Energy Complex (USO, UNG)</w:t>
       </w:r>
-    </w:p>
-    <w:p>
-      <w:pPr>
-        <w:rPr>
-          <w:b/>
-          <w:bCs/>
-        </w:rPr>
-      </w:pPr>
+      <w:r>
+        <w:t>: soft (</w:t>
+      </w:r>
       <w:r>
         <w:rPr>
           <w:b/>
           <w:bCs/>
         </w:rPr>
-        <w:t>Bottom line: Market breadth improved modestly, though leadership remains defensive. Health Care, Utilities, Staples, and Technology continue to lead, while Financials, Energy, and Communication Services underperform. Macro posture — gold bid, USD firm, yields falling, bonds firm, and the energy complex soft — signals an environment of slowing growth with easing inflation pressures, consistent with a late-cycle rotation into defensives and duration-sensitive assets.</w:t>
+        <w:t>-0.84%</w:t>
+      </w:r>
+      <w:r>
+        <w:t>).</w:t>
+      </w:r>
+    </w:p>
+    <w:p>
+      <w:r>
+        <w:rPr>
+          <w:b/>
+          <w:bCs/>
+        </w:rPr>
+        <w:t>Bottom line:</w:t>
+      </w:r>
+      <w:r>
+        <w:t xml:space="preserve"> Market breadth improved with just over half of names positive. Leadership remains concentrated in </w:t>
+      </w:r>
+      <w:r>
+        <w:rPr>
+          <w:b/>
+          <w:bCs/>
+        </w:rPr>
+        <w:t>Health Care, Technology, Utilities, and Staples</w:t>
+      </w:r>
+      <w:r>
+        <w:t xml:space="preserve">, while </w:t>
+      </w:r>
+      <w:r>
+        <w:rPr>
+          <w:b/>
+          <w:bCs/>
+        </w:rPr>
+        <w:t>Financials, Energy, and Communication Services</w:t>
+      </w:r>
+      <w:r>
+        <w:t xml:space="preserve"> continue to lag. Macro posture — </w:t>
+      </w:r>
+      <w:r>
+        <w:rPr>
+          <w:b/>
+          <w:bCs/>
+        </w:rPr>
+        <w:t>gold bid, USD firm, yields falling, bonds firm, and the energy complex soft</w:t>
+      </w:r>
+      <w:r>
+        <w:t xml:space="preserve"> — signals a market leaning toward </w:t>
+      </w:r>
+      <w:r>
+        <w:rPr>
+          <w:b/>
+          <w:bCs/>
+        </w:rPr>
+        <w:t>defensive positioning and duration exposure</w:t>
+      </w:r>
+      <w:r>
+        <w:t xml:space="preserve">, consistent with </w:t>
+      </w:r>
+      <w:r>
+        <w:rPr>
+          <w:b/>
+          <w:bCs/>
+        </w:rPr>
+        <w:t>slowing growth and disinflationary dynamics</w:t>
+      </w:r>
+      <w:r>
+        <w:rPr>
+          <w:b/>
+          <w:bCs/>
+        </w:rPr>
+        <w:t>.</w:t>
       </w:r>
     </w:p>
     <w:p/>
@@ -1443,6 +1625,155 @@
     </w:lvl>
   </w:abstractNum>
   <w:abstractNum w:abstractNumId="7" w15:restartNumberingAfterBreak="0">
+    <w:nsid w:val="0FF858F0"/>
+    <w:multiLevelType w:val="multilevel"/>
+    <w:tmpl w:val="4DD8BAF4"/>
+    <w:lvl w:ilvl="0">
+      <w:start w:val="1"/>
+      <w:numFmt w:val="bullet"/>
+      <w:lvlText w:val=""/>
+      <w:lvlJc w:val="left"/>
+      <w:pPr>
+        <w:tabs>
+          <w:tab w:val="num" w:pos="720"/>
+        </w:tabs>
+        <w:ind w:left="720" w:hanging="360"/>
+      </w:pPr>
+      <w:rPr>
+        <w:rFonts w:ascii="Symbol" w:hAnsi="Symbol" w:hint="default"/>
+        <w:sz w:val="20"/>
+      </w:rPr>
+    </w:lvl>
+    <w:lvl w:ilvl="1" w:tentative="1">
+      <w:start w:val="1"/>
+      <w:numFmt w:val="bullet"/>
+      <w:lvlText w:val="o"/>
+      <w:lvlJc w:val="left"/>
+      <w:pPr>
+        <w:tabs>
+          <w:tab w:val="num" w:pos="1440"/>
+        </w:tabs>
+        <w:ind w:left="1440" w:hanging="360"/>
+      </w:pPr>
+      <w:rPr>
+        <w:rFonts w:ascii="Courier New" w:hAnsi="Courier New" w:hint="default"/>
+        <w:sz w:val="20"/>
+      </w:rPr>
+    </w:lvl>
+    <w:lvl w:ilvl="2" w:tentative="1">
+      <w:start w:val="1"/>
+      <w:numFmt w:val="bullet"/>
+      <w:lvlText w:val=""/>
+      <w:lvlJc w:val="left"/>
+      <w:pPr>
+        <w:tabs>
+          <w:tab w:val="num" w:pos="2160"/>
+        </w:tabs>
+        <w:ind w:left="2160" w:hanging="360"/>
+      </w:pPr>
+      <w:rPr>
+        <w:rFonts w:ascii="Wingdings" w:hAnsi="Wingdings" w:hint="default"/>
+        <w:sz w:val="20"/>
+      </w:rPr>
+    </w:lvl>
+    <w:lvl w:ilvl="3" w:tentative="1">
+      <w:start w:val="1"/>
+      <w:numFmt w:val="bullet"/>
+      <w:lvlText w:val=""/>
+      <w:lvlJc w:val="left"/>
+      <w:pPr>
+        <w:tabs>
+          <w:tab w:val="num" w:pos="2880"/>
+        </w:tabs>
+        <w:ind w:left="2880" w:hanging="360"/>
+      </w:pPr>
+      <w:rPr>
+        <w:rFonts w:ascii="Wingdings" w:hAnsi="Wingdings" w:hint="default"/>
+        <w:sz w:val="20"/>
+      </w:rPr>
+    </w:lvl>
+    <w:lvl w:ilvl="4" w:tentative="1">
+      <w:start w:val="1"/>
+      <w:numFmt w:val="bullet"/>
+      <w:lvlText w:val=""/>
+      <w:lvlJc w:val="left"/>
+      <w:pPr>
+        <w:tabs>
+          <w:tab w:val="num" w:pos="3600"/>
+        </w:tabs>
+        <w:ind w:left="3600" w:hanging="360"/>
+      </w:pPr>
+      <w:rPr>
+        <w:rFonts w:ascii="Wingdings" w:hAnsi="Wingdings" w:hint="default"/>
+        <w:sz w:val="20"/>
+      </w:rPr>
+    </w:lvl>
+    <w:lvl w:ilvl="5" w:tentative="1">
+      <w:start w:val="1"/>
+      <w:numFmt w:val="bullet"/>
+      <w:lvlText w:val=""/>
+      <w:lvlJc w:val="left"/>
+      <w:pPr>
+        <w:tabs>
+          <w:tab w:val="num" w:pos="4320"/>
+        </w:tabs>
+        <w:ind w:left="4320" w:hanging="360"/>
+      </w:pPr>
+      <w:rPr>
+        <w:rFonts w:ascii="Wingdings" w:hAnsi="Wingdings" w:hint="default"/>
+        <w:sz w:val="20"/>
+      </w:rPr>
+    </w:lvl>
+    <w:lvl w:ilvl="6" w:tentative="1">
+      <w:start w:val="1"/>
+      <w:numFmt w:val="bullet"/>
+      <w:lvlText w:val=""/>
+      <w:lvlJc w:val="left"/>
+      <w:pPr>
+        <w:tabs>
+          <w:tab w:val="num" w:pos="5040"/>
+        </w:tabs>
+        <w:ind w:left="5040" w:hanging="360"/>
+      </w:pPr>
+      <w:rPr>
+        <w:rFonts w:ascii="Wingdings" w:hAnsi="Wingdings" w:hint="default"/>
+        <w:sz w:val="20"/>
+      </w:rPr>
+    </w:lvl>
+    <w:lvl w:ilvl="7" w:tentative="1">
+      <w:start w:val="1"/>
+      <w:numFmt w:val="bullet"/>
+      <w:lvlText w:val=""/>
+      <w:lvlJc w:val="left"/>
+      <w:pPr>
+        <w:tabs>
+          <w:tab w:val="num" w:pos="5760"/>
+        </w:tabs>
+        <w:ind w:left="5760" w:hanging="360"/>
+      </w:pPr>
+      <w:rPr>
+        <w:rFonts w:ascii="Wingdings" w:hAnsi="Wingdings" w:hint="default"/>
+        <w:sz w:val="20"/>
+      </w:rPr>
+    </w:lvl>
+    <w:lvl w:ilvl="8" w:tentative="1">
+      <w:start w:val="1"/>
+      <w:numFmt w:val="bullet"/>
+      <w:lvlText w:val=""/>
+      <w:lvlJc w:val="left"/>
+      <w:pPr>
+        <w:tabs>
+          <w:tab w:val="num" w:pos="6480"/>
+        </w:tabs>
+        <w:ind w:left="6480" w:hanging="360"/>
+      </w:pPr>
+      <w:rPr>
+        <w:rFonts w:ascii="Wingdings" w:hAnsi="Wingdings" w:hint="default"/>
+        <w:sz w:val="20"/>
+      </w:rPr>
+    </w:lvl>
+  </w:abstractNum>
+  <w:abstractNum w:abstractNumId="8" w15:restartNumberingAfterBreak="0">
     <w:nsid w:val="10500EEA"/>
     <w:multiLevelType w:val="multilevel"/>
     <w:tmpl w:val="D62C0554"/>
@@ -1591,7 +1922,7 @@
       </w:rPr>
     </w:lvl>
   </w:abstractNum>
-  <w:abstractNum w:abstractNumId="8" w15:restartNumberingAfterBreak="0">
+  <w:abstractNum w:abstractNumId="9" w15:restartNumberingAfterBreak="0">
     <w:nsid w:val="10F2578D"/>
     <w:multiLevelType w:val="multilevel"/>
     <w:tmpl w:val="08201094"/>
@@ -1740,7 +2071,7 @@
       </w:rPr>
     </w:lvl>
   </w:abstractNum>
-  <w:abstractNum w:abstractNumId="9" w15:restartNumberingAfterBreak="0">
+  <w:abstractNum w:abstractNumId="10" w15:restartNumberingAfterBreak="0">
     <w:nsid w:val="11DC55E2"/>
     <w:multiLevelType w:val="multilevel"/>
     <w:tmpl w:val="0FBAD16E"/>
@@ -1889,7 +2220,7 @@
       </w:rPr>
     </w:lvl>
   </w:abstractNum>
-  <w:abstractNum w:abstractNumId="10" w15:restartNumberingAfterBreak="0">
+  <w:abstractNum w:abstractNumId="11" w15:restartNumberingAfterBreak="0">
     <w:nsid w:val="11E41994"/>
     <w:multiLevelType w:val="multilevel"/>
     <w:tmpl w:val="0C5C9D96"/>
@@ -2038,7 +2369,7 @@
       </w:rPr>
     </w:lvl>
   </w:abstractNum>
-  <w:abstractNum w:abstractNumId="11" w15:restartNumberingAfterBreak="0">
+  <w:abstractNum w:abstractNumId="12" w15:restartNumberingAfterBreak="0">
     <w:nsid w:val="14D44EFF"/>
     <w:multiLevelType w:val="multilevel"/>
     <w:tmpl w:val="A3E4F000"/>
@@ -2187,7 +2518,7 @@
       </w:rPr>
     </w:lvl>
   </w:abstractNum>
-  <w:abstractNum w:abstractNumId="12" w15:restartNumberingAfterBreak="0">
+  <w:abstractNum w:abstractNumId="13" w15:restartNumberingAfterBreak="0">
     <w:nsid w:val="14F66268"/>
     <w:multiLevelType w:val="multilevel"/>
     <w:tmpl w:val="18CA7EF2"/>
@@ -2336,7 +2667,7 @@
       </w:rPr>
     </w:lvl>
   </w:abstractNum>
-  <w:abstractNum w:abstractNumId="13" w15:restartNumberingAfterBreak="0">
+  <w:abstractNum w:abstractNumId="14" w15:restartNumberingAfterBreak="0">
     <w:nsid w:val="15CE3E8B"/>
     <w:multiLevelType w:val="multilevel"/>
     <w:tmpl w:val="47E69690"/>
@@ -2485,7 +2816,7 @@
       </w:rPr>
     </w:lvl>
   </w:abstractNum>
-  <w:abstractNum w:abstractNumId="14" w15:restartNumberingAfterBreak="0">
+  <w:abstractNum w:abstractNumId="15" w15:restartNumberingAfterBreak="0">
     <w:nsid w:val="16C960FF"/>
     <w:multiLevelType w:val="multilevel"/>
     <w:tmpl w:val="B208537C"/>
@@ -2634,7 +2965,7 @@
       </w:rPr>
     </w:lvl>
   </w:abstractNum>
-  <w:abstractNum w:abstractNumId="15" w15:restartNumberingAfterBreak="0">
+  <w:abstractNum w:abstractNumId="16" w15:restartNumberingAfterBreak="0">
     <w:nsid w:val="18176FD1"/>
     <w:multiLevelType w:val="multilevel"/>
     <w:tmpl w:val="076C3802"/>
@@ -2783,7 +3114,7 @@
       </w:rPr>
     </w:lvl>
   </w:abstractNum>
-  <w:abstractNum w:abstractNumId="16" w15:restartNumberingAfterBreak="0">
+  <w:abstractNum w:abstractNumId="17" w15:restartNumberingAfterBreak="0">
     <w:nsid w:val="1B914BEA"/>
     <w:multiLevelType w:val="multilevel"/>
     <w:tmpl w:val="2244DADE"/>
@@ -2932,7 +3263,7 @@
       </w:rPr>
     </w:lvl>
   </w:abstractNum>
-  <w:abstractNum w:abstractNumId="17" w15:restartNumberingAfterBreak="0">
+  <w:abstractNum w:abstractNumId="18" w15:restartNumberingAfterBreak="0">
     <w:nsid w:val="1F5C4F6B"/>
     <w:multiLevelType w:val="multilevel"/>
     <w:tmpl w:val="0A385024"/>
@@ -3081,7 +3412,7 @@
       </w:rPr>
     </w:lvl>
   </w:abstractNum>
-  <w:abstractNum w:abstractNumId="18" w15:restartNumberingAfterBreak="0">
+  <w:abstractNum w:abstractNumId="19" w15:restartNumberingAfterBreak="0">
     <w:nsid w:val="230F1EE1"/>
     <w:multiLevelType w:val="multilevel"/>
     <w:tmpl w:val="AF9A5E34"/>
@@ -3230,7 +3561,7 @@
       </w:rPr>
     </w:lvl>
   </w:abstractNum>
-  <w:abstractNum w:abstractNumId="19" w15:restartNumberingAfterBreak="0">
+  <w:abstractNum w:abstractNumId="20" w15:restartNumberingAfterBreak="0">
     <w:nsid w:val="235A6783"/>
     <w:multiLevelType w:val="multilevel"/>
     <w:tmpl w:val="B104713E"/>
@@ -3379,7 +3710,7 @@
       </w:rPr>
     </w:lvl>
   </w:abstractNum>
-  <w:abstractNum w:abstractNumId="20" w15:restartNumberingAfterBreak="0">
+  <w:abstractNum w:abstractNumId="21" w15:restartNumberingAfterBreak="0">
     <w:nsid w:val="271473B9"/>
     <w:multiLevelType w:val="multilevel"/>
     <w:tmpl w:val="96D048EE"/>
@@ -3528,7 +3859,7 @@
       </w:rPr>
     </w:lvl>
   </w:abstractNum>
-  <w:abstractNum w:abstractNumId="21" w15:restartNumberingAfterBreak="0">
+  <w:abstractNum w:abstractNumId="22" w15:restartNumberingAfterBreak="0">
     <w:nsid w:val="273268E4"/>
     <w:multiLevelType w:val="multilevel"/>
     <w:tmpl w:val="62221B10"/>
@@ -3677,7 +4008,7 @@
       </w:rPr>
     </w:lvl>
   </w:abstractNum>
-  <w:abstractNum w:abstractNumId="22" w15:restartNumberingAfterBreak="0">
+  <w:abstractNum w:abstractNumId="23" w15:restartNumberingAfterBreak="0">
     <w:nsid w:val="27DD119E"/>
     <w:multiLevelType w:val="multilevel"/>
     <w:tmpl w:val="1C60FF70"/>
@@ -3826,7 +4157,7 @@
       </w:rPr>
     </w:lvl>
   </w:abstractNum>
-  <w:abstractNum w:abstractNumId="23" w15:restartNumberingAfterBreak="0">
+  <w:abstractNum w:abstractNumId="24" w15:restartNumberingAfterBreak="0">
     <w:nsid w:val="29172398"/>
     <w:multiLevelType w:val="multilevel"/>
     <w:tmpl w:val="6A00188C"/>
@@ -3975,7 +4306,7 @@
       </w:rPr>
     </w:lvl>
   </w:abstractNum>
-  <w:abstractNum w:abstractNumId="24" w15:restartNumberingAfterBreak="0">
+  <w:abstractNum w:abstractNumId="25" w15:restartNumberingAfterBreak="0">
     <w:nsid w:val="2AE3093F"/>
     <w:multiLevelType w:val="multilevel"/>
     <w:tmpl w:val="CD888610"/>
@@ -4124,7 +4455,7 @@
       </w:rPr>
     </w:lvl>
   </w:abstractNum>
-  <w:abstractNum w:abstractNumId="25" w15:restartNumberingAfterBreak="0">
+  <w:abstractNum w:abstractNumId="26" w15:restartNumberingAfterBreak="0">
     <w:nsid w:val="2D7172A0"/>
     <w:multiLevelType w:val="multilevel"/>
     <w:tmpl w:val="615A5204"/>
@@ -4273,7 +4604,7 @@
       </w:rPr>
     </w:lvl>
   </w:abstractNum>
-  <w:abstractNum w:abstractNumId="26" w15:restartNumberingAfterBreak="0">
+  <w:abstractNum w:abstractNumId="27" w15:restartNumberingAfterBreak="0">
     <w:nsid w:val="2EC14BE6"/>
     <w:multiLevelType w:val="multilevel"/>
     <w:tmpl w:val="EAB4BB98"/>
@@ -4422,7 +4753,7 @@
       </w:rPr>
     </w:lvl>
   </w:abstractNum>
-  <w:abstractNum w:abstractNumId="27" w15:restartNumberingAfterBreak="0">
+  <w:abstractNum w:abstractNumId="28" w15:restartNumberingAfterBreak="0">
     <w:nsid w:val="2FAF7C70"/>
     <w:multiLevelType w:val="multilevel"/>
     <w:tmpl w:val="39F4968C"/>
@@ -4571,7 +4902,7 @@
       </w:rPr>
     </w:lvl>
   </w:abstractNum>
-  <w:abstractNum w:abstractNumId="28" w15:restartNumberingAfterBreak="0">
+  <w:abstractNum w:abstractNumId="29" w15:restartNumberingAfterBreak="0">
     <w:nsid w:val="30211183"/>
     <w:multiLevelType w:val="multilevel"/>
     <w:tmpl w:val="17BCC77C"/>
@@ -4720,7 +5051,7 @@
       </w:rPr>
     </w:lvl>
   </w:abstractNum>
-  <w:abstractNum w:abstractNumId="29" w15:restartNumberingAfterBreak="0">
+  <w:abstractNum w:abstractNumId="30" w15:restartNumberingAfterBreak="0">
     <w:nsid w:val="308C2490"/>
     <w:multiLevelType w:val="multilevel"/>
     <w:tmpl w:val="A52AC25C"/>
@@ -4869,7 +5200,7 @@
       </w:rPr>
     </w:lvl>
   </w:abstractNum>
-  <w:abstractNum w:abstractNumId="30" w15:restartNumberingAfterBreak="0">
+  <w:abstractNum w:abstractNumId="31" w15:restartNumberingAfterBreak="0">
     <w:nsid w:val="36B2143A"/>
     <w:multiLevelType w:val="multilevel"/>
     <w:tmpl w:val="64604580"/>
@@ -5018,7 +5349,7 @@
       </w:rPr>
     </w:lvl>
   </w:abstractNum>
-  <w:abstractNum w:abstractNumId="31" w15:restartNumberingAfterBreak="0">
+  <w:abstractNum w:abstractNumId="32" w15:restartNumberingAfterBreak="0">
     <w:nsid w:val="36E65CFF"/>
     <w:multiLevelType w:val="multilevel"/>
     <w:tmpl w:val="CE3C9310"/>
@@ -5167,7 +5498,7 @@
       </w:rPr>
     </w:lvl>
   </w:abstractNum>
-  <w:abstractNum w:abstractNumId="32" w15:restartNumberingAfterBreak="0">
+  <w:abstractNum w:abstractNumId="33" w15:restartNumberingAfterBreak="0">
     <w:nsid w:val="3E6F5D06"/>
     <w:multiLevelType w:val="multilevel"/>
     <w:tmpl w:val="048E3170"/>
@@ -5316,7 +5647,7 @@
       </w:rPr>
     </w:lvl>
   </w:abstractNum>
-  <w:abstractNum w:abstractNumId="33" w15:restartNumberingAfterBreak="0">
+  <w:abstractNum w:abstractNumId="34" w15:restartNumberingAfterBreak="0">
     <w:nsid w:val="3F362D47"/>
     <w:multiLevelType w:val="multilevel"/>
     <w:tmpl w:val="88CA522A"/>
@@ -5465,7 +5796,7 @@
       </w:rPr>
     </w:lvl>
   </w:abstractNum>
-  <w:abstractNum w:abstractNumId="34" w15:restartNumberingAfterBreak="0">
+  <w:abstractNum w:abstractNumId="35" w15:restartNumberingAfterBreak="0">
     <w:nsid w:val="44BC3258"/>
     <w:multiLevelType w:val="multilevel"/>
     <w:tmpl w:val="46687CC4"/>
@@ -5614,7 +5945,7 @@
       </w:rPr>
     </w:lvl>
   </w:abstractNum>
-  <w:abstractNum w:abstractNumId="35" w15:restartNumberingAfterBreak="0">
+  <w:abstractNum w:abstractNumId="36" w15:restartNumberingAfterBreak="0">
     <w:nsid w:val="48C97CF2"/>
     <w:multiLevelType w:val="multilevel"/>
     <w:tmpl w:val="351A9F9A"/>
@@ -5763,7 +6094,7 @@
       </w:rPr>
     </w:lvl>
   </w:abstractNum>
-  <w:abstractNum w:abstractNumId="36" w15:restartNumberingAfterBreak="0">
+  <w:abstractNum w:abstractNumId="37" w15:restartNumberingAfterBreak="0">
     <w:nsid w:val="49421EC4"/>
     <w:multiLevelType w:val="multilevel"/>
     <w:tmpl w:val="1070D884"/>
@@ -5912,7 +6243,7 @@
       </w:rPr>
     </w:lvl>
   </w:abstractNum>
-  <w:abstractNum w:abstractNumId="37" w15:restartNumberingAfterBreak="0">
+  <w:abstractNum w:abstractNumId="38" w15:restartNumberingAfterBreak="0">
     <w:nsid w:val="49BE432E"/>
     <w:multiLevelType w:val="multilevel"/>
     <w:tmpl w:val="F31895E0"/>
@@ -6061,7 +6392,7 @@
       </w:rPr>
     </w:lvl>
   </w:abstractNum>
-  <w:abstractNum w:abstractNumId="38" w15:restartNumberingAfterBreak="0">
+  <w:abstractNum w:abstractNumId="39" w15:restartNumberingAfterBreak="0">
     <w:nsid w:val="4D6D2000"/>
     <w:multiLevelType w:val="multilevel"/>
     <w:tmpl w:val="D222DEEC"/>
@@ -6210,7 +6541,7 @@
       </w:rPr>
     </w:lvl>
   </w:abstractNum>
-  <w:abstractNum w:abstractNumId="39" w15:restartNumberingAfterBreak="0">
+  <w:abstractNum w:abstractNumId="40" w15:restartNumberingAfterBreak="0">
     <w:nsid w:val="4E7C38B9"/>
     <w:multiLevelType w:val="multilevel"/>
     <w:tmpl w:val="BA9A3C7A"/>
@@ -6359,7 +6690,7 @@
       </w:rPr>
     </w:lvl>
   </w:abstractNum>
-  <w:abstractNum w:abstractNumId="40" w15:restartNumberingAfterBreak="0">
+  <w:abstractNum w:abstractNumId="41" w15:restartNumberingAfterBreak="0">
     <w:nsid w:val="4F675C52"/>
     <w:multiLevelType w:val="multilevel"/>
     <w:tmpl w:val="E8746552"/>
@@ -6508,7 +6839,7 @@
       </w:rPr>
     </w:lvl>
   </w:abstractNum>
-  <w:abstractNum w:abstractNumId="41" w15:restartNumberingAfterBreak="0">
+  <w:abstractNum w:abstractNumId="42" w15:restartNumberingAfterBreak="0">
     <w:nsid w:val="518B0AF4"/>
     <w:multiLevelType w:val="multilevel"/>
     <w:tmpl w:val="E21A9B02"/>
@@ -6657,7 +6988,7 @@
       </w:rPr>
     </w:lvl>
   </w:abstractNum>
-  <w:abstractNum w:abstractNumId="42" w15:restartNumberingAfterBreak="0">
+  <w:abstractNum w:abstractNumId="43" w15:restartNumberingAfterBreak="0">
     <w:nsid w:val="554A2D8C"/>
     <w:multiLevelType w:val="multilevel"/>
     <w:tmpl w:val="030AEED4"/>
@@ -6806,7 +7137,7 @@
       </w:rPr>
     </w:lvl>
   </w:abstractNum>
-  <w:abstractNum w:abstractNumId="43" w15:restartNumberingAfterBreak="0">
+  <w:abstractNum w:abstractNumId="44" w15:restartNumberingAfterBreak="0">
     <w:nsid w:val="55E56A09"/>
     <w:multiLevelType w:val="multilevel"/>
     <w:tmpl w:val="42345B00"/>
@@ -6955,7 +7286,7 @@
       </w:rPr>
     </w:lvl>
   </w:abstractNum>
-  <w:abstractNum w:abstractNumId="44" w15:restartNumberingAfterBreak="0">
+  <w:abstractNum w:abstractNumId="45" w15:restartNumberingAfterBreak="0">
     <w:nsid w:val="565672AE"/>
     <w:multiLevelType w:val="multilevel"/>
     <w:tmpl w:val="9DB47B8A"/>
@@ -7104,7 +7435,7 @@
       </w:rPr>
     </w:lvl>
   </w:abstractNum>
-  <w:abstractNum w:abstractNumId="45" w15:restartNumberingAfterBreak="0">
+  <w:abstractNum w:abstractNumId="46" w15:restartNumberingAfterBreak="0">
     <w:nsid w:val="569C54B2"/>
     <w:multiLevelType w:val="multilevel"/>
     <w:tmpl w:val="EE7EE69A"/>
@@ -7253,7 +7584,7 @@
       </w:rPr>
     </w:lvl>
   </w:abstractNum>
-  <w:abstractNum w:abstractNumId="46" w15:restartNumberingAfterBreak="0">
+  <w:abstractNum w:abstractNumId="47" w15:restartNumberingAfterBreak="0">
     <w:nsid w:val="56F71075"/>
     <w:multiLevelType w:val="multilevel"/>
     <w:tmpl w:val="2952AC56"/>
@@ -7402,7 +7733,156 @@
       </w:rPr>
     </w:lvl>
   </w:abstractNum>
-  <w:abstractNum w:abstractNumId="47" w15:restartNumberingAfterBreak="0">
+  <w:abstractNum w:abstractNumId="48" w15:restartNumberingAfterBreak="0">
+    <w:nsid w:val="587A0CCD"/>
+    <w:multiLevelType w:val="multilevel"/>
+    <w:tmpl w:val="750CB344"/>
+    <w:lvl w:ilvl="0">
+      <w:start w:val="1"/>
+      <w:numFmt w:val="bullet"/>
+      <w:lvlText w:val=""/>
+      <w:lvlJc w:val="left"/>
+      <w:pPr>
+        <w:tabs>
+          <w:tab w:val="num" w:pos="720"/>
+        </w:tabs>
+        <w:ind w:left="720" w:hanging="360"/>
+      </w:pPr>
+      <w:rPr>
+        <w:rFonts w:ascii="Symbol" w:hAnsi="Symbol" w:hint="default"/>
+        <w:sz w:val="20"/>
+      </w:rPr>
+    </w:lvl>
+    <w:lvl w:ilvl="1" w:tentative="1">
+      <w:start w:val="1"/>
+      <w:numFmt w:val="bullet"/>
+      <w:lvlText w:val="o"/>
+      <w:lvlJc w:val="left"/>
+      <w:pPr>
+        <w:tabs>
+          <w:tab w:val="num" w:pos="1440"/>
+        </w:tabs>
+        <w:ind w:left="1440" w:hanging="360"/>
+      </w:pPr>
+      <w:rPr>
+        <w:rFonts w:ascii="Courier New" w:hAnsi="Courier New" w:hint="default"/>
+        <w:sz w:val="20"/>
+      </w:rPr>
+    </w:lvl>
+    <w:lvl w:ilvl="2" w:tentative="1">
+      <w:start w:val="1"/>
+      <w:numFmt w:val="bullet"/>
+      <w:lvlText w:val=""/>
+      <w:lvlJc w:val="left"/>
+      <w:pPr>
+        <w:tabs>
+          <w:tab w:val="num" w:pos="2160"/>
+        </w:tabs>
+        <w:ind w:left="2160" w:hanging="360"/>
+      </w:pPr>
+      <w:rPr>
+        <w:rFonts w:ascii="Wingdings" w:hAnsi="Wingdings" w:hint="default"/>
+        <w:sz w:val="20"/>
+      </w:rPr>
+    </w:lvl>
+    <w:lvl w:ilvl="3" w:tentative="1">
+      <w:start w:val="1"/>
+      <w:numFmt w:val="bullet"/>
+      <w:lvlText w:val=""/>
+      <w:lvlJc w:val="left"/>
+      <w:pPr>
+        <w:tabs>
+          <w:tab w:val="num" w:pos="2880"/>
+        </w:tabs>
+        <w:ind w:left="2880" w:hanging="360"/>
+      </w:pPr>
+      <w:rPr>
+        <w:rFonts w:ascii="Wingdings" w:hAnsi="Wingdings" w:hint="default"/>
+        <w:sz w:val="20"/>
+      </w:rPr>
+    </w:lvl>
+    <w:lvl w:ilvl="4" w:tentative="1">
+      <w:start w:val="1"/>
+      <w:numFmt w:val="bullet"/>
+      <w:lvlText w:val=""/>
+      <w:lvlJc w:val="left"/>
+      <w:pPr>
+        <w:tabs>
+          <w:tab w:val="num" w:pos="3600"/>
+        </w:tabs>
+        <w:ind w:left="3600" w:hanging="360"/>
+      </w:pPr>
+      <w:rPr>
+        <w:rFonts w:ascii="Wingdings" w:hAnsi="Wingdings" w:hint="default"/>
+        <w:sz w:val="20"/>
+      </w:rPr>
+    </w:lvl>
+    <w:lvl w:ilvl="5" w:tentative="1">
+      <w:start w:val="1"/>
+      <w:numFmt w:val="bullet"/>
+      <w:lvlText w:val=""/>
+      <w:lvlJc w:val="left"/>
+      <w:pPr>
+        <w:tabs>
+          <w:tab w:val="num" w:pos="4320"/>
+        </w:tabs>
+        <w:ind w:left="4320" w:hanging="360"/>
+      </w:pPr>
+      <w:rPr>
+        <w:rFonts w:ascii="Wingdings" w:hAnsi="Wingdings" w:hint="default"/>
+        <w:sz w:val="20"/>
+      </w:rPr>
+    </w:lvl>
+    <w:lvl w:ilvl="6" w:tentative="1">
+      <w:start w:val="1"/>
+      <w:numFmt w:val="bullet"/>
+      <w:lvlText w:val=""/>
+      <w:lvlJc w:val="left"/>
+      <w:pPr>
+        <w:tabs>
+          <w:tab w:val="num" w:pos="5040"/>
+        </w:tabs>
+        <w:ind w:left="5040" w:hanging="360"/>
+      </w:pPr>
+      <w:rPr>
+        <w:rFonts w:ascii="Wingdings" w:hAnsi="Wingdings" w:hint="default"/>
+        <w:sz w:val="20"/>
+      </w:rPr>
+    </w:lvl>
+    <w:lvl w:ilvl="7" w:tentative="1">
+      <w:start w:val="1"/>
+      <w:numFmt w:val="bullet"/>
+      <w:lvlText w:val=""/>
+      <w:lvlJc w:val="left"/>
+      <w:pPr>
+        <w:tabs>
+          <w:tab w:val="num" w:pos="5760"/>
+        </w:tabs>
+        <w:ind w:left="5760" w:hanging="360"/>
+      </w:pPr>
+      <w:rPr>
+        <w:rFonts w:ascii="Wingdings" w:hAnsi="Wingdings" w:hint="default"/>
+        <w:sz w:val="20"/>
+      </w:rPr>
+    </w:lvl>
+    <w:lvl w:ilvl="8" w:tentative="1">
+      <w:start w:val="1"/>
+      <w:numFmt w:val="bullet"/>
+      <w:lvlText w:val=""/>
+      <w:lvlJc w:val="left"/>
+      <w:pPr>
+        <w:tabs>
+          <w:tab w:val="num" w:pos="6480"/>
+        </w:tabs>
+        <w:ind w:left="6480" w:hanging="360"/>
+      </w:pPr>
+      <w:rPr>
+        <w:rFonts w:ascii="Wingdings" w:hAnsi="Wingdings" w:hint="default"/>
+        <w:sz w:val="20"/>
+      </w:rPr>
+    </w:lvl>
+  </w:abstractNum>
+  <w:abstractNum w:abstractNumId="49" w15:restartNumberingAfterBreak="0">
     <w:nsid w:val="5918416D"/>
     <w:multiLevelType w:val="multilevel"/>
     <w:tmpl w:val="7160D344"/>
@@ -7551,7 +8031,7 @@
       </w:rPr>
     </w:lvl>
   </w:abstractNum>
-  <w:abstractNum w:abstractNumId="48" w15:restartNumberingAfterBreak="0">
+  <w:abstractNum w:abstractNumId="50" w15:restartNumberingAfterBreak="0">
     <w:nsid w:val="5AD277F9"/>
     <w:multiLevelType w:val="multilevel"/>
     <w:tmpl w:val="BE649556"/>
@@ -7700,7 +8180,7 @@
       </w:rPr>
     </w:lvl>
   </w:abstractNum>
-  <w:abstractNum w:abstractNumId="49" w15:restartNumberingAfterBreak="0">
+  <w:abstractNum w:abstractNumId="51" w15:restartNumberingAfterBreak="0">
     <w:nsid w:val="5BC6754C"/>
     <w:multiLevelType w:val="multilevel"/>
     <w:tmpl w:val="61C8A2DE"/>
@@ -7849,7 +8329,7 @@
       </w:rPr>
     </w:lvl>
   </w:abstractNum>
-  <w:abstractNum w:abstractNumId="50" w15:restartNumberingAfterBreak="0">
+  <w:abstractNum w:abstractNumId="52" w15:restartNumberingAfterBreak="0">
     <w:nsid w:val="5C590522"/>
     <w:multiLevelType w:val="multilevel"/>
     <w:tmpl w:val="21E6C334"/>
@@ -7998,7 +8478,7 @@
       </w:rPr>
     </w:lvl>
   </w:abstractNum>
-  <w:abstractNum w:abstractNumId="51" w15:restartNumberingAfterBreak="0">
+  <w:abstractNum w:abstractNumId="53" w15:restartNumberingAfterBreak="0">
     <w:nsid w:val="5F25507A"/>
     <w:multiLevelType w:val="multilevel"/>
     <w:tmpl w:val="577A4134"/>
@@ -8147,7 +8627,7 @@
       </w:rPr>
     </w:lvl>
   </w:abstractNum>
-  <w:abstractNum w:abstractNumId="52" w15:restartNumberingAfterBreak="0">
+  <w:abstractNum w:abstractNumId="54" w15:restartNumberingAfterBreak="0">
     <w:nsid w:val="610A18D6"/>
     <w:multiLevelType w:val="multilevel"/>
     <w:tmpl w:val="0C103A64"/>
@@ -8296,7 +8776,7 @@
       </w:rPr>
     </w:lvl>
   </w:abstractNum>
-  <w:abstractNum w:abstractNumId="53" w15:restartNumberingAfterBreak="0">
+  <w:abstractNum w:abstractNumId="55" w15:restartNumberingAfterBreak="0">
     <w:nsid w:val="622C70E0"/>
     <w:multiLevelType w:val="multilevel"/>
     <w:tmpl w:val="1AEE679E"/>
@@ -8445,7 +8925,7 @@
       </w:rPr>
     </w:lvl>
   </w:abstractNum>
-  <w:abstractNum w:abstractNumId="54" w15:restartNumberingAfterBreak="0">
+  <w:abstractNum w:abstractNumId="56" w15:restartNumberingAfterBreak="0">
     <w:nsid w:val="640E2F59"/>
     <w:multiLevelType w:val="multilevel"/>
     <w:tmpl w:val="26F4B2DE"/>
@@ -8594,7 +9074,7 @@
       </w:rPr>
     </w:lvl>
   </w:abstractNum>
-  <w:abstractNum w:abstractNumId="55" w15:restartNumberingAfterBreak="0">
+  <w:abstractNum w:abstractNumId="57" w15:restartNumberingAfterBreak="0">
     <w:nsid w:val="64706C61"/>
     <w:multiLevelType w:val="multilevel"/>
     <w:tmpl w:val="2AA095D8"/>
@@ -8743,7 +9223,7 @@
       </w:rPr>
     </w:lvl>
   </w:abstractNum>
-  <w:abstractNum w:abstractNumId="56" w15:restartNumberingAfterBreak="0">
+  <w:abstractNum w:abstractNumId="58" w15:restartNumberingAfterBreak="0">
     <w:nsid w:val="663131E0"/>
     <w:multiLevelType w:val="multilevel"/>
     <w:tmpl w:val="1E82DB90"/>
@@ -8892,7 +9372,7 @@
       </w:rPr>
     </w:lvl>
   </w:abstractNum>
-  <w:abstractNum w:abstractNumId="57" w15:restartNumberingAfterBreak="0">
+  <w:abstractNum w:abstractNumId="59" w15:restartNumberingAfterBreak="0">
     <w:nsid w:val="676E4319"/>
     <w:multiLevelType w:val="multilevel"/>
     <w:tmpl w:val="D38640E0"/>
@@ -9041,7 +9521,7 @@
       </w:rPr>
     </w:lvl>
   </w:abstractNum>
-  <w:abstractNum w:abstractNumId="58" w15:restartNumberingAfterBreak="0">
+  <w:abstractNum w:abstractNumId="60" w15:restartNumberingAfterBreak="0">
     <w:nsid w:val="6CDE4304"/>
     <w:multiLevelType w:val="multilevel"/>
     <w:tmpl w:val="442A8830"/>
@@ -9190,7 +9670,7 @@
       </w:rPr>
     </w:lvl>
   </w:abstractNum>
-  <w:abstractNum w:abstractNumId="59" w15:restartNumberingAfterBreak="0">
+  <w:abstractNum w:abstractNumId="61" w15:restartNumberingAfterBreak="0">
     <w:nsid w:val="6CED189A"/>
     <w:multiLevelType w:val="multilevel"/>
     <w:tmpl w:val="019E646A"/>
@@ -9339,7 +9819,7 @@
       </w:rPr>
     </w:lvl>
   </w:abstractNum>
-  <w:abstractNum w:abstractNumId="60" w15:restartNumberingAfterBreak="0">
+  <w:abstractNum w:abstractNumId="62" w15:restartNumberingAfterBreak="0">
     <w:nsid w:val="6D982CB9"/>
     <w:multiLevelType w:val="multilevel"/>
     <w:tmpl w:val="EFA65B1E"/>
@@ -9488,7 +9968,7 @@
       </w:rPr>
     </w:lvl>
   </w:abstractNum>
-  <w:abstractNum w:abstractNumId="61" w15:restartNumberingAfterBreak="0">
+  <w:abstractNum w:abstractNumId="63" w15:restartNumberingAfterBreak="0">
     <w:nsid w:val="6FAC686D"/>
     <w:multiLevelType w:val="multilevel"/>
     <w:tmpl w:val="F7CCE078"/>
@@ -9637,7 +10117,7 @@
       </w:rPr>
     </w:lvl>
   </w:abstractNum>
-  <w:abstractNum w:abstractNumId="62" w15:restartNumberingAfterBreak="0">
+  <w:abstractNum w:abstractNumId="64" w15:restartNumberingAfterBreak="0">
     <w:nsid w:val="70427236"/>
     <w:multiLevelType w:val="multilevel"/>
     <w:tmpl w:val="834A0EA4"/>
@@ -9786,7 +10266,7 @@
       </w:rPr>
     </w:lvl>
   </w:abstractNum>
-  <w:abstractNum w:abstractNumId="63" w15:restartNumberingAfterBreak="0">
+  <w:abstractNum w:abstractNumId="65" w15:restartNumberingAfterBreak="0">
     <w:nsid w:val="72987028"/>
     <w:multiLevelType w:val="multilevel"/>
     <w:tmpl w:val="0B8AE7E8"/>
@@ -9935,7 +10415,7 @@
       </w:rPr>
     </w:lvl>
   </w:abstractNum>
-  <w:abstractNum w:abstractNumId="64" w15:restartNumberingAfterBreak="0">
+  <w:abstractNum w:abstractNumId="66" w15:restartNumberingAfterBreak="0">
     <w:nsid w:val="74995DA1"/>
     <w:multiLevelType w:val="multilevel"/>
     <w:tmpl w:val="47E69886"/>
@@ -10084,7 +10564,7 @@
       </w:rPr>
     </w:lvl>
   </w:abstractNum>
-  <w:abstractNum w:abstractNumId="65" w15:restartNumberingAfterBreak="0">
+  <w:abstractNum w:abstractNumId="67" w15:restartNumberingAfterBreak="0">
     <w:nsid w:val="75133277"/>
     <w:multiLevelType w:val="multilevel"/>
     <w:tmpl w:val="98A67D76"/>
@@ -10233,7 +10713,7 @@
       </w:rPr>
     </w:lvl>
   </w:abstractNum>
-  <w:abstractNum w:abstractNumId="66" w15:restartNumberingAfterBreak="0">
+  <w:abstractNum w:abstractNumId="68" w15:restartNumberingAfterBreak="0">
     <w:nsid w:val="75145F1E"/>
     <w:multiLevelType w:val="multilevel"/>
     <w:tmpl w:val="A9F0EEDE"/>
@@ -10382,7 +10862,7 @@
       </w:rPr>
     </w:lvl>
   </w:abstractNum>
-  <w:abstractNum w:abstractNumId="67" w15:restartNumberingAfterBreak="0">
+  <w:abstractNum w:abstractNumId="69" w15:restartNumberingAfterBreak="0">
     <w:nsid w:val="77F70E72"/>
     <w:multiLevelType w:val="multilevel"/>
     <w:tmpl w:val="CA4A179E"/>
@@ -10531,7 +11011,7 @@
       </w:rPr>
     </w:lvl>
   </w:abstractNum>
-  <w:abstractNum w:abstractNumId="68" w15:restartNumberingAfterBreak="0">
+  <w:abstractNum w:abstractNumId="70" w15:restartNumberingAfterBreak="0">
     <w:nsid w:val="78AF3623"/>
     <w:multiLevelType w:val="multilevel"/>
     <w:tmpl w:val="10EA459E"/>
@@ -10680,7 +11160,7 @@
       </w:rPr>
     </w:lvl>
   </w:abstractNum>
-  <w:abstractNum w:abstractNumId="69" w15:restartNumberingAfterBreak="0">
+  <w:abstractNum w:abstractNumId="71" w15:restartNumberingAfterBreak="0">
     <w:nsid w:val="79075D66"/>
     <w:multiLevelType w:val="multilevel"/>
     <w:tmpl w:val="DAA2F8BE"/>
@@ -10829,7 +11309,7 @@
       </w:rPr>
     </w:lvl>
   </w:abstractNum>
-  <w:abstractNum w:abstractNumId="70" w15:restartNumberingAfterBreak="0">
+  <w:abstractNum w:abstractNumId="72" w15:restartNumberingAfterBreak="0">
     <w:nsid w:val="7B2751C4"/>
     <w:multiLevelType w:val="multilevel"/>
     <w:tmpl w:val="4412CEC4"/>
@@ -10978,7 +11458,7 @@
       </w:rPr>
     </w:lvl>
   </w:abstractNum>
-  <w:abstractNum w:abstractNumId="71" w15:restartNumberingAfterBreak="0">
+  <w:abstractNum w:abstractNumId="73" w15:restartNumberingAfterBreak="0">
     <w:nsid w:val="7BAF4D94"/>
     <w:multiLevelType w:val="multilevel"/>
     <w:tmpl w:val="BDB8BFAA"/>
@@ -11128,220 +11608,226 @@
     </w:lvl>
   </w:abstractNum>
   <w:num w:numId="1" w16cid:durableId="1677997995">
-    <w:abstractNumId w:val="17"/>
+    <w:abstractNumId w:val="18"/>
   </w:num>
   <w:num w:numId="2" w16cid:durableId="2051149805">
     <w:abstractNumId w:val="3"/>
   </w:num>
   <w:num w:numId="3" w16cid:durableId="1233933601">
-    <w:abstractNumId w:val="39"/>
+    <w:abstractNumId w:val="40"/>
   </w:num>
   <w:num w:numId="4" w16cid:durableId="500435007">
-    <w:abstractNumId w:val="8"/>
+    <w:abstractNumId w:val="9"/>
   </w:num>
   <w:num w:numId="5" w16cid:durableId="1033847455">
-    <w:abstractNumId w:val="67"/>
+    <w:abstractNumId w:val="69"/>
   </w:num>
   <w:num w:numId="6" w16cid:durableId="267081670">
-    <w:abstractNumId w:val="16"/>
+    <w:abstractNumId w:val="17"/>
   </w:num>
   <w:num w:numId="7" w16cid:durableId="1769304624">
     <w:abstractNumId w:val="6"/>
   </w:num>
   <w:num w:numId="8" w16cid:durableId="1135759933">
-    <w:abstractNumId w:val="48"/>
+    <w:abstractNumId w:val="50"/>
   </w:num>
   <w:num w:numId="9" w16cid:durableId="442268721">
+    <w:abstractNumId w:val="38"/>
+  </w:num>
+  <w:num w:numId="10" w16cid:durableId="691494407">
+    <w:abstractNumId w:val="36"/>
+  </w:num>
+  <w:num w:numId="11" w16cid:durableId="1705208919">
     <w:abstractNumId w:val="37"/>
   </w:num>
-  <w:num w:numId="10" w16cid:durableId="691494407">
-    <w:abstractNumId w:val="35"/>
+  <w:num w:numId="12" w16cid:durableId="401762157">
+    <w:abstractNumId w:val="11"/>
   </w:num>
-  <w:num w:numId="11" w16cid:durableId="1705208919">
-    <w:abstractNumId w:val="36"/>
+  <w:num w:numId="13" w16cid:durableId="967707405">
+    <w:abstractNumId w:val="34"/>
   </w:num>
-  <w:num w:numId="12" w16cid:durableId="401762157">
+  <w:num w:numId="14" w16cid:durableId="2070766778">
+    <w:abstractNumId w:val="26"/>
+  </w:num>
+  <w:num w:numId="15" w16cid:durableId="716323964">
+    <w:abstractNumId w:val="21"/>
+  </w:num>
+  <w:num w:numId="16" w16cid:durableId="748966896">
+    <w:abstractNumId w:val="19"/>
+  </w:num>
+  <w:num w:numId="17" w16cid:durableId="1612980622">
+    <w:abstractNumId w:val="58"/>
+  </w:num>
+  <w:num w:numId="18" w16cid:durableId="2093504055">
+    <w:abstractNumId w:val="62"/>
+  </w:num>
+  <w:num w:numId="19" w16cid:durableId="344942916">
+    <w:abstractNumId w:val="15"/>
+  </w:num>
+  <w:num w:numId="20" w16cid:durableId="154683186">
     <w:abstractNumId w:val="10"/>
   </w:num>
-  <w:num w:numId="13" w16cid:durableId="967707405">
-    <w:abstractNumId w:val="33"/>
-  </w:num>
-  <w:num w:numId="14" w16cid:durableId="2070766778">
-    <w:abstractNumId w:val="25"/>
-  </w:num>
-  <w:num w:numId="15" w16cid:durableId="716323964">
-    <w:abstractNumId w:val="20"/>
-  </w:num>
-  <w:num w:numId="16" w16cid:durableId="748966896">
-    <w:abstractNumId w:val="18"/>
-  </w:num>
-  <w:num w:numId="17" w16cid:durableId="1612980622">
-    <w:abstractNumId w:val="56"/>
-  </w:num>
-  <w:num w:numId="18" w16cid:durableId="2093504055">
-    <w:abstractNumId w:val="60"/>
-  </w:num>
-  <w:num w:numId="19" w16cid:durableId="344942916">
-    <w:abstractNumId w:val="14"/>
-  </w:num>
-  <w:num w:numId="20" w16cid:durableId="154683186">
-    <w:abstractNumId w:val="9"/>
-  </w:num>
   <w:num w:numId="21" w16cid:durableId="1645238814">
-    <w:abstractNumId w:val="38"/>
+    <w:abstractNumId w:val="39"/>
   </w:num>
   <w:num w:numId="22" w16cid:durableId="1129937329">
     <w:abstractNumId w:val="5"/>
   </w:num>
   <w:num w:numId="23" w16cid:durableId="1723820948">
-    <w:abstractNumId w:val="42"/>
+    <w:abstractNumId w:val="43"/>
   </w:num>
   <w:num w:numId="24" w16cid:durableId="837844535">
-    <w:abstractNumId w:val="57"/>
+    <w:abstractNumId w:val="59"/>
   </w:num>
   <w:num w:numId="25" w16cid:durableId="1206138890">
-    <w:abstractNumId w:val="30"/>
+    <w:abstractNumId w:val="31"/>
   </w:num>
   <w:num w:numId="26" w16cid:durableId="1390418193">
-    <w:abstractNumId w:val="13"/>
+    <w:abstractNumId w:val="14"/>
   </w:num>
   <w:num w:numId="27" w16cid:durableId="728844960">
-    <w:abstractNumId w:val="47"/>
+    <w:abstractNumId w:val="49"/>
   </w:num>
   <w:num w:numId="28" w16cid:durableId="2125732567">
-    <w:abstractNumId w:val="22"/>
+    <w:abstractNumId w:val="23"/>
   </w:num>
   <w:num w:numId="29" w16cid:durableId="1090812348">
-    <w:abstractNumId w:val="24"/>
+    <w:abstractNumId w:val="25"/>
   </w:num>
   <w:num w:numId="30" w16cid:durableId="296447531">
-    <w:abstractNumId w:val="62"/>
+    <w:abstractNumId w:val="64"/>
   </w:num>
   <w:num w:numId="31" w16cid:durableId="1884710918">
-    <w:abstractNumId w:val="61"/>
+    <w:abstractNumId w:val="63"/>
   </w:num>
   <w:num w:numId="32" w16cid:durableId="234828197">
-    <w:abstractNumId w:val="58"/>
+    <w:abstractNumId w:val="60"/>
   </w:num>
   <w:num w:numId="33" w16cid:durableId="1187061975">
-    <w:abstractNumId w:val="65"/>
+    <w:abstractNumId w:val="67"/>
   </w:num>
   <w:num w:numId="34" w16cid:durableId="1541361364">
-    <w:abstractNumId w:val="11"/>
+    <w:abstractNumId w:val="12"/>
   </w:num>
   <w:num w:numId="35" w16cid:durableId="469323940">
-    <w:abstractNumId w:val="45"/>
+    <w:abstractNumId w:val="46"/>
   </w:num>
   <w:num w:numId="36" w16cid:durableId="171921766">
-    <w:abstractNumId w:val="50"/>
+    <w:abstractNumId w:val="52"/>
   </w:num>
   <w:num w:numId="37" w16cid:durableId="698353443">
-    <w:abstractNumId w:val="71"/>
+    <w:abstractNumId w:val="73"/>
   </w:num>
   <w:num w:numId="38" w16cid:durableId="1940941360">
     <w:abstractNumId w:val="4"/>
   </w:num>
   <w:num w:numId="39" w16cid:durableId="116679975">
-    <w:abstractNumId w:val="34"/>
+    <w:abstractNumId w:val="35"/>
   </w:num>
   <w:num w:numId="40" w16cid:durableId="1714963468">
-    <w:abstractNumId w:val="51"/>
+    <w:abstractNumId w:val="53"/>
   </w:num>
   <w:num w:numId="41" w16cid:durableId="1018429896">
-    <w:abstractNumId w:val="66"/>
+    <w:abstractNumId w:val="68"/>
   </w:num>
   <w:num w:numId="42" w16cid:durableId="941061820">
     <w:abstractNumId w:val="1"/>
   </w:num>
   <w:num w:numId="43" w16cid:durableId="726339675">
-    <w:abstractNumId w:val="28"/>
+    <w:abstractNumId w:val="29"/>
   </w:num>
   <w:num w:numId="44" w16cid:durableId="348455922">
-    <w:abstractNumId w:val="26"/>
+    <w:abstractNumId w:val="27"/>
   </w:num>
   <w:num w:numId="45" w16cid:durableId="1999069253">
-    <w:abstractNumId w:val="70"/>
+    <w:abstractNumId w:val="72"/>
   </w:num>
   <w:num w:numId="46" w16cid:durableId="1969966184">
-    <w:abstractNumId w:val="7"/>
+    <w:abstractNumId w:val="8"/>
   </w:num>
   <w:num w:numId="47" w16cid:durableId="781874132">
-    <w:abstractNumId w:val="40"/>
+    <w:abstractNumId w:val="41"/>
   </w:num>
   <w:num w:numId="48" w16cid:durableId="357778884">
-    <w:abstractNumId w:val="55"/>
+    <w:abstractNumId w:val="57"/>
   </w:num>
   <w:num w:numId="49" w16cid:durableId="1508203898">
-    <w:abstractNumId w:val="59"/>
+    <w:abstractNumId w:val="61"/>
   </w:num>
   <w:num w:numId="50" w16cid:durableId="1682318083">
-    <w:abstractNumId w:val="44"/>
+    <w:abstractNumId w:val="45"/>
   </w:num>
   <w:num w:numId="51" w16cid:durableId="1708262490">
     <w:abstractNumId w:val="2"/>
   </w:num>
   <w:num w:numId="52" w16cid:durableId="33585703">
-    <w:abstractNumId w:val="23"/>
+    <w:abstractNumId w:val="24"/>
   </w:num>
   <w:num w:numId="53" w16cid:durableId="1614706232">
-    <w:abstractNumId w:val="49"/>
+    <w:abstractNumId w:val="51"/>
   </w:num>
   <w:num w:numId="54" w16cid:durableId="1594314839">
-    <w:abstractNumId w:val="19"/>
+    <w:abstractNumId w:val="20"/>
   </w:num>
   <w:num w:numId="55" w16cid:durableId="1526674347">
-    <w:abstractNumId w:val="64"/>
+    <w:abstractNumId w:val="66"/>
   </w:num>
   <w:num w:numId="56" w16cid:durableId="814222603">
-    <w:abstractNumId w:val="52"/>
+    <w:abstractNumId w:val="54"/>
   </w:num>
   <w:num w:numId="57" w16cid:durableId="1449931854">
-    <w:abstractNumId w:val="43"/>
+    <w:abstractNumId w:val="44"/>
   </w:num>
   <w:num w:numId="58" w16cid:durableId="173110024">
-    <w:abstractNumId w:val="41"/>
+    <w:abstractNumId w:val="42"/>
   </w:num>
   <w:num w:numId="59" w16cid:durableId="1933391554">
+    <w:abstractNumId w:val="33"/>
+  </w:num>
+  <w:num w:numId="60" w16cid:durableId="659770676">
+    <w:abstractNumId w:val="65"/>
+  </w:num>
+  <w:num w:numId="61" w16cid:durableId="987126490">
     <w:abstractNumId w:val="32"/>
   </w:num>
-  <w:num w:numId="60" w16cid:durableId="659770676">
-    <w:abstractNumId w:val="63"/>
-  </w:num>
-  <w:num w:numId="61" w16cid:durableId="987126490">
-    <w:abstractNumId w:val="31"/>
-  </w:num>
   <w:num w:numId="62" w16cid:durableId="2072000942">
-    <w:abstractNumId w:val="15"/>
+    <w:abstractNumId w:val="16"/>
   </w:num>
   <w:num w:numId="63" w16cid:durableId="1637449647">
-    <w:abstractNumId w:val="29"/>
+    <w:abstractNumId w:val="30"/>
   </w:num>
   <w:num w:numId="64" w16cid:durableId="1111509654">
-    <w:abstractNumId w:val="21"/>
+    <w:abstractNumId w:val="22"/>
   </w:num>
   <w:num w:numId="65" w16cid:durableId="1154025284">
-    <w:abstractNumId w:val="54"/>
+    <w:abstractNumId w:val="56"/>
   </w:num>
   <w:num w:numId="66" w16cid:durableId="636229318">
-    <w:abstractNumId w:val="68"/>
+    <w:abstractNumId w:val="70"/>
   </w:num>
   <w:num w:numId="67" w16cid:durableId="1298336313">
-    <w:abstractNumId w:val="53"/>
+    <w:abstractNumId w:val="55"/>
   </w:num>
   <w:num w:numId="68" w16cid:durableId="1780643681">
-    <w:abstractNumId w:val="46"/>
+    <w:abstractNumId w:val="47"/>
   </w:num>
   <w:num w:numId="69" w16cid:durableId="897321311">
-    <w:abstractNumId w:val="12"/>
+    <w:abstractNumId w:val="13"/>
   </w:num>
   <w:num w:numId="70" w16cid:durableId="129985987">
-    <w:abstractNumId w:val="27"/>
+    <w:abstractNumId w:val="28"/>
   </w:num>
   <w:num w:numId="71" w16cid:durableId="225920747">
     <w:abstractNumId w:val="0"/>
   </w:num>
   <w:num w:numId="72" w16cid:durableId="193422590">
-    <w:abstractNumId w:val="69"/>
+    <w:abstractNumId w:val="71"/>
+  </w:num>
+  <w:num w:numId="73" w16cid:durableId="1538079356">
+    <w:abstractNumId w:val="7"/>
+  </w:num>
+  <w:num w:numId="74" w16cid:durableId="1570772970">
+    <w:abstractNumId w:val="48"/>
   </w:num>
 </w:numbering>
 </file>

--- a/data/Market_Read_quarterly.docx
+++ b/data/Market_Read_quarterly.docx
@@ -8,7 +8,7 @@
           <w:b/>
           <w:bCs/>
         </w:rPr>
-        <w:t>Quarterly Market Read: October 23, 2025</w:t>
+        <w:t>Quarterly Market Read: October 24, 2025</w:t>
       </w:r>
     </w:p>
     <w:p>
@@ -30,7 +30,7 @@
       <w:pPr>
         <w:numPr>
           <w:ilvl w:val="0"/>
-          <w:numId w:val="73"/>
+          <w:numId w:val="75"/>
         </w:numPr>
       </w:pPr>
       <w:r>
@@ -41,14 +41,14 @@
         <w:t>Breadth</w:t>
       </w:r>
       <w:r>
-        <w:t>: 51.7% of names are positive.</w:t>
+        <w:t>: 51.0% of names are positive.</w:t>
       </w:r>
     </w:p>
     <w:p>
       <w:pPr>
         <w:numPr>
           <w:ilvl w:val="0"/>
-          <w:numId w:val="73"/>
+          <w:numId w:val="75"/>
         </w:numPr>
       </w:pPr>
       <w:r>
@@ -59,14 +59,14 @@
         <w:t>Information Technology</w:t>
       </w:r>
       <w:r>
-        <w:t xml:space="preserve">: firm (avg </w:t>
+        <w:t xml:space="preserve">: leading (avg </w:t>
       </w:r>
       <w:r>
         <w:rPr>
           <w:b/>
           <w:bCs/>
         </w:rPr>
-        <w:t>+2.31%</w:t>
+        <w:t>+3.13%</w:t>
       </w:r>
       <w:r>
         <w:t>).</w:t>
@@ -76,7 +76,7 @@
       <w:pPr>
         <w:numPr>
           <w:ilvl w:val="0"/>
-          <w:numId w:val="73"/>
+          <w:numId w:val="75"/>
         </w:numPr>
       </w:pPr>
       <w:r>
@@ -94,7 +94,7 @@
           <w:b/>
           <w:bCs/>
         </w:rPr>
-        <w:t>-0.08%</w:t>
+        <w:t>+0.14%</w:t>
       </w:r>
       <w:r>
         <w:t>).</w:t>
@@ -104,7 +104,7 @@
       <w:pPr>
         <w:numPr>
           <w:ilvl w:val="0"/>
-          <w:numId w:val="73"/>
+          <w:numId w:val="75"/>
         </w:numPr>
       </w:pPr>
       <w:r>
@@ -122,7 +122,7 @@
           <w:b/>
           <w:bCs/>
         </w:rPr>
-        <w:t>+1.20%</w:t>
+        <w:t>+0.89%</w:t>
       </w:r>
       <w:r>
         <w:t>).</w:t>
@@ -132,7 +132,7 @@
       <w:pPr>
         <w:numPr>
           <w:ilvl w:val="0"/>
-          <w:numId w:val="73"/>
+          <w:numId w:val="75"/>
         </w:numPr>
       </w:pPr>
       <w:r>
@@ -150,7 +150,7 @@
           <w:b/>
           <w:bCs/>
         </w:rPr>
-        <w:t>-0.53%</w:t>
+        <w:t>-0.80%</w:t>
       </w:r>
       <w:r>
         <w:t>).</w:t>
@@ -160,7 +160,7 @@
       <w:pPr>
         <w:numPr>
           <w:ilvl w:val="0"/>
-          <w:numId w:val="73"/>
+          <w:numId w:val="75"/>
         </w:numPr>
       </w:pPr>
       <w:r>
@@ -178,7 +178,7 @@
           <w:b/>
           <w:bCs/>
         </w:rPr>
-        <w:t>-2.70%</w:t>
+        <w:t>-1.90%</w:t>
       </w:r>
       <w:r>
         <w:t>).</w:t>
@@ -188,7 +188,7 @@
       <w:pPr>
         <w:numPr>
           <w:ilvl w:val="0"/>
-          <w:numId w:val="73"/>
+          <w:numId w:val="75"/>
         </w:numPr>
       </w:pPr>
       <w:r>
@@ -206,7 +206,7 @@
           <w:b/>
           <w:bCs/>
         </w:rPr>
-        <w:t>+2.62%</w:t>
+        <w:t>+3.45%</w:t>
       </w:r>
       <w:r>
         <w:t>).</w:t>
@@ -216,7 +216,7 @@
       <w:pPr>
         <w:numPr>
           <w:ilvl w:val="0"/>
-          <w:numId w:val="73"/>
+          <w:numId w:val="75"/>
         </w:numPr>
       </w:pPr>
       <w:r>
@@ -234,7 +234,7 @@
           <w:b/>
           <w:bCs/>
         </w:rPr>
-        <w:t>-0.39%</w:t>
+        <w:t>-0.12%</w:t>
       </w:r>
       <w:r>
         <w:t>).</w:t>
@@ -244,7 +244,7 @@
       <w:pPr>
         <w:numPr>
           <w:ilvl w:val="0"/>
-          <w:numId w:val="73"/>
+          <w:numId w:val="75"/>
         </w:numPr>
       </w:pPr>
       <w:r>
@@ -262,7 +262,7 @@
           <w:b/>
           <w:bCs/>
         </w:rPr>
-        <w:t>+0.99%</w:t>
+        <w:t>+1.06%</w:t>
       </w:r>
       <w:r>
         <w:t>).</w:t>
@@ -272,7 +272,7 @@
       <w:pPr>
         <w:numPr>
           <w:ilvl w:val="0"/>
-          <w:numId w:val="73"/>
+          <w:numId w:val="75"/>
         </w:numPr>
       </w:pPr>
       <w:r>
@@ -290,7 +290,7 @@
           <w:b/>
           <w:bCs/>
         </w:rPr>
-        <w:t>-1.04%</w:t>
+        <w:t>-2.33%</w:t>
       </w:r>
       <w:r>
         <w:t>).</w:t>
@@ -300,7 +300,7 @@
       <w:pPr>
         <w:numPr>
           <w:ilvl w:val="0"/>
-          <w:numId w:val="73"/>
+          <w:numId w:val="75"/>
         </w:numPr>
       </w:pPr>
       <w:r>
@@ -318,7 +318,7 @@
           <w:b/>
           <w:bCs/>
         </w:rPr>
-        <w:t>+4.94%</w:t>
+        <w:t>+4.99%</w:t>
       </w:r>
       <w:r>
         <w:t>).</w:t>
@@ -328,7 +328,7 @@
       <w:pPr>
         <w:numPr>
           <w:ilvl w:val="0"/>
-          <w:numId w:val="73"/>
+          <w:numId w:val="75"/>
         </w:numPr>
       </w:pPr>
       <w:r>
@@ -346,7 +346,7 @@
           <w:b/>
           <w:bCs/>
         </w:rPr>
-        <w:t>-5.19%</w:t>
+        <w:t>-5.18%</w:t>
       </w:r>
       <w:r>
         <w:t>).</w:t>
@@ -365,7 +365,7 @@
       <w:pPr>
         <w:numPr>
           <w:ilvl w:val="0"/>
-          <w:numId w:val="74"/>
+          <w:numId w:val="76"/>
         </w:numPr>
       </w:pPr>
       <w:r>
@@ -383,7 +383,7 @@
           <w:b/>
           <w:bCs/>
         </w:rPr>
-        <w:t>+6.56%</w:t>
+        <w:t>+6.20%</w:t>
       </w:r>
       <w:r>
         <w:t>).</w:t>
@@ -393,7 +393,7 @@
       <w:pPr>
         <w:numPr>
           <w:ilvl w:val="0"/>
-          <w:numId w:val="74"/>
+          <w:numId w:val="76"/>
         </w:numPr>
       </w:pPr>
       <w:r>
@@ -421,7 +421,7 @@
       <w:pPr>
         <w:numPr>
           <w:ilvl w:val="0"/>
-          <w:numId w:val="74"/>
+          <w:numId w:val="76"/>
         </w:numPr>
       </w:pPr>
       <w:r>
@@ -439,7 +439,7 @@
           <w:b/>
           <w:bCs/>
         </w:rPr>
-        <w:t>-3.58%</w:t>
+        <w:t>-3.43%</w:t>
       </w:r>
       <w:r>
         <w:t>).</w:t>
@@ -449,7 +449,7 @@
       <w:pPr>
         <w:numPr>
           <w:ilvl w:val="0"/>
-          <w:numId w:val="74"/>
+          <w:numId w:val="76"/>
         </w:numPr>
       </w:pPr>
       <w:r>
@@ -467,7 +467,7 @@
           <w:b/>
           <w:bCs/>
         </w:rPr>
-        <w:t>+0.68%</w:t>
+        <w:t>+0.77%</w:t>
       </w:r>
       <w:r>
         <w:t>).</w:t>
@@ -477,7 +477,7 @@
       <w:pPr>
         <w:numPr>
           <w:ilvl w:val="0"/>
-          <w:numId w:val="74"/>
+          <w:numId w:val="76"/>
         </w:numPr>
       </w:pPr>
       <w:r>
@@ -496,7 +496,7 @@
           <w:b/>
           <w:bCs/>
         </w:rPr>
-        <w:t>-0.84%</w:t>
+        <w:t>-0.77%</w:t>
       </w:r>
       <w:r>
         <w:t>).</w:t>
@@ -511,14 +511,14 @@
         <w:t>Bottom line:</w:t>
       </w:r>
       <w:r>
-        <w:t xml:space="preserve"> Market breadth improved with just over half of names positive. Leadership remains concentrated in </w:t>
+        <w:t xml:space="preserve"> Market breadth is stable with just over half of names positive. Leadership continues to come from </w:t>
       </w:r>
       <w:r>
         <w:rPr>
           <w:b/>
           <w:bCs/>
         </w:rPr>
-        <w:t>Health Care, Technology, Utilities, and Staples</w:t>
+        <w:t>Health Care, Utilities, Technology, and Materials</w:t>
       </w:r>
       <w:r>
         <w:t xml:space="preserve">, while </w:t>
@@ -528,10 +528,10 @@
           <w:b/>
           <w:bCs/>
         </w:rPr>
-        <w:t>Financials, Energy, and Communication Services</w:t>
+        <w:t>Communication Services, Energy, and Financials</w:t>
       </w:r>
       <w:r>
-        <w:t xml:space="preserve"> continue to lag. Macro posture — </w:t>
+        <w:t xml:space="preserve"> remain under pressure. The macro backdrop — </w:t>
       </w:r>
       <w:r>
         <w:rPr>
@@ -541,31 +541,27 @@
         <w:t>gold bid, USD firm, yields falling, bonds firm, and the energy complex soft</w:t>
       </w:r>
       <w:r>
-        <w:t xml:space="preserve"> — signals a market leaning toward </w:t>
+        <w:t xml:space="preserve"> — points to </w:t>
       </w:r>
       <w:r>
         <w:rPr>
           <w:b/>
           <w:bCs/>
         </w:rPr>
-        <w:t>defensive positioning and duration exposure</w:t>
+        <w:t>slowing growth and easing inflation</w:t>
       </w:r>
       <w:r>
-        <w:t xml:space="preserve">, consistent with </w:t>
+        <w:t xml:space="preserve">, a mix that favors </w:t>
       </w:r>
       <w:r>
         <w:rPr>
           <w:b/>
           <w:bCs/>
         </w:rPr>
-        <w:t>slowing growth and disinflationary dynamics</w:t>
+        <w:t>defensive, rate-sensitive, and higher-quality assets</w:t>
       </w:r>
       <w:r>
-        <w:rPr>
-          <w:b/>
-          <w:bCs/>
-        </w:rPr>
-        <w:t>.</w:t>
+        <w:t xml:space="preserve"> over cyclical exposures.</w:t>
       </w:r>
     </w:p>
     <w:p/>
@@ -7734,6 +7730,155 @@
     </w:lvl>
   </w:abstractNum>
   <w:abstractNum w:abstractNumId="48" w15:restartNumberingAfterBreak="0">
+    <w:nsid w:val="57DB2464"/>
+    <w:multiLevelType w:val="multilevel"/>
+    <w:tmpl w:val="744AAF80"/>
+    <w:lvl w:ilvl="0">
+      <w:start w:val="1"/>
+      <w:numFmt w:val="bullet"/>
+      <w:lvlText w:val=""/>
+      <w:lvlJc w:val="left"/>
+      <w:pPr>
+        <w:tabs>
+          <w:tab w:val="num" w:pos="720"/>
+        </w:tabs>
+        <w:ind w:left="720" w:hanging="360"/>
+      </w:pPr>
+      <w:rPr>
+        <w:rFonts w:ascii="Symbol" w:hAnsi="Symbol" w:hint="default"/>
+        <w:sz w:val="20"/>
+      </w:rPr>
+    </w:lvl>
+    <w:lvl w:ilvl="1" w:tentative="1">
+      <w:start w:val="1"/>
+      <w:numFmt w:val="bullet"/>
+      <w:lvlText w:val="o"/>
+      <w:lvlJc w:val="left"/>
+      <w:pPr>
+        <w:tabs>
+          <w:tab w:val="num" w:pos="1440"/>
+        </w:tabs>
+        <w:ind w:left="1440" w:hanging="360"/>
+      </w:pPr>
+      <w:rPr>
+        <w:rFonts w:ascii="Courier New" w:hAnsi="Courier New" w:hint="default"/>
+        <w:sz w:val="20"/>
+      </w:rPr>
+    </w:lvl>
+    <w:lvl w:ilvl="2" w:tentative="1">
+      <w:start w:val="1"/>
+      <w:numFmt w:val="bullet"/>
+      <w:lvlText w:val=""/>
+      <w:lvlJc w:val="left"/>
+      <w:pPr>
+        <w:tabs>
+          <w:tab w:val="num" w:pos="2160"/>
+        </w:tabs>
+        <w:ind w:left="2160" w:hanging="360"/>
+      </w:pPr>
+      <w:rPr>
+        <w:rFonts w:ascii="Wingdings" w:hAnsi="Wingdings" w:hint="default"/>
+        <w:sz w:val="20"/>
+      </w:rPr>
+    </w:lvl>
+    <w:lvl w:ilvl="3" w:tentative="1">
+      <w:start w:val="1"/>
+      <w:numFmt w:val="bullet"/>
+      <w:lvlText w:val=""/>
+      <w:lvlJc w:val="left"/>
+      <w:pPr>
+        <w:tabs>
+          <w:tab w:val="num" w:pos="2880"/>
+        </w:tabs>
+        <w:ind w:left="2880" w:hanging="360"/>
+      </w:pPr>
+      <w:rPr>
+        <w:rFonts w:ascii="Wingdings" w:hAnsi="Wingdings" w:hint="default"/>
+        <w:sz w:val="20"/>
+      </w:rPr>
+    </w:lvl>
+    <w:lvl w:ilvl="4" w:tentative="1">
+      <w:start w:val="1"/>
+      <w:numFmt w:val="bullet"/>
+      <w:lvlText w:val=""/>
+      <w:lvlJc w:val="left"/>
+      <w:pPr>
+        <w:tabs>
+          <w:tab w:val="num" w:pos="3600"/>
+        </w:tabs>
+        <w:ind w:left="3600" w:hanging="360"/>
+      </w:pPr>
+      <w:rPr>
+        <w:rFonts w:ascii="Wingdings" w:hAnsi="Wingdings" w:hint="default"/>
+        <w:sz w:val="20"/>
+      </w:rPr>
+    </w:lvl>
+    <w:lvl w:ilvl="5" w:tentative="1">
+      <w:start w:val="1"/>
+      <w:numFmt w:val="bullet"/>
+      <w:lvlText w:val=""/>
+      <w:lvlJc w:val="left"/>
+      <w:pPr>
+        <w:tabs>
+          <w:tab w:val="num" w:pos="4320"/>
+        </w:tabs>
+        <w:ind w:left="4320" w:hanging="360"/>
+      </w:pPr>
+      <w:rPr>
+        <w:rFonts w:ascii="Wingdings" w:hAnsi="Wingdings" w:hint="default"/>
+        <w:sz w:val="20"/>
+      </w:rPr>
+    </w:lvl>
+    <w:lvl w:ilvl="6" w:tentative="1">
+      <w:start w:val="1"/>
+      <w:numFmt w:val="bullet"/>
+      <w:lvlText w:val=""/>
+      <w:lvlJc w:val="left"/>
+      <w:pPr>
+        <w:tabs>
+          <w:tab w:val="num" w:pos="5040"/>
+        </w:tabs>
+        <w:ind w:left="5040" w:hanging="360"/>
+      </w:pPr>
+      <w:rPr>
+        <w:rFonts w:ascii="Wingdings" w:hAnsi="Wingdings" w:hint="default"/>
+        <w:sz w:val="20"/>
+      </w:rPr>
+    </w:lvl>
+    <w:lvl w:ilvl="7" w:tentative="1">
+      <w:start w:val="1"/>
+      <w:numFmt w:val="bullet"/>
+      <w:lvlText w:val=""/>
+      <w:lvlJc w:val="left"/>
+      <w:pPr>
+        <w:tabs>
+          <w:tab w:val="num" w:pos="5760"/>
+        </w:tabs>
+        <w:ind w:left="5760" w:hanging="360"/>
+      </w:pPr>
+      <w:rPr>
+        <w:rFonts w:ascii="Wingdings" w:hAnsi="Wingdings" w:hint="default"/>
+        <w:sz w:val="20"/>
+      </w:rPr>
+    </w:lvl>
+    <w:lvl w:ilvl="8" w:tentative="1">
+      <w:start w:val="1"/>
+      <w:numFmt w:val="bullet"/>
+      <w:lvlText w:val=""/>
+      <w:lvlJc w:val="left"/>
+      <w:pPr>
+        <w:tabs>
+          <w:tab w:val="num" w:pos="6480"/>
+        </w:tabs>
+        <w:ind w:left="6480" w:hanging="360"/>
+      </w:pPr>
+      <w:rPr>
+        <w:rFonts w:ascii="Wingdings" w:hAnsi="Wingdings" w:hint="default"/>
+        <w:sz w:val="20"/>
+      </w:rPr>
+    </w:lvl>
+  </w:abstractNum>
+  <w:abstractNum w:abstractNumId="49" w15:restartNumberingAfterBreak="0">
     <w:nsid w:val="587A0CCD"/>
     <w:multiLevelType w:val="multilevel"/>
     <w:tmpl w:val="750CB344"/>
@@ -7882,7 +8027,7 @@
       </w:rPr>
     </w:lvl>
   </w:abstractNum>
-  <w:abstractNum w:abstractNumId="49" w15:restartNumberingAfterBreak="0">
+  <w:abstractNum w:abstractNumId="50" w15:restartNumberingAfterBreak="0">
     <w:nsid w:val="5918416D"/>
     <w:multiLevelType w:val="multilevel"/>
     <w:tmpl w:val="7160D344"/>
@@ -8031,7 +8176,7 @@
       </w:rPr>
     </w:lvl>
   </w:abstractNum>
-  <w:abstractNum w:abstractNumId="50" w15:restartNumberingAfterBreak="0">
+  <w:abstractNum w:abstractNumId="51" w15:restartNumberingAfterBreak="0">
     <w:nsid w:val="5AD277F9"/>
     <w:multiLevelType w:val="multilevel"/>
     <w:tmpl w:val="BE649556"/>
@@ -8180,7 +8325,7 @@
       </w:rPr>
     </w:lvl>
   </w:abstractNum>
-  <w:abstractNum w:abstractNumId="51" w15:restartNumberingAfterBreak="0">
+  <w:abstractNum w:abstractNumId="52" w15:restartNumberingAfterBreak="0">
     <w:nsid w:val="5BC6754C"/>
     <w:multiLevelType w:val="multilevel"/>
     <w:tmpl w:val="61C8A2DE"/>
@@ -8329,7 +8474,7 @@
       </w:rPr>
     </w:lvl>
   </w:abstractNum>
-  <w:abstractNum w:abstractNumId="52" w15:restartNumberingAfterBreak="0">
+  <w:abstractNum w:abstractNumId="53" w15:restartNumberingAfterBreak="0">
     <w:nsid w:val="5C590522"/>
     <w:multiLevelType w:val="multilevel"/>
     <w:tmpl w:val="21E6C334"/>
@@ -8478,7 +8623,7 @@
       </w:rPr>
     </w:lvl>
   </w:abstractNum>
-  <w:abstractNum w:abstractNumId="53" w15:restartNumberingAfterBreak="0">
+  <w:abstractNum w:abstractNumId="54" w15:restartNumberingAfterBreak="0">
     <w:nsid w:val="5F25507A"/>
     <w:multiLevelType w:val="multilevel"/>
     <w:tmpl w:val="577A4134"/>
@@ -8627,7 +8772,7 @@
       </w:rPr>
     </w:lvl>
   </w:abstractNum>
-  <w:abstractNum w:abstractNumId="54" w15:restartNumberingAfterBreak="0">
+  <w:abstractNum w:abstractNumId="55" w15:restartNumberingAfterBreak="0">
     <w:nsid w:val="610A18D6"/>
     <w:multiLevelType w:val="multilevel"/>
     <w:tmpl w:val="0C103A64"/>
@@ -8776,7 +8921,7 @@
       </w:rPr>
     </w:lvl>
   </w:abstractNum>
-  <w:abstractNum w:abstractNumId="55" w15:restartNumberingAfterBreak="0">
+  <w:abstractNum w:abstractNumId="56" w15:restartNumberingAfterBreak="0">
     <w:nsid w:val="622C70E0"/>
     <w:multiLevelType w:val="multilevel"/>
     <w:tmpl w:val="1AEE679E"/>
@@ -8925,7 +9070,7 @@
       </w:rPr>
     </w:lvl>
   </w:abstractNum>
-  <w:abstractNum w:abstractNumId="56" w15:restartNumberingAfterBreak="0">
+  <w:abstractNum w:abstractNumId="57" w15:restartNumberingAfterBreak="0">
     <w:nsid w:val="640E2F59"/>
     <w:multiLevelType w:val="multilevel"/>
     <w:tmpl w:val="26F4B2DE"/>
@@ -9074,7 +9219,7 @@
       </w:rPr>
     </w:lvl>
   </w:abstractNum>
-  <w:abstractNum w:abstractNumId="57" w15:restartNumberingAfterBreak="0">
+  <w:abstractNum w:abstractNumId="58" w15:restartNumberingAfterBreak="0">
     <w:nsid w:val="64706C61"/>
     <w:multiLevelType w:val="multilevel"/>
     <w:tmpl w:val="2AA095D8"/>
@@ -9223,7 +9368,7 @@
       </w:rPr>
     </w:lvl>
   </w:abstractNum>
-  <w:abstractNum w:abstractNumId="58" w15:restartNumberingAfterBreak="0">
+  <w:abstractNum w:abstractNumId="59" w15:restartNumberingAfterBreak="0">
     <w:nsid w:val="663131E0"/>
     <w:multiLevelType w:val="multilevel"/>
     <w:tmpl w:val="1E82DB90"/>
@@ -9372,7 +9517,7 @@
       </w:rPr>
     </w:lvl>
   </w:abstractNum>
-  <w:abstractNum w:abstractNumId="59" w15:restartNumberingAfterBreak="0">
+  <w:abstractNum w:abstractNumId="60" w15:restartNumberingAfterBreak="0">
     <w:nsid w:val="676E4319"/>
     <w:multiLevelType w:val="multilevel"/>
     <w:tmpl w:val="D38640E0"/>
@@ -9521,7 +9666,7 @@
       </w:rPr>
     </w:lvl>
   </w:abstractNum>
-  <w:abstractNum w:abstractNumId="60" w15:restartNumberingAfterBreak="0">
+  <w:abstractNum w:abstractNumId="61" w15:restartNumberingAfterBreak="0">
     <w:nsid w:val="6CDE4304"/>
     <w:multiLevelType w:val="multilevel"/>
     <w:tmpl w:val="442A8830"/>
@@ -9670,7 +9815,7 @@
       </w:rPr>
     </w:lvl>
   </w:abstractNum>
-  <w:abstractNum w:abstractNumId="61" w15:restartNumberingAfterBreak="0">
+  <w:abstractNum w:abstractNumId="62" w15:restartNumberingAfterBreak="0">
     <w:nsid w:val="6CED189A"/>
     <w:multiLevelType w:val="multilevel"/>
     <w:tmpl w:val="019E646A"/>
@@ -9819,7 +9964,7 @@
       </w:rPr>
     </w:lvl>
   </w:abstractNum>
-  <w:abstractNum w:abstractNumId="62" w15:restartNumberingAfterBreak="0">
+  <w:abstractNum w:abstractNumId="63" w15:restartNumberingAfterBreak="0">
     <w:nsid w:val="6D982CB9"/>
     <w:multiLevelType w:val="multilevel"/>
     <w:tmpl w:val="EFA65B1E"/>
@@ -9968,7 +10113,7 @@
       </w:rPr>
     </w:lvl>
   </w:abstractNum>
-  <w:abstractNum w:abstractNumId="63" w15:restartNumberingAfterBreak="0">
+  <w:abstractNum w:abstractNumId="64" w15:restartNumberingAfterBreak="0">
     <w:nsid w:val="6FAC686D"/>
     <w:multiLevelType w:val="multilevel"/>
     <w:tmpl w:val="F7CCE078"/>
@@ -10117,7 +10262,7 @@
       </w:rPr>
     </w:lvl>
   </w:abstractNum>
-  <w:abstractNum w:abstractNumId="64" w15:restartNumberingAfterBreak="0">
+  <w:abstractNum w:abstractNumId="65" w15:restartNumberingAfterBreak="0">
     <w:nsid w:val="70427236"/>
     <w:multiLevelType w:val="multilevel"/>
     <w:tmpl w:val="834A0EA4"/>
@@ -10266,7 +10411,7 @@
       </w:rPr>
     </w:lvl>
   </w:abstractNum>
-  <w:abstractNum w:abstractNumId="65" w15:restartNumberingAfterBreak="0">
+  <w:abstractNum w:abstractNumId="66" w15:restartNumberingAfterBreak="0">
     <w:nsid w:val="72987028"/>
     <w:multiLevelType w:val="multilevel"/>
     <w:tmpl w:val="0B8AE7E8"/>
@@ -10415,7 +10560,7 @@
       </w:rPr>
     </w:lvl>
   </w:abstractNum>
-  <w:abstractNum w:abstractNumId="66" w15:restartNumberingAfterBreak="0">
+  <w:abstractNum w:abstractNumId="67" w15:restartNumberingAfterBreak="0">
     <w:nsid w:val="74995DA1"/>
     <w:multiLevelType w:val="multilevel"/>
     <w:tmpl w:val="47E69886"/>
@@ -10564,7 +10709,7 @@
       </w:rPr>
     </w:lvl>
   </w:abstractNum>
-  <w:abstractNum w:abstractNumId="67" w15:restartNumberingAfterBreak="0">
+  <w:abstractNum w:abstractNumId="68" w15:restartNumberingAfterBreak="0">
     <w:nsid w:val="75133277"/>
     <w:multiLevelType w:val="multilevel"/>
     <w:tmpl w:val="98A67D76"/>
@@ -10713,7 +10858,7 @@
       </w:rPr>
     </w:lvl>
   </w:abstractNum>
-  <w:abstractNum w:abstractNumId="68" w15:restartNumberingAfterBreak="0">
+  <w:abstractNum w:abstractNumId="69" w15:restartNumberingAfterBreak="0">
     <w:nsid w:val="75145F1E"/>
     <w:multiLevelType w:val="multilevel"/>
     <w:tmpl w:val="A9F0EEDE"/>
@@ -10862,7 +11007,156 @@
       </w:rPr>
     </w:lvl>
   </w:abstractNum>
-  <w:abstractNum w:abstractNumId="69" w15:restartNumberingAfterBreak="0">
+  <w:abstractNum w:abstractNumId="70" w15:restartNumberingAfterBreak="0">
+    <w:nsid w:val="77780210"/>
+    <w:multiLevelType w:val="multilevel"/>
+    <w:tmpl w:val="9AB6D36A"/>
+    <w:lvl w:ilvl="0">
+      <w:start w:val="1"/>
+      <w:numFmt w:val="bullet"/>
+      <w:lvlText w:val=""/>
+      <w:lvlJc w:val="left"/>
+      <w:pPr>
+        <w:tabs>
+          <w:tab w:val="num" w:pos="720"/>
+        </w:tabs>
+        <w:ind w:left="720" w:hanging="360"/>
+      </w:pPr>
+      <w:rPr>
+        <w:rFonts w:ascii="Symbol" w:hAnsi="Symbol" w:hint="default"/>
+        <w:sz w:val="20"/>
+      </w:rPr>
+    </w:lvl>
+    <w:lvl w:ilvl="1" w:tentative="1">
+      <w:start w:val="1"/>
+      <w:numFmt w:val="bullet"/>
+      <w:lvlText w:val="o"/>
+      <w:lvlJc w:val="left"/>
+      <w:pPr>
+        <w:tabs>
+          <w:tab w:val="num" w:pos="1440"/>
+        </w:tabs>
+        <w:ind w:left="1440" w:hanging="360"/>
+      </w:pPr>
+      <w:rPr>
+        <w:rFonts w:ascii="Courier New" w:hAnsi="Courier New" w:hint="default"/>
+        <w:sz w:val="20"/>
+      </w:rPr>
+    </w:lvl>
+    <w:lvl w:ilvl="2" w:tentative="1">
+      <w:start w:val="1"/>
+      <w:numFmt w:val="bullet"/>
+      <w:lvlText w:val=""/>
+      <w:lvlJc w:val="left"/>
+      <w:pPr>
+        <w:tabs>
+          <w:tab w:val="num" w:pos="2160"/>
+        </w:tabs>
+        <w:ind w:left="2160" w:hanging="360"/>
+      </w:pPr>
+      <w:rPr>
+        <w:rFonts w:ascii="Wingdings" w:hAnsi="Wingdings" w:hint="default"/>
+        <w:sz w:val="20"/>
+      </w:rPr>
+    </w:lvl>
+    <w:lvl w:ilvl="3" w:tentative="1">
+      <w:start w:val="1"/>
+      <w:numFmt w:val="bullet"/>
+      <w:lvlText w:val=""/>
+      <w:lvlJc w:val="left"/>
+      <w:pPr>
+        <w:tabs>
+          <w:tab w:val="num" w:pos="2880"/>
+        </w:tabs>
+        <w:ind w:left="2880" w:hanging="360"/>
+      </w:pPr>
+      <w:rPr>
+        <w:rFonts w:ascii="Wingdings" w:hAnsi="Wingdings" w:hint="default"/>
+        <w:sz w:val="20"/>
+      </w:rPr>
+    </w:lvl>
+    <w:lvl w:ilvl="4" w:tentative="1">
+      <w:start w:val="1"/>
+      <w:numFmt w:val="bullet"/>
+      <w:lvlText w:val=""/>
+      <w:lvlJc w:val="left"/>
+      <w:pPr>
+        <w:tabs>
+          <w:tab w:val="num" w:pos="3600"/>
+        </w:tabs>
+        <w:ind w:left="3600" w:hanging="360"/>
+      </w:pPr>
+      <w:rPr>
+        <w:rFonts w:ascii="Wingdings" w:hAnsi="Wingdings" w:hint="default"/>
+        <w:sz w:val="20"/>
+      </w:rPr>
+    </w:lvl>
+    <w:lvl w:ilvl="5" w:tentative="1">
+      <w:start w:val="1"/>
+      <w:numFmt w:val="bullet"/>
+      <w:lvlText w:val=""/>
+      <w:lvlJc w:val="left"/>
+      <w:pPr>
+        <w:tabs>
+          <w:tab w:val="num" w:pos="4320"/>
+        </w:tabs>
+        <w:ind w:left="4320" w:hanging="360"/>
+      </w:pPr>
+      <w:rPr>
+        <w:rFonts w:ascii="Wingdings" w:hAnsi="Wingdings" w:hint="default"/>
+        <w:sz w:val="20"/>
+      </w:rPr>
+    </w:lvl>
+    <w:lvl w:ilvl="6" w:tentative="1">
+      <w:start w:val="1"/>
+      <w:numFmt w:val="bullet"/>
+      <w:lvlText w:val=""/>
+      <w:lvlJc w:val="left"/>
+      <w:pPr>
+        <w:tabs>
+          <w:tab w:val="num" w:pos="5040"/>
+        </w:tabs>
+        <w:ind w:left="5040" w:hanging="360"/>
+      </w:pPr>
+      <w:rPr>
+        <w:rFonts w:ascii="Wingdings" w:hAnsi="Wingdings" w:hint="default"/>
+        <w:sz w:val="20"/>
+      </w:rPr>
+    </w:lvl>
+    <w:lvl w:ilvl="7" w:tentative="1">
+      <w:start w:val="1"/>
+      <w:numFmt w:val="bullet"/>
+      <w:lvlText w:val=""/>
+      <w:lvlJc w:val="left"/>
+      <w:pPr>
+        <w:tabs>
+          <w:tab w:val="num" w:pos="5760"/>
+        </w:tabs>
+        <w:ind w:left="5760" w:hanging="360"/>
+      </w:pPr>
+      <w:rPr>
+        <w:rFonts w:ascii="Wingdings" w:hAnsi="Wingdings" w:hint="default"/>
+        <w:sz w:val="20"/>
+      </w:rPr>
+    </w:lvl>
+    <w:lvl w:ilvl="8" w:tentative="1">
+      <w:start w:val="1"/>
+      <w:numFmt w:val="bullet"/>
+      <w:lvlText w:val=""/>
+      <w:lvlJc w:val="left"/>
+      <w:pPr>
+        <w:tabs>
+          <w:tab w:val="num" w:pos="6480"/>
+        </w:tabs>
+        <w:ind w:left="6480" w:hanging="360"/>
+      </w:pPr>
+      <w:rPr>
+        <w:rFonts w:ascii="Wingdings" w:hAnsi="Wingdings" w:hint="default"/>
+        <w:sz w:val="20"/>
+      </w:rPr>
+    </w:lvl>
+  </w:abstractNum>
+  <w:abstractNum w:abstractNumId="71" w15:restartNumberingAfterBreak="0">
     <w:nsid w:val="77F70E72"/>
     <w:multiLevelType w:val="multilevel"/>
     <w:tmpl w:val="CA4A179E"/>
@@ -11011,7 +11305,7 @@
       </w:rPr>
     </w:lvl>
   </w:abstractNum>
-  <w:abstractNum w:abstractNumId="70" w15:restartNumberingAfterBreak="0">
+  <w:abstractNum w:abstractNumId="72" w15:restartNumberingAfterBreak="0">
     <w:nsid w:val="78AF3623"/>
     <w:multiLevelType w:val="multilevel"/>
     <w:tmpl w:val="10EA459E"/>
@@ -11160,7 +11454,7 @@
       </w:rPr>
     </w:lvl>
   </w:abstractNum>
-  <w:abstractNum w:abstractNumId="71" w15:restartNumberingAfterBreak="0">
+  <w:abstractNum w:abstractNumId="73" w15:restartNumberingAfterBreak="0">
     <w:nsid w:val="79075D66"/>
     <w:multiLevelType w:val="multilevel"/>
     <w:tmpl w:val="DAA2F8BE"/>
@@ -11309,7 +11603,7 @@
       </w:rPr>
     </w:lvl>
   </w:abstractNum>
-  <w:abstractNum w:abstractNumId="72" w15:restartNumberingAfterBreak="0">
+  <w:abstractNum w:abstractNumId="74" w15:restartNumberingAfterBreak="0">
     <w:nsid w:val="7B2751C4"/>
     <w:multiLevelType w:val="multilevel"/>
     <w:tmpl w:val="4412CEC4"/>
@@ -11458,7 +11752,7 @@
       </w:rPr>
     </w:lvl>
   </w:abstractNum>
-  <w:abstractNum w:abstractNumId="73" w15:restartNumberingAfterBreak="0">
+  <w:abstractNum w:abstractNumId="75" w15:restartNumberingAfterBreak="0">
     <w:nsid w:val="7BAF4D94"/>
     <w:multiLevelType w:val="multilevel"/>
     <w:tmpl w:val="BDB8BFAA"/>
@@ -11620,7 +11914,7 @@
     <w:abstractNumId w:val="9"/>
   </w:num>
   <w:num w:numId="5" w16cid:durableId="1033847455">
-    <w:abstractNumId w:val="69"/>
+    <w:abstractNumId w:val="71"/>
   </w:num>
   <w:num w:numId="6" w16cid:durableId="267081670">
     <w:abstractNumId w:val="17"/>
@@ -11629,7 +11923,7 @@
     <w:abstractNumId w:val="6"/>
   </w:num>
   <w:num w:numId="8" w16cid:durableId="1135759933">
-    <w:abstractNumId w:val="50"/>
+    <w:abstractNumId w:val="51"/>
   </w:num>
   <w:num w:numId="9" w16cid:durableId="442268721">
     <w:abstractNumId w:val="38"/>
@@ -11656,10 +11950,10 @@
     <w:abstractNumId w:val="19"/>
   </w:num>
   <w:num w:numId="17" w16cid:durableId="1612980622">
-    <w:abstractNumId w:val="58"/>
+    <w:abstractNumId w:val="59"/>
   </w:num>
   <w:num w:numId="18" w16cid:durableId="2093504055">
-    <w:abstractNumId w:val="62"/>
+    <w:abstractNumId w:val="63"/>
   </w:num>
   <w:num w:numId="19" w16cid:durableId="344942916">
     <w:abstractNumId w:val="15"/>
@@ -11677,7 +11971,7 @@
     <w:abstractNumId w:val="43"/>
   </w:num>
   <w:num w:numId="24" w16cid:durableId="837844535">
-    <w:abstractNumId w:val="59"/>
+    <w:abstractNumId w:val="60"/>
   </w:num>
   <w:num w:numId="25" w16cid:durableId="1206138890">
     <w:abstractNumId w:val="31"/>
@@ -11686,7 +11980,7 @@
     <w:abstractNumId w:val="14"/>
   </w:num>
   <w:num w:numId="27" w16cid:durableId="728844960">
-    <w:abstractNumId w:val="49"/>
+    <w:abstractNumId w:val="50"/>
   </w:num>
   <w:num w:numId="28" w16cid:durableId="2125732567">
     <w:abstractNumId w:val="23"/>
@@ -11695,16 +11989,16 @@
     <w:abstractNumId w:val="25"/>
   </w:num>
   <w:num w:numId="30" w16cid:durableId="296447531">
+    <w:abstractNumId w:val="65"/>
+  </w:num>
+  <w:num w:numId="31" w16cid:durableId="1884710918">
     <w:abstractNumId w:val="64"/>
   </w:num>
-  <w:num w:numId="31" w16cid:durableId="1884710918">
-    <w:abstractNumId w:val="63"/>
-  </w:num>
   <w:num w:numId="32" w16cid:durableId="234828197">
-    <w:abstractNumId w:val="60"/>
+    <w:abstractNumId w:val="61"/>
   </w:num>
   <w:num w:numId="33" w16cid:durableId="1187061975">
-    <w:abstractNumId w:val="67"/>
+    <w:abstractNumId w:val="68"/>
   </w:num>
   <w:num w:numId="34" w16cid:durableId="1541361364">
     <w:abstractNumId w:val="12"/>
@@ -11713,10 +12007,10 @@
     <w:abstractNumId w:val="46"/>
   </w:num>
   <w:num w:numId="36" w16cid:durableId="171921766">
-    <w:abstractNumId w:val="52"/>
+    <w:abstractNumId w:val="53"/>
   </w:num>
   <w:num w:numId="37" w16cid:durableId="698353443">
-    <w:abstractNumId w:val="73"/>
+    <w:abstractNumId w:val="75"/>
   </w:num>
   <w:num w:numId="38" w16cid:durableId="1940941360">
     <w:abstractNumId w:val="4"/>
@@ -11725,10 +12019,10 @@
     <w:abstractNumId w:val="35"/>
   </w:num>
   <w:num w:numId="40" w16cid:durableId="1714963468">
-    <w:abstractNumId w:val="53"/>
+    <w:abstractNumId w:val="54"/>
   </w:num>
   <w:num w:numId="41" w16cid:durableId="1018429896">
-    <w:abstractNumId w:val="68"/>
+    <w:abstractNumId w:val="69"/>
   </w:num>
   <w:num w:numId="42" w16cid:durableId="941061820">
     <w:abstractNumId w:val="1"/>
@@ -11740,7 +12034,7 @@
     <w:abstractNumId w:val="27"/>
   </w:num>
   <w:num w:numId="45" w16cid:durableId="1999069253">
-    <w:abstractNumId w:val="72"/>
+    <w:abstractNumId w:val="74"/>
   </w:num>
   <w:num w:numId="46" w16cid:durableId="1969966184">
     <w:abstractNumId w:val="8"/>
@@ -11749,10 +12043,10 @@
     <w:abstractNumId w:val="41"/>
   </w:num>
   <w:num w:numId="48" w16cid:durableId="357778884">
-    <w:abstractNumId w:val="57"/>
+    <w:abstractNumId w:val="58"/>
   </w:num>
   <w:num w:numId="49" w16cid:durableId="1508203898">
-    <w:abstractNumId w:val="61"/>
+    <w:abstractNumId w:val="62"/>
   </w:num>
   <w:num w:numId="50" w16cid:durableId="1682318083">
     <w:abstractNumId w:val="45"/>
@@ -11764,16 +12058,16 @@
     <w:abstractNumId w:val="24"/>
   </w:num>
   <w:num w:numId="53" w16cid:durableId="1614706232">
-    <w:abstractNumId w:val="51"/>
+    <w:abstractNumId w:val="52"/>
   </w:num>
   <w:num w:numId="54" w16cid:durableId="1594314839">
     <w:abstractNumId w:val="20"/>
   </w:num>
   <w:num w:numId="55" w16cid:durableId="1526674347">
-    <w:abstractNumId w:val="66"/>
+    <w:abstractNumId w:val="67"/>
   </w:num>
   <w:num w:numId="56" w16cid:durableId="814222603">
-    <w:abstractNumId w:val="54"/>
+    <w:abstractNumId w:val="55"/>
   </w:num>
   <w:num w:numId="57" w16cid:durableId="1449931854">
     <w:abstractNumId w:val="44"/>
@@ -11785,7 +12079,7 @@
     <w:abstractNumId w:val="33"/>
   </w:num>
   <w:num w:numId="60" w16cid:durableId="659770676">
-    <w:abstractNumId w:val="65"/>
+    <w:abstractNumId w:val="66"/>
   </w:num>
   <w:num w:numId="61" w16cid:durableId="987126490">
     <w:abstractNumId w:val="32"/>
@@ -11800,13 +12094,13 @@
     <w:abstractNumId w:val="22"/>
   </w:num>
   <w:num w:numId="65" w16cid:durableId="1154025284">
-    <w:abstractNumId w:val="56"/>
+    <w:abstractNumId w:val="57"/>
   </w:num>
   <w:num w:numId="66" w16cid:durableId="636229318">
-    <w:abstractNumId w:val="70"/>
+    <w:abstractNumId w:val="72"/>
   </w:num>
   <w:num w:numId="67" w16cid:durableId="1298336313">
-    <w:abstractNumId w:val="55"/>
+    <w:abstractNumId w:val="56"/>
   </w:num>
   <w:num w:numId="68" w16cid:durableId="1780643681">
     <w:abstractNumId w:val="47"/>
@@ -11821,13 +12115,19 @@
     <w:abstractNumId w:val="0"/>
   </w:num>
   <w:num w:numId="72" w16cid:durableId="193422590">
-    <w:abstractNumId w:val="71"/>
+    <w:abstractNumId w:val="73"/>
   </w:num>
   <w:num w:numId="73" w16cid:durableId="1538079356">
     <w:abstractNumId w:val="7"/>
   </w:num>
   <w:num w:numId="74" w16cid:durableId="1570772970">
+    <w:abstractNumId w:val="49"/>
+  </w:num>
+  <w:num w:numId="75" w16cid:durableId="939339658">
     <w:abstractNumId w:val="48"/>
+  </w:num>
+  <w:num w:numId="76" w16cid:durableId="247924988">
+    <w:abstractNumId w:val="70"/>
   </w:num>
 </w:numbering>
 </file>

--- a/data/Market_Read_quarterly.docx
+++ b/data/Market_Read_quarterly.docx
@@ -8,7 +8,7 @@
           <w:b/>
           <w:bCs/>
         </w:rPr>
-        <w:t>Quarterly Market Read: October 24, 2025</w:t>
+        <w:t>Quarterly Market Read: October 27, 2025</w:t>
       </w:r>
     </w:p>
     <w:p>
@@ -30,7 +30,7 @@
       <w:pPr>
         <w:numPr>
           <w:ilvl w:val="0"/>
-          <w:numId w:val="75"/>
+          <w:numId w:val="77"/>
         </w:numPr>
       </w:pPr>
       <w:r>
@@ -41,14 +41,14 @@
         <w:t>Breadth</w:t>
       </w:r>
       <w:r>
-        <w:t>: 51.0% of names are positive.</w:t>
+        <w:t>: 55.9% of names are positive.</w:t>
       </w:r>
     </w:p>
     <w:p>
       <w:pPr>
         <w:numPr>
           <w:ilvl w:val="0"/>
-          <w:numId w:val="75"/>
+          <w:numId w:val="77"/>
         </w:numPr>
       </w:pPr>
       <w:r>
@@ -66,7 +66,7 @@
           <w:b/>
           <w:bCs/>
         </w:rPr>
-        <w:t>+3.13%</w:t>
+        <w:t>+4.41%</w:t>
       </w:r>
       <w:r>
         <w:t>).</w:t>
@@ -76,7 +76,7 @@
       <w:pPr>
         <w:numPr>
           <w:ilvl w:val="0"/>
-          <w:numId w:val="75"/>
+          <w:numId w:val="77"/>
         </w:numPr>
       </w:pPr>
       <w:r>
@@ -87,14 +87,14 @@
         <w:t>Industrials</w:t>
       </w:r>
       <w:r>
-        <w:t xml:space="preserve">: flat (avg </w:t>
+        <w:t xml:space="preserve">: firm (avg </w:t>
       </w:r>
       <w:r>
         <w:rPr>
           <w:b/>
           <w:bCs/>
         </w:rPr>
-        <w:t>+0.14%</w:t>
+        <w:t>+0.52%</w:t>
       </w:r>
       <w:r>
         <w:t>).</w:t>
@@ -104,7 +104,7 @@
       <w:pPr>
         <w:numPr>
           <w:ilvl w:val="0"/>
-          <w:numId w:val="75"/>
+          <w:numId w:val="77"/>
         </w:numPr>
       </w:pPr>
       <w:r>
@@ -122,7 +122,7 @@
           <w:b/>
           <w:bCs/>
         </w:rPr>
-        <w:t>+0.89%</w:t>
+        <w:t>+1.47%</w:t>
       </w:r>
       <w:r>
         <w:t>).</w:t>
@@ -132,7 +132,7 @@
       <w:pPr>
         <w:numPr>
           <w:ilvl w:val="0"/>
-          <w:numId w:val="75"/>
+          <w:numId w:val="77"/>
         </w:numPr>
       </w:pPr>
       <w:r>
@@ -150,7 +150,7 @@
           <w:b/>
           <w:bCs/>
         </w:rPr>
-        <w:t>-0.80%</w:t>
+        <w:t>-0.19%</w:t>
       </w:r>
       <w:r>
         <w:t>).</w:t>
@@ -160,7 +160,7 @@
       <w:pPr>
         <w:numPr>
           <w:ilvl w:val="0"/>
-          <w:numId w:val="75"/>
+          <w:numId w:val="77"/>
         </w:numPr>
       </w:pPr>
       <w:r>
@@ -178,7 +178,7 @@
           <w:b/>
           <w:bCs/>
         </w:rPr>
-        <w:t>-1.90%</w:t>
+        <w:t>-1.60%</w:t>
       </w:r>
       <w:r>
         <w:t>).</w:t>
@@ -188,7 +188,7 @@
       <w:pPr>
         <w:numPr>
           <w:ilvl w:val="0"/>
-          <w:numId w:val="75"/>
+          <w:numId w:val="77"/>
         </w:numPr>
       </w:pPr>
       <w:r>
@@ -206,7 +206,7 @@
           <w:b/>
           <w:bCs/>
         </w:rPr>
-        <w:t>+3.45%</w:t>
+        <w:t>+3.52%</w:t>
       </w:r>
       <w:r>
         <w:t>).</w:t>
@@ -216,7 +216,7 @@
       <w:pPr>
         <w:numPr>
           <w:ilvl w:val="0"/>
-          <w:numId w:val="75"/>
+          <w:numId w:val="77"/>
         </w:numPr>
       </w:pPr>
       <w:r>
@@ -234,7 +234,7 @@
           <w:b/>
           <w:bCs/>
         </w:rPr>
-        <w:t>-0.12%</w:t>
+        <w:t>-0.03%</w:t>
       </w:r>
       <w:r>
         <w:t>).</w:t>
@@ -244,7 +244,7 @@
       <w:pPr>
         <w:numPr>
           <w:ilvl w:val="0"/>
-          <w:numId w:val="75"/>
+          <w:numId w:val="77"/>
         </w:numPr>
       </w:pPr>
       <w:r>
@@ -262,7 +262,7 @@
           <w:b/>
           <w:bCs/>
         </w:rPr>
-        <w:t>+1.06%</w:t>
+        <w:t>+1.09%</w:t>
       </w:r>
       <w:r>
         <w:t>).</w:t>
@@ -272,7 +272,7 @@
       <w:pPr>
         <w:numPr>
           <w:ilvl w:val="0"/>
-          <w:numId w:val="75"/>
+          <w:numId w:val="77"/>
         </w:numPr>
       </w:pPr>
       <w:r>
@@ -290,7 +290,7 @@
           <w:b/>
           <w:bCs/>
         </w:rPr>
-        <w:t>-2.33%</w:t>
+        <w:t>-2.17%</w:t>
       </w:r>
       <w:r>
         <w:t>).</w:t>
@@ -300,7 +300,7 @@
       <w:pPr>
         <w:numPr>
           <w:ilvl w:val="0"/>
-          <w:numId w:val="75"/>
+          <w:numId w:val="77"/>
         </w:numPr>
       </w:pPr>
       <w:r>
@@ -318,7 +318,7 @@
           <w:b/>
           <w:bCs/>
         </w:rPr>
-        <w:t>+4.99%</w:t>
+        <w:t>+5.14%</w:t>
       </w:r>
       <w:r>
         <w:t>).</w:t>
@@ -328,7 +328,7 @@
       <w:pPr>
         <w:numPr>
           <w:ilvl w:val="0"/>
-          <w:numId w:val="75"/>
+          <w:numId w:val="77"/>
         </w:numPr>
       </w:pPr>
       <w:r>
@@ -346,7 +346,7 @@
           <w:b/>
           <w:bCs/>
         </w:rPr>
-        <w:t>-5.18%</w:t>
+        <w:t>-4.22%</w:t>
       </w:r>
       <w:r>
         <w:t>).</w:t>
@@ -365,7 +365,7 @@
       <w:pPr>
         <w:numPr>
           <w:ilvl w:val="0"/>
-          <w:numId w:val="76"/>
+          <w:numId w:val="78"/>
         </w:numPr>
       </w:pPr>
       <w:r>
@@ -383,7 +383,7 @@
           <w:b/>
           <w:bCs/>
         </w:rPr>
-        <w:t>+6.20%</w:t>
+        <w:t>+3.25%</w:t>
       </w:r>
       <w:r>
         <w:t>).</w:t>
@@ -393,7 +393,7 @@
       <w:pPr>
         <w:numPr>
           <w:ilvl w:val="0"/>
-          <w:numId w:val="76"/>
+          <w:numId w:val="78"/>
         </w:numPr>
       </w:pPr>
       <w:r>
@@ -411,7 +411,7 @@
           <w:b/>
           <w:bCs/>
         </w:rPr>
-        <w:t>+1.45%</w:t>
+        <w:t>+1.34%</w:t>
       </w:r>
       <w:r>
         <w:t>).</w:t>
@@ -421,7 +421,7 @@
       <w:pPr>
         <w:numPr>
           <w:ilvl w:val="0"/>
-          <w:numId w:val="76"/>
+          <w:numId w:val="78"/>
         </w:numPr>
       </w:pPr>
       <w:r>
@@ -439,7 +439,7 @@
           <w:b/>
           <w:bCs/>
         </w:rPr>
-        <w:t>-3.43%</w:t>
+        <w:t>-3.41%</w:t>
       </w:r>
       <w:r>
         <w:t>).</w:t>
@@ -449,7 +449,7 @@
       <w:pPr>
         <w:numPr>
           <w:ilvl w:val="0"/>
-          <w:numId w:val="76"/>
+          <w:numId w:val="78"/>
         </w:numPr>
       </w:pPr>
       <w:r>
@@ -467,7 +467,7 @@
           <w:b/>
           <w:bCs/>
         </w:rPr>
-        <w:t>+0.77%</w:t>
+        <w:t>+0.86%</w:t>
       </w:r>
       <w:r>
         <w:t>).</w:t>
@@ -477,7 +477,7 @@
       <w:pPr>
         <w:numPr>
           <w:ilvl w:val="0"/>
-          <w:numId w:val="76"/>
+          <w:numId w:val="78"/>
         </w:numPr>
       </w:pPr>
       <w:r>
@@ -496,7 +496,7 @@
           <w:b/>
           <w:bCs/>
         </w:rPr>
-        <w:t>-0.77%</w:t>
+        <w:t>-1.12%</w:t>
       </w:r>
       <w:r>
         <w:t>).</w:t>
@@ -511,14 +511,14 @@
         <w:t>Bottom line:</w:t>
       </w:r>
       <w:r>
-        <w:t xml:space="preserve"> Market breadth is stable with just over half of names positive. Leadership continues to come from </w:t>
+        <w:t xml:space="preserve"> Market breadth continues to improve with more than half of names positive. Leadership remains centered on </w:t>
       </w:r>
       <w:r>
         <w:rPr>
           <w:b/>
           <w:bCs/>
         </w:rPr>
-        <w:t>Health Care, Utilities, Technology, and Materials</w:t>
+        <w:t>Health Care, Technology, Utilities, and Staples</w:t>
       </w:r>
       <w:r>
         <w:t xml:space="preserve">, while </w:t>
@@ -528,10 +528,10 @@
           <w:b/>
           <w:bCs/>
         </w:rPr>
-        <w:t>Communication Services, Energy, and Financials</w:t>
+        <w:t>Financials, Energy, and Communication Services</w:t>
       </w:r>
       <w:r>
-        <w:t xml:space="preserve"> remain under pressure. The macro backdrop — </w:t>
+        <w:t xml:space="preserve"> continue to lag. Macro posture — </w:t>
       </w:r>
       <w:r>
         <w:rPr>
@@ -541,29 +541,30 @@
         <w:t>gold bid, USD firm, yields falling, bonds firm, and the energy complex soft</w:t>
       </w:r>
       <w:r>
-        <w:t xml:space="preserve"> — points to </w:t>
+        <w:t xml:space="preserve"> — reflects </w:t>
       </w:r>
       <w:r>
         <w:rPr>
           <w:b/>
           <w:bCs/>
         </w:rPr>
-        <w:t>slowing growth and easing inflation</w:t>
+        <w:t>slowing growth with moderating inflation pressures</w:t>
       </w:r>
       <w:r>
-        <w:t xml:space="preserve">, a mix that favors </w:t>
+        <w:t xml:space="preserve">, a backdrop that continues to reward </w:t>
       </w:r>
       <w:r>
         <w:rPr>
           <w:b/>
           <w:bCs/>
         </w:rPr>
-        <w:t>defensive, rate-sensitive, and higher-quality assets</w:t>
+        <w:t>defensive, high-quality, and duration-sensitive assets</w:t>
       </w:r>
       <w:r>
-        <w:t xml:space="preserve"> over cyclical exposures.</w:t>
+        <w:t xml:space="preserve"> over cyclical or high-beta exposures.</w:t>
       </w:r>
     </w:p>
+    <w:p/>
     <w:p/>
     <w:sectPr>
       <w:pgSz w:w="15840" w:h="12240" w:orient="landscape"/>
@@ -3409,6 +3410,155 @@
     </w:lvl>
   </w:abstractNum>
   <w:abstractNum w:abstractNumId="19" w15:restartNumberingAfterBreak="0">
+    <w:nsid w:val="1FB77766"/>
+    <w:multiLevelType w:val="multilevel"/>
+    <w:tmpl w:val="A6CEDDE2"/>
+    <w:lvl w:ilvl="0">
+      <w:start w:val="1"/>
+      <w:numFmt w:val="bullet"/>
+      <w:lvlText w:val=""/>
+      <w:lvlJc w:val="left"/>
+      <w:pPr>
+        <w:tabs>
+          <w:tab w:val="num" w:pos="720"/>
+        </w:tabs>
+        <w:ind w:left="720" w:hanging="360"/>
+      </w:pPr>
+      <w:rPr>
+        <w:rFonts w:ascii="Symbol" w:hAnsi="Symbol" w:hint="default"/>
+        <w:sz w:val="20"/>
+      </w:rPr>
+    </w:lvl>
+    <w:lvl w:ilvl="1" w:tentative="1">
+      <w:start w:val="1"/>
+      <w:numFmt w:val="bullet"/>
+      <w:lvlText w:val="o"/>
+      <w:lvlJc w:val="left"/>
+      <w:pPr>
+        <w:tabs>
+          <w:tab w:val="num" w:pos="1440"/>
+        </w:tabs>
+        <w:ind w:left="1440" w:hanging="360"/>
+      </w:pPr>
+      <w:rPr>
+        <w:rFonts w:ascii="Courier New" w:hAnsi="Courier New" w:hint="default"/>
+        <w:sz w:val="20"/>
+      </w:rPr>
+    </w:lvl>
+    <w:lvl w:ilvl="2" w:tentative="1">
+      <w:start w:val="1"/>
+      <w:numFmt w:val="bullet"/>
+      <w:lvlText w:val=""/>
+      <w:lvlJc w:val="left"/>
+      <w:pPr>
+        <w:tabs>
+          <w:tab w:val="num" w:pos="2160"/>
+        </w:tabs>
+        <w:ind w:left="2160" w:hanging="360"/>
+      </w:pPr>
+      <w:rPr>
+        <w:rFonts w:ascii="Wingdings" w:hAnsi="Wingdings" w:hint="default"/>
+        <w:sz w:val="20"/>
+      </w:rPr>
+    </w:lvl>
+    <w:lvl w:ilvl="3" w:tentative="1">
+      <w:start w:val="1"/>
+      <w:numFmt w:val="bullet"/>
+      <w:lvlText w:val=""/>
+      <w:lvlJc w:val="left"/>
+      <w:pPr>
+        <w:tabs>
+          <w:tab w:val="num" w:pos="2880"/>
+        </w:tabs>
+        <w:ind w:left="2880" w:hanging="360"/>
+      </w:pPr>
+      <w:rPr>
+        <w:rFonts w:ascii="Wingdings" w:hAnsi="Wingdings" w:hint="default"/>
+        <w:sz w:val="20"/>
+      </w:rPr>
+    </w:lvl>
+    <w:lvl w:ilvl="4" w:tentative="1">
+      <w:start w:val="1"/>
+      <w:numFmt w:val="bullet"/>
+      <w:lvlText w:val=""/>
+      <w:lvlJc w:val="left"/>
+      <w:pPr>
+        <w:tabs>
+          <w:tab w:val="num" w:pos="3600"/>
+        </w:tabs>
+        <w:ind w:left="3600" w:hanging="360"/>
+      </w:pPr>
+      <w:rPr>
+        <w:rFonts w:ascii="Wingdings" w:hAnsi="Wingdings" w:hint="default"/>
+        <w:sz w:val="20"/>
+      </w:rPr>
+    </w:lvl>
+    <w:lvl w:ilvl="5" w:tentative="1">
+      <w:start w:val="1"/>
+      <w:numFmt w:val="bullet"/>
+      <w:lvlText w:val=""/>
+      <w:lvlJc w:val="left"/>
+      <w:pPr>
+        <w:tabs>
+          <w:tab w:val="num" w:pos="4320"/>
+        </w:tabs>
+        <w:ind w:left="4320" w:hanging="360"/>
+      </w:pPr>
+      <w:rPr>
+        <w:rFonts w:ascii="Wingdings" w:hAnsi="Wingdings" w:hint="default"/>
+        <w:sz w:val="20"/>
+      </w:rPr>
+    </w:lvl>
+    <w:lvl w:ilvl="6" w:tentative="1">
+      <w:start w:val="1"/>
+      <w:numFmt w:val="bullet"/>
+      <w:lvlText w:val=""/>
+      <w:lvlJc w:val="left"/>
+      <w:pPr>
+        <w:tabs>
+          <w:tab w:val="num" w:pos="5040"/>
+        </w:tabs>
+        <w:ind w:left="5040" w:hanging="360"/>
+      </w:pPr>
+      <w:rPr>
+        <w:rFonts w:ascii="Wingdings" w:hAnsi="Wingdings" w:hint="default"/>
+        <w:sz w:val="20"/>
+      </w:rPr>
+    </w:lvl>
+    <w:lvl w:ilvl="7" w:tentative="1">
+      <w:start w:val="1"/>
+      <w:numFmt w:val="bullet"/>
+      <w:lvlText w:val=""/>
+      <w:lvlJc w:val="left"/>
+      <w:pPr>
+        <w:tabs>
+          <w:tab w:val="num" w:pos="5760"/>
+        </w:tabs>
+        <w:ind w:left="5760" w:hanging="360"/>
+      </w:pPr>
+      <w:rPr>
+        <w:rFonts w:ascii="Wingdings" w:hAnsi="Wingdings" w:hint="default"/>
+        <w:sz w:val="20"/>
+      </w:rPr>
+    </w:lvl>
+    <w:lvl w:ilvl="8" w:tentative="1">
+      <w:start w:val="1"/>
+      <w:numFmt w:val="bullet"/>
+      <w:lvlText w:val=""/>
+      <w:lvlJc w:val="left"/>
+      <w:pPr>
+        <w:tabs>
+          <w:tab w:val="num" w:pos="6480"/>
+        </w:tabs>
+        <w:ind w:left="6480" w:hanging="360"/>
+      </w:pPr>
+      <w:rPr>
+        <w:rFonts w:ascii="Wingdings" w:hAnsi="Wingdings" w:hint="default"/>
+        <w:sz w:val="20"/>
+      </w:rPr>
+    </w:lvl>
+  </w:abstractNum>
+  <w:abstractNum w:abstractNumId="20" w15:restartNumberingAfterBreak="0">
     <w:nsid w:val="230F1EE1"/>
     <w:multiLevelType w:val="multilevel"/>
     <w:tmpl w:val="AF9A5E34"/>
@@ -3557,7 +3707,7 @@
       </w:rPr>
     </w:lvl>
   </w:abstractNum>
-  <w:abstractNum w:abstractNumId="20" w15:restartNumberingAfterBreak="0">
+  <w:abstractNum w:abstractNumId="21" w15:restartNumberingAfterBreak="0">
     <w:nsid w:val="235A6783"/>
     <w:multiLevelType w:val="multilevel"/>
     <w:tmpl w:val="B104713E"/>
@@ -3706,7 +3856,7 @@
       </w:rPr>
     </w:lvl>
   </w:abstractNum>
-  <w:abstractNum w:abstractNumId="21" w15:restartNumberingAfterBreak="0">
+  <w:abstractNum w:abstractNumId="22" w15:restartNumberingAfterBreak="0">
     <w:nsid w:val="271473B9"/>
     <w:multiLevelType w:val="multilevel"/>
     <w:tmpl w:val="96D048EE"/>
@@ -3855,7 +4005,7 @@
       </w:rPr>
     </w:lvl>
   </w:abstractNum>
-  <w:abstractNum w:abstractNumId="22" w15:restartNumberingAfterBreak="0">
+  <w:abstractNum w:abstractNumId="23" w15:restartNumberingAfterBreak="0">
     <w:nsid w:val="273268E4"/>
     <w:multiLevelType w:val="multilevel"/>
     <w:tmpl w:val="62221B10"/>
@@ -4004,7 +4154,7 @@
       </w:rPr>
     </w:lvl>
   </w:abstractNum>
-  <w:abstractNum w:abstractNumId="23" w15:restartNumberingAfterBreak="0">
+  <w:abstractNum w:abstractNumId="24" w15:restartNumberingAfterBreak="0">
     <w:nsid w:val="27DD119E"/>
     <w:multiLevelType w:val="multilevel"/>
     <w:tmpl w:val="1C60FF70"/>
@@ -4153,7 +4303,7 @@
       </w:rPr>
     </w:lvl>
   </w:abstractNum>
-  <w:abstractNum w:abstractNumId="24" w15:restartNumberingAfterBreak="0">
+  <w:abstractNum w:abstractNumId="25" w15:restartNumberingAfterBreak="0">
     <w:nsid w:val="29172398"/>
     <w:multiLevelType w:val="multilevel"/>
     <w:tmpl w:val="6A00188C"/>
@@ -4302,7 +4452,7 @@
       </w:rPr>
     </w:lvl>
   </w:abstractNum>
-  <w:abstractNum w:abstractNumId="25" w15:restartNumberingAfterBreak="0">
+  <w:abstractNum w:abstractNumId="26" w15:restartNumberingAfterBreak="0">
     <w:nsid w:val="2AE3093F"/>
     <w:multiLevelType w:val="multilevel"/>
     <w:tmpl w:val="CD888610"/>
@@ -4451,7 +4601,7 @@
       </w:rPr>
     </w:lvl>
   </w:abstractNum>
-  <w:abstractNum w:abstractNumId="26" w15:restartNumberingAfterBreak="0">
+  <w:abstractNum w:abstractNumId="27" w15:restartNumberingAfterBreak="0">
     <w:nsid w:val="2D7172A0"/>
     <w:multiLevelType w:val="multilevel"/>
     <w:tmpl w:val="615A5204"/>
@@ -4600,7 +4750,7 @@
       </w:rPr>
     </w:lvl>
   </w:abstractNum>
-  <w:abstractNum w:abstractNumId="27" w15:restartNumberingAfterBreak="0">
+  <w:abstractNum w:abstractNumId="28" w15:restartNumberingAfterBreak="0">
     <w:nsid w:val="2EC14BE6"/>
     <w:multiLevelType w:val="multilevel"/>
     <w:tmpl w:val="EAB4BB98"/>
@@ -4749,7 +4899,7 @@
       </w:rPr>
     </w:lvl>
   </w:abstractNum>
-  <w:abstractNum w:abstractNumId="28" w15:restartNumberingAfterBreak="0">
+  <w:abstractNum w:abstractNumId="29" w15:restartNumberingAfterBreak="0">
     <w:nsid w:val="2FAF7C70"/>
     <w:multiLevelType w:val="multilevel"/>
     <w:tmpl w:val="39F4968C"/>
@@ -4898,7 +5048,7 @@
       </w:rPr>
     </w:lvl>
   </w:abstractNum>
-  <w:abstractNum w:abstractNumId="29" w15:restartNumberingAfterBreak="0">
+  <w:abstractNum w:abstractNumId="30" w15:restartNumberingAfterBreak="0">
     <w:nsid w:val="30211183"/>
     <w:multiLevelType w:val="multilevel"/>
     <w:tmpl w:val="17BCC77C"/>
@@ -5047,7 +5197,7 @@
       </w:rPr>
     </w:lvl>
   </w:abstractNum>
-  <w:abstractNum w:abstractNumId="30" w15:restartNumberingAfterBreak="0">
+  <w:abstractNum w:abstractNumId="31" w15:restartNumberingAfterBreak="0">
     <w:nsid w:val="308C2490"/>
     <w:multiLevelType w:val="multilevel"/>
     <w:tmpl w:val="A52AC25C"/>
@@ -5196,7 +5346,7 @@
       </w:rPr>
     </w:lvl>
   </w:abstractNum>
-  <w:abstractNum w:abstractNumId="31" w15:restartNumberingAfterBreak="0">
+  <w:abstractNum w:abstractNumId="32" w15:restartNumberingAfterBreak="0">
     <w:nsid w:val="36B2143A"/>
     <w:multiLevelType w:val="multilevel"/>
     <w:tmpl w:val="64604580"/>
@@ -5345,7 +5495,7 @@
       </w:rPr>
     </w:lvl>
   </w:abstractNum>
-  <w:abstractNum w:abstractNumId="32" w15:restartNumberingAfterBreak="0">
+  <w:abstractNum w:abstractNumId="33" w15:restartNumberingAfterBreak="0">
     <w:nsid w:val="36E65CFF"/>
     <w:multiLevelType w:val="multilevel"/>
     <w:tmpl w:val="CE3C9310"/>
@@ -5494,7 +5644,7 @@
       </w:rPr>
     </w:lvl>
   </w:abstractNum>
-  <w:abstractNum w:abstractNumId="33" w15:restartNumberingAfterBreak="0">
+  <w:abstractNum w:abstractNumId="34" w15:restartNumberingAfterBreak="0">
     <w:nsid w:val="3E6F5D06"/>
     <w:multiLevelType w:val="multilevel"/>
     <w:tmpl w:val="048E3170"/>
@@ -5643,7 +5793,7 @@
       </w:rPr>
     </w:lvl>
   </w:abstractNum>
-  <w:abstractNum w:abstractNumId="34" w15:restartNumberingAfterBreak="0">
+  <w:abstractNum w:abstractNumId="35" w15:restartNumberingAfterBreak="0">
     <w:nsid w:val="3F362D47"/>
     <w:multiLevelType w:val="multilevel"/>
     <w:tmpl w:val="88CA522A"/>
@@ -5792,7 +5942,7 @@
       </w:rPr>
     </w:lvl>
   </w:abstractNum>
-  <w:abstractNum w:abstractNumId="35" w15:restartNumberingAfterBreak="0">
+  <w:abstractNum w:abstractNumId="36" w15:restartNumberingAfterBreak="0">
     <w:nsid w:val="44BC3258"/>
     <w:multiLevelType w:val="multilevel"/>
     <w:tmpl w:val="46687CC4"/>
@@ -5941,7 +6091,7 @@
       </w:rPr>
     </w:lvl>
   </w:abstractNum>
-  <w:abstractNum w:abstractNumId="36" w15:restartNumberingAfterBreak="0">
+  <w:abstractNum w:abstractNumId="37" w15:restartNumberingAfterBreak="0">
     <w:nsid w:val="48C97CF2"/>
     <w:multiLevelType w:val="multilevel"/>
     <w:tmpl w:val="351A9F9A"/>
@@ -6090,7 +6240,7 @@
       </w:rPr>
     </w:lvl>
   </w:abstractNum>
-  <w:abstractNum w:abstractNumId="37" w15:restartNumberingAfterBreak="0">
+  <w:abstractNum w:abstractNumId="38" w15:restartNumberingAfterBreak="0">
     <w:nsid w:val="49421EC4"/>
     <w:multiLevelType w:val="multilevel"/>
     <w:tmpl w:val="1070D884"/>
@@ -6239,7 +6389,7 @@
       </w:rPr>
     </w:lvl>
   </w:abstractNum>
-  <w:abstractNum w:abstractNumId="38" w15:restartNumberingAfterBreak="0">
+  <w:abstractNum w:abstractNumId="39" w15:restartNumberingAfterBreak="0">
     <w:nsid w:val="49BE432E"/>
     <w:multiLevelType w:val="multilevel"/>
     <w:tmpl w:val="F31895E0"/>
@@ -6388,7 +6538,7 @@
       </w:rPr>
     </w:lvl>
   </w:abstractNum>
-  <w:abstractNum w:abstractNumId="39" w15:restartNumberingAfterBreak="0">
+  <w:abstractNum w:abstractNumId="40" w15:restartNumberingAfterBreak="0">
     <w:nsid w:val="4D6D2000"/>
     <w:multiLevelType w:val="multilevel"/>
     <w:tmpl w:val="D222DEEC"/>
@@ -6537,7 +6687,7 @@
       </w:rPr>
     </w:lvl>
   </w:abstractNum>
-  <w:abstractNum w:abstractNumId="40" w15:restartNumberingAfterBreak="0">
+  <w:abstractNum w:abstractNumId="41" w15:restartNumberingAfterBreak="0">
     <w:nsid w:val="4E7C38B9"/>
     <w:multiLevelType w:val="multilevel"/>
     <w:tmpl w:val="BA9A3C7A"/>
@@ -6686,7 +6836,7 @@
       </w:rPr>
     </w:lvl>
   </w:abstractNum>
-  <w:abstractNum w:abstractNumId="41" w15:restartNumberingAfterBreak="0">
+  <w:abstractNum w:abstractNumId="42" w15:restartNumberingAfterBreak="0">
     <w:nsid w:val="4F675C52"/>
     <w:multiLevelType w:val="multilevel"/>
     <w:tmpl w:val="E8746552"/>
@@ -6835,7 +6985,7 @@
       </w:rPr>
     </w:lvl>
   </w:abstractNum>
-  <w:abstractNum w:abstractNumId="42" w15:restartNumberingAfterBreak="0">
+  <w:abstractNum w:abstractNumId="43" w15:restartNumberingAfterBreak="0">
     <w:nsid w:val="518B0AF4"/>
     <w:multiLevelType w:val="multilevel"/>
     <w:tmpl w:val="E21A9B02"/>
@@ -6984,7 +7134,7 @@
       </w:rPr>
     </w:lvl>
   </w:abstractNum>
-  <w:abstractNum w:abstractNumId="43" w15:restartNumberingAfterBreak="0">
+  <w:abstractNum w:abstractNumId="44" w15:restartNumberingAfterBreak="0">
     <w:nsid w:val="554A2D8C"/>
     <w:multiLevelType w:val="multilevel"/>
     <w:tmpl w:val="030AEED4"/>
@@ -7133,7 +7283,7 @@
       </w:rPr>
     </w:lvl>
   </w:abstractNum>
-  <w:abstractNum w:abstractNumId="44" w15:restartNumberingAfterBreak="0">
+  <w:abstractNum w:abstractNumId="45" w15:restartNumberingAfterBreak="0">
     <w:nsid w:val="55E56A09"/>
     <w:multiLevelType w:val="multilevel"/>
     <w:tmpl w:val="42345B00"/>
@@ -7282,7 +7432,7 @@
       </w:rPr>
     </w:lvl>
   </w:abstractNum>
-  <w:abstractNum w:abstractNumId="45" w15:restartNumberingAfterBreak="0">
+  <w:abstractNum w:abstractNumId="46" w15:restartNumberingAfterBreak="0">
     <w:nsid w:val="565672AE"/>
     <w:multiLevelType w:val="multilevel"/>
     <w:tmpl w:val="9DB47B8A"/>
@@ -7431,7 +7581,7 @@
       </w:rPr>
     </w:lvl>
   </w:abstractNum>
-  <w:abstractNum w:abstractNumId="46" w15:restartNumberingAfterBreak="0">
+  <w:abstractNum w:abstractNumId="47" w15:restartNumberingAfterBreak="0">
     <w:nsid w:val="569C54B2"/>
     <w:multiLevelType w:val="multilevel"/>
     <w:tmpl w:val="EE7EE69A"/>
@@ -7580,7 +7730,7 @@
       </w:rPr>
     </w:lvl>
   </w:abstractNum>
-  <w:abstractNum w:abstractNumId="47" w15:restartNumberingAfterBreak="0">
+  <w:abstractNum w:abstractNumId="48" w15:restartNumberingAfterBreak="0">
     <w:nsid w:val="56F71075"/>
     <w:multiLevelType w:val="multilevel"/>
     <w:tmpl w:val="2952AC56"/>
@@ -7729,7 +7879,7 @@
       </w:rPr>
     </w:lvl>
   </w:abstractNum>
-  <w:abstractNum w:abstractNumId="48" w15:restartNumberingAfterBreak="0">
+  <w:abstractNum w:abstractNumId="49" w15:restartNumberingAfterBreak="0">
     <w:nsid w:val="57DB2464"/>
     <w:multiLevelType w:val="multilevel"/>
     <w:tmpl w:val="744AAF80"/>
@@ -7878,7 +8028,7 @@
       </w:rPr>
     </w:lvl>
   </w:abstractNum>
-  <w:abstractNum w:abstractNumId="49" w15:restartNumberingAfterBreak="0">
+  <w:abstractNum w:abstractNumId="50" w15:restartNumberingAfterBreak="0">
     <w:nsid w:val="587A0CCD"/>
     <w:multiLevelType w:val="multilevel"/>
     <w:tmpl w:val="750CB344"/>
@@ -8027,7 +8177,7 @@
       </w:rPr>
     </w:lvl>
   </w:abstractNum>
-  <w:abstractNum w:abstractNumId="50" w15:restartNumberingAfterBreak="0">
+  <w:abstractNum w:abstractNumId="51" w15:restartNumberingAfterBreak="0">
     <w:nsid w:val="5918416D"/>
     <w:multiLevelType w:val="multilevel"/>
     <w:tmpl w:val="7160D344"/>
@@ -8176,7 +8326,156 @@
       </w:rPr>
     </w:lvl>
   </w:abstractNum>
-  <w:abstractNum w:abstractNumId="51" w15:restartNumberingAfterBreak="0">
+  <w:abstractNum w:abstractNumId="52" w15:restartNumberingAfterBreak="0">
+    <w:nsid w:val="5ABA52A8"/>
+    <w:multiLevelType w:val="multilevel"/>
+    <w:tmpl w:val="91FE5CEA"/>
+    <w:lvl w:ilvl="0">
+      <w:start w:val="1"/>
+      <w:numFmt w:val="bullet"/>
+      <w:lvlText w:val=""/>
+      <w:lvlJc w:val="left"/>
+      <w:pPr>
+        <w:tabs>
+          <w:tab w:val="num" w:pos="720"/>
+        </w:tabs>
+        <w:ind w:left="720" w:hanging="360"/>
+      </w:pPr>
+      <w:rPr>
+        <w:rFonts w:ascii="Symbol" w:hAnsi="Symbol" w:hint="default"/>
+        <w:sz w:val="20"/>
+      </w:rPr>
+    </w:lvl>
+    <w:lvl w:ilvl="1" w:tentative="1">
+      <w:start w:val="1"/>
+      <w:numFmt w:val="bullet"/>
+      <w:lvlText w:val="o"/>
+      <w:lvlJc w:val="left"/>
+      <w:pPr>
+        <w:tabs>
+          <w:tab w:val="num" w:pos="1440"/>
+        </w:tabs>
+        <w:ind w:left="1440" w:hanging="360"/>
+      </w:pPr>
+      <w:rPr>
+        <w:rFonts w:ascii="Courier New" w:hAnsi="Courier New" w:hint="default"/>
+        <w:sz w:val="20"/>
+      </w:rPr>
+    </w:lvl>
+    <w:lvl w:ilvl="2" w:tentative="1">
+      <w:start w:val="1"/>
+      <w:numFmt w:val="bullet"/>
+      <w:lvlText w:val=""/>
+      <w:lvlJc w:val="left"/>
+      <w:pPr>
+        <w:tabs>
+          <w:tab w:val="num" w:pos="2160"/>
+        </w:tabs>
+        <w:ind w:left="2160" w:hanging="360"/>
+      </w:pPr>
+      <w:rPr>
+        <w:rFonts w:ascii="Wingdings" w:hAnsi="Wingdings" w:hint="default"/>
+        <w:sz w:val="20"/>
+      </w:rPr>
+    </w:lvl>
+    <w:lvl w:ilvl="3" w:tentative="1">
+      <w:start w:val="1"/>
+      <w:numFmt w:val="bullet"/>
+      <w:lvlText w:val=""/>
+      <w:lvlJc w:val="left"/>
+      <w:pPr>
+        <w:tabs>
+          <w:tab w:val="num" w:pos="2880"/>
+        </w:tabs>
+        <w:ind w:left="2880" w:hanging="360"/>
+      </w:pPr>
+      <w:rPr>
+        <w:rFonts w:ascii="Wingdings" w:hAnsi="Wingdings" w:hint="default"/>
+        <w:sz w:val="20"/>
+      </w:rPr>
+    </w:lvl>
+    <w:lvl w:ilvl="4" w:tentative="1">
+      <w:start w:val="1"/>
+      <w:numFmt w:val="bullet"/>
+      <w:lvlText w:val=""/>
+      <w:lvlJc w:val="left"/>
+      <w:pPr>
+        <w:tabs>
+          <w:tab w:val="num" w:pos="3600"/>
+        </w:tabs>
+        <w:ind w:left="3600" w:hanging="360"/>
+      </w:pPr>
+      <w:rPr>
+        <w:rFonts w:ascii="Wingdings" w:hAnsi="Wingdings" w:hint="default"/>
+        <w:sz w:val="20"/>
+      </w:rPr>
+    </w:lvl>
+    <w:lvl w:ilvl="5" w:tentative="1">
+      <w:start w:val="1"/>
+      <w:numFmt w:val="bullet"/>
+      <w:lvlText w:val=""/>
+      <w:lvlJc w:val="left"/>
+      <w:pPr>
+        <w:tabs>
+          <w:tab w:val="num" w:pos="4320"/>
+        </w:tabs>
+        <w:ind w:left="4320" w:hanging="360"/>
+      </w:pPr>
+      <w:rPr>
+        <w:rFonts w:ascii="Wingdings" w:hAnsi="Wingdings" w:hint="default"/>
+        <w:sz w:val="20"/>
+      </w:rPr>
+    </w:lvl>
+    <w:lvl w:ilvl="6" w:tentative="1">
+      <w:start w:val="1"/>
+      <w:numFmt w:val="bullet"/>
+      <w:lvlText w:val=""/>
+      <w:lvlJc w:val="left"/>
+      <w:pPr>
+        <w:tabs>
+          <w:tab w:val="num" w:pos="5040"/>
+        </w:tabs>
+        <w:ind w:left="5040" w:hanging="360"/>
+      </w:pPr>
+      <w:rPr>
+        <w:rFonts w:ascii="Wingdings" w:hAnsi="Wingdings" w:hint="default"/>
+        <w:sz w:val="20"/>
+      </w:rPr>
+    </w:lvl>
+    <w:lvl w:ilvl="7" w:tentative="1">
+      <w:start w:val="1"/>
+      <w:numFmt w:val="bullet"/>
+      <w:lvlText w:val=""/>
+      <w:lvlJc w:val="left"/>
+      <w:pPr>
+        <w:tabs>
+          <w:tab w:val="num" w:pos="5760"/>
+        </w:tabs>
+        <w:ind w:left="5760" w:hanging="360"/>
+      </w:pPr>
+      <w:rPr>
+        <w:rFonts w:ascii="Wingdings" w:hAnsi="Wingdings" w:hint="default"/>
+        <w:sz w:val="20"/>
+      </w:rPr>
+    </w:lvl>
+    <w:lvl w:ilvl="8" w:tentative="1">
+      <w:start w:val="1"/>
+      <w:numFmt w:val="bullet"/>
+      <w:lvlText w:val=""/>
+      <w:lvlJc w:val="left"/>
+      <w:pPr>
+        <w:tabs>
+          <w:tab w:val="num" w:pos="6480"/>
+        </w:tabs>
+        <w:ind w:left="6480" w:hanging="360"/>
+      </w:pPr>
+      <w:rPr>
+        <w:rFonts w:ascii="Wingdings" w:hAnsi="Wingdings" w:hint="default"/>
+        <w:sz w:val="20"/>
+      </w:rPr>
+    </w:lvl>
+  </w:abstractNum>
+  <w:abstractNum w:abstractNumId="53" w15:restartNumberingAfterBreak="0">
     <w:nsid w:val="5AD277F9"/>
     <w:multiLevelType w:val="multilevel"/>
     <w:tmpl w:val="BE649556"/>
@@ -8325,7 +8624,7 @@
       </w:rPr>
     </w:lvl>
   </w:abstractNum>
-  <w:abstractNum w:abstractNumId="52" w15:restartNumberingAfterBreak="0">
+  <w:abstractNum w:abstractNumId="54" w15:restartNumberingAfterBreak="0">
     <w:nsid w:val="5BC6754C"/>
     <w:multiLevelType w:val="multilevel"/>
     <w:tmpl w:val="61C8A2DE"/>
@@ -8474,7 +8773,7 @@
       </w:rPr>
     </w:lvl>
   </w:abstractNum>
-  <w:abstractNum w:abstractNumId="53" w15:restartNumberingAfterBreak="0">
+  <w:abstractNum w:abstractNumId="55" w15:restartNumberingAfterBreak="0">
     <w:nsid w:val="5C590522"/>
     <w:multiLevelType w:val="multilevel"/>
     <w:tmpl w:val="21E6C334"/>
@@ -8623,7 +8922,7 @@
       </w:rPr>
     </w:lvl>
   </w:abstractNum>
-  <w:abstractNum w:abstractNumId="54" w15:restartNumberingAfterBreak="0">
+  <w:abstractNum w:abstractNumId="56" w15:restartNumberingAfterBreak="0">
     <w:nsid w:val="5F25507A"/>
     <w:multiLevelType w:val="multilevel"/>
     <w:tmpl w:val="577A4134"/>
@@ -8772,7 +9071,7 @@
       </w:rPr>
     </w:lvl>
   </w:abstractNum>
-  <w:abstractNum w:abstractNumId="55" w15:restartNumberingAfterBreak="0">
+  <w:abstractNum w:abstractNumId="57" w15:restartNumberingAfterBreak="0">
     <w:nsid w:val="610A18D6"/>
     <w:multiLevelType w:val="multilevel"/>
     <w:tmpl w:val="0C103A64"/>
@@ -8921,7 +9220,7 @@
       </w:rPr>
     </w:lvl>
   </w:abstractNum>
-  <w:abstractNum w:abstractNumId="56" w15:restartNumberingAfterBreak="0">
+  <w:abstractNum w:abstractNumId="58" w15:restartNumberingAfterBreak="0">
     <w:nsid w:val="622C70E0"/>
     <w:multiLevelType w:val="multilevel"/>
     <w:tmpl w:val="1AEE679E"/>
@@ -9070,7 +9369,7 @@
       </w:rPr>
     </w:lvl>
   </w:abstractNum>
-  <w:abstractNum w:abstractNumId="57" w15:restartNumberingAfterBreak="0">
+  <w:abstractNum w:abstractNumId="59" w15:restartNumberingAfterBreak="0">
     <w:nsid w:val="640E2F59"/>
     <w:multiLevelType w:val="multilevel"/>
     <w:tmpl w:val="26F4B2DE"/>
@@ -9219,7 +9518,7 @@
       </w:rPr>
     </w:lvl>
   </w:abstractNum>
-  <w:abstractNum w:abstractNumId="58" w15:restartNumberingAfterBreak="0">
+  <w:abstractNum w:abstractNumId="60" w15:restartNumberingAfterBreak="0">
     <w:nsid w:val="64706C61"/>
     <w:multiLevelType w:val="multilevel"/>
     <w:tmpl w:val="2AA095D8"/>
@@ -9368,7 +9667,7 @@
       </w:rPr>
     </w:lvl>
   </w:abstractNum>
-  <w:abstractNum w:abstractNumId="59" w15:restartNumberingAfterBreak="0">
+  <w:abstractNum w:abstractNumId="61" w15:restartNumberingAfterBreak="0">
     <w:nsid w:val="663131E0"/>
     <w:multiLevelType w:val="multilevel"/>
     <w:tmpl w:val="1E82DB90"/>
@@ -9517,7 +9816,7 @@
       </w:rPr>
     </w:lvl>
   </w:abstractNum>
-  <w:abstractNum w:abstractNumId="60" w15:restartNumberingAfterBreak="0">
+  <w:abstractNum w:abstractNumId="62" w15:restartNumberingAfterBreak="0">
     <w:nsid w:val="676E4319"/>
     <w:multiLevelType w:val="multilevel"/>
     <w:tmpl w:val="D38640E0"/>
@@ -9666,7 +9965,7 @@
       </w:rPr>
     </w:lvl>
   </w:abstractNum>
-  <w:abstractNum w:abstractNumId="61" w15:restartNumberingAfterBreak="0">
+  <w:abstractNum w:abstractNumId="63" w15:restartNumberingAfterBreak="0">
     <w:nsid w:val="6CDE4304"/>
     <w:multiLevelType w:val="multilevel"/>
     <w:tmpl w:val="442A8830"/>
@@ -9815,7 +10114,7 @@
       </w:rPr>
     </w:lvl>
   </w:abstractNum>
-  <w:abstractNum w:abstractNumId="62" w15:restartNumberingAfterBreak="0">
+  <w:abstractNum w:abstractNumId="64" w15:restartNumberingAfterBreak="0">
     <w:nsid w:val="6CED189A"/>
     <w:multiLevelType w:val="multilevel"/>
     <w:tmpl w:val="019E646A"/>
@@ -9964,7 +10263,7 @@
       </w:rPr>
     </w:lvl>
   </w:abstractNum>
-  <w:abstractNum w:abstractNumId="63" w15:restartNumberingAfterBreak="0">
+  <w:abstractNum w:abstractNumId="65" w15:restartNumberingAfterBreak="0">
     <w:nsid w:val="6D982CB9"/>
     <w:multiLevelType w:val="multilevel"/>
     <w:tmpl w:val="EFA65B1E"/>
@@ -10113,7 +10412,7 @@
       </w:rPr>
     </w:lvl>
   </w:abstractNum>
-  <w:abstractNum w:abstractNumId="64" w15:restartNumberingAfterBreak="0">
+  <w:abstractNum w:abstractNumId="66" w15:restartNumberingAfterBreak="0">
     <w:nsid w:val="6FAC686D"/>
     <w:multiLevelType w:val="multilevel"/>
     <w:tmpl w:val="F7CCE078"/>
@@ -10262,7 +10561,7 @@
       </w:rPr>
     </w:lvl>
   </w:abstractNum>
-  <w:abstractNum w:abstractNumId="65" w15:restartNumberingAfterBreak="0">
+  <w:abstractNum w:abstractNumId="67" w15:restartNumberingAfterBreak="0">
     <w:nsid w:val="70427236"/>
     <w:multiLevelType w:val="multilevel"/>
     <w:tmpl w:val="834A0EA4"/>
@@ -10411,7 +10710,7 @@
       </w:rPr>
     </w:lvl>
   </w:abstractNum>
-  <w:abstractNum w:abstractNumId="66" w15:restartNumberingAfterBreak="0">
+  <w:abstractNum w:abstractNumId="68" w15:restartNumberingAfterBreak="0">
     <w:nsid w:val="72987028"/>
     <w:multiLevelType w:val="multilevel"/>
     <w:tmpl w:val="0B8AE7E8"/>
@@ -10560,7 +10859,7 @@
       </w:rPr>
     </w:lvl>
   </w:abstractNum>
-  <w:abstractNum w:abstractNumId="67" w15:restartNumberingAfterBreak="0">
+  <w:abstractNum w:abstractNumId="69" w15:restartNumberingAfterBreak="0">
     <w:nsid w:val="74995DA1"/>
     <w:multiLevelType w:val="multilevel"/>
     <w:tmpl w:val="47E69886"/>
@@ -10709,7 +11008,7 @@
       </w:rPr>
     </w:lvl>
   </w:abstractNum>
-  <w:abstractNum w:abstractNumId="68" w15:restartNumberingAfterBreak="0">
+  <w:abstractNum w:abstractNumId="70" w15:restartNumberingAfterBreak="0">
     <w:nsid w:val="75133277"/>
     <w:multiLevelType w:val="multilevel"/>
     <w:tmpl w:val="98A67D76"/>
@@ -10858,7 +11157,7 @@
       </w:rPr>
     </w:lvl>
   </w:abstractNum>
-  <w:abstractNum w:abstractNumId="69" w15:restartNumberingAfterBreak="0">
+  <w:abstractNum w:abstractNumId="71" w15:restartNumberingAfterBreak="0">
     <w:nsid w:val="75145F1E"/>
     <w:multiLevelType w:val="multilevel"/>
     <w:tmpl w:val="A9F0EEDE"/>
@@ -11007,7 +11306,7 @@
       </w:rPr>
     </w:lvl>
   </w:abstractNum>
-  <w:abstractNum w:abstractNumId="70" w15:restartNumberingAfterBreak="0">
+  <w:abstractNum w:abstractNumId="72" w15:restartNumberingAfterBreak="0">
     <w:nsid w:val="77780210"/>
     <w:multiLevelType w:val="multilevel"/>
     <w:tmpl w:val="9AB6D36A"/>
@@ -11156,7 +11455,7 @@
       </w:rPr>
     </w:lvl>
   </w:abstractNum>
-  <w:abstractNum w:abstractNumId="71" w15:restartNumberingAfterBreak="0">
+  <w:abstractNum w:abstractNumId="73" w15:restartNumberingAfterBreak="0">
     <w:nsid w:val="77F70E72"/>
     <w:multiLevelType w:val="multilevel"/>
     <w:tmpl w:val="CA4A179E"/>
@@ -11305,7 +11604,7 @@
       </w:rPr>
     </w:lvl>
   </w:abstractNum>
-  <w:abstractNum w:abstractNumId="72" w15:restartNumberingAfterBreak="0">
+  <w:abstractNum w:abstractNumId="74" w15:restartNumberingAfterBreak="0">
     <w:nsid w:val="78AF3623"/>
     <w:multiLevelType w:val="multilevel"/>
     <w:tmpl w:val="10EA459E"/>
@@ -11454,7 +11753,7 @@
       </w:rPr>
     </w:lvl>
   </w:abstractNum>
-  <w:abstractNum w:abstractNumId="73" w15:restartNumberingAfterBreak="0">
+  <w:abstractNum w:abstractNumId="75" w15:restartNumberingAfterBreak="0">
     <w:nsid w:val="79075D66"/>
     <w:multiLevelType w:val="multilevel"/>
     <w:tmpl w:val="DAA2F8BE"/>
@@ -11603,7 +11902,7 @@
       </w:rPr>
     </w:lvl>
   </w:abstractNum>
-  <w:abstractNum w:abstractNumId="74" w15:restartNumberingAfterBreak="0">
+  <w:abstractNum w:abstractNumId="76" w15:restartNumberingAfterBreak="0">
     <w:nsid w:val="7B2751C4"/>
     <w:multiLevelType w:val="multilevel"/>
     <w:tmpl w:val="4412CEC4"/>
@@ -11752,7 +12051,7 @@
       </w:rPr>
     </w:lvl>
   </w:abstractNum>
-  <w:abstractNum w:abstractNumId="75" w15:restartNumberingAfterBreak="0">
+  <w:abstractNum w:abstractNumId="77" w15:restartNumberingAfterBreak="0">
     <w:nsid w:val="7BAF4D94"/>
     <w:multiLevelType w:val="multilevel"/>
     <w:tmpl w:val="BDB8BFAA"/>
@@ -11908,13 +12207,13 @@
     <w:abstractNumId w:val="3"/>
   </w:num>
   <w:num w:numId="3" w16cid:durableId="1233933601">
-    <w:abstractNumId w:val="40"/>
+    <w:abstractNumId w:val="41"/>
   </w:num>
   <w:num w:numId="4" w16cid:durableId="500435007">
     <w:abstractNumId w:val="9"/>
   </w:num>
   <w:num w:numId="5" w16cid:durableId="1033847455">
-    <w:abstractNumId w:val="71"/>
+    <w:abstractNumId w:val="73"/>
   </w:num>
   <w:num w:numId="6" w16cid:durableId="267081670">
     <w:abstractNumId w:val="17"/>
@@ -11923,37 +12222,37 @@
     <w:abstractNumId w:val="6"/>
   </w:num>
   <w:num w:numId="8" w16cid:durableId="1135759933">
-    <w:abstractNumId w:val="51"/>
+    <w:abstractNumId w:val="53"/>
   </w:num>
   <w:num w:numId="9" w16cid:durableId="442268721">
-    <w:abstractNumId w:val="38"/>
+    <w:abstractNumId w:val="39"/>
   </w:num>
   <w:num w:numId="10" w16cid:durableId="691494407">
-    <w:abstractNumId w:val="36"/>
+    <w:abstractNumId w:val="37"/>
   </w:num>
   <w:num w:numId="11" w16cid:durableId="1705208919">
-    <w:abstractNumId w:val="37"/>
+    <w:abstractNumId w:val="38"/>
   </w:num>
   <w:num w:numId="12" w16cid:durableId="401762157">
     <w:abstractNumId w:val="11"/>
   </w:num>
   <w:num w:numId="13" w16cid:durableId="967707405">
-    <w:abstractNumId w:val="34"/>
+    <w:abstractNumId w:val="35"/>
   </w:num>
   <w:num w:numId="14" w16cid:durableId="2070766778">
-    <w:abstractNumId w:val="26"/>
+    <w:abstractNumId w:val="27"/>
   </w:num>
   <w:num w:numId="15" w16cid:durableId="716323964">
-    <w:abstractNumId w:val="21"/>
+    <w:abstractNumId w:val="22"/>
   </w:num>
   <w:num w:numId="16" w16cid:durableId="748966896">
-    <w:abstractNumId w:val="19"/>
+    <w:abstractNumId w:val="20"/>
   </w:num>
   <w:num w:numId="17" w16cid:durableId="1612980622">
-    <w:abstractNumId w:val="59"/>
+    <w:abstractNumId w:val="61"/>
   </w:num>
   <w:num w:numId="18" w16cid:durableId="2093504055">
-    <w:abstractNumId w:val="63"/>
+    <w:abstractNumId w:val="65"/>
   </w:num>
   <w:num w:numId="19" w16cid:durableId="344942916">
     <w:abstractNumId w:val="15"/>
@@ -11962,172 +12261,178 @@
     <w:abstractNumId w:val="10"/>
   </w:num>
   <w:num w:numId="21" w16cid:durableId="1645238814">
-    <w:abstractNumId w:val="39"/>
+    <w:abstractNumId w:val="40"/>
   </w:num>
   <w:num w:numId="22" w16cid:durableId="1129937329">
     <w:abstractNumId w:val="5"/>
   </w:num>
   <w:num w:numId="23" w16cid:durableId="1723820948">
-    <w:abstractNumId w:val="43"/>
+    <w:abstractNumId w:val="44"/>
   </w:num>
   <w:num w:numId="24" w16cid:durableId="837844535">
-    <w:abstractNumId w:val="60"/>
+    <w:abstractNumId w:val="62"/>
   </w:num>
   <w:num w:numId="25" w16cid:durableId="1206138890">
-    <w:abstractNumId w:val="31"/>
+    <w:abstractNumId w:val="32"/>
   </w:num>
   <w:num w:numId="26" w16cid:durableId="1390418193">
     <w:abstractNumId w:val="14"/>
   </w:num>
   <w:num w:numId="27" w16cid:durableId="728844960">
-    <w:abstractNumId w:val="50"/>
+    <w:abstractNumId w:val="51"/>
   </w:num>
   <w:num w:numId="28" w16cid:durableId="2125732567">
-    <w:abstractNumId w:val="23"/>
+    <w:abstractNumId w:val="24"/>
   </w:num>
   <w:num w:numId="29" w16cid:durableId="1090812348">
-    <w:abstractNumId w:val="25"/>
+    <w:abstractNumId w:val="26"/>
   </w:num>
   <w:num w:numId="30" w16cid:durableId="296447531">
-    <w:abstractNumId w:val="65"/>
+    <w:abstractNumId w:val="67"/>
   </w:num>
   <w:num w:numId="31" w16cid:durableId="1884710918">
-    <w:abstractNumId w:val="64"/>
+    <w:abstractNumId w:val="66"/>
   </w:num>
   <w:num w:numId="32" w16cid:durableId="234828197">
-    <w:abstractNumId w:val="61"/>
+    <w:abstractNumId w:val="63"/>
   </w:num>
   <w:num w:numId="33" w16cid:durableId="1187061975">
-    <w:abstractNumId w:val="68"/>
+    <w:abstractNumId w:val="70"/>
   </w:num>
   <w:num w:numId="34" w16cid:durableId="1541361364">
     <w:abstractNumId w:val="12"/>
   </w:num>
   <w:num w:numId="35" w16cid:durableId="469323940">
-    <w:abstractNumId w:val="46"/>
+    <w:abstractNumId w:val="47"/>
   </w:num>
   <w:num w:numId="36" w16cid:durableId="171921766">
-    <w:abstractNumId w:val="53"/>
+    <w:abstractNumId w:val="55"/>
   </w:num>
   <w:num w:numId="37" w16cid:durableId="698353443">
-    <w:abstractNumId w:val="75"/>
+    <w:abstractNumId w:val="77"/>
   </w:num>
   <w:num w:numId="38" w16cid:durableId="1940941360">
     <w:abstractNumId w:val="4"/>
   </w:num>
   <w:num w:numId="39" w16cid:durableId="116679975">
-    <w:abstractNumId w:val="35"/>
+    <w:abstractNumId w:val="36"/>
   </w:num>
   <w:num w:numId="40" w16cid:durableId="1714963468">
-    <w:abstractNumId w:val="54"/>
+    <w:abstractNumId w:val="56"/>
   </w:num>
   <w:num w:numId="41" w16cid:durableId="1018429896">
-    <w:abstractNumId w:val="69"/>
+    <w:abstractNumId w:val="71"/>
   </w:num>
   <w:num w:numId="42" w16cid:durableId="941061820">
     <w:abstractNumId w:val="1"/>
   </w:num>
   <w:num w:numId="43" w16cid:durableId="726339675">
-    <w:abstractNumId w:val="29"/>
+    <w:abstractNumId w:val="30"/>
   </w:num>
   <w:num w:numId="44" w16cid:durableId="348455922">
-    <w:abstractNumId w:val="27"/>
+    <w:abstractNumId w:val="28"/>
   </w:num>
   <w:num w:numId="45" w16cid:durableId="1999069253">
-    <w:abstractNumId w:val="74"/>
+    <w:abstractNumId w:val="76"/>
   </w:num>
   <w:num w:numId="46" w16cid:durableId="1969966184">
     <w:abstractNumId w:val="8"/>
   </w:num>
   <w:num w:numId="47" w16cid:durableId="781874132">
-    <w:abstractNumId w:val="41"/>
+    <w:abstractNumId w:val="42"/>
   </w:num>
   <w:num w:numId="48" w16cid:durableId="357778884">
-    <w:abstractNumId w:val="58"/>
+    <w:abstractNumId w:val="60"/>
   </w:num>
   <w:num w:numId="49" w16cid:durableId="1508203898">
-    <w:abstractNumId w:val="62"/>
+    <w:abstractNumId w:val="64"/>
   </w:num>
   <w:num w:numId="50" w16cid:durableId="1682318083">
-    <w:abstractNumId w:val="45"/>
+    <w:abstractNumId w:val="46"/>
   </w:num>
   <w:num w:numId="51" w16cid:durableId="1708262490">
     <w:abstractNumId w:val="2"/>
   </w:num>
   <w:num w:numId="52" w16cid:durableId="33585703">
-    <w:abstractNumId w:val="24"/>
+    <w:abstractNumId w:val="25"/>
   </w:num>
   <w:num w:numId="53" w16cid:durableId="1614706232">
-    <w:abstractNumId w:val="52"/>
+    <w:abstractNumId w:val="54"/>
   </w:num>
   <w:num w:numId="54" w16cid:durableId="1594314839">
-    <w:abstractNumId w:val="20"/>
+    <w:abstractNumId w:val="21"/>
   </w:num>
   <w:num w:numId="55" w16cid:durableId="1526674347">
-    <w:abstractNumId w:val="67"/>
+    <w:abstractNumId w:val="69"/>
   </w:num>
   <w:num w:numId="56" w16cid:durableId="814222603">
-    <w:abstractNumId w:val="55"/>
+    <w:abstractNumId w:val="57"/>
   </w:num>
   <w:num w:numId="57" w16cid:durableId="1449931854">
-    <w:abstractNumId w:val="44"/>
+    <w:abstractNumId w:val="45"/>
   </w:num>
   <w:num w:numId="58" w16cid:durableId="173110024">
-    <w:abstractNumId w:val="42"/>
+    <w:abstractNumId w:val="43"/>
   </w:num>
   <w:num w:numId="59" w16cid:durableId="1933391554">
-    <w:abstractNumId w:val="33"/>
+    <w:abstractNumId w:val="34"/>
   </w:num>
   <w:num w:numId="60" w16cid:durableId="659770676">
-    <w:abstractNumId w:val="66"/>
+    <w:abstractNumId w:val="68"/>
   </w:num>
   <w:num w:numId="61" w16cid:durableId="987126490">
-    <w:abstractNumId w:val="32"/>
+    <w:abstractNumId w:val="33"/>
   </w:num>
   <w:num w:numId="62" w16cid:durableId="2072000942">
     <w:abstractNumId w:val="16"/>
   </w:num>
   <w:num w:numId="63" w16cid:durableId="1637449647">
-    <w:abstractNumId w:val="30"/>
+    <w:abstractNumId w:val="31"/>
   </w:num>
   <w:num w:numId="64" w16cid:durableId="1111509654">
-    <w:abstractNumId w:val="22"/>
+    <w:abstractNumId w:val="23"/>
   </w:num>
   <w:num w:numId="65" w16cid:durableId="1154025284">
-    <w:abstractNumId w:val="57"/>
+    <w:abstractNumId w:val="59"/>
   </w:num>
   <w:num w:numId="66" w16cid:durableId="636229318">
-    <w:abstractNumId w:val="72"/>
+    <w:abstractNumId w:val="74"/>
   </w:num>
   <w:num w:numId="67" w16cid:durableId="1298336313">
-    <w:abstractNumId w:val="56"/>
+    <w:abstractNumId w:val="58"/>
   </w:num>
   <w:num w:numId="68" w16cid:durableId="1780643681">
-    <w:abstractNumId w:val="47"/>
+    <w:abstractNumId w:val="48"/>
   </w:num>
   <w:num w:numId="69" w16cid:durableId="897321311">
     <w:abstractNumId w:val="13"/>
   </w:num>
   <w:num w:numId="70" w16cid:durableId="129985987">
-    <w:abstractNumId w:val="28"/>
+    <w:abstractNumId w:val="29"/>
   </w:num>
   <w:num w:numId="71" w16cid:durableId="225920747">
     <w:abstractNumId w:val="0"/>
   </w:num>
   <w:num w:numId="72" w16cid:durableId="193422590">
-    <w:abstractNumId w:val="73"/>
+    <w:abstractNumId w:val="75"/>
   </w:num>
   <w:num w:numId="73" w16cid:durableId="1538079356">
     <w:abstractNumId w:val="7"/>
   </w:num>
   <w:num w:numId="74" w16cid:durableId="1570772970">
+    <w:abstractNumId w:val="50"/>
+  </w:num>
+  <w:num w:numId="75" w16cid:durableId="939339658">
     <w:abstractNumId w:val="49"/>
   </w:num>
-  <w:num w:numId="75" w16cid:durableId="939339658">
-    <w:abstractNumId w:val="48"/>
+  <w:num w:numId="76" w16cid:durableId="247924988">
+    <w:abstractNumId w:val="72"/>
   </w:num>
-  <w:num w:numId="76" w16cid:durableId="247924988">
-    <w:abstractNumId w:val="70"/>
+  <w:num w:numId="77" w16cid:durableId="1729180216">
+    <w:abstractNumId w:val="19"/>
+  </w:num>
+  <w:num w:numId="78" w16cid:durableId="44567889">
+    <w:abstractNumId w:val="52"/>
   </w:num>
 </w:numbering>
 </file>

--- a/data/Market_Read_quarterly.docx
+++ b/data/Market_Read_quarterly.docx
@@ -8,7 +8,7 @@
           <w:b/>
           <w:bCs/>
         </w:rPr>
-        <w:t>Quarterly Market Read: October 27, 2025</w:t>
+        <w:t>Quarterly Market Read: October 28, 2025</w:t>
       </w:r>
     </w:p>
     <w:p>
@@ -30,7 +30,7 @@
       <w:pPr>
         <w:numPr>
           <w:ilvl w:val="0"/>
-          <w:numId w:val="77"/>
+          <w:numId w:val="79"/>
         </w:numPr>
       </w:pPr>
       <w:r>
@@ -41,14 +41,14 @@
         <w:t>Breadth</w:t>
       </w:r>
       <w:r>
-        <w:t>: 55.9% of names are positive.</w:t>
+        <w:t>: 49.9% of names are positive.</w:t>
       </w:r>
     </w:p>
     <w:p>
       <w:pPr>
         <w:numPr>
           <w:ilvl w:val="0"/>
-          <w:numId w:val="77"/>
+          <w:numId w:val="79"/>
         </w:numPr>
       </w:pPr>
       <w:r>
@@ -66,7 +66,7 @@
           <w:b/>
           <w:bCs/>
         </w:rPr>
-        <w:t>+4.41%</w:t>
+        <w:t>+3.87%</w:t>
       </w:r>
       <w:r>
         <w:t>).</w:t>
@@ -76,7 +76,7 @@
       <w:pPr>
         <w:numPr>
           <w:ilvl w:val="0"/>
-          <w:numId w:val="77"/>
+          <w:numId w:val="79"/>
         </w:numPr>
       </w:pPr>
       <w:r>
@@ -87,14 +87,14 @@
         <w:t>Industrials</w:t>
       </w:r>
       <w:r>
-        <w:t xml:space="preserve">: firm (avg </w:t>
+        <w:t xml:space="preserve">: flat (avg </w:t>
       </w:r>
       <w:r>
         <w:rPr>
           <w:b/>
           <w:bCs/>
         </w:rPr>
-        <w:t>+0.52%</w:t>
+        <w:t>-0.22%</w:t>
       </w:r>
       <w:r>
         <w:t>).</w:t>
@@ -104,7 +104,7 @@
       <w:pPr>
         <w:numPr>
           <w:ilvl w:val="0"/>
-          <w:numId w:val="77"/>
+          <w:numId w:val="79"/>
         </w:numPr>
       </w:pPr>
       <w:r>
@@ -122,7 +122,7 @@
           <w:b/>
           <w:bCs/>
         </w:rPr>
-        <w:t>+1.47%</w:t>
+        <w:t>+0.46%</w:t>
       </w:r>
       <w:r>
         <w:t>).</w:t>
@@ -132,7 +132,7 @@
       <w:pPr>
         <w:numPr>
           <w:ilvl w:val="0"/>
-          <w:numId w:val="77"/>
+          <w:numId w:val="79"/>
         </w:numPr>
       </w:pPr>
       <w:r>
@@ -143,14 +143,14 @@
         <w:t>Consumer Discretionary</w:t>
       </w:r>
       <w:r>
-        <w:t xml:space="preserve">: flat (avg </w:t>
+        <w:t xml:space="preserve">: lagging (avg </w:t>
       </w:r>
       <w:r>
         <w:rPr>
           <w:b/>
           <w:bCs/>
         </w:rPr>
-        <w:t>-0.19%</w:t>
+        <w:t>-1.25%</w:t>
       </w:r>
       <w:r>
         <w:t>).</w:t>
@@ -160,7 +160,7 @@
       <w:pPr>
         <w:numPr>
           <w:ilvl w:val="0"/>
-          <w:numId w:val="77"/>
+          <w:numId w:val="79"/>
         </w:numPr>
       </w:pPr>
       <w:r>
@@ -178,7 +178,7 @@
           <w:b/>
           <w:bCs/>
         </w:rPr>
-        <w:t>-1.60%</w:t>
+        <w:t>-2.42%</w:t>
       </w:r>
       <w:r>
         <w:t>).</w:t>
@@ -188,7 +188,7 @@
       <w:pPr>
         <w:numPr>
           <w:ilvl w:val="0"/>
-          <w:numId w:val="77"/>
+          <w:numId w:val="79"/>
         </w:numPr>
       </w:pPr>
       <w:r>
@@ -199,14 +199,14 @@
         <w:t>Utilities</w:t>
       </w:r>
       <w:r>
-        <w:t xml:space="preserve">: leading (avg </w:t>
+        <w:t xml:space="preserve">: firm (avg </w:t>
       </w:r>
       <w:r>
         <w:rPr>
           <w:b/>
           <w:bCs/>
         </w:rPr>
-        <w:t>+3.52%</w:t>
+        <w:t>+2.08%</w:t>
       </w:r>
       <w:r>
         <w:t>).</w:t>
@@ -216,7 +216,7 @@
       <w:pPr>
         <w:numPr>
           <w:ilvl w:val="0"/>
-          <w:numId w:val="77"/>
+          <w:numId w:val="79"/>
         </w:numPr>
       </w:pPr>
       <w:r>
@@ -227,14 +227,14 @@
         <w:t>Real Estate</w:t>
       </w:r>
       <w:r>
-        <w:t xml:space="preserve">: flat (avg </w:t>
+        <w:t xml:space="preserve">: lagging (avg </w:t>
       </w:r>
       <w:r>
         <w:rPr>
           <w:b/>
           <w:bCs/>
         </w:rPr>
-        <w:t>-0.03%</w:t>
+        <w:t>-2.68%</w:t>
       </w:r>
       <w:r>
         <w:t>).</w:t>
@@ -244,7 +244,7 @@
       <w:pPr>
         <w:numPr>
           <w:ilvl w:val="0"/>
-          <w:numId w:val="77"/>
+          <w:numId w:val="79"/>
         </w:numPr>
       </w:pPr>
       <w:r>
@@ -262,7 +262,7 @@
           <w:b/>
           <w:bCs/>
         </w:rPr>
-        <w:t>+1.09%</w:t>
+        <w:t>+1.03%</w:t>
       </w:r>
       <w:r>
         <w:t>).</w:t>
@@ -272,7 +272,7 @@
       <w:pPr>
         <w:numPr>
           <w:ilvl w:val="0"/>
-          <w:numId w:val="77"/>
+          <w:numId w:val="79"/>
         </w:numPr>
       </w:pPr>
       <w:r>
@@ -283,14 +283,14 @@
         <w:t>Energy</w:t>
       </w:r>
       <w:r>
-        <w:t xml:space="preserve">: soft (avg </w:t>
+        <w:t xml:space="preserve">: heavy (avg </w:t>
       </w:r>
       <w:r>
         <w:rPr>
           <w:b/>
           <w:bCs/>
         </w:rPr>
-        <w:t>-2.17%</w:t>
+        <w:t>-3.53%</w:t>
       </w:r>
       <w:r>
         <w:t>).</w:t>
@@ -300,7 +300,7 @@
       <w:pPr>
         <w:numPr>
           <w:ilvl w:val="0"/>
-          <w:numId w:val="77"/>
+          <w:numId w:val="79"/>
         </w:numPr>
       </w:pPr>
       <w:r>
@@ -318,7 +318,7 @@
           <w:b/>
           <w:bCs/>
         </w:rPr>
-        <w:t>+5.14%</w:t>
+        <w:t>+4.39%</w:t>
       </w:r>
       <w:r>
         <w:t>).</w:t>
@@ -328,7 +328,7 @@
       <w:pPr>
         <w:numPr>
           <w:ilvl w:val="0"/>
-          <w:numId w:val="77"/>
+          <w:numId w:val="79"/>
         </w:numPr>
       </w:pPr>
       <w:r>
@@ -346,7 +346,7 @@
           <w:b/>
           <w:bCs/>
         </w:rPr>
-        <w:t>-4.22%</w:t>
+        <w:t>-4.97%</w:t>
       </w:r>
       <w:r>
         <w:t>).</w:t>
@@ -365,7 +365,7 @@
       <w:pPr>
         <w:numPr>
           <w:ilvl w:val="0"/>
-          <w:numId w:val="78"/>
+          <w:numId w:val="80"/>
         </w:numPr>
       </w:pPr>
       <w:r>
@@ -383,7 +383,7 @@
           <w:b/>
           <w:bCs/>
         </w:rPr>
-        <w:t>+3.25%</w:t>
+        <w:t>+2.51%</w:t>
       </w:r>
       <w:r>
         <w:t>).</w:t>
@@ -393,7 +393,7 @@
       <w:pPr>
         <w:numPr>
           <w:ilvl w:val="0"/>
-          <w:numId w:val="78"/>
+          <w:numId w:val="80"/>
         </w:numPr>
       </w:pPr>
       <w:r>
@@ -411,7 +411,7 @@
           <w:b/>
           <w:bCs/>
         </w:rPr>
-        <w:t>+1.34%</w:t>
+        <w:t>+1.27%</w:t>
       </w:r>
       <w:r>
         <w:t>).</w:t>
@@ -421,7 +421,7 @@
       <w:pPr>
         <w:numPr>
           <w:ilvl w:val="0"/>
-          <w:numId w:val="78"/>
+          <w:numId w:val="80"/>
         </w:numPr>
       </w:pPr>
       <w:r>
@@ -439,7 +439,7 @@
           <w:b/>
           <w:bCs/>
         </w:rPr>
-        <w:t>-3.41%</w:t>
+        <w:t>-3.70%</w:t>
       </w:r>
       <w:r>
         <w:t>).</w:t>
@@ -449,7 +449,7 @@
       <w:pPr>
         <w:numPr>
           <w:ilvl w:val="0"/>
-          <w:numId w:val="78"/>
+          <w:numId w:val="80"/>
         </w:numPr>
       </w:pPr>
       <w:r>
@@ -467,7 +467,7 @@
           <w:b/>
           <w:bCs/>
         </w:rPr>
-        <w:t>+0.86%</w:t>
+        <w:t>+0.91%</w:t>
       </w:r>
       <w:r>
         <w:t>).</w:t>
@@ -477,7 +477,7 @@
       <w:pPr>
         <w:numPr>
           <w:ilvl w:val="0"/>
-          <w:numId w:val="78"/>
+          <w:numId w:val="80"/>
         </w:numPr>
       </w:pPr>
       <w:r>
@@ -489,14 +489,14 @@
         <w:t>Energy Complex (USO, UNG)</w:t>
       </w:r>
       <w:r>
-        <w:t>: soft (</w:t>
+        <w:t>: heavy (</w:t>
       </w:r>
       <w:r>
         <w:rPr>
           <w:b/>
           <w:bCs/>
         </w:rPr>
-        <w:t>-1.12%</w:t>
+        <w:t>-4.40%</w:t>
       </w:r>
       <w:r>
         <w:t>).</w:t>
@@ -511,57 +511,57 @@
         <w:t>Bottom line:</w:t>
       </w:r>
       <w:r>
-        <w:t xml:space="preserve"> Market breadth continues to improve with more than half of names positive. Leadership remains centered on </w:t>
+        <w:t xml:space="preserve"> Market breadth is balanced near 50%, showing a split tape between defensives and cyclicals. </w:t>
       </w:r>
       <w:r>
         <w:rPr>
           <w:b/>
           <w:bCs/>
         </w:rPr>
-        <w:t>Health Care, Technology, Utilities, and Staples</w:t>
+        <w:t>Health Care, Technology, Utilities, and Materials</w:t>
       </w:r>
       <w:r>
-        <w:t xml:space="preserve">, while </w:t>
+        <w:t xml:space="preserve"> continue to lead, while </w:t>
       </w:r>
       <w:r>
         <w:rPr>
           <w:b/>
           <w:bCs/>
         </w:rPr>
-        <w:t>Financials, Energy, and Communication Services</w:t>
+        <w:t>Energy, Financials, and Communication Services</w:t>
       </w:r>
       <w:r>
-        <w:t xml:space="preserve"> continue to lag. Macro posture — </w:t>
+        <w:t xml:space="preserve"> weigh on performance. Macro posture — </w:t>
       </w:r>
       <w:r>
         <w:rPr>
           <w:b/>
           <w:bCs/>
         </w:rPr>
-        <w:t>gold bid, USD firm, yields falling, bonds firm, and the energy complex soft</w:t>
+        <w:t>gold bid, USD firm, yields falling, bonds firm, and the energy complex heavy</w:t>
       </w:r>
       <w:r>
-        <w:t xml:space="preserve"> — reflects </w:t>
+        <w:t xml:space="preserve"> — continues to signal </w:t>
       </w:r>
       <w:r>
         <w:rPr>
           <w:b/>
           <w:bCs/>
         </w:rPr>
-        <w:t>slowing growth with moderating inflation pressures</w:t>
+        <w:t>slowing growth with easing inflation pressures</w:t>
       </w:r>
       <w:r>
-        <w:t xml:space="preserve">, a backdrop that continues to reward </w:t>
+        <w:t xml:space="preserve">, a setup that favors </w:t>
       </w:r>
       <w:r>
         <w:rPr>
           <w:b/>
           <w:bCs/>
         </w:rPr>
-        <w:t>defensive, high-quality, and duration-sensitive assets</w:t>
+        <w:t>defensive, rate-sensitive, and quality assets</w:t>
       </w:r>
       <w:r>
-        <w:t xml:space="preserve"> over cyclical or high-beta exposures.</w:t>
+        <w:t xml:space="preserve"> over high-beta or cyclical exposures.</w:t>
       </w:r>
     </w:p>
     <w:p/>
@@ -5645,6 +5645,155 @@
     </w:lvl>
   </w:abstractNum>
   <w:abstractNum w:abstractNumId="34" w15:restartNumberingAfterBreak="0">
+    <w:nsid w:val="38BF4809"/>
+    <w:multiLevelType w:val="multilevel"/>
+    <w:tmpl w:val="925A2D08"/>
+    <w:lvl w:ilvl="0">
+      <w:start w:val="1"/>
+      <w:numFmt w:val="bullet"/>
+      <w:lvlText w:val=""/>
+      <w:lvlJc w:val="left"/>
+      <w:pPr>
+        <w:tabs>
+          <w:tab w:val="num" w:pos="720"/>
+        </w:tabs>
+        <w:ind w:left="720" w:hanging="360"/>
+      </w:pPr>
+      <w:rPr>
+        <w:rFonts w:ascii="Symbol" w:hAnsi="Symbol" w:hint="default"/>
+        <w:sz w:val="20"/>
+      </w:rPr>
+    </w:lvl>
+    <w:lvl w:ilvl="1" w:tentative="1">
+      <w:start w:val="1"/>
+      <w:numFmt w:val="bullet"/>
+      <w:lvlText w:val="o"/>
+      <w:lvlJc w:val="left"/>
+      <w:pPr>
+        <w:tabs>
+          <w:tab w:val="num" w:pos="1440"/>
+        </w:tabs>
+        <w:ind w:left="1440" w:hanging="360"/>
+      </w:pPr>
+      <w:rPr>
+        <w:rFonts w:ascii="Courier New" w:hAnsi="Courier New" w:hint="default"/>
+        <w:sz w:val="20"/>
+      </w:rPr>
+    </w:lvl>
+    <w:lvl w:ilvl="2" w:tentative="1">
+      <w:start w:val="1"/>
+      <w:numFmt w:val="bullet"/>
+      <w:lvlText w:val=""/>
+      <w:lvlJc w:val="left"/>
+      <w:pPr>
+        <w:tabs>
+          <w:tab w:val="num" w:pos="2160"/>
+        </w:tabs>
+        <w:ind w:left="2160" w:hanging="360"/>
+      </w:pPr>
+      <w:rPr>
+        <w:rFonts w:ascii="Wingdings" w:hAnsi="Wingdings" w:hint="default"/>
+        <w:sz w:val="20"/>
+      </w:rPr>
+    </w:lvl>
+    <w:lvl w:ilvl="3" w:tentative="1">
+      <w:start w:val="1"/>
+      <w:numFmt w:val="bullet"/>
+      <w:lvlText w:val=""/>
+      <w:lvlJc w:val="left"/>
+      <w:pPr>
+        <w:tabs>
+          <w:tab w:val="num" w:pos="2880"/>
+        </w:tabs>
+        <w:ind w:left="2880" w:hanging="360"/>
+      </w:pPr>
+      <w:rPr>
+        <w:rFonts w:ascii="Wingdings" w:hAnsi="Wingdings" w:hint="default"/>
+        <w:sz w:val="20"/>
+      </w:rPr>
+    </w:lvl>
+    <w:lvl w:ilvl="4" w:tentative="1">
+      <w:start w:val="1"/>
+      <w:numFmt w:val="bullet"/>
+      <w:lvlText w:val=""/>
+      <w:lvlJc w:val="left"/>
+      <w:pPr>
+        <w:tabs>
+          <w:tab w:val="num" w:pos="3600"/>
+        </w:tabs>
+        <w:ind w:left="3600" w:hanging="360"/>
+      </w:pPr>
+      <w:rPr>
+        <w:rFonts w:ascii="Wingdings" w:hAnsi="Wingdings" w:hint="default"/>
+        <w:sz w:val="20"/>
+      </w:rPr>
+    </w:lvl>
+    <w:lvl w:ilvl="5" w:tentative="1">
+      <w:start w:val="1"/>
+      <w:numFmt w:val="bullet"/>
+      <w:lvlText w:val=""/>
+      <w:lvlJc w:val="left"/>
+      <w:pPr>
+        <w:tabs>
+          <w:tab w:val="num" w:pos="4320"/>
+        </w:tabs>
+        <w:ind w:left="4320" w:hanging="360"/>
+      </w:pPr>
+      <w:rPr>
+        <w:rFonts w:ascii="Wingdings" w:hAnsi="Wingdings" w:hint="default"/>
+        <w:sz w:val="20"/>
+      </w:rPr>
+    </w:lvl>
+    <w:lvl w:ilvl="6" w:tentative="1">
+      <w:start w:val="1"/>
+      <w:numFmt w:val="bullet"/>
+      <w:lvlText w:val=""/>
+      <w:lvlJc w:val="left"/>
+      <w:pPr>
+        <w:tabs>
+          <w:tab w:val="num" w:pos="5040"/>
+        </w:tabs>
+        <w:ind w:left="5040" w:hanging="360"/>
+      </w:pPr>
+      <w:rPr>
+        <w:rFonts w:ascii="Wingdings" w:hAnsi="Wingdings" w:hint="default"/>
+        <w:sz w:val="20"/>
+      </w:rPr>
+    </w:lvl>
+    <w:lvl w:ilvl="7" w:tentative="1">
+      <w:start w:val="1"/>
+      <w:numFmt w:val="bullet"/>
+      <w:lvlText w:val=""/>
+      <w:lvlJc w:val="left"/>
+      <w:pPr>
+        <w:tabs>
+          <w:tab w:val="num" w:pos="5760"/>
+        </w:tabs>
+        <w:ind w:left="5760" w:hanging="360"/>
+      </w:pPr>
+      <w:rPr>
+        <w:rFonts w:ascii="Wingdings" w:hAnsi="Wingdings" w:hint="default"/>
+        <w:sz w:val="20"/>
+      </w:rPr>
+    </w:lvl>
+    <w:lvl w:ilvl="8" w:tentative="1">
+      <w:start w:val="1"/>
+      <w:numFmt w:val="bullet"/>
+      <w:lvlText w:val=""/>
+      <w:lvlJc w:val="left"/>
+      <w:pPr>
+        <w:tabs>
+          <w:tab w:val="num" w:pos="6480"/>
+        </w:tabs>
+        <w:ind w:left="6480" w:hanging="360"/>
+      </w:pPr>
+      <w:rPr>
+        <w:rFonts w:ascii="Wingdings" w:hAnsi="Wingdings" w:hint="default"/>
+        <w:sz w:val="20"/>
+      </w:rPr>
+    </w:lvl>
+  </w:abstractNum>
+  <w:abstractNum w:abstractNumId="35" w15:restartNumberingAfterBreak="0">
     <w:nsid w:val="3E6F5D06"/>
     <w:multiLevelType w:val="multilevel"/>
     <w:tmpl w:val="048E3170"/>
@@ -5793,7 +5942,7 @@
       </w:rPr>
     </w:lvl>
   </w:abstractNum>
-  <w:abstractNum w:abstractNumId="35" w15:restartNumberingAfterBreak="0">
+  <w:abstractNum w:abstractNumId="36" w15:restartNumberingAfterBreak="0">
     <w:nsid w:val="3F362D47"/>
     <w:multiLevelType w:val="multilevel"/>
     <w:tmpl w:val="88CA522A"/>
@@ -5942,7 +6091,7 @@
       </w:rPr>
     </w:lvl>
   </w:abstractNum>
-  <w:abstractNum w:abstractNumId="36" w15:restartNumberingAfterBreak="0">
+  <w:abstractNum w:abstractNumId="37" w15:restartNumberingAfterBreak="0">
     <w:nsid w:val="44BC3258"/>
     <w:multiLevelType w:val="multilevel"/>
     <w:tmpl w:val="46687CC4"/>
@@ -6091,7 +6240,7 @@
       </w:rPr>
     </w:lvl>
   </w:abstractNum>
-  <w:abstractNum w:abstractNumId="37" w15:restartNumberingAfterBreak="0">
+  <w:abstractNum w:abstractNumId="38" w15:restartNumberingAfterBreak="0">
     <w:nsid w:val="48C97CF2"/>
     <w:multiLevelType w:val="multilevel"/>
     <w:tmpl w:val="351A9F9A"/>
@@ -6240,7 +6389,7 @@
       </w:rPr>
     </w:lvl>
   </w:abstractNum>
-  <w:abstractNum w:abstractNumId="38" w15:restartNumberingAfterBreak="0">
+  <w:abstractNum w:abstractNumId="39" w15:restartNumberingAfterBreak="0">
     <w:nsid w:val="49421EC4"/>
     <w:multiLevelType w:val="multilevel"/>
     <w:tmpl w:val="1070D884"/>
@@ -6389,7 +6538,7 @@
       </w:rPr>
     </w:lvl>
   </w:abstractNum>
-  <w:abstractNum w:abstractNumId="39" w15:restartNumberingAfterBreak="0">
+  <w:abstractNum w:abstractNumId="40" w15:restartNumberingAfterBreak="0">
     <w:nsid w:val="49BE432E"/>
     <w:multiLevelType w:val="multilevel"/>
     <w:tmpl w:val="F31895E0"/>
@@ -6538,7 +6687,7 @@
       </w:rPr>
     </w:lvl>
   </w:abstractNum>
-  <w:abstractNum w:abstractNumId="40" w15:restartNumberingAfterBreak="0">
+  <w:abstractNum w:abstractNumId="41" w15:restartNumberingAfterBreak="0">
     <w:nsid w:val="4D6D2000"/>
     <w:multiLevelType w:val="multilevel"/>
     <w:tmpl w:val="D222DEEC"/>
@@ -6687,7 +6836,7 @@
       </w:rPr>
     </w:lvl>
   </w:abstractNum>
-  <w:abstractNum w:abstractNumId="41" w15:restartNumberingAfterBreak="0">
+  <w:abstractNum w:abstractNumId="42" w15:restartNumberingAfterBreak="0">
     <w:nsid w:val="4E7C38B9"/>
     <w:multiLevelType w:val="multilevel"/>
     <w:tmpl w:val="BA9A3C7A"/>
@@ -6836,7 +6985,7 @@
       </w:rPr>
     </w:lvl>
   </w:abstractNum>
-  <w:abstractNum w:abstractNumId="42" w15:restartNumberingAfterBreak="0">
+  <w:abstractNum w:abstractNumId="43" w15:restartNumberingAfterBreak="0">
     <w:nsid w:val="4F675C52"/>
     <w:multiLevelType w:val="multilevel"/>
     <w:tmpl w:val="E8746552"/>
@@ -6985,7 +7134,7 @@
       </w:rPr>
     </w:lvl>
   </w:abstractNum>
-  <w:abstractNum w:abstractNumId="43" w15:restartNumberingAfterBreak="0">
+  <w:abstractNum w:abstractNumId="44" w15:restartNumberingAfterBreak="0">
     <w:nsid w:val="518B0AF4"/>
     <w:multiLevelType w:val="multilevel"/>
     <w:tmpl w:val="E21A9B02"/>
@@ -7134,7 +7283,7 @@
       </w:rPr>
     </w:lvl>
   </w:abstractNum>
-  <w:abstractNum w:abstractNumId="44" w15:restartNumberingAfterBreak="0">
+  <w:abstractNum w:abstractNumId="45" w15:restartNumberingAfterBreak="0">
     <w:nsid w:val="554A2D8C"/>
     <w:multiLevelType w:val="multilevel"/>
     <w:tmpl w:val="030AEED4"/>
@@ -7283,7 +7432,7 @@
       </w:rPr>
     </w:lvl>
   </w:abstractNum>
-  <w:abstractNum w:abstractNumId="45" w15:restartNumberingAfterBreak="0">
+  <w:abstractNum w:abstractNumId="46" w15:restartNumberingAfterBreak="0">
     <w:nsid w:val="55E56A09"/>
     <w:multiLevelType w:val="multilevel"/>
     <w:tmpl w:val="42345B00"/>
@@ -7432,7 +7581,7 @@
       </w:rPr>
     </w:lvl>
   </w:abstractNum>
-  <w:abstractNum w:abstractNumId="46" w15:restartNumberingAfterBreak="0">
+  <w:abstractNum w:abstractNumId="47" w15:restartNumberingAfterBreak="0">
     <w:nsid w:val="565672AE"/>
     <w:multiLevelType w:val="multilevel"/>
     <w:tmpl w:val="9DB47B8A"/>
@@ -7581,7 +7730,7 @@
       </w:rPr>
     </w:lvl>
   </w:abstractNum>
-  <w:abstractNum w:abstractNumId="47" w15:restartNumberingAfterBreak="0">
+  <w:abstractNum w:abstractNumId="48" w15:restartNumberingAfterBreak="0">
     <w:nsid w:val="569C54B2"/>
     <w:multiLevelType w:val="multilevel"/>
     <w:tmpl w:val="EE7EE69A"/>
@@ -7730,7 +7879,7 @@
       </w:rPr>
     </w:lvl>
   </w:abstractNum>
-  <w:abstractNum w:abstractNumId="48" w15:restartNumberingAfterBreak="0">
+  <w:abstractNum w:abstractNumId="49" w15:restartNumberingAfterBreak="0">
     <w:nsid w:val="56F71075"/>
     <w:multiLevelType w:val="multilevel"/>
     <w:tmpl w:val="2952AC56"/>
@@ -7879,7 +8028,7 @@
       </w:rPr>
     </w:lvl>
   </w:abstractNum>
-  <w:abstractNum w:abstractNumId="49" w15:restartNumberingAfterBreak="0">
+  <w:abstractNum w:abstractNumId="50" w15:restartNumberingAfterBreak="0">
     <w:nsid w:val="57DB2464"/>
     <w:multiLevelType w:val="multilevel"/>
     <w:tmpl w:val="744AAF80"/>
@@ -8028,7 +8177,7 @@
       </w:rPr>
     </w:lvl>
   </w:abstractNum>
-  <w:abstractNum w:abstractNumId="50" w15:restartNumberingAfterBreak="0">
+  <w:abstractNum w:abstractNumId="51" w15:restartNumberingAfterBreak="0">
     <w:nsid w:val="587A0CCD"/>
     <w:multiLevelType w:val="multilevel"/>
     <w:tmpl w:val="750CB344"/>
@@ -8177,7 +8326,7 @@
       </w:rPr>
     </w:lvl>
   </w:abstractNum>
-  <w:abstractNum w:abstractNumId="51" w15:restartNumberingAfterBreak="0">
+  <w:abstractNum w:abstractNumId="52" w15:restartNumberingAfterBreak="0">
     <w:nsid w:val="5918416D"/>
     <w:multiLevelType w:val="multilevel"/>
     <w:tmpl w:val="7160D344"/>
@@ -8326,7 +8475,7 @@
       </w:rPr>
     </w:lvl>
   </w:abstractNum>
-  <w:abstractNum w:abstractNumId="52" w15:restartNumberingAfterBreak="0">
+  <w:abstractNum w:abstractNumId="53" w15:restartNumberingAfterBreak="0">
     <w:nsid w:val="5ABA52A8"/>
     <w:multiLevelType w:val="multilevel"/>
     <w:tmpl w:val="91FE5CEA"/>
@@ -8475,7 +8624,7 @@
       </w:rPr>
     </w:lvl>
   </w:abstractNum>
-  <w:abstractNum w:abstractNumId="53" w15:restartNumberingAfterBreak="0">
+  <w:abstractNum w:abstractNumId="54" w15:restartNumberingAfterBreak="0">
     <w:nsid w:val="5AD277F9"/>
     <w:multiLevelType w:val="multilevel"/>
     <w:tmpl w:val="BE649556"/>
@@ -8624,7 +8773,7 @@
       </w:rPr>
     </w:lvl>
   </w:abstractNum>
-  <w:abstractNum w:abstractNumId="54" w15:restartNumberingAfterBreak="0">
+  <w:abstractNum w:abstractNumId="55" w15:restartNumberingAfterBreak="0">
     <w:nsid w:val="5BC6754C"/>
     <w:multiLevelType w:val="multilevel"/>
     <w:tmpl w:val="61C8A2DE"/>
@@ -8773,7 +8922,7 @@
       </w:rPr>
     </w:lvl>
   </w:abstractNum>
-  <w:abstractNum w:abstractNumId="55" w15:restartNumberingAfterBreak="0">
+  <w:abstractNum w:abstractNumId="56" w15:restartNumberingAfterBreak="0">
     <w:nsid w:val="5C590522"/>
     <w:multiLevelType w:val="multilevel"/>
     <w:tmpl w:val="21E6C334"/>
@@ -8922,7 +9071,7 @@
       </w:rPr>
     </w:lvl>
   </w:abstractNum>
-  <w:abstractNum w:abstractNumId="56" w15:restartNumberingAfterBreak="0">
+  <w:abstractNum w:abstractNumId="57" w15:restartNumberingAfterBreak="0">
     <w:nsid w:val="5F25507A"/>
     <w:multiLevelType w:val="multilevel"/>
     <w:tmpl w:val="577A4134"/>
@@ -9071,7 +9220,7 @@
       </w:rPr>
     </w:lvl>
   </w:abstractNum>
-  <w:abstractNum w:abstractNumId="57" w15:restartNumberingAfterBreak="0">
+  <w:abstractNum w:abstractNumId="58" w15:restartNumberingAfterBreak="0">
     <w:nsid w:val="610A18D6"/>
     <w:multiLevelType w:val="multilevel"/>
     <w:tmpl w:val="0C103A64"/>
@@ -9220,7 +9369,7 @@
       </w:rPr>
     </w:lvl>
   </w:abstractNum>
-  <w:abstractNum w:abstractNumId="58" w15:restartNumberingAfterBreak="0">
+  <w:abstractNum w:abstractNumId="59" w15:restartNumberingAfterBreak="0">
     <w:nsid w:val="622C70E0"/>
     <w:multiLevelType w:val="multilevel"/>
     <w:tmpl w:val="1AEE679E"/>
@@ -9369,7 +9518,7 @@
       </w:rPr>
     </w:lvl>
   </w:abstractNum>
-  <w:abstractNum w:abstractNumId="59" w15:restartNumberingAfterBreak="0">
+  <w:abstractNum w:abstractNumId="60" w15:restartNumberingAfterBreak="0">
     <w:nsid w:val="640E2F59"/>
     <w:multiLevelType w:val="multilevel"/>
     <w:tmpl w:val="26F4B2DE"/>
@@ -9518,7 +9667,7 @@
       </w:rPr>
     </w:lvl>
   </w:abstractNum>
-  <w:abstractNum w:abstractNumId="60" w15:restartNumberingAfterBreak="0">
+  <w:abstractNum w:abstractNumId="61" w15:restartNumberingAfterBreak="0">
     <w:nsid w:val="64706C61"/>
     <w:multiLevelType w:val="multilevel"/>
     <w:tmpl w:val="2AA095D8"/>
@@ -9667,7 +9816,7 @@
       </w:rPr>
     </w:lvl>
   </w:abstractNum>
-  <w:abstractNum w:abstractNumId="61" w15:restartNumberingAfterBreak="0">
+  <w:abstractNum w:abstractNumId="62" w15:restartNumberingAfterBreak="0">
     <w:nsid w:val="663131E0"/>
     <w:multiLevelType w:val="multilevel"/>
     <w:tmpl w:val="1E82DB90"/>
@@ -9816,7 +9965,7 @@
       </w:rPr>
     </w:lvl>
   </w:abstractNum>
-  <w:abstractNum w:abstractNumId="62" w15:restartNumberingAfterBreak="0">
+  <w:abstractNum w:abstractNumId="63" w15:restartNumberingAfterBreak="0">
     <w:nsid w:val="676E4319"/>
     <w:multiLevelType w:val="multilevel"/>
     <w:tmpl w:val="D38640E0"/>
@@ -9965,7 +10114,7 @@
       </w:rPr>
     </w:lvl>
   </w:abstractNum>
-  <w:abstractNum w:abstractNumId="63" w15:restartNumberingAfterBreak="0">
+  <w:abstractNum w:abstractNumId="64" w15:restartNumberingAfterBreak="0">
     <w:nsid w:val="6CDE4304"/>
     <w:multiLevelType w:val="multilevel"/>
     <w:tmpl w:val="442A8830"/>
@@ -10114,7 +10263,7 @@
       </w:rPr>
     </w:lvl>
   </w:abstractNum>
-  <w:abstractNum w:abstractNumId="64" w15:restartNumberingAfterBreak="0">
+  <w:abstractNum w:abstractNumId="65" w15:restartNumberingAfterBreak="0">
     <w:nsid w:val="6CED189A"/>
     <w:multiLevelType w:val="multilevel"/>
     <w:tmpl w:val="019E646A"/>
@@ -10263,7 +10412,7 @@
       </w:rPr>
     </w:lvl>
   </w:abstractNum>
-  <w:abstractNum w:abstractNumId="65" w15:restartNumberingAfterBreak="0">
+  <w:abstractNum w:abstractNumId="66" w15:restartNumberingAfterBreak="0">
     <w:nsid w:val="6D982CB9"/>
     <w:multiLevelType w:val="multilevel"/>
     <w:tmpl w:val="EFA65B1E"/>
@@ -10412,7 +10561,7 @@
       </w:rPr>
     </w:lvl>
   </w:abstractNum>
-  <w:abstractNum w:abstractNumId="66" w15:restartNumberingAfterBreak="0">
+  <w:abstractNum w:abstractNumId="67" w15:restartNumberingAfterBreak="0">
     <w:nsid w:val="6FAC686D"/>
     <w:multiLevelType w:val="multilevel"/>
     <w:tmpl w:val="F7CCE078"/>
@@ -10561,7 +10710,7 @@
       </w:rPr>
     </w:lvl>
   </w:abstractNum>
-  <w:abstractNum w:abstractNumId="67" w15:restartNumberingAfterBreak="0">
+  <w:abstractNum w:abstractNumId="68" w15:restartNumberingAfterBreak="0">
     <w:nsid w:val="70427236"/>
     <w:multiLevelType w:val="multilevel"/>
     <w:tmpl w:val="834A0EA4"/>
@@ -10710,7 +10859,7 @@
       </w:rPr>
     </w:lvl>
   </w:abstractNum>
-  <w:abstractNum w:abstractNumId="68" w15:restartNumberingAfterBreak="0">
+  <w:abstractNum w:abstractNumId="69" w15:restartNumberingAfterBreak="0">
     <w:nsid w:val="72987028"/>
     <w:multiLevelType w:val="multilevel"/>
     <w:tmpl w:val="0B8AE7E8"/>
@@ -10859,7 +11008,7 @@
       </w:rPr>
     </w:lvl>
   </w:abstractNum>
-  <w:abstractNum w:abstractNumId="69" w15:restartNumberingAfterBreak="0">
+  <w:abstractNum w:abstractNumId="70" w15:restartNumberingAfterBreak="0">
     <w:nsid w:val="74995DA1"/>
     <w:multiLevelType w:val="multilevel"/>
     <w:tmpl w:val="47E69886"/>
@@ -11008,7 +11157,7 @@
       </w:rPr>
     </w:lvl>
   </w:abstractNum>
-  <w:abstractNum w:abstractNumId="70" w15:restartNumberingAfterBreak="0">
+  <w:abstractNum w:abstractNumId="71" w15:restartNumberingAfterBreak="0">
     <w:nsid w:val="75133277"/>
     <w:multiLevelType w:val="multilevel"/>
     <w:tmpl w:val="98A67D76"/>
@@ -11157,7 +11306,7 @@
       </w:rPr>
     </w:lvl>
   </w:abstractNum>
-  <w:abstractNum w:abstractNumId="71" w15:restartNumberingAfterBreak="0">
+  <w:abstractNum w:abstractNumId="72" w15:restartNumberingAfterBreak="0">
     <w:nsid w:val="75145F1E"/>
     <w:multiLevelType w:val="multilevel"/>
     <w:tmpl w:val="A9F0EEDE"/>
@@ -11306,7 +11455,7 @@
       </w:rPr>
     </w:lvl>
   </w:abstractNum>
-  <w:abstractNum w:abstractNumId="72" w15:restartNumberingAfterBreak="0">
+  <w:abstractNum w:abstractNumId="73" w15:restartNumberingAfterBreak="0">
     <w:nsid w:val="77780210"/>
     <w:multiLevelType w:val="multilevel"/>
     <w:tmpl w:val="9AB6D36A"/>
@@ -11455,7 +11604,7 @@
       </w:rPr>
     </w:lvl>
   </w:abstractNum>
-  <w:abstractNum w:abstractNumId="73" w15:restartNumberingAfterBreak="0">
+  <w:abstractNum w:abstractNumId="74" w15:restartNumberingAfterBreak="0">
     <w:nsid w:val="77F70E72"/>
     <w:multiLevelType w:val="multilevel"/>
     <w:tmpl w:val="CA4A179E"/>
@@ -11604,7 +11753,7 @@
       </w:rPr>
     </w:lvl>
   </w:abstractNum>
-  <w:abstractNum w:abstractNumId="74" w15:restartNumberingAfterBreak="0">
+  <w:abstractNum w:abstractNumId="75" w15:restartNumberingAfterBreak="0">
     <w:nsid w:val="78AF3623"/>
     <w:multiLevelType w:val="multilevel"/>
     <w:tmpl w:val="10EA459E"/>
@@ -11753,7 +11902,7 @@
       </w:rPr>
     </w:lvl>
   </w:abstractNum>
-  <w:abstractNum w:abstractNumId="75" w15:restartNumberingAfterBreak="0">
+  <w:abstractNum w:abstractNumId="76" w15:restartNumberingAfterBreak="0">
     <w:nsid w:val="79075D66"/>
     <w:multiLevelType w:val="multilevel"/>
     <w:tmpl w:val="DAA2F8BE"/>
@@ -11902,7 +12051,156 @@
       </w:rPr>
     </w:lvl>
   </w:abstractNum>
-  <w:abstractNum w:abstractNumId="76" w15:restartNumberingAfterBreak="0">
+  <w:abstractNum w:abstractNumId="77" w15:restartNumberingAfterBreak="0">
+    <w:nsid w:val="79BB5CE8"/>
+    <w:multiLevelType w:val="multilevel"/>
+    <w:tmpl w:val="EDFC70D6"/>
+    <w:lvl w:ilvl="0">
+      <w:start w:val="1"/>
+      <w:numFmt w:val="bullet"/>
+      <w:lvlText w:val=""/>
+      <w:lvlJc w:val="left"/>
+      <w:pPr>
+        <w:tabs>
+          <w:tab w:val="num" w:pos="720"/>
+        </w:tabs>
+        <w:ind w:left="720" w:hanging="360"/>
+      </w:pPr>
+      <w:rPr>
+        <w:rFonts w:ascii="Symbol" w:hAnsi="Symbol" w:hint="default"/>
+        <w:sz w:val="20"/>
+      </w:rPr>
+    </w:lvl>
+    <w:lvl w:ilvl="1" w:tentative="1">
+      <w:start w:val="1"/>
+      <w:numFmt w:val="bullet"/>
+      <w:lvlText w:val="o"/>
+      <w:lvlJc w:val="left"/>
+      <w:pPr>
+        <w:tabs>
+          <w:tab w:val="num" w:pos="1440"/>
+        </w:tabs>
+        <w:ind w:left="1440" w:hanging="360"/>
+      </w:pPr>
+      <w:rPr>
+        <w:rFonts w:ascii="Courier New" w:hAnsi="Courier New" w:hint="default"/>
+        <w:sz w:val="20"/>
+      </w:rPr>
+    </w:lvl>
+    <w:lvl w:ilvl="2" w:tentative="1">
+      <w:start w:val="1"/>
+      <w:numFmt w:val="bullet"/>
+      <w:lvlText w:val=""/>
+      <w:lvlJc w:val="left"/>
+      <w:pPr>
+        <w:tabs>
+          <w:tab w:val="num" w:pos="2160"/>
+        </w:tabs>
+        <w:ind w:left="2160" w:hanging="360"/>
+      </w:pPr>
+      <w:rPr>
+        <w:rFonts w:ascii="Wingdings" w:hAnsi="Wingdings" w:hint="default"/>
+        <w:sz w:val="20"/>
+      </w:rPr>
+    </w:lvl>
+    <w:lvl w:ilvl="3" w:tentative="1">
+      <w:start w:val="1"/>
+      <w:numFmt w:val="bullet"/>
+      <w:lvlText w:val=""/>
+      <w:lvlJc w:val="left"/>
+      <w:pPr>
+        <w:tabs>
+          <w:tab w:val="num" w:pos="2880"/>
+        </w:tabs>
+        <w:ind w:left="2880" w:hanging="360"/>
+      </w:pPr>
+      <w:rPr>
+        <w:rFonts w:ascii="Wingdings" w:hAnsi="Wingdings" w:hint="default"/>
+        <w:sz w:val="20"/>
+      </w:rPr>
+    </w:lvl>
+    <w:lvl w:ilvl="4" w:tentative="1">
+      <w:start w:val="1"/>
+      <w:numFmt w:val="bullet"/>
+      <w:lvlText w:val=""/>
+      <w:lvlJc w:val="left"/>
+      <w:pPr>
+        <w:tabs>
+          <w:tab w:val="num" w:pos="3600"/>
+        </w:tabs>
+        <w:ind w:left="3600" w:hanging="360"/>
+      </w:pPr>
+      <w:rPr>
+        <w:rFonts w:ascii="Wingdings" w:hAnsi="Wingdings" w:hint="default"/>
+        <w:sz w:val="20"/>
+      </w:rPr>
+    </w:lvl>
+    <w:lvl w:ilvl="5" w:tentative="1">
+      <w:start w:val="1"/>
+      <w:numFmt w:val="bullet"/>
+      <w:lvlText w:val=""/>
+      <w:lvlJc w:val="left"/>
+      <w:pPr>
+        <w:tabs>
+          <w:tab w:val="num" w:pos="4320"/>
+        </w:tabs>
+        <w:ind w:left="4320" w:hanging="360"/>
+      </w:pPr>
+      <w:rPr>
+        <w:rFonts w:ascii="Wingdings" w:hAnsi="Wingdings" w:hint="default"/>
+        <w:sz w:val="20"/>
+      </w:rPr>
+    </w:lvl>
+    <w:lvl w:ilvl="6" w:tentative="1">
+      <w:start w:val="1"/>
+      <w:numFmt w:val="bullet"/>
+      <w:lvlText w:val=""/>
+      <w:lvlJc w:val="left"/>
+      <w:pPr>
+        <w:tabs>
+          <w:tab w:val="num" w:pos="5040"/>
+        </w:tabs>
+        <w:ind w:left="5040" w:hanging="360"/>
+      </w:pPr>
+      <w:rPr>
+        <w:rFonts w:ascii="Wingdings" w:hAnsi="Wingdings" w:hint="default"/>
+        <w:sz w:val="20"/>
+      </w:rPr>
+    </w:lvl>
+    <w:lvl w:ilvl="7" w:tentative="1">
+      <w:start w:val="1"/>
+      <w:numFmt w:val="bullet"/>
+      <w:lvlText w:val=""/>
+      <w:lvlJc w:val="left"/>
+      <w:pPr>
+        <w:tabs>
+          <w:tab w:val="num" w:pos="5760"/>
+        </w:tabs>
+        <w:ind w:left="5760" w:hanging="360"/>
+      </w:pPr>
+      <w:rPr>
+        <w:rFonts w:ascii="Wingdings" w:hAnsi="Wingdings" w:hint="default"/>
+        <w:sz w:val="20"/>
+      </w:rPr>
+    </w:lvl>
+    <w:lvl w:ilvl="8" w:tentative="1">
+      <w:start w:val="1"/>
+      <w:numFmt w:val="bullet"/>
+      <w:lvlText w:val=""/>
+      <w:lvlJc w:val="left"/>
+      <w:pPr>
+        <w:tabs>
+          <w:tab w:val="num" w:pos="6480"/>
+        </w:tabs>
+        <w:ind w:left="6480" w:hanging="360"/>
+      </w:pPr>
+      <w:rPr>
+        <w:rFonts w:ascii="Wingdings" w:hAnsi="Wingdings" w:hint="default"/>
+        <w:sz w:val="20"/>
+      </w:rPr>
+    </w:lvl>
+  </w:abstractNum>
+  <w:abstractNum w:abstractNumId="78" w15:restartNumberingAfterBreak="0">
     <w:nsid w:val="7B2751C4"/>
     <w:multiLevelType w:val="multilevel"/>
     <w:tmpl w:val="4412CEC4"/>
@@ -12051,7 +12349,7 @@
       </w:rPr>
     </w:lvl>
   </w:abstractNum>
-  <w:abstractNum w:abstractNumId="77" w15:restartNumberingAfterBreak="0">
+  <w:abstractNum w:abstractNumId="79" w15:restartNumberingAfterBreak="0">
     <w:nsid w:val="7BAF4D94"/>
     <w:multiLevelType w:val="multilevel"/>
     <w:tmpl w:val="BDB8BFAA"/>
@@ -12207,13 +12505,13 @@
     <w:abstractNumId w:val="3"/>
   </w:num>
   <w:num w:numId="3" w16cid:durableId="1233933601">
-    <w:abstractNumId w:val="41"/>
+    <w:abstractNumId w:val="42"/>
   </w:num>
   <w:num w:numId="4" w16cid:durableId="500435007">
     <w:abstractNumId w:val="9"/>
   </w:num>
   <w:num w:numId="5" w16cid:durableId="1033847455">
-    <w:abstractNumId w:val="73"/>
+    <w:abstractNumId w:val="74"/>
   </w:num>
   <w:num w:numId="6" w16cid:durableId="267081670">
     <w:abstractNumId w:val="17"/>
@@ -12222,22 +12520,22 @@
     <w:abstractNumId w:val="6"/>
   </w:num>
   <w:num w:numId="8" w16cid:durableId="1135759933">
-    <w:abstractNumId w:val="53"/>
+    <w:abstractNumId w:val="54"/>
   </w:num>
   <w:num w:numId="9" w16cid:durableId="442268721">
-    <w:abstractNumId w:val="39"/>
+    <w:abstractNumId w:val="40"/>
   </w:num>
   <w:num w:numId="10" w16cid:durableId="691494407">
-    <w:abstractNumId w:val="37"/>
+    <w:abstractNumId w:val="38"/>
   </w:num>
   <w:num w:numId="11" w16cid:durableId="1705208919">
-    <w:abstractNumId w:val="38"/>
+    <w:abstractNumId w:val="39"/>
   </w:num>
   <w:num w:numId="12" w16cid:durableId="401762157">
     <w:abstractNumId w:val="11"/>
   </w:num>
   <w:num w:numId="13" w16cid:durableId="967707405">
-    <w:abstractNumId w:val="35"/>
+    <w:abstractNumId w:val="36"/>
   </w:num>
   <w:num w:numId="14" w16cid:durableId="2070766778">
     <w:abstractNumId w:val="27"/>
@@ -12249,10 +12547,10 @@
     <w:abstractNumId w:val="20"/>
   </w:num>
   <w:num w:numId="17" w16cid:durableId="1612980622">
-    <w:abstractNumId w:val="61"/>
+    <w:abstractNumId w:val="62"/>
   </w:num>
   <w:num w:numId="18" w16cid:durableId="2093504055">
-    <w:abstractNumId w:val="65"/>
+    <w:abstractNumId w:val="66"/>
   </w:num>
   <w:num w:numId="19" w16cid:durableId="344942916">
     <w:abstractNumId w:val="15"/>
@@ -12261,16 +12559,16 @@
     <w:abstractNumId w:val="10"/>
   </w:num>
   <w:num w:numId="21" w16cid:durableId="1645238814">
-    <w:abstractNumId w:val="40"/>
+    <w:abstractNumId w:val="41"/>
   </w:num>
   <w:num w:numId="22" w16cid:durableId="1129937329">
     <w:abstractNumId w:val="5"/>
   </w:num>
   <w:num w:numId="23" w16cid:durableId="1723820948">
-    <w:abstractNumId w:val="44"/>
+    <w:abstractNumId w:val="45"/>
   </w:num>
   <w:num w:numId="24" w16cid:durableId="837844535">
-    <w:abstractNumId w:val="62"/>
+    <w:abstractNumId w:val="63"/>
   </w:num>
   <w:num w:numId="25" w16cid:durableId="1206138890">
     <w:abstractNumId w:val="32"/>
@@ -12279,7 +12577,7 @@
     <w:abstractNumId w:val="14"/>
   </w:num>
   <w:num w:numId="27" w16cid:durableId="728844960">
-    <w:abstractNumId w:val="51"/>
+    <w:abstractNumId w:val="52"/>
   </w:num>
   <w:num w:numId="28" w16cid:durableId="2125732567">
     <w:abstractNumId w:val="24"/>
@@ -12288,40 +12586,40 @@
     <w:abstractNumId w:val="26"/>
   </w:num>
   <w:num w:numId="30" w16cid:durableId="296447531">
+    <w:abstractNumId w:val="68"/>
+  </w:num>
+  <w:num w:numId="31" w16cid:durableId="1884710918">
     <w:abstractNumId w:val="67"/>
   </w:num>
-  <w:num w:numId="31" w16cid:durableId="1884710918">
-    <w:abstractNumId w:val="66"/>
-  </w:num>
   <w:num w:numId="32" w16cid:durableId="234828197">
-    <w:abstractNumId w:val="63"/>
+    <w:abstractNumId w:val="64"/>
   </w:num>
   <w:num w:numId="33" w16cid:durableId="1187061975">
-    <w:abstractNumId w:val="70"/>
+    <w:abstractNumId w:val="71"/>
   </w:num>
   <w:num w:numId="34" w16cid:durableId="1541361364">
     <w:abstractNumId w:val="12"/>
   </w:num>
   <w:num w:numId="35" w16cid:durableId="469323940">
-    <w:abstractNumId w:val="47"/>
+    <w:abstractNumId w:val="48"/>
   </w:num>
   <w:num w:numId="36" w16cid:durableId="171921766">
-    <w:abstractNumId w:val="55"/>
+    <w:abstractNumId w:val="56"/>
   </w:num>
   <w:num w:numId="37" w16cid:durableId="698353443">
-    <w:abstractNumId w:val="77"/>
+    <w:abstractNumId w:val="79"/>
   </w:num>
   <w:num w:numId="38" w16cid:durableId="1940941360">
     <w:abstractNumId w:val="4"/>
   </w:num>
   <w:num w:numId="39" w16cid:durableId="116679975">
-    <w:abstractNumId w:val="36"/>
+    <w:abstractNumId w:val="37"/>
   </w:num>
   <w:num w:numId="40" w16cid:durableId="1714963468">
-    <w:abstractNumId w:val="56"/>
+    <w:abstractNumId w:val="57"/>
   </w:num>
   <w:num w:numId="41" w16cid:durableId="1018429896">
-    <w:abstractNumId w:val="71"/>
+    <w:abstractNumId w:val="72"/>
   </w:num>
   <w:num w:numId="42" w16cid:durableId="941061820">
     <w:abstractNumId w:val="1"/>
@@ -12333,22 +12631,22 @@
     <w:abstractNumId w:val="28"/>
   </w:num>
   <w:num w:numId="45" w16cid:durableId="1999069253">
-    <w:abstractNumId w:val="76"/>
+    <w:abstractNumId w:val="78"/>
   </w:num>
   <w:num w:numId="46" w16cid:durableId="1969966184">
     <w:abstractNumId w:val="8"/>
   </w:num>
   <w:num w:numId="47" w16cid:durableId="781874132">
-    <w:abstractNumId w:val="42"/>
+    <w:abstractNumId w:val="43"/>
   </w:num>
   <w:num w:numId="48" w16cid:durableId="357778884">
-    <w:abstractNumId w:val="60"/>
+    <w:abstractNumId w:val="61"/>
   </w:num>
   <w:num w:numId="49" w16cid:durableId="1508203898">
-    <w:abstractNumId w:val="64"/>
+    <w:abstractNumId w:val="65"/>
   </w:num>
   <w:num w:numId="50" w16cid:durableId="1682318083">
-    <w:abstractNumId w:val="46"/>
+    <w:abstractNumId w:val="47"/>
   </w:num>
   <w:num w:numId="51" w16cid:durableId="1708262490">
     <w:abstractNumId w:val="2"/>
@@ -12357,28 +12655,28 @@
     <w:abstractNumId w:val="25"/>
   </w:num>
   <w:num w:numId="53" w16cid:durableId="1614706232">
-    <w:abstractNumId w:val="54"/>
+    <w:abstractNumId w:val="55"/>
   </w:num>
   <w:num w:numId="54" w16cid:durableId="1594314839">
     <w:abstractNumId w:val="21"/>
   </w:num>
   <w:num w:numId="55" w16cid:durableId="1526674347">
-    <w:abstractNumId w:val="69"/>
+    <w:abstractNumId w:val="70"/>
   </w:num>
   <w:num w:numId="56" w16cid:durableId="814222603">
-    <w:abstractNumId w:val="57"/>
+    <w:abstractNumId w:val="58"/>
   </w:num>
   <w:num w:numId="57" w16cid:durableId="1449931854">
-    <w:abstractNumId w:val="45"/>
+    <w:abstractNumId w:val="46"/>
   </w:num>
   <w:num w:numId="58" w16cid:durableId="173110024">
-    <w:abstractNumId w:val="43"/>
+    <w:abstractNumId w:val="44"/>
   </w:num>
   <w:num w:numId="59" w16cid:durableId="1933391554">
-    <w:abstractNumId w:val="34"/>
+    <w:abstractNumId w:val="35"/>
   </w:num>
   <w:num w:numId="60" w16cid:durableId="659770676">
-    <w:abstractNumId w:val="68"/>
+    <w:abstractNumId w:val="69"/>
   </w:num>
   <w:num w:numId="61" w16cid:durableId="987126490">
     <w:abstractNumId w:val="33"/>
@@ -12393,16 +12691,16 @@
     <w:abstractNumId w:val="23"/>
   </w:num>
   <w:num w:numId="65" w16cid:durableId="1154025284">
+    <w:abstractNumId w:val="60"/>
+  </w:num>
+  <w:num w:numId="66" w16cid:durableId="636229318">
+    <w:abstractNumId w:val="75"/>
+  </w:num>
+  <w:num w:numId="67" w16cid:durableId="1298336313">
     <w:abstractNumId w:val="59"/>
   </w:num>
-  <w:num w:numId="66" w16cid:durableId="636229318">
-    <w:abstractNumId w:val="74"/>
-  </w:num>
-  <w:num w:numId="67" w16cid:durableId="1298336313">
-    <w:abstractNumId w:val="58"/>
-  </w:num>
   <w:num w:numId="68" w16cid:durableId="1780643681">
-    <w:abstractNumId w:val="48"/>
+    <w:abstractNumId w:val="49"/>
   </w:num>
   <w:num w:numId="69" w16cid:durableId="897321311">
     <w:abstractNumId w:val="13"/>
@@ -12414,25 +12712,31 @@
     <w:abstractNumId w:val="0"/>
   </w:num>
   <w:num w:numId="72" w16cid:durableId="193422590">
-    <w:abstractNumId w:val="75"/>
+    <w:abstractNumId w:val="76"/>
   </w:num>
   <w:num w:numId="73" w16cid:durableId="1538079356">
     <w:abstractNumId w:val="7"/>
   </w:num>
   <w:num w:numId="74" w16cid:durableId="1570772970">
+    <w:abstractNumId w:val="51"/>
+  </w:num>
+  <w:num w:numId="75" w16cid:durableId="939339658">
     <w:abstractNumId w:val="50"/>
   </w:num>
-  <w:num w:numId="75" w16cid:durableId="939339658">
-    <w:abstractNumId w:val="49"/>
-  </w:num>
   <w:num w:numId="76" w16cid:durableId="247924988">
-    <w:abstractNumId w:val="72"/>
+    <w:abstractNumId w:val="73"/>
   </w:num>
   <w:num w:numId="77" w16cid:durableId="1729180216">
     <w:abstractNumId w:val="19"/>
   </w:num>
   <w:num w:numId="78" w16cid:durableId="44567889">
-    <w:abstractNumId w:val="52"/>
+    <w:abstractNumId w:val="53"/>
+  </w:num>
+  <w:num w:numId="79" w16cid:durableId="764571186">
+    <w:abstractNumId w:val="77"/>
+  </w:num>
+  <w:num w:numId="80" w16cid:durableId="1858347991">
+    <w:abstractNumId w:val="34"/>
   </w:num>
 </w:numbering>
 </file>

--- a/data/Market_Read_quarterly.docx
+++ b/data/Market_Read_quarterly.docx
@@ -8,7 +8,7 @@
           <w:b/>
           <w:bCs/>
         </w:rPr>
-        <w:t>Quarterly Market Read: October 28, 2025</w:t>
+        <w:t>Quarterly Market Read: October 29, 2025</w:t>
       </w:r>
     </w:p>
     <w:p>
@@ -30,7 +30,7 @@
       <w:pPr>
         <w:numPr>
           <w:ilvl w:val="0"/>
-          <w:numId w:val="79"/>
+          <w:numId w:val="81"/>
         </w:numPr>
       </w:pPr>
       <w:r>
@@ -41,14 +41,14 @@
         <w:t>Breadth</w:t>
       </w:r>
       <w:r>
-        <w:t>: 49.9% of names are positive.</w:t>
+        <w:t>: 43.8% of names are positive.</w:t>
       </w:r>
     </w:p>
     <w:p>
       <w:pPr>
         <w:numPr>
           <w:ilvl w:val="0"/>
-          <w:numId w:val="79"/>
+          <w:numId w:val="81"/>
         </w:numPr>
       </w:pPr>
       <w:r>
@@ -66,7 +66,7 @@
           <w:b/>
           <w:bCs/>
         </w:rPr>
-        <w:t>+3.87%</w:t>
+        <w:t>+4.11%</w:t>
       </w:r>
       <w:r>
         <w:t>).</w:t>
@@ -76,7 +76,7 @@
       <w:pPr>
         <w:numPr>
           <w:ilvl w:val="0"/>
-          <w:numId w:val="79"/>
+          <w:numId w:val="81"/>
         </w:numPr>
       </w:pPr>
       <w:r>
@@ -87,14 +87,14 @@
         <w:t>Industrials</w:t>
       </w:r>
       <w:r>
-        <w:t xml:space="preserve">: flat (avg </w:t>
+        <w:t xml:space="preserve">: soft (avg </w:t>
       </w:r>
       <w:r>
         <w:rPr>
           <w:b/>
           <w:bCs/>
         </w:rPr>
-        <w:t>-0.22%</w:t>
+        <w:t>-0.66%</w:t>
       </w:r>
       <w:r>
         <w:t>).</w:t>
@@ -104,7 +104,7 @@
       <w:pPr>
         <w:numPr>
           <w:ilvl w:val="0"/>
-          <w:numId w:val="79"/>
+          <w:numId w:val="81"/>
         </w:numPr>
       </w:pPr>
       <w:r>
@@ -115,14 +115,14 @@
         <w:t>Consumer Staples</w:t>
       </w:r>
       <w:r>
-        <w:t xml:space="preserve">: firm (avg </w:t>
+        <w:t xml:space="preserve">: soft (avg </w:t>
       </w:r>
       <w:r>
         <w:rPr>
           <w:b/>
           <w:bCs/>
         </w:rPr>
-        <w:t>+0.46%</w:t>
+        <w:t>-2.38%</w:t>
       </w:r>
       <w:r>
         <w:t>).</w:t>
@@ -132,7 +132,7 @@
       <w:pPr>
         <w:numPr>
           <w:ilvl w:val="0"/>
-          <w:numId w:val="79"/>
+          <w:numId w:val="81"/>
         </w:numPr>
       </w:pPr>
       <w:r>
@@ -150,7 +150,7 @@
           <w:b/>
           <w:bCs/>
         </w:rPr>
-        <w:t>-1.25%</w:t>
+        <w:t>-2.85%</w:t>
       </w:r>
       <w:r>
         <w:t>).</w:t>
@@ -160,7 +160,7 @@
       <w:pPr>
         <w:numPr>
           <w:ilvl w:val="0"/>
-          <w:numId w:val="79"/>
+          <w:numId w:val="81"/>
         </w:numPr>
       </w:pPr>
       <w:r>
@@ -171,14 +171,14 @@
         <w:t>Financials</w:t>
       </w:r>
       <w:r>
-        <w:t xml:space="preserve">: lagging (avg </w:t>
+        <w:t xml:space="preserve">: heavy (avg </w:t>
       </w:r>
       <w:r>
         <w:rPr>
           <w:b/>
           <w:bCs/>
         </w:rPr>
-        <w:t>-2.42%</w:t>
+        <w:t>-4.62%</w:t>
       </w:r>
       <w:r>
         <w:t>).</w:t>
@@ -188,7 +188,7 @@
       <w:pPr>
         <w:numPr>
           <w:ilvl w:val="0"/>
-          <w:numId w:val="79"/>
+          <w:numId w:val="81"/>
         </w:numPr>
       </w:pPr>
       <w:r>
@@ -206,7 +206,7 @@
           <w:b/>
           <w:bCs/>
         </w:rPr>
-        <w:t>+2.08%</w:t>
+        <w:t>+1.67%</w:t>
       </w:r>
       <w:r>
         <w:t>).</w:t>
@@ -216,7 +216,7 @@
       <w:pPr>
         <w:numPr>
           <w:ilvl w:val="0"/>
-          <w:numId w:val="79"/>
+          <w:numId w:val="81"/>
         </w:numPr>
       </w:pPr>
       <w:r>
@@ -227,14 +227,14 @@
         <w:t>Real Estate</w:t>
       </w:r>
       <w:r>
-        <w:t xml:space="preserve">: lagging (avg </w:t>
+        <w:t xml:space="preserve">: heavy (avg </w:t>
       </w:r>
       <w:r>
         <w:rPr>
           <w:b/>
           <w:bCs/>
         </w:rPr>
-        <w:t>-2.68%</w:t>
+        <w:t>-5.59%</w:t>
       </w:r>
       <w:r>
         <w:t>).</w:t>
@@ -244,7 +244,7 @@
       <w:pPr>
         <w:numPr>
           <w:ilvl w:val="0"/>
-          <w:numId w:val="79"/>
+          <w:numId w:val="81"/>
         </w:numPr>
       </w:pPr>
       <w:r>
@@ -255,14 +255,14 @@
         <w:t>Materials</w:t>
       </w:r>
       <w:r>
-        <w:t xml:space="preserve">: firm (avg </w:t>
+        <w:t xml:space="preserve">: soft (avg </w:t>
       </w:r>
       <w:r>
         <w:rPr>
           <w:b/>
           <w:bCs/>
         </w:rPr>
-        <w:t>+1.03%</w:t>
+        <w:t>-1.07%</w:t>
       </w:r>
       <w:r>
         <w:t>).</w:t>
@@ -272,7 +272,7 @@
       <w:pPr>
         <w:numPr>
           <w:ilvl w:val="0"/>
-          <w:numId w:val="79"/>
+          <w:numId w:val="81"/>
         </w:numPr>
       </w:pPr>
       <w:r>
@@ -290,7 +290,7 @@
           <w:b/>
           <w:bCs/>
         </w:rPr>
-        <w:t>-3.53%</w:t>
+        <w:t>-3.01%</w:t>
       </w:r>
       <w:r>
         <w:t>).</w:t>
@@ -300,7 +300,7 @@
       <w:pPr>
         <w:numPr>
           <w:ilvl w:val="0"/>
-          <w:numId w:val="79"/>
+          <w:numId w:val="81"/>
         </w:numPr>
       </w:pPr>
       <w:r>
@@ -318,7 +318,7 @@
           <w:b/>
           <w:bCs/>
         </w:rPr>
-        <w:t>+4.39%</w:t>
+        <w:t>+3.39%</w:t>
       </w:r>
       <w:r>
         <w:t>).</w:t>
@@ -328,7 +328,7 @@
       <w:pPr>
         <w:numPr>
           <w:ilvl w:val="0"/>
-          <w:numId w:val="79"/>
+          <w:numId w:val="81"/>
         </w:numPr>
       </w:pPr>
       <w:r>
@@ -346,7 +346,7 @@
           <w:b/>
           <w:bCs/>
         </w:rPr>
-        <w:t>-4.97%</w:t>
+        <w:t>-5.81%</w:t>
       </w:r>
       <w:r>
         <w:t>).</w:t>
@@ -365,7 +365,7 @@
       <w:pPr>
         <w:numPr>
           <w:ilvl w:val="0"/>
-          <w:numId w:val="80"/>
+          <w:numId w:val="82"/>
         </w:numPr>
       </w:pPr>
       <w:r>
@@ -383,7 +383,7 @@
           <w:b/>
           <w:bCs/>
         </w:rPr>
-        <w:t>+2.51%</w:t>
+        <w:t>+2.12%</w:t>
       </w:r>
       <w:r>
         <w:t>).</w:t>
@@ -393,7 +393,7 @@
       <w:pPr>
         <w:numPr>
           <w:ilvl w:val="0"/>
-          <w:numId w:val="80"/>
+          <w:numId w:val="82"/>
         </w:numPr>
       </w:pPr>
       <w:r>
@@ -411,7 +411,7 @@
           <w:b/>
           <w:bCs/>
         </w:rPr>
-        <w:t>+1.27%</w:t>
+        <w:t>+1.85%</w:t>
       </w:r>
       <w:r>
         <w:t>).</w:t>
@@ -421,7 +421,7 @@
       <w:pPr>
         <w:numPr>
           <w:ilvl w:val="0"/>
-          <w:numId w:val="80"/>
+          <w:numId w:val="82"/>
         </w:numPr>
       </w:pPr>
       <w:r>
@@ -439,7 +439,7 @@
           <w:b/>
           <w:bCs/>
         </w:rPr>
-        <w:t>-3.70%</w:t>
+        <w:t>-2.00%</w:t>
       </w:r>
       <w:r>
         <w:t>).</w:t>
@@ -449,7 +449,7 @@
       <w:pPr>
         <w:numPr>
           <w:ilvl w:val="0"/>
-          <w:numId w:val="80"/>
+          <w:numId w:val="82"/>
         </w:numPr>
       </w:pPr>
       <w:r>
@@ -460,14 +460,14 @@
         <w:t>Bonds</w:t>
       </w:r>
       <w:r>
-        <w:t>: firm (</w:t>
+        <w:t>: flat (</w:t>
       </w:r>
       <w:r>
         <w:rPr>
           <w:b/>
           <w:bCs/>
         </w:rPr>
-        <w:t>+0.91%</w:t>
+        <w:t>+0.40%</w:t>
       </w:r>
       <w:r>
         <w:t>).</w:t>
@@ -477,7 +477,7 @@
       <w:pPr>
         <w:numPr>
           <w:ilvl w:val="0"/>
-          <w:numId w:val="80"/>
+          <w:numId w:val="82"/>
         </w:numPr>
       </w:pPr>
       <w:r>
@@ -496,7 +496,7 @@
           <w:b/>
           <w:bCs/>
         </w:rPr>
-        <w:t>-4.40%</w:t>
+        <w:t>-4.61%</w:t>
       </w:r>
       <w:r>
         <w:t>).</w:t>
@@ -511,57 +511,57 @@
         <w:t>Bottom line:</w:t>
       </w:r>
       <w:r>
-        <w:t xml:space="preserve"> Market breadth is balanced near 50%, showing a split tape between defensives and cyclicals. </w:t>
+        <w:t xml:space="preserve"> Market breadth weakened with fewer than half of names positive. Leadership has narrowed to </w:t>
       </w:r>
       <w:r>
         <w:rPr>
           <w:b/>
           <w:bCs/>
         </w:rPr>
-        <w:t>Health Care, Technology, Utilities, and Materials</w:t>
+        <w:t>Technology and Health Care</w:t>
       </w:r>
       <w:r>
-        <w:t xml:space="preserve"> continue to lead, while </w:t>
+        <w:t xml:space="preserve">, while </w:t>
       </w:r>
       <w:r>
         <w:rPr>
           <w:b/>
           <w:bCs/>
         </w:rPr>
-        <w:t>Energy, Financials, and Communication Services</w:t>
+        <w:t>Financials, Real Estate, Energy, and Communication Services</w:t>
       </w:r>
       <w:r>
-        <w:t xml:space="preserve"> weigh on performance. Macro posture — </w:t>
+        <w:t xml:space="preserve"> remain under pressure. Macro posture — </w:t>
       </w:r>
       <w:r>
         <w:rPr>
           <w:b/>
           <w:bCs/>
         </w:rPr>
-        <w:t>gold bid, USD firm, yields falling, bonds firm, and the energy complex heavy</w:t>
+        <w:t>gold bid, USD firm, yields falling, and the energy complex heavy</w:t>
       </w:r>
       <w:r>
-        <w:t xml:space="preserve"> — continues to signal </w:t>
+        <w:t xml:space="preserve"> — signals a market pricing in </w:t>
       </w:r>
       <w:r>
         <w:rPr>
           <w:b/>
           <w:bCs/>
         </w:rPr>
-        <w:t>slowing growth with easing inflation pressures</w:t>
+        <w:t>slowing growth and softening inflation</w:t>
       </w:r>
       <w:r>
-        <w:t xml:space="preserve">, a setup that favors </w:t>
+        <w:t xml:space="preserve">, with investors rotating toward </w:t>
       </w:r>
       <w:r>
         <w:rPr>
           <w:b/>
           <w:bCs/>
         </w:rPr>
-        <w:t>defensive, rate-sensitive, and quality assets</w:t>
+        <w:t>defensive and quality assets</w:t>
       </w:r>
       <w:r>
-        <w:t xml:space="preserve"> over high-beta or cyclical exposures.</w:t>
+        <w:t xml:space="preserve"> while cyclicals continue to lose traction.</w:t>
       </w:r>
     </w:p>
     <w:p/>
@@ -4155,6 +4155,155 @@
     </w:lvl>
   </w:abstractNum>
   <w:abstractNum w:abstractNumId="24" w15:restartNumberingAfterBreak="0">
+    <w:nsid w:val="278301DA"/>
+    <w:multiLevelType w:val="multilevel"/>
+    <w:tmpl w:val="922646DA"/>
+    <w:lvl w:ilvl="0">
+      <w:start w:val="1"/>
+      <w:numFmt w:val="bullet"/>
+      <w:lvlText w:val=""/>
+      <w:lvlJc w:val="left"/>
+      <w:pPr>
+        <w:tabs>
+          <w:tab w:val="num" w:pos="720"/>
+        </w:tabs>
+        <w:ind w:left="720" w:hanging="360"/>
+      </w:pPr>
+      <w:rPr>
+        <w:rFonts w:ascii="Symbol" w:hAnsi="Symbol" w:hint="default"/>
+        <w:sz w:val="20"/>
+      </w:rPr>
+    </w:lvl>
+    <w:lvl w:ilvl="1" w:tentative="1">
+      <w:start w:val="1"/>
+      <w:numFmt w:val="bullet"/>
+      <w:lvlText w:val="o"/>
+      <w:lvlJc w:val="left"/>
+      <w:pPr>
+        <w:tabs>
+          <w:tab w:val="num" w:pos="1440"/>
+        </w:tabs>
+        <w:ind w:left="1440" w:hanging="360"/>
+      </w:pPr>
+      <w:rPr>
+        <w:rFonts w:ascii="Courier New" w:hAnsi="Courier New" w:hint="default"/>
+        <w:sz w:val="20"/>
+      </w:rPr>
+    </w:lvl>
+    <w:lvl w:ilvl="2" w:tentative="1">
+      <w:start w:val="1"/>
+      <w:numFmt w:val="bullet"/>
+      <w:lvlText w:val=""/>
+      <w:lvlJc w:val="left"/>
+      <w:pPr>
+        <w:tabs>
+          <w:tab w:val="num" w:pos="2160"/>
+        </w:tabs>
+        <w:ind w:left="2160" w:hanging="360"/>
+      </w:pPr>
+      <w:rPr>
+        <w:rFonts w:ascii="Wingdings" w:hAnsi="Wingdings" w:hint="default"/>
+        <w:sz w:val="20"/>
+      </w:rPr>
+    </w:lvl>
+    <w:lvl w:ilvl="3" w:tentative="1">
+      <w:start w:val="1"/>
+      <w:numFmt w:val="bullet"/>
+      <w:lvlText w:val=""/>
+      <w:lvlJc w:val="left"/>
+      <w:pPr>
+        <w:tabs>
+          <w:tab w:val="num" w:pos="2880"/>
+        </w:tabs>
+        <w:ind w:left="2880" w:hanging="360"/>
+      </w:pPr>
+      <w:rPr>
+        <w:rFonts w:ascii="Wingdings" w:hAnsi="Wingdings" w:hint="default"/>
+        <w:sz w:val="20"/>
+      </w:rPr>
+    </w:lvl>
+    <w:lvl w:ilvl="4" w:tentative="1">
+      <w:start w:val="1"/>
+      <w:numFmt w:val="bullet"/>
+      <w:lvlText w:val=""/>
+      <w:lvlJc w:val="left"/>
+      <w:pPr>
+        <w:tabs>
+          <w:tab w:val="num" w:pos="3600"/>
+        </w:tabs>
+        <w:ind w:left="3600" w:hanging="360"/>
+      </w:pPr>
+      <w:rPr>
+        <w:rFonts w:ascii="Wingdings" w:hAnsi="Wingdings" w:hint="default"/>
+        <w:sz w:val="20"/>
+      </w:rPr>
+    </w:lvl>
+    <w:lvl w:ilvl="5" w:tentative="1">
+      <w:start w:val="1"/>
+      <w:numFmt w:val="bullet"/>
+      <w:lvlText w:val=""/>
+      <w:lvlJc w:val="left"/>
+      <w:pPr>
+        <w:tabs>
+          <w:tab w:val="num" w:pos="4320"/>
+        </w:tabs>
+        <w:ind w:left="4320" w:hanging="360"/>
+      </w:pPr>
+      <w:rPr>
+        <w:rFonts w:ascii="Wingdings" w:hAnsi="Wingdings" w:hint="default"/>
+        <w:sz w:val="20"/>
+      </w:rPr>
+    </w:lvl>
+    <w:lvl w:ilvl="6" w:tentative="1">
+      <w:start w:val="1"/>
+      <w:numFmt w:val="bullet"/>
+      <w:lvlText w:val=""/>
+      <w:lvlJc w:val="left"/>
+      <w:pPr>
+        <w:tabs>
+          <w:tab w:val="num" w:pos="5040"/>
+        </w:tabs>
+        <w:ind w:left="5040" w:hanging="360"/>
+      </w:pPr>
+      <w:rPr>
+        <w:rFonts w:ascii="Wingdings" w:hAnsi="Wingdings" w:hint="default"/>
+        <w:sz w:val="20"/>
+      </w:rPr>
+    </w:lvl>
+    <w:lvl w:ilvl="7" w:tentative="1">
+      <w:start w:val="1"/>
+      <w:numFmt w:val="bullet"/>
+      <w:lvlText w:val=""/>
+      <w:lvlJc w:val="left"/>
+      <w:pPr>
+        <w:tabs>
+          <w:tab w:val="num" w:pos="5760"/>
+        </w:tabs>
+        <w:ind w:left="5760" w:hanging="360"/>
+      </w:pPr>
+      <w:rPr>
+        <w:rFonts w:ascii="Wingdings" w:hAnsi="Wingdings" w:hint="default"/>
+        <w:sz w:val="20"/>
+      </w:rPr>
+    </w:lvl>
+    <w:lvl w:ilvl="8" w:tentative="1">
+      <w:start w:val="1"/>
+      <w:numFmt w:val="bullet"/>
+      <w:lvlText w:val=""/>
+      <w:lvlJc w:val="left"/>
+      <w:pPr>
+        <w:tabs>
+          <w:tab w:val="num" w:pos="6480"/>
+        </w:tabs>
+        <w:ind w:left="6480" w:hanging="360"/>
+      </w:pPr>
+      <w:rPr>
+        <w:rFonts w:ascii="Wingdings" w:hAnsi="Wingdings" w:hint="default"/>
+        <w:sz w:val="20"/>
+      </w:rPr>
+    </w:lvl>
+  </w:abstractNum>
+  <w:abstractNum w:abstractNumId="25" w15:restartNumberingAfterBreak="0">
     <w:nsid w:val="27DD119E"/>
     <w:multiLevelType w:val="multilevel"/>
     <w:tmpl w:val="1C60FF70"/>
@@ -4303,7 +4452,7 @@
       </w:rPr>
     </w:lvl>
   </w:abstractNum>
-  <w:abstractNum w:abstractNumId="25" w15:restartNumberingAfterBreak="0">
+  <w:abstractNum w:abstractNumId="26" w15:restartNumberingAfterBreak="0">
     <w:nsid w:val="29172398"/>
     <w:multiLevelType w:val="multilevel"/>
     <w:tmpl w:val="6A00188C"/>
@@ -4452,7 +4601,7 @@
       </w:rPr>
     </w:lvl>
   </w:abstractNum>
-  <w:abstractNum w:abstractNumId="26" w15:restartNumberingAfterBreak="0">
+  <w:abstractNum w:abstractNumId="27" w15:restartNumberingAfterBreak="0">
     <w:nsid w:val="2AE3093F"/>
     <w:multiLevelType w:val="multilevel"/>
     <w:tmpl w:val="CD888610"/>
@@ -4601,7 +4750,7 @@
       </w:rPr>
     </w:lvl>
   </w:abstractNum>
-  <w:abstractNum w:abstractNumId="27" w15:restartNumberingAfterBreak="0">
+  <w:abstractNum w:abstractNumId="28" w15:restartNumberingAfterBreak="0">
     <w:nsid w:val="2D7172A0"/>
     <w:multiLevelType w:val="multilevel"/>
     <w:tmpl w:val="615A5204"/>
@@ -4750,7 +4899,7 @@
       </w:rPr>
     </w:lvl>
   </w:abstractNum>
-  <w:abstractNum w:abstractNumId="28" w15:restartNumberingAfterBreak="0">
+  <w:abstractNum w:abstractNumId="29" w15:restartNumberingAfterBreak="0">
     <w:nsid w:val="2EC14BE6"/>
     <w:multiLevelType w:val="multilevel"/>
     <w:tmpl w:val="EAB4BB98"/>
@@ -4899,7 +5048,7 @@
       </w:rPr>
     </w:lvl>
   </w:abstractNum>
-  <w:abstractNum w:abstractNumId="29" w15:restartNumberingAfterBreak="0">
+  <w:abstractNum w:abstractNumId="30" w15:restartNumberingAfterBreak="0">
     <w:nsid w:val="2FAF7C70"/>
     <w:multiLevelType w:val="multilevel"/>
     <w:tmpl w:val="39F4968C"/>
@@ -5048,7 +5197,7 @@
       </w:rPr>
     </w:lvl>
   </w:abstractNum>
-  <w:abstractNum w:abstractNumId="30" w15:restartNumberingAfterBreak="0">
+  <w:abstractNum w:abstractNumId="31" w15:restartNumberingAfterBreak="0">
     <w:nsid w:val="30211183"/>
     <w:multiLevelType w:val="multilevel"/>
     <w:tmpl w:val="17BCC77C"/>
@@ -5197,7 +5346,7 @@
       </w:rPr>
     </w:lvl>
   </w:abstractNum>
-  <w:abstractNum w:abstractNumId="31" w15:restartNumberingAfterBreak="0">
+  <w:abstractNum w:abstractNumId="32" w15:restartNumberingAfterBreak="0">
     <w:nsid w:val="308C2490"/>
     <w:multiLevelType w:val="multilevel"/>
     <w:tmpl w:val="A52AC25C"/>
@@ -5346,7 +5495,7 @@
       </w:rPr>
     </w:lvl>
   </w:abstractNum>
-  <w:abstractNum w:abstractNumId="32" w15:restartNumberingAfterBreak="0">
+  <w:abstractNum w:abstractNumId="33" w15:restartNumberingAfterBreak="0">
     <w:nsid w:val="36B2143A"/>
     <w:multiLevelType w:val="multilevel"/>
     <w:tmpl w:val="64604580"/>
@@ -5495,7 +5644,7 @@
       </w:rPr>
     </w:lvl>
   </w:abstractNum>
-  <w:abstractNum w:abstractNumId="33" w15:restartNumberingAfterBreak="0">
+  <w:abstractNum w:abstractNumId="34" w15:restartNumberingAfterBreak="0">
     <w:nsid w:val="36E65CFF"/>
     <w:multiLevelType w:val="multilevel"/>
     <w:tmpl w:val="CE3C9310"/>
@@ -5644,7 +5793,7 @@
       </w:rPr>
     </w:lvl>
   </w:abstractNum>
-  <w:abstractNum w:abstractNumId="34" w15:restartNumberingAfterBreak="0">
+  <w:abstractNum w:abstractNumId="35" w15:restartNumberingAfterBreak="0">
     <w:nsid w:val="38BF4809"/>
     <w:multiLevelType w:val="multilevel"/>
     <w:tmpl w:val="925A2D08"/>
@@ -5793,7 +5942,7 @@
       </w:rPr>
     </w:lvl>
   </w:abstractNum>
-  <w:abstractNum w:abstractNumId="35" w15:restartNumberingAfterBreak="0">
+  <w:abstractNum w:abstractNumId="36" w15:restartNumberingAfterBreak="0">
     <w:nsid w:val="3E6F5D06"/>
     <w:multiLevelType w:val="multilevel"/>
     <w:tmpl w:val="048E3170"/>
@@ -5942,7 +6091,7 @@
       </w:rPr>
     </w:lvl>
   </w:abstractNum>
-  <w:abstractNum w:abstractNumId="36" w15:restartNumberingAfterBreak="0">
+  <w:abstractNum w:abstractNumId="37" w15:restartNumberingAfterBreak="0">
     <w:nsid w:val="3F362D47"/>
     <w:multiLevelType w:val="multilevel"/>
     <w:tmpl w:val="88CA522A"/>
@@ -6091,7 +6240,7 @@
       </w:rPr>
     </w:lvl>
   </w:abstractNum>
-  <w:abstractNum w:abstractNumId="37" w15:restartNumberingAfterBreak="0">
+  <w:abstractNum w:abstractNumId="38" w15:restartNumberingAfterBreak="0">
     <w:nsid w:val="44BC3258"/>
     <w:multiLevelType w:val="multilevel"/>
     <w:tmpl w:val="46687CC4"/>
@@ -6240,7 +6389,7 @@
       </w:rPr>
     </w:lvl>
   </w:abstractNum>
-  <w:abstractNum w:abstractNumId="38" w15:restartNumberingAfterBreak="0">
+  <w:abstractNum w:abstractNumId="39" w15:restartNumberingAfterBreak="0">
     <w:nsid w:val="48C97CF2"/>
     <w:multiLevelType w:val="multilevel"/>
     <w:tmpl w:val="351A9F9A"/>
@@ -6389,7 +6538,7 @@
       </w:rPr>
     </w:lvl>
   </w:abstractNum>
-  <w:abstractNum w:abstractNumId="39" w15:restartNumberingAfterBreak="0">
+  <w:abstractNum w:abstractNumId="40" w15:restartNumberingAfterBreak="0">
     <w:nsid w:val="49421EC4"/>
     <w:multiLevelType w:val="multilevel"/>
     <w:tmpl w:val="1070D884"/>
@@ -6538,7 +6687,7 @@
       </w:rPr>
     </w:lvl>
   </w:abstractNum>
-  <w:abstractNum w:abstractNumId="40" w15:restartNumberingAfterBreak="0">
+  <w:abstractNum w:abstractNumId="41" w15:restartNumberingAfterBreak="0">
     <w:nsid w:val="49BE432E"/>
     <w:multiLevelType w:val="multilevel"/>
     <w:tmpl w:val="F31895E0"/>
@@ -6687,7 +6836,7 @@
       </w:rPr>
     </w:lvl>
   </w:abstractNum>
-  <w:abstractNum w:abstractNumId="41" w15:restartNumberingAfterBreak="0">
+  <w:abstractNum w:abstractNumId="42" w15:restartNumberingAfterBreak="0">
     <w:nsid w:val="4D6D2000"/>
     <w:multiLevelType w:val="multilevel"/>
     <w:tmpl w:val="D222DEEC"/>
@@ -6836,7 +6985,7 @@
       </w:rPr>
     </w:lvl>
   </w:abstractNum>
-  <w:abstractNum w:abstractNumId="42" w15:restartNumberingAfterBreak="0">
+  <w:abstractNum w:abstractNumId="43" w15:restartNumberingAfterBreak="0">
     <w:nsid w:val="4E7C38B9"/>
     <w:multiLevelType w:val="multilevel"/>
     <w:tmpl w:val="BA9A3C7A"/>
@@ -6985,7 +7134,156 @@
       </w:rPr>
     </w:lvl>
   </w:abstractNum>
-  <w:abstractNum w:abstractNumId="43" w15:restartNumberingAfterBreak="0">
+  <w:abstractNum w:abstractNumId="44" w15:restartNumberingAfterBreak="0">
+    <w:nsid w:val="4F0C370E"/>
+    <w:multiLevelType w:val="multilevel"/>
+    <w:tmpl w:val="C2A2442A"/>
+    <w:lvl w:ilvl="0">
+      <w:start w:val="1"/>
+      <w:numFmt w:val="bullet"/>
+      <w:lvlText w:val=""/>
+      <w:lvlJc w:val="left"/>
+      <w:pPr>
+        <w:tabs>
+          <w:tab w:val="num" w:pos="720"/>
+        </w:tabs>
+        <w:ind w:left="720" w:hanging="360"/>
+      </w:pPr>
+      <w:rPr>
+        <w:rFonts w:ascii="Symbol" w:hAnsi="Symbol" w:hint="default"/>
+        <w:sz w:val="20"/>
+      </w:rPr>
+    </w:lvl>
+    <w:lvl w:ilvl="1" w:tentative="1">
+      <w:start w:val="1"/>
+      <w:numFmt w:val="bullet"/>
+      <w:lvlText w:val="o"/>
+      <w:lvlJc w:val="left"/>
+      <w:pPr>
+        <w:tabs>
+          <w:tab w:val="num" w:pos="1440"/>
+        </w:tabs>
+        <w:ind w:left="1440" w:hanging="360"/>
+      </w:pPr>
+      <w:rPr>
+        <w:rFonts w:ascii="Courier New" w:hAnsi="Courier New" w:hint="default"/>
+        <w:sz w:val="20"/>
+      </w:rPr>
+    </w:lvl>
+    <w:lvl w:ilvl="2" w:tentative="1">
+      <w:start w:val="1"/>
+      <w:numFmt w:val="bullet"/>
+      <w:lvlText w:val=""/>
+      <w:lvlJc w:val="left"/>
+      <w:pPr>
+        <w:tabs>
+          <w:tab w:val="num" w:pos="2160"/>
+        </w:tabs>
+        <w:ind w:left="2160" w:hanging="360"/>
+      </w:pPr>
+      <w:rPr>
+        <w:rFonts w:ascii="Wingdings" w:hAnsi="Wingdings" w:hint="default"/>
+        <w:sz w:val="20"/>
+      </w:rPr>
+    </w:lvl>
+    <w:lvl w:ilvl="3" w:tentative="1">
+      <w:start w:val="1"/>
+      <w:numFmt w:val="bullet"/>
+      <w:lvlText w:val=""/>
+      <w:lvlJc w:val="left"/>
+      <w:pPr>
+        <w:tabs>
+          <w:tab w:val="num" w:pos="2880"/>
+        </w:tabs>
+        <w:ind w:left="2880" w:hanging="360"/>
+      </w:pPr>
+      <w:rPr>
+        <w:rFonts w:ascii="Wingdings" w:hAnsi="Wingdings" w:hint="default"/>
+        <w:sz w:val="20"/>
+      </w:rPr>
+    </w:lvl>
+    <w:lvl w:ilvl="4" w:tentative="1">
+      <w:start w:val="1"/>
+      <w:numFmt w:val="bullet"/>
+      <w:lvlText w:val=""/>
+      <w:lvlJc w:val="left"/>
+      <w:pPr>
+        <w:tabs>
+          <w:tab w:val="num" w:pos="3600"/>
+        </w:tabs>
+        <w:ind w:left="3600" w:hanging="360"/>
+      </w:pPr>
+      <w:rPr>
+        <w:rFonts w:ascii="Wingdings" w:hAnsi="Wingdings" w:hint="default"/>
+        <w:sz w:val="20"/>
+      </w:rPr>
+    </w:lvl>
+    <w:lvl w:ilvl="5" w:tentative="1">
+      <w:start w:val="1"/>
+      <w:numFmt w:val="bullet"/>
+      <w:lvlText w:val=""/>
+      <w:lvlJc w:val="left"/>
+      <w:pPr>
+        <w:tabs>
+          <w:tab w:val="num" w:pos="4320"/>
+        </w:tabs>
+        <w:ind w:left="4320" w:hanging="360"/>
+      </w:pPr>
+      <w:rPr>
+        <w:rFonts w:ascii="Wingdings" w:hAnsi="Wingdings" w:hint="default"/>
+        <w:sz w:val="20"/>
+      </w:rPr>
+    </w:lvl>
+    <w:lvl w:ilvl="6" w:tentative="1">
+      <w:start w:val="1"/>
+      <w:numFmt w:val="bullet"/>
+      <w:lvlText w:val=""/>
+      <w:lvlJc w:val="left"/>
+      <w:pPr>
+        <w:tabs>
+          <w:tab w:val="num" w:pos="5040"/>
+        </w:tabs>
+        <w:ind w:left="5040" w:hanging="360"/>
+      </w:pPr>
+      <w:rPr>
+        <w:rFonts w:ascii="Wingdings" w:hAnsi="Wingdings" w:hint="default"/>
+        <w:sz w:val="20"/>
+      </w:rPr>
+    </w:lvl>
+    <w:lvl w:ilvl="7" w:tentative="1">
+      <w:start w:val="1"/>
+      <w:numFmt w:val="bullet"/>
+      <w:lvlText w:val=""/>
+      <w:lvlJc w:val="left"/>
+      <w:pPr>
+        <w:tabs>
+          <w:tab w:val="num" w:pos="5760"/>
+        </w:tabs>
+        <w:ind w:left="5760" w:hanging="360"/>
+      </w:pPr>
+      <w:rPr>
+        <w:rFonts w:ascii="Wingdings" w:hAnsi="Wingdings" w:hint="default"/>
+        <w:sz w:val="20"/>
+      </w:rPr>
+    </w:lvl>
+    <w:lvl w:ilvl="8" w:tentative="1">
+      <w:start w:val="1"/>
+      <w:numFmt w:val="bullet"/>
+      <w:lvlText w:val=""/>
+      <w:lvlJc w:val="left"/>
+      <w:pPr>
+        <w:tabs>
+          <w:tab w:val="num" w:pos="6480"/>
+        </w:tabs>
+        <w:ind w:left="6480" w:hanging="360"/>
+      </w:pPr>
+      <w:rPr>
+        <w:rFonts w:ascii="Wingdings" w:hAnsi="Wingdings" w:hint="default"/>
+        <w:sz w:val="20"/>
+      </w:rPr>
+    </w:lvl>
+  </w:abstractNum>
+  <w:abstractNum w:abstractNumId="45" w15:restartNumberingAfterBreak="0">
     <w:nsid w:val="4F675C52"/>
     <w:multiLevelType w:val="multilevel"/>
     <w:tmpl w:val="E8746552"/>
@@ -7134,7 +7432,7 @@
       </w:rPr>
     </w:lvl>
   </w:abstractNum>
-  <w:abstractNum w:abstractNumId="44" w15:restartNumberingAfterBreak="0">
+  <w:abstractNum w:abstractNumId="46" w15:restartNumberingAfterBreak="0">
     <w:nsid w:val="518B0AF4"/>
     <w:multiLevelType w:val="multilevel"/>
     <w:tmpl w:val="E21A9B02"/>
@@ -7283,7 +7581,7 @@
       </w:rPr>
     </w:lvl>
   </w:abstractNum>
-  <w:abstractNum w:abstractNumId="45" w15:restartNumberingAfterBreak="0">
+  <w:abstractNum w:abstractNumId="47" w15:restartNumberingAfterBreak="0">
     <w:nsid w:val="554A2D8C"/>
     <w:multiLevelType w:val="multilevel"/>
     <w:tmpl w:val="030AEED4"/>
@@ -7432,7 +7730,7 @@
       </w:rPr>
     </w:lvl>
   </w:abstractNum>
-  <w:abstractNum w:abstractNumId="46" w15:restartNumberingAfterBreak="0">
+  <w:abstractNum w:abstractNumId="48" w15:restartNumberingAfterBreak="0">
     <w:nsid w:val="55E56A09"/>
     <w:multiLevelType w:val="multilevel"/>
     <w:tmpl w:val="42345B00"/>
@@ -7581,7 +7879,7 @@
       </w:rPr>
     </w:lvl>
   </w:abstractNum>
-  <w:abstractNum w:abstractNumId="47" w15:restartNumberingAfterBreak="0">
+  <w:abstractNum w:abstractNumId="49" w15:restartNumberingAfterBreak="0">
     <w:nsid w:val="565672AE"/>
     <w:multiLevelType w:val="multilevel"/>
     <w:tmpl w:val="9DB47B8A"/>
@@ -7730,7 +8028,7 @@
       </w:rPr>
     </w:lvl>
   </w:abstractNum>
-  <w:abstractNum w:abstractNumId="48" w15:restartNumberingAfterBreak="0">
+  <w:abstractNum w:abstractNumId="50" w15:restartNumberingAfterBreak="0">
     <w:nsid w:val="569C54B2"/>
     <w:multiLevelType w:val="multilevel"/>
     <w:tmpl w:val="EE7EE69A"/>
@@ -7879,7 +8177,7 @@
       </w:rPr>
     </w:lvl>
   </w:abstractNum>
-  <w:abstractNum w:abstractNumId="49" w15:restartNumberingAfterBreak="0">
+  <w:abstractNum w:abstractNumId="51" w15:restartNumberingAfterBreak="0">
     <w:nsid w:val="56F71075"/>
     <w:multiLevelType w:val="multilevel"/>
     <w:tmpl w:val="2952AC56"/>
@@ -8028,7 +8326,7 @@
       </w:rPr>
     </w:lvl>
   </w:abstractNum>
-  <w:abstractNum w:abstractNumId="50" w15:restartNumberingAfterBreak="0">
+  <w:abstractNum w:abstractNumId="52" w15:restartNumberingAfterBreak="0">
     <w:nsid w:val="57DB2464"/>
     <w:multiLevelType w:val="multilevel"/>
     <w:tmpl w:val="744AAF80"/>
@@ -8177,7 +8475,7 @@
       </w:rPr>
     </w:lvl>
   </w:abstractNum>
-  <w:abstractNum w:abstractNumId="51" w15:restartNumberingAfterBreak="0">
+  <w:abstractNum w:abstractNumId="53" w15:restartNumberingAfterBreak="0">
     <w:nsid w:val="587A0CCD"/>
     <w:multiLevelType w:val="multilevel"/>
     <w:tmpl w:val="750CB344"/>
@@ -8326,7 +8624,7 @@
       </w:rPr>
     </w:lvl>
   </w:abstractNum>
-  <w:abstractNum w:abstractNumId="52" w15:restartNumberingAfterBreak="0">
+  <w:abstractNum w:abstractNumId="54" w15:restartNumberingAfterBreak="0">
     <w:nsid w:val="5918416D"/>
     <w:multiLevelType w:val="multilevel"/>
     <w:tmpl w:val="7160D344"/>
@@ -8475,7 +8773,7 @@
       </w:rPr>
     </w:lvl>
   </w:abstractNum>
-  <w:abstractNum w:abstractNumId="53" w15:restartNumberingAfterBreak="0">
+  <w:abstractNum w:abstractNumId="55" w15:restartNumberingAfterBreak="0">
     <w:nsid w:val="5ABA52A8"/>
     <w:multiLevelType w:val="multilevel"/>
     <w:tmpl w:val="91FE5CEA"/>
@@ -8624,7 +8922,7 @@
       </w:rPr>
     </w:lvl>
   </w:abstractNum>
-  <w:abstractNum w:abstractNumId="54" w15:restartNumberingAfterBreak="0">
+  <w:abstractNum w:abstractNumId="56" w15:restartNumberingAfterBreak="0">
     <w:nsid w:val="5AD277F9"/>
     <w:multiLevelType w:val="multilevel"/>
     <w:tmpl w:val="BE649556"/>
@@ -8773,7 +9071,7 @@
       </w:rPr>
     </w:lvl>
   </w:abstractNum>
-  <w:abstractNum w:abstractNumId="55" w15:restartNumberingAfterBreak="0">
+  <w:abstractNum w:abstractNumId="57" w15:restartNumberingAfterBreak="0">
     <w:nsid w:val="5BC6754C"/>
     <w:multiLevelType w:val="multilevel"/>
     <w:tmpl w:val="61C8A2DE"/>
@@ -8922,7 +9220,7 @@
       </w:rPr>
     </w:lvl>
   </w:abstractNum>
-  <w:abstractNum w:abstractNumId="56" w15:restartNumberingAfterBreak="0">
+  <w:abstractNum w:abstractNumId="58" w15:restartNumberingAfterBreak="0">
     <w:nsid w:val="5C590522"/>
     <w:multiLevelType w:val="multilevel"/>
     <w:tmpl w:val="21E6C334"/>
@@ -9071,7 +9369,7 @@
       </w:rPr>
     </w:lvl>
   </w:abstractNum>
-  <w:abstractNum w:abstractNumId="57" w15:restartNumberingAfterBreak="0">
+  <w:abstractNum w:abstractNumId="59" w15:restartNumberingAfterBreak="0">
     <w:nsid w:val="5F25507A"/>
     <w:multiLevelType w:val="multilevel"/>
     <w:tmpl w:val="577A4134"/>
@@ -9220,7 +9518,7 @@
       </w:rPr>
     </w:lvl>
   </w:abstractNum>
-  <w:abstractNum w:abstractNumId="58" w15:restartNumberingAfterBreak="0">
+  <w:abstractNum w:abstractNumId="60" w15:restartNumberingAfterBreak="0">
     <w:nsid w:val="610A18D6"/>
     <w:multiLevelType w:val="multilevel"/>
     <w:tmpl w:val="0C103A64"/>
@@ -9369,7 +9667,7 @@
       </w:rPr>
     </w:lvl>
   </w:abstractNum>
-  <w:abstractNum w:abstractNumId="59" w15:restartNumberingAfterBreak="0">
+  <w:abstractNum w:abstractNumId="61" w15:restartNumberingAfterBreak="0">
     <w:nsid w:val="622C70E0"/>
     <w:multiLevelType w:val="multilevel"/>
     <w:tmpl w:val="1AEE679E"/>
@@ -9518,7 +9816,7 @@
       </w:rPr>
     </w:lvl>
   </w:abstractNum>
-  <w:abstractNum w:abstractNumId="60" w15:restartNumberingAfterBreak="0">
+  <w:abstractNum w:abstractNumId="62" w15:restartNumberingAfterBreak="0">
     <w:nsid w:val="640E2F59"/>
     <w:multiLevelType w:val="multilevel"/>
     <w:tmpl w:val="26F4B2DE"/>
@@ -9667,7 +9965,7 @@
       </w:rPr>
     </w:lvl>
   </w:abstractNum>
-  <w:abstractNum w:abstractNumId="61" w15:restartNumberingAfterBreak="0">
+  <w:abstractNum w:abstractNumId="63" w15:restartNumberingAfterBreak="0">
     <w:nsid w:val="64706C61"/>
     <w:multiLevelType w:val="multilevel"/>
     <w:tmpl w:val="2AA095D8"/>
@@ -9816,7 +10114,7 @@
       </w:rPr>
     </w:lvl>
   </w:abstractNum>
-  <w:abstractNum w:abstractNumId="62" w15:restartNumberingAfterBreak="0">
+  <w:abstractNum w:abstractNumId="64" w15:restartNumberingAfterBreak="0">
     <w:nsid w:val="663131E0"/>
     <w:multiLevelType w:val="multilevel"/>
     <w:tmpl w:val="1E82DB90"/>
@@ -9965,7 +10263,7 @@
       </w:rPr>
     </w:lvl>
   </w:abstractNum>
-  <w:abstractNum w:abstractNumId="63" w15:restartNumberingAfterBreak="0">
+  <w:abstractNum w:abstractNumId="65" w15:restartNumberingAfterBreak="0">
     <w:nsid w:val="676E4319"/>
     <w:multiLevelType w:val="multilevel"/>
     <w:tmpl w:val="D38640E0"/>
@@ -10114,7 +10412,7 @@
       </w:rPr>
     </w:lvl>
   </w:abstractNum>
-  <w:abstractNum w:abstractNumId="64" w15:restartNumberingAfterBreak="0">
+  <w:abstractNum w:abstractNumId="66" w15:restartNumberingAfterBreak="0">
     <w:nsid w:val="6CDE4304"/>
     <w:multiLevelType w:val="multilevel"/>
     <w:tmpl w:val="442A8830"/>
@@ -10263,7 +10561,7 @@
       </w:rPr>
     </w:lvl>
   </w:abstractNum>
-  <w:abstractNum w:abstractNumId="65" w15:restartNumberingAfterBreak="0">
+  <w:abstractNum w:abstractNumId="67" w15:restartNumberingAfterBreak="0">
     <w:nsid w:val="6CED189A"/>
     <w:multiLevelType w:val="multilevel"/>
     <w:tmpl w:val="019E646A"/>
@@ -10412,7 +10710,7 @@
       </w:rPr>
     </w:lvl>
   </w:abstractNum>
-  <w:abstractNum w:abstractNumId="66" w15:restartNumberingAfterBreak="0">
+  <w:abstractNum w:abstractNumId="68" w15:restartNumberingAfterBreak="0">
     <w:nsid w:val="6D982CB9"/>
     <w:multiLevelType w:val="multilevel"/>
     <w:tmpl w:val="EFA65B1E"/>
@@ -10561,7 +10859,7 @@
       </w:rPr>
     </w:lvl>
   </w:abstractNum>
-  <w:abstractNum w:abstractNumId="67" w15:restartNumberingAfterBreak="0">
+  <w:abstractNum w:abstractNumId="69" w15:restartNumberingAfterBreak="0">
     <w:nsid w:val="6FAC686D"/>
     <w:multiLevelType w:val="multilevel"/>
     <w:tmpl w:val="F7CCE078"/>
@@ -10710,7 +11008,7 @@
       </w:rPr>
     </w:lvl>
   </w:abstractNum>
-  <w:abstractNum w:abstractNumId="68" w15:restartNumberingAfterBreak="0">
+  <w:abstractNum w:abstractNumId="70" w15:restartNumberingAfterBreak="0">
     <w:nsid w:val="70427236"/>
     <w:multiLevelType w:val="multilevel"/>
     <w:tmpl w:val="834A0EA4"/>
@@ -10859,7 +11157,7 @@
       </w:rPr>
     </w:lvl>
   </w:abstractNum>
-  <w:abstractNum w:abstractNumId="69" w15:restartNumberingAfterBreak="0">
+  <w:abstractNum w:abstractNumId="71" w15:restartNumberingAfterBreak="0">
     <w:nsid w:val="72987028"/>
     <w:multiLevelType w:val="multilevel"/>
     <w:tmpl w:val="0B8AE7E8"/>
@@ -11008,7 +11306,7 @@
       </w:rPr>
     </w:lvl>
   </w:abstractNum>
-  <w:abstractNum w:abstractNumId="70" w15:restartNumberingAfterBreak="0">
+  <w:abstractNum w:abstractNumId="72" w15:restartNumberingAfterBreak="0">
     <w:nsid w:val="74995DA1"/>
     <w:multiLevelType w:val="multilevel"/>
     <w:tmpl w:val="47E69886"/>
@@ -11157,7 +11455,7 @@
       </w:rPr>
     </w:lvl>
   </w:abstractNum>
-  <w:abstractNum w:abstractNumId="71" w15:restartNumberingAfterBreak="0">
+  <w:abstractNum w:abstractNumId="73" w15:restartNumberingAfterBreak="0">
     <w:nsid w:val="75133277"/>
     <w:multiLevelType w:val="multilevel"/>
     <w:tmpl w:val="98A67D76"/>
@@ -11306,7 +11604,7 @@
       </w:rPr>
     </w:lvl>
   </w:abstractNum>
-  <w:abstractNum w:abstractNumId="72" w15:restartNumberingAfterBreak="0">
+  <w:abstractNum w:abstractNumId="74" w15:restartNumberingAfterBreak="0">
     <w:nsid w:val="75145F1E"/>
     <w:multiLevelType w:val="multilevel"/>
     <w:tmpl w:val="A9F0EEDE"/>
@@ -11455,7 +11753,7 @@
       </w:rPr>
     </w:lvl>
   </w:abstractNum>
-  <w:abstractNum w:abstractNumId="73" w15:restartNumberingAfterBreak="0">
+  <w:abstractNum w:abstractNumId="75" w15:restartNumberingAfterBreak="0">
     <w:nsid w:val="77780210"/>
     <w:multiLevelType w:val="multilevel"/>
     <w:tmpl w:val="9AB6D36A"/>
@@ -11604,7 +11902,7 @@
       </w:rPr>
     </w:lvl>
   </w:abstractNum>
-  <w:abstractNum w:abstractNumId="74" w15:restartNumberingAfterBreak="0">
+  <w:abstractNum w:abstractNumId="76" w15:restartNumberingAfterBreak="0">
     <w:nsid w:val="77F70E72"/>
     <w:multiLevelType w:val="multilevel"/>
     <w:tmpl w:val="CA4A179E"/>
@@ -11753,7 +12051,7 @@
       </w:rPr>
     </w:lvl>
   </w:abstractNum>
-  <w:abstractNum w:abstractNumId="75" w15:restartNumberingAfterBreak="0">
+  <w:abstractNum w:abstractNumId="77" w15:restartNumberingAfterBreak="0">
     <w:nsid w:val="78AF3623"/>
     <w:multiLevelType w:val="multilevel"/>
     <w:tmpl w:val="10EA459E"/>
@@ -11902,7 +12200,7 @@
       </w:rPr>
     </w:lvl>
   </w:abstractNum>
-  <w:abstractNum w:abstractNumId="76" w15:restartNumberingAfterBreak="0">
+  <w:abstractNum w:abstractNumId="78" w15:restartNumberingAfterBreak="0">
     <w:nsid w:val="79075D66"/>
     <w:multiLevelType w:val="multilevel"/>
     <w:tmpl w:val="DAA2F8BE"/>
@@ -12051,7 +12349,7 @@
       </w:rPr>
     </w:lvl>
   </w:abstractNum>
-  <w:abstractNum w:abstractNumId="77" w15:restartNumberingAfterBreak="0">
+  <w:abstractNum w:abstractNumId="79" w15:restartNumberingAfterBreak="0">
     <w:nsid w:val="79BB5CE8"/>
     <w:multiLevelType w:val="multilevel"/>
     <w:tmpl w:val="EDFC70D6"/>
@@ -12200,7 +12498,7 @@
       </w:rPr>
     </w:lvl>
   </w:abstractNum>
-  <w:abstractNum w:abstractNumId="78" w15:restartNumberingAfterBreak="0">
+  <w:abstractNum w:abstractNumId="80" w15:restartNumberingAfterBreak="0">
     <w:nsid w:val="7B2751C4"/>
     <w:multiLevelType w:val="multilevel"/>
     <w:tmpl w:val="4412CEC4"/>
@@ -12349,7 +12647,7 @@
       </w:rPr>
     </w:lvl>
   </w:abstractNum>
-  <w:abstractNum w:abstractNumId="79" w15:restartNumberingAfterBreak="0">
+  <w:abstractNum w:abstractNumId="81" w15:restartNumberingAfterBreak="0">
     <w:nsid w:val="7BAF4D94"/>
     <w:multiLevelType w:val="multilevel"/>
     <w:tmpl w:val="BDB8BFAA"/>
@@ -12505,13 +12803,13 @@
     <w:abstractNumId w:val="3"/>
   </w:num>
   <w:num w:numId="3" w16cid:durableId="1233933601">
-    <w:abstractNumId w:val="42"/>
+    <w:abstractNumId w:val="43"/>
   </w:num>
   <w:num w:numId="4" w16cid:durableId="500435007">
     <w:abstractNumId w:val="9"/>
   </w:num>
   <w:num w:numId="5" w16cid:durableId="1033847455">
-    <w:abstractNumId w:val="74"/>
+    <w:abstractNumId w:val="76"/>
   </w:num>
   <w:num w:numId="6" w16cid:durableId="267081670">
     <w:abstractNumId w:val="17"/>
@@ -12520,25 +12818,25 @@
     <w:abstractNumId w:val="6"/>
   </w:num>
   <w:num w:numId="8" w16cid:durableId="1135759933">
-    <w:abstractNumId w:val="54"/>
+    <w:abstractNumId w:val="56"/>
   </w:num>
   <w:num w:numId="9" w16cid:durableId="442268721">
-    <w:abstractNumId w:val="40"/>
+    <w:abstractNumId w:val="41"/>
   </w:num>
   <w:num w:numId="10" w16cid:durableId="691494407">
-    <w:abstractNumId w:val="38"/>
+    <w:abstractNumId w:val="39"/>
   </w:num>
   <w:num w:numId="11" w16cid:durableId="1705208919">
-    <w:abstractNumId w:val="39"/>
+    <w:abstractNumId w:val="40"/>
   </w:num>
   <w:num w:numId="12" w16cid:durableId="401762157">
     <w:abstractNumId w:val="11"/>
   </w:num>
   <w:num w:numId="13" w16cid:durableId="967707405">
-    <w:abstractNumId w:val="36"/>
+    <w:abstractNumId w:val="37"/>
   </w:num>
   <w:num w:numId="14" w16cid:durableId="2070766778">
-    <w:abstractNumId w:val="27"/>
+    <w:abstractNumId w:val="28"/>
   </w:num>
   <w:num w:numId="15" w16cid:durableId="716323964">
     <w:abstractNumId w:val="22"/>
@@ -12547,10 +12845,10 @@
     <w:abstractNumId w:val="20"/>
   </w:num>
   <w:num w:numId="17" w16cid:durableId="1612980622">
-    <w:abstractNumId w:val="62"/>
+    <w:abstractNumId w:val="64"/>
   </w:num>
   <w:num w:numId="18" w16cid:durableId="2093504055">
-    <w:abstractNumId w:val="66"/>
+    <w:abstractNumId w:val="68"/>
   </w:num>
   <w:num w:numId="19" w16cid:durableId="344942916">
     <w:abstractNumId w:val="15"/>
@@ -12559,184 +12857,190 @@
     <w:abstractNumId w:val="10"/>
   </w:num>
   <w:num w:numId="21" w16cid:durableId="1645238814">
-    <w:abstractNumId w:val="41"/>
+    <w:abstractNumId w:val="42"/>
   </w:num>
   <w:num w:numId="22" w16cid:durableId="1129937329">
     <w:abstractNumId w:val="5"/>
   </w:num>
   <w:num w:numId="23" w16cid:durableId="1723820948">
-    <w:abstractNumId w:val="45"/>
+    <w:abstractNumId w:val="47"/>
   </w:num>
   <w:num w:numId="24" w16cid:durableId="837844535">
-    <w:abstractNumId w:val="63"/>
+    <w:abstractNumId w:val="65"/>
   </w:num>
   <w:num w:numId="25" w16cid:durableId="1206138890">
-    <w:abstractNumId w:val="32"/>
+    <w:abstractNumId w:val="33"/>
   </w:num>
   <w:num w:numId="26" w16cid:durableId="1390418193">
     <w:abstractNumId w:val="14"/>
   </w:num>
   <w:num w:numId="27" w16cid:durableId="728844960">
-    <w:abstractNumId w:val="52"/>
+    <w:abstractNumId w:val="54"/>
   </w:num>
   <w:num w:numId="28" w16cid:durableId="2125732567">
-    <w:abstractNumId w:val="24"/>
+    <w:abstractNumId w:val="25"/>
   </w:num>
   <w:num w:numId="29" w16cid:durableId="1090812348">
-    <w:abstractNumId w:val="26"/>
+    <w:abstractNumId w:val="27"/>
   </w:num>
   <w:num w:numId="30" w16cid:durableId="296447531">
-    <w:abstractNumId w:val="68"/>
+    <w:abstractNumId w:val="70"/>
   </w:num>
   <w:num w:numId="31" w16cid:durableId="1884710918">
-    <w:abstractNumId w:val="67"/>
+    <w:abstractNumId w:val="69"/>
   </w:num>
   <w:num w:numId="32" w16cid:durableId="234828197">
-    <w:abstractNumId w:val="64"/>
+    <w:abstractNumId w:val="66"/>
   </w:num>
   <w:num w:numId="33" w16cid:durableId="1187061975">
-    <w:abstractNumId w:val="71"/>
+    <w:abstractNumId w:val="73"/>
   </w:num>
   <w:num w:numId="34" w16cid:durableId="1541361364">
     <w:abstractNumId w:val="12"/>
   </w:num>
   <w:num w:numId="35" w16cid:durableId="469323940">
-    <w:abstractNumId w:val="48"/>
+    <w:abstractNumId w:val="50"/>
   </w:num>
   <w:num w:numId="36" w16cid:durableId="171921766">
-    <w:abstractNumId w:val="56"/>
+    <w:abstractNumId w:val="58"/>
   </w:num>
   <w:num w:numId="37" w16cid:durableId="698353443">
-    <w:abstractNumId w:val="79"/>
+    <w:abstractNumId w:val="81"/>
   </w:num>
   <w:num w:numId="38" w16cid:durableId="1940941360">
     <w:abstractNumId w:val="4"/>
   </w:num>
   <w:num w:numId="39" w16cid:durableId="116679975">
-    <w:abstractNumId w:val="37"/>
+    <w:abstractNumId w:val="38"/>
   </w:num>
   <w:num w:numId="40" w16cid:durableId="1714963468">
-    <w:abstractNumId w:val="57"/>
+    <w:abstractNumId w:val="59"/>
   </w:num>
   <w:num w:numId="41" w16cid:durableId="1018429896">
-    <w:abstractNumId w:val="72"/>
+    <w:abstractNumId w:val="74"/>
   </w:num>
   <w:num w:numId="42" w16cid:durableId="941061820">
     <w:abstractNumId w:val="1"/>
   </w:num>
   <w:num w:numId="43" w16cid:durableId="726339675">
-    <w:abstractNumId w:val="30"/>
+    <w:abstractNumId w:val="31"/>
   </w:num>
   <w:num w:numId="44" w16cid:durableId="348455922">
-    <w:abstractNumId w:val="28"/>
+    <w:abstractNumId w:val="29"/>
   </w:num>
   <w:num w:numId="45" w16cid:durableId="1999069253">
-    <w:abstractNumId w:val="78"/>
+    <w:abstractNumId w:val="80"/>
   </w:num>
   <w:num w:numId="46" w16cid:durableId="1969966184">
     <w:abstractNumId w:val="8"/>
   </w:num>
   <w:num w:numId="47" w16cid:durableId="781874132">
-    <w:abstractNumId w:val="43"/>
+    <w:abstractNumId w:val="45"/>
   </w:num>
   <w:num w:numId="48" w16cid:durableId="357778884">
-    <w:abstractNumId w:val="61"/>
+    <w:abstractNumId w:val="63"/>
   </w:num>
   <w:num w:numId="49" w16cid:durableId="1508203898">
-    <w:abstractNumId w:val="65"/>
+    <w:abstractNumId w:val="67"/>
   </w:num>
   <w:num w:numId="50" w16cid:durableId="1682318083">
-    <w:abstractNumId w:val="47"/>
+    <w:abstractNumId w:val="49"/>
   </w:num>
   <w:num w:numId="51" w16cid:durableId="1708262490">
     <w:abstractNumId w:val="2"/>
   </w:num>
   <w:num w:numId="52" w16cid:durableId="33585703">
-    <w:abstractNumId w:val="25"/>
+    <w:abstractNumId w:val="26"/>
   </w:num>
   <w:num w:numId="53" w16cid:durableId="1614706232">
-    <w:abstractNumId w:val="55"/>
+    <w:abstractNumId w:val="57"/>
   </w:num>
   <w:num w:numId="54" w16cid:durableId="1594314839">
     <w:abstractNumId w:val="21"/>
   </w:num>
   <w:num w:numId="55" w16cid:durableId="1526674347">
-    <w:abstractNumId w:val="70"/>
+    <w:abstractNumId w:val="72"/>
   </w:num>
   <w:num w:numId="56" w16cid:durableId="814222603">
-    <w:abstractNumId w:val="58"/>
+    <w:abstractNumId w:val="60"/>
   </w:num>
   <w:num w:numId="57" w16cid:durableId="1449931854">
+    <w:abstractNumId w:val="48"/>
+  </w:num>
+  <w:num w:numId="58" w16cid:durableId="173110024">
     <w:abstractNumId w:val="46"/>
   </w:num>
-  <w:num w:numId="58" w16cid:durableId="173110024">
-    <w:abstractNumId w:val="44"/>
-  </w:num>
   <w:num w:numId="59" w16cid:durableId="1933391554">
-    <w:abstractNumId w:val="35"/>
+    <w:abstractNumId w:val="36"/>
   </w:num>
   <w:num w:numId="60" w16cid:durableId="659770676">
-    <w:abstractNumId w:val="69"/>
+    <w:abstractNumId w:val="71"/>
   </w:num>
   <w:num w:numId="61" w16cid:durableId="987126490">
-    <w:abstractNumId w:val="33"/>
+    <w:abstractNumId w:val="34"/>
   </w:num>
   <w:num w:numId="62" w16cid:durableId="2072000942">
     <w:abstractNumId w:val="16"/>
   </w:num>
   <w:num w:numId="63" w16cid:durableId="1637449647">
-    <w:abstractNumId w:val="31"/>
+    <w:abstractNumId w:val="32"/>
   </w:num>
   <w:num w:numId="64" w16cid:durableId="1111509654">
     <w:abstractNumId w:val="23"/>
   </w:num>
   <w:num w:numId="65" w16cid:durableId="1154025284">
-    <w:abstractNumId w:val="60"/>
+    <w:abstractNumId w:val="62"/>
   </w:num>
   <w:num w:numId="66" w16cid:durableId="636229318">
-    <w:abstractNumId w:val="75"/>
+    <w:abstractNumId w:val="77"/>
   </w:num>
   <w:num w:numId="67" w16cid:durableId="1298336313">
-    <w:abstractNumId w:val="59"/>
+    <w:abstractNumId w:val="61"/>
   </w:num>
   <w:num w:numId="68" w16cid:durableId="1780643681">
-    <w:abstractNumId w:val="49"/>
+    <w:abstractNumId w:val="51"/>
   </w:num>
   <w:num w:numId="69" w16cid:durableId="897321311">
     <w:abstractNumId w:val="13"/>
   </w:num>
   <w:num w:numId="70" w16cid:durableId="129985987">
-    <w:abstractNumId w:val="29"/>
+    <w:abstractNumId w:val="30"/>
   </w:num>
   <w:num w:numId="71" w16cid:durableId="225920747">
     <w:abstractNumId w:val="0"/>
   </w:num>
   <w:num w:numId="72" w16cid:durableId="193422590">
-    <w:abstractNumId w:val="76"/>
+    <w:abstractNumId w:val="78"/>
   </w:num>
   <w:num w:numId="73" w16cid:durableId="1538079356">
     <w:abstractNumId w:val="7"/>
   </w:num>
   <w:num w:numId="74" w16cid:durableId="1570772970">
-    <w:abstractNumId w:val="51"/>
+    <w:abstractNumId w:val="53"/>
   </w:num>
   <w:num w:numId="75" w16cid:durableId="939339658">
-    <w:abstractNumId w:val="50"/>
+    <w:abstractNumId w:val="52"/>
   </w:num>
   <w:num w:numId="76" w16cid:durableId="247924988">
-    <w:abstractNumId w:val="73"/>
+    <w:abstractNumId w:val="75"/>
   </w:num>
   <w:num w:numId="77" w16cid:durableId="1729180216">
     <w:abstractNumId w:val="19"/>
   </w:num>
   <w:num w:numId="78" w16cid:durableId="44567889">
-    <w:abstractNumId w:val="53"/>
+    <w:abstractNumId w:val="55"/>
   </w:num>
   <w:num w:numId="79" w16cid:durableId="764571186">
-    <w:abstractNumId w:val="77"/>
+    <w:abstractNumId w:val="79"/>
   </w:num>
   <w:num w:numId="80" w16cid:durableId="1858347991">
-    <w:abstractNumId w:val="34"/>
+    <w:abstractNumId w:val="35"/>
+  </w:num>
+  <w:num w:numId="81" w16cid:durableId="1245643883">
+    <w:abstractNumId w:val="44"/>
+  </w:num>
+  <w:num w:numId="82" w16cid:durableId="1252928820">
+    <w:abstractNumId w:val="24"/>
   </w:num>
 </w:numbering>
 </file>

--- a/data/Market_Read_quarterly.docx
+++ b/data/Market_Read_quarterly.docx
@@ -3,356 +3,270 @@
 <w:document xmlns:wpc="http://schemas.microsoft.com/office/word/2010/wordprocessingCanvas" xmlns:cx="http://schemas.microsoft.com/office/drawing/2014/chartex" xmlns:cx1="http://schemas.microsoft.com/office/drawing/2015/9/8/chartex" xmlns:cx2="http://schemas.microsoft.com/office/drawing/2015/10/21/chartex" xmlns:cx3="http://schemas.microsoft.com/office/drawing/2016/5/9/chartex" xmlns:cx4="http://schemas.microsoft.com/office/drawing/2016/5/10/chartex" xmlns:cx5="http://schemas.microsoft.com/office/drawing/2016/5/11/chartex" xmlns:cx6="http://schemas.microsoft.com/office/drawing/2016/5/12/chartex" xmlns:cx7="http://schemas.microsoft.com/office/drawing/2016/5/13/chartex" xmlns:cx8="http://schemas.microsoft.com/office/drawing/2016/5/14/chartex" xmlns:mc="http://schemas.openxmlformats.org/markup-compatibility/2006" xmlns:aink="http://schemas.microsoft.com/office/drawing/2016/ink" xmlns:am3d="http://schemas.microsoft.com/office/drawing/2017/model3d" xmlns:o="urn:schemas-microsoft-com:office:office" xmlns:oel="http://schemas.microsoft.com/office/2019/extlst" xmlns:r="http://schemas.openxmlformats.org/officeDocument/2006/relationships" xmlns:m="http://schemas.openxmlformats.org/officeDocument/2006/math" xmlns:v="urn:schemas-microsoft-com:vml" xmlns:wp14="http://schemas.microsoft.com/office/word/2010/wordprocessingDrawing" xmlns:wp="http://schemas.openxmlformats.org/drawingml/2006/wordprocessingDrawing" xmlns:w10="urn:schemas-microsoft-com:office:word" xmlns:w="http://schemas.openxmlformats.org/wordprocessingml/2006/main" xmlns:w14="http://schemas.microsoft.com/office/word/2010/wordml" xmlns:w15="http://schemas.microsoft.com/office/word/2012/wordml" xmlns:w16cex="http://schemas.microsoft.com/office/word/2018/wordml/cex" xmlns:w16cid="http://schemas.microsoft.com/office/word/2016/wordml/cid" xmlns:w16="http://schemas.microsoft.com/office/word/2018/wordml" xmlns:w16du="http://schemas.microsoft.com/office/word/2023/wordml/word16du" xmlns:w16sdtdh="http://schemas.microsoft.com/office/word/2020/wordml/sdtdatahash" xmlns:w16sdtfl="http://schemas.microsoft.com/office/word/2024/wordml/sdtformatlock" xmlns:w16se="http://schemas.microsoft.com/office/word/2015/wordml/symex" xmlns:wpg="http://schemas.microsoft.com/office/word/2010/wordprocessingGroup" xmlns:wpi="http://schemas.microsoft.com/office/word/2010/wordprocessingInk" xmlns:wne="http://schemas.microsoft.com/office/word/2006/wordml" xmlns:wps="http://schemas.microsoft.com/office/word/2010/wordprocessingShape" mc:Ignorable="w14 w15 w16se w16cid w16 w16cex w16sdtdh w16sdtfl w16du wp14">
   <w:body>
     <w:p>
+      <w:pPr>
+        <w:rPr>
+          <w:b/>
+          <w:bCs/>
+        </w:rPr>
+      </w:pPr>
       <w:r>
         <w:rPr>
           <w:b/>
           <w:bCs/>
         </w:rPr>
-        <w:t>Quarterly Market Read: October 29, 2025</w:t>
+        <w:t>Quarterly Market Read: October 30, 2025</w:t>
       </w:r>
     </w:p>
     <w:p>
-      <w:r>
-        <w:t xml:space="preserve">The market is saying (all numbers are </w:t>
-      </w:r>
+      <w:pPr>
+        <w:rPr>
+          <w:b/>
+          <w:bCs/>
+        </w:rPr>
+      </w:pPr>
       <w:r>
         <w:rPr>
           <w:b/>
           <w:bCs/>
         </w:rPr>
-        <w:t>QTD % returns</w:t>
-      </w:r>
-      <w:r>
-        <w:t>):</w:t>
+        <w:t>The market is saying (all numbers are QTD % returns):</w:t>
       </w:r>
     </w:p>
     <w:p>
       <w:pPr>
         <w:numPr>
           <w:ilvl w:val="0"/>
-          <w:numId w:val="81"/>
+          <w:numId w:val="83"/>
         </w:numPr>
+        <w:rPr>
+          <w:b/>
+          <w:bCs/>
+        </w:rPr>
       </w:pPr>
       <w:r>
         <w:rPr>
           <w:b/>
           <w:bCs/>
         </w:rPr>
-        <w:t>Breadth</w:t>
-      </w:r>
-      <w:r>
-        <w:t>: 43.8% of names are positive.</w:t>
+        <w:t>Breadth: 42.5% of names are positive.</w:t>
       </w:r>
     </w:p>
     <w:p>
       <w:pPr>
         <w:numPr>
           <w:ilvl w:val="0"/>
-          <w:numId w:val="81"/>
+          <w:numId w:val="83"/>
         </w:numPr>
+        <w:rPr>
+          <w:b/>
+          <w:bCs/>
+        </w:rPr>
       </w:pPr>
       <w:r>
         <w:rPr>
           <w:b/>
           <w:bCs/>
         </w:rPr>
-        <w:t>Information Technology</w:t>
+        <w:t>Information Technology: leading (avg +3.54%).</w:t>
       </w:r>
-      <w:r>
-        <w:t xml:space="preserve">: leading (avg </w:t>
-      </w:r>
+    </w:p>
+    <w:p>
+      <w:pPr>
+        <w:numPr>
+          <w:ilvl w:val="0"/>
+          <w:numId w:val="83"/>
+        </w:numPr>
+        <w:rPr>
+          <w:b/>
+          <w:bCs/>
+        </w:rPr>
+      </w:pPr>
       <w:r>
         <w:rPr>
           <w:b/>
           <w:bCs/>
         </w:rPr>
-        <w:t>+4.11%</w:t>
-      </w:r>
-      <w:r>
-        <w:t>).</w:t>
+        <w:t>Industrials: soft (avg -0.78%).</w:t>
       </w:r>
     </w:p>
     <w:p>
       <w:pPr>
         <w:numPr>
           <w:ilvl w:val="0"/>
-          <w:numId w:val="81"/>
+          <w:numId w:val="83"/>
         </w:numPr>
+        <w:rPr>
+          <w:b/>
+          <w:bCs/>
+        </w:rPr>
       </w:pPr>
       <w:r>
         <w:rPr>
           <w:b/>
           <w:bCs/>
         </w:rPr>
-        <w:t>Industrials</w:t>
+        <w:t>Consumer Staples: soft (avg -2.49%).</w:t>
       </w:r>
-      <w:r>
-        <w:t xml:space="preserve">: soft (avg </w:t>
-      </w:r>
+    </w:p>
+    <w:p>
+      <w:pPr>
+        <w:numPr>
+          <w:ilvl w:val="0"/>
+          <w:numId w:val="83"/>
+        </w:numPr>
+        <w:rPr>
+          <w:b/>
+          <w:bCs/>
+        </w:rPr>
+      </w:pPr>
       <w:r>
         <w:rPr>
           <w:b/>
           <w:bCs/>
         </w:rPr>
-        <w:t>-0.66%</w:t>
-      </w:r>
-      <w:r>
-        <w:t>).</w:t>
+        <w:t>Consumer Discretionary: heavy (avg -4.22%).</w:t>
       </w:r>
     </w:p>
     <w:p>
       <w:pPr>
         <w:numPr>
           <w:ilvl w:val="0"/>
-          <w:numId w:val="81"/>
+          <w:numId w:val="83"/>
         </w:numPr>
+        <w:rPr>
+          <w:b/>
+          <w:bCs/>
+        </w:rPr>
       </w:pPr>
       <w:r>
         <w:rPr>
           <w:b/>
           <w:bCs/>
         </w:rPr>
-        <w:t>Consumer Staples</w:t>
+        <w:t>Financials: heavy (avg -4.61%).</w:t>
       </w:r>
-      <w:r>
-        <w:t xml:space="preserve">: soft (avg </w:t>
-      </w:r>
+    </w:p>
+    <w:p>
+      <w:pPr>
+        <w:numPr>
+          <w:ilvl w:val="0"/>
+          <w:numId w:val="83"/>
+        </w:numPr>
+        <w:rPr>
+          <w:b/>
+          <w:bCs/>
+        </w:rPr>
+      </w:pPr>
       <w:r>
         <w:rPr>
           <w:b/>
           <w:bCs/>
         </w:rPr>
-        <w:t>-2.38%</w:t>
-      </w:r>
-      <w:r>
-        <w:t>).</w:t>
+        <w:t>Utilities: firm (avg +1.45%).</w:t>
       </w:r>
     </w:p>
     <w:p>
       <w:pPr>
         <w:numPr>
           <w:ilvl w:val="0"/>
-          <w:numId w:val="81"/>
+          <w:numId w:val="83"/>
         </w:numPr>
+        <w:rPr>
+          <w:b/>
+          <w:bCs/>
+        </w:rPr>
       </w:pPr>
       <w:r>
         <w:rPr>
           <w:b/>
           <w:bCs/>
         </w:rPr>
-        <w:t>Consumer Discretionary</w:t>
+        <w:t>Real Estate: heavy (avg -5.30%).</w:t>
       </w:r>
-      <w:r>
-        <w:t xml:space="preserve">: lagging (avg </w:t>
-      </w:r>
+    </w:p>
+    <w:p>
+      <w:pPr>
+        <w:numPr>
+          <w:ilvl w:val="0"/>
+          <w:numId w:val="83"/>
+        </w:numPr>
+        <w:rPr>
+          <w:b/>
+          <w:bCs/>
+        </w:rPr>
+      </w:pPr>
       <w:r>
         <w:rPr>
           <w:b/>
           <w:bCs/>
         </w:rPr>
-        <w:t>-2.85%</w:t>
-      </w:r>
-      <w:r>
-        <w:t>).</w:t>
+        <w:t>Materials: soft (avg -2.88%).</w:t>
       </w:r>
     </w:p>
     <w:p>
       <w:pPr>
         <w:numPr>
           <w:ilvl w:val="0"/>
-          <w:numId w:val="81"/>
+          <w:numId w:val="83"/>
         </w:numPr>
+        <w:rPr>
+          <w:b/>
+          <w:bCs/>
+        </w:rPr>
       </w:pPr>
       <w:r>
         <w:rPr>
           <w:b/>
           <w:bCs/>
         </w:rPr>
-        <w:t>Financials</w:t>
+        <w:t>Energy: heavy (avg -3.26%).</w:t>
       </w:r>
-      <w:r>
-        <w:t xml:space="preserve">: heavy (avg </w:t>
-      </w:r>
+    </w:p>
+    <w:p>
+      <w:pPr>
+        <w:numPr>
+          <w:ilvl w:val="0"/>
+          <w:numId w:val="83"/>
+        </w:numPr>
+        <w:rPr>
+          <w:b/>
+          <w:bCs/>
+        </w:rPr>
+      </w:pPr>
       <w:r>
         <w:rPr>
           <w:b/>
           <w:bCs/>
         </w:rPr>
-        <w:t>-4.62%</w:t>
-      </w:r>
-      <w:r>
-        <w:t>).</w:t>
+        <w:t>Health Care: leading (avg +2.95%).</w:t>
       </w:r>
     </w:p>
     <w:p>
       <w:pPr>
         <w:numPr>
           <w:ilvl w:val="0"/>
-          <w:numId w:val="81"/>
+          <w:numId w:val="83"/>
         </w:numPr>
+        <w:rPr>
+          <w:b/>
+          <w:bCs/>
+        </w:rPr>
       </w:pPr>
       <w:r>
         <w:rPr>
           <w:b/>
           <w:bCs/>
         </w:rPr>
-        <w:t>Utilities</w:t>
+        <w:t>Communication Services: heavy (avg -6.59%).</w:t>
       </w:r>
-      <w:r>
-        <w:t xml:space="preserve">: firm (avg </w:t>
-      </w:r>
-      <w:r>
+    </w:p>
+    <w:p>
+      <w:pPr>
         <w:rPr>
           <w:b/>
           <w:bCs/>
         </w:rPr>
-        <w:t>+1.67%</w:t>
-      </w:r>
-      <w:r>
-        <w:t>).</w:t>
-      </w:r>
-    </w:p>
-    <w:p>
-      <w:pPr>
-        <w:numPr>
-          <w:ilvl w:val="0"/>
-          <w:numId w:val="81"/>
-        </w:numPr>
-      </w:pPr>
-      <w:r>
-        <w:rPr>
-          <w:b/>
-          <w:bCs/>
-        </w:rPr>
-        <w:t>Real Estate</w:t>
-      </w:r>
-      <w:r>
-        <w:t xml:space="preserve">: heavy (avg </w:t>
-      </w:r>
-      <w:r>
-        <w:rPr>
-          <w:b/>
-          <w:bCs/>
-        </w:rPr>
-        <w:t>-5.59%</w:t>
-      </w:r>
-      <w:r>
-        <w:t>).</w:t>
-      </w:r>
-    </w:p>
-    <w:p>
-      <w:pPr>
-        <w:numPr>
-          <w:ilvl w:val="0"/>
-          <w:numId w:val="81"/>
-        </w:numPr>
-      </w:pPr>
-      <w:r>
-        <w:rPr>
-          <w:b/>
-          <w:bCs/>
-        </w:rPr>
-        <w:t>Materials</w:t>
-      </w:r>
-      <w:r>
-        <w:t xml:space="preserve">: soft (avg </w:t>
-      </w:r>
-      <w:r>
-        <w:rPr>
-          <w:b/>
-          <w:bCs/>
-        </w:rPr>
-        <w:t>-1.07%</w:t>
-      </w:r>
-      <w:r>
-        <w:t>).</w:t>
-      </w:r>
-    </w:p>
-    <w:p>
-      <w:pPr>
-        <w:numPr>
-          <w:ilvl w:val="0"/>
-          <w:numId w:val="81"/>
-        </w:numPr>
-      </w:pPr>
-      <w:r>
-        <w:rPr>
-          <w:b/>
-          <w:bCs/>
-        </w:rPr>
-        <w:t>Energy</w:t>
-      </w:r>
-      <w:r>
-        <w:t xml:space="preserve">: heavy (avg </w:t>
-      </w:r>
-      <w:r>
-        <w:rPr>
-          <w:b/>
-          <w:bCs/>
-        </w:rPr>
-        <w:t>-3.01%</w:t>
-      </w:r>
-      <w:r>
-        <w:t>).</w:t>
-      </w:r>
-    </w:p>
-    <w:p>
-      <w:pPr>
-        <w:numPr>
-          <w:ilvl w:val="0"/>
-          <w:numId w:val="81"/>
-        </w:numPr>
-      </w:pPr>
-      <w:r>
-        <w:rPr>
-          <w:b/>
-          <w:bCs/>
-        </w:rPr>
-        <w:t>Health Care</w:t>
-      </w:r>
-      <w:r>
-        <w:t xml:space="preserve">: leading (avg </w:t>
-      </w:r>
-      <w:r>
-        <w:rPr>
-          <w:b/>
-          <w:bCs/>
-        </w:rPr>
-        <w:t>+3.39%</w:t>
-      </w:r>
-      <w:r>
-        <w:t>).</w:t>
-      </w:r>
-    </w:p>
-    <w:p>
-      <w:pPr>
-        <w:numPr>
-          <w:ilvl w:val="0"/>
-          <w:numId w:val="81"/>
-        </w:numPr>
-      </w:pPr>
-      <w:r>
-        <w:rPr>
-          <w:b/>
-          <w:bCs/>
-        </w:rPr>
-        <w:t>Communication Services</w:t>
-      </w:r>
-      <w:r>
-        <w:t xml:space="preserve">: lagging (avg </w:t>
-      </w:r>
-      <w:r>
-        <w:rPr>
-          <w:b/>
-          <w:bCs/>
-        </w:rPr>
-        <w:t>-5.81%</w:t>
-      </w:r>
-      <w:r>
-        <w:t>).</w:t>
-      </w:r>
-    </w:p>
-    <w:p>
+      </w:pPr>
       <w:r>
         <w:rPr>
           <w:b/>
@@ -365,120 +279,88 @@
       <w:pPr>
         <w:numPr>
           <w:ilvl w:val="0"/>
-          <w:numId w:val="82"/>
+          <w:numId w:val="84"/>
         </w:numPr>
+        <w:rPr>
+          <w:b/>
+          <w:bCs/>
+        </w:rPr>
       </w:pPr>
       <w:r>
         <w:rPr>
           <w:b/>
           <w:bCs/>
         </w:rPr>
-        <w:t>Gold</w:t>
+        <w:t>Gold: bid (+4.12%)</w:t>
       </w:r>
-      <w:r>
-        <w:t>: bid (</w:t>
-      </w:r>
+    </w:p>
+    <w:p>
+      <w:pPr>
+        <w:numPr>
+          <w:ilvl w:val="0"/>
+          <w:numId w:val="84"/>
+        </w:numPr>
+        <w:rPr>
+          <w:b/>
+          <w:bCs/>
+        </w:rPr>
+      </w:pPr>
       <w:r>
         <w:rPr>
           <w:b/>
           <w:bCs/>
         </w:rPr>
-        <w:t>+2.12%</w:t>
-      </w:r>
-      <w:r>
-        <w:t>).</w:t>
+        <w:t>USD: firm (+2.25%)</w:t>
       </w:r>
     </w:p>
     <w:p>
       <w:pPr>
         <w:numPr>
           <w:ilvl w:val="0"/>
-          <w:numId w:val="82"/>
+          <w:numId w:val="84"/>
         </w:numPr>
+        <w:rPr>
+          <w:b/>
+          <w:bCs/>
+        </w:rPr>
       </w:pPr>
       <w:r>
         <w:rPr>
           <w:b/>
           <w:bCs/>
         </w:rPr>
-        <w:t>USD</w:t>
+        <w:t>Yields: falling (-1.13%)</w:t>
       </w:r>
-      <w:r>
-        <w:t>: firm (</w:t>
-      </w:r>
+    </w:p>
+    <w:p>
+      <w:pPr>
+        <w:numPr>
+          <w:ilvl w:val="0"/>
+          <w:numId w:val="84"/>
+        </w:numPr>
+        <w:rPr>
+          <w:b/>
+          <w:bCs/>
+        </w:rPr>
+      </w:pPr>
       <w:r>
         <w:rPr>
           <w:b/>
           <w:bCs/>
         </w:rPr>
-        <w:t>+1.85%</w:t>
-      </w:r>
-      <w:r>
-        <w:t>).</w:t>
+        <w:t>Bonds: flat (+0.16%)</w:t>
       </w:r>
     </w:p>
     <w:p>
       <w:pPr>
         <w:numPr>
           <w:ilvl w:val="0"/>
-          <w:numId w:val="82"/>
+          <w:numId w:val="84"/>
         </w:numPr>
-      </w:pPr>
-      <w:r>
         <w:rPr>
           <w:b/>
           <w:bCs/>
         </w:rPr>
-        <w:t>Yields</w:t>
-      </w:r>
-      <w:r>
-        <w:t>: falling (</w:t>
-      </w:r>
-      <w:r>
-        <w:rPr>
-          <w:b/>
-          <w:bCs/>
-        </w:rPr>
-        <w:t>-2.00%</w:t>
-      </w:r>
-      <w:r>
-        <w:t>).</w:t>
-      </w:r>
-    </w:p>
-    <w:p>
-      <w:pPr>
-        <w:numPr>
-          <w:ilvl w:val="0"/>
-          <w:numId w:val="82"/>
-        </w:numPr>
-      </w:pPr>
-      <w:r>
-        <w:rPr>
-          <w:b/>
-          <w:bCs/>
-        </w:rPr>
-        <w:t>Bonds</w:t>
-      </w:r>
-      <w:r>
-        <w:t>: flat (</w:t>
-      </w:r>
-      <w:r>
-        <w:rPr>
-          <w:b/>
-          <w:bCs/>
-        </w:rPr>
-        <w:t>+0.40%</w:t>
-      </w:r>
-      <w:r>
-        <w:t>).</w:t>
-      </w:r>
-    </w:p>
-    <w:p>
-      <w:pPr>
-        <w:numPr>
-          <w:ilvl w:val="0"/>
-          <w:numId w:val="82"/>
-        </w:numPr>
       </w:pPr>
       <w:r>
         <w:rPr>
@@ -486,82 +368,22 @@
           <w:bCs/>
         </w:rPr>
         <w:lastRenderedPageBreak/>
-        <w:t>Energy Complex (USO, UNG)</w:t>
+        <w:t>Energy Complex (USO, UNG): heavy (-2.34%)</w:t>
       </w:r>
-      <w:r>
-        <w:t>: heavy (</w:t>
-      </w:r>
+    </w:p>
+    <w:p>
+      <w:pPr>
+        <w:rPr>
+          <w:b/>
+          <w:bCs/>
+        </w:rPr>
+      </w:pPr>
       <w:r>
         <w:rPr>
           <w:b/>
           <w:bCs/>
         </w:rPr>
-        <w:t>-4.61%</w:t>
-      </w:r>
-      <w:r>
-        <w:t>).</w:t>
-      </w:r>
-    </w:p>
-    <w:p>
-      <w:r>
-        <w:rPr>
-          <w:b/>
-          <w:bCs/>
-        </w:rPr>
-        <w:t>Bottom line:</w:t>
-      </w:r>
-      <w:r>
-        <w:t xml:space="preserve"> Market breadth weakened with fewer than half of names positive. Leadership has narrowed to </w:t>
-      </w:r>
-      <w:r>
-        <w:rPr>
-          <w:b/>
-          <w:bCs/>
-        </w:rPr>
-        <w:t>Technology and Health Care</w:t>
-      </w:r>
-      <w:r>
-        <w:t xml:space="preserve">, while </w:t>
-      </w:r>
-      <w:r>
-        <w:rPr>
-          <w:b/>
-          <w:bCs/>
-        </w:rPr>
-        <w:t>Financials, Real Estate, Energy, and Communication Services</w:t>
-      </w:r>
-      <w:r>
-        <w:t xml:space="preserve"> remain under pressure. Macro posture — </w:t>
-      </w:r>
-      <w:r>
-        <w:rPr>
-          <w:b/>
-          <w:bCs/>
-        </w:rPr>
-        <w:t>gold bid, USD firm, yields falling, and the energy complex heavy</w:t>
-      </w:r>
-      <w:r>
-        <w:t xml:space="preserve"> — signals a market pricing in </w:t>
-      </w:r>
-      <w:r>
-        <w:rPr>
-          <w:b/>
-          <w:bCs/>
-        </w:rPr>
-        <w:t>slowing growth and softening inflation</w:t>
-      </w:r>
-      <w:r>
-        <w:t xml:space="preserve">, with investors rotating toward </w:t>
-      </w:r>
-      <w:r>
-        <w:rPr>
-          <w:b/>
-          <w:bCs/>
-        </w:rPr>
-        <w:t>defensive and quality assets</w:t>
-      </w:r>
-      <w:r>
-        <w:t xml:space="preserve"> while cyclicals continue to lose traction.</w:t>
+        <w:t>Bottom line: Market breadth deteriorated with fewer than half of names positive. Leadership remains narrow — Technology and Health Care — while Consumer Discretionary, Financials, Real Estate, and Communication Services continue to drag. Macro tone — gold bid, USD firm, yields falling, bonds flat, and energy weak — points to slowing growth with easing inflation pressures, a backdrop where defensive positioning, quality, and duration exposure continue to outperform cyclical and high-beta risk-taking.</w:t>
       </w:r>
     </w:p>
     <w:p/>
@@ -4155,6 +3977,155 @@
     </w:lvl>
   </w:abstractNum>
   <w:abstractNum w:abstractNumId="24" w15:restartNumberingAfterBreak="0">
+    <w:nsid w:val="27645E59"/>
+    <w:multiLevelType w:val="multilevel"/>
+    <w:tmpl w:val="A2A4E728"/>
+    <w:lvl w:ilvl="0">
+      <w:start w:val="1"/>
+      <w:numFmt w:val="bullet"/>
+      <w:lvlText w:val=""/>
+      <w:lvlJc w:val="left"/>
+      <w:pPr>
+        <w:tabs>
+          <w:tab w:val="num" w:pos="720"/>
+        </w:tabs>
+        <w:ind w:left="720" w:hanging="360"/>
+      </w:pPr>
+      <w:rPr>
+        <w:rFonts w:ascii="Symbol" w:hAnsi="Symbol" w:hint="default"/>
+        <w:sz w:val="20"/>
+      </w:rPr>
+    </w:lvl>
+    <w:lvl w:ilvl="1" w:tentative="1">
+      <w:start w:val="1"/>
+      <w:numFmt w:val="bullet"/>
+      <w:lvlText w:val="o"/>
+      <w:lvlJc w:val="left"/>
+      <w:pPr>
+        <w:tabs>
+          <w:tab w:val="num" w:pos="1440"/>
+        </w:tabs>
+        <w:ind w:left="1440" w:hanging="360"/>
+      </w:pPr>
+      <w:rPr>
+        <w:rFonts w:ascii="Courier New" w:hAnsi="Courier New" w:hint="default"/>
+        <w:sz w:val="20"/>
+      </w:rPr>
+    </w:lvl>
+    <w:lvl w:ilvl="2" w:tentative="1">
+      <w:start w:val="1"/>
+      <w:numFmt w:val="bullet"/>
+      <w:lvlText w:val=""/>
+      <w:lvlJc w:val="left"/>
+      <w:pPr>
+        <w:tabs>
+          <w:tab w:val="num" w:pos="2160"/>
+        </w:tabs>
+        <w:ind w:left="2160" w:hanging="360"/>
+      </w:pPr>
+      <w:rPr>
+        <w:rFonts w:ascii="Wingdings" w:hAnsi="Wingdings" w:hint="default"/>
+        <w:sz w:val="20"/>
+      </w:rPr>
+    </w:lvl>
+    <w:lvl w:ilvl="3" w:tentative="1">
+      <w:start w:val="1"/>
+      <w:numFmt w:val="bullet"/>
+      <w:lvlText w:val=""/>
+      <w:lvlJc w:val="left"/>
+      <w:pPr>
+        <w:tabs>
+          <w:tab w:val="num" w:pos="2880"/>
+        </w:tabs>
+        <w:ind w:left="2880" w:hanging="360"/>
+      </w:pPr>
+      <w:rPr>
+        <w:rFonts w:ascii="Wingdings" w:hAnsi="Wingdings" w:hint="default"/>
+        <w:sz w:val="20"/>
+      </w:rPr>
+    </w:lvl>
+    <w:lvl w:ilvl="4" w:tentative="1">
+      <w:start w:val="1"/>
+      <w:numFmt w:val="bullet"/>
+      <w:lvlText w:val=""/>
+      <w:lvlJc w:val="left"/>
+      <w:pPr>
+        <w:tabs>
+          <w:tab w:val="num" w:pos="3600"/>
+        </w:tabs>
+        <w:ind w:left="3600" w:hanging="360"/>
+      </w:pPr>
+      <w:rPr>
+        <w:rFonts w:ascii="Wingdings" w:hAnsi="Wingdings" w:hint="default"/>
+        <w:sz w:val="20"/>
+      </w:rPr>
+    </w:lvl>
+    <w:lvl w:ilvl="5" w:tentative="1">
+      <w:start w:val="1"/>
+      <w:numFmt w:val="bullet"/>
+      <w:lvlText w:val=""/>
+      <w:lvlJc w:val="left"/>
+      <w:pPr>
+        <w:tabs>
+          <w:tab w:val="num" w:pos="4320"/>
+        </w:tabs>
+        <w:ind w:left="4320" w:hanging="360"/>
+      </w:pPr>
+      <w:rPr>
+        <w:rFonts w:ascii="Wingdings" w:hAnsi="Wingdings" w:hint="default"/>
+        <w:sz w:val="20"/>
+      </w:rPr>
+    </w:lvl>
+    <w:lvl w:ilvl="6" w:tentative="1">
+      <w:start w:val="1"/>
+      <w:numFmt w:val="bullet"/>
+      <w:lvlText w:val=""/>
+      <w:lvlJc w:val="left"/>
+      <w:pPr>
+        <w:tabs>
+          <w:tab w:val="num" w:pos="5040"/>
+        </w:tabs>
+        <w:ind w:left="5040" w:hanging="360"/>
+      </w:pPr>
+      <w:rPr>
+        <w:rFonts w:ascii="Wingdings" w:hAnsi="Wingdings" w:hint="default"/>
+        <w:sz w:val="20"/>
+      </w:rPr>
+    </w:lvl>
+    <w:lvl w:ilvl="7" w:tentative="1">
+      <w:start w:val="1"/>
+      <w:numFmt w:val="bullet"/>
+      <w:lvlText w:val=""/>
+      <w:lvlJc w:val="left"/>
+      <w:pPr>
+        <w:tabs>
+          <w:tab w:val="num" w:pos="5760"/>
+        </w:tabs>
+        <w:ind w:left="5760" w:hanging="360"/>
+      </w:pPr>
+      <w:rPr>
+        <w:rFonts w:ascii="Wingdings" w:hAnsi="Wingdings" w:hint="default"/>
+        <w:sz w:val="20"/>
+      </w:rPr>
+    </w:lvl>
+    <w:lvl w:ilvl="8" w:tentative="1">
+      <w:start w:val="1"/>
+      <w:numFmt w:val="bullet"/>
+      <w:lvlText w:val=""/>
+      <w:lvlJc w:val="left"/>
+      <w:pPr>
+        <w:tabs>
+          <w:tab w:val="num" w:pos="6480"/>
+        </w:tabs>
+        <w:ind w:left="6480" w:hanging="360"/>
+      </w:pPr>
+      <w:rPr>
+        <w:rFonts w:ascii="Wingdings" w:hAnsi="Wingdings" w:hint="default"/>
+        <w:sz w:val="20"/>
+      </w:rPr>
+    </w:lvl>
+  </w:abstractNum>
+  <w:abstractNum w:abstractNumId="25" w15:restartNumberingAfterBreak="0">
     <w:nsid w:val="278301DA"/>
     <w:multiLevelType w:val="multilevel"/>
     <w:tmpl w:val="922646DA"/>
@@ -4303,7 +4274,7 @@
       </w:rPr>
     </w:lvl>
   </w:abstractNum>
-  <w:abstractNum w:abstractNumId="25" w15:restartNumberingAfterBreak="0">
+  <w:abstractNum w:abstractNumId="26" w15:restartNumberingAfterBreak="0">
     <w:nsid w:val="27DD119E"/>
     <w:multiLevelType w:val="multilevel"/>
     <w:tmpl w:val="1C60FF70"/>
@@ -4452,7 +4423,7 @@
       </w:rPr>
     </w:lvl>
   </w:abstractNum>
-  <w:abstractNum w:abstractNumId="26" w15:restartNumberingAfterBreak="0">
+  <w:abstractNum w:abstractNumId="27" w15:restartNumberingAfterBreak="0">
     <w:nsid w:val="29172398"/>
     <w:multiLevelType w:val="multilevel"/>
     <w:tmpl w:val="6A00188C"/>
@@ -4601,7 +4572,7 @@
       </w:rPr>
     </w:lvl>
   </w:abstractNum>
-  <w:abstractNum w:abstractNumId="27" w15:restartNumberingAfterBreak="0">
+  <w:abstractNum w:abstractNumId="28" w15:restartNumberingAfterBreak="0">
     <w:nsid w:val="2AE3093F"/>
     <w:multiLevelType w:val="multilevel"/>
     <w:tmpl w:val="CD888610"/>
@@ -4750,7 +4721,7 @@
       </w:rPr>
     </w:lvl>
   </w:abstractNum>
-  <w:abstractNum w:abstractNumId="28" w15:restartNumberingAfterBreak="0">
+  <w:abstractNum w:abstractNumId="29" w15:restartNumberingAfterBreak="0">
     <w:nsid w:val="2D7172A0"/>
     <w:multiLevelType w:val="multilevel"/>
     <w:tmpl w:val="615A5204"/>
@@ -4899,7 +4870,7 @@
       </w:rPr>
     </w:lvl>
   </w:abstractNum>
-  <w:abstractNum w:abstractNumId="29" w15:restartNumberingAfterBreak="0">
+  <w:abstractNum w:abstractNumId="30" w15:restartNumberingAfterBreak="0">
     <w:nsid w:val="2EC14BE6"/>
     <w:multiLevelType w:val="multilevel"/>
     <w:tmpl w:val="EAB4BB98"/>
@@ -5048,7 +5019,7 @@
       </w:rPr>
     </w:lvl>
   </w:abstractNum>
-  <w:abstractNum w:abstractNumId="30" w15:restartNumberingAfterBreak="0">
+  <w:abstractNum w:abstractNumId="31" w15:restartNumberingAfterBreak="0">
     <w:nsid w:val="2FAF7C70"/>
     <w:multiLevelType w:val="multilevel"/>
     <w:tmpl w:val="39F4968C"/>
@@ -5197,7 +5168,7 @@
       </w:rPr>
     </w:lvl>
   </w:abstractNum>
-  <w:abstractNum w:abstractNumId="31" w15:restartNumberingAfterBreak="0">
+  <w:abstractNum w:abstractNumId="32" w15:restartNumberingAfterBreak="0">
     <w:nsid w:val="30211183"/>
     <w:multiLevelType w:val="multilevel"/>
     <w:tmpl w:val="17BCC77C"/>
@@ -5346,7 +5317,7 @@
       </w:rPr>
     </w:lvl>
   </w:abstractNum>
-  <w:abstractNum w:abstractNumId="32" w15:restartNumberingAfterBreak="0">
+  <w:abstractNum w:abstractNumId="33" w15:restartNumberingAfterBreak="0">
     <w:nsid w:val="308C2490"/>
     <w:multiLevelType w:val="multilevel"/>
     <w:tmpl w:val="A52AC25C"/>
@@ -5495,7 +5466,7 @@
       </w:rPr>
     </w:lvl>
   </w:abstractNum>
-  <w:abstractNum w:abstractNumId="33" w15:restartNumberingAfterBreak="0">
+  <w:abstractNum w:abstractNumId="34" w15:restartNumberingAfterBreak="0">
     <w:nsid w:val="36B2143A"/>
     <w:multiLevelType w:val="multilevel"/>
     <w:tmpl w:val="64604580"/>
@@ -5644,7 +5615,7 @@
       </w:rPr>
     </w:lvl>
   </w:abstractNum>
-  <w:abstractNum w:abstractNumId="34" w15:restartNumberingAfterBreak="0">
+  <w:abstractNum w:abstractNumId="35" w15:restartNumberingAfterBreak="0">
     <w:nsid w:val="36E65CFF"/>
     <w:multiLevelType w:val="multilevel"/>
     <w:tmpl w:val="CE3C9310"/>
@@ -5793,7 +5764,7 @@
       </w:rPr>
     </w:lvl>
   </w:abstractNum>
-  <w:abstractNum w:abstractNumId="35" w15:restartNumberingAfterBreak="0">
+  <w:abstractNum w:abstractNumId="36" w15:restartNumberingAfterBreak="0">
     <w:nsid w:val="38BF4809"/>
     <w:multiLevelType w:val="multilevel"/>
     <w:tmpl w:val="925A2D08"/>
@@ -5942,7 +5913,7 @@
       </w:rPr>
     </w:lvl>
   </w:abstractNum>
-  <w:abstractNum w:abstractNumId="36" w15:restartNumberingAfterBreak="0">
+  <w:abstractNum w:abstractNumId="37" w15:restartNumberingAfterBreak="0">
     <w:nsid w:val="3E6F5D06"/>
     <w:multiLevelType w:val="multilevel"/>
     <w:tmpl w:val="048E3170"/>
@@ -6091,7 +6062,7 @@
       </w:rPr>
     </w:lvl>
   </w:abstractNum>
-  <w:abstractNum w:abstractNumId="37" w15:restartNumberingAfterBreak="0">
+  <w:abstractNum w:abstractNumId="38" w15:restartNumberingAfterBreak="0">
     <w:nsid w:val="3F362D47"/>
     <w:multiLevelType w:val="multilevel"/>
     <w:tmpl w:val="88CA522A"/>
@@ -6240,7 +6211,7 @@
       </w:rPr>
     </w:lvl>
   </w:abstractNum>
-  <w:abstractNum w:abstractNumId="38" w15:restartNumberingAfterBreak="0">
+  <w:abstractNum w:abstractNumId="39" w15:restartNumberingAfterBreak="0">
     <w:nsid w:val="44BC3258"/>
     <w:multiLevelType w:val="multilevel"/>
     <w:tmpl w:val="46687CC4"/>
@@ -6389,7 +6360,7 @@
       </w:rPr>
     </w:lvl>
   </w:abstractNum>
-  <w:abstractNum w:abstractNumId="39" w15:restartNumberingAfterBreak="0">
+  <w:abstractNum w:abstractNumId="40" w15:restartNumberingAfterBreak="0">
     <w:nsid w:val="48C97CF2"/>
     <w:multiLevelType w:val="multilevel"/>
     <w:tmpl w:val="351A9F9A"/>
@@ -6538,7 +6509,7 @@
       </w:rPr>
     </w:lvl>
   </w:abstractNum>
-  <w:abstractNum w:abstractNumId="40" w15:restartNumberingAfterBreak="0">
+  <w:abstractNum w:abstractNumId="41" w15:restartNumberingAfterBreak="0">
     <w:nsid w:val="49421EC4"/>
     <w:multiLevelType w:val="multilevel"/>
     <w:tmpl w:val="1070D884"/>
@@ -6687,7 +6658,7 @@
       </w:rPr>
     </w:lvl>
   </w:abstractNum>
-  <w:abstractNum w:abstractNumId="41" w15:restartNumberingAfterBreak="0">
+  <w:abstractNum w:abstractNumId="42" w15:restartNumberingAfterBreak="0">
     <w:nsid w:val="49BE432E"/>
     <w:multiLevelType w:val="multilevel"/>
     <w:tmpl w:val="F31895E0"/>
@@ -6836,7 +6807,7 @@
       </w:rPr>
     </w:lvl>
   </w:abstractNum>
-  <w:abstractNum w:abstractNumId="42" w15:restartNumberingAfterBreak="0">
+  <w:abstractNum w:abstractNumId="43" w15:restartNumberingAfterBreak="0">
     <w:nsid w:val="4D6D2000"/>
     <w:multiLevelType w:val="multilevel"/>
     <w:tmpl w:val="D222DEEC"/>
@@ -6985,7 +6956,7 @@
       </w:rPr>
     </w:lvl>
   </w:abstractNum>
-  <w:abstractNum w:abstractNumId="43" w15:restartNumberingAfterBreak="0">
+  <w:abstractNum w:abstractNumId="44" w15:restartNumberingAfterBreak="0">
     <w:nsid w:val="4E7C38B9"/>
     <w:multiLevelType w:val="multilevel"/>
     <w:tmpl w:val="BA9A3C7A"/>
@@ -7134,7 +7105,7 @@
       </w:rPr>
     </w:lvl>
   </w:abstractNum>
-  <w:abstractNum w:abstractNumId="44" w15:restartNumberingAfterBreak="0">
+  <w:abstractNum w:abstractNumId="45" w15:restartNumberingAfterBreak="0">
     <w:nsid w:val="4F0C370E"/>
     <w:multiLevelType w:val="multilevel"/>
     <w:tmpl w:val="C2A2442A"/>
@@ -7283,7 +7254,7 @@
       </w:rPr>
     </w:lvl>
   </w:abstractNum>
-  <w:abstractNum w:abstractNumId="45" w15:restartNumberingAfterBreak="0">
+  <w:abstractNum w:abstractNumId="46" w15:restartNumberingAfterBreak="0">
     <w:nsid w:val="4F675C52"/>
     <w:multiLevelType w:val="multilevel"/>
     <w:tmpl w:val="E8746552"/>
@@ -7432,7 +7403,7 @@
       </w:rPr>
     </w:lvl>
   </w:abstractNum>
-  <w:abstractNum w:abstractNumId="46" w15:restartNumberingAfterBreak="0">
+  <w:abstractNum w:abstractNumId="47" w15:restartNumberingAfterBreak="0">
     <w:nsid w:val="518B0AF4"/>
     <w:multiLevelType w:val="multilevel"/>
     <w:tmpl w:val="E21A9B02"/>
@@ -7581,7 +7552,7 @@
       </w:rPr>
     </w:lvl>
   </w:abstractNum>
-  <w:abstractNum w:abstractNumId="47" w15:restartNumberingAfterBreak="0">
+  <w:abstractNum w:abstractNumId="48" w15:restartNumberingAfterBreak="0">
     <w:nsid w:val="554A2D8C"/>
     <w:multiLevelType w:val="multilevel"/>
     <w:tmpl w:val="030AEED4"/>
@@ -7730,7 +7701,7 @@
       </w:rPr>
     </w:lvl>
   </w:abstractNum>
-  <w:abstractNum w:abstractNumId="48" w15:restartNumberingAfterBreak="0">
+  <w:abstractNum w:abstractNumId="49" w15:restartNumberingAfterBreak="0">
     <w:nsid w:val="55E56A09"/>
     <w:multiLevelType w:val="multilevel"/>
     <w:tmpl w:val="42345B00"/>
@@ -7879,7 +7850,7 @@
       </w:rPr>
     </w:lvl>
   </w:abstractNum>
-  <w:abstractNum w:abstractNumId="49" w15:restartNumberingAfterBreak="0">
+  <w:abstractNum w:abstractNumId="50" w15:restartNumberingAfterBreak="0">
     <w:nsid w:val="565672AE"/>
     <w:multiLevelType w:val="multilevel"/>
     <w:tmpl w:val="9DB47B8A"/>
@@ -8028,7 +7999,7 @@
       </w:rPr>
     </w:lvl>
   </w:abstractNum>
-  <w:abstractNum w:abstractNumId="50" w15:restartNumberingAfterBreak="0">
+  <w:abstractNum w:abstractNumId="51" w15:restartNumberingAfterBreak="0">
     <w:nsid w:val="569C54B2"/>
     <w:multiLevelType w:val="multilevel"/>
     <w:tmpl w:val="EE7EE69A"/>
@@ -8177,7 +8148,7 @@
       </w:rPr>
     </w:lvl>
   </w:abstractNum>
-  <w:abstractNum w:abstractNumId="51" w15:restartNumberingAfterBreak="0">
+  <w:abstractNum w:abstractNumId="52" w15:restartNumberingAfterBreak="0">
     <w:nsid w:val="56F71075"/>
     <w:multiLevelType w:val="multilevel"/>
     <w:tmpl w:val="2952AC56"/>
@@ -8326,7 +8297,7 @@
       </w:rPr>
     </w:lvl>
   </w:abstractNum>
-  <w:abstractNum w:abstractNumId="52" w15:restartNumberingAfterBreak="0">
+  <w:abstractNum w:abstractNumId="53" w15:restartNumberingAfterBreak="0">
     <w:nsid w:val="57DB2464"/>
     <w:multiLevelType w:val="multilevel"/>
     <w:tmpl w:val="744AAF80"/>
@@ -8475,7 +8446,7 @@
       </w:rPr>
     </w:lvl>
   </w:abstractNum>
-  <w:abstractNum w:abstractNumId="53" w15:restartNumberingAfterBreak="0">
+  <w:abstractNum w:abstractNumId="54" w15:restartNumberingAfterBreak="0">
     <w:nsid w:val="587A0CCD"/>
     <w:multiLevelType w:val="multilevel"/>
     <w:tmpl w:val="750CB344"/>
@@ -8624,7 +8595,7 @@
       </w:rPr>
     </w:lvl>
   </w:abstractNum>
-  <w:abstractNum w:abstractNumId="54" w15:restartNumberingAfterBreak="0">
+  <w:abstractNum w:abstractNumId="55" w15:restartNumberingAfterBreak="0">
     <w:nsid w:val="5918416D"/>
     <w:multiLevelType w:val="multilevel"/>
     <w:tmpl w:val="7160D344"/>
@@ -8773,7 +8744,7 @@
       </w:rPr>
     </w:lvl>
   </w:abstractNum>
-  <w:abstractNum w:abstractNumId="55" w15:restartNumberingAfterBreak="0">
+  <w:abstractNum w:abstractNumId="56" w15:restartNumberingAfterBreak="0">
     <w:nsid w:val="5ABA52A8"/>
     <w:multiLevelType w:val="multilevel"/>
     <w:tmpl w:val="91FE5CEA"/>
@@ -8922,7 +8893,7 @@
       </w:rPr>
     </w:lvl>
   </w:abstractNum>
-  <w:abstractNum w:abstractNumId="56" w15:restartNumberingAfterBreak="0">
+  <w:abstractNum w:abstractNumId="57" w15:restartNumberingAfterBreak="0">
     <w:nsid w:val="5AD277F9"/>
     <w:multiLevelType w:val="multilevel"/>
     <w:tmpl w:val="BE649556"/>
@@ -9071,7 +9042,7 @@
       </w:rPr>
     </w:lvl>
   </w:abstractNum>
-  <w:abstractNum w:abstractNumId="57" w15:restartNumberingAfterBreak="0">
+  <w:abstractNum w:abstractNumId="58" w15:restartNumberingAfterBreak="0">
     <w:nsid w:val="5BC6754C"/>
     <w:multiLevelType w:val="multilevel"/>
     <w:tmpl w:val="61C8A2DE"/>
@@ -9220,7 +9191,7 @@
       </w:rPr>
     </w:lvl>
   </w:abstractNum>
-  <w:abstractNum w:abstractNumId="58" w15:restartNumberingAfterBreak="0">
+  <w:abstractNum w:abstractNumId="59" w15:restartNumberingAfterBreak="0">
     <w:nsid w:val="5C590522"/>
     <w:multiLevelType w:val="multilevel"/>
     <w:tmpl w:val="21E6C334"/>
@@ -9369,7 +9340,7 @@
       </w:rPr>
     </w:lvl>
   </w:abstractNum>
-  <w:abstractNum w:abstractNumId="59" w15:restartNumberingAfterBreak="0">
+  <w:abstractNum w:abstractNumId="60" w15:restartNumberingAfterBreak="0">
     <w:nsid w:val="5F25507A"/>
     <w:multiLevelType w:val="multilevel"/>
     <w:tmpl w:val="577A4134"/>
@@ -9518,7 +9489,7 @@
       </w:rPr>
     </w:lvl>
   </w:abstractNum>
-  <w:abstractNum w:abstractNumId="60" w15:restartNumberingAfterBreak="0">
+  <w:abstractNum w:abstractNumId="61" w15:restartNumberingAfterBreak="0">
     <w:nsid w:val="610A18D6"/>
     <w:multiLevelType w:val="multilevel"/>
     <w:tmpl w:val="0C103A64"/>
@@ -9667,7 +9638,7 @@
       </w:rPr>
     </w:lvl>
   </w:abstractNum>
-  <w:abstractNum w:abstractNumId="61" w15:restartNumberingAfterBreak="0">
+  <w:abstractNum w:abstractNumId="62" w15:restartNumberingAfterBreak="0">
     <w:nsid w:val="622C70E0"/>
     <w:multiLevelType w:val="multilevel"/>
     <w:tmpl w:val="1AEE679E"/>
@@ -9816,7 +9787,7 @@
       </w:rPr>
     </w:lvl>
   </w:abstractNum>
-  <w:abstractNum w:abstractNumId="62" w15:restartNumberingAfterBreak="0">
+  <w:abstractNum w:abstractNumId="63" w15:restartNumberingAfterBreak="0">
     <w:nsid w:val="640E2F59"/>
     <w:multiLevelType w:val="multilevel"/>
     <w:tmpl w:val="26F4B2DE"/>
@@ -9965,7 +9936,7 @@
       </w:rPr>
     </w:lvl>
   </w:abstractNum>
-  <w:abstractNum w:abstractNumId="63" w15:restartNumberingAfterBreak="0">
+  <w:abstractNum w:abstractNumId="64" w15:restartNumberingAfterBreak="0">
     <w:nsid w:val="64706C61"/>
     <w:multiLevelType w:val="multilevel"/>
     <w:tmpl w:val="2AA095D8"/>
@@ -10114,7 +10085,7 @@
       </w:rPr>
     </w:lvl>
   </w:abstractNum>
-  <w:abstractNum w:abstractNumId="64" w15:restartNumberingAfterBreak="0">
+  <w:abstractNum w:abstractNumId="65" w15:restartNumberingAfterBreak="0">
     <w:nsid w:val="663131E0"/>
     <w:multiLevelType w:val="multilevel"/>
     <w:tmpl w:val="1E82DB90"/>
@@ -10263,7 +10234,7 @@
       </w:rPr>
     </w:lvl>
   </w:abstractNum>
-  <w:abstractNum w:abstractNumId="65" w15:restartNumberingAfterBreak="0">
+  <w:abstractNum w:abstractNumId="66" w15:restartNumberingAfterBreak="0">
     <w:nsid w:val="676E4319"/>
     <w:multiLevelType w:val="multilevel"/>
     <w:tmpl w:val="D38640E0"/>
@@ -10412,7 +10383,156 @@
       </w:rPr>
     </w:lvl>
   </w:abstractNum>
-  <w:abstractNum w:abstractNumId="66" w15:restartNumberingAfterBreak="0">
+  <w:abstractNum w:abstractNumId="67" w15:restartNumberingAfterBreak="0">
+    <w:nsid w:val="67725B88"/>
+    <w:multiLevelType w:val="multilevel"/>
+    <w:tmpl w:val="660E9946"/>
+    <w:lvl w:ilvl="0">
+      <w:start w:val="1"/>
+      <w:numFmt w:val="bullet"/>
+      <w:lvlText w:val=""/>
+      <w:lvlJc w:val="left"/>
+      <w:pPr>
+        <w:tabs>
+          <w:tab w:val="num" w:pos="720"/>
+        </w:tabs>
+        <w:ind w:left="720" w:hanging="360"/>
+      </w:pPr>
+      <w:rPr>
+        <w:rFonts w:ascii="Symbol" w:hAnsi="Symbol" w:hint="default"/>
+        <w:sz w:val="20"/>
+      </w:rPr>
+    </w:lvl>
+    <w:lvl w:ilvl="1" w:tentative="1">
+      <w:start w:val="1"/>
+      <w:numFmt w:val="bullet"/>
+      <w:lvlText w:val="o"/>
+      <w:lvlJc w:val="left"/>
+      <w:pPr>
+        <w:tabs>
+          <w:tab w:val="num" w:pos="1440"/>
+        </w:tabs>
+        <w:ind w:left="1440" w:hanging="360"/>
+      </w:pPr>
+      <w:rPr>
+        <w:rFonts w:ascii="Courier New" w:hAnsi="Courier New" w:hint="default"/>
+        <w:sz w:val="20"/>
+      </w:rPr>
+    </w:lvl>
+    <w:lvl w:ilvl="2" w:tentative="1">
+      <w:start w:val="1"/>
+      <w:numFmt w:val="bullet"/>
+      <w:lvlText w:val=""/>
+      <w:lvlJc w:val="left"/>
+      <w:pPr>
+        <w:tabs>
+          <w:tab w:val="num" w:pos="2160"/>
+        </w:tabs>
+        <w:ind w:left="2160" w:hanging="360"/>
+      </w:pPr>
+      <w:rPr>
+        <w:rFonts w:ascii="Wingdings" w:hAnsi="Wingdings" w:hint="default"/>
+        <w:sz w:val="20"/>
+      </w:rPr>
+    </w:lvl>
+    <w:lvl w:ilvl="3" w:tentative="1">
+      <w:start w:val="1"/>
+      <w:numFmt w:val="bullet"/>
+      <w:lvlText w:val=""/>
+      <w:lvlJc w:val="left"/>
+      <w:pPr>
+        <w:tabs>
+          <w:tab w:val="num" w:pos="2880"/>
+        </w:tabs>
+        <w:ind w:left="2880" w:hanging="360"/>
+      </w:pPr>
+      <w:rPr>
+        <w:rFonts w:ascii="Wingdings" w:hAnsi="Wingdings" w:hint="default"/>
+        <w:sz w:val="20"/>
+      </w:rPr>
+    </w:lvl>
+    <w:lvl w:ilvl="4" w:tentative="1">
+      <w:start w:val="1"/>
+      <w:numFmt w:val="bullet"/>
+      <w:lvlText w:val=""/>
+      <w:lvlJc w:val="left"/>
+      <w:pPr>
+        <w:tabs>
+          <w:tab w:val="num" w:pos="3600"/>
+        </w:tabs>
+        <w:ind w:left="3600" w:hanging="360"/>
+      </w:pPr>
+      <w:rPr>
+        <w:rFonts w:ascii="Wingdings" w:hAnsi="Wingdings" w:hint="default"/>
+        <w:sz w:val="20"/>
+      </w:rPr>
+    </w:lvl>
+    <w:lvl w:ilvl="5" w:tentative="1">
+      <w:start w:val="1"/>
+      <w:numFmt w:val="bullet"/>
+      <w:lvlText w:val=""/>
+      <w:lvlJc w:val="left"/>
+      <w:pPr>
+        <w:tabs>
+          <w:tab w:val="num" w:pos="4320"/>
+        </w:tabs>
+        <w:ind w:left="4320" w:hanging="360"/>
+      </w:pPr>
+      <w:rPr>
+        <w:rFonts w:ascii="Wingdings" w:hAnsi="Wingdings" w:hint="default"/>
+        <w:sz w:val="20"/>
+      </w:rPr>
+    </w:lvl>
+    <w:lvl w:ilvl="6" w:tentative="1">
+      <w:start w:val="1"/>
+      <w:numFmt w:val="bullet"/>
+      <w:lvlText w:val=""/>
+      <w:lvlJc w:val="left"/>
+      <w:pPr>
+        <w:tabs>
+          <w:tab w:val="num" w:pos="5040"/>
+        </w:tabs>
+        <w:ind w:left="5040" w:hanging="360"/>
+      </w:pPr>
+      <w:rPr>
+        <w:rFonts w:ascii="Wingdings" w:hAnsi="Wingdings" w:hint="default"/>
+        <w:sz w:val="20"/>
+      </w:rPr>
+    </w:lvl>
+    <w:lvl w:ilvl="7" w:tentative="1">
+      <w:start w:val="1"/>
+      <w:numFmt w:val="bullet"/>
+      <w:lvlText w:val=""/>
+      <w:lvlJc w:val="left"/>
+      <w:pPr>
+        <w:tabs>
+          <w:tab w:val="num" w:pos="5760"/>
+        </w:tabs>
+        <w:ind w:left="5760" w:hanging="360"/>
+      </w:pPr>
+      <w:rPr>
+        <w:rFonts w:ascii="Wingdings" w:hAnsi="Wingdings" w:hint="default"/>
+        <w:sz w:val="20"/>
+      </w:rPr>
+    </w:lvl>
+    <w:lvl w:ilvl="8" w:tentative="1">
+      <w:start w:val="1"/>
+      <w:numFmt w:val="bullet"/>
+      <w:lvlText w:val=""/>
+      <w:lvlJc w:val="left"/>
+      <w:pPr>
+        <w:tabs>
+          <w:tab w:val="num" w:pos="6480"/>
+        </w:tabs>
+        <w:ind w:left="6480" w:hanging="360"/>
+      </w:pPr>
+      <w:rPr>
+        <w:rFonts w:ascii="Wingdings" w:hAnsi="Wingdings" w:hint="default"/>
+        <w:sz w:val="20"/>
+      </w:rPr>
+    </w:lvl>
+  </w:abstractNum>
+  <w:abstractNum w:abstractNumId="68" w15:restartNumberingAfterBreak="0">
     <w:nsid w:val="6CDE4304"/>
     <w:multiLevelType w:val="multilevel"/>
     <w:tmpl w:val="442A8830"/>
@@ -10561,7 +10681,7 @@
       </w:rPr>
     </w:lvl>
   </w:abstractNum>
-  <w:abstractNum w:abstractNumId="67" w15:restartNumberingAfterBreak="0">
+  <w:abstractNum w:abstractNumId="69" w15:restartNumberingAfterBreak="0">
     <w:nsid w:val="6CED189A"/>
     <w:multiLevelType w:val="multilevel"/>
     <w:tmpl w:val="019E646A"/>
@@ -10710,7 +10830,7 @@
       </w:rPr>
     </w:lvl>
   </w:abstractNum>
-  <w:abstractNum w:abstractNumId="68" w15:restartNumberingAfterBreak="0">
+  <w:abstractNum w:abstractNumId="70" w15:restartNumberingAfterBreak="0">
     <w:nsid w:val="6D982CB9"/>
     <w:multiLevelType w:val="multilevel"/>
     <w:tmpl w:val="EFA65B1E"/>
@@ -10859,7 +10979,7 @@
       </w:rPr>
     </w:lvl>
   </w:abstractNum>
-  <w:abstractNum w:abstractNumId="69" w15:restartNumberingAfterBreak="0">
+  <w:abstractNum w:abstractNumId="71" w15:restartNumberingAfterBreak="0">
     <w:nsid w:val="6FAC686D"/>
     <w:multiLevelType w:val="multilevel"/>
     <w:tmpl w:val="F7CCE078"/>
@@ -11008,7 +11128,7 @@
       </w:rPr>
     </w:lvl>
   </w:abstractNum>
-  <w:abstractNum w:abstractNumId="70" w15:restartNumberingAfterBreak="0">
+  <w:abstractNum w:abstractNumId="72" w15:restartNumberingAfterBreak="0">
     <w:nsid w:val="70427236"/>
     <w:multiLevelType w:val="multilevel"/>
     <w:tmpl w:val="834A0EA4"/>
@@ -11157,7 +11277,7 @@
       </w:rPr>
     </w:lvl>
   </w:abstractNum>
-  <w:abstractNum w:abstractNumId="71" w15:restartNumberingAfterBreak="0">
+  <w:abstractNum w:abstractNumId="73" w15:restartNumberingAfterBreak="0">
     <w:nsid w:val="72987028"/>
     <w:multiLevelType w:val="multilevel"/>
     <w:tmpl w:val="0B8AE7E8"/>
@@ -11306,7 +11426,7 @@
       </w:rPr>
     </w:lvl>
   </w:abstractNum>
-  <w:abstractNum w:abstractNumId="72" w15:restartNumberingAfterBreak="0">
+  <w:abstractNum w:abstractNumId="74" w15:restartNumberingAfterBreak="0">
     <w:nsid w:val="74995DA1"/>
     <w:multiLevelType w:val="multilevel"/>
     <w:tmpl w:val="47E69886"/>
@@ -11455,7 +11575,7 @@
       </w:rPr>
     </w:lvl>
   </w:abstractNum>
-  <w:abstractNum w:abstractNumId="73" w15:restartNumberingAfterBreak="0">
+  <w:abstractNum w:abstractNumId="75" w15:restartNumberingAfterBreak="0">
     <w:nsid w:val="75133277"/>
     <w:multiLevelType w:val="multilevel"/>
     <w:tmpl w:val="98A67D76"/>
@@ -11604,7 +11724,7 @@
       </w:rPr>
     </w:lvl>
   </w:abstractNum>
-  <w:abstractNum w:abstractNumId="74" w15:restartNumberingAfterBreak="0">
+  <w:abstractNum w:abstractNumId="76" w15:restartNumberingAfterBreak="0">
     <w:nsid w:val="75145F1E"/>
     <w:multiLevelType w:val="multilevel"/>
     <w:tmpl w:val="A9F0EEDE"/>
@@ -11753,7 +11873,7 @@
       </w:rPr>
     </w:lvl>
   </w:abstractNum>
-  <w:abstractNum w:abstractNumId="75" w15:restartNumberingAfterBreak="0">
+  <w:abstractNum w:abstractNumId="77" w15:restartNumberingAfterBreak="0">
     <w:nsid w:val="77780210"/>
     <w:multiLevelType w:val="multilevel"/>
     <w:tmpl w:val="9AB6D36A"/>
@@ -11902,7 +12022,7 @@
       </w:rPr>
     </w:lvl>
   </w:abstractNum>
-  <w:abstractNum w:abstractNumId="76" w15:restartNumberingAfterBreak="0">
+  <w:abstractNum w:abstractNumId="78" w15:restartNumberingAfterBreak="0">
     <w:nsid w:val="77F70E72"/>
     <w:multiLevelType w:val="multilevel"/>
     <w:tmpl w:val="CA4A179E"/>
@@ -12051,7 +12171,7 @@
       </w:rPr>
     </w:lvl>
   </w:abstractNum>
-  <w:abstractNum w:abstractNumId="77" w15:restartNumberingAfterBreak="0">
+  <w:abstractNum w:abstractNumId="79" w15:restartNumberingAfterBreak="0">
     <w:nsid w:val="78AF3623"/>
     <w:multiLevelType w:val="multilevel"/>
     <w:tmpl w:val="10EA459E"/>
@@ -12200,7 +12320,7 @@
       </w:rPr>
     </w:lvl>
   </w:abstractNum>
-  <w:abstractNum w:abstractNumId="78" w15:restartNumberingAfterBreak="0">
+  <w:abstractNum w:abstractNumId="80" w15:restartNumberingAfterBreak="0">
     <w:nsid w:val="79075D66"/>
     <w:multiLevelType w:val="multilevel"/>
     <w:tmpl w:val="DAA2F8BE"/>
@@ -12349,7 +12469,7 @@
       </w:rPr>
     </w:lvl>
   </w:abstractNum>
-  <w:abstractNum w:abstractNumId="79" w15:restartNumberingAfterBreak="0">
+  <w:abstractNum w:abstractNumId="81" w15:restartNumberingAfterBreak="0">
     <w:nsid w:val="79BB5CE8"/>
     <w:multiLevelType w:val="multilevel"/>
     <w:tmpl w:val="EDFC70D6"/>
@@ -12498,7 +12618,7 @@
       </w:rPr>
     </w:lvl>
   </w:abstractNum>
-  <w:abstractNum w:abstractNumId="80" w15:restartNumberingAfterBreak="0">
+  <w:abstractNum w:abstractNumId="82" w15:restartNumberingAfterBreak="0">
     <w:nsid w:val="7B2751C4"/>
     <w:multiLevelType w:val="multilevel"/>
     <w:tmpl w:val="4412CEC4"/>
@@ -12647,7 +12767,7 @@
       </w:rPr>
     </w:lvl>
   </w:abstractNum>
-  <w:abstractNum w:abstractNumId="81" w15:restartNumberingAfterBreak="0">
+  <w:abstractNum w:abstractNumId="83" w15:restartNumberingAfterBreak="0">
     <w:nsid w:val="7BAF4D94"/>
     <w:multiLevelType w:val="multilevel"/>
     <w:tmpl w:val="BDB8BFAA"/>
@@ -12803,13 +12923,13 @@
     <w:abstractNumId w:val="3"/>
   </w:num>
   <w:num w:numId="3" w16cid:durableId="1233933601">
-    <w:abstractNumId w:val="43"/>
+    <w:abstractNumId w:val="44"/>
   </w:num>
   <w:num w:numId="4" w16cid:durableId="500435007">
     <w:abstractNumId w:val="9"/>
   </w:num>
   <w:num w:numId="5" w16cid:durableId="1033847455">
-    <w:abstractNumId w:val="76"/>
+    <w:abstractNumId w:val="78"/>
   </w:num>
   <w:num w:numId="6" w16cid:durableId="267081670">
     <w:abstractNumId w:val="17"/>
@@ -12818,25 +12938,25 @@
     <w:abstractNumId w:val="6"/>
   </w:num>
   <w:num w:numId="8" w16cid:durableId="1135759933">
-    <w:abstractNumId w:val="56"/>
+    <w:abstractNumId w:val="57"/>
   </w:num>
   <w:num w:numId="9" w16cid:durableId="442268721">
-    <w:abstractNumId w:val="41"/>
+    <w:abstractNumId w:val="42"/>
   </w:num>
   <w:num w:numId="10" w16cid:durableId="691494407">
-    <w:abstractNumId w:val="39"/>
+    <w:abstractNumId w:val="40"/>
   </w:num>
   <w:num w:numId="11" w16cid:durableId="1705208919">
-    <w:abstractNumId w:val="40"/>
+    <w:abstractNumId w:val="41"/>
   </w:num>
   <w:num w:numId="12" w16cid:durableId="401762157">
     <w:abstractNumId w:val="11"/>
   </w:num>
   <w:num w:numId="13" w16cid:durableId="967707405">
-    <w:abstractNumId w:val="37"/>
+    <w:abstractNumId w:val="38"/>
   </w:num>
   <w:num w:numId="14" w16cid:durableId="2070766778">
-    <w:abstractNumId w:val="28"/>
+    <w:abstractNumId w:val="29"/>
   </w:num>
   <w:num w:numId="15" w16cid:durableId="716323964">
     <w:abstractNumId w:val="22"/>
@@ -12845,10 +12965,10 @@
     <w:abstractNumId w:val="20"/>
   </w:num>
   <w:num w:numId="17" w16cid:durableId="1612980622">
-    <w:abstractNumId w:val="64"/>
+    <w:abstractNumId w:val="65"/>
   </w:num>
   <w:num w:numId="18" w16cid:durableId="2093504055">
-    <w:abstractNumId w:val="68"/>
+    <w:abstractNumId w:val="70"/>
   </w:num>
   <w:num w:numId="19" w16cid:durableId="344942916">
     <w:abstractNumId w:val="15"/>
@@ -12857,190 +12977,196 @@
     <w:abstractNumId w:val="10"/>
   </w:num>
   <w:num w:numId="21" w16cid:durableId="1645238814">
-    <w:abstractNumId w:val="42"/>
+    <w:abstractNumId w:val="43"/>
   </w:num>
   <w:num w:numId="22" w16cid:durableId="1129937329">
     <w:abstractNumId w:val="5"/>
   </w:num>
   <w:num w:numId="23" w16cid:durableId="1723820948">
-    <w:abstractNumId w:val="47"/>
+    <w:abstractNumId w:val="48"/>
   </w:num>
   <w:num w:numId="24" w16cid:durableId="837844535">
-    <w:abstractNumId w:val="65"/>
+    <w:abstractNumId w:val="66"/>
   </w:num>
   <w:num w:numId="25" w16cid:durableId="1206138890">
-    <w:abstractNumId w:val="33"/>
+    <w:abstractNumId w:val="34"/>
   </w:num>
   <w:num w:numId="26" w16cid:durableId="1390418193">
     <w:abstractNumId w:val="14"/>
   </w:num>
   <w:num w:numId="27" w16cid:durableId="728844960">
-    <w:abstractNumId w:val="54"/>
+    <w:abstractNumId w:val="55"/>
   </w:num>
   <w:num w:numId="28" w16cid:durableId="2125732567">
-    <w:abstractNumId w:val="25"/>
+    <w:abstractNumId w:val="26"/>
   </w:num>
   <w:num w:numId="29" w16cid:durableId="1090812348">
-    <w:abstractNumId w:val="27"/>
+    <w:abstractNumId w:val="28"/>
   </w:num>
   <w:num w:numId="30" w16cid:durableId="296447531">
-    <w:abstractNumId w:val="70"/>
+    <w:abstractNumId w:val="72"/>
   </w:num>
   <w:num w:numId="31" w16cid:durableId="1884710918">
-    <w:abstractNumId w:val="69"/>
+    <w:abstractNumId w:val="71"/>
   </w:num>
   <w:num w:numId="32" w16cid:durableId="234828197">
-    <w:abstractNumId w:val="66"/>
+    <w:abstractNumId w:val="68"/>
   </w:num>
   <w:num w:numId="33" w16cid:durableId="1187061975">
-    <w:abstractNumId w:val="73"/>
+    <w:abstractNumId w:val="75"/>
   </w:num>
   <w:num w:numId="34" w16cid:durableId="1541361364">
     <w:abstractNumId w:val="12"/>
   </w:num>
   <w:num w:numId="35" w16cid:durableId="469323940">
-    <w:abstractNumId w:val="50"/>
+    <w:abstractNumId w:val="51"/>
   </w:num>
   <w:num w:numId="36" w16cid:durableId="171921766">
-    <w:abstractNumId w:val="58"/>
+    <w:abstractNumId w:val="59"/>
   </w:num>
   <w:num w:numId="37" w16cid:durableId="698353443">
-    <w:abstractNumId w:val="81"/>
+    <w:abstractNumId w:val="83"/>
   </w:num>
   <w:num w:numId="38" w16cid:durableId="1940941360">
     <w:abstractNumId w:val="4"/>
   </w:num>
   <w:num w:numId="39" w16cid:durableId="116679975">
-    <w:abstractNumId w:val="38"/>
+    <w:abstractNumId w:val="39"/>
   </w:num>
   <w:num w:numId="40" w16cid:durableId="1714963468">
-    <w:abstractNumId w:val="59"/>
+    <w:abstractNumId w:val="60"/>
   </w:num>
   <w:num w:numId="41" w16cid:durableId="1018429896">
-    <w:abstractNumId w:val="74"/>
+    <w:abstractNumId w:val="76"/>
   </w:num>
   <w:num w:numId="42" w16cid:durableId="941061820">
     <w:abstractNumId w:val="1"/>
   </w:num>
   <w:num w:numId="43" w16cid:durableId="726339675">
-    <w:abstractNumId w:val="31"/>
+    <w:abstractNumId w:val="32"/>
   </w:num>
   <w:num w:numId="44" w16cid:durableId="348455922">
-    <w:abstractNumId w:val="29"/>
+    <w:abstractNumId w:val="30"/>
   </w:num>
   <w:num w:numId="45" w16cid:durableId="1999069253">
-    <w:abstractNumId w:val="80"/>
+    <w:abstractNumId w:val="82"/>
   </w:num>
   <w:num w:numId="46" w16cid:durableId="1969966184">
     <w:abstractNumId w:val="8"/>
   </w:num>
   <w:num w:numId="47" w16cid:durableId="781874132">
-    <w:abstractNumId w:val="45"/>
+    <w:abstractNumId w:val="46"/>
   </w:num>
   <w:num w:numId="48" w16cid:durableId="357778884">
-    <w:abstractNumId w:val="63"/>
+    <w:abstractNumId w:val="64"/>
   </w:num>
   <w:num w:numId="49" w16cid:durableId="1508203898">
-    <w:abstractNumId w:val="67"/>
+    <w:abstractNumId w:val="69"/>
   </w:num>
   <w:num w:numId="50" w16cid:durableId="1682318083">
-    <w:abstractNumId w:val="49"/>
+    <w:abstractNumId w:val="50"/>
   </w:num>
   <w:num w:numId="51" w16cid:durableId="1708262490">
     <w:abstractNumId w:val="2"/>
   </w:num>
   <w:num w:numId="52" w16cid:durableId="33585703">
-    <w:abstractNumId w:val="26"/>
+    <w:abstractNumId w:val="27"/>
   </w:num>
   <w:num w:numId="53" w16cid:durableId="1614706232">
-    <w:abstractNumId w:val="57"/>
+    <w:abstractNumId w:val="58"/>
   </w:num>
   <w:num w:numId="54" w16cid:durableId="1594314839">
     <w:abstractNumId w:val="21"/>
   </w:num>
   <w:num w:numId="55" w16cid:durableId="1526674347">
-    <w:abstractNumId w:val="72"/>
+    <w:abstractNumId w:val="74"/>
   </w:num>
   <w:num w:numId="56" w16cid:durableId="814222603">
-    <w:abstractNumId w:val="60"/>
+    <w:abstractNumId w:val="61"/>
   </w:num>
   <w:num w:numId="57" w16cid:durableId="1449931854">
-    <w:abstractNumId w:val="48"/>
+    <w:abstractNumId w:val="49"/>
   </w:num>
   <w:num w:numId="58" w16cid:durableId="173110024">
-    <w:abstractNumId w:val="46"/>
+    <w:abstractNumId w:val="47"/>
   </w:num>
   <w:num w:numId="59" w16cid:durableId="1933391554">
-    <w:abstractNumId w:val="36"/>
+    <w:abstractNumId w:val="37"/>
   </w:num>
   <w:num w:numId="60" w16cid:durableId="659770676">
-    <w:abstractNumId w:val="71"/>
+    <w:abstractNumId w:val="73"/>
   </w:num>
   <w:num w:numId="61" w16cid:durableId="987126490">
-    <w:abstractNumId w:val="34"/>
+    <w:abstractNumId w:val="35"/>
   </w:num>
   <w:num w:numId="62" w16cid:durableId="2072000942">
     <w:abstractNumId w:val="16"/>
   </w:num>
   <w:num w:numId="63" w16cid:durableId="1637449647">
-    <w:abstractNumId w:val="32"/>
+    <w:abstractNumId w:val="33"/>
   </w:num>
   <w:num w:numId="64" w16cid:durableId="1111509654">
     <w:abstractNumId w:val="23"/>
   </w:num>
   <w:num w:numId="65" w16cid:durableId="1154025284">
+    <w:abstractNumId w:val="63"/>
+  </w:num>
+  <w:num w:numId="66" w16cid:durableId="636229318">
+    <w:abstractNumId w:val="79"/>
+  </w:num>
+  <w:num w:numId="67" w16cid:durableId="1298336313">
     <w:abstractNumId w:val="62"/>
   </w:num>
-  <w:num w:numId="66" w16cid:durableId="636229318">
-    <w:abstractNumId w:val="77"/>
-  </w:num>
-  <w:num w:numId="67" w16cid:durableId="1298336313">
-    <w:abstractNumId w:val="61"/>
-  </w:num>
   <w:num w:numId="68" w16cid:durableId="1780643681">
-    <w:abstractNumId w:val="51"/>
+    <w:abstractNumId w:val="52"/>
   </w:num>
   <w:num w:numId="69" w16cid:durableId="897321311">
     <w:abstractNumId w:val="13"/>
   </w:num>
   <w:num w:numId="70" w16cid:durableId="129985987">
-    <w:abstractNumId w:val="30"/>
+    <w:abstractNumId w:val="31"/>
   </w:num>
   <w:num w:numId="71" w16cid:durableId="225920747">
     <w:abstractNumId w:val="0"/>
   </w:num>
   <w:num w:numId="72" w16cid:durableId="193422590">
-    <w:abstractNumId w:val="78"/>
+    <w:abstractNumId w:val="80"/>
   </w:num>
   <w:num w:numId="73" w16cid:durableId="1538079356">
     <w:abstractNumId w:val="7"/>
   </w:num>
   <w:num w:numId="74" w16cid:durableId="1570772970">
+    <w:abstractNumId w:val="54"/>
+  </w:num>
+  <w:num w:numId="75" w16cid:durableId="939339658">
     <w:abstractNumId w:val="53"/>
   </w:num>
-  <w:num w:numId="75" w16cid:durableId="939339658">
-    <w:abstractNumId w:val="52"/>
-  </w:num>
   <w:num w:numId="76" w16cid:durableId="247924988">
-    <w:abstractNumId w:val="75"/>
+    <w:abstractNumId w:val="77"/>
   </w:num>
   <w:num w:numId="77" w16cid:durableId="1729180216">
     <w:abstractNumId w:val="19"/>
   </w:num>
   <w:num w:numId="78" w16cid:durableId="44567889">
-    <w:abstractNumId w:val="55"/>
+    <w:abstractNumId w:val="56"/>
   </w:num>
   <w:num w:numId="79" w16cid:durableId="764571186">
-    <w:abstractNumId w:val="79"/>
+    <w:abstractNumId w:val="81"/>
   </w:num>
   <w:num w:numId="80" w16cid:durableId="1858347991">
-    <w:abstractNumId w:val="35"/>
+    <w:abstractNumId w:val="36"/>
   </w:num>
   <w:num w:numId="81" w16cid:durableId="1245643883">
-    <w:abstractNumId w:val="44"/>
+    <w:abstractNumId w:val="45"/>
   </w:num>
   <w:num w:numId="82" w16cid:durableId="1252928820">
+    <w:abstractNumId w:val="25"/>
+  </w:num>
+  <w:num w:numId="83" w16cid:durableId="1396273051">
     <w:abstractNumId w:val="24"/>
+  </w:num>
+  <w:num w:numId="84" w16cid:durableId="1608194036">
+    <w:abstractNumId w:val="67"/>
   </w:num>
 </w:numbering>
 </file>

--- a/data/Market_Read_quarterly.docx
+++ b/data/Market_Read_quarterly.docx
@@ -14,7 +14,7 @@
           <w:b/>
           <w:bCs/>
         </w:rPr>
-        <w:t>Quarterly Market Read: October 30, 2025</w:t>
+        <w:t>Quarterly Market Read: October 31, 2025</w:t>
       </w:r>
     </w:p>
     <w:p>
@@ -36,7 +36,7 @@
       <w:pPr>
         <w:numPr>
           <w:ilvl w:val="0"/>
-          <w:numId w:val="83"/>
+          <w:numId w:val="85"/>
         </w:numPr>
         <w:rPr>
           <w:b/>
@@ -48,14 +48,14 @@
           <w:b/>
           <w:bCs/>
         </w:rPr>
-        <w:t>Breadth: 42.5% of names are positive.</w:t>
+        <w:t>Breadth: 44.9% of names are positive.</w:t>
       </w:r>
     </w:p>
     <w:p>
       <w:pPr>
         <w:numPr>
           <w:ilvl w:val="0"/>
-          <w:numId w:val="83"/>
+          <w:numId w:val="85"/>
         </w:numPr>
         <w:rPr>
           <w:b/>
@@ -67,14 +67,14 @@
           <w:b/>
           <w:bCs/>
         </w:rPr>
-        <w:t>Information Technology: leading (avg +3.54%).</w:t>
+        <w:t>Information Technology: leading (avg +4.43%).</w:t>
       </w:r>
     </w:p>
     <w:p>
       <w:pPr>
         <w:numPr>
           <w:ilvl w:val="0"/>
-          <w:numId w:val="83"/>
+          <w:numId w:val="85"/>
         </w:numPr>
         <w:rPr>
           <w:b/>
@@ -86,14 +86,14 @@
           <w:b/>
           <w:bCs/>
         </w:rPr>
-        <w:t>Industrials: soft (avg -0.78%).</w:t>
+        <w:t>Industrials: soft (avg -0.46%).</w:t>
       </w:r>
     </w:p>
     <w:p>
       <w:pPr>
         <w:numPr>
           <w:ilvl w:val="0"/>
-          <w:numId w:val="83"/>
+          <w:numId w:val="85"/>
         </w:numPr>
         <w:rPr>
           <w:b/>
@@ -105,14 +105,14 @@
           <w:b/>
           <w:bCs/>
         </w:rPr>
-        <w:t>Consumer Staples: soft (avg -2.49%).</w:t>
+        <w:t>Consumer Staples: soft (avg -2.55%).</w:t>
       </w:r>
     </w:p>
     <w:p>
       <w:pPr>
         <w:numPr>
           <w:ilvl w:val="0"/>
-          <w:numId w:val="83"/>
+          <w:numId w:val="85"/>
         </w:numPr>
         <w:rPr>
           <w:b/>
@@ -131,7 +131,7 @@
       <w:pPr>
         <w:numPr>
           <w:ilvl w:val="0"/>
-          <w:numId w:val="83"/>
+          <w:numId w:val="85"/>
         </w:numPr>
         <w:rPr>
           <w:b/>
@@ -143,14 +143,14 @@
           <w:b/>
           <w:bCs/>
         </w:rPr>
-        <w:t>Financials: heavy (avg -4.61%).</w:t>
+        <w:t>Financials: heavy (avg -4.30%).</w:t>
       </w:r>
     </w:p>
     <w:p>
       <w:pPr>
         <w:numPr>
           <w:ilvl w:val="0"/>
-          <w:numId w:val="83"/>
+          <w:numId w:val="85"/>
         </w:numPr>
         <w:rPr>
           <w:b/>
@@ -162,14 +162,14 @@
           <w:b/>
           <w:bCs/>
         </w:rPr>
-        <w:t>Utilities: firm (avg +1.45%).</w:t>
+        <w:t>Utilities: firm (avg +0.69%).</w:t>
       </w:r>
     </w:p>
     <w:p>
       <w:pPr>
         <w:numPr>
           <w:ilvl w:val="0"/>
-          <w:numId w:val="83"/>
+          <w:numId w:val="85"/>
         </w:numPr>
         <w:rPr>
           <w:b/>
@@ -181,14 +181,14 @@
           <w:b/>
           <w:bCs/>
         </w:rPr>
-        <w:t>Real Estate: heavy (avg -5.30%).</w:t>
+        <w:t>Real Estate: heavy (avg -5.27%).</w:t>
       </w:r>
     </w:p>
     <w:p>
       <w:pPr>
         <w:numPr>
           <w:ilvl w:val="0"/>
-          <w:numId w:val="83"/>
+          <w:numId w:val="85"/>
         </w:numPr>
         <w:rPr>
           <w:b/>
@@ -200,14 +200,14 @@
           <w:b/>
           <w:bCs/>
         </w:rPr>
-        <w:t>Materials: soft (avg -2.88%).</w:t>
+        <w:t>Materials: heavy (avg -3.00%).</w:t>
       </w:r>
     </w:p>
     <w:p>
       <w:pPr>
         <w:numPr>
           <w:ilvl w:val="0"/>
-          <w:numId w:val="83"/>
+          <w:numId w:val="85"/>
         </w:numPr>
         <w:rPr>
           <w:b/>
@@ -219,14 +219,14 @@
           <w:b/>
           <w:bCs/>
         </w:rPr>
-        <w:t>Energy: heavy (avg -3.26%).</w:t>
+        <w:t>Energy: heavy (avg -2.58%).</w:t>
       </w:r>
     </w:p>
     <w:p>
       <w:pPr>
         <w:numPr>
           <w:ilvl w:val="0"/>
-          <w:numId w:val="83"/>
+          <w:numId w:val="85"/>
         </w:numPr>
         <w:rPr>
           <w:b/>
@@ -238,14 +238,14 @@
           <w:b/>
           <w:bCs/>
         </w:rPr>
-        <w:t>Health Care: leading (avg +2.95%).</w:t>
+        <w:t>Health Care: leading (avg +2.83%).</w:t>
       </w:r>
     </w:p>
     <w:p>
       <w:pPr>
         <w:numPr>
           <w:ilvl w:val="0"/>
-          <w:numId w:val="83"/>
+          <w:numId w:val="85"/>
         </w:numPr>
         <w:rPr>
           <w:b/>
@@ -257,7 +257,7 @@
           <w:b/>
           <w:bCs/>
         </w:rPr>
-        <w:t>Communication Services: heavy (avg -6.59%).</w:t>
+        <w:t>Communication Services: heavy (avg -5.90%).</w:t>
       </w:r>
     </w:p>
     <w:p>
@@ -279,7 +279,7 @@
       <w:pPr>
         <w:numPr>
           <w:ilvl w:val="0"/>
-          <w:numId w:val="84"/>
+          <w:numId w:val="86"/>
         </w:numPr>
         <w:rPr>
           <w:b/>
@@ -291,14 +291,14 @@
           <w:b/>
           <w:bCs/>
         </w:rPr>
-        <w:t>Gold: bid (+4.12%)</w:t>
+        <w:t>Gold: bid (+3.56%)</w:t>
       </w:r>
     </w:p>
     <w:p>
       <w:pPr>
         <w:numPr>
           <w:ilvl w:val="0"/>
-          <w:numId w:val="84"/>
+          <w:numId w:val="86"/>
         </w:numPr>
         <w:rPr>
           <w:b/>
@@ -310,14 +310,14 @@
           <w:b/>
           <w:bCs/>
         </w:rPr>
-        <w:t>USD: firm (+2.25%)</w:t>
+        <w:t>USD: firm (+2.54%)</w:t>
       </w:r>
     </w:p>
     <w:p>
       <w:pPr>
         <w:numPr>
           <w:ilvl w:val="0"/>
-          <w:numId w:val="84"/>
+          <w:numId w:val="86"/>
         </w:numPr>
         <w:rPr>
           <w:b/>
@@ -329,14 +329,14 @@
           <w:b/>
           <w:bCs/>
         </w:rPr>
-        <w:t>Yields: falling (-1.13%)</w:t>
+        <w:t>Yields: falling (-0.93%)</w:t>
       </w:r>
     </w:p>
     <w:p>
       <w:pPr>
         <w:numPr>
           <w:ilvl w:val="0"/>
-          <w:numId w:val="84"/>
+          <w:numId w:val="86"/>
         </w:numPr>
         <w:rPr>
           <w:b/>
@@ -348,14 +348,14 @@
           <w:b/>
           <w:bCs/>
         </w:rPr>
-        <w:t>Bonds: flat (+0.16%)</w:t>
+        <w:t>Bonds: flat (+0.11%)</w:t>
       </w:r>
     </w:p>
     <w:p>
       <w:pPr>
         <w:numPr>
           <w:ilvl w:val="0"/>
-          <w:numId w:val="84"/>
+          <w:numId w:val="86"/>
         </w:numPr>
         <w:rPr>
           <w:b/>
@@ -368,7 +368,7 @@
           <w:bCs/>
         </w:rPr>
         <w:lastRenderedPageBreak/>
-        <w:t>Energy Complex (USO, UNG): heavy (-2.34%)</w:t>
+        <w:t>Energy Complex (USO, UNG): flat/soft (-0.12%)</w:t>
       </w:r>
     </w:p>
     <w:p>
@@ -383,7 +383,7 @@
           <w:b/>
           <w:bCs/>
         </w:rPr>
-        <w:t>Bottom line: Market breadth deteriorated with fewer than half of names positive. Leadership remains narrow — Technology and Health Care — while Consumer Discretionary, Financials, Real Estate, and Communication Services continue to drag. Macro tone — gold bid, USD firm, yields falling, bonds flat, and energy weak — points to slowing growth with easing inflation pressures, a backdrop where defensive positioning, quality, and duration exposure continue to outperform cyclical and high-beta risk-taking.</w:t>
+        <w:t xml:space="preserve">Bottom line: Market breadth remains weak with less than half of tickers positive. Leadership is concentrated in Technology and Health Care, while Discretionary, Financials, Real Estate, and Communication Services continue to struggle. Macro tone — gold bid, USD firm, yields easing, bonds holding steady, and the energy complex soft — reflects a market pricing in slowing economic momentum and moderating inflation pressures, with capital favoring defensive exposure, quality balance sheets, and duration-sensitive assets over cyclical and high-beta risk. </w:t>
       </w:r>
     </w:p>
     <w:p/>
@@ -7851,6 +7851,155 @@
     </w:lvl>
   </w:abstractNum>
   <w:abstractNum w:abstractNumId="50" w15:restartNumberingAfterBreak="0">
+    <w:nsid w:val="561113B1"/>
+    <w:multiLevelType w:val="multilevel"/>
+    <w:tmpl w:val="5FB06F18"/>
+    <w:lvl w:ilvl="0">
+      <w:start w:val="1"/>
+      <w:numFmt w:val="bullet"/>
+      <w:lvlText w:val=""/>
+      <w:lvlJc w:val="left"/>
+      <w:pPr>
+        <w:tabs>
+          <w:tab w:val="num" w:pos="720"/>
+        </w:tabs>
+        <w:ind w:left="720" w:hanging="360"/>
+      </w:pPr>
+      <w:rPr>
+        <w:rFonts w:ascii="Symbol" w:hAnsi="Symbol" w:hint="default"/>
+        <w:sz w:val="20"/>
+      </w:rPr>
+    </w:lvl>
+    <w:lvl w:ilvl="1" w:tentative="1">
+      <w:start w:val="1"/>
+      <w:numFmt w:val="bullet"/>
+      <w:lvlText w:val="o"/>
+      <w:lvlJc w:val="left"/>
+      <w:pPr>
+        <w:tabs>
+          <w:tab w:val="num" w:pos="1440"/>
+        </w:tabs>
+        <w:ind w:left="1440" w:hanging="360"/>
+      </w:pPr>
+      <w:rPr>
+        <w:rFonts w:ascii="Courier New" w:hAnsi="Courier New" w:hint="default"/>
+        <w:sz w:val="20"/>
+      </w:rPr>
+    </w:lvl>
+    <w:lvl w:ilvl="2" w:tentative="1">
+      <w:start w:val="1"/>
+      <w:numFmt w:val="bullet"/>
+      <w:lvlText w:val=""/>
+      <w:lvlJc w:val="left"/>
+      <w:pPr>
+        <w:tabs>
+          <w:tab w:val="num" w:pos="2160"/>
+        </w:tabs>
+        <w:ind w:left="2160" w:hanging="360"/>
+      </w:pPr>
+      <w:rPr>
+        <w:rFonts w:ascii="Wingdings" w:hAnsi="Wingdings" w:hint="default"/>
+        <w:sz w:val="20"/>
+      </w:rPr>
+    </w:lvl>
+    <w:lvl w:ilvl="3" w:tentative="1">
+      <w:start w:val="1"/>
+      <w:numFmt w:val="bullet"/>
+      <w:lvlText w:val=""/>
+      <w:lvlJc w:val="left"/>
+      <w:pPr>
+        <w:tabs>
+          <w:tab w:val="num" w:pos="2880"/>
+        </w:tabs>
+        <w:ind w:left="2880" w:hanging="360"/>
+      </w:pPr>
+      <w:rPr>
+        <w:rFonts w:ascii="Wingdings" w:hAnsi="Wingdings" w:hint="default"/>
+        <w:sz w:val="20"/>
+      </w:rPr>
+    </w:lvl>
+    <w:lvl w:ilvl="4" w:tentative="1">
+      <w:start w:val="1"/>
+      <w:numFmt w:val="bullet"/>
+      <w:lvlText w:val=""/>
+      <w:lvlJc w:val="left"/>
+      <w:pPr>
+        <w:tabs>
+          <w:tab w:val="num" w:pos="3600"/>
+        </w:tabs>
+        <w:ind w:left="3600" w:hanging="360"/>
+      </w:pPr>
+      <w:rPr>
+        <w:rFonts w:ascii="Wingdings" w:hAnsi="Wingdings" w:hint="default"/>
+        <w:sz w:val="20"/>
+      </w:rPr>
+    </w:lvl>
+    <w:lvl w:ilvl="5" w:tentative="1">
+      <w:start w:val="1"/>
+      <w:numFmt w:val="bullet"/>
+      <w:lvlText w:val=""/>
+      <w:lvlJc w:val="left"/>
+      <w:pPr>
+        <w:tabs>
+          <w:tab w:val="num" w:pos="4320"/>
+        </w:tabs>
+        <w:ind w:left="4320" w:hanging="360"/>
+      </w:pPr>
+      <w:rPr>
+        <w:rFonts w:ascii="Wingdings" w:hAnsi="Wingdings" w:hint="default"/>
+        <w:sz w:val="20"/>
+      </w:rPr>
+    </w:lvl>
+    <w:lvl w:ilvl="6" w:tentative="1">
+      <w:start w:val="1"/>
+      <w:numFmt w:val="bullet"/>
+      <w:lvlText w:val=""/>
+      <w:lvlJc w:val="left"/>
+      <w:pPr>
+        <w:tabs>
+          <w:tab w:val="num" w:pos="5040"/>
+        </w:tabs>
+        <w:ind w:left="5040" w:hanging="360"/>
+      </w:pPr>
+      <w:rPr>
+        <w:rFonts w:ascii="Wingdings" w:hAnsi="Wingdings" w:hint="default"/>
+        <w:sz w:val="20"/>
+      </w:rPr>
+    </w:lvl>
+    <w:lvl w:ilvl="7" w:tentative="1">
+      <w:start w:val="1"/>
+      <w:numFmt w:val="bullet"/>
+      <w:lvlText w:val=""/>
+      <w:lvlJc w:val="left"/>
+      <w:pPr>
+        <w:tabs>
+          <w:tab w:val="num" w:pos="5760"/>
+        </w:tabs>
+        <w:ind w:left="5760" w:hanging="360"/>
+      </w:pPr>
+      <w:rPr>
+        <w:rFonts w:ascii="Wingdings" w:hAnsi="Wingdings" w:hint="default"/>
+        <w:sz w:val="20"/>
+      </w:rPr>
+    </w:lvl>
+    <w:lvl w:ilvl="8" w:tentative="1">
+      <w:start w:val="1"/>
+      <w:numFmt w:val="bullet"/>
+      <w:lvlText w:val=""/>
+      <w:lvlJc w:val="left"/>
+      <w:pPr>
+        <w:tabs>
+          <w:tab w:val="num" w:pos="6480"/>
+        </w:tabs>
+        <w:ind w:left="6480" w:hanging="360"/>
+      </w:pPr>
+      <w:rPr>
+        <w:rFonts w:ascii="Wingdings" w:hAnsi="Wingdings" w:hint="default"/>
+        <w:sz w:val="20"/>
+      </w:rPr>
+    </w:lvl>
+  </w:abstractNum>
+  <w:abstractNum w:abstractNumId="51" w15:restartNumberingAfterBreak="0">
     <w:nsid w:val="565672AE"/>
     <w:multiLevelType w:val="multilevel"/>
     <w:tmpl w:val="9DB47B8A"/>
@@ -7999,7 +8148,7 @@
       </w:rPr>
     </w:lvl>
   </w:abstractNum>
-  <w:abstractNum w:abstractNumId="51" w15:restartNumberingAfterBreak="0">
+  <w:abstractNum w:abstractNumId="52" w15:restartNumberingAfterBreak="0">
     <w:nsid w:val="569C54B2"/>
     <w:multiLevelType w:val="multilevel"/>
     <w:tmpl w:val="EE7EE69A"/>
@@ -8148,7 +8297,7 @@
       </w:rPr>
     </w:lvl>
   </w:abstractNum>
-  <w:abstractNum w:abstractNumId="52" w15:restartNumberingAfterBreak="0">
+  <w:abstractNum w:abstractNumId="53" w15:restartNumberingAfterBreak="0">
     <w:nsid w:val="56F71075"/>
     <w:multiLevelType w:val="multilevel"/>
     <w:tmpl w:val="2952AC56"/>
@@ -8297,7 +8446,7 @@
       </w:rPr>
     </w:lvl>
   </w:abstractNum>
-  <w:abstractNum w:abstractNumId="53" w15:restartNumberingAfterBreak="0">
+  <w:abstractNum w:abstractNumId="54" w15:restartNumberingAfterBreak="0">
     <w:nsid w:val="57DB2464"/>
     <w:multiLevelType w:val="multilevel"/>
     <w:tmpl w:val="744AAF80"/>
@@ -8446,7 +8595,7 @@
       </w:rPr>
     </w:lvl>
   </w:abstractNum>
-  <w:abstractNum w:abstractNumId="54" w15:restartNumberingAfterBreak="0">
+  <w:abstractNum w:abstractNumId="55" w15:restartNumberingAfterBreak="0">
     <w:nsid w:val="587A0CCD"/>
     <w:multiLevelType w:val="multilevel"/>
     <w:tmpl w:val="750CB344"/>
@@ -8595,7 +8744,7 @@
       </w:rPr>
     </w:lvl>
   </w:abstractNum>
-  <w:abstractNum w:abstractNumId="55" w15:restartNumberingAfterBreak="0">
+  <w:abstractNum w:abstractNumId="56" w15:restartNumberingAfterBreak="0">
     <w:nsid w:val="5918416D"/>
     <w:multiLevelType w:val="multilevel"/>
     <w:tmpl w:val="7160D344"/>
@@ -8744,7 +8893,7 @@
       </w:rPr>
     </w:lvl>
   </w:abstractNum>
-  <w:abstractNum w:abstractNumId="56" w15:restartNumberingAfterBreak="0">
+  <w:abstractNum w:abstractNumId="57" w15:restartNumberingAfterBreak="0">
     <w:nsid w:val="5ABA52A8"/>
     <w:multiLevelType w:val="multilevel"/>
     <w:tmpl w:val="91FE5CEA"/>
@@ -8893,7 +9042,7 @@
       </w:rPr>
     </w:lvl>
   </w:abstractNum>
-  <w:abstractNum w:abstractNumId="57" w15:restartNumberingAfterBreak="0">
+  <w:abstractNum w:abstractNumId="58" w15:restartNumberingAfterBreak="0">
     <w:nsid w:val="5AD277F9"/>
     <w:multiLevelType w:val="multilevel"/>
     <w:tmpl w:val="BE649556"/>
@@ -9042,7 +9191,7 @@
       </w:rPr>
     </w:lvl>
   </w:abstractNum>
-  <w:abstractNum w:abstractNumId="58" w15:restartNumberingAfterBreak="0">
+  <w:abstractNum w:abstractNumId="59" w15:restartNumberingAfterBreak="0">
     <w:nsid w:val="5BC6754C"/>
     <w:multiLevelType w:val="multilevel"/>
     <w:tmpl w:val="61C8A2DE"/>
@@ -9191,7 +9340,7 @@
       </w:rPr>
     </w:lvl>
   </w:abstractNum>
-  <w:abstractNum w:abstractNumId="59" w15:restartNumberingAfterBreak="0">
+  <w:abstractNum w:abstractNumId="60" w15:restartNumberingAfterBreak="0">
     <w:nsid w:val="5C590522"/>
     <w:multiLevelType w:val="multilevel"/>
     <w:tmpl w:val="21E6C334"/>
@@ -9340,7 +9489,7 @@
       </w:rPr>
     </w:lvl>
   </w:abstractNum>
-  <w:abstractNum w:abstractNumId="60" w15:restartNumberingAfterBreak="0">
+  <w:abstractNum w:abstractNumId="61" w15:restartNumberingAfterBreak="0">
     <w:nsid w:val="5F25507A"/>
     <w:multiLevelType w:val="multilevel"/>
     <w:tmpl w:val="577A4134"/>
@@ -9489,7 +9638,7 @@
       </w:rPr>
     </w:lvl>
   </w:abstractNum>
-  <w:abstractNum w:abstractNumId="61" w15:restartNumberingAfterBreak="0">
+  <w:abstractNum w:abstractNumId="62" w15:restartNumberingAfterBreak="0">
     <w:nsid w:val="610A18D6"/>
     <w:multiLevelType w:val="multilevel"/>
     <w:tmpl w:val="0C103A64"/>
@@ -9638,7 +9787,7 @@
       </w:rPr>
     </w:lvl>
   </w:abstractNum>
-  <w:abstractNum w:abstractNumId="62" w15:restartNumberingAfterBreak="0">
+  <w:abstractNum w:abstractNumId="63" w15:restartNumberingAfterBreak="0">
     <w:nsid w:val="622C70E0"/>
     <w:multiLevelType w:val="multilevel"/>
     <w:tmpl w:val="1AEE679E"/>
@@ -9787,7 +9936,7 @@
       </w:rPr>
     </w:lvl>
   </w:abstractNum>
-  <w:abstractNum w:abstractNumId="63" w15:restartNumberingAfterBreak="0">
+  <w:abstractNum w:abstractNumId="64" w15:restartNumberingAfterBreak="0">
     <w:nsid w:val="640E2F59"/>
     <w:multiLevelType w:val="multilevel"/>
     <w:tmpl w:val="26F4B2DE"/>
@@ -9936,7 +10085,7 @@
       </w:rPr>
     </w:lvl>
   </w:abstractNum>
-  <w:abstractNum w:abstractNumId="64" w15:restartNumberingAfterBreak="0">
+  <w:abstractNum w:abstractNumId="65" w15:restartNumberingAfterBreak="0">
     <w:nsid w:val="64706C61"/>
     <w:multiLevelType w:val="multilevel"/>
     <w:tmpl w:val="2AA095D8"/>
@@ -10085,7 +10234,7 @@
       </w:rPr>
     </w:lvl>
   </w:abstractNum>
-  <w:abstractNum w:abstractNumId="65" w15:restartNumberingAfterBreak="0">
+  <w:abstractNum w:abstractNumId="66" w15:restartNumberingAfterBreak="0">
     <w:nsid w:val="663131E0"/>
     <w:multiLevelType w:val="multilevel"/>
     <w:tmpl w:val="1E82DB90"/>
@@ -10234,7 +10383,7 @@
       </w:rPr>
     </w:lvl>
   </w:abstractNum>
-  <w:abstractNum w:abstractNumId="66" w15:restartNumberingAfterBreak="0">
+  <w:abstractNum w:abstractNumId="67" w15:restartNumberingAfterBreak="0">
     <w:nsid w:val="676E4319"/>
     <w:multiLevelType w:val="multilevel"/>
     <w:tmpl w:val="D38640E0"/>
@@ -10383,7 +10532,7 @@
       </w:rPr>
     </w:lvl>
   </w:abstractNum>
-  <w:abstractNum w:abstractNumId="67" w15:restartNumberingAfterBreak="0">
+  <w:abstractNum w:abstractNumId="68" w15:restartNumberingAfterBreak="0">
     <w:nsid w:val="67725B88"/>
     <w:multiLevelType w:val="multilevel"/>
     <w:tmpl w:val="660E9946"/>
@@ -10532,7 +10681,7 @@
       </w:rPr>
     </w:lvl>
   </w:abstractNum>
-  <w:abstractNum w:abstractNumId="68" w15:restartNumberingAfterBreak="0">
+  <w:abstractNum w:abstractNumId="69" w15:restartNumberingAfterBreak="0">
     <w:nsid w:val="6CDE4304"/>
     <w:multiLevelType w:val="multilevel"/>
     <w:tmpl w:val="442A8830"/>
@@ -10681,7 +10830,7 @@
       </w:rPr>
     </w:lvl>
   </w:abstractNum>
-  <w:abstractNum w:abstractNumId="69" w15:restartNumberingAfterBreak="0">
+  <w:abstractNum w:abstractNumId="70" w15:restartNumberingAfterBreak="0">
     <w:nsid w:val="6CED189A"/>
     <w:multiLevelType w:val="multilevel"/>
     <w:tmpl w:val="019E646A"/>
@@ -10830,7 +10979,7 @@
       </w:rPr>
     </w:lvl>
   </w:abstractNum>
-  <w:abstractNum w:abstractNumId="70" w15:restartNumberingAfterBreak="0">
+  <w:abstractNum w:abstractNumId="71" w15:restartNumberingAfterBreak="0">
     <w:nsid w:val="6D982CB9"/>
     <w:multiLevelType w:val="multilevel"/>
     <w:tmpl w:val="EFA65B1E"/>
@@ -10979,7 +11128,7 @@
       </w:rPr>
     </w:lvl>
   </w:abstractNum>
-  <w:abstractNum w:abstractNumId="71" w15:restartNumberingAfterBreak="0">
+  <w:abstractNum w:abstractNumId="72" w15:restartNumberingAfterBreak="0">
     <w:nsid w:val="6FAC686D"/>
     <w:multiLevelType w:val="multilevel"/>
     <w:tmpl w:val="F7CCE078"/>
@@ -11128,7 +11277,7 @@
       </w:rPr>
     </w:lvl>
   </w:abstractNum>
-  <w:abstractNum w:abstractNumId="72" w15:restartNumberingAfterBreak="0">
+  <w:abstractNum w:abstractNumId="73" w15:restartNumberingAfterBreak="0">
     <w:nsid w:val="70427236"/>
     <w:multiLevelType w:val="multilevel"/>
     <w:tmpl w:val="834A0EA4"/>
@@ -11277,7 +11426,7 @@
       </w:rPr>
     </w:lvl>
   </w:abstractNum>
-  <w:abstractNum w:abstractNumId="73" w15:restartNumberingAfterBreak="0">
+  <w:abstractNum w:abstractNumId="74" w15:restartNumberingAfterBreak="0">
     <w:nsid w:val="72987028"/>
     <w:multiLevelType w:val="multilevel"/>
     <w:tmpl w:val="0B8AE7E8"/>
@@ -11426,7 +11575,7 @@
       </w:rPr>
     </w:lvl>
   </w:abstractNum>
-  <w:abstractNum w:abstractNumId="74" w15:restartNumberingAfterBreak="0">
+  <w:abstractNum w:abstractNumId="75" w15:restartNumberingAfterBreak="0">
     <w:nsid w:val="74995DA1"/>
     <w:multiLevelType w:val="multilevel"/>
     <w:tmpl w:val="47E69886"/>
@@ -11575,7 +11724,7 @@
       </w:rPr>
     </w:lvl>
   </w:abstractNum>
-  <w:abstractNum w:abstractNumId="75" w15:restartNumberingAfterBreak="0">
+  <w:abstractNum w:abstractNumId="76" w15:restartNumberingAfterBreak="0">
     <w:nsid w:val="75133277"/>
     <w:multiLevelType w:val="multilevel"/>
     <w:tmpl w:val="98A67D76"/>
@@ -11724,7 +11873,7 @@
       </w:rPr>
     </w:lvl>
   </w:abstractNum>
-  <w:abstractNum w:abstractNumId="76" w15:restartNumberingAfterBreak="0">
+  <w:abstractNum w:abstractNumId="77" w15:restartNumberingAfterBreak="0">
     <w:nsid w:val="75145F1E"/>
     <w:multiLevelType w:val="multilevel"/>
     <w:tmpl w:val="A9F0EEDE"/>
@@ -11873,7 +12022,7 @@
       </w:rPr>
     </w:lvl>
   </w:abstractNum>
-  <w:abstractNum w:abstractNumId="77" w15:restartNumberingAfterBreak="0">
+  <w:abstractNum w:abstractNumId="78" w15:restartNumberingAfterBreak="0">
     <w:nsid w:val="77780210"/>
     <w:multiLevelType w:val="multilevel"/>
     <w:tmpl w:val="9AB6D36A"/>
@@ -12022,7 +12171,7 @@
       </w:rPr>
     </w:lvl>
   </w:abstractNum>
-  <w:abstractNum w:abstractNumId="78" w15:restartNumberingAfterBreak="0">
+  <w:abstractNum w:abstractNumId="79" w15:restartNumberingAfterBreak="0">
     <w:nsid w:val="77F70E72"/>
     <w:multiLevelType w:val="multilevel"/>
     <w:tmpl w:val="CA4A179E"/>
@@ -12171,7 +12320,7 @@
       </w:rPr>
     </w:lvl>
   </w:abstractNum>
-  <w:abstractNum w:abstractNumId="79" w15:restartNumberingAfterBreak="0">
+  <w:abstractNum w:abstractNumId="80" w15:restartNumberingAfterBreak="0">
     <w:nsid w:val="78AF3623"/>
     <w:multiLevelType w:val="multilevel"/>
     <w:tmpl w:val="10EA459E"/>
@@ -12320,7 +12469,7 @@
       </w:rPr>
     </w:lvl>
   </w:abstractNum>
-  <w:abstractNum w:abstractNumId="80" w15:restartNumberingAfterBreak="0">
+  <w:abstractNum w:abstractNumId="81" w15:restartNumberingAfterBreak="0">
     <w:nsid w:val="79075D66"/>
     <w:multiLevelType w:val="multilevel"/>
     <w:tmpl w:val="DAA2F8BE"/>
@@ -12469,7 +12618,7 @@
       </w:rPr>
     </w:lvl>
   </w:abstractNum>
-  <w:abstractNum w:abstractNumId="81" w15:restartNumberingAfterBreak="0">
+  <w:abstractNum w:abstractNumId="82" w15:restartNumberingAfterBreak="0">
     <w:nsid w:val="79BB5CE8"/>
     <w:multiLevelType w:val="multilevel"/>
     <w:tmpl w:val="EDFC70D6"/>
@@ -12618,7 +12767,7 @@
       </w:rPr>
     </w:lvl>
   </w:abstractNum>
-  <w:abstractNum w:abstractNumId="82" w15:restartNumberingAfterBreak="0">
+  <w:abstractNum w:abstractNumId="83" w15:restartNumberingAfterBreak="0">
     <w:nsid w:val="7B2751C4"/>
     <w:multiLevelType w:val="multilevel"/>
     <w:tmpl w:val="4412CEC4"/>
@@ -12767,10 +12916,159 @@
       </w:rPr>
     </w:lvl>
   </w:abstractNum>
-  <w:abstractNum w:abstractNumId="83" w15:restartNumberingAfterBreak="0">
+  <w:abstractNum w:abstractNumId="84" w15:restartNumberingAfterBreak="0">
     <w:nsid w:val="7BAF4D94"/>
     <w:multiLevelType w:val="multilevel"/>
     <w:tmpl w:val="BDB8BFAA"/>
+    <w:lvl w:ilvl="0">
+      <w:start w:val="1"/>
+      <w:numFmt w:val="bullet"/>
+      <w:lvlText w:val=""/>
+      <w:lvlJc w:val="left"/>
+      <w:pPr>
+        <w:tabs>
+          <w:tab w:val="num" w:pos="720"/>
+        </w:tabs>
+        <w:ind w:left="720" w:hanging="360"/>
+      </w:pPr>
+      <w:rPr>
+        <w:rFonts w:ascii="Symbol" w:hAnsi="Symbol" w:hint="default"/>
+        <w:sz w:val="20"/>
+      </w:rPr>
+    </w:lvl>
+    <w:lvl w:ilvl="1" w:tentative="1">
+      <w:start w:val="1"/>
+      <w:numFmt w:val="bullet"/>
+      <w:lvlText w:val="o"/>
+      <w:lvlJc w:val="left"/>
+      <w:pPr>
+        <w:tabs>
+          <w:tab w:val="num" w:pos="1440"/>
+        </w:tabs>
+        <w:ind w:left="1440" w:hanging="360"/>
+      </w:pPr>
+      <w:rPr>
+        <w:rFonts w:ascii="Courier New" w:hAnsi="Courier New" w:hint="default"/>
+        <w:sz w:val="20"/>
+      </w:rPr>
+    </w:lvl>
+    <w:lvl w:ilvl="2" w:tentative="1">
+      <w:start w:val="1"/>
+      <w:numFmt w:val="bullet"/>
+      <w:lvlText w:val=""/>
+      <w:lvlJc w:val="left"/>
+      <w:pPr>
+        <w:tabs>
+          <w:tab w:val="num" w:pos="2160"/>
+        </w:tabs>
+        <w:ind w:left="2160" w:hanging="360"/>
+      </w:pPr>
+      <w:rPr>
+        <w:rFonts w:ascii="Wingdings" w:hAnsi="Wingdings" w:hint="default"/>
+        <w:sz w:val="20"/>
+      </w:rPr>
+    </w:lvl>
+    <w:lvl w:ilvl="3" w:tentative="1">
+      <w:start w:val="1"/>
+      <w:numFmt w:val="bullet"/>
+      <w:lvlText w:val=""/>
+      <w:lvlJc w:val="left"/>
+      <w:pPr>
+        <w:tabs>
+          <w:tab w:val="num" w:pos="2880"/>
+        </w:tabs>
+        <w:ind w:left="2880" w:hanging="360"/>
+      </w:pPr>
+      <w:rPr>
+        <w:rFonts w:ascii="Wingdings" w:hAnsi="Wingdings" w:hint="default"/>
+        <w:sz w:val="20"/>
+      </w:rPr>
+    </w:lvl>
+    <w:lvl w:ilvl="4" w:tentative="1">
+      <w:start w:val="1"/>
+      <w:numFmt w:val="bullet"/>
+      <w:lvlText w:val=""/>
+      <w:lvlJc w:val="left"/>
+      <w:pPr>
+        <w:tabs>
+          <w:tab w:val="num" w:pos="3600"/>
+        </w:tabs>
+        <w:ind w:left="3600" w:hanging="360"/>
+      </w:pPr>
+      <w:rPr>
+        <w:rFonts w:ascii="Wingdings" w:hAnsi="Wingdings" w:hint="default"/>
+        <w:sz w:val="20"/>
+      </w:rPr>
+    </w:lvl>
+    <w:lvl w:ilvl="5" w:tentative="1">
+      <w:start w:val="1"/>
+      <w:numFmt w:val="bullet"/>
+      <w:lvlText w:val=""/>
+      <w:lvlJc w:val="left"/>
+      <w:pPr>
+        <w:tabs>
+          <w:tab w:val="num" w:pos="4320"/>
+        </w:tabs>
+        <w:ind w:left="4320" w:hanging="360"/>
+      </w:pPr>
+      <w:rPr>
+        <w:rFonts w:ascii="Wingdings" w:hAnsi="Wingdings" w:hint="default"/>
+        <w:sz w:val="20"/>
+      </w:rPr>
+    </w:lvl>
+    <w:lvl w:ilvl="6" w:tentative="1">
+      <w:start w:val="1"/>
+      <w:numFmt w:val="bullet"/>
+      <w:lvlText w:val=""/>
+      <w:lvlJc w:val="left"/>
+      <w:pPr>
+        <w:tabs>
+          <w:tab w:val="num" w:pos="5040"/>
+        </w:tabs>
+        <w:ind w:left="5040" w:hanging="360"/>
+      </w:pPr>
+      <w:rPr>
+        <w:rFonts w:ascii="Wingdings" w:hAnsi="Wingdings" w:hint="default"/>
+        <w:sz w:val="20"/>
+      </w:rPr>
+    </w:lvl>
+    <w:lvl w:ilvl="7" w:tentative="1">
+      <w:start w:val="1"/>
+      <w:numFmt w:val="bullet"/>
+      <w:lvlText w:val=""/>
+      <w:lvlJc w:val="left"/>
+      <w:pPr>
+        <w:tabs>
+          <w:tab w:val="num" w:pos="5760"/>
+        </w:tabs>
+        <w:ind w:left="5760" w:hanging="360"/>
+      </w:pPr>
+      <w:rPr>
+        <w:rFonts w:ascii="Wingdings" w:hAnsi="Wingdings" w:hint="default"/>
+        <w:sz w:val="20"/>
+      </w:rPr>
+    </w:lvl>
+    <w:lvl w:ilvl="8" w:tentative="1">
+      <w:start w:val="1"/>
+      <w:numFmt w:val="bullet"/>
+      <w:lvlText w:val=""/>
+      <w:lvlJc w:val="left"/>
+      <w:pPr>
+        <w:tabs>
+          <w:tab w:val="num" w:pos="6480"/>
+        </w:tabs>
+        <w:ind w:left="6480" w:hanging="360"/>
+      </w:pPr>
+      <w:rPr>
+        <w:rFonts w:ascii="Wingdings" w:hAnsi="Wingdings" w:hint="default"/>
+        <w:sz w:val="20"/>
+      </w:rPr>
+    </w:lvl>
+  </w:abstractNum>
+  <w:abstractNum w:abstractNumId="85" w15:restartNumberingAfterBreak="0">
+    <w:nsid w:val="7D9F223B"/>
+    <w:multiLevelType w:val="multilevel"/>
+    <w:tmpl w:val="D3A62574"/>
     <w:lvl w:ilvl="0">
       <w:start w:val="1"/>
       <w:numFmt w:val="bullet"/>
@@ -12929,7 +13227,7 @@
     <w:abstractNumId w:val="9"/>
   </w:num>
   <w:num w:numId="5" w16cid:durableId="1033847455">
-    <w:abstractNumId w:val="78"/>
+    <w:abstractNumId w:val="79"/>
   </w:num>
   <w:num w:numId="6" w16cid:durableId="267081670">
     <w:abstractNumId w:val="17"/>
@@ -12938,7 +13236,7 @@
     <w:abstractNumId w:val="6"/>
   </w:num>
   <w:num w:numId="8" w16cid:durableId="1135759933">
-    <w:abstractNumId w:val="57"/>
+    <w:abstractNumId w:val="58"/>
   </w:num>
   <w:num w:numId="9" w16cid:durableId="442268721">
     <w:abstractNumId w:val="42"/>
@@ -12965,10 +13263,10 @@
     <w:abstractNumId w:val="20"/>
   </w:num>
   <w:num w:numId="17" w16cid:durableId="1612980622">
-    <w:abstractNumId w:val="65"/>
+    <w:abstractNumId w:val="66"/>
   </w:num>
   <w:num w:numId="18" w16cid:durableId="2093504055">
-    <w:abstractNumId w:val="70"/>
+    <w:abstractNumId w:val="71"/>
   </w:num>
   <w:num w:numId="19" w16cid:durableId="344942916">
     <w:abstractNumId w:val="15"/>
@@ -12986,7 +13284,7 @@
     <w:abstractNumId w:val="48"/>
   </w:num>
   <w:num w:numId="24" w16cid:durableId="837844535">
-    <w:abstractNumId w:val="66"/>
+    <w:abstractNumId w:val="67"/>
   </w:num>
   <w:num w:numId="25" w16cid:durableId="1206138890">
     <w:abstractNumId w:val="34"/>
@@ -12995,7 +13293,7 @@
     <w:abstractNumId w:val="14"/>
   </w:num>
   <w:num w:numId="27" w16cid:durableId="728844960">
-    <w:abstractNumId w:val="55"/>
+    <w:abstractNumId w:val="56"/>
   </w:num>
   <w:num w:numId="28" w16cid:durableId="2125732567">
     <w:abstractNumId w:val="26"/>
@@ -13004,28 +13302,28 @@
     <w:abstractNumId w:val="28"/>
   </w:num>
   <w:num w:numId="30" w16cid:durableId="296447531">
+    <w:abstractNumId w:val="73"/>
+  </w:num>
+  <w:num w:numId="31" w16cid:durableId="1884710918">
     <w:abstractNumId w:val="72"/>
   </w:num>
-  <w:num w:numId="31" w16cid:durableId="1884710918">
-    <w:abstractNumId w:val="71"/>
-  </w:num>
   <w:num w:numId="32" w16cid:durableId="234828197">
-    <w:abstractNumId w:val="68"/>
+    <w:abstractNumId w:val="69"/>
   </w:num>
   <w:num w:numId="33" w16cid:durableId="1187061975">
-    <w:abstractNumId w:val="75"/>
+    <w:abstractNumId w:val="76"/>
   </w:num>
   <w:num w:numId="34" w16cid:durableId="1541361364">
     <w:abstractNumId w:val="12"/>
   </w:num>
   <w:num w:numId="35" w16cid:durableId="469323940">
-    <w:abstractNumId w:val="51"/>
+    <w:abstractNumId w:val="52"/>
   </w:num>
   <w:num w:numId="36" w16cid:durableId="171921766">
-    <w:abstractNumId w:val="59"/>
+    <w:abstractNumId w:val="60"/>
   </w:num>
   <w:num w:numId="37" w16cid:durableId="698353443">
-    <w:abstractNumId w:val="83"/>
+    <w:abstractNumId w:val="84"/>
   </w:num>
   <w:num w:numId="38" w16cid:durableId="1940941360">
     <w:abstractNumId w:val="4"/>
@@ -13034,10 +13332,10 @@
     <w:abstractNumId w:val="39"/>
   </w:num>
   <w:num w:numId="40" w16cid:durableId="1714963468">
-    <w:abstractNumId w:val="60"/>
+    <w:abstractNumId w:val="61"/>
   </w:num>
   <w:num w:numId="41" w16cid:durableId="1018429896">
-    <w:abstractNumId w:val="76"/>
+    <w:abstractNumId w:val="77"/>
   </w:num>
   <w:num w:numId="42" w16cid:durableId="941061820">
     <w:abstractNumId w:val="1"/>
@@ -13049,7 +13347,7 @@
     <w:abstractNumId w:val="30"/>
   </w:num>
   <w:num w:numId="45" w16cid:durableId="1999069253">
-    <w:abstractNumId w:val="82"/>
+    <w:abstractNumId w:val="83"/>
   </w:num>
   <w:num w:numId="46" w16cid:durableId="1969966184">
     <w:abstractNumId w:val="8"/>
@@ -13058,13 +13356,13 @@
     <w:abstractNumId w:val="46"/>
   </w:num>
   <w:num w:numId="48" w16cid:durableId="357778884">
-    <w:abstractNumId w:val="64"/>
+    <w:abstractNumId w:val="65"/>
   </w:num>
   <w:num w:numId="49" w16cid:durableId="1508203898">
-    <w:abstractNumId w:val="69"/>
+    <w:abstractNumId w:val="70"/>
   </w:num>
   <w:num w:numId="50" w16cid:durableId="1682318083">
-    <w:abstractNumId w:val="50"/>
+    <w:abstractNumId w:val="51"/>
   </w:num>
   <w:num w:numId="51" w16cid:durableId="1708262490">
     <w:abstractNumId w:val="2"/>
@@ -13073,16 +13371,16 @@
     <w:abstractNumId w:val="27"/>
   </w:num>
   <w:num w:numId="53" w16cid:durableId="1614706232">
-    <w:abstractNumId w:val="58"/>
+    <w:abstractNumId w:val="59"/>
   </w:num>
   <w:num w:numId="54" w16cid:durableId="1594314839">
     <w:abstractNumId w:val="21"/>
   </w:num>
   <w:num w:numId="55" w16cid:durableId="1526674347">
-    <w:abstractNumId w:val="74"/>
+    <w:abstractNumId w:val="75"/>
   </w:num>
   <w:num w:numId="56" w16cid:durableId="814222603">
-    <w:abstractNumId w:val="61"/>
+    <w:abstractNumId w:val="62"/>
   </w:num>
   <w:num w:numId="57" w16cid:durableId="1449931854">
     <w:abstractNumId w:val="49"/>
@@ -13094,7 +13392,7 @@
     <w:abstractNumId w:val="37"/>
   </w:num>
   <w:num w:numId="60" w16cid:durableId="659770676">
-    <w:abstractNumId w:val="73"/>
+    <w:abstractNumId w:val="74"/>
   </w:num>
   <w:num w:numId="61" w16cid:durableId="987126490">
     <w:abstractNumId w:val="35"/>
@@ -13109,16 +13407,16 @@
     <w:abstractNumId w:val="23"/>
   </w:num>
   <w:num w:numId="65" w16cid:durableId="1154025284">
+    <w:abstractNumId w:val="64"/>
+  </w:num>
+  <w:num w:numId="66" w16cid:durableId="636229318">
+    <w:abstractNumId w:val="80"/>
+  </w:num>
+  <w:num w:numId="67" w16cid:durableId="1298336313">
     <w:abstractNumId w:val="63"/>
   </w:num>
-  <w:num w:numId="66" w16cid:durableId="636229318">
-    <w:abstractNumId w:val="79"/>
-  </w:num>
-  <w:num w:numId="67" w16cid:durableId="1298336313">
-    <w:abstractNumId w:val="62"/>
-  </w:num>
   <w:num w:numId="68" w16cid:durableId="1780643681">
-    <w:abstractNumId w:val="52"/>
+    <w:abstractNumId w:val="53"/>
   </w:num>
   <w:num w:numId="69" w16cid:durableId="897321311">
     <w:abstractNumId w:val="13"/>
@@ -13130,28 +13428,28 @@
     <w:abstractNumId w:val="0"/>
   </w:num>
   <w:num w:numId="72" w16cid:durableId="193422590">
-    <w:abstractNumId w:val="80"/>
+    <w:abstractNumId w:val="81"/>
   </w:num>
   <w:num w:numId="73" w16cid:durableId="1538079356">
     <w:abstractNumId w:val="7"/>
   </w:num>
   <w:num w:numId="74" w16cid:durableId="1570772970">
+    <w:abstractNumId w:val="55"/>
+  </w:num>
+  <w:num w:numId="75" w16cid:durableId="939339658">
     <w:abstractNumId w:val="54"/>
   </w:num>
-  <w:num w:numId="75" w16cid:durableId="939339658">
-    <w:abstractNumId w:val="53"/>
-  </w:num>
   <w:num w:numId="76" w16cid:durableId="247924988">
-    <w:abstractNumId w:val="77"/>
+    <w:abstractNumId w:val="78"/>
   </w:num>
   <w:num w:numId="77" w16cid:durableId="1729180216">
     <w:abstractNumId w:val="19"/>
   </w:num>
   <w:num w:numId="78" w16cid:durableId="44567889">
-    <w:abstractNumId w:val="56"/>
+    <w:abstractNumId w:val="57"/>
   </w:num>
   <w:num w:numId="79" w16cid:durableId="764571186">
-    <w:abstractNumId w:val="81"/>
+    <w:abstractNumId w:val="82"/>
   </w:num>
   <w:num w:numId="80" w16cid:durableId="1858347991">
     <w:abstractNumId w:val="36"/>
@@ -13166,7 +13464,13 @@
     <w:abstractNumId w:val="24"/>
   </w:num>
   <w:num w:numId="84" w16cid:durableId="1608194036">
-    <w:abstractNumId w:val="67"/>
+    <w:abstractNumId w:val="68"/>
+  </w:num>
+  <w:num w:numId="85" w16cid:durableId="598638423">
+    <w:abstractNumId w:val="50"/>
+  </w:num>
+  <w:num w:numId="86" w16cid:durableId="606155975">
+    <w:abstractNumId w:val="85"/>
   </w:num>
 </w:numbering>
 </file>

--- a/data/Market_Read_quarterly.docx
+++ b/data/Market_Read_quarterly.docx
@@ -14,7 +14,7 @@
           <w:b/>
           <w:bCs/>
         </w:rPr>
-        <w:t>Quarterly Market Read: October 31, 2025</w:t>
+        <w:t>Quarterly Market Read: November 03, 2025</w:t>
       </w:r>
     </w:p>
     <w:p>
@@ -36,7 +36,7 @@
       <w:pPr>
         <w:numPr>
           <w:ilvl w:val="0"/>
-          <w:numId w:val="85"/>
+          <w:numId w:val="87"/>
         </w:numPr>
         <w:rPr>
           <w:b/>
@@ -48,14 +48,14 @@
           <w:b/>
           <w:bCs/>
         </w:rPr>
-        <w:t>Breadth: 44.9% of names are positive.</w:t>
+        <w:t>Breadth: 43.4% of names are positive.</w:t>
       </w:r>
     </w:p>
     <w:p>
       <w:pPr>
         <w:numPr>
           <w:ilvl w:val="0"/>
-          <w:numId w:val="85"/>
+          <w:numId w:val="87"/>
         </w:numPr>
         <w:rPr>
           <w:b/>
@@ -67,14 +67,14 @@
           <w:b/>
           <w:bCs/>
         </w:rPr>
-        <w:t>Information Technology: leading (avg +4.43%).</w:t>
+        <w:t>Information Technology: leading (avg +4.55%).</w:t>
       </w:r>
     </w:p>
     <w:p>
       <w:pPr>
         <w:numPr>
           <w:ilvl w:val="0"/>
-          <w:numId w:val="85"/>
+          <w:numId w:val="87"/>
         </w:numPr>
         <w:rPr>
           <w:b/>
@@ -86,14 +86,14 @@
           <w:b/>
           <w:bCs/>
         </w:rPr>
-        <w:t>Industrials: soft (avg -0.46%).</w:t>
+        <w:t>Industrials: soft (avg -1.08%).</w:t>
       </w:r>
     </w:p>
     <w:p>
       <w:pPr>
         <w:numPr>
           <w:ilvl w:val="0"/>
-          <w:numId w:val="85"/>
+          <w:numId w:val="87"/>
         </w:numPr>
         <w:rPr>
           <w:b/>
@@ -105,14 +105,14 @@
           <w:b/>
           <w:bCs/>
         </w:rPr>
-        <w:t>Consumer Staples: soft (avg -2.55%).</w:t>
+        <w:t>Consumer Staples: soft (avg -3.28%).</w:t>
       </w:r>
     </w:p>
     <w:p>
       <w:pPr>
         <w:numPr>
           <w:ilvl w:val="0"/>
-          <w:numId w:val="85"/>
+          <w:numId w:val="87"/>
         </w:numPr>
         <w:rPr>
           <w:b/>
@@ -124,14 +124,14 @@
           <w:b/>
           <w:bCs/>
         </w:rPr>
-        <w:t>Consumer Discretionary: heavy (avg -4.22%).</w:t>
+        <w:t>Consumer Discretionary: heavy (avg -4.93%).</w:t>
       </w:r>
     </w:p>
     <w:p>
       <w:pPr>
         <w:numPr>
           <w:ilvl w:val="0"/>
-          <w:numId w:val="85"/>
+          <w:numId w:val="87"/>
         </w:numPr>
         <w:rPr>
           <w:b/>
@@ -143,14 +143,14 @@
           <w:b/>
           <w:bCs/>
         </w:rPr>
-        <w:t>Financials: heavy (avg -4.30%).</w:t>
+        <w:t>Financials: heavy (avg -4.59%).</w:t>
       </w:r>
     </w:p>
     <w:p>
       <w:pPr>
         <w:numPr>
           <w:ilvl w:val="0"/>
-          <w:numId w:val="85"/>
+          <w:numId w:val="87"/>
         </w:numPr>
         <w:rPr>
           <w:b/>
@@ -162,14 +162,14 @@
           <w:b/>
           <w:bCs/>
         </w:rPr>
-        <w:t>Utilities: firm (avg +0.69%).</w:t>
+        <w:t>Utilities: firm (avg +0.66%).</w:t>
       </w:r>
     </w:p>
     <w:p>
       <w:pPr>
         <w:numPr>
           <w:ilvl w:val="0"/>
-          <w:numId w:val="85"/>
+          <w:numId w:val="87"/>
         </w:numPr>
         <w:rPr>
           <w:b/>
@@ -181,14 +181,14 @@
           <w:b/>
           <w:bCs/>
         </w:rPr>
-        <w:t>Real Estate: heavy (avg -5.27%).</w:t>
+        <w:t>Real Estate: heavy (avg -5.50%).</w:t>
       </w:r>
     </w:p>
     <w:p>
       <w:pPr>
         <w:numPr>
           <w:ilvl w:val="0"/>
-          <w:numId w:val="85"/>
+          <w:numId w:val="87"/>
         </w:numPr>
         <w:rPr>
           <w:b/>
@@ -200,14 +200,14 @@
           <w:b/>
           <w:bCs/>
         </w:rPr>
-        <w:t>Materials: heavy (avg -3.00%).</w:t>
+        <w:t>Materials: heavy (avg -6.06%).</w:t>
       </w:r>
     </w:p>
     <w:p>
       <w:pPr>
         <w:numPr>
           <w:ilvl w:val="0"/>
-          <w:numId w:val="85"/>
+          <w:numId w:val="87"/>
         </w:numPr>
         <w:rPr>
           <w:b/>
@@ -219,14 +219,14 @@
           <w:b/>
           <w:bCs/>
         </w:rPr>
-        <w:t>Energy: heavy (avg -2.58%).</w:t>
+        <w:t>Energy: soft (avg -1.92%).</w:t>
       </w:r>
     </w:p>
     <w:p>
       <w:pPr>
         <w:numPr>
           <w:ilvl w:val="0"/>
-          <w:numId w:val="85"/>
+          <w:numId w:val="87"/>
         </w:numPr>
         <w:rPr>
           <w:b/>
@@ -238,14 +238,14 @@
           <w:b/>
           <w:bCs/>
         </w:rPr>
-        <w:t>Health Care: leading (avg +2.83%).</w:t>
+        <w:t>Health Care: leading (avg +3.00%).</w:t>
       </w:r>
     </w:p>
     <w:p>
       <w:pPr>
         <w:numPr>
           <w:ilvl w:val="0"/>
-          <w:numId w:val="85"/>
+          <w:numId w:val="87"/>
         </w:numPr>
         <w:rPr>
           <w:b/>
@@ -257,7 +257,7 @@
           <w:b/>
           <w:bCs/>
         </w:rPr>
-        <w:t>Communication Services: heavy (avg -5.90%).</w:t>
+        <w:t>Communication Services: heavy (avg -7.06%).</w:t>
       </w:r>
     </w:p>
     <w:p>
@@ -279,7 +279,7 @@
       <w:pPr>
         <w:numPr>
           <w:ilvl w:val="0"/>
-          <w:numId w:val="86"/>
+          <w:numId w:val="88"/>
         </w:numPr>
         <w:rPr>
           <w:b/>
@@ -291,14 +291,14 @@
           <w:b/>
           <w:bCs/>
         </w:rPr>
-        <w:t>Gold: bid (+3.56%)</w:t>
+        <w:t>Gold: bid (+3.74%)</w:t>
       </w:r>
     </w:p>
     <w:p>
       <w:pPr>
         <w:numPr>
           <w:ilvl w:val="0"/>
-          <w:numId w:val="86"/>
+          <w:numId w:val="88"/>
         </w:numPr>
         <w:rPr>
           <w:b/>
@@ -310,14 +310,14 @@
           <w:b/>
           <w:bCs/>
         </w:rPr>
-        <w:t>USD: firm (+2.54%)</w:t>
+        <w:t>USD: firm (+2.62%)</w:t>
       </w:r>
     </w:p>
     <w:p>
       <w:pPr>
         <w:numPr>
           <w:ilvl w:val="0"/>
-          <w:numId w:val="86"/>
+          <w:numId w:val="88"/>
         </w:numPr>
         <w:rPr>
           <w:b/>
@@ -329,14 +329,14 @@
           <w:b/>
           <w:bCs/>
         </w:rPr>
-        <w:t>Yields: falling (-0.93%)</w:t>
+        <w:t>Yields: easing (-0.79%)</w:t>
       </w:r>
     </w:p>
     <w:p>
       <w:pPr>
         <w:numPr>
           <w:ilvl w:val="0"/>
-          <w:numId w:val="86"/>
+          <w:numId w:val="88"/>
         </w:numPr>
         <w:rPr>
           <w:b/>
@@ -348,14 +348,14 @@
           <w:b/>
           <w:bCs/>
         </w:rPr>
-        <w:t>Bonds: flat (+0.11%)</w:t>
+        <w:t>Bonds: soft (-0.39%)</w:t>
       </w:r>
     </w:p>
     <w:p>
       <w:pPr>
         <w:numPr>
           <w:ilvl w:val="0"/>
-          <w:numId w:val="86"/>
+          <w:numId w:val="88"/>
         </w:numPr>
         <w:rPr>
           <w:b/>
@@ -368,7 +368,7 @@
           <w:bCs/>
         </w:rPr>
         <w:lastRenderedPageBreak/>
-        <w:t>Energy Complex (USO, UNG): flat/soft (-0.12%)</w:t>
+        <w:t>Energy Complex (USO, UNG): firm (+1.95%)</w:t>
       </w:r>
     </w:p>
     <w:p>
@@ -383,7 +383,7 @@
           <w:b/>
           <w:bCs/>
         </w:rPr>
-        <w:t xml:space="preserve">Bottom line: Market breadth remains weak with less than half of tickers positive. Leadership is concentrated in Technology and Health Care, while Discretionary, Financials, Real Estate, and Communication Services continue to struggle. Macro tone — gold bid, USD firm, yields easing, bonds holding steady, and the energy complex soft — reflects a market pricing in slowing economic momentum and moderating inflation pressures, with capital favoring defensive exposure, quality balance sheets, and duration-sensitive assets over cyclical and high-beta risk. </w:t>
+        <w:t>Bottom line: Market breadth continues to weaken, with leadership concentrated in Technology and Health Care, while Communication Services, Real Estate, Materials, and Consumer Discretionary are under meaningful pressure. Macro signals — gold bid, USD firm, yields easing, mixed bond performance, and energy firmer on the margin — suggest investors are still positioning for slower growth and persistent caution, favoring defensive and quality factor exposure, while cyclicals and rate-sensitive areas struggle to gain footing.</w:t>
       </w:r>
     </w:p>
     <w:p/>
@@ -6808,6 +6808,155 @@
     </w:lvl>
   </w:abstractNum>
   <w:abstractNum w:abstractNumId="43" w15:restartNumberingAfterBreak="0">
+    <w:nsid w:val="4A196A39"/>
+    <w:multiLevelType w:val="multilevel"/>
+    <w:tmpl w:val="BBDEAF4C"/>
+    <w:lvl w:ilvl="0">
+      <w:start w:val="1"/>
+      <w:numFmt w:val="bullet"/>
+      <w:lvlText w:val=""/>
+      <w:lvlJc w:val="left"/>
+      <w:pPr>
+        <w:tabs>
+          <w:tab w:val="num" w:pos="720"/>
+        </w:tabs>
+        <w:ind w:left="720" w:hanging="360"/>
+      </w:pPr>
+      <w:rPr>
+        <w:rFonts w:ascii="Symbol" w:hAnsi="Symbol" w:hint="default"/>
+        <w:sz w:val="20"/>
+      </w:rPr>
+    </w:lvl>
+    <w:lvl w:ilvl="1" w:tentative="1">
+      <w:start w:val="1"/>
+      <w:numFmt w:val="bullet"/>
+      <w:lvlText w:val="o"/>
+      <w:lvlJc w:val="left"/>
+      <w:pPr>
+        <w:tabs>
+          <w:tab w:val="num" w:pos="1440"/>
+        </w:tabs>
+        <w:ind w:left="1440" w:hanging="360"/>
+      </w:pPr>
+      <w:rPr>
+        <w:rFonts w:ascii="Courier New" w:hAnsi="Courier New" w:hint="default"/>
+        <w:sz w:val="20"/>
+      </w:rPr>
+    </w:lvl>
+    <w:lvl w:ilvl="2" w:tentative="1">
+      <w:start w:val="1"/>
+      <w:numFmt w:val="bullet"/>
+      <w:lvlText w:val=""/>
+      <w:lvlJc w:val="left"/>
+      <w:pPr>
+        <w:tabs>
+          <w:tab w:val="num" w:pos="2160"/>
+        </w:tabs>
+        <w:ind w:left="2160" w:hanging="360"/>
+      </w:pPr>
+      <w:rPr>
+        <w:rFonts w:ascii="Wingdings" w:hAnsi="Wingdings" w:hint="default"/>
+        <w:sz w:val="20"/>
+      </w:rPr>
+    </w:lvl>
+    <w:lvl w:ilvl="3" w:tentative="1">
+      <w:start w:val="1"/>
+      <w:numFmt w:val="bullet"/>
+      <w:lvlText w:val=""/>
+      <w:lvlJc w:val="left"/>
+      <w:pPr>
+        <w:tabs>
+          <w:tab w:val="num" w:pos="2880"/>
+        </w:tabs>
+        <w:ind w:left="2880" w:hanging="360"/>
+      </w:pPr>
+      <w:rPr>
+        <w:rFonts w:ascii="Wingdings" w:hAnsi="Wingdings" w:hint="default"/>
+        <w:sz w:val="20"/>
+      </w:rPr>
+    </w:lvl>
+    <w:lvl w:ilvl="4" w:tentative="1">
+      <w:start w:val="1"/>
+      <w:numFmt w:val="bullet"/>
+      <w:lvlText w:val=""/>
+      <w:lvlJc w:val="left"/>
+      <w:pPr>
+        <w:tabs>
+          <w:tab w:val="num" w:pos="3600"/>
+        </w:tabs>
+        <w:ind w:left="3600" w:hanging="360"/>
+      </w:pPr>
+      <w:rPr>
+        <w:rFonts w:ascii="Wingdings" w:hAnsi="Wingdings" w:hint="default"/>
+        <w:sz w:val="20"/>
+      </w:rPr>
+    </w:lvl>
+    <w:lvl w:ilvl="5" w:tentative="1">
+      <w:start w:val="1"/>
+      <w:numFmt w:val="bullet"/>
+      <w:lvlText w:val=""/>
+      <w:lvlJc w:val="left"/>
+      <w:pPr>
+        <w:tabs>
+          <w:tab w:val="num" w:pos="4320"/>
+        </w:tabs>
+        <w:ind w:left="4320" w:hanging="360"/>
+      </w:pPr>
+      <w:rPr>
+        <w:rFonts w:ascii="Wingdings" w:hAnsi="Wingdings" w:hint="default"/>
+        <w:sz w:val="20"/>
+      </w:rPr>
+    </w:lvl>
+    <w:lvl w:ilvl="6" w:tentative="1">
+      <w:start w:val="1"/>
+      <w:numFmt w:val="bullet"/>
+      <w:lvlText w:val=""/>
+      <w:lvlJc w:val="left"/>
+      <w:pPr>
+        <w:tabs>
+          <w:tab w:val="num" w:pos="5040"/>
+        </w:tabs>
+        <w:ind w:left="5040" w:hanging="360"/>
+      </w:pPr>
+      <w:rPr>
+        <w:rFonts w:ascii="Wingdings" w:hAnsi="Wingdings" w:hint="default"/>
+        <w:sz w:val="20"/>
+      </w:rPr>
+    </w:lvl>
+    <w:lvl w:ilvl="7" w:tentative="1">
+      <w:start w:val="1"/>
+      <w:numFmt w:val="bullet"/>
+      <w:lvlText w:val=""/>
+      <w:lvlJc w:val="left"/>
+      <w:pPr>
+        <w:tabs>
+          <w:tab w:val="num" w:pos="5760"/>
+        </w:tabs>
+        <w:ind w:left="5760" w:hanging="360"/>
+      </w:pPr>
+      <w:rPr>
+        <w:rFonts w:ascii="Wingdings" w:hAnsi="Wingdings" w:hint="default"/>
+        <w:sz w:val="20"/>
+      </w:rPr>
+    </w:lvl>
+    <w:lvl w:ilvl="8" w:tentative="1">
+      <w:start w:val="1"/>
+      <w:numFmt w:val="bullet"/>
+      <w:lvlText w:val=""/>
+      <w:lvlJc w:val="left"/>
+      <w:pPr>
+        <w:tabs>
+          <w:tab w:val="num" w:pos="6480"/>
+        </w:tabs>
+        <w:ind w:left="6480" w:hanging="360"/>
+      </w:pPr>
+      <w:rPr>
+        <w:rFonts w:ascii="Wingdings" w:hAnsi="Wingdings" w:hint="default"/>
+        <w:sz w:val="20"/>
+      </w:rPr>
+    </w:lvl>
+  </w:abstractNum>
+  <w:abstractNum w:abstractNumId="44" w15:restartNumberingAfterBreak="0">
     <w:nsid w:val="4D6D2000"/>
     <w:multiLevelType w:val="multilevel"/>
     <w:tmpl w:val="D222DEEC"/>
@@ -6956,7 +7105,7 @@
       </w:rPr>
     </w:lvl>
   </w:abstractNum>
-  <w:abstractNum w:abstractNumId="44" w15:restartNumberingAfterBreak="0">
+  <w:abstractNum w:abstractNumId="45" w15:restartNumberingAfterBreak="0">
     <w:nsid w:val="4E7C38B9"/>
     <w:multiLevelType w:val="multilevel"/>
     <w:tmpl w:val="BA9A3C7A"/>
@@ -7105,7 +7254,7 @@
       </w:rPr>
     </w:lvl>
   </w:abstractNum>
-  <w:abstractNum w:abstractNumId="45" w15:restartNumberingAfterBreak="0">
+  <w:abstractNum w:abstractNumId="46" w15:restartNumberingAfterBreak="0">
     <w:nsid w:val="4F0C370E"/>
     <w:multiLevelType w:val="multilevel"/>
     <w:tmpl w:val="C2A2442A"/>
@@ -7254,7 +7403,7 @@
       </w:rPr>
     </w:lvl>
   </w:abstractNum>
-  <w:abstractNum w:abstractNumId="46" w15:restartNumberingAfterBreak="0">
+  <w:abstractNum w:abstractNumId="47" w15:restartNumberingAfterBreak="0">
     <w:nsid w:val="4F675C52"/>
     <w:multiLevelType w:val="multilevel"/>
     <w:tmpl w:val="E8746552"/>
@@ -7403,7 +7552,7 @@
       </w:rPr>
     </w:lvl>
   </w:abstractNum>
-  <w:abstractNum w:abstractNumId="47" w15:restartNumberingAfterBreak="0">
+  <w:abstractNum w:abstractNumId="48" w15:restartNumberingAfterBreak="0">
     <w:nsid w:val="518B0AF4"/>
     <w:multiLevelType w:val="multilevel"/>
     <w:tmpl w:val="E21A9B02"/>
@@ -7552,7 +7701,7 @@
       </w:rPr>
     </w:lvl>
   </w:abstractNum>
-  <w:abstractNum w:abstractNumId="48" w15:restartNumberingAfterBreak="0">
+  <w:abstractNum w:abstractNumId="49" w15:restartNumberingAfterBreak="0">
     <w:nsid w:val="554A2D8C"/>
     <w:multiLevelType w:val="multilevel"/>
     <w:tmpl w:val="030AEED4"/>
@@ -7701,7 +7850,7 @@
       </w:rPr>
     </w:lvl>
   </w:abstractNum>
-  <w:abstractNum w:abstractNumId="49" w15:restartNumberingAfterBreak="0">
+  <w:abstractNum w:abstractNumId="50" w15:restartNumberingAfterBreak="0">
     <w:nsid w:val="55E56A09"/>
     <w:multiLevelType w:val="multilevel"/>
     <w:tmpl w:val="42345B00"/>
@@ -7850,7 +7999,7 @@
       </w:rPr>
     </w:lvl>
   </w:abstractNum>
-  <w:abstractNum w:abstractNumId="50" w15:restartNumberingAfterBreak="0">
+  <w:abstractNum w:abstractNumId="51" w15:restartNumberingAfterBreak="0">
     <w:nsid w:val="561113B1"/>
     <w:multiLevelType w:val="multilevel"/>
     <w:tmpl w:val="5FB06F18"/>
@@ -7999,7 +8148,7 @@
       </w:rPr>
     </w:lvl>
   </w:abstractNum>
-  <w:abstractNum w:abstractNumId="51" w15:restartNumberingAfterBreak="0">
+  <w:abstractNum w:abstractNumId="52" w15:restartNumberingAfterBreak="0">
     <w:nsid w:val="565672AE"/>
     <w:multiLevelType w:val="multilevel"/>
     <w:tmpl w:val="9DB47B8A"/>
@@ -8148,7 +8297,7 @@
       </w:rPr>
     </w:lvl>
   </w:abstractNum>
-  <w:abstractNum w:abstractNumId="52" w15:restartNumberingAfterBreak="0">
+  <w:abstractNum w:abstractNumId="53" w15:restartNumberingAfterBreak="0">
     <w:nsid w:val="569C54B2"/>
     <w:multiLevelType w:val="multilevel"/>
     <w:tmpl w:val="EE7EE69A"/>
@@ -8297,7 +8446,7 @@
       </w:rPr>
     </w:lvl>
   </w:abstractNum>
-  <w:abstractNum w:abstractNumId="53" w15:restartNumberingAfterBreak="0">
+  <w:abstractNum w:abstractNumId="54" w15:restartNumberingAfterBreak="0">
     <w:nsid w:val="56F71075"/>
     <w:multiLevelType w:val="multilevel"/>
     <w:tmpl w:val="2952AC56"/>
@@ -8446,7 +8595,7 @@
       </w:rPr>
     </w:lvl>
   </w:abstractNum>
-  <w:abstractNum w:abstractNumId="54" w15:restartNumberingAfterBreak="0">
+  <w:abstractNum w:abstractNumId="55" w15:restartNumberingAfterBreak="0">
     <w:nsid w:val="57DB2464"/>
     <w:multiLevelType w:val="multilevel"/>
     <w:tmpl w:val="744AAF80"/>
@@ -8595,7 +8744,156 @@
       </w:rPr>
     </w:lvl>
   </w:abstractNum>
-  <w:abstractNum w:abstractNumId="55" w15:restartNumberingAfterBreak="0">
+  <w:abstractNum w:abstractNumId="56" w15:restartNumberingAfterBreak="0">
+    <w:nsid w:val="584B7C1F"/>
+    <w:multiLevelType w:val="multilevel"/>
+    <w:tmpl w:val="0F28D7F4"/>
+    <w:lvl w:ilvl="0">
+      <w:start w:val="1"/>
+      <w:numFmt w:val="bullet"/>
+      <w:lvlText w:val=""/>
+      <w:lvlJc w:val="left"/>
+      <w:pPr>
+        <w:tabs>
+          <w:tab w:val="num" w:pos="720"/>
+        </w:tabs>
+        <w:ind w:left="720" w:hanging="360"/>
+      </w:pPr>
+      <w:rPr>
+        <w:rFonts w:ascii="Symbol" w:hAnsi="Symbol" w:hint="default"/>
+        <w:sz w:val="20"/>
+      </w:rPr>
+    </w:lvl>
+    <w:lvl w:ilvl="1" w:tentative="1">
+      <w:start w:val="1"/>
+      <w:numFmt w:val="bullet"/>
+      <w:lvlText w:val="o"/>
+      <w:lvlJc w:val="left"/>
+      <w:pPr>
+        <w:tabs>
+          <w:tab w:val="num" w:pos="1440"/>
+        </w:tabs>
+        <w:ind w:left="1440" w:hanging="360"/>
+      </w:pPr>
+      <w:rPr>
+        <w:rFonts w:ascii="Courier New" w:hAnsi="Courier New" w:hint="default"/>
+        <w:sz w:val="20"/>
+      </w:rPr>
+    </w:lvl>
+    <w:lvl w:ilvl="2" w:tentative="1">
+      <w:start w:val="1"/>
+      <w:numFmt w:val="bullet"/>
+      <w:lvlText w:val=""/>
+      <w:lvlJc w:val="left"/>
+      <w:pPr>
+        <w:tabs>
+          <w:tab w:val="num" w:pos="2160"/>
+        </w:tabs>
+        <w:ind w:left="2160" w:hanging="360"/>
+      </w:pPr>
+      <w:rPr>
+        <w:rFonts w:ascii="Wingdings" w:hAnsi="Wingdings" w:hint="default"/>
+        <w:sz w:val="20"/>
+      </w:rPr>
+    </w:lvl>
+    <w:lvl w:ilvl="3" w:tentative="1">
+      <w:start w:val="1"/>
+      <w:numFmt w:val="bullet"/>
+      <w:lvlText w:val=""/>
+      <w:lvlJc w:val="left"/>
+      <w:pPr>
+        <w:tabs>
+          <w:tab w:val="num" w:pos="2880"/>
+        </w:tabs>
+        <w:ind w:left="2880" w:hanging="360"/>
+      </w:pPr>
+      <w:rPr>
+        <w:rFonts w:ascii="Wingdings" w:hAnsi="Wingdings" w:hint="default"/>
+        <w:sz w:val="20"/>
+      </w:rPr>
+    </w:lvl>
+    <w:lvl w:ilvl="4" w:tentative="1">
+      <w:start w:val="1"/>
+      <w:numFmt w:val="bullet"/>
+      <w:lvlText w:val=""/>
+      <w:lvlJc w:val="left"/>
+      <w:pPr>
+        <w:tabs>
+          <w:tab w:val="num" w:pos="3600"/>
+        </w:tabs>
+        <w:ind w:left="3600" w:hanging="360"/>
+      </w:pPr>
+      <w:rPr>
+        <w:rFonts w:ascii="Wingdings" w:hAnsi="Wingdings" w:hint="default"/>
+        <w:sz w:val="20"/>
+      </w:rPr>
+    </w:lvl>
+    <w:lvl w:ilvl="5" w:tentative="1">
+      <w:start w:val="1"/>
+      <w:numFmt w:val="bullet"/>
+      <w:lvlText w:val=""/>
+      <w:lvlJc w:val="left"/>
+      <w:pPr>
+        <w:tabs>
+          <w:tab w:val="num" w:pos="4320"/>
+        </w:tabs>
+        <w:ind w:left="4320" w:hanging="360"/>
+      </w:pPr>
+      <w:rPr>
+        <w:rFonts w:ascii="Wingdings" w:hAnsi="Wingdings" w:hint="default"/>
+        <w:sz w:val="20"/>
+      </w:rPr>
+    </w:lvl>
+    <w:lvl w:ilvl="6" w:tentative="1">
+      <w:start w:val="1"/>
+      <w:numFmt w:val="bullet"/>
+      <w:lvlText w:val=""/>
+      <w:lvlJc w:val="left"/>
+      <w:pPr>
+        <w:tabs>
+          <w:tab w:val="num" w:pos="5040"/>
+        </w:tabs>
+        <w:ind w:left="5040" w:hanging="360"/>
+      </w:pPr>
+      <w:rPr>
+        <w:rFonts w:ascii="Wingdings" w:hAnsi="Wingdings" w:hint="default"/>
+        <w:sz w:val="20"/>
+      </w:rPr>
+    </w:lvl>
+    <w:lvl w:ilvl="7" w:tentative="1">
+      <w:start w:val="1"/>
+      <w:numFmt w:val="bullet"/>
+      <w:lvlText w:val=""/>
+      <w:lvlJc w:val="left"/>
+      <w:pPr>
+        <w:tabs>
+          <w:tab w:val="num" w:pos="5760"/>
+        </w:tabs>
+        <w:ind w:left="5760" w:hanging="360"/>
+      </w:pPr>
+      <w:rPr>
+        <w:rFonts w:ascii="Wingdings" w:hAnsi="Wingdings" w:hint="default"/>
+        <w:sz w:val="20"/>
+      </w:rPr>
+    </w:lvl>
+    <w:lvl w:ilvl="8" w:tentative="1">
+      <w:start w:val="1"/>
+      <w:numFmt w:val="bullet"/>
+      <w:lvlText w:val=""/>
+      <w:lvlJc w:val="left"/>
+      <w:pPr>
+        <w:tabs>
+          <w:tab w:val="num" w:pos="6480"/>
+        </w:tabs>
+        <w:ind w:left="6480" w:hanging="360"/>
+      </w:pPr>
+      <w:rPr>
+        <w:rFonts w:ascii="Wingdings" w:hAnsi="Wingdings" w:hint="default"/>
+        <w:sz w:val="20"/>
+      </w:rPr>
+    </w:lvl>
+  </w:abstractNum>
+  <w:abstractNum w:abstractNumId="57" w15:restartNumberingAfterBreak="0">
     <w:nsid w:val="587A0CCD"/>
     <w:multiLevelType w:val="multilevel"/>
     <w:tmpl w:val="750CB344"/>
@@ -8744,7 +9042,7 @@
       </w:rPr>
     </w:lvl>
   </w:abstractNum>
-  <w:abstractNum w:abstractNumId="56" w15:restartNumberingAfterBreak="0">
+  <w:abstractNum w:abstractNumId="58" w15:restartNumberingAfterBreak="0">
     <w:nsid w:val="5918416D"/>
     <w:multiLevelType w:val="multilevel"/>
     <w:tmpl w:val="7160D344"/>
@@ -8893,7 +9191,7 @@
       </w:rPr>
     </w:lvl>
   </w:abstractNum>
-  <w:abstractNum w:abstractNumId="57" w15:restartNumberingAfterBreak="0">
+  <w:abstractNum w:abstractNumId="59" w15:restartNumberingAfterBreak="0">
     <w:nsid w:val="5ABA52A8"/>
     <w:multiLevelType w:val="multilevel"/>
     <w:tmpl w:val="91FE5CEA"/>
@@ -9042,7 +9340,7 @@
       </w:rPr>
     </w:lvl>
   </w:abstractNum>
-  <w:abstractNum w:abstractNumId="58" w15:restartNumberingAfterBreak="0">
+  <w:abstractNum w:abstractNumId="60" w15:restartNumberingAfterBreak="0">
     <w:nsid w:val="5AD277F9"/>
     <w:multiLevelType w:val="multilevel"/>
     <w:tmpl w:val="BE649556"/>
@@ -9191,7 +9489,7 @@
       </w:rPr>
     </w:lvl>
   </w:abstractNum>
-  <w:abstractNum w:abstractNumId="59" w15:restartNumberingAfterBreak="0">
+  <w:abstractNum w:abstractNumId="61" w15:restartNumberingAfterBreak="0">
     <w:nsid w:val="5BC6754C"/>
     <w:multiLevelType w:val="multilevel"/>
     <w:tmpl w:val="61C8A2DE"/>
@@ -9340,7 +9638,7 @@
       </w:rPr>
     </w:lvl>
   </w:abstractNum>
-  <w:abstractNum w:abstractNumId="60" w15:restartNumberingAfterBreak="0">
+  <w:abstractNum w:abstractNumId="62" w15:restartNumberingAfterBreak="0">
     <w:nsid w:val="5C590522"/>
     <w:multiLevelType w:val="multilevel"/>
     <w:tmpl w:val="21E6C334"/>
@@ -9489,7 +9787,7 @@
       </w:rPr>
     </w:lvl>
   </w:abstractNum>
-  <w:abstractNum w:abstractNumId="61" w15:restartNumberingAfterBreak="0">
+  <w:abstractNum w:abstractNumId="63" w15:restartNumberingAfterBreak="0">
     <w:nsid w:val="5F25507A"/>
     <w:multiLevelType w:val="multilevel"/>
     <w:tmpl w:val="577A4134"/>
@@ -9638,7 +9936,7 @@
       </w:rPr>
     </w:lvl>
   </w:abstractNum>
-  <w:abstractNum w:abstractNumId="62" w15:restartNumberingAfterBreak="0">
+  <w:abstractNum w:abstractNumId="64" w15:restartNumberingAfterBreak="0">
     <w:nsid w:val="610A18D6"/>
     <w:multiLevelType w:val="multilevel"/>
     <w:tmpl w:val="0C103A64"/>
@@ -9787,7 +10085,7 @@
       </w:rPr>
     </w:lvl>
   </w:abstractNum>
-  <w:abstractNum w:abstractNumId="63" w15:restartNumberingAfterBreak="0">
+  <w:abstractNum w:abstractNumId="65" w15:restartNumberingAfterBreak="0">
     <w:nsid w:val="622C70E0"/>
     <w:multiLevelType w:val="multilevel"/>
     <w:tmpl w:val="1AEE679E"/>
@@ -9936,7 +10234,7 @@
       </w:rPr>
     </w:lvl>
   </w:abstractNum>
-  <w:abstractNum w:abstractNumId="64" w15:restartNumberingAfterBreak="0">
+  <w:abstractNum w:abstractNumId="66" w15:restartNumberingAfterBreak="0">
     <w:nsid w:val="640E2F59"/>
     <w:multiLevelType w:val="multilevel"/>
     <w:tmpl w:val="26F4B2DE"/>
@@ -10085,7 +10383,7 @@
       </w:rPr>
     </w:lvl>
   </w:abstractNum>
-  <w:abstractNum w:abstractNumId="65" w15:restartNumberingAfterBreak="0">
+  <w:abstractNum w:abstractNumId="67" w15:restartNumberingAfterBreak="0">
     <w:nsid w:val="64706C61"/>
     <w:multiLevelType w:val="multilevel"/>
     <w:tmpl w:val="2AA095D8"/>
@@ -10234,7 +10532,7 @@
       </w:rPr>
     </w:lvl>
   </w:abstractNum>
-  <w:abstractNum w:abstractNumId="66" w15:restartNumberingAfterBreak="0">
+  <w:abstractNum w:abstractNumId="68" w15:restartNumberingAfterBreak="0">
     <w:nsid w:val="663131E0"/>
     <w:multiLevelType w:val="multilevel"/>
     <w:tmpl w:val="1E82DB90"/>
@@ -10383,7 +10681,7 @@
       </w:rPr>
     </w:lvl>
   </w:abstractNum>
-  <w:abstractNum w:abstractNumId="67" w15:restartNumberingAfterBreak="0">
+  <w:abstractNum w:abstractNumId="69" w15:restartNumberingAfterBreak="0">
     <w:nsid w:val="676E4319"/>
     <w:multiLevelType w:val="multilevel"/>
     <w:tmpl w:val="D38640E0"/>
@@ -10532,7 +10830,7 @@
       </w:rPr>
     </w:lvl>
   </w:abstractNum>
-  <w:abstractNum w:abstractNumId="68" w15:restartNumberingAfterBreak="0">
+  <w:abstractNum w:abstractNumId="70" w15:restartNumberingAfterBreak="0">
     <w:nsid w:val="67725B88"/>
     <w:multiLevelType w:val="multilevel"/>
     <w:tmpl w:val="660E9946"/>
@@ -10681,7 +10979,7 @@
       </w:rPr>
     </w:lvl>
   </w:abstractNum>
-  <w:abstractNum w:abstractNumId="69" w15:restartNumberingAfterBreak="0">
+  <w:abstractNum w:abstractNumId="71" w15:restartNumberingAfterBreak="0">
     <w:nsid w:val="6CDE4304"/>
     <w:multiLevelType w:val="multilevel"/>
     <w:tmpl w:val="442A8830"/>
@@ -10830,7 +11128,7 @@
       </w:rPr>
     </w:lvl>
   </w:abstractNum>
-  <w:abstractNum w:abstractNumId="70" w15:restartNumberingAfterBreak="0">
+  <w:abstractNum w:abstractNumId="72" w15:restartNumberingAfterBreak="0">
     <w:nsid w:val="6CED189A"/>
     <w:multiLevelType w:val="multilevel"/>
     <w:tmpl w:val="019E646A"/>
@@ -10979,7 +11277,7 @@
       </w:rPr>
     </w:lvl>
   </w:abstractNum>
-  <w:abstractNum w:abstractNumId="71" w15:restartNumberingAfterBreak="0">
+  <w:abstractNum w:abstractNumId="73" w15:restartNumberingAfterBreak="0">
     <w:nsid w:val="6D982CB9"/>
     <w:multiLevelType w:val="multilevel"/>
     <w:tmpl w:val="EFA65B1E"/>
@@ -11128,7 +11426,7 @@
       </w:rPr>
     </w:lvl>
   </w:abstractNum>
-  <w:abstractNum w:abstractNumId="72" w15:restartNumberingAfterBreak="0">
+  <w:abstractNum w:abstractNumId="74" w15:restartNumberingAfterBreak="0">
     <w:nsid w:val="6FAC686D"/>
     <w:multiLevelType w:val="multilevel"/>
     <w:tmpl w:val="F7CCE078"/>
@@ -11277,7 +11575,7 @@
       </w:rPr>
     </w:lvl>
   </w:abstractNum>
-  <w:abstractNum w:abstractNumId="73" w15:restartNumberingAfterBreak="0">
+  <w:abstractNum w:abstractNumId="75" w15:restartNumberingAfterBreak="0">
     <w:nsid w:val="70427236"/>
     <w:multiLevelType w:val="multilevel"/>
     <w:tmpl w:val="834A0EA4"/>
@@ -11426,7 +11724,7 @@
       </w:rPr>
     </w:lvl>
   </w:abstractNum>
-  <w:abstractNum w:abstractNumId="74" w15:restartNumberingAfterBreak="0">
+  <w:abstractNum w:abstractNumId="76" w15:restartNumberingAfterBreak="0">
     <w:nsid w:val="72987028"/>
     <w:multiLevelType w:val="multilevel"/>
     <w:tmpl w:val="0B8AE7E8"/>
@@ -11575,7 +11873,7 @@
       </w:rPr>
     </w:lvl>
   </w:abstractNum>
-  <w:abstractNum w:abstractNumId="75" w15:restartNumberingAfterBreak="0">
+  <w:abstractNum w:abstractNumId="77" w15:restartNumberingAfterBreak="0">
     <w:nsid w:val="74995DA1"/>
     <w:multiLevelType w:val="multilevel"/>
     <w:tmpl w:val="47E69886"/>
@@ -11724,7 +12022,7 @@
       </w:rPr>
     </w:lvl>
   </w:abstractNum>
-  <w:abstractNum w:abstractNumId="76" w15:restartNumberingAfterBreak="0">
+  <w:abstractNum w:abstractNumId="78" w15:restartNumberingAfterBreak="0">
     <w:nsid w:val="75133277"/>
     <w:multiLevelType w:val="multilevel"/>
     <w:tmpl w:val="98A67D76"/>
@@ -11873,7 +12171,7 @@
       </w:rPr>
     </w:lvl>
   </w:abstractNum>
-  <w:abstractNum w:abstractNumId="77" w15:restartNumberingAfterBreak="0">
+  <w:abstractNum w:abstractNumId="79" w15:restartNumberingAfterBreak="0">
     <w:nsid w:val="75145F1E"/>
     <w:multiLevelType w:val="multilevel"/>
     <w:tmpl w:val="A9F0EEDE"/>
@@ -12022,7 +12320,7 @@
       </w:rPr>
     </w:lvl>
   </w:abstractNum>
-  <w:abstractNum w:abstractNumId="78" w15:restartNumberingAfterBreak="0">
+  <w:abstractNum w:abstractNumId="80" w15:restartNumberingAfterBreak="0">
     <w:nsid w:val="77780210"/>
     <w:multiLevelType w:val="multilevel"/>
     <w:tmpl w:val="9AB6D36A"/>
@@ -12171,7 +12469,7 @@
       </w:rPr>
     </w:lvl>
   </w:abstractNum>
-  <w:abstractNum w:abstractNumId="79" w15:restartNumberingAfterBreak="0">
+  <w:abstractNum w:abstractNumId="81" w15:restartNumberingAfterBreak="0">
     <w:nsid w:val="77F70E72"/>
     <w:multiLevelType w:val="multilevel"/>
     <w:tmpl w:val="CA4A179E"/>
@@ -12320,7 +12618,7 @@
       </w:rPr>
     </w:lvl>
   </w:abstractNum>
-  <w:abstractNum w:abstractNumId="80" w15:restartNumberingAfterBreak="0">
+  <w:abstractNum w:abstractNumId="82" w15:restartNumberingAfterBreak="0">
     <w:nsid w:val="78AF3623"/>
     <w:multiLevelType w:val="multilevel"/>
     <w:tmpl w:val="10EA459E"/>
@@ -12469,7 +12767,7 @@
       </w:rPr>
     </w:lvl>
   </w:abstractNum>
-  <w:abstractNum w:abstractNumId="81" w15:restartNumberingAfterBreak="0">
+  <w:abstractNum w:abstractNumId="83" w15:restartNumberingAfterBreak="0">
     <w:nsid w:val="79075D66"/>
     <w:multiLevelType w:val="multilevel"/>
     <w:tmpl w:val="DAA2F8BE"/>
@@ -12618,7 +12916,7 @@
       </w:rPr>
     </w:lvl>
   </w:abstractNum>
-  <w:abstractNum w:abstractNumId="82" w15:restartNumberingAfterBreak="0">
+  <w:abstractNum w:abstractNumId="84" w15:restartNumberingAfterBreak="0">
     <w:nsid w:val="79BB5CE8"/>
     <w:multiLevelType w:val="multilevel"/>
     <w:tmpl w:val="EDFC70D6"/>
@@ -12767,7 +13065,7 @@
       </w:rPr>
     </w:lvl>
   </w:abstractNum>
-  <w:abstractNum w:abstractNumId="83" w15:restartNumberingAfterBreak="0">
+  <w:abstractNum w:abstractNumId="85" w15:restartNumberingAfterBreak="0">
     <w:nsid w:val="7B2751C4"/>
     <w:multiLevelType w:val="multilevel"/>
     <w:tmpl w:val="4412CEC4"/>
@@ -12916,7 +13214,7 @@
       </w:rPr>
     </w:lvl>
   </w:abstractNum>
-  <w:abstractNum w:abstractNumId="84" w15:restartNumberingAfterBreak="0">
+  <w:abstractNum w:abstractNumId="86" w15:restartNumberingAfterBreak="0">
     <w:nsid w:val="7BAF4D94"/>
     <w:multiLevelType w:val="multilevel"/>
     <w:tmpl w:val="BDB8BFAA"/>
@@ -13065,7 +13363,7 @@
       </w:rPr>
     </w:lvl>
   </w:abstractNum>
-  <w:abstractNum w:abstractNumId="85" w15:restartNumberingAfterBreak="0">
+  <w:abstractNum w:abstractNumId="87" w15:restartNumberingAfterBreak="0">
     <w:nsid w:val="7D9F223B"/>
     <w:multiLevelType w:val="multilevel"/>
     <w:tmpl w:val="D3A62574"/>
@@ -13221,13 +13519,13 @@
     <w:abstractNumId w:val="3"/>
   </w:num>
   <w:num w:numId="3" w16cid:durableId="1233933601">
-    <w:abstractNumId w:val="44"/>
+    <w:abstractNumId w:val="45"/>
   </w:num>
   <w:num w:numId="4" w16cid:durableId="500435007">
     <w:abstractNumId w:val="9"/>
   </w:num>
   <w:num w:numId="5" w16cid:durableId="1033847455">
-    <w:abstractNumId w:val="79"/>
+    <w:abstractNumId w:val="81"/>
   </w:num>
   <w:num w:numId="6" w16cid:durableId="267081670">
     <w:abstractNumId w:val="17"/>
@@ -13236,7 +13534,7 @@
     <w:abstractNumId w:val="6"/>
   </w:num>
   <w:num w:numId="8" w16cid:durableId="1135759933">
-    <w:abstractNumId w:val="58"/>
+    <w:abstractNumId w:val="60"/>
   </w:num>
   <w:num w:numId="9" w16cid:durableId="442268721">
     <w:abstractNumId w:val="42"/>
@@ -13263,10 +13561,10 @@
     <w:abstractNumId w:val="20"/>
   </w:num>
   <w:num w:numId="17" w16cid:durableId="1612980622">
-    <w:abstractNumId w:val="66"/>
+    <w:abstractNumId w:val="68"/>
   </w:num>
   <w:num w:numId="18" w16cid:durableId="2093504055">
-    <w:abstractNumId w:val="71"/>
+    <w:abstractNumId w:val="73"/>
   </w:num>
   <w:num w:numId="19" w16cid:durableId="344942916">
     <w:abstractNumId w:val="15"/>
@@ -13275,16 +13573,16 @@
     <w:abstractNumId w:val="10"/>
   </w:num>
   <w:num w:numId="21" w16cid:durableId="1645238814">
-    <w:abstractNumId w:val="43"/>
+    <w:abstractNumId w:val="44"/>
   </w:num>
   <w:num w:numId="22" w16cid:durableId="1129937329">
     <w:abstractNumId w:val="5"/>
   </w:num>
   <w:num w:numId="23" w16cid:durableId="1723820948">
-    <w:abstractNumId w:val="48"/>
+    <w:abstractNumId w:val="49"/>
   </w:num>
   <w:num w:numId="24" w16cid:durableId="837844535">
-    <w:abstractNumId w:val="67"/>
+    <w:abstractNumId w:val="69"/>
   </w:num>
   <w:num w:numId="25" w16cid:durableId="1206138890">
     <w:abstractNumId w:val="34"/>
@@ -13293,7 +13591,7 @@
     <w:abstractNumId w:val="14"/>
   </w:num>
   <w:num w:numId="27" w16cid:durableId="728844960">
-    <w:abstractNumId w:val="56"/>
+    <w:abstractNumId w:val="58"/>
   </w:num>
   <w:num w:numId="28" w16cid:durableId="2125732567">
     <w:abstractNumId w:val="26"/>
@@ -13302,28 +13600,28 @@
     <w:abstractNumId w:val="28"/>
   </w:num>
   <w:num w:numId="30" w16cid:durableId="296447531">
-    <w:abstractNumId w:val="73"/>
+    <w:abstractNumId w:val="75"/>
   </w:num>
   <w:num w:numId="31" w16cid:durableId="1884710918">
-    <w:abstractNumId w:val="72"/>
+    <w:abstractNumId w:val="74"/>
   </w:num>
   <w:num w:numId="32" w16cid:durableId="234828197">
-    <w:abstractNumId w:val="69"/>
+    <w:abstractNumId w:val="71"/>
   </w:num>
   <w:num w:numId="33" w16cid:durableId="1187061975">
-    <w:abstractNumId w:val="76"/>
+    <w:abstractNumId w:val="78"/>
   </w:num>
   <w:num w:numId="34" w16cid:durableId="1541361364">
     <w:abstractNumId w:val="12"/>
   </w:num>
   <w:num w:numId="35" w16cid:durableId="469323940">
-    <w:abstractNumId w:val="52"/>
+    <w:abstractNumId w:val="53"/>
   </w:num>
   <w:num w:numId="36" w16cid:durableId="171921766">
-    <w:abstractNumId w:val="60"/>
+    <w:abstractNumId w:val="62"/>
   </w:num>
   <w:num w:numId="37" w16cid:durableId="698353443">
-    <w:abstractNumId w:val="84"/>
+    <w:abstractNumId w:val="86"/>
   </w:num>
   <w:num w:numId="38" w16cid:durableId="1940941360">
     <w:abstractNumId w:val="4"/>
@@ -13332,10 +13630,10 @@
     <w:abstractNumId w:val="39"/>
   </w:num>
   <w:num w:numId="40" w16cid:durableId="1714963468">
-    <w:abstractNumId w:val="61"/>
+    <w:abstractNumId w:val="63"/>
   </w:num>
   <w:num w:numId="41" w16cid:durableId="1018429896">
-    <w:abstractNumId w:val="77"/>
+    <w:abstractNumId w:val="79"/>
   </w:num>
   <w:num w:numId="42" w16cid:durableId="941061820">
     <w:abstractNumId w:val="1"/>
@@ -13347,22 +13645,22 @@
     <w:abstractNumId w:val="30"/>
   </w:num>
   <w:num w:numId="45" w16cid:durableId="1999069253">
-    <w:abstractNumId w:val="83"/>
+    <w:abstractNumId w:val="85"/>
   </w:num>
   <w:num w:numId="46" w16cid:durableId="1969966184">
     <w:abstractNumId w:val="8"/>
   </w:num>
   <w:num w:numId="47" w16cid:durableId="781874132">
-    <w:abstractNumId w:val="46"/>
+    <w:abstractNumId w:val="47"/>
   </w:num>
   <w:num w:numId="48" w16cid:durableId="357778884">
-    <w:abstractNumId w:val="65"/>
+    <w:abstractNumId w:val="67"/>
   </w:num>
   <w:num w:numId="49" w16cid:durableId="1508203898">
-    <w:abstractNumId w:val="70"/>
+    <w:abstractNumId w:val="72"/>
   </w:num>
   <w:num w:numId="50" w16cid:durableId="1682318083">
-    <w:abstractNumId w:val="51"/>
+    <w:abstractNumId w:val="52"/>
   </w:num>
   <w:num w:numId="51" w16cid:durableId="1708262490">
     <w:abstractNumId w:val="2"/>
@@ -13371,28 +13669,28 @@
     <w:abstractNumId w:val="27"/>
   </w:num>
   <w:num w:numId="53" w16cid:durableId="1614706232">
-    <w:abstractNumId w:val="59"/>
+    <w:abstractNumId w:val="61"/>
   </w:num>
   <w:num w:numId="54" w16cid:durableId="1594314839">
     <w:abstractNumId w:val="21"/>
   </w:num>
   <w:num w:numId="55" w16cid:durableId="1526674347">
-    <w:abstractNumId w:val="75"/>
+    <w:abstractNumId w:val="77"/>
   </w:num>
   <w:num w:numId="56" w16cid:durableId="814222603">
-    <w:abstractNumId w:val="62"/>
+    <w:abstractNumId w:val="64"/>
   </w:num>
   <w:num w:numId="57" w16cid:durableId="1449931854">
-    <w:abstractNumId w:val="49"/>
+    <w:abstractNumId w:val="50"/>
   </w:num>
   <w:num w:numId="58" w16cid:durableId="173110024">
-    <w:abstractNumId w:val="47"/>
+    <w:abstractNumId w:val="48"/>
   </w:num>
   <w:num w:numId="59" w16cid:durableId="1933391554">
     <w:abstractNumId w:val="37"/>
   </w:num>
   <w:num w:numId="60" w16cid:durableId="659770676">
-    <w:abstractNumId w:val="74"/>
+    <w:abstractNumId w:val="76"/>
   </w:num>
   <w:num w:numId="61" w16cid:durableId="987126490">
     <w:abstractNumId w:val="35"/>
@@ -13407,16 +13705,16 @@
     <w:abstractNumId w:val="23"/>
   </w:num>
   <w:num w:numId="65" w16cid:durableId="1154025284">
-    <w:abstractNumId w:val="64"/>
+    <w:abstractNumId w:val="66"/>
   </w:num>
   <w:num w:numId="66" w16cid:durableId="636229318">
-    <w:abstractNumId w:val="80"/>
+    <w:abstractNumId w:val="82"/>
   </w:num>
   <w:num w:numId="67" w16cid:durableId="1298336313">
-    <w:abstractNumId w:val="63"/>
+    <w:abstractNumId w:val="65"/>
   </w:num>
   <w:num w:numId="68" w16cid:durableId="1780643681">
-    <w:abstractNumId w:val="53"/>
+    <w:abstractNumId w:val="54"/>
   </w:num>
   <w:num w:numId="69" w16cid:durableId="897321311">
     <w:abstractNumId w:val="13"/>
@@ -13428,34 +13726,34 @@
     <w:abstractNumId w:val="0"/>
   </w:num>
   <w:num w:numId="72" w16cid:durableId="193422590">
-    <w:abstractNumId w:val="81"/>
+    <w:abstractNumId w:val="83"/>
   </w:num>
   <w:num w:numId="73" w16cid:durableId="1538079356">
     <w:abstractNumId w:val="7"/>
   </w:num>
   <w:num w:numId="74" w16cid:durableId="1570772970">
+    <w:abstractNumId w:val="57"/>
+  </w:num>
+  <w:num w:numId="75" w16cid:durableId="939339658">
     <w:abstractNumId w:val="55"/>
   </w:num>
-  <w:num w:numId="75" w16cid:durableId="939339658">
-    <w:abstractNumId w:val="54"/>
-  </w:num>
   <w:num w:numId="76" w16cid:durableId="247924988">
-    <w:abstractNumId w:val="78"/>
+    <w:abstractNumId w:val="80"/>
   </w:num>
   <w:num w:numId="77" w16cid:durableId="1729180216">
     <w:abstractNumId w:val="19"/>
   </w:num>
   <w:num w:numId="78" w16cid:durableId="44567889">
-    <w:abstractNumId w:val="57"/>
+    <w:abstractNumId w:val="59"/>
   </w:num>
   <w:num w:numId="79" w16cid:durableId="764571186">
-    <w:abstractNumId w:val="82"/>
+    <w:abstractNumId w:val="84"/>
   </w:num>
   <w:num w:numId="80" w16cid:durableId="1858347991">
     <w:abstractNumId w:val="36"/>
   </w:num>
   <w:num w:numId="81" w16cid:durableId="1245643883">
-    <w:abstractNumId w:val="45"/>
+    <w:abstractNumId w:val="46"/>
   </w:num>
   <w:num w:numId="82" w16cid:durableId="1252928820">
     <w:abstractNumId w:val="25"/>
@@ -13464,13 +13762,19 @@
     <w:abstractNumId w:val="24"/>
   </w:num>
   <w:num w:numId="84" w16cid:durableId="1608194036">
-    <w:abstractNumId w:val="68"/>
+    <w:abstractNumId w:val="70"/>
   </w:num>
   <w:num w:numId="85" w16cid:durableId="598638423">
-    <w:abstractNumId w:val="50"/>
+    <w:abstractNumId w:val="51"/>
   </w:num>
   <w:num w:numId="86" w16cid:durableId="606155975">
-    <w:abstractNumId w:val="85"/>
+    <w:abstractNumId w:val="87"/>
+  </w:num>
+  <w:num w:numId="87" w16cid:durableId="695470575">
+    <w:abstractNumId w:val="56"/>
+  </w:num>
+  <w:num w:numId="88" w16cid:durableId="1400984171">
+    <w:abstractNumId w:val="43"/>
   </w:num>
 </w:numbering>
 </file>

--- a/data/Market_Read_quarterly.docx
+++ b/data/Market_Read_quarterly.docx
@@ -3,270 +3,356 @@
 <w:document xmlns:wpc="http://schemas.microsoft.com/office/word/2010/wordprocessingCanvas" xmlns:cx="http://schemas.microsoft.com/office/drawing/2014/chartex" xmlns:cx1="http://schemas.microsoft.com/office/drawing/2015/9/8/chartex" xmlns:cx2="http://schemas.microsoft.com/office/drawing/2015/10/21/chartex" xmlns:cx3="http://schemas.microsoft.com/office/drawing/2016/5/9/chartex" xmlns:cx4="http://schemas.microsoft.com/office/drawing/2016/5/10/chartex" xmlns:cx5="http://schemas.microsoft.com/office/drawing/2016/5/11/chartex" xmlns:cx6="http://schemas.microsoft.com/office/drawing/2016/5/12/chartex" xmlns:cx7="http://schemas.microsoft.com/office/drawing/2016/5/13/chartex" xmlns:cx8="http://schemas.microsoft.com/office/drawing/2016/5/14/chartex" xmlns:mc="http://schemas.openxmlformats.org/markup-compatibility/2006" xmlns:aink="http://schemas.microsoft.com/office/drawing/2016/ink" xmlns:am3d="http://schemas.microsoft.com/office/drawing/2017/model3d" xmlns:o="urn:schemas-microsoft-com:office:office" xmlns:oel="http://schemas.microsoft.com/office/2019/extlst" xmlns:r="http://schemas.openxmlformats.org/officeDocument/2006/relationships" xmlns:m="http://schemas.openxmlformats.org/officeDocument/2006/math" xmlns:v="urn:schemas-microsoft-com:vml" xmlns:wp14="http://schemas.microsoft.com/office/word/2010/wordprocessingDrawing" xmlns:wp="http://schemas.openxmlformats.org/drawingml/2006/wordprocessingDrawing" xmlns:w10="urn:schemas-microsoft-com:office:word" xmlns:w="http://schemas.openxmlformats.org/wordprocessingml/2006/main" xmlns:w14="http://schemas.microsoft.com/office/word/2010/wordml" xmlns:w15="http://schemas.microsoft.com/office/word/2012/wordml" xmlns:w16cex="http://schemas.microsoft.com/office/word/2018/wordml/cex" xmlns:w16cid="http://schemas.microsoft.com/office/word/2016/wordml/cid" xmlns:w16="http://schemas.microsoft.com/office/word/2018/wordml" xmlns:w16du="http://schemas.microsoft.com/office/word/2023/wordml/word16du" xmlns:w16sdtdh="http://schemas.microsoft.com/office/word/2020/wordml/sdtdatahash" xmlns:w16sdtfl="http://schemas.microsoft.com/office/word/2024/wordml/sdtformatlock" xmlns:w16se="http://schemas.microsoft.com/office/word/2015/wordml/symex" xmlns:wpg="http://schemas.microsoft.com/office/word/2010/wordprocessingGroup" xmlns:wpi="http://schemas.microsoft.com/office/word/2010/wordprocessingInk" xmlns:wne="http://schemas.microsoft.com/office/word/2006/wordml" xmlns:wps="http://schemas.microsoft.com/office/word/2010/wordprocessingShape" mc:Ignorable="w14 w15 w16se w16cid w16 w16cex w16sdtdh w16sdtfl w16du wp14">
   <w:body>
     <w:p>
-      <w:pPr>
-        <w:rPr>
-          <w:b/>
-          <w:bCs/>
-        </w:rPr>
-      </w:pPr>
       <w:r>
         <w:rPr>
           <w:b/>
           <w:bCs/>
         </w:rPr>
-        <w:t>Quarterly Market Read: November 03, 2025</w:t>
+        <w:t>Quarterly Market Read: November 06, 2025</w:t>
       </w:r>
     </w:p>
     <w:p>
-      <w:pPr>
-        <w:rPr>
-          <w:b/>
-          <w:bCs/>
-        </w:rPr>
-      </w:pPr>
+      <w:r>
+        <w:t xml:space="preserve">The market is saying (all numbers are </w:t>
+      </w:r>
       <w:r>
         <w:rPr>
           <w:b/>
           <w:bCs/>
         </w:rPr>
-        <w:t>The market is saying (all numbers are QTD % returns):</w:t>
+        <w:t>QTD % returns</w:t>
+      </w:r>
+      <w:r>
+        <w:t>):</w:t>
       </w:r>
     </w:p>
     <w:p>
       <w:pPr>
         <w:numPr>
           <w:ilvl w:val="0"/>
-          <w:numId w:val="87"/>
+          <w:numId w:val="89"/>
         </w:numPr>
-        <w:rPr>
-          <w:b/>
-          <w:bCs/>
-        </w:rPr>
       </w:pPr>
       <w:r>
         <w:rPr>
           <w:b/>
           <w:bCs/>
         </w:rPr>
-        <w:t>Breadth: 43.4% of names are positive.</w:t>
+        <w:t>Breadth</w:t>
+      </w:r>
+      <w:r>
+        <w:t>: 39.4% of names are positive.</w:t>
       </w:r>
     </w:p>
     <w:p>
       <w:pPr>
         <w:numPr>
           <w:ilvl w:val="0"/>
-          <w:numId w:val="87"/>
+          <w:numId w:val="89"/>
         </w:numPr>
-        <w:rPr>
-          <w:b/>
-          <w:bCs/>
-        </w:rPr>
       </w:pPr>
       <w:r>
         <w:rPr>
           <w:b/>
           <w:bCs/>
         </w:rPr>
-        <w:t>Information Technology: leading (avg +4.55%).</w:t>
+        <w:t>Information Technology</w:t>
       </w:r>
-    </w:p>
-    <w:p>
-      <w:pPr>
-        <w:numPr>
-          <w:ilvl w:val="0"/>
-          <w:numId w:val="87"/>
-        </w:numPr>
-        <w:rPr>
-          <w:b/>
-          <w:bCs/>
-        </w:rPr>
-      </w:pPr>
+      <w:r>
+        <w:t xml:space="preserve">: firm (avg </w:t>
+      </w:r>
       <w:r>
         <w:rPr>
           <w:b/>
           <w:bCs/>
         </w:rPr>
-        <w:t>Industrials: soft (avg -1.08%).</w:t>
+        <w:t>+1.30%</w:t>
+      </w:r>
+      <w:r>
+        <w:t>).</w:t>
       </w:r>
     </w:p>
     <w:p>
       <w:pPr>
         <w:numPr>
           <w:ilvl w:val="0"/>
-          <w:numId w:val="87"/>
+          <w:numId w:val="89"/>
         </w:numPr>
-        <w:rPr>
-          <w:b/>
-          <w:bCs/>
-        </w:rPr>
       </w:pPr>
       <w:r>
         <w:rPr>
           <w:b/>
           <w:bCs/>
         </w:rPr>
-        <w:t>Consumer Staples: soft (avg -3.28%).</w:t>
+        <w:t>Industrials</w:t>
       </w:r>
-    </w:p>
-    <w:p>
-      <w:pPr>
-        <w:numPr>
-          <w:ilvl w:val="0"/>
-          <w:numId w:val="87"/>
-        </w:numPr>
-        <w:rPr>
-          <w:b/>
-          <w:bCs/>
-        </w:rPr>
-      </w:pPr>
+      <w:r>
+        <w:t xml:space="preserve">: soft (avg </w:t>
+      </w:r>
       <w:r>
         <w:rPr>
           <w:b/>
           <w:bCs/>
         </w:rPr>
-        <w:t>Consumer Discretionary: heavy (avg -4.93%).</w:t>
+        <w:t>-1.90%</w:t>
+      </w:r>
+      <w:r>
+        <w:t>).</w:t>
       </w:r>
     </w:p>
     <w:p>
       <w:pPr>
         <w:numPr>
           <w:ilvl w:val="0"/>
-          <w:numId w:val="87"/>
+          <w:numId w:val="89"/>
         </w:numPr>
-        <w:rPr>
-          <w:b/>
-          <w:bCs/>
-        </w:rPr>
       </w:pPr>
       <w:r>
         <w:rPr>
           <w:b/>
           <w:bCs/>
         </w:rPr>
-        <w:t>Financials: heavy (avg -4.59%).</w:t>
+        <w:t>Consumer Staples</w:t>
       </w:r>
-    </w:p>
-    <w:p>
-      <w:pPr>
-        <w:numPr>
-          <w:ilvl w:val="0"/>
-          <w:numId w:val="87"/>
-        </w:numPr>
-        <w:rPr>
-          <w:b/>
-          <w:bCs/>
-        </w:rPr>
-      </w:pPr>
+      <w:r>
+        <w:t xml:space="preserve">: soft (avg </w:t>
+      </w:r>
       <w:r>
         <w:rPr>
           <w:b/>
           <w:bCs/>
         </w:rPr>
-        <w:t>Utilities: firm (avg +0.66%).</w:t>
+        <w:t>-3.80%</w:t>
+      </w:r>
+      <w:r>
+        <w:t>).</w:t>
       </w:r>
     </w:p>
     <w:p>
       <w:pPr>
         <w:numPr>
           <w:ilvl w:val="0"/>
-          <w:numId w:val="87"/>
+          <w:numId w:val="89"/>
         </w:numPr>
-        <w:rPr>
-          <w:b/>
-          <w:bCs/>
-        </w:rPr>
       </w:pPr>
       <w:r>
         <w:rPr>
           <w:b/>
           <w:bCs/>
         </w:rPr>
-        <w:t>Real Estate: heavy (avg -5.50%).</w:t>
+        <w:t>Consumer Discretionary</w:t>
       </w:r>
-    </w:p>
-    <w:p>
-      <w:pPr>
-        <w:numPr>
-          <w:ilvl w:val="0"/>
-          <w:numId w:val="87"/>
-        </w:numPr>
-        <w:rPr>
-          <w:b/>
-          <w:bCs/>
-        </w:rPr>
-      </w:pPr>
+      <w:r>
+        <w:t xml:space="preserve">: heavy (avg </w:t>
+      </w:r>
       <w:r>
         <w:rPr>
           <w:b/>
           <w:bCs/>
         </w:rPr>
-        <w:t>Materials: heavy (avg -6.06%).</w:t>
+        <w:t>-6.81%</w:t>
+      </w:r>
+      <w:r>
+        <w:t>).</w:t>
       </w:r>
     </w:p>
     <w:p>
       <w:pPr>
         <w:numPr>
           <w:ilvl w:val="0"/>
-          <w:numId w:val="87"/>
+          <w:numId w:val="89"/>
         </w:numPr>
-        <w:rPr>
-          <w:b/>
-          <w:bCs/>
-        </w:rPr>
       </w:pPr>
       <w:r>
         <w:rPr>
           <w:b/>
           <w:bCs/>
         </w:rPr>
-        <w:t>Energy: soft (avg -1.92%).</w:t>
+        <w:t>Financials</w:t>
       </w:r>
-    </w:p>
-    <w:p>
-      <w:pPr>
-        <w:numPr>
-          <w:ilvl w:val="0"/>
-          <w:numId w:val="87"/>
-        </w:numPr>
-        <w:rPr>
-          <w:b/>
-          <w:bCs/>
-        </w:rPr>
-      </w:pPr>
+      <w:r>
+        <w:t xml:space="preserve">: heavy (avg </w:t>
+      </w:r>
       <w:r>
         <w:rPr>
           <w:b/>
           <w:bCs/>
         </w:rPr>
-        <w:t>Health Care: leading (avg +3.00%).</w:t>
+        <w:t>-4.30%</w:t>
+      </w:r>
+      <w:r>
+        <w:t>).</w:t>
       </w:r>
     </w:p>
     <w:p>
       <w:pPr>
         <w:numPr>
           <w:ilvl w:val="0"/>
-          <w:numId w:val="87"/>
+          <w:numId w:val="89"/>
         </w:numPr>
-        <w:rPr>
-          <w:b/>
-          <w:bCs/>
-        </w:rPr>
       </w:pPr>
       <w:r>
         <w:rPr>
           <w:b/>
           <w:bCs/>
         </w:rPr>
-        <w:t>Communication Services: heavy (avg -7.06%).</w:t>
+        <w:t>Utilities</w:t>
       </w:r>
-    </w:p>
-    <w:p>
-      <w:pPr>
+      <w:r>
+        <w:t xml:space="preserve">: flat (avg </w:t>
+      </w:r>
+      <w:r>
         <w:rPr>
           <w:b/>
           <w:bCs/>
         </w:rPr>
-      </w:pPr>
+        <w:t>+0.48%</w:t>
+      </w:r>
+      <w:r>
+        <w:t>).</w:t>
+      </w:r>
+    </w:p>
+    <w:p>
+      <w:pPr>
+        <w:numPr>
+          <w:ilvl w:val="0"/>
+          <w:numId w:val="89"/>
+        </w:numPr>
+      </w:pPr>
+      <w:r>
+        <w:rPr>
+          <w:b/>
+          <w:bCs/>
+        </w:rPr>
+        <w:t>Real Estate</w:t>
+      </w:r>
+      <w:r>
+        <w:t xml:space="preserve">: heavy (avg </w:t>
+      </w:r>
+      <w:r>
+        <w:rPr>
+          <w:b/>
+          <w:bCs/>
+        </w:rPr>
+        <w:t>-5.78%</w:t>
+      </w:r>
+      <w:r>
+        <w:t>).</w:t>
+      </w:r>
+    </w:p>
+    <w:p>
+      <w:pPr>
+        <w:numPr>
+          <w:ilvl w:val="0"/>
+          <w:numId w:val="89"/>
+        </w:numPr>
+      </w:pPr>
+      <w:r>
+        <w:rPr>
+          <w:b/>
+          <w:bCs/>
+        </w:rPr>
+        <w:t>Materials</w:t>
+      </w:r>
+      <w:r>
+        <w:t xml:space="preserve">: heavy (avg </w:t>
+      </w:r>
+      <w:r>
+        <w:rPr>
+          <w:b/>
+          <w:bCs/>
+        </w:rPr>
+        <w:t>-6.96%</w:t>
+      </w:r>
+      <w:r>
+        <w:t>).</w:t>
+      </w:r>
+    </w:p>
+    <w:p>
+      <w:pPr>
+        <w:numPr>
+          <w:ilvl w:val="0"/>
+          <w:numId w:val="89"/>
+        </w:numPr>
+      </w:pPr>
+      <w:r>
+        <w:rPr>
+          <w:b/>
+          <w:bCs/>
+        </w:rPr>
+        <w:t>Energy</w:t>
+      </w:r>
+      <w:r>
+        <w:t xml:space="preserve">: flat (avg </w:t>
+      </w:r>
+      <w:r>
+        <w:rPr>
+          <w:b/>
+          <w:bCs/>
+        </w:rPr>
+        <w:t>-0.82%</w:t>
+      </w:r>
+      <w:r>
+        <w:t>).</w:t>
+      </w:r>
+    </w:p>
+    <w:p>
+      <w:pPr>
+        <w:numPr>
+          <w:ilvl w:val="0"/>
+          <w:numId w:val="89"/>
+        </w:numPr>
+      </w:pPr>
+      <w:r>
+        <w:rPr>
+          <w:b/>
+          <w:bCs/>
+        </w:rPr>
+        <w:t>Health Care</w:t>
+      </w:r>
+      <w:r>
+        <w:t xml:space="preserve">: leading (avg </w:t>
+      </w:r>
+      <w:r>
+        <w:rPr>
+          <w:b/>
+          <w:bCs/>
+        </w:rPr>
+        <w:t>+3.07%</w:t>
+      </w:r>
+      <w:r>
+        <w:t>).</w:t>
+      </w:r>
+    </w:p>
+    <w:p>
+      <w:pPr>
+        <w:numPr>
+          <w:ilvl w:val="0"/>
+          <w:numId w:val="89"/>
+        </w:numPr>
+      </w:pPr>
+      <w:r>
+        <w:rPr>
+          <w:b/>
+          <w:bCs/>
+        </w:rPr>
+        <w:t>Communication Services</w:t>
+      </w:r>
+      <w:r>
+        <w:t xml:space="preserve">: heavy (avg </w:t>
+      </w:r>
+      <w:r>
+        <w:rPr>
+          <w:b/>
+          <w:bCs/>
+        </w:rPr>
+        <w:t>-8.21%</w:t>
+      </w:r>
+      <w:r>
+        <w:t>).</w:t>
+      </w:r>
+    </w:p>
+    <w:p>
       <w:r>
         <w:rPr>
           <w:b/>
@@ -279,88 +365,120 @@
       <w:pPr>
         <w:numPr>
           <w:ilvl w:val="0"/>
-          <w:numId w:val="88"/>
+          <w:numId w:val="90"/>
         </w:numPr>
-        <w:rPr>
-          <w:b/>
-          <w:bCs/>
-        </w:rPr>
       </w:pPr>
       <w:r>
         <w:rPr>
           <w:b/>
           <w:bCs/>
         </w:rPr>
-        <w:t>Gold: bid (+3.74%)</w:t>
+        <w:t>Gold</w:t>
       </w:r>
-    </w:p>
-    <w:p>
-      <w:pPr>
-        <w:numPr>
-          <w:ilvl w:val="0"/>
-          <w:numId w:val="88"/>
-        </w:numPr>
-        <w:rPr>
-          <w:b/>
-          <w:bCs/>
-        </w:rPr>
-      </w:pPr>
+      <w:r>
+        <w:t>: bid (</w:t>
+      </w:r>
       <w:r>
         <w:rPr>
           <w:b/>
           <w:bCs/>
         </w:rPr>
-        <w:t>USD: firm (+2.62%)</w:t>
+        <w:t>+2.98%</w:t>
+      </w:r>
+      <w:r>
+        <w:t>)</w:t>
       </w:r>
     </w:p>
     <w:p>
       <w:pPr>
         <w:numPr>
           <w:ilvl w:val="0"/>
-          <w:numId w:val="88"/>
+          <w:numId w:val="90"/>
         </w:numPr>
-        <w:rPr>
-          <w:b/>
-          <w:bCs/>
-        </w:rPr>
       </w:pPr>
       <w:r>
         <w:rPr>
           <w:b/>
           <w:bCs/>
         </w:rPr>
-        <w:t>Yields: easing (-0.79%)</w:t>
+        <w:t>USD</w:t>
       </w:r>
-    </w:p>
-    <w:p>
-      <w:pPr>
-        <w:numPr>
-          <w:ilvl w:val="0"/>
-          <w:numId w:val="88"/>
-        </w:numPr>
-        <w:rPr>
-          <w:b/>
-          <w:bCs/>
-        </w:rPr>
-      </w:pPr>
+      <w:r>
+        <w:t>: firm (</w:t>
+      </w:r>
       <w:r>
         <w:rPr>
           <w:b/>
           <w:bCs/>
         </w:rPr>
-        <w:t>Bonds: soft (-0.39%)</w:t>
+        <w:t>+2.44%</w:t>
+      </w:r>
+      <w:r>
+        <w:t>)</w:t>
       </w:r>
     </w:p>
     <w:p>
       <w:pPr>
         <w:numPr>
           <w:ilvl w:val="0"/>
-          <w:numId w:val="88"/>
+          <w:numId w:val="90"/>
         </w:numPr>
+      </w:pPr>
+      <w:r>
         <w:rPr>
           <w:b/>
           <w:bCs/>
         </w:rPr>
+        <w:t>Yields</w:t>
+      </w:r>
+      <w:r>
+        <w:t>: falling (</w:t>
+      </w:r>
+      <w:r>
+        <w:rPr>
+          <w:b/>
+          <w:bCs/>
+        </w:rPr>
+        <w:t>-1.14%</w:t>
+      </w:r>
+      <w:r>
+        <w:t>)</w:t>
+      </w:r>
+    </w:p>
+    <w:p>
+      <w:pPr>
+        <w:numPr>
+          <w:ilvl w:val="0"/>
+          <w:numId w:val="90"/>
+        </w:numPr>
+      </w:pPr>
+      <w:r>
+        <w:rPr>
+          <w:b/>
+          <w:bCs/>
+        </w:rPr>
+        <w:t>Bonds</w:t>
+      </w:r>
+      <w:r>
+        <w:t>: soft (</w:t>
+      </w:r>
+      <w:r>
+        <w:rPr>
+          <w:b/>
+          <w:bCs/>
+        </w:rPr>
+        <w:t>-0.29%</w:t>
+      </w:r>
+      <w:r>
+        <w:t>)</w:t>
+      </w:r>
+    </w:p>
+    <w:p>
+      <w:pPr>
+        <w:numPr>
+          <w:ilvl w:val="0"/>
+          <w:numId w:val="90"/>
+        </w:numPr>
       </w:pPr>
       <w:r>
         <w:rPr>
@@ -368,22 +486,82 @@
           <w:bCs/>
         </w:rPr>
         <w:lastRenderedPageBreak/>
-        <w:t>Energy Complex (USO, UNG): firm (+1.95%)</w:t>
+        <w:t>Energy Complex (USO, UNG)</w:t>
       </w:r>
-    </w:p>
-    <w:p>
-      <w:pPr>
-        <w:rPr>
-          <w:b/>
-          <w:bCs/>
-        </w:rPr>
-      </w:pPr>
+      <w:r>
+        <w:t>: firm (</w:t>
+      </w:r>
       <w:r>
         <w:rPr>
           <w:b/>
           <w:bCs/>
         </w:rPr>
-        <w:t>Bottom line: Market breadth continues to weaken, with leadership concentrated in Technology and Health Care, while Communication Services, Real Estate, Materials, and Consumer Discretionary are under meaningful pressure. Macro signals — gold bid, USD firm, yields easing, mixed bond performance, and energy firmer on the margin — suggest investors are still positioning for slower growth and persistent caution, favoring defensive and quality factor exposure, while cyclicals and rate-sensitive areas struggle to gain footing.</w:t>
+        <w:t>+2.26%</w:t>
+      </w:r>
+      <w:r>
+        <w:t>)</w:t>
+      </w:r>
+    </w:p>
+    <w:p>
+      <w:r>
+        <w:rPr>
+          <w:b/>
+          <w:bCs/>
+        </w:rPr>
+        <w:t>Bottom line:</w:t>
+      </w:r>
+      <w:r>
+        <w:t xml:space="preserve"> Market breadth continues to deteriorate, with fewer than 40% of tickers positive. Leadership remains narrow — </w:t>
+      </w:r>
+      <w:r>
+        <w:rPr>
+          <w:b/>
+          <w:bCs/>
+        </w:rPr>
+        <w:t>Health Care and Technology</w:t>
+      </w:r>
+      <w:r>
+        <w:t xml:space="preserve"> are the only bright spots, while </w:t>
+      </w:r>
+      <w:r>
+        <w:rPr>
+          <w:b/>
+          <w:bCs/>
+        </w:rPr>
+        <w:t>Discretionary, Materials, Real Estate, and Communication Services</w:t>
+      </w:r>
+      <w:r>
+        <w:t xml:space="preserve"> are deeply negative. Macro tone — </w:t>
+      </w:r>
+      <w:r>
+        <w:rPr>
+          <w:b/>
+          <w:bCs/>
+        </w:rPr>
+        <w:t>gold bid, USD firm, yields falling, bonds soft, and the energy complex firmer</w:t>
+      </w:r>
+      <w:r>
+        <w:t xml:space="preserve"> — suggests </w:t>
+      </w:r>
+      <w:r>
+        <w:rPr>
+          <w:b/>
+          <w:bCs/>
+        </w:rPr>
+        <w:t>slowing growth with sticky inflation pressures</w:t>
+      </w:r>
+      <w:r>
+        <w:t xml:space="preserve">, a mix that continues to favor </w:t>
+      </w:r>
+      <w:r>
+        <w:rPr>
+          <w:b/>
+          <w:bCs/>
+        </w:rPr>
+        <w:t>defensive, quality, and inflation-hedging assets</w:t>
+      </w:r>
+      <w:r>
+        <w:t xml:space="preserve"> over cyclical and high-beta exposures.</w:t>
       </w:r>
     </w:p>
     <w:p/>
@@ -2189,6 +2367,155 @@
     </w:lvl>
   </w:abstractNum>
   <w:abstractNum w:abstractNumId="12" w15:restartNumberingAfterBreak="0">
+    <w:nsid w:val="13B71907"/>
+    <w:multiLevelType w:val="multilevel"/>
+    <w:tmpl w:val="A39C31EC"/>
+    <w:lvl w:ilvl="0">
+      <w:start w:val="1"/>
+      <w:numFmt w:val="bullet"/>
+      <w:lvlText w:val=""/>
+      <w:lvlJc w:val="left"/>
+      <w:pPr>
+        <w:tabs>
+          <w:tab w:val="num" w:pos="720"/>
+        </w:tabs>
+        <w:ind w:left="720" w:hanging="360"/>
+      </w:pPr>
+      <w:rPr>
+        <w:rFonts w:ascii="Symbol" w:hAnsi="Symbol" w:hint="default"/>
+        <w:sz w:val="20"/>
+      </w:rPr>
+    </w:lvl>
+    <w:lvl w:ilvl="1" w:tentative="1">
+      <w:start w:val="1"/>
+      <w:numFmt w:val="bullet"/>
+      <w:lvlText w:val="o"/>
+      <w:lvlJc w:val="left"/>
+      <w:pPr>
+        <w:tabs>
+          <w:tab w:val="num" w:pos="1440"/>
+        </w:tabs>
+        <w:ind w:left="1440" w:hanging="360"/>
+      </w:pPr>
+      <w:rPr>
+        <w:rFonts w:ascii="Courier New" w:hAnsi="Courier New" w:hint="default"/>
+        <w:sz w:val="20"/>
+      </w:rPr>
+    </w:lvl>
+    <w:lvl w:ilvl="2" w:tentative="1">
+      <w:start w:val="1"/>
+      <w:numFmt w:val="bullet"/>
+      <w:lvlText w:val=""/>
+      <w:lvlJc w:val="left"/>
+      <w:pPr>
+        <w:tabs>
+          <w:tab w:val="num" w:pos="2160"/>
+        </w:tabs>
+        <w:ind w:left="2160" w:hanging="360"/>
+      </w:pPr>
+      <w:rPr>
+        <w:rFonts w:ascii="Wingdings" w:hAnsi="Wingdings" w:hint="default"/>
+        <w:sz w:val="20"/>
+      </w:rPr>
+    </w:lvl>
+    <w:lvl w:ilvl="3" w:tentative="1">
+      <w:start w:val="1"/>
+      <w:numFmt w:val="bullet"/>
+      <w:lvlText w:val=""/>
+      <w:lvlJc w:val="left"/>
+      <w:pPr>
+        <w:tabs>
+          <w:tab w:val="num" w:pos="2880"/>
+        </w:tabs>
+        <w:ind w:left="2880" w:hanging="360"/>
+      </w:pPr>
+      <w:rPr>
+        <w:rFonts w:ascii="Wingdings" w:hAnsi="Wingdings" w:hint="default"/>
+        <w:sz w:val="20"/>
+      </w:rPr>
+    </w:lvl>
+    <w:lvl w:ilvl="4" w:tentative="1">
+      <w:start w:val="1"/>
+      <w:numFmt w:val="bullet"/>
+      <w:lvlText w:val=""/>
+      <w:lvlJc w:val="left"/>
+      <w:pPr>
+        <w:tabs>
+          <w:tab w:val="num" w:pos="3600"/>
+        </w:tabs>
+        <w:ind w:left="3600" w:hanging="360"/>
+      </w:pPr>
+      <w:rPr>
+        <w:rFonts w:ascii="Wingdings" w:hAnsi="Wingdings" w:hint="default"/>
+        <w:sz w:val="20"/>
+      </w:rPr>
+    </w:lvl>
+    <w:lvl w:ilvl="5" w:tentative="1">
+      <w:start w:val="1"/>
+      <w:numFmt w:val="bullet"/>
+      <w:lvlText w:val=""/>
+      <w:lvlJc w:val="left"/>
+      <w:pPr>
+        <w:tabs>
+          <w:tab w:val="num" w:pos="4320"/>
+        </w:tabs>
+        <w:ind w:left="4320" w:hanging="360"/>
+      </w:pPr>
+      <w:rPr>
+        <w:rFonts w:ascii="Wingdings" w:hAnsi="Wingdings" w:hint="default"/>
+        <w:sz w:val="20"/>
+      </w:rPr>
+    </w:lvl>
+    <w:lvl w:ilvl="6" w:tentative="1">
+      <w:start w:val="1"/>
+      <w:numFmt w:val="bullet"/>
+      <w:lvlText w:val=""/>
+      <w:lvlJc w:val="left"/>
+      <w:pPr>
+        <w:tabs>
+          <w:tab w:val="num" w:pos="5040"/>
+        </w:tabs>
+        <w:ind w:left="5040" w:hanging="360"/>
+      </w:pPr>
+      <w:rPr>
+        <w:rFonts w:ascii="Wingdings" w:hAnsi="Wingdings" w:hint="default"/>
+        <w:sz w:val="20"/>
+      </w:rPr>
+    </w:lvl>
+    <w:lvl w:ilvl="7" w:tentative="1">
+      <w:start w:val="1"/>
+      <w:numFmt w:val="bullet"/>
+      <w:lvlText w:val=""/>
+      <w:lvlJc w:val="left"/>
+      <w:pPr>
+        <w:tabs>
+          <w:tab w:val="num" w:pos="5760"/>
+        </w:tabs>
+        <w:ind w:left="5760" w:hanging="360"/>
+      </w:pPr>
+      <w:rPr>
+        <w:rFonts w:ascii="Wingdings" w:hAnsi="Wingdings" w:hint="default"/>
+        <w:sz w:val="20"/>
+      </w:rPr>
+    </w:lvl>
+    <w:lvl w:ilvl="8" w:tentative="1">
+      <w:start w:val="1"/>
+      <w:numFmt w:val="bullet"/>
+      <w:lvlText w:val=""/>
+      <w:lvlJc w:val="left"/>
+      <w:pPr>
+        <w:tabs>
+          <w:tab w:val="num" w:pos="6480"/>
+        </w:tabs>
+        <w:ind w:left="6480" w:hanging="360"/>
+      </w:pPr>
+      <w:rPr>
+        <w:rFonts w:ascii="Wingdings" w:hAnsi="Wingdings" w:hint="default"/>
+        <w:sz w:val="20"/>
+      </w:rPr>
+    </w:lvl>
+  </w:abstractNum>
+  <w:abstractNum w:abstractNumId="13" w15:restartNumberingAfterBreak="0">
     <w:nsid w:val="14D44EFF"/>
     <w:multiLevelType w:val="multilevel"/>
     <w:tmpl w:val="A3E4F000"/>
@@ -2337,7 +2664,7 @@
       </w:rPr>
     </w:lvl>
   </w:abstractNum>
-  <w:abstractNum w:abstractNumId="13" w15:restartNumberingAfterBreak="0">
+  <w:abstractNum w:abstractNumId="14" w15:restartNumberingAfterBreak="0">
     <w:nsid w:val="14F66268"/>
     <w:multiLevelType w:val="multilevel"/>
     <w:tmpl w:val="18CA7EF2"/>
@@ -2486,7 +2813,7 @@
       </w:rPr>
     </w:lvl>
   </w:abstractNum>
-  <w:abstractNum w:abstractNumId="14" w15:restartNumberingAfterBreak="0">
+  <w:abstractNum w:abstractNumId="15" w15:restartNumberingAfterBreak="0">
     <w:nsid w:val="15CE3E8B"/>
     <w:multiLevelType w:val="multilevel"/>
     <w:tmpl w:val="47E69690"/>
@@ -2635,7 +2962,7 @@
       </w:rPr>
     </w:lvl>
   </w:abstractNum>
-  <w:abstractNum w:abstractNumId="15" w15:restartNumberingAfterBreak="0">
+  <w:abstractNum w:abstractNumId="16" w15:restartNumberingAfterBreak="0">
     <w:nsid w:val="16C960FF"/>
     <w:multiLevelType w:val="multilevel"/>
     <w:tmpl w:val="B208537C"/>
@@ -2784,7 +3111,7 @@
       </w:rPr>
     </w:lvl>
   </w:abstractNum>
-  <w:abstractNum w:abstractNumId="16" w15:restartNumberingAfterBreak="0">
+  <w:abstractNum w:abstractNumId="17" w15:restartNumberingAfterBreak="0">
     <w:nsid w:val="18176FD1"/>
     <w:multiLevelType w:val="multilevel"/>
     <w:tmpl w:val="076C3802"/>
@@ -2933,7 +3260,7 @@
       </w:rPr>
     </w:lvl>
   </w:abstractNum>
-  <w:abstractNum w:abstractNumId="17" w15:restartNumberingAfterBreak="0">
+  <w:abstractNum w:abstractNumId="18" w15:restartNumberingAfterBreak="0">
     <w:nsid w:val="1B914BEA"/>
     <w:multiLevelType w:val="multilevel"/>
     <w:tmpl w:val="2244DADE"/>
@@ -3082,7 +3409,7 @@
       </w:rPr>
     </w:lvl>
   </w:abstractNum>
-  <w:abstractNum w:abstractNumId="18" w15:restartNumberingAfterBreak="0">
+  <w:abstractNum w:abstractNumId="19" w15:restartNumberingAfterBreak="0">
     <w:nsid w:val="1F5C4F6B"/>
     <w:multiLevelType w:val="multilevel"/>
     <w:tmpl w:val="0A385024"/>
@@ -3231,7 +3558,7 @@
       </w:rPr>
     </w:lvl>
   </w:abstractNum>
-  <w:abstractNum w:abstractNumId="19" w15:restartNumberingAfterBreak="0">
+  <w:abstractNum w:abstractNumId="20" w15:restartNumberingAfterBreak="0">
     <w:nsid w:val="1FB77766"/>
     <w:multiLevelType w:val="multilevel"/>
     <w:tmpl w:val="A6CEDDE2"/>
@@ -3380,7 +3707,7 @@
       </w:rPr>
     </w:lvl>
   </w:abstractNum>
-  <w:abstractNum w:abstractNumId="20" w15:restartNumberingAfterBreak="0">
+  <w:abstractNum w:abstractNumId="21" w15:restartNumberingAfterBreak="0">
     <w:nsid w:val="230F1EE1"/>
     <w:multiLevelType w:val="multilevel"/>
     <w:tmpl w:val="AF9A5E34"/>
@@ -3529,7 +3856,7 @@
       </w:rPr>
     </w:lvl>
   </w:abstractNum>
-  <w:abstractNum w:abstractNumId="21" w15:restartNumberingAfterBreak="0">
+  <w:abstractNum w:abstractNumId="22" w15:restartNumberingAfterBreak="0">
     <w:nsid w:val="235A6783"/>
     <w:multiLevelType w:val="multilevel"/>
     <w:tmpl w:val="B104713E"/>
@@ -3678,7 +4005,7 @@
       </w:rPr>
     </w:lvl>
   </w:abstractNum>
-  <w:abstractNum w:abstractNumId="22" w15:restartNumberingAfterBreak="0">
+  <w:abstractNum w:abstractNumId="23" w15:restartNumberingAfterBreak="0">
     <w:nsid w:val="271473B9"/>
     <w:multiLevelType w:val="multilevel"/>
     <w:tmpl w:val="96D048EE"/>
@@ -3827,7 +4154,7 @@
       </w:rPr>
     </w:lvl>
   </w:abstractNum>
-  <w:abstractNum w:abstractNumId="23" w15:restartNumberingAfterBreak="0">
+  <w:abstractNum w:abstractNumId="24" w15:restartNumberingAfterBreak="0">
     <w:nsid w:val="273268E4"/>
     <w:multiLevelType w:val="multilevel"/>
     <w:tmpl w:val="62221B10"/>
@@ -3976,7 +4303,7 @@
       </w:rPr>
     </w:lvl>
   </w:abstractNum>
-  <w:abstractNum w:abstractNumId="24" w15:restartNumberingAfterBreak="0">
+  <w:abstractNum w:abstractNumId="25" w15:restartNumberingAfterBreak="0">
     <w:nsid w:val="27645E59"/>
     <w:multiLevelType w:val="multilevel"/>
     <w:tmpl w:val="A2A4E728"/>
@@ -4125,7 +4452,7 @@
       </w:rPr>
     </w:lvl>
   </w:abstractNum>
-  <w:abstractNum w:abstractNumId="25" w15:restartNumberingAfterBreak="0">
+  <w:abstractNum w:abstractNumId="26" w15:restartNumberingAfterBreak="0">
     <w:nsid w:val="278301DA"/>
     <w:multiLevelType w:val="multilevel"/>
     <w:tmpl w:val="922646DA"/>
@@ -4274,7 +4601,7 @@
       </w:rPr>
     </w:lvl>
   </w:abstractNum>
-  <w:abstractNum w:abstractNumId="26" w15:restartNumberingAfterBreak="0">
+  <w:abstractNum w:abstractNumId="27" w15:restartNumberingAfterBreak="0">
     <w:nsid w:val="27DD119E"/>
     <w:multiLevelType w:val="multilevel"/>
     <w:tmpl w:val="1C60FF70"/>
@@ -4423,7 +4750,7 @@
       </w:rPr>
     </w:lvl>
   </w:abstractNum>
-  <w:abstractNum w:abstractNumId="27" w15:restartNumberingAfterBreak="0">
+  <w:abstractNum w:abstractNumId="28" w15:restartNumberingAfterBreak="0">
     <w:nsid w:val="29172398"/>
     <w:multiLevelType w:val="multilevel"/>
     <w:tmpl w:val="6A00188C"/>
@@ -4572,7 +4899,7 @@
       </w:rPr>
     </w:lvl>
   </w:abstractNum>
-  <w:abstractNum w:abstractNumId="28" w15:restartNumberingAfterBreak="0">
+  <w:abstractNum w:abstractNumId="29" w15:restartNumberingAfterBreak="0">
     <w:nsid w:val="2AE3093F"/>
     <w:multiLevelType w:val="multilevel"/>
     <w:tmpl w:val="CD888610"/>
@@ -4721,7 +5048,156 @@
       </w:rPr>
     </w:lvl>
   </w:abstractNum>
-  <w:abstractNum w:abstractNumId="29" w15:restartNumberingAfterBreak="0">
+  <w:abstractNum w:abstractNumId="30" w15:restartNumberingAfterBreak="0">
+    <w:nsid w:val="2C0E4FC5"/>
+    <w:multiLevelType w:val="multilevel"/>
+    <w:tmpl w:val="FB14D6CA"/>
+    <w:lvl w:ilvl="0">
+      <w:start w:val="1"/>
+      <w:numFmt w:val="bullet"/>
+      <w:lvlText w:val=""/>
+      <w:lvlJc w:val="left"/>
+      <w:pPr>
+        <w:tabs>
+          <w:tab w:val="num" w:pos="720"/>
+        </w:tabs>
+        <w:ind w:left="720" w:hanging="360"/>
+      </w:pPr>
+      <w:rPr>
+        <w:rFonts w:ascii="Symbol" w:hAnsi="Symbol" w:hint="default"/>
+        <w:sz w:val="20"/>
+      </w:rPr>
+    </w:lvl>
+    <w:lvl w:ilvl="1" w:tentative="1">
+      <w:start w:val="1"/>
+      <w:numFmt w:val="bullet"/>
+      <w:lvlText w:val="o"/>
+      <w:lvlJc w:val="left"/>
+      <w:pPr>
+        <w:tabs>
+          <w:tab w:val="num" w:pos="1440"/>
+        </w:tabs>
+        <w:ind w:left="1440" w:hanging="360"/>
+      </w:pPr>
+      <w:rPr>
+        <w:rFonts w:ascii="Courier New" w:hAnsi="Courier New" w:hint="default"/>
+        <w:sz w:val="20"/>
+      </w:rPr>
+    </w:lvl>
+    <w:lvl w:ilvl="2" w:tentative="1">
+      <w:start w:val="1"/>
+      <w:numFmt w:val="bullet"/>
+      <w:lvlText w:val=""/>
+      <w:lvlJc w:val="left"/>
+      <w:pPr>
+        <w:tabs>
+          <w:tab w:val="num" w:pos="2160"/>
+        </w:tabs>
+        <w:ind w:left="2160" w:hanging="360"/>
+      </w:pPr>
+      <w:rPr>
+        <w:rFonts w:ascii="Wingdings" w:hAnsi="Wingdings" w:hint="default"/>
+        <w:sz w:val="20"/>
+      </w:rPr>
+    </w:lvl>
+    <w:lvl w:ilvl="3" w:tentative="1">
+      <w:start w:val="1"/>
+      <w:numFmt w:val="bullet"/>
+      <w:lvlText w:val=""/>
+      <w:lvlJc w:val="left"/>
+      <w:pPr>
+        <w:tabs>
+          <w:tab w:val="num" w:pos="2880"/>
+        </w:tabs>
+        <w:ind w:left="2880" w:hanging="360"/>
+      </w:pPr>
+      <w:rPr>
+        <w:rFonts w:ascii="Wingdings" w:hAnsi="Wingdings" w:hint="default"/>
+        <w:sz w:val="20"/>
+      </w:rPr>
+    </w:lvl>
+    <w:lvl w:ilvl="4" w:tentative="1">
+      <w:start w:val="1"/>
+      <w:numFmt w:val="bullet"/>
+      <w:lvlText w:val=""/>
+      <w:lvlJc w:val="left"/>
+      <w:pPr>
+        <w:tabs>
+          <w:tab w:val="num" w:pos="3600"/>
+        </w:tabs>
+        <w:ind w:left="3600" w:hanging="360"/>
+      </w:pPr>
+      <w:rPr>
+        <w:rFonts w:ascii="Wingdings" w:hAnsi="Wingdings" w:hint="default"/>
+        <w:sz w:val="20"/>
+      </w:rPr>
+    </w:lvl>
+    <w:lvl w:ilvl="5" w:tentative="1">
+      <w:start w:val="1"/>
+      <w:numFmt w:val="bullet"/>
+      <w:lvlText w:val=""/>
+      <w:lvlJc w:val="left"/>
+      <w:pPr>
+        <w:tabs>
+          <w:tab w:val="num" w:pos="4320"/>
+        </w:tabs>
+        <w:ind w:left="4320" w:hanging="360"/>
+      </w:pPr>
+      <w:rPr>
+        <w:rFonts w:ascii="Wingdings" w:hAnsi="Wingdings" w:hint="default"/>
+        <w:sz w:val="20"/>
+      </w:rPr>
+    </w:lvl>
+    <w:lvl w:ilvl="6" w:tentative="1">
+      <w:start w:val="1"/>
+      <w:numFmt w:val="bullet"/>
+      <w:lvlText w:val=""/>
+      <w:lvlJc w:val="left"/>
+      <w:pPr>
+        <w:tabs>
+          <w:tab w:val="num" w:pos="5040"/>
+        </w:tabs>
+        <w:ind w:left="5040" w:hanging="360"/>
+      </w:pPr>
+      <w:rPr>
+        <w:rFonts w:ascii="Wingdings" w:hAnsi="Wingdings" w:hint="default"/>
+        <w:sz w:val="20"/>
+      </w:rPr>
+    </w:lvl>
+    <w:lvl w:ilvl="7" w:tentative="1">
+      <w:start w:val="1"/>
+      <w:numFmt w:val="bullet"/>
+      <w:lvlText w:val=""/>
+      <w:lvlJc w:val="left"/>
+      <w:pPr>
+        <w:tabs>
+          <w:tab w:val="num" w:pos="5760"/>
+        </w:tabs>
+        <w:ind w:left="5760" w:hanging="360"/>
+      </w:pPr>
+      <w:rPr>
+        <w:rFonts w:ascii="Wingdings" w:hAnsi="Wingdings" w:hint="default"/>
+        <w:sz w:val="20"/>
+      </w:rPr>
+    </w:lvl>
+    <w:lvl w:ilvl="8" w:tentative="1">
+      <w:start w:val="1"/>
+      <w:numFmt w:val="bullet"/>
+      <w:lvlText w:val=""/>
+      <w:lvlJc w:val="left"/>
+      <w:pPr>
+        <w:tabs>
+          <w:tab w:val="num" w:pos="6480"/>
+        </w:tabs>
+        <w:ind w:left="6480" w:hanging="360"/>
+      </w:pPr>
+      <w:rPr>
+        <w:rFonts w:ascii="Wingdings" w:hAnsi="Wingdings" w:hint="default"/>
+        <w:sz w:val="20"/>
+      </w:rPr>
+    </w:lvl>
+  </w:abstractNum>
+  <w:abstractNum w:abstractNumId="31" w15:restartNumberingAfterBreak="0">
     <w:nsid w:val="2D7172A0"/>
     <w:multiLevelType w:val="multilevel"/>
     <w:tmpl w:val="615A5204"/>
@@ -4870,7 +5346,7 @@
       </w:rPr>
     </w:lvl>
   </w:abstractNum>
-  <w:abstractNum w:abstractNumId="30" w15:restartNumberingAfterBreak="0">
+  <w:abstractNum w:abstractNumId="32" w15:restartNumberingAfterBreak="0">
     <w:nsid w:val="2EC14BE6"/>
     <w:multiLevelType w:val="multilevel"/>
     <w:tmpl w:val="EAB4BB98"/>
@@ -5019,7 +5495,7 @@
       </w:rPr>
     </w:lvl>
   </w:abstractNum>
-  <w:abstractNum w:abstractNumId="31" w15:restartNumberingAfterBreak="0">
+  <w:abstractNum w:abstractNumId="33" w15:restartNumberingAfterBreak="0">
     <w:nsid w:val="2FAF7C70"/>
     <w:multiLevelType w:val="multilevel"/>
     <w:tmpl w:val="39F4968C"/>
@@ -5168,7 +5644,7 @@
       </w:rPr>
     </w:lvl>
   </w:abstractNum>
-  <w:abstractNum w:abstractNumId="32" w15:restartNumberingAfterBreak="0">
+  <w:abstractNum w:abstractNumId="34" w15:restartNumberingAfterBreak="0">
     <w:nsid w:val="30211183"/>
     <w:multiLevelType w:val="multilevel"/>
     <w:tmpl w:val="17BCC77C"/>
@@ -5317,7 +5793,7 @@
       </w:rPr>
     </w:lvl>
   </w:abstractNum>
-  <w:abstractNum w:abstractNumId="33" w15:restartNumberingAfterBreak="0">
+  <w:abstractNum w:abstractNumId="35" w15:restartNumberingAfterBreak="0">
     <w:nsid w:val="308C2490"/>
     <w:multiLevelType w:val="multilevel"/>
     <w:tmpl w:val="A52AC25C"/>
@@ -5466,7 +5942,7 @@
       </w:rPr>
     </w:lvl>
   </w:abstractNum>
-  <w:abstractNum w:abstractNumId="34" w15:restartNumberingAfterBreak="0">
+  <w:abstractNum w:abstractNumId="36" w15:restartNumberingAfterBreak="0">
     <w:nsid w:val="36B2143A"/>
     <w:multiLevelType w:val="multilevel"/>
     <w:tmpl w:val="64604580"/>
@@ -5615,7 +6091,7 @@
       </w:rPr>
     </w:lvl>
   </w:abstractNum>
-  <w:abstractNum w:abstractNumId="35" w15:restartNumberingAfterBreak="0">
+  <w:abstractNum w:abstractNumId="37" w15:restartNumberingAfterBreak="0">
     <w:nsid w:val="36E65CFF"/>
     <w:multiLevelType w:val="multilevel"/>
     <w:tmpl w:val="CE3C9310"/>
@@ -5764,7 +6240,7 @@
       </w:rPr>
     </w:lvl>
   </w:abstractNum>
-  <w:abstractNum w:abstractNumId="36" w15:restartNumberingAfterBreak="0">
+  <w:abstractNum w:abstractNumId="38" w15:restartNumberingAfterBreak="0">
     <w:nsid w:val="38BF4809"/>
     <w:multiLevelType w:val="multilevel"/>
     <w:tmpl w:val="925A2D08"/>
@@ -5913,7 +6389,7 @@
       </w:rPr>
     </w:lvl>
   </w:abstractNum>
-  <w:abstractNum w:abstractNumId="37" w15:restartNumberingAfterBreak="0">
+  <w:abstractNum w:abstractNumId="39" w15:restartNumberingAfterBreak="0">
     <w:nsid w:val="3E6F5D06"/>
     <w:multiLevelType w:val="multilevel"/>
     <w:tmpl w:val="048E3170"/>
@@ -6062,7 +6538,7 @@
       </w:rPr>
     </w:lvl>
   </w:abstractNum>
-  <w:abstractNum w:abstractNumId="38" w15:restartNumberingAfterBreak="0">
+  <w:abstractNum w:abstractNumId="40" w15:restartNumberingAfterBreak="0">
     <w:nsid w:val="3F362D47"/>
     <w:multiLevelType w:val="multilevel"/>
     <w:tmpl w:val="88CA522A"/>
@@ -6211,7 +6687,7 @@
       </w:rPr>
     </w:lvl>
   </w:abstractNum>
-  <w:abstractNum w:abstractNumId="39" w15:restartNumberingAfterBreak="0">
+  <w:abstractNum w:abstractNumId="41" w15:restartNumberingAfterBreak="0">
     <w:nsid w:val="44BC3258"/>
     <w:multiLevelType w:val="multilevel"/>
     <w:tmpl w:val="46687CC4"/>
@@ -6360,7 +6836,7 @@
       </w:rPr>
     </w:lvl>
   </w:abstractNum>
-  <w:abstractNum w:abstractNumId="40" w15:restartNumberingAfterBreak="0">
+  <w:abstractNum w:abstractNumId="42" w15:restartNumberingAfterBreak="0">
     <w:nsid w:val="48C97CF2"/>
     <w:multiLevelType w:val="multilevel"/>
     <w:tmpl w:val="351A9F9A"/>
@@ -6509,7 +6985,7 @@
       </w:rPr>
     </w:lvl>
   </w:abstractNum>
-  <w:abstractNum w:abstractNumId="41" w15:restartNumberingAfterBreak="0">
+  <w:abstractNum w:abstractNumId="43" w15:restartNumberingAfterBreak="0">
     <w:nsid w:val="49421EC4"/>
     <w:multiLevelType w:val="multilevel"/>
     <w:tmpl w:val="1070D884"/>
@@ -6658,7 +7134,7 @@
       </w:rPr>
     </w:lvl>
   </w:abstractNum>
-  <w:abstractNum w:abstractNumId="42" w15:restartNumberingAfterBreak="0">
+  <w:abstractNum w:abstractNumId="44" w15:restartNumberingAfterBreak="0">
     <w:nsid w:val="49BE432E"/>
     <w:multiLevelType w:val="multilevel"/>
     <w:tmpl w:val="F31895E0"/>
@@ -6807,7 +7283,7 @@
       </w:rPr>
     </w:lvl>
   </w:abstractNum>
-  <w:abstractNum w:abstractNumId="43" w15:restartNumberingAfterBreak="0">
+  <w:abstractNum w:abstractNumId="45" w15:restartNumberingAfterBreak="0">
     <w:nsid w:val="4A196A39"/>
     <w:multiLevelType w:val="multilevel"/>
     <w:tmpl w:val="BBDEAF4C"/>
@@ -6956,7 +7432,7 @@
       </w:rPr>
     </w:lvl>
   </w:abstractNum>
-  <w:abstractNum w:abstractNumId="44" w15:restartNumberingAfterBreak="0">
+  <w:abstractNum w:abstractNumId="46" w15:restartNumberingAfterBreak="0">
     <w:nsid w:val="4D6D2000"/>
     <w:multiLevelType w:val="multilevel"/>
     <w:tmpl w:val="D222DEEC"/>
@@ -7105,7 +7581,7 @@
       </w:rPr>
     </w:lvl>
   </w:abstractNum>
-  <w:abstractNum w:abstractNumId="45" w15:restartNumberingAfterBreak="0">
+  <w:abstractNum w:abstractNumId="47" w15:restartNumberingAfterBreak="0">
     <w:nsid w:val="4E7C38B9"/>
     <w:multiLevelType w:val="multilevel"/>
     <w:tmpl w:val="BA9A3C7A"/>
@@ -7254,7 +7730,7 @@
       </w:rPr>
     </w:lvl>
   </w:abstractNum>
-  <w:abstractNum w:abstractNumId="46" w15:restartNumberingAfterBreak="0">
+  <w:abstractNum w:abstractNumId="48" w15:restartNumberingAfterBreak="0">
     <w:nsid w:val="4F0C370E"/>
     <w:multiLevelType w:val="multilevel"/>
     <w:tmpl w:val="C2A2442A"/>
@@ -7403,7 +7879,7 @@
       </w:rPr>
     </w:lvl>
   </w:abstractNum>
-  <w:abstractNum w:abstractNumId="47" w15:restartNumberingAfterBreak="0">
+  <w:abstractNum w:abstractNumId="49" w15:restartNumberingAfterBreak="0">
     <w:nsid w:val="4F675C52"/>
     <w:multiLevelType w:val="multilevel"/>
     <w:tmpl w:val="E8746552"/>
@@ -7552,7 +8028,7 @@
       </w:rPr>
     </w:lvl>
   </w:abstractNum>
-  <w:abstractNum w:abstractNumId="48" w15:restartNumberingAfterBreak="0">
+  <w:abstractNum w:abstractNumId="50" w15:restartNumberingAfterBreak="0">
     <w:nsid w:val="518B0AF4"/>
     <w:multiLevelType w:val="multilevel"/>
     <w:tmpl w:val="E21A9B02"/>
@@ -7701,7 +8177,7 @@
       </w:rPr>
     </w:lvl>
   </w:abstractNum>
-  <w:abstractNum w:abstractNumId="49" w15:restartNumberingAfterBreak="0">
+  <w:abstractNum w:abstractNumId="51" w15:restartNumberingAfterBreak="0">
     <w:nsid w:val="554A2D8C"/>
     <w:multiLevelType w:val="multilevel"/>
     <w:tmpl w:val="030AEED4"/>
@@ -7850,7 +8326,7 @@
       </w:rPr>
     </w:lvl>
   </w:abstractNum>
-  <w:abstractNum w:abstractNumId="50" w15:restartNumberingAfterBreak="0">
+  <w:abstractNum w:abstractNumId="52" w15:restartNumberingAfterBreak="0">
     <w:nsid w:val="55E56A09"/>
     <w:multiLevelType w:val="multilevel"/>
     <w:tmpl w:val="42345B00"/>
@@ -7999,7 +8475,7 @@
       </w:rPr>
     </w:lvl>
   </w:abstractNum>
-  <w:abstractNum w:abstractNumId="51" w15:restartNumberingAfterBreak="0">
+  <w:abstractNum w:abstractNumId="53" w15:restartNumberingAfterBreak="0">
     <w:nsid w:val="561113B1"/>
     <w:multiLevelType w:val="multilevel"/>
     <w:tmpl w:val="5FB06F18"/>
@@ -8148,7 +8624,7 @@
       </w:rPr>
     </w:lvl>
   </w:abstractNum>
-  <w:abstractNum w:abstractNumId="52" w15:restartNumberingAfterBreak="0">
+  <w:abstractNum w:abstractNumId="54" w15:restartNumberingAfterBreak="0">
     <w:nsid w:val="565672AE"/>
     <w:multiLevelType w:val="multilevel"/>
     <w:tmpl w:val="9DB47B8A"/>
@@ -8297,7 +8773,7 @@
       </w:rPr>
     </w:lvl>
   </w:abstractNum>
-  <w:abstractNum w:abstractNumId="53" w15:restartNumberingAfterBreak="0">
+  <w:abstractNum w:abstractNumId="55" w15:restartNumberingAfterBreak="0">
     <w:nsid w:val="569C54B2"/>
     <w:multiLevelType w:val="multilevel"/>
     <w:tmpl w:val="EE7EE69A"/>
@@ -8446,7 +8922,7 @@
       </w:rPr>
     </w:lvl>
   </w:abstractNum>
-  <w:abstractNum w:abstractNumId="54" w15:restartNumberingAfterBreak="0">
+  <w:abstractNum w:abstractNumId="56" w15:restartNumberingAfterBreak="0">
     <w:nsid w:val="56F71075"/>
     <w:multiLevelType w:val="multilevel"/>
     <w:tmpl w:val="2952AC56"/>
@@ -8595,7 +9071,7 @@
       </w:rPr>
     </w:lvl>
   </w:abstractNum>
-  <w:abstractNum w:abstractNumId="55" w15:restartNumberingAfterBreak="0">
+  <w:abstractNum w:abstractNumId="57" w15:restartNumberingAfterBreak="0">
     <w:nsid w:val="57DB2464"/>
     <w:multiLevelType w:val="multilevel"/>
     <w:tmpl w:val="744AAF80"/>
@@ -8744,7 +9220,7 @@
       </w:rPr>
     </w:lvl>
   </w:abstractNum>
-  <w:abstractNum w:abstractNumId="56" w15:restartNumberingAfterBreak="0">
+  <w:abstractNum w:abstractNumId="58" w15:restartNumberingAfterBreak="0">
     <w:nsid w:val="584B7C1F"/>
     <w:multiLevelType w:val="multilevel"/>
     <w:tmpl w:val="0F28D7F4"/>
@@ -8893,7 +9369,7 @@
       </w:rPr>
     </w:lvl>
   </w:abstractNum>
-  <w:abstractNum w:abstractNumId="57" w15:restartNumberingAfterBreak="0">
+  <w:abstractNum w:abstractNumId="59" w15:restartNumberingAfterBreak="0">
     <w:nsid w:val="587A0CCD"/>
     <w:multiLevelType w:val="multilevel"/>
     <w:tmpl w:val="750CB344"/>
@@ -9042,7 +9518,7 @@
       </w:rPr>
     </w:lvl>
   </w:abstractNum>
-  <w:abstractNum w:abstractNumId="58" w15:restartNumberingAfterBreak="0">
+  <w:abstractNum w:abstractNumId="60" w15:restartNumberingAfterBreak="0">
     <w:nsid w:val="5918416D"/>
     <w:multiLevelType w:val="multilevel"/>
     <w:tmpl w:val="7160D344"/>
@@ -9191,7 +9667,7 @@
       </w:rPr>
     </w:lvl>
   </w:abstractNum>
-  <w:abstractNum w:abstractNumId="59" w15:restartNumberingAfterBreak="0">
+  <w:abstractNum w:abstractNumId="61" w15:restartNumberingAfterBreak="0">
     <w:nsid w:val="5ABA52A8"/>
     <w:multiLevelType w:val="multilevel"/>
     <w:tmpl w:val="91FE5CEA"/>
@@ -9340,7 +9816,7 @@
       </w:rPr>
     </w:lvl>
   </w:abstractNum>
-  <w:abstractNum w:abstractNumId="60" w15:restartNumberingAfterBreak="0">
+  <w:abstractNum w:abstractNumId="62" w15:restartNumberingAfterBreak="0">
     <w:nsid w:val="5AD277F9"/>
     <w:multiLevelType w:val="multilevel"/>
     <w:tmpl w:val="BE649556"/>
@@ -9489,7 +9965,7 @@
       </w:rPr>
     </w:lvl>
   </w:abstractNum>
-  <w:abstractNum w:abstractNumId="61" w15:restartNumberingAfterBreak="0">
+  <w:abstractNum w:abstractNumId="63" w15:restartNumberingAfterBreak="0">
     <w:nsid w:val="5BC6754C"/>
     <w:multiLevelType w:val="multilevel"/>
     <w:tmpl w:val="61C8A2DE"/>
@@ -9638,7 +10114,7 @@
       </w:rPr>
     </w:lvl>
   </w:abstractNum>
-  <w:abstractNum w:abstractNumId="62" w15:restartNumberingAfterBreak="0">
+  <w:abstractNum w:abstractNumId="64" w15:restartNumberingAfterBreak="0">
     <w:nsid w:val="5C590522"/>
     <w:multiLevelType w:val="multilevel"/>
     <w:tmpl w:val="21E6C334"/>
@@ -9787,7 +10263,7 @@
       </w:rPr>
     </w:lvl>
   </w:abstractNum>
-  <w:abstractNum w:abstractNumId="63" w15:restartNumberingAfterBreak="0">
+  <w:abstractNum w:abstractNumId="65" w15:restartNumberingAfterBreak="0">
     <w:nsid w:val="5F25507A"/>
     <w:multiLevelType w:val="multilevel"/>
     <w:tmpl w:val="577A4134"/>
@@ -9936,7 +10412,7 @@
       </w:rPr>
     </w:lvl>
   </w:abstractNum>
-  <w:abstractNum w:abstractNumId="64" w15:restartNumberingAfterBreak="0">
+  <w:abstractNum w:abstractNumId="66" w15:restartNumberingAfterBreak="0">
     <w:nsid w:val="610A18D6"/>
     <w:multiLevelType w:val="multilevel"/>
     <w:tmpl w:val="0C103A64"/>
@@ -10085,7 +10561,7 @@
       </w:rPr>
     </w:lvl>
   </w:abstractNum>
-  <w:abstractNum w:abstractNumId="65" w15:restartNumberingAfterBreak="0">
+  <w:abstractNum w:abstractNumId="67" w15:restartNumberingAfterBreak="0">
     <w:nsid w:val="622C70E0"/>
     <w:multiLevelType w:val="multilevel"/>
     <w:tmpl w:val="1AEE679E"/>
@@ -10234,7 +10710,7 @@
       </w:rPr>
     </w:lvl>
   </w:abstractNum>
-  <w:abstractNum w:abstractNumId="66" w15:restartNumberingAfterBreak="0">
+  <w:abstractNum w:abstractNumId="68" w15:restartNumberingAfterBreak="0">
     <w:nsid w:val="640E2F59"/>
     <w:multiLevelType w:val="multilevel"/>
     <w:tmpl w:val="26F4B2DE"/>
@@ -10383,7 +10859,7 @@
       </w:rPr>
     </w:lvl>
   </w:abstractNum>
-  <w:abstractNum w:abstractNumId="67" w15:restartNumberingAfterBreak="0">
+  <w:abstractNum w:abstractNumId="69" w15:restartNumberingAfterBreak="0">
     <w:nsid w:val="64706C61"/>
     <w:multiLevelType w:val="multilevel"/>
     <w:tmpl w:val="2AA095D8"/>
@@ -10532,7 +11008,7 @@
       </w:rPr>
     </w:lvl>
   </w:abstractNum>
-  <w:abstractNum w:abstractNumId="68" w15:restartNumberingAfterBreak="0">
+  <w:abstractNum w:abstractNumId="70" w15:restartNumberingAfterBreak="0">
     <w:nsid w:val="663131E0"/>
     <w:multiLevelType w:val="multilevel"/>
     <w:tmpl w:val="1E82DB90"/>
@@ -10681,7 +11157,7 @@
       </w:rPr>
     </w:lvl>
   </w:abstractNum>
-  <w:abstractNum w:abstractNumId="69" w15:restartNumberingAfterBreak="0">
+  <w:abstractNum w:abstractNumId="71" w15:restartNumberingAfterBreak="0">
     <w:nsid w:val="676E4319"/>
     <w:multiLevelType w:val="multilevel"/>
     <w:tmpl w:val="D38640E0"/>
@@ -10830,7 +11306,7 @@
       </w:rPr>
     </w:lvl>
   </w:abstractNum>
-  <w:abstractNum w:abstractNumId="70" w15:restartNumberingAfterBreak="0">
+  <w:abstractNum w:abstractNumId="72" w15:restartNumberingAfterBreak="0">
     <w:nsid w:val="67725B88"/>
     <w:multiLevelType w:val="multilevel"/>
     <w:tmpl w:val="660E9946"/>
@@ -10979,7 +11455,7 @@
       </w:rPr>
     </w:lvl>
   </w:abstractNum>
-  <w:abstractNum w:abstractNumId="71" w15:restartNumberingAfterBreak="0">
+  <w:abstractNum w:abstractNumId="73" w15:restartNumberingAfterBreak="0">
     <w:nsid w:val="6CDE4304"/>
     <w:multiLevelType w:val="multilevel"/>
     <w:tmpl w:val="442A8830"/>
@@ -11128,7 +11604,7 @@
       </w:rPr>
     </w:lvl>
   </w:abstractNum>
-  <w:abstractNum w:abstractNumId="72" w15:restartNumberingAfterBreak="0">
+  <w:abstractNum w:abstractNumId="74" w15:restartNumberingAfterBreak="0">
     <w:nsid w:val="6CED189A"/>
     <w:multiLevelType w:val="multilevel"/>
     <w:tmpl w:val="019E646A"/>
@@ -11277,7 +11753,7 @@
       </w:rPr>
     </w:lvl>
   </w:abstractNum>
-  <w:abstractNum w:abstractNumId="73" w15:restartNumberingAfterBreak="0">
+  <w:abstractNum w:abstractNumId="75" w15:restartNumberingAfterBreak="0">
     <w:nsid w:val="6D982CB9"/>
     <w:multiLevelType w:val="multilevel"/>
     <w:tmpl w:val="EFA65B1E"/>
@@ -11426,7 +11902,7 @@
       </w:rPr>
     </w:lvl>
   </w:abstractNum>
-  <w:abstractNum w:abstractNumId="74" w15:restartNumberingAfterBreak="0">
+  <w:abstractNum w:abstractNumId="76" w15:restartNumberingAfterBreak="0">
     <w:nsid w:val="6FAC686D"/>
     <w:multiLevelType w:val="multilevel"/>
     <w:tmpl w:val="F7CCE078"/>
@@ -11575,7 +12051,7 @@
       </w:rPr>
     </w:lvl>
   </w:abstractNum>
-  <w:abstractNum w:abstractNumId="75" w15:restartNumberingAfterBreak="0">
+  <w:abstractNum w:abstractNumId="77" w15:restartNumberingAfterBreak="0">
     <w:nsid w:val="70427236"/>
     <w:multiLevelType w:val="multilevel"/>
     <w:tmpl w:val="834A0EA4"/>
@@ -11724,7 +12200,7 @@
       </w:rPr>
     </w:lvl>
   </w:abstractNum>
-  <w:abstractNum w:abstractNumId="76" w15:restartNumberingAfterBreak="0">
+  <w:abstractNum w:abstractNumId="78" w15:restartNumberingAfterBreak="0">
     <w:nsid w:val="72987028"/>
     <w:multiLevelType w:val="multilevel"/>
     <w:tmpl w:val="0B8AE7E8"/>
@@ -11873,7 +12349,7 @@
       </w:rPr>
     </w:lvl>
   </w:abstractNum>
-  <w:abstractNum w:abstractNumId="77" w15:restartNumberingAfterBreak="0">
+  <w:abstractNum w:abstractNumId="79" w15:restartNumberingAfterBreak="0">
     <w:nsid w:val="74995DA1"/>
     <w:multiLevelType w:val="multilevel"/>
     <w:tmpl w:val="47E69886"/>
@@ -12022,7 +12498,7 @@
       </w:rPr>
     </w:lvl>
   </w:abstractNum>
-  <w:abstractNum w:abstractNumId="78" w15:restartNumberingAfterBreak="0">
+  <w:abstractNum w:abstractNumId="80" w15:restartNumberingAfterBreak="0">
     <w:nsid w:val="75133277"/>
     <w:multiLevelType w:val="multilevel"/>
     <w:tmpl w:val="98A67D76"/>
@@ -12171,7 +12647,7 @@
       </w:rPr>
     </w:lvl>
   </w:abstractNum>
-  <w:abstractNum w:abstractNumId="79" w15:restartNumberingAfterBreak="0">
+  <w:abstractNum w:abstractNumId="81" w15:restartNumberingAfterBreak="0">
     <w:nsid w:val="75145F1E"/>
     <w:multiLevelType w:val="multilevel"/>
     <w:tmpl w:val="A9F0EEDE"/>
@@ -12320,7 +12796,7 @@
       </w:rPr>
     </w:lvl>
   </w:abstractNum>
-  <w:abstractNum w:abstractNumId="80" w15:restartNumberingAfterBreak="0">
+  <w:abstractNum w:abstractNumId="82" w15:restartNumberingAfterBreak="0">
     <w:nsid w:val="77780210"/>
     <w:multiLevelType w:val="multilevel"/>
     <w:tmpl w:val="9AB6D36A"/>
@@ -12469,7 +12945,7 @@
       </w:rPr>
     </w:lvl>
   </w:abstractNum>
-  <w:abstractNum w:abstractNumId="81" w15:restartNumberingAfterBreak="0">
+  <w:abstractNum w:abstractNumId="83" w15:restartNumberingAfterBreak="0">
     <w:nsid w:val="77F70E72"/>
     <w:multiLevelType w:val="multilevel"/>
     <w:tmpl w:val="CA4A179E"/>
@@ -12618,7 +13094,7 @@
       </w:rPr>
     </w:lvl>
   </w:abstractNum>
-  <w:abstractNum w:abstractNumId="82" w15:restartNumberingAfterBreak="0">
+  <w:abstractNum w:abstractNumId="84" w15:restartNumberingAfterBreak="0">
     <w:nsid w:val="78AF3623"/>
     <w:multiLevelType w:val="multilevel"/>
     <w:tmpl w:val="10EA459E"/>
@@ -12767,7 +13243,7 @@
       </w:rPr>
     </w:lvl>
   </w:abstractNum>
-  <w:abstractNum w:abstractNumId="83" w15:restartNumberingAfterBreak="0">
+  <w:abstractNum w:abstractNumId="85" w15:restartNumberingAfterBreak="0">
     <w:nsid w:val="79075D66"/>
     <w:multiLevelType w:val="multilevel"/>
     <w:tmpl w:val="DAA2F8BE"/>
@@ -12916,7 +13392,7 @@
       </w:rPr>
     </w:lvl>
   </w:abstractNum>
-  <w:abstractNum w:abstractNumId="84" w15:restartNumberingAfterBreak="0">
+  <w:abstractNum w:abstractNumId="86" w15:restartNumberingAfterBreak="0">
     <w:nsid w:val="79BB5CE8"/>
     <w:multiLevelType w:val="multilevel"/>
     <w:tmpl w:val="EDFC70D6"/>
@@ -13065,7 +13541,7 @@
       </w:rPr>
     </w:lvl>
   </w:abstractNum>
-  <w:abstractNum w:abstractNumId="85" w15:restartNumberingAfterBreak="0">
+  <w:abstractNum w:abstractNumId="87" w15:restartNumberingAfterBreak="0">
     <w:nsid w:val="7B2751C4"/>
     <w:multiLevelType w:val="multilevel"/>
     <w:tmpl w:val="4412CEC4"/>
@@ -13214,7 +13690,7 @@
       </w:rPr>
     </w:lvl>
   </w:abstractNum>
-  <w:abstractNum w:abstractNumId="86" w15:restartNumberingAfterBreak="0">
+  <w:abstractNum w:abstractNumId="88" w15:restartNumberingAfterBreak="0">
     <w:nsid w:val="7BAF4D94"/>
     <w:multiLevelType w:val="multilevel"/>
     <w:tmpl w:val="BDB8BFAA"/>
@@ -13363,7 +13839,7 @@
       </w:rPr>
     </w:lvl>
   </w:abstractNum>
-  <w:abstractNum w:abstractNumId="87" w15:restartNumberingAfterBreak="0">
+  <w:abstractNum w:abstractNumId="89" w15:restartNumberingAfterBreak="0">
     <w:nsid w:val="7D9F223B"/>
     <w:multiLevelType w:val="multilevel"/>
     <w:tmpl w:val="D3A62574"/>
@@ -13513,268 +13989,274 @@
     </w:lvl>
   </w:abstractNum>
   <w:num w:numId="1" w16cid:durableId="1677997995">
-    <w:abstractNumId w:val="18"/>
+    <w:abstractNumId w:val="19"/>
   </w:num>
   <w:num w:numId="2" w16cid:durableId="2051149805">
     <w:abstractNumId w:val="3"/>
   </w:num>
   <w:num w:numId="3" w16cid:durableId="1233933601">
-    <w:abstractNumId w:val="45"/>
+    <w:abstractNumId w:val="47"/>
   </w:num>
   <w:num w:numId="4" w16cid:durableId="500435007">
     <w:abstractNumId w:val="9"/>
   </w:num>
   <w:num w:numId="5" w16cid:durableId="1033847455">
-    <w:abstractNumId w:val="81"/>
+    <w:abstractNumId w:val="83"/>
   </w:num>
   <w:num w:numId="6" w16cid:durableId="267081670">
-    <w:abstractNumId w:val="17"/>
+    <w:abstractNumId w:val="18"/>
   </w:num>
   <w:num w:numId="7" w16cid:durableId="1769304624">
     <w:abstractNumId w:val="6"/>
   </w:num>
   <w:num w:numId="8" w16cid:durableId="1135759933">
-    <w:abstractNumId w:val="60"/>
+    <w:abstractNumId w:val="62"/>
   </w:num>
   <w:num w:numId="9" w16cid:durableId="442268721">
+    <w:abstractNumId w:val="44"/>
+  </w:num>
+  <w:num w:numId="10" w16cid:durableId="691494407">
     <w:abstractNumId w:val="42"/>
   </w:num>
-  <w:num w:numId="10" w16cid:durableId="691494407">
-    <w:abstractNumId w:val="40"/>
-  </w:num>
   <w:num w:numId="11" w16cid:durableId="1705208919">
-    <w:abstractNumId w:val="41"/>
+    <w:abstractNumId w:val="43"/>
   </w:num>
   <w:num w:numId="12" w16cid:durableId="401762157">
     <w:abstractNumId w:val="11"/>
   </w:num>
   <w:num w:numId="13" w16cid:durableId="967707405">
-    <w:abstractNumId w:val="38"/>
+    <w:abstractNumId w:val="40"/>
   </w:num>
   <w:num w:numId="14" w16cid:durableId="2070766778">
-    <w:abstractNumId w:val="29"/>
+    <w:abstractNumId w:val="31"/>
   </w:num>
   <w:num w:numId="15" w16cid:durableId="716323964">
-    <w:abstractNumId w:val="22"/>
+    <w:abstractNumId w:val="23"/>
   </w:num>
   <w:num w:numId="16" w16cid:durableId="748966896">
-    <w:abstractNumId w:val="20"/>
+    <w:abstractNumId w:val="21"/>
   </w:num>
   <w:num w:numId="17" w16cid:durableId="1612980622">
-    <w:abstractNumId w:val="68"/>
+    <w:abstractNumId w:val="70"/>
   </w:num>
   <w:num w:numId="18" w16cid:durableId="2093504055">
-    <w:abstractNumId w:val="73"/>
+    <w:abstractNumId w:val="75"/>
   </w:num>
   <w:num w:numId="19" w16cid:durableId="344942916">
-    <w:abstractNumId w:val="15"/>
+    <w:abstractNumId w:val="16"/>
   </w:num>
   <w:num w:numId="20" w16cid:durableId="154683186">
     <w:abstractNumId w:val="10"/>
   </w:num>
   <w:num w:numId="21" w16cid:durableId="1645238814">
-    <w:abstractNumId w:val="44"/>
+    <w:abstractNumId w:val="46"/>
   </w:num>
   <w:num w:numId="22" w16cid:durableId="1129937329">
     <w:abstractNumId w:val="5"/>
   </w:num>
   <w:num w:numId="23" w16cid:durableId="1723820948">
-    <w:abstractNumId w:val="49"/>
+    <w:abstractNumId w:val="51"/>
   </w:num>
   <w:num w:numId="24" w16cid:durableId="837844535">
-    <w:abstractNumId w:val="69"/>
+    <w:abstractNumId w:val="71"/>
   </w:num>
   <w:num w:numId="25" w16cid:durableId="1206138890">
-    <w:abstractNumId w:val="34"/>
+    <w:abstractNumId w:val="36"/>
   </w:num>
   <w:num w:numId="26" w16cid:durableId="1390418193">
-    <w:abstractNumId w:val="14"/>
+    <w:abstractNumId w:val="15"/>
   </w:num>
   <w:num w:numId="27" w16cid:durableId="728844960">
-    <w:abstractNumId w:val="58"/>
+    <w:abstractNumId w:val="60"/>
   </w:num>
   <w:num w:numId="28" w16cid:durableId="2125732567">
-    <w:abstractNumId w:val="26"/>
+    <w:abstractNumId w:val="27"/>
   </w:num>
   <w:num w:numId="29" w16cid:durableId="1090812348">
-    <w:abstractNumId w:val="28"/>
+    <w:abstractNumId w:val="29"/>
   </w:num>
   <w:num w:numId="30" w16cid:durableId="296447531">
-    <w:abstractNumId w:val="75"/>
+    <w:abstractNumId w:val="77"/>
   </w:num>
   <w:num w:numId="31" w16cid:durableId="1884710918">
-    <w:abstractNumId w:val="74"/>
+    <w:abstractNumId w:val="76"/>
   </w:num>
   <w:num w:numId="32" w16cid:durableId="234828197">
-    <w:abstractNumId w:val="71"/>
+    <w:abstractNumId w:val="73"/>
   </w:num>
   <w:num w:numId="33" w16cid:durableId="1187061975">
-    <w:abstractNumId w:val="78"/>
+    <w:abstractNumId w:val="80"/>
   </w:num>
   <w:num w:numId="34" w16cid:durableId="1541361364">
-    <w:abstractNumId w:val="12"/>
+    <w:abstractNumId w:val="13"/>
   </w:num>
   <w:num w:numId="35" w16cid:durableId="469323940">
-    <w:abstractNumId w:val="53"/>
+    <w:abstractNumId w:val="55"/>
   </w:num>
   <w:num w:numId="36" w16cid:durableId="171921766">
-    <w:abstractNumId w:val="62"/>
+    <w:abstractNumId w:val="64"/>
   </w:num>
   <w:num w:numId="37" w16cid:durableId="698353443">
-    <w:abstractNumId w:val="86"/>
+    <w:abstractNumId w:val="88"/>
   </w:num>
   <w:num w:numId="38" w16cid:durableId="1940941360">
     <w:abstractNumId w:val="4"/>
   </w:num>
   <w:num w:numId="39" w16cid:durableId="116679975">
-    <w:abstractNumId w:val="39"/>
+    <w:abstractNumId w:val="41"/>
   </w:num>
   <w:num w:numId="40" w16cid:durableId="1714963468">
-    <w:abstractNumId w:val="63"/>
+    <w:abstractNumId w:val="65"/>
   </w:num>
   <w:num w:numId="41" w16cid:durableId="1018429896">
-    <w:abstractNumId w:val="79"/>
+    <w:abstractNumId w:val="81"/>
   </w:num>
   <w:num w:numId="42" w16cid:durableId="941061820">
     <w:abstractNumId w:val="1"/>
   </w:num>
   <w:num w:numId="43" w16cid:durableId="726339675">
+    <w:abstractNumId w:val="34"/>
+  </w:num>
+  <w:num w:numId="44" w16cid:durableId="348455922">
     <w:abstractNumId w:val="32"/>
   </w:num>
-  <w:num w:numId="44" w16cid:durableId="348455922">
-    <w:abstractNumId w:val="30"/>
-  </w:num>
   <w:num w:numId="45" w16cid:durableId="1999069253">
-    <w:abstractNumId w:val="85"/>
+    <w:abstractNumId w:val="87"/>
   </w:num>
   <w:num w:numId="46" w16cid:durableId="1969966184">
     <w:abstractNumId w:val="8"/>
   </w:num>
   <w:num w:numId="47" w16cid:durableId="781874132">
-    <w:abstractNumId w:val="47"/>
+    <w:abstractNumId w:val="49"/>
   </w:num>
   <w:num w:numId="48" w16cid:durableId="357778884">
-    <w:abstractNumId w:val="67"/>
+    <w:abstractNumId w:val="69"/>
   </w:num>
   <w:num w:numId="49" w16cid:durableId="1508203898">
-    <w:abstractNumId w:val="72"/>
+    <w:abstractNumId w:val="74"/>
   </w:num>
   <w:num w:numId="50" w16cid:durableId="1682318083">
-    <w:abstractNumId w:val="52"/>
+    <w:abstractNumId w:val="54"/>
   </w:num>
   <w:num w:numId="51" w16cid:durableId="1708262490">
     <w:abstractNumId w:val="2"/>
   </w:num>
   <w:num w:numId="52" w16cid:durableId="33585703">
-    <w:abstractNumId w:val="27"/>
+    <w:abstractNumId w:val="28"/>
   </w:num>
   <w:num w:numId="53" w16cid:durableId="1614706232">
-    <w:abstractNumId w:val="61"/>
+    <w:abstractNumId w:val="63"/>
   </w:num>
   <w:num w:numId="54" w16cid:durableId="1594314839">
-    <w:abstractNumId w:val="21"/>
+    <w:abstractNumId w:val="22"/>
   </w:num>
   <w:num w:numId="55" w16cid:durableId="1526674347">
-    <w:abstractNumId w:val="77"/>
+    <w:abstractNumId w:val="79"/>
   </w:num>
   <w:num w:numId="56" w16cid:durableId="814222603">
-    <w:abstractNumId w:val="64"/>
+    <w:abstractNumId w:val="66"/>
   </w:num>
   <w:num w:numId="57" w16cid:durableId="1449931854">
+    <w:abstractNumId w:val="52"/>
+  </w:num>
+  <w:num w:numId="58" w16cid:durableId="173110024">
     <w:abstractNumId w:val="50"/>
   </w:num>
-  <w:num w:numId="58" w16cid:durableId="173110024">
-    <w:abstractNumId w:val="48"/>
+  <w:num w:numId="59" w16cid:durableId="1933391554">
+    <w:abstractNumId w:val="39"/>
   </w:num>
-  <w:num w:numId="59" w16cid:durableId="1933391554">
+  <w:num w:numId="60" w16cid:durableId="659770676">
+    <w:abstractNumId w:val="78"/>
+  </w:num>
+  <w:num w:numId="61" w16cid:durableId="987126490">
     <w:abstractNumId w:val="37"/>
   </w:num>
-  <w:num w:numId="60" w16cid:durableId="659770676">
-    <w:abstractNumId w:val="76"/>
+  <w:num w:numId="62" w16cid:durableId="2072000942">
+    <w:abstractNumId w:val="17"/>
   </w:num>
-  <w:num w:numId="61" w16cid:durableId="987126490">
+  <w:num w:numId="63" w16cid:durableId="1637449647">
     <w:abstractNumId w:val="35"/>
   </w:num>
-  <w:num w:numId="62" w16cid:durableId="2072000942">
-    <w:abstractNumId w:val="16"/>
-  </w:num>
-  <w:num w:numId="63" w16cid:durableId="1637449647">
-    <w:abstractNumId w:val="33"/>
-  </w:num>
   <w:num w:numId="64" w16cid:durableId="1111509654">
-    <w:abstractNumId w:val="23"/>
+    <w:abstractNumId w:val="24"/>
   </w:num>
   <w:num w:numId="65" w16cid:durableId="1154025284">
-    <w:abstractNumId w:val="66"/>
+    <w:abstractNumId w:val="68"/>
   </w:num>
   <w:num w:numId="66" w16cid:durableId="636229318">
-    <w:abstractNumId w:val="82"/>
+    <w:abstractNumId w:val="84"/>
   </w:num>
   <w:num w:numId="67" w16cid:durableId="1298336313">
-    <w:abstractNumId w:val="65"/>
+    <w:abstractNumId w:val="67"/>
   </w:num>
   <w:num w:numId="68" w16cid:durableId="1780643681">
-    <w:abstractNumId w:val="54"/>
+    <w:abstractNumId w:val="56"/>
   </w:num>
   <w:num w:numId="69" w16cid:durableId="897321311">
-    <w:abstractNumId w:val="13"/>
+    <w:abstractNumId w:val="14"/>
   </w:num>
   <w:num w:numId="70" w16cid:durableId="129985987">
-    <w:abstractNumId w:val="31"/>
+    <w:abstractNumId w:val="33"/>
   </w:num>
   <w:num w:numId="71" w16cid:durableId="225920747">
     <w:abstractNumId w:val="0"/>
   </w:num>
   <w:num w:numId="72" w16cid:durableId="193422590">
-    <w:abstractNumId w:val="83"/>
+    <w:abstractNumId w:val="85"/>
   </w:num>
   <w:num w:numId="73" w16cid:durableId="1538079356">
     <w:abstractNumId w:val="7"/>
   </w:num>
   <w:num w:numId="74" w16cid:durableId="1570772970">
+    <w:abstractNumId w:val="59"/>
+  </w:num>
+  <w:num w:numId="75" w16cid:durableId="939339658">
     <w:abstractNumId w:val="57"/>
   </w:num>
-  <w:num w:numId="75" w16cid:durableId="939339658">
-    <w:abstractNumId w:val="55"/>
-  </w:num>
   <w:num w:numId="76" w16cid:durableId="247924988">
-    <w:abstractNumId w:val="80"/>
+    <w:abstractNumId w:val="82"/>
   </w:num>
   <w:num w:numId="77" w16cid:durableId="1729180216">
-    <w:abstractNumId w:val="19"/>
+    <w:abstractNumId w:val="20"/>
   </w:num>
   <w:num w:numId="78" w16cid:durableId="44567889">
-    <w:abstractNumId w:val="59"/>
+    <w:abstractNumId w:val="61"/>
   </w:num>
   <w:num w:numId="79" w16cid:durableId="764571186">
-    <w:abstractNumId w:val="84"/>
+    <w:abstractNumId w:val="86"/>
   </w:num>
   <w:num w:numId="80" w16cid:durableId="1858347991">
-    <w:abstractNumId w:val="36"/>
+    <w:abstractNumId w:val="38"/>
   </w:num>
   <w:num w:numId="81" w16cid:durableId="1245643883">
-    <w:abstractNumId w:val="46"/>
+    <w:abstractNumId w:val="48"/>
   </w:num>
   <w:num w:numId="82" w16cid:durableId="1252928820">
+    <w:abstractNumId w:val="26"/>
+  </w:num>
+  <w:num w:numId="83" w16cid:durableId="1396273051">
     <w:abstractNumId w:val="25"/>
   </w:num>
-  <w:num w:numId="83" w16cid:durableId="1396273051">
-    <w:abstractNumId w:val="24"/>
-  </w:num>
   <w:num w:numId="84" w16cid:durableId="1608194036">
-    <w:abstractNumId w:val="70"/>
+    <w:abstractNumId w:val="72"/>
   </w:num>
   <w:num w:numId="85" w16cid:durableId="598638423">
-    <w:abstractNumId w:val="51"/>
+    <w:abstractNumId w:val="53"/>
   </w:num>
   <w:num w:numId="86" w16cid:durableId="606155975">
-    <w:abstractNumId w:val="87"/>
+    <w:abstractNumId w:val="89"/>
   </w:num>
   <w:num w:numId="87" w16cid:durableId="695470575">
-    <w:abstractNumId w:val="56"/>
+    <w:abstractNumId w:val="58"/>
   </w:num>
   <w:num w:numId="88" w16cid:durableId="1400984171">
-    <w:abstractNumId w:val="43"/>
+    <w:abstractNumId w:val="45"/>
+  </w:num>
+  <w:num w:numId="89" w16cid:durableId="1548568754">
+    <w:abstractNumId w:val="30"/>
+  </w:num>
+  <w:num w:numId="90" w16cid:durableId="1185821287">
+    <w:abstractNumId w:val="12"/>
   </w:num>
 </w:numbering>
 </file>

--- a/data/Market_Read_quarterly.docx
+++ b/data/Market_Read_quarterly.docx
@@ -3,356 +3,270 @@
 <w:document xmlns:wpc="http://schemas.microsoft.com/office/word/2010/wordprocessingCanvas" xmlns:cx="http://schemas.microsoft.com/office/drawing/2014/chartex" xmlns:cx1="http://schemas.microsoft.com/office/drawing/2015/9/8/chartex" xmlns:cx2="http://schemas.microsoft.com/office/drawing/2015/10/21/chartex" xmlns:cx3="http://schemas.microsoft.com/office/drawing/2016/5/9/chartex" xmlns:cx4="http://schemas.microsoft.com/office/drawing/2016/5/10/chartex" xmlns:cx5="http://schemas.microsoft.com/office/drawing/2016/5/11/chartex" xmlns:cx6="http://schemas.microsoft.com/office/drawing/2016/5/12/chartex" xmlns:cx7="http://schemas.microsoft.com/office/drawing/2016/5/13/chartex" xmlns:cx8="http://schemas.microsoft.com/office/drawing/2016/5/14/chartex" xmlns:mc="http://schemas.openxmlformats.org/markup-compatibility/2006" xmlns:aink="http://schemas.microsoft.com/office/drawing/2016/ink" xmlns:am3d="http://schemas.microsoft.com/office/drawing/2017/model3d" xmlns:o="urn:schemas-microsoft-com:office:office" xmlns:oel="http://schemas.microsoft.com/office/2019/extlst" xmlns:r="http://schemas.openxmlformats.org/officeDocument/2006/relationships" xmlns:m="http://schemas.openxmlformats.org/officeDocument/2006/math" xmlns:v="urn:schemas-microsoft-com:vml" xmlns:wp14="http://schemas.microsoft.com/office/word/2010/wordprocessingDrawing" xmlns:wp="http://schemas.openxmlformats.org/drawingml/2006/wordprocessingDrawing" xmlns:w10="urn:schemas-microsoft-com:office:word" xmlns:w="http://schemas.openxmlformats.org/wordprocessingml/2006/main" xmlns:w14="http://schemas.microsoft.com/office/word/2010/wordml" xmlns:w15="http://schemas.microsoft.com/office/word/2012/wordml" xmlns:w16cex="http://schemas.microsoft.com/office/word/2018/wordml/cex" xmlns:w16cid="http://schemas.microsoft.com/office/word/2016/wordml/cid" xmlns:w16="http://schemas.microsoft.com/office/word/2018/wordml" xmlns:w16du="http://schemas.microsoft.com/office/word/2023/wordml/word16du" xmlns:w16sdtdh="http://schemas.microsoft.com/office/word/2020/wordml/sdtdatahash" xmlns:w16sdtfl="http://schemas.microsoft.com/office/word/2024/wordml/sdtformatlock" xmlns:w16se="http://schemas.microsoft.com/office/word/2015/wordml/symex" xmlns:wpg="http://schemas.microsoft.com/office/word/2010/wordprocessingGroup" xmlns:wpi="http://schemas.microsoft.com/office/word/2010/wordprocessingInk" xmlns:wne="http://schemas.microsoft.com/office/word/2006/wordml" xmlns:wps="http://schemas.microsoft.com/office/word/2010/wordprocessingShape" mc:Ignorable="w14 w15 w16se w16cid w16 w16cex w16sdtdh w16sdtfl w16du wp14">
   <w:body>
     <w:p>
+      <w:pPr>
+        <w:rPr>
+          <w:b/>
+          <w:bCs/>
+        </w:rPr>
+      </w:pPr>
       <w:r>
         <w:rPr>
           <w:b/>
           <w:bCs/>
         </w:rPr>
-        <w:t>Quarterly Market Read: November 06, 2025</w:t>
+        <w:t>Quarterly Market Read: November 07, 2025</w:t>
       </w:r>
     </w:p>
     <w:p>
-      <w:r>
-        <w:t xml:space="preserve">The market is saying (all numbers are </w:t>
-      </w:r>
+      <w:pPr>
+        <w:rPr>
+          <w:b/>
+          <w:bCs/>
+        </w:rPr>
+      </w:pPr>
       <w:r>
         <w:rPr>
           <w:b/>
           <w:bCs/>
         </w:rPr>
-        <w:t>QTD % returns</w:t>
-      </w:r>
-      <w:r>
-        <w:t>):</w:t>
+        <w:t>The market is saying (all numbers are QTD % returns):</w:t>
       </w:r>
     </w:p>
     <w:p>
       <w:pPr>
         <w:numPr>
           <w:ilvl w:val="0"/>
-          <w:numId w:val="89"/>
+          <w:numId w:val="91"/>
         </w:numPr>
+        <w:rPr>
+          <w:b/>
+          <w:bCs/>
+        </w:rPr>
       </w:pPr>
       <w:r>
         <w:rPr>
           <w:b/>
           <w:bCs/>
         </w:rPr>
-        <w:t>Breadth</w:t>
-      </w:r>
-      <w:r>
-        <w:t>: 39.4% of names are positive.</w:t>
+        <w:t>Breadth: 42.8% of names are positive.</w:t>
       </w:r>
     </w:p>
     <w:p>
       <w:pPr>
         <w:numPr>
           <w:ilvl w:val="0"/>
-          <w:numId w:val="89"/>
+          <w:numId w:val="91"/>
         </w:numPr>
+        <w:rPr>
+          <w:b/>
+          <w:bCs/>
+        </w:rPr>
       </w:pPr>
       <w:r>
         <w:rPr>
           <w:b/>
           <w:bCs/>
         </w:rPr>
-        <w:t>Information Technology</w:t>
+        <w:t>Information Technology: firm (avg +1.33%).</w:t>
       </w:r>
-      <w:r>
-        <w:t xml:space="preserve">: firm (avg </w:t>
-      </w:r>
+    </w:p>
+    <w:p>
+      <w:pPr>
+        <w:numPr>
+          <w:ilvl w:val="0"/>
+          <w:numId w:val="91"/>
+        </w:numPr>
+        <w:rPr>
+          <w:b/>
+          <w:bCs/>
+        </w:rPr>
+      </w:pPr>
       <w:r>
         <w:rPr>
           <w:b/>
           <w:bCs/>
         </w:rPr>
-        <w:t>+1.30%</w:t>
-      </w:r>
-      <w:r>
-        <w:t>).</w:t>
+        <w:t>Industrials: soft (avg -1.26%).</w:t>
       </w:r>
     </w:p>
     <w:p>
       <w:pPr>
         <w:numPr>
           <w:ilvl w:val="0"/>
-          <w:numId w:val="89"/>
+          <w:numId w:val="91"/>
         </w:numPr>
+        <w:rPr>
+          <w:b/>
+          <w:bCs/>
+        </w:rPr>
       </w:pPr>
       <w:r>
         <w:rPr>
           <w:b/>
           <w:bCs/>
         </w:rPr>
-        <w:t>Industrials</w:t>
+        <w:t>Consumer Staples: soft (avg -2.21%).</w:t>
       </w:r>
-      <w:r>
-        <w:t xml:space="preserve">: soft (avg </w:t>
-      </w:r>
+    </w:p>
+    <w:p>
+      <w:pPr>
+        <w:numPr>
+          <w:ilvl w:val="0"/>
+          <w:numId w:val="91"/>
+        </w:numPr>
+        <w:rPr>
+          <w:b/>
+          <w:bCs/>
+        </w:rPr>
+      </w:pPr>
       <w:r>
         <w:rPr>
           <w:b/>
           <w:bCs/>
         </w:rPr>
-        <w:t>-1.90%</w:t>
-      </w:r>
-      <w:r>
-        <w:t>).</w:t>
+        <w:t>Consumer Discretionary: heavy (avg -5.04%).</w:t>
       </w:r>
     </w:p>
     <w:p>
       <w:pPr>
         <w:numPr>
           <w:ilvl w:val="0"/>
-          <w:numId w:val="89"/>
+          <w:numId w:val="91"/>
         </w:numPr>
+        <w:rPr>
+          <w:b/>
+          <w:bCs/>
+        </w:rPr>
       </w:pPr>
       <w:r>
         <w:rPr>
           <w:b/>
           <w:bCs/>
         </w:rPr>
-        <w:t>Consumer Staples</w:t>
+        <w:t>Financials: heavy (avg -3.42%).</w:t>
       </w:r>
-      <w:r>
-        <w:t xml:space="preserve">: soft (avg </w:t>
-      </w:r>
+    </w:p>
+    <w:p>
+      <w:pPr>
+        <w:numPr>
+          <w:ilvl w:val="0"/>
+          <w:numId w:val="91"/>
+        </w:numPr>
+        <w:rPr>
+          <w:b/>
+          <w:bCs/>
+        </w:rPr>
+      </w:pPr>
       <w:r>
         <w:rPr>
           <w:b/>
           <w:bCs/>
         </w:rPr>
-        <w:t>-3.80%</w:t>
-      </w:r>
-      <w:r>
-        <w:t>).</w:t>
+        <w:t>Utilities: firm (avg +1.69%).</w:t>
       </w:r>
     </w:p>
     <w:p>
       <w:pPr>
         <w:numPr>
           <w:ilvl w:val="0"/>
-          <w:numId w:val="89"/>
+          <w:numId w:val="91"/>
         </w:numPr>
+        <w:rPr>
+          <w:b/>
+          <w:bCs/>
+        </w:rPr>
       </w:pPr>
       <w:r>
         <w:rPr>
           <w:b/>
           <w:bCs/>
         </w:rPr>
-        <w:t>Consumer Discretionary</w:t>
+        <w:t>Real Estate: heavy (avg -4.24%).</w:t>
       </w:r>
-      <w:r>
-        <w:t xml:space="preserve">: heavy (avg </w:t>
-      </w:r>
+    </w:p>
+    <w:p>
+      <w:pPr>
+        <w:numPr>
+          <w:ilvl w:val="0"/>
+          <w:numId w:val="91"/>
+        </w:numPr>
+        <w:rPr>
+          <w:b/>
+          <w:bCs/>
+        </w:rPr>
+      </w:pPr>
       <w:r>
         <w:rPr>
           <w:b/>
           <w:bCs/>
         </w:rPr>
-        <w:t>-6.81%</w:t>
-      </w:r>
-      <w:r>
-        <w:t>).</w:t>
+        <w:t>Materials: heavy (avg -5.68%).</w:t>
       </w:r>
     </w:p>
     <w:p>
       <w:pPr>
         <w:numPr>
           <w:ilvl w:val="0"/>
-          <w:numId w:val="89"/>
+          <w:numId w:val="91"/>
         </w:numPr>
+        <w:rPr>
+          <w:b/>
+          <w:bCs/>
+        </w:rPr>
       </w:pPr>
       <w:r>
         <w:rPr>
           <w:b/>
           <w:bCs/>
         </w:rPr>
-        <w:t>Financials</w:t>
+        <w:t>Energy: flat (avg +0.34%).</w:t>
       </w:r>
-      <w:r>
-        <w:t xml:space="preserve">: heavy (avg </w:t>
-      </w:r>
+    </w:p>
+    <w:p>
+      <w:pPr>
+        <w:numPr>
+          <w:ilvl w:val="0"/>
+          <w:numId w:val="91"/>
+        </w:numPr>
+        <w:rPr>
+          <w:b/>
+          <w:bCs/>
+        </w:rPr>
+      </w:pPr>
       <w:r>
         <w:rPr>
           <w:b/>
           <w:bCs/>
         </w:rPr>
-        <w:t>-4.30%</w:t>
-      </w:r>
-      <w:r>
-        <w:t>).</w:t>
+        <w:t>Health Care: leading (avg +3.55%).</w:t>
       </w:r>
     </w:p>
     <w:p>
       <w:pPr>
         <w:numPr>
           <w:ilvl w:val="0"/>
-          <w:numId w:val="89"/>
+          <w:numId w:val="91"/>
         </w:numPr>
+        <w:rPr>
+          <w:b/>
+          <w:bCs/>
+        </w:rPr>
       </w:pPr>
       <w:r>
         <w:rPr>
           <w:b/>
           <w:bCs/>
         </w:rPr>
-        <w:t>Utilities</w:t>
+        <w:t>Communication Services: heavy (avg -8.04%).</w:t>
       </w:r>
-      <w:r>
-        <w:t xml:space="preserve">: flat (avg </w:t>
-      </w:r>
-      <w:r>
+    </w:p>
+    <w:p>
+      <w:pPr>
         <w:rPr>
           <w:b/>
           <w:bCs/>
         </w:rPr>
-        <w:t>+0.48%</w:t>
-      </w:r>
-      <w:r>
-        <w:t>).</w:t>
-      </w:r>
-    </w:p>
-    <w:p>
-      <w:pPr>
-        <w:numPr>
-          <w:ilvl w:val="0"/>
-          <w:numId w:val="89"/>
-        </w:numPr>
-      </w:pPr>
-      <w:r>
-        <w:rPr>
-          <w:b/>
-          <w:bCs/>
-        </w:rPr>
-        <w:t>Real Estate</w:t>
-      </w:r>
-      <w:r>
-        <w:t xml:space="preserve">: heavy (avg </w:t>
-      </w:r>
-      <w:r>
-        <w:rPr>
-          <w:b/>
-          <w:bCs/>
-        </w:rPr>
-        <w:t>-5.78%</w:t>
-      </w:r>
-      <w:r>
-        <w:t>).</w:t>
-      </w:r>
-    </w:p>
-    <w:p>
-      <w:pPr>
-        <w:numPr>
-          <w:ilvl w:val="0"/>
-          <w:numId w:val="89"/>
-        </w:numPr>
-      </w:pPr>
-      <w:r>
-        <w:rPr>
-          <w:b/>
-          <w:bCs/>
-        </w:rPr>
-        <w:t>Materials</w:t>
-      </w:r>
-      <w:r>
-        <w:t xml:space="preserve">: heavy (avg </w:t>
-      </w:r>
-      <w:r>
-        <w:rPr>
-          <w:b/>
-          <w:bCs/>
-        </w:rPr>
-        <w:t>-6.96%</w:t>
-      </w:r>
-      <w:r>
-        <w:t>).</w:t>
-      </w:r>
-    </w:p>
-    <w:p>
-      <w:pPr>
-        <w:numPr>
-          <w:ilvl w:val="0"/>
-          <w:numId w:val="89"/>
-        </w:numPr>
-      </w:pPr>
-      <w:r>
-        <w:rPr>
-          <w:b/>
-          <w:bCs/>
-        </w:rPr>
-        <w:t>Energy</w:t>
-      </w:r>
-      <w:r>
-        <w:t xml:space="preserve">: flat (avg </w:t>
-      </w:r>
-      <w:r>
-        <w:rPr>
-          <w:b/>
-          <w:bCs/>
-        </w:rPr>
-        <w:t>-0.82%</w:t>
-      </w:r>
-      <w:r>
-        <w:t>).</w:t>
-      </w:r>
-    </w:p>
-    <w:p>
-      <w:pPr>
-        <w:numPr>
-          <w:ilvl w:val="0"/>
-          <w:numId w:val="89"/>
-        </w:numPr>
-      </w:pPr>
-      <w:r>
-        <w:rPr>
-          <w:b/>
-          <w:bCs/>
-        </w:rPr>
-        <w:t>Health Care</w:t>
-      </w:r>
-      <w:r>
-        <w:t xml:space="preserve">: leading (avg </w:t>
-      </w:r>
-      <w:r>
-        <w:rPr>
-          <w:b/>
-          <w:bCs/>
-        </w:rPr>
-        <w:t>+3.07%</w:t>
-      </w:r>
-      <w:r>
-        <w:t>).</w:t>
-      </w:r>
-    </w:p>
-    <w:p>
-      <w:pPr>
-        <w:numPr>
-          <w:ilvl w:val="0"/>
-          <w:numId w:val="89"/>
-        </w:numPr>
-      </w:pPr>
-      <w:r>
-        <w:rPr>
-          <w:b/>
-          <w:bCs/>
-        </w:rPr>
-        <w:t>Communication Services</w:t>
-      </w:r>
-      <w:r>
-        <w:t xml:space="preserve">: heavy (avg </w:t>
-      </w:r>
-      <w:r>
-        <w:rPr>
-          <w:b/>
-          <w:bCs/>
-        </w:rPr>
-        <w:t>-8.21%</w:t>
-      </w:r>
-      <w:r>
-        <w:t>).</w:t>
-      </w:r>
-    </w:p>
-    <w:p>
+      </w:pPr>
       <w:r>
         <w:rPr>
           <w:b/>
@@ -365,120 +279,88 @@
       <w:pPr>
         <w:numPr>
           <w:ilvl w:val="0"/>
-          <w:numId w:val="90"/>
+          <w:numId w:val="92"/>
         </w:numPr>
+        <w:rPr>
+          <w:b/>
+          <w:bCs/>
+        </w:rPr>
       </w:pPr>
       <w:r>
         <w:rPr>
           <w:b/>
           <w:bCs/>
         </w:rPr>
-        <w:t>Gold</w:t>
+        <w:t>Gold: bid (+3.61%)</w:t>
       </w:r>
-      <w:r>
-        <w:t>: bid (</w:t>
-      </w:r>
+    </w:p>
+    <w:p>
+      <w:pPr>
+        <w:numPr>
+          <w:ilvl w:val="0"/>
+          <w:numId w:val="92"/>
+        </w:numPr>
+        <w:rPr>
+          <w:b/>
+          <w:bCs/>
+        </w:rPr>
+      </w:pPr>
       <w:r>
         <w:rPr>
           <w:b/>
           <w:bCs/>
         </w:rPr>
-        <w:t>+2.98%</w:t>
-      </w:r>
-      <w:r>
-        <w:t>)</w:t>
+        <w:t>USD: firm (+2.36%)</w:t>
       </w:r>
     </w:p>
     <w:p>
       <w:pPr>
         <w:numPr>
           <w:ilvl w:val="0"/>
-          <w:numId w:val="90"/>
+          <w:numId w:val="92"/>
         </w:numPr>
+        <w:rPr>
+          <w:b/>
+          <w:bCs/>
+        </w:rPr>
       </w:pPr>
       <w:r>
         <w:rPr>
           <w:b/>
           <w:bCs/>
         </w:rPr>
-        <w:t>USD</w:t>
+        <w:t>Yields: falling (-1.13%)</w:t>
       </w:r>
-      <w:r>
-        <w:t>: firm (</w:t>
-      </w:r>
+    </w:p>
+    <w:p>
+      <w:pPr>
+        <w:numPr>
+          <w:ilvl w:val="0"/>
+          <w:numId w:val="92"/>
+        </w:numPr>
+        <w:rPr>
+          <w:b/>
+          <w:bCs/>
+        </w:rPr>
+      </w:pPr>
       <w:r>
         <w:rPr>
           <w:b/>
           <w:bCs/>
         </w:rPr>
-        <w:t>+2.44%</w:t>
-      </w:r>
-      <w:r>
-        <w:t>)</w:t>
+        <w:t>Bonds: soft (-0.31%)</w:t>
       </w:r>
     </w:p>
     <w:p>
       <w:pPr>
         <w:numPr>
           <w:ilvl w:val="0"/>
-          <w:numId w:val="90"/>
+          <w:numId w:val="92"/>
         </w:numPr>
-      </w:pPr>
-      <w:r>
         <w:rPr>
           <w:b/>
           <w:bCs/>
         </w:rPr>
-        <w:t>Yields</w:t>
-      </w:r>
-      <w:r>
-        <w:t>: falling (</w:t>
-      </w:r>
-      <w:r>
-        <w:rPr>
-          <w:b/>
-          <w:bCs/>
-        </w:rPr>
-        <w:t>-1.14%</w:t>
-      </w:r>
-      <w:r>
-        <w:t>)</w:t>
-      </w:r>
-    </w:p>
-    <w:p>
-      <w:pPr>
-        <w:numPr>
-          <w:ilvl w:val="0"/>
-          <w:numId w:val="90"/>
-        </w:numPr>
-      </w:pPr>
-      <w:r>
-        <w:rPr>
-          <w:b/>
-          <w:bCs/>
-        </w:rPr>
-        <w:t>Bonds</w:t>
-      </w:r>
-      <w:r>
-        <w:t>: soft (</w:t>
-      </w:r>
-      <w:r>
-        <w:rPr>
-          <w:b/>
-          <w:bCs/>
-        </w:rPr>
-        <w:t>-0.29%</w:t>
-      </w:r>
-      <w:r>
-        <w:t>)</w:t>
-      </w:r>
-    </w:p>
-    <w:p>
-      <w:pPr>
-        <w:numPr>
-          <w:ilvl w:val="0"/>
-          <w:numId w:val="90"/>
-        </w:numPr>
       </w:pPr>
       <w:r>
         <w:rPr>
@@ -486,82 +368,22 @@
           <w:bCs/>
         </w:rPr>
         <w:lastRenderedPageBreak/>
-        <w:t>Energy Complex (USO, UNG)</w:t>
+        <w:t>Energy Complex (USO, UNG): firm (+1.68%)</w:t>
       </w:r>
-      <w:r>
-        <w:t>: firm (</w:t>
-      </w:r>
+    </w:p>
+    <w:p>
+      <w:pPr>
+        <w:rPr>
+          <w:b/>
+          <w:bCs/>
+        </w:rPr>
+      </w:pPr>
       <w:r>
         <w:rPr>
           <w:b/>
           <w:bCs/>
         </w:rPr>
-        <w:t>+2.26%</w:t>
-      </w:r>
-      <w:r>
-        <w:t>)</w:t>
-      </w:r>
-    </w:p>
-    <w:p>
-      <w:r>
-        <w:rPr>
-          <w:b/>
-          <w:bCs/>
-        </w:rPr>
-        <w:t>Bottom line:</w:t>
-      </w:r>
-      <w:r>
-        <w:t xml:space="preserve"> Market breadth continues to deteriorate, with fewer than 40% of tickers positive. Leadership remains narrow — </w:t>
-      </w:r>
-      <w:r>
-        <w:rPr>
-          <w:b/>
-          <w:bCs/>
-        </w:rPr>
-        <w:t>Health Care and Technology</w:t>
-      </w:r>
-      <w:r>
-        <w:t xml:space="preserve"> are the only bright spots, while </w:t>
-      </w:r>
-      <w:r>
-        <w:rPr>
-          <w:b/>
-          <w:bCs/>
-        </w:rPr>
-        <w:t>Discretionary, Materials, Real Estate, and Communication Services</w:t>
-      </w:r>
-      <w:r>
-        <w:t xml:space="preserve"> are deeply negative. Macro tone — </w:t>
-      </w:r>
-      <w:r>
-        <w:rPr>
-          <w:b/>
-          <w:bCs/>
-        </w:rPr>
-        <w:t>gold bid, USD firm, yields falling, bonds soft, and the energy complex firmer</w:t>
-      </w:r>
-      <w:r>
-        <w:t xml:space="preserve"> — suggests </w:t>
-      </w:r>
-      <w:r>
-        <w:rPr>
-          <w:b/>
-          <w:bCs/>
-        </w:rPr>
-        <w:t>slowing growth with sticky inflation pressures</w:t>
-      </w:r>
-      <w:r>
-        <w:t xml:space="preserve">, a mix that continues to favor </w:t>
-      </w:r>
-      <w:r>
-        <w:rPr>
-          <w:b/>
-          <w:bCs/>
-        </w:rPr>
-        <w:t>defensive, quality, and inflation-hedging assets</w:t>
-      </w:r>
-      <w:r>
-        <w:t xml:space="preserve"> over cyclical and high-beta exposures.</w:t>
+        <w:t>Bottom line: Market breadth remains weak with fewer than half of names positive. Leadership continues to rest in Health Care, Utilities, and Technology, while Consumer Discretionary, Financials, Materials, and Communication Services drag the tape lower. The macro picture — gold bid, USD firm, yields falling, bonds soft, and the energy complex firm — reflects a mixed market environment where investors are navigating slowing growth with lingering inflation, favoring defensives and hard assets over growth and cyclicals.</w:t>
       </w:r>
     </w:p>
     <w:p/>
@@ -3112,6 +2934,155 @@
     </w:lvl>
   </w:abstractNum>
   <w:abstractNum w:abstractNumId="17" w15:restartNumberingAfterBreak="0">
+    <w:nsid w:val="1729423D"/>
+    <w:multiLevelType w:val="multilevel"/>
+    <w:tmpl w:val="9B42B844"/>
+    <w:lvl w:ilvl="0">
+      <w:start w:val="1"/>
+      <w:numFmt w:val="bullet"/>
+      <w:lvlText w:val=""/>
+      <w:lvlJc w:val="left"/>
+      <w:pPr>
+        <w:tabs>
+          <w:tab w:val="num" w:pos="720"/>
+        </w:tabs>
+        <w:ind w:left="720" w:hanging="360"/>
+      </w:pPr>
+      <w:rPr>
+        <w:rFonts w:ascii="Symbol" w:hAnsi="Symbol" w:hint="default"/>
+        <w:sz w:val="20"/>
+      </w:rPr>
+    </w:lvl>
+    <w:lvl w:ilvl="1" w:tentative="1">
+      <w:start w:val="1"/>
+      <w:numFmt w:val="bullet"/>
+      <w:lvlText w:val="o"/>
+      <w:lvlJc w:val="left"/>
+      <w:pPr>
+        <w:tabs>
+          <w:tab w:val="num" w:pos="1440"/>
+        </w:tabs>
+        <w:ind w:left="1440" w:hanging="360"/>
+      </w:pPr>
+      <w:rPr>
+        <w:rFonts w:ascii="Courier New" w:hAnsi="Courier New" w:hint="default"/>
+        <w:sz w:val="20"/>
+      </w:rPr>
+    </w:lvl>
+    <w:lvl w:ilvl="2" w:tentative="1">
+      <w:start w:val="1"/>
+      <w:numFmt w:val="bullet"/>
+      <w:lvlText w:val=""/>
+      <w:lvlJc w:val="left"/>
+      <w:pPr>
+        <w:tabs>
+          <w:tab w:val="num" w:pos="2160"/>
+        </w:tabs>
+        <w:ind w:left="2160" w:hanging="360"/>
+      </w:pPr>
+      <w:rPr>
+        <w:rFonts w:ascii="Wingdings" w:hAnsi="Wingdings" w:hint="default"/>
+        <w:sz w:val="20"/>
+      </w:rPr>
+    </w:lvl>
+    <w:lvl w:ilvl="3" w:tentative="1">
+      <w:start w:val="1"/>
+      <w:numFmt w:val="bullet"/>
+      <w:lvlText w:val=""/>
+      <w:lvlJc w:val="left"/>
+      <w:pPr>
+        <w:tabs>
+          <w:tab w:val="num" w:pos="2880"/>
+        </w:tabs>
+        <w:ind w:left="2880" w:hanging="360"/>
+      </w:pPr>
+      <w:rPr>
+        <w:rFonts w:ascii="Wingdings" w:hAnsi="Wingdings" w:hint="default"/>
+        <w:sz w:val="20"/>
+      </w:rPr>
+    </w:lvl>
+    <w:lvl w:ilvl="4" w:tentative="1">
+      <w:start w:val="1"/>
+      <w:numFmt w:val="bullet"/>
+      <w:lvlText w:val=""/>
+      <w:lvlJc w:val="left"/>
+      <w:pPr>
+        <w:tabs>
+          <w:tab w:val="num" w:pos="3600"/>
+        </w:tabs>
+        <w:ind w:left="3600" w:hanging="360"/>
+      </w:pPr>
+      <w:rPr>
+        <w:rFonts w:ascii="Wingdings" w:hAnsi="Wingdings" w:hint="default"/>
+        <w:sz w:val="20"/>
+      </w:rPr>
+    </w:lvl>
+    <w:lvl w:ilvl="5" w:tentative="1">
+      <w:start w:val="1"/>
+      <w:numFmt w:val="bullet"/>
+      <w:lvlText w:val=""/>
+      <w:lvlJc w:val="left"/>
+      <w:pPr>
+        <w:tabs>
+          <w:tab w:val="num" w:pos="4320"/>
+        </w:tabs>
+        <w:ind w:left="4320" w:hanging="360"/>
+      </w:pPr>
+      <w:rPr>
+        <w:rFonts w:ascii="Wingdings" w:hAnsi="Wingdings" w:hint="default"/>
+        <w:sz w:val="20"/>
+      </w:rPr>
+    </w:lvl>
+    <w:lvl w:ilvl="6" w:tentative="1">
+      <w:start w:val="1"/>
+      <w:numFmt w:val="bullet"/>
+      <w:lvlText w:val=""/>
+      <w:lvlJc w:val="left"/>
+      <w:pPr>
+        <w:tabs>
+          <w:tab w:val="num" w:pos="5040"/>
+        </w:tabs>
+        <w:ind w:left="5040" w:hanging="360"/>
+      </w:pPr>
+      <w:rPr>
+        <w:rFonts w:ascii="Wingdings" w:hAnsi="Wingdings" w:hint="default"/>
+        <w:sz w:val="20"/>
+      </w:rPr>
+    </w:lvl>
+    <w:lvl w:ilvl="7" w:tentative="1">
+      <w:start w:val="1"/>
+      <w:numFmt w:val="bullet"/>
+      <w:lvlText w:val=""/>
+      <w:lvlJc w:val="left"/>
+      <w:pPr>
+        <w:tabs>
+          <w:tab w:val="num" w:pos="5760"/>
+        </w:tabs>
+        <w:ind w:left="5760" w:hanging="360"/>
+      </w:pPr>
+      <w:rPr>
+        <w:rFonts w:ascii="Wingdings" w:hAnsi="Wingdings" w:hint="default"/>
+        <w:sz w:val="20"/>
+      </w:rPr>
+    </w:lvl>
+    <w:lvl w:ilvl="8" w:tentative="1">
+      <w:start w:val="1"/>
+      <w:numFmt w:val="bullet"/>
+      <w:lvlText w:val=""/>
+      <w:lvlJc w:val="left"/>
+      <w:pPr>
+        <w:tabs>
+          <w:tab w:val="num" w:pos="6480"/>
+        </w:tabs>
+        <w:ind w:left="6480" w:hanging="360"/>
+      </w:pPr>
+      <w:rPr>
+        <w:rFonts w:ascii="Wingdings" w:hAnsi="Wingdings" w:hint="default"/>
+        <w:sz w:val="20"/>
+      </w:rPr>
+    </w:lvl>
+  </w:abstractNum>
+  <w:abstractNum w:abstractNumId="18" w15:restartNumberingAfterBreak="0">
     <w:nsid w:val="18176FD1"/>
     <w:multiLevelType w:val="multilevel"/>
     <w:tmpl w:val="076C3802"/>
@@ -3260,7 +3231,7 @@
       </w:rPr>
     </w:lvl>
   </w:abstractNum>
-  <w:abstractNum w:abstractNumId="18" w15:restartNumberingAfterBreak="0">
+  <w:abstractNum w:abstractNumId="19" w15:restartNumberingAfterBreak="0">
     <w:nsid w:val="1B914BEA"/>
     <w:multiLevelType w:val="multilevel"/>
     <w:tmpl w:val="2244DADE"/>
@@ -3409,7 +3380,7 @@
       </w:rPr>
     </w:lvl>
   </w:abstractNum>
-  <w:abstractNum w:abstractNumId="19" w15:restartNumberingAfterBreak="0">
+  <w:abstractNum w:abstractNumId="20" w15:restartNumberingAfterBreak="0">
     <w:nsid w:val="1F5C4F6B"/>
     <w:multiLevelType w:val="multilevel"/>
     <w:tmpl w:val="0A385024"/>
@@ -3558,7 +3529,7 @@
       </w:rPr>
     </w:lvl>
   </w:abstractNum>
-  <w:abstractNum w:abstractNumId="20" w15:restartNumberingAfterBreak="0">
+  <w:abstractNum w:abstractNumId="21" w15:restartNumberingAfterBreak="0">
     <w:nsid w:val="1FB77766"/>
     <w:multiLevelType w:val="multilevel"/>
     <w:tmpl w:val="A6CEDDE2"/>
@@ -3707,7 +3678,7 @@
       </w:rPr>
     </w:lvl>
   </w:abstractNum>
-  <w:abstractNum w:abstractNumId="21" w15:restartNumberingAfterBreak="0">
+  <w:abstractNum w:abstractNumId="22" w15:restartNumberingAfterBreak="0">
     <w:nsid w:val="230F1EE1"/>
     <w:multiLevelType w:val="multilevel"/>
     <w:tmpl w:val="AF9A5E34"/>
@@ -3856,7 +3827,7 @@
       </w:rPr>
     </w:lvl>
   </w:abstractNum>
-  <w:abstractNum w:abstractNumId="22" w15:restartNumberingAfterBreak="0">
+  <w:abstractNum w:abstractNumId="23" w15:restartNumberingAfterBreak="0">
     <w:nsid w:val="235A6783"/>
     <w:multiLevelType w:val="multilevel"/>
     <w:tmpl w:val="B104713E"/>
@@ -4005,7 +3976,7 @@
       </w:rPr>
     </w:lvl>
   </w:abstractNum>
-  <w:abstractNum w:abstractNumId="23" w15:restartNumberingAfterBreak="0">
+  <w:abstractNum w:abstractNumId="24" w15:restartNumberingAfterBreak="0">
     <w:nsid w:val="271473B9"/>
     <w:multiLevelType w:val="multilevel"/>
     <w:tmpl w:val="96D048EE"/>
@@ -4154,7 +4125,7 @@
       </w:rPr>
     </w:lvl>
   </w:abstractNum>
-  <w:abstractNum w:abstractNumId="24" w15:restartNumberingAfterBreak="0">
+  <w:abstractNum w:abstractNumId="25" w15:restartNumberingAfterBreak="0">
     <w:nsid w:val="273268E4"/>
     <w:multiLevelType w:val="multilevel"/>
     <w:tmpl w:val="62221B10"/>
@@ -4303,7 +4274,7 @@
       </w:rPr>
     </w:lvl>
   </w:abstractNum>
-  <w:abstractNum w:abstractNumId="25" w15:restartNumberingAfterBreak="0">
+  <w:abstractNum w:abstractNumId="26" w15:restartNumberingAfterBreak="0">
     <w:nsid w:val="27645E59"/>
     <w:multiLevelType w:val="multilevel"/>
     <w:tmpl w:val="A2A4E728"/>
@@ -4452,7 +4423,7 @@
       </w:rPr>
     </w:lvl>
   </w:abstractNum>
-  <w:abstractNum w:abstractNumId="26" w15:restartNumberingAfterBreak="0">
+  <w:abstractNum w:abstractNumId="27" w15:restartNumberingAfterBreak="0">
     <w:nsid w:val="278301DA"/>
     <w:multiLevelType w:val="multilevel"/>
     <w:tmpl w:val="922646DA"/>
@@ -4601,7 +4572,7 @@
       </w:rPr>
     </w:lvl>
   </w:abstractNum>
-  <w:abstractNum w:abstractNumId="27" w15:restartNumberingAfterBreak="0">
+  <w:abstractNum w:abstractNumId="28" w15:restartNumberingAfterBreak="0">
     <w:nsid w:val="27DD119E"/>
     <w:multiLevelType w:val="multilevel"/>
     <w:tmpl w:val="1C60FF70"/>
@@ -4750,7 +4721,7 @@
       </w:rPr>
     </w:lvl>
   </w:abstractNum>
-  <w:abstractNum w:abstractNumId="28" w15:restartNumberingAfterBreak="0">
+  <w:abstractNum w:abstractNumId="29" w15:restartNumberingAfterBreak="0">
     <w:nsid w:val="29172398"/>
     <w:multiLevelType w:val="multilevel"/>
     <w:tmpl w:val="6A00188C"/>
@@ -4899,7 +4870,7 @@
       </w:rPr>
     </w:lvl>
   </w:abstractNum>
-  <w:abstractNum w:abstractNumId="29" w15:restartNumberingAfterBreak="0">
+  <w:abstractNum w:abstractNumId="30" w15:restartNumberingAfterBreak="0">
     <w:nsid w:val="2AE3093F"/>
     <w:multiLevelType w:val="multilevel"/>
     <w:tmpl w:val="CD888610"/>
@@ -5048,7 +5019,7 @@
       </w:rPr>
     </w:lvl>
   </w:abstractNum>
-  <w:abstractNum w:abstractNumId="30" w15:restartNumberingAfterBreak="0">
+  <w:abstractNum w:abstractNumId="31" w15:restartNumberingAfterBreak="0">
     <w:nsid w:val="2C0E4FC5"/>
     <w:multiLevelType w:val="multilevel"/>
     <w:tmpl w:val="FB14D6CA"/>
@@ -5197,7 +5168,7 @@
       </w:rPr>
     </w:lvl>
   </w:abstractNum>
-  <w:abstractNum w:abstractNumId="31" w15:restartNumberingAfterBreak="0">
+  <w:abstractNum w:abstractNumId="32" w15:restartNumberingAfterBreak="0">
     <w:nsid w:val="2D7172A0"/>
     <w:multiLevelType w:val="multilevel"/>
     <w:tmpl w:val="615A5204"/>
@@ -5346,7 +5317,7 @@
       </w:rPr>
     </w:lvl>
   </w:abstractNum>
-  <w:abstractNum w:abstractNumId="32" w15:restartNumberingAfterBreak="0">
+  <w:abstractNum w:abstractNumId="33" w15:restartNumberingAfterBreak="0">
     <w:nsid w:val="2EC14BE6"/>
     <w:multiLevelType w:val="multilevel"/>
     <w:tmpl w:val="EAB4BB98"/>
@@ -5495,7 +5466,7 @@
       </w:rPr>
     </w:lvl>
   </w:abstractNum>
-  <w:abstractNum w:abstractNumId="33" w15:restartNumberingAfterBreak="0">
+  <w:abstractNum w:abstractNumId="34" w15:restartNumberingAfterBreak="0">
     <w:nsid w:val="2FAF7C70"/>
     <w:multiLevelType w:val="multilevel"/>
     <w:tmpl w:val="39F4968C"/>
@@ -5644,7 +5615,7 @@
       </w:rPr>
     </w:lvl>
   </w:abstractNum>
-  <w:abstractNum w:abstractNumId="34" w15:restartNumberingAfterBreak="0">
+  <w:abstractNum w:abstractNumId="35" w15:restartNumberingAfterBreak="0">
     <w:nsid w:val="30211183"/>
     <w:multiLevelType w:val="multilevel"/>
     <w:tmpl w:val="17BCC77C"/>
@@ -5793,7 +5764,7 @@
       </w:rPr>
     </w:lvl>
   </w:abstractNum>
-  <w:abstractNum w:abstractNumId="35" w15:restartNumberingAfterBreak="0">
+  <w:abstractNum w:abstractNumId="36" w15:restartNumberingAfterBreak="0">
     <w:nsid w:val="308C2490"/>
     <w:multiLevelType w:val="multilevel"/>
     <w:tmpl w:val="A52AC25C"/>
@@ -5942,7 +5913,7 @@
       </w:rPr>
     </w:lvl>
   </w:abstractNum>
-  <w:abstractNum w:abstractNumId="36" w15:restartNumberingAfterBreak="0">
+  <w:abstractNum w:abstractNumId="37" w15:restartNumberingAfterBreak="0">
     <w:nsid w:val="36B2143A"/>
     <w:multiLevelType w:val="multilevel"/>
     <w:tmpl w:val="64604580"/>
@@ -6091,7 +6062,7 @@
       </w:rPr>
     </w:lvl>
   </w:abstractNum>
-  <w:abstractNum w:abstractNumId="37" w15:restartNumberingAfterBreak="0">
+  <w:abstractNum w:abstractNumId="38" w15:restartNumberingAfterBreak="0">
     <w:nsid w:val="36E65CFF"/>
     <w:multiLevelType w:val="multilevel"/>
     <w:tmpl w:val="CE3C9310"/>
@@ -6240,7 +6211,7 @@
       </w:rPr>
     </w:lvl>
   </w:abstractNum>
-  <w:abstractNum w:abstractNumId="38" w15:restartNumberingAfterBreak="0">
+  <w:abstractNum w:abstractNumId="39" w15:restartNumberingAfterBreak="0">
     <w:nsid w:val="38BF4809"/>
     <w:multiLevelType w:val="multilevel"/>
     <w:tmpl w:val="925A2D08"/>
@@ -6389,7 +6360,7 @@
       </w:rPr>
     </w:lvl>
   </w:abstractNum>
-  <w:abstractNum w:abstractNumId="39" w15:restartNumberingAfterBreak="0">
+  <w:abstractNum w:abstractNumId="40" w15:restartNumberingAfterBreak="0">
     <w:nsid w:val="3E6F5D06"/>
     <w:multiLevelType w:val="multilevel"/>
     <w:tmpl w:val="048E3170"/>
@@ -6538,7 +6509,7 @@
       </w:rPr>
     </w:lvl>
   </w:abstractNum>
-  <w:abstractNum w:abstractNumId="40" w15:restartNumberingAfterBreak="0">
+  <w:abstractNum w:abstractNumId="41" w15:restartNumberingAfterBreak="0">
     <w:nsid w:val="3F362D47"/>
     <w:multiLevelType w:val="multilevel"/>
     <w:tmpl w:val="88CA522A"/>
@@ -6687,7 +6658,7 @@
       </w:rPr>
     </w:lvl>
   </w:abstractNum>
-  <w:abstractNum w:abstractNumId="41" w15:restartNumberingAfterBreak="0">
+  <w:abstractNum w:abstractNumId="42" w15:restartNumberingAfterBreak="0">
     <w:nsid w:val="44BC3258"/>
     <w:multiLevelType w:val="multilevel"/>
     <w:tmpl w:val="46687CC4"/>
@@ -6836,7 +6807,7 @@
       </w:rPr>
     </w:lvl>
   </w:abstractNum>
-  <w:abstractNum w:abstractNumId="42" w15:restartNumberingAfterBreak="0">
+  <w:abstractNum w:abstractNumId="43" w15:restartNumberingAfterBreak="0">
     <w:nsid w:val="48C97CF2"/>
     <w:multiLevelType w:val="multilevel"/>
     <w:tmpl w:val="351A9F9A"/>
@@ -6985,7 +6956,7 @@
       </w:rPr>
     </w:lvl>
   </w:abstractNum>
-  <w:abstractNum w:abstractNumId="43" w15:restartNumberingAfterBreak="0">
+  <w:abstractNum w:abstractNumId="44" w15:restartNumberingAfterBreak="0">
     <w:nsid w:val="49421EC4"/>
     <w:multiLevelType w:val="multilevel"/>
     <w:tmpl w:val="1070D884"/>
@@ -7134,7 +7105,7 @@
       </w:rPr>
     </w:lvl>
   </w:abstractNum>
-  <w:abstractNum w:abstractNumId="44" w15:restartNumberingAfterBreak="0">
+  <w:abstractNum w:abstractNumId="45" w15:restartNumberingAfterBreak="0">
     <w:nsid w:val="49BE432E"/>
     <w:multiLevelType w:val="multilevel"/>
     <w:tmpl w:val="F31895E0"/>
@@ -7283,7 +7254,7 @@
       </w:rPr>
     </w:lvl>
   </w:abstractNum>
-  <w:abstractNum w:abstractNumId="45" w15:restartNumberingAfterBreak="0">
+  <w:abstractNum w:abstractNumId="46" w15:restartNumberingAfterBreak="0">
     <w:nsid w:val="4A196A39"/>
     <w:multiLevelType w:val="multilevel"/>
     <w:tmpl w:val="BBDEAF4C"/>
@@ -7432,7 +7403,7 @@
       </w:rPr>
     </w:lvl>
   </w:abstractNum>
-  <w:abstractNum w:abstractNumId="46" w15:restartNumberingAfterBreak="0">
+  <w:abstractNum w:abstractNumId="47" w15:restartNumberingAfterBreak="0">
     <w:nsid w:val="4D6D2000"/>
     <w:multiLevelType w:val="multilevel"/>
     <w:tmpl w:val="D222DEEC"/>
@@ -7581,7 +7552,7 @@
       </w:rPr>
     </w:lvl>
   </w:abstractNum>
-  <w:abstractNum w:abstractNumId="47" w15:restartNumberingAfterBreak="0">
+  <w:abstractNum w:abstractNumId="48" w15:restartNumberingAfterBreak="0">
     <w:nsid w:val="4E7C38B9"/>
     <w:multiLevelType w:val="multilevel"/>
     <w:tmpl w:val="BA9A3C7A"/>
@@ -7730,7 +7701,7 @@
       </w:rPr>
     </w:lvl>
   </w:abstractNum>
-  <w:abstractNum w:abstractNumId="48" w15:restartNumberingAfterBreak="0">
+  <w:abstractNum w:abstractNumId="49" w15:restartNumberingAfterBreak="0">
     <w:nsid w:val="4F0C370E"/>
     <w:multiLevelType w:val="multilevel"/>
     <w:tmpl w:val="C2A2442A"/>
@@ -7879,7 +7850,7 @@
       </w:rPr>
     </w:lvl>
   </w:abstractNum>
-  <w:abstractNum w:abstractNumId="49" w15:restartNumberingAfterBreak="0">
+  <w:abstractNum w:abstractNumId="50" w15:restartNumberingAfterBreak="0">
     <w:nsid w:val="4F675C52"/>
     <w:multiLevelType w:val="multilevel"/>
     <w:tmpl w:val="E8746552"/>
@@ -8028,7 +7999,156 @@
       </w:rPr>
     </w:lvl>
   </w:abstractNum>
-  <w:abstractNum w:abstractNumId="50" w15:restartNumberingAfterBreak="0">
+  <w:abstractNum w:abstractNumId="51" w15:restartNumberingAfterBreak="0">
+    <w:nsid w:val="50697F88"/>
+    <w:multiLevelType w:val="multilevel"/>
+    <w:tmpl w:val="9FA4CEBC"/>
+    <w:lvl w:ilvl="0">
+      <w:start w:val="1"/>
+      <w:numFmt w:val="bullet"/>
+      <w:lvlText w:val=""/>
+      <w:lvlJc w:val="left"/>
+      <w:pPr>
+        <w:tabs>
+          <w:tab w:val="num" w:pos="720"/>
+        </w:tabs>
+        <w:ind w:left="720" w:hanging="360"/>
+      </w:pPr>
+      <w:rPr>
+        <w:rFonts w:ascii="Symbol" w:hAnsi="Symbol" w:hint="default"/>
+        <w:sz w:val="20"/>
+      </w:rPr>
+    </w:lvl>
+    <w:lvl w:ilvl="1" w:tentative="1">
+      <w:start w:val="1"/>
+      <w:numFmt w:val="bullet"/>
+      <w:lvlText w:val="o"/>
+      <w:lvlJc w:val="left"/>
+      <w:pPr>
+        <w:tabs>
+          <w:tab w:val="num" w:pos="1440"/>
+        </w:tabs>
+        <w:ind w:left="1440" w:hanging="360"/>
+      </w:pPr>
+      <w:rPr>
+        <w:rFonts w:ascii="Courier New" w:hAnsi="Courier New" w:hint="default"/>
+        <w:sz w:val="20"/>
+      </w:rPr>
+    </w:lvl>
+    <w:lvl w:ilvl="2" w:tentative="1">
+      <w:start w:val="1"/>
+      <w:numFmt w:val="bullet"/>
+      <w:lvlText w:val=""/>
+      <w:lvlJc w:val="left"/>
+      <w:pPr>
+        <w:tabs>
+          <w:tab w:val="num" w:pos="2160"/>
+        </w:tabs>
+        <w:ind w:left="2160" w:hanging="360"/>
+      </w:pPr>
+      <w:rPr>
+        <w:rFonts w:ascii="Wingdings" w:hAnsi="Wingdings" w:hint="default"/>
+        <w:sz w:val="20"/>
+      </w:rPr>
+    </w:lvl>
+    <w:lvl w:ilvl="3" w:tentative="1">
+      <w:start w:val="1"/>
+      <w:numFmt w:val="bullet"/>
+      <w:lvlText w:val=""/>
+      <w:lvlJc w:val="left"/>
+      <w:pPr>
+        <w:tabs>
+          <w:tab w:val="num" w:pos="2880"/>
+        </w:tabs>
+        <w:ind w:left="2880" w:hanging="360"/>
+      </w:pPr>
+      <w:rPr>
+        <w:rFonts w:ascii="Wingdings" w:hAnsi="Wingdings" w:hint="default"/>
+        <w:sz w:val="20"/>
+      </w:rPr>
+    </w:lvl>
+    <w:lvl w:ilvl="4" w:tentative="1">
+      <w:start w:val="1"/>
+      <w:numFmt w:val="bullet"/>
+      <w:lvlText w:val=""/>
+      <w:lvlJc w:val="left"/>
+      <w:pPr>
+        <w:tabs>
+          <w:tab w:val="num" w:pos="3600"/>
+        </w:tabs>
+        <w:ind w:left="3600" w:hanging="360"/>
+      </w:pPr>
+      <w:rPr>
+        <w:rFonts w:ascii="Wingdings" w:hAnsi="Wingdings" w:hint="default"/>
+        <w:sz w:val="20"/>
+      </w:rPr>
+    </w:lvl>
+    <w:lvl w:ilvl="5" w:tentative="1">
+      <w:start w:val="1"/>
+      <w:numFmt w:val="bullet"/>
+      <w:lvlText w:val=""/>
+      <w:lvlJc w:val="left"/>
+      <w:pPr>
+        <w:tabs>
+          <w:tab w:val="num" w:pos="4320"/>
+        </w:tabs>
+        <w:ind w:left="4320" w:hanging="360"/>
+      </w:pPr>
+      <w:rPr>
+        <w:rFonts w:ascii="Wingdings" w:hAnsi="Wingdings" w:hint="default"/>
+        <w:sz w:val="20"/>
+      </w:rPr>
+    </w:lvl>
+    <w:lvl w:ilvl="6" w:tentative="1">
+      <w:start w:val="1"/>
+      <w:numFmt w:val="bullet"/>
+      <w:lvlText w:val=""/>
+      <w:lvlJc w:val="left"/>
+      <w:pPr>
+        <w:tabs>
+          <w:tab w:val="num" w:pos="5040"/>
+        </w:tabs>
+        <w:ind w:left="5040" w:hanging="360"/>
+      </w:pPr>
+      <w:rPr>
+        <w:rFonts w:ascii="Wingdings" w:hAnsi="Wingdings" w:hint="default"/>
+        <w:sz w:val="20"/>
+      </w:rPr>
+    </w:lvl>
+    <w:lvl w:ilvl="7" w:tentative="1">
+      <w:start w:val="1"/>
+      <w:numFmt w:val="bullet"/>
+      <w:lvlText w:val=""/>
+      <w:lvlJc w:val="left"/>
+      <w:pPr>
+        <w:tabs>
+          <w:tab w:val="num" w:pos="5760"/>
+        </w:tabs>
+        <w:ind w:left="5760" w:hanging="360"/>
+      </w:pPr>
+      <w:rPr>
+        <w:rFonts w:ascii="Wingdings" w:hAnsi="Wingdings" w:hint="default"/>
+        <w:sz w:val="20"/>
+      </w:rPr>
+    </w:lvl>
+    <w:lvl w:ilvl="8" w:tentative="1">
+      <w:start w:val="1"/>
+      <w:numFmt w:val="bullet"/>
+      <w:lvlText w:val=""/>
+      <w:lvlJc w:val="left"/>
+      <w:pPr>
+        <w:tabs>
+          <w:tab w:val="num" w:pos="6480"/>
+        </w:tabs>
+        <w:ind w:left="6480" w:hanging="360"/>
+      </w:pPr>
+      <w:rPr>
+        <w:rFonts w:ascii="Wingdings" w:hAnsi="Wingdings" w:hint="default"/>
+        <w:sz w:val="20"/>
+      </w:rPr>
+    </w:lvl>
+  </w:abstractNum>
+  <w:abstractNum w:abstractNumId="52" w15:restartNumberingAfterBreak="0">
     <w:nsid w:val="518B0AF4"/>
     <w:multiLevelType w:val="multilevel"/>
     <w:tmpl w:val="E21A9B02"/>
@@ -8177,7 +8297,7 @@
       </w:rPr>
     </w:lvl>
   </w:abstractNum>
-  <w:abstractNum w:abstractNumId="51" w15:restartNumberingAfterBreak="0">
+  <w:abstractNum w:abstractNumId="53" w15:restartNumberingAfterBreak="0">
     <w:nsid w:val="554A2D8C"/>
     <w:multiLevelType w:val="multilevel"/>
     <w:tmpl w:val="030AEED4"/>
@@ -8326,7 +8446,7 @@
       </w:rPr>
     </w:lvl>
   </w:abstractNum>
-  <w:abstractNum w:abstractNumId="52" w15:restartNumberingAfterBreak="0">
+  <w:abstractNum w:abstractNumId="54" w15:restartNumberingAfterBreak="0">
     <w:nsid w:val="55E56A09"/>
     <w:multiLevelType w:val="multilevel"/>
     <w:tmpl w:val="42345B00"/>
@@ -8475,7 +8595,7 @@
       </w:rPr>
     </w:lvl>
   </w:abstractNum>
-  <w:abstractNum w:abstractNumId="53" w15:restartNumberingAfterBreak="0">
+  <w:abstractNum w:abstractNumId="55" w15:restartNumberingAfterBreak="0">
     <w:nsid w:val="561113B1"/>
     <w:multiLevelType w:val="multilevel"/>
     <w:tmpl w:val="5FB06F18"/>
@@ -8624,7 +8744,7 @@
       </w:rPr>
     </w:lvl>
   </w:abstractNum>
-  <w:abstractNum w:abstractNumId="54" w15:restartNumberingAfterBreak="0">
+  <w:abstractNum w:abstractNumId="56" w15:restartNumberingAfterBreak="0">
     <w:nsid w:val="565672AE"/>
     <w:multiLevelType w:val="multilevel"/>
     <w:tmpl w:val="9DB47B8A"/>
@@ -8773,7 +8893,7 @@
       </w:rPr>
     </w:lvl>
   </w:abstractNum>
-  <w:abstractNum w:abstractNumId="55" w15:restartNumberingAfterBreak="0">
+  <w:abstractNum w:abstractNumId="57" w15:restartNumberingAfterBreak="0">
     <w:nsid w:val="569C54B2"/>
     <w:multiLevelType w:val="multilevel"/>
     <w:tmpl w:val="EE7EE69A"/>
@@ -8922,7 +9042,7 @@
       </w:rPr>
     </w:lvl>
   </w:abstractNum>
-  <w:abstractNum w:abstractNumId="56" w15:restartNumberingAfterBreak="0">
+  <w:abstractNum w:abstractNumId="58" w15:restartNumberingAfterBreak="0">
     <w:nsid w:val="56F71075"/>
     <w:multiLevelType w:val="multilevel"/>
     <w:tmpl w:val="2952AC56"/>
@@ -9071,7 +9191,7 @@
       </w:rPr>
     </w:lvl>
   </w:abstractNum>
-  <w:abstractNum w:abstractNumId="57" w15:restartNumberingAfterBreak="0">
+  <w:abstractNum w:abstractNumId="59" w15:restartNumberingAfterBreak="0">
     <w:nsid w:val="57DB2464"/>
     <w:multiLevelType w:val="multilevel"/>
     <w:tmpl w:val="744AAF80"/>
@@ -9220,7 +9340,7 @@
       </w:rPr>
     </w:lvl>
   </w:abstractNum>
-  <w:abstractNum w:abstractNumId="58" w15:restartNumberingAfterBreak="0">
+  <w:abstractNum w:abstractNumId="60" w15:restartNumberingAfterBreak="0">
     <w:nsid w:val="584B7C1F"/>
     <w:multiLevelType w:val="multilevel"/>
     <w:tmpl w:val="0F28D7F4"/>
@@ -9369,7 +9489,7 @@
       </w:rPr>
     </w:lvl>
   </w:abstractNum>
-  <w:abstractNum w:abstractNumId="59" w15:restartNumberingAfterBreak="0">
+  <w:abstractNum w:abstractNumId="61" w15:restartNumberingAfterBreak="0">
     <w:nsid w:val="587A0CCD"/>
     <w:multiLevelType w:val="multilevel"/>
     <w:tmpl w:val="750CB344"/>
@@ -9518,7 +9638,7 @@
       </w:rPr>
     </w:lvl>
   </w:abstractNum>
-  <w:abstractNum w:abstractNumId="60" w15:restartNumberingAfterBreak="0">
+  <w:abstractNum w:abstractNumId="62" w15:restartNumberingAfterBreak="0">
     <w:nsid w:val="5918416D"/>
     <w:multiLevelType w:val="multilevel"/>
     <w:tmpl w:val="7160D344"/>
@@ -9667,7 +9787,7 @@
       </w:rPr>
     </w:lvl>
   </w:abstractNum>
-  <w:abstractNum w:abstractNumId="61" w15:restartNumberingAfterBreak="0">
+  <w:abstractNum w:abstractNumId="63" w15:restartNumberingAfterBreak="0">
     <w:nsid w:val="5ABA52A8"/>
     <w:multiLevelType w:val="multilevel"/>
     <w:tmpl w:val="91FE5CEA"/>
@@ -9816,7 +9936,7 @@
       </w:rPr>
     </w:lvl>
   </w:abstractNum>
-  <w:abstractNum w:abstractNumId="62" w15:restartNumberingAfterBreak="0">
+  <w:abstractNum w:abstractNumId="64" w15:restartNumberingAfterBreak="0">
     <w:nsid w:val="5AD277F9"/>
     <w:multiLevelType w:val="multilevel"/>
     <w:tmpl w:val="BE649556"/>
@@ -9965,7 +10085,7 @@
       </w:rPr>
     </w:lvl>
   </w:abstractNum>
-  <w:abstractNum w:abstractNumId="63" w15:restartNumberingAfterBreak="0">
+  <w:abstractNum w:abstractNumId="65" w15:restartNumberingAfterBreak="0">
     <w:nsid w:val="5BC6754C"/>
     <w:multiLevelType w:val="multilevel"/>
     <w:tmpl w:val="61C8A2DE"/>
@@ -10114,7 +10234,7 @@
       </w:rPr>
     </w:lvl>
   </w:abstractNum>
-  <w:abstractNum w:abstractNumId="64" w15:restartNumberingAfterBreak="0">
+  <w:abstractNum w:abstractNumId="66" w15:restartNumberingAfterBreak="0">
     <w:nsid w:val="5C590522"/>
     <w:multiLevelType w:val="multilevel"/>
     <w:tmpl w:val="21E6C334"/>
@@ -10263,7 +10383,7 @@
       </w:rPr>
     </w:lvl>
   </w:abstractNum>
-  <w:abstractNum w:abstractNumId="65" w15:restartNumberingAfterBreak="0">
+  <w:abstractNum w:abstractNumId="67" w15:restartNumberingAfterBreak="0">
     <w:nsid w:val="5F25507A"/>
     <w:multiLevelType w:val="multilevel"/>
     <w:tmpl w:val="577A4134"/>
@@ -10412,7 +10532,7 @@
       </w:rPr>
     </w:lvl>
   </w:abstractNum>
-  <w:abstractNum w:abstractNumId="66" w15:restartNumberingAfterBreak="0">
+  <w:abstractNum w:abstractNumId="68" w15:restartNumberingAfterBreak="0">
     <w:nsid w:val="610A18D6"/>
     <w:multiLevelType w:val="multilevel"/>
     <w:tmpl w:val="0C103A64"/>
@@ -10561,7 +10681,7 @@
       </w:rPr>
     </w:lvl>
   </w:abstractNum>
-  <w:abstractNum w:abstractNumId="67" w15:restartNumberingAfterBreak="0">
+  <w:abstractNum w:abstractNumId="69" w15:restartNumberingAfterBreak="0">
     <w:nsid w:val="622C70E0"/>
     <w:multiLevelType w:val="multilevel"/>
     <w:tmpl w:val="1AEE679E"/>
@@ -10710,7 +10830,7 @@
       </w:rPr>
     </w:lvl>
   </w:abstractNum>
-  <w:abstractNum w:abstractNumId="68" w15:restartNumberingAfterBreak="0">
+  <w:abstractNum w:abstractNumId="70" w15:restartNumberingAfterBreak="0">
     <w:nsid w:val="640E2F59"/>
     <w:multiLevelType w:val="multilevel"/>
     <w:tmpl w:val="26F4B2DE"/>
@@ -10859,7 +10979,7 @@
       </w:rPr>
     </w:lvl>
   </w:abstractNum>
-  <w:abstractNum w:abstractNumId="69" w15:restartNumberingAfterBreak="0">
+  <w:abstractNum w:abstractNumId="71" w15:restartNumberingAfterBreak="0">
     <w:nsid w:val="64706C61"/>
     <w:multiLevelType w:val="multilevel"/>
     <w:tmpl w:val="2AA095D8"/>
@@ -11008,7 +11128,7 @@
       </w:rPr>
     </w:lvl>
   </w:abstractNum>
-  <w:abstractNum w:abstractNumId="70" w15:restartNumberingAfterBreak="0">
+  <w:abstractNum w:abstractNumId="72" w15:restartNumberingAfterBreak="0">
     <w:nsid w:val="663131E0"/>
     <w:multiLevelType w:val="multilevel"/>
     <w:tmpl w:val="1E82DB90"/>
@@ -11157,7 +11277,7 @@
       </w:rPr>
     </w:lvl>
   </w:abstractNum>
-  <w:abstractNum w:abstractNumId="71" w15:restartNumberingAfterBreak="0">
+  <w:abstractNum w:abstractNumId="73" w15:restartNumberingAfterBreak="0">
     <w:nsid w:val="676E4319"/>
     <w:multiLevelType w:val="multilevel"/>
     <w:tmpl w:val="D38640E0"/>
@@ -11306,7 +11426,7 @@
       </w:rPr>
     </w:lvl>
   </w:abstractNum>
-  <w:abstractNum w:abstractNumId="72" w15:restartNumberingAfterBreak="0">
+  <w:abstractNum w:abstractNumId="74" w15:restartNumberingAfterBreak="0">
     <w:nsid w:val="67725B88"/>
     <w:multiLevelType w:val="multilevel"/>
     <w:tmpl w:val="660E9946"/>
@@ -11455,7 +11575,7 @@
       </w:rPr>
     </w:lvl>
   </w:abstractNum>
-  <w:abstractNum w:abstractNumId="73" w15:restartNumberingAfterBreak="0">
+  <w:abstractNum w:abstractNumId="75" w15:restartNumberingAfterBreak="0">
     <w:nsid w:val="6CDE4304"/>
     <w:multiLevelType w:val="multilevel"/>
     <w:tmpl w:val="442A8830"/>
@@ -11604,7 +11724,7 @@
       </w:rPr>
     </w:lvl>
   </w:abstractNum>
-  <w:abstractNum w:abstractNumId="74" w15:restartNumberingAfterBreak="0">
+  <w:abstractNum w:abstractNumId="76" w15:restartNumberingAfterBreak="0">
     <w:nsid w:val="6CED189A"/>
     <w:multiLevelType w:val="multilevel"/>
     <w:tmpl w:val="019E646A"/>
@@ -11753,7 +11873,7 @@
       </w:rPr>
     </w:lvl>
   </w:abstractNum>
-  <w:abstractNum w:abstractNumId="75" w15:restartNumberingAfterBreak="0">
+  <w:abstractNum w:abstractNumId="77" w15:restartNumberingAfterBreak="0">
     <w:nsid w:val="6D982CB9"/>
     <w:multiLevelType w:val="multilevel"/>
     <w:tmpl w:val="EFA65B1E"/>
@@ -11902,7 +12022,7 @@
       </w:rPr>
     </w:lvl>
   </w:abstractNum>
-  <w:abstractNum w:abstractNumId="76" w15:restartNumberingAfterBreak="0">
+  <w:abstractNum w:abstractNumId="78" w15:restartNumberingAfterBreak="0">
     <w:nsid w:val="6FAC686D"/>
     <w:multiLevelType w:val="multilevel"/>
     <w:tmpl w:val="F7CCE078"/>
@@ -12051,7 +12171,7 @@
       </w:rPr>
     </w:lvl>
   </w:abstractNum>
-  <w:abstractNum w:abstractNumId="77" w15:restartNumberingAfterBreak="0">
+  <w:abstractNum w:abstractNumId="79" w15:restartNumberingAfterBreak="0">
     <w:nsid w:val="70427236"/>
     <w:multiLevelType w:val="multilevel"/>
     <w:tmpl w:val="834A0EA4"/>
@@ -12200,7 +12320,7 @@
       </w:rPr>
     </w:lvl>
   </w:abstractNum>
-  <w:abstractNum w:abstractNumId="78" w15:restartNumberingAfterBreak="0">
+  <w:abstractNum w:abstractNumId="80" w15:restartNumberingAfterBreak="0">
     <w:nsid w:val="72987028"/>
     <w:multiLevelType w:val="multilevel"/>
     <w:tmpl w:val="0B8AE7E8"/>
@@ -12349,7 +12469,7 @@
       </w:rPr>
     </w:lvl>
   </w:abstractNum>
-  <w:abstractNum w:abstractNumId="79" w15:restartNumberingAfterBreak="0">
+  <w:abstractNum w:abstractNumId="81" w15:restartNumberingAfterBreak="0">
     <w:nsid w:val="74995DA1"/>
     <w:multiLevelType w:val="multilevel"/>
     <w:tmpl w:val="47E69886"/>
@@ -12498,7 +12618,7 @@
       </w:rPr>
     </w:lvl>
   </w:abstractNum>
-  <w:abstractNum w:abstractNumId="80" w15:restartNumberingAfterBreak="0">
+  <w:abstractNum w:abstractNumId="82" w15:restartNumberingAfterBreak="0">
     <w:nsid w:val="75133277"/>
     <w:multiLevelType w:val="multilevel"/>
     <w:tmpl w:val="98A67D76"/>
@@ -12647,7 +12767,7 @@
       </w:rPr>
     </w:lvl>
   </w:abstractNum>
-  <w:abstractNum w:abstractNumId="81" w15:restartNumberingAfterBreak="0">
+  <w:abstractNum w:abstractNumId="83" w15:restartNumberingAfterBreak="0">
     <w:nsid w:val="75145F1E"/>
     <w:multiLevelType w:val="multilevel"/>
     <w:tmpl w:val="A9F0EEDE"/>
@@ -12796,7 +12916,7 @@
       </w:rPr>
     </w:lvl>
   </w:abstractNum>
-  <w:abstractNum w:abstractNumId="82" w15:restartNumberingAfterBreak="0">
+  <w:abstractNum w:abstractNumId="84" w15:restartNumberingAfterBreak="0">
     <w:nsid w:val="77780210"/>
     <w:multiLevelType w:val="multilevel"/>
     <w:tmpl w:val="9AB6D36A"/>
@@ -12945,7 +13065,7 @@
       </w:rPr>
     </w:lvl>
   </w:abstractNum>
-  <w:abstractNum w:abstractNumId="83" w15:restartNumberingAfterBreak="0">
+  <w:abstractNum w:abstractNumId="85" w15:restartNumberingAfterBreak="0">
     <w:nsid w:val="77F70E72"/>
     <w:multiLevelType w:val="multilevel"/>
     <w:tmpl w:val="CA4A179E"/>
@@ -13094,7 +13214,7 @@
       </w:rPr>
     </w:lvl>
   </w:abstractNum>
-  <w:abstractNum w:abstractNumId="84" w15:restartNumberingAfterBreak="0">
+  <w:abstractNum w:abstractNumId="86" w15:restartNumberingAfterBreak="0">
     <w:nsid w:val="78AF3623"/>
     <w:multiLevelType w:val="multilevel"/>
     <w:tmpl w:val="10EA459E"/>
@@ -13243,7 +13363,7 @@
       </w:rPr>
     </w:lvl>
   </w:abstractNum>
-  <w:abstractNum w:abstractNumId="85" w15:restartNumberingAfterBreak="0">
+  <w:abstractNum w:abstractNumId="87" w15:restartNumberingAfterBreak="0">
     <w:nsid w:val="79075D66"/>
     <w:multiLevelType w:val="multilevel"/>
     <w:tmpl w:val="DAA2F8BE"/>
@@ -13392,7 +13512,7 @@
       </w:rPr>
     </w:lvl>
   </w:abstractNum>
-  <w:abstractNum w:abstractNumId="86" w15:restartNumberingAfterBreak="0">
+  <w:abstractNum w:abstractNumId="88" w15:restartNumberingAfterBreak="0">
     <w:nsid w:val="79BB5CE8"/>
     <w:multiLevelType w:val="multilevel"/>
     <w:tmpl w:val="EDFC70D6"/>
@@ -13541,7 +13661,7 @@
       </w:rPr>
     </w:lvl>
   </w:abstractNum>
-  <w:abstractNum w:abstractNumId="87" w15:restartNumberingAfterBreak="0">
+  <w:abstractNum w:abstractNumId="89" w15:restartNumberingAfterBreak="0">
     <w:nsid w:val="7B2751C4"/>
     <w:multiLevelType w:val="multilevel"/>
     <w:tmpl w:val="4412CEC4"/>
@@ -13690,7 +13810,7 @@
       </w:rPr>
     </w:lvl>
   </w:abstractNum>
-  <w:abstractNum w:abstractNumId="88" w15:restartNumberingAfterBreak="0">
+  <w:abstractNum w:abstractNumId="90" w15:restartNumberingAfterBreak="0">
     <w:nsid w:val="7BAF4D94"/>
     <w:multiLevelType w:val="multilevel"/>
     <w:tmpl w:val="BDB8BFAA"/>
@@ -13839,7 +13959,7 @@
       </w:rPr>
     </w:lvl>
   </w:abstractNum>
-  <w:abstractNum w:abstractNumId="89" w15:restartNumberingAfterBreak="0">
+  <w:abstractNum w:abstractNumId="91" w15:restartNumberingAfterBreak="0">
     <w:nsid w:val="7D9F223B"/>
     <w:multiLevelType w:val="multilevel"/>
     <w:tmpl w:val="D3A62574"/>
@@ -13989,58 +14109,58 @@
     </w:lvl>
   </w:abstractNum>
   <w:num w:numId="1" w16cid:durableId="1677997995">
-    <w:abstractNumId w:val="19"/>
+    <w:abstractNumId w:val="20"/>
   </w:num>
   <w:num w:numId="2" w16cid:durableId="2051149805">
     <w:abstractNumId w:val="3"/>
   </w:num>
   <w:num w:numId="3" w16cid:durableId="1233933601">
-    <w:abstractNumId w:val="47"/>
+    <w:abstractNumId w:val="48"/>
   </w:num>
   <w:num w:numId="4" w16cid:durableId="500435007">
     <w:abstractNumId w:val="9"/>
   </w:num>
   <w:num w:numId="5" w16cid:durableId="1033847455">
-    <w:abstractNumId w:val="83"/>
+    <w:abstractNumId w:val="85"/>
   </w:num>
   <w:num w:numId="6" w16cid:durableId="267081670">
-    <w:abstractNumId w:val="18"/>
+    <w:abstractNumId w:val="19"/>
   </w:num>
   <w:num w:numId="7" w16cid:durableId="1769304624">
     <w:abstractNumId w:val="6"/>
   </w:num>
   <w:num w:numId="8" w16cid:durableId="1135759933">
-    <w:abstractNumId w:val="62"/>
+    <w:abstractNumId w:val="64"/>
   </w:num>
   <w:num w:numId="9" w16cid:durableId="442268721">
-    <w:abstractNumId w:val="44"/>
+    <w:abstractNumId w:val="45"/>
   </w:num>
   <w:num w:numId="10" w16cid:durableId="691494407">
-    <w:abstractNumId w:val="42"/>
+    <w:abstractNumId w:val="43"/>
   </w:num>
   <w:num w:numId="11" w16cid:durableId="1705208919">
-    <w:abstractNumId w:val="43"/>
+    <w:abstractNumId w:val="44"/>
   </w:num>
   <w:num w:numId="12" w16cid:durableId="401762157">
     <w:abstractNumId w:val="11"/>
   </w:num>
   <w:num w:numId="13" w16cid:durableId="967707405">
-    <w:abstractNumId w:val="40"/>
+    <w:abstractNumId w:val="41"/>
   </w:num>
   <w:num w:numId="14" w16cid:durableId="2070766778">
-    <w:abstractNumId w:val="31"/>
+    <w:abstractNumId w:val="32"/>
   </w:num>
   <w:num w:numId="15" w16cid:durableId="716323964">
-    <w:abstractNumId w:val="23"/>
+    <w:abstractNumId w:val="24"/>
   </w:num>
   <w:num w:numId="16" w16cid:durableId="748966896">
-    <w:abstractNumId w:val="21"/>
+    <w:abstractNumId w:val="22"/>
   </w:num>
   <w:num w:numId="17" w16cid:durableId="1612980622">
-    <w:abstractNumId w:val="70"/>
+    <w:abstractNumId w:val="72"/>
   </w:num>
   <w:num w:numId="18" w16cid:durableId="2093504055">
-    <w:abstractNumId w:val="75"/>
+    <w:abstractNumId w:val="77"/>
   </w:num>
   <w:num w:numId="19" w16cid:durableId="344942916">
     <w:abstractNumId w:val="16"/>
@@ -14049,214 +14169,220 @@
     <w:abstractNumId w:val="10"/>
   </w:num>
   <w:num w:numId="21" w16cid:durableId="1645238814">
-    <w:abstractNumId w:val="46"/>
+    <w:abstractNumId w:val="47"/>
   </w:num>
   <w:num w:numId="22" w16cid:durableId="1129937329">
     <w:abstractNumId w:val="5"/>
   </w:num>
   <w:num w:numId="23" w16cid:durableId="1723820948">
-    <w:abstractNumId w:val="51"/>
+    <w:abstractNumId w:val="53"/>
   </w:num>
   <w:num w:numId="24" w16cid:durableId="837844535">
-    <w:abstractNumId w:val="71"/>
+    <w:abstractNumId w:val="73"/>
   </w:num>
   <w:num w:numId="25" w16cid:durableId="1206138890">
-    <w:abstractNumId w:val="36"/>
+    <w:abstractNumId w:val="37"/>
   </w:num>
   <w:num w:numId="26" w16cid:durableId="1390418193">
     <w:abstractNumId w:val="15"/>
   </w:num>
   <w:num w:numId="27" w16cid:durableId="728844960">
-    <w:abstractNumId w:val="60"/>
+    <w:abstractNumId w:val="62"/>
   </w:num>
   <w:num w:numId="28" w16cid:durableId="2125732567">
-    <w:abstractNumId w:val="27"/>
+    <w:abstractNumId w:val="28"/>
   </w:num>
   <w:num w:numId="29" w16cid:durableId="1090812348">
-    <w:abstractNumId w:val="29"/>
+    <w:abstractNumId w:val="30"/>
   </w:num>
   <w:num w:numId="30" w16cid:durableId="296447531">
-    <w:abstractNumId w:val="77"/>
+    <w:abstractNumId w:val="79"/>
   </w:num>
   <w:num w:numId="31" w16cid:durableId="1884710918">
-    <w:abstractNumId w:val="76"/>
+    <w:abstractNumId w:val="78"/>
   </w:num>
   <w:num w:numId="32" w16cid:durableId="234828197">
-    <w:abstractNumId w:val="73"/>
+    <w:abstractNumId w:val="75"/>
   </w:num>
   <w:num w:numId="33" w16cid:durableId="1187061975">
-    <w:abstractNumId w:val="80"/>
+    <w:abstractNumId w:val="82"/>
   </w:num>
   <w:num w:numId="34" w16cid:durableId="1541361364">
     <w:abstractNumId w:val="13"/>
   </w:num>
   <w:num w:numId="35" w16cid:durableId="469323940">
-    <w:abstractNumId w:val="55"/>
+    <w:abstractNumId w:val="57"/>
   </w:num>
   <w:num w:numId="36" w16cid:durableId="171921766">
-    <w:abstractNumId w:val="64"/>
+    <w:abstractNumId w:val="66"/>
   </w:num>
   <w:num w:numId="37" w16cid:durableId="698353443">
-    <w:abstractNumId w:val="88"/>
+    <w:abstractNumId w:val="90"/>
   </w:num>
   <w:num w:numId="38" w16cid:durableId="1940941360">
     <w:abstractNumId w:val="4"/>
   </w:num>
   <w:num w:numId="39" w16cid:durableId="116679975">
-    <w:abstractNumId w:val="41"/>
+    <w:abstractNumId w:val="42"/>
   </w:num>
   <w:num w:numId="40" w16cid:durableId="1714963468">
-    <w:abstractNumId w:val="65"/>
+    <w:abstractNumId w:val="67"/>
   </w:num>
   <w:num w:numId="41" w16cid:durableId="1018429896">
-    <w:abstractNumId w:val="81"/>
+    <w:abstractNumId w:val="83"/>
   </w:num>
   <w:num w:numId="42" w16cid:durableId="941061820">
     <w:abstractNumId w:val="1"/>
   </w:num>
   <w:num w:numId="43" w16cid:durableId="726339675">
-    <w:abstractNumId w:val="34"/>
+    <w:abstractNumId w:val="35"/>
   </w:num>
   <w:num w:numId="44" w16cid:durableId="348455922">
-    <w:abstractNumId w:val="32"/>
+    <w:abstractNumId w:val="33"/>
   </w:num>
   <w:num w:numId="45" w16cid:durableId="1999069253">
-    <w:abstractNumId w:val="87"/>
+    <w:abstractNumId w:val="89"/>
   </w:num>
   <w:num w:numId="46" w16cid:durableId="1969966184">
     <w:abstractNumId w:val="8"/>
   </w:num>
   <w:num w:numId="47" w16cid:durableId="781874132">
-    <w:abstractNumId w:val="49"/>
+    <w:abstractNumId w:val="50"/>
   </w:num>
   <w:num w:numId="48" w16cid:durableId="357778884">
-    <w:abstractNumId w:val="69"/>
+    <w:abstractNumId w:val="71"/>
   </w:num>
   <w:num w:numId="49" w16cid:durableId="1508203898">
-    <w:abstractNumId w:val="74"/>
+    <w:abstractNumId w:val="76"/>
   </w:num>
   <w:num w:numId="50" w16cid:durableId="1682318083">
-    <w:abstractNumId w:val="54"/>
+    <w:abstractNumId w:val="56"/>
   </w:num>
   <w:num w:numId="51" w16cid:durableId="1708262490">
     <w:abstractNumId w:val="2"/>
   </w:num>
   <w:num w:numId="52" w16cid:durableId="33585703">
-    <w:abstractNumId w:val="28"/>
+    <w:abstractNumId w:val="29"/>
   </w:num>
   <w:num w:numId="53" w16cid:durableId="1614706232">
-    <w:abstractNumId w:val="63"/>
+    <w:abstractNumId w:val="65"/>
   </w:num>
   <w:num w:numId="54" w16cid:durableId="1594314839">
-    <w:abstractNumId w:val="22"/>
+    <w:abstractNumId w:val="23"/>
   </w:num>
   <w:num w:numId="55" w16cid:durableId="1526674347">
-    <w:abstractNumId w:val="79"/>
+    <w:abstractNumId w:val="81"/>
   </w:num>
   <w:num w:numId="56" w16cid:durableId="814222603">
-    <w:abstractNumId w:val="66"/>
+    <w:abstractNumId w:val="68"/>
   </w:num>
   <w:num w:numId="57" w16cid:durableId="1449931854">
+    <w:abstractNumId w:val="54"/>
+  </w:num>
+  <w:num w:numId="58" w16cid:durableId="173110024">
     <w:abstractNumId w:val="52"/>
   </w:num>
-  <w:num w:numId="58" w16cid:durableId="173110024">
-    <w:abstractNumId w:val="50"/>
-  </w:num>
   <w:num w:numId="59" w16cid:durableId="1933391554">
-    <w:abstractNumId w:val="39"/>
+    <w:abstractNumId w:val="40"/>
   </w:num>
   <w:num w:numId="60" w16cid:durableId="659770676">
-    <w:abstractNumId w:val="78"/>
+    <w:abstractNumId w:val="80"/>
   </w:num>
   <w:num w:numId="61" w16cid:durableId="987126490">
-    <w:abstractNumId w:val="37"/>
+    <w:abstractNumId w:val="38"/>
   </w:num>
   <w:num w:numId="62" w16cid:durableId="2072000942">
-    <w:abstractNumId w:val="17"/>
+    <w:abstractNumId w:val="18"/>
   </w:num>
   <w:num w:numId="63" w16cid:durableId="1637449647">
-    <w:abstractNumId w:val="35"/>
+    <w:abstractNumId w:val="36"/>
   </w:num>
   <w:num w:numId="64" w16cid:durableId="1111509654">
-    <w:abstractNumId w:val="24"/>
+    <w:abstractNumId w:val="25"/>
   </w:num>
   <w:num w:numId="65" w16cid:durableId="1154025284">
-    <w:abstractNumId w:val="68"/>
+    <w:abstractNumId w:val="70"/>
   </w:num>
   <w:num w:numId="66" w16cid:durableId="636229318">
-    <w:abstractNumId w:val="84"/>
+    <w:abstractNumId w:val="86"/>
   </w:num>
   <w:num w:numId="67" w16cid:durableId="1298336313">
-    <w:abstractNumId w:val="67"/>
+    <w:abstractNumId w:val="69"/>
   </w:num>
   <w:num w:numId="68" w16cid:durableId="1780643681">
-    <w:abstractNumId w:val="56"/>
+    <w:abstractNumId w:val="58"/>
   </w:num>
   <w:num w:numId="69" w16cid:durableId="897321311">
     <w:abstractNumId w:val="14"/>
   </w:num>
   <w:num w:numId="70" w16cid:durableId="129985987">
-    <w:abstractNumId w:val="33"/>
+    <w:abstractNumId w:val="34"/>
   </w:num>
   <w:num w:numId="71" w16cid:durableId="225920747">
     <w:abstractNumId w:val="0"/>
   </w:num>
   <w:num w:numId="72" w16cid:durableId="193422590">
-    <w:abstractNumId w:val="85"/>
+    <w:abstractNumId w:val="87"/>
   </w:num>
   <w:num w:numId="73" w16cid:durableId="1538079356">
     <w:abstractNumId w:val="7"/>
   </w:num>
   <w:num w:numId="74" w16cid:durableId="1570772970">
+    <w:abstractNumId w:val="61"/>
+  </w:num>
+  <w:num w:numId="75" w16cid:durableId="939339658">
     <w:abstractNumId w:val="59"/>
   </w:num>
-  <w:num w:numId="75" w16cid:durableId="939339658">
-    <w:abstractNumId w:val="57"/>
-  </w:num>
   <w:num w:numId="76" w16cid:durableId="247924988">
-    <w:abstractNumId w:val="82"/>
+    <w:abstractNumId w:val="84"/>
   </w:num>
   <w:num w:numId="77" w16cid:durableId="1729180216">
-    <w:abstractNumId w:val="20"/>
+    <w:abstractNumId w:val="21"/>
   </w:num>
   <w:num w:numId="78" w16cid:durableId="44567889">
-    <w:abstractNumId w:val="61"/>
+    <w:abstractNumId w:val="63"/>
   </w:num>
   <w:num w:numId="79" w16cid:durableId="764571186">
-    <w:abstractNumId w:val="86"/>
+    <w:abstractNumId w:val="88"/>
   </w:num>
   <w:num w:numId="80" w16cid:durableId="1858347991">
-    <w:abstractNumId w:val="38"/>
+    <w:abstractNumId w:val="39"/>
   </w:num>
   <w:num w:numId="81" w16cid:durableId="1245643883">
-    <w:abstractNumId w:val="48"/>
+    <w:abstractNumId w:val="49"/>
   </w:num>
   <w:num w:numId="82" w16cid:durableId="1252928820">
+    <w:abstractNumId w:val="27"/>
+  </w:num>
+  <w:num w:numId="83" w16cid:durableId="1396273051">
     <w:abstractNumId w:val="26"/>
   </w:num>
-  <w:num w:numId="83" w16cid:durableId="1396273051">
-    <w:abstractNumId w:val="25"/>
-  </w:num>
   <w:num w:numId="84" w16cid:durableId="1608194036">
-    <w:abstractNumId w:val="72"/>
+    <w:abstractNumId w:val="74"/>
   </w:num>
   <w:num w:numId="85" w16cid:durableId="598638423">
-    <w:abstractNumId w:val="53"/>
+    <w:abstractNumId w:val="55"/>
   </w:num>
   <w:num w:numId="86" w16cid:durableId="606155975">
-    <w:abstractNumId w:val="89"/>
+    <w:abstractNumId w:val="91"/>
   </w:num>
   <w:num w:numId="87" w16cid:durableId="695470575">
-    <w:abstractNumId w:val="58"/>
+    <w:abstractNumId w:val="60"/>
   </w:num>
   <w:num w:numId="88" w16cid:durableId="1400984171">
-    <w:abstractNumId w:val="45"/>
+    <w:abstractNumId w:val="46"/>
   </w:num>
   <w:num w:numId="89" w16cid:durableId="1548568754">
-    <w:abstractNumId w:val="30"/>
+    <w:abstractNumId w:val="31"/>
   </w:num>
   <w:num w:numId="90" w16cid:durableId="1185821287">
     <w:abstractNumId w:val="12"/>
+  </w:num>
+  <w:num w:numId="91" w16cid:durableId="1365911035">
+    <w:abstractNumId w:val="17"/>
+  </w:num>
+  <w:num w:numId="92" w16cid:durableId="1167525099">
+    <w:abstractNumId w:val="51"/>
   </w:num>
 </w:numbering>
 </file>

--- a/data/Market_Read_quarterly.docx
+++ b/data/Market_Read_quarterly.docx
@@ -14,7 +14,7 @@
           <w:b/>
           <w:bCs/>
         </w:rPr>
-        <w:t>Quarterly Market Read: November 07, 2025</w:t>
+        <w:t>Quarterly Market Read: November 10, 2025</w:t>
       </w:r>
     </w:p>
     <w:p>
@@ -36,7 +36,7 @@
       <w:pPr>
         <w:numPr>
           <w:ilvl w:val="0"/>
-          <w:numId w:val="91"/>
+          <w:numId w:val="93"/>
         </w:numPr>
         <w:rPr>
           <w:b/>
@@ -48,14 +48,14 @@
           <w:b/>
           <w:bCs/>
         </w:rPr>
-        <w:t>Breadth: 42.8% of names are positive.</w:t>
+        <w:t>Breadth: 46.6% of names are positive.</w:t>
       </w:r>
     </w:p>
     <w:p>
       <w:pPr>
         <w:numPr>
           <w:ilvl w:val="0"/>
-          <w:numId w:val="91"/>
+          <w:numId w:val="93"/>
         </w:numPr>
         <w:rPr>
           <w:b/>
@@ -67,14 +67,14 @@
           <w:b/>
           <w:bCs/>
         </w:rPr>
-        <w:t>Information Technology: firm (avg +1.33%).</w:t>
+        <w:t>Information Technology: leading (avg +3.09%).</w:t>
       </w:r>
     </w:p>
     <w:p>
       <w:pPr>
         <w:numPr>
           <w:ilvl w:val="0"/>
-          <w:numId w:val="91"/>
+          <w:numId w:val="93"/>
         </w:numPr>
         <w:rPr>
           <w:b/>
@@ -86,14 +86,14 @@
           <w:b/>
           <w:bCs/>
         </w:rPr>
-        <w:t>Industrials: soft (avg -1.26%).</w:t>
+        <w:t>Industrials: soft (avg -0.92%).</w:t>
       </w:r>
     </w:p>
     <w:p>
       <w:pPr>
         <w:numPr>
           <w:ilvl w:val="0"/>
-          <w:numId w:val="91"/>
+          <w:numId w:val="93"/>
         </w:numPr>
         <w:rPr>
           <w:b/>
@@ -105,14 +105,14 @@
           <w:b/>
           <w:bCs/>
         </w:rPr>
-        <w:t>Consumer Staples: soft (avg -2.21%).</w:t>
+        <w:t>Consumer Staples: soft (avg -2.44%).</w:t>
       </w:r>
     </w:p>
     <w:p>
       <w:pPr>
         <w:numPr>
           <w:ilvl w:val="0"/>
-          <w:numId w:val="91"/>
+          <w:numId w:val="93"/>
         </w:numPr>
         <w:rPr>
           <w:b/>
@@ -124,14 +124,14 @@
           <w:b/>
           <w:bCs/>
         </w:rPr>
-        <w:t>Consumer Discretionary: heavy (avg -5.04%).</w:t>
+        <w:t>Consumer Discretionary: heavy (avg -4.50%).</w:t>
       </w:r>
     </w:p>
     <w:p>
       <w:pPr>
         <w:numPr>
           <w:ilvl w:val="0"/>
-          <w:numId w:val="91"/>
+          <w:numId w:val="93"/>
         </w:numPr>
         <w:rPr>
           <w:b/>
@@ -143,14 +143,14 @@
           <w:b/>
           <w:bCs/>
         </w:rPr>
-        <w:t>Financials: heavy (avg -3.42%).</w:t>
+        <w:t>Financials: lagging (avg -2.96%).</w:t>
       </w:r>
     </w:p>
     <w:p>
       <w:pPr>
         <w:numPr>
           <w:ilvl w:val="0"/>
-          <w:numId w:val="91"/>
+          <w:numId w:val="93"/>
         </w:numPr>
         <w:rPr>
           <w:b/>
@@ -162,14 +162,14 @@
           <w:b/>
           <w:bCs/>
         </w:rPr>
-        <w:t>Utilities: firm (avg +1.69%).</w:t>
+        <w:t>Utilities: firm (avg +1.56%).</w:t>
       </w:r>
     </w:p>
     <w:p>
       <w:pPr>
         <w:numPr>
           <w:ilvl w:val="0"/>
-          <w:numId w:val="91"/>
+          <w:numId w:val="93"/>
         </w:numPr>
         <w:rPr>
           <w:b/>
@@ -181,14 +181,14 @@
           <w:b/>
           <w:bCs/>
         </w:rPr>
-        <w:t>Real Estate: heavy (avg -4.24%).</w:t>
+        <w:t>Real Estate: heavy (avg -4.46%).</w:t>
       </w:r>
     </w:p>
     <w:p>
       <w:pPr>
         <w:numPr>
           <w:ilvl w:val="0"/>
-          <w:numId w:val="91"/>
+          <w:numId w:val="93"/>
         </w:numPr>
         <w:rPr>
           <w:b/>
@@ -200,14 +200,14 @@
           <w:b/>
           <w:bCs/>
         </w:rPr>
-        <w:t>Materials: heavy (avg -5.68%).</w:t>
+        <w:t>Materials: heavy (avg -4.97%).</w:t>
       </w:r>
     </w:p>
     <w:p>
       <w:pPr>
         <w:numPr>
           <w:ilvl w:val="0"/>
-          <w:numId w:val="91"/>
+          <w:numId w:val="93"/>
         </w:numPr>
         <w:rPr>
           <w:b/>
@@ -219,14 +219,14 @@
           <w:b/>
           <w:bCs/>
         </w:rPr>
-        <w:t>Energy: flat (avg +0.34%).</w:t>
+        <w:t>Energy: firm (avg +1.33%).</w:t>
       </w:r>
     </w:p>
     <w:p>
       <w:pPr>
         <w:numPr>
           <w:ilvl w:val="0"/>
-          <w:numId w:val="91"/>
+          <w:numId w:val="93"/>
         </w:numPr>
         <w:rPr>
           <w:b/>
@@ -238,14 +238,14 @@
           <w:b/>
           <w:bCs/>
         </w:rPr>
-        <w:t>Health Care: leading (avg +3.55%).</w:t>
+        <w:t>Health Care: leading (avg +3.59%).</w:t>
       </w:r>
     </w:p>
     <w:p>
       <w:pPr>
         <w:numPr>
           <w:ilvl w:val="0"/>
-          <w:numId w:val="91"/>
+          <w:numId w:val="93"/>
         </w:numPr>
         <w:rPr>
           <w:b/>
@@ -257,7 +257,7 @@
           <w:b/>
           <w:bCs/>
         </w:rPr>
-        <w:t>Communication Services: heavy (avg -8.04%).</w:t>
+        <w:t>Communication Services: heavy (avg -7.54%).</w:t>
       </w:r>
     </w:p>
     <w:p>
@@ -279,7 +279,7 @@
       <w:pPr>
         <w:numPr>
           <w:ilvl w:val="0"/>
-          <w:numId w:val="92"/>
+          <w:numId w:val="94"/>
         </w:numPr>
         <w:rPr>
           <w:b/>
@@ -291,14 +291,14 @@
           <w:b/>
           <w:bCs/>
         </w:rPr>
-        <w:t>Gold: bid (+3.61%)</w:t>
+        <w:t>Gold: bid (+6.44%)</w:t>
       </w:r>
     </w:p>
     <w:p>
       <w:pPr>
         <w:numPr>
           <w:ilvl w:val="0"/>
-          <w:numId w:val="92"/>
+          <w:numId w:val="94"/>
         </w:numPr>
         <w:rPr>
           <w:b/>
@@ -310,14 +310,14 @@
           <w:b/>
           <w:bCs/>
         </w:rPr>
-        <w:t>USD: firm (+2.36%)</w:t>
+        <w:t>USD: firm (+2.44%)</w:t>
       </w:r>
     </w:p>
     <w:p>
       <w:pPr>
         <w:numPr>
           <w:ilvl w:val="0"/>
-          <w:numId w:val="92"/>
+          <w:numId w:val="94"/>
         </w:numPr>
         <w:rPr>
           <w:b/>
@@ -329,14 +329,14 @@
           <w:b/>
           <w:bCs/>
         </w:rPr>
-        <w:t>Yields: falling (-1.13%)</w:t>
+        <w:t>Yields: falling (-0.71%)</w:t>
       </w:r>
     </w:p>
     <w:p>
       <w:pPr>
         <w:numPr>
           <w:ilvl w:val="0"/>
-          <w:numId w:val="92"/>
+          <w:numId w:val="94"/>
         </w:numPr>
         <w:rPr>
           <w:b/>
@@ -348,14 +348,14 @@
           <w:b/>
           <w:bCs/>
         </w:rPr>
-        <w:t>Bonds: soft (-0.31%)</w:t>
+        <w:t>Bonds: soft (-0.28%)</w:t>
       </w:r>
     </w:p>
     <w:p>
       <w:pPr>
         <w:numPr>
           <w:ilvl w:val="0"/>
-          <w:numId w:val="92"/>
+          <w:numId w:val="94"/>
         </w:numPr>
         <w:rPr>
           <w:b/>
@@ -368,7 +368,7 @@
           <w:bCs/>
         </w:rPr>
         <w:lastRenderedPageBreak/>
-        <w:t>Energy Complex (USO, UNG): firm (+1.68%)</w:t>
+        <w:t>Energy Complex (USO, UNG): firm (+2.53%)</w:t>
       </w:r>
     </w:p>
     <w:p>
@@ -383,7 +383,7 @@
           <w:b/>
           <w:bCs/>
         </w:rPr>
-        <w:t>Bottom line: Market breadth remains weak with fewer than half of names positive. Leadership continues to rest in Health Care, Utilities, and Technology, while Consumer Discretionary, Financials, Materials, and Communication Services drag the tape lower. The macro picture — gold bid, USD firm, yields falling, bonds soft, and the energy complex firm — reflects a mixed market environment where investors are navigating slowing growth with lingering inflation, favoring defensives and hard assets over growth and cyclicals.</w:t>
+        <w:t>Bottom line: Market breadth has improved slightly, with just under half of names positive. Leadership remains concentrated in Health Care, Technology, and Energy, while Discretionary, Communication Services, and Materials lag sharply. Macro posture — gold bid, USD firm, yields falling, bonds soft, and the energy complex firm — reflects a market pricing in slower growth with lingering inflationary pressures, a setup favoring defensive and commodity-linked assets while growth and rate-sensitive areas continue to struggle.</w:t>
       </w:r>
     </w:p>
     <w:p/>
@@ -3232,6 +3232,155 @@
     </w:lvl>
   </w:abstractNum>
   <w:abstractNum w:abstractNumId="19" w15:restartNumberingAfterBreak="0">
+    <w:nsid w:val="1ABC615A"/>
+    <w:multiLevelType w:val="multilevel"/>
+    <w:tmpl w:val="0E3EB77C"/>
+    <w:lvl w:ilvl="0">
+      <w:start w:val="1"/>
+      <w:numFmt w:val="bullet"/>
+      <w:lvlText w:val=""/>
+      <w:lvlJc w:val="left"/>
+      <w:pPr>
+        <w:tabs>
+          <w:tab w:val="num" w:pos="720"/>
+        </w:tabs>
+        <w:ind w:left="720" w:hanging="360"/>
+      </w:pPr>
+      <w:rPr>
+        <w:rFonts w:ascii="Symbol" w:hAnsi="Symbol" w:hint="default"/>
+        <w:sz w:val="20"/>
+      </w:rPr>
+    </w:lvl>
+    <w:lvl w:ilvl="1" w:tentative="1">
+      <w:start w:val="1"/>
+      <w:numFmt w:val="bullet"/>
+      <w:lvlText w:val="o"/>
+      <w:lvlJc w:val="left"/>
+      <w:pPr>
+        <w:tabs>
+          <w:tab w:val="num" w:pos="1440"/>
+        </w:tabs>
+        <w:ind w:left="1440" w:hanging="360"/>
+      </w:pPr>
+      <w:rPr>
+        <w:rFonts w:ascii="Courier New" w:hAnsi="Courier New" w:hint="default"/>
+        <w:sz w:val="20"/>
+      </w:rPr>
+    </w:lvl>
+    <w:lvl w:ilvl="2" w:tentative="1">
+      <w:start w:val="1"/>
+      <w:numFmt w:val="bullet"/>
+      <w:lvlText w:val=""/>
+      <w:lvlJc w:val="left"/>
+      <w:pPr>
+        <w:tabs>
+          <w:tab w:val="num" w:pos="2160"/>
+        </w:tabs>
+        <w:ind w:left="2160" w:hanging="360"/>
+      </w:pPr>
+      <w:rPr>
+        <w:rFonts w:ascii="Wingdings" w:hAnsi="Wingdings" w:hint="default"/>
+        <w:sz w:val="20"/>
+      </w:rPr>
+    </w:lvl>
+    <w:lvl w:ilvl="3" w:tentative="1">
+      <w:start w:val="1"/>
+      <w:numFmt w:val="bullet"/>
+      <w:lvlText w:val=""/>
+      <w:lvlJc w:val="left"/>
+      <w:pPr>
+        <w:tabs>
+          <w:tab w:val="num" w:pos="2880"/>
+        </w:tabs>
+        <w:ind w:left="2880" w:hanging="360"/>
+      </w:pPr>
+      <w:rPr>
+        <w:rFonts w:ascii="Wingdings" w:hAnsi="Wingdings" w:hint="default"/>
+        <w:sz w:val="20"/>
+      </w:rPr>
+    </w:lvl>
+    <w:lvl w:ilvl="4" w:tentative="1">
+      <w:start w:val="1"/>
+      <w:numFmt w:val="bullet"/>
+      <w:lvlText w:val=""/>
+      <w:lvlJc w:val="left"/>
+      <w:pPr>
+        <w:tabs>
+          <w:tab w:val="num" w:pos="3600"/>
+        </w:tabs>
+        <w:ind w:left="3600" w:hanging="360"/>
+      </w:pPr>
+      <w:rPr>
+        <w:rFonts w:ascii="Wingdings" w:hAnsi="Wingdings" w:hint="default"/>
+        <w:sz w:val="20"/>
+      </w:rPr>
+    </w:lvl>
+    <w:lvl w:ilvl="5" w:tentative="1">
+      <w:start w:val="1"/>
+      <w:numFmt w:val="bullet"/>
+      <w:lvlText w:val=""/>
+      <w:lvlJc w:val="left"/>
+      <w:pPr>
+        <w:tabs>
+          <w:tab w:val="num" w:pos="4320"/>
+        </w:tabs>
+        <w:ind w:left="4320" w:hanging="360"/>
+      </w:pPr>
+      <w:rPr>
+        <w:rFonts w:ascii="Wingdings" w:hAnsi="Wingdings" w:hint="default"/>
+        <w:sz w:val="20"/>
+      </w:rPr>
+    </w:lvl>
+    <w:lvl w:ilvl="6" w:tentative="1">
+      <w:start w:val="1"/>
+      <w:numFmt w:val="bullet"/>
+      <w:lvlText w:val=""/>
+      <w:lvlJc w:val="left"/>
+      <w:pPr>
+        <w:tabs>
+          <w:tab w:val="num" w:pos="5040"/>
+        </w:tabs>
+        <w:ind w:left="5040" w:hanging="360"/>
+      </w:pPr>
+      <w:rPr>
+        <w:rFonts w:ascii="Wingdings" w:hAnsi="Wingdings" w:hint="default"/>
+        <w:sz w:val="20"/>
+      </w:rPr>
+    </w:lvl>
+    <w:lvl w:ilvl="7" w:tentative="1">
+      <w:start w:val="1"/>
+      <w:numFmt w:val="bullet"/>
+      <w:lvlText w:val=""/>
+      <w:lvlJc w:val="left"/>
+      <w:pPr>
+        <w:tabs>
+          <w:tab w:val="num" w:pos="5760"/>
+        </w:tabs>
+        <w:ind w:left="5760" w:hanging="360"/>
+      </w:pPr>
+      <w:rPr>
+        <w:rFonts w:ascii="Wingdings" w:hAnsi="Wingdings" w:hint="default"/>
+        <w:sz w:val="20"/>
+      </w:rPr>
+    </w:lvl>
+    <w:lvl w:ilvl="8" w:tentative="1">
+      <w:start w:val="1"/>
+      <w:numFmt w:val="bullet"/>
+      <w:lvlText w:val=""/>
+      <w:lvlJc w:val="left"/>
+      <w:pPr>
+        <w:tabs>
+          <w:tab w:val="num" w:pos="6480"/>
+        </w:tabs>
+        <w:ind w:left="6480" w:hanging="360"/>
+      </w:pPr>
+      <w:rPr>
+        <w:rFonts w:ascii="Wingdings" w:hAnsi="Wingdings" w:hint="default"/>
+        <w:sz w:val="20"/>
+      </w:rPr>
+    </w:lvl>
+  </w:abstractNum>
+  <w:abstractNum w:abstractNumId="20" w15:restartNumberingAfterBreak="0">
     <w:nsid w:val="1B914BEA"/>
     <w:multiLevelType w:val="multilevel"/>
     <w:tmpl w:val="2244DADE"/>
@@ -3380,7 +3529,156 @@
       </w:rPr>
     </w:lvl>
   </w:abstractNum>
-  <w:abstractNum w:abstractNumId="20" w15:restartNumberingAfterBreak="0">
+  <w:abstractNum w:abstractNumId="21" w15:restartNumberingAfterBreak="0">
+    <w:nsid w:val="1D044658"/>
+    <w:multiLevelType w:val="multilevel"/>
+    <w:tmpl w:val="D1901A1C"/>
+    <w:lvl w:ilvl="0">
+      <w:start w:val="1"/>
+      <w:numFmt w:val="bullet"/>
+      <w:lvlText w:val=""/>
+      <w:lvlJc w:val="left"/>
+      <w:pPr>
+        <w:tabs>
+          <w:tab w:val="num" w:pos="720"/>
+        </w:tabs>
+        <w:ind w:left="720" w:hanging="360"/>
+      </w:pPr>
+      <w:rPr>
+        <w:rFonts w:ascii="Symbol" w:hAnsi="Symbol" w:hint="default"/>
+        <w:sz w:val="20"/>
+      </w:rPr>
+    </w:lvl>
+    <w:lvl w:ilvl="1" w:tentative="1">
+      <w:start w:val="1"/>
+      <w:numFmt w:val="bullet"/>
+      <w:lvlText w:val="o"/>
+      <w:lvlJc w:val="left"/>
+      <w:pPr>
+        <w:tabs>
+          <w:tab w:val="num" w:pos="1440"/>
+        </w:tabs>
+        <w:ind w:left="1440" w:hanging="360"/>
+      </w:pPr>
+      <w:rPr>
+        <w:rFonts w:ascii="Courier New" w:hAnsi="Courier New" w:hint="default"/>
+        <w:sz w:val="20"/>
+      </w:rPr>
+    </w:lvl>
+    <w:lvl w:ilvl="2" w:tentative="1">
+      <w:start w:val="1"/>
+      <w:numFmt w:val="bullet"/>
+      <w:lvlText w:val=""/>
+      <w:lvlJc w:val="left"/>
+      <w:pPr>
+        <w:tabs>
+          <w:tab w:val="num" w:pos="2160"/>
+        </w:tabs>
+        <w:ind w:left="2160" w:hanging="360"/>
+      </w:pPr>
+      <w:rPr>
+        <w:rFonts w:ascii="Wingdings" w:hAnsi="Wingdings" w:hint="default"/>
+        <w:sz w:val="20"/>
+      </w:rPr>
+    </w:lvl>
+    <w:lvl w:ilvl="3" w:tentative="1">
+      <w:start w:val="1"/>
+      <w:numFmt w:val="bullet"/>
+      <w:lvlText w:val=""/>
+      <w:lvlJc w:val="left"/>
+      <w:pPr>
+        <w:tabs>
+          <w:tab w:val="num" w:pos="2880"/>
+        </w:tabs>
+        <w:ind w:left="2880" w:hanging="360"/>
+      </w:pPr>
+      <w:rPr>
+        <w:rFonts w:ascii="Wingdings" w:hAnsi="Wingdings" w:hint="default"/>
+        <w:sz w:val="20"/>
+      </w:rPr>
+    </w:lvl>
+    <w:lvl w:ilvl="4" w:tentative="1">
+      <w:start w:val="1"/>
+      <w:numFmt w:val="bullet"/>
+      <w:lvlText w:val=""/>
+      <w:lvlJc w:val="left"/>
+      <w:pPr>
+        <w:tabs>
+          <w:tab w:val="num" w:pos="3600"/>
+        </w:tabs>
+        <w:ind w:left="3600" w:hanging="360"/>
+      </w:pPr>
+      <w:rPr>
+        <w:rFonts w:ascii="Wingdings" w:hAnsi="Wingdings" w:hint="default"/>
+        <w:sz w:val="20"/>
+      </w:rPr>
+    </w:lvl>
+    <w:lvl w:ilvl="5" w:tentative="1">
+      <w:start w:val="1"/>
+      <w:numFmt w:val="bullet"/>
+      <w:lvlText w:val=""/>
+      <w:lvlJc w:val="left"/>
+      <w:pPr>
+        <w:tabs>
+          <w:tab w:val="num" w:pos="4320"/>
+        </w:tabs>
+        <w:ind w:left="4320" w:hanging="360"/>
+      </w:pPr>
+      <w:rPr>
+        <w:rFonts w:ascii="Wingdings" w:hAnsi="Wingdings" w:hint="default"/>
+        <w:sz w:val="20"/>
+      </w:rPr>
+    </w:lvl>
+    <w:lvl w:ilvl="6" w:tentative="1">
+      <w:start w:val="1"/>
+      <w:numFmt w:val="bullet"/>
+      <w:lvlText w:val=""/>
+      <w:lvlJc w:val="left"/>
+      <w:pPr>
+        <w:tabs>
+          <w:tab w:val="num" w:pos="5040"/>
+        </w:tabs>
+        <w:ind w:left="5040" w:hanging="360"/>
+      </w:pPr>
+      <w:rPr>
+        <w:rFonts w:ascii="Wingdings" w:hAnsi="Wingdings" w:hint="default"/>
+        <w:sz w:val="20"/>
+      </w:rPr>
+    </w:lvl>
+    <w:lvl w:ilvl="7" w:tentative="1">
+      <w:start w:val="1"/>
+      <w:numFmt w:val="bullet"/>
+      <w:lvlText w:val=""/>
+      <w:lvlJc w:val="left"/>
+      <w:pPr>
+        <w:tabs>
+          <w:tab w:val="num" w:pos="5760"/>
+        </w:tabs>
+        <w:ind w:left="5760" w:hanging="360"/>
+      </w:pPr>
+      <w:rPr>
+        <w:rFonts w:ascii="Wingdings" w:hAnsi="Wingdings" w:hint="default"/>
+        <w:sz w:val="20"/>
+      </w:rPr>
+    </w:lvl>
+    <w:lvl w:ilvl="8" w:tentative="1">
+      <w:start w:val="1"/>
+      <w:numFmt w:val="bullet"/>
+      <w:lvlText w:val=""/>
+      <w:lvlJc w:val="left"/>
+      <w:pPr>
+        <w:tabs>
+          <w:tab w:val="num" w:pos="6480"/>
+        </w:tabs>
+        <w:ind w:left="6480" w:hanging="360"/>
+      </w:pPr>
+      <w:rPr>
+        <w:rFonts w:ascii="Wingdings" w:hAnsi="Wingdings" w:hint="default"/>
+        <w:sz w:val="20"/>
+      </w:rPr>
+    </w:lvl>
+  </w:abstractNum>
+  <w:abstractNum w:abstractNumId="22" w15:restartNumberingAfterBreak="0">
     <w:nsid w:val="1F5C4F6B"/>
     <w:multiLevelType w:val="multilevel"/>
     <w:tmpl w:val="0A385024"/>
@@ -3529,7 +3827,7 @@
       </w:rPr>
     </w:lvl>
   </w:abstractNum>
-  <w:abstractNum w:abstractNumId="21" w15:restartNumberingAfterBreak="0">
+  <w:abstractNum w:abstractNumId="23" w15:restartNumberingAfterBreak="0">
     <w:nsid w:val="1FB77766"/>
     <w:multiLevelType w:val="multilevel"/>
     <w:tmpl w:val="A6CEDDE2"/>
@@ -3678,7 +3976,7 @@
       </w:rPr>
     </w:lvl>
   </w:abstractNum>
-  <w:abstractNum w:abstractNumId="22" w15:restartNumberingAfterBreak="0">
+  <w:abstractNum w:abstractNumId="24" w15:restartNumberingAfterBreak="0">
     <w:nsid w:val="230F1EE1"/>
     <w:multiLevelType w:val="multilevel"/>
     <w:tmpl w:val="AF9A5E34"/>
@@ -3827,7 +4125,7 @@
       </w:rPr>
     </w:lvl>
   </w:abstractNum>
-  <w:abstractNum w:abstractNumId="23" w15:restartNumberingAfterBreak="0">
+  <w:abstractNum w:abstractNumId="25" w15:restartNumberingAfterBreak="0">
     <w:nsid w:val="235A6783"/>
     <w:multiLevelType w:val="multilevel"/>
     <w:tmpl w:val="B104713E"/>
@@ -3976,7 +4274,7 @@
       </w:rPr>
     </w:lvl>
   </w:abstractNum>
-  <w:abstractNum w:abstractNumId="24" w15:restartNumberingAfterBreak="0">
+  <w:abstractNum w:abstractNumId="26" w15:restartNumberingAfterBreak="0">
     <w:nsid w:val="271473B9"/>
     <w:multiLevelType w:val="multilevel"/>
     <w:tmpl w:val="96D048EE"/>
@@ -4125,7 +4423,7 @@
       </w:rPr>
     </w:lvl>
   </w:abstractNum>
-  <w:abstractNum w:abstractNumId="25" w15:restartNumberingAfterBreak="0">
+  <w:abstractNum w:abstractNumId="27" w15:restartNumberingAfterBreak="0">
     <w:nsid w:val="273268E4"/>
     <w:multiLevelType w:val="multilevel"/>
     <w:tmpl w:val="62221B10"/>
@@ -4274,7 +4572,7 @@
       </w:rPr>
     </w:lvl>
   </w:abstractNum>
-  <w:abstractNum w:abstractNumId="26" w15:restartNumberingAfterBreak="0">
+  <w:abstractNum w:abstractNumId="28" w15:restartNumberingAfterBreak="0">
     <w:nsid w:val="27645E59"/>
     <w:multiLevelType w:val="multilevel"/>
     <w:tmpl w:val="A2A4E728"/>
@@ -4423,7 +4721,7 @@
       </w:rPr>
     </w:lvl>
   </w:abstractNum>
-  <w:abstractNum w:abstractNumId="27" w15:restartNumberingAfterBreak="0">
+  <w:abstractNum w:abstractNumId="29" w15:restartNumberingAfterBreak="0">
     <w:nsid w:val="278301DA"/>
     <w:multiLevelType w:val="multilevel"/>
     <w:tmpl w:val="922646DA"/>
@@ -4572,7 +4870,7 @@
       </w:rPr>
     </w:lvl>
   </w:abstractNum>
-  <w:abstractNum w:abstractNumId="28" w15:restartNumberingAfterBreak="0">
+  <w:abstractNum w:abstractNumId="30" w15:restartNumberingAfterBreak="0">
     <w:nsid w:val="27DD119E"/>
     <w:multiLevelType w:val="multilevel"/>
     <w:tmpl w:val="1C60FF70"/>
@@ -4721,7 +5019,7 @@
       </w:rPr>
     </w:lvl>
   </w:abstractNum>
-  <w:abstractNum w:abstractNumId="29" w15:restartNumberingAfterBreak="0">
+  <w:abstractNum w:abstractNumId="31" w15:restartNumberingAfterBreak="0">
     <w:nsid w:val="29172398"/>
     <w:multiLevelType w:val="multilevel"/>
     <w:tmpl w:val="6A00188C"/>
@@ -4870,7 +5168,7 @@
       </w:rPr>
     </w:lvl>
   </w:abstractNum>
-  <w:abstractNum w:abstractNumId="30" w15:restartNumberingAfterBreak="0">
+  <w:abstractNum w:abstractNumId="32" w15:restartNumberingAfterBreak="0">
     <w:nsid w:val="2AE3093F"/>
     <w:multiLevelType w:val="multilevel"/>
     <w:tmpl w:val="CD888610"/>
@@ -5019,7 +5317,7 @@
       </w:rPr>
     </w:lvl>
   </w:abstractNum>
-  <w:abstractNum w:abstractNumId="31" w15:restartNumberingAfterBreak="0">
+  <w:abstractNum w:abstractNumId="33" w15:restartNumberingAfterBreak="0">
     <w:nsid w:val="2C0E4FC5"/>
     <w:multiLevelType w:val="multilevel"/>
     <w:tmpl w:val="FB14D6CA"/>
@@ -5168,7 +5466,7 @@
       </w:rPr>
     </w:lvl>
   </w:abstractNum>
-  <w:abstractNum w:abstractNumId="32" w15:restartNumberingAfterBreak="0">
+  <w:abstractNum w:abstractNumId="34" w15:restartNumberingAfterBreak="0">
     <w:nsid w:val="2D7172A0"/>
     <w:multiLevelType w:val="multilevel"/>
     <w:tmpl w:val="615A5204"/>
@@ -5317,7 +5615,7 @@
       </w:rPr>
     </w:lvl>
   </w:abstractNum>
-  <w:abstractNum w:abstractNumId="33" w15:restartNumberingAfterBreak="0">
+  <w:abstractNum w:abstractNumId="35" w15:restartNumberingAfterBreak="0">
     <w:nsid w:val="2EC14BE6"/>
     <w:multiLevelType w:val="multilevel"/>
     <w:tmpl w:val="EAB4BB98"/>
@@ -5466,7 +5764,7 @@
       </w:rPr>
     </w:lvl>
   </w:abstractNum>
-  <w:abstractNum w:abstractNumId="34" w15:restartNumberingAfterBreak="0">
+  <w:abstractNum w:abstractNumId="36" w15:restartNumberingAfterBreak="0">
     <w:nsid w:val="2FAF7C70"/>
     <w:multiLevelType w:val="multilevel"/>
     <w:tmpl w:val="39F4968C"/>
@@ -5615,7 +5913,7 @@
       </w:rPr>
     </w:lvl>
   </w:abstractNum>
-  <w:abstractNum w:abstractNumId="35" w15:restartNumberingAfterBreak="0">
+  <w:abstractNum w:abstractNumId="37" w15:restartNumberingAfterBreak="0">
     <w:nsid w:val="30211183"/>
     <w:multiLevelType w:val="multilevel"/>
     <w:tmpl w:val="17BCC77C"/>
@@ -5764,7 +6062,7 @@
       </w:rPr>
     </w:lvl>
   </w:abstractNum>
-  <w:abstractNum w:abstractNumId="36" w15:restartNumberingAfterBreak="0">
+  <w:abstractNum w:abstractNumId="38" w15:restartNumberingAfterBreak="0">
     <w:nsid w:val="308C2490"/>
     <w:multiLevelType w:val="multilevel"/>
     <w:tmpl w:val="A52AC25C"/>
@@ -5913,7 +6211,7 @@
       </w:rPr>
     </w:lvl>
   </w:abstractNum>
-  <w:abstractNum w:abstractNumId="37" w15:restartNumberingAfterBreak="0">
+  <w:abstractNum w:abstractNumId="39" w15:restartNumberingAfterBreak="0">
     <w:nsid w:val="36B2143A"/>
     <w:multiLevelType w:val="multilevel"/>
     <w:tmpl w:val="64604580"/>
@@ -6062,7 +6360,7 @@
       </w:rPr>
     </w:lvl>
   </w:abstractNum>
-  <w:abstractNum w:abstractNumId="38" w15:restartNumberingAfterBreak="0">
+  <w:abstractNum w:abstractNumId="40" w15:restartNumberingAfterBreak="0">
     <w:nsid w:val="36E65CFF"/>
     <w:multiLevelType w:val="multilevel"/>
     <w:tmpl w:val="CE3C9310"/>
@@ -6211,7 +6509,7 @@
       </w:rPr>
     </w:lvl>
   </w:abstractNum>
-  <w:abstractNum w:abstractNumId="39" w15:restartNumberingAfterBreak="0">
+  <w:abstractNum w:abstractNumId="41" w15:restartNumberingAfterBreak="0">
     <w:nsid w:val="38BF4809"/>
     <w:multiLevelType w:val="multilevel"/>
     <w:tmpl w:val="925A2D08"/>
@@ -6360,7 +6658,7 @@
       </w:rPr>
     </w:lvl>
   </w:abstractNum>
-  <w:abstractNum w:abstractNumId="40" w15:restartNumberingAfterBreak="0">
+  <w:abstractNum w:abstractNumId="42" w15:restartNumberingAfterBreak="0">
     <w:nsid w:val="3E6F5D06"/>
     <w:multiLevelType w:val="multilevel"/>
     <w:tmpl w:val="048E3170"/>
@@ -6509,7 +6807,7 @@
       </w:rPr>
     </w:lvl>
   </w:abstractNum>
-  <w:abstractNum w:abstractNumId="41" w15:restartNumberingAfterBreak="0">
+  <w:abstractNum w:abstractNumId="43" w15:restartNumberingAfterBreak="0">
     <w:nsid w:val="3F362D47"/>
     <w:multiLevelType w:val="multilevel"/>
     <w:tmpl w:val="88CA522A"/>
@@ -6658,7 +6956,7 @@
       </w:rPr>
     </w:lvl>
   </w:abstractNum>
-  <w:abstractNum w:abstractNumId="42" w15:restartNumberingAfterBreak="0">
+  <w:abstractNum w:abstractNumId="44" w15:restartNumberingAfterBreak="0">
     <w:nsid w:val="44BC3258"/>
     <w:multiLevelType w:val="multilevel"/>
     <w:tmpl w:val="46687CC4"/>
@@ -6807,7 +7105,7 @@
       </w:rPr>
     </w:lvl>
   </w:abstractNum>
-  <w:abstractNum w:abstractNumId="43" w15:restartNumberingAfterBreak="0">
+  <w:abstractNum w:abstractNumId="45" w15:restartNumberingAfterBreak="0">
     <w:nsid w:val="48C97CF2"/>
     <w:multiLevelType w:val="multilevel"/>
     <w:tmpl w:val="351A9F9A"/>
@@ -6956,7 +7254,7 @@
       </w:rPr>
     </w:lvl>
   </w:abstractNum>
-  <w:abstractNum w:abstractNumId="44" w15:restartNumberingAfterBreak="0">
+  <w:abstractNum w:abstractNumId="46" w15:restartNumberingAfterBreak="0">
     <w:nsid w:val="49421EC4"/>
     <w:multiLevelType w:val="multilevel"/>
     <w:tmpl w:val="1070D884"/>
@@ -7105,7 +7403,7 @@
       </w:rPr>
     </w:lvl>
   </w:abstractNum>
-  <w:abstractNum w:abstractNumId="45" w15:restartNumberingAfterBreak="0">
+  <w:abstractNum w:abstractNumId="47" w15:restartNumberingAfterBreak="0">
     <w:nsid w:val="49BE432E"/>
     <w:multiLevelType w:val="multilevel"/>
     <w:tmpl w:val="F31895E0"/>
@@ -7254,7 +7552,7 @@
       </w:rPr>
     </w:lvl>
   </w:abstractNum>
-  <w:abstractNum w:abstractNumId="46" w15:restartNumberingAfterBreak="0">
+  <w:abstractNum w:abstractNumId="48" w15:restartNumberingAfterBreak="0">
     <w:nsid w:val="4A196A39"/>
     <w:multiLevelType w:val="multilevel"/>
     <w:tmpl w:val="BBDEAF4C"/>
@@ -7403,7 +7701,7 @@
       </w:rPr>
     </w:lvl>
   </w:abstractNum>
-  <w:abstractNum w:abstractNumId="47" w15:restartNumberingAfterBreak="0">
+  <w:abstractNum w:abstractNumId="49" w15:restartNumberingAfterBreak="0">
     <w:nsid w:val="4D6D2000"/>
     <w:multiLevelType w:val="multilevel"/>
     <w:tmpl w:val="D222DEEC"/>
@@ -7552,7 +7850,7 @@
       </w:rPr>
     </w:lvl>
   </w:abstractNum>
-  <w:abstractNum w:abstractNumId="48" w15:restartNumberingAfterBreak="0">
+  <w:abstractNum w:abstractNumId="50" w15:restartNumberingAfterBreak="0">
     <w:nsid w:val="4E7C38B9"/>
     <w:multiLevelType w:val="multilevel"/>
     <w:tmpl w:val="BA9A3C7A"/>
@@ -7701,7 +7999,7 @@
       </w:rPr>
     </w:lvl>
   </w:abstractNum>
-  <w:abstractNum w:abstractNumId="49" w15:restartNumberingAfterBreak="0">
+  <w:abstractNum w:abstractNumId="51" w15:restartNumberingAfterBreak="0">
     <w:nsid w:val="4F0C370E"/>
     <w:multiLevelType w:val="multilevel"/>
     <w:tmpl w:val="C2A2442A"/>
@@ -7850,7 +8148,7 @@
       </w:rPr>
     </w:lvl>
   </w:abstractNum>
-  <w:abstractNum w:abstractNumId="50" w15:restartNumberingAfterBreak="0">
+  <w:abstractNum w:abstractNumId="52" w15:restartNumberingAfterBreak="0">
     <w:nsid w:val="4F675C52"/>
     <w:multiLevelType w:val="multilevel"/>
     <w:tmpl w:val="E8746552"/>
@@ -7999,7 +8297,7 @@
       </w:rPr>
     </w:lvl>
   </w:abstractNum>
-  <w:abstractNum w:abstractNumId="51" w15:restartNumberingAfterBreak="0">
+  <w:abstractNum w:abstractNumId="53" w15:restartNumberingAfterBreak="0">
     <w:nsid w:val="50697F88"/>
     <w:multiLevelType w:val="multilevel"/>
     <w:tmpl w:val="9FA4CEBC"/>
@@ -8148,7 +8446,7 @@
       </w:rPr>
     </w:lvl>
   </w:abstractNum>
-  <w:abstractNum w:abstractNumId="52" w15:restartNumberingAfterBreak="0">
+  <w:abstractNum w:abstractNumId="54" w15:restartNumberingAfterBreak="0">
     <w:nsid w:val="518B0AF4"/>
     <w:multiLevelType w:val="multilevel"/>
     <w:tmpl w:val="E21A9B02"/>
@@ -8297,7 +8595,7 @@
       </w:rPr>
     </w:lvl>
   </w:abstractNum>
-  <w:abstractNum w:abstractNumId="53" w15:restartNumberingAfterBreak="0">
+  <w:abstractNum w:abstractNumId="55" w15:restartNumberingAfterBreak="0">
     <w:nsid w:val="554A2D8C"/>
     <w:multiLevelType w:val="multilevel"/>
     <w:tmpl w:val="030AEED4"/>
@@ -8446,7 +8744,7 @@
       </w:rPr>
     </w:lvl>
   </w:abstractNum>
-  <w:abstractNum w:abstractNumId="54" w15:restartNumberingAfterBreak="0">
+  <w:abstractNum w:abstractNumId="56" w15:restartNumberingAfterBreak="0">
     <w:nsid w:val="55E56A09"/>
     <w:multiLevelType w:val="multilevel"/>
     <w:tmpl w:val="42345B00"/>
@@ -8595,7 +8893,7 @@
       </w:rPr>
     </w:lvl>
   </w:abstractNum>
-  <w:abstractNum w:abstractNumId="55" w15:restartNumberingAfterBreak="0">
+  <w:abstractNum w:abstractNumId="57" w15:restartNumberingAfterBreak="0">
     <w:nsid w:val="561113B1"/>
     <w:multiLevelType w:val="multilevel"/>
     <w:tmpl w:val="5FB06F18"/>
@@ -8744,7 +9042,7 @@
       </w:rPr>
     </w:lvl>
   </w:abstractNum>
-  <w:abstractNum w:abstractNumId="56" w15:restartNumberingAfterBreak="0">
+  <w:abstractNum w:abstractNumId="58" w15:restartNumberingAfterBreak="0">
     <w:nsid w:val="565672AE"/>
     <w:multiLevelType w:val="multilevel"/>
     <w:tmpl w:val="9DB47B8A"/>
@@ -8893,7 +9191,7 @@
       </w:rPr>
     </w:lvl>
   </w:abstractNum>
-  <w:abstractNum w:abstractNumId="57" w15:restartNumberingAfterBreak="0">
+  <w:abstractNum w:abstractNumId="59" w15:restartNumberingAfterBreak="0">
     <w:nsid w:val="569C54B2"/>
     <w:multiLevelType w:val="multilevel"/>
     <w:tmpl w:val="EE7EE69A"/>
@@ -9042,7 +9340,7 @@
       </w:rPr>
     </w:lvl>
   </w:abstractNum>
-  <w:abstractNum w:abstractNumId="58" w15:restartNumberingAfterBreak="0">
+  <w:abstractNum w:abstractNumId="60" w15:restartNumberingAfterBreak="0">
     <w:nsid w:val="56F71075"/>
     <w:multiLevelType w:val="multilevel"/>
     <w:tmpl w:val="2952AC56"/>
@@ -9191,7 +9489,7 @@
       </w:rPr>
     </w:lvl>
   </w:abstractNum>
-  <w:abstractNum w:abstractNumId="59" w15:restartNumberingAfterBreak="0">
+  <w:abstractNum w:abstractNumId="61" w15:restartNumberingAfterBreak="0">
     <w:nsid w:val="57DB2464"/>
     <w:multiLevelType w:val="multilevel"/>
     <w:tmpl w:val="744AAF80"/>
@@ -9340,7 +9638,7 @@
       </w:rPr>
     </w:lvl>
   </w:abstractNum>
-  <w:abstractNum w:abstractNumId="60" w15:restartNumberingAfterBreak="0">
+  <w:abstractNum w:abstractNumId="62" w15:restartNumberingAfterBreak="0">
     <w:nsid w:val="584B7C1F"/>
     <w:multiLevelType w:val="multilevel"/>
     <w:tmpl w:val="0F28D7F4"/>
@@ -9489,7 +9787,7 @@
       </w:rPr>
     </w:lvl>
   </w:abstractNum>
-  <w:abstractNum w:abstractNumId="61" w15:restartNumberingAfterBreak="0">
+  <w:abstractNum w:abstractNumId="63" w15:restartNumberingAfterBreak="0">
     <w:nsid w:val="587A0CCD"/>
     <w:multiLevelType w:val="multilevel"/>
     <w:tmpl w:val="750CB344"/>
@@ -9638,7 +9936,7 @@
       </w:rPr>
     </w:lvl>
   </w:abstractNum>
-  <w:abstractNum w:abstractNumId="62" w15:restartNumberingAfterBreak="0">
+  <w:abstractNum w:abstractNumId="64" w15:restartNumberingAfterBreak="0">
     <w:nsid w:val="5918416D"/>
     <w:multiLevelType w:val="multilevel"/>
     <w:tmpl w:val="7160D344"/>
@@ -9787,7 +10085,7 @@
       </w:rPr>
     </w:lvl>
   </w:abstractNum>
-  <w:abstractNum w:abstractNumId="63" w15:restartNumberingAfterBreak="0">
+  <w:abstractNum w:abstractNumId="65" w15:restartNumberingAfterBreak="0">
     <w:nsid w:val="5ABA52A8"/>
     <w:multiLevelType w:val="multilevel"/>
     <w:tmpl w:val="91FE5CEA"/>
@@ -9936,7 +10234,7 @@
       </w:rPr>
     </w:lvl>
   </w:abstractNum>
-  <w:abstractNum w:abstractNumId="64" w15:restartNumberingAfterBreak="0">
+  <w:abstractNum w:abstractNumId="66" w15:restartNumberingAfterBreak="0">
     <w:nsid w:val="5AD277F9"/>
     <w:multiLevelType w:val="multilevel"/>
     <w:tmpl w:val="BE649556"/>
@@ -10085,7 +10383,7 @@
       </w:rPr>
     </w:lvl>
   </w:abstractNum>
-  <w:abstractNum w:abstractNumId="65" w15:restartNumberingAfterBreak="0">
+  <w:abstractNum w:abstractNumId="67" w15:restartNumberingAfterBreak="0">
     <w:nsid w:val="5BC6754C"/>
     <w:multiLevelType w:val="multilevel"/>
     <w:tmpl w:val="61C8A2DE"/>
@@ -10234,7 +10532,7 @@
       </w:rPr>
     </w:lvl>
   </w:abstractNum>
-  <w:abstractNum w:abstractNumId="66" w15:restartNumberingAfterBreak="0">
+  <w:abstractNum w:abstractNumId="68" w15:restartNumberingAfterBreak="0">
     <w:nsid w:val="5C590522"/>
     <w:multiLevelType w:val="multilevel"/>
     <w:tmpl w:val="21E6C334"/>
@@ -10383,7 +10681,7 @@
       </w:rPr>
     </w:lvl>
   </w:abstractNum>
-  <w:abstractNum w:abstractNumId="67" w15:restartNumberingAfterBreak="0">
+  <w:abstractNum w:abstractNumId="69" w15:restartNumberingAfterBreak="0">
     <w:nsid w:val="5F25507A"/>
     <w:multiLevelType w:val="multilevel"/>
     <w:tmpl w:val="577A4134"/>
@@ -10532,7 +10830,7 @@
       </w:rPr>
     </w:lvl>
   </w:abstractNum>
-  <w:abstractNum w:abstractNumId="68" w15:restartNumberingAfterBreak="0">
+  <w:abstractNum w:abstractNumId="70" w15:restartNumberingAfterBreak="0">
     <w:nsid w:val="610A18D6"/>
     <w:multiLevelType w:val="multilevel"/>
     <w:tmpl w:val="0C103A64"/>
@@ -10681,7 +10979,7 @@
       </w:rPr>
     </w:lvl>
   </w:abstractNum>
-  <w:abstractNum w:abstractNumId="69" w15:restartNumberingAfterBreak="0">
+  <w:abstractNum w:abstractNumId="71" w15:restartNumberingAfterBreak="0">
     <w:nsid w:val="622C70E0"/>
     <w:multiLevelType w:val="multilevel"/>
     <w:tmpl w:val="1AEE679E"/>
@@ -10830,7 +11128,7 @@
       </w:rPr>
     </w:lvl>
   </w:abstractNum>
-  <w:abstractNum w:abstractNumId="70" w15:restartNumberingAfterBreak="0">
+  <w:abstractNum w:abstractNumId="72" w15:restartNumberingAfterBreak="0">
     <w:nsid w:val="640E2F59"/>
     <w:multiLevelType w:val="multilevel"/>
     <w:tmpl w:val="26F4B2DE"/>
@@ -10979,7 +11277,7 @@
       </w:rPr>
     </w:lvl>
   </w:abstractNum>
-  <w:abstractNum w:abstractNumId="71" w15:restartNumberingAfterBreak="0">
+  <w:abstractNum w:abstractNumId="73" w15:restartNumberingAfterBreak="0">
     <w:nsid w:val="64706C61"/>
     <w:multiLevelType w:val="multilevel"/>
     <w:tmpl w:val="2AA095D8"/>
@@ -11128,7 +11426,7 @@
       </w:rPr>
     </w:lvl>
   </w:abstractNum>
-  <w:abstractNum w:abstractNumId="72" w15:restartNumberingAfterBreak="0">
+  <w:abstractNum w:abstractNumId="74" w15:restartNumberingAfterBreak="0">
     <w:nsid w:val="663131E0"/>
     <w:multiLevelType w:val="multilevel"/>
     <w:tmpl w:val="1E82DB90"/>
@@ -11277,7 +11575,7 @@
       </w:rPr>
     </w:lvl>
   </w:abstractNum>
-  <w:abstractNum w:abstractNumId="73" w15:restartNumberingAfterBreak="0">
+  <w:abstractNum w:abstractNumId="75" w15:restartNumberingAfterBreak="0">
     <w:nsid w:val="676E4319"/>
     <w:multiLevelType w:val="multilevel"/>
     <w:tmpl w:val="D38640E0"/>
@@ -11426,7 +11724,7 @@
       </w:rPr>
     </w:lvl>
   </w:abstractNum>
-  <w:abstractNum w:abstractNumId="74" w15:restartNumberingAfterBreak="0">
+  <w:abstractNum w:abstractNumId="76" w15:restartNumberingAfterBreak="0">
     <w:nsid w:val="67725B88"/>
     <w:multiLevelType w:val="multilevel"/>
     <w:tmpl w:val="660E9946"/>
@@ -11575,7 +11873,7 @@
       </w:rPr>
     </w:lvl>
   </w:abstractNum>
-  <w:abstractNum w:abstractNumId="75" w15:restartNumberingAfterBreak="0">
+  <w:abstractNum w:abstractNumId="77" w15:restartNumberingAfterBreak="0">
     <w:nsid w:val="6CDE4304"/>
     <w:multiLevelType w:val="multilevel"/>
     <w:tmpl w:val="442A8830"/>
@@ -11724,7 +12022,7 @@
       </w:rPr>
     </w:lvl>
   </w:abstractNum>
-  <w:abstractNum w:abstractNumId="76" w15:restartNumberingAfterBreak="0">
+  <w:abstractNum w:abstractNumId="78" w15:restartNumberingAfterBreak="0">
     <w:nsid w:val="6CED189A"/>
     <w:multiLevelType w:val="multilevel"/>
     <w:tmpl w:val="019E646A"/>
@@ -11873,7 +12171,7 @@
       </w:rPr>
     </w:lvl>
   </w:abstractNum>
-  <w:abstractNum w:abstractNumId="77" w15:restartNumberingAfterBreak="0">
+  <w:abstractNum w:abstractNumId="79" w15:restartNumberingAfterBreak="0">
     <w:nsid w:val="6D982CB9"/>
     <w:multiLevelType w:val="multilevel"/>
     <w:tmpl w:val="EFA65B1E"/>
@@ -12022,7 +12320,7 @@
       </w:rPr>
     </w:lvl>
   </w:abstractNum>
-  <w:abstractNum w:abstractNumId="78" w15:restartNumberingAfterBreak="0">
+  <w:abstractNum w:abstractNumId="80" w15:restartNumberingAfterBreak="0">
     <w:nsid w:val="6FAC686D"/>
     <w:multiLevelType w:val="multilevel"/>
     <w:tmpl w:val="F7CCE078"/>
@@ -12171,7 +12469,7 @@
       </w:rPr>
     </w:lvl>
   </w:abstractNum>
-  <w:abstractNum w:abstractNumId="79" w15:restartNumberingAfterBreak="0">
+  <w:abstractNum w:abstractNumId="81" w15:restartNumberingAfterBreak="0">
     <w:nsid w:val="70427236"/>
     <w:multiLevelType w:val="multilevel"/>
     <w:tmpl w:val="834A0EA4"/>
@@ -12320,7 +12618,7 @@
       </w:rPr>
     </w:lvl>
   </w:abstractNum>
-  <w:abstractNum w:abstractNumId="80" w15:restartNumberingAfterBreak="0">
+  <w:abstractNum w:abstractNumId="82" w15:restartNumberingAfterBreak="0">
     <w:nsid w:val="72987028"/>
     <w:multiLevelType w:val="multilevel"/>
     <w:tmpl w:val="0B8AE7E8"/>
@@ -12469,7 +12767,7 @@
       </w:rPr>
     </w:lvl>
   </w:abstractNum>
-  <w:abstractNum w:abstractNumId="81" w15:restartNumberingAfterBreak="0">
+  <w:abstractNum w:abstractNumId="83" w15:restartNumberingAfterBreak="0">
     <w:nsid w:val="74995DA1"/>
     <w:multiLevelType w:val="multilevel"/>
     <w:tmpl w:val="47E69886"/>
@@ -12618,7 +12916,7 @@
       </w:rPr>
     </w:lvl>
   </w:abstractNum>
-  <w:abstractNum w:abstractNumId="82" w15:restartNumberingAfterBreak="0">
+  <w:abstractNum w:abstractNumId="84" w15:restartNumberingAfterBreak="0">
     <w:nsid w:val="75133277"/>
     <w:multiLevelType w:val="multilevel"/>
     <w:tmpl w:val="98A67D76"/>
@@ -12767,7 +13065,7 @@
       </w:rPr>
     </w:lvl>
   </w:abstractNum>
-  <w:abstractNum w:abstractNumId="83" w15:restartNumberingAfterBreak="0">
+  <w:abstractNum w:abstractNumId="85" w15:restartNumberingAfterBreak="0">
     <w:nsid w:val="75145F1E"/>
     <w:multiLevelType w:val="multilevel"/>
     <w:tmpl w:val="A9F0EEDE"/>
@@ -12916,7 +13214,7 @@
       </w:rPr>
     </w:lvl>
   </w:abstractNum>
-  <w:abstractNum w:abstractNumId="84" w15:restartNumberingAfterBreak="0">
+  <w:abstractNum w:abstractNumId="86" w15:restartNumberingAfterBreak="0">
     <w:nsid w:val="77780210"/>
     <w:multiLevelType w:val="multilevel"/>
     <w:tmpl w:val="9AB6D36A"/>
@@ -13065,7 +13363,7 @@
       </w:rPr>
     </w:lvl>
   </w:abstractNum>
-  <w:abstractNum w:abstractNumId="85" w15:restartNumberingAfterBreak="0">
+  <w:abstractNum w:abstractNumId="87" w15:restartNumberingAfterBreak="0">
     <w:nsid w:val="77F70E72"/>
     <w:multiLevelType w:val="multilevel"/>
     <w:tmpl w:val="CA4A179E"/>
@@ -13214,7 +13512,7 @@
       </w:rPr>
     </w:lvl>
   </w:abstractNum>
-  <w:abstractNum w:abstractNumId="86" w15:restartNumberingAfterBreak="0">
+  <w:abstractNum w:abstractNumId="88" w15:restartNumberingAfterBreak="0">
     <w:nsid w:val="78AF3623"/>
     <w:multiLevelType w:val="multilevel"/>
     <w:tmpl w:val="10EA459E"/>
@@ -13363,7 +13661,7 @@
       </w:rPr>
     </w:lvl>
   </w:abstractNum>
-  <w:abstractNum w:abstractNumId="87" w15:restartNumberingAfterBreak="0">
+  <w:abstractNum w:abstractNumId="89" w15:restartNumberingAfterBreak="0">
     <w:nsid w:val="79075D66"/>
     <w:multiLevelType w:val="multilevel"/>
     <w:tmpl w:val="DAA2F8BE"/>
@@ -13512,7 +13810,7 @@
       </w:rPr>
     </w:lvl>
   </w:abstractNum>
-  <w:abstractNum w:abstractNumId="88" w15:restartNumberingAfterBreak="0">
+  <w:abstractNum w:abstractNumId="90" w15:restartNumberingAfterBreak="0">
     <w:nsid w:val="79BB5CE8"/>
     <w:multiLevelType w:val="multilevel"/>
     <w:tmpl w:val="EDFC70D6"/>
@@ -13661,7 +13959,7 @@
       </w:rPr>
     </w:lvl>
   </w:abstractNum>
-  <w:abstractNum w:abstractNumId="89" w15:restartNumberingAfterBreak="0">
+  <w:abstractNum w:abstractNumId="91" w15:restartNumberingAfterBreak="0">
     <w:nsid w:val="7B2751C4"/>
     <w:multiLevelType w:val="multilevel"/>
     <w:tmpl w:val="4412CEC4"/>
@@ -13810,7 +14108,7 @@
       </w:rPr>
     </w:lvl>
   </w:abstractNum>
-  <w:abstractNum w:abstractNumId="90" w15:restartNumberingAfterBreak="0">
+  <w:abstractNum w:abstractNumId="92" w15:restartNumberingAfterBreak="0">
     <w:nsid w:val="7BAF4D94"/>
     <w:multiLevelType w:val="multilevel"/>
     <w:tmpl w:val="BDB8BFAA"/>
@@ -13959,7 +14257,7 @@
       </w:rPr>
     </w:lvl>
   </w:abstractNum>
-  <w:abstractNum w:abstractNumId="91" w15:restartNumberingAfterBreak="0">
+  <w:abstractNum w:abstractNumId="93" w15:restartNumberingAfterBreak="0">
     <w:nsid w:val="7D9F223B"/>
     <w:multiLevelType w:val="multilevel"/>
     <w:tmpl w:val="D3A62574"/>
@@ -14109,58 +14407,58 @@
     </w:lvl>
   </w:abstractNum>
   <w:num w:numId="1" w16cid:durableId="1677997995">
-    <w:abstractNumId w:val="20"/>
+    <w:abstractNumId w:val="22"/>
   </w:num>
   <w:num w:numId="2" w16cid:durableId="2051149805">
     <w:abstractNumId w:val="3"/>
   </w:num>
   <w:num w:numId="3" w16cid:durableId="1233933601">
-    <w:abstractNumId w:val="48"/>
+    <w:abstractNumId w:val="50"/>
   </w:num>
   <w:num w:numId="4" w16cid:durableId="500435007">
     <w:abstractNumId w:val="9"/>
   </w:num>
   <w:num w:numId="5" w16cid:durableId="1033847455">
-    <w:abstractNumId w:val="85"/>
+    <w:abstractNumId w:val="87"/>
   </w:num>
   <w:num w:numId="6" w16cid:durableId="267081670">
-    <w:abstractNumId w:val="19"/>
+    <w:abstractNumId w:val="20"/>
   </w:num>
   <w:num w:numId="7" w16cid:durableId="1769304624">
     <w:abstractNumId w:val="6"/>
   </w:num>
   <w:num w:numId="8" w16cid:durableId="1135759933">
-    <w:abstractNumId w:val="64"/>
+    <w:abstractNumId w:val="66"/>
   </w:num>
   <w:num w:numId="9" w16cid:durableId="442268721">
+    <w:abstractNumId w:val="47"/>
+  </w:num>
+  <w:num w:numId="10" w16cid:durableId="691494407">
     <w:abstractNumId w:val="45"/>
   </w:num>
-  <w:num w:numId="10" w16cid:durableId="691494407">
-    <w:abstractNumId w:val="43"/>
-  </w:num>
   <w:num w:numId="11" w16cid:durableId="1705208919">
-    <w:abstractNumId w:val="44"/>
+    <w:abstractNumId w:val="46"/>
   </w:num>
   <w:num w:numId="12" w16cid:durableId="401762157">
     <w:abstractNumId w:val="11"/>
   </w:num>
   <w:num w:numId="13" w16cid:durableId="967707405">
-    <w:abstractNumId w:val="41"/>
+    <w:abstractNumId w:val="43"/>
   </w:num>
   <w:num w:numId="14" w16cid:durableId="2070766778">
-    <w:abstractNumId w:val="32"/>
+    <w:abstractNumId w:val="34"/>
   </w:num>
   <w:num w:numId="15" w16cid:durableId="716323964">
+    <w:abstractNumId w:val="26"/>
+  </w:num>
+  <w:num w:numId="16" w16cid:durableId="748966896">
     <w:abstractNumId w:val="24"/>
   </w:num>
-  <w:num w:numId="16" w16cid:durableId="748966896">
-    <w:abstractNumId w:val="22"/>
-  </w:num>
   <w:num w:numId="17" w16cid:durableId="1612980622">
-    <w:abstractNumId w:val="72"/>
+    <w:abstractNumId w:val="74"/>
   </w:num>
   <w:num w:numId="18" w16cid:durableId="2093504055">
-    <w:abstractNumId w:val="77"/>
+    <w:abstractNumId w:val="79"/>
   </w:num>
   <w:num w:numId="19" w16cid:durableId="344942916">
     <w:abstractNumId w:val="16"/>
@@ -14169,211 +14467,211 @@
     <w:abstractNumId w:val="10"/>
   </w:num>
   <w:num w:numId="21" w16cid:durableId="1645238814">
-    <w:abstractNumId w:val="47"/>
+    <w:abstractNumId w:val="49"/>
   </w:num>
   <w:num w:numId="22" w16cid:durableId="1129937329">
     <w:abstractNumId w:val="5"/>
   </w:num>
   <w:num w:numId="23" w16cid:durableId="1723820948">
-    <w:abstractNumId w:val="53"/>
+    <w:abstractNumId w:val="55"/>
   </w:num>
   <w:num w:numId="24" w16cid:durableId="837844535">
-    <w:abstractNumId w:val="73"/>
+    <w:abstractNumId w:val="75"/>
   </w:num>
   <w:num w:numId="25" w16cid:durableId="1206138890">
-    <w:abstractNumId w:val="37"/>
+    <w:abstractNumId w:val="39"/>
   </w:num>
   <w:num w:numId="26" w16cid:durableId="1390418193">
     <w:abstractNumId w:val="15"/>
   </w:num>
   <w:num w:numId="27" w16cid:durableId="728844960">
-    <w:abstractNumId w:val="62"/>
+    <w:abstractNumId w:val="64"/>
   </w:num>
   <w:num w:numId="28" w16cid:durableId="2125732567">
-    <w:abstractNumId w:val="28"/>
+    <w:abstractNumId w:val="30"/>
   </w:num>
   <w:num w:numId="29" w16cid:durableId="1090812348">
-    <w:abstractNumId w:val="30"/>
+    <w:abstractNumId w:val="32"/>
   </w:num>
   <w:num w:numId="30" w16cid:durableId="296447531">
-    <w:abstractNumId w:val="79"/>
+    <w:abstractNumId w:val="81"/>
   </w:num>
   <w:num w:numId="31" w16cid:durableId="1884710918">
-    <w:abstractNumId w:val="78"/>
+    <w:abstractNumId w:val="80"/>
   </w:num>
   <w:num w:numId="32" w16cid:durableId="234828197">
-    <w:abstractNumId w:val="75"/>
+    <w:abstractNumId w:val="77"/>
   </w:num>
   <w:num w:numId="33" w16cid:durableId="1187061975">
-    <w:abstractNumId w:val="82"/>
+    <w:abstractNumId w:val="84"/>
   </w:num>
   <w:num w:numId="34" w16cid:durableId="1541361364">
     <w:abstractNumId w:val="13"/>
   </w:num>
   <w:num w:numId="35" w16cid:durableId="469323940">
-    <w:abstractNumId w:val="57"/>
+    <w:abstractNumId w:val="59"/>
   </w:num>
   <w:num w:numId="36" w16cid:durableId="171921766">
-    <w:abstractNumId w:val="66"/>
+    <w:abstractNumId w:val="68"/>
   </w:num>
   <w:num w:numId="37" w16cid:durableId="698353443">
-    <w:abstractNumId w:val="90"/>
+    <w:abstractNumId w:val="92"/>
   </w:num>
   <w:num w:numId="38" w16cid:durableId="1940941360">
     <w:abstractNumId w:val="4"/>
   </w:num>
   <w:num w:numId="39" w16cid:durableId="116679975">
-    <w:abstractNumId w:val="42"/>
+    <w:abstractNumId w:val="44"/>
   </w:num>
   <w:num w:numId="40" w16cid:durableId="1714963468">
-    <w:abstractNumId w:val="67"/>
+    <w:abstractNumId w:val="69"/>
   </w:num>
   <w:num w:numId="41" w16cid:durableId="1018429896">
-    <w:abstractNumId w:val="83"/>
+    <w:abstractNumId w:val="85"/>
   </w:num>
   <w:num w:numId="42" w16cid:durableId="941061820">
     <w:abstractNumId w:val="1"/>
   </w:num>
   <w:num w:numId="43" w16cid:durableId="726339675">
+    <w:abstractNumId w:val="37"/>
+  </w:num>
+  <w:num w:numId="44" w16cid:durableId="348455922">
     <w:abstractNumId w:val="35"/>
   </w:num>
-  <w:num w:numId="44" w16cid:durableId="348455922">
-    <w:abstractNumId w:val="33"/>
-  </w:num>
   <w:num w:numId="45" w16cid:durableId="1999069253">
-    <w:abstractNumId w:val="89"/>
+    <w:abstractNumId w:val="91"/>
   </w:num>
   <w:num w:numId="46" w16cid:durableId="1969966184">
     <w:abstractNumId w:val="8"/>
   </w:num>
   <w:num w:numId="47" w16cid:durableId="781874132">
-    <w:abstractNumId w:val="50"/>
+    <w:abstractNumId w:val="52"/>
   </w:num>
   <w:num w:numId="48" w16cid:durableId="357778884">
-    <w:abstractNumId w:val="71"/>
+    <w:abstractNumId w:val="73"/>
   </w:num>
   <w:num w:numId="49" w16cid:durableId="1508203898">
-    <w:abstractNumId w:val="76"/>
+    <w:abstractNumId w:val="78"/>
   </w:num>
   <w:num w:numId="50" w16cid:durableId="1682318083">
-    <w:abstractNumId w:val="56"/>
+    <w:abstractNumId w:val="58"/>
   </w:num>
   <w:num w:numId="51" w16cid:durableId="1708262490">
     <w:abstractNumId w:val="2"/>
   </w:num>
   <w:num w:numId="52" w16cid:durableId="33585703">
-    <w:abstractNumId w:val="29"/>
+    <w:abstractNumId w:val="31"/>
   </w:num>
   <w:num w:numId="53" w16cid:durableId="1614706232">
-    <w:abstractNumId w:val="65"/>
+    <w:abstractNumId w:val="67"/>
   </w:num>
   <w:num w:numId="54" w16cid:durableId="1594314839">
-    <w:abstractNumId w:val="23"/>
+    <w:abstractNumId w:val="25"/>
   </w:num>
   <w:num w:numId="55" w16cid:durableId="1526674347">
-    <w:abstractNumId w:val="81"/>
+    <w:abstractNumId w:val="83"/>
   </w:num>
   <w:num w:numId="56" w16cid:durableId="814222603">
-    <w:abstractNumId w:val="68"/>
+    <w:abstractNumId w:val="70"/>
   </w:num>
   <w:num w:numId="57" w16cid:durableId="1449931854">
+    <w:abstractNumId w:val="56"/>
+  </w:num>
+  <w:num w:numId="58" w16cid:durableId="173110024">
     <w:abstractNumId w:val="54"/>
   </w:num>
-  <w:num w:numId="58" w16cid:durableId="173110024">
-    <w:abstractNumId w:val="52"/>
-  </w:num>
   <w:num w:numId="59" w16cid:durableId="1933391554">
-    <w:abstractNumId w:val="40"/>
+    <w:abstractNumId w:val="42"/>
   </w:num>
   <w:num w:numId="60" w16cid:durableId="659770676">
-    <w:abstractNumId w:val="80"/>
+    <w:abstractNumId w:val="82"/>
   </w:num>
   <w:num w:numId="61" w16cid:durableId="987126490">
-    <w:abstractNumId w:val="38"/>
+    <w:abstractNumId w:val="40"/>
   </w:num>
   <w:num w:numId="62" w16cid:durableId="2072000942">
     <w:abstractNumId w:val="18"/>
   </w:num>
   <w:num w:numId="63" w16cid:durableId="1637449647">
-    <w:abstractNumId w:val="36"/>
+    <w:abstractNumId w:val="38"/>
   </w:num>
   <w:num w:numId="64" w16cid:durableId="1111509654">
-    <w:abstractNumId w:val="25"/>
+    <w:abstractNumId w:val="27"/>
   </w:num>
   <w:num w:numId="65" w16cid:durableId="1154025284">
-    <w:abstractNumId w:val="70"/>
+    <w:abstractNumId w:val="72"/>
   </w:num>
   <w:num w:numId="66" w16cid:durableId="636229318">
-    <w:abstractNumId w:val="86"/>
+    <w:abstractNumId w:val="88"/>
   </w:num>
   <w:num w:numId="67" w16cid:durableId="1298336313">
-    <w:abstractNumId w:val="69"/>
+    <w:abstractNumId w:val="71"/>
   </w:num>
   <w:num w:numId="68" w16cid:durableId="1780643681">
-    <w:abstractNumId w:val="58"/>
+    <w:abstractNumId w:val="60"/>
   </w:num>
   <w:num w:numId="69" w16cid:durableId="897321311">
     <w:abstractNumId w:val="14"/>
   </w:num>
   <w:num w:numId="70" w16cid:durableId="129985987">
-    <w:abstractNumId w:val="34"/>
+    <w:abstractNumId w:val="36"/>
   </w:num>
   <w:num w:numId="71" w16cid:durableId="225920747">
     <w:abstractNumId w:val="0"/>
   </w:num>
   <w:num w:numId="72" w16cid:durableId="193422590">
-    <w:abstractNumId w:val="87"/>
+    <w:abstractNumId w:val="89"/>
   </w:num>
   <w:num w:numId="73" w16cid:durableId="1538079356">
     <w:abstractNumId w:val="7"/>
   </w:num>
   <w:num w:numId="74" w16cid:durableId="1570772970">
+    <w:abstractNumId w:val="63"/>
+  </w:num>
+  <w:num w:numId="75" w16cid:durableId="939339658">
     <w:abstractNumId w:val="61"/>
   </w:num>
-  <w:num w:numId="75" w16cid:durableId="939339658">
-    <w:abstractNumId w:val="59"/>
-  </w:num>
   <w:num w:numId="76" w16cid:durableId="247924988">
-    <w:abstractNumId w:val="84"/>
+    <w:abstractNumId w:val="86"/>
   </w:num>
   <w:num w:numId="77" w16cid:durableId="1729180216">
-    <w:abstractNumId w:val="21"/>
+    <w:abstractNumId w:val="23"/>
   </w:num>
   <w:num w:numId="78" w16cid:durableId="44567889">
-    <w:abstractNumId w:val="63"/>
+    <w:abstractNumId w:val="65"/>
   </w:num>
   <w:num w:numId="79" w16cid:durableId="764571186">
-    <w:abstractNumId w:val="88"/>
+    <w:abstractNumId w:val="90"/>
   </w:num>
   <w:num w:numId="80" w16cid:durableId="1858347991">
-    <w:abstractNumId w:val="39"/>
+    <w:abstractNumId w:val="41"/>
   </w:num>
   <w:num w:numId="81" w16cid:durableId="1245643883">
-    <w:abstractNumId w:val="49"/>
+    <w:abstractNumId w:val="51"/>
   </w:num>
   <w:num w:numId="82" w16cid:durableId="1252928820">
-    <w:abstractNumId w:val="27"/>
+    <w:abstractNumId w:val="29"/>
   </w:num>
   <w:num w:numId="83" w16cid:durableId="1396273051">
-    <w:abstractNumId w:val="26"/>
+    <w:abstractNumId w:val="28"/>
   </w:num>
   <w:num w:numId="84" w16cid:durableId="1608194036">
-    <w:abstractNumId w:val="74"/>
+    <w:abstractNumId w:val="76"/>
   </w:num>
   <w:num w:numId="85" w16cid:durableId="598638423">
-    <w:abstractNumId w:val="55"/>
+    <w:abstractNumId w:val="57"/>
   </w:num>
   <w:num w:numId="86" w16cid:durableId="606155975">
-    <w:abstractNumId w:val="91"/>
+    <w:abstractNumId w:val="93"/>
   </w:num>
   <w:num w:numId="87" w16cid:durableId="695470575">
-    <w:abstractNumId w:val="60"/>
+    <w:abstractNumId w:val="62"/>
   </w:num>
   <w:num w:numId="88" w16cid:durableId="1400984171">
-    <w:abstractNumId w:val="46"/>
+    <w:abstractNumId w:val="48"/>
   </w:num>
   <w:num w:numId="89" w16cid:durableId="1548568754">
-    <w:abstractNumId w:val="31"/>
+    <w:abstractNumId w:val="33"/>
   </w:num>
   <w:num w:numId="90" w16cid:durableId="1185821287">
     <w:abstractNumId w:val="12"/>
@@ -14382,7 +14680,13 @@
     <w:abstractNumId w:val="17"/>
   </w:num>
   <w:num w:numId="92" w16cid:durableId="1167525099">
-    <w:abstractNumId w:val="51"/>
+    <w:abstractNumId w:val="53"/>
+  </w:num>
+  <w:num w:numId="93" w16cid:durableId="341785630">
+    <w:abstractNumId w:val="21"/>
+  </w:num>
+  <w:num w:numId="94" w16cid:durableId="1272513776">
+    <w:abstractNumId w:val="19"/>
   </w:num>
 </w:numbering>
 </file>

--- a/data/Market_Read_quarterly.docx
+++ b/data/Market_Read_quarterly.docx
@@ -14,7 +14,7 @@
           <w:b/>
           <w:bCs/>
         </w:rPr>
-        <w:t>Quarterly Market Read: November 10, 2025</w:t>
+        <w:t>Quarterly Market Read: November 11, 2025</w:t>
       </w:r>
     </w:p>
     <w:p>
@@ -36,7 +36,7 @@
       <w:pPr>
         <w:numPr>
           <w:ilvl w:val="0"/>
-          <w:numId w:val="93"/>
+          <w:numId w:val="95"/>
         </w:numPr>
         <w:rPr>
           <w:b/>
@@ -48,14 +48,14 @@
           <w:b/>
           <w:bCs/>
         </w:rPr>
-        <w:t>Breadth: 46.6% of names are positive.</w:t>
+        <w:t>Breadth: 50.0% of names are positive.</w:t>
       </w:r>
     </w:p>
     <w:p>
       <w:pPr>
         <w:numPr>
           <w:ilvl w:val="0"/>
-          <w:numId w:val="93"/>
+          <w:numId w:val="95"/>
         </w:numPr>
         <w:rPr>
           <w:b/>
@@ -67,14 +67,14 @@
           <w:b/>
           <w:bCs/>
         </w:rPr>
-        <w:t>Information Technology: leading (avg +3.09%).</w:t>
+        <w:t>Information Technology: firm (avg +2.16%).</w:t>
       </w:r>
     </w:p>
     <w:p>
       <w:pPr>
         <w:numPr>
           <w:ilvl w:val="0"/>
-          <w:numId w:val="93"/>
+          <w:numId w:val="95"/>
         </w:numPr>
         <w:rPr>
           <w:b/>
@@ -86,14 +86,14 @@
           <w:b/>
           <w:bCs/>
         </w:rPr>
-        <w:t>Industrials: soft (avg -0.92%).</w:t>
+        <w:t>Industrials: soft (avg -0.86%).</w:t>
       </w:r>
     </w:p>
     <w:p>
       <w:pPr>
         <w:numPr>
           <w:ilvl w:val="0"/>
-          <w:numId w:val="93"/>
+          <w:numId w:val="95"/>
         </w:numPr>
         <w:rPr>
           <w:b/>
@@ -105,14 +105,14 @@
           <w:b/>
           <w:bCs/>
         </w:rPr>
-        <w:t>Consumer Staples: soft (avg -2.44%).</w:t>
+        <w:t>Consumer Staples: soft (avg -1.08%).</w:t>
       </w:r>
     </w:p>
     <w:p>
       <w:pPr>
         <w:numPr>
           <w:ilvl w:val="0"/>
-          <w:numId w:val="93"/>
+          <w:numId w:val="95"/>
         </w:numPr>
         <w:rPr>
           <w:b/>
@@ -124,14 +124,14 @@
           <w:b/>
           <w:bCs/>
         </w:rPr>
-        <w:t>Consumer Discretionary: heavy (avg -4.50%).</w:t>
+        <w:t>Consumer Discretionary: heavy (avg -4.12%).</w:t>
       </w:r>
     </w:p>
     <w:p>
       <w:pPr>
         <w:numPr>
           <w:ilvl w:val="0"/>
-          <w:numId w:val="93"/>
+          <w:numId w:val="95"/>
         </w:numPr>
         <w:rPr>
           <w:b/>
@@ -143,14 +143,14 @@
           <w:b/>
           <w:bCs/>
         </w:rPr>
-        <w:t>Financials: lagging (avg -2.96%).</w:t>
+        <w:t>Financials: heavy (avg -2.45%).</w:t>
       </w:r>
     </w:p>
     <w:p>
       <w:pPr>
         <w:numPr>
           <w:ilvl w:val="0"/>
-          <w:numId w:val="93"/>
+          <w:numId w:val="95"/>
         </w:numPr>
         <w:rPr>
           <w:b/>
@@ -162,14 +162,14 @@
           <w:b/>
           <w:bCs/>
         </w:rPr>
-        <w:t>Utilities: firm (avg +1.56%).</w:t>
+        <w:t>Utilities: firm (avg +1.81%).</w:t>
       </w:r>
     </w:p>
     <w:p>
       <w:pPr>
         <w:numPr>
           <w:ilvl w:val="0"/>
-          <w:numId w:val="93"/>
+          <w:numId w:val="95"/>
         </w:numPr>
         <w:rPr>
           <w:b/>
@@ -181,14 +181,14 @@
           <w:b/>
           <w:bCs/>
         </w:rPr>
-        <w:t>Real Estate: heavy (avg -4.46%).</w:t>
+        <w:t>Real Estate: heavy (avg -3.38%).</w:t>
       </w:r>
     </w:p>
     <w:p>
       <w:pPr>
         <w:numPr>
           <w:ilvl w:val="0"/>
-          <w:numId w:val="93"/>
+          <w:numId w:val="95"/>
         </w:numPr>
         <w:rPr>
           <w:b/>
@@ -200,14 +200,14 @@
           <w:b/>
           <w:bCs/>
         </w:rPr>
-        <w:t>Materials: heavy (avg -4.97%).</w:t>
+        <w:t>Materials: heavy (avg -4.12%).</w:t>
       </w:r>
     </w:p>
     <w:p>
       <w:pPr>
         <w:numPr>
           <w:ilvl w:val="0"/>
-          <w:numId w:val="93"/>
+          <w:numId w:val="95"/>
         </w:numPr>
         <w:rPr>
           <w:b/>
@@ -219,14 +219,14 @@
           <w:b/>
           <w:bCs/>
         </w:rPr>
-        <w:t>Energy: firm (avg +1.33%).</w:t>
+        <w:t>Energy: leading (avg +2.85%).</w:t>
       </w:r>
     </w:p>
     <w:p>
       <w:pPr>
         <w:numPr>
           <w:ilvl w:val="0"/>
-          <w:numId w:val="93"/>
+          <w:numId w:val="95"/>
         </w:numPr>
         <w:rPr>
           <w:b/>
@@ -238,14 +238,14 @@
           <w:b/>
           <w:bCs/>
         </w:rPr>
-        <w:t>Health Care: leading (avg +3.59%).</w:t>
+        <w:t>Health Care: leading (avg +5.92%).</w:t>
       </w:r>
     </w:p>
     <w:p>
       <w:pPr>
         <w:numPr>
           <w:ilvl w:val="0"/>
-          <w:numId w:val="93"/>
+          <w:numId w:val="95"/>
         </w:numPr>
         <w:rPr>
           <w:b/>
@@ -257,7 +257,7 @@
           <w:b/>
           <w:bCs/>
         </w:rPr>
-        <w:t>Communication Services: heavy (avg -7.54%).</w:t>
+        <w:t>Communication Services: heavy (avg -6.82%).</w:t>
       </w:r>
     </w:p>
     <w:p>
@@ -279,7 +279,7 @@
       <w:pPr>
         <w:numPr>
           <w:ilvl w:val="0"/>
-          <w:numId w:val="94"/>
+          <w:numId w:val="96"/>
         </w:numPr>
         <w:rPr>
           <w:b/>
@@ -291,14 +291,14 @@
           <w:b/>
           <w:bCs/>
         </w:rPr>
-        <w:t>Gold: bid (+6.44%)</w:t>
+        <w:t>Gold: bid (+6.86%)</w:t>
       </w:r>
     </w:p>
     <w:p>
       <w:pPr>
         <w:numPr>
           <w:ilvl w:val="0"/>
-          <w:numId w:val="94"/>
+          <w:numId w:val="96"/>
         </w:numPr>
         <w:rPr>
           <w:b/>
@@ -310,14 +310,14 @@
           <w:b/>
           <w:bCs/>
         </w:rPr>
-        <w:t>USD: firm (+2.44%)</w:t>
+        <w:t>USD: firm (+2.29%)</w:t>
       </w:r>
     </w:p>
     <w:p>
       <w:pPr>
         <w:numPr>
           <w:ilvl w:val="0"/>
-          <w:numId w:val="94"/>
+          <w:numId w:val="96"/>
         </w:numPr>
         <w:rPr>
           <w:b/>
@@ -329,14 +329,14 @@
           <w:b/>
           <w:bCs/>
         </w:rPr>
-        <w:t>Yields: falling (-0.71%)</w:t>
+        <w:t>Yields: falling (-0.50%)</w:t>
       </w:r>
     </w:p>
     <w:p>
       <w:pPr>
         <w:numPr>
           <w:ilvl w:val="0"/>
-          <w:numId w:val="94"/>
+          <w:numId w:val="96"/>
         </w:numPr>
         <w:rPr>
           <w:b/>
@@ -348,14 +348,14 @@
           <w:b/>
           <w:bCs/>
         </w:rPr>
-        <w:t>Bonds: soft (-0.28%)</w:t>
+        <w:t>Bonds: flat (-0.01%)</w:t>
       </w:r>
     </w:p>
     <w:p>
       <w:pPr>
         <w:numPr>
           <w:ilvl w:val="0"/>
-          <w:numId w:val="94"/>
+          <w:numId w:val="96"/>
         </w:numPr>
         <w:rPr>
           <w:b/>
@@ -368,7 +368,7 @@
           <w:bCs/>
         </w:rPr>
         <w:lastRenderedPageBreak/>
-        <w:t>Energy Complex (USO, UNG): firm (+2.53%)</w:t>
+        <w:t>Energy Complex (USO, UNG): strong (+5.00%)</w:t>
       </w:r>
     </w:p>
     <w:p>
@@ -383,7 +383,7 @@
           <w:b/>
           <w:bCs/>
         </w:rPr>
-        <w:t>Bottom line: Market breadth has improved slightly, with just under half of names positive. Leadership remains concentrated in Health Care, Technology, and Energy, while Discretionary, Communication Services, and Materials lag sharply. Macro posture — gold bid, USD firm, yields falling, bonds soft, and the energy complex firm — reflects a market pricing in slower growth with lingering inflationary pressures, a setup favoring defensive and commodity-linked assets while growth and rate-sensitive areas continue to struggle.</w:t>
+        <w:t>Bottom line: Market breadth has stabilized near neutral, with half of all tickers positive. Leadership remains concentrated in Health Care, Energy, and Technology, while Communication Services, Discretionary, and Materials continue to lag. The macro backdrop — gold bid, USD firm, yields easing, and the energy complex strong — signals a market leaning toward defensive positioning amid moderating inflation pressures and uneven growth, favoring commodity exposure and quality sectors over high-beta or cyclical names.</w:t>
       </w:r>
     </w:p>
     <w:p/>
@@ -1295,6 +1295,155 @@
     </w:lvl>
   </w:abstractNum>
   <w:abstractNum w:abstractNumId="6" w15:restartNumberingAfterBreak="0">
+    <w:nsid w:val="0E296657"/>
+    <w:multiLevelType w:val="multilevel"/>
+    <w:tmpl w:val="ED2A1B32"/>
+    <w:lvl w:ilvl="0">
+      <w:start w:val="1"/>
+      <w:numFmt w:val="bullet"/>
+      <w:lvlText w:val=""/>
+      <w:lvlJc w:val="left"/>
+      <w:pPr>
+        <w:tabs>
+          <w:tab w:val="num" w:pos="720"/>
+        </w:tabs>
+        <w:ind w:left="720" w:hanging="360"/>
+      </w:pPr>
+      <w:rPr>
+        <w:rFonts w:ascii="Symbol" w:hAnsi="Symbol" w:hint="default"/>
+        <w:sz w:val="20"/>
+      </w:rPr>
+    </w:lvl>
+    <w:lvl w:ilvl="1" w:tentative="1">
+      <w:start w:val="1"/>
+      <w:numFmt w:val="bullet"/>
+      <w:lvlText w:val="o"/>
+      <w:lvlJc w:val="left"/>
+      <w:pPr>
+        <w:tabs>
+          <w:tab w:val="num" w:pos="1440"/>
+        </w:tabs>
+        <w:ind w:left="1440" w:hanging="360"/>
+      </w:pPr>
+      <w:rPr>
+        <w:rFonts w:ascii="Courier New" w:hAnsi="Courier New" w:hint="default"/>
+        <w:sz w:val="20"/>
+      </w:rPr>
+    </w:lvl>
+    <w:lvl w:ilvl="2" w:tentative="1">
+      <w:start w:val="1"/>
+      <w:numFmt w:val="bullet"/>
+      <w:lvlText w:val=""/>
+      <w:lvlJc w:val="left"/>
+      <w:pPr>
+        <w:tabs>
+          <w:tab w:val="num" w:pos="2160"/>
+        </w:tabs>
+        <w:ind w:left="2160" w:hanging="360"/>
+      </w:pPr>
+      <w:rPr>
+        <w:rFonts w:ascii="Wingdings" w:hAnsi="Wingdings" w:hint="default"/>
+        <w:sz w:val="20"/>
+      </w:rPr>
+    </w:lvl>
+    <w:lvl w:ilvl="3" w:tentative="1">
+      <w:start w:val="1"/>
+      <w:numFmt w:val="bullet"/>
+      <w:lvlText w:val=""/>
+      <w:lvlJc w:val="left"/>
+      <w:pPr>
+        <w:tabs>
+          <w:tab w:val="num" w:pos="2880"/>
+        </w:tabs>
+        <w:ind w:left="2880" w:hanging="360"/>
+      </w:pPr>
+      <w:rPr>
+        <w:rFonts w:ascii="Wingdings" w:hAnsi="Wingdings" w:hint="default"/>
+        <w:sz w:val="20"/>
+      </w:rPr>
+    </w:lvl>
+    <w:lvl w:ilvl="4" w:tentative="1">
+      <w:start w:val="1"/>
+      <w:numFmt w:val="bullet"/>
+      <w:lvlText w:val=""/>
+      <w:lvlJc w:val="left"/>
+      <w:pPr>
+        <w:tabs>
+          <w:tab w:val="num" w:pos="3600"/>
+        </w:tabs>
+        <w:ind w:left="3600" w:hanging="360"/>
+      </w:pPr>
+      <w:rPr>
+        <w:rFonts w:ascii="Wingdings" w:hAnsi="Wingdings" w:hint="default"/>
+        <w:sz w:val="20"/>
+      </w:rPr>
+    </w:lvl>
+    <w:lvl w:ilvl="5" w:tentative="1">
+      <w:start w:val="1"/>
+      <w:numFmt w:val="bullet"/>
+      <w:lvlText w:val=""/>
+      <w:lvlJc w:val="left"/>
+      <w:pPr>
+        <w:tabs>
+          <w:tab w:val="num" w:pos="4320"/>
+        </w:tabs>
+        <w:ind w:left="4320" w:hanging="360"/>
+      </w:pPr>
+      <w:rPr>
+        <w:rFonts w:ascii="Wingdings" w:hAnsi="Wingdings" w:hint="default"/>
+        <w:sz w:val="20"/>
+      </w:rPr>
+    </w:lvl>
+    <w:lvl w:ilvl="6" w:tentative="1">
+      <w:start w:val="1"/>
+      <w:numFmt w:val="bullet"/>
+      <w:lvlText w:val=""/>
+      <w:lvlJc w:val="left"/>
+      <w:pPr>
+        <w:tabs>
+          <w:tab w:val="num" w:pos="5040"/>
+        </w:tabs>
+        <w:ind w:left="5040" w:hanging="360"/>
+      </w:pPr>
+      <w:rPr>
+        <w:rFonts w:ascii="Wingdings" w:hAnsi="Wingdings" w:hint="default"/>
+        <w:sz w:val="20"/>
+      </w:rPr>
+    </w:lvl>
+    <w:lvl w:ilvl="7" w:tentative="1">
+      <w:start w:val="1"/>
+      <w:numFmt w:val="bullet"/>
+      <w:lvlText w:val=""/>
+      <w:lvlJc w:val="left"/>
+      <w:pPr>
+        <w:tabs>
+          <w:tab w:val="num" w:pos="5760"/>
+        </w:tabs>
+        <w:ind w:left="5760" w:hanging="360"/>
+      </w:pPr>
+      <w:rPr>
+        <w:rFonts w:ascii="Wingdings" w:hAnsi="Wingdings" w:hint="default"/>
+        <w:sz w:val="20"/>
+      </w:rPr>
+    </w:lvl>
+    <w:lvl w:ilvl="8" w:tentative="1">
+      <w:start w:val="1"/>
+      <w:numFmt w:val="bullet"/>
+      <w:lvlText w:val=""/>
+      <w:lvlJc w:val="left"/>
+      <w:pPr>
+        <w:tabs>
+          <w:tab w:val="num" w:pos="6480"/>
+        </w:tabs>
+        <w:ind w:left="6480" w:hanging="360"/>
+      </w:pPr>
+      <w:rPr>
+        <w:rFonts w:ascii="Wingdings" w:hAnsi="Wingdings" w:hint="default"/>
+        <w:sz w:val="20"/>
+      </w:rPr>
+    </w:lvl>
+  </w:abstractNum>
+  <w:abstractNum w:abstractNumId="7" w15:restartNumberingAfterBreak="0">
     <w:nsid w:val="0EF02FA9"/>
     <w:multiLevelType w:val="multilevel"/>
     <w:tmpl w:val="22B4E042"/>
@@ -1443,7 +1592,7 @@
       </w:rPr>
     </w:lvl>
   </w:abstractNum>
-  <w:abstractNum w:abstractNumId="7" w15:restartNumberingAfterBreak="0">
+  <w:abstractNum w:abstractNumId="8" w15:restartNumberingAfterBreak="0">
     <w:nsid w:val="0FF858F0"/>
     <w:multiLevelType w:val="multilevel"/>
     <w:tmpl w:val="4DD8BAF4"/>
@@ -1592,7 +1741,7 @@
       </w:rPr>
     </w:lvl>
   </w:abstractNum>
-  <w:abstractNum w:abstractNumId="8" w15:restartNumberingAfterBreak="0">
+  <w:abstractNum w:abstractNumId="9" w15:restartNumberingAfterBreak="0">
     <w:nsid w:val="10500EEA"/>
     <w:multiLevelType w:val="multilevel"/>
     <w:tmpl w:val="D62C0554"/>
@@ -1741,7 +1890,7 @@
       </w:rPr>
     </w:lvl>
   </w:abstractNum>
-  <w:abstractNum w:abstractNumId="9" w15:restartNumberingAfterBreak="0">
+  <w:abstractNum w:abstractNumId="10" w15:restartNumberingAfterBreak="0">
     <w:nsid w:val="10F2578D"/>
     <w:multiLevelType w:val="multilevel"/>
     <w:tmpl w:val="08201094"/>
@@ -1890,7 +2039,7 @@
       </w:rPr>
     </w:lvl>
   </w:abstractNum>
-  <w:abstractNum w:abstractNumId="10" w15:restartNumberingAfterBreak="0">
+  <w:abstractNum w:abstractNumId="11" w15:restartNumberingAfterBreak="0">
     <w:nsid w:val="11DC55E2"/>
     <w:multiLevelType w:val="multilevel"/>
     <w:tmpl w:val="0FBAD16E"/>
@@ -2039,7 +2188,7 @@
       </w:rPr>
     </w:lvl>
   </w:abstractNum>
-  <w:abstractNum w:abstractNumId="11" w15:restartNumberingAfterBreak="0">
+  <w:abstractNum w:abstractNumId="12" w15:restartNumberingAfterBreak="0">
     <w:nsid w:val="11E41994"/>
     <w:multiLevelType w:val="multilevel"/>
     <w:tmpl w:val="0C5C9D96"/>
@@ -2188,7 +2337,7 @@
       </w:rPr>
     </w:lvl>
   </w:abstractNum>
-  <w:abstractNum w:abstractNumId="12" w15:restartNumberingAfterBreak="0">
+  <w:abstractNum w:abstractNumId="13" w15:restartNumberingAfterBreak="0">
     <w:nsid w:val="13B71907"/>
     <w:multiLevelType w:val="multilevel"/>
     <w:tmpl w:val="A39C31EC"/>
@@ -2337,7 +2486,7 @@
       </w:rPr>
     </w:lvl>
   </w:abstractNum>
-  <w:abstractNum w:abstractNumId="13" w15:restartNumberingAfterBreak="0">
+  <w:abstractNum w:abstractNumId="14" w15:restartNumberingAfterBreak="0">
     <w:nsid w:val="14D44EFF"/>
     <w:multiLevelType w:val="multilevel"/>
     <w:tmpl w:val="A3E4F000"/>
@@ -2486,7 +2635,7 @@
       </w:rPr>
     </w:lvl>
   </w:abstractNum>
-  <w:abstractNum w:abstractNumId="14" w15:restartNumberingAfterBreak="0">
+  <w:abstractNum w:abstractNumId="15" w15:restartNumberingAfterBreak="0">
     <w:nsid w:val="14F66268"/>
     <w:multiLevelType w:val="multilevel"/>
     <w:tmpl w:val="18CA7EF2"/>
@@ -2635,7 +2784,7 @@
       </w:rPr>
     </w:lvl>
   </w:abstractNum>
-  <w:abstractNum w:abstractNumId="15" w15:restartNumberingAfterBreak="0">
+  <w:abstractNum w:abstractNumId="16" w15:restartNumberingAfterBreak="0">
     <w:nsid w:val="15CE3E8B"/>
     <w:multiLevelType w:val="multilevel"/>
     <w:tmpl w:val="47E69690"/>
@@ -2784,7 +2933,7 @@
       </w:rPr>
     </w:lvl>
   </w:abstractNum>
-  <w:abstractNum w:abstractNumId="16" w15:restartNumberingAfterBreak="0">
+  <w:abstractNum w:abstractNumId="17" w15:restartNumberingAfterBreak="0">
     <w:nsid w:val="16C960FF"/>
     <w:multiLevelType w:val="multilevel"/>
     <w:tmpl w:val="B208537C"/>
@@ -2933,7 +3082,7 @@
       </w:rPr>
     </w:lvl>
   </w:abstractNum>
-  <w:abstractNum w:abstractNumId="17" w15:restartNumberingAfterBreak="0">
+  <w:abstractNum w:abstractNumId="18" w15:restartNumberingAfterBreak="0">
     <w:nsid w:val="1729423D"/>
     <w:multiLevelType w:val="multilevel"/>
     <w:tmpl w:val="9B42B844"/>
@@ -3082,7 +3231,7 @@
       </w:rPr>
     </w:lvl>
   </w:abstractNum>
-  <w:abstractNum w:abstractNumId="18" w15:restartNumberingAfterBreak="0">
+  <w:abstractNum w:abstractNumId="19" w15:restartNumberingAfterBreak="0">
     <w:nsid w:val="18176FD1"/>
     <w:multiLevelType w:val="multilevel"/>
     <w:tmpl w:val="076C3802"/>
@@ -3231,7 +3380,7 @@
       </w:rPr>
     </w:lvl>
   </w:abstractNum>
-  <w:abstractNum w:abstractNumId="19" w15:restartNumberingAfterBreak="0">
+  <w:abstractNum w:abstractNumId="20" w15:restartNumberingAfterBreak="0">
     <w:nsid w:val="1ABC615A"/>
     <w:multiLevelType w:val="multilevel"/>
     <w:tmpl w:val="0E3EB77C"/>
@@ -3380,7 +3529,7 @@
       </w:rPr>
     </w:lvl>
   </w:abstractNum>
-  <w:abstractNum w:abstractNumId="20" w15:restartNumberingAfterBreak="0">
+  <w:abstractNum w:abstractNumId="21" w15:restartNumberingAfterBreak="0">
     <w:nsid w:val="1B914BEA"/>
     <w:multiLevelType w:val="multilevel"/>
     <w:tmpl w:val="2244DADE"/>
@@ -3529,7 +3678,7 @@
       </w:rPr>
     </w:lvl>
   </w:abstractNum>
-  <w:abstractNum w:abstractNumId="21" w15:restartNumberingAfterBreak="0">
+  <w:abstractNum w:abstractNumId="22" w15:restartNumberingAfterBreak="0">
     <w:nsid w:val="1D044658"/>
     <w:multiLevelType w:val="multilevel"/>
     <w:tmpl w:val="D1901A1C"/>
@@ -3678,7 +3827,7 @@
       </w:rPr>
     </w:lvl>
   </w:abstractNum>
-  <w:abstractNum w:abstractNumId="22" w15:restartNumberingAfterBreak="0">
+  <w:abstractNum w:abstractNumId="23" w15:restartNumberingAfterBreak="0">
     <w:nsid w:val="1F5C4F6B"/>
     <w:multiLevelType w:val="multilevel"/>
     <w:tmpl w:val="0A385024"/>
@@ -3827,7 +3976,7 @@
       </w:rPr>
     </w:lvl>
   </w:abstractNum>
-  <w:abstractNum w:abstractNumId="23" w15:restartNumberingAfterBreak="0">
+  <w:abstractNum w:abstractNumId="24" w15:restartNumberingAfterBreak="0">
     <w:nsid w:val="1FB77766"/>
     <w:multiLevelType w:val="multilevel"/>
     <w:tmpl w:val="A6CEDDE2"/>
@@ -3976,7 +4125,7 @@
       </w:rPr>
     </w:lvl>
   </w:abstractNum>
-  <w:abstractNum w:abstractNumId="24" w15:restartNumberingAfterBreak="0">
+  <w:abstractNum w:abstractNumId="25" w15:restartNumberingAfterBreak="0">
     <w:nsid w:val="230F1EE1"/>
     <w:multiLevelType w:val="multilevel"/>
     <w:tmpl w:val="AF9A5E34"/>
@@ -4125,7 +4274,7 @@
       </w:rPr>
     </w:lvl>
   </w:abstractNum>
-  <w:abstractNum w:abstractNumId="25" w15:restartNumberingAfterBreak="0">
+  <w:abstractNum w:abstractNumId="26" w15:restartNumberingAfterBreak="0">
     <w:nsid w:val="235A6783"/>
     <w:multiLevelType w:val="multilevel"/>
     <w:tmpl w:val="B104713E"/>
@@ -4274,7 +4423,7 @@
       </w:rPr>
     </w:lvl>
   </w:abstractNum>
-  <w:abstractNum w:abstractNumId="26" w15:restartNumberingAfterBreak="0">
+  <w:abstractNum w:abstractNumId="27" w15:restartNumberingAfterBreak="0">
     <w:nsid w:val="271473B9"/>
     <w:multiLevelType w:val="multilevel"/>
     <w:tmpl w:val="96D048EE"/>
@@ -4423,7 +4572,7 @@
       </w:rPr>
     </w:lvl>
   </w:abstractNum>
-  <w:abstractNum w:abstractNumId="27" w15:restartNumberingAfterBreak="0">
+  <w:abstractNum w:abstractNumId="28" w15:restartNumberingAfterBreak="0">
     <w:nsid w:val="273268E4"/>
     <w:multiLevelType w:val="multilevel"/>
     <w:tmpl w:val="62221B10"/>
@@ -4572,7 +4721,7 @@
       </w:rPr>
     </w:lvl>
   </w:abstractNum>
-  <w:abstractNum w:abstractNumId="28" w15:restartNumberingAfterBreak="0">
+  <w:abstractNum w:abstractNumId="29" w15:restartNumberingAfterBreak="0">
     <w:nsid w:val="27645E59"/>
     <w:multiLevelType w:val="multilevel"/>
     <w:tmpl w:val="A2A4E728"/>
@@ -4721,7 +4870,7 @@
       </w:rPr>
     </w:lvl>
   </w:abstractNum>
-  <w:abstractNum w:abstractNumId="29" w15:restartNumberingAfterBreak="0">
+  <w:abstractNum w:abstractNumId="30" w15:restartNumberingAfterBreak="0">
     <w:nsid w:val="278301DA"/>
     <w:multiLevelType w:val="multilevel"/>
     <w:tmpl w:val="922646DA"/>
@@ -4870,7 +5019,7 @@
       </w:rPr>
     </w:lvl>
   </w:abstractNum>
-  <w:abstractNum w:abstractNumId="30" w15:restartNumberingAfterBreak="0">
+  <w:abstractNum w:abstractNumId="31" w15:restartNumberingAfterBreak="0">
     <w:nsid w:val="27DD119E"/>
     <w:multiLevelType w:val="multilevel"/>
     <w:tmpl w:val="1C60FF70"/>
@@ -5019,7 +5168,7 @@
       </w:rPr>
     </w:lvl>
   </w:abstractNum>
-  <w:abstractNum w:abstractNumId="31" w15:restartNumberingAfterBreak="0">
+  <w:abstractNum w:abstractNumId="32" w15:restartNumberingAfterBreak="0">
     <w:nsid w:val="29172398"/>
     <w:multiLevelType w:val="multilevel"/>
     <w:tmpl w:val="6A00188C"/>
@@ -5168,7 +5317,7 @@
       </w:rPr>
     </w:lvl>
   </w:abstractNum>
-  <w:abstractNum w:abstractNumId="32" w15:restartNumberingAfterBreak="0">
+  <w:abstractNum w:abstractNumId="33" w15:restartNumberingAfterBreak="0">
     <w:nsid w:val="2AE3093F"/>
     <w:multiLevelType w:val="multilevel"/>
     <w:tmpl w:val="CD888610"/>
@@ -5317,7 +5466,7 @@
       </w:rPr>
     </w:lvl>
   </w:abstractNum>
-  <w:abstractNum w:abstractNumId="33" w15:restartNumberingAfterBreak="0">
+  <w:abstractNum w:abstractNumId="34" w15:restartNumberingAfterBreak="0">
     <w:nsid w:val="2C0E4FC5"/>
     <w:multiLevelType w:val="multilevel"/>
     <w:tmpl w:val="FB14D6CA"/>
@@ -5466,7 +5615,7 @@
       </w:rPr>
     </w:lvl>
   </w:abstractNum>
-  <w:abstractNum w:abstractNumId="34" w15:restartNumberingAfterBreak="0">
+  <w:abstractNum w:abstractNumId="35" w15:restartNumberingAfterBreak="0">
     <w:nsid w:val="2D7172A0"/>
     <w:multiLevelType w:val="multilevel"/>
     <w:tmpl w:val="615A5204"/>
@@ -5615,7 +5764,7 @@
       </w:rPr>
     </w:lvl>
   </w:abstractNum>
-  <w:abstractNum w:abstractNumId="35" w15:restartNumberingAfterBreak="0">
+  <w:abstractNum w:abstractNumId="36" w15:restartNumberingAfterBreak="0">
     <w:nsid w:val="2EC14BE6"/>
     <w:multiLevelType w:val="multilevel"/>
     <w:tmpl w:val="EAB4BB98"/>
@@ -5764,7 +5913,7 @@
       </w:rPr>
     </w:lvl>
   </w:abstractNum>
-  <w:abstractNum w:abstractNumId="36" w15:restartNumberingAfterBreak="0">
+  <w:abstractNum w:abstractNumId="37" w15:restartNumberingAfterBreak="0">
     <w:nsid w:val="2FAF7C70"/>
     <w:multiLevelType w:val="multilevel"/>
     <w:tmpl w:val="39F4968C"/>
@@ -5913,7 +6062,7 @@
       </w:rPr>
     </w:lvl>
   </w:abstractNum>
-  <w:abstractNum w:abstractNumId="37" w15:restartNumberingAfterBreak="0">
+  <w:abstractNum w:abstractNumId="38" w15:restartNumberingAfterBreak="0">
     <w:nsid w:val="30211183"/>
     <w:multiLevelType w:val="multilevel"/>
     <w:tmpl w:val="17BCC77C"/>
@@ -6062,7 +6211,7 @@
       </w:rPr>
     </w:lvl>
   </w:abstractNum>
-  <w:abstractNum w:abstractNumId="38" w15:restartNumberingAfterBreak="0">
+  <w:abstractNum w:abstractNumId="39" w15:restartNumberingAfterBreak="0">
     <w:nsid w:val="308C2490"/>
     <w:multiLevelType w:val="multilevel"/>
     <w:tmpl w:val="A52AC25C"/>
@@ -6211,7 +6360,7 @@
       </w:rPr>
     </w:lvl>
   </w:abstractNum>
-  <w:abstractNum w:abstractNumId="39" w15:restartNumberingAfterBreak="0">
+  <w:abstractNum w:abstractNumId="40" w15:restartNumberingAfterBreak="0">
     <w:nsid w:val="36B2143A"/>
     <w:multiLevelType w:val="multilevel"/>
     <w:tmpl w:val="64604580"/>
@@ -6360,7 +6509,7 @@
       </w:rPr>
     </w:lvl>
   </w:abstractNum>
-  <w:abstractNum w:abstractNumId="40" w15:restartNumberingAfterBreak="0">
+  <w:abstractNum w:abstractNumId="41" w15:restartNumberingAfterBreak="0">
     <w:nsid w:val="36E65CFF"/>
     <w:multiLevelType w:val="multilevel"/>
     <w:tmpl w:val="CE3C9310"/>
@@ -6509,7 +6658,7 @@
       </w:rPr>
     </w:lvl>
   </w:abstractNum>
-  <w:abstractNum w:abstractNumId="41" w15:restartNumberingAfterBreak="0">
+  <w:abstractNum w:abstractNumId="42" w15:restartNumberingAfterBreak="0">
     <w:nsid w:val="38BF4809"/>
     <w:multiLevelType w:val="multilevel"/>
     <w:tmpl w:val="925A2D08"/>
@@ -6658,7 +6807,156 @@
       </w:rPr>
     </w:lvl>
   </w:abstractNum>
-  <w:abstractNum w:abstractNumId="42" w15:restartNumberingAfterBreak="0">
+  <w:abstractNum w:abstractNumId="43" w15:restartNumberingAfterBreak="0">
+    <w:nsid w:val="3C1E0601"/>
+    <w:multiLevelType w:val="multilevel"/>
+    <w:tmpl w:val="234C980E"/>
+    <w:lvl w:ilvl="0">
+      <w:start w:val="1"/>
+      <w:numFmt w:val="bullet"/>
+      <w:lvlText w:val=""/>
+      <w:lvlJc w:val="left"/>
+      <w:pPr>
+        <w:tabs>
+          <w:tab w:val="num" w:pos="720"/>
+        </w:tabs>
+        <w:ind w:left="720" w:hanging="360"/>
+      </w:pPr>
+      <w:rPr>
+        <w:rFonts w:ascii="Symbol" w:hAnsi="Symbol" w:hint="default"/>
+        <w:sz w:val="20"/>
+      </w:rPr>
+    </w:lvl>
+    <w:lvl w:ilvl="1" w:tentative="1">
+      <w:start w:val="1"/>
+      <w:numFmt w:val="bullet"/>
+      <w:lvlText w:val="o"/>
+      <w:lvlJc w:val="left"/>
+      <w:pPr>
+        <w:tabs>
+          <w:tab w:val="num" w:pos="1440"/>
+        </w:tabs>
+        <w:ind w:left="1440" w:hanging="360"/>
+      </w:pPr>
+      <w:rPr>
+        <w:rFonts w:ascii="Courier New" w:hAnsi="Courier New" w:hint="default"/>
+        <w:sz w:val="20"/>
+      </w:rPr>
+    </w:lvl>
+    <w:lvl w:ilvl="2" w:tentative="1">
+      <w:start w:val="1"/>
+      <w:numFmt w:val="bullet"/>
+      <w:lvlText w:val=""/>
+      <w:lvlJc w:val="left"/>
+      <w:pPr>
+        <w:tabs>
+          <w:tab w:val="num" w:pos="2160"/>
+        </w:tabs>
+        <w:ind w:left="2160" w:hanging="360"/>
+      </w:pPr>
+      <w:rPr>
+        <w:rFonts w:ascii="Wingdings" w:hAnsi="Wingdings" w:hint="default"/>
+        <w:sz w:val="20"/>
+      </w:rPr>
+    </w:lvl>
+    <w:lvl w:ilvl="3" w:tentative="1">
+      <w:start w:val="1"/>
+      <w:numFmt w:val="bullet"/>
+      <w:lvlText w:val=""/>
+      <w:lvlJc w:val="left"/>
+      <w:pPr>
+        <w:tabs>
+          <w:tab w:val="num" w:pos="2880"/>
+        </w:tabs>
+        <w:ind w:left="2880" w:hanging="360"/>
+      </w:pPr>
+      <w:rPr>
+        <w:rFonts w:ascii="Wingdings" w:hAnsi="Wingdings" w:hint="default"/>
+        <w:sz w:val="20"/>
+      </w:rPr>
+    </w:lvl>
+    <w:lvl w:ilvl="4" w:tentative="1">
+      <w:start w:val="1"/>
+      <w:numFmt w:val="bullet"/>
+      <w:lvlText w:val=""/>
+      <w:lvlJc w:val="left"/>
+      <w:pPr>
+        <w:tabs>
+          <w:tab w:val="num" w:pos="3600"/>
+        </w:tabs>
+        <w:ind w:left="3600" w:hanging="360"/>
+      </w:pPr>
+      <w:rPr>
+        <w:rFonts w:ascii="Wingdings" w:hAnsi="Wingdings" w:hint="default"/>
+        <w:sz w:val="20"/>
+      </w:rPr>
+    </w:lvl>
+    <w:lvl w:ilvl="5" w:tentative="1">
+      <w:start w:val="1"/>
+      <w:numFmt w:val="bullet"/>
+      <w:lvlText w:val=""/>
+      <w:lvlJc w:val="left"/>
+      <w:pPr>
+        <w:tabs>
+          <w:tab w:val="num" w:pos="4320"/>
+        </w:tabs>
+        <w:ind w:left="4320" w:hanging="360"/>
+      </w:pPr>
+      <w:rPr>
+        <w:rFonts w:ascii="Wingdings" w:hAnsi="Wingdings" w:hint="default"/>
+        <w:sz w:val="20"/>
+      </w:rPr>
+    </w:lvl>
+    <w:lvl w:ilvl="6" w:tentative="1">
+      <w:start w:val="1"/>
+      <w:numFmt w:val="bullet"/>
+      <w:lvlText w:val=""/>
+      <w:lvlJc w:val="left"/>
+      <w:pPr>
+        <w:tabs>
+          <w:tab w:val="num" w:pos="5040"/>
+        </w:tabs>
+        <w:ind w:left="5040" w:hanging="360"/>
+      </w:pPr>
+      <w:rPr>
+        <w:rFonts w:ascii="Wingdings" w:hAnsi="Wingdings" w:hint="default"/>
+        <w:sz w:val="20"/>
+      </w:rPr>
+    </w:lvl>
+    <w:lvl w:ilvl="7" w:tentative="1">
+      <w:start w:val="1"/>
+      <w:numFmt w:val="bullet"/>
+      <w:lvlText w:val=""/>
+      <w:lvlJc w:val="left"/>
+      <w:pPr>
+        <w:tabs>
+          <w:tab w:val="num" w:pos="5760"/>
+        </w:tabs>
+        <w:ind w:left="5760" w:hanging="360"/>
+      </w:pPr>
+      <w:rPr>
+        <w:rFonts w:ascii="Wingdings" w:hAnsi="Wingdings" w:hint="default"/>
+        <w:sz w:val="20"/>
+      </w:rPr>
+    </w:lvl>
+    <w:lvl w:ilvl="8" w:tentative="1">
+      <w:start w:val="1"/>
+      <w:numFmt w:val="bullet"/>
+      <w:lvlText w:val=""/>
+      <w:lvlJc w:val="left"/>
+      <w:pPr>
+        <w:tabs>
+          <w:tab w:val="num" w:pos="6480"/>
+        </w:tabs>
+        <w:ind w:left="6480" w:hanging="360"/>
+      </w:pPr>
+      <w:rPr>
+        <w:rFonts w:ascii="Wingdings" w:hAnsi="Wingdings" w:hint="default"/>
+        <w:sz w:val="20"/>
+      </w:rPr>
+    </w:lvl>
+  </w:abstractNum>
+  <w:abstractNum w:abstractNumId="44" w15:restartNumberingAfterBreak="0">
     <w:nsid w:val="3E6F5D06"/>
     <w:multiLevelType w:val="multilevel"/>
     <w:tmpl w:val="048E3170"/>
@@ -6807,7 +7105,7 @@
       </w:rPr>
     </w:lvl>
   </w:abstractNum>
-  <w:abstractNum w:abstractNumId="43" w15:restartNumberingAfterBreak="0">
+  <w:abstractNum w:abstractNumId="45" w15:restartNumberingAfterBreak="0">
     <w:nsid w:val="3F362D47"/>
     <w:multiLevelType w:val="multilevel"/>
     <w:tmpl w:val="88CA522A"/>
@@ -6956,7 +7254,7 @@
       </w:rPr>
     </w:lvl>
   </w:abstractNum>
-  <w:abstractNum w:abstractNumId="44" w15:restartNumberingAfterBreak="0">
+  <w:abstractNum w:abstractNumId="46" w15:restartNumberingAfterBreak="0">
     <w:nsid w:val="44BC3258"/>
     <w:multiLevelType w:val="multilevel"/>
     <w:tmpl w:val="46687CC4"/>
@@ -7105,7 +7403,7 @@
       </w:rPr>
     </w:lvl>
   </w:abstractNum>
-  <w:abstractNum w:abstractNumId="45" w15:restartNumberingAfterBreak="0">
+  <w:abstractNum w:abstractNumId="47" w15:restartNumberingAfterBreak="0">
     <w:nsid w:val="48C97CF2"/>
     <w:multiLevelType w:val="multilevel"/>
     <w:tmpl w:val="351A9F9A"/>
@@ -7254,7 +7552,7 @@
       </w:rPr>
     </w:lvl>
   </w:abstractNum>
-  <w:abstractNum w:abstractNumId="46" w15:restartNumberingAfterBreak="0">
+  <w:abstractNum w:abstractNumId="48" w15:restartNumberingAfterBreak="0">
     <w:nsid w:val="49421EC4"/>
     <w:multiLevelType w:val="multilevel"/>
     <w:tmpl w:val="1070D884"/>
@@ -7403,7 +7701,7 @@
       </w:rPr>
     </w:lvl>
   </w:abstractNum>
-  <w:abstractNum w:abstractNumId="47" w15:restartNumberingAfterBreak="0">
+  <w:abstractNum w:abstractNumId="49" w15:restartNumberingAfterBreak="0">
     <w:nsid w:val="49BE432E"/>
     <w:multiLevelType w:val="multilevel"/>
     <w:tmpl w:val="F31895E0"/>
@@ -7552,7 +7850,7 @@
       </w:rPr>
     </w:lvl>
   </w:abstractNum>
-  <w:abstractNum w:abstractNumId="48" w15:restartNumberingAfterBreak="0">
+  <w:abstractNum w:abstractNumId="50" w15:restartNumberingAfterBreak="0">
     <w:nsid w:val="4A196A39"/>
     <w:multiLevelType w:val="multilevel"/>
     <w:tmpl w:val="BBDEAF4C"/>
@@ -7701,7 +7999,7 @@
       </w:rPr>
     </w:lvl>
   </w:abstractNum>
-  <w:abstractNum w:abstractNumId="49" w15:restartNumberingAfterBreak="0">
+  <w:abstractNum w:abstractNumId="51" w15:restartNumberingAfterBreak="0">
     <w:nsid w:val="4D6D2000"/>
     <w:multiLevelType w:val="multilevel"/>
     <w:tmpl w:val="D222DEEC"/>
@@ -7850,7 +8148,7 @@
       </w:rPr>
     </w:lvl>
   </w:abstractNum>
-  <w:abstractNum w:abstractNumId="50" w15:restartNumberingAfterBreak="0">
+  <w:abstractNum w:abstractNumId="52" w15:restartNumberingAfterBreak="0">
     <w:nsid w:val="4E7C38B9"/>
     <w:multiLevelType w:val="multilevel"/>
     <w:tmpl w:val="BA9A3C7A"/>
@@ -7999,7 +8297,7 @@
       </w:rPr>
     </w:lvl>
   </w:abstractNum>
-  <w:abstractNum w:abstractNumId="51" w15:restartNumberingAfterBreak="0">
+  <w:abstractNum w:abstractNumId="53" w15:restartNumberingAfterBreak="0">
     <w:nsid w:val="4F0C370E"/>
     <w:multiLevelType w:val="multilevel"/>
     <w:tmpl w:val="C2A2442A"/>
@@ -8148,7 +8446,7 @@
       </w:rPr>
     </w:lvl>
   </w:abstractNum>
-  <w:abstractNum w:abstractNumId="52" w15:restartNumberingAfterBreak="0">
+  <w:abstractNum w:abstractNumId="54" w15:restartNumberingAfterBreak="0">
     <w:nsid w:val="4F675C52"/>
     <w:multiLevelType w:val="multilevel"/>
     <w:tmpl w:val="E8746552"/>
@@ -8297,7 +8595,7 @@
       </w:rPr>
     </w:lvl>
   </w:abstractNum>
-  <w:abstractNum w:abstractNumId="53" w15:restartNumberingAfterBreak="0">
+  <w:abstractNum w:abstractNumId="55" w15:restartNumberingAfterBreak="0">
     <w:nsid w:val="50697F88"/>
     <w:multiLevelType w:val="multilevel"/>
     <w:tmpl w:val="9FA4CEBC"/>
@@ -8446,7 +8744,7 @@
       </w:rPr>
     </w:lvl>
   </w:abstractNum>
-  <w:abstractNum w:abstractNumId="54" w15:restartNumberingAfterBreak="0">
+  <w:abstractNum w:abstractNumId="56" w15:restartNumberingAfterBreak="0">
     <w:nsid w:val="518B0AF4"/>
     <w:multiLevelType w:val="multilevel"/>
     <w:tmpl w:val="E21A9B02"/>
@@ -8595,7 +8893,7 @@
       </w:rPr>
     </w:lvl>
   </w:abstractNum>
-  <w:abstractNum w:abstractNumId="55" w15:restartNumberingAfterBreak="0">
+  <w:abstractNum w:abstractNumId="57" w15:restartNumberingAfterBreak="0">
     <w:nsid w:val="554A2D8C"/>
     <w:multiLevelType w:val="multilevel"/>
     <w:tmpl w:val="030AEED4"/>
@@ -8744,7 +9042,7 @@
       </w:rPr>
     </w:lvl>
   </w:abstractNum>
-  <w:abstractNum w:abstractNumId="56" w15:restartNumberingAfterBreak="0">
+  <w:abstractNum w:abstractNumId="58" w15:restartNumberingAfterBreak="0">
     <w:nsid w:val="55E56A09"/>
     <w:multiLevelType w:val="multilevel"/>
     <w:tmpl w:val="42345B00"/>
@@ -8893,7 +9191,7 @@
       </w:rPr>
     </w:lvl>
   </w:abstractNum>
-  <w:abstractNum w:abstractNumId="57" w15:restartNumberingAfterBreak="0">
+  <w:abstractNum w:abstractNumId="59" w15:restartNumberingAfterBreak="0">
     <w:nsid w:val="561113B1"/>
     <w:multiLevelType w:val="multilevel"/>
     <w:tmpl w:val="5FB06F18"/>
@@ -9042,7 +9340,7 @@
       </w:rPr>
     </w:lvl>
   </w:abstractNum>
-  <w:abstractNum w:abstractNumId="58" w15:restartNumberingAfterBreak="0">
+  <w:abstractNum w:abstractNumId="60" w15:restartNumberingAfterBreak="0">
     <w:nsid w:val="565672AE"/>
     <w:multiLevelType w:val="multilevel"/>
     <w:tmpl w:val="9DB47B8A"/>
@@ -9191,7 +9489,7 @@
       </w:rPr>
     </w:lvl>
   </w:abstractNum>
-  <w:abstractNum w:abstractNumId="59" w15:restartNumberingAfterBreak="0">
+  <w:abstractNum w:abstractNumId="61" w15:restartNumberingAfterBreak="0">
     <w:nsid w:val="569C54B2"/>
     <w:multiLevelType w:val="multilevel"/>
     <w:tmpl w:val="EE7EE69A"/>
@@ -9340,7 +9638,7 @@
       </w:rPr>
     </w:lvl>
   </w:abstractNum>
-  <w:abstractNum w:abstractNumId="60" w15:restartNumberingAfterBreak="0">
+  <w:abstractNum w:abstractNumId="62" w15:restartNumberingAfterBreak="0">
     <w:nsid w:val="56F71075"/>
     <w:multiLevelType w:val="multilevel"/>
     <w:tmpl w:val="2952AC56"/>
@@ -9489,7 +9787,7 @@
       </w:rPr>
     </w:lvl>
   </w:abstractNum>
-  <w:abstractNum w:abstractNumId="61" w15:restartNumberingAfterBreak="0">
+  <w:abstractNum w:abstractNumId="63" w15:restartNumberingAfterBreak="0">
     <w:nsid w:val="57DB2464"/>
     <w:multiLevelType w:val="multilevel"/>
     <w:tmpl w:val="744AAF80"/>
@@ -9638,7 +9936,7 @@
       </w:rPr>
     </w:lvl>
   </w:abstractNum>
-  <w:abstractNum w:abstractNumId="62" w15:restartNumberingAfterBreak="0">
+  <w:abstractNum w:abstractNumId="64" w15:restartNumberingAfterBreak="0">
     <w:nsid w:val="584B7C1F"/>
     <w:multiLevelType w:val="multilevel"/>
     <w:tmpl w:val="0F28D7F4"/>
@@ -9787,7 +10085,7 @@
       </w:rPr>
     </w:lvl>
   </w:abstractNum>
-  <w:abstractNum w:abstractNumId="63" w15:restartNumberingAfterBreak="0">
+  <w:abstractNum w:abstractNumId="65" w15:restartNumberingAfterBreak="0">
     <w:nsid w:val="587A0CCD"/>
     <w:multiLevelType w:val="multilevel"/>
     <w:tmpl w:val="750CB344"/>
@@ -9936,7 +10234,7 @@
       </w:rPr>
     </w:lvl>
   </w:abstractNum>
-  <w:abstractNum w:abstractNumId="64" w15:restartNumberingAfterBreak="0">
+  <w:abstractNum w:abstractNumId="66" w15:restartNumberingAfterBreak="0">
     <w:nsid w:val="5918416D"/>
     <w:multiLevelType w:val="multilevel"/>
     <w:tmpl w:val="7160D344"/>
@@ -10085,7 +10383,7 @@
       </w:rPr>
     </w:lvl>
   </w:abstractNum>
-  <w:abstractNum w:abstractNumId="65" w15:restartNumberingAfterBreak="0">
+  <w:abstractNum w:abstractNumId="67" w15:restartNumberingAfterBreak="0">
     <w:nsid w:val="5ABA52A8"/>
     <w:multiLevelType w:val="multilevel"/>
     <w:tmpl w:val="91FE5CEA"/>
@@ -10234,7 +10532,7 @@
       </w:rPr>
     </w:lvl>
   </w:abstractNum>
-  <w:abstractNum w:abstractNumId="66" w15:restartNumberingAfterBreak="0">
+  <w:abstractNum w:abstractNumId="68" w15:restartNumberingAfterBreak="0">
     <w:nsid w:val="5AD277F9"/>
     <w:multiLevelType w:val="multilevel"/>
     <w:tmpl w:val="BE649556"/>
@@ -10383,7 +10681,7 @@
       </w:rPr>
     </w:lvl>
   </w:abstractNum>
-  <w:abstractNum w:abstractNumId="67" w15:restartNumberingAfterBreak="0">
+  <w:abstractNum w:abstractNumId="69" w15:restartNumberingAfterBreak="0">
     <w:nsid w:val="5BC6754C"/>
     <w:multiLevelType w:val="multilevel"/>
     <w:tmpl w:val="61C8A2DE"/>
@@ -10532,7 +10830,7 @@
       </w:rPr>
     </w:lvl>
   </w:abstractNum>
-  <w:abstractNum w:abstractNumId="68" w15:restartNumberingAfterBreak="0">
+  <w:abstractNum w:abstractNumId="70" w15:restartNumberingAfterBreak="0">
     <w:nsid w:val="5C590522"/>
     <w:multiLevelType w:val="multilevel"/>
     <w:tmpl w:val="21E6C334"/>
@@ -10681,7 +10979,7 @@
       </w:rPr>
     </w:lvl>
   </w:abstractNum>
-  <w:abstractNum w:abstractNumId="69" w15:restartNumberingAfterBreak="0">
+  <w:abstractNum w:abstractNumId="71" w15:restartNumberingAfterBreak="0">
     <w:nsid w:val="5F25507A"/>
     <w:multiLevelType w:val="multilevel"/>
     <w:tmpl w:val="577A4134"/>
@@ -10830,7 +11128,7 @@
       </w:rPr>
     </w:lvl>
   </w:abstractNum>
-  <w:abstractNum w:abstractNumId="70" w15:restartNumberingAfterBreak="0">
+  <w:abstractNum w:abstractNumId="72" w15:restartNumberingAfterBreak="0">
     <w:nsid w:val="610A18D6"/>
     <w:multiLevelType w:val="multilevel"/>
     <w:tmpl w:val="0C103A64"/>
@@ -10979,7 +11277,7 @@
       </w:rPr>
     </w:lvl>
   </w:abstractNum>
-  <w:abstractNum w:abstractNumId="71" w15:restartNumberingAfterBreak="0">
+  <w:abstractNum w:abstractNumId="73" w15:restartNumberingAfterBreak="0">
     <w:nsid w:val="622C70E0"/>
     <w:multiLevelType w:val="multilevel"/>
     <w:tmpl w:val="1AEE679E"/>
@@ -11128,7 +11426,7 @@
       </w:rPr>
     </w:lvl>
   </w:abstractNum>
-  <w:abstractNum w:abstractNumId="72" w15:restartNumberingAfterBreak="0">
+  <w:abstractNum w:abstractNumId="74" w15:restartNumberingAfterBreak="0">
     <w:nsid w:val="640E2F59"/>
     <w:multiLevelType w:val="multilevel"/>
     <w:tmpl w:val="26F4B2DE"/>
@@ -11277,7 +11575,7 @@
       </w:rPr>
     </w:lvl>
   </w:abstractNum>
-  <w:abstractNum w:abstractNumId="73" w15:restartNumberingAfterBreak="0">
+  <w:abstractNum w:abstractNumId="75" w15:restartNumberingAfterBreak="0">
     <w:nsid w:val="64706C61"/>
     <w:multiLevelType w:val="multilevel"/>
     <w:tmpl w:val="2AA095D8"/>
@@ -11426,7 +11724,7 @@
       </w:rPr>
     </w:lvl>
   </w:abstractNum>
-  <w:abstractNum w:abstractNumId="74" w15:restartNumberingAfterBreak="0">
+  <w:abstractNum w:abstractNumId="76" w15:restartNumberingAfterBreak="0">
     <w:nsid w:val="663131E0"/>
     <w:multiLevelType w:val="multilevel"/>
     <w:tmpl w:val="1E82DB90"/>
@@ -11575,7 +11873,7 @@
       </w:rPr>
     </w:lvl>
   </w:abstractNum>
-  <w:abstractNum w:abstractNumId="75" w15:restartNumberingAfterBreak="0">
+  <w:abstractNum w:abstractNumId="77" w15:restartNumberingAfterBreak="0">
     <w:nsid w:val="676E4319"/>
     <w:multiLevelType w:val="multilevel"/>
     <w:tmpl w:val="D38640E0"/>
@@ -11724,7 +12022,7 @@
       </w:rPr>
     </w:lvl>
   </w:abstractNum>
-  <w:abstractNum w:abstractNumId="76" w15:restartNumberingAfterBreak="0">
+  <w:abstractNum w:abstractNumId="78" w15:restartNumberingAfterBreak="0">
     <w:nsid w:val="67725B88"/>
     <w:multiLevelType w:val="multilevel"/>
     <w:tmpl w:val="660E9946"/>
@@ -11873,7 +12171,7 @@
       </w:rPr>
     </w:lvl>
   </w:abstractNum>
-  <w:abstractNum w:abstractNumId="77" w15:restartNumberingAfterBreak="0">
+  <w:abstractNum w:abstractNumId="79" w15:restartNumberingAfterBreak="0">
     <w:nsid w:val="6CDE4304"/>
     <w:multiLevelType w:val="multilevel"/>
     <w:tmpl w:val="442A8830"/>
@@ -12022,7 +12320,7 @@
       </w:rPr>
     </w:lvl>
   </w:abstractNum>
-  <w:abstractNum w:abstractNumId="78" w15:restartNumberingAfterBreak="0">
+  <w:abstractNum w:abstractNumId="80" w15:restartNumberingAfterBreak="0">
     <w:nsid w:val="6CED189A"/>
     <w:multiLevelType w:val="multilevel"/>
     <w:tmpl w:val="019E646A"/>
@@ -12171,7 +12469,7 @@
       </w:rPr>
     </w:lvl>
   </w:abstractNum>
-  <w:abstractNum w:abstractNumId="79" w15:restartNumberingAfterBreak="0">
+  <w:abstractNum w:abstractNumId="81" w15:restartNumberingAfterBreak="0">
     <w:nsid w:val="6D982CB9"/>
     <w:multiLevelType w:val="multilevel"/>
     <w:tmpl w:val="EFA65B1E"/>
@@ -12320,7 +12618,7 @@
       </w:rPr>
     </w:lvl>
   </w:abstractNum>
-  <w:abstractNum w:abstractNumId="80" w15:restartNumberingAfterBreak="0">
+  <w:abstractNum w:abstractNumId="82" w15:restartNumberingAfterBreak="0">
     <w:nsid w:val="6FAC686D"/>
     <w:multiLevelType w:val="multilevel"/>
     <w:tmpl w:val="F7CCE078"/>
@@ -12469,7 +12767,7 @@
       </w:rPr>
     </w:lvl>
   </w:abstractNum>
-  <w:abstractNum w:abstractNumId="81" w15:restartNumberingAfterBreak="0">
+  <w:abstractNum w:abstractNumId="83" w15:restartNumberingAfterBreak="0">
     <w:nsid w:val="70427236"/>
     <w:multiLevelType w:val="multilevel"/>
     <w:tmpl w:val="834A0EA4"/>
@@ -12618,7 +12916,7 @@
       </w:rPr>
     </w:lvl>
   </w:abstractNum>
-  <w:abstractNum w:abstractNumId="82" w15:restartNumberingAfterBreak="0">
+  <w:abstractNum w:abstractNumId="84" w15:restartNumberingAfterBreak="0">
     <w:nsid w:val="72987028"/>
     <w:multiLevelType w:val="multilevel"/>
     <w:tmpl w:val="0B8AE7E8"/>
@@ -12767,7 +13065,7 @@
       </w:rPr>
     </w:lvl>
   </w:abstractNum>
-  <w:abstractNum w:abstractNumId="83" w15:restartNumberingAfterBreak="0">
+  <w:abstractNum w:abstractNumId="85" w15:restartNumberingAfterBreak="0">
     <w:nsid w:val="74995DA1"/>
     <w:multiLevelType w:val="multilevel"/>
     <w:tmpl w:val="47E69886"/>
@@ -12916,7 +13214,7 @@
       </w:rPr>
     </w:lvl>
   </w:abstractNum>
-  <w:abstractNum w:abstractNumId="84" w15:restartNumberingAfterBreak="0">
+  <w:abstractNum w:abstractNumId="86" w15:restartNumberingAfterBreak="0">
     <w:nsid w:val="75133277"/>
     <w:multiLevelType w:val="multilevel"/>
     <w:tmpl w:val="98A67D76"/>
@@ -13065,7 +13363,7 @@
       </w:rPr>
     </w:lvl>
   </w:abstractNum>
-  <w:abstractNum w:abstractNumId="85" w15:restartNumberingAfterBreak="0">
+  <w:abstractNum w:abstractNumId="87" w15:restartNumberingAfterBreak="0">
     <w:nsid w:val="75145F1E"/>
     <w:multiLevelType w:val="multilevel"/>
     <w:tmpl w:val="A9F0EEDE"/>
@@ -13214,7 +13512,7 @@
       </w:rPr>
     </w:lvl>
   </w:abstractNum>
-  <w:abstractNum w:abstractNumId="86" w15:restartNumberingAfterBreak="0">
+  <w:abstractNum w:abstractNumId="88" w15:restartNumberingAfterBreak="0">
     <w:nsid w:val="77780210"/>
     <w:multiLevelType w:val="multilevel"/>
     <w:tmpl w:val="9AB6D36A"/>
@@ -13363,7 +13661,7 @@
       </w:rPr>
     </w:lvl>
   </w:abstractNum>
-  <w:abstractNum w:abstractNumId="87" w15:restartNumberingAfterBreak="0">
+  <w:abstractNum w:abstractNumId="89" w15:restartNumberingAfterBreak="0">
     <w:nsid w:val="77F70E72"/>
     <w:multiLevelType w:val="multilevel"/>
     <w:tmpl w:val="CA4A179E"/>
@@ -13512,7 +13810,7 @@
       </w:rPr>
     </w:lvl>
   </w:abstractNum>
-  <w:abstractNum w:abstractNumId="88" w15:restartNumberingAfterBreak="0">
+  <w:abstractNum w:abstractNumId="90" w15:restartNumberingAfterBreak="0">
     <w:nsid w:val="78AF3623"/>
     <w:multiLevelType w:val="multilevel"/>
     <w:tmpl w:val="10EA459E"/>
@@ -13661,7 +13959,7 @@
       </w:rPr>
     </w:lvl>
   </w:abstractNum>
-  <w:abstractNum w:abstractNumId="89" w15:restartNumberingAfterBreak="0">
+  <w:abstractNum w:abstractNumId="91" w15:restartNumberingAfterBreak="0">
     <w:nsid w:val="79075D66"/>
     <w:multiLevelType w:val="multilevel"/>
     <w:tmpl w:val="DAA2F8BE"/>
@@ -13810,7 +14108,7 @@
       </w:rPr>
     </w:lvl>
   </w:abstractNum>
-  <w:abstractNum w:abstractNumId="90" w15:restartNumberingAfterBreak="0">
+  <w:abstractNum w:abstractNumId="92" w15:restartNumberingAfterBreak="0">
     <w:nsid w:val="79BB5CE8"/>
     <w:multiLevelType w:val="multilevel"/>
     <w:tmpl w:val="EDFC70D6"/>
@@ -13959,7 +14257,7 @@
       </w:rPr>
     </w:lvl>
   </w:abstractNum>
-  <w:abstractNum w:abstractNumId="91" w15:restartNumberingAfterBreak="0">
+  <w:abstractNum w:abstractNumId="93" w15:restartNumberingAfterBreak="0">
     <w:nsid w:val="7B2751C4"/>
     <w:multiLevelType w:val="multilevel"/>
     <w:tmpl w:val="4412CEC4"/>
@@ -14108,7 +14406,7 @@
       </w:rPr>
     </w:lvl>
   </w:abstractNum>
-  <w:abstractNum w:abstractNumId="92" w15:restartNumberingAfterBreak="0">
+  <w:abstractNum w:abstractNumId="94" w15:restartNumberingAfterBreak="0">
     <w:nsid w:val="7BAF4D94"/>
     <w:multiLevelType w:val="multilevel"/>
     <w:tmpl w:val="BDB8BFAA"/>
@@ -14257,7 +14555,7 @@
       </w:rPr>
     </w:lvl>
   </w:abstractNum>
-  <w:abstractNum w:abstractNumId="93" w15:restartNumberingAfterBreak="0">
+  <w:abstractNum w:abstractNumId="95" w15:restartNumberingAfterBreak="0">
     <w:nsid w:val="7D9F223B"/>
     <w:multiLevelType w:val="multilevel"/>
     <w:tmpl w:val="D3A62574"/>
@@ -14407,286 +14705,292 @@
     </w:lvl>
   </w:abstractNum>
   <w:num w:numId="1" w16cid:durableId="1677997995">
-    <w:abstractNumId w:val="22"/>
+    <w:abstractNumId w:val="23"/>
   </w:num>
   <w:num w:numId="2" w16cid:durableId="2051149805">
     <w:abstractNumId w:val="3"/>
   </w:num>
   <w:num w:numId="3" w16cid:durableId="1233933601">
-    <w:abstractNumId w:val="50"/>
+    <w:abstractNumId w:val="52"/>
   </w:num>
   <w:num w:numId="4" w16cid:durableId="500435007">
-    <w:abstractNumId w:val="9"/>
+    <w:abstractNumId w:val="10"/>
   </w:num>
   <w:num w:numId="5" w16cid:durableId="1033847455">
-    <w:abstractNumId w:val="87"/>
+    <w:abstractNumId w:val="89"/>
   </w:num>
   <w:num w:numId="6" w16cid:durableId="267081670">
-    <w:abstractNumId w:val="20"/>
+    <w:abstractNumId w:val="21"/>
   </w:num>
   <w:num w:numId="7" w16cid:durableId="1769304624">
-    <w:abstractNumId w:val="6"/>
+    <w:abstractNumId w:val="7"/>
   </w:num>
   <w:num w:numId="8" w16cid:durableId="1135759933">
-    <w:abstractNumId w:val="66"/>
+    <w:abstractNumId w:val="68"/>
   </w:num>
   <w:num w:numId="9" w16cid:durableId="442268721">
+    <w:abstractNumId w:val="49"/>
+  </w:num>
+  <w:num w:numId="10" w16cid:durableId="691494407">
     <w:abstractNumId w:val="47"/>
   </w:num>
-  <w:num w:numId="10" w16cid:durableId="691494407">
+  <w:num w:numId="11" w16cid:durableId="1705208919">
+    <w:abstractNumId w:val="48"/>
+  </w:num>
+  <w:num w:numId="12" w16cid:durableId="401762157">
+    <w:abstractNumId w:val="12"/>
+  </w:num>
+  <w:num w:numId="13" w16cid:durableId="967707405">
     <w:abstractNumId w:val="45"/>
   </w:num>
-  <w:num w:numId="11" w16cid:durableId="1705208919">
-    <w:abstractNumId w:val="46"/>
+  <w:num w:numId="14" w16cid:durableId="2070766778">
+    <w:abstractNumId w:val="35"/>
   </w:num>
-  <w:num w:numId="12" w16cid:durableId="401762157">
+  <w:num w:numId="15" w16cid:durableId="716323964">
+    <w:abstractNumId w:val="27"/>
+  </w:num>
+  <w:num w:numId="16" w16cid:durableId="748966896">
+    <w:abstractNumId w:val="25"/>
+  </w:num>
+  <w:num w:numId="17" w16cid:durableId="1612980622">
+    <w:abstractNumId w:val="76"/>
+  </w:num>
+  <w:num w:numId="18" w16cid:durableId="2093504055">
+    <w:abstractNumId w:val="81"/>
+  </w:num>
+  <w:num w:numId="19" w16cid:durableId="344942916">
+    <w:abstractNumId w:val="17"/>
+  </w:num>
+  <w:num w:numId="20" w16cid:durableId="154683186">
     <w:abstractNumId w:val="11"/>
   </w:num>
-  <w:num w:numId="13" w16cid:durableId="967707405">
-    <w:abstractNumId w:val="43"/>
-  </w:num>
-  <w:num w:numId="14" w16cid:durableId="2070766778">
-    <w:abstractNumId w:val="34"/>
-  </w:num>
-  <w:num w:numId="15" w16cid:durableId="716323964">
-    <w:abstractNumId w:val="26"/>
-  </w:num>
-  <w:num w:numId="16" w16cid:durableId="748966896">
-    <w:abstractNumId w:val="24"/>
-  </w:num>
-  <w:num w:numId="17" w16cid:durableId="1612980622">
-    <w:abstractNumId w:val="74"/>
-  </w:num>
-  <w:num w:numId="18" w16cid:durableId="2093504055">
-    <w:abstractNumId w:val="79"/>
-  </w:num>
-  <w:num w:numId="19" w16cid:durableId="344942916">
-    <w:abstractNumId w:val="16"/>
-  </w:num>
-  <w:num w:numId="20" w16cid:durableId="154683186">
-    <w:abstractNumId w:val="10"/>
-  </w:num>
   <w:num w:numId="21" w16cid:durableId="1645238814">
-    <w:abstractNumId w:val="49"/>
+    <w:abstractNumId w:val="51"/>
   </w:num>
   <w:num w:numId="22" w16cid:durableId="1129937329">
     <w:abstractNumId w:val="5"/>
   </w:num>
   <w:num w:numId="23" w16cid:durableId="1723820948">
-    <w:abstractNumId w:val="55"/>
+    <w:abstractNumId w:val="57"/>
   </w:num>
   <w:num w:numId="24" w16cid:durableId="837844535">
-    <w:abstractNumId w:val="75"/>
+    <w:abstractNumId w:val="77"/>
   </w:num>
   <w:num w:numId="25" w16cid:durableId="1206138890">
-    <w:abstractNumId w:val="39"/>
+    <w:abstractNumId w:val="40"/>
   </w:num>
   <w:num w:numId="26" w16cid:durableId="1390418193">
-    <w:abstractNumId w:val="15"/>
+    <w:abstractNumId w:val="16"/>
   </w:num>
   <w:num w:numId="27" w16cid:durableId="728844960">
-    <w:abstractNumId w:val="64"/>
+    <w:abstractNumId w:val="66"/>
   </w:num>
   <w:num w:numId="28" w16cid:durableId="2125732567">
-    <w:abstractNumId w:val="30"/>
+    <w:abstractNumId w:val="31"/>
   </w:num>
   <w:num w:numId="29" w16cid:durableId="1090812348">
-    <w:abstractNumId w:val="32"/>
+    <w:abstractNumId w:val="33"/>
   </w:num>
   <w:num w:numId="30" w16cid:durableId="296447531">
-    <w:abstractNumId w:val="81"/>
+    <w:abstractNumId w:val="83"/>
   </w:num>
   <w:num w:numId="31" w16cid:durableId="1884710918">
-    <w:abstractNumId w:val="80"/>
+    <w:abstractNumId w:val="82"/>
   </w:num>
   <w:num w:numId="32" w16cid:durableId="234828197">
-    <w:abstractNumId w:val="77"/>
+    <w:abstractNumId w:val="79"/>
   </w:num>
   <w:num w:numId="33" w16cid:durableId="1187061975">
-    <w:abstractNumId w:val="84"/>
+    <w:abstractNumId w:val="86"/>
   </w:num>
   <w:num w:numId="34" w16cid:durableId="1541361364">
-    <w:abstractNumId w:val="13"/>
+    <w:abstractNumId w:val="14"/>
   </w:num>
   <w:num w:numId="35" w16cid:durableId="469323940">
-    <w:abstractNumId w:val="59"/>
+    <w:abstractNumId w:val="61"/>
   </w:num>
   <w:num w:numId="36" w16cid:durableId="171921766">
-    <w:abstractNumId w:val="68"/>
+    <w:abstractNumId w:val="70"/>
   </w:num>
   <w:num w:numId="37" w16cid:durableId="698353443">
-    <w:abstractNumId w:val="92"/>
+    <w:abstractNumId w:val="94"/>
   </w:num>
   <w:num w:numId="38" w16cid:durableId="1940941360">
     <w:abstractNumId w:val="4"/>
   </w:num>
   <w:num w:numId="39" w16cid:durableId="116679975">
-    <w:abstractNumId w:val="44"/>
+    <w:abstractNumId w:val="46"/>
   </w:num>
   <w:num w:numId="40" w16cid:durableId="1714963468">
-    <w:abstractNumId w:val="69"/>
+    <w:abstractNumId w:val="71"/>
   </w:num>
   <w:num w:numId="41" w16cid:durableId="1018429896">
-    <w:abstractNumId w:val="85"/>
+    <w:abstractNumId w:val="87"/>
   </w:num>
   <w:num w:numId="42" w16cid:durableId="941061820">
     <w:abstractNumId w:val="1"/>
   </w:num>
   <w:num w:numId="43" w16cid:durableId="726339675">
-    <w:abstractNumId w:val="37"/>
+    <w:abstractNumId w:val="38"/>
   </w:num>
   <w:num w:numId="44" w16cid:durableId="348455922">
-    <w:abstractNumId w:val="35"/>
+    <w:abstractNumId w:val="36"/>
   </w:num>
   <w:num w:numId="45" w16cid:durableId="1999069253">
-    <w:abstractNumId w:val="91"/>
+    <w:abstractNumId w:val="93"/>
   </w:num>
   <w:num w:numId="46" w16cid:durableId="1969966184">
-    <w:abstractNumId w:val="8"/>
+    <w:abstractNumId w:val="9"/>
   </w:num>
   <w:num w:numId="47" w16cid:durableId="781874132">
-    <w:abstractNumId w:val="52"/>
+    <w:abstractNumId w:val="54"/>
   </w:num>
   <w:num w:numId="48" w16cid:durableId="357778884">
-    <w:abstractNumId w:val="73"/>
+    <w:abstractNumId w:val="75"/>
   </w:num>
   <w:num w:numId="49" w16cid:durableId="1508203898">
-    <w:abstractNumId w:val="78"/>
+    <w:abstractNumId w:val="80"/>
   </w:num>
   <w:num w:numId="50" w16cid:durableId="1682318083">
-    <w:abstractNumId w:val="58"/>
+    <w:abstractNumId w:val="60"/>
   </w:num>
   <w:num w:numId="51" w16cid:durableId="1708262490">
     <w:abstractNumId w:val="2"/>
   </w:num>
   <w:num w:numId="52" w16cid:durableId="33585703">
-    <w:abstractNumId w:val="31"/>
+    <w:abstractNumId w:val="32"/>
   </w:num>
   <w:num w:numId="53" w16cid:durableId="1614706232">
-    <w:abstractNumId w:val="67"/>
+    <w:abstractNumId w:val="69"/>
   </w:num>
   <w:num w:numId="54" w16cid:durableId="1594314839">
-    <w:abstractNumId w:val="25"/>
+    <w:abstractNumId w:val="26"/>
   </w:num>
   <w:num w:numId="55" w16cid:durableId="1526674347">
-    <w:abstractNumId w:val="83"/>
+    <w:abstractNumId w:val="85"/>
   </w:num>
   <w:num w:numId="56" w16cid:durableId="814222603">
-    <w:abstractNumId w:val="70"/>
+    <w:abstractNumId w:val="72"/>
   </w:num>
   <w:num w:numId="57" w16cid:durableId="1449931854">
+    <w:abstractNumId w:val="58"/>
+  </w:num>
+  <w:num w:numId="58" w16cid:durableId="173110024">
     <w:abstractNumId w:val="56"/>
   </w:num>
-  <w:num w:numId="58" w16cid:durableId="173110024">
-    <w:abstractNumId w:val="54"/>
-  </w:num>
   <w:num w:numId="59" w16cid:durableId="1933391554">
-    <w:abstractNumId w:val="42"/>
+    <w:abstractNumId w:val="44"/>
   </w:num>
   <w:num w:numId="60" w16cid:durableId="659770676">
-    <w:abstractNumId w:val="82"/>
+    <w:abstractNumId w:val="84"/>
   </w:num>
   <w:num w:numId="61" w16cid:durableId="987126490">
-    <w:abstractNumId w:val="40"/>
+    <w:abstractNumId w:val="41"/>
   </w:num>
   <w:num w:numId="62" w16cid:durableId="2072000942">
-    <w:abstractNumId w:val="18"/>
+    <w:abstractNumId w:val="19"/>
   </w:num>
   <w:num w:numId="63" w16cid:durableId="1637449647">
-    <w:abstractNumId w:val="38"/>
+    <w:abstractNumId w:val="39"/>
   </w:num>
   <w:num w:numId="64" w16cid:durableId="1111509654">
-    <w:abstractNumId w:val="27"/>
+    <w:abstractNumId w:val="28"/>
   </w:num>
   <w:num w:numId="65" w16cid:durableId="1154025284">
-    <w:abstractNumId w:val="72"/>
+    <w:abstractNumId w:val="74"/>
   </w:num>
   <w:num w:numId="66" w16cid:durableId="636229318">
-    <w:abstractNumId w:val="88"/>
+    <w:abstractNumId w:val="90"/>
   </w:num>
   <w:num w:numId="67" w16cid:durableId="1298336313">
-    <w:abstractNumId w:val="71"/>
+    <w:abstractNumId w:val="73"/>
   </w:num>
   <w:num w:numId="68" w16cid:durableId="1780643681">
-    <w:abstractNumId w:val="60"/>
+    <w:abstractNumId w:val="62"/>
   </w:num>
   <w:num w:numId="69" w16cid:durableId="897321311">
-    <w:abstractNumId w:val="14"/>
+    <w:abstractNumId w:val="15"/>
   </w:num>
   <w:num w:numId="70" w16cid:durableId="129985987">
-    <w:abstractNumId w:val="36"/>
+    <w:abstractNumId w:val="37"/>
   </w:num>
   <w:num w:numId="71" w16cid:durableId="225920747">
     <w:abstractNumId w:val="0"/>
   </w:num>
   <w:num w:numId="72" w16cid:durableId="193422590">
-    <w:abstractNumId w:val="89"/>
+    <w:abstractNumId w:val="91"/>
   </w:num>
   <w:num w:numId="73" w16cid:durableId="1538079356">
-    <w:abstractNumId w:val="7"/>
+    <w:abstractNumId w:val="8"/>
   </w:num>
   <w:num w:numId="74" w16cid:durableId="1570772970">
+    <w:abstractNumId w:val="65"/>
+  </w:num>
+  <w:num w:numId="75" w16cid:durableId="939339658">
     <w:abstractNumId w:val="63"/>
   </w:num>
-  <w:num w:numId="75" w16cid:durableId="939339658">
-    <w:abstractNumId w:val="61"/>
-  </w:num>
   <w:num w:numId="76" w16cid:durableId="247924988">
-    <w:abstractNumId w:val="86"/>
+    <w:abstractNumId w:val="88"/>
   </w:num>
   <w:num w:numId="77" w16cid:durableId="1729180216">
-    <w:abstractNumId w:val="23"/>
+    <w:abstractNumId w:val="24"/>
   </w:num>
   <w:num w:numId="78" w16cid:durableId="44567889">
-    <w:abstractNumId w:val="65"/>
+    <w:abstractNumId w:val="67"/>
   </w:num>
   <w:num w:numId="79" w16cid:durableId="764571186">
-    <w:abstractNumId w:val="90"/>
+    <w:abstractNumId w:val="92"/>
   </w:num>
   <w:num w:numId="80" w16cid:durableId="1858347991">
-    <w:abstractNumId w:val="41"/>
+    <w:abstractNumId w:val="42"/>
   </w:num>
   <w:num w:numId="81" w16cid:durableId="1245643883">
-    <w:abstractNumId w:val="51"/>
+    <w:abstractNumId w:val="53"/>
   </w:num>
   <w:num w:numId="82" w16cid:durableId="1252928820">
+    <w:abstractNumId w:val="30"/>
+  </w:num>
+  <w:num w:numId="83" w16cid:durableId="1396273051">
     <w:abstractNumId w:val="29"/>
   </w:num>
-  <w:num w:numId="83" w16cid:durableId="1396273051">
-    <w:abstractNumId w:val="28"/>
-  </w:num>
   <w:num w:numId="84" w16cid:durableId="1608194036">
-    <w:abstractNumId w:val="76"/>
+    <w:abstractNumId w:val="78"/>
   </w:num>
   <w:num w:numId="85" w16cid:durableId="598638423">
-    <w:abstractNumId w:val="57"/>
+    <w:abstractNumId w:val="59"/>
   </w:num>
   <w:num w:numId="86" w16cid:durableId="606155975">
-    <w:abstractNumId w:val="93"/>
+    <w:abstractNumId w:val="95"/>
   </w:num>
   <w:num w:numId="87" w16cid:durableId="695470575">
-    <w:abstractNumId w:val="62"/>
+    <w:abstractNumId w:val="64"/>
   </w:num>
   <w:num w:numId="88" w16cid:durableId="1400984171">
-    <w:abstractNumId w:val="48"/>
+    <w:abstractNumId w:val="50"/>
   </w:num>
   <w:num w:numId="89" w16cid:durableId="1548568754">
-    <w:abstractNumId w:val="33"/>
+    <w:abstractNumId w:val="34"/>
   </w:num>
   <w:num w:numId="90" w16cid:durableId="1185821287">
-    <w:abstractNumId w:val="12"/>
+    <w:abstractNumId w:val="13"/>
   </w:num>
   <w:num w:numId="91" w16cid:durableId="1365911035">
-    <w:abstractNumId w:val="17"/>
+    <w:abstractNumId w:val="18"/>
   </w:num>
   <w:num w:numId="92" w16cid:durableId="1167525099">
-    <w:abstractNumId w:val="53"/>
+    <w:abstractNumId w:val="55"/>
   </w:num>
   <w:num w:numId="93" w16cid:durableId="341785630">
-    <w:abstractNumId w:val="21"/>
+    <w:abstractNumId w:val="22"/>
   </w:num>
   <w:num w:numId="94" w16cid:durableId="1272513776">
-    <w:abstractNumId w:val="19"/>
+    <w:abstractNumId w:val="20"/>
+  </w:num>
+  <w:num w:numId="95" w16cid:durableId="1507862555">
+    <w:abstractNumId w:val="6"/>
+  </w:num>
+  <w:num w:numId="96" w16cid:durableId="1703479897">
+    <w:abstractNumId w:val="43"/>
   </w:num>
 </w:numbering>
 </file>

--- a/data/Market_Read_quarterly.docx
+++ b/data/Market_Read_quarterly.docx
@@ -3,270 +3,356 @@
 <w:document xmlns:wpc="http://schemas.microsoft.com/office/word/2010/wordprocessingCanvas" xmlns:cx="http://schemas.microsoft.com/office/drawing/2014/chartex" xmlns:cx1="http://schemas.microsoft.com/office/drawing/2015/9/8/chartex" xmlns:cx2="http://schemas.microsoft.com/office/drawing/2015/10/21/chartex" xmlns:cx3="http://schemas.microsoft.com/office/drawing/2016/5/9/chartex" xmlns:cx4="http://schemas.microsoft.com/office/drawing/2016/5/10/chartex" xmlns:cx5="http://schemas.microsoft.com/office/drawing/2016/5/11/chartex" xmlns:cx6="http://schemas.microsoft.com/office/drawing/2016/5/12/chartex" xmlns:cx7="http://schemas.microsoft.com/office/drawing/2016/5/13/chartex" xmlns:cx8="http://schemas.microsoft.com/office/drawing/2016/5/14/chartex" xmlns:mc="http://schemas.openxmlformats.org/markup-compatibility/2006" xmlns:aink="http://schemas.microsoft.com/office/drawing/2016/ink" xmlns:am3d="http://schemas.microsoft.com/office/drawing/2017/model3d" xmlns:o="urn:schemas-microsoft-com:office:office" xmlns:oel="http://schemas.microsoft.com/office/2019/extlst" xmlns:r="http://schemas.openxmlformats.org/officeDocument/2006/relationships" xmlns:m="http://schemas.openxmlformats.org/officeDocument/2006/math" xmlns:v="urn:schemas-microsoft-com:vml" xmlns:wp14="http://schemas.microsoft.com/office/word/2010/wordprocessingDrawing" xmlns:wp="http://schemas.openxmlformats.org/drawingml/2006/wordprocessingDrawing" xmlns:w10="urn:schemas-microsoft-com:office:word" xmlns:w="http://schemas.openxmlformats.org/wordprocessingml/2006/main" xmlns:w14="http://schemas.microsoft.com/office/word/2010/wordml" xmlns:w15="http://schemas.microsoft.com/office/word/2012/wordml" xmlns:w16cex="http://schemas.microsoft.com/office/word/2018/wordml/cex" xmlns:w16cid="http://schemas.microsoft.com/office/word/2016/wordml/cid" xmlns:w16="http://schemas.microsoft.com/office/word/2018/wordml" xmlns:w16du="http://schemas.microsoft.com/office/word/2023/wordml/word16du" xmlns:w16sdtdh="http://schemas.microsoft.com/office/word/2020/wordml/sdtdatahash" xmlns:w16sdtfl="http://schemas.microsoft.com/office/word/2024/wordml/sdtformatlock" xmlns:w16se="http://schemas.microsoft.com/office/word/2015/wordml/symex" xmlns:wpg="http://schemas.microsoft.com/office/word/2010/wordprocessingGroup" xmlns:wpi="http://schemas.microsoft.com/office/word/2010/wordprocessingInk" xmlns:wne="http://schemas.microsoft.com/office/word/2006/wordml" xmlns:wps="http://schemas.microsoft.com/office/word/2010/wordprocessingShape" mc:Ignorable="w14 w15 w16se w16cid w16 w16cex w16sdtdh w16sdtfl w16du wp14">
   <w:body>
     <w:p>
-      <w:pPr>
-        <w:rPr>
-          <w:b/>
-          <w:bCs/>
-        </w:rPr>
-      </w:pPr>
       <w:r>
         <w:rPr>
           <w:b/>
           <w:bCs/>
         </w:rPr>
-        <w:t>Quarterly Market Read: November 11, 2025</w:t>
+        <w:t>Quarterly Market Read: November 12, 2025</w:t>
       </w:r>
     </w:p>
     <w:p>
-      <w:pPr>
-        <w:rPr>
-          <w:b/>
-          <w:bCs/>
-        </w:rPr>
-      </w:pPr>
+      <w:r>
+        <w:t xml:space="preserve">The market is saying (all numbers are </w:t>
+      </w:r>
       <w:r>
         <w:rPr>
           <w:b/>
           <w:bCs/>
         </w:rPr>
-        <w:t>The market is saying (all numbers are QTD % returns):</w:t>
+        <w:t>QTD % returns</w:t>
+      </w:r>
+      <w:r>
+        <w:t>):</w:t>
       </w:r>
     </w:p>
     <w:p>
       <w:pPr>
         <w:numPr>
           <w:ilvl w:val="0"/>
-          <w:numId w:val="95"/>
+          <w:numId w:val="97"/>
         </w:numPr>
-        <w:rPr>
-          <w:b/>
-          <w:bCs/>
-        </w:rPr>
       </w:pPr>
       <w:r>
         <w:rPr>
           <w:b/>
           <w:bCs/>
         </w:rPr>
-        <w:t>Breadth: 50.0% of names are positive.</w:t>
+        <w:t>Breadth</w:t>
+      </w:r>
+      <w:r>
+        <w:t>: 51.5% of names are positive.</w:t>
       </w:r>
     </w:p>
     <w:p>
       <w:pPr>
         <w:numPr>
           <w:ilvl w:val="0"/>
-          <w:numId w:val="95"/>
+          <w:numId w:val="97"/>
         </w:numPr>
-        <w:rPr>
-          <w:b/>
-          <w:bCs/>
-        </w:rPr>
       </w:pPr>
       <w:r>
         <w:rPr>
           <w:b/>
           <w:bCs/>
         </w:rPr>
-        <w:t>Information Technology: firm (avg +2.16%).</w:t>
+        <w:t>Information Technology</w:t>
       </w:r>
-    </w:p>
-    <w:p>
-      <w:pPr>
-        <w:numPr>
-          <w:ilvl w:val="0"/>
-          <w:numId w:val="95"/>
-        </w:numPr>
-        <w:rPr>
-          <w:b/>
-          <w:bCs/>
-        </w:rPr>
-      </w:pPr>
+      <w:r>
+        <w:t xml:space="preserve">: firm (avg </w:t>
+      </w:r>
       <w:r>
         <w:rPr>
           <w:b/>
           <w:bCs/>
         </w:rPr>
-        <w:t>Industrials: soft (avg -0.86%).</w:t>
+        <w:t>+2.65%</w:t>
+      </w:r>
+      <w:r>
+        <w:t>).</w:t>
       </w:r>
     </w:p>
     <w:p>
       <w:pPr>
         <w:numPr>
           <w:ilvl w:val="0"/>
-          <w:numId w:val="95"/>
+          <w:numId w:val="97"/>
         </w:numPr>
-        <w:rPr>
-          <w:b/>
-          <w:bCs/>
-        </w:rPr>
       </w:pPr>
       <w:r>
         <w:rPr>
           <w:b/>
           <w:bCs/>
         </w:rPr>
-        <w:t>Consumer Staples: soft (avg -1.08%).</w:t>
+        <w:t>Industrials</w:t>
       </w:r>
-    </w:p>
-    <w:p>
-      <w:pPr>
-        <w:numPr>
-          <w:ilvl w:val="0"/>
-          <w:numId w:val="95"/>
-        </w:numPr>
-        <w:rPr>
-          <w:b/>
-          <w:bCs/>
-        </w:rPr>
-      </w:pPr>
+      <w:r>
+        <w:t xml:space="preserve">: soft (avg </w:t>
+      </w:r>
       <w:r>
         <w:rPr>
           <w:b/>
           <w:bCs/>
         </w:rPr>
-        <w:t>Consumer Discretionary: heavy (avg -4.12%).</w:t>
+        <w:t>-0.64%</w:t>
+      </w:r>
+      <w:r>
+        <w:t>).</w:t>
       </w:r>
     </w:p>
     <w:p>
       <w:pPr>
         <w:numPr>
           <w:ilvl w:val="0"/>
-          <w:numId w:val="95"/>
+          <w:numId w:val="97"/>
         </w:numPr>
-        <w:rPr>
-          <w:b/>
-          <w:bCs/>
-        </w:rPr>
       </w:pPr>
       <w:r>
         <w:rPr>
           <w:b/>
           <w:bCs/>
         </w:rPr>
-        <w:t>Financials: heavy (avg -2.45%).</w:t>
+        <w:t>Consumer Staples</w:t>
       </w:r>
-    </w:p>
-    <w:p>
-      <w:pPr>
-        <w:numPr>
-          <w:ilvl w:val="0"/>
-          <w:numId w:val="95"/>
-        </w:numPr>
-        <w:rPr>
-          <w:b/>
-          <w:bCs/>
-        </w:rPr>
-      </w:pPr>
+      <w:r>
+        <w:t xml:space="preserve">: soft (avg </w:t>
+      </w:r>
       <w:r>
         <w:rPr>
           <w:b/>
           <w:bCs/>
         </w:rPr>
-        <w:t>Utilities: firm (avg +1.81%).</w:t>
+        <w:t>-1.37%</w:t>
+      </w:r>
+      <w:r>
+        <w:t>).</w:t>
       </w:r>
     </w:p>
     <w:p>
       <w:pPr>
         <w:numPr>
           <w:ilvl w:val="0"/>
-          <w:numId w:val="95"/>
+          <w:numId w:val="97"/>
         </w:numPr>
-        <w:rPr>
-          <w:b/>
-          <w:bCs/>
-        </w:rPr>
       </w:pPr>
       <w:r>
         <w:rPr>
           <w:b/>
           <w:bCs/>
         </w:rPr>
-        <w:t>Real Estate: heavy (avg -3.38%).</w:t>
+        <w:t>Consumer Discretionary</w:t>
       </w:r>
-    </w:p>
-    <w:p>
-      <w:pPr>
-        <w:numPr>
-          <w:ilvl w:val="0"/>
-          <w:numId w:val="95"/>
-        </w:numPr>
-        <w:rPr>
-          <w:b/>
-          <w:bCs/>
-        </w:rPr>
-      </w:pPr>
+      <w:r>
+        <w:t xml:space="preserve">: heavy (avg </w:t>
+      </w:r>
       <w:r>
         <w:rPr>
           <w:b/>
           <w:bCs/>
         </w:rPr>
-        <w:t>Materials: heavy (avg -4.12%).</w:t>
+        <w:t>-3.75%</w:t>
+      </w:r>
+      <w:r>
+        <w:t>).</w:t>
       </w:r>
     </w:p>
     <w:p>
       <w:pPr>
         <w:numPr>
           <w:ilvl w:val="0"/>
-          <w:numId w:val="95"/>
+          <w:numId w:val="97"/>
         </w:numPr>
-        <w:rPr>
-          <w:b/>
-          <w:bCs/>
-        </w:rPr>
       </w:pPr>
       <w:r>
         <w:rPr>
           <w:b/>
           <w:bCs/>
         </w:rPr>
-        <w:t>Energy: leading (avg +2.85%).</w:t>
+        <w:t>Financials</w:t>
       </w:r>
-    </w:p>
-    <w:p>
-      <w:pPr>
-        <w:numPr>
-          <w:ilvl w:val="0"/>
-          <w:numId w:val="95"/>
-        </w:numPr>
-        <w:rPr>
-          <w:b/>
-          <w:bCs/>
-        </w:rPr>
-      </w:pPr>
+      <w:r>
+        <w:t xml:space="preserve">: soft (avg </w:t>
+      </w:r>
       <w:r>
         <w:rPr>
           <w:b/>
           <w:bCs/>
         </w:rPr>
-        <w:t>Health Care: leading (avg +5.92%).</w:t>
+        <w:t>-1.70%</w:t>
+      </w:r>
+      <w:r>
+        <w:t>).</w:t>
       </w:r>
     </w:p>
     <w:p>
       <w:pPr>
         <w:numPr>
           <w:ilvl w:val="0"/>
-          <w:numId w:val="95"/>
+          <w:numId w:val="97"/>
         </w:numPr>
-        <w:rPr>
-          <w:b/>
-          <w:bCs/>
-        </w:rPr>
       </w:pPr>
       <w:r>
         <w:rPr>
           <w:b/>
           <w:bCs/>
         </w:rPr>
-        <w:t>Communication Services: heavy (avg -6.82%).</w:t>
+        <w:t>Utilities</w:t>
       </w:r>
-    </w:p>
-    <w:p>
-      <w:pPr>
+      <w:r>
+        <w:t xml:space="preserve">: firm (avg </w:t>
+      </w:r>
+      <w:r>
         <w:rPr>
           <w:b/>
           <w:bCs/>
         </w:rPr>
-      </w:pPr>
+        <w:t>+2.02%</w:t>
+      </w:r>
+      <w:r>
+        <w:t>).</w:t>
+      </w:r>
+    </w:p>
+    <w:p>
+      <w:pPr>
+        <w:numPr>
+          <w:ilvl w:val="0"/>
+          <w:numId w:val="97"/>
+        </w:numPr>
+      </w:pPr>
+      <w:r>
+        <w:rPr>
+          <w:b/>
+          <w:bCs/>
+        </w:rPr>
+        <w:t>Real Estate</w:t>
+      </w:r>
+      <w:r>
+        <w:t xml:space="preserve">: heavy (avg </w:t>
+      </w:r>
+      <w:r>
+        <w:rPr>
+          <w:b/>
+          <w:bCs/>
+        </w:rPr>
+        <w:t>-4.15%</w:t>
+      </w:r>
+      <w:r>
+        <w:t>).</w:t>
+      </w:r>
+    </w:p>
+    <w:p>
+      <w:pPr>
+        <w:numPr>
+          <w:ilvl w:val="0"/>
+          <w:numId w:val="97"/>
+        </w:numPr>
+      </w:pPr>
+      <w:r>
+        <w:rPr>
+          <w:b/>
+          <w:bCs/>
+        </w:rPr>
+        <w:t>Materials</w:t>
+      </w:r>
+      <w:r>
+        <w:t xml:space="preserve">: heavy (avg </w:t>
+      </w:r>
+      <w:r>
+        <w:rPr>
+          <w:b/>
+          <w:bCs/>
+        </w:rPr>
+        <w:t>-3.49%</w:t>
+      </w:r>
+      <w:r>
+        <w:t>).</w:t>
+      </w:r>
+    </w:p>
+    <w:p>
+      <w:pPr>
+        <w:numPr>
+          <w:ilvl w:val="0"/>
+          <w:numId w:val="97"/>
+        </w:numPr>
+      </w:pPr>
+      <w:r>
+        <w:rPr>
+          <w:b/>
+          <w:bCs/>
+        </w:rPr>
+        <w:t>Energy</w:t>
+      </w:r>
+      <w:r>
+        <w:t xml:space="preserve">: firm (avg </w:t>
+      </w:r>
+      <w:r>
+        <w:rPr>
+          <w:b/>
+          <w:bCs/>
+        </w:rPr>
+        <w:t>+1.54%</w:t>
+      </w:r>
+      <w:r>
+        <w:t>).</w:t>
+      </w:r>
+    </w:p>
+    <w:p>
+      <w:pPr>
+        <w:numPr>
+          <w:ilvl w:val="0"/>
+          <w:numId w:val="97"/>
+        </w:numPr>
+      </w:pPr>
+      <w:r>
+        <w:rPr>
+          <w:b/>
+          <w:bCs/>
+        </w:rPr>
+        <w:t>Health Care</w:t>
+      </w:r>
+      <w:r>
+        <w:t xml:space="preserve">: leading (avg </w:t>
+      </w:r>
+      <w:r>
+        <w:rPr>
+          <w:b/>
+          <w:bCs/>
+        </w:rPr>
+        <w:t>+6.71%</w:t>
+      </w:r>
+      <w:r>
+        <w:t>).</w:t>
+      </w:r>
+    </w:p>
+    <w:p>
+      <w:pPr>
+        <w:numPr>
+          <w:ilvl w:val="0"/>
+          <w:numId w:val="97"/>
+        </w:numPr>
+      </w:pPr>
+      <w:r>
+        <w:rPr>
+          <w:b/>
+          <w:bCs/>
+        </w:rPr>
+        <w:t>Communication Services</w:t>
+      </w:r>
+      <w:r>
+        <w:t xml:space="preserve">: heavy (avg </w:t>
+      </w:r>
+      <w:r>
+        <w:rPr>
+          <w:b/>
+          <w:bCs/>
+        </w:rPr>
+        <w:t>-7.16%</w:t>
+      </w:r>
+      <w:r>
+        <w:t>).</w:t>
+      </w:r>
+    </w:p>
+    <w:p>
       <w:r>
         <w:rPr>
           <w:b/>
@@ -279,88 +365,120 @@
       <w:pPr>
         <w:numPr>
           <w:ilvl w:val="0"/>
-          <w:numId w:val="96"/>
+          <w:numId w:val="98"/>
         </w:numPr>
-        <w:rPr>
-          <w:b/>
-          <w:bCs/>
-        </w:rPr>
       </w:pPr>
       <w:r>
         <w:rPr>
           <w:b/>
           <w:bCs/>
         </w:rPr>
-        <w:t>Gold: bid (+6.86%)</w:t>
+        <w:t>Gold</w:t>
       </w:r>
-    </w:p>
-    <w:p>
-      <w:pPr>
-        <w:numPr>
-          <w:ilvl w:val="0"/>
-          <w:numId w:val="96"/>
-        </w:numPr>
-        <w:rPr>
-          <w:b/>
-          <w:bCs/>
-        </w:rPr>
-      </w:pPr>
+      <w:r>
+        <w:t>: bid (</w:t>
+      </w:r>
       <w:r>
         <w:rPr>
           <w:b/>
           <w:bCs/>
         </w:rPr>
-        <w:t>USD: firm (+2.29%)</w:t>
+        <w:t>+8.59%</w:t>
+      </w:r>
+      <w:r>
+        <w:t>)</w:t>
       </w:r>
     </w:p>
     <w:p>
       <w:pPr>
         <w:numPr>
           <w:ilvl w:val="0"/>
-          <w:numId w:val="96"/>
+          <w:numId w:val="98"/>
         </w:numPr>
-        <w:rPr>
-          <w:b/>
-          <w:bCs/>
-        </w:rPr>
       </w:pPr>
       <w:r>
         <w:rPr>
           <w:b/>
           <w:bCs/>
         </w:rPr>
-        <w:t>Yields: falling (-0.50%)</w:t>
+        <w:t>USD</w:t>
       </w:r>
-    </w:p>
-    <w:p>
-      <w:pPr>
-        <w:numPr>
-          <w:ilvl w:val="0"/>
-          <w:numId w:val="96"/>
-        </w:numPr>
-        <w:rPr>
-          <w:b/>
-          <w:bCs/>
-        </w:rPr>
-      </w:pPr>
+      <w:r>
+        <w:t>: firm (</w:t>
+      </w:r>
       <w:r>
         <w:rPr>
           <w:b/>
           <w:bCs/>
         </w:rPr>
-        <w:t>Bonds: flat (-0.01%)</w:t>
+        <w:t>+2.33%</w:t>
+      </w:r>
+      <w:r>
+        <w:t>)</w:t>
       </w:r>
     </w:p>
     <w:p>
       <w:pPr>
         <w:numPr>
           <w:ilvl w:val="0"/>
-          <w:numId w:val="96"/>
+          <w:numId w:val="98"/>
         </w:numPr>
+      </w:pPr>
+      <w:r>
         <w:rPr>
           <w:b/>
           <w:bCs/>
         </w:rPr>
+        <w:t>Yields</w:t>
+      </w:r>
+      <w:r>
+        <w:t>: falling (</w:t>
+      </w:r>
+      <w:r>
+        <w:rPr>
+          <w:b/>
+          <w:bCs/>
+        </w:rPr>
+        <w:t>-1.74%</w:t>
+      </w:r>
+      <w:r>
+        <w:t>)</w:t>
+      </w:r>
+    </w:p>
+    <w:p>
+      <w:pPr>
+        <w:numPr>
+          <w:ilvl w:val="0"/>
+          <w:numId w:val="98"/>
+        </w:numPr>
+      </w:pPr>
+      <w:r>
+        <w:rPr>
+          <w:b/>
+          <w:bCs/>
+        </w:rPr>
+        <w:t>Bonds</w:t>
+      </w:r>
+      <w:r>
+        <w:t>: flat (</w:t>
+      </w:r>
+      <w:r>
+        <w:rPr>
+          <w:b/>
+          <w:bCs/>
+        </w:rPr>
+        <w:t>-0.07%</w:t>
+      </w:r>
+      <w:r>
+        <w:t>)</w:t>
+      </w:r>
+    </w:p>
+    <w:p>
+      <w:pPr>
+        <w:numPr>
+          <w:ilvl w:val="0"/>
+          <w:numId w:val="98"/>
+        </w:numPr>
       </w:pPr>
       <w:r>
         <w:rPr>
@@ -368,22 +486,82 @@
           <w:bCs/>
         </w:rPr>
         <w:lastRenderedPageBreak/>
-        <w:t>Energy Complex (USO, UNG): strong (+5.00%)</w:t>
+        <w:t>Energy Complex (USO, UNG)</w:t>
       </w:r>
-    </w:p>
-    <w:p>
-      <w:pPr>
-        <w:rPr>
-          <w:b/>
-          <w:bCs/>
-        </w:rPr>
-      </w:pPr>
+      <w:r>
+        <w:t>: strong (</w:t>
+      </w:r>
       <w:r>
         <w:rPr>
           <w:b/>
           <w:bCs/>
         </w:rPr>
-        <w:t>Bottom line: Market breadth has stabilized near neutral, with half of all tickers positive. Leadership remains concentrated in Health Care, Energy, and Technology, while Communication Services, Discretionary, and Materials continue to lag. The macro backdrop — gold bid, USD firm, yields easing, and the energy complex strong — signals a market leaning toward defensive positioning amid moderating inflation pressures and uneven growth, favoring commodity exposure and quality sectors over high-beta or cyclical names.</w:t>
+        <w:t>+3.36%</w:t>
+      </w:r>
+      <w:r>
+        <w:t>)</w:t>
+      </w:r>
+    </w:p>
+    <w:p>
+      <w:r>
+        <w:rPr>
+          <w:b/>
+          <w:bCs/>
+        </w:rPr>
+        <w:t>Bottom line:</w:t>
+      </w:r>
+      <w:r>
+        <w:t xml:space="preserve"> Market breadth has edged back above 50%, signaling stabilization but not broad strength. Leadership remains concentrated in </w:t>
+      </w:r>
+      <w:r>
+        <w:rPr>
+          <w:b/>
+          <w:bCs/>
+        </w:rPr>
+        <w:t>Health Care, Technology, and Energy</w:t>
+      </w:r>
+      <w:r>
+        <w:t xml:space="preserve">, while </w:t>
+      </w:r>
+      <w:r>
+        <w:rPr>
+          <w:b/>
+          <w:bCs/>
+        </w:rPr>
+        <w:t>Communication Services, Real Estate, and Discretionary</w:t>
+      </w:r>
+      <w:r>
+        <w:t xml:space="preserve"> continue to lag. The macro tone — </w:t>
+      </w:r>
+      <w:r>
+        <w:rPr>
+          <w:b/>
+          <w:bCs/>
+        </w:rPr>
+        <w:t>gold bid, USD firm, yields falling, and energy complex strong</w:t>
+      </w:r>
+      <w:r>
+        <w:t xml:space="preserve"> — reflects a market positioned for </w:t>
+      </w:r>
+      <w:r>
+        <w:rPr>
+          <w:b/>
+          <w:bCs/>
+        </w:rPr>
+        <w:t>slowing growth but persistent inflationary undertones</w:t>
+      </w:r>
+      <w:r>
+        <w:t xml:space="preserve">, with investors favoring </w:t>
+      </w:r>
+      <w:r>
+        <w:rPr>
+          <w:b/>
+          <w:bCs/>
+        </w:rPr>
+        <w:t>defensive and real-asset exposures</w:t>
+      </w:r>
+      <w:r>
+        <w:t xml:space="preserve"> over cyclicals and high-beta risk.</w:t>
       </w:r>
     </w:p>
     <w:p/>
@@ -1146,6 +1324,155 @@
     </w:lvl>
   </w:abstractNum>
   <w:abstractNum w:abstractNumId="5" w15:restartNumberingAfterBreak="0">
+    <w:nsid w:val="0A034BB9"/>
+    <w:multiLevelType w:val="multilevel"/>
+    <w:tmpl w:val="8070DBC4"/>
+    <w:lvl w:ilvl="0">
+      <w:start w:val="1"/>
+      <w:numFmt w:val="bullet"/>
+      <w:lvlText w:val=""/>
+      <w:lvlJc w:val="left"/>
+      <w:pPr>
+        <w:tabs>
+          <w:tab w:val="num" w:pos="720"/>
+        </w:tabs>
+        <w:ind w:left="720" w:hanging="360"/>
+      </w:pPr>
+      <w:rPr>
+        <w:rFonts w:ascii="Symbol" w:hAnsi="Symbol" w:hint="default"/>
+        <w:sz w:val="20"/>
+      </w:rPr>
+    </w:lvl>
+    <w:lvl w:ilvl="1" w:tentative="1">
+      <w:start w:val="1"/>
+      <w:numFmt w:val="bullet"/>
+      <w:lvlText w:val="o"/>
+      <w:lvlJc w:val="left"/>
+      <w:pPr>
+        <w:tabs>
+          <w:tab w:val="num" w:pos="1440"/>
+        </w:tabs>
+        <w:ind w:left="1440" w:hanging="360"/>
+      </w:pPr>
+      <w:rPr>
+        <w:rFonts w:ascii="Courier New" w:hAnsi="Courier New" w:hint="default"/>
+        <w:sz w:val="20"/>
+      </w:rPr>
+    </w:lvl>
+    <w:lvl w:ilvl="2" w:tentative="1">
+      <w:start w:val="1"/>
+      <w:numFmt w:val="bullet"/>
+      <w:lvlText w:val=""/>
+      <w:lvlJc w:val="left"/>
+      <w:pPr>
+        <w:tabs>
+          <w:tab w:val="num" w:pos="2160"/>
+        </w:tabs>
+        <w:ind w:left="2160" w:hanging="360"/>
+      </w:pPr>
+      <w:rPr>
+        <w:rFonts w:ascii="Wingdings" w:hAnsi="Wingdings" w:hint="default"/>
+        <w:sz w:val="20"/>
+      </w:rPr>
+    </w:lvl>
+    <w:lvl w:ilvl="3" w:tentative="1">
+      <w:start w:val="1"/>
+      <w:numFmt w:val="bullet"/>
+      <w:lvlText w:val=""/>
+      <w:lvlJc w:val="left"/>
+      <w:pPr>
+        <w:tabs>
+          <w:tab w:val="num" w:pos="2880"/>
+        </w:tabs>
+        <w:ind w:left="2880" w:hanging="360"/>
+      </w:pPr>
+      <w:rPr>
+        <w:rFonts w:ascii="Wingdings" w:hAnsi="Wingdings" w:hint="default"/>
+        <w:sz w:val="20"/>
+      </w:rPr>
+    </w:lvl>
+    <w:lvl w:ilvl="4" w:tentative="1">
+      <w:start w:val="1"/>
+      <w:numFmt w:val="bullet"/>
+      <w:lvlText w:val=""/>
+      <w:lvlJc w:val="left"/>
+      <w:pPr>
+        <w:tabs>
+          <w:tab w:val="num" w:pos="3600"/>
+        </w:tabs>
+        <w:ind w:left="3600" w:hanging="360"/>
+      </w:pPr>
+      <w:rPr>
+        <w:rFonts w:ascii="Wingdings" w:hAnsi="Wingdings" w:hint="default"/>
+        <w:sz w:val="20"/>
+      </w:rPr>
+    </w:lvl>
+    <w:lvl w:ilvl="5" w:tentative="1">
+      <w:start w:val="1"/>
+      <w:numFmt w:val="bullet"/>
+      <w:lvlText w:val=""/>
+      <w:lvlJc w:val="left"/>
+      <w:pPr>
+        <w:tabs>
+          <w:tab w:val="num" w:pos="4320"/>
+        </w:tabs>
+        <w:ind w:left="4320" w:hanging="360"/>
+      </w:pPr>
+      <w:rPr>
+        <w:rFonts w:ascii="Wingdings" w:hAnsi="Wingdings" w:hint="default"/>
+        <w:sz w:val="20"/>
+      </w:rPr>
+    </w:lvl>
+    <w:lvl w:ilvl="6" w:tentative="1">
+      <w:start w:val="1"/>
+      <w:numFmt w:val="bullet"/>
+      <w:lvlText w:val=""/>
+      <w:lvlJc w:val="left"/>
+      <w:pPr>
+        <w:tabs>
+          <w:tab w:val="num" w:pos="5040"/>
+        </w:tabs>
+        <w:ind w:left="5040" w:hanging="360"/>
+      </w:pPr>
+      <w:rPr>
+        <w:rFonts w:ascii="Wingdings" w:hAnsi="Wingdings" w:hint="default"/>
+        <w:sz w:val="20"/>
+      </w:rPr>
+    </w:lvl>
+    <w:lvl w:ilvl="7" w:tentative="1">
+      <w:start w:val="1"/>
+      <w:numFmt w:val="bullet"/>
+      <w:lvlText w:val=""/>
+      <w:lvlJc w:val="left"/>
+      <w:pPr>
+        <w:tabs>
+          <w:tab w:val="num" w:pos="5760"/>
+        </w:tabs>
+        <w:ind w:left="5760" w:hanging="360"/>
+      </w:pPr>
+      <w:rPr>
+        <w:rFonts w:ascii="Wingdings" w:hAnsi="Wingdings" w:hint="default"/>
+        <w:sz w:val="20"/>
+      </w:rPr>
+    </w:lvl>
+    <w:lvl w:ilvl="8" w:tentative="1">
+      <w:start w:val="1"/>
+      <w:numFmt w:val="bullet"/>
+      <w:lvlText w:val=""/>
+      <w:lvlJc w:val="left"/>
+      <w:pPr>
+        <w:tabs>
+          <w:tab w:val="num" w:pos="6480"/>
+        </w:tabs>
+        <w:ind w:left="6480" w:hanging="360"/>
+      </w:pPr>
+      <w:rPr>
+        <w:rFonts w:ascii="Wingdings" w:hAnsi="Wingdings" w:hint="default"/>
+        <w:sz w:val="20"/>
+      </w:rPr>
+    </w:lvl>
+  </w:abstractNum>
+  <w:abstractNum w:abstractNumId="6" w15:restartNumberingAfterBreak="0">
     <w:nsid w:val="0C2A660A"/>
     <w:multiLevelType w:val="multilevel"/>
     <w:tmpl w:val="B0BEDB96"/>
@@ -1294,7 +1621,7 @@
       </w:rPr>
     </w:lvl>
   </w:abstractNum>
-  <w:abstractNum w:abstractNumId="6" w15:restartNumberingAfterBreak="0">
+  <w:abstractNum w:abstractNumId="7" w15:restartNumberingAfterBreak="0">
     <w:nsid w:val="0E296657"/>
     <w:multiLevelType w:val="multilevel"/>
     <w:tmpl w:val="ED2A1B32"/>
@@ -1443,7 +1770,7 @@
       </w:rPr>
     </w:lvl>
   </w:abstractNum>
-  <w:abstractNum w:abstractNumId="7" w15:restartNumberingAfterBreak="0">
+  <w:abstractNum w:abstractNumId="8" w15:restartNumberingAfterBreak="0">
     <w:nsid w:val="0EF02FA9"/>
     <w:multiLevelType w:val="multilevel"/>
     <w:tmpl w:val="22B4E042"/>
@@ -1592,7 +1919,7 @@
       </w:rPr>
     </w:lvl>
   </w:abstractNum>
-  <w:abstractNum w:abstractNumId="8" w15:restartNumberingAfterBreak="0">
+  <w:abstractNum w:abstractNumId="9" w15:restartNumberingAfterBreak="0">
     <w:nsid w:val="0FF858F0"/>
     <w:multiLevelType w:val="multilevel"/>
     <w:tmpl w:val="4DD8BAF4"/>
@@ -1741,7 +2068,7 @@
       </w:rPr>
     </w:lvl>
   </w:abstractNum>
-  <w:abstractNum w:abstractNumId="9" w15:restartNumberingAfterBreak="0">
+  <w:abstractNum w:abstractNumId="10" w15:restartNumberingAfterBreak="0">
     <w:nsid w:val="10500EEA"/>
     <w:multiLevelType w:val="multilevel"/>
     <w:tmpl w:val="D62C0554"/>
@@ -1890,7 +2217,7 @@
       </w:rPr>
     </w:lvl>
   </w:abstractNum>
-  <w:abstractNum w:abstractNumId="10" w15:restartNumberingAfterBreak="0">
+  <w:abstractNum w:abstractNumId="11" w15:restartNumberingAfterBreak="0">
     <w:nsid w:val="10F2578D"/>
     <w:multiLevelType w:val="multilevel"/>
     <w:tmpl w:val="08201094"/>
@@ -2039,7 +2366,7 @@
       </w:rPr>
     </w:lvl>
   </w:abstractNum>
-  <w:abstractNum w:abstractNumId="11" w15:restartNumberingAfterBreak="0">
+  <w:abstractNum w:abstractNumId="12" w15:restartNumberingAfterBreak="0">
     <w:nsid w:val="11DC55E2"/>
     <w:multiLevelType w:val="multilevel"/>
     <w:tmpl w:val="0FBAD16E"/>
@@ -2188,7 +2515,7 @@
       </w:rPr>
     </w:lvl>
   </w:abstractNum>
-  <w:abstractNum w:abstractNumId="12" w15:restartNumberingAfterBreak="0">
+  <w:abstractNum w:abstractNumId="13" w15:restartNumberingAfterBreak="0">
     <w:nsid w:val="11E41994"/>
     <w:multiLevelType w:val="multilevel"/>
     <w:tmpl w:val="0C5C9D96"/>
@@ -2337,7 +2664,7 @@
       </w:rPr>
     </w:lvl>
   </w:abstractNum>
-  <w:abstractNum w:abstractNumId="13" w15:restartNumberingAfterBreak="0">
+  <w:abstractNum w:abstractNumId="14" w15:restartNumberingAfterBreak="0">
     <w:nsid w:val="13B71907"/>
     <w:multiLevelType w:val="multilevel"/>
     <w:tmpl w:val="A39C31EC"/>
@@ -2486,7 +2813,7 @@
       </w:rPr>
     </w:lvl>
   </w:abstractNum>
-  <w:abstractNum w:abstractNumId="14" w15:restartNumberingAfterBreak="0">
+  <w:abstractNum w:abstractNumId="15" w15:restartNumberingAfterBreak="0">
     <w:nsid w:val="14D44EFF"/>
     <w:multiLevelType w:val="multilevel"/>
     <w:tmpl w:val="A3E4F000"/>
@@ -2635,7 +2962,7 @@
       </w:rPr>
     </w:lvl>
   </w:abstractNum>
-  <w:abstractNum w:abstractNumId="15" w15:restartNumberingAfterBreak="0">
+  <w:abstractNum w:abstractNumId="16" w15:restartNumberingAfterBreak="0">
     <w:nsid w:val="14F66268"/>
     <w:multiLevelType w:val="multilevel"/>
     <w:tmpl w:val="18CA7EF2"/>
@@ -2784,7 +3111,7 @@
       </w:rPr>
     </w:lvl>
   </w:abstractNum>
-  <w:abstractNum w:abstractNumId="16" w15:restartNumberingAfterBreak="0">
+  <w:abstractNum w:abstractNumId="17" w15:restartNumberingAfterBreak="0">
     <w:nsid w:val="15CE3E8B"/>
     <w:multiLevelType w:val="multilevel"/>
     <w:tmpl w:val="47E69690"/>
@@ -2933,7 +3260,7 @@
       </w:rPr>
     </w:lvl>
   </w:abstractNum>
-  <w:abstractNum w:abstractNumId="17" w15:restartNumberingAfterBreak="0">
+  <w:abstractNum w:abstractNumId="18" w15:restartNumberingAfterBreak="0">
     <w:nsid w:val="16C960FF"/>
     <w:multiLevelType w:val="multilevel"/>
     <w:tmpl w:val="B208537C"/>
@@ -3082,7 +3409,7 @@
       </w:rPr>
     </w:lvl>
   </w:abstractNum>
-  <w:abstractNum w:abstractNumId="18" w15:restartNumberingAfterBreak="0">
+  <w:abstractNum w:abstractNumId="19" w15:restartNumberingAfterBreak="0">
     <w:nsid w:val="1729423D"/>
     <w:multiLevelType w:val="multilevel"/>
     <w:tmpl w:val="9B42B844"/>
@@ -3231,7 +3558,7 @@
       </w:rPr>
     </w:lvl>
   </w:abstractNum>
-  <w:abstractNum w:abstractNumId="19" w15:restartNumberingAfterBreak="0">
+  <w:abstractNum w:abstractNumId="20" w15:restartNumberingAfterBreak="0">
     <w:nsid w:val="18176FD1"/>
     <w:multiLevelType w:val="multilevel"/>
     <w:tmpl w:val="076C3802"/>
@@ -3380,7 +3707,7 @@
       </w:rPr>
     </w:lvl>
   </w:abstractNum>
-  <w:abstractNum w:abstractNumId="20" w15:restartNumberingAfterBreak="0">
+  <w:abstractNum w:abstractNumId="21" w15:restartNumberingAfterBreak="0">
     <w:nsid w:val="1ABC615A"/>
     <w:multiLevelType w:val="multilevel"/>
     <w:tmpl w:val="0E3EB77C"/>
@@ -3529,7 +3856,7 @@
       </w:rPr>
     </w:lvl>
   </w:abstractNum>
-  <w:abstractNum w:abstractNumId="21" w15:restartNumberingAfterBreak="0">
+  <w:abstractNum w:abstractNumId="22" w15:restartNumberingAfterBreak="0">
     <w:nsid w:val="1B914BEA"/>
     <w:multiLevelType w:val="multilevel"/>
     <w:tmpl w:val="2244DADE"/>
@@ -3678,7 +4005,7 @@
       </w:rPr>
     </w:lvl>
   </w:abstractNum>
-  <w:abstractNum w:abstractNumId="22" w15:restartNumberingAfterBreak="0">
+  <w:abstractNum w:abstractNumId="23" w15:restartNumberingAfterBreak="0">
     <w:nsid w:val="1D044658"/>
     <w:multiLevelType w:val="multilevel"/>
     <w:tmpl w:val="D1901A1C"/>
@@ -3827,7 +4154,7 @@
       </w:rPr>
     </w:lvl>
   </w:abstractNum>
-  <w:abstractNum w:abstractNumId="23" w15:restartNumberingAfterBreak="0">
+  <w:abstractNum w:abstractNumId="24" w15:restartNumberingAfterBreak="0">
     <w:nsid w:val="1F5C4F6B"/>
     <w:multiLevelType w:val="multilevel"/>
     <w:tmpl w:val="0A385024"/>
@@ -3976,7 +4303,7 @@
       </w:rPr>
     </w:lvl>
   </w:abstractNum>
-  <w:abstractNum w:abstractNumId="24" w15:restartNumberingAfterBreak="0">
+  <w:abstractNum w:abstractNumId="25" w15:restartNumberingAfterBreak="0">
     <w:nsid w:val="1FB77766"/>
     <w:multiLevelType w:val="multilevel"/>
     <w:tmpl w:val="A6CEDDE2"/>
@@ -4125,7 +4452,7 @@
       </w:rPr>
     </w:lvl>
   </w:abstractNum>
-  <w:abstractNum w:abstractNumId="25" w15:restartNumberingAfterBreak="0">
+  <w:abstractNum w:abstractNumId="26" w15:restartNumberingAfterBreak="0">
     <w:nsid w:val="230F1EE1"/>
     <w:multiLevelType w:val="multilevel"/>
     <w:tmpl w:val="AF9A5E34"/>
@@ -4274,7 +4601,7 @@
       </w:rPr>
     </w:lvl>
   </w:abstractNum>
-  <w:abstractNum w:abstractNumId="26" w15:restartNumberingAfterBreak="0">
+  <w:abstractNum w:abstractNumId="27" w15:restartNumberingAfterBreak="0">
     <w:nsid w:val="235A6783"/>
     <w:multiLevelType w:val="multilevel"/>
     <w:tmpl w:val="B104713E"/>
@@ -4423,7 +4750,7 @@
       </w:rPr>
     </w:lvl>
   </w:abstractNum>
-  <w:abstractNum w:abstractNumId="27" w15:restartNumberingAfterBreak="0">
+  <w:abstractNum w:abstractNumId="28" w15:restartNumberingAfterBreak="0">
     <w:nsid w:val="271473B9"/>
     <w:multiLevelType w:val="multilevel"/>
     <w:tmpl w:val="96D048EE"/>
@@ -4572,7 +4899,7 @@
       </w:rPr>
     </w:lvl>
   </w:abstractNum>
-  <w:abstractNum w:abstractNumId="28" w15:restartNumberingAfterBreak="0">
+  <w:abstractNum w:abstractNumId="29" w15:restartNumberingAfterBreak="0">
     <w:nsid w:val="273268E4"/>
     <w:multiLevelType w:val="multilevel"/>
     <w:tmpl w:val="62221B10"/>
@@ -4721,7 +5048,7 @@
       </w:rPr>
     </w:lvl>
   </w:abstractNum>
-  <w:abstractNum w:abstractNumId="29" w15:restartNumberingAfterBreak="0">
+  <w:abstractNum w:abstractNumId="30" w15:restartNumberingAfterBreak="0">
     <w:nsid w:val="27645E59"/>
     <w:multiLevelType w:val="multilevel"/>
     <w:tmpl w:val="A2A4E728"/>
@@ -4870,7 +5197,7 @@
       </w:rPr>
     </w:lvl>
   </w:abstractNum>
-  <w:abstractNum w:abstractNumId="30" w15:restartNumberingAfterBreak="0">
+  <w:abstractNum w:abstractNumId="31" w15:restartNumberingAfterBreak="0">
     <w:nsid w:val="278301DA"/>
     <w:multiLevelType w:val="multilevel"/>
     <w:tmpl w:val="922646DA"/>
@@ -5019,7 +5346,7 @@
       </w:rPr>
     </w:lvl>
   </w:abstractNum>
-  <w:abstractNum w:abstractNumId="31" w15:restartNumberingAfterBreak="0">
+  <w:abstractNum w:abstractNumId="32" w15:restartNumberingAfterBreak="0">
     <w:nsid w:val="27DD119E"/>
     <w:multiLevelType w:val="multilevel"/>
     <w:tmpl w:val="1C60FF70"/>
@@ -5168,7 +5495,7 @@
       </w:rPr>
     </w:lvl>
   </w:abstractNum>
-  <w:abstractNum w:abstractNumId="32" w15:restartNumberingAfterBreak="0">
+  <w:abstractNum w:abstractNumId="33" w15:restartNumberingAfterBreak="0">
     <w:nsid w:val="29172398"/>
     <w:multiLevelType w:val="multilevel"/>
     <w:tmpl w:val="6A00188C"/>
@@ -5317,7 +5644,7 @@
       </w:rPr>
     </w:lvl>
   </w:abstractNum>
-  <w:abstractNum w:abstractNumId="33" w15:restartNumberingAfterBreak="0">
+  <w:abstractNum w:abstractNumId="34" w15:restartNumberingAfterBreak="0">
     <w:nsid w:val="2AE3093F"/>
     <w:multiLevelType w:val="multilevel"/>
     <w:tmpl w:val="CD888610"/>
@@ -5466,7 +5793,7 @@
       </w:rPr>
     </w:lvl>
   </w:abstractNum>
-  <w:abstractNum w:abstractNumId="34" w15:restartNumberingAfterBreak="0">
+  <w:abstractNum w:abstractNumId="35" w15:restartNumberingAfterBreak="0">
     <w:nsid w:val="2C0E4FC5"/>
     <w:multiLevelType w:val="multilevel"/>
     <w:tmpl w:val="FB14D6CA"/>
@@ -5615,7 +5942,7 @@
       </w:rPr>
     </w:lvl>
   </w:abstractNum>
-  <w:abstractNum w:abstractNumId="35" w15:restartNumberingAfterBreak="0">
+  <w:abstractNum w:abstractNumId="36" w15:restartNumberingAfterBreak="0">
     <w:nsid w:val="2D7172A0"/>
     <w:multiLevelType w:val="multilevel"/>
     <w:tmpl w:val="615A5204"/>
@@ -5764,7 +6091,7 @@
       </w:rPr>
     </w:lvl>
   </w:abstractNum>
-  <w:abstractNum w:abstractNumId="36" w15:restartNumberingAfterBreak="0">
+  <w:abstractNum w:abstractNumId="37" w15:restartNumberingAfterBreak="0">
     <w:nsid w:val="2EC14BE6"/>
     <w:multiLevelType w:val="multilevel"/>
     <w:tmpl w:val="EAB4BB98"/>
@@ -5913,7 +6240,7 @@
       </w:rPr>
     </w:lvl>
   </w:abstractNum>
-  <w:abstractNum w:abstractNumId="37" w15:restartNumberingAfterBreak="0">
+  <w:abstractNum w:abstractNumId="38" w15:restartNumberingAfterBreak="0">
     <w:nsid w:val="2FAF7C70"/>
     <w:multiLevelType w:val="multilevel"/>
     <w:tmpl w:val="39F4968C"/>
@@ -6062,7 +6389,7 @@
       </w:rPr>
     </w:lvl>
   </w:abstractNum>
-  <w:abstractNum w:abstractNumId="38" w15:restartNumberingAfterBreak="0">
+  <w:abstractNum w:abstractNumId="39" w15:restartNumberingAfterBreak="0">
     <w:nsid w:val="30211183"/>
     <w:multiLevelType w:val="multilevel"/>
     <w:tmpl w:val="17BCC77C"/>
@@ -6211,7 +6538,7 @@
       </w:rPr>
     </w:lvl>
   </w:abstractNum>
-  <w:abstractNum w:abstractNumId="39" w15:restartNumberingAfterBreak="0">
+  <w:abstractNum w:abstractNumId="40" w15:restartNumberingAfterBreak="0">
     <w:nsid w:val="308C2490"/>
     <w:multiLevelType w:val="multilevel"/>
     <w:tmpl w:val="A52AC25C"/>
@@ -6360,7 +6687,156 @@
       </w:rPr>
     </w:lvl>
   </w:abstractNum>
-  <w:abstractNum w:abstractNumId="40" w15:restartNumberingAfterBreak="0">
+  <w:abstractNum w:abstractNumId="41" w15:restartNumberingAfterBreak="0">
+    <w:nsid w:val="32326EA4"/>
+    <w:multiLevelType w:val="multilevel"/>
+    <w:tmpl w:val="8D7895EA"/>
+    <w:lvl w:ilvl="0">
+      <w:start w:val="1"/>
+      <w:numFmt w:val="bullet"/>
+      <w:lvlText w:val=""/>
+      <w:lvlJc w:val="left"/>
+      <w:pPr>
+        <w:tabs>
+          <w:tab w:val="num" w:pos="720"/>
+        </w:tabs>
+        <w:ind w:left="720" w:hanging="360"/>
+      </w:pPr>
+      <w:rPr>
+        <w:rFonts w:ascii="Symbol" w:hAnsi="Symbol" w:hint="default"/>
+        <w:sz w:val="20"/>
+      </w:rPr>
+    </w:lvl>
+    <w:lvl w:ilvl="1" w:tentative="1">
+      <w:start w:val="1"/>
+      <w:numFmt w:val="bullet"/>
+      <w:lvlText w:val="o"/>
+      <w:lvlJc w:val="left"/>
+      <w:pPr>
+        <w:tabs>
+          <w:tab w:val="num" w:pos="1440"/>
+        </w:tabs>
+        <w:ind w:left="1440" w:hanging="360"/>
+      </w:pPr>
+      <w:rPr>
+        <w:rFonts w:ascii="Courier New" w:hAnsi="Courier New" w:hint="default"/>
+        <w:sz w:val="20"/>
+      </w:rPr>
+    </w:lvl>
+    <w:lvl w:ilvl="2" w:tentative="1">
+      <w:start w:val="1"/>
+      <w:numFmt w:val="bullet"/>
+      <w:lvlText w:val=""/>
+      <w:lvlJc w:val="left"/>
+      <w:pPr>
+        <w:tabs>
+          <w:tab w:val="num" w:pos="2160"/>
+        </w:tabs>
+        <w:ind w:left="2160" w:hanging="360"/>
+      </w:pPr>
+      <w:rPr>
+        <w:rFonts w:ascii="Wingdings" w:hAnsi="Wingdings" w:hint="default"/>
+        <w:sz w:val="20"/>
+      </w:rPr>
+    </w:lvl>
+    <w:lvl w:ilvl="3" w:tentative="1">
+      <w:start w:val="1"/>
+      <w:numFmt w:val="bullet"/>
+      <w:lvlText w:val=""/>
+      <w:lvlJc w:val="left"/>
+      <w:pPr>
+        <w:tabs>
+          <w:tab w:val="num" w:pos="2880"/>
+        </w:tabs>
+        <w:ind w:left="2880" w:hanging="360"/>
+      </w:pPr>
+      <w:rPr>
+        <w:rFonts w:ascii="Wingdings" w:hAnsi="Wingdings" w:hint="default"/>
+        <w:sz w:val="20"/>
+      </w:rPr>
+    </w:lvl>
+    <w:lvl w:ilvl="4" w:tentative="1">
+      <w:start w:val="1"/>
+      <w:numFmt w:val="bullet"/>
+      <w:lvlText w:val=""/>
+      <w:lvlJc w:val="left"/>
+      <w:pPr>
+        <w:tabs>
+          <w:tab w:val="num" w:pos="3600"/>
+        </w:tabs>
+        <w:ind w:left="3600" w:hanging="360"/>
+      </w:pPr>
+      <w:rPr>
+        <w:rFonts w:ascii="Wingdings" w:hAnsi="Wingdings" w:hint="default"/>
+        <w:sz w:val="20"/>
+      </w:rPr>
+    </w:lvl>
+    <w:lvl w:ilvl="5" w:tentative="1">
+      <w:start w:val="1"/>
+      <w:numFmt w:val="bullet"/>
+      <w:lvlText w:val=""/>
+      <w:lvlJc w:val="left"/>
+      <w:pPr>
+        <w:tabs>
+          <w:tab w:val="num" w:pos="4320"/>
+        </w:tabs>
+        <w:ind w:left="4320" w:hanging="360"/>
+      </w:pPr>
+      <w:rPr>
+        <w:rFonts w:ascii="Wingdings" w:hAnsi="Wingdings" w:hint="default"/>
+        <w:sz w:val="20"/>
+      </w:rPr>
+    </w:lvl>
+    <w:lvl w:ilvl="6" w:tentative="1">
+      <w:start w:val="1"/>
+      <w:numFmt w:val="bullet"/>
+      <w:lvlText w:val=""/>
+      <w:lvlJc w:val="left"/>
+      <w:pPr>
+        <w:tabs>
+          <w:tab w:val="num" w:pos="5040"/>
+        </w:tabs>
+        <w:ind w:left="5040" w:hanging="360"/>
+      </w:pPr>
+      <w:rPr>
+        <w:rFonts w:ascii="Wingdings" w:hAnsi="Wingdings" w:hint="default"/>
+        <w:sz w:val="20"/>
+      </w:rPr>
+    </w:lvl>
+    <w:lvl w:ilvl="7" w:tentative="1">
+      <w:start w:val="1"/>
+      <w:numFmt w:val="bullet"/>
+      <w:lvlText w:val=""/>
+      <w:lvlJc w:val="left"/>
+      <w:pPr>
+        <w:tabs>
+          <w:tab w:val="num" w:pos="5760"/>
+        </w:tabs>
+        <w:ind w:left="5760" w:hanging="360"/>
+      </w:pPr>
+      <w:rPr>
+        <w:rFonts w:ascii="Wingdings" w:hAnsi="Wingdings" w:hint="default"/>
+        <w:sz w:val="20"/>
+      </w:rPr>
+    </w:lvl>
+    <w:lvl w:ilvl="8" w:tentative="1">
+      <w:start w:val="1"/>
+      <w:numFmt w:val="bullet"/>
+      <w:lvlText w:val=""/>
+      <w:lvlJc w:val="left"/>
+      <w:pPr>
+        <w:tabs>
+          <w:tab w:val="num" w:pos="6480"/>
+        </w:tabs>
+        <w:ind w:left="6480" w:hanging="360"/>
+      </w:pPr>
+      <w:rPr>
+        <w:rFonts w:ascii="Wingdings" w:hAnsi="Wingdings" w:hint="default"/>
+        <w:sz w:val="20"/>
+      </w:rPr>
+    </w:lvl>
+  </w:abstractNum>
+  <w:abstractNum w:abstractNumId="42" w15:restartNumberingAfterBreak="0">
     <w:nsid w:val="36B2143A"/>
     <w:multiLevelType w:val="multilevel"/>
     <w:tmpl w:val="64604580"/>
@@ -6509,7 +6985,7 @@
       </w:rPr>
     </w:lvl>
   </w:abstractNum>
-  <w:abstractNum w:abstractNumId="41" w15:restartNumberingAfterBreak="0">
+  <w:abstractNum w:abstractNumId="43" w15:restartNumberingAfterBreak="0">
     <w:nsid w:val="36E65CFF"/>
     <w:multiLevelType w:val="multilevel"/>
     <w:tmpl w:val="CE3C9310"/>
@@ -6658,7 +7134,7 @@
       </w:rPr>
     </w:lvl>
   </w:abstractNum>
-  <w:abstractNum w:abstractNumId="42" w15:restartNumberingAfterBreak="0">
+  <w:abstractNum w:abstractNumId="44" w15:restartNumberingAfterBreak="0">
     <w:nsid w:val="38BF4809"/>
     <w:multiLevelType w:val="multilevel"/>
     <w:tmpl w:val="925A2D08"/>
@@ -6807,7 +7283,7 @@
       </w:rPr>
     </w:lvl>
   </w:abstractNum>
-  <w:abstractNum w:abstractNumId="43" w15:restartNumberingAfterBreak="0">
+  <w:abstractNum w:abstractNumId="45" w15:restartNumberingAfterBreak="0">
     <w:nsid w:val="3C1E0601"/>
     <w:multiLevelType w:val="multilevel"/>
     <w:tmpl w:val="234C980E"/>
@@ -6956,7 +7432,7 @@
       </w:rPr>
     </w:lvl>
   </w:abstractNum>
-  <w:abstractNum w:abstractNumId="44" w15:restartNumberingAfterBreak="0">
+  <w:abstractNum w:abstractNumId="46" w15:restartNumberingAfterBreak="0">
     <w:nsid w:val="3E6F5D06"/>
     <w:multiLevelType w:val="multilevel"/>
     <w:tmpl w:val="048E3170"/>
@@ -7105,7 +7581,7 @@
       </w:rPr>
     </w:lvl>
   </w:abstractNum>
-  <w:abstractNum w:abstractNumId="45" w15:restartNumberingAfterBreak="0">
+  <w:abstractNum w:abstractNumId="47" w15:restartNumberingAfterBreak="0">
     <w:nsid w:val="3F362D47"/>
     <w:multiLevelType w:val="multilevel"/>
     <w:tmpl w:val="88CA522A"/>
@@ -7254,7 +7730,7 @@
       </w:rPr>
     </w:lvl>
   </w:abstractNum>
-  <w:abstractNum w:abstractNumId="46" w15:restartNumberingAfterBreak="0">
+  <w:abstractNum w:abstractNumId="48" w15:restartNumberingAfterBreak="0">
     <w:nsid w:val="44BC3258"/>
     <w:multiLevelType w:val="multilevel"/>
     <w:tmpl w:val="46687CC4"/>
@@ -7403,7 +7879,7 @@
       </w:rPr>
     </w:lvl>
   </w:abstractNum>
-  <w:abstractNum w:abstractNumId="47" w15:restartNumberingAfterBreak="0">
+  <w:abstractNum w:abstractNumId="49" w15:restartNumberingAfterBreak="0">
     <w:nsid w:val="48C97CF2"/>
     <w:multiLevelType w:val="multilevel"/>
     <w:tmpl w:val="351A9F9A"/>
@@ -7552,7 +8028,7 @@
       </w:rPr>
     </w:lvl>
   </w:abstractNum>
-  <w:abstractNum w:abstractNumId="48" w15:restartNumberingAfterBreak="0">
+  <w:abstractNum w:abstractNumId="50" w15:restartNumberingAfterBreak="0">
     <w:nsid w:val="49421EC4"/>
     <w:multiLevelType w:val="multilevel"/>
     <w:tmpl w:val="1070D884"/>
@@ -7701,7 +8177,7 @@
       </w:rPr>
     </w:lvl>
   </w:abstractNum>
-  <w:abstractNum w:abstractNumId="49" w15:restartNumberingAfterBreak="0">
+  <w:abstractNum w:abstractNumId="51" w15:restartNumberingAfterBreak="0">
     <w:nsid w:val="49BE432E"/>
     <w:multiLevelType w:val="multilevel"/>
     <w:tmpl w:val="F31895E0"/>
@@ -7850,7 +8326,7 @@
       </w:rPr>
     </w:lvl>
   </w:abstractNum>
-  <w:abstractNum w:abstractNumId="50" w15:restartNumberingAfterBreak="0">
+  <w:abstractNum w:abstractNumId="52" w15:restartNumberingAfterBreak="0">
     <w:nsid w:val="4A196A39"/>
     <w:multiLevelType w:val="multilevel"/>
     <w:tmpl w:val="BBDEAF4C"/>
@@ -7999,7 +8475,7 @@
       </w:rPr>
     </w:lvl>
   </w:abstractNum>
-  <w:abstractNum w:abstractNumId="51" w15:restartNumberingAfterBreak="0">
+  <w:abstractNum w:abstractNumId="53" w15:restartNumberingAfterBreak="0">
     <w:nsid w:val="4D6D2000"/>
     <w:multiLevelType w:val="multilevel"/>
     <w:tmpl w:val="D222DEEC"/>
@@ -8148,7 +8624,7 @@
       </w:rPr>
     </w:lvl>
   </w:abstractNum>
-  <w:abstractNum w:abstractNumId="52" w15:restartNumberingAfterBreak="0">
+  <w:abstractNum w:abstractNumId="54" w15:restartNumberingAfterBreak="0">
     <w:nsid w:val="4E7C38B9"/>
     <w:multiLevelType w:val="multilevel"/>
     <w:tmpl w:val="BA9A3C7A"/>
@@ -8297,7 +8773,7 @@
       </w:rPr>
     </w:lvl>
   </w:abstractNum>
-  <w:abstractNum w:abstractNumId="53" w15:restartNumberingAfterBreak="0">
+  <w:abstractNum w:abstractNumId="55" w15:restartNumberingAfterBreak="0">
     <w:nsid w:val="4F0C370E"/>
     <w:multiLevelType w:val="multilevel"/>
     <w:tmpl w:val="C2A2442A"/>
@@ -8446,7 +8922,7 @@
       </w:rPr>
     </w:lvl>
   </w:abstractNum>
-  <w:abstractNum w:abstractNumId="54" w15:restartNumberingAfterBreak="0">
+  <w:abstractNum w:abstractNumId="56" w15:restartNumberingAfterBreak="0">
     <w:nsid w:val="4F675C52"/>
     <w:multiLevelType w:val="multilevel"/>
     <w:tmpl w:val="E8746552"/>
@@ -8595,7 +9071,7 @@
       </w:rPr>
     </w:lvl>
   </w:abstractNum>
-  <w:abstractNum w:abstractNumId="55" w15:restartNumberingAfterBreak="0">
+  <w:abstractNum w:abstractNumId="57" w15:restartNumberingAfterBreak="0">
     <w:nsid w:val="50697F88"/>
     <w:multiLevelType w:val="multilevel"/>
     <w:tmpl w:val="9FA4CEBC"/>
@@ -8744,7 +9220,7 @@
       </w:rPr>
     </w:lvl>
   </w:abstractNum>
-  <w:abstractNum w:abstractNumId="56" w15:restartNumberingAfterBreak="0">
+  <w:abstractNum w:abstractNumId="58" w15:restartNumberingAfterBreak="0">
     <w:nsid w:val="518B0AF4"/>
     <w:multiLevelType w:val="multilevel"/>
     <w:tmpl w:val="E21A9B02"/>
@@ -8893,7 +9369,7 @@
       </w:rPr>
     </w:lvl>
   </w:abstractNum>
-  <w:abstractNum w:abstractNumId="57" w15:restartNumberingAfterBreak="0">
+  <w:abstractNum w:abstractNumId="59" w15:restartNumberingAfterBreak="0">
     <w:nsid w:val="554A2D8C"/>
     <w:multiLevelType w:val="multilevel"/>
     <w:tmpl w:val="030AEED4"/>
@@ -9042,7 +9518,7 @@
       </w:rPr>
     </w:lvl>
   </w:abstractNum>
-  <w:abstractNum w:abstractNumId="58" w15:restartNumberingAfterBreak="0">
+  <w:abstractNum w:abstractNumId="60" w15:restartNumberingAfterBreak="0">
     <w:nsid w:val="55E56A09"/>
     <w:multiLevelType w:val="multilevel"/>
     <w:tmpl w:val="42345B00"/>
@@ -9191,7 +9667,7 @@
       </w:rPr>
     </w:lvl>
   </w:abstractNum>
-  <w:abstractNum w:abstractNumId="59" w15:restartNumberingAfterBreak="0">
+  <w:abstractNum w:abstractNumId="61" w15:restartNumberingAfterBreak="0">
     <w:nsid w:val="561113B1"/>
     <w:multiLevelType w:val="multilevel"/>
     <w:tmpl w:val="5FB06F18"/>
@@ -9340,7 +9816,7 @@
       </w:rPr>
     </w:lvl>
   </w:abstractNum>
-  <w:abstractNum w:abstractNumId="60" w15:restartNumberingAfterBreak="0">
+  <w:abstractNum w:abstractNumId="62" w15:restartNumberingAfterBreak="0">
     <w:nsid w:val="565672AE"/>
     <w:multiLevelType w:val="multilevel"/>
     <w:tmpl w:val="9DB47B8A"/>
@@ -9489,7 +9965,7 @@
       </w:rPr>
     </w:lvl>
   </w:abstractNum>
-  <w:abstractNum w:abstractNumId="61" w15:restartNumberingAfterBreak="0">
+  <w:abstractNum w:abstractNumId="63" w15:restartNumberingAfterBreak="0">
     <w:nsid w:val="569C54B2"/>
     <w:multiLevelType w:val="multilevel"/>
     <w:tmpl w:val="EE7EE69A"/>
@@ -9638,7 +10114,7 @@
       </w:rPr>
     </w:lvl>
   </w:abstractNum>
-  <w:abstractNum w:abstractNumId="62" w15:restartNumberingAfterBreak="0">
+  <w:abstractNum w:abstractNumId="64" w15:restartNumberingAfterBreak="0">
     <w:nsid w:val="56F71075"/>
     <w:multiLevelType w:val="multilevel"/>
     <w:tmpl w:val="2952AC56"/>
@@ -9787,7 +10263,7 @@
       </w:rPr>
     </w:lvl>
   </w:abstractNum>
-  <w:abstractNum w:abstractNumId="63" w15:restartNumberingAfterBreak="0">
+  <w:abstractNum w:abstractNumId="65" w15:restartNumberingAfterBreak="0">
     <w:nsid w:val="57DB2464"/>
     <w:multiLevelType w:val="multilevel"/>
     <w:tmpl w:val="744AAF80"/>
@@ -9936,7 +10412,7 @@
       </w:rPr>
     </w:lvl>
   </w:abstractNum>
-  <w:abstractNum w:abstractNumId="64" w15:restartNumberingAfterBreak="0">
+  <w:abstractNum w:abstractNumId="66" w15:restartNumberingAfterBreak="0">
     <w:nsid w:val="584B7C1F"/>
     <w:multiLevelType w:val="multilevel"/>
     <w:tmpl w:val="0F28D7F4"/>
@@ -10085,7 +10561,7 @@
       </w:rPr>
     </w:lvl>
   </w:abstractNum>
-  <w:abstractNum w:abstractNumId="65" w15:restartNumberingAfterBreak="0">
+  <w:abstractNum w:abstractNumId="67" w15:restartNumberingAfterBreak="0">
     <w:nsid w:val="587A0CCD"/>
     <w:multiLevelType w:val="multilevel"/>
     <w:tmpl w:val="750CB344"/>
@@ -10234,7 +10710,7 @@
       </w:rPr>
     </w:lvl>
   </w:abstractNum>
-  <w:abstractNum w:abstractNumId="66" w15:restartNumberingAfterBreak="0">
+  <w:abstractNum w:abstractNumId="68" w15:restartNumberingAfterBreak="0">
     <w:nsid w:val="5918416D"/>
     <w:multiLevelType w:val="multilevel"/>
     <w:tmpl w:val="7160D344"/>
@@ -10383,7 +10859,7 @@
       </w:rPr>
     </w:lvl>
   </w:abstractNum>
-  <w:abstractNum w:abstractNumId="67" w15:restartNumberingAfterBreak="0">
+  <w:abstractNum w:abstractNumId="69" w15:restartNumberingAfterBreak="0">
     <w:nsid w:val="5ABA52A8"/>
     <w:multiLevelType w:val="multilevel"/>
     <w:tmpl w:val="91FE5CEA"/>
@@ -10532,7 +11008,7 @@
       </w:rPr>
     </w:lvl>
   </w:abstractNum>
-  <w:abstractNum w:abstractNumId="68" w15:restartNumberingAfterBreak="0">
+  <w:abstractNum w:abstractNumId="70" w15:restartNumberingAfterBreak="0">
     <w:nsid w:val="5AD277F9"/>
     <w:multiLevelType w:val="multilevel"/>
     <w:tmpl w:val="BE649556"/>
@@ -10681,7 +11157,7 @@
       </w:rPr>
     </w:lvl>
   </w:abstractNum>
-  <w:abstractNum w:abstractNumId="69" w15:restartNumberingAfterBreak="0">
+  <w:abstractNum w:abstractNumId="71" w15:restartNumberingAfterBreak="0">
     <w:nsid w:val="5BC6754C"/>
     <w:multiLevelType w:val="multilevel"/>
     <w:tmpl w:val="61C8A2DE"/>
@@ -10830,7 +11306,7 @@
       </w:rPr>
     </w:lvl>
   </w:abstractNum>
-  <w:abstractNum w:abstractNumId="70" w15:restartNumberingAfterBreak="0">
+  <w:abstractNum w:abstractNumId="72" w15:restartNumberingAfterBreak="0">
     <w:nsid w:val="5C590522"/>
     <w:multiLevelType w:val="multilevel"/>
     <w:tmpl w:val="21E6C334"/>
@@ -10979,7 +11455,7 @@
       </w:rPr>
     </w:lvl>
   </w:abstractNum>
-  <w:abstractNum w:abstractNumId="71" w15:restartNumberingAfterBreak="0">
+  <w:abstractNum w:abstractNumId="73" w15:restartNumberingAfterBreak="0">
     <w:nsid w:val="5F25507A"/>
     <w:multiLevelType w:val="multilevel"/>
     <w:tmpl w:val="577A4134"/>
@@ -11128,7 +11604,7 @@
       </w:rPr>
     </w:lvl>
   </w:abstractNum>
-  <w:abstractNum w:abstractNumId="72" w15:restartNumberingAfterBreak="0">
+  <w:abstractNum w:abstractNumId="74" w15:restartNumberingAfterBreak="0">
     <w:nsid w:val="610A18D6"/>
     <w:multiLevelType w:val="multilevel"/>
     <w:tmpl w:val="0C103A64"/>
@@ -11277,7 +11753,7 @@
       </w:rPr>
     </w:lvl>
   </w:abstractNum>
-  <w:abstractNum w:abstractNumId="73" w15:restartNumberingAfterBreak="0">
+  <w:abstractNum w:abstractNumId="75" w15:restartNumberingAfterBreak="0">
     <w:nsid w:val="622C70E0"/>
     <w:multiLevelType w:val="multilevel"/>
     <w:tmpl w:val="1AEE679E"/>
@@ -11426,7 +11902,7 @@
       </w:rPr>
     </w:lvl>
   </w:abstractNum>
-  <w:abstractNum w:abstractNumId="74" w15:restartNumberingAfterBreak="0">
+  <w:abstractNum w:abstractNumId="76" w15:restartNumberingAfterBreak="0">
     <w:nsid w:val="640E2F59"/>
     <w:multiLevelType w:val="multilevel"/>
     <w:tmpl w:val="26F4B2DE"/>
@@ -11575,7 +12051,7 @@
       </w:rPr>
     </w:lvl>
   </w:abstractNum>
-  <w:abstractNum w:abstractNumId="75" w15:restartNumberingAfterBreak="0">
+  <w:abstractNum w:abstractNumId="77" w15:restartNumberingAfterBreak="0">
     <w:nsid w:val="64706C61"/>
     <w:multiLevelType w:val="multilevel"/>
     <w:tmpl w:val="2AA095D8"/>
@@ -11724,7 +12200,7 @@
       </w:rPr>
     </w:lvl>
   </w:abstractNum>
-  <w:abstractNum w:abstractNumId="76" w15:restartNumberingAfterBreak="0">
+  <w:abstractNum w:abstractNumId="78" w15:restartNumberingAfterBreak="0">
     <w:nsid w:val="663131E0"/>
     <w:multiLevelType w:val="multilevel"/>
     <w:tmpl w:val="1E82DB90"/>
@@ -11873,7 +12349,7 @@
       </w:rPr>
     </w:lvl>
   </w:abstractNum>
-  <w:abstractNum w:abstractNumId="77" w15:restartNumberingAfterBreak="0">
+  <w:abstractNum w:abstractNumId="79" w15:restartNumberingAfterBreak="0">
     <w:nsid w:val="676E4319"/>
     <w:multiLevelType w:val="multilevel"/>
     <w:tmpl w:val="D38640E0"/>
@@ -12022,7 +12498,7 @@
       </w:rPr>
     </w:lvl>
   </w:abstractNum>
-  <w:abstractNum w:abstractNumId="78" w15:restartNumberingAfterBreak="0">
+  <w:abstractNum w:abstractNumId="80" w15:restartNumberingAfterBreak="0">
     <w:nsid w:val="67725B88"/>
     <w:multiLevelType w:val="multilevel"/>
     <w:tmpl w:val="660E9946"/>
@@ -12171,7 +12647,7 @@
       </w:rPr>
     </w:lvl>
   </w:abstractNum>
-  <w:abstractNum w:abstractNumId="79" w15:restartNumberingAfterBreak="0">
+  <w:abstractNum w:abstractNumId="81" w15:restartNumberingAfterBreak="0">
     <w:nsid w:val="6CDE4304"/>
     <w:multiLevelType w:val="multilevel"/>
     <w:tmpl w:val="442A8830"/>
@@ -12320,7 +12796,7 @@
       </w:rPr>
     </w:lvl>
   </w:abstractNum>
-  <w:abstractNum w:abstractNumId="80" w15:restartNumberingAfterBreak="0">
+  <w:abstractNum w:abstractNumId="82" w15:restartNumberingAfterBreak="0">
     <w:nsid w:val="6CED189A"/>
     <w:multiLevelType w:val="multilevel"/>
     <w:tmpl w:val="019E646A"/>
@@ -12469,7 +12945,7 @@
       </w:rPr>
     </w:lvl>
   </w:abstractNum>
-  <w:abstractNum w:abstractNumId="81" w15:restartNumberingAfterBreak="0">
+  <w:abstractNum w:abstractNumId="83" w15:restartNumberingAfterBreak="0">
     <w:nsid w:val="6D982CB9"/>
     <w:multiLevelType w:val="multilevel"/>
     <w:tmpl w:val="EFA65B1E"/>
@@ -12618,7 +13094,7 @@
       </w:rPr>
     </w:lvl>
   </w:abstractNum>
-  <w:abstractNum w:abstractNumId="82" w15:restartNumberingAfterBreak="0">
+  <w:abstractNum w:abstractNumId="84" w15:restartNumberingAfterBreak="0">
     <w:nsid w:val="6FAC686D"/>
     <w:multiLevelType w:val="multilevel"/>
     <w:tmpl w:val="F7CCE078"/>
@@ -12767,7 +13243,7 @@
       </w:rPr>
     </w:lvl>
   </w:abstractNum>
-  <w:abstractNum w:abstractNumId="83" w15:restartNumberingAfterBreak="0">
+  <w:abstractNum w:abstractNumId="85" w15:restartNumberingAfterBreak="0">
     <w:nsid w:val="70427236"/>
     <w:multiLevelType w:val="multilevel"/>
     <w:tmpl w:val="834A0EA4"/>
@@ -12916,7 +13392,7 @@
       </w:rPr>
     </w:lvl>
   </w:abstractNum>
-  <w:abstractNum w:abstractNumId="84" w15:restartNumberingAfterBreak="0">
+  <w:abstractNum w:abstractNumId="86" w15:restartNumberingAfterBreak="0">
     <w:nsid w:val="72987028"/>
     <w:multiLevelType w:val="multilevel"/>
     <w:tmpl w:val="0B8AE7E8"/>
@@ -13065,7 +13541,7 @@
       </w:rPr>
     </w:lvl>
   </w:abstractNum>
-  <w:abstractNum w:abstractNumId="85" w15:restartNumberingAfterBreak="0">
+  <w:abstractNum w:abstractNumId="87" w15:restartNumberingAfterBreak="0">
     <w:nsid w:val="74995DA1"/>
     <w:multiLevelType w:val="multilevel"/>
     <w:tmpl w:val="47E69886"/>
@@ -13214,7 +13690,7 @@
       </w:rPr>
     </w:lvl>
   </w:abstractNum>
-  <w:abstractNum w:abstractNumId="86" w15:restartNumberingAfterBreak="0">
+  <w:abstractNum w:abstractNumId="88" w15:restartNumberingAfterBreak="0">
     <w:nsid w:val="75133277"/>
     <w:multiLevelType w:val="multilevel"/>
     <w:tmpl w:val="98A67D76"/>
@@ -13363,7 +13839,7 @@
       </w:rPr>
     </w:lvl>
   </w:abstractNum>
-  <w:abstractNum w:abstractNumId="87" w15:restartNumberingAfterBreak="0">
+  <w:abstractNum w:abstractNumId="89" w15:restartNumberingAfterBreak="0">
     <w:nsid w:val="75145F1E"/>
     <w:multiLevelType w:val="multilevel"/>
     <w:tmpl w:val="A9F0EEDE"/>
@@ -13512,7 +13988,7 @@
       </w:rPr>
     </w:lvl>
   </w:abstractNum>
-  <w:abstractNum w:abstractNumId="88" w15:restartNumberingAfterBreak="0">
+  <w:abstractNum w:abstractNumId="90" w15:restartNumberingAfterBreak="0">
     <w:nsid w:val="77780210"/>
     <w:multiLevelType w:val="multilevel"/>
     <w:tmpl w:val="9AB6D36A"/>
@@ -13661,7 +14137,7 @@
       </w:rPr>
     </w:lvl>
   </w:abstractNum>
-  <w:abstractNum w:abstractNumId="89" w15:restartNumberingAfterBreak="0">
+  <w:abstractNum w:abstractNumId="91" w15:restartNumberingAfterBreak="0">
     <w:nsid w:val="77F70E72"/>
     <w:multiLevelType w:val="multilevel"/>
     <w:tmpl w:val="CA4A179E"/>
@@ -13810,7 +14286,7 @@
       </w:rPr>
     </w:lvl>
   </w:abstractNum>
-  <w:abstractNum w:abstractNumId="90" w15:restartNumberingAfterBreak="0">
+  <w:abstractNum w:abstractNumId="92" w15:restartNumberingAfterBreak="0">
     <w:nsid w:val="78AF3623"/>
     <w:multiLevelType w:val="multilevel"/>
     <w:tmpl w:val="10EA459E"/>
@@ -13959,7 +14435,7 @@
       </w:rPr>
     </w:lvl>
   </w:abstractNum>
-  <w:abstractNum w:abstractNumId="91" w15:restartNumberingAfterBreak="0">
+  <w:abstractNum w:abstractNumId="93" w15:restartNumberingAfterBreak="0">
     <w:nsid w:val="79075D66"/>
     <w:multiLevelType w:val="multilevel"/>
     <w:tmpl w:val="DAA2F8BE"/>
@@ -14108,7 +14584,7 @@
       </w:rPr>
     </w:lvl>
   </w:abstractNum>
-  <w:abstractNum w:abstractNumId="92" w15:restartNumberingAfterBreak="0">
+  <w:abstractNum w:abstractNumId="94" w15:restartNumberingAfterBreak="0">
     <w:nsid w:val="79BB5CE8"/>
     <w:multiLevelType w:val="multilevel"/>
     <w:tmpl w:val="EDFC70D6"/>
@@ -14257,7 +14733,7 @@
       </w:rPr>
     </w:lvl>
   </w:abstractNum>
-  <w:abstractNum w:abstractNumId="93" w15:restartNumberingAfterBreak="0">
+  <w:abstractNum w:abstractNumId="95" w15:restartNumberingAfterBreak="0">
     <w:nsid w:val="7B2751C4"/>
     <w:multiLevelType w:val="multilevel"/>
     <w:tmpl w:val="4412CEC4"/>
@@ -14406,7 +14882,7 @@
       </w:rPr>
     </w:lvl>
   </w:abstractNum>
-  <w:abstractNum w:abstractNumId="94" w15:restartNumberingAfterBreak="0">
+  <w:abstractNum w:abstractNumId="96" w15:restartNumberingAfterBreak="0">
     <w:nsid w:val="7BAF4D94"/>
     <w:multiLevelType w:val="multilevel"/>
     <w:tmpl w:val="BDB8BFAA"/>
@@ -14555,7 +15031,7 @@
       </w:rPr>
     </w:lvl>
   </w:abstractNum>
-  <w:abstractNum w:abstractNumId="95" w15:restartNumberingAfterBreak="0">
+  <w:abstractNum w:abstractNumId="97" w15:restartNumberingAfterBreak="0">
     <w:nsid w:val="7D9F223B"/>
     <w:multiLevelType w:val="multilevel"/>
     <w:tmpl w:val="D3A62574"/>
@@ -14705,292 +15181,298 @@
     </w:lvl>
   </w:abstractNum>
   <w:num w:numId="1" w16cid:durableId="1677997995">
-    <w:abstractNumId w:val="23"/>
+    <w:abstractNumId w:val="24"/>
   </w:num>
   <w:num w:numId="2" w16cid:durableId="2051149805">
     <w:abstractNumId w:val="3"/>
   </w:num>
   <w:num w:numId="3" w16cid:durableId="1233933601">
-    <w:abstractNumId w:val="52"/>
+    <w:abstractNumId w:val="54"/>
   </w:num>
   <w:num w:numId="4" w16cid:durableId="500435007">
-    <w:abstractNumId w:val="10"/>
+    <w:abstractNumId w:val="11"/>
   </w:num>
   <w:num w:numId="5" w16cid:durableId="1033847455">
-    <w:abstractNumId w:val="89"/>
+    <w:abstractNumId w:val="91"/>
   </w:num>
   <w:num w:numId="6" w16cid:durableId="267081670">
-    <w:abstractNumId w:val="21"/>
+    <w:abstractNumId w:val="22"/>
   </w:num>
   <w:num w:numId="7" w16cid:durableId="1769304624">
-    <w:abstractNumId w:val="7"/>
+    <w:abstractNumId w:val="8"/>
   </w:num>
   <w:num w:numId="8" w16cid:durableId="1135759933">
+    <w:abstractNumId w:val="70"/>
+  </w:num>
+  <w:num w:numId="9" w16cid:durableId="442268721">
+    <w:abstractNumId w:val="51"/>
+  </w:num>
+  <w:num w:numId="10" w16cid:durableId="691494407">
+    <w:abstractNumId w:val="49"/>
+  </w:num>
+  <w:num w:numId="11" w16cid:durableId="1705208919">
+    <w:abstractNumId w:val="50"/>
+  </w:num>
+  <w:num w:numId="12" w16cid:durableId="401762157">
+    <w:abstractNumId w:val="13"/>
+  </w:num>
+  <w:num w:numId="13" w16cid:durableId="967707405">
+    <w:abstractNumId w:val="47"/>
+  </w:num>
+  <w:num w:numId="14" w16cid:durableId="2070766778">
+    <w:abstractNumId w:val="36"/>
+  </w:num>
+  <w:num w:numId="15" w16cid:durableId="716323964">
+    <w:abstractNumId w:val="28"/>
+  </w:num>
+  <w:num w:numId="16" w16cid:durableId="748966896">
+    <w:abstractNumId w:val="26"/>
+  </w:num>
+  <w:num w:numId="17" w16cid:durableId="1612980622">
+    <w:abstractNumId w:val="78"/>
+  </w:num>
+  <w:num w:numId="18" w16cid:durableId="2093504055">
+    <w:abstractNumId w:val="83"/>
+  </w:num>
+  <w:num w:numId="19" w16cid:durableId="344942916">
+    <w:abstractNumId w:val="18"/>
+  </w:num>
+  <w:num w:numId="20" w16cid:durableId="154683186">
+    <w:abstractNumId w:val="12"/>
+  </w:num>
+  <w:num w:numId="21" w16cid:durableId="1645238814">
+    <w:abstractNumId w:val="53"/>
+  </w:num>
+  <w:num w:numId="22" w16cid:durableId="1129937329">
+    <w:abstractNumId w:val="6"/>
+  </w:num>
+  <w:num w:numId="23" w16cid:durableId="1723820948">
+    <w:abstractNumId w:val="59"/>
+  </w:num>
+  <w:num w:numId="24" w16cid:durableId="837844535">
+    <w:abstractNumId w:val="79"/>
+  </w:num>
+  <w:num w:numId="25" w16cid:durableId="1206138890">
+    <w:abstractNumId w:val="42"/>
+  </w:num>
+  <w:num w:numId="26" w16cid:durableId="1390418193">
+    <w:abstractNumId w:val="17"/>
+  </w:num>
+  <w:num w:numId="27" w16cid:durableId="728844960">
     <w:abstractNumId w:val="68"/>
   </w:num>
-  <w:num w:numId="9" w16cid:durableId="442268721">
-    <w:abstractNumId w:val="49"/>
+  <w:num w:numId="28" w16cid:durableId="2125732567">
+    <w:abstractNumId w:val="32"/>
   </w:num>
-  <w:num w:numId="10" w16cid:durableId="691494407">
-    <w:abstractNumId w:val="47"/>
+  <w:num w:numId="29" w16cid:durableId="1090812348">
+    <w:abstractNumId w:val="34"/>
   </w:num>
-  <w:num w:numId="11" w16cid:durableId="1705208919">
-    <w:abstractNumId w:val="48"/>
+  <w:num w:numId="30" w16cid:durableId="296447531">
+    <w:abstractNumId w:val="85"/>
   </w:num>
-  <w:num w:numId="12" w16cid:durableId="401762157">
-    <w:abstractNumId w:val="12"/>
+  <w:num w:numId="31" w16cid:durableId="1884710918">
+    <w:abstractNumId w:val="84"/>
   </w:num>
-  <w:num w:numId="13" w16cid:durableId="967707405">
-    <w:abstractNumId w:val="45"/>
-  </w:num>
-  <w:num w:numId="14" w16cid:durableId="2070766778">
-    <w:abstractNumId w:val="35"/>
-  </w:num>
-  <w:num w:numId="15" w16cid:durableId="716323964">
-    <w:abstractNumId w:val="27"/>
-  </w:num>
-  <w:num w:numId="16" w16cid:durableId="748966896">
-    <w:abstractNumId w:val="25"/>
-  </w:num>
-  <w:num w:numId="17" w16cid:durableId="1612980622">
-    <w:abstractNumId w:val="76"/>
-  </w:num>
-  <w:num w:numId="18" w16cid:durableId="2093504055">
+  <w:num w:numId="32" w16cid:durableId="234828197">
     <w:abstractNumId w:val="81"/>
   </w:num>
-  <w:num w:numId="19" w16cid:durableId="344942916">
-    <w:abstractNumId w:val="17"/>
-  </w:num>
-  <w:num w:numId="20" w16cid:durableId="154683186">
-    <w:abstractNumId w:val="11"/>
-  </w:num>
-  <w:num w:numId="21" w16cid:durableId="1645238814">
-    <w:abstractNumId w:val="51"/>
-  </w:num>
-  <w:num w:numId="22" w16cid:durableId="1129937329">
-    <w:abstractNumId w:val="5"/>
-  </w:num>
-  <w:num w:numId="23" w16cid:durableId="1723820948">
-    <w:abstractNumId w:val="57"/>
-  </w:num>
-  <w:num w:numId="24" w16cid:durableId="837844535">
-    <w:abstractNumId w:val="77"/>
-  </w:num>
-  <w:num w:numId="25" w16cid:durableId="1206138890">
-    <w:abstractNumId w:val="40"/>
-  </w:num>
-  <w:num w:numId="26" w16cid:durableId="1390418193">
-    <w:abstractNumId w:val="16"/>
-  </w:num>
-  <w:num w:numId="27" w16cid:durableId="728844960">
-    <w:abstractNumId w:val="66"/>
-  </w:num>
-  <w:num w:numId="28" w16cid:durableId="2125732567">
-    <w:abstractNumId w:val="31"/>
-  </w:num>
-  <w:num w:numId="29" w16cid:durableId="1090812348">
-    <w:abstractNumId w:val="33"/>
-  </w:num>
-  <w:num w:numId="30" w16cid:durableId="296447531">
-    <w:abstractNumId w:val="83"/>
-  </w:num>
-  <w:num w:numId="31" w16cid:durableId="1884710918">
-    <w:abstractNumId w:val="82"/>
-  </w:num>
-  <w:num w:numId="32" w16cid:durableId="234828197">
-    <w:abstractNumId w:val="79"/>
-  </w:num>
   <w:num w:numId="33" w16cid:durableId="1187061975">
-    <w:abstractNumId w:val="86"/>
+    <w:abstractNumId w:val="88"/>
   </w:num>
   <w:num w:numId="34" w16cid:durableId="1541361364">
-    <w:abstractNumId w:val="14"/>
+    <w:abstractNumId w:val="15"/>
   </w:num>
   <w:num w:numId="35" w16cid:durableId="469323940">
-    <w:abstractNumId w:val="61"/>
+    <w:abstractNumId w:val="63"/>
   </w:num>
   <w:num w:numId="36" w16cid:durableId="171921766">
-    <w:abstractNumId w:val="70"/>
+    <w:abstractNumId w:val="72"/>
   </w:num>
   <w:num w:numId="37" w16cid:durableId="698353443">
-    <w:abstractNumId w:val="94"/>
+    <w:abstractNumId w:val="96"/>
   </w:num>
   <w:num w:numId="38" w16cid:durableId="1940941360">
     <w:abstractNumId w:val="4"/>
   </w:num>
   <w:num w:numId="39" w16cid:durableId="116679975">
-    <w:abstractNumId w:val="46"/>
+    <w:abstractNumId w:val="48"/>
   </w:num>
   <w:num w:numId="40" w16cid:durableId="1714963468">
-    <w:abstractNumId w:val="71"/>
+    <w:abstractNumId w:val="73"/>
   </w:num>
   <w:num w:numId="41" w16cid:durableId="1018429896">
-    <w:abstractNumId w:val="87"/>
+    <w:abstractNumId w:val="89"/>
   </w:num>
   <w:num w:numId="42" w16cid:durableId="941061820">
     <w:abstractNumId w:val="1"/>
   </w:num>
   <w:num w:numId="43" w16cid:durableId="726339675">
-    <w:abstractNumId w:val="38"/>
+    <w:abstractNumId w:val="39"/>
   </w:num>
   <w:num w:numId="44" w16cid:durableId="348455922">
-    <w:abstractNumId w:val="36"/>
+    <w:abstractNumId w:val="37"/>
   </w:num>
   <w:num w:numId="45" w16cid:durableId="1999069253">
-    <w:abstractNumId w:val="93"/>
+    <w:abstractNumId w:val="95"/>
   </w:num>
   <w:num w:numId="46" w16cid:durableId="1969966184">
-    <w:abstractNumId w:val="9"/>
+    <w:abstractNumId w:val="10"/>
   </w:num>
   <w:num w:numId="47" w16cid:durableId="781874132">
-    <w:abstractNumId w:val="54"/>
+    <w:abstractNumId w:val="56"/>
   </w:num>
   <w:num w:numId="48" w16cid:durableId="357778884">
-    <w:abstractNumId w:val="75"/>
+    <w:abstractNumId w:val="77"/>
   </w:num>
   <w:num w:numId="49" w16cid:durableId="1508203898">
-    <w:abstractNumId w:val="80"/>
+    <w:abstractNumId w:val="82"/>
   </w:num>
   <w:num w:numId="50" w16cid:durableId="1682318083">
-    <w:abstractNumId w:val="60"/>
+    <w:abstractNumId w:val="62"/>
   </w:num>
   <w:num w:numId="51" w16cid:durableId="1708262490">
     <w:abstractNumId w:val="2"/>
   </w:num>
   <w:num w:numId="52" w16cid:durableId="33585703">
-    <w:abstractNumId w:val="32"/>
+    <w:abstractNumId w:val="33"/>
   </w:num>
   <w:num w:numId="53" w16cid:durableId="1614706232">
-    <w:abstractNumId w:val="69"/>
+    <w:abstractNumId w:val="71"/>
   </w:num>
   <w:num w:numId="54" w16cid:durableId="1594314839">
-    <w:abstractNumId w:val="26"/>
+    <w:abstractNumId w:val="27"/>
   </w:num>
   <w:num w:numId="55" w16cid:durableId="1526674347">
-    <w:abstractNumId w:val="85"/>
+    <w:abstractNumId w:val="87"/>
   </w:num>
   <w:num w:numId="56" w16cid:durableId="814222603">
-    <w:abstractNumId w:val="72"/>
+    <w:abstractNumId w:val="74"/>
   </w:num>
   <w:num w:numId="57" w16cid:durableId="1449931854">
+    <w:abstractNumId w:val="60"/>
+  </w:num>
+  <w:num w:numId="58" w16cid:durableId="173110024">
     <w:abstractNumId w:val="58"/>
   </w:num>
-  <w:num w:numId="58" w16cid:durableId="173110024">
-    <w:abstractNumId w:val="56"/>
-  </w:num>
   <w:num w:numId="59" w16cid:durableId="1933391554">
-    <w:abstractNumId w:val="44"/>
+    <w:abstractNumId w:val="46"/>
   </w:num>
   <w:num w:numId="60" w16cid:durableId="659770676">
-    <w:abstractNumId w:val="84"/>
+    <w:abstractNumId w:val="86"/>
   </w:num>
   <w:num w:numId="61" w16cid:durableId="987126490">
-    <w:abstractNumId w:val="41"/>
+    <w:abstractNumId w:val="43"/>
   </w:num>
   <w:num w:numId="62" w16cid:durableId="2072000942">
-    <w:abstractNumId w:val="19"/>
+    <w:abstractNumId w:val="20"/>
   </w:num>
   <w:num w:numId="63" w16cid:durableId="1637449647">
-    <w:abstractNumId w:val="39"/>
+    <w:abstractNumId w:val="40"/>
   </w:num>
   <w:num w:numId="64" w16cid:durableId="1111509654">
-    <w:abstractNumId w:val="28"/>
+    <w:abstractNumId w:val="29"/>
   </w:num>
   <w:num w:numId="65" w16cid:durableId="1154025284">
-    <w:abstractNumId w:val="74"/>
+    <w:abstractNumId w:val="76"/>
   </w:num>
   <w:num w:numId="66" w16cid:durableId="636229318">
-    <w:abstractNumId w:val="90"/>
+    <w:abstractNumId w:val="92"/>
   </w:num>
   <w:num w:numId="67" w16cid:durableId="1298336313">
-    <w:abstractNumId w:val="73"/>
+    <w:abstractNumId w:val="75"/>
   </w:num>
   <w:num w:numId="68" w16cid:durableId="1780643681">
-    <w:abstractNumId w:val="62"/>
+    <w:abstractNumId w:val="64"/>
   </w:num>
   <w:num w:numId="69" w16cid:durableId="897321311">
-    <w:abstractNumId w:val="15"/>
+    <w:abstractNumId w:val="16"/>
   </w:num>
   <w:num w:numId="70" w16cid:durableId="129985987">
-    <w:abstractNumId w:val="37"/>
+    <w:abstractNumId w:val="38"/>
   </w:num>
   <w:num w:numId="71" w16cid:durableId="225920747">
     <w:abstractNumId w:val="0"/>
   </w:num>
   <w:num w:numId="72" w16cid:durableId="193422590">
-    <w:abstractNumId w:val="91"/>
+    <w:abstractNumId w:val="93"/>
   </w:num>
   <w:num w:numId="73" w16cid:durableId="1538079356">
-    <w:abstractNumId w:val="8"/>
+    <w:abstractNumId w:val="9"/>
   </w:num>
   <w:num w:numId="74" w16cid:durableId="1570772970">
+    <w:abstractNumId w:val="67"/>
+  </w:num>
+  <w:num w:numId="75" w16cid:durableId="939339658">
     <w:abstractNumId w:val="65"/>
   </w:num>
-  <w:num w:numId="75" w16cid:durableId="939339658">
-    <w:abstractNumId w:val="63"/>
-  </w:num>
   <w:num w:numId="76" w16cid:durableId="247924988">
-    <w:abstractNumId w:val="88"/>
+    <w:abstractNumId w:val="90"/>
   </w:num>
   <w:num w:numId="77" w16cid:durableId="1729180216">
-    <w:abstractNumId w:val="24"/>
+    <w:abstractNumId w:val="25"/>
   </w:num>
   <w:num w:numId="78" w16cid:durableId="44567889">
-    <w:abstractNumId w:val="67"/>
+    <w:abstractNumId w:val="69"/>
   </w:num>
   <w:num w:numId="79" w16cid:durableId="764571186">
-    <w:abstractNumId w:val="92"/>
+    <w:abstractNumId w:val="94"/>
   </w:num>
   <w:num w:numId="80" w16cid:durableId="1858347991">
-    <w:abstractNumId w:val="42"/>
+    <w:abstractNumId w:val="44"/>
   </w:num>
   <w:num w:numId="81" w16cid:durableId="1245643883">
-    <w:abstractNumId w:val="53"/>
+    <w:abstractNumId w:val="55"/>
   </w:num>
   <w:num w:numId="82" w16cid:durableId="1252928820">
+    <w:abstractNumId w:val="31"/>
+  </w:num>
+  <w:num w:numId="83" w16cid:durableId="1396273051">
     <w:abstractNumId w:val="30"/>
   </w:num>
-  <w:num w:numId="83" w16cid:durableId="1396273051">
-    <w:abstractNumId w:val="29"/>
-  </w:num>
   <w:num w:numId="84" w16cid:durableId="1608194036">
-    <w:abstractNumId w:val="78"/>
+    <w:abstractNumId w:val="80"/>
   </w:num>
   <w:num w:numId="85" w16cid:durableId="598638423">
-    <w:abstractNumId w:val="59"/>
+    <w:abstractNumId w:val="61"/>
   </w:num>
   <w:num w:numId="86" w16cid:durableId="606155975">
-    <w:abstractNumId w:val="95"/>
+    <w:abstractNumId w:val="97"/>
   </w:num>
   <w:num w:numId="87" w16cid:durableId="695470575">
-    <w:abstractNumId w:val="64"/>
+    <w:abstractNumId w:val="66"/>
   </w:num>
   <w:num w:numId="88" w16cid:durableId="1400984171">
-    <w:abstractNumId w:val="50"/>
+    <w:abstractNumId w:val="52"/>
   </w:num>
   <w:num w:numId="89" w16cid:durableId="1548568754">
-    <w:abstractNumId w:val="34"/>
+    <w:abstractNumId w:val="35"/>
   </w:num>
   <w:num w:numId="90" w16cid:durableId="1185821287">
-    <w:abstractNumId w:val="13"/>
+    <w:abstractNumId w:val="14"/>
   </w:num>
   <w:num w:numId="91" w16cid:durableId="1365911035">
-    <w:abstractNumId w:val="18"/>
+    <w:abstractNumId w:val="19"/>
   </w:num>
   <w:num w:numId="92" w16cid:durableId="1167525099">
-    <w:abstractNumId w:val="55"/>
+    <w:abstractNumId w:val="57"/>
   </w:num>
   <w:num w:numId="93" w16cid:durableId="341785630">
-    <w:abstractNumId w:val="22"/>
+    <w:abstractNumId w:val="23"/>
   </w:num>
   <w:num w:numId="94" w16cid:durableId="1272513776">
-    <w:abstractNumId w:val="20"/>
+    <w:abstractNumId w:val="21"/>
   </w:num>
   <w:num w:numId="95" w16cid:durableId="1507862555">
-    <w:abstractNumId w:val="6"/>
+    <w:abstractNumId w:val="7"/>
   </w:num>
   <w:num w:numId="96" w16cid:durableId="1703479897">
-    <w:abstractNumId w:val="43"/>
+    <w:abstractNumId w:val="45"/>
+  </w:num>
+  <w:num w:numId="97" w16cid:durableId="1823034222">
+    <w:abstractNumId w:val="41"/>
+  </w:num>
+  <w:num w:numId="98" w16cid:durableId="1150902035">
+    <w:abstractNumId w:val="5"/>
   </w:num>
 </w:numbering>
 </file>

--- a/data/Market_Read_quarterly.docx
+++ b/data/Market_Read_quarterly.docx
@@ -8,7 +8,7 @@
           <w:b/>
           <w:bCs/>
         </w:rPr>
-        <w:t>Quarterly Market Read: November 12, 2025</w:t>
+        <w:t>Quarterly Market Read: November 14, 2025</w:t>
       </w:r>
     </w:p>
     <w:p>
@@ -30,7 +30,7 @@
       <w:pPr>
         <w:numPr>
           <w:ilvl w:val="0"/>
-          <w:numId w:val="97"/>
+          <w:numId w:val="99"/>
         </w:numPr>
       </w:pPr>
       <w:r>
@@ -41,14 +41,24 @@
         <w:t>Breadth</w:t>
       </w:r>
       <w:r>
-        <w:t>: 51.5% of names are positive.</w:t>
+        <w:t xml:space="preserve">: </w:t>
+      </w:r>
+      <w:r>
+        <w:rPr>
+          <w:b/>
+          <w:bCs/>
+        </w:rPr>
+        <w:t>45.2%</w:t>
+      </w:r>
+      <w:r>
+        <w:t xml:space="preserve"> of names are positive.</w:t>
       </w:r>
     </w:p>
     <w:p>
       <w:pPr>
         <w:numPr>
           <w:ilvl w:val="0"/>
-          <w:numId w:val="97"/>
+          <w:numId w:val="99"/>
         </w:numPr>
       </w:pPr>
       <w:r>
@@ -59,14 +69,14 @@
         <w:t>Information Technology</w:t>
       </w:r>
       <w:r>
-        <w:t xml:space="preserve">: firm (avg </w:t>
+        <w:t xml:space="preserve">: soft (avg </w:t>
       </w:r>
       <w:r>
         <w:rPr>
           <w:b/>
           <w:bCs/>
         </w:rPr>
-        <w:t>+2.65%</w:t>
+        <w:t>-0.16%</w:t>
       </w:r>
       <w:r>
         <w:t>).</w:t>
@@ -76,7 +86,7 @@
       <w:pPr>
         <w:numPr>
           <w:ilvl w:val="0"/>
-          <w:numId w:val="97"/>
+          <w:numId w:val="99"/>
         </w:numPr>
       </w:pPr>
       <w:r>
@@ -94,7 +104,7 @@
           <w:b/>
           <w:bCs/>
         </w:rPr>
-        <w:t>-0.64%</w:t>
+        <w:t>-2.44%</w:t>
       </w:r>
       <w:r>
         <w:t>).</w:t>
@@ -104,7 +114,7 @@
       <w:pPr>
         <w:numPr>
           <w:ilvl w:val="0"/>
-          <w:numId w:val="97"/>
+          <w:numId w:val="99"/>
         </w:numPr>
       </w:pPr>
       <w:r>
@@ -122,7 +132,7 @@
           <w:b/>
           <w:bCs/>
         </w:rPr>
-        <w:t>-1.37%</w:t>
+        <w:t>-1.47%</w:t>
       </w:r>
       <w:r>
         <w:t>).</w:t>
@@ -132,7 +142,7 @@
       <w:pPr>
         <w:numPr>
           <w:ilvl w:val="0"/>
-          <w:numId w:val="97"/>
+          <w:numId w:val="99"/>
         </w:numPr>
       </w:pPr>
       <w:r>
@@ -150,7 +160,7 @@
           <w:b/>
           <w:bCs/>
         </w:rPr>
-        <w:t>-3.75%</w:t>
+        <w:t>-5.50%</w:t>
       </w:r>
       <w:r>
         <w:t>).</w:t>
@@ -160,7 +170,7 @@
       <w:pPr>
         <w:numPr>
           <w:ilvl w:val="0"/>
-          <w:numId w:val="97"/>
+          <w:numId w:val="99"/>
         </w:numPr>
       </w:pPr>
       <w:r>
@@ -171,14 +181,14 @@
         <w:t>Financials</w:t>
       </w:r>
       <w:r>
-        <w:t xml:space="preserve">: soft (avg </w:t>
+        <w:t xml:space="preserve">: heavy (avg </w:t>
       </w:r>
       <w:r>
         <w:rPr>
           <w:b/>
           <w:bCs/>
         </w:rPr>
-        <w:t>-1.70%</w:t>
+        <w:t>-3.63%</w:t>
       </w:r>
       <w:r>
         <w:t>).</w:t>
@@ -188,7 +198,7 @@
       <w:pPr>
         <w:numPr>
           <w:ilvl w:val="0"/>
-          <w:numId w:val="97"/>
+          <w:numId w:val="99"/>
         </w:numPr>
       </w:pPr>
       <w:r>
@@ -206,7 +216,7 @@
           <w:b/>
           <w:bCs/>
         </w:rPr>
-        <w:t>+2.02%</w:t>
+        <w:t>+0.94%</w:t>
       </w:r>
       <w:r>
         <w:t>).</w:t>
@@ -216,7 +226,7 @@
       <w:pPr>
         <w:numPr>
           <w:ilvl w:val="0"/>
-          <w:numId w:val="97"/>
+          <w:numId w:val="99"/>
         </w:numPr>
       </w:pPr>
       <w:r>
@@ -234,7 +244,7 @@
           <w:b/>
           <w:bCs/>
         </w:rPr>
-        <w:t>-4.15%</w:t>
+        <w:t>-5.26%</w:t>
       </w:r>
       <w:r>
         <w:t>).</w:t>
@@ -244,7 +254,7 @@
       <w:pPr>
         <w:numPr>
           <w:ilvl w:val="0"/>
-          <w:numId w:val="97"/>
+          <w:numId w:val="99"/>
         </w:numPr>
       </w:pPr>
       <w:r>
@@ -262,7 +272,7 @@
           <w:b/>
           <w:bCs/>
         </w:rPr>
-        <w:t>-3.49%</w:t>
+        <w:t>-4.17%</w:t>
       </w:r>
       <w:r>
         <w:t>).</w:t>
@@ -272,7 +282,7 @@
       <w:pPr>
         <w:numPr>
           <w:ilvl w:val="0"/>
-          <w:numId w:val="97"/>
+          <w:numId w:val="99"/>
         </w:numPr>
       </w:pPr>
       <w:r>
@@ -283,14 +293,14 @@
         <w:t>Energy</w:t>
       </w:r>
       <w:r>
-        <w:t xml:space="preserve">: firm (avg </w:t>
+        <w:t xml:space="preserve">: strong (avg </w:t>
       </w:r>
       <w:r>
         <w:rPr>
           <w:b/>
           <w:bCs/>
         </w:rPr>
-        <w:t>+1.54%</w:t>
+        <w:t>+3.16%</w:t>
       </w:r>
       <w:r>
         <w:t>).</w:t>
@@ -300,7 +310,7 @@
       <w:pPr>
         <w:numPr>
           <w:ilvl w:val="0"/>
-          <w:numId w:val="97"/>
+          <w:numId w:val="99"/>
         </w:numPr>
       </w:pPr>
       <w:r>
@@ -318,7 +328,7 @@
           <w:b/>
           <w:bCs/>
         </w:rPr>
-        <w:t>+6.71%</w:t>
+        <w:t>+5.42%</w:t>
       </w:r>
       <w:r>
         <w:t>).</w:t>
@@ -328,7 +338,7 @@
       <w:pPr>
         <w:numPr>
           <w:ilvl w:val="0"/>
-          <w:numId w:val="97"/>
+          <w:numId w:val="99"/>
         </w:numPr>
       </w:pPr>
       <w:r>
@@ -346,7 +356,7 @@
           <w:b/>
           <w:bCs/>
         </w:rPr>
-        <w:t>-7.16%</w:t>
+        <w:t>-8.94%</w:t>
       </w:r>
       <w:r>
         <w:t>).</w:t>
@@ -365,7 +375,7 @@
       <w:pPr>
         <w:numPr>
           <w:ilvl w:val="0"/>
-          <w:numId w:val="98"/>
+          <w:numId w:val="100"/>
         </w:numPr>
       </w:pPr>
       <w:r>
@@ -383,7 +393,7 @@
           <w:b/>
           <w:bCs/>
         </w:rPr>
-        <w:t>+8.59%</w:t>
+        <w:t>+5.76%</w:t>
       </w:r>
       <w:r>
         <w:t>)</w:t>
@@ -393,7 +403,7 @@
       <w:pPr>
         <w:numPr>
           <w:ilvl w:val="0"/>
-          <w:numId w:val="98"/>
+          <w:numId w:val="100"/>
         </w:numPr>
       </w:pPr>
       <w:r>
@@ -411,7 +421,7 @@
           <w:b/>
           <w:bCs/>
         </w:rPr>
-        <w:t>+2.33%</w:t>
+        <w:t>+2.18%</w:t>
       </w:r>
       <w:r>
         <w:t>)</w:t>
@@ -421,7 +431,7 @@
       <w:pPr>
         <w:numPr>
           <w:ilvl w:val="0"/>
-          <w:numId w:val="98"/>
+          <w:numId w:val="100"/>
         </w:numPr>
       </w:pPr>
       <w:r>
@@ -432,14 +442,14 @@
         <w:t>Yields</w:t>
       </w:r>
       <w:r>
-        <w:t>: falling (</w:t>
+        <w:t>: flat-to-rising (</w:t>
       </w:r>
       <w:r>
         <w:rPr>
           <w:b/>
           <w:bCs/>
         </w:rPr>
-        <w:t>-1.74%</w:t>
+        <w:t>+0.13%</w:t>
       </w:r>
       <w:r>
         <w:t>)</w:t>
@@ -449,7 +459,7 @@
       <w:pPr>
         <w:numPr>
           <w:ilvl w:val="0"/>
-          <w:numId w:val="98"/>
+          <w:numId w:val="100"/>
         </w:numPr>
       </w:pPr>
       <w:r>
@@ -460,14 +470,14 @@
         <w:t>Bonds</w:t>
       </w:r>
       <w:r>
-        <w:t>: flat (</w:t>
+        <w:t>: soft (</w:t>
       </w:r>
       <w:r>
         <w:rPr>
           <w:b/>
           <w:bCs/>
         </w:rPr>
-        <w:t>-0.07%</w:t>
+        <w:t>-0.56%</w:t>
       </w:r>
       <w:r>
         <w:t>)</w:t>
@@ -477,7 +487,7 @@
       <w:pPr>
         <w:numPr>
           <w:ilvl w:val="0"/>
-          <w:numId w:val="98"/>
+          <w:numId w:val="100"/>
         </w:numPr>
       </w:pPr>
       <w:r>
@@ -496,7 +506,7 @@
           <w:b/>
           <w:bCs/>
         </w:rPr>
-        <w:t>+3.36%</w:t>
+        <w:t>+4.10%</w:t>
       </w:r>
       <w:r>
         <w:t>)</w:t>
@@ -511,57 +521,77 @@
         <w:t>Bottom line:</w:t>
       </w:r>
       <w:r>
-        <w:t xml:space="preserve"> Market breadth has edged back above 50%, signaling stabilization but not broad strength. Leadership remains concentrated in </w:t>
+        <w:t xml:space="preserve"> Market breadth remains below 50%, showing a tape still under pressure. Leadership is </w:t>
       </w:r>
       <w:r>
         <w:rPr>
           <w:b/>
           <w:bCs/>
         </w:rPr>
-        <w:t>Health Care, Technology, and Energy</w:t>
+        <w:t>extremely narrow</w:t>
       </w:r>
       <w:r>
-        <w:t xml:space="preserve">, while </w:t>
+        <w:t xml:space="preserve">, centered on </w:t>
       </w:r>
       <w:r>
         <w:rPr>
           <w:b/>
           <w:bCs/>
         </w:rPr>
-        <w:t>Communication Services, Real Estate, and Discretionary</w:t>
+        <w:t>Health Care and Energy</w:t>
       </w:r>
       <w:r>
-        <w:t xml:space="preserve"> continue to lag. The macro tone — </w:t>
+        <w:t xml:space="preserve">, with modest support from </w:t>
       </w:r>
       <w:r>
         <w:rPr>
           <w:b/>
           <w:bCs/>
         </w:rPr>
-        <w:t>gold bid, USD firm, yields falling, and energy complex strong</w:t>
+        <w:t>Utilities</w:t>
       </w:r>
       <w:r>
-        <w:t xml:space="preserve"> — reflects a market positioned for </w:t>
+        <w:t xml:space="preserve">. Most cyclical and rate-sensitive sectors — </w:t>
       </w:r>
       <w:r>
         <w:rPr>
           <w:b/>
           <w:bCs/>
         </w:rPr>
-        <w:t>slowing growth but persistent inflationary undertones</w:t>
+        <w:t>Discretionary, Real Estate, Materials, Financials, and Communication Services</w:t>
       </w:r>
       <w:r>
-        <w:t xml:space="preserve">, with investors favoring </w:t>
+        <w:t xml:space="preserve"> — are posting meaningful declines. Macro posture — </w:t>
       </w:r>
       <w:r>
         <w:rPr>
           <w:b/>
           <w:bCs/>
         </w:rPr>
-        <w:t>defensive and real-asset exposures</w:t>
+        <w:t>gold bid, USD firm, yields flattening, bonds soft, and the energy complex strong</w:t>
       </w:r>
       <w:r>
-        <w:t xml:space="preserve"> over cyclicals and high-beta risk.</w:t>
+        <w:t xml:space="preserve"> — signals a market wrestling with </w:t>
+      </w:r>
+      <w:r>
+        <w:rPr>
+          <w:b/>
+          <w:bCs/>
+        </w:rPr>
+        <w:t>slowing growth alongside lingering inflation pressures</w:t>
+      </w:r>
+      <w:r>
+        <w:t xml:space="preserve">, pushing investors toward </w:t>
+      </w:r>
+      <w:r>
+        <w:rPr>
+          <w:b/>
+          <w:bCs/>
+        </w:rPr>
+        <w:t>defensives, real assets, and commodity-linked exposures</w:t>
+      </w:r>
+      <w:r>
+        <w:t>, while high-beta and consumer-oriented areas continue to bear the downside.</w:t>
       </w:r>
     </w:p>
     <w:p/>
@@ -3410,6 +3440,155 @@
     </w:lvl>
   </w:abstractNum>
   <w:abstractNum w:abstractNumId="19" w15:restartNumberingAfterBreak="0">
+    <w:nsid w:val="16CA741A"/>
+    <w:multiLevelType w:val="multilevel"/>
+    <w:tmpl w:val="CDC81384"/>
+    <w:lvl w:ilvl="0">
+      <w:start w:val="1"/>
+      <w:numFmt w:val="bullet"/>
+      <w:lvlText w:val=""/>
+      <w:lvlJc w:val="left"/>
+      <w:pPr>
+        <w:tabs>
+          <w:tab w:val="num" w:pos="720"/>
+        </w:tabs>
+        <w:ind w:left="720" w:hanging="360"/>
+      </w:pPr>
+      <w:rPr>
+        <w:rFonts w:ascii="Symbol" w:hAnsi="Symbol" w:hint="default"/>
+        <w:sz w:val="20"/>
+      </w:rPr>
+    </w:lvl>
+    <w:lvl w:ilvl="1" w:tentative="1">
+      <w:start w:val="1"/>
+      <w:numFmt w:val="bullet"/>
+      <w:lvlText w:val="o"/>
+      <w:lvlJc w:val="left"/>
+      <w:pPr>
+        <w:tabs>
+          <w:tab w:val="num" w:pos="1440"/>
+        </w:tabs>
+        <w:ind w:left="1440" w:hanging="360"/>
+      </w:pPr>
+      <w:rPr>
+        <w:rFonts w:ascii="Courier New" w:hAnsi="Courier New" w:hint="default"/>
+        <w:sz w:val="20"/>
+      </w:rPr>
+    </w:lvl>
+    <w:lvl w:ilvl="2" w:tentative="1">
+      <w:start w:val="1"/>
+      <w:numFmt w:val="bullet"/>
+      <w:lvlText w:val=""/>
+      <w:lvlJc w:val="left"/>
+      <w:pPr>
+        <w:tabs>
+          <w:tab w:val="num" w:pos="2160"/>
+        </w:tabs>
+        <w:ind w:left="2160" w:hanging="360"/>
+      </w:pPr>
+      <w:rPr>
+        <w:rFonts w:ascii="Wingdings" w:hAnsi="Wingdings" w:hint="default"/>
+        <w:sz w:val="20"/>
+      </w:rPr>
+    </w:lvl>
+    <w:lvl w:ilvl="3" w:tentative="1">
+      <w:start w:val="1"/>
+      <w:numFmt w:val="bullet"/>
+      <w:lvlText w:val=""/>
+      <w:lvlJc w:val="left"/>
+      <w:pPr>
+        <w:tabs>
+          <w:tab w:val="num" w:pos="2880"/>
+        </w:tabs>
+        <w:ind w:left="2880" w:hanging="360"/>
+      </w:pPr>
+      <w:rPr>
+        <w:rFonts w:ascii="Wingdings" w:hAnsi="Wingdings" w:hint="default"/>
+        <w:sz w:val="20"/>
+      </w:rPr>
+    </w:lvl>
+    <w:lvl w:ilvl="4" w:tentative="1">
+      <w:start w:val="1"/>
+      <w:numFmt w:val="bullet"/>
+      <w:lvlText w:val=""/>
+      <w:lvlJc w:val="left"/>
+      <w:pPr>
+        <w:tabs>
+          <w:tab w:val="num" w:pos="3600"/>
+        </w:tabs>
+        <w:ind w:left="3600" w:hanging="360"/>
+      </w:pPr>
+      <w:rPr>
+        <w:rFonts w:ascii="Wingdings" w:hAnsi="Wingdings" w:hint="default"/>
+        <w:sz w:val="20"/>
+      </w:rPr>
+    </w:lvl>
+    <w:lvl w:ilvl="5" w:tentative="1">
+      <w:start w:val="1"/>
+      <w:numFmt w:val="bullet"/>
+      <w:lvlText w:val=""/>
+      <w:lvlJc w:val="left"/>
+      <w:pPr>
+        <w:tabs>
+          <w:tab w:val="num" w:pos="4320"/>
+        </w:tabs>
+        <w:ind w:left="4320" w:hanging="360"/>
+      </w:pPr>
+      <w:rPr>
+        <w:rFonts w:ascii="Wingdings" w:hAnsi="Wingdings" w:hint="default"/>
+        <w:sz w:val="20"/>
+      </w:rPr>
+    </w:lvl>
+    <w:lvl w:ilvl="6" w:tentative="1">
+      <w:start w:val="1"/>
+      <w:numFmt w:val="bullet"/>
+      <w:lvlText w:val=""/>
+      <w:lvlJc w:val="left"/>
+      <w:pPr>
+        <w:tabs>
+          <w:tab w:val="num" w:pos="5040"/>
+        </w:tabs>
+        <w:ind w:left="5040" w:hanging="360"/>
+      </w:pPr>
+      <w:rPr>
+        <w:rFonts w:ascii="Wingdings" w:hAnsi="Wingdings" w:hint="default"/>
+        <w:sz w:val="20"/>
+      </w:rPr>
+    </w:lvl>
+    <w:lvl w:ilvl="7" w:tentative="1">
+      <w:start w:val="1"/>
+      <w:numFmt w:val="bullet"/>
+      <w:lvlText w:val=""/>
+      <w:lvlJc w:val="left"/>
+      <w:pPr>
+        <w:tabs>
+          <w:tab w:val="num" w:pos="5760"/>
+        </w:tabs>
+        <w:ind w:left="5760" w:hanging="360"/>
+      </w:pPr>
+      <w:rPr>
+        <w:rFonts w:ascii="Wingdings" w:hAnsi="Wingdings" w:hint="default"/>
+        <w:sz w:val="20"/>
+      </w:rPr>
+    </w:lvl>
+    <w:lvl w:ilvl="8" w:tentative="1">
+      <w:start w:val="1"/>
+      <w:numFmt w:val="bullet"/>
+      <w:lvlText w:val=""/>
+      <w:lvlJc w:val="left"/>
+      <w:pPr>
+        <w:tabs>
+          <w:tab w:val="num" w:pos="6480"/>
+        </w:tabs>
+        <w:ind w:left="6480" w:hanging="360"/>
+      </w:pPr>
+      <w:rPr>
+        <w:rFonts w:ascii="Wingdings" w:hAnsi="Wingdings" w:hint="default"/>
+        <w:sz w:val="20"/>
+      </w:rPr>
+    </w:lvl>
+  </w:abstractNum>
+  <w:abstractNum w:abstractNumId="20" w15:restartNumberingAfterBreak="0">
     <w:nsid w:val="1729423D"/>
     <w:multiLevelType w:val="multilevel"/>
     <w:tmpl w:val="9B42B844"/>
@@ -3558,7 +3737,7 @@
       </w:rPr>
     </w:lvl>
   </w:abstractNum>
-  <w:abstractNum w:abstractNumId="20" w15:restartNumberingAfterBreak="0">
+  <w:abstractNum w:abstractNumId="21" w15:restartNumberingAfterBreak="0">
     <w:nsid w:val="18176FD1"/>
     <w:multiLevelType w:val="multilevel"/>
     <w:tmpl w:val="076C3802"/>
@@ -3707,7 +3886,7 @@
       </w:rPr>
     </w:lvl>
   </w:abstractNum>
-  <w:abstractNum w:abstractNumId="21" w15:restartNumberingAfterBreak="0">
+  <w:abstractNum w:abstractNumId="22" w15:restartNumberingAfterBreak="0">
     <w:nsid w:val="1ABC615A"/>
     <w:multiLevelType w:val="multilevel"/>
     <w:tmpl w:val="0E3EB77C"/>
@@ -3856,7 +4035,7 @@
       </w:rPr>
     </w:lvl>
   </w:abstractNum>
-  <w:abstractNum w:abstractNumId="22" w15:restartNumberingAfterBreak="0">
+  <w:abstractNum w:abstractNumId="23" w15:restartNumberingAfterBreak="0">
     <w:nsid w:val="1B914BEA"/>
     <w:multiLevelType w:val="multilevel"/>
     <w:tmpl w:val="2244DADE"/>
@@ -4005,7 +4184,7 @@
       </w:rPr>
     </w:lvl>
   </w:abstractNum>
-  <w:abstractNum w:abstractNumId="23" w15:restartNumberingAfterBreak="0">
+  <w:abstractNum w:abstractNumId="24" w15:restartNumberingAfterBreak="0">
     <w:nsid w:val="1D044658"/>
     <w:multiLevelType w:val="multilevel"/>
     <w:tmpl w:val="D1901A1C"/>
@@ -4154,7 +4333,7 @@
       </w:rPr>
     </w:lvl>
   </w:abstractNum>
-  <w:abstractNum w:abstractNumId="24" w15:restartNumberingAfterBreak="0">
+  <w:abstractNum w:abstractNumId="25" w15:restartNumberingAfterBreak="0">
     <w:nsid w:val="1F5C4F6B"/>
     <w:multiLevelType w:val="multilevel"/>
     <w:tmpl w:val="0A385024"/>
@@ -4303,7 +4482,7 @@
       </w:rPr>
     </w:lvl>
   </w:abstractNum>
-  <w:abstractNum w:abstractNumId="25" w15:restartNumberingAfterBreak="0">
+  <w:abstractNum w:abstractNumId="26" w15:restartNumberingAfterBreak="0">
     <w:nsid w:val="1FB77766"/>
     <w:multiLevelType w:val="multilevel"/>
     <w:tmpl w:val="A6CEDDE2"/>
@@ -4452,7 +4631,7 @@
       </w:rPr>
     </w:lvl>
   </w:abstractNum>
-  <w:abstractNum w:abstractNumId="26" w15:restartNumberingAfterBreak="0">
+  <w:abstractNum w:abstractNumId="27" w15:restartNumberingAfterBreak="0">
     <w:nsid w:val="230F1EE1"/>
     <w:multiLevelType w:val="multilevel"/>
     <w:tmpl w:val="AF9A5E34"/>
@@ -4601,7 +4780,7 @@
       </w:rPr>
     </w:lvl>
   </w:abstractNum>
-  <w:abstractNum w:abstractNumId="27" w15:restartNumberingAfterBreak="0">
+  <w:abstractNum w:abstractNumId="28" w15:restartNumberingAfterBreak="0">
     <w:nsid w:val="235A6783"/>
     <w:multiLevelType w:val="multilevel"/>
     <w:tmpl w:val="B104713E"/>
@@ -4750,7 +4929,7 @@
       </w:rPr>
     </w:lvl>
   </w:abstractNum>
-  <w:abstractNum w:abstractNumId="28" w15:restartNumberingAfterBreak="0">
+  <w:abstractNum w:abstractNumId="29" w15:restartNumberingAfterBreak="0">
     <w:nsid w:val="271473B9"/>
     <w:multiLevelType w:val="multilevel"/>
     <w:tmpl w:val="96D048EE"/>
@@ -4899,7 +5078,7 @@
       </w:rPr>
     </w:lvl>
   </w:abstractNum>
-  <w:abstractNum w:abstractNumId="29" w15:restartNumberingAfterBreak="0">
+  <w:abstractNum w:abstractNumId="30" w15:restartNumberingAfterBreak="0">
     <w:nsid w:val="273268E4"/>
     <w:multiLevelType w:val="multilevel"/>
     <w:tmpl w:val="62221B10"/>
@@ -5048,7 +5227,7 @@
       </w:rPr>
     </w:lvl>
   </w:abstractNum>
-  <w:abstractNum w:abstractNumId="30" w15:restartNumberingAfterBreak="0">
+  <w:abstractNum w:abstractNumId="31" w15:restartNumberingAfterBreak="0">
     <w:nsid w:val="27645E59"/>
     <w:multiLevelType w:val="multilevel"/>
     <w:tmpl w:val="A2A4E728"/>
@@ -5197,7 +5376,7 @@
       </w:rPr>
     </w:lvl>
   </w:abstractNum>
-  <w:abstractNum w:abstractNumId="31" w15:restartNumberingAfterBreak="0">
+  <w:abstractNum w:abstractNumId="32" w15:restartNumberingAfterBreak="0">
     <w:nsid w:val="278301DA"/>
     <w:multiLevelType w:val="multilevel"/>
     <w:tmpl w:val="922646DA"/>
@@ -5346,7 +5525,7 @@
       </w:rPr>
     </w:lvl>
   </w:abstractNum>
-  <w:abstractNum w:abstractNumId="32" w15:restartNumberingAfterBreak="0">
+  <w:abstractNum w:abstractNumId="33" w15:restartNumberingAfterBreak="0">
     <w:nsid w:val="27DD119E"/>
     <w:multiLevelType w:val="multilevel"/>
     <w:tmpl w:val="1C60FF70"/>
@@ -5495,7 +5674,7 @@
       </w:rPr>
     </w:lvl>
   </w:abstractNum>
-  <w:abstractNum w:abstractNumId="33" w15:restartNumberingAfterBreak="0">
+  <w:abstractNum w:abstractNumId="34" w15:restartNumberingAfterBreak="0">
     <w:nsid w:val="29172398"/>
     <w:multiLevelType w:val="multilevel"/>
     <w:tmpl w:val="6A00188C"/>
@@ -5644,7 +5823,7 @@
       </w:rPr>
     </w:lvl>
   </w:abstractNum>
-  <w:abstractNum w:abstractNumId="34" w15:restartNumberingAfterBreak="0">
+  <w:abstractNum w:abstractNumId="35" w15:restartNumberingAfterBreak="0">
     <w:nsid w:val="2AE3093F"/>
     <w:multiLevelType w:val="multilevel"/>
     <w:tmpl w:val="CD888610"/>
@@ -5793,7 +5972,7 @@
       </w:rPr>
     </w:lvl>
   </w:abstractNum>
-  <w:abstractNum w:abstractNumId="35" w15:restartNumberingAfterBreak="0">
+  <w:abstractNum w:abstractNumId="36" w15:restartNumberingAfterBreak="0">
     <w:nsid w:val="2C0E4FC5"/>
     <w:multiLevelType w:val="multilevel"/>
     <w:tmpl w:val="FB14D6CA"/>
@@ -5942,7 +6121,7 @@
       </w:rPr>
     </w:lvl>
   </w:abstractNum>
-  <w:abstractNum w:abstractNumId="36" w15:restartNumberingAfterBreak="0">
+  <w:abstractNum w:abstractNumId="37" w15:restartNumberingAfterBreak="0">
     <w:nsid w:val="2D7172A0"/>
     <w:multiLevelType w:val="multilevel"/>
     <w:tmpl w:val="615A5204"/>
@@ -6091,7 +6270,7 @@
       </w:rPr>
     </w:lvl>
   </w:abstractNum>
-  <w:abstractNum w:abstractNumId="37" w15:restartNumberingAfterBreak="0">
+  <w:abstractNum w:abstractNumId="38" w15:restartNumberingAfterBreak="0">
     <w:nsid w:val="2EC14BE6"/>
     <w:multiLevelType w:val="multilevel"/>
     <w:tmpl w:val="EAB4BB98"/>
@@ -6240,7 +6419,7 @@
       </w:rPr>
     </w:lvl>
   </w:abstractNum>
-  <w:abstractNum w:abstractNumId="38" w15:restartNumberingAfterBreak="0">
+  <w:abstractNum w:abstractNumId="39" w15:restartNumberingAfterBreak="0">
     <w:nsid w:val="2FAF7C70"/>
     <w:multiLevelType w:val="multilevel"/>
     <w:tmpl w:val="39F4968C"/>
@@ -6389,7 +6568,7 @@
       </w:rPr>
     </w:lvl>
   </w:abstractNum>
-  <w:abstractNum w:abstractNumId="39" w15:restartNumberingAfterBreak="0">
+  <w:abstractNum w:abstractNumId="40" w15:restartNumberingAfterBreak="0">
     <w:nsid w:val="30211183"/>
     <w:multiLevelType w:val="multilevel"/>
     <w:tmpl w:val="17BCC77C"/>
@@ -6538,7 +6717,7 @@
       </w:rPr>
     </w:lvl>
   </w:abstractNum>
-  <w:abstractNum w:abstractNumId="40" w15:restartNumberingAfterBreak="0">
+  <w:abstractNum w:abstractNumId="41" w15:restartNumberingAfterBreak="0">
     <w:nsid w:val="308C2490"/>
     <w:multiLevelType w:val="multilevel"/>
     <w:tmpl w:val="A52AC25C"/>
@@ -6687,7 +6866,7 @@
       </w:rPr>
     </w:lvl>
   </w:abstractNum>
-  <w:abstractNum w:abstractNumId="41" w15:restartNumberingAfterBreak="0">
+  <w:abstractNum w:abstractNumId="42" w15:restartNumberingAfterBreak="0">
     <w:nsid w:val="32326EA4"/>
     <w:multiLevelType w:val="multilevel"/>
     <w:tmpl w:val="8D7895EA"/>
@@ -6836,7 +7015,7 @@
       </w:rPr>
     </w:lvl>
   </w:abstractNum>
-  <w:abstractNum w:abstractNumId="42" w15:restartNumberingAfterBreak="0">
+  <w:abstractNum w:abstractNumId="43" w15:restartNumberingAfterBreak="0">
     <w:nsid w:val="36B2143A"/>
     <w:multiLevelType w:val="multilevel"/>
     <w:tmpl w:val="64604580"/>
@@ -6985,7 +7164,7 @@
       </w:rPr>
     </w:lvl>
   </w:abstractNum>
-  <w:abstractNum w:abstractNumId="43" w15:restartNumberingAfterBreak="0">
+  <w:abstractNum w:abstractNumId="44" w15:restartNumberingAfterBreak="0">
     <w:nsid w:val="36E65CFF"/>
     <w:multiLevelType w:val="multilevel"/>
     <w:tmpl w:val="CE3C9310"/>
@@ -7134,7 +7313,7 @@
       </w:rPr>
     </w:lvl>
   </w:abstractNum>
-  <w:abstractNum w:abstractNumId="44" w15:restartNumberingAfterBreak="0">
+  <w:abstractNum w:abstractNumId="45" w15:restartNumberingAfterBreak="0">
     <w:nsid w:val="38BF4809"/>
     <w:multiLevelType w:val="multilevel"/>
     <w:tmpl w:val="925A2D08"/>
@@ -7283,7 +7462,7 @@
       </w:rPr>
     </w:lvl>
   </w:abstractNum>
-  <w:abstractNum w:abstractNumId="45" w15:restartNumberingAfterBreak="0">
+  <w:abstractNum w:abstractNumId="46" w15:restartNumberingAfterBreak="0">
     <w:nsid w:val="3C1E0601"/>
     <w:multiLevelType w:val="multilevel"/>
     <w:tmpl w:val="234C980E"/>
@@ -7432,7 +7611,7 @@
       </w:rPr>
     </w:lvl>
   </w:abstractNum>
-  <w:abstractNum w:abstractNumId="46" w15:restartNumberingAfterBreak="0">
+  <w:abstractNum w:abstractNumId="47" w15:restartNumberingAfterBreak="0">
     <w:nsid w:val="3E6F5D06"/>
     <w:multiLevelType w:val="multilevel"/>
     <w:tmpl w:val="048E3170"/>
@@ -7581,7 +7760,7 @@
       </w:rPr>
     </w:lvl>
   </w:abstractNum>
-  <w:abstractNum w:abstractNumId="47" w15:restartNumberingAfterBreak="0">
+  <w:abstractNum w:abstractNumId="48" w15:restartNumberingAfterBreak="0">
     <w:nsid w:val="3F362D47"/>
     <w:multiLevelType w:val="multilevel"/>
     <w:tmpl w:val="88CA522A"/>
@@ -7730,7 +7909,7 @@
       </w:rPr>
     </w:lvl>
   </w:abstractNum>
-  <w:abstractNum w:abstractNumId="48" w15:restartNumberingAfterBreak="0">
+  <w:abstractNum w:abstractNumId="49" w15:restartNumberingAfterBreak="0">
     <w:nsid w:val="44BC3258"/>
     <w:multiLevelType w:val="multilevel"/>
     <w:tmpl w:val="46687CC4"/>
@@ -7879,7 +8058,7 @@
       </w:rPr>
     </w:lvl>
   </w:abstractNum>
-  <w:abstractNum w:abstractNumId="49" w15:restartNumberingAfterBreak="0">
+  <w:abstractNum w:abstractNumId="50" w15:restartNumberingAfterBreak="0">
     <w:nsid w:val="48C97CF2"/>
     <w:multiLevelType w:val="multilevel"/>
     <w:tmpl w:val="351A9F9A"/>
@@ -8028,7 +8207,7 @@
       </w:rPr>
     </w:lvl>
   </w:abstractNum>
-  <w:abstractNum w:abstractNumId="50" w15:restartNumberingAfterBreak="0">
+  <w:abstractNum w:abstractNumId="51" w15:restartNumberingAfterBreak="0">
     <w:nsid w:val="49421EC4"/>
     <w:multiLevelType w:val="multilevel"/>
     <w:tmpl w:val="1070D884"/>
@@ -8177,7 +8356,7 @@
       </w:rPr>
     </w:lvl>
   </w:abstractNum>
-  <w:abstractNum w:abstractNumId="51" w15:restartNumberingAfterBreak="0">
+  <w:abstractNum w:abstractNumId="52" w15:restartNumberingAfterBreak="0">
     <w:nsid w:val="49BE432E"/>
     <w:multiLevelType w:val="multilevel"/>
     <w:tmpl w:val="F31895E0"/>
@@ -8326,7 +8505,7 @@
       </w:rPr>
     </w:lvl>
   </w:abstractNum>
-  <w:abstractNum w:abstractNumId="52" w15:restartNumberingAfterBreak="0">
+  <w:abstractNum w:abstractNumId="53" w15:restartNumberingAfterBreak="0">
     <w:nsid w:val="4A196A39"/>
     <w:multiLevelType w:val="multilevel"/>
     <w:tmpl w:val="BBDEAF4C"/>
@@ -8475,7 +8654,7 @@
       </w:rPr>
     </w:lvl>
   </w:abstractNum>
-  <w:abstractNum w:abstractNumId="53" w15:restartNumberingAfterBreak="0">
+  <w:abstractNum w:abstractNumId="54" w15:restartNumberingAfterBreak="0">
     <w:nsid w:val="4D6D2000"/>
     <w:multiLevelType w:val="multilevel"/>
     <w:tmpl w:val="D222DEEC"/>
@@ -8624,7 +8803,7 @@
       </w:rPr>
     </w:lvl>
   </w:abstractNum>
-  <w:abstractNum w:abstractNumId="54" w15:restartNumberingAfterBreak="0">
+  <w:abstractNum w:abstractNumId="55" w15:restartNumberingAfterBreak="0">
     <w:nsid w:val="4E7C38B9"/>
     <w:multiLevelType w:val="multilevel"/>
     <w:tmpl w:val="BA9A3C7A"/>
@@ -8773,7 +8952,7 @@
       </w:rPr>
     </w:lvl>
   </w:abstractNum>
-  <w:abstractNum w:abstractNumId="55" w15:restartNumberingAfterBreak="0">
+  <w:abstractNum w:abstractNumId="56" w15:restartNumberingAfterBreak="0">
     <w:nsid w:val="4F0C370E"/>
     <w:multiLevelType w:val="multilevel"/>
     <w:tmpl w:val="C2A2442A"/>
@@ -8922,7 +9101,7 @@
       </w:rPr>
     </w:lvl>
   </w:abstractNum>
-  <w:abstractNum w:abstractNumId="56" w15:restartNumberingAfterBreak="0">
+  <w:abstractNum w:abstractNumId="57" w15:restartNumberingAfterBreak="0">
     <w:nsid w:val="4F675C52"/>
     <w:multiLevelType w:val="multilevel"/>
     <w:tmpl w:val="E8746552"/>
@@ -9071,7 +9250,7 @@
       </w:rPr>
     </w:lvl>
   </w:abstractNum>
-  <w:abstractNum w:abstractNumId="57" w15:restartNumberingAfterBreak="0">
+  <w:abstractNum w:abstractNumId="58" w15:restartNumberingAfterBreak="0">
     <w:nsid w:val="50697F88"/>
     <w:multiLevelType w:val="multilevel"/>
     <w:tmpl w:val="9FA4CEBC"/>
@@ -9220,7 +9399,7 @@
       </w:rPr>
     </w:lvl>
   </w:abstractNum>
-  <w:abstractNum w:abstractNumId="58" w15:restartNumberingAfterBreak="0">
+  <w:abstractNum w:abstractNumId="59" w15:restartNumberingAfterBreak="0">
     <w:nsid w:val="518B0AF4"/>
     <w:multiLevelType w:val="multilevel"/>
     <w:tmpl w:val="E21A9B02"/>
@@ -9369,7 +9548,7 @@
       </w:rPr>
     </w:lvl>
   </w:abstractNum>
-  <w:abstractNum w:abstractNumId="59" w15:restartNumberingAfterBreak="0">
+  <w:abstractNum w:abstractNumId="60" w15:restartNumberingAfterBreak="0">
     <w:nsid w:val="554A2D8C"/>
     <w:multiLevelType w:val="multilevel"/>
     <w:tmpl w:val="030AEED4"/>
@@ -9518,7 +9697,7 @@
       </w:rPr>
     </w:lvl>
   </w:abstractNum>
-  <w:abstractNum w:abstractNumId="60" w15:restartNumberingAfterBreak="0">
+  <w:abstractNum w:abstractNumId="61" w15:restartNumberingAfterBreak="0">
     <w:nsid w:val="55E56A09"/>
     <w:multiLevelType w:val="multilevel"/>
     <w:tmpl w:val="42345B00"/>
@@ -9667,7 +9846,7 @@
       </w:rPr>
     </w:lvl>
   </w:abstractNum>
-  <w:abstractNum w:abstractNumId="61" w15:restartNumberingAfterBreak="0">
+  <w:abstractNum w:abstractNumId="62" w15:restartNumberingAfterBreak="0">
     <w:nsid w:val="561113B1"/>
     <w:multiLevelType w:val="multilevel"/>
     <w:tmpl w:val="5FB06F18"/>
@@ -9816,7 +9995,7 @@
       </w:rPr>
     </w:lvl>
   </w:abstractNum>
-  <w:abstractNum w:abstractNumId="62" w15:restartNumberingAfterBreak="0">
+  <w:abstractNum w:abstractNumId="63" w15:restartNumberingAfterBreak="0">
     <w:nsid w:val="565672AE"/>
     <w:multiLevelType w:val="multilevel"/>
     <w:tmpl w:val="9DB47B8A"/>
@@ -9965,7 +10144,7 @@
       </w:rPr>
     </w:lvl>
   </w:abstractNum>
-  <w:abstractNum w:abstractNumId="63" w15:restartNumberingAfterBreak="0">
+  <w:abstractNum w:abstractNumId="64" w15:restartNumberingAfterBreak="0">
     <w:nsid w:val="569C54B2"/>
     <w:multiLevelType w:val="multilevel"/>
     <w:tmpl w:val="EE7EE69A"/>
@@ -10114,7 +10293,7 @@
       </w:rPr>
     </w:lvl>
   </w:abstractNum>
-  <w:abstractNum w:abstractNumId="64" w15:restartNumberingAfterBreak="0">
+  <w:abstractNum w:abstractNumId="65" w15:restartNumberingAfterBreak="0">
     <w:nsid w:val="56F71075"/>
     <w:multiLevelType w:val="multilevel"/>
     <w:tmpl w:val="2952AC56"/>
@@ -10263,7 +10442,7 @@
       </w:rPr>
     </w:lvl>
   </w:abstractNum>
-  <w:abstractNum w:abstractNumId="65" w15:restartNumberingAfterBreak="0">
+  <w:abstractNum w:abstractNumId="66" w15:restartNumberingAfterBreak="0">
     <w:nsid w:val="57DB2464"/>
     <w:multiLevelType w:val="multilevel"/>
     <w:tmpl w:val="744AAF80"/>
@@ -10412,7 +10591,7 @@
       </w:rPr>
     </w:lvl>
   </w:abstractNum>
-  <w:abstractNum w:abstractNumId="66" w15:restartNumberingAfterBreak="0">
+  <w:abstractNum w:abstractNumId="67" w15:restartNumberingAfterBreak="0">
     <w:nsid w:val="584B7C1F"/>
     <w:multiLevelType w:val="multilevel"/>
     <w:tmpl w:val="0F28D7F4"/>
@@ -10561,7 +10740,7 @@
       </w:rPr>
     </w:lvl>
   </w:abstractNum>
-  <w:abstractNum w:abstractNumId="67" w15:restartNumberingAfterBreak="0">
+  <w:abstractNum w:abstractNumId="68" w15:restartNumberingAfterBreak="0">
     <w:nsid w:val="587A0CCD"/>
     <w:multiLevelType w:val="multilevel"/>
     <w:tmpl w:val="750CB344"/>
@@ -10710,7 +10889,7 @@
       </w:rPr>
     </w:lvl>
   </w:abstractNum>
-  <w:abstractNum w:abstractNumId="68" w15:restartNumberingAfterBreak="0">
+  <w:abstractNum w:abstractNumId="69" w15:restartNumberingAfterBreak="0">
     <w:nsid w:val="5918416D"/>
     <w:multiLevelType w:val="multilevel"/>
     <w:tmpl w:val="7160D344"/>
@@ -10859,7 +11038,7 @@
       </w:rPr>
     </w:lvl>
   </w:abstractNum>
-  <w:abstractNum w:abstractNumId="69" w15:restartNumberingAfterBreak="0">
+  <w:abstractNum w:abstractNumId="70" w15:restartNumberingAfterBreak="0">
     <w:nsid w:val="5ABA52A8"/>
     <w:multiLevelType w:val="multilevel"/>
     <w:tmpl w:val="91FE5CEA"/>
@@ -11008,7 +11187,7 @@
       </w:rPr>
     </w:lvl>
   </w:abstractNum>
-  <w:abstractNum w:abstractNumId="70" w15:restartNumberingAfterBreak="0">
+  <w:abstractNum w:abstractNumId="71" w15:restartNumberingAfterBreak="0">
     <w:nsid w:val="5AD277F9"/>
     <w:multiLevelType w:val="multilevel"/>
     <w:tmpl w:val="BE649556"/>
@@ -11157,7 +11336,7 @@
       </w:rPr>
     </w:lvl>
   </w:abstractNum>
-  <w:abstractNum w:abstractNumId="71" w15:restartNumberingAfterBreak="0">
+  <w:abstractNum w:abstractNumId="72" w15:restartNumberingAfterBreak="0">
     <w:nsid w:val="5BC6754C"/>
     <w:multiLevelType w:val="multilevel"/>
     <w:tmpl w:val="61C8A2DE"/>
@@ -11306,7 +11485,7 @@
       </w:rPr>
     </w:lvl>
   </w:abstractNum>
-  <w:abstractNum w:abstractNumId="72" w15:restartNumberingAfterBreak="0">
+  <w:abstractNum w:abstractNumId="73" w15:restartNumberingAfterBreak="0">
     <w:nsid w:val="5C590522"/>
     <w:multiLevelType w:val="multilevel"/>
     <w:tmpl w:val="21E6C334"/>
@@ -11455,7 +11634,7 @@
       </w:rPr>
     </w:lvl>
   </w:abstractNum>
-  <w:abstractNum w:abstractNumId="73" w15:restartNumberingAfterBreak="0">
+  <w:abstractNum w:abstractNumId="74" w15:restartNumberingAfterBreak="0">
     <w:nsid w:val="5F25507A"/>
     <w:multiLevelType w:val="multilevel"/>
     <w:tmpl w:val="577A4134"/>
@@ -11604,7 +11783,7 @@
       </w:rPr>
     </w:lvl>
   </w:abstractNum>
-  <w:abstractNum w:abstractNumId="74" w15:restartNumberingAfterBreak="0">
+  <w:abstractNum w:abstractNumId="75" w15:restartNumberingAfterBreak="0">
     <w:nsid w:val="610A18D6"/>
     <w:multiLevelType w:val="multilevel"/>
     <w:tmpl w:val="0C103A64"/>
@@ -11753,7 +11932,7 @@
       </w:rPr>
     </w:lvl>
   </w:abstractNum>
-  <w:abstractNum w:abstractNumId="75" w15:restartNumberingAfterBreak="0">
+  <w:abstractNum w:abstractNumId="76" w15:restartNumberingAfterBreak="0">
     <w:nsid w:val="622C70E0"/>
     <w:multiLevelType w:val="multilevel"/>
     <w:tmpl w:val="1AEE679E"/>
@@ -11902,7 +12081,156 @@
       </w:rPr>
     </w:lvl>
   </w:abstractNum>
-  <w:abstractNum w:abstractNumId="76" w15:restartNumberingAfterBreak="0">
+  <w:abstractNum w:abstractNumId="77" w15:restartNumberingAfterBreak="0">
+    <w:nsid w:val="62C85823"/>
+    <w:multiLevelType w:val="multilevel"/>
+    <w:tmpl w:val="F35464AC"/>
+    <w:lvl w:ilvl="0">
+      <w:start w:val="1"/>
+      <w:numFmt w:val="bullet"/>
+      <w:lvlText w:val=""/>
+      <w:lvlJc w:val="left"/>
+      <w:pPr>
+        <w:tabs>
+          <w:tab w:val="num" w:pos="720"/>
+        </w:tabs>
+        <w:ind w:left="720" w:hanging="360"/>
+      </w:pPr>
+      <w:rPr>
+        <w:rFonts w:ascii="Symbol" w:hAnsi="Symbol" w:hint="default"/>
+        <w:sz w:val="20"/>
+      </w:rPr>
+    </w:lvl>
+    <w:lvl w:ilvl="1" w:tentative="1">
+      <w:start w:val="1"/>
+      <w:numFmt w:val="bullet"/>
+      <w:lvlText w:val="o"/>
+      <w:lvlJc w:val="left"/>
+      <w:pPr>
+        <w:tabs>
+          <w:tab w:val="num" w:pos="1440"/>
+        </w:tabs>
+        <w:ind w:left="1440" w:hanging="360"/>
+      </w:pPr>
+      <w:rPr>
+        <w:rFonts w:ascii="Courier New" w:hAnsi="Courier New" w:hint="default"/>
+        <w:sz w:val="20"/>
+      </w:rPr>
+    </w:lvl>
+    <w:lvl w:ilvl="2" w:tentative="1">
+      <w:start w:val="1"/>
+      <w:numFmt w:val="bullet"/>
+      <w:lvlText w:val=""/>
+      <w:lvlJc w:val="left"/>
+      <w:pPr>
+        <w:tabs>
+          <w:tab w:val="num" w:pos="2160"/>
+        </w:tabs>
+        <w:ind w:left="2160" w:hanging="360"/>
+      </w:pPr>
+      <w:rPr>
+        <w:rFonts w:ascii="Wingdings" w:hAnsi="Wingdings" w:hint="default"/>
+        <w:sz w:val="20"/>
+      </w:rPr>
+    </w:lvl>
+    <w:lvl w:ilvl="3" w:tentative="1">
+      <w:start w:val="1"/>
+      <w:numFmt w:val="bullet"/>
+      <w:lvlText w:val=""/>
+      <w:lvlJc w:val="left"/>
+      <w:pPr>
+        <w:tabs>
+          <w:tab w:val="num" w:pos="2880"/>
+        </w:tabs>
+        <w:ind w:left="2880" w:hanging="360"/>
+      </w:pPr>
+      <w:rPr>
+        <w:rFonts w:ascii="Wingdings" w:hAnsi="Wingdings" w:hint="default"/>
+        <w:sz w:val="20"/>
+      </w:rPr>
+    </w:lvl>
+    <w:lvl w:ilvl="4" w:tentative="1">
+      <w:start w:val="1"/>
+      <w:numFmt w:val="bullet"/>
+      <w:lvlText w:val=""/>
+      <w:lvlJc w:val="left"/>
+      <w:pPr>
+        <w:tabs>
+          <w:tab w:val="num" w:pos="3600"/>
+        </w:tabs>
+        <w:ind w:left="3600" w:hanging="360"/>
+      </w:pPr>
+      <w:rPr>
+        <w:rFonts w:ascii="Wingdings" w:hAnsi="Wingdings" w:hint="default"/>
+        <w:sz w:val="20"/>
+      </w:rPr>
+    </w:lvl>
+    <w:lvl w:ilvl="5" w:tentative="1">
+      <w:start w:val="1"/>
+      <w:numFmt w:val="bullet"/>
+      <w:lvlText w:val=""/>
+      <w:lvlJc w:val="left"/>
+      <w:pPr>
+        <w:tabs>
+          <w:tab w:val="num" w:pos="4320"/>
+        </w:tabs>
+        <w:ind w:left="4320" w:hanging="360"/>
+      </w:pPr>
+      <w:rPr>
+        <w:rFonts w:ascii="Wingdings" w:hAnsi="Wingdings" w:hint="default"/>
+        <w:sz w:val="20"/>
+      </w:rPr>
+    </w:lvl>
+    <w:lvl w:ilvl="6" w:tentative="1">
+      <w:start w:val="1"/>
+      <w:numFmt w:val="bullet"/>
+      <w:lvlText w:val=""/>
+      <w:lvlJc w:val="left"/>
+      <w:pPr>
+        <w:tabs>
+          <w:tab w:val="num" w:pos="5040"/>
+        </w:tabs>
+        <w:ind w:left="5040" w:hanging="360"/>
+      </w:pPr>
+      <w:rPr>
+        <w:rFonts w:ascii="Wingdings" w:hAnsi="Wingdings" w:hint="default"/>
+        <w:sz w:val="20"/>
+      </w:rPr>
+    </w:lvl>
+    <w:lvl w:ilvl="7" w:tentative="1">
+      <w:start w:val="1"/>
+      <w:numFmt w:val="bullet"/>
+      <w:lvlText w:val=""/>
+      <w:lvlJc w:val="left"/>
+      <w:pPr>
+        <w:tabs>
+          <w:tab w:val="num" w:pos="5760"/>
+        </w:tabs>
+        <w:ind w:left="5760" w:hanging="360"/>
+      </w:pPr>
+      <w:rPr>
+        <w:rFonts w:ascii="Wingdings" w:hAnsi="Wingdings" w:hint="default"/>
+        <w:sz w:val="20"/>
+      </w:rPr>
+    </w:lvl>
+    <w:lvl w:ilvl="8" w:tentative="1">
+      <w:start w:val="1"/>
+      <w:numFmt w:val="bullet"/>
+      <w:lvlText w:val=""/>
+      <w:lvlJc w:val="left"/>
+      <w:pPr>
+        <w:tabs>
+          <w:tab w:val="num" w:pos="6480"/>
+        </w:tabs>
+        <w:ind w:left="6480" w:hanging="360"/>
+      </w:pPr>
+      <w:rPr>
+        <w:rFonts w:ascii="Wingdings" w:hAnsi="Wingdings" w:hint="default"/>
+        <w:sz w:val="20"/>
+      </w:rPr>
+    </w:lvl>
+  </w:abstractNum>
+  <w:abstractNum w:abstractNumId="78" w15:restartNumberingAfterBreak="0">
     <w:nsid w:val="640E2F59"/>
     <w:multiLevelType w:val="multilevel"/>
     <w:tmpl w:val="26F4B2DE"/>
@@ -12051,7 +12379,7 @@
       </w:rPr>
     </w:lvl>
   </w:abstractNum>
-  <w:abstractNum w:abstractNumId="77" w15:restartNumberingAfterBreak="0">
+  <w:abstractNum w:abstractNumId="79" w15:restartNumberingAfterBreak="0">
     <w:nsid w:val="64706C61"/>
     <w:multiLevelType w:val="multilevel"/>
     <w:tmpl w:val="2AA095D8"/>
@@ -12200,7 +12528,7 @@
       </w:rPr>
     </w:lvl>
   </w:abstractNum>
-  <w:abstractNum w:abstractNumId="78" w15:restartNumberingAfterBreak="0">
+  <w:abstractNum w:abstractNumId="80" w15:restartNumberingAfterBreak="0">
     <w:nsid w:val="663131E0"/>
     <w:multiLevelType w:val="multilevel"/>
     <w:tmpl w:val="1E82DB90"/>
@@ -12349,7 +12677,7 @@
       </w:rPr>
     </w:lvl>
   </w:abstractNum>
-  <w:abstractNum w:abstractNumId="79" w15:restartNumberingAfterBreak="0">
+  <w:abstractNum w:abstractNumId="81" w15:restartNumberingAfterBreak="0">
     <w:nsid w:val="676E4319"/>
     <w:multiLevelType w:val="multilevel"/>
     <w:tmpl w:val="D38640E0"/>
@@ -12498,7 +12826,7 @@
       </w:rPr>
     </w:lvl>
   </w:abstractNum>
-  <w:abstractNum w:abstractNumId="80" w15:restartNumberingAfterBreak="0">
+  <w:abstractNum w:abstractNumId="82" w15:restartNumberingAfterBreak="0">
     <w:nsid w:val="67725B88"/>
     <w:multiLevelType w:val="multilevel"/>
     <w:tmpl w:val="660E9946"/>
@@ -12647,7 +12975,7 @@
       </w:rPr>
     </w:lvl>
   </w:abstractNum>
-  <w:abstractNum w:abstractNumId="81" w15:restartNumberingAfterBreak="0">
+  <w:abstractNum w:abstractNumId="83" w15:restartNumberingAfterBreak="0">
     <w:nsid w:val="6CDE4304"/>
     <w:multiLevelType w:val="multilevel"/>
     <w:tmpl w:val="442A8830"/>
@@ -12796,7 +13124,7 @@
       </w:rPr>
     </w:lvl>
   </w:abstractNum>
-  <w:abstractNum w:abstractNumId="82" w15:restartNumberingAfterBreak="0">
+  <w:abstractNum w:abstractNumId="84" w15:restartNumberingAfterBreak="0">
     <w:nsid w:val="6CED189A"/>
     <w:multiLevelType w:val="multilevel"/>
     <w:tmpl w:val="019E646A"/>
@@ -12945,7 +13273,7 @@
       </w:rPr>
     </w:lvl>
   </w:abstractNum>
-  <w:abstractNum w:abstractNumId="83" w15:restartNumberingAfterBreak="0">
+  <w:abstractNum w:abstractNumId="85" w15:restartNumberingAfterBreak="0">
     <w:nsid w:val="6D982CB9"/>
     <w:multiLevelType w:val="multilevel"/>
     <w:tmpl w:val="EFA65B1E"/>
@@ -13094,7 +13422,7 @@
       </w:rPr>
     </w:lvl>
   </w:abstractNum>
-  <w:abstractNum w:abstractNumId="84" w15:restartNumberingAfterBreak="0">
+  <w:abstractNum w:abstractNumId="86" w15:restartNumberingAfterBreak="0">
     <w:nsid w:val="6FAC686D"/>
     <w:multiLevelType w:val="multilevel"/>
     <w:tmpl w:val="F7CCE078"/>
@@ -13243,7 +13571,7 @@
       </w:rPr>
     </w:lvl>
   </w:abstractNum>
-  <w:abstractNum w:abstractNumId="85" w15:restartNumberingAfterBreak="0">
+  <w:abstractNum w:abstractNumId="87" w15:restartNumberingAfterBreak="0">
     <w:nsid w:val="70427236"/>
     <w:multiLevelType w:val="multilevel"/>
     <w:tmpl w:val="834A0EA4"/>
@@ -13392,7 +13720,7 @@
       </w:rPr>
     </w:lvl>
   </w:abstractNum>
-  <w:abstractNum w:abstractNumId="86" w15:restartNumberingAfterBreak="0">
+  <w:abstractNum w:abstractNumId="88" w15:restartNumberingAfterBreak="0">
     <w:nsid w:val="72987028"/>
     <w:multiLevelType w:val="multilevel"/>
     <w:tmpl w:val="0B8AE7E8"/>
@@ -13541,7 +13869,7 @@
       </w:rPr>
     </w:lvl>
   </w:abstractNum>
-  <w:abstractNum w:abstractNumId="87" w15:restartNumberingAfterBreak="0">
+  <w:abstractNum w:abstractNumId="89" w15:restartNumberingAfterBreak="0">
     <w:nsid w:val="74995DA1"/>
     <w:multiLevelType w:val="multilevel"/>
     <w:tmpl w:val="47E69886"/>
@@ -13690,7 +14018,7 @@
       </w:rPr>
     </w:lvl>
   </w:abstractNum>
-  <w:abstractNum w:abstractNumId="88" w15:restartNumberingAfterBreak="0">
+  <w:abstractNum w:abstractNumId="90" w15:restartNumberingAfterBreak="0">
     <w:nsid w:val="75133277"/>
     <w:multiLevelType w:val="multilevel"/>
     <w:tmpl w:val="98A67D76"/>
@@ -13839,7 +14167,7 @@
       </w:rPr>
     </w:lvl>
   </w:abstractNum>
-  <w:abstractNum w:abstractNumId="89" w15:restartNumberingAfterBreak="0">
+  <w:abstractNum w:abstractNumId="91" w15:restartNumberingAfterBreak="0">
     <w:nsid w:val="75145F1E"/>
     <w:multiLevelType w:val="multilevel"/>
     <w:tmpl w:val="A9F0EEDE"/>
@@ -13988,7 +14316,7 @@
       </w:rPr>
     </w:lvl>
   </w:abstractNum>
-  <w:abstractNum w:abstractNumId="90" w15:restartNumberingAfterBreak="0">
+  <w:abstractNum w:abstractNumId="92" w15:restartNumberingAfterBreak="0">
     <w:nsid w:val="77780210"/>
     <w:multiLevelType w:val="multilevel"/>
     <w:tmpl w:val="9AB6D36A"/>
@@ -14137,7 +14465,7 @@
       </w:rPr>
     </w:lvl>
   </w:abstractNum>
-  <w:abstractNum w:abstractNumId="91" w15:restartNumberingAfterBreak="0">
+  <w:abstractNum w:abstractNumId="93" w15:restartNumberingAfterBreak="0">
     <w:nsid w:val="77F70E72"/>
     <w:multiLevelType w:val="multilevel"/>
     <w:tmpl w:val="CA4A179E"/>
@@ -14286,7 +14614,7 @@
       </w:rPr>
     </w:lvl>
   </w:abstractNum>
-  <w:abstractNum w:abstractNumId="92" w15:restartNumberingAfterBreak="0">
+  <w:abstractNum w:abstractNumId="94" w15:restartNumberingAfterBreak="0">
     <w:nsid w:val="78AF3623"/>
     <w:multiLevelType w:val="multilevel"/>
     <w:tmpl w:val="10EA459E"/>
@@ -14435,7 +14763,7 @@
       </w:rPr>
     </w:lvl>
   </w:abstractNum>
-  <w:abstractNum w:abstractNumId="93" w15:restartNumberingAfterBreak="0">
+  <w:abstractNum w:abstractNumId="95" w15:restartNumberingAfterBreak="0">
     <w:nsid w:val="79075D66"/>
     <w:multiLevelType w:val="multilevel"/>
     <w:tmpl w:val="DAA2F8BE"/>
@@ -14584,7 +14912,7 @@
       </w:rPr>
     </w:lvl>
   </w:abstractNum>
-  <w:abstractNum w:abstractNumId="94" w15:restartNumberingAfterBreak="0">
+  <w:abstractNum w:abstractNumId="96" w15:restartNumberingAfterBreak="0">
     <w:nsid w:val="79BB5CE8"/>
     <w:multiLevelType w:val="multilevel"/>
     <w:tmpl w:val="EDFC70D6"/>
@@ -14733,7 +15061,7 @@
       </w:rPr>
     </w:lvl>
   </w:abstractNum>
-  <w:abstractNum w:abstractNumId="95" w15:restartNumberingAfterBreak="0">
+  <w:abstractNum w:abstractNumId="97" w15:restartNumberingAfterBreak="0">
     <w:nsid w:val="7B2751C4"/>
     <w:multiLevelType w:val="multilevel"/>
     <w:tmpl w:val="4412CEC4"/>
@@ -14882,7 +15210,7 @@
       </w:rPr>
     </w:lvl>
   </w:abstractNum>
-  <w:abstractNum w:abstractNumId="96" w15:restartNumberingAfterBreak="0">
+  <w:abstractNum w:abstractNumId="98" w15:restartNumberingAfterBreak="0">
     <w:nsid w:val="7BAF4D94"/>
     <w:multiLevelType w:val="multilevel"/>
     <w:tmpl w:val="BDB8BFAA"/>
@@ -15031,7 +15359,7 @@
       </w:rPr>
     </w:lvl>
   </w:abstractNum>
-  <w:abstractNum w:abstractNumId="97" w15:restartNumberingAfterBreak="0">
+  <w:abstractNum w:abstractNumId="99" w15:restartNumberingAfterBreak="0">
     <w:nsid w:val="7D9F223B"/>
     <w:multiLevelType w:val="multilevel"/>
     <w:tmpl w:val="D3A62574"/>
@@ -15181,58 +15509,58 @@
     </w:lvl>
   </w:abstractNum>
   <w:num w:numId="1" w16cid:durableId="1677997995">
-    <w:abstractNumId w:val="24"/>
+    <w:abstractNumId w:val="25"/>
   </w:num>
   <w:num w:numId="2" w16cid:durableId="2051149805">
     <w:abstractNumId w:val="3"/>
   </w:num>
   <w:num w:numId="3" w16cid:durableId="1233933601">
-    <w:abstractNumId w:val="54"/>
+    <w:abstractNumId w:val="55"/>
   </w:num>
   <w:num w:numId="4" w16cid:durableId="500435007">
     <w:abstractNumId w:val="11"/>
   </w:num>
   <w:num w:numId="5" w16cid:durableId="1033847455">
-    <w:abstractNumId w:val="91"/>
+    <w:abstractNumId w:val="93"/>
   </w:num>
   <w:num w:numId="6" w16cid:durableId="267081670">
-    <w:abstractNumId w:val="22"/>
+    <w:abstractNumId w:val="23"/>
   </w:num>
   <w:num w:numId="7" w16cid:durableId="1769304624">
     <w:abstractNumId w:val="8"/>
   </w:num>
   <w:num w:numId="8" w16cid:durableId="1135759933">
-    <w:abstractNumId w:val="70"/>
+    <w:abstractNumId w:val="71"/>
   </w:num>
   <w:num w:numId="9" w16cid:durableId="442268721">
-    <w:abstractNumId w:val="51"/>
+    <w:abstractNumId w:val="52"/>
   </w:num>
   <w:num w:numId="10" w16cid:durableId="691494407">
-    <w:abstractNumId w:val="49"/>
+    <w:abstractNumId w:val="50"/>
   </w:num>
   <w:num w:numId="11" w16cid:durableId="1705208919">
-    <w:abstractNumId w:val="50"/>
+    <w:abstractNumId w:val="51"/>
   </w:num>
   <w:num w:numId="12" w16cid:durableId="401762157">
     <w:abstractNumId w:val="13"/>
   </w:num>
   <w:num w:numId="13" w16cid:durableId="967707405">
-    <w:abstractNumId w:val="47"/>
+    <w:abstractNumId w:val="48"/>
   </w:num>
   <w:num w:numId="14" w16cid:durableId="2070766778">
-    <w:abstractNumId w:val="36"/>
+    <w:abstractNumId w:val="37"/>
   </w:num>
   <w:num w:numId="15" w16cid:durableId="716323964">
-    <w:abstractNumId w:val="28"/>
+    <w:abstractNumId w:val="29"/>
   </w:num>
   <w:num w:numId="16" w16cid:durableId="748966896">
-    <w:abstractNumId w:val="26"/>
+    <w:abstractNumId w:val="27"/>
   </w:num>
   <w:num w:numId="17" w16cid:durableId="1612980622">
-    <w:abstractNumId w:val="78"/>
+    <w:abstractNumId w:val="80"/>
   </w:num>
   <w:num w:numId="18" w16cid:durableId="2093504055">
-    <w:abstractNumId w:val="83"/>
+    <w:abstractNumId w:val="85"/>
   </w:num>
   <w:num w:numId="19" w16cid:durableId="344942916">
     <w:abstractNumId w:val="18"/>
@@ -15241,238 +15569,244 @@
     <w:abstractNumId w:val="12"/>
   </w:num>
   <w:num w:numId="21" w16cid:durableId="1645238814">
-    <w:abstractNumId w:val="53"/>
+    <w:abstractNumId w:val="54"/>
   </w:num>
   <w:num w:numId="22" w16cid:durableId="1129937329">
     <w:abstractNumId w:val="6"/>
   </w:num>
   <w:num w:numId="23" w16cid:durableId="1723820948">
-    <w:abstractNumId w:val="59"/>
+    <w:abstractNumId w:val="60"/>
   </w:num>
   <w:num w:numId="24" w16cid:durableId="837844535">
-    <w:abstractNumId w:val="79"/>
+    <w:abstractNumId w:val="81"/>
   </w:num>
   <w:num w:numId="25" w16cid:durableId="1206138890">
-    <w:abstractNumId w:val="42"/>
+    <w:abstractNumId w:val="43"/>
   </w:num>
   <w:num w:numId="26" w16cid:durableId="1390418193">
     <w:abstractNumId w:val="17"/>
   </w:num>
   <w:num w:numId="27" w16cid:durableId="728844960">
-    <w:abstractNumId w:val="68"/>
+    <w:abstractNumId w:val="69"/>
   </w:num>
   <w:num w:numId="28" w16cid:durableId="2125732567">
-    <w:abstractNumId w:val="32"/>
+    <w:abstractNumId w:val="33"/>
   </w:num>
   <w:num w:numId="29" w16cid:durableId="1090812348">
-    <w:abstractNumId w:val="34"/>
+    <w:abstractNumId w:val="35"/>
   </w:num>
   <w:num w:numId="30" w16cid:durableId="296447531">
-    <w:abstractNumId w:val="85"/>
+    <w:abstractNumId w:val="87"/>
   </w:num>
   <w:num w:numId="31" w16cid:durableId="1884710918">
-    <w:abstractNumId w:val="84"/>
+    <w:abstractNumId w:val="86"/>
   </w:num>
   <w:num w:numId="32" w16cid:durableId="234828197">
-    <w:abstractNumId w:val="81"/>
+    <w:abstractNumId w:val="83"/>
   </w:num>
   <w:num w:numId="33" w16cid:durableId="1187061975">
-    <w:abstractNumId w:val="88"/>
+    <w:abstractNumId w:val="90"/>
   </w:num>
   <w:num w:numId="34" w16cid:durableId="1541361364">
     <w:abstractNumId w:val="15"/>
   </w:num>
   <w:num w:numId="35" w16cid:durableId="469323940">
-    <w:abstractNumId w:val="63"/>
+    <w:abstractNumId w:val="64"/>
   </w:num>
   <w:num w:numId="36" w16cid:durableId="171921766">
-    <w:abstractNumId w:val="72"/>
+    <w:abstractNumId w:val="73"/>
   </w:num>
   <w:num w:numId="37" w16cid:durableId="698353443">
-    <w:abstractNumId w:val="96"/>
+    <w:abstractNumId w:val="98"/>
   </w:num>
   <w:num w:numId="38" w16cid:durableId="1940941360">
     <w:abstractNumId w:val="4"/>
   </w:num>
   <w:num w:numId="39" w16cid:durableId="116679975">
-    <w:abstractNumId w:val="48"/>
+    <w:abstractNumId w:val="49"/>
   </w:num>
   <w:num w:numId="40" w16cid:durableId="1714963468">
-    <w:abstractNumId w:val="73"/>
+    <w:abstractNumId w:val="74"/>
   </w:num>
   <w:num w:numId="41" w16cid:durableId="1018429896">
-    <w:abstractNumId w:val="89"/>
+    <w:abstractNumId w:val="91"/>
   </w:num>
   <w:num w:numId="42" w16cid:durableId="941061820">
     <w:abstractNumId w:val="1"/>
   </w:num>
   <w:num w:numId="43" w16cid:durableId="726339675">
-    <w:abstractNumId w:val="39"/>
+    <w:abstractNumId w:val="40"/>
   </w:num>
   <w:num w:numId="44" w16cid:durableId="348455922">
-    <w:abstractNumId w:val="37"/>
+    <w:abstractNumId w:val="38"/>
   </w:num>
   <w:num w:numId="45" w16cid:durableId="1999069253">
-    <w:abstractNumId w:val="95"/>
+    <w:abstractNumId w:val="97"/>
   </w:num>
   <w:num w:numId="46" w16cid:durableId="1969966184">
     <w:abstractNumId w:val="10"/>
   </w:num>
   <w:num w:numId="47" w16cid:durableId="781874132">
-    <w:abstractNumId w:val="56"/>
+    <w:abstractNumId w:val="57"/>
   </w:num>
   <w:num w:numId="48" w16cid:durableId="357778884">
-    <w:abstractNumId w:val="77"/>
+    <w:abstractNumId w:val="79"/>
   </w:num>
   <w:num w:numId="49" w16cid:durableId="1508203898">
-    <w:abstractNumId w:val="82"/>
+    <w:abstractNumId w:val="84"/>
   </w:num>
   <w:num w:numId="50" w16cid:durableId="1682318083">
-    <w:abstractNumId w:val="62"/>
+    <w:abstractNumId w:val="63"/>
   </w:num>
   <w:num w:numId="51" w16cid:durableId="1708262490">
     <w:abstractNumId w:val="2"/>
   </w:num>
   <w:num w:numId="52" w16cid:durableId="33585703">
-    <w:abstractNumId w:val="33"/>
+    <w:abstractNumId w:val="34"/>
   </w:num>
   <w:num w:numId="53" w16cid:durableId="1614706232">
-    <w:abstractNumId w:val="71"/>
+    <w:abstractNumId w:val="72"/>
   </w:num>
   <w:num w:numId="54" w16cid:durableId="1594314839">
-    <w:abstractNumId w:val="27"/>
+    <w:abstractNumId w:val="28"/>
   </w:num>
   <w:num w:numId="55" w16cid:durableId="1526674347">
-    <w:abstractNumId w:val="87"/>
+    <w:abstractNumId w:val="89"/>
   </w:num>
   <w:num w:numId="56" w16cid:durableId="814222603">
-    <w:abstractNumId w:val="74"/>
+    <w:abstractNumId w:val="75"/>
   </w:num>
   <w:num w:numId="57" w16cid:durableId="1449931854">
-    <w:abstractNumId w:val="60"/>
+    <w:abstractNumId w:val="61"/>
   </w:num>
   <w:num w:numId="58" w16cid:durableId="173110024">
-    <w:abstractNumId w:val="58"/>
+    <w:abstractNumId w:val="59"/>
   </w:num>
   <w:num w:numId="59" w16cid:durableId="1933391554">
-    <w:abstractNumId w:val="46"/>
+    <w:abstractNumId w:val="47"/>
   </w:num>
   <w:num w:numId="60" w16cid:durableId="659770676">
-    <w:abstractNumId w:val="86"/>
+    <w:abstractNumId w:val="88"/>
   </w:num>
   <w:num w:numId="61" w16cid:durableId="987126490">
-    <w:abstractNumId w:val="43"/>
+    <w:abstractNumId w:val="44"/>
   </w:num>
   <w:num w:numId="62" w16cid:durableId="2072000942">
-    <w:abstractNumId w:val="20"/>
+    <w:abstractNumId w:val="21"/>
   </w:num>
   <w:num w:numId="63" w16cid:durableId="1637449647">
-    <w:abstractNumId w:val="40"/>
+    <w:abstractNumId w:val="41"/>
   </w:num>
   <w:num w:numId="64" w16cid:durableId="1111509654">
-    <w:abstractNumId w:val="29"/>
+    <w:abstractNumId w:val="30"/>
   </w:num>
   <w:num w:numId="65" w16cid:durableId="1154025284">
+    <w:abstractNumId w:val="78"/>
+  </w:num>
+  <w:num w:numId="66" w16cid:durableId="636229318">
+    <w:abstractNumId w:val="94"/>
+  </w:num>
+  <w:num w:numId="67" w16cid:durableId="1298336313">
     <w:abstractNumId w:val="76"/>
   </w:num>
-  <w:num w:numId="66" w16cid:durableId="636229318">
-    <w:abstractNumId w:val="92"/>
-  </w:num>
-  <w:num w:numId="67" w16cid:durableId="1298336313">
-    <w:abstractNumId w:val="75"/>
-  </w:num>
   <w:num w:numId="68" w16cid:durableId="1780643681">
-    <w:abstractNumId w:val="64"/>
+    <w:abstractNumId w:val="65"/>
   </w:num>
   <w:num w:numId="69" w16cid:durableId="897321311">
     <w:abstractNumId w:val="16"/>
   </w:num>
   <w:num w:numId="70" w16cid:durableId="129985987">
-    <w:abstractNumId w:val="38"/>
+    <w:abstractNumId w:val="39"/>
   </w:num>
   <w:num w:numId="71" w16cid:durableId="225920747">
     <w:abstractNumId w:val="0"/>
   </w:num>
   <w:num w:numId="72" w16cid:durableId="193422590">
-    <w:abstractNumId w:val="93"/>
+    <w:abstractNumId w:val="95"/>
   </w:num>
   <w:num w:numId="73" w16cid:durableId="1538079356">
     <w:abstractNumId w:val="9"/>
   </w:num>
   <w:num w:numId="74" w16cid:durableId="1570772970">
+    <w:abstractNumId w:val="68"/>
+  </w:num>
+  <w:num w:numId="75" w16cid:durableId="939339658">
+    <w:abstractNumId w:val="66"/>
+  </w:num>
+  <w:num w:numId="76" w16cid:durableId="247924988">
+    <w:abstractNumId w:val="92"/>
+  </w:num>
+  <w:num w:numId="77" w16cid:durableId="1729180216">
+    <w:abstractNumId w:val="26"/>
+  </w:num>
+  <w:num w:numId="78" w16cid:durableId="44567889">
+    <w:abstractNumId w:val="70"/>
+  </w:num>
+  <w:num w:numId="79" w16cid:durableId="764571186">
+    <w:abstractNumId w:val="96"/>
+  </w:num>
+  <w:num w:numId="80" w16cid:durableId="1858347991">
+    <w:abstractNumId w:val="45"/>
+  </w:num>
+  <w:num w:numId="81" w16cid:durableId="1245643883">
+    <w:abstractNumId w:val="56"/>
+  </w:num>
+  <w:num w:numId="82" w16cid:durableId="1252928820">
+    <w:abstractNumId w:val="32"/>
+  </w:num>
+  <w:num w:numId="83" w16cid:durableId="1396273051">
+    <w:abstractNumId w:val="31"/>
+  </w:num>
+  <w:num w:numId="84" w16cid:durableId="1608194036">
+    <w:abstractNumId w:val="82"/>
+  </w:num>
+  <w:num w:numId="85" w16cid:durableId="598638423">
+    <w:abstractNumId w:val="62"/>
+  </w:num>
+  <w:num w:numId="86" w16cid:durableId="606155975">
+    <w:abstractNumId w:val="99"/>
+  </w:num>
+  <w:num w:numId="87" w16cid:durableId="695470575">
     <w:abstractNumId w:val="67"/>
   </w:num>
-  <w:num w:numId="75" w16cid:durableId="939339658">
-    <w:abstractNumId w:val="65"/>
-  </w:num>
-  <w:num w:numId="76" w16cid:durableId="247924988">
-    <w:abstractNumId w:val="90"/>
-  </w:num>
-  <w:num w:numId="77" w16cid:durableId="1729180216">
-    <w:abstractNumId w:val="25"/>
-  </w:num>
-  <w:num w:numId="78" w16cid:durableId="44567889">
-    <w:abstractNumId w:val="69"/>
-  </w:num>
-  <w:num w:numId="79" w16cid:durableId="764571186">
-    <w:abstractNumId w:val="94"/>
-  </w:num>
-  <w:num w:numId="80" w16cid:durableId="1858347991">
-    <w:abstractNumId w:val="44"/>
-  </w:num>
-  <w:num w:numId="81" w16cid:durableId="1245643883">
-    <w:abstractNumId w:val="55"/>
-  </w:num>
-  <w:num w:numId="82" w16cid:durableId="1252928820">
-    <w:abstractNumId w:val="31"/>
-  </w:num>
-  <w:num w:numId="83" w16cid:durableId="1396273051">
-    <w:abstractNumId w:val="30"/>
-  </w:num>
-  <w:num w:numId="84" w16cid:durableId="1608194036">
-    <w:abstractNumId w:val="80"/>
-  </w:num>
-  <w:num w:numId="85" w16cid:durableId="598638423">
-    <w:abstractNumId w:val="61"/>
-  </w:num>
-  <w:num w:numId="86" w16cid:durableId="606155975">
-    <w:abstractNumId w:val="97"/>
-  </w:num>
-  <w:num w:numId="87" w16cid:durableId="695470575">
-    <w:abstractNumId w:val="66"/>
-  </w:num>
   <w:num w:numId="88" w16cid:durableId="1400984171">
-    <w:abstractNumId w:val="52"/>
+    <w:abstractNumId w:val="53"/>
   </w:num>
   <w:num w:numId="89" w16cid:durableId="1548568754">
-    <w:abstractNumId w:val="35"/>
+    <w:abstractNumId w:val="36"/>
   </w:num>
   <w:num w:numId="90" w16cid:durableId="1185821287">
     <w:abstractNumId w:val="14"/>
   </w:num>
   <w:num w:numId="91" w16cid:durableId="1365911035">
-    <w:abstractNumId w:val="19"/>
+    <w:abstractNumId w:val="20"/>
   </w:num>
   <w:num w:numId="92" w16cid:durableId="1167525099">
-    <w:abstractNumId w:val="57"/>
+    <w:abstractNumId w:val="58"/>
   </w:num>
   <w:num w:numId="93" w16cid:durableId="341785630">
-    <w:abstractNumId w:val="23"/>
+    <w:abstractNumId w:val="24"/>
   </w:num>
   <w:num w:numId="94" w16cid:durableId="1272513776">
-    <w:abstractNumId w:val="21"/>
+    <w:abstractNumId w:val="22"/>
   </w:num>
   <w:num w:numId="95" w16cid:durableId="1507862555">
     <w:abstractNumId w:val="7"/>
   </w:num>
   <w:num w:numId="96" w16cid:durableId="1703479897">
-    <w:abstractNumId w:val="45"/>
+    <w:abstractNumId w:val="46"/>
   </w:num>
   <w:num w:numId="97" w16cid:durableId="1823034222">
-    <w:abstractNumId w:val="41"/>
+    <w:abstractNumId w:val="42"/>
   </w:num>
   <w:num w:numId="98" w16cid:durableId="1150902035">
     <w:abstractNumId w:val="5"/>
+  </w:num>
+  <w:num w:numId="99" w16cid:durableId="61415388">
+    <w:abstractNumId w:val="19"/>
+  </w:num>
+  <w:num w:numId="100" w16cid:durableId="1382751872">
+    <w:abstractNumId w:val="77"/>
   </w:num>
 </w:numbering>
 </file>

--- a/data/Market_Read_quarterly.docx
+++ b/data/Market_Read_quarterly.docx
@@ -3,12 +3,18 @@
 <w:document xmlns:wpc="http://schemas.microsoft.com/office/word/2010/wordprocessingCanvas" xmlns:cx="http://schemas.microsoft.com/office/drawing/2014/chartex" xmlns:cx1="http://schemas.microsoft.com/office/drawing/2015/9/8/chartex" xmlns:cx2="http://schemas.microsoft.com/office/drawing/2015/10/21/chartex" xmlns:cx3="http://schemas.microsoft.com/office/drawing/2016/5/9/chartex" xmlns:cx4="http://schemas.microsoft.com/office/drawing/2016/5/10/chartex" xmlns:cx5="http://schemas.microsoft.com/office/drawing/2016/5/11/chartex" xmlns:cx6="http://schemas.microsoft.com/office/drawing/2016/5/12/chartex" xmlns:cx7="http://schemas.microsoft.com/office/drawing/2016/5/13/chartex" xmlns:cx8="http://schemas.microsoft.com/office/drawing/2016/5/14/chartex" xmlns:mc="http://schemas.openxmlformats.org/markup-compatibility/2006" xmlns:aink="http://schemas.microsoft.com/office/drawing/2016/ink" xmlns:am3d="http://schemas.microsoft.com/office/drawing/2017/model3d" xmlns:o="urn:schemas-microsoft-com:office:office" xmlns:oel="http://schemas.microsoft.com/office/2019/extlst" xmlns:r="http://schemas.openxmlformats.org/officeDocument/2006/relationships" xmlns:m="http://schemas.openxmlformats.org/officeDocument/2006/math" xmlns:v="urn:schemas-microsoft-com:vml" xmlns:wp14="http://schemas.microsoft.com/office/word/2010/wordprocessingDrawing" xmlns:wp="http://schemas.openxmlformats.org/drawingml/2006/wordprocessingDrawing" xmlns:w10="urn:schemas-microsoft-com:office:word" xmlns:w="http://schemas.openxmlformats.org/wordprocessingml/2006/main" xmlns:w14="http://schemas.microsoft.com/office/word/2010/wordml" xmlns:w15="http://schemas.microsoft.com/office/word/2012/wordml" xmlns:w16cex="http://schemas.microsoft.com/office/word/2018/wordml/cex" xmlns:w16cid="http://schemas.microsoft.com/office/word/2016/wordml/cid" xmlns:w16="http://schemas.microsoft.com/office/word/2018/wordml" xmlns:w16du="http://schemas.microsoft.com/office/word/2023/wordml/word16du" xmlns:w16sdtdh="http://schemas.microsoft.com/office/word/2020/wordml/sdtdatahash" xmlns:w16sdtfl="http://schemas.microsoft.com/office/word/2024/wordml/sdtformatlock" xmlns:w16se="http://schemas.microsoft.com/office/word/2015/wordml/symex" xmlns:wpg="http://schemas.microsoft.com/office/word/2010/wordprocessingGroup" xmlns:wpi="http://schemas.microsoft.com/office/word/2010/wordprocessingInk" xmlns:wne="http://schemas.microsoft.com/office/word/2006/wordml" xmlns:wps="http://schemas.microsoft.com/office/word/2010/wordprocessingShape" mc:Ignorable="w14 w15 w16se w16cid w16 w16cex w16sdtdh w16sdtfl w16du wp14">
   <w:body>
     <w:p>
+      <w:pPr>
+        <w:rPr>
+          <w:b/>
+          <w:bCs/>
+        </w:rPr>
+      </w:pPr>
       <w:r>
         <w:rPr>
           <w:b/>
           <w:bCs/>
         </w:rPr>
-        <w:t>Quarterly Market Read: November 14, 2025</w:t>
+        <w:t>Quarterly Market Read: November 18, 2025</w:t>
       </w:r>
     </w:p>
     <w:p>
@@ -30,7 +36,7 @@
       <w:pPr>
         <w:numPr>
           <w:ilvl w:val="0"/>
-          <w:numId w:val="99"/>
+          <w:numId w:val="103"/>
         </w:numPr>
       </w:pPr>
       <w:r>
@@ -48,7 +54,7 @@
           <w:b/>
           <w:bCs/>
         </w:rPr>
-        <w:t>45.2%</w:t>
+        <w:t>37.6%</w:t>
       </w:r>
       <w:r>
         <w:t xml:space="preserve"> of names are positive.</w:t>
@@ -58,7 +64,7 @@
       <w:pPr>
         <w:numPr>
           <w:ilvl w:val="0"/>
-          <w:numId w:val="99"/>
+          <w:numId w:val="103"/>
         </w:numPr>
       </w:pPr>
       <w:r>
@@ -76,7 +82,7 @@
           <w:b/>
           <w:bCs/>
         </w:rPr>
-        <w:t>-0.16%</w:t>
+        <w:t>-3.17%</w:t>
       </w:r>
       <w:r>
         <w:t>).</w:t>
@@ -86,7 +92,7 @@
       <w:pPr>
         <w:numPr>
           <w:ilvl w:val="0"/>
-          <w:numId w:val="99"/>
+          <w:numId w:val="103"/>
         </w:numPr>
       </w:pPr>
       <w:r>
@@ -104,7 +110,7 @@
           <w:b/>
           <w:bCs/>
         </w:rPr>
-        <w:t>-2.44%</w:t>
+        <w:t>-3.87%</w:t>
       </w:r>
       <w:r>
         <w:t>).</w:t>
@@ -114,7 +120,7 @@
       <w:pPr>
         <w:numPr>
           <w:ilvl w:val="0"/>
-          <w:numId w:val="99"/>
+          <w:numId w:val="103"/>
         </w:numPr>
       </w:pPr>
       <w:r>
@@ -132,7 +138,7 @@
           <w:b/>
           <w:bCs/>
         </w:rPr>
-        <w:t>-1.47%</w:t>
+        <w:t>-1.68%</w:t>
       </w:r>
       <w:r>
         <w:t>).</w:t>
@@ -142,7 +148,7 @@
       <w:pPr>
         <w:numPr>
           <w:ilvl w:val="0"/>
-          <w:numId w:val="99"/>
+          <w:numId w:val="103"/>
         </w:numPr>
       </w:pPr>
       <w:r>
@@ -160,7 +166,7 @@
           <w:b/>
           <w:bCs/>
         </w:rPr>
-        <w:t>-5.50%</w:t>
+        <w:t>-7.59%</w:t>
       </w:r>
       <w:r>
         <w:t>).</w:t>
@@ -170,7 +176,7 @@
       <w:pPr>
         <w:numPr>
           <w:ilvl w:val="0"/>
-          <w:numId w:val="99"/>
+          <w:numId w:val="103"/>
         </w:numPr>
       </w:pPr>
       <w:r>
@@ -188,7 +194,7 @@
           <w:b/>
           <w:bCs/>
         </w:rPr>
-        <w:t>-3.63%</w:t>
+        <w:t>-5.68%</w:t>
       </w:r>
       <w:r>
         <w:t>).</w:t>
@@ -198,7 +204,7 @@
       <w:pPr>
         <w:numPr>
           <w:ilvl w:val="0"/>
-          <w:numId w:val="99"/>
+          <w:numId w:val="103"/>
         </w:numPr>
       </w:pPr>
       <w:r>
@@ -216,7 +222,7 @@
           <w:b/>
           <w:bCs/>
         </w:rPr>
-        <w:t>+0.94%</w:t>
+        <w:t>+1.25%</w:t>
       </w:r>
       <w:r>
         <w:t>).</w:t>
@@ -226,7 +232,7 @@
       <w:pPr>
         <w:numPr>
           <w:ilvl w:val="0"/>
-          <w:numId w:val="99"/>
+          <w:numId w:val="103"/>
         </w:numPr>
       </w:pPr>
       <w:r>
@@ -244,7 +250,7 @@
           <w:b/>
           <w:bCs/>
         </w:rPr>
-        <w:t>-5.26%</w:t>
+        <w:t>-5.88%</w:t>
       </w:r>
       <w:r>
         <w:t>).</w:t>
@@ -254,7 +260,7 @@
       <w:pPr>
         <w:numPr>
           <w:ilvl w:val="0"/>
-          <w:numId w:val="99"/>
+          <w:numId w:val="103"/>
         </w:numPr>
       </w:pPr>
       <w:r>
@@ -272,7 +278,7 @@
           <w:b/>
           <w:bCs/>
         </w:rPr>
-        <w:t>-4.17%</w:t>
+        <w:t>-5.46%</w:t>
       </w:r>
       <w:r>
         <w:t>).</w:t>
@@ -282,7 +288,7 @@
       <w:pPr>
         <w:numPr>
           <w:ilvl w:val="0"/>
-          <w:numId w:val="99"/>
+          <w:numId w:val="103"/>
         </w:numPr>
       </w:pPr>
       <w:r>
@@ -300,7 +306,7 @@
           <w:b/>
           <w:bCs/>
         </w:rPr>
-        <w:t>+3.16%</w:t>
+        <w:t>+1.64%</w:t>
       </w:r>
       <w:r>
         <w:t>).</w:t>
@@ -310,7 +316,7 @@
       <w:pPr>
         <w:numPr>
           <w:ilvl w:val="0"/>
-          <w:numId w:val="99"/>
+          <w:numId w:val="103"/>
         </w:numPr>
       </w:pPr>
       <w:r>
@@ -328,7 +334,7 @@
           <w:b/>
           <w:bCs/>
         </w:rPr>
-        <w:t>+5.42%</w:t>
+        <w:t>+5.41%</w:t>
       </w:r>
       <w:r>
         <w:t>).</w:t>
@@ -338,7 +344,7 @@
       <w:pPr>
         <w:numPr>
           <w:ilvl w:val="0"/>
-          <w:numId w:val="99"/>
+          <w:numId w:val="103"/>
         </w:numPr>
       </w:pPr>
       <w:r>
@@ -356,7 +362,7 @@
           <w:b/>
           <w:bCs/>
         </w:rPr>
-        <w:t>-8.94%</w:t>
+        <w:t>-8.96%</w:t>
       </w:r>
       <w:r>
         <w:t>).</w:t>
@@ -375,7 +381,7 @@
       <w:pPr>
         <w:numPr>
           <w:ilvl w:val="0"/>
-          <w:numId w:val="100"/>
+          <w:numId w:val="104"/>
         </w:numPr>
       </w:pPr>
       <w:r>
@@ -393,7 +399,7 @@
           <w:b/>
           <w:bCs/>
         </w:rPr>
-        <w:t>+5.76%</w:t>
+        <w:t>+5.31%</w:t>
       </w:r>
       <w:r>
         <w:t>)</w:t>
@@ -403,7 +409,7 @@
       <w:pPr>
         <w:numPr>
           <w:ilvl w:val="0"/>
-          <w:numId w:val="100"/>
+          <w:numId w:val="104"/>
         </w:numPr>
       </w:pPr>
       <w:r>
@@ -421,7 +427,7 @@
           <w:b/>
           <w:bCs/>
         </w:rPr>
-        <w:t>+2.18%</w:t>
+        <w:t>+2.54%</w:t>
       </w:r>
       <w:r>
         <w:t>)</w:t>
@@ -431,7 +437,7 @@
       <w:pPr>
         <w:numPr>
           <w:ilvl w:val="0"/>
-          <w:numId w:val="100"/>
+          <w:numId w:val="104"/>
         </w:numPr>
       </w:pPr>
       <w:r>
@@ -442,14 +448,14 @@
         <w:t>Yields</w:t>
       </w:r>
       <w:r>
-        <w:t>: flat-to-rising (</w:t>
+        <w:t>: falling (</w:t>
       </w:r>
       <w:r>
         <w:rPr>
           <w:b/>
           <w:bCs/>
         </w:rPr>
-        <w:t>+0.13%</w:t>
+        <w:t>-0.46%</w:t>
       </w:r>
       <w:r>
         <w:t>)</w:t>
@@ -459,7 +465,7 @@
       <w:pPr>
         <w:numPr>
           <w:ilvl w:val="0"/>
-          <w:numId w:val="100"/>
+          <w:numId w:val="104"/>
         </w:numPr>
       </w:pPr>
       <w:r>
@@ -477,7 +483,7 @@
           <w:b/>
           <w:bCs/>
         </w:rPr>
-        <w:t>-0.56%</w:t>
+        <w:t>-0.47%</w:t>
       </w:r>
       <w:r>
         <w:t>)</w:t>
@@ -487,7 +493,7 @@
       <w:pPr>
         <w:numPr>
           <w:ilvl w:val="0"/>
-          <w:numId w:val="100"/>
+          <w:numId w:val="104"/>
         </w:numPr>
       </w:pPr>
       <w:r>
@@ -506,7 +512,7 @@
           <w:b/>
           <w:bCs/>
         </w:rPr>
-        <w:t>+4.10%</w:t>
+        <w:t>+3.56%</w:t>
       </w:r>
       <w:r>
         <w:t>)</w:t>
@@ -521,7 +527,14 @@
         <w:t>Bottom line:</w:t>
       </w:r>
       <w:r>
-        <w:t xml:space="preserve"> Market breadth remains below 50%, showing a tape still under pressure. Leadership is </w:t>
+        <w:rPr>
+          <w:b/>
+          <w:bCs/>
+        </w:rPr>
+        <w:t xml:space="preserve">  </w:t>
+      </w:r>
+      <w:r>
+        <w:t xml:space="preserve">Market breadth slipped further, with barely over a third of names positive. Leadership remains </w:t>
       </w:r>
       <w:r>
         <w:rPr>
@@ -531,17 +544,27 @@
         <w:t>extremely narrow</w:t>
       </w:r>
       <w:r>
-        <w:t xml:space="preserve">, centered on </w:t>
+        <w:t xml:space="preserve">, centered almost entirely on </w:t>
       </w:r>
       <w:r>
         <w:rPr>
           <w:b/>
           <w:bCs/>
         </w:rPr>
-        <w:t>Health Care and Energy</w:t>
+        <w:t>Health Care</w:t>
       </w:r>
       <w:r>
-        <w:t xml:space="preserve">, with modest support from </w:t>
+        <w:t xml:space="preserve"> and </w:t>
+      </w:r>
+      <w:r>
+        <w:rPr>
+          <w:b/>
+          <w:bCs/>
+        </w:rPr>
+        <w:t>Energy</w:t>
+      </w:r>
+      <w:r>
+        <w:t xml:space="preserve">, while </w:t>
       </w:r>
       <w:r>
         <w:rPr>
@@ -551,7 +574,7 @@
         <w:t>Utilities</w:t>
       </w:r>
       <w:r>
-        <w:t xml:space="preserve">. Most cyclical and rate-sensitive sectors — </w:t>
+        <w:t xml:space="preserve"> provide modest support. Most cyclical and rate-sensitive areas — </w:t>
       </w:r>
       <w:r>
         <w:rPr>
@@ -561,37 +584,53 @@
         <w:t>Discretionary, Real Estate, Materials, Financials, and Communication Services</w:t>
       </w:r>
       <w:r>
-        <w:t xml:space="preserve"> — are posting meaningful declines. Macro posture — </w:t>
+        <w:t xml:space="preserve"> — continue to post meaningful downside.</w:t>
+      </w:r>
+      <w:r>
+        <w:t xml:space="preserve"> </w:t>
+      </w:r>
+      <w:r>
+        <w:t xml:space="preserve">Macro posture — </w:t>
       </w:r>
       <w:r>
         <w:rPr>
           <w:b/>
           <w:bCs/>
         </w:rPr>
-        <w:t>gold bid, USD firm, yields flattening, bonds soft, and the energy complex strong</w:t>
+        <w:t>gold bid, USD firm, yields falling, bonds soft, and the energy complex strong</w:t>
       </w:r>
       <w:r>
-        <w:t xml:space="preserve"> — signals a market wrestling with </w:t>
+        <w:t xml:space="preserve"> — signals a market leaning toward </w:t>
       </w:r>
       <w:r>
         <w:rPr>
           <w:b/>
           <w:bCs/>
         </w:rPr>
-        <w:t>slowing growth alongside lingering inflation pressures</w:t>
+        <w:t>defensive positioning in the face of slowing growth</w:t>
       </w:r>
       <w:r>
-        <w:t xml:space="preserve">, pushing investors toward </w:t>
+        <w:t xml:space="preserve">, while </w:t>
       </w:r>
       <w:r>
         <w:rPr>
           <w:b/>
           <w:bCs/>
         </w:rPr>
-        <w:t>defensives, real assets, and commodity-linked exposures</w:t>
+        <w:t>sticky inflation pressures</w:t>
       </w:r>
       <w:r>
-        <w:t>, while high-beta and consumer-oriented areas continue to bear the downside.</w:t>
+        <w:t xml:space="preserve"> keep investors anchored in </w:t>
+      </w:r>
+      <w:r>
+        <w:rPr>
+          <w:b/>
+          <w:bCs/>
+        </w:rPr>
+        <w:t>real assets, quality balance sheets, and commodity-linked exposures</w:t>
+      </w:r>
+      <w:r>
+        <w:t>, with high-beta and consumer-driven pockets remaining under pressure.</w:t>
       </w:r>
     </w:p>
     <w:p/>
@@ -3887,6 +3926,155 @@
     </w:lvl>
   </w:abstractNum>
   <w:abstractNum w:abstractNumId="22" w15:restartNumberingAfterBreak="0">
+    <w:nsid w:val="19A045FD"/>
+    <w:multiLevelType w:val="multilevel"/>
+    <w:tmpl w:val="A16AD95A"/>
+    <w:lvl w:ilvl="0">
+      <w:start w:val="1"/>
+      <w:numFmt w:val="bullet"/>
+      <w:lvlText w:val=""/>
+      <w:lvlJc w:val="left"/>
+      <w:pPr>
+        <w:tabs>
+          <w:tab w:val="num" w:pos="720"/>
+        </w:tabs>
+        <w:ind w:left="720" w:hanging="360"/>
+      </w:pPr>
+      <w:rPr>
+        <w:rFonts w:ascii="Symbol" w:hAnsi="Symbol" w:hint="default"/>
+        <w:sz w:val="20"/>
+      </w:rPr>
+    </w:lvl>
+    <w:lvl w:ilvl="1" w:tentative="1">
+      <w:start w:val="1"/>
+      <w:numFmt w:val="bullet"/>
+      <w:lvlText w:val="o"/>
+      <w:lvlJc w:val="left"/>
+      <w:pPr>
+        <w:tabs>
+          <w:tab w:val="num" w:pos="1440"/>
+        </w:tabs>
+        <w:ind w:left="1440" w:hanging="360"/>
+      </w:pPr>
+      <w:rPr>
+        <w:rFonts w:ascii="Courier New" w:hAnsi="Courier New" w:hint="default"/>
+        <w:sz w:val="20"/>
+      </w:rPr>
+    </w:lvl>
+    <w:lvl w:ilvl="2" w:tentative="1">
+      <w:start w:val="1"/>
+      <w:numFmt w:val="bullet"/>
+      <w:lvlText w:val=""/>
+      <w:lvlJc w:val="left"/>
+      <w:pPr>
+        <w:tabs>
+          <w:tab w:val="num" w:pos="2160"/>
+        </w:tabs>
+        <w:ind w:left="2160" w:hanging="360"/>
+      </w:pPr>
+      <w:rPr>
+        <w:rFonts w:ascii="Wingdings" w:hAnsi="Wingdings" w:hint="default"/>
+        <w:sz w:val="20"/>
+      </w:rPr>
+    </w:lvl>
+    <w:lvl w:ilvl="3" w:tentative="1">
+      <w:start w:val="1"/>
+      <w:numFmt w:val="bullet"/>
+      <w:lvlText w:val=""/>
+      <w:lvlJc w:val="left"/>
+      <w:pPr>
+        <w:tabs>
+          <w:tab w:val="num" w:pos="2880"/>
+        </w:tabs>
+        <w:ind w:left="2880" w:hanging="360"/>
+      </w:pPr>
+      <w:rPr>
+        <w:rFonts w:ascii="Wingdings" w:hAnsi="Wingdings" w:hint="default"/>
+        <w:sz w:val="20"/>
+      </w:rPr>
+    </w:lvl>
+    <w:lvl w:ilvl="4" w:tentative="1">
+      <w:start w:val="1"/>
+      <w:numFmt w:val="bullet"/>
+      <w:lvlText w:val=""/>
+      <w:lvlJc w:val="left"/>
+      <w:pPr>
+        <w:tabs>
+          <w:tab w:val="num" w:pos="3600"/>
+        </w:tabs>
+        <w:ind w:left="3600" w:hanging="360"/>
+      </w:pPr>
+      <w:rPr>
+        <w:rFonts w:ascii="Wingdings" w:hAnsi="Wingdings" w:hint="default"/>
+        <w:sz w:val="20"/>
+      </w:rPr>
+    </w:lvl>
+    <w:lvl w:ilvl="5" w:tentative="1">
+      <w:start w:val="1"/>
+      <w:numFmt w:val="bullet"/>
+      <w:lvlText w:val=""/>
+      <w:lvlJc w:val="left"/>
+      <w:pPr>
+        <w:tabs>
+          <w:tab w:val="num" w:pos="4320"/>
+        </w:tabs>
+        <w:ind w:left="4320" w:hanging="360"/>
+      </w:pPr>
+      <w:rPr>
+        <w:rFonts w:ascii="Wingdings" w:hAnsi="Wingdings" w:hint="default"/>
+        <w:sz w:val="20"/>
+      </w:rPr>
+    </w:lvl>
+    <w:lvl w:ilvl="6" w:tentative="1">
+      <w:start w:val="1"/>
+      <w:numFmt w:val="bullet"/>
+      <w:lvlText w:val=""/>
+      <w:lvlJc w:val="left"/>
+      <w:pPr>
+        <w:tabs>
+          <w:tab w:val="num" w:pos="5040"/>
+        </w:tabs>
+        <w:ind w:left="5040" w:hanging="360"/>
+      </w:pPr>
+      <w:rPr>
+        <w:rFonts w:ascii="Wingdings" w:hAnsi="Wingdings" w:hint="default"/>
+        <w:sz w:val="20"/>
+      </w:rPr>
+    </w:lvl>
+    <w:lvl w:ilvl="7" w:tentative="1">
+      <w:start w:val="1"/>
+      <w:numFmt w:val="bullet"/>
+      <w:lvlText w:val=""/>
+      <w:lvlJc w:val="left"/>
+      <w:pPr>
+        <w:tabs>
+          <w:tab w:val="num" w:pos="5760"/>
+        </w:tabs>
+        <w:ind w:left="5760" w:hanging="360"/>
+      </w:pPr>
+      <w:rPr>
+        <w:rFonts w:ascii="Wingdings" w:hAnsi="Wingdings" w:hint="default"/>
+        <w:sz w:val="20"/>
+      </w:rPr>
+    </w:lvl>
+    <w:lvl w:ilvl="8" w:tentative="1">
+      <w:start w:val="1"/>
+      <w:numFmt w:val="bullet"/>
+      <w:lvlText w:val=""/>
+      <w:lvlJc w:val="left"/>
+      <w:pPr>
+        <w:tabs>
+          <w:tab w:val="num" w:pos="6480"/>
+        </w:tabs>
+        <w:ind w:left="6480" w:hanging="360"/>
+      </w:pPr>
+      <w:rPr>
+        <w:rFonts w:ascii="Wingdings" w:hAnsi="Wingdings" w:hint="default"/>
+        <w:sz w:val="20"/>
+      </w:rPr>
+    </w:lvl>
+  </w:abstractNum>
+  <w:abstractNum w:abstractNumId="23" w15:restartNumberingAfterBreak="0">
     <w:nsid w:val="1ABC615A"/>
     <w:multiLevelType w:val="multilevel"/>
     <w:tmpl w:val="0E3EB77C"/>
@@ -4035,7 +4223,7 @@
       </w:rPr>
     </w:lvl>
   </w:abstractNum>
-  <w:abstractNum w:abstractNumId="23" w15:restartNumberingAfterBreak="0">
+  <w:abstractNum w:abstractNumId="24" w15:restartNumberingAfterBreak="0">
     <w:nsid w:val="1B914BEA"/>
     <w:multiLevelType w:val="multilevel"/>
     <w:tmpl w:val="2244DADE"/>
@@ -4184,7 +4372,7 @@
       </w:rPr>
     </w:lvl>
   </w:abstractNum>
-  <w:abstractNum w:abstractNumId="24" w15:restartNumberingAfterBreak="0">
+  <w:abstractNum w:abstractNumId="25" w15:restartNumberingAfterBreak="0">
     <w:nsid w:val="1D044658"/>
     <w:multiLevelType w:val="multilevel"/>
     <w:tmpl w:val="D1901A1C"/>
@@ -4333,7 +4521,7 @@
       </w:rPr>
     </w:lvl>
   </w:abstractNum>
-  <w:abstractNum w:abstractNumId="25" w15:restartNumberingAfterBreak="0">
+  <w:abstractNum w:abstractNumId="26" w15:restartNumberingAfterBreak="0">
     <w:nsid w:val="1F5C4F6B"/>
     <w:multiLevelType w:val="multilevel"/>
     <w:tmpl w:val="0A385024"/>
@@ -4482,7 +4670,7 @@
       </w:rPr>
     </w:lvl>
   </w:abstractNum>
-  <w:abstractNum w:abstractNumId="26" w15:restartNumberingAfterBreak="0">
+  <w:abstractNum w:abstractNumId="27" w15:restartNumberingAfterBreak="0">
     <w:nsid w:val="1FB77766"/>
     <w:multiLevelType w:val="multilevel"/>
     <w:tmpl w:val="A6CEDDE2"/>
@@ -4631,7 +4819,7 @@
       </w:rPr>
     </w:lvl>
   </w:abstractNum>
-  <w:abstractNum w:abstractNumId="27" w15:restartNumberingAfterBreak="0">
+  <w:abstractNum w:abstractNumId="28" w15:restartNumberingAfterBreak="0">
     <w:nsid w:val="230F1EE1"/>
     <w:multiLevelType w:val="multilevel"/>
     <w:tmpl w:val="AF9A5E34"/>
@@ -4780,7 +4968,7 @@
       </w:rPr>
     </w:lvl>
   </w:abstractNum>
-  <w:abstractNum w:abstractNumId="28" w15:restartNumberingAfterBreak="0">
+  <w:abstractNum w:abstractNumId="29" w15:restartNumberingAfterBreak="0">
     <w:nsid w:val="235A6783"/>
     <w:multiLevelType w:val="multilevel"/>
     <w:tmpl w:val="B104713E"/>
@@ -4929,7 +5117,7 @@
       </w:rPr>
     </w:lvl>
   </w:abstractNum>
-  <w:abstractNum w:abstractNumId="29" w15:restartNumberingAfterBreak="0">
+  <w:abstractNum w:abstractNumId="30" w15:restartNumberingAfterBreak="0">
     <w:nsid w:val="271473B9"/>
     <w:multiLevelType w:val="multilevel"/>
     <w:tmpl w:val="96D048EE"/>
@@ -5078,7 +5266,7 @@
       </w:rPr>
     </w:lvl>
   </w:abstractNum>
-  <w:abstractNum w:abstractNumId="30" w15:restartNumberingAfterBreak="0">
+  <w:abstractNum w:abstractNumId="31" w15:restartNumberingAfterBreak="0">
     <w:nsid w:val="273268E4"/>
     <w:multiLevelType w:val="multilevel"/>
     <w:tmpl w:val="62221B10"/>
@@ -5227,7 +5415,7 @@
       </w:rPr>
     </w:lvl>
   </w:abstractNum>
-  <w:abstractNum w:abstractNumId="31" w15:restartNumberingAfterBreak="0">
+  <w:abstractNum w:abstractNumId="32" w15:restartNumberingAfterBreak="0">
     <w:nsid w:val="27645E59"/>
     <w:multiLevelType w:val="multilevel"/>
     <w:tmpl w:val="A2A4E728"/>
@@ -5376,7 +5564,7 @@
       </w:rPr>
     </w:lvl>
   </w:abstractNum>
-  <w:abstractNum w:abstractNumId="32" w15:restartNumberingAfterBreak="0">
+  <w:abstractNum w:abstractNumId="33" w15:restartNumberingAfterBreak="0">
     <w:nsid w:val="278301DA"/>
     <w:multiLevelType w:val="multilevel"/>
     <w:tmpl w:val="922646DA"/>
@@ -5525,7 +5713,7 @@
       </w:rPr>
     </w:lvl>
   </w:abstractNum>
-  <w:abstractNum w:abstractNumId="33" w15:restartNumberingAfterBreak="0">
+  <w:abstractNum w:abstractNumId="34" w15:restartNumberingAfterBreak="0">
     <w:nsid w:val="27DD119E"/>
     <w:multiLevelType w:val="multilevel"/>
     <w:tmpl w:val="1C60FF70"/>
@@ -5674,7 +5862,7 @@
       </w:rPr>
     </w:lvl>
   </w:abstractNum>
-  <w:abstractNum w:abstractNumId="34" w15:restartNumberingAfterBreak="0">
+  <w:abstractNum w:abstractNumId="35" w15:restartNumberingAfterBreak="0">
     <w:nsid w:val="29172398"/>
     <w:multiLevelType w:val="multilevel"/>
     <w:tmpl w:val="6A00188C"/>
@@ -5823,7 +6011,7 @@
       </w:rPr>
     </w:lvl>
   </w:abstractNum>
-  <w:abstractNum w:abstractNumId="35" w15:restartNumberingAfterBreak="0">
+  <w:abstractNum w:abstractNumId="36" w15:restartNumberingAfterBreak="0">
     <w:nsid w:val="2AE3093F"/>
     <w:multiLevelType w:val="multilevel"/>
     <w:tmpl w:val="CD888610"/>
@@ -5972,7 +6160,7 @@
       </w:rPr>
     </w:lvl>
   </w:abstractNum>
-  <w:abstractNum w:abstractNumId="36" w15:restartNumberingAfterBreak="0">
+  <w:abstractNum w:abstractNumId="37" w15:restartNumberingAfterBreak="0">
     <w:nsid w:val="2C0E4FC5"/>
     <w:multiLevelType w:val="multilevel"/>
     <w:tmpl w:val="FB14D6CA"/>
@@ -6121,7 +6309,156 @@
       </w:rPr>
     </w:lvl>
   </w:abstractNum>
-  <w:abstractNum w:abstractNumId="37" w15:restartNumberingAfterBreak="0">
+  <w:abstractNum w:abstractNumId="38" w15:restartNumberingAfterBreak="0">
+    <w:nsid w:val="2C7C4EB8"/>
+    <w:multiLevelType w:val="multilevel"/>
+    <w:tmpl w:val="7A5477F8"/>
+    <w:lvl w:ilvl="0">
+      <w:start w:val="1"/>
+      <w:numFmt w:val="bullet"/>
+      <w:lvlText w:val=""/>
+      <w:lvlJc w:val="left"/>
+      <w:pPr>
+        <w:tabs>
+          <w:tab w:val="num" w:pos="720"/>
+        </w:tabs>
+        <w:ind w:left="720" w:hanging="360"/>
+      </w:pPr>
+      <w:rPr>
+        <w:rFonts w:ascii="Symbol" w:hAnsi="Symbol" w:hint="default"/>
+        <w:sz w:val="20"/>
+      </w:rPr>
+    </w:lvl>
+    <w:lvl w:ilvl="1" w:tentative="1">
+      <w:start w:val="1"/>
+      <w:numFmt w:val="bullet"/>
+      <w:lvlText w:val="o"/>
+      <w:lvlJc w:val="left"/>
+      <w:pPr>
+        <w:tabs>
+          <w:tab w:val="num" w:pos="1440"/>
+        </w:tabs>
+        <w:ind w:left="1440" w:hanging="360"/>
+      </w:pPr>
+      <w:rPr>
+        <w:rFonts w:ascii="Courier New" w:hAnsi="Courier New" w:hint="default"/>
+        <w:sz w:val="20"/>
+      </w:rPr>
+    </w:lvl>
+    <w:lvl w:ilvl="2" w:tentative="1">
+      <w:start w:val="1"/>
+      <w:numFmt w:val="bullet"/>
+      <w:lvlText w:val=""/>
+      <w:lvlJc w:val="left"/>
+      <w:pPr>
+        <w:tabs>
+          <w:tab w:val="num" w:pos="2160"/>
+        </w:tabs>
+        <w:ind w:left="2160" w:hanging="360"/>
+      </w:pPr>
+      <w:rPr>
+        <w:rFonts w:ascii="Wingdings" w:hAnsi="Wingdings" w:hint="default"/>
+        <w:sz w:val="20"/>
+      </w:rPr>
+    </w:lvl>
+    <w:lvl w:ilvl="3" w:tentative="1">
+      <w:start w:val="1"/>
+      <w:numFmt w:val="bullet"/>
+      <w:lvlText w:val=""/>
+      <w:lvlJc w:val="left"/>
+      <w:pPr>
+        <w:tabs>
+          <w:tab w:val="num" w:pos="2880"/>
+        </w:tabs>
+        <w:ind w:left="2880" w:hanging="360"/>
+      </w:pPr>
+      <w:rPr>
+        <w:rFonts w:ascii="Wingdings" w:hAnsi="Wingdings" w:hint="default"/>
+        <w:sz w:val="20"/>
+      </w:rPr>
+    </w:lvl>
+    <w:lvl w:ilvl="4" w:tentative="1">
+      <w:start w:val="1"/>
+      <w:numFmt w:val="bullet"/>
+      <w:lvlText w:val=""/>
+      <w:lvlJc w:val="left"/>
+      <w:pPr>
+        <w:tabs>
+          <w:tab w:val="num" w:pos="3600"/>
+        </w:tabs>
+        <w:ind w:left="3600" w:hanging="360"/>
+      </w:pPr>
+      <w:rPr>
+        <w:rFonts w:ascii="Wingdings" w:hAnsi="Wingdings" w:hint="default"/>
+        <w:sz w:val="20"/>
+      </w:rPr>
+    </w:lvl>
+    <w:lvl w:ilvl="5" w:tentative="1">
+      <w:start w:val="1"/>
+      <w:numFmt w:val="bullet"/>
+      <w:lvlText w:val=""/>
+      <w:lvlJc w:val="left"/>
+      <w:pPr>
+        <w:tabs>
+          <w:tab w:val="num" w:pos="4320"/>
+        </w:tabs>
+        <w:ind w:left="4320" w:hanging="360"/>
+      </w:pPr>
+      <w:rPr>
+        <w:rFonts w:ascii="Wingdings" w:hAnsi="Wingdings" w:hint="default"/>
+        <w:sz w:val="20"/>
+      </w:rPr>
+    </w:lvl>
+    <w:lvl w:ilvl="6" w:tentative="1">
+      <w:start w:val="1"/>
+      <w:numFmt w:val="bullet"/>
+      <w:lvlText w:val=""/>
+      <w:lvlJc w:val="left"/>
+      <w:pPr>
+        <w:tabs>
+          <w:tab w:val="num" w:pos="5040"/>
+        </w:tabs>
+        <w:ind w:left="5040" w:hanging="360"/>
+      </w:pPr>
+      <w:rPr>
+        <w:rFonts w:ascii="Wingdings" w:hAnsi="Wingdings" w:hint="default"/>
+        <w:sz w:val="20"/>
+      </w:rPr>
+    </w:lvl>
+    <w:lvl w:ilvl="7" w:tentative="1">
+      <w:start w:val="1"/>
+      <w:numFmt w:val="bullet"/>
+      <w:lvlText w:val=""/>
+      <w:lvlJc w:val="left"/>
+      <w:pPr>
+        <w:tabs>
+          <w:tab w:val="num" w:pos="5760"/>
+        </w:tabs>
+        <w:ind w:left="5760" w:hanging="360"/>
+      </w:pPr>
+      <w:rPr>
+        <w:rFonts w:ascii="Wingdings" w:hAnsi="Wingdings" w:hint="default"/>
+        <w:sz w:val="20"/>
+      </w:rPr>
+    </w:lvl>
+    <w:lvl w:ilvl="8" w:tentative="1">
+      <w:start w:val="1"/>
+      <w:numFmt w:val="bullet"/>
+      <w:lvlText w:val=""/>
+      <w:lvlJc w:val="left"/>
+      <w:pPr>
+        <w:tabs>
+          <w:tab w:val="num" w:pos="6480"/>
+        </w:tabs>
+        <w:ind w:left="6480" w:hanging="360"/>
+      </w:pPr>
+      <w:rPr>
+        <w:rFonts w:ascii="Wingdings" w:hAnsi="Wingdings" w:hint="default"/>
+        <w:sz w:val="20"/>
+      </w:rPr>
+    </w:lvl>
+  </w:abstractNum>
+  <w:abstractNum w:abstractNumId="39" w15:restartNumberingAfterBreak="0">
     <w:nsid w:val="2D7172A0"/>
     <w:multiLevelType w:val="multilevel"/>
     <w:tmpl w:val="615A5204"/>
@@ -6270,7 +6607,7 @@
       </w:rPr>
     </w:lvl>
   </w:abstractNum>
-  <w:abstractNum w:abstractNumId="38" w15:restartNumberingAfterBreak="0">
+  <w:abstractNum w:abstractNumId="40" w15:restartNumberingAfterBreak="0">
     <w:nsid w:val="2EC14BE6"/>
     <w:multiLevelType w:val="multilevel"/>
     <w:tmpl w:val="EAB4BB98"/>
@@ -6419,7 +6756,7 @@
       </w:rPr>
     </w:lvl>
   </w:abstractNum>
-  <w:abstractNum w:abstractNumId="39" w15:restartNumberingAfterBreak="0">
+  <w:abstractNum w:abstractNumId="41" w15:restartNumberingAfterBreak="0">
     <w:nsid w:val="2FAF7C70"/>
     <w:multiLevelType w:val="multilevel"/>
     <w:tmpl w:val="39F4968C"/>
@@ -6568,7 +6905,7 @@
       </w:rPr>
     </w:lvl>
   </w:abstractNum>
-  <w:abstractNum w:abstractNumId="40" w15:restartNumberingAfterBreak="0">
+  <w:abstractNum w:abstractNumId="42" w15:restartNumberingAfterBreak="0">
     <w:nsid w:val="30211183"/>
     <w:multiLevelType w:val="multilevel"/>
     <w:tmpl w:val="17BCC77C"/>
@@ -6717,7 +7054,7 @@
       </w:rPr>
     </w:lvl>
   </w:abstractNum>
-  <w:abstractNum w:abstractNumId="41" w15:restartNumberingAfterBreak="0">
+  <w:abstractNum w:abstractNumId="43" w15:restartNumberingAfterBreak="0">
     <w:nsid w:val="308C2490"/>
     <w:multiLevelType w:val="multilevel"/>
     <w:tmpl w:val="A52AC25C"/>
@@ -6866,7 +7203,7 @@
       </w:rPr>
     </w:lvl>
   </w:abstractNum>
-  <w:abstractNum w:abstractNumId="42" w15:restartNumberingAfterBreak="0">
+  <w:abstractNum w:abstractNumId="44" w15:restartNumberingAfterBreak="0">
     <w:nsid w:val="32326EA4"/>
     <w:multiLevelType w:val="multilevel"/>
     <w:tmpl w:val="8D7895EA"/>
@@ -7015,7 +7352,7 @@
       </w:rPr>
     </w:lvl>
   </w:abstractNum>
-  <w:abstractNum w:abstractNumId="43" w15:restartNumberingAfterBreak="0">
+  <w:abstractNum w:abstractNumId="45" w15:restartNumberingAfterBreak="0">
     <w:nsid w:val="36B2143A"/>
     <w:multiLevelType w:val="multilevel"/>
     <w:tmpl w:val="64604580"/>
@@ -7164,7 +7501,7 @@
       </w:rPr>
     </w:lvl>
   </w:abstractNum>
-  <w:abstractNum w:abstractNumId="44" w15:restartNumberingAfterBreak="0">
+  <w:abstractNum w:abstractNumId="46" w15:restartNumberingAfterBreak="0">
     <w:nsid w:val="36E65CFF"/>
     <w:multiLevelType w:val="multilevel"/>
     <w:tmpl w:val="CE3C9310"/>
@@ -7313,7 +7650,7 @@
       </w:rPr>
     </w:lvl>
   </w:abstractNum>
-  <w:abstractNum w:abstractNumId="45" w15:restartNumberingAfterBreak="0">
+  <w:abstractNum w:abstractNumId="47" w15:restartNumberingAfterBreak="0">
     <w:nsid w:val="38BF4809"/>
     <w:multiLevelType w:val="multilevel"/>
     <w:tmpl w:val="925A2D08"/>
@@ -7462,7 +7799,7 @@
       </w:rPr>
     </w:lvl>
   </w:abstractNum>
-  <w:abstractNum w:abstractNumId="46" w15:restartNumberingAfterBreak="0">
+  <w:abstractNum w:abstractNumId="48" w15:restartNumberingAfterBreak="0">
     <w:nsid w:val="3C1E0601"/>
     <w:multiLevelType w:val="multilevel"/>
     <w:tmpl w:val="234C980E"/>
@@ -7611,7 +7948,7 @@
       </w:rPr>
     </w:lvl>
   </w:abstractNum>
-  <w:abstractNum w:abstractNumId="47" w15:restartNumberingAfterBreak="0">
+  <w:abstractNum w:abstractNumId="49" w15:restartNumberingAfterBreak="0">
     <w:nsid w:val="3E6F5D06"/>
     <w:multiLevelType w:val="multilevel"/>
     <w:tmpl w:val="048E3170"/>
@@ -7760,7 +8097,7 @@
       </w:rPr>
     </w:lvl>
   </w:abstractNum>
-  <w:abstractNum w:abstractNumId="48" w15:restartNumberingAfterBreak="0">
+  <w:abstractNum w:abstractNumId="50" w15:restartNumberingAfterBreak="0">
     <w:nsid w:val="3F362D47"/>
     <w:multiLevelType w:val="multilevel"/>
     <w:tmpl w:val="88CA522A"/>
@@ -7909,7 +8246,7 @@
       </w:rPr>
     </w:lvl>
   </w:abstractNum>
-  <w:abstractNum w:abstractNumId="49" w15:restartNumberingAfterBreak="0">
+  <w:abstractNum w:abstractNumId="51" w15:restartNumberingAfterBreak="0">
     <w:nsid w:val="44BC3258"/>
     <w:multiLevelType w:val="multilevel"/>
     <w:tmpl w:val="46687CC4"/>
@@ -8058,7 +8395,7 @@
       </w:rPr>
     </w:lvl>
   </w:abstractNum>
-  <w:abstractNum w:abstractNumId="50" w15:restartNumberingAfterBreak="0">
+  <w:abstractNum w:abstractNumId="52" w15:restartNumberingAfterBreak="0">
     <w:nsid w:val="48C97CF2"/>
     <w:multiLevelType w:val="multilevel"/>
     <w:tmpl w:val="351A9F9A"/>
@@ -8207,7 +8544,7 @@
       </w:rPr>
     </w:lvl>
   </w:abstractNum>
-  <w:abstractNum w:abstractNumId="51" w15:restartNumberingAfterBreak="0">
+  <w:abstractNum w:abstractNumId="53" w15:restartNumberingAfterBreak="0">
     <w:nsid w:val="49421EC4"/>
     <w:multiLevelType w:val="multilevel"/>
     <w:tmpl w:val="1070D884"/>
@@ -8356,7 +8693,7 @@
       </w:rPr>
     </w:lvl>
   </w:abstractNum>
-  <w:abstractNum w:abstractNumId="52" w15:restartNumberingAfterBreak="0">
+  <w:abstractNum w:abstractNumId="54" w15:restartNumberingAfterBreak="0">
     <w:nsid w:val="49BE432E"/>
     <w:multiLevelType w:val="multilevel"/>
     <w:tmpl w:val="F31895E0"/>
@@ -8505,7 +8842,7 @@
       </w:rPr>
     </w:lvl>
   </w:abstractNum>
-  <w:abstractNum w:abstractNumId="53" w15:restartNumberingAfterBreak="0">
+  <w:abstractNum w:abstractNumId="55" w15:restartNumberingAfterBreak="0">
     <w:nsid w:val="4A196A39"/>
     <w:multiLevelType w:val="multilevel"/>
     <w:tmpl w:val="BBDEAF4C"/>
@@ -8654,7 +8991,7 @@
       </w:rPr>
     </w:lvl>
   </w:abstractNum>
-  <w:abstractNum w:abstractNumId="54" w15:restartNumberingAfterBreak="0">
+  <w:abstractNum w:abstractNumId="56" w15:restartNumberingAfterBreak="0">
     <w:nsid w:val="4D6D2000"/>
     <w:multiLevelType w:val="multilevel"/>
     <w:tmpl w:val="D222DEEC"/>
@@ -8803,7 +9140,7 @@
       </w:rPr>
     </w:lvl>
   </w:abstractNum>
-  <w:abstractNum w:abstractNumId="55" w15:restartNumberingAfterBreak="0">
+  <w:abstractNum w:abstractNumId="57" w15:restartNumberingAfterBreak="0">
     <w:nsid w:val="4E7C38B9"/>
     <w:multiLevelType w:val="multilevel"/>
     <w:tmpl w:val="BA9A3C7A"/>
@@ -8952,7 +9289,7 @@
       </w:rPr>
     </w:lvl>
   </w:abstractNum>
-  <w:abstractNum w:abstractNumId="56" w15:restartNumberingAfterBreak="0">
+  <w:abstractNum w:abstractNumId="58" w15:restartNumberingAfterBreak="0">
     <w:nsid w:val="4F0C370E"/>
     <w:multiLevelType w:val="multilevel"/>
     <w:tmpl w:val="C2A2442A"/>
@@ -9101,7 +9438,7 @@
       </w:rPr>
     </w:lvl>
   </w:abstractNum>
-  <w:abstractNum w:abstractNumId="57" w15:restartNumberingAfterBreak="0">
+  <w:abstractNum w:abstractNumId="59" w15:restartNumberingAfterBreak="0">
     <w:nsid w:val="4F675C52"/>
     <w:multiLevelType w:val="multilevel"/>
     <w:tmpl w:val="E8746552"/>
@@ -9250,7 +9587,7 @@
       </w:rPr>
     </w:lvl>
   </w:abstractNum>
-  <w:abstractNum w:abstractNumId="58" w15:restartNumberingAfterBreak="0">
+  <w:abstractNum w:abstractNumId="60" w15:restartNumberingAfterBreak="0">
     <w:nsid w:val="50697F88"/>
     <w:multiLevelType w:val="multilevel"/>
     <w:tmpl w:val="9FA4CEBC"/>
@@ -9399,7 +9736,7 @@
       </w:rPr>
     </w:lvl>
   </w:abstractNum>
-  <w:abstractNum w:abstractNumId="59" w15:restartNumberingAfterBreak="0">
+  <w:abstractNum w:abstractNumId="61" w15:restartNumberingAfterBreak="0">
     <w:nsid w:val="518B0AF4"/>
     <w:multiLevelType w:val="multilevel"/>
     <w:tmpl w:val="E21A9B02"/>
@@ -9548,7 +9885,156 @@
       </w:rPr>
     </w:lvl>
   </w:abstractNum>
-  <w:abstractNum w:abstractNumId="60" w15:restartNumberingAfterBreak="0">
+  <w:abstractNum w:abstractNumId="62" w15:restartNumberingAfterBreak="0">
+    <w:nsid w:val="51CD60A6"/>
+    <w:multiLevelType w:val="multilevel"/>
+    <w:tmpl w:val="0A98BD44"/>
+    <w:lvl w:ilvl="0">
+      <w:start w:val="1"/>
+      <w:numFmt w:val="bullet"/>
+      <w:lvlText w:val=""/>
+      <w:lvlJc w:val="left"/>
+      <w:pPr>
+        <w:tabs>
+          <w:tab w:val="num" w:pos="720"/>
+        </w:tabs>
+        <w:ind w:left="720" w:hanging="360"/>
+      </w:pPr>
+      <w:rPr>
+        <w:rFonts w:ascii="Symbol" w:hAnsi="Symbol" w:hint="default"/>
+        <w:sz w:val="20"/>
+      </w:rPr>
+    </w:lvl>
+    <w:lvl w:ilvl="1" w:tentative="1">
+      <w:start w:val="1"/>
+      <w:numFmt w:val="bullet"/>
+      <w:lvlText w:val="o"/>
+      <w:lvlJc w:val="left"/>
+      <w:pPr>
+        <w:tabs>
+          <w:tab w:val="num" w:pos="1440"/>
+        </w:tabs>
+        <w:ind w:left="1440" w:hanging="360"/>
+      </w:pPr>
+      <w:rPr>
+        <w:rFonts w:ascii="Courier New" w:hAnsi="Courier New" w:hint="default"/>
+        <w:sz w:val="20"/>
+      </w:rPr>
+    </w:lvl>
+    <w:lvl w:ilvl="2" w:tentative="1">
+      <w:start w:val="1"/>
+      <w:numFmt w:val="bullet"/>
+      <w:lvlText w:val=""/>
+      <w:lvlJc w:val="left"/>
+      <w:pPr>
+        <w:tabs>
+          <w:tab w:val="num" w:pos="2160"/>
+        </w:tabs>
+        <w:ind w:left="2160" w:hanging="360"/>
+      </w:pPr>
+      <w:rPr>
+        <w:rFonts w:ascii="Wingdings" w:hAnsi="Wingdings" w:hint="default"/>
+        <w:sz w:val="20"/>
+      </w:rPr>
+    </w:lvl>
+    <w:lvl w:ilvl="3" w:tentative="1">
+      <w:start w:val="1"/>
+      <w:numFmt w:val="bullet"/>
+      <w:lvlText w:val=""/>
+      <w:lvlJc w:val="left"/>
+      <w:pPr>
+        <w:tabs>
+          <w:tab w:val="num" w:pos="2880"/>
+        </w:tabs>
+        <w:ind w:left="2880" w:hanging="360"/>
+      </w:pPr>
+      <w:rPr>
+        <w:rFonts w:ascii="Wingdings" w:hAnsi="Wingdings" w:hint="default"/>
+        <w:sz w:val="20"/>
+      </w:rPr>
+    </w:lvl>
+    <w:lvl w:ilvl="4" w:tentative="1">
+      <w:start w:val="1"/>
+      <w:numFmt w:val="bullet"/>
+      <w:lvlText w:val=""/>
+      <w:lvlJc w:val="left"/>
+      <w:pPr>
+        <w:tabs>
+          <w:tab w:val="num" w:pos="3600"/>
+        </w:tabs>
+        <w:ind w:left="3600" w:hanging="360"/>
+      </w:pPr>
+      <w:rPr>
+        <w:rFonts w:ascii="Wingdings" w:hAnsi="Wingdings" w:hint="default"/>
+        <w:sz w:val="20"/>
+      </w:rPr>
+    </w:lvl>
+    <w:lvl w:ilvl="5" w:tentative="1">
+      <w:start w:val="1"/>
+      <w:numFmt w:val="bullet"/>
+      <w:lvlText w:val=""/>
+      <w:lvlJc w:val="left"/>
+      <w:pPr>
+        <w:tabs>
+          <w:tab w:val="num" w:pos="4320"/>
+        </w:tabs>
+        <w:ind w:left="4320" w:hanging="360"/>
+      </w:pPr>
+      <w:rPr>
+        <w:rFonts w:ascii="Wingdings" w:hAnsi="Wingdings" w:hint="default"/>
+        <w:sz w:val="20"/>
+      </w:rPr>
+    </w:lvl>
+    <w:lvl w:ilvl="6" w:tentative="1">
+      <w:start w:val="1"/>
+      <w:numFmt w:val="bullet"/>
+      <w:lvlText w:val=""/>
+      <w:lvlJc w:val="left"/>
+      <w:pPr>
+        <w:tabs>
+          <w:tab w:val="num" w:pos="5040"/>
+        </w:tabs>
+        <w:ind w:left="5040" w:hanging="360"/>
+      </w:pPr>
+      <w:rPr>
+        <w:rFonts w:ascii="Wingdings" w:hAnsi="Wingdings" w:hint="default"/>
+        <w:sz w:val="20"/>
+      </w:rPr>
+    </w:lvl>
+    <w:lvl w:ilvl="7" w:tentative="1">
+      <w:start w:val="1"/>
+      <w:numFmt w:val="bullet"/>
+      <w:lvlText w:val=""/>
+      <w:lvlJc w:val="left"/>
+      <w:pPr>
+        <w:tabs>
+          <w:tab w:val="num" w:pos="5760"/>
+        </w:tabs>
+        <w:ind w:left="5760" w:hanging="360"/>
+      </w:pPr>
+      <w:rPr>
+        <w:rFonts w:ascii="Wingdings" w:hAnsi="Wingdings" w:hint="default"/>
+        <w:sz w:val="20"/>
+      </w:rPr>
+    </w:lvl>
+    <w:lvl w:ilvl="8" w:tentative="1">
+      <w:start w:val="1"/>
+      <w:numFmt w:val="bullet"/>
+      <w:lvlText w:val=""/>
+      <w:lvlJc w:val="left"/>
+      <w:pPr>
+        <w:tabs>
+          <w:tab w:val="num" w:pos="6480"/>
+        </w:tabs>
+        <w:ind w:left="6480" w:hanging="360"/>
+      </w:pPr>
+      <w:rPr>
+        <w:rFonts w:ascii="Wingdings" w:hAnsi="Wingdings" w:hint="default"/>
+        <w:sz w:val="20"/>
+      </w:rPr>
+    </w:lvl>
+  </w:abstractNum>
+  <w:abstractNum w:abstractNumId="63" w15:restartNumberingAfterBreak="0">
     <w:nsid w:val="554A2D8C"/>
     <w:multiLevelType w:val="multilevel"/>
     <w:tmpl w:val="030AEED4"/>
@@ -9697,7 +10183,7 @@
       </w:rPr>
     </w:lvl>
   </w:abstractNum>
-  <w:abstractNum w:abstractNumId="61" w15:restartNumberingAfterBreak="0">
+  <w:abstractNum w:abstractNumId="64" w15:restartNumberingAfterBreak="0">
     <w:nsid w:val="55E56A09"/>
     <w:multiLevelType w:val="multilevel"/>
     <w:tmpl w:val="42345B00"/>
@@ -9846,7 +10332,7 @@
       </w:rPr>
     </w:lvl>
   </w:abstractNum>
-  <w:abstractNum w:abstractNumId="62" w15:restartNumberingAfterBreak="0">
+  <w:abstractNum w:abstractNumId="65" w15:restartNumberingAfterBreak="0">
     <w:nsid w:val="561113B1"/>
     <w:multiLevelType w:val="multilevel"/>
     <w:tmpl w:val="5FB06F18"/>
@@ -9995,7 +10481,7 @@
       </w:rPr>
     </w:lvl>
   </w:abstractNum>
-  <w:abstractNum w:abstractNumId="63" w15:restartNumberingAfterBreak="0">
+  <w:abstractNum w:abstractNumId="66" w15:restartNumberingAfterBreak="0">
     <w:nsid w:val="565672AE"/>
     <w:multiLevelType w:val="multilevel"/>
     <w:tmpl w:val="9DB47B8A"/>
@@ -10144,7 +10630,7 @@
       </w:rPr>
     </w:lvl>
   </w:abstractNum>
-  <w:abstractNum w:abstractNumId="64" w15:restartNumberingAfterBreak="0">
+  <w:abstractNum w:abstractNumId="67" w15:restartNumberingAfterBreak="0">
     <w:nsid w:val="569C54B2"/>
     <w:multiLevelType w:val="multilevel"/>
     <w:tmpl w:val="EE7EE69A"/>
@@ -10293,7 +10779,7 @@
       </w:rPr>
     </w:lvl>
   </w:abstractNum>
-  <w:abstractNum w:abstractNumId="65" w15:restartNumberingAfterBreak="0">
+  <w:abstractNum w:abstractNumId="68" w15:restartNumberingAfterBreak="0">
     <w:nsid w:val="56F71075"/>
     <w:multiLevelType w:val="multilevel"/>
     <w:tmpl w:val="2952AC56"/>
@@ -10442,7 +10928,7 @@
       </w:rPr>
     </w:lvl>
   </w:abstractNum>
-  <w:abstractNum w:abstractNumId="66" w15:restartNumberingAfterBreak="0">
+  <w:abstractNum w:abstractNumId="69" w15:restartNumberingAfterBreak="0">
     <w:nsid w:val="57DB2464"/>
     <w:multiLevelType w:val="multilevel"/>
     <w:tmpl w:val="744AAF80"/>
@@ -10591,7 +11077,7 @@
       </w:rPr>
     </w:lvl>
   </w:abstractNum>
-  <w:abstractNum w:abstractNumId="67" w15:restartNumberingAfterBreak="0">
+  <w:abstractNum w:abstractNumId="70" w15:restartNumberingAfterBreak="0">
     <w:nsid w:val="584B7C1F"/>
     <w:multiLevelType w:val="multilevel"/>
     <w:tmpl w:val="0F28D7F4"/>
@@ -10740,7 +11226,7 @@
       </w:rPr>
     </w:lvl>
   </w:abstractNum>
-  <w:abstractNum w:abstractNumId="68" w15:restartNumberingAfterBreak="0">
+  <w:abstractNum w:abstractNumId="71" w15:restartNumberingAfterBreak="0">
     <w:nsid w:val="587A0CCD"/>
     <w:multiLevelType w:val="multilevel"/>
     <w:tmpl w:val="750CB344"/>
@@ -10889,7 +11375,7 @@
       </w:rPr>
     </w:lvl>
   </w:abstractNum>
-  <w:abstractNum w:abstractNumId="69" w15:restartNumberingAfterBreak="0">
+  <w:abstractNum w:abstractNumId="72" w15:restartNumberingAfterBreak="0">
     <w:nsid w:val="5918416D"/>
     <w:multiLevelType w:val="multilevel"/>
     <w:tmpl w:val="7160D344"/>
@@ -11038,7 +11524,7 @@
       </w:rPr>
     </w:lvl>
   </w:abstractNum>
-  <w:abstractNum w:abstractNumId="70" w15:restartNumberingAfterBreak="0">
+  <w:abstractNum w:abstractNumId="73" w15:restartNumberingAfterBreak="0">
     <w:nsid w:val="5ABA52A8"/>
     <w:multiLevelType w:val="multilevel"/>
     <w:tmpl w:val="91FE5CEA"/>
@@ -11187,7 +11673,7 @@
       </w:rPr>
     </w:lvl>
   </w:abstractNum>
-  <w:abstractNum w:abstractNumId="71" w15:restartNumberingAfterBreak="0">
+  <w:abstractNum w:abstractNumId="74" w15:restartNumberingAfterBreak="0">
     <w:nsid w:val="5AD277F9"/>
     <w:multiLevelType w:val="multilevel"/>
     <w:tmpl w:val="BE649556"/>
@@ -11336,7 +11822,7 @@
       </w:rPr>
     </w:lvl>
   </w:abstractNum>
-  <w:abstractNum w:abstractNumId="72" w15:restartNumberingAfterBreak="0">
+  <w:abstractNum w:abstractNumId="75" w15:restartNumberingAfterBreak="0">
     <w:nsid w:val="5BC6754C"/>
     <w:multiLevelType w:val="multilevel"/>
     <w:tmpl w:val="61C8A2DE"/>
@@ -11485,7 +11971,7 @@
       </w:rPr>
     </w:lvl>
   </w:abstractNum>
-  <w:abstractNum w:abstractNumId="73" w15:restartNumberingAfterBreak="0">
+  <w:abstractNum w:abstractNumId="76" w15:restartNumberingAfterBreak="0">
     <w:nsid w:val="5C590522"/>
     <w:multiLevelType w:val="multilevel"/>
     <w:tmpl w:val="21E6C334"/>
@@ -11634,7 +12120,7 @@
       </w:rPr>
     </w:lvl>
   </w:abstractNum>
-  <w:abstractNum w:abstractNumId="74" w15:restartNumberingAfterBreak="0">
+  <w:abstractNum w:abstractNumId="77" w15:restartNumberingAfterBreak="0">
     <w:nsid w:val="5F25507A"/>
     <w:multiLevelType w:val="multilevel"/>
     <w:tmpl w:val="577A4134"/>
@@ -11783,7 +12269,7 @@
       </w:rPr>
     </w:lvl>
   </w:abstractNum>
-  <w:abstractNum w:abstractNumId="75" w15:restartNumberingAfterBreak="0">
+  <w:abstractNum w:abstractNumId="78" w15:restartNumberingAfterBreak="0">
     <w:nsid w:val="610A18D6"/>
     <w:multiLevelType w:val="multilevel"/>
     <w:tmpl w:val="0C103A64"/>
@@ -11932,7 +12418,7 @@
       </w:rPr>
     </w:lvl>
   </w:abstractNum>
-  <w:abstractNum w:abstractNumId="76" w15:restartNumberingAfterBreak="0">
+  <w:abstractNum w:abstractNumId="79" w15:restartNumberingAfterBreak="0">
     <w:nsid w:val="622C70E0"/>
     <w:multiLevelType w:val="multilevel"/>
     <w:tmpl w:val="1AEE679E"/>
@@ -12081,7 +12567,7 @@
       </w:rPr>
     </w:lvl>
   </w:abstractNum>
-  <w:abstractNum w:abstractNumId="77" w15:restartNumberingAfterBreak="0">
+  <w:abstractNum w:abstractNumId="80" w15:restartNumberingAfterBreak="0">
     <w:nsid w:val="62C85823"/>
     <w:multiLevelType w:val="multilevel"/>
     <w:tmpl w:val="F35464AC"/>
@@ -12230,7 +12716,7 @@
       </w:rPr>
     </w:lvl>
   </w:abstractNum>
-  <w:abstractNum w:abstractNumId="78" w15:restartNumberingAfterBreak="0">
+  <w:abstractNum w:abstractNumId="81" w15:restartNumberingAfterBreak="0">
     <w:nsid w:val="640E2F59"/>
     <w:multiLevelType w:val="multilevel"/>
     <w:tmpl w:val="26F4B2DE"/>
@@ -12379,7 +12865,7 @@
       </w:rPr>
     </w:lvl>
   </w:abstractNum>
-  <w:abstractNum w:abstractNumId="79" w15:restartNumberingAfterBreak="0">
+  <w:abstractNum w:abstractNumId="82" w15:restartNumberingAfterBreak="0">
     <w:nsid w:val="64706C61"/>
     <w:multiLevelType w:val="multilevel"/>
     <w:tmpl w:val="2AA095D8"/>
@@ -12528,7 +13014,7 @@
       </w:rPr>
     </w:lvl>
   </w:abstractNum>
-  <w:abstractNum w:abstractNumId="80" w15:restartNumberingAfterBreak="0">
+  <w:abstractNum w:abstractNumId="83" w15:restartNumberingAfterBreak="0">
     <w:nsid w:val="663131E0"/>
     <w:multiLevelType w:val="multilevel"/>
     <w:tmpl w:val="1E82DB90"/>
@@ -12677,7 +13163,7 @@
       </w:rPr>
     </w:lvl>
   </w:abstractNum>
-  <w:abstractNum w:abstractNumId="81" w15:restartNumberingAfterBreak="0">
+  <w:abstractNum w:abstractNumId="84" w15:restartNumberingAfterBreak="0">
     <w:nsid w:val="676E4319"/>
     <w:multiLevelType w:val="multilevel"/>
     <w:tmpl w:val="D38640E0"/>
@@ -12826,7 +13312,7 @@
       </w:rPr>
     </w:lvl>
   </w:abstractNum>
-  <w:abstractNum w:abstractNumId="82" w15:restartNumberingAfterBreak="0">
+  <w:abstractNum w:abstractNumId="85" w15:restartNumberingAfterBreak="0">
     <w:nsid w:val="67725B88"/>
     <w:multiLevelType w:val="multilevel"/>
     <w:tmpl w:val="660E9946"/>
@@ -12975,7 +13461,7 @@
       </w:rPr>
     </w:lvl>
   </w:abstractNum>
-  <w:abstractNum w:abstractNumId="83" w15:restartNumberingAfterBreak="0">
+  <w:abstractNum w:abstractNumId="86" w15:restartNumberingAfterBreak="0">
     <w:nsid w:val="6CDE4304"/>
     <w:multiLevelType w:val="multilevel"/>
     <w:tmpl w:val="442A8830"/>
@@ -13124,7 +13610,7 @@
       </w:rPr>
     </w:lvl>
   </w:abstractNum>
-  <w:abstractNum w:abstractNumId="84" w15:restartNumberingAfterBreak="0">
+  <w:abstractNum w:abstractNumId="87" w15:restartNumberingAfterBreak="0">
     <w:nsid w:val="6CED189A"/>
     <w:multiLevelType w:val="multilevel"/>
     <w:tmpl w:val="019E646A"/>
@@ -13273,7 +13759,7 @@
       </w:rPr>
     </w:lvl>
   </w:abstractNum>
-  <w:abstractNum w:abstractNumId="85" w15:restartNumberingAfterBreak="0">
+  <w:abstractNum w:abstractNumId="88" w15:restartNumberingAfterBreak="0">
     <w:nsid w:val="6D982CB9"/>
     <w:multiLevelType w:val="multilevel"/>
     <w:tmpl w:val="EFA65B1E"/>
@@ -13422,7 +13908,7 @@
       </w:rPr>
     </w:lvl>
   </w:abstractNum>
-  <w:abstractNum w:abstractNumId="86" w15:restartNumberingAfterBreak="0">
+  <w:abstractNum w:abstractNumId="89" w15:restartNumberingAfterBreak="0">
     <w:nsid w:val="6FAC686D"/>
     <w:multiLevelType w:val="multilevel"/>
     <w:tmpl w:val="F7CCE078"/>
@@ -13571,7 +14057,7 @@
       </w:rPr>
     </w:lvl>
   </w:abstractNum>
-  <w:abstractNum w:abstractNumId="87" w15:restartNumberingAfterBreak="0">
+  <w:abstractNum w:abstractNumId="90" w15:restartNumberingAfterBreak="0">
     <w:nsid w:val="70427236"/>
     <w:multiLevelType w:val="multilevel"/>
     <w:tmpl w:val="834A0EA4"/>
@@ -13720,7 +14206,7 @@
       </w:rPr>
     </w:lvl>
   </w:abstractNum>
-  <w:abstractNum w:abstractNumId="88" w15:restartNumberingAfterBreak="0">
+  <w:abstractNum w:abstractNumId="91" w15:restartNumberingAfterBreak="0">
     <w:nsid w:val="72987028"/>
     <w:multiLevelType w:val="multilevel"/>
     <w:tmpl w:val="0B8AE7E8"/>
@@ -13869,7 +14355,7 @@
       </w:rPr>
     </w:lvl>
   </w:abstractNum>
-  <w:abstractNum w:abstractNumId="89" w15:restartNumberingAfterBreak="0">
+  <w:abstractNum w:abstractNumId="92" w15:restartNumberingAfterBreak="0">
     <w:nsid w:val="74995DA1"/>
     <w:multiLevelType w:val="multilevel"/>
     <w:tmpl w:val="47E69886"/>
@@ -14018,7 +14504,7 @@
       </w:rPr>
     </w:lvl>
   </w:abstractNum>
-  <w:abstractNum w:abstractNumId="90" w15:restartNumberingAfterBreak="0">
+  <w:abstractNum w:abstractNumId="93" w15:restartNumberingAfterBreak="0">
     <w:nsid w:val="75133277"/>
     <w:multiLevelType w:val="multilevel"/>
     <w:tmpl w:val="98A67D76"/>
@@ -14167,7 +14653,7 @@
       </w:rPr>
     </w:lvl>
   </w:abstractNum>
-  <w:abstractNum w:abstractNumId="91" w15:restartNumberingAfterBreak="0">
+  <w:abstractNum w:abstractNumId="94" w15:restartNumberingAfterBreak="0">
     <w:nsid w:val="75145F1E"/>
     <w:multiLevelType w:val="multilevel"/>
     <w:tmpl w:val="A9F0EEDE"/>
@@ -14316,7 +14802,7 @@
       </w:rPr>
     </w:lvl>
   </w:abstractNum>
-  <w:abstractNum w:abstractNumId="92" w15:restartNumberingAfterBreak="0">
+  <w:abstractNum w:abstractNumId="95" w15:restartNumberingAfterBreak="0">
     <w:nsid w:val="77780210"/>
     <w:multiLevelType w:val="multilevel"/>
     <w:tmpl w:val="9AB6D36A"/>
@@ -14465,7 +14951,7 @@
       </w:rPr>
     </w:lvl>
   </w:abstractNum>
-  <w:abstractNum w:abstractNumId="93" w15:restartNumberingAfterBreak="0">
+  <w:abstractNum w:abstractNumId="96" w15:restartNumberingAfterBreak="0">
     <w:nsid w:val="77F70E72"/>
     <w:multiLevelType w:val="multilevel"/>
     <w:tmpl w:val="CA4A179E"/>
@@ -14614,7 +15100,7 @@
       </w:rPr>
     </w:lvl>
   </w:abstractNum>
-  <w:abstractNum w:abstractNumId="94" w15:restartNumberingAfterBreak="0">
+  <w:abstractNum w:abstractNumId="97" w15:restartNumberingAfterBreak="0">
     <w:nsid w:val="78AF3623"/>
     <w:multiLevelType w:val="multilevel"/>
     <w:tmpl w:val="10EA459E"/>
@@ -14763,7 +15249,7 @@
       </w:rPr>
     </w:lvl>
   </w:abstractNum>
-  <w:abstractNum w:abstractNumId="95" w15:restartNumberingAfterBreak="0">
+  <w:abstractNum w:abstractNumId="98" w15:restartNumberingAfterBreak="0">
     <w:nsid w:val="79075D66"/>
     <w:multiLevelType w:val="multilevel"/>
     <w:tmpl w:val="DAA2F8BE"/>
@@ -14912,7 +15398,7 @@
       </w:rPr>
     </w:lvl>
   </w:abstractNum>
-  <w:abstractNum w:abstractNumId="96" w15:restartNumberingAfterBreak="0">
+  <w:abstractNum w:abstractNumId="99" w15:restartNumberingAfterBreak="0">
     <w:nsid w:val="79BB5CE8"/>
     <w:multiLevelType w:val="multilevel"/>
     <w:tmpl w:val="EDFC70D6"/>
@@ -15061,7 +15547,156 @@
       </w:rPr>
     </w:lvl>
   </w:abstractNum>
-  <w:abstractNum w:abstractNumId="97" w15:restartNumberingAfterBreak="0">
+  <w:abstractNum w:abstractNumId="100" w15:restartNumberingAfterBreak="0">
+    <w:nsid w:val="7ADB6B50"/>
+    <w:multiLevelType w:val="multilevel"/>
+    <w:tmpl w:val="3AF09372"/>
+    <w:lvl w:ilvl="0">
+      <w:start w:val="1"/>
+      <w:numFmt w:val="bullet"/>
+      <w:lvlText w:val=""/>
+      <w:lvlJc w:val="left"/>
+      <w:pPr>
+        <w:tabs>
+          <w:tab w:val="num" w:pos="720"/>
+        </w:tabs>
+        <w:ind w:left="720" w:hanging="360"/>
+      </w:pPr>
+      <w:rPr>
+        <w:rFonts w:ascii="Symbol" w:hAnsi="Symbol" w:hint="default"/>
+        <w:sz w:val="20"/>
+      </w:rPr>
+    </w:lvl>
+    <w:lvl w:ilvl="1" w:tentative="1">
+      <w:start w:val="1"/>
+      <w:numFmt w:val="bullet"/>
+      <w:lvlText w:val="o"/>
+      <w:lvlJc w:val="left"/>
+      <w:pPr>
+        <w:tabs>
+          <w:tab w:val="num" w:pos="1440"/>
+        </w:tabs>
+        <w:ind w:left="1440" w:hanging="360"/>
+      </w:pPr>
+      <w:rPr>
+        <w:rFonts w:ascii="Courier New" w:hAnsi="Courier New" w:hint="default"/>
+        <w:sz w:val="20"/>
+      </w:rPr>
+    </w:lvl>
+    <w:lvl w:ilvl="2" w:tentative="1">
+      <w:start w:val="1"/>
+      <w:numFmt w:val="bullet"/>
+      <w:lvlText w:val=""/>
+      <w:lvlJc w:val="left"/>
+      <w:pPr>
+        <w:tabs>
+          <w:tab w:val="num" w:pos="2160"/>
+        </w:tabs>
+        <w:ind w:left="2160" w:hanging="360"/>
+      </w:pPr>
+      <w:rPr>
+        <w:rFonts w:ascii="Wingdings" w:hAnsi="Wingdings" w:hint="default"/>
+        <w:sz w:val="20"/>
+      </w:rPr>
+    </w:lvl>
+    <w:lvl w:ilvl="3" w:tentative="1">
+      <w:start w:val="1"/>
+      <w:numFmt w:val="bullet"/>
+      <w:lvlText w:val=""/>
+      <w:lvlJc w:val="left"/>
+      <w:pPr>
+        <w:tabs>
+          <w:tab w:val="num" w:pos="2880"/>
+        </w:tabs>
+        <w:ind w:left="2880" w:hanging="360"/>
+      </w:pPr>
+      <w:rPr>
+        <w:rFonts w:ascii="Wingdings" w:hAnsi="Wingdings" w:hint="default"/>
+        <w:sz w:val="20"/>
+      </w:rPr>
+    </w:lvl>
+    <w:lvl w:ilvl="4" w:tentative="1">
+      <w:start w:val="1"/>
+      <w:numFmt w:val="bullet"/>
+      <w:lvlText w:val=""/>
+      <w:lvlJc w:val="left"/>
+      <w:pPr>
+        <w:tabs>
+          <w:tab w:val="num" w:pos="3600"/>
+        </w:tabs>
+        <w:ind w:left="3600" w:hanging="360"/>
+      </w:pPr>
+      <w:rPr>
+        <w:rFonts w:ascii="Wingdings" w:hAnsi="Wingdings" w:hint="default"/>
+        <w:sz w:val="20"/>
+      </w:rPr>
+    </w:lvl>
+    <w:lvl w:ilvl="5" w:tentative="1">
+      <w:start w:val="1"/>
+      <w:numFmt w:val="bullet"/>
+      <w:lvlText w:val=""/>
+      <w:lvlJc w:val="left"/>
+      <w:pPr>
+        <w:tabs>
+          <w:tab w:val="num" w:pos="4320"/>
+        </w:tabs>
+        <w:ind w:left="4320" w:hanging="360"/>
+      </w:pPr>
+      <w:rPr>
+        <w:rFonts w:ascii="Wingdings" w:hAnsi="Wingdings" w:hint="default"/>
+        <w:sz w:val="20"/>
+      </w:rPr>
+    </w:lvl>
+    <w:lvl w:ilvl="6" w:tentative="1">
+      <w:start w:val="1"/>
+      <w:numFmt w:val="bullet"/>
+      <w:lvlText w:val=""/>
+      <w:lvlJc w:val="left"/>
+      <w:pPr>
+        <w:tabs>
+          <w:tab w:val="num" w:pos="5040"/>
+        </w:tabs>
+        <w:ind w:left="5040" w:hanging="360"/>
+      </w:pPr>
+      <w:rPr>
+        <w:rFonts w:ascii="Wingdings" w:hAnsi="Wingdings" w:hint="default"/>
+        <w:sz w:val="20"/>
+      </w:rPr>
+    </w:lvl>
+    <w:lvl w:ilvl="7" w:tentative="1">
+      <w:start w:val="1"/>
+      <w:numFmt w:val="bullet"/>
+      <w:lvlText w:val=""/>
+      <w:lvlJc w:val="left"/>
+      <w:pPr>
+        <w:tabs>
+          <w:tab w:val="num" w:pos="5760"/>
+        </w:tabs>
+        <w:ind w:left="5760" w:hanging="360"/>
+      </w:pPr>
+      <w:rPr>
+        <w:rFonts w:ascii="Wingdings" w:hAnsi="Wingdings" w:hint="default"/>
+        <w:sz w:val="20"/>
+      </w:rPr>
+    </w:lvl>
+    <w:lvl w:ilvl="8" w:tentative="1">
+      <w:start w:val="1"/>
+      <w:numFmt w:val="bullet"/>
+      <w:lvlText w:val=""/>
+      <w:lvlJc w:val="left"/>
+      <w:pPr>
+        <w:tabs>
+          <w:tab w:val="num" w:pos="6480"/>
+        </w:tabs>
+        <w:ind w:left="6480" w:hanging="360"/>
+      </w:pPr>
+      <w:rPr>
+        <w:rFonts w:ascii="Wingdings" w:hAnsi="Wingdings" w:hint="default"/>
+        <w:sz w:val="20"/>
+      </w:rPr>
+    </w:lvl>
+  </w:abstractNum>
+  <w:abstractNum w:abstractNumId="101" w15:restartNumberingAfterBreak="0">
     <w:nsid w:val="7B2751C4"/>
     <w:multiLevelType w:val="multilevel"/>
     <w:tmpl w:val="4412CEC4"/>
@@ -15210,7 +15845,7 @@
       </w:rPr>
     </w:lvl>
   </w:abstractNum>
-  <w:abstractNum w:abstractNumId="98" w15:restartNumberingAfterBreak="0">
+  <w:abstractNum w:abstractNumId="102" w15:restartNumberingAfterBreak="0">
     <w:nsid w:val="7BAF4D94"/>
     <w:multiLevelType w:val="multilevel"/>
     <w:tmpl w:val="BDB8BFAA"/>
@@ -15359,7 +15994,7 @@
       </w:rPr>
     </w:lvl>
   </w:abstractNum>
-  <w:abstractNum w:abstractNumId="99" w15:restartNumberingAfterBreak="0">
+  <w:abstractNum w:abstractNumId="103" w15:restartNumberingAfterBreak="0">
     <w:nsid w:val="7D9F223B"/>
     <w:multiLevelType w:val="multilevel"/>
     <w:tmpl w:val="D3A62574"/>
@@ -15509,58 +16144,58 @@
     </w:lvl>
   </w:abstractNum>
   <w:num w:numId="1" w16cid:durableId="1677997995">
-    <w:abstractNumId w:val="25"/>
+    <w:abstractNumId w:val="26"/>
   </w:num>
   <w:num w:numId="2" w16cid:durableId="2051149805">
     <w:abstractNumId w:val="3"/>
   </w:num>
   <w:num w:numId="3" w16cid:durableId="1233933601">
-    <w:abstractNumId w:val="55"/>
+    <w:abstractNumId w:val="57"/>
   </w:num>
   <w:num w:numId="4" w16cid:durableId="500435007">
     <w:abstractNumId w:val="11"/>
   </w:num>
   <w:num w:numId="5" w16cid:durableId="1033847455">
-    <w:abstractNumId w:val="93"/>
+    <w:abstractNumId w:val="96"/>
   </w:num>
   <w:num w:numId="6" w16cid:durableId="267081670">
-    <w:abstractNumId w:val="23"/>
+    <w:abstractNumId w:val="24"/>
   </w:num>
   <w:num w:numId="7" w16cid:durableId="1769304624">
     <w:abstractNumId w:val="8"/>
   </w:num>
   <w:num w:numId="8" w16cid:durableId="1135759933">
-    <w:abstractNumId w:val="71"/>
+    <w:abstractNumId w:val="74"/>
   </w:num>
   <w:num w:numId="9" w16cid:durableId="442268721">
+    <w:abstractNumId w:val="54"/>
+  </w:num>
+  <w:num w:numId="10" w16cid:durableId="691494407">
     <w:abstractNumId w:val="52"/>
   </w:num>
-  <w:num w:numId="10" w16cid:durableId="691494407">
-    <w:abstractNumId w:val="50"/>
-  </w:num>
   <w:num w:numId="11" w16cid:durableId="1705208919">
-    <w:abstractNumId w:val="51"/>
+    <w:abstractNumId w:val="53"/>
   </w:num>
   <w:num w:numId="12" w16cid:durableId="401762157">
     <w:abstractNumId w:val="13"/>
   </w:num>
   <w:num w:numId="13" w16cid:durableId="967707405">
-    <w:abstractNumId w:val="48"/>
+    <w:abstractNumId w:val="50"/>
   </w:num>
   <w:num w:numId="14" w16cid:durableId="2070766778">
-    <w:abstractNumId w:val="37"/>
+    <w:abstractNumId w:val="39"/>
   </w:num>
   <w:num w:numId="15" w16cid:durableId="716323964">
-    <w:abstractNumId w:val="29"/>
+    <w:abstractNumId w:val="30"/>
   </w:num>
   <w:num w:numId="16" w16cid:durableId="748966896">
-    <w:abstractNumId w:val="27"/>
+    <w:abstractNumId w:val="28"/>
   </w:num>
   <w:num w:numId="17" w16cid:durableId="1612980622">
-    <w:abstractNumId w:val="80"/>
+    <w:abstractNumId w:val="83"/>
   </w:num>
   <w:num w:numId="18" w16cid:durableId="2093504055">
-    <w:abstractNumId w:val="85"/>
+    <w:abstractNumId w:val="88"/>
   </w:num>
   <w:num w:numId="19" w16cid:durableId="344942916">
     <w:abstractNumId w:val="18"/>
@@ -15569,211 +16204,211 @@
     <w:abstractNumId w:val="12"/>
   </w:num>
   <w:num w:numId="21" w16cid:durableId="1645238814">
-    <w:abstractNumId w:val="54"/>
+    <w:abstractNumId w:val="56"/>
   </w:num>
   <w:num w:numId="22" w16cid:durableId="1129937329">
     <w:abstractNumId w:val="6"/>
   </w:num>
   <w:num w:numId="23" w16cid:durableId="1723820948">
-    <w:abstractNumId w:val="60"/>
+    <w:abstractNumId w:val="63"/>
   </w:num>
   <w:num w:numId="24" w16cid:durableId="837844535">
-    <w:abstractNumId w:val="81"/>
+    <w:abstractNumId w:val="84"/>
   </w:num>
   <w:num w:numId="25" w16cid:durableId="1206138890">
-    <w:abstractNumId w:val="43"/>
+    <w:abstractNumId w:val="45"/>
   </w:num>
   <w:num w:numId="26" w16cid:durableId="1390418193">
     <w:abstractNumId w:val="17"/>
   </w:num>
   <w:num w:numId="27" w16cid:durableId="728844960">
-    <w:abstractNumId w:val="69"/>
+    <w:abstractNumId w:val="72"/>
   </w:num>
   <w:num w:numId="28" w16cid:durableId="2125732567">
-    <w:abstractNumId w:val="33"/>
+    <w:abstractNumId w:val="34"/>
   </w:num>
   <w:num w:numId="29" w16cid:durableId="1090812348">
-    <w:abstractNumId w:val="35"/>
+    <w:abstractNumId w:val="36"/>
   </w:num>
   <w:num w:numId="30" w16cid:durableId="296447531">
-    <w:abstractNumId w:val="87"/>
+    <w:abstractNumId w:val="90"/>
   </w:num>
   <w:num w:numId="31" w16cid:durableId="1884710918">
+    <w:abstractNumId w:val="89"/>
+  </w:num>
+  <w:num w:numId="32" w16cid:durableId="234828197">
     <w:abstractNumId w:val="86"/>
   </w:num>
-  <w:num w:numId="32" w16cid:durableId="234828197">
-    <w:abstractNumId w:val="83"/>
-  </w:num>
   <w:num w:numId="33" w16cid:durableId="1187061975">
-    <w:abstractNumId w:val="90"/>
+    <w:abstractNumId w:val="93"/>
   </w:num>
   <w:num w:numId="34" w16cid:durableId="1541361364">
     <w:abstractNumId w:val="15"/>
   </w:num>
   <w:num w:numId="35" w16cid:durableId="469323940">
-    <w:abstractNumId w:val="64"/>
+    <w:abstractNumId w:val="67"/>
   </w:num>
   <w:num w:numId="36" w16cid:durableId="171921766">
-    <w:abstractNumId w:val="73"/>
+    <w:abstractNumId w:val="76"/>
   </w:num>
   <w:num w:numId="37" w16cid:durableId="698353443">
-    <w:abstractNumId w:val="98"/>
+    <w:abstractNumId w:val="102"/>
   </w:num>
   <w:num w:numId="38" w16cid:durableId="1940941360">
     <w:abstractNumId w:val="4"/>
   </w:num>
   <w:num w:numId="39" w16cid:durableId="116679975">
-    <w:abstractNumId w:val="49"/>
+    <w:abstractNumId w:val="51"/>
   </w:num>
   <w:num w:numId="40" w16cid:durableId="1714963468">
-    <w:abstractNumId w:val="74"/>
+    <w:abstractNumId w:val="77"/>
   </w:num>
   <w:num w:numId="41" w16cid:durableId="1018429896">
-    <w:abstractNumId w:val="91"/>
+    <w:abstractNumId w:val="94"/>
   </w:num>
   <w:num w:numId="42" w16cid:durableId="941061820">
     <w:abstractNumId w:val="1"/>
   </w:num>
   <w:num w:numId="43" w16cid:durableId="726339675">
+    <w:abstractNumId w:val="42"/>
+  </w:num>
+  <w:num w:numId="44" w16cid:durableId="348455922">
     <w:abstractNumId w:val="40"/>
   </w:num>
-  <w:num w:numId="44" w16cid:durableId="348455922">
-    <w:abstractNumId w:val="38"/>
-  </w:num>
   <w:num w:numId="45" w16cid:durableId="1999069253">
-    <w:abstractNumId w:val="97"/>
+    <w:abstractNumId w:val="101"/>
   </w:num>
   <w:num w:numId="46" w16cid:durableId="1969966184">
     <w:abstractNumId w:val="10"/>
   </w:num>
   <w:num w:numId="47" w16cid:durableId="781874132">
-    <w:abstractNumId w:val="57"/>
+    <w:abstractNumId w:val="59"/>
   </w:num>
   <w:num w:numId="48" w16cid:durableId="357778884">
-    <w:abstractNumId w:val="79"/>
+    <w:abstractNumId w:val="82"/>
   </w:num>
   <w:num w:numId="49" w16cid:durableId="1508203898">
-    <w:abstractNumId w:val="84"/>
+    <w:abstractNumId w:val="87"/>
   </w:num>
   <w:num w:numId="50" w16cid:durableId="1682318083">
-    <w:abstractNumId w:val="63"/>
+    <w:abstractNumId w:val="66"/>
   </w:num>
   <w:num w:numId="51" w16cid:durableId="1708262490">
     <w:abstractNumId w:val="2"/>
   </w:num>
   <w:num w:numId="52" w16cid:durableId="33585703">
-    <w:abstractNumId w:val="34"/>
+    <w:abstractNumId w:val="35"/>
   </w:num>
   <w:num w:numId="53" w16cid:durableId="1614706232">
-    <w:abstractNumId w:val="72"/>
+    <w:abstractNumId w:val="75"/>
   </w:num>
   <w:num w:numId="54" w16cid:durableId="1594314839">
-    <w:abstractNumId w:val="28"/>
+    <w:abstractNumId w:val="29"/>
   </w:num>
   <w:num w:numId="55" w16cid:durableId="1526674347">
-    <w:abstractNumId w:val="89"/>
+    <w:abstractNumId w:val="92"/>
   </w:num>
   <w:num w:numId="56" w16cid:durableId="814222603">
-    <w:abstractNumId w:val="75"/>
+    <w:abstractNumId w:val="78"/>
   </w:num>
   <w:num w:numId="57" w16cid:durableId="1449931854">
+    <w:abstractNumId w:val="64"/>
+  </w:num>
+  <w:num w:numId="58" w16cid:durableId="173110024">
     <w:abstractNumId w:val="61"/>
   </w:num>
-  <w:num w:numId="58" w16cid:durableId="173110024">
-    <w:abstractNumId w:val="59"/>
-  </w:num>
   <w:num w:numId="59" w16cid:durableId="1933391554">
-    <w:abstractNumId w:val="47"/>
+    <w:abstractNumId w:val="49"/>
   </w:num>
   <w:num w:numId="60" w16cid:durableId="659770676">
-    <w:abstractNumId w:val="88"/>
+    <w:abstractNumId w:val="91"/>
   </w:num>
   <w:num w:numId="61" w16cid:durableId="987126490">
-    <w:abstractNumId w:val="44"/>
+    <w:abstractNumId w:val="46"/>
   </w:num>
   <w:num w:numId="62" w16cid:durableId="2072000942">
     <w:abstractNumId w:val="21"/>
   </w:num>
   <w:num w:numId="63" w16cid:durableId="1637449647">
-    <w:abstractNumId w:val="41"/>
+    <w:abstractNumId w:val="43"/>
   </w:num>
   <w:num w:numId="64" w16cid:durableId="1111509654">
-    <w:abstractNumId w:val="30"/>
+    <w:abstractNumId w:val="31"/>
   </w:num>
   <w:num w:numId="65" w16cid:durableId="1154025284">
-    <w:abstractNumId w:val="78"/>
+    <w:abstractNumId w:val="81"/>
   </w:num>
   <w:num w:numId="66" w16cid:durableId="636229318">
-    <w:abstractNumId w:val="94"/>
+    <w:abstractNumId w:val="97"/>
   </w:num>
   <w:num w:numId="67" w16cid:durableId="1298336313">
-    <w:abstractNumId w:val="76"/>
+    <w:abstractNumId w:val="79"/>
   </w:num>
   <w:num w:numId="68" w16cid:durableId="1780643681">
-    <w:abstractNumId w:val="65"/>
+    <w:abstractNumId w:val="68"/>
   </w:num>
   <w:num w:numId="69" w16cid:durableId="897321311">
     <w:abstractNumId w:val="16"/>
   </w:num>
   <w:num w:numId="70" w16cid:durableId="129985987">
-    <w:abstractNumId w:val="39"/>
+    <w:abstractNumId w:val="41"/>
   </w:num>
   <w:num w:numId="71" w16cid:durableId="225920747">
     <w:abstractNumId w:val="0"/>
   </w:num>
   <w:num w:numId="72" w16cid:durableId="193422590">
-    <w:abstractNumId w:val="95"/>
+    <w:abstractNumId w:val="98"/>
   </w:num>
   <w:num w:numId="73" w16cid:durableId="1538079356">
     <w:abstractNumId w:val="9"/>
   </w:num>
   <w:num w:numId="74" w16cid:durableId="1570772970">
-    <w:abstractNumId w:val="68"/>
+    <w:abstractNumId w:val="71"/>
   </w:num>
   <w:num w:numId="75" w16cid:durableId="939339658">
-    <w:abstractNumId w:val="66"/>
+    <w:abstractNumId w:val="69"/>
   </w:num>
   <w:num w:numId="76" w16cid:durableId="247924988">
-    <w:abstractNumId w:val="92"/>
+    <w:abstractNumId w:val="95"/>
   </w:num>
   <w:num w:numId="77" w16cid:durableId="1729180216">
-    <w:abstractNumId w:val="26"/>
+    <w:abstractNumId w:val="27"/>
   </w:num>
   <w:num w:numId="78" w16cid:durableId="44567889">
+    <w:abstractNumId w:val="73"/>
+  </w:num>
+  <w:num w:numId="79" w16cid:durableId="764571186">
+    <w:abstractNumId w:val="99"/>
+  </w:num>
+  <w:num w:numId="80" w16cid:durableId="1858347991">
+    <w:abstractNumId w:val="47"/>
+  </w:num>
+  <w:num w:numId="81" w16cid:durableId="1245643883">
+    <w:abstractNumId w:val="58"/>
+  </w:num>
+  <w:num w:numId="82" w16cid:durableId="1252928820">
+    <w:abstractNumId w:val="33"/>
+  </w:num>
+  <w:num w:numId="83" w16cid:durableId="1396273051">
+    <w:abstractNumId w:val="32"/>
+  </w:num>
+  <w:num w:numId="84" w16cid:durableId="1608194036">
+    <w:abstractNumId w:val="85"/>
+  </w:num>
+  <w:num w:numId="85" w16cid:durableId="598638423">
+    <w:abstractNumId w:val="65"/>
+  </w:num>
+  <w:num w:numId="86" w16cid:durableId="606155975">
+    <w:abstractNumId w:val="103"/>
+  </w:num>
+  <w:num w:numId="87" w16cid:durableId="695470575">
     <w:abstractNumId w:val="70"/>
   </w:num>
-  <w:num w:numId="79" w16cid:durableId="764571186">
-    <w:abstractNumId w:val="96"/>
-  </w:num>
-  <w:num w:numId="80" w16cid:durableId="1858347991">
-    <w:abstractNumId w:val="45"/>
-  </w:num>
-  <w:num w:numId="81" w16cid:durableId="1245643883">
-    <w:abstractNumId w:val="56"/>
-  </w:num>
-  <w:num w:numId="82" w16cid:durableId="1252928820">
-    <w:abstractNumId w:val="32"/>
-  </w:num>
-  <w:num w:numId="83" w16cid:durableId="1396273051">
-    <w:abstractNumId w:val="31"/>
-  </w:num>
-  <w:num w:numId="84" w16cid:durableId="1608194036">
-    <w:abstractNumId w:val="82"/>
-  </w:num>
-  <w:num w:numId="85" w16cid:durableId="598638423">
-    <w:abstractNumId w:val="62"/>
-  </w:num>
-  <w:num w:numId="86" w16cid:durableId="606155975">
-    <w:abstractNumId w:val="99"/>
-  </w:num>
-  <w:num w:numId="87" w16cid:durableId="695470575">
-    <w:abstractNumId w:val="67"/>
-  </w:num>
   <w:num w:numId="88" w16cid:durableId="1400984171">
-    <w:abstractNumId w:val="53"/>
+    <w:abstractNumId w:val="55"/>
   </w:num>
   <w:num w:numId="89" w16cid:durableId="1548568754">
-    <w:abstractNumId w:val="36"/>
+    <w:abstractNumId w:val="37"/>
   </w:num>
   <w:num w:numId="90" w16cid:durableId="1185821287">
     <w:abstractNumId w:val="14"/>
@@ -15782,22 +16417,22 @@
     <w:abstractNumId w:val="20"/>
   </w:num>
   <w:num w:numId="92" w16cid:durableId="1167525099">
-    <w:abstractNumId w:val="58"/>
+    <w:abstractNumId w:val="60"/>
   </w:num>
   <w:num w:numId="93" w16cid:durableId="341785630">
-    <w:abstractNumId w:val="24"/>
+    <w:abstractNumId w:val="25"/>
   </w:num>
   <w:num w:numId="94" w16cid:durableId="1272513776">
-    <w:abstractNumId w:val="22"/>
+    <w:abstractNumId w:val="23"/>
   </w:num>
   <w:num w:numId="95" w16cid:durableId="1507862555">
     <w:abstractNumId w:val="7"/>
   </w:num>
   <w:num w:numId="96" w16cid:durableId="1703479897">
-    <w:abstractNumId w:val="46"/>
+    <w:abstractNumId w:val="48"/>
   </w:num>
   <w:num w:numId="97" w16cid:durableId="1823034222">
-    <w:abstractNumId w:val="42"/>
+    <w:abstractNumId w:val="44"/>
   </w:num>
   <w:num w:numId="98" w16cid:durableId="1150902035">
     <w:abstractNumId w:val="5"/>
@@ -15806,7 +16441,19 @@
     <w:abstractNumId w:val="19"/>
   </w:num>
   <w:num w:numId="100" w16cid:durableId="1382751872">
-    <w:abstractNumId w:val="77"/>
+    <w:abstractNumId w:val="80"/>
+  </w:num>
+  <w:num w:numId="101" w16cid:durableId="2085299783">
+    <w:abstractNumId w:val="22"/>
+  </w:num>
+  <w:num w:numId="102" w16cid:durableId="1646466195">
+    <w:abstractNumId w:val="38"/>
+  </w:num>
+  <w:num w:numId="103" w16cid:durableId="649016663">
+    <w:abstractNumId w:val="62"/>
+  </w:num>
+  <w:num w:numId="104" w16cid:durableId="104233553">
+    <w:abstractNumId w:val="100"/>
   </w:num>
 </w:numbering>
 </file>

--- a/data/Market_Read_quarterly.docx
+++ b/data/Market_Read_quarterly.docx
@@ -14,361 +14,259 @@
           <w:b/>
           <w:bCs/>
         </w:rPr>
-        <w:t>Quarterly Market Read: November 18, 2025</w:t>
+        <w:t>Quarterly Market Read: November 20, 2025</w:t>
       </w:r>
     </w:p>
     <w:p>
-      <w:r>
-        <w:t xml:space="preserve">The market is saying (all numbers are </w:t>
-      </w:r>
+      <w:pPr>
+        <w:rPr>
+          <w:b/>
+          <w:bCs/>
+        </w:rPr>
+      </w:pPr>
       <w:r>
         <w:rPr>
           <w:b/>
           <w:bCs/>
         </w:rPr>
-        <w:t>QTD % returns</w:t>
-      </w:r>
-      <w:r>
-        <w:t>):</w:t>
+        <w:t>The market is saying (all numbers are QTD % returns):</w:t>
       </w:r>
     </w:p>
     <w:p>
       <w:pPr>
         <w:numPr>
           <w:ilvl w:val="0"/>
-          <w:numId w:val="103"/>
+          <w:numId w:val="107"/>
         </w:numPr>
+        <w:rPr>
+          <w:b/>
+          <w:bCs/>
+        </w:rPr>
       </w:pPr>
       <w:r>
         <w:rPr>
           <w:b/>
           <w:bCs/>
         </w:rPr>
-        <w:t>Breadth</w:t>
+        <w:t>Breadth: 31.6% of names are positive.</w:t>
       </w:r>
-      <w:r>
-        <w:t xml:space="preserve">: </w:t>
-      </w:r>
+    </w:p>
+    <w:p>
+      <w:pPr>
+        <w:numPr>
+          <w:ilvl w:val="0"/>
+          <w:numId w:val="107"/>
+        </w:numPr>
+        <w:rPr>
+          <w:b/>
+          <w:bCs/>
+        </w:rPr>
+      </w:pPr>
       <w:r>
         <w:rPr>
           <w:b/>
           <w:bCs/>
         </w:rPr>
-        <w:t>37.6%</w:t>
-      </w:r>
-      <w:r>
-        <w:t xml:space="preserve"> of names are positive.</w:t>
+        <w:t>Information Technology: heavy (avg -5.96%).</w:t>
       </w:r>
     </w:p>
     <w:p>
       <w:pPr>
         <w:numPr>
           <w:ilvl w:val="0"/>
-          <w:numId w:val="103"/>
+          <w:numId w:val="107"/>
         </w:numPr>
+        <w:rPr>
+          <w:b/>
+          <w:bCs/>
+        </w:rPr>
       </w:pPr>
       <w:r>
         <w:rPr>
           <w:b/>
           <w:bCs/>
         </w:rPr>
-        <w:t>Information Technology</w:t>
+        <w:t>Industrials: heavy (avg -5.00%).</w:t>
       </w:r>
-      <w:r>
-        <w:t xml:space="preserve">: soft (avg </w:t>
-      </w:r>
+    </w:p>
+    <w:p>
+      <w:pPr>
+        <w:numPr>
+          <w:ilvl w:val="0"/>
+          <w:numId w:val="107"/>
+        </w:numPr>
+        <w:rPr>
+          <w:b/>
+          <w:bCs/>
+        </w:rPr>
+      </w:pPr>
       <w:r>
         <w:rPr>
           <w:b/>
           <w:bCs/>
         </w:rPr>
-        <w:t>-3.17%</w:t>
-      </w:r>
-      <w:r>
-        <w:t>).</w:t>
+        <w:t>Consumer Staples: soft (avg -2.45%).</w:t>
       </w:r>
     </w:p>
     <w:p>
       <w:pPr>
         <w:numPr>
           <w:ilvl w:val="0"/>
-          <w:numId w:val="103"/>
+          <w:numId w:val="107"/>
         </w:numPr>
+        <w:rPr>
+          <w:b/>
+          <w:bCs/>
+        </w:rPr>
       </w:pPr>
       <w:r>
         <w:rPr>
           <w:b/>
           <w:bCs/>
         </w:rPr>
-        <w:t>Industrials</w:t>
+        <w:t>Consumer Discretionary: heavy (avg -8.91%).</w:t>
       </w:r>
-      <w:r>
-        <w:t xml:space="preserve">: soft (avg </w:t>
-      </w:r>
+    </w:p>
+    <w:p>
+      <w:pPr>
+        <w:numPr>
+          <w:ilvl w:val="0"/>
+          <w:numId w:val="107"/>
+        </w:numPr>
+        <w:rPr>
+          <w:b/>
+          <w:bCs/>
+        </w:rPr>
+      </w:pPr>
       <w:r>
         <w:rPr>
           <w:b/>
           <w:bCs/>
         </w:rPr>
-        <w:t>-3.87%</w:t>
-      </w:r>
-      <w:r>
-        <w:t>).</w:t>
+        <w:t>Financials: heavy (avg -6.03%).</w:t>
       </w:r>
     </w:p>
     <w:p>
       <w:pPr>
         <w:numPr>
           <w:ilvl w:val="0"/>
-          <w:numId w:val="103"/>
+          <w:numId w:val="107"/>
         </w:numPr>
+        <w:rPr>
+          <w:b/>
+          <w:bCs/>
+        </w:rPr>
       </w:pPr>
       <w:r>
         <w:rPr>
           <w:b/>
           <w:bCs/>
         </w:rPr>
-        <w:t>Consumer Staples</w:t>
+        <w:t>Utilities: soft (avg -0.43%).</w:t>
       </w:r>
-      <w:r>
-        <w:t xml:space="preserve">: soft (avg </w:t>
-      </w:r>
+    </w:p>
+    <w:p>
+      <w:pPr>
+        <w:numPr>
+          <w:ilvl w:val="0"/>
+          <w:numId w:val="107"/>
+        </w:numPr>
+        <w:rPr>
+          <w:b/>
+          <w:bCs/>
+        </w:rPr>
+      </w:pPr>
       <w:r>
         <w:rPr>
           <w:b/>
           <w:bCs/>
         </w:rPr>
-        <w:t>-1.68%</w:t>
-      </w:r>
-      <w:r>
-        <w:t>).</w:t>
+        <w:t>Real Estate: heavy (avg -6.82%).</w:t>
       </w:r>
     </w:p>
     <w:p>
       <w:pPr>
         <w:numPr>
           <w:ilvl w:val="0"/>
-          <w:numId w:val="103"/>
+          <w:numId w:val="107"/>
         </w:numPr>
+        <w:rPr>
+          <w:b/>
+          <w:bCs/>
+        </w:rPr>
       </w:pPr>
       <w:r>
         <w:rPr>
           <w:b/>
           <w:bCs/>
         </w:rPr>
-        <w:t>Consumer Discretionary</w:t>
+        <w:t>Materials: heavy (avg -6.95%).</w:t>
       </w:r>
-      <w:r>
-        <w:t xml:space="preserve">: heavy (avg </w:t>
-      </w:r>
+    </w:p>
+    <w:p>
+      <w:pPr>
+        <w:numPr>
+          <w:ilvl w:val="0"/>
+          <w:numId w:val="107"/>
+        </w:numPr>
+        <w:rPr>
+          <w:b/>
+          <w:bCs/>
+        </w:rPr>
+      </w:pPr>
       <w:r>
         <w:rPr>
           <w:b/>
           <w:bCs/>
         </w:rPr>
-        <w:t>-7.59%</w:t>
-      </w:r>
-      <w:r>
-        <w:t>).</w:t>
+        <w:t>Energy: soft (avg -1.29%).</w:t>
       </w:r>
     </w:p>
     <w:p>
       <w:pPr>
         <w:numPr>
           <w:ilvl w:val="0"/>
-          <w:numId w:val="103"/>
+          <w:numId w:val="107"/>
         </w:numPr>
+        <w:rPr>
+          <w:b/>
+          <w:bCs/>
+        </w:rPr>
       </w:pPr>
       <w:r>
         <w:rPr>
           <w:b/>
           <w:bCs/>
         </w:rPr>
-        <w:t>Financials</w:t>
+        <w:t>Health Care: leading (avg +4.29%).</w:t>
       </w:r>
-      <w:r>
-        <w:t xml:space="preserve">: heavy (avg </w:t>
-      </w:r>
+    </w:p>
+    <w:p>
+      <w:pPr>
+        <w:numPr>
+          <w:ilvl w:val="0"/>
+          <w:numId w:val="107"/>
+        </w:numPr>
+        <w:rPr>
+          <w:b/>
+          <w:bCs/>
+        </w:rPr>
+      </w:pPr>
       <w:r>
         <w:rPr>
           <w:b/>
           <w:bCs/>
         </w:rPr>
-        <w:t>-5.68%</w:t>
-      </w:r>
-      <w:r>
-        <w:t>).</w:t>
+        <w:t>Communication Services: heavy (avg -10.92%).</w:t>
       </w:r>
     </w:p>
     <w:p>
       <w:pPr>
-        <w:numPr>
-          <w:ilvl w:val="0"/>
-          <w:numId w:val="103"/>
-        </w:numPr>
-      </w:pPr>
-      <w:r>
         <w:rPr>
           <w:b/>
           <w:bCs/>
         </w:rPr>
-        <w:t>Utilities</w:t>
-      </w:r>
-      <w:r>
-        <w:t xml:space="preserve">: firm (avg </w:t>
-      </w:r>
-      <w:r>
-        <w:rPr>
-          <w:b/>
-          <w:bCs/>
-        </w:rPr>
-        <w:t>+1.25%</w:t>
-      </w:r>
-      <w:r>
-        <w:t>).</w:t>
-      </w:r>
-    </w:p>
-    <w:p>
-      <w:pPr>
-        <w:numPr>
-          <w:ilvl w:val="0"/>
-          <w:numId w:val="103"/>
-        </w:numPr>
-      </w:pPr>
-      <w:r>
-        <w:rPr>
-          <w:b/>
-          <w:bCs/>
-        </w:rPr>
-        <w:t>Real Estate</w:t>
-      </w:r>
-      <w:r>
-        <w:t xml:space="preserve">: heavy (avg </w:t>
-      </w:r>
-      <w:r>
-        <w:rPr>
-          <w:b/>
-          <w:bCs/>
-        </w:rPr>
-        <w:t>-5.88%</w:t>
-      </w:r>
-      <w:r>
-        <w:t>).</w:t>
-      </w:r>
-    </w:p>
-    <w:p>
-      <w:pPr>
-        <w:numPr>
-          <w:ilvl w:val="0"/>
-          <w:numId w:val="103"/>
-        </w:numPr>
-      </w:pPr>
-      <w:r>
-        <w:rPr>
-          <w:b/>
-          <w:bCs/>
-        </w:rPr>
-        <w:t>Materials</w:t>
-      </w:r>
-      <w:r>
-        <w:t xml:space="preserve">: heavy (avg </w:t>
-      </w:r>
-      <w:r>
-        <w:rPr>
-          <w:b/>
-          <w:bCs/>
-        </w:rPr>
-        <w:t>-5.46%</w:t>
-      </w:r>
-      <w:r>
-        <w:t>).</w:t>
-      </w:r>
-    </w:p>
-    <w:p>
-      <w:pPr>
-        <w:numPr>
-          <w:ilvl w:val="0"/>
-          <w:numId w:val="103"/>
-        </w:numPr>
-      </w:pPr>
-      <w:r>
-        <w:rPr>
-          <w:b/>
-          <w:bCs/>
-        </w:rPr>
-        <w:t>Energy</w:t>
-      </w:r>
-      <w:r>
-        <w:t xml:space="preserve">: strong (avg </w:t>
-      </w:r>
-      <w:r>
-        <w:rPr>
-          <w:b/>
-          <w:bCs/>
-        </w:rPr>
-        <w:t>+1.64%</w:t>
-      </w:r>
-      <w:r>
-        <w:t>).</w:t>
-      </w:r>
-    </w:p>
-    <w:p>
-      <w:pPr>
-        <w:numPr>
-          <w:ilvl w:val="0"/>
-          <w:numId w:val="103"/>
-        </w:numPr>
-      </w:pPr>
-      <w:r>
-        <w:rPr>
-          <w:b/>
-          <w:bCs/>
-        </w:rPr>
-        <w:t>Health Care</w:t>
-      </w:r>
-      <w:r>
-        <w:t xml:space="preserve">: leading (avg </w:t>
-      </w:r>
-      <w:r>
-        <w:rPr>
-          <w:b/>
-          <w:bCs/>
-        </w:rPr>
-        <w:t>+5.41%</w:t>
-      </w:r>
-      <w:r>
-        <w:t>).</w:t>
-      </w:r>
-    </w:p>
-    <w:p>
-      <w:pPr>
-        <w:numPr>
-          <w:ilvl w:val="0"/>
-          <w:numId w:val="103"/>
-        </w:numPr>
-      </w:pPr>
-      <w:r>
-        <w:rPr>
-          <w:b/>
-          <w:bCs/>
-        </w:rPr>
-        <w:t>Communication Services</w:t>
-      </w:r>
-      <w:r>
-        <w:t xml:space="preserve">: heavy (avg </w:t>
-      </w:r>
-      <w:r>
-        <w:rPr>
-          <w:b/>
-          <w:bCs/>
-        </w:rPr>
-        <w:t>-8.96%</w:t>
-      </w:r>
-      <w:r>
-        <w:t>).</w:t>
-      </w:r>
-    </w:p>
-    <w:p>
+      </w:pPr>
       <w:r>
         <w:rPr>
           <w:b/>
@@ -381,120 +279,88 @@
       <w:pPr>
         <w:numPr>
           <w:ilvl w:val="0"/>
-          <w:numId w:val="104"/>
+          <w:numId w:val="108"/>
         </w:numPr>
+        <w:rPr>
+          <w:b/>
+          <w:bCs/>
+        </w:rPr>
       </w:pPr>
       <w:r>
         <w:rPr>
           <w:b/>
           <w:bCs/>
         </w:rPr>
-        <w:t>Gold</w:t>
+        <w:t>Gold: bid (+5.45%)</w:t>
       </w:r>
-      <w:r>
-        <w:t>: bid (</w:t>
-      </w:r>
+    </w:p>
+    <w:p>
+      <w:pPr>
+        <w:numPr>
+          <w:ilvl w:val="0"/>
+          <w:numId w:val="108"/>
+        </w:numPr>
+        <w:rPr>
+          <w:b/>
+          <w:bCs/>
+        </w:rPr>
+      </w:pPr>
       <w:r>
         <w:rPr>
           <w:b/>
           <w:bCs/>
         </w:rPr>
-        <w:t>+5.31%</w:t>
-      </w:r>
-      <w:r>
-        <w:t>)</w:t>
+        <w:t>USD: firm (+3.27%)</w:t>
       </w:r>
     </w:p>
     <w:p>
       <w:pPr>
         <w:numPr>
           <w:ilvl w:val="0"/>
-          <w:numId w:val="104"/>
+          <w:numId w:val="108"/>
         </w:numPr>
+        <w:rPr>
+          <w:b/>
+          <w:bCs/>
+        </w:rPr>
       </w:pPr>
       <w:r>
         <w:rPr>
           <w:b/>
           <w:bCs/>
         </w:rPr>
-        <w:t>USD</w:t>
+        <w:t>Yields: falling (-0.86%)</w:t>
       </w:r>
-      <w:r>
-        <w:t>: firm (</w:t>
-      </w:r>
+    </w:p>
+    <w:p>
+      <w:pPr>
+        <w:numPr>
+          <w:ilvl w:val="0"/>
+          <w:numId w:val="108"/>
+        </w:numPr>
+        <w:rPr>
+          <w:b/>
+          <w:bCs/>
+        </w:rPr>
+      </w:pPr>
       <w:r>
         <w:rPr>
           <w:b/>
           <w:bCs/>
         </w:rPr>
-        <w:t>+2.54%</w:t>
-      </w:r>
-      <w:r>
-        <w:t>)</w:t>
+        <w:t>Bonds: soft (-0.40%)</w:t>
       </w:r>
     </w:p>
     <w:p>
       <w:pPr>
         <w:numPr>
           <w:ilvl w:val="0"/>
-          <w:numId w:val="104"/>
+          <w:numId w:val="108"/>
         </w:numPr>
-      </w:pPr>
-      <w:r>
         <w:rPr>
           <w:b/>
           <w:bCs/>
         </w:rPr>
-        <w:t>Yields</w:t>
-      </w:r>
-      <w:r>
-        <w:t>: falling (</w:t>
-      </w:r>
-      <w:r>
-        <w:rPr>
-          <w:b/>
-          <w:bCs/>
-        </w:rPr>
-        <w:t>-0.46%</w:t>
-      </w:r>
-      <w:r>
-        <w:t>)</w:t>
-      </w:r>
-    </w:p>
-    <w:p>
-      <w:pPr>
-        <w:numPr>
-          <w:ilvl w:val="0"/>
-          <w:numId w:val="104"/>
-        </w:numPr>
-      </w:pPr>
-      <w:r>
-        <w:rPr>
-          <w:b/>
-          <w:bCs/>
-        </w:rPr>
-        <w:t>Bonds</w:t>
-      </w:r>
-      <w:r>
-        <w:t>: soft (</w:t>
-      </w:r>
-      <w:r>
-        <w:rPr>
-          <w:b/>
-          <w:bCs/>
-        </w:rPr>
-        <w:t>-0.47%</w:t>
-      </w:r>
-      <w:r>
-        <w:t>)</w:t>
-      </w:r>
-    </w:p>
-    <w:p>
-      <w:pPr>
-        <w:numPr>
-          <w:ilvl w:val="0"/>
-          <w:numId w:val="104"/>
-        </w:numPr>
       </w:pPr>
       <w:r>
         <w:rPr>
@@ -502,135 +368,22 @@
           <w:bCs/>
         </w:rPr>
         <w:lastRenderedPageBreak/>
-        <w:t>Energy Complex (USO, UNG)</w:t>
+        <w:t>Energy Complex (USO, UNG): firm (+2.72%)</w:t>
       </w:r>
-      <w:r>
-        <w:t>: strong (</w:t>
-      </w:r>
+    </w:p>
+    <w:p>
+      <w:pPr>
+        <w:rPr>
+          <w:b/>
+          <w:bCs/>
+        </w:rPr>
+      </w:pPr>
       <w:r>
         <w:rPr>
           <w:b/>
           <w:bCs/>
         </w:rPr>
-        <w:t>+3.56%</w:t>
-      </w:r>
-      <w:r>
-        <w:t>)</w:t>
-      </w:r>
-    </w:p>
-    <w:p>
-      <w:r>
-        <w:rPr>
-          <w:b/>
-          <w:bCs/>
-        </w:rPr>
-        <w:t>Bottom line:</w:t>
-      </w:r>
-      <w:r>
-        <w:rPr>
-          <w:b/>
-          <w:bCs/>
-        </w:rPr>
-        <w:t xml:space="preserve">  </w:t>
-      </w:r>
-      <w:r>
-        <w:t xml:space="preserve">Market breadth slipped further, with barely over a third of names positive. Leadership remains </w:t>
-      </w:r>
-      <w:r>
-        <w:rPr>
-          <w:b/>
-          <w:bCs/>
-        </w:rPr>
-        <w:t>extremely narrow</w:t>
-      </w:r>
-      <w:r>
-        <w:t xml:space="preserve">, centered almost entirely on </w:t>
-      </w:r>
-      <w:r>
-        <w:rPr>
-          <w:b/>
-          <w:bCs/>
-        </w:rPr>
-        <w:t>Health Care</w:t>
-      </w:r>
-      <w:r>
-        <w:t xml:space="preserve"> and </w:t>
-      </w:r>
-      <w:r>
-        <w:rPr>
-          <w:b/>
-          <w:bCs/>
-        </w:rPr>
-        <w:t>Energy</w:t>
-      </w:r>
-      <w:r>
-        <w:t xml:space="preserve">, while </w:t>
-      </w:r>
-      <w:r>
-        <w:rPr>
-          <w:b/>
-          <w:bCs/>
-        </w:rPr>
-        <w:t>Utilities</w:t>
-      </w:r>
-      <w:r>
-        <w:t xml:space="preserve"> provide modest support. Most cyclical and rate-sensitive areas — </w:t>
-      </w:r>
-      <w:r>
-        <w:rPr>
-          <w:b/>
-          <w:bCs/>
-        </w:rPr>
-        <w:t>Discretionary, Real Estate, Materials, Financials, and Communication Services</w:t>
-      </w:r>
-      <w:r>
-        <w:t xml:space="preserve"> — continue to post meaningful downside.</w:t>
-      </w:r>
-      <w:r>
-        <w:t xml:space="preserve"> </w:t>
-      </w:r>
-      <w:r>
-        <w:t xml:space="preserve">Macro posture — </w:t>
-      </w:r>
-      <w:r>
-        <w:rPr>
-          <w:b/>
-          <w:bCs/>
-        </w:rPr>
-        <w:t>gold bid, USD firm, yields falling, bonds soft, and the energy complex strong</w:t>
-      </w:r>
-      <w:r>
-        <w:t xml:space="preserve"> — signals a market leaning toward </w:t>
-      </w:r>
-      <w:r>
-        <w:rPr>
-          <w:b/>
-          <w:bCs/>
-        </w:rPr>
-        <w:t>defensive positioning in the face of slowing growth</w:t>
-      </w:r>
-      <w:r>
-        <w:t xml:space="preserve">, while </w:t>
-      </w:r>
-      <w:r>
-        <w:rPr>
-          <w:b/>
-          <w:bCs/>
-        </w:rPr>
-        <w:t>sticky inflation pressures</w:t>
-      </w:r>
-      <w:r>
-        <w:t xml:space="preserve"> keep investors anchored in </w:t>
-      </w:r>
-      <w:r>
-        <w:rPr>
-          <w:b/>
-          <w:bCs/>
-        </w:rPr>
-        <w:t>real assets, quality balance sheets, and commodity-linked exposures</w:t>
-      </w:r>
-      <w:r>
-        <w:t>, with high-beta and consumer-driven pockets remaining under pressure.</w:t>
+        <w:t>Bottom line: Market breadth has deteriorated sharply, with barely one-third of names positive. Leadership is extremely narrow, resting almost entirely on Health Care, while every major cyclical and rate-sensitive sector — Technology, Industrials, Discretionary, Financials, Real Estate, Materials, and Communication Services — is under heavy pressure. Macro posture — gold bid, USD firm, yields falling, bonds soft, and the energy complex firm — signals investors are bracing for slowing growth with persistent inflation concerns, rotating toward defensives, real assets, and quality balance sheets, while high-beta and consumer-oriented exposures continue to absorb the downside.</w:t>
       </w:r>
     </w:p>
     <w:p/>
@@ -3926,6 +3679,155 @@
     </w:lvl>
   </w:abstractNum>
   <w:abstractNum w:abstractNumId="22" w15:restartNumberingAfterBreak="0">
+    <w:nsid w:val="192F5B08"/>
+    <w:multiLevelType w:val="multilevel"/>
+    <w:tmpl w:val="FE3E1E8A"/>
+    <w:lvl w:ilvl="0">
+      <w:start w:val="1"/>
+      <w:numFmt w:val="bullet"/>
+      <w:lvlText w:val=""/>
+      <w:lvlJc w:val="left"/>
+      <w:pPr>
+        <w:tabs>
+          <w:tab w:val="num" w:pos="720"/>
+        </w:tabs>
+        <w:ind w:left="720" w:hanging="360"/>
+      </w:pPr>
+      <w:rPr>
+        <w:rFonts w:ascii="Symbol" w:hAnsi="Symbol" w:hint="default"/>
+        <w:sz w:val="20"/>
+      </w:rPr>
+    </w:lvl>
+    <w:lvl w:ilvl="1" w:tentative="1">
+      <w:start w:val="1"/>
+      <w:numFmt w:val="bullet"/>
+      <w:lvlText w:val="o"/>
+      <w:lvlJc w:val="left"/>
+      <w:pPr>
+        <w:tabs>
+          <w:tab w:val="num" w:pos="1440"/>
+        </w:tabs>
+        <w:ind w:left="1440" w:hanging="360"/>
+      </w:pPr>
+      <w:rPr>
+        <w:rFonts w:ascii="Courier New" w:hAnsi="Courier New" w:hint="default"/>
+        <w:sz w:val="20"/>
+      </w:rPr>
+    </w:lvl>
+    <w:lvl w:ilvl="2" w:tentative="1">
+      <w:start w:val="1"/>
+      <w:numFmt w:val="bullet"/>
+      <w:lvlText w:val=""/>
+      <w:lvlJc w:val="left"/>
+      <w:pPr>
+        <w:tabs>
+          <w:tab w:val="num" w:pos="2160"/>
+        </w:tabs>
+        <w:ind w:left="2160" w:hanging="360"/>
+      </w:pPr>
+      <w:rPr>
+        <w:rFonts w:ascii="Wingdings" w:hAnsi="Wingdings" w:hint="default"/>
+        <w:sz w:val="20"/>
+      </w:rPr>
+    </w:lvl>
+    <w:lvl w:ilvl="3" w:tentative="1">
+      <w:start w:val="1"/>
+      <w:numFmt w:val="bullet"/>
+      <w:lvlText w:val=""/>
+      <w:lvlJc w:val="left"/>
+      <w:pPr>
+        <w:tabs>
+          <w:tab w:val="num" w:pos="2880"/>
+        </w:tabs>
+        <w:ind w:left="2880" w:hanging="360"/>
+      </w:pPr>
+      <w:rPr>
+        <w:rFonts w:ascii="Wingdings" w:hAnsi="Wingdings" w:hint="default"/>
+        <w:sz w:val="20"/>
+      </w:rPr>
+    </w:lvl>
+    <w:lvl w:ilvl="4" w:tentative="1">
+      <w:start w:val="1"/>
+      <w:numFmt w:val="bullet"/>
+      <w:lvlText w:val=""/>
+      <w:lvlJc w:val="left"/>
+      <w:pPr>
+        <w:tabs>
+          <w:tab w:val="num" w:pos="3600"/>
+        </w:tabs>
+        <w:ind w:left="3600" w:hanging="360"/>
+      </w:pPr>
+      <w:rPr>
+        <w:rFonts w:ascii="Wingdings" w:hAnsi="Wingdings" w:hint="default"/>
+        <w:sz w:val="20"/>
+      </w:rPr>
+    </w:lvl>
+    <w:lvl w:ilvl="5" w:tentative="1">
+      <w:start w:val="1"/>
+      <w:numFmt w:val="bullet"/>
+      <w:lvlText w:val=""/>
+      <w:lvlJc w:val="left"/>
+      <w:pPr>
+        <w:tabs>
+          <w:tab w:val="num" w:pos="4320"/>
+        </w:tabs>
+        <w:ind w:left="4320" w:hanging="360"/>
+      </w:pPr>
+      <w:rPr>
+        <w:rFonts w:ascii="Wingdings" w:hAnsi="Wingdings" w:hint="default"/>
+        <w:sz w:val="20"/>
+      </w:rPr>
+    </w:lvl>
+    <w:lvl w:ilvl="6" w:tentative="1">
+      <w:start w:val="1"/>
+      <w:numFmt w:val="bullet"/>
+      <w:lvlText w:val=""/>
+      <w:lvlJc w:val="left"/>
+      <w:pPr>
+        <w:tabs>
+          <w:tab w:val="num" w:pos="5040"/>
+        </w:tabs>
+        <w:ind w:left="5040" w:hanging="360"/>
+      </w:pPr>
+      <w:rPr>
+        <w:rFonts w:ascii="Wingdings" w:hAnsi="Wingdings" w:hint="default"/>
+        <w:sz w:val="20"/>
+      </w:rPr>
+    </w:lvl>
+    <w:lvl w:ilvl="7" w:tentative="1">
+      <w:start w:val="1"/>
+      <w:numFmt w:val="bullet"/>
+      <w:lvlText w:val=""/>
+      <w:lvlJc w:val="left"/>
+      <w:pPr>
+        <w:tabs>
+          <w:tab w:val="num" w:pos="5760"/>
+        </w:tabs>
+        <w:ind w:left="5760" w:hanging="360"/>
+      </w:pPr>
+      <w:rPr>
+        <w:rFonts w:ascii="Wingdings" w:hAnsi="Wingdings" w:hint="default"/>
+        <w:sz w:val="20"/>
+      </w:rPr>
+    </w:lvl>
+    <w:lvl w:ilvl="8" w:tentative="1">
+      <w:start w:val="1"/>
+      <w:numFmt w:val="bullet"/>
+      <w:lvlText w:val=""/>
+      <w:lvlJc w:val="left"/>
+      <w:pPr>
+        <w:tabs>
+          <w:tab w:val="num" w:pos="6480"/>
+        </w:tabs>
+        <w:ind w:left="6480" w:hanging="360"/>
+      </w:pPr>
+      <w:rPr>
+        <w:rFonts w:ascii="Wingdings" w:hAnsi="Wingdings" w:hint="default"/>
+        <w:sz w:val="20"/>
+      </w:rPr>
+    </w:lvl>
+  </w:abstractNum>
+  <w:abstractNum w:abstractNumId="23" w15:restartNumberingAfterBreak="0">
     <w:nsid w:val="19A045FD"/>
     <w:multiLevelType w:val="multilevel"/>
     <w:tmpl w:val="A16AD95A"/>
@@ -4074,7 +3976,7 @@
       </w:rPr>
     </w:lvl>
   </w:abstractNum>
-  <w:abstractNum w:abstractNumId="23" w15:restartNumberingAfterBreak="0">
+  <w:abstractNum w:abstractNumId="24" w15:restartNumberingAfterBreak="0">
     <w:nsid w:val="1ABC615A"/>
     <w:multiLevelType w:val="multilevel"/>
     <w:tmpl w:val="0E3EB77C"/>
@@ -4223,7 +4125,7 @@
       </w:rPr>
     </w:lvl>
   </w:abstractNum>
-  <w:abstractNum w:abstractNumId="24" w15:restartNumberingAfterBreak="0">
+  <w:abstractNum w:abstractNumId="25" w15:restartNumberingAfterBreak="0">
     <w:nsid w:val="1B914BEA"/>
     <w:multiLevelType w:val="multilevel"/>
     <w:tmpl w:val="2244DADE"/>
@@ -4372,7 +4274,7 @@
       </w:rPr>
     </w:lvl>
   </w:abstractNum>
-  <w:abstractNum w:abstractNumId="25" w15:restartNumberingAfterBreak="0">
+  <w:abstractNum w:abstractNumId="26" w15:restartNumberingAfterBreak="0">
     <w:nsid w:val="1D044658"/>
     <w:multiLevelType w:val="multilevel"/>
     <w:tmpl w:val="D1901A1C"/>
@@ -4521,7 +4423,7 @@
       </w:rPr>
     </w:lvl>
   </w:abstractNum>
-  <w:abstractNum w:abstractNumId="26" w15:restartNumberingAfterBreak="0">
+  <w:abstractNum w:abstractNumId="27" w15:restartNumberingAfterBreak="0">
     <w:nsid w:val="1F5C4F6B"/>
     <w:multiLevelType w:val="multilevel"/>
     <w:tmpl w:val="0A385024"/>
@@ -4670,7 +4572,7 @@
       </w:rPr>
     </w:lvl>
   </w:abstractNum>
-  <w:abstractNum w:abstractNumId="27" w15:restartNumberingAfterBreak="0">
+  <w:abstractNum w:abstractNumId="28" w15:restartNumberingAfterBreak="0">
     <w:nsid w:val="1FB77766"/>
     <w:multiLevelType w:val="multilevel"/>
     <w:tmpl w:val="A6CEDDE2"/>
@@ -4819,7 +4721,7 @@
       </w:rPr>
     </w:lvl>
   </w:abstractNum>
-  <w:abstractNum w:abstractNumId="28" w15:restartNumberingAfterBreak="0">
+  <w:abstractNum w:abstractNumId="29" w15:restartNumberingAfterBreak="0">
     <w:nsid w:val="230F1EE1"/>
     <w:multiLevelType w:val="multilevel"/>
     <w:tmpl w:val="AF9A5E34"/>
@@ -4968,7 +4870,7 @@
       </w:rPr>
     </w:lvl>
   </w:abstractNum>
-  <w:abstractNum w:abstractNumId="29" w15:restartNumberingAfterBreak="0">
+  <w:abstractNum w:abstractNumId="30" w15:restartNumberingAfterBreak="0">
     <w:nsid w:val="235A6783"/>
     <w:multiLevelType w:val="multilevel"/>
     <w:tmpl w:val="B104713E"/>
@@ -5117,7 +5019,7 @@
       </w:rPr>
     </w:lvl>
   </w:abstractNum>
-  <w:abstractNum w:abstractNumId="30" w15:restartNumberingAfterBreak="0">
+  <w:abstractNum w:abstractNumId="31" w15:restartNumberingAfterBreak="0">
     <w:nsid w:val="271473B9"/>
     <w:multiLevelType w:val="multilevel"/>
     <w:tmpl w:val="96D048EE"/>
@@ -5266,7 +5168,7 @@
       </w:rPr>
     </w:lvl>
   </w:abstractNum>
-  <w:abstractNum w:abstractNumId="31" w15:restartNumberingAfterBreak="0">
+  <w:abstractNum w:abstractNumId="32" w15:restartNumberingAfterBreak="0">
     <w:nsid w:val="273268E4"/>
     <w:multiLevelType w:val="multilevel"/>
     <w:tmpl w:val="62221B10"/>
@@ -5415,7 +5317,7 @@
       </w:rPr>
     </w:lvl>
   </w:abstractNum>
-  <w:abstractNum w:abstractNumId="32" w15:restartNumberingAfterBreak="0">
+  <w:abstractNum w:abstractNumId="33" w15:restartNumberingAfterBreak="0">
     <w:nsid w:val="27645E59"/>
     <w:multiLevelType w:val="multilevel"/>
     <w:tmpl w:val="A2A4E728"/>
@@ -5564,7 +5466,7 @@
       </w:rPr>
     </w:lvl>
   </w:abstractNum>
-  <w:abstractNum w:abstractNumId="33" w15:restartNumberingAfterBreak="0">
+  <w:abstractNum w:abstractNumId="34" w15:restartNumberingAfterBreak="0">
     <w:nsid w:val="278301DA"/>
     <w:multiLevelType w:val="multilevel"/>
     <w:tmpl w:val="922646DA"/>
@@ -5713,7 +5615,7 @@
       </w:rPr>
     </w:lvl>
   </w:abstractNum>
-  <w:abstractNum w:abstractNumId="34" w15:restartNumberingAfterBreak="0">
+  <w:abstractNum w:abstractNumId="35" w15:restartNumberingAfterBreak="0">
     <w:nsid w:val="27DD119E"/>
     <w:multiLevelType w:val="multilevel"/>
     <w:tmpl w:val="1C60FF70"/>
@@ -5862,7 +5764,7 @@
       </w:rPr>
     </w:lvl>
   </w:abstractNum>
-  <w:abstractNum w:abstractNumId="35" w15:restartNumberingAfterBreak="0">
+  <w:abstractNum w:abstractNumId="36" w15:restartNumberingAfterBreak="0">
     <w:nsid w:val="29172398"/>
     <w:multiLevelType w:val="multilevel"/>
     <w:tmpl w:val="6A00188C"/>
@@ -6011,7 +5913,7 @@
       </w:rPr>
     </w:lvl>
   </w:abstractNum>
-  <w:abstractNum w:abstractNumId="36" w15:restartNumberingAfterBreak="0">
+  <w:abstractNum w:abstractNumId="37" w15:restartNumberingAfterBreak="0">
     <w:nsid w:val="2AE3093F"/>
     <w:multiLevelType w:val="multilevel"/>
     <w:tmpl w:val="CD888610"/>
@@ -6160,7 +6062,7 @@
       </w:rPr>
     </w:lvl>
   </w:abstractNum>
-  <w:abstractNum w:abstractNumId="37" w15:restartNumberingAfterBreak="0">
+  <w:abstractNum w:abstractNumId="38" w15:restartNumberingAfterBreak="0">
     <w:nsid w:val="2C0E4FC5"/>
     <w:multiLevelType w:val="multilevel"/>
     <w:tmpl w:val="FB14D6CA"/>
@@ -6309,7 +6211,7 @@
       </w:rPr>
     </w:lvl>
   </w:abstractNum>
-  <w:abstractNum w:abstractNumId="38" w15:restartNumberingAfterBreak="0">
+  <w:abstractNum w:abstractNumId="39" w15:restartNumberingAfterBreak="0">
     <w:nsid w:val="2C7C4EB8"/>
     <w:multiLevelType w:val="multilevel"/>
     <w:tmpl w:val="7A5477F8"/>
@@ -6458,7 +6360,7 @@
       </w:rPr>
     </w:lvl>
   </w:abstractNum>
-  <w:abstractNum w:abstractNumId="39" w15:restartNumberingAfterBreak="0">
+  <w:abstractNum w:abstractNumId="40" w15:restartNumberingAfterBreak="0">
     <w:nsid w:val="2D7172A0"/>
     <w:multiLevelType w:val="multilevel"/>
     <w:tmpl w:val="615A5204"/>
@@ -6607,7 +6509,7 @@
       </w:rPr>
     </w:lvl>
   </w:abstractNum>
-  <w:abstractNum w:abstractNumId="40" w15:restartNumberingAfterBreak="0">
+  <w:abstractNum w:abstractNumId="41" w15:restartNumberingAfterBreak="0">
     <w:nsid w:val="2EC14BE6"/>
     <w:multiLevelType w:val="multilevel"/>
     <w:tmpl w:val="EAB4BB98"/>
@@ -6756,7 +6658,7 @@
       </w:rPr>
     </w:lvl>
   </w:abstractNum>
-  <w:abstractNum w:abstractNumId="41" w15:restartNumberingAfterBreak="0">
+  <w:abstractNum w:abstractNumId="42" w15:restartNumberingAfterBreak="0">
     <w:nsid w:val="2FAF7C70"/>
     <w:multiLevelType w:val="multilevel"/>
     <w:tmpl w:val="39F4968C"/>
@@ -6905,7 +6807,7 @@
       </w:rPr>
     </w:lvl>
   </w:abstractNum>
-  <w:abstractNum w:abstractNumId="42" w15:restartNumberingAfterBreak="0">
+  <w:abstractNum w:abstractNumId="43" w15:restartNumberingAfterBreak="0">
     <w:nsid w:val="30211183"/>
     <w:multiLevelType w:val="multilevel"/>
     <w:tmpl w:val="17BCC77C"/>
@@ -7054,7 +6956,156 @@
       </w:rPr>
     </w:lvl>
   </w:abstractNum>
-  <w:abstractNum w:abstractNumId="43" w15:restartNumberingAfterBreak="0">
+  <w:abstractNum w:abstractNumId="44" w15:restartNumberingAfterBreak="0">
+    <w:nsid w:val="30643726"/>
+    <w:multiLevelType w:val="multilevel"/>
+    <w:tmpl w:val="EA401C66"/>
+    <w:lvl w:ilvl="0">
+      <w:start w:val="1"/>
+      <w:numFmt w:val="bullet"/>
+      <w:lvlText w:val=""/>
+      <w:lvlJc w:val="left"/>
+      <w:pPr>
+        <w:tabs>
+          <w:tab w:val="num" w:pos="720"/>
+        </w:tabs>
+        <w:ind w:left="720" w:hanging="360"/>
+      </w:pPr>
+      <w:rPr>
+        <w:rFonts w:ascii="Symbol" w:hAnsi="Symbol" w:hint="default"/>
+        <w:sz w:val="20"/>
+      </w:rPr>
+    </w:lvl>
+    <w:lvl w:ilvl="1" w:tentative="1">
+      <w:start w:val="1"/>
+      <w:numFmt w:val="bullet"/>
+      <w:lvlText w:val="o"/>
+      <w:lvlJc w:val="left"/>
+      <w:pPr>
+        <w:tabs>
+          <w:tab w:val="num" w:pos="1440"/>
+        </w:tabs>
+        <w:ind w:left="1440" w:hanging="360"/>
+      </w:pPr>
+      <w:rPr>
+        <w:rFonts w:ascii="Courier New" w:hAnsi="Courier New" w:hint="default"/>
+        <w:sz w:val="20"/>
+      </w:rPr>
+    </w:lvl>
+    <w:lvl w:ilvl="2" w:tentative="1">
+      <w:start w:val="1"/>
+      <w:numFmt w:val="bullet"/>
+      <w:lvlText w:val=""/>
+      <w:lvlJc w:val="left"/>
+      <w:pPr>
+        <w:tabs>
+          <w:tab w:val="num" w:pos="2160"/>
+        </w:tabs>
+        <w:ind w:left="2160" w:hanging="360"/>
+      </w:pPr>
+      <w:rPr>
+        <w:rFonts w:ascii="Wingdings" w:hAnsi="Wingdings" w:hint="default"/>
+        <w:sz w:val="20"/>
+      </w:rPr>
+    </w:lvl>
+    <w:lvl w:ilvl="3" w:tentative="1">
+      <w:start w:val="1"/>
+      <w:numFmt w:val="bullet"/>
+      <w:lvlText w:val=""/>
+      <w:lvlJc w:val="left"/>
+      <w:pPr>
+        <w:tabs>
+          <w:tab w:val="num" w:pos="2880"/>
+        </w:tabs>
+        <w:ind w:left="2880" w:hanging="360"/>
+      </w:pPr>
+      <w:rPr>
+        <w:rFonts w:ascii="Wingdings" w:hAnsi="Wingdings" w:hint="default"/>
+        <w:sz w:val="20"/>
+      </w:rPr>
+    </w:lvl>
+    <w:lvl w:ilvl="4" w:tentative="1">
+      <w:start w:val="1"/>
+      <w:numFmt w:val="bullet"/>
+      <w:lvlText w:val=""/>
+      <w:lvlJc w:val="left"/>
+      <w:pPr>
+        <w:tabs>
+          <w:tab w:val="num" w:pos="3600"/>
+        </w:tabs>
+        <w:ind w:left="3600" w:hanging="360"/>
+      </w:pPr>
+      <w:rPr>
+        <w:rFonts w:ascii="Wingdings" w:hAnsi="Wingdings" w:hint="default"/>
+        <w:sz w:val="20"/>
+      </w:rPr>
+    </w:lvl>
+    <w:lvl w:ilvl="5" w:tentative="1">
+      <w:start w:val="1"/>
+      <w:numFmt w:val="bullet"/>
+      <w:lvlText w:val=""/>
+      <w:lvlJc w:val="left"/>
+      <w:pPr>
+        <w:tabs>
+          <w:tab w:val="num" w:pos="4320"/>
+        </w:tabs>
+        <w:ind w:left="4320" w:hanging="360"/>
+      </w:pPr>
+      <w:rPr>
+        <w:rFonts w:ascii="Wingdings" w:hAnsi="Wingdings" w:hint="default"/>
+        <w:sz w:val="20"/>
+      </w:rPr>
+    </w:lvl>
+    <w:lvl w:ilvl="6" w:tentative="1">
+      <w:start w:val="1"/>
+      <w:numFmt w:val="bullet"/>
+      <w:lvlText w:val=""/>
+      <w:lvlJc w:val="left"/>
+      <w:pPr>
+        <w:tabs>
+          <w:tab w:val="num" w:pos="5040"/>
+        </w:tabs>
+        <w:ind w:left="5040" w:hanging="360"/>
+      </w:pPr>
+      <w:rPr>
+        <w:rFonts w:ascii="Wingdings" w:hAnsi="Wingdings" w:hint="default"/>
+        <w:sz w:val="20"/>
+      </w:rPr>
+    </w:lvl>
+    <w:lvl w:ilvl="7" w:tentative="1">
+      <w:start w:val="1"/>
+      <w:numFmt w:val="bullet"/>
+      <w:lvlText w:val=""/>
+      <w:lvlJc w:val="left"/>
+      <w:pPr>
+        <w:tabs>
+          <w:tab w:val="num" w:pos="5760"/>
+        </w:tabs>
+        <w:ind w:left="5760" w:hanging="360"/>
+      </w:pPr>
+      <w:rPr>
+        <w:rFonts w:ascii="Wingdings" w:hAnsi="Wingdings" w:hint="default"/>
+        <w:sz w:val="20"/>
+      </w:rPr>
+    </w:lvl>
+    <w:lvl w:ilvl="8" w:tentative="1">
+      <w:start w:val="1"/>
+      <w:numFmt w:val="bullet"/>
+      <w:lvlText w:val=""/>
+      <w:lvlJc w:val="left"/>
+      <w:pPr>
+        <w:tabs>
+          <w:tab w:val="num" w:pos="6480"/>
+        </w:tabs>
+        <w:ind w:left="6480" w:hanging="360"/>
+      </w:pPr>
+      <w:rPr>
+        <w:rFonts w:ascii="Wingdings" w:hAnsi="Wingdings" w:hint="default"/>
+        <w:sz w:val="20"/>
+      </w:rPr>
+    </w:lvl>
+  </w:abstractNum>
+  <w:abstractNum w:abstractNumId="45" w15:restartNumberingAfterBreak="0">
     <w:nsid w:val="308C2490"/>
     <w:multiLevelType w:val="multilevel"/>
     <w:tmpl w:val="A52AC25C"/>
@@ -7203,7 +7254,156 @@
       </w:rPr>
     </w:lvl>
   </w:abstractNum>
-  <w:abstractNum w:abstractNumId="44" w15:restartNumberingAfterBreak="0">
+  <w:abstractNum w:abstractNumId="46" w15:restartNumberingAfterBreak="0">
+    <w:nsid w:val="30E628EA"/>
+    <w:multiLevelType w:val="multilevel"/>
+    <w:tmpl w:val="B5E0FDA8"/>
+    <w:lvl w:ilvl="0">
+      <w:start w:val="1"/>
+      <w:numFmt w:val="bullet"/>
+      <w:lvlText w:val=""/>
+      <w:lvlJc w:val="left"/>
+      <w:pPr>
+        <w:tabs>
+          <w:tab w:val="num" w:pos="720"/>
+        </w:tabs>
+        <w:ind w:left="720" w:hanging="360"/>
+      </w:pPr>
+      <w:rPr>
+        <w:rFonts w:ascii="Symbol" w:hAnsi="Symbol" w:hint="default"/>
+        <w:sz w:val="20"/>
+      </w:rPr>
+    </w:lvl>
+    <w:lvl w:ilvl="1" w:tentative="1">
+      <w:start w:val="1"/>
+      <w:numFmt w:val="bullet"/>
+      <w:lvlText w:val="o"/>
+      <w:lvlJc w:val="left"/>
+      <w:pPr>
+        <w:tabs>
+          <w:tab w:val="num" w:pos="1440"/>
+        </w:tabs>
+        <w:ind w:left="1440" w:hanging="360"/>
+      </w:pPr>
+      <w:rPr>
+        <w:rFonts w:ascii="Courier New" w:hAnsi="Courier New" w:hint="default"/>
+        <w:sz w:val="20"/>
+      </w:rPr>
+    </w:lvl>
+    <w:lvl w:ilvl="2" w:tentative="1">
+      <w:start w:val="1"/>
+      <w:numFmt w:val="bullet"/>
+      <w:lvlText w:val=""/>
+      <w:lvlJc w:val="left"/>
+      <w:pPr>
+        <w:tabs>
+          <w:tab w:val="num" w:pos="2160"/>
+        </w:tabs>
+        <w:ind w:left="2160" w:hanging="360"/>
+      </w:pPr>
+      <w:rPr>
+        <w:rFonts w:ascii="Wingdings" w:hAnsi="Wingdings" w:hint="default"/>
+        <w:sz w:val="20"/>
+      </w:rPr>
+    </w:lvl>
+    <w:lvl w:ilvl="3" w:tentative="1">
+      <w:start w:val="1"/>
+      <w:numFmt w:val="bullet"/>
+      <w:lvlText w:val=""/>
+      <w:lvlJc w:val="left"/>
+      <w:pPr>
+        <w:tabs>
+          <w:tab w:val="num" w:pos="2880"/>
+        </w:tabs>
+        <w:ind w:left="2880" w:hanging="360"/>
+      </w:pPr>
+      <w:rPr>
+        <w:rFonts w:ascii="Wingdings" w:hAnsi="Wingdings" w:hint="default"/>
+        <w:sz w:val="20"/>
+      </w:rPr>
+    </w:lvl>
+    <w:lvl w:ilvl="4" w:tentative="1">
+      <w:start w:val="1"/>
+      <w:numFmt w:val="bullet"/>
+      <w:lvlText w:val=""/>
+      <w:lvlJc w:val="left"/>
+      <w:pPr>
+        <w:tabs>
+          <w:tab w:val="num" w:pos="3600"/>
+        </w:tabs>
+        <w:ind w:left="3600" w:hanging="360"/>
+      </w:pPr>
+      <w:rPr>
+        <w:rFonts w:ascii="Wingdings" w:hAnsi="Wingdings" w:hint="default"/>
+        <w:sz w:val="20"/>
+      </w:rPr>
+    </w:lvl>
+    <w:lvl w:ilvl="5" w:tentative="1">
+      <w:start w:val="1"/>
+      <w:numFmt w:val="bullet"/>
+      <w:lvlText w:val=""/>
+      <w:lvlJc w:val="left"/>
+      <w:pPr>
+        <w:tabs>
+          <w:tab w:val="num" w:pos="4320"/>
+        </w:tabs>
+        <w:ind w:left="4320" w:hanging="360"/>
+      </w:pPr>
+      <w:rPr>
+        <w:rFonts w:ascii="Wingdings" w:hAnsi="Wingdings" w:hint="default"/>
+        <w:sz w:val="20"/>
+      </w:rPr>
+    </w:lvl>
+    <w:lvl w:ilvl="6" w:tentative="1">
+      <w:start w:val="1"/>
+      <w:numFmt w:val="bullet"/>
+      <w:lvlText w:val=""/>
+      <w:lvlJc w:val="left"/>
+      <w:pPr>
+        <w:tabs>
+          <w:tab w:val="num" w:pos="5040"/>
+        </w:tabs>
+        <w:ind w:left="5040" w:hanging="360"/>
+      </w:pPr>
+      <w:rPr>
+        <w:rFonts w:ascii="Wingdings" w:hAnsi="Wingdings" w:hint="default"/>
+        <w:sz w:val="20"/>
+      </w:rPr>
+    </w:lvl>
+    <w:lvl w:ilvl="7" w:tentative="1">
+      <w:start w:val="1"/>
+      <w:numFmt w:val="bullet"/>
+      <w:lvlText w:val=""/>
+      <w:lvlJc w:val="left"/>
+      <w:pPr>
+        <w:tabs>
+          <w:tab w:val="num" w:pos="5760"/>
+        </w:tabs>
+        <w:ind w:left="5760" w:hanging="360"/>
+      </w:pPr>
+      <w:rPr>
+        <w:rFonts w:ascii="Wingdings" w:hAnsi="Wingdings" w:hint="default"/>
+        <w:sz w:val="20"/>
+      </w:rPr>
+    </w:lvl>
+    <w:lvl w:ilvl="8" w:tentative="1">
+      <w:start w:val="1"/>
+      <w:numFmt w:val="bullet"/>
+      <w:lvlText w:val=""/>
+      <w:lvlJc w:val="left"/>
+      <w:pPr>
+        <w:tabs>
+          <w:tab w:val="num" w:pos="6480"/>
+        </w:tabs>
+        <w:ind w:left="6480" w:hanging="360"/>
+      </w:pPr>
+      <w:rPr>
+        <w:rFonts w:ascii="Wingdings" w:hAnsi="Wingdings" w:hint="default"/>
+        <w:sz w:val="20"/>
+      </w:rPr>
+    </w:lvl>
+  </w:abstractNum>
+  <w:abstractNum w:abstractNumId="47" w15:restartNumberingAfterBreak="0">
     <w:nsid w:val="32326EA4"/>
     <w:multiLevelType w:val="multilevel"/>
     <w:tmpl w:val="8D7895EA"/>
@@ -7352,7 +7552,7 @@
       </w:rPr>
     </w:lvl>
   </w:abstractNum>
-  <w:abstractNum w:abstractNumId="45" w15:restartNumberingAfterBreak="0">
+  <w:abstractNum w:abstractNumId="48" w15:restartNumberingAfterBreak="0">
     <w:nsid w:val="36B2143A"/>
     <w:multiLevelType w:val="multilevel"/>
     <w:tmpl w:val="64604580"/>
@@ -7501,7 +7701,7 @@
       </w:rPr>
     </w:lvl>
   </w:abstractNum>
-  <w:abstractNum w:abstractNumId="46" w15:restartNumberingAfterBreak="0">
+  <w:abstractNum w:abstractNumId="49" w15:restartNumberingAfterBreak="0">
     <w:nsid w:val="36E65CFF"/>
     <w:multiLevelType w:val="multilevel"/>
     <w:tmpl w:val="CE3C9310"/>
@@ -7650,7 +7850,7 @@
       </w:rPr>
     </w:lvl>
   </w:abstractNum>
-  <w:abstractNum w:abstractNumId="47" w15:restartNumberingAfterBreak="0">
+  <w:abstractNum w:abstractNumId="50" w15:restartNumberingAfterBreak="0">
     <w:nsid w:val="38BF4809"/>
     <w:multiLevelType w:val="multilevel"/>
     <w:tmpl w:val="925A2D08"/>
@@ -7799,7 +7999,7 @@
       </w:rPr>
     </w:lvl>
   </w:abstractNum>
-  <w:abstractNum w:abstractNumId="48" w15:restartNumberingAfterBreak="0">
+  <w:abstractNum w:abstractNumId="51" w15:restartNumberingAfterBreak="0">
     <w:nsid w:val="3C1E0601"/>
     <w:multiLevelType w:val="multilevel"/>
     <w:tmpl w:val="234C980E"/>
@@ -7948,7 +8148,7 @@
       </w:rPr>
     </w:lvl>
   </w:abstractNum>
-  <w:abstractNum w:abstractNumId="49" w15:restartNumberingAfterBreak="0">
+  <w:abstractNum w:abstractNumId="52" w15:restartNumberingAfterBreak="0">
     <w:nsid w:val="3E6F5D06"/>
     <w:multiLevelType w:val="multilevel"/>
     <w:tmpl w:val="048E3170"/>
@@ -8097,7 +8297,7 @@
       </w:rPr>
     </w:lvl>
   </w:abstractNum>
-  <w:abstractNum w:abstractNumId="50" w15:restartNumberingAfterBreak="0">
+  <w:abstractNum w:abstractNumId="53" w15:restartNumberingAfterBreak="0">
     <w:nsid w:val="3F362D47"/>
     <w:multiLevelType w:val="multilevel"/>
     <w:tmpl w:val="88CA522A"/>
@@ -8246,7 +8446,7 @@
       </w:rPr>
     </w:lvl>
   </w:abstractNum>
-  <w:abstractNum w:abstractNumId="51" w15:restartNumberingAfterBreak="0">
+  <w:abstractNum w:abstractNumId="54" w15:restartNumberingAfterBreak="0">
     <w:nsid w:val="44BC3258"/>
     <w:multiLevelType w:val="multilevel"/>
     <w:tmpl w:val="46687CC4"/>
@@ -8395,7 +8595,7 @@
       </w:rPr>
     </w:lvl>
   </w:abstractNum>
-  <w:abstractNum w:abstractNumId="52" w15:restartNumberingAfterBreak="0">
+  <w:abstractNum w:abstractNumId="55" w15:restartNumberingAfterBreak="0">
     <w:nsid w:val="48C97CF2"/>
     <w:multiLevelType w:val="multilevel"/>
     <w:tmpl w:val="351A9F9A"/>
@@ -8544,7 +8744,7 @@
       </w:rPr>
     </w:lvl>
   </w:abstractNum>
-  <w:abstractNum w:abstractNumId="53" w15:restartNumberingAfterBreak="0">
+  <w:abstractNum w:abstractNumId="56" w15:restartNumberingAfterBreak="0">
     <w:nsid w:val="49421EC4"/>
     <w:multiLevelType w:val="multilevel"/>
     <w:tmpl w:val="1070D884"/>
@@ -8693,7 +8893,7 @@
       </w:rPr>
     </w:lvl>
   </w:abstractNum>
-  <w:abstractNum w:abstractNumId="54" w15:restartNumberingAfterBreak="0">
+  <w:abstractNum w:abstractNumId="57" w15:restartNumberingAfterBreak="0">
     <w:nsid w:val="49BE432E"/>
     <w:multiLevelType w:val="multilevel"/>
     <w:tmpl w:val="F31895E0"/>
@@ -8842,7 +9042,7 @@
       </w:rPr>
     </w:lvl>
   </w:abstractNum>
-  <w:abstractNum w:abstractNumId="55" w15:restartNumberingAfterBreak="0">
+  <w:abstractNum w:abstractNumId="58" w15:restartNumberingAfterBreak="0">
     <w:nsid w:val="4A196A39"/>
     <w:multiLevelType w:val="multilevel"/>
     <w:tmpl w:val="BBDEAF4C"/>
@@ -8991,7 +9191,7 @@
       </w:rPr>
     </w:lvl>
   </w:abstractNum>
-  <w:abstractNum w:abstractNumId="56" w15:restartNumberingAfterBreak="0">
+  <w:abstractNum w:abstractNumId="59" w15:restartNumberingAfterBreak="0">
     <w:nsid w:val="4D6D2000"/>
     <w:multiLevelType w:val="multilevel"/>
     <w:tmpl w:val="D222DEEC"/>
@@ -9140,7 +9340,7 @@
       </w:rPr>
     </w:lvl>
   </w:abstractNum>
-  <w:abstractNum w:abstractNumId="57" w15:restartNumberingAfterBreak="0">
+  <w:abstractNum w:abstractNumId="60" w15:restartNumberingAfterBreak="0">
     <w:nsid w:val="4E7C38B9"/>
     <w:multiLevelType w:val="multilevel"/>
     <w:tmpl w:val="BA9A3C7A"/>
@@ -9289,7 +9489,7 @@
       </w:rPr>
     </w:lvl>
   </w:abstractNum>
-  <w:abstractNum w:abstractNumId="58" w15:restartNumberingAfterBreak="0">
+  <w:abstractNum w:abstractNumId="61" w15:restartNumberingAfterBreak="0">
     <w:nsid w:val="4F0C370E"/>
     <w:multiLevelType w:val="multilevel"/>
     <w:tmpl w:val="C2A2442A"/>
@@ -9438,7 +9638,7 @@
       </w:rPr>
     </w:lvl>
   </w:abstractNum>
-  <w:abstractNum w:abstractNumId="59" w15:restartNumberingAfterBreak="0">
+  <w:abstractNum w:abstractNumId="62" w15:restartNumberingAfterBreak="0">
     <w:nsid w:val="4F675C52"/>
     <w:multiLevelType w:val="multilevel"/>
     <w:tmpl w:val="E8746552"/>
@@ -9587,7 +9787,7 @@
       </w:rPr>
     </w:lvl>
   </w:abstractNum>
-  <w:abstractNum w:abstractNumId="60" w15:restartNumberingAfterBreak="0">
+  <w:abstractNum w:abstractNumId="63" w15:restartNumberingAfterBreak="0">
     <w:nsid w:val="50697F88"/>
     <w:multiLevelType w:val="multilevel"/>
     <w:tmpl w:val="9FA4CEBC"/>
@@ -9736,7 +9936,7 @@
       </w:rPr>
     </w:lvl>
   </w:abstractNum>
-  <w:abstractNum w:abstractNumId="61" w15:restartNumberingAfterBreak="0">
+  <w:abstractNum w:abstractNumId="64" w15:restartNumberingAfterBreak="0">
     <w:nsid w:val="518B0AF4"/>
     <w:multiLevelType w:val="multilevel"/>
     <w:tmpl w:val="E21A9B02"/>
@@ -9885,7 +10085,7 @@
       </w:rPr>
     </w:lvl>
   </w:abstractNum>
-  <w:abstractNum w:abstractNumId="62" w15:restartNumberingAfterBreak="0">
+  <w:abstractNum w:abstractNumId="65" w15:restartNumberingAfterBreak="0">
     <w:nsid w:val="51CD60A6"/>
     <w:multiLevelType w:val="multilevel"/>
     <w:tmpl w:val="0A98BD44"/>
@@ -10034,7 +10234,7 @@
       </w:rPr>
     </w:lvl>
   </w:abstractNum>
-  <w:abstractNum w:abstractNumId="63" w15:restartNumberingAfterBreak="0">
+  <w:abstractNum w:abstractNumId="66" w15:restartNumberingAfterBreak="0">
     <w:nsid w:val="554A2D8C"/>
     <w:multiLevelType w:val="multilevel"/>
     <w:tmpl w:val="030AEED4"/>
@@ -10183,7 +10383,7 @@
       </w:rPr>
     </w:lvl>
   </w:abstractNum>
-  <w:abstractNum w:abstractNumId="64" w15:restartNumberingAfterBreak="0">
+  <w:abstractNum w:abstractNumId="67" w15:restartNumberingAfterBreak="0">
     <w:nsid w:val="55E56A09"/>
     <w:multiLevelType w:val="multilevel"/>
     <w:tmpl w:val="42345B00"/>
@@ -10332,7 +10532,7 @@
       </w:rPr>
     </w:lvl>
   </w:abstractNum>
-  <w:abstractNum w:abstractNumId="65" w15:restartNumberingAfterBreak="0">
+  <w:abstractNum w:abstractNumId="68" w15:restartNumberingAfterBreak="0">
     <w:nsid w:val="561113B1"/>
     <w:multiLevelType w:val="multilevel"/>
     <w:tmpl w:val="5FB06F18"/>
@@ -10481,7 +10681,7 @@
       </w:rPr>
     </w:lvl>
   </w:abstractNum>
-  <w:abstractNum w:abstractNumId="66" w15:restartNumberingAfterBreak="0">
+  <w:abstractNum w:abstractNumId="69" w15:restartNumberingAfterBreak="0">
     <w:nsid w:val="565672AE"/>
     <w:multiLevelType w:val="multilevel"/>
     <w:tmpl w:val="9DB47B8A"/>
@@ -10630,7 +10830,7 @@
       </w:rPr>
     </w:lvl>
   </w:abstractNum>
-  <w:abstractNum w:abstractNumId="67" w15:restartNumberingAfterBreak="0">
+  <w:abstractNum w:abstractNumId="70" w15:restartNumberingAfterBreak="0">
     <w:nsid w:val="569C54B2"/>
     <w:multiLevelType w:val="multilevel"/>
     <w:tmpl w:val="EE7EE69A"/>
@@ -10779,7 +10979,7 @@
       </w:rPr>
     </w:lvl>
   </w:abstractNum>
-  <w:abstractNum w:abstractNumId="68" w15:restartNumberingAfterBreak="0">
+  <w:abstractNum w:abstractNumId="71" w15:restartNumberingAfterBreak="0">
     <w:nsid w:val="56F71075"/>
     <w:multiLevelType w:val="multilevel"/>
     <w:tmpl w:val="2952AC56"/>
@@ -10928,7 +11128,7 @@
       </w:rPr>
     </w:lvl>
   </w:abstractNum>
-  <w:abstractNum w:abstractNumId="69" w15:restartNumberingAfterBreak="0">
+  <w:abstractNum w:abstractNumId="72" w15:restartNumberingAfterBreak="0">
     <w:nsid w:val="57DB2464"/>
     <w:multiLevelType w:val="multilevel"/>
     <w:tmpl w:val="744AAF80"/>
@@ -11077,7 +11277,7 @@
       </w:rPr>
     </w:lvl>
   </w:abstractNum>
-  <w:abstractNum w:abstractNumId="70" w15:restartNumberingAfterBreak="0">
+  <w:abstractNum w:abstractNumId="73" w15:restartNumberingAfterBreak="0">
     <w:nsid w:val="584B7C1F"/>
     <w:multiLevelType w:val="multilevel"/>
     <w:tmpl w:val="0F28D7F4"/>
@@ -11226,7 +11426,7 @@
       </w:rPr>
     </w:lvl>
   </w:abstractNum>
-  <w:abstractNum w:abstractNumId="71" w15:restartNumberingAfterBreak="0">
+  <w:abstractNum w:abstractNumId="74" w15:restartNumberingAfterBreak="0">
     <w:nsid w:val="587A0CCD"/>
     <w:multiLevelType w:val="multilevel"/>
     <w:tmpl w:val="750CB344"/>
@@ -11375,7 +11575,7 @@
       </w:rPr>
     </w:lvl>
   </w:abstractNum>
-  <w:abstractNum w:abstractNumId="72" w15:restartNumberingAfterBreak="0">
+  <w:abstractNum w:abstractNumId="75" w15:restartNumberingAfterBreak="0">
     <w:nsid w:val="5918416D"/>
     <w:multiLevelType w:val="multilevel"/>
     <w:tmpl w:val="7160D344"/>
@@ -11524,7 +11724,7 @@
       </w:rPr>
     </w:lvl>
   </w:abstractNum>
-  <w:abstractNum w:abstractNumId="73" w15:restartNumberingAfterBreak="0">
+  <w:abstractNum w:abstractNumId="76" w15:restartNumberingAfterBreak="0">
     <w:nsid w:val="5ABA52A8"/>
     <w:multiLevelType w:val="multilevel"/>
     <w:tmpl w:val="91FE5CEA"/>
@@ -11673,7 +11873,7 @@
       </w:rPr>
     </w:lvl>
   </w:abstractNum>
-  <w:abstractNum w:abstractNumId="74" w15:restartNumberingAfterBreak="0">
+  <w:abstractNum w:abstractNumId="77" w15:restartNumberingAfterBreak="0">
     <w:nsid w:val="5AD277F9"/>
     <w:multiLevelType w:val="multilevel"/>
     <w:tmpl w:val="BE649556"/>
@@ -11822,7 +12022,7 @@
       </w:rPr>
     </w:lvl>
   </w:abstractNum>
-  <w:abstractNum w:abstractNumId="75" w15:restartNumberingAfterBreak="0">
+  <w:abstractNum w:abstractNumId="78" w15:restartNumberingAfterBreak="0">
     <w:nsid w:val="5BC6754C"/>
     <w:multiLevelType w:val="multilevel"/>
     <w:tmpl w:val="61C8A2DE"/>
@@ -11971,7 +12171,7 @@
       </w:rPr>
     </w:lvl>
   </w:abstractNum>
-  <w:abstractNum w:abstractNumId="76" w15:restartNumberingAfterBreak="0">
+  <w:abstractNum w:abstractNumId="79" w15:restartNumberingAfterBreak="0">
     <w:nsid w:val="5C590522"/>
     <w:multiLevelType w:val="multilevel"/>
     <w:tmpl w:val="21E6C334"/>
@@ -12120,7 +12320,7 @@
       </w:rPr>
     </w:lvl>
   </w:abstractNum>
-  <w:abstractNum w:abstractNumId="77" w15:restartNumberingAfterBreak="0">
+  <w:abstractNum w:abstractNumId="80" w15:restartNumberingAfterBreak="0">
     <w:nsid w:val="5F25507A"/>
     <w:multiLevelType w:val="multilevel"/>
     <w:tmpl w:val="577A4134"/>
@@ -12269,7 +12469,7 @@
       </w:rPr>
     </w:lvl>
   </w:abstractNum>
-  <w:abstractNum w:abstractNumId="78" w15:restartNumberingAfterBreak="0">
+  <w:abstractNum w:abstractNumId="81" w15:restartNumberingAfterBreak="0">
     <w:nsid w:val="610A18D6"/>
     <w:multiLevelType w:val="multilevel"/>
     <w:tmpl w:val="0C103A64"/>
@@ -12418,7 +12618,7 @@
       </w:rPr>
     </w:lvl>
   </w:abstractNum>
-  <w:abstractNum w:abstractNumId="79" w15:restartNumberingAfterBreak="0">
+  <w:abstractNum w:abstractNumId="82" w15:restartNumberingAfterBreak="0">
     <w:nsid w:val="622C70E0"/>
     <w:multiLevelType w:val="multilevel"/>
     <w:tmpl w:val="1AEE679E"/>
@@ -12567,7 +12767,7 @@
       </w:rPr>
     </w:lvl>
   </w:abstractNum>
-  <w:abstractNum w:abstractNumId="80" w15:restartNumberingAfterBreak="0">
+  <w:abstractNum w:abstractNumId="83" w15:restartNumberingAfterBreak="0">
     <w:nsid w:val="62C85823"/>
     <w:multiLevelType w:val="multilevel"/>
     <w:tmpl w:val="F35464AC"/>
@@ -12716,7 +12916,7 @@
       </w:rPr>
     </w:lvl>
   </w:abstractNum>
-  <w:abstractNum w:abstractNumId="81" w15:restartNumberingAfterBreak="0">
+  <w:abstractNum w:abstractNumId="84" w15:restartNumberingAfterBreak="0">
     <w:nsid w:val="640E2F59"/>
     <w:multiLevelType w:val="multilevel"/>
     <w:tmpl w:val="26F4B2DE"/>
@@ -12865,7 +13065,7 @@
       </w:rPr>
     </w:lvl>
   </w:abstractNum>
-  <w:abstractNum w:abstractNumId="82" w15:restartNumberingAfterBreak="0">
+  <w:abstractNum w:abstractNumId="85" w15:restartNumberingAfterBreak="0">
     <w:nsid w:val="64706C61"/>
     <w:multiLevelType w:val="multilevel"/>
     <w:tmpl w:val="2AA095D8"/>
@@ -13014,7 +13214,7 @@
       </w:rPr>
     </w:lvl>
   </w:abstractNum>
-  <w:abstractNum w:abstractNumId="83" w15:restartNumberingAfterBreak="0">
+  <w:abstractNum w:abstractNumId="86" w15:restartNumberingAfterBreak="0">
     <w:nsid w:val="663131E0"/>
     <w:multiLevelType w:val="multilevel"/>
     <w:tmpl w:val="1E82DB90"/>
@@ -13163,7 +13363,7 @@
       </w:rPr>
     </w:lvl>
   </w:abstractNum>
-  <w:abstractNum w:abstractNumId="84" w15:restartNumberingAfterBreak="0">
+  <w:abstractNum w:abstractNumId="87" w15:restartNumberingAfterBreak="0">
     <w:nsid w:val="676E4319"/>
     <w:multiLevelType w:val="multilevel"/>
     <w:tmpl w:val="D38640E0"/>
@@ -13312,7 +13512,7 @@
       </w:rPr>
     </w:lvl>
   </w:abstractNum>
-  <w:abstractNum w:abstractNumId="85" w15:restartNumberingAfterBreak="0">
+  <w:abstractNum w:abstractNumId="88" w15:restartNumberingAfterBreak="0">
     <w:nsid w:val="67725B88"/>
     <w:multiLevelType w:val="multilevel"/>
     <w:tmpl w:val="660E9946"/>
@@ -13461,7 +13661,156 @@
       </w:rPr>
     </w:lvl>
   </w:abstractNum>
-  <w:abstractNum w:abstractNumId="86" w15:restartNumberingAfterBreak="0">
+  <w:abstractNum w:abstractNumId="89" w15:restartNumberingAfterBreak="0">
+    <w:nsid w:val="6C7F1A5D"/>
+    <w:multiLevelType w:val="multilevel"/>
+    <w:tmpl w:val="30EACB9E"/>
+    <w:lvl w:ilvl="0">
+      <w:start w:val="1"/>
+      <w:numFmt w:val="bullet"/>
+      <w:lvlText w:val=""/>
+      <w:lvlJc w:val="left"/>
+      <w:pPr>
+        <w:tabs>
+          <w:tab w:val="num" w:pos="720"/>
+        </w:tabs>
+        <w:ind w:left="720" w:hanging="360"/>
+      </w:pPr>
+      <w:rPr>
+        <w:rFonts w:ascii="Symbol" w:hAnsi="Symbol" w:hint="default"/>
+        <w:sz w:val="20"/>
+      </w:rPr>
+    </w:lvl>
+    <w:lvl w:ilvl="1" w:tentative="1">
+      <w:start w:val="1"/>
+      <w:numFmt w:val="bullet"/>
+      <w:lvlText w:val="o"/>
+      <w:lvlJc w:val="left"/>
+      <w:pPr>
+        <w:tabs>
+          <w:tab w:val="num" w:pos="1440"/>
+        </w:tabs>
+        <w:ind w:left="1440" w:hanging="360"/>
+      </w:pPr>
+      <w:rPr>
+        <w:rFonts w:ascii="Courier New" w:hAnsi="Courier New" w:hint="default"/>
+        <w:sz w:val="20"/>
+      </w:rPr>
+    </w:lvl>
+    <w:lvl w:ilvl="2" w:tentative="1">
+      <w:start w:val="1"/>
+      <w:numFmt w:val="bullet"/>
+      <w:lvlText w:val=""/>
+      <w:lvlJc w:val="left"/>
+      <w:pPr>
+        <w:tabs>
+          <w:tab w:val="num" w:pos="2160"/>
+        </w:tabs>
+        <w:ind w:left="2160" w:hanging="360"/>
+      </w:pPr>
+      <w:rPr>
+        <w:rFonts w:ascii="Wingdings" w:hAnsi="Wingdings" w:hint="default"/>
+        <w:sz w:val="20"/>
+      </w:rPr>
+    </w:lvl>
+    <w:lvl w:ilvl="3" w:tentative="1">
+      <w:start w:val="1"/>
+      <w:numFmt w:val="bullet"/>
+      <w:lvlText w:val=""/>
+      <w:lvlJc w:val="left"/>
+      <w:pPr>
+        <w:tabs>
+          <w:tab w:val="num" w:pos="2880"/>
+        </w:tabs>
+        <w:ind w:left="2880" w:hanging="360"/>
+      </w:pPr>
+      <w:rPr>
+        <w:rFonts w:ascii="Wingdings" w:hAnsi="Wingdings" w:hint="default"/>
+        <w:sz w:val="20"/>
+      </w:rPr>
+    </w:lvl>
+    <w:lvl w:ilvl="4" w:tentative="1">
+      <w:start w:val="1"/>
+      <w:numFmt w:val="bullet"/>
+      <w:lvlText w:val=""/>
+      <w:lvlJc w:val="left"/>
+      <w:pPr>
+        <w:tabs>
+          <w:tab w:val="num" w:pos="3600"/>
+        </w:tabs>
+        <w:ind w:left="3600" w:hanging="360"/>
+      </w:pPr>
+      <w:rPr>
+        <w:rFonts w:ascii="Wingdings" w:hAnsi="Wingdings" w:hint="default"/>
+        <w:sz w:val="20"/>
+      </w:rPr>
+    </w:lvl>
+    <w:lvl w:ilvl="5" w:tentative="1">
+      <w:start w:val="1"/>
+      <w:numFmt w:val="bullet"/>
+      <w:lvlText w:val=""/>
+      <w:lvlJc w:val="left"/>
+      <w:pPr>
+        <w:tabs>
+          <w:tab w:val="num" w:pos="4320"/>
+        </w:tabs>
+        <w:ind w:left="4320" w:hanging="360"/>
+      </w:pPr>
+      <w:rPr>
+        <w:rFonts w:ascii="Wingdings" w:hAnsi="Wingdings" w:hint="default"/>
+        <w:sz w:val="20"/>
+      </w:rPr>
+    </w:lvl>
+    <w:lvl w:ilvl="6" w:tentative="1">
+      <w:start w:val="1"/>
+      <w:numFmt w:val="bullet"/>
+      <w:lvlText w:val=""/>
+      <w:lvlJc w:val="left"/>
+      <w:pPr>
+        <w:tabs>
+          <w:tab w:val="num" w:pos="5040"/>
+        </w:tabs>
+        <w:ind w:left="5040" w:hanging="360"/>
+      </w:pPr>
+      <w:rPr>
+        <w:rFonts w:ascii="Wingdings" w:hAnsi="Wingdings" w:hint="default"/>
+        <w:sz w:val="20"/>
+      </w:rPr>
+    </w:lvl>
+    <w:lvl w:ilvl="7" w:tentative="1">
+      <w:start w:val="1"/>
+      <w:numFmt w:val="bullet"/>
+      <w:lvlText w:val=""/>
+      <w:lvlJc w:val="left"/>
+      <w:pPr>
+        <w:tabs>
+          <w:tab w:val="num" w:pos="5760"/>
+        </w:tabs>
+        <w:ind w:left="5760" w:hanging="360"/>
+      </w:pPr>
+      <w:rPr>
+        <w:rFonts w:ascii="Wingdings" w:hAnsi="Wingdings" w:hint="default"/>
+        <w:sz w:val="20"/>
+      </w:rPr>
+    </w:lvl>
+    <w:lvl w:ilvl="8" w:tentative="1">
+      <w:start w:val="1"/>
+      <w:numFmt w:val="bullet"/>
+      <w:lvlText w:val=""/>
+      <w:lvlJc w:val="left"/>
+      <w:pPr>
+        <w:tabs>
+          <w:tab w:val="num" w:pos="6480"/>
+        </w:tabs>
+        <w:ind w:left="6480" w:hanging="360"/>
+      </w:pPr>
+      <w:rPr>
+        <w:rFonts w:ascii="Wingdings" w:hAnsi="Wingdings" w:hint="default"/>
+        <w:sz w:val="20"/>
+      </w:rPr>
+    </w:lvl>
+  </w:abstractNum>
+  <w:abstractNum w:abstractNumId="90" w15:restartNumberingAfterBreak="0">
     <w:nsid w:val="6CDE4304"/>
     <w:multiLevelType w:val="multilevel"/>
     <w:tmpl w:val="442A8830"/>
@@ -13610,7 +13959,7 @@
       </w:rPr>
     </w:lvl>
   </w:abstractNum>
-  <w:abstractNum w:abstractNumId="87" w15:restartNumberingAfterBreak="0">
+  <w:abstractNum w:abstractNumId="91" w15:restartNumberingAfterBreak="0">
     <w:nsid w:val="6CED189A"/>
     <w:multiLevelType w:val="multilevel"/>
     <w:tmpl w:val="019E646A"/>
@@ -13759,7 +14108,7 @@
       </w:rPr>
     </w:lvl>
   </w:abstractNum>
-  <w:abstractNum w:abstractNumId="88" w15:restartNumberingAfterBreak="0">
+  <w:abstractNum w:abstractNumId="92" w15:restartNumberingAfterBreak="0">
     <w:nsid w:val="6D982CB9"/>
     <w:multiLevelType w:val="multilevel"/>
     <w:tmpl w:val="EFA65B1E"/>
@@ -13908,7 +14257,7 @@
       </w:rPr>
     </w:lvl>
   </w:abstractNum>
-  <w:abstractNum w:abstractNumId="89" w15:restartNumberingAfterBreak="0">
+  <w:abstractNum w:abstractNumId="93" w15:restartNumberingAfterBreak="0">
     <w:nsid w:val="6FAC686D"/>
     <w:multiLevelType w:val="multilevel"/>
     <w:tmpl w:val="F7CCE078"/>
@@ -14057,7 +14406,7 @@
       </w:rPr>
     </w:lvl>
   </w:abstractNum>
-  <w:abstractNum w:abstractNumId="90" w15:restartNumberingAfterBreak="0">
+  <w:abstractNum w:abstractNumId="94" w15:restartNumberingAfterBreak="0">
     <w:nsid w:val="70427236"/>
     <w:multiLevelType w:val="multilevel"/>
     <w:tmpl w:val="834A0EA4"/>
@@ -14206,7 +14555,7 @@
       </w:rPr>
     </w:lvl>
   </w:abstractNum>
-  <w:abstractNum w:abstractNumId="91" w15:restartNumberingAfterBreak="0">
+  <w:abstractNum w:abstractNumId="95" w15:restartNumberingAfterBreak="0">
     <w:nsid w:val="72987028"/>
     <w:multiLevelType w:val="multilevel"/>
     <w:tmpl w:val="0B8AE7E8"/>
@@ -14355,7 +14704,7 @@
       </w:rPr>
     </w:lvl>
   </w:abstractNum>
-  <w:abstractNum w:abstractNumId="92" w15:restartNumberingAfterBreak="0">
+  <w:abstractNum w:abstractNumId="96" w15:restartNumberingAfterBreak="0">
     <w:nsid w:val="74995DA1"/>
     <w:multiLevelType w:val="multilevel"/>
     <w:tmpl w:val="47E69886"/>
@@ -14504,7 +14853,7 @@
       </w:rPr>
     </w:lvl>
   </w:abstractNum>
-  <w:abstractNum w:abstractNumId="93" w15:restartNumberingAfterBreak="0">
+  <w:abstractNum w:abstractNumId="97" w15:restartNumberingAfterBreak="0">
     <w:nsid w:val="75133277"/>
     <w:multiLevelType w:val="multilevel"/>
     <w:tmpl w:val="98A67D76"/>
@@ -14653,7 +15002,7 @@
       </w:rPr>
     </w:lvl>
   </w:abstractNum>
-  <w:abstractNum w:abstractNumId="94" w15:restartNumberingAfterBreak="0">
+  <w:abstractNum w:abstractNumId="98" w15:restartNumberingAfterBreak="0">
     <w:nsid w:val="75145F1E"/>
     <w:multiLevelType w:val="multilevel"/>
     <w:tmpl w:val="A9F0EEDE"/>
@@ -14802,7 +15151,7 @@
       </w:rPr>
     </w:lvl>
   </w:abstractNum>
-  <w:abstractNum w:abstractNumId="95" w15:restartNumberingAfterBreak="0">
+  <w:abstractNum w:abstractNumId="99" w15:restartNumberingAfterBreak="0">
     <w:nsid w:val="77780210"/>
     <w:multiLevelType w:val="multilevel"/>
     <w:tmpl w:val="9AB6D36A"/>
@@ -14951,7 +15300,7 @@
       </w:rPr>
     </w:lvl>
   </w:abstractNum>
-  <w:abstractNum w:abstractNumId="96" w15:restartNumberingAfterBreak="0">
+  <w:abstractNum w:abstractNumId="100" w15:restartNumberingAfterBreak="0">
     <w:nsid w:val="77F70E72"/>
     <w:multiLevelType w:val="multilevel"/>
     <w:tmpl w:val="CA4A179E"/>
@@ -15100,7 +15449,7 @@
       </w:rPr>
     </w:lvl>
   </w:abstractNum>
-  <w:abstractNum w:abstractNumId="97" w15:restartNumberingAfterBreak="0">
+  <w:abstractNum w:abstractNumId="101" w15:restartNumberingAfterBreak="0">
     <w:nsid w:val="78AF3623"/>
     <w:multiLevelType w:val="multilevel"/>
     <w:tmpl w:val="10EA459E"/>
@@ -15249,7 +15598,7 @@
       </w:rPr>
     </w:lvl>
   </w:abstractNum>
-  <w:abstractNum w:abstractNumId="98" w15:restartNumberingAfterBreak="0">
+  <w:abstractNum w:abstractNumId="102" w15:restartNumberingAfterBreak="0">
     <w:nsid w:val="79075D66"/>
     <w:multiLevelType w:val="multilevel"/>
     <w:tmpl w:val="DAA2F8BE"/>
@@ -15398,7 +15747,7 @@
       </w:rPr>
     </w:lvl>
   </w:abstractNum>
-  <w:abstractNum w:abstractNumId="99" w15:restartNumberingAfterBreak="0">
+  <w:abstractNum w:abstractNumId="103" w15:restartNumberingAfterBreak="0">
     <w:nsid w:val="79BB5CE8"/>
     <w:multiLevelType w:val="multilevel"/>
     <w:tmpl w:val="EDFC70D6"/>
@@ -15547,7 +15896,7 @@
       </w:rPr>
     </w:lvl>
   </w:abstractNum>
-  <w:abstractNum w:abstractNumId="100" w15:restartNumberingAfterBreak="0">
+  <w:abstractNum w:abstractNumId="104" w15:restartNumberingAfterBreak="0">
     <w:nsid w:val="7ADB6B50"/>
     <w:multiLevelType w:val="multilevel"/>
     <w:tmpl w:val="3AF09372"/>
@@ -15696,7 +16045,7 @@
       </w:rPr>
     </w:lvl>
   </w:abstractNum>
-  <w:abstractNum w:abstractNumId="101" w15:restartNumberingAfterBreak="0">
+  <w:abstractNum w:abstractNumId="105" w15:restartNumberingAfterBreak="0">
     <w:nsid w:val="7B2751C4"/>
     <w:multiLevelType w:val="multilevel"/>
     <w:tmpl w:val="4412CEC4"/>
@@ -15845,7 +16194,7 @@
       </w:rPr>
     </w:lvl>
   </w:abstractNum>
-  <w:abstractNum w:abstractNumId="102" w15:restartNumberingAfterBreak="0">
+  <w:abstractNum w:abstractNumId="106" w15:restartNumberingAfterBreak="0">
     <w:nsid w:val="7BAF4D94"/>
     <w:multiLevelType w:val="multilevel"/>
     <w:tmpl w:val="BDB8BFAA"/>
@@ -15994,7 +16343,7 @@
       </w:rPr>
     </w:lvl>
   </w:abstractNum>
-  <w:abstractNum w:abstractNumId="103" w15:restartNumberingAfterBreak="0">
+  <w:abstractNum w:abstractNumId="107" w15:restartNumberingAfterBreak="0">
     <w:nsid w:val="7D9F223B"/>
     <w:multiLevelType w:val="multilevel"/>
     <w:tmpl w:val="D3A62574"/>
@@ -16144,58 +16493,58 @@
     </w:lvl>
   </w:abstractNum>
   <w:num w:numId="1" w16cid:durableId="1677997995">
-    <w:abstractNumId w:val="26"/>
+    <w:abstractNumId w:val="27"/>
   </w:num>
   <w:num w:numId="2" w16cid:durableId="2051149805">
     <w:abstractNumId w:val="3"/>
   </w:num>
   <w:num w:numId="3" w16cid:durableId="1233933601">
-    <w:abstractNumId w:val="57"/>
+    <w:abstractNumId w:val="60"/>
   </w:num>
   <w:num w:numId="4" w16cid:durableId="500435007">
     <w:abstractNumId w:val="11"/>
   </w:num>
   <w:num w:numId="5" w16cid:durableId="1033847455">
-    <w:abstractNumId w:val="96"/>
+    <w:abstractNumId w:val="100"/>
   </w:num>
   <w:num w:numId="6" w16cid:durableId="267081670">
-    <w:abstractNumId w:val="24"/>
+    <w:abstractNumId w:val="25"/>
   </w:num>
   <w:num w:numId="7" w16cid:durableId="1769304624">
     <w:abstractNumId w:val="8"/>
   </w:num>
   <w:num w:numId="8" w16cid:durableId="1135759933">
-    <w:abstractNumId w:val="74"/>
+    <w:abstractNumId w:val="77"/>
   </w:num>
   <w:num w:numId="9" w16cid:durableId="442268721">
-    <w:abstractNumId w:val="54"/>
+    <w:abstractNumId w:val="57"/>
   </w:num>
   <w:num w:numId="10" w16cid:durableId="691494407">
-    <w:abstractNumId w:val="52"/>
+    <w:abstractNumId w:val="55"/>
   </w:num>
   <w:num w:numId="11" w16cid:durableId="1705208919">
-    <w:abstractNumId w:val="53"/>
+    <w:abstractNumId w:val="56"/>
   </w:num>
   <w:num w:numId="12" w16cid:durableId="401762157">
     <w:abstractNumId w:val="13"/>
   </w:num>
   <w:num w:numId="13" w16cid:durableId="967707405">
-    <w:abstractNumId w:val="50"/>
+    <w:abstractNumId w:val="53"/>
   </w:num>
   <w:num w:numId="14" w16cid:durableId="2070766778">
-    <w:abstractNumId w:val="39"/>
+    <w:abstractNumId w:val="40"/>
   </w:num>
   <w:num w:numId="15" w16cid:durableId="716323964">
-    <w:abstractNumId w:val="30"/>
+    <w:abstractNumId w:val="31"/>
   </w:num>
   <w:num w:numId="16" w16cid:durableId="748966896">
-    <w:abstractNumId w:val="28"/>
+    <w:abstractNumId w:val="29"/>
   </w:num>
   <w:num w:numId="17" w16cid:durableId="1612980622">
-    <w:abstractNumId w:val="83"/>
+    <w:abstractNumId w:val="86"/>
   </w:num>
   <w:num w:numId="18" w16cid:durableId="2093504055">
-    <w:abstractNumId w:val="88"/>
+    <w:abstractNumId w:val="92"/>
   </w:num>
   <w:num w:numId="19" w16cid:durableId="344942916">
     <w:abstractNumId w:val="18"/>
@@ -16204,211 +16553,211 @@
     <w:abstractNumId w:val="12"/>
   </w:num>
   <w:num w:numId="21" w16cid:durableId="1645238814">
-    <w:abstractNumId w:val="56"/>
+    <w:abstractNumId w:val="59"/>
   </w:num>
   <w:num w:numId="22" w16cid:durableId="1129937329">
     <w:abstractNumId w:val="6"/>
   </w:num>
   <w:num w:numId="23" w16cid:durableId="1723820948">
-    <w:abstractNumId w:val="63"/>
+    <w:abstractNumId w:val="66"/>
   </w:num>
   <w:num w:numId="24" w16cid:durableId="837844535">
-    <w:abstractNumId w:val="84"/>
+    <w:abstractNumId w:val="87"/>
   </w:num>
   <w:num w:numId="25" w16cid:durableId="1206138890">
-    <w:abstractNumId w:val="45"/>
+    <w:abstractNumId w:val="48"/>
   </w:num>
   <w:num w:numId="26" w16cid:durableId="1390418193">
     <w:abstractNumId w:val="17"/>
   </w:num>
   <w:num w:numId="27" w16cid:durableId="728844960">
-    <w:abstractNumId w:val="72"/>
+    <w:abstractNumId w:val="75"/>
   </w:num>
   <w:num w:numId="28" w16cid:durableId="2125732567">
-    <w:abstractNumId w:val="34"/>
+    <w:abstractNumId w:val="35"/>
   </w:num>
   <w:num w:numId="29" w16cid:durableId="1090812348">
-    <w:abstractNumId w:val="36"/>
+    <w:abstractNumId w:val="37"/>
   </w:num>
   <w:num w:numId="30" w16cid:durableId="296447531">
+    <w:abstractNumId w:val="94"/>
+  </w:num>
+  <w:num w:numId="31" w16cid:durableId="1884710918">
+    <w:abstractNumId w:val="93"/>
+  </w:num>
+  <w:num w:numId="32" w16cid:durableId="234828197">
     <w:abstractNumId w:val="90"/>
   </w:num>
-  <w:num w:numId="31" w16cid:durableId="1884710918">
-    <w:abstractNumId w:val="89"/>
-  </w:num>
-  <w:num w:numId="32" w16cid:durableId="234828197">
-    <w:abstractNumId w:val="86"/>
-  </w:num>
   <w:num w:numId="33" w16cid:durableId="1187061975">
-    <w:abstractNumId w:val="93"/>
+    <w:abstractNumId w:val="97"/>
   </w:num>
   <w:num w:numId="34" w16cid:durableId="1541361364">
     <w:abstractNumId w:val="15"/>
   </w:num>
   <w:num w:numId="35" w16cid:durableId="469323940">
-    <w:abstractNumId w:val="67"/>
+    <w:abstractNumId w:val="70"/>
   </w:num>
   <w:num w:numId="36" w16cid:durableId="171921766">
-    <w:abstractNumId w:val="76"/>
+    <w:abstractNumId w:val="79"/>
   </w:num>
   <w:num w:numId="37" w16cid:durableId="698353443">
-    <w:abstractNumId w:val="102"/>
+    <w:abstractNumId w:val="106"/>
   </w:num>
   <w:num w:numId="38" w16cid:durableId="1940941360">
     <w:abstractNumId w:val="4"/>
   </w:num>
   <w:num w:numId="39" w16cid:durableId="116679975">
-    <w:abstractNumId w:val="51"/>
+    <w:abstractNumId w:val="54"/>
   </w:num>
   <w:num w:numId="40" w16cid:durableId="1714963468">
-    <w:abstractNumId w:val="77"/>
+    <w:abstractNumId w:val="80"/>
   </w:num>
   <w:num w:numId="41" w16cid:durableId="1018429896">
-    <w:abstractNumId w:val="94"/>
+    <w:abstractNumId w:val="98"/>
   </w:num>
   <w:num w:numId="42" w16cid:durableId="941061820">
     <w:abstractNumId w:val="1"/>
   </w:num>
   <w:num w:numId="43" w16cid:durableId="726339675">
-    <w:abstractNumId w:val="42"/>
+    <w:abstractNumId w:val="43"/>
   </w:num>
   <w:num w:numId="44" w16cid:durableId="348455922">
-    <w:abstractNumId w:val="40"/>
+    <w:abstractNumId w:val="41"/>
   </w:num>
   <w:num w:numId="45" w16cid:durableId="1999069253">
-    <w:abstractNumId w:val="101"/>
+    <w:abstractNumId w:val="105"/>
   </w:num>
   <w:num w:numId="46" w16cid:durableId="1969966184">
     <w:abstractNumId w:val="10"/>
   </w:num>
   <w:num w:numId="47" w16cid:durableId="781874132">
-    <w:abstractNumId w:val="59"/>
+    <w:abstractNumId w:val="62"/>
   </w:num>
   <w:num w:numId="48" w16cid:durableId="357778884">
-    <w:abstractNumId w:val="82"/>
+    <w:abstractNumId w:val="85"/>
   </w:num>
   <w:num w:numId="49" w16cid:durableId="1508203898">
-    <w:abstractNumId w:val="87"/>
+    <w:abstractNumId w:val="91"/>
   </w:num>
   <w:num w:numId="50" w16cid:durableId="1682318083">
-    <w:abstractNumId w:val="66"/>
+    <w:abstractNumId w:val="69"/>
   </w:num>
   <w:num w:numId="51" w16cid:durableId="1708262490">
     <w:abstractNumId w:val="2"/>
   </w:num>
   <w:num w:numId="52" w16cid:durableId="33585703">
-    <w:abstractNumId w:val="35"/>
+    <w:abstractNumId w:val="36"/>
   </w:num>
   <w:num w:numId="53" w16cid:durableId="1614706232">
-    <w:abstractNumId w:val="75"/>
+    <w:abstractNumId w:val="78"/>
   </w:num>
   <w:num w:numId="54" w16cid:durableId="1594314839">
-    <w:abstractNumId w:val="29"/>
+    <w:abstractNumId w:val="30"/>
   </w:num>
   <w:num w:numId="55" w16cid:durableId="1526674347">
-    <w:abstractNumId w:val="92"/>
+    <w:abstractNumId w:val="96"/>
   </w:num>
   <w:num w:numId="56" w16cid:durableId="814222603">
-    <w:abstractNumId w:val="78"/>
+    <w:abstractNumId w:val="81"/>
   </w:num>
   <w:num w:numId="57" w16cid:durableId="1449931854">
+    <w:abstractNumId w:val="67"/>
+  </w:num>
+  <w:num w:numId="58" w16cid:durableId="173110024">
     <w:abstractNumId w:val="64"/>
   </w:num>
-  <w:num w:numId="58" w16cid:durableId="173110024">
-    <w:abstractNumId w:val="61"/>
-  </w:num>
   <w:num w:numId="59" w16cid:durableId="1933391554">
-    <w:abstractNumId w:val="49"/>
+    <w:abstractNumId w:val="52"/>
   </w:num>
   <w:num w:numId="60" w16cid:durableId="659770676">
-    <w:abstractNumId w:val="91"/>
+    <w:abstractNumId w:val="95"/>
   </w:num>
   <w:num w:numId="61" w16cid:durableId="987126490">
-    <w:abstractNumId w:val="46"/>
+    <w:abstractNumId w:val="49"/>
   </w:num>
   <w:num w:numId="62" w16cid:durableId="2072000942">
     <w:abstractNumId w:val="21"/>
   </w:num>
   <w:num w:numId="63" w16cid:durableId="1637449647">
-    <w:abstractNumId w:val="43"/>
+    <w:abstractNumId w:val="45"/>
   </w:num>
   <w:num w:numId="64" w16cid:durableId="1111509654">
-    <w:abstractNumId w:val="31"/>
+    <w:abstractNumId w:val="32"/>
   </w:num>
   <w:num w:numId="65" w16cid:durableId="1154025284">
-    <w:abstractNumId w:val="81"/>
+    <w:abstractNumId w:val="84"/>
   </w:num>
   <w:num w:numId="66" w16cid:durableId="636229318">
-    <w:abstractNumId w:val="97"/>
+    <w:abstractNumId w:val="101"/>
   </w:num>
   <w:num w:numId="67" w16cid:durableId="1298336313">
-    <w:abstractNumId w:val="79"/>
+    <w:abstractNumId w:val="82"/>
   </w:num>
   <w:num w:numId="68" w16cid:durableId="1780643681">
-    <w:abstractNumId w:val="68"/>
+    <w:abstractNumId w:val="71"/>
   </w:num>
   <w:num w:numId="69" w16cid:durableId="897321311">
     <w:abstractNumId w:val="16"/>
   </w:num>
   <w:num w:numId="70" w16cid:durableId="129985987">
-    <w:abstractNumId w:val="41"/>
+    <w:abstractNumId w:val="42"/>
   </w:num>
   <w:num w:numId="71" w16cid:durableId="225920747">
     <w:abstractNumId w:val="0"/>
   </w:num>
   <w:num w:numId="72" w16cid:durableId="193422590">
-    <w:abstractNumId w:val="98"/>
+    <w:abstractNumId w:val="102"/>
   </w:num>
   <w:num w:numId="73" w16cid:durableId="1538079356">
     <w:abstractNumId w:val="9"/>
   </w:num>
   <w:num w:numId="74" w16cid:durableId="1570772970">
-    <w:abstractNumId w:val="71"/>
+    <w:abstractNumId w:val="74"/>
   </w:num>
   <w:num w:numId="75" w16cid:durableId="939339658">
-    <w:abstractNumId w:val="69"/>
+    <w:abstractNumId w:val="72"/>
   </w:num>
   <w:num w:numId="76" w16cid:durableId="247924988">
-    <w:abstractNumId w:val="95"/>
+    <w:abstractNumId w:val="99"/>
   </w:num>
   <w:num w:numId="77" w16cid:durableId="1729180216">
-    <w:abstractNumId w:val="27"/>
+    <w:abstractNumId w:val="28"/>
   </w:num>
   <w:num w:numId="78" w16cid:durableId="44567889">
+    <w:abstractNumId w:val="76"/>
+  </w:num>
+  <w:num w:numId="79" w16cid:durableId="764571186">
+    <w:abstractNumId w:val="103"/>
+  </w:num>
+  <w:num w:numId="80" w16cid:durableId="1858347991">
+    <w:abstractNumId w:val="50"/>
+  </w:num>
+  <w:num w:numId="81" w16cid:durableId="1245643883">
+    <w:abstractNumId w:val="61"/>
+  </w:num>
+  <w:num w:numId="82" w16cid:durableId="1252928820">
+    <w:abstractNumId w:val="34"/>
+  </w:num>
+  <w:num w:numId="83" w16cid:durableId="1396273051">
+    <w:abstractNumId w:val="33"/>
+  </w:num>
+  <w:num w:numId="84" w16cid:durableId="1608194036">
+    <w:abstractNumId w:val="88"/>
+  </w:num>
+  <w:num w:numId="85" w16cid:durableId="598638423">
+    <w:abstractNumId w:val="68"/>
+  </w:num>
+  <w:num w:numId="86" w16cid:durableId="606155975">
+    <w:abstractNumId w:val="107"/>
+  </w:num>
+  <w:num w:numId="87" w16cid:durableId="695470575">
     <w:abstractNumId w:val="73"/>
   </w:num>
-  <w:num w:numId="79" w16cid:durableId="764571186">
-    <w:abstractNumId w:val="99"/>
-  </w:num>
-  <w:num w:numId="80" w16cid:durableId="1858347991">
-    <w:abstractNumId w:val="47"/>
-  </w:num>
-  <w:num w:numId="81" w16cid:durableId="1245643883">
+  <w:num w:numId="88" w16cid:durableId="1400984171">
     <w:abstractNumId w:val="58"/>
   </w:num>
-  <w:num w:numId="82" w16cid:durableId="1252928820">
-    <w:abstractNumId w:val="33"/>
-  </w:num>
-  <w:num w:numId="83" w16cid:durableId="1396273051">
-    <w:abstractNumId w:val="32"/>
-  </w:num>
-  <w:num w:numId="84" w16cid:durableId="1608194036">
-    <w:abstractNumId w:val="85"/>
-  </w:num>
-  <w:num w:numId="85" w16cid:durableId="598638423">
-    <w:abstractNumId w:val="65"/>
-  </w:num>
-  <w:num w:numId="86" w16cid:durableId="606155975">
-    <w:abstractNumId w:val="103"/>
-  </w:num>
-  <w:num w:numId="87" w16cid:durableId="695470575">
-    <w:abstractNumId w:val="70"/>
-  </w:num>
-  <w:num w:numId="88" w16cid:durableId="1400984171">
-    <w:abstractNumId w:val="55"/>
-  </w:num>
   <w:num w:numId="89" w16cid:durableId="1548568754">
-    <w:abstractNumId w:val="37"/>
+    <w:abstractNumId w:val="38"/>
   </w:num>
   <w:num w:numId="90" w16cid:durableId="1185821287">
     <w:abstractNumId w:val="14"/>
@@ -16417,22 +16766,22 @@
     <w:abstractNumId w:val="20"/>
   </w:num>
   <w:num w:numId="92" w16cid:durableId="1167525099">
-    <w:abstractNumId w:val="60"/>
+    <w:abstractNumId w:val="63"/>
   </w:num>
   <w:num w:numId="93" w16cid:durableId="341785630">
-    <w:abstractNumId w:val="25"/>
+    <w:abstractNumId w:val="26"/>
   </w:num>
   <w:num w:numId="94" w16cid:durableId="1272513776">
-    <w:abstractNumId w:val="23"/>
+    <w:abstractNumId w:val="24"/>
   </w:num>
   <w:num w:numId="95" w16cid:durableId="1507862555">
     <w:abstractNumId w:val="7"/>
   </w:num>
   <w:num w:numId="96" w16cid:durableId="1703479897">
-    <w:abstractNumId w:val="48"/>
+    <w:abstractNumId w:val="51"/>
   </w:num>
   <w:num w:numId="97" w16cid:durableId="1823034222">
-    <w:abstractNumId w:val="44"/>
+    <w:abstractNumId w:val="47"/>
   </w:num>
   <w:num w:numId="98" w16cid:durableId="1150902035">
     <w:abstractNumId w:val="5"/>
@@ -16441,19 +16790,31 @@
     <w:abstractNumId w:val="19"/>
   </w:num>
   <w:num w:numId="100" w16cid:durableId="1382751872">
-    <w:abstractNumId w:val="80"/>
+    <w:abstractNumId w:val="83"/>
   </w:num>
   <w:num w:numId="101" w16cid:durableId="2085299783">
+    <w:abstractNumId w:val="23"/>
+  </w:num>
+  <w:num w:numId="102" w16cid:durableId="1646466195">
+    <w:abstractNumId w:val="39"/>
+  </w:num>
+  <w:num w:numId="103" w16cid:durableId="649016663">
+    <w:abstractNumId w:val="65"/>
+  </w:num>
+  <w:num w:numId="104" w16cid:durableId="104233553">
+    <w:abstractNumId w:val="104"/>
+  </w:num>
+  <w:num w:numId="105" w16cid:durableId="2783818">
     <w:abstractNumId w:val="22"/>
   </w:num>
-  <w:num w:numId="102" w16cid:durableId="1646466195">
-    <w:abstractNumId w:val="38"/>
+  <w:num w:numId="106" w16cid:durableId="1456176398">
+    <w:abstractNumId w:val="46"/>
   </w:num>
-  <w:num w:numId="103" w16cid:durableId="649016663">
-    <w:abstractNumId w:val="62"/>
+  <w:num w:numId="107" w16cid:durableId="2095852671">
+    <w:abstractNumId w:val="89"/>
   </w:num>
-  <w:num w:numId="104" w16cid:durableId="104233553">
-    <w:abstractNumId w:val="100"/>
+  <w:num w:numId="108" w16cid:durableId="2124225755">
+    <w:abstractNumId w:val="44"/>
   </w:num>
 </w:numbering>
 </file>

--- a/data/Market_Read_quarterly.docx
+++ b/data/Market_Read_quarterly.docx
@@ -3,270 +3,356 @@
 <w:document xmlns:wpc="http://schemas.microsoft.com/office/word/2010/wordprocessingCanvas" xmlns:cx="http://schemas.microsoft.com/office/drawing/2014/chartex" xmlns:cx1="http://schemas.microsoft.com/office/drawing/2015/9/8/chartex" xmlns:cx2="http://schemas.microsoft.com/office/drawing/2015/10/21/chartex" xmlns:cx3="http://schemas.microsoft.com/office/drawing/2016/5/9/chartex" xmlns:cx4="http://schemas.microsoft.com/office/drawing/2016/5/10/chartex" xmlns:cx5="http://schemas.microsoft.com/office/drawing/2016/5/11/chartex" xmlns:cx6="http://schemas.microsoft.com/office/drawing/2016/5/12/chartex" xmlns:cx7="http://schemas.microsoft.com/office/drawing/2016/5/13/chartex" xmlns:cx8="http://schemas.microsoft.com/office/drawing/2016/5/14/chartex" xmlns:mc="http://schemas.openxmlformats.org/markup-compatibility/2006" xmlns:aink="http://schemas.microsoft.com/office/drawing/2016/ink" xmlns:am3d="http://schemas.microsoft.com/office/drawing/2017/model3d" xmlns:o="urn:schemas-microsoft-com:office:office" xmlns:oel="http://schemas.microsoft.com/office/2019/extlst" xmlns:r="http://schemas.openxmlformats.org/officeDocument/2006/relationships" xmlns:m="http://schemas.openxmlformats.org/officeDocument/2006/math" xmlns:v="urn:schemas-microsoft-com:vml" xmlns:wp14="http://schemas.microsoft.com/office/word/2010/wordprocessingDrawing" xmlns:wp="http://schemas.openxmlformats.org/drawingml/2006/wordprocessingDrawing" xmlns:w10="urn:schemas-microsoft-com:office:word" xmlns:w="http://schemas.openxmlformats.org/wordprocessingml/2006/main" xmlns:w14="http://schemas.microsoft.com/office/word/2010/wordml" xmlns:w15="http://schemas.microsoft.com/office/word/2012/wordml" xmlns:w16cex="http://schemas.microsoft.com/office/word/2018/wordml/cex" xmlns:w16cid="http://schemas.microsoft.com/office/word/2016/wordml/cid" xmlns:w16="http://schemas.microsoft.com/office/word/2018/wordml" xmlns:w16du="http://schemas.microsoft.com/office/word/2023/wordml/word16du" xmlns:w16sdtdh="http://schemas.microsoft.com/office/word/2020/wordml/sdtdatahash" xmlns:w16sdtfl="http://schemas.microsoft.com/office/word/2024/wordml/sdtformatlock" xmlns:w16se="http://schemas.microsoft.com/office/word/2015/wordml/symex" xmlns:wpg="http://schemas.microsoft.com/office/word/2010/wordprocessingGroup" xmlns:wpi="http://schemas.microsoft.com/office/word/2010/wordprocessingInk" xmlns:wne="http://schemas.microsoft.com/office/word/2006/wordml" xmlns:wps="http://schemas.microsoft.com/office/word/2010/wordprocessingShape" mc:Ignorable="w14 w15 w16se w16cid w16 w16cex w16sdtdh w16sdtfl w16du wp14">
   <w:body>
     <w:p>
-      <w:pPr>
-        <w:rPr>
-          <w:b/>
-          <w:bCs/>
-        </w:rPr>
-      </w:pPr>
       <w:r>
         <w:rPr>
           <w:b/>
           <w:bCs/>
         </w:rPr>
-        <w:t>Quarterly Market Read: November 20, 2025</w:t>
+        <w:t>Quarterly Market Read: November 21, 2025</w:t>
       </w:r>
     </w:p>
     <w:p>
-      <w:pPr>
-        <w:rPr>
-          <w:b/>
-          <w:bCs/>
-        </w:rPr>
-      </w:pPr>
+      <w:r>
+        <w:t xml:space="preserve">The market is saying (all numbers are </w:t>
+      </w:r>
       <w:r>
         <w:rPr>
           <w:b/>
           <w:bCs/>
         </w:rPr>
-        <w:t>The market is saying (all numbers are QTD % returns):</w:t>
+        <w:t>QTD % returns</w:t>
+      </w:r>
+      <w:r>
+        <w:t>):</w:t>
       </w:r>
     </w:p>
     <w:p>
       <w:pPr>
         <w:numPr>
           <w:ilvl w:val="0"/>
-          <w:numId w:val="107"/>
+          <w:numId w:val="109"/>
         </w:numPr>
-        <w:rPr>
-          <w:b/>
-          <w:bCs/>
-        </w:rPr>
       </w:pPr>
       <w:r>
         <w:rPr>
           <w:b/>
           <w:bCs/>
         </w:rPr>
-        <w:t>Breadth: 31.6% of names are positive.</w:t>
+        <w:t>Breadth:</w:t>
+      </w:r>
+      <w:r>
+        <w:t xml:space="preserve"> 37.6% of names are positive.</w:t>
       </w:r>
     </w:p>
     <w:p>
       <w:pPr>
         <w:numPr>
           <w:ilvl w:val="0"/>
-          <w:numId w:val="107"/>
+          <w:numId w:val="109"/>
         </w:numPr>
-        <w:rPr>
-          <w:b/>
-          <w:bCs/>
-        </w:rPr>
       </w:pPr>
       <w:r>
         <w:rPr>
           <w:b/>
           <w:bCs/>
         </w:rPr>
-        <w:t>Information Technology: heavy (avg -5.96%).</w:t>
+        <w:t>Information Technology:</w:t>
       </w:r>
-    </w:p>
-    <w:p>
-      <w:pPr>
-        <w:numPr>
-          <w:ilvl w:val="0"/>
-          <w:numId w:val="107"/>
-        </w:numPr>
-        <w:rPr>
-          <w:b/>
-          <w:bCs/>
-        </w:rPr>
-      </w:pPr>
+      <w:r>
+        <w:t xml:space="preserve"> heavy (avg </w:t>
+      </w:r>
       <w:r>
         <w:rPr>
           <w:b/>
           <w:bCs/>
         </w:rPr>
-        <w:t>Industrials: heavy (avg -5.00%).</w:t>
+        <w:t>-4.38%</w:t>
+      </w:r>
+      <w:r>
+        <w:t>).</w:t>
       </w:r>
     </w:p>
     <w:p>
       <w:pPr>
         <w:numPr>
           <w:ilvl w:val="0"/>
-          <w:numId w:val="107"/>
+          <w:numId w:val="109"/>
         </w:numPr>
-        <w:rPr>
-          <w:b/>
-          <w:bCs/>
-        </w:rPr>
       </w:pPr>
       <w:r>
         <w:rPr>
           <w:b/>
           <w:bCs/>
         </w:rPr>
-        <w:t>Consumer Staples: soft (avg -2.45%).</w:t>
+        <w:t>Industrials:</w:t>
       </w:r>
-    </w:p>
-    <w:p>
-      <w:pPr>
-        <w:numPr>
-          <w:ilvl w:val="0"/>
-          <w:numId w:val="107"/>
-        </w:numPr>
-        <w:rPr>
-          <w:b/>
-          <w:bCs/>
-        </w:rPr>
-      </w:pPr>
+      <w:r>
+        <w:t xml:space="preserve"> heavy (avg </w:t>
+      </w:r>
       <w:r>
         <w:rPr>
           <w:b/>
           <w:bCs/>
         </w:rPr>
-        <w:t>Consumer Discretionary: heavy (avg -8.91%).</w:t>
+        <w:t>-3.05%</w:t>
+      </w:r>
+      <w:r>
+        <w:t>).</w:t>
       </w:r>
     </w:p>
     <w:p>
       <w:pPr>
         <w:numPr>
           <w:ilvl w:val="0"/>
-          <w:numId w:val="107"/>
+          <w:numId w:val="109"/>
         </w:numPr>
-        <w:rPr>
-          <w:b/>
-          <w:bCs/>
-        </w:rPr>
       </w:pPr>
       <w:r>
         <w:rPr>
           <w:b/>
           <w:bCs/>
         </w:rPr>
-        <w:t>Financials: heavy (avg -6.03%).</w:t>
+        <w:t>Consumer Staples:</w:t>
       </w:r>
-    </w:p>
-    <w:p>
-      <w:pPr>
-        <w:numPr>
-          <w:ilvl w:val="0"/>
-          <w:numId w:val="107"/>
-        </w:numPr>
-        <w:rPr>
-          <w:b/>
-          <w:bCs/>
-        </w:rPr>
-      </w:pPr>
+      <w:r>
+        <w:t xml:space="preserve"> soft (avg </w:t>
+      </w:r>
       <w:r>
         <w:rPr>
           <w:b/>
           <w:bCs/>
         </w:rPr>
-        <w:t>Utilities: soft (avg -0.43%).</w:t>
+        <w:t>-0.83%</w:t>
+      </w:r>
+      <w:r>
+        <w:t>).</w:t>
       </w:r>
     </w:p>
     <w:p>
       <w:pPr>
         <w:numPr>
           <w:ilvl w:val="0"/>
-          <w:numId w:val="107"/>
+          <w:numId w:val="109"/>
         </w:numPr>
-        <w:rPr>
-          <w:b/>
-          <w:bCs/>
-        </w:rPr>
       </w:pPr>
       <w:r>
         <w:rPr>
           <w:b/>
           <w:bCs/>
         </w:rPr>
-        <w:t>Real Estate: heavy (avg -6.82%).</w:t>
+        <w:t>Consumer Discretionary:</w:t>
       </w:r>
-    </w:p>
-    <w:p>
-      <w:pPr>
-        <w:numPr>
-          <w:ilvl w:val="0"/>
-          <w:numId w:val="107"/>
-        </w:numPr>
-        <w:rPr>
-          <w:b/>
-          <w:bCs/>
-        </w:rPr>
-      </w:pPr>
+      <w:r>
+        <w:t xml:space="preserve"> heavy (avg </w:t>
+      </w:r>
       <w:r>
         <w:rPr>
           <w:b/>
           <w:bCs/>
         </w:rPr>
-        <w:t>Materials: heavy (avg -6.95%).</w:t>
+        <w:t>-5.83%</w:t>
+      </w:r>
+      <w:r>
+        <w:t>).</w:t>
       </w:r>
     </w:p>
     <w:p>
       <w:pPr>
         <w:numPr>
           <w:ilvl w:val="0"/>
-          <w:numId w:val="107"/>
+          <w:numId w:val="109"/>
         </w:numPr>
-        <w:rPr>
-          <w:b/>
-          <w:bCs/>
-        </w:rPr>
       </w:pPr>
       <w:r>
         <w:rPr>
           <w:b/>
           <w:bCs/>
         </w:rPr>
-        <w:t>Energy: soft (avg -1.29%).</w:t>
+        <w:t>Financials:</w:t>
       </w:r>
-    </w:p>
-    <w:p>
-      <w:pPr>
-        <w:numPr>
-          <w:ilvl w:val="0"/>
-          <w:numId w:val="107"/>
-        </w:numPr>
-        <w:rPr>
-          <w:b/>
-          <w:bCs/>
-        </w:rPr>
-      </w:pPr>
+      <w:r>
+        <w:t xml:space="preserve"> heavy (avg </w:t>
+      </w:r>
       <w:r>
         <w:rPr>
           <w:b/>
           <w:bCs/>
         </w:rPr>
-        <w:t>Health Care: leading (avg +4.29%).</w:t>
+        <w:t>-4.62%</w:t>
+      </w:r>
+      <w:r>
+        <w:t>).</w:t>
       </w:r>
     </w:p>
     <w:p>
       <w:pPr>
         <w:numPr>
           <w:ilvl w:val="0"/>
-          <w:numId w:val="107"/>
+          <w:numId w:val="109"/>
         </w:numPr>
-        <w:rPr>
-          <w:b/>
-          <w:bCs/>
-        </w:rPr>
       </w:pPr>
       <w:r>
         <w:rPr>
           <w:b/>
           <w:bCs/>
         </w:rPr>
-        <w:t>Communication Services: heavy (avg -10.92%).</w:t>
+        <w:t>Utilities:</w:t>
       </w:r>
-    </w:p>
-    <w:p>
-      <w:pPr>
+      <w:r>
+        <w:t xml:space="preserve"> flat (avg </w:t>
+      </w:r>
+      <w:r>
         <w:rPr>
           <w:b/>
           <w:bCs/>
         </w:rPr>
-      </w:pPr>
+        <w:t>-0.07%</w:t>
+      </w:r>
+      <w:r>
+        <w:t>).</w:t>
+      </w:r>
+    </w:p>
+    <w:p>
+      <w:pPr>
+        <w:numPr>
+          <w:ilvl w:val="0"/>
+          <w:numId w:val="109"/>
+        </w:numPr>
+      </w:pPr>
+      <w:r>
+        <w:rPr>
+          <w:b/>
+          <w:bCs/>
+        </w:rPr>
+        <w:t>Real Estate:</w:t>
+      </w:r>
+      <w:r>
+        <w:t xml:space="preserve"> heavy (avg </w:t>
+      </w:r>
+      <w:r>
+        <w:rPr>
+          <w:b/>
+          <w:bCs/>
+        </w:rPr>
+        <w:t>-5.33%</w:t>
+      </w:r>
+      <w:r>
+        <w:t>).</w:t>
+      </w:r>
+    </w:p>
+    <w:p>
+      <w:pPr>
+        <w:numPr>
+          <w:ilvl w:val="0"/>
+          <w:numId w:val="109"/>
+        </w:numPr>
+      </w:pPr>
+      <w:r>
+        <w:rPr>
+          <w:b/>
+          <w:bCs/>
+        </w:rPr>
+        <w:t>Materials:</w:t>
+      </w:r>
+      <w:r>
+        <w:t xml:space="preserve"> heavy (avg </w:t>
+      </w:r>
+      <w:r>
+        <w:rPr>
+          <w:b/>
+          <w:bCs/>
+        </w:rPr>
+        <w:t>-4.43%</w:t>
+      </w:r>
+      <w:r>
+        <w:t>).</w:t>
+      </w:r>
+    </w:p>
+    <w:p>
+      <w:pPr>
+        <w:numPr>
+          <w:ilvl w:val="0"/>
+          <w:numId w:val="109"/>
+        </w:numPr>
+      </w:pPr>
+      <w:r>
+        <w:rPr>
+          <w:b/>
+          <w:bCs/>
+        </w:rPr>
+        <w:t>Energy:</w:t>
+      </w:r>
+      <w:r>
+        <w:t xml:space="preserve"> soft (avg </w:t>
+      </w:r>
+      <w:r>
+        <w:rPr>
+          <w:b/>
+          <w:bCs/>
+        </w:rPr>
+        <w:t>-0.27%</w:t>
+      </w:r>
+      <w:r>
+        <w:t>).</w:t>
+      </w:r>
+    </w:p>
+    <w:p>
+      <w:pPr>
+        <w:numPr>
+          <w:ilvl w:val="0"/>
+          <w:numId w:val="109"/>
+        </w:numPr>
+      </w:pPr>
+      <w:r>
+        <w:rPr>
+          <w:b/>
+          <w:bCs/>
+        </w:rPr>
+        <w:t>Health Care:</w:t>
+      </w:r>
+      <w:r>
+        <w:t xml:space="preserve"> leading (avg </w:t>
+      </w:r>
+      <w:r>
+        <w:rPr>
+          <w:b/>
+          <w:bCs/>
+        </w:rPr>
+        <w:t>+7.31%</w:t>
+      </w:r>
+      <w:r>
+        <w:t>).</w:t>
+      </w:r>
+    </w:p>
+    <w:p>
+      <w:pPr>
+        <w:numPr>
+          <w:ilvl w:val="0"/>
+          <w:numId w:val="109"/>
+        </w:numPr>
+      </w:pPr>
+      <w:r>
+        <w:rPr>
+          <w:b/>
+          <w:bCs/>
+        </w:rPr>
+        <w:t>Communication Services:</w:t>
+      </w:r>
+      <w:r>
+        <w:t xml:space="preserve"> heavy (avg </w:t>
+      </w:r>
+      <w:r>
+        <w:rPr>
+          <w:b/>
+          <w:bCs/>
+        </w:rPr>
+        <w:t>-9.36%</w:t>
+      </w:r>
+      <w:r>
+        <w:t>).</w:t>
+      </w:r>
+    </w:p>
+    <w:p>
       <w:r>
         <w:rPr>
           <w:b/>
@@ -279,88 +365,120 @@
       <w:pPr>
         <w:numPr>
           <w:ilvl w:val="0"/>
-          <w:numId w:val="108"/>
+          <w:numId w:val="110"/>
         </w:numPr>
-        <w:rPr>
-          <w:b/>
-          <w:bCs/>
-        </w:rPr>
       </w:pPr>
       <w:r>
         <w:rPr>
           <w:b/>
           <w:bCs/>
         </w:rPr>
-        <w:t>Gold: bid (+5.45%)</w:t>
+        <w:t>Gold:</w:t>
       </w:r>
-    </w:p>
-    <w:p>
-      <w:pPr>
-        <w:numPr>
-          <w:ilvl w:val="0"/>
-          <w:numId w:val="108"/>
-        </w:numPr>
-        <w:rPr>
-          <w:b/>
-          <w:bCs/>
-        </w:rPr>
-      </w:pPr>
+      <w:r>
+        <w:t xml:space="preserve"> bid (</w:t>
+      </w:r>
       <w:r>
         <w:rPr>
           <w:b/>
           <w:bCs/>
         </w:rPr>
-        <w:t>USD: firm (+3.27%)</w:t>
+        <w:t>+5.29%</w:t>
+      </w:r>
+      <w:r>
+        <w:t>)</w:t>
       </w:r>
     </w:p>
     <w:p>
       <w:pPr>
         <w:numPr>
           <w:ilvl w:val="0"/>
-          <w:numId w:val="108"/>
+          <w:numId w:val="110"/>
         </w:numPr>
-        <w:rPr>
-          <w:b/>
-          <w:bCs/>
-        </w:rPr>
       </w:pPr>
       <w:r>
         <w:rPr>
           <w:b/>
           <w:bCs/>
         </w:rPr>
-        <w:t>Yields: falling (-0.86%)</w:t>
+        <w:t>USD:</w:t>
       </w:r>
-    </w:p>
-    <w:p>
-      <w:pPr>
-        <w:numPr>
-          <w:ilvl w:val="0"/>
-          <w:numId w:val="108"/>
-        </w:numPr>
-        <w:rPr>
-          <w:b/>
-          <w:bCs/>
-        </w:rPr>
-      </w:pPr>
+      <w:r>
+        <w:t xml:space="preserve"> firm (</w:t>
+      </w:r>
       <w:r>
         <w:rPr>
           <w:b/>
           <w:bCs/>
         </w:rPr>
-        <w:t>Bonds: soft (-0.40%)</w:t>
+        <w:t>+3.20%</w:t>
+      </w:r>
+      <w:r>
+        <w:t>)</w:t>
       </w:r>
     </w:p>
     <w:p>
       <w:pPr>
         <w:numPr>
           <w:ilvl w:val="0"/>
-          <w:numId w:val="108"/>
+          <w:numId w:val="110"/>
         </w:numPr>
+      </w:pPr>
+      <w:r>
         <w:rPr>
           <w:b/>
           <w:bCs/>
         </w:rPr>
+        <w:t>Yields:</w:t>
+      </w:r>
+      <w:r>
+        <w:t xml:space="preserve"> falling (</w:t>
+      </w:r>
+      <w:r>
+        <w:rPr>
+          <w:b/>
+          <w:bCs/>
+        </w:rPr>
+        <w:t>-1.82%</w:t>
+      </w:r>
+      <w:r>
+        <w:t>)</w:t>
+      </w:r>
+    </w:p>
+    <w:p>
+      <w:pPr>
+        <w:numPr>
+          <w:ilvl w:val="0"/>
+          <w:numId w:val="110"/>
+        </w:numPr>
+      </w:pPr>
+      <w:r>
+        <w:rPr>
+          <w:b/>
+          <w:bCs/>
+        </w:rPr>
+        <w:t>Bonds:</w:t>
+      </w:r>
+      <w:r>
+        <w:t xml:space="preserve"> soft (</w:t>
+      </w:r>
+      <w:r>
+        <w:rPr>
+          <w:b/>
+          <w:bCs/>
+        </w:rPr>
+        <w:t>-0.15%</w:t>
+      </w:r>
+      <w:r>
+        <w:t>)</w:t>
+      </w:r>
+    </w:p>
+    <w:p>
+      <w:pPr>
+        <w:numPr>
+          <w:ilvl w:val="0"/>
+          <w:numId w:val="110"/>
+        </w:numPr>
       </w:pPr>
       <w:r>
         <w:rPr>
@@ -368,25 +486,94 @@
           <w:bCs/>
         </w:rPr>
         <w:lastRenderedPageBreak/>
-        <w:t>Energy Complex (USO, UNG): firm (+2.72%)</w:t>
+        <w:t>Energy Complex (USO, UNG):</w:t>
       </w:r>
-    </w:p>
-    <w:p>
-      <w:pPr>
-        <w:rPr>
-          <w:b/>
-          <w:bCs/>
-        </w:rPr>
-      </w:pPr>
+      <w:r>
+        <w:t xml:space="preserve"> firm (</w:t>
+      </w:r>
       <w:r>
         <w:rPr>
           <w:b/>
           <w:bCs/>
         </w:rPr>
-        <w:t>Bottom line: Market breadth has deteriorated sharply, with barely one-third of names positive. Leadership is extremely narrow, resting almost entirely on Health Care, while every major cyclical and rate-sensitive sector — Technology, Industrials, Discretionary, Financials, Real Estate, Materials, and Communication Services — is under heavy pressure. Macro posture — gold bid, USD firm, yields falling, bonds soft, and the energy complex firm — signals investors are bracing for slowing growth with persistent inflation concerns, rotating toward defensives, real assets, and quality balance sheets, while high-beta and consumer-oriented exposures continue to absorb the downside.</w:t>
+        <w:t>+3.03%</w:t>
+      </w:r>
+      <w:r>
+        <w:t>)</w:t>
       </w:r>
     </w:p>
-    <w:p/>
+    <w:p>
+      <w:r>
+        <w:rPr>
+          <w:b/>
+          <w:bCs/>
+        </w:rPr>
+        <w:t>Bottom line:</w:t>
+      </w:r>
+      <w:r>
+        <w:t xml:space="preserve"> Market breadth remains weak with barely more than a third of names positive. Leadership is </w:t>
+      </w:r>
+      <w:r>
+        <w:rPr>
+          <w:b/>
+          <w:bCs/>
+        </w:rPr>
+        <w:t>extremely narrow</w:t>
+      </w:r>
+      <w:r>
+        <w:t xml:space="preserve">, concentrated in </w:t>
+      </w:r>
+      <w:r>
+        <w:rPr>
+          <w:b/>
+          <w:bCs/>
+        </w:rPr>
+        <w:t>Health Care</w:t>
+      </w:r>
+      <w:r>
+        <w:t xml:space="preserve">, while nearly all major cyclical and rate-sensitive sectors — </w:t>
+      </w:r>
+      <w:r>
+        <w:rPr>
+          <w:b/>
+          <w:bCs/>
+        </w:rPr>
+        <w:t>Technology, Discretionary, Financials, Real Estate, Materials, and Communication Services</w:t>
+      </w:r>
+      <w:r>
+        <w:t xml:space="preserve"> — are under meaningful pressure. The macro backdrop — </w:t>
+      </w:r>
+      <w:r>
+        <w:rPr>
+          <w:b/>
+          <w:bCs/>
+        </w:rPr>
+        <w:t>gold bid, USD firm, yields falling, bonds soft, and the energy complex firm</w:t>
+      </w:r>
+      <w:r>
+        <w:t xml:space="preserve"> — reflects a market positioning for </w:t>
+      </w:r>
+      <w:r>
+        <w:rPr>
+          <w:b/>
+          <w:bCs/>
+        </w:rPr>
+        <w:t>slowing growth alongside persistent inflation concerns</w:t>
+      </w:r>
+      <w:r>
+        <w:t xml:space="preserve">, favoring </w:t>
+      </w:r>
+      <w:r>
+        <w:rPr>
+          <w:b/>
+          <w:bCs/>
+        </w:rPr>
+        <w:t>defensives, real assets, and quality balance sheets</w:t>
+      </w:r>
+      <w:r>
+        <w:t>, while high-beta and consumer-driven exposures continue to absorb the downside.</w:t>
+      </w:r>
+    </w:p>
     <w:p/>
     <w:sectPr>
       <w:pgSz w:w="15840" w:h="12240" w:orient="landscape"/>
@@ -2487,6 +2674,155 @@
     </w:lvl>
   </w:abstractNum>
   <w:abstractNum w:abstractNumId="14" w15:restartNumberingAfterBreak="0">
+    <w:nsid w:val="136B19F4"/>
+    <w:multiLevelType w:val="multilevel"/>
+    <w:tmpl w:val="9A16E192"/>
+    <w:lvl w:ilvl="0">
+      <w:start w:val="1"/>
+      <w:numFmt w:val="bullet"/>
+      <w:lvlText w:val=""/>
+      <w:lvlJc w:val="left"/>
+      <w:pPr>
+        <w:tabs>
+          <w:tab w:val="num" w:pos="720"/>
+        </w:tabs>
+        <w:ind w:left="720" w:hanging="360"/>
+      </w:pPr>
+      <w:rPr>
+        <w:rFonts w:ascii="Symbol" w:hAnsi="Symbol" w:hint="default"/>
+        <w:sz w:val="20"/>
+      </w:rPr>
+    </w:lvl>
+    <w:lvl w:ilvl="1" w:tentative="1">
+      <w:start w:val="1"/>
+      <w:numFmt w:val="bullet"/>
+      <w:lvlText w:val="o"/>
+      <w:lvlJc w:val="left"/>
+      <w:pPr>
+        <w:tabs>
+          <w:tab w:val="num" w:pos="1440"/>
+        </w:tabs>
+        <w:ind w:left="1440" w:hanging="360"/>
+      </w:pPr>
+      <w:rPr>
+        <w:rFonts w:ascii="Courier New" w:hAnsi="Courier New" w:hint="default"/>
+        <w:sz w:val="20"/>
+      </w:rPr>
+    </w:lvl>
+    <w:lvl w:ilvl="2" w:tentative="1">
+      <w:start w:val="1"/>
+      <w:numFmt w:val="bullet"/>
+      <w:lvlText w:val=""/>
+      <w:lvlJc w:val="left"/>
+      <w:pPr>
+        <w:tabs>
+          <w:tab w:val="num" w:pos="2160"/>
+        </w:tabs>
+        <w:ind w:left="2160" w:hanging="360"/>
+      </w:pPr>
+      <w:rPr>
+        <w:rFonts w:ascii="Wingdings" w:hAnsi="Wingdings" w:hint="default"/>
+        <w:sz w:val="20"/>
+      </w:rPr>
+    </w:lvl>
+    <w:lvl w:ilvl="3" w:tentative="1">
+      <w:start w:val="1"/>
+      <w:numFmt w:val="bullet"/>
+      <w:lvlText w:val=""/>
+      <w:lvlJc w:val="left"/>
+      <w:pPr>
+        <w:tabs>
+          <w:tab w:val="num" w:pos="2880"/>
+        </w:tabs>
+        <w:ind w:left="2880" w:hanging="360"/>
+      </w:pPr>
+      <w:rPr>
+        <w:rFonts w:ascii="Wingdings" w:hAnsi="Wingdings" w:hint="default"/>
+        <w:sz w:val="20"/>
+      </w:rPr>
+    </w:lvl>
+    <w:lvl w:ilvl="4" w:tentative="1">
+      <w:start w:val="1"/>
+      <w:numFmt w:val="bullet"/>
+      <w:lvlText w:val=""/>
+      <w:lvlJc w:val="left"/>
+      <w:pPr>
+        <w:tabs>
+          <w:tab w:val="num" w:pos="3600"/>
+        </w:tabs>
+        <w:ind w:left="3600" w:hanging="360"/>
+      </w:pPr>
+      <w:rPr>
+        <w:rFonts w:ascii="Wingdings" w:hAnsi="Wingdings" w:hint="default"/>
+        <w:sz w:val="20"/>
+      </w:rPr>
+    </w:lvl>
+    <w:lvl w:ilvl="5" w:tentative="1">
+      <w:start w:val="1"/>
+      <w:numFmt w:val="bullet"/>
+      <w:lvlText w:val=""/>
+      <w:lvlJc w:val="left"/>
+      <w:pPr>
+        <w:tabs>
+          <w:tab w:val="num" w:pos="4320"/>
+        </w:tabs>
+        <w:ind w:left="4320" w:hanging="360"/>
+      </w:pPr>
+      <w:rPr>
+        <w:rFonts w:ascii="Wingdings" w:hAnsi="Wingdings" w:hint="default"/>
+        <w:sz w:val="20"/>
+      </w:rPr>
+    </w:lvl>
+    <w:lvl w:ilvl="6" w:tentative="1">
+      <w:start w:val="1"/>
+      <w:numFmt w:val="bullet"/>
+      <w:lvlText w:val=""/>
+      <w:lvlJc w:val="left"/>
+      <w:pPr>
+        <w:tabs>
+          <w:tab w:val="num" w:pos="5040"/>
+        </w:tabs>
+        <w:ind w:left="5040" w:hanging="360"/>
+      </w:pPr>
+      <w:rPr>
+        <w:rFonts w:ascii="Wingdings" w:hAnsi="Wingdings" w:hint="default"/>
+        <w:sz w:val="20"/>
+      </w:rPr>
+    </w:lvl>
+    <w:lvl w:ilvl="7" w:tentative="1">
+      <w:start w:val="1"/>
+      <w:numFmt w:val="bullet"/>
+      <w:lvlText w:val=""/>
+      <w:lvlJc w:val="left"/>
+      <w:pPr>
+        <w:tabs>
+          <w:tab w:val="num" w:pos="5760"/>
+        </w:tabs>
+        <w:ind w:left="5760" w:hanging="360"/>
+      </w:pPr>
+      <w:rPr>
+        <w:rFonts w:ascii="Wingdings" w:hAnsi="Wingdings" w:hint="default"/>
+        <w:sz w:val="20"/>
+      </w:rPr>
+    </w:lvl>
+    <w:lvl w:ilvl="8" w:tentative="1">
+      <w:start w:val="1"/>
+      <w:numFmt w:val="bullet"/>
+      <w:lvlText w:val=""/>
+      <w:lvlJc w:val="left"/>
+      <w:pPr>
+        <w:tabs>
+          <w:tab w:val="num" w:pos="6480"/>
+        </w:tabs>
+        <w:ind w:left="6480" w:hanging="360"/>
+      </w:pPr>
+      <w:rPr>
+        <w:rFonts w:ascii="Wingdings" w:hAnsi="Wingdings" w:hint="default"/>
+        <w:sz w:val="20"/>
+      </w:rPr>
+    </w:lvl>
+  </w:abstractNum>
+  <w:abstractNum w:abstractNumId="15" w15:restartNumberingAfterBreak="0">
     <w:nsid w:val="13B71907"/>
     <w:multiLevelType w:val="multilevel"/>
     <w:tmpl w:val="A39C31EC"/>
@@ -2635,7 +2971,7 @@
       </w:rPr>
     </w:lvl>
   </w:abstractNum>
-  <w:abstractNum w:abstractNumId="15" w15:restartNumberingAfterBreak="0">
+  <w:abstractNum w:abstractNumId="16" w15:restartNumberingAfterBreak="0">
     <w:nsid w:val="14D44EFF"/>
     <w:multiLevelType w:val="multilevel"/>
     <w:tmpl w:val="A3E4F000"/>
@@ -2784,7 +3120,7 @@
       </w:rPr>
     </w:lvl>
   </w:abstractNum>
-  <w:abstractNum w:abstractNumId="16" w15:restartNumberingAfterBreak="0">
+  <w:abstractNum w:abstractNumId="17" w15:restartNumberingAfterBreak="0">
     <w:nsid w:val="14F66268"/>
     <w:multiLevelType w:val="multilevel"/>
     <w:tmpl w:val="18CA7EF2"/>
@@ -2933,7 +3269,7 @@
       </w:rPr>
     </w:lvl>
   </w:abstractNum>
-  <w:abstractNum w:abstractNumId="17" w15:restartNumberingAfterBreak="0">
+  <w:abstractNum w:abstractNumId="18" w15:restartNumberingAfterBreak="0">
     <w:nsid w:val="15CE3E8B"/>
     <w:multiLevelType w:val="multilevel"/>
     <w:tmpl w:val="47E69690"/>
@@ -3082,7 +3418,7 @@
       </w:rPr>
     </w:lvl>
   </w:abstractNum>
-  <w:abstractNum w:abstractNumId="18" w15:restartNumberingAfterBreak="0">
+  <w:abstractNum w:abstractNumId="19" w15:restartNumberingAfterBreak="0">
     <w:nsid w:val="16C960FF"/>
     <w:multiLevelType w:val="multilevel"/>
     <w:tmpl w:val="B208537C"/>
@@ -3231,7 +3567,7 @@
       </w:rPr>
     </w:lvl>
   </w:abstractNum>
-  <w:abstractNum w:abstractNumId="19" w15:restartNumberingAfterBreak="0">
+  <w:abstractNum w:abstractNumId="20" w15:restartNumberingAfterBreak="0">
     <w:nsid w:val="16CA741A"/>
     <w:multiLevelType w:val="multilevel"/>
     <w:tmpl w:val="CDC81384"/>
@@ -3380,7 +3716,7 @@
       </w:rPr>
     </w:lvl>
   </w:abstractNum>
-  <w:abstractNum w:abstractNumId="20" w15:restartNumberingAfterBreak="0">
+  <w:abstractNum w:abstractNumId="21" w15:restartNumberingAfterBreak="0">
     <w:nsid w:val="1729423D"/>
     <w:multiLevelType w:val="multilevel"/>
     <w:tmpl w:val="9B42B844"/>
@@ -3529,7 +3865,7 @@
       </w:rPr>
     </w:lvl>
   </w:abstractNum>
-  <w:abstractNum w:abstractNumId="21" w15:restartNumberingAfterBreak="0">
+  <w:abstractNum w:abstractNumId="22" w15:restartNumberingAfterBreak="0">
     <w:nsid w:val="18176FD1"/>
     <w:multiLevelType w:val="multilevel"/>
     <w:tmpl w:val="076C3802"/>
@@ -3678,7 +4014,7 @@
       </w:rPr>
     </w:lvl>
   </w:abstractNum>
-  <w:abstractNum w:abstractNumId="22" w15:restartNumberingAfterBreak="0">
+  <w:abstractNum w:abstractNumId="23" w15:restartNumberingAfterBreak="0">
     <w:nsid w:val="192F5B08"/>
     <w:multiLevelType w:val="multilevel"/>
     <w:tmpl w:val="FE3E1E8A"/>
@@ -3827,7 +4163,7 @@
       </w:rPr>
     </w:lvl>
   </w:abstractNum>
-  <w:abstractNum w:abstractNumId="23" w15:restartNumberingAfterBreak="0">
+  <w:abstractNum w:abstractNumId="24" w15:restartNumberingAfterBreak="0">
     <w:nsid w:val="19A045FD"/>
     <w:multiLevelType w:val="multilevel"/>
     <w:tmpl w:val="A16AD95A"/>
@@ -3976,7 +4312,7 @@
       </w:rPr>
     </w:lvl>
   </w:abstractNum>
-  <w:abstractNum w:abstractNumId="24" w15:restartNumberingAfterBreak="0">
+  <w:abstractNum w:abstractNumId="25" w15:restartNumberingAfterBreak="0">
     <w:nsid w:val="1ABC615A"/>
     <w:multiLevelType w:val="multilevel"/>
     <w:tmpl w:val="0E3EB77C"/>
@@ -4125,7 +4461,7 @@
       </w:rPr>
     </w:lvl>
   </w:abstractNum>
-  <w:abstractNum w:abstractNumId="25" w15:restartNumberingAfterBreak="0">
+  <w:abstractNum w:abstractNumId="26" w15:restartNumberingAfterBreak="0">
     <w:nsid w:val="1B914BEA"/>
     <w:multiLevelType w:val="multilevel"/>
     <w:tmpl w:val="2244DADE"/>
@@ -4274,7 +4610,7 @@
       </w:rPr>
     </w:lvl>
   </w:abstractNum>
-  <w:abstractNum w:abstractNumId="26" w15:restartNumberingAfterBreak="0">
+  <w:abstractNum w:abstractNumId="27" w15:restartNumberingAfterBreak="0">
     <w:nsid w:val="1D044658"/>
     <w:multiLevelType w:val="multilevel"/>
     <w:tmpl w:val="D1901A1C"/>
@@ -4423,7 +4759,7 @@
       </w:rPr>
     </w:lvl>
   </w:abstractNum>
-  <w:abstractNum w:abstractNumId="27" w15:restartNumberingAfterBreak="0">
+  <w:abstractNum w:abstractNumId="28" w15:restartNumberingAfterBreak="0">
     <w:nsid w:val="1F5C4F6B"/>
     <w:multiLevelType w:val="multilevel"/>
     <w:tmpl w:val="0A385024"/>
@@ -4572,7 +4908,7 @@
       </w:rPr>
     </w:lvl>
   </w:abstractNum>
-  <w:abstractNum w:abstractNumId="28" w15:restartNumberingAfterBreak="0">
+  <w:abstractNum w:abstractNumId="29" w15:restartNumberingAfterBreak="0">
     <w:nsid w:val="1FB77766"/>
     <w:multiLevelType w:val="multilevel"/>
     <w:tmpl w:val="A6CEDDE2"/>
@@ -4721,7 +5057,7 @@
       </w:rPr>
     </w:lvl>
   </w:abstractNum>
-  <w:abstractNum w:abstractNumId="29" w15:restartNumberingAfterBreak="0">
+  <w:abstractNum w:abstractNumId="30" w15:restartNumberingAfterBreak="0">
     <w:nsid w:val="230F1EE1"/>
     <w:multiLevelType w:val="multilevel"/>
     <w:tmpl w:val="AF9A5E34"/>
@@ -4870,7 +5206,7 @@
       </w:rPr>
     </w:lvl>
   </w:abstractNum>
-  <w:abstractNum w:abstractNumId="30" w15:restartNumberingAfterBreak="0">
+  <w:abstractNum w:abstractNumId="31" w15:restartNumberingAfterBreak="0">
     <w:nsid w:val="235A6783"/>
     <w:multiLevelType w:val="multilevel"/>
     <w:tmpl w:val="B104713E"/>
@@ -5019,7 +5355,7 @@
       </w:rPr>
     </w:lvl>
   </w:abstractNum>
-  <w:abstractNum w:abstractNumId="31" w15:restartNumberingAfterBreak="0">
+  <w:abstractNum w:abstractNumId="32" w15:restartNumberingAfterBreak="0">
     <w:nsid w:val="271473B9"/>
     <w:multiLevelType w:val="multilevel"/>
     <w:tmpl w:val="96D048EE"/>
@@ -5168,7 +5504,7 @@
       </w:rPr>
     </w:lvl>
   </w:abstractNum>
-  <w:abstractNum w:abstractNumId="32" w15:restartNumberingAfterBreak="0">
+  <w:abstractNum w:abstractNumId="33" w15:restartNumberingAfterBreak="0">
     <w:nsid w:val="273268E4"/>
     <w:multiLevelType w:val="multilevel"/>
     <w:tmpl w:val="62221B10"/>
@@ -5317,7 +5653,7 @@
       </w:rPr>
     </w:lvl>
   </w:abstractNum>
-  <w:abstractNum w:abstractNumId="33" w15:restartNumberingAfterBreak="0">
+  <w:abstractNum w:abstractNumId="34" w15:restartNumberingAfterBreak="0">
     <w:nsid w:val="27645E59"/>
     <w:multiLevelType w:val="multilevel"/>
     <w:tmpl w:val="A2A4E728"/>
@@ -5466,7 +5802,7 @@
       </w:rPr>
     </w:lvl>
   </w:abstractNum>
-  <w:abstractNum w:abstractNumId="34" w15:restartNumberingAfterBreak="0">
+  <w:abstractNum w:abstractNumId="35" w15:restartNumberingAfterBreak="0">
     <w:nsid w:val="278301DA"/>
     <w:multiLevelType w:val="multilevel"/>
     <w:tmpl w:val="922646DA"/>
@@ -5615,7 +5951,7 @@
       </w:rPr>
     </w:lvl>
   </w:abstractNum>
-  <w:abstractNum w:abstractNumId="35" w15:restartNumberingAfterBreak="0">
+  <w:abstractNum w:abstractNumId="36" w15:restartNumberingAfterBreak="0">
     <w:nsid w:val="27DD119E"/>
     <w:multiLevelType w:val="multilevel"/>
     <w:tmpl w:val="1C60FF70"/>
@@ -5764,7 +6100,7 @@
       </w:rPr>
     </w:lvl>
   </w:abstractNum>
-  <w:abstractNum w:abstractNumId="36" w15:restartNumberingAfterBreak="0">
+  <w:abstractNum w:abstractNumId="37" w15:restartNumberingAfterBreak="0">
     <w:nsid w:val="29172398"/>
     <w:multiLevelType w:val="multilevel"/>
     <w:tmpl w:val="6A00188C"/>
@@ -5913,7 +6249,7 @@
       </w:rPr>
     </w:lvl>
   </w:abstractNum>
-  <w:abstractNum w:abstractNumId="37" w15:restartNumberingAfterBreak="0">
+  <w:abstractNum w:abstractNumId="38" w15:restartNumberingAfterBreak="0">
     <w:nsid w:val="2AE3093F"/>
     <w:multiLevelType w:val="multilevel"/>
     <w:tmpl w:val="CD888610"/>
@@ -6062,7 +6398,7 @@
       </w:rPr>
     </w:lvl>
   </w:abstractNum>
-  <w:abstractNum w:abstractNumId="38" w15:restartNumberingAfterBreak="0">
+  <w:abstractNum w:abstractNumId="39" w15:restartNumberingAfterBreak="0">
     <w:nsid w:val="2C0E4FC5"/>
     <w:multiLevelType w:val="multilevel"/>
     <w:tmpl w:val="FB14D6CA"/>
@@ -6211,7 +6547,7 @@
       </w:rPr>
     </w:lvl>
   </w:abstractNum>
-  <w:abstractNum w:abstractNumId="39" w15:restartNumberingAfterBreak="0">
+  <w:abstractNum w:abstractNumId="40" w15:restartNumberingAfterBreak="0">
     <w:nsid w:val="2C7C4EB8"/>
     <w:multiLevelType w:val="multilevel"/>
     <w:tmpl w:val="7A5477F8"/>
@@ -6360,7 +6696,7 @@
       </w:rPr>
     </w:lvl>
   </w:abstractNum>
-  <w:abstractNum w:abstractNumId="40" w15:restartNumberingAfterBreak="0">
+  <w:abstractNum w:abstractNumId="41" w15:restartNumberingAfterBreak="0">
     <w:nsid w:val="2D7172A0"/>
     <w:multiLevelType w:val="multilevel"/>
     <w:tmpl w:val="615A5204"/>
@@ -6509,7 +6845,7 @@
       </w:rPr>
     </w:lvl>
   </w:abstractNum>
-  <w:abstractNum w:abstractNumId="41" w15:restartNumberingAfterBreak="0">
+  <w:abstractNum w:abstractNumId="42" w15:restartNumberingAfterBreak="0">
     <w:nsid w:val="2EC14BE6"/>
     <w:multiLevelType w:val="multilevel"/>
     <w:tmpl w:val="EAB4BB98"/>
@@ -6658,7 +6994,7 @@
       </w:rPr>
     </w:lvl>
   </w:abstractNum>
-  <w:abstractNum w:abstractNumId="42" w15:restartNumberingAfterBreak="0">
+  <w:abstractNum w:abstractNumId="43" w15:restartNumberingAfterBreak="0">
     <w:nsid w:val="2FAF7C70"/>
     <w:multiLevelType w:val="multilevel"/>
     <w:tmpl w:val="39F4968C"/>
@@ -6807,7 +7143,7 @@
       </w:rPr>
     </w:lvl>
   </w:abstractNum>
-  <w:abstractNum w:abstractNumId="43" w15:restartNumberingAfterBreak="0">
+  <w:abstractNum w:abstractNumId="44" w15:restartNumberingAfterBreak="0">
     <w:nsid w:val="30211183"/>
     <w:multiLevelType w:val="multilevel"/>
     <w:tmpl w:val="17BCC77C"/>
@@ -6956,7 +7292,7 @@
       </w:rPr>
     </w:lvl>
   </w:abstractNum>
-  <w:abstractNum w:abstractNumId="44" w15:restartNumberingAfterBreak="0">
+  <w:abstractNum w:abstractNumId="45" w15:restartNumberingAfterBreak="0">
     <w:nsid w:val="30643726"/>
     <w:multiLevelType w:val="multilevel"/>
     <w:tmpl w:val="EA401C66"/>
@@ -7105,7 +7441,7 @@
       </w:rPr>
     </w:lvl>
   </w:abstractNum>
-  <w:abstractNum w:abstractNumId="45" w15:restartNumberingAfterBreak="0">
+  <w:abstractNum w:abstractNumId="46" w15:restartNumberingAfterBreak="0">
     <w:nsid w:val="308C2490"/>
     <w:multiLevelType w:val="multilevel"/>
     <w:tmpl w:val="A52AC25C"/>
@@ -7254,7 +7590,7 @@
       </w:rPr>
     </w:lvl>
   </w:abstractNum>
-  <w:abstractNum w:abstractNumId="46" w15:restartNumberingAfterBreak="0">
+  <w:abstractNum w:abstractNumId="47" w15:restartNumberingAfterBreak="0">
     <w:nsid w:val="30E628EA"/>
     <w:multiLevelType w:val="multilevel"/>
     <w:tmpl w:val="B5E0FDA8"/>
@@ -7403,7 +7739,7 @@
       </w:rPr>
     </w:lvl>
   </w:abstractNum>
-  <w:abstractNum w:abstractNumId="47" w15:restartNumberingAfterBreak="0">
+  <w:abstractNum w:abstractNumId="48" w15:restartNumberingAfterBreak="0">
     <w:nsid w:val="32326EA4"/>
     <w:multiLevelType w:val="multilevel"/>
     <w:tmpl w:val="8D7895EA"/>
@@ -7552,7 +7888,7 @@
       </w:rPr>
     </w:lvl>
   </w:abstractNum>
-  <w:abstractNum w:abstractNumId="48" w15:restartNumberingAfterBreak="0">
+  <w:abstractNum w:abstractNumId="49" w15:restartNumberingAfterBreak="0">
     <w:nsid w:val="36B2143A"/>
     <w:multiLevelType w:val="multilevel"/>
     <w:tmpl w:val="64604580"/>
@@ -7701,7 +8037,7 @@
       </w:rPr>
     </w:lvl>
   </w:abstractNum>
-  <w:abstractNum w:abstractNumId="49" w15:restartNumberingAfterBreak="0">
+  <w:abstractNum w:abstractNumId="50" w15:restartNumberingAfterBreak="0">
     <w:nsid w:val="36E65CFF"/>
     <w:multiLevelType w:val="multilevel"/>
     <w:tmpl w:val="CE3C9310"/>
@@ -7850,7 +8186,7 @@
       </w:rPr>
     </w:lvl>
   </w:abstractNum>
-  <w:abstractNum w:abstractNumId="50" w15:restartNumberingAfterBreak="0">
+  <w:abstractNum w:abstractNumId="51" w15:restartNumberingAfterBreak="0">
     <w:nsid w:val="38BF4809"/>
     <w:multiLevelType w:val="multilevel"/>
     <w:tmpl w:val="925A2D08"/>
@@ -7999,7 +8335,7 @@
       </w:rPr>
     </w:lvl>
   </w:abstractNum>
-  <w:abstractNum w:abstractNumId="51" w15:restartNumberingAfterBreak="0">
+  <w:abstractNum w:abstractNumId="52" w15:restartNumberingAfterBreak="0">
     <w:nsid w:val="3C1E0601"/>
     <w:multiLevelType w:val="multilevel"/>
     <w:tmpl w:val="234C980E"/>
@@ -8148,7 +8484,7 @@
       </w:rPr>
     </w:lvl>
   </w:abstractNum>
-  <w:abstractNum w:abstractNumId="52" w15:restartNumberingAfterBreak="0">
+  <w:abstractNum w:abstractNumId="53" w15:restartNumberingAfterBreak="0">
     <w:nsid w:val="3E6F5D06"/>
     <w:multiLevelType w:val="multilevel"/>
     <w:tmpl w:val="048E3170"/>
@@ -8297,7 +8633,7 @@
       </w:rPr>
     </w:lvl>
   </w:abstractNum>
-  <w:abstractNum w:abstractNumId="53" w15:restartNumberingAfterBreak="0">
+  <w:abstractNum w:abstractNumId="54" w15:restartNumberingAfterBreak="0">
     <w:nsid w:val="3F362D47"/>
     <w:multiLevelType w:val="multilevel"/>
     <w:tmpl w:val="88CA522A"/>
@@ -8446,7 +8782,7 @@
       </w:rPr>
     </w:lvl>
   </w:abstractNum>
-  <w:abstractNum w:abstractNumId="54" w15:restartNumberingAfterBreak="0">
+  <w:abstractNum w:abstractNumId="55" w15:restartNumberingAfterBreak="0">
     <w:nsid w:val="44BC3258"/>
     <w:multiLevelType w:val="multilevel"/>
     <w:tmpl w:val="46687CC4"/>
@@ -8595,7 +8931,7 @@
       </w:rPr>
     </w:lvl>
   </w:abstractNum>
-  <w:abstractNum w:abstractNumId="55" w15:restartNumberingAfterBreak="0">
+  <w:abstractNum w:abstractNumId="56" w15:restartNumberingAfterBreak="0">
     <w:nsid w:val="48C97CF2"/>
     <w:multiLevelType w:val="multilevel"/>
     <w:tmpl w:val="351A9F9A"/>
@@ -8744,7 +9080,7 @@
       </w:rPr>
     </w:lvl>
   </w:abstractNum>
-  <w:abstractNum w:abstractNumId="56" w15:restartNumberingAfterBreak="0">
+  <w:abstractNum w:abstractNumId="57" w15:restartNumberingAfterBreak="0">
     <w:nsid w:val="49421EC4"/>
     <w:multiLevelType w:val="multilevel"/>
     <w:tmpl w:val="1070D884"/>
@@ -8893,7 +9229,7 @@
       </w:rPr>
     </w:lvl>
   </w:abstractNum>
-  <w:abstractNum w:abstractNumId="57" w15:restartNumberingAfterBreak="0">
+  <w:abstractNum w:abstractNumId="58" w15:restartNumberingAfterBreak="0">
     <w:nsid w:val="49BE432E"/>
     <w:multiLevelType w:val="multilevel"/>
     <w:tmpl w:val="F31895E0"/>
@@ -9042,7 +9378,7 @@
       </w:rPr>
     </w:lvl>
   </w:abstractNum>
-  <w:abstractNum w:abstractNumId="58" w15:restartNumberingAfterBreak="0">
+  <w:abstractNum w:abstractNumId="59" w15:restartNumberingAfterBreak="0">
     <w:nsid w:val="4A196A39"/>
     <w:multiLevelType w:val="multilevel"/>
     <w:tmpl w:val="BBDEAF4C"/>
@@ -9191,7 +9527,7 @@
       </w:rPr>
     </w:lvl>
   </w:abstractNum>
-  <w:abstractNum w:abstractNumId="59" w15:restartNumberingAfterBreak="0">
+  <w:abstractNum w:abstractNumId="60" w15:restartNumberingAfterBreak="0">
     <w:nsid w:val="4D6D2000"/>
     <w:multiLevelType w:val="multilevel"/>
     <w:tmpl w:val="D222DEEC"/>
@@ -9340,7 +9676,7 @@
       </w:rPr>
     </w:lvl>
   </w:abstractNum>
-  <w:abstractNum w:abstractNumId="60" w15:restartNumberingAfterBreak="0">
+  <w:abstractNum w:abstractNumId="61" w15:restartNumberingAfterBreak="0">
     <w:nsid w:val="4E7C38B9"/>
     <w:multiLevelType w:val="multilevel"/>
     <w:tmpl w:val="BA9A3C7A"/>
@@ -9489,7 +9825,7 @@
       </w:rPr>
     </w:lvl>
   </w:abstractNum>
-  <w:abstractNum w:abstractNumId="61" w15:restartNumberingAfterBreak="0">
+  <w:abstractNum w:abstractNumId="62" w15:restartNumberingAfterBreak="0">
     <w:nsid w:val="4F0C370E"/>
     <w:multiLevelType w:val="multilevel"/>
     <w:tmpl w:val="C2A2442A"/>
@@ -9638,7 +9974,7 @@
       </w:rPr>
     </w:lvl>
   </w:abstractNum>
-  <w:abstractNum w:abstractNumId="62" w15:restartNumberingAfterBreak="0">
+  <w:abstractNum w:abstractNumId="63" w15:restartNumberingAfterBreak="0">
     <w:nsid w:val="4F675C52"/>
     <w:multiLevelType w:val="multilevel"/>
     <w:tmpl w:val="E8746552"/>
@@ -9787,7 +10123,7 @@
       </w:rPr>
     </w:lvl>
   </w:abstractNum>
-  <w:abstractNum w:abstractNumId="63" w15:restartNumberingAfterBreak="0">
+  <w:abstractNum w:abstractNumId="64" w15:restartNumberingAfterBreak="0">
     <w:nsid w:val="50697F88"/>
     <w:multiLevelType w:val="multilevel"/>
     <w:tmpl w:val="9FA4CEBC"/>
@@ -9936,7 +10272,7 @@
       </w:rPr>
     </w:lvl>
   </w:abstractNum>
-  <w:abstractNum w:abstractNumId="64" w15:restartNumberingAfterBreak="0">
+  <w:abstractNum w:abstractNumId="65" w15:restartNumberingAfterBreak="0">
     <w:nsid w:val="518B0AF4"/>
     <w:multiLevelType w:val="multilevel"/>
     <w:tmpl w:val="E21A9B02"/>
@@ -10085,7 +10421,7 @@
       </w:rPr>
     </w:lvl>
   </w:abstractNum>
-  <w:abstractNum w:abstractNumId="65" w15:restartNumberingAfterBreak="0">
+  <w:abstractNum w:abstractNumId="66" w15:restartNumberingAfterBreak="0">
     <w:nsid w:val="51CD60A6"/>
     <w:multiLevelType w:val="multilevel"/>
     <w:tmpl w:val="0A98BD44"/>
@@ -10234,7 +10570,7 @@
       </w:rPr>
     </w:lvl>
   </w:abstractNum>
-  <w:abstractNum w:abstractNumId="66" w15:restartNumberingAfterBreak="0">
+  <w:abstractNum w:abstractNumId="67" w15:restartNumberingAfterBreak="0">
     <w:nsid w:val="554A2D8C"/>
     <w:multiLevelType w:val="multilevel"/>
     <w:tmpl w:val="030AEED4"/>
@@ -10383,7 +10719,7 @@
       </w:rPr>
     </w:lvl>
   </w:abstractNum>
-  <w:abstractNum w:abstractNumId="67" w15:restartNumberingAfterBreak="0">
+  <w:abstractNum w:abstractNumId="68" w15:restartNumberingAfterBreak="0">
     <w:nsid w:val="55E56A09"/>
     <w:multiLevelType w:val="multilevel"/>
     <w:tmpl w:val="42345B00"/>
@@ -10532,7 +10868,7 @@
       </w:rPr>
     </w:lvl>
   </w:abstractNum>
-  <w:abstractNum w:abstractNumId="68" w15:restartNumberingAfterBreak="0">
+  <w:abstractNum w:abstractNumId="69" w15:restartNumberingAfterBreak="0">
     <w:nsid w:val="561113B1"/>
     <w:multiLevelType w:val="multilevel"/>
     <w:tmpl w:val="5FB06F18"/>
@@ -10681,7 +11017,7 @@
       </w:rPr>
     </w:lvl>
   </w:abstractNum>
-  <w:abstractNum w:abstractNumId="69" w15:restartNumberingAfterBreak="0">
+  <w:abstractNum w:abstractNumId="70" w15:restartNumberingAfterBreak="0">
     <w:nsid w:val="565672AE"/>
     <w:multiLevelType w:val="multilevel"/>
     <w:tmpl w:val="9DB47B8A"/>
@@ -10830,7 +11166,7 @@
       </w:rPr>
     </w:lvl>
   </w:abstractNum>
-  <w:abstractNum w:abstractNumId="70" w15:restartNumberingAfterBreak="0">
+  <w:abstractNum w:abstractNumId="71" w15:restartNumberingAfterBreak="0">
     <w:nsid w:val="569C54B2"/>
     <w:multiLevelType w:val="multilevel"/>
     <w:tmpl w:val="EE7EE69A"/>
@@ -10979,7 +11315,156 @@
       </w:rPr>
     </w:lvl>
   </w:abstractNum>
-  <w:abstractNum w:abstractNumId="71" w15:restartNumberingAfterBreak="0">
+  <w:abstractNum w:abstractNumId="72" w15:restartNumberingAfterBreak="0">
+    <w:nsid w:val="56D45055"/>
+    <w:multiLevelType w:val="multilevel"/>
+    <w:tmpl w:val="2E12CF68"/>
+    <w:lvl w:ilvl="0">
+      <w:start w:val="1"/>
+      <w:numFmt w:val="bullet"/>
+      <w:lvlText w:val=""/>
+      <w:lvlJc w:val="left"/>
+      <w:pPr>
+        <w:tabs>
+          <w:tab w:val="num" w:pos="720"/>
+        </w:tabs>
+        <w:ind w:left="720" w:hanging="360"/>
+      </w:pPr>
+      <w:rPr>
+        <w:rFonts w:ascii="Symbol" w:hAnsi="Symbol" w:hint="default"/>
+        <w:sz w:val="20"/>
+      </w:rPr>
+    </w:lvl>
+    <w:lvl w:ilvl="1" w:tentative="1">
+      <w:start w:val="1"/>
+      <w:numFmt w:val="bullet"/>
+      <w:lvlText w:val="o"/>
+      <w:lvlJc w:val="left"/>
+      <w:pPr>
+        <w:tabs>
+          <w:tab w:val="num" w:pos="1440"/>
+        </w:tabs>
+        <w:ind w:left="1440" w:hanging="360"/>
+      </w:pPr>
+      <w:rPr>
+        <w:rFonts w:ascii="Courier New" w:hAnsi="Courier New" w:hint="default"/>
+        <w:sz w:val="20"/>
+      </w:rPr>
+    </w:lvl>
+    <w:lvl w:ilvl="2" w:tentative="1">
+      <w:start w:val="1"/>
+      <w:numFmt w:val="bullet"/>
+      <w:lvlText w:val=""/>
+      <w:lvlJc w:val="left"/>
+      <w:pPr>
+        <w:tabs>
+          <w:tab w:val="num" w:pos="2160"/>
+        </w:tabs>
+        <w:ind w:left="2160" w:hanging="360"/>
+      </w:pPr>
+      <w:rPr>
+        <w:rFonts w:ascii="Wingdings" w:hAnsi="Wingdings" w:hint="default"/>
+        <w:sz w:val="20"/>
+      </w:rPr>
+    </w:lvl>
+    <w:lvl w:ilvl="3" w:tentative="1">
+      <w:start w:val="1"/>
+      <w:numFmt w:val="bullet"/>
+      <w:lvlText w:val=""/>
+      <w:lvlJc w:val="left"/>
+      <w:pPr>
+        <w:tabs>
+          <w:tab w:val="num" w:pos="2880"/>
+        </w:tabs>
+        <w:ind w:left="2880" w:hanging="360"/>
+      </w:pPr>
+      <w:rPr>
+        <w:rFonts w:ascii="Wingdings" w:hAnsi="Wingdings" w:hint="default"/>
+        <w:sz w:val="20"/>
+      </w:rPr>
+    </w:lvl>
+    <w:lvl w:ilvl="4" w:tentative="1">
+      <w:start w:val="1"/>
+      <w:numFmt w:val="bullet"/>
+      <w:lvlText w:val=""/>
+      <w:lvlJc w:val="left"/>
+      <w:pPr>
+        <w:tabs>
+          <w:tab w:val="num" w:pos="3600"/>
+        </w:tabs>
+        <w:ind w:left="3600" w:hanging="360"/>
+      </w:pPr>
+      <w:rPr>
+        <w:rFonts w:ascii="Wingdings" w:hAnsi="Wingdings" w:hint="default"/>
+        <w:sz w:val="20"/>
+      </w:rPr>
+    </w:lvl>
+    <w:lvl w:ilvl="5" w:tentative="1">
+      <w:start w:val="1"/>
+      <w:numFmt w:val="bullet"/>
+      <w:lvlText w:val=""/>
+      <w:lvlJc w:val="left"/>
+      <w:pPr>
+        <w:tabs>
+          <w:tab w:val="num" w:pos="4320"/>
+        </w:tabs>
+        <w:ind w:left="4320" w:hanging="360"/>
+      </w:pPr>
+      <w:rPr>
+        <w:rFonts w:ascii="Wingdings" w:hAnsi="Wingdings" w:hint="default"/>
+        <w:sz w:val="20"/>
+      </w:rPr>
+    </w:lvl>
+    <w:lvl w:ilvl="6" w:tentative="1">
+      <w:start w:val="1"/>
+      <w:numFmt w:val="bullet"/>
+      <w:lvlText w:val=""/>
+      <w:lvlJc w:val="left"/>
+      <w:pPr>
+        <w:tabs>
+          <w:tab w:val="num" w:pos="5040"/>
+        </w:tabs>
+        <w:ind w:left="5040" w:hanging="360"/>
+      </w:pPr>
+      <w:rPr>
+        <w:rFonts w:ascii="Wingdings" w:hAnsi="Wingdings" w:hint="default"/>
+        <w:sz w:val="20"/>
+      </w:rPr>
+    </w:lvl>
+    <w:lvl w:ilvl="7" w:tentative="1">
+      <w:start w:val="1"/>
+      <w:numFmt w:val="bullet"/>
+      <w:lvlText w:val=""/>
+      <w:lvlJc w:val="left"/>
+      <w:pPr>
+        <w:tabs>
+          <w:tab w:val="num" w:pos="5760"/>
+        </w:tabs>
+        <w:ind w:left="5760" w:hanging="360"/>
+      </w:pPr>
+      <w:rPr>
+        <w:rFonts w:ascii="Wingdings" w:hAnsi="Wingdings" w:hint="default"/>
+        <w:sz w:val="20"/>
+      </w:rPr>
+    </w:lvl>
+    <w:lvl w:ilvl="8" w:tentative="1">
+      <w:start w:val="1"/>
+      <w:numFmt w:val="bullet"/>
+      <w:lvlText w:val=""/>
+      <w:lvlJc w:val="left"/>
+      <w:pPr>
+        <w:tabs>
+          <w:tab w:val="num" w:pos="6480"/>
+        </w:tabs>
+        <w:ind w:left="6480" w:hanging="360"/>
+      </w:pPr>
+      <w:rPr>
+        <w:rFonts w:ascii="Wingdings" w:hAnsi="Wingdings" w:hint="default"/>
+        <w:sz w:val="20"/>
+      </w:rPr>
+    </w:lvl>
+  </w:abstractNum>
+  <w:abstractNum w:abstractNumId="73" w15:restartNumberingAfterBreak="0">
     <w:nsid w:val="56F71075"/>
     <w:multiLevelType w:val="multilevel"/>
     <w:tmpl w:val="2952AC56"/>
@@ -11128,7 +11613,7 @@
       </w:rPr>
     </w:lvl>
   </w:abstractNum>
-  <w:abstractNum w:abstractNumId="72" w15:restartNumberingAfterBreak="0">
+  <w:abstractNum w:abstractNumId="74" w15:restartNumberingAfterBreak="0">
     <w:nsid w:val="57DB2464"/>
     <w:multiLevelType w:val="multilevel"/>
     <w:tmpl w:val="744AAF80"/>
@@ -11277,7 +11762,7 @@
       </w:rPr>
     </w:lvl>
   </w:abstractNum>
-  <w:abstractNum w:abstractNumId="73" w15:restartNumberingAfterBreak="0">
+  <w:abstractNum w:abstractNumId="75" w15:restartNumberingAfterBreak="0">
     <w:nsid w:val="584B7C1F"/>
     <w:multiLevelType w:val="multilevel"/>
     <w:tmpl w:val="0F28D7F4"/>
@@ -11426,7 +11911,7 @@
       </w:rPr>
     </w:lvl>
   </w:abstractNum>
-  <w:abstractNum w:abstractNumId="74" w15:restartNumberingAfterBreak="0">
+  <w:abstractNum w:abstractNumId="76" w15:restartNumberingAfterBreak="0">
     <w:nsid w:val="587A0CCD"/>
     <w:multiLevelType w:val="multilevel"/>
     <w:tmpl w:val="750CB344"/>
@@ -11575,7 +12060,7 @@
       </w:rPr>
     </w:lvl>
   </w:abstractNum>
-  <w:abstractNum w:abstractNumId="75" w15:restartNumberingAfterBreak="0">
+  <w:abstractNum w:abstractNumId="77" w15:restartNumberingAfterBreak="0">
     <w:nsid w:val="5918416D"/>
     <w:multiLevelType w:val="multilevel"/>
     <w:tmpl w:val="7160D344"/>
@@ -11724,7 +12209,7 @@
       </w:rPr>
     </w:lvl>
   </w:abstractNum>
-  <w:abstractNum w:abstractNumId="76" w15:restartNumberingAfterBreak="0">
+  <w:abstractNum w:abstractNumId="78" w15:restartNumberingAfterBreak="0">
     <w:nsid w:val="5ABA52A8"/>
     <w:multiLevelType w:val="multilevel"/>
     <w:tmpl w:val="91FE5CEA"/>
@@ -11873,7 +12358,7 @@
       </w:rPr>
     </w:lvl>
   </w:abstractNum>
-  <w:abstractNum w:abstractNumId="77" w15:restartNumberingAfterBreak="0">
+  <w:abstractNum w:abstractNumId="79" w15:restartNumberingAfterBreak="0">
     <w:nsid w:val="5AD277F9"/>
     <w:multiLevelType w:val="multilevel"/>
     <w:tmpl w:val="BE649556"/>
@@ -12022,7 +12507,7 @@
       </w:rPr>
     </w:lvl>
   </w:abstractNum>
-  <w:abstractNum w:abstractNumId="78" w15:restartNumberingAfterBreak="0">
+  <w:abstractNum w:abstractNumId="80" w15:restartNumberingAfterBreak="0">
     <w:nsid w:val="5BC6754C"/>
     <w:multiLevelType w:val="multilevel"/>
     <w:tmpl w:val="61C8A2DE"/>
@@ -12171,7 +12656,7 @@
       </w:rPr>
     </w:lvl>
   </w:abstractNum>
-  <w:abstractNum w:abstractNumId="79" w15:restartNumberingAfterBreak="0">
+  <w:abstractNum w:abstractNumId="81" w15:restartNumberingAfterBreak="0">
     <w:nsid w:val="5C590522"/>
     <w:multiLevelType w:val="multilevel"/>
     <w:tmpl w:val="21E6C334"/>
@@ -12320,7 +12805,7 @@
       </w:rPr>
     </w:lvl>
   </w:abstractNum>
-  <w:abstractNum w:abstractNumId="80" w15:restartNumberingAfterBreak="0">
+  <w:abstractNum w:abstractNumId="82" w15:restartNumberingAfterBreak="0">
     <w:nsid w:val="5F25507A"/>
     <w:multiLevelType w:val="multilevel"/>
     <w:tmpl w:val="577A4134"/>
@@ -12469,7 +12954,7 @@
       </w:rPr>
     </w:lvl>
   </w:abstractNum>
-  <w:abstractNum w:abstractNumId="81" w15:restartNumberingAfterBreak="0">
+  <w:abstractNum w:abstractNumId="83" w15:restartNumberingAfterBreak="0">
     <w:nsid w:val="610A18D6"/>
     <w:multiLevelType w:val="multilevel"/>
     <w:tmpl w:val="0C103A64"/>
@@ -12618,7 +13103,7 @@
       </w:rPr>
     </w:lvl>
   </w:abstractNum>
-  <w:abstractNum w:abstractNumId="82" w15:restartNumberingAfterBreak="0">
+  <w:abstractNum w:abstractNumId="84" w15:restartNumberingAfterBreak="0">
     <w:nsid w:val="622C70E0"/>
     <w:multiLevelType w:val="multilevel"/>
     <w:tmpl w:val="1AEE679E"/>
@@ -12767,7 +13252,7 @@
       </w:rPr>
     </w:lvl>
   </w:abstractNum>
-  <w:abstractNum w:abstractNumId="83" w15:restartNumberingAfterBreak="0">
+  <w:abstractNum w:abstractNumId="85" w15:restartNumberingAfterBreak="0">
     <w:nsid w:val="62C85823"/>
     <w:multiLevelType w:val="multilevel"/>
     <w:tmpl w:val="F35464AC"/>
@@ -12916,7 +13401,7 @@
       </w:rPr>
     </w:lvl>
   </w:abstractNum>
-  <w:abstractNum w:abstractNumId="84" w15:restartNumberingAfterBreak="0">
+  <w:abstractNum w:abstractNumId="86" w15:restartNumberingAfterBreak="0">
     <w:nsid w:val="640E2F59"/>
     <w:multiLevelType w:val="multilevel"/>
     <w:tmpl w:val="26F4B2DE"/>
@@ -13065,7 +13550,7 @@
       </w:rPr>
     </w:lvl>
   </w:abstractNum>
-  <w:abstractNum w:abstractNumId="85" w15:restartNumberingAfterBreak="0">
+  <w:abstractNum w:abstractNumId="87" w15:restartNumberingAfterBreak="0">
     <w:nsid w:val="64706C61"/>
     <w:multiLevelType w:val="multilevel"/>
     <w:tmpl w:val="2AA095D8"/>
@@ -13214,7 +13699,7 @@
       </w:rPr>
     </w:lvl>
   </w:abstractNum>
-  <w:abstractNum w:abstractNumId="86" w15:restartNumberingAfterBreak="0">
+  <w:abstractNum w:abstractNumId="88" w15:restartNumberingAfterBreak="0">
     <w:nsid w:val="663131E0"/>
     <w:multiLevelType w:val="multilevel"/>
     <w:tmpl w:val="1E82DB90"/>
@@ -13363,7 +13848,7 @@
       </w:rPr>
     </w:lvl>
   </w:abstractNum>
-  <w:abstractNum w:abstractNumId="87" w15:restartNumberingAfterBreak="0">
+  <w:abstractNum w:abstractNumId="89" w15:restartNumberingAfterBreak="0">
     <w:nsid w:val="676E4319"/>
     <w:multiLevelType w:val="multilevel"/>
     <w:tmpl w:val="D38640E0"/>
@@ -13512,7 +13997,7 @@
       </w:rPr>
     </w:lvl>
   </w:abstractNum>
-  <w:abstractNum w:abstractNumId="88" w15:restartNumberingAfterBreak="0">
+  <w:abstractNum w:abstractNumId="90" w15:restartNumberingAfterBreak="0">
     <w:nsid w:val="67725B88"/>
     <w:multiLevelType w:val="multilevel"/>
     <w:tmpl w:val="660E9946"/>
@@ -13661,7 +14146,7 @@
       </w:rPr>
     </w:lvl>
   </w:abstractNum>
-  <w:abstractNum w:abstractNumId="89" w15:restartNumberingAfterBreak="0">
+  <w:abstractNum w:abstractNumId="91" w15:restartNumberingAfterBreak="0">
     <w:nsid w:val="6C7F1A5D"/>
     <w:multiLevelType w:val="multilevel"/>
     <w:tmpl w:val="30EACB9E"/>
@@ -13810,7 +14295,7 @@
       </w:rPr>
     </w:lvl>
   </w:abstractNum>
-  <w:abstractNum w:abstractNumId="90" w15:restartNumberingAfterBreak="0">
+  <w:abstractNum w:abstractNumId="92" w15:restartNumberingAfterBreak="0">
     <w:nsid w:val="6CDE4304"/>
     <w:multiLevelType w:val="multilevel"/>
     <w:tmpl w:val="442A8830"/>
@@ -13959,7 +14444,7 @@
       </w:rPr>
     </w:lvl>
   </w:abstractNum>
-  <w:abstractNum w:abstractNumId="91" w15:restartNumberingAfterBreak="0">
+  <w:abstractNum w:abstractNumId="93" w15:restartNumberingAfterBreak="0">
     <w:nsid w:val="6CED189A"/>
     <w:multiLevelType w:val="multilevel"/>
     <w:tmpl w:val="019E646A"/>
@@ -14108,7 +14593,7 @@
       </w:rPr>
     </w:lvl>
   </w:abstractNum>
-  <w:abstractNum w:abstractNumId="92" w15:restartNumberingAfterBreak="0">
+  <w:abstractNum w:abstractNumId="94" w15:restartNumberingAfterBreak="0">
     <w:nsid w:val="6D982CB9"/>
     <w:multiLevelType w:val="multilevel"/>
     <w:tmpl w:val="EFA65B1E"/>
@@ -14257,7 +14742,7 @@
       </w:rPr>
     </w:lvl>
   </w:abstractNum>
-  <w:abstractNum w:abstractNumId="93" w15:restartNumberingAfterBreak="0">
+  <w:abstractNum w:abstractNumId="95" w15:restartNumberingAfterBreak="0">
     <w:nsid w:val="6FAC686D"/>
     <w:multiLevelType w:val="multilevel"/>
     <w:tmpl w:val="F7CCE078"/>
@@ -14406,7 +14891,7 @@
       </w:rPr>
     </w:lvl>
   </w:abstractNum>
-  <w:abstractNum w:abstractNumId="94" w15:restartNumberingAfterBreak="0">
+  <w:abstractNum w:abstractNumId="96" w15:restartNumberingAfterBreak="0">
     <w:nsid w:val="70427236"/>
     <w:multiLevelType w:val="multilevel"/>
     <w:tmpl w:val="834A0EA4"/>
@@ -14555,7 +15040,7 @@
       </w:rPr>
     </w:lvl>
   </w:abstractNum>
-  <w:abstractNum w:abstractNumId="95" w15:restartNumberingAfterBreak="0">
+  <w:abstractNum w:abstractNumId="97" w15:restartNumberingAfterBreak="0">
     <w:nsid w:val="72987028"/>
     <w:multiLevelType w:val="multilevel"/>
     <w:tmpl w:val="0B8AE7E8"/>
@@ -14704,7 +15189,7 @@
       </w:rPr>
     </w:lvl>
   </w:abstractNum>
-  <w:abstractNum w:abstractNumId="96" w15:restartNumberingAfterBreak="0">
+  <w:abstractNum w:abstractNumId="98" w15:restartNumberingAfterBreak="0">
     <w:nsid w:val="74995DA1"/>
     <w:multiLevelType w:val="multilevel"/>
     <w:tmpl w:val="47E69886"/>
@@ -14853,7 +15338,7 @@
       </w:rPr>
     </w:lvl>
   </w:abstractNum>
-  <w:abstractNum w:abstractNumId="97" w15:restartNumberingAfterBreak="0">
+  <w:abstractNum w:abstractNumId="99" w15:restartNumberingAfterBreak="0">
     <w:nsid w:val="75133277"/>
     <w:multiLevelType w:val="multilevel"/>
     <w:tmpl w:val="98A67D76"/>
@@ -15002,7 +15487,7 @@
       </w:rPr>
     </w:lvl>
   </w:abstractNum>
-  <w:abstractNum w:abstractNumId="98" w15:restartNumberingAfterBreak="0">
+  <w:abstractNum w:abstractNumId="100" w15:restartNumberingAfterBreak="0">
     <w:nsid w:val="75145F1E"/>
     <w:multiLevelType w:val="multilevel"/>
     <w:tmpl w:val="A9F0EEDE"/>
@@ -15151,7 +15636,7 @@
       </w:rPr>
     </w:lvl>
   </w:abstractNum>
-  <w:abstractNum w:abstractNumId="99" w15:restartNumberingAfterBreak="0">
+  <w:abstractNum w:abstractNumId="101" w15:restartNumberingAfterBreak="0">
     <w:nsid w:val="77780210"/>
     <w:multiLevelType w:val="multilevel"/>
     <w:tmpl w:val="9AB6D36A"/>
@@ -15300,7 +15785,7 @@
       </w:rPr>
     </w:lvl>
   </w:abstractNum>
-  <w:abstractNum w:abstractNumId="100" w15:restartNumberingAfterBreak="0">
+  <w:abstractNum w:abstractNumId="102" w15:restartNumberingAfterBreak="0">
     <w:nsid w:val="77F70E72"/>
     <w:multiLevelType w:val="multilevel"/>
     <w:tmpl w:val="CA4A179E"/>
@@ -15449,7 +15934,7 @@
       </w:rPr>
     </w:lvl>
   </w:abstractNum>
-  <w:abstractNum w:abstractNumId="101" w15:restartNumberingAfterBreak="0">
+  <w:abstractNum w:abstractNumId="103" w15:restartNumberingAfterBreak="0">
     <w:nsid w:val="78AF3623"/>
     <w:multiLevelType w:val="multilevel"/>
     <w:tmpl w:val="10EA459E"/>
@@ -15598,7 +16083,7 @@
       </w:rPr>
     </w:lvl>
   </w:abstractNum>
-  <w:abstractNum w:abstractNumId="102" w15:restartNumberingAfterBreak="0">
+  <w:abstractNum w:abstractNumId="104" w15:restartNumberingAfterBreak="0">
     <w:nsid w:val="79075D66"/>
     <w:multiLevelType w:val="multilevel"/>
     <w:tmpl w:val="DAA2F8BE"/>
@@ -15747,7 +16232,7 @@
       </w:rPr>
     </w:lvl>
   </w:abstractNum>
-  <w:abstractNum w:abstractNumId="103" w15:restartNumberingAfterBreak="0">
+  <w:abstractNum w:abstractNumId="105" w15:restartNumberingAfterBreak="0">
     <w:nsid w:val="79BB5CE8"/>
     <w:multiLevelType w:val="multilevel"/>
     <w:tmpl w:val="EDFC70D6"/>
@@ -15896,7 +16381,7 @@
       </w:rPr>
     </w:lvl>
   </w:abstractNum>
-  <w:abstractNum w:abstractNumId="104" w15:restartNumberingAfterBreak="0">
+  <w:abstractNum w:abstractNumId="106" w15:restartNumberingAfterBreak="0">
     <w:nsid w:val="7ADB6B50"/>
     <w:multiLevelType w:val="multilevel"/>
     <w:tmpl w:val="3AF09372"/>
@@ -16045,7 +16530,7 @@
       </w:rPr>
     </w:lvl>
   </w:abstractNum>
-  <w:abstractNum w:abstractNumId="105" w15:restartNumberingAfterBreak="0">
+  <w:abstractNum w:abstractNumId="107" w15:restartNumberingAfterBreak="0">
     <w:nsid w:val="7B2751C4"/>
     <w:multiLevelType w:val="multilevel"/>
     <w:tmpl w:val="4412CEC4"/>
@@ -16194,7 +16679,7 @@
       </w:rPr>
     </w:lvl>
   </w:abstractNum>
-  <w:abstractNum w:abstractNumId="106" w15:restartNumberingAfterBreak="0">
+  <w:abstractNum w:abstractNumId="108" w15:restartNumberingAfterBreak="0">
     <w:nsid w:val="7BAF4D94"/>
     <w:multiLevelType w:val="multilevel"/>
     <w:tmpl w:val="BDB8BFAA"/>
@@ -16343,7 +16828,7 @@
       </w:rPr>
     </w:lvl>
   </w:abstractNum>
-  <w:abstractNum w:abstractNumId="107" w15:restartNumberingAfterBreak="0">
+  <w:abstractNum w:abstractNumId="109" w15:restartNumberingAfterBreak="0">
     <w:nsid w:val="7D9F223B"/>
     <w:multiLevelType w:val="multilevel"/>
     <w:tmpl w:val="D3A62574"/>
@@ -16493,328 +16978,334 @@
     </w:lvl>
   </w:abstractNum>
   <w:num w:numId="1" w16cid:durableId="1677997995">
-    <w:abstractNumId w:val="27"/>
+    <w:abstractNumId w:val="28"/>
   </w:num>
   <w:num w:numId="2" w16cid:durableId="2051149805">
     <w:abstractNumId w:val="3"/>
   </w:num>
   <w:num w:numId="3" w16cid:durableId="1233933601">
-    <w:abstractNumId w:val="60"/>
+    <w:abstractNumId w:val="61"/>
   </w:num>
   <w:num w:numId="4" w16cid:durableId="500435007">
     <w:abstractNumId w:val="11"/>
   </w:num>
   <w:num w:numId="5" w16cid:durableId="1033847455">
-    <w:abstractNumId w:val="100"/>
+    <w:abstractNumId w:val="102"/>
   </w:num>
   <w:num w:numId="6" w16cid:durableId="267081670">
-    <w:abstractNumId w:val="25"/>
+    <w:abstractNumId w:val="26"/>
   </w:num>
   <w:num w:numId="7" w16cid:durableId="1769304624">
     <w:abstractNumId w:val="8"/>
   </w:num>
   <w:num w:numId="8" w16cid:durableId="1135759933">
-    <w:abstractNumId w:val="77"/>
+    <w:abstractNumId w:val="79"/>
   </w:num>
   <w:num w:numId="9" w16cid:durableId="442268721">
-    <w:abstractNumId w:val="57"/>
+    <w:abstractNumId w:val="58"/>
   </w:num>
   <w:num w:numId="10" w16cid:durableId="691494407">
-    <w:abstractNumId w:val="55"/>
+    <w:abstractNumId w:val="56"/>
   </w:num>
   <w:num w:numId="11" w16cid:durableId="1705208919">
-    <w:abstractNumId w:val="56"/>
+    <w:abstractNumId w:val="57"/>
   </w:num>
   <w:num w:numId="12" w16cid:durableId="401762157">
     <w:abstractNumId w:val="13"/>
   </w:num>
   <w:num w:numId="13" w16cid:durableId="967707405">
-    <w:abstractNumId w:val="53"/>
+    <w:abstractNumId w:val="54"/>
   </w:num>
   <w:num w:numId="14" w16cid:durableId="2070766778">
-    <w:abstractNumId w:val="40"/>
+    <w:abstractNumId w:val="41"/>
   </w:num>
   <w:num w:numId="15" w16cid:durableId="716323964">
-    <w:abstractNumId w:val="31"/>
+    <w:abstractNumId w:val="32"/>
   </w:num>
   <w:num w:numId="16" w16cid:durableId="748966896">
-    <w:abstractNumId w:val="29"/>
+    <w:abstractNumId w:val="30"/>
   </w:num>
   <w:num w:numId="17" w16cid:durableId="1612980622">
-    <w:abstractNumId w:val="86"/>
+    <w:abstractNumId w:val="88"/>
   </w:num>
   <w:num w:numId="18" w16cid:durableId="2093504055">
-    <w:abstractNumId w:val="92"/>
+    <w:abstractNumId w:val="94"/>
   </w:num>
   <w:num w:numId="19" w16cid:durableId="344942916">
-    <w:abstractNumId w:val="18"/>
+    <w:abstractNumId w:val="19"/>
   </w:num>
   <w:num w:numId="20" w16cid:durableId="154683186">
     <w:abstractNumId w:val="12"/>
   </w:num>
   <w:num w:numId="21" w16cid:durableId="1645238814">
-    <w:abstractNumId w:val="59"/>
+    <w:abstractNumId w:val="60"/>
   </w:num>
   <w:num w:numId="22" w16cid:durableId="1129937329">
     <w:abstractNumId w:val="6"/>
   </w:num>
   <w:num w:numId="23" w16cid:durableId="1723820948">
-    <w:abstractNumId w:val="66"/>
+    <w:abstractNumId w:val="67"/>
   </w:num>
   <w:num w:numId="24" w16cid:durableId="837844535">
-    <w:abstractNumId w:val="87"/>
+    <w:abstractNumId w:val="89"/>
   </w:num>
   <w:num w:numId="25" w16cid:durableId="1206138890">
-    <w:abstractNumId w:val="48"/>
+    <w:abstractNumId w:val="49"/>
   </w:num>
   <w:num w:numId="26" w16cid:durableId="1390418193">
-    <w:abstractNumId w:val="17"/>
+    <w:abstractNumId w:val="18"/>
   </w:num>
   <w:num w:numId="27" w16cid:durableId="728844960">
-    <w:abstractNumId w:val="75"/>
+    <w:abstractNumId w:val="77"/>
   </w:num>
   <w:num w:numId="28" w16cid:durableId="2125732567">
-    <w:abstractNumId w:val="35"/>
+    <w:abstractNumId w:val="36"/>
   </w:num>
   <w:num w:numId="29" w16cid:durableId="1090812348">
-    <w:abstractNumId w:val="37"/>
+    <w:abstractNumId w:val="38"/>
   </w:num>
   <w:num w:numId="30" w16cid:durableId="296447531">
-    <w:abstractNumId w:val="94"/>
+    <w:abstractNumId w:val="96"/>
   </w:num>
   <w:num w:numId="31" w16cid:durableId="1884710918">
-    <w:abstractNumId w:val="93"/>
+    <w:abstractNumId w:val="95"/>
   </w:num>
   <w:num w:numId="32" w16cid:durableId="234828197">
-    <w:abstractNumId w:val="90"/>
+    <w:abstractNumId w:val="92"/>
   </w:num>
   <w:num w:numId="33" w16cid:durableId="1187061975">
-    <w:abstractNumId w:val="97"/>
+    <w:abstractNumId w:val="99"/>
   </w:num>
   <w:num w:numId="34" w16cid:durableId="1541361364">
-    <w:abstractNumId w:val="15"/>
+    <w:abstractNumId w:val="16"/>
   </w:num>
   <w:num w:numId="35" w16cid:durableId="469323940">
-    <w:abstractNumId w:val="70"/>
+    <w:abstractNumId w:val="71"/>
   </w:num>
   <w:num w:numId="36" w16cid:durableId="171921766">
-    <w:abstractNumId w:val="79"/>
+    <w:abstractNumId w:val="81"/>
   </w:num>
   <w:num w:numId="37" w16cid:durableId="698353443">
-    <w:abstractNumId w:val="106"/>
+    <w:abstractNumId w:val="108"/>
   </w:num>
   <w:num w:numId="38" w16cid:durableId="1940941360">
     <w:abstractNumId w:val="4"/>
   </w:num>
   <w:num w:numId="39" w16cid:durableId="116679975">
-    <w:abstractNumId w:val="54"/>
+    <w:abstractNumId w:val="55"/>
   </w:num>
   <w:num w:numId="40" w16cid:durableId="1714963468">
-    <w:abstractNumId w:val="80"/>
+    <w:abstractNumId w:val="82"/>
   </w:num>
   <w:num w:numId="41" w16cid:durableId="1018429896">
-    <w:abstractNumId w:val="98"/>
+    <w:abstractNumId w:val="100"/>
   </w:num>
   <w:num w:numId="42" w16cid:durableId="941061820">
     <w:abstractNumId w:val="1"/>
   </w:num>
   <w:num w:numId="43" w16cid:durableId="726339675">
-    <w:abstractNumId w:val="43"/>
+    <w:abstractNumId w:val="44"/>
   </w:num>
   <w:num w:numId="44" w16cid:durableId="348455922">
-    <w:abstractNumId w:val="41"/>
+    <w:abstractNumId w:val="42"/>
   </w:num>
   <w:num w:numId="45" w16cid:durableId="1999069253">
-    <w:abstractNumId w:val="105"/>
+    <w:abstractNumId w:val="107"/>
   </w:num>
   <w:num w:numId="46" w16cid:durableId="1969966184">
     <w:abstractNumId w:val="10"/>
   </w:num>
   <w:num w:numId="47" w16cid:durableId="781874132">
-    <w:abstractNumId w:val="62"/>
+    <w:abstractNumId w:val="63"/>
   </w:num>
   <w:num w:numId="48" w16cid:durableId="357778884">
-    <w:abstractNumId w:val="85"/>
+    <w:abstractNumId w:val="87"/>
   </w:num>
   <w:num w:numId="49" w16cid:durableId="1508203898">
-    <w:abstractNumId w:val="91"/>
+    <w:abstractNumId w:val="93"/>
   </w:num>
   <w:num w:numId="50" w16cid:durableId="1682318083">
-    <w:abstractNumId w:val="69"/>
+    <w:abstractNumId w:val="70"/>
   </w:num>
   <w:num w:numId="51" w16cid:durableId="1708262490">
     <w:abstractNumId w:val="2"/>
   </w:num>
   <w:num w:numId="52" w16cid:durableId="33585703">
-    <w:abstractNumId w:val="36"/>
+    <w:abstractNumId w:val="37"/>
   </w:num>
   <w:num w:numId="53" w16cid:durableId="1614706232">
-    <w:abstractNumId w:val="78"/>
+    <w:abstractNumId w:val="80"/>
   </w:num>
   <w:num w:numId="54" w16cid:durableId="1594314839">
-    <w:abstractNumId w:val="30"/>
+    <w:abstractNumId w:val="31"/>
   </w:num>
   <w:num w:numId="55" w16cid:durableId="1526674347">
-    <w:abstractNumId w:val="96"/>
+    <w:abstractNumId w:val="98"/>
   </w:num>
   <w:num w:numId="56" w16cid:durableId="814222603">
-    <w:abstractNumId w:val="81"/>
+    <w:abstractNumId w:val="83"/>
   </w:num>
   <w:num w:numId="57" w16cid:durableId="1449931854">
-    <w:abstractNumId w:val="67"/>
+    <w:abstractNumId w:val="68"/>
   </w:num>
   <w:num w:numId="58" w16cid:durableId="173110024">
-    <w:abstractNumId w:val="64"/>
+    <w:abstractNumId w:val="65"/>
   </w:num>
   <w:num w:numId="59" w16cid:durableId="1933391554">
-    <w:abstractNumId w:val="52"/>
+    <w:abstractNumId w:val="53"/>
   </w:num>
   <w:num w:numId="60" w16cid:durableId="659770676">
-    <w:abstractNumId w:val="95"/>
+    <w:abstractNumId w:val="97"/>
   </w:num>
   <w:num w:numId="61" w16cid:durableId="987126490">
-    <w:abstractNumId w:val="49"/>
+    <w:abstractNumId w:val="50"/>
   </w:num>
   <w:num w:numId="62" w16cid:durableId="2072000942">
-    <w:abstractNumId w:val="21"/>
+    <w:abstractNumId w:val="22"/>
   </w:num>
   <w:num w:numId="63" w16cid:durableId="1637449647">
-    <w:abstractNumId w:val="45"/>
+    <w:abstractNumId w:val="46"/>
   </w:num>
   <w:num w:numId="64" w16cid:durableId="1111509654">
-    <w:abstractNumId w:val="32"/>
+    <w:abstractNumId w:val="33"/>
   </w:num>
   <w:num w:numId="65" w16cid:durableId="1154025284">
+    <w:abstractNumId w:val="86"/>
+  </w:num>
+  <w:num w:numId="66" w16cid:durableId="636229318">
+    <w:abstractNumId w:val="103"/>
+  </w:num>
+  <w:num w:numId="67" w16cid:durableId="1298336313">
     <w:abstractNumId w:val="84"/>
   </w:num>
-  <w:num w:numId="66" w16cid:durableId="636229318">
-    <w:abstractNumId w:val="101"/>
-  </w:num>
-  <w:num w:numId="67" w16cid:durableId="1298336313">
-    <w:abstractNumId w:val="82"/>
-  </w:num>
   <w:num w:numId="68" w16cid:durableId="1780643681">
-    <w:abstractNumId w:val="71"/>
+    <w:abstractNumId w:val="73"/>
   </w:num>
   <w:num w:numId="69" w16cid:durableId="897321311">
-    <w:abstractNumId w:val="16"/>
+    <w:abstractNumId w:val="17"/>
   </w:num>
   <w:num w:numId="70" w16cid:durableId="129985987">
-    <w:abstractNumId w:val="42"/>
+    <w:abstractNumId w:val="43"/>
   </w:num>
   <w:num w:numId="71" w16cid:durableId="225920747">
     <w:abstractNumId w:val="0"/>
   </w:num>
   <w:num w:numId="72" w16cid:durableId="193422590">
-    <w:abstractNumId w:val="102"/>
+    <w:abstractNumId w:val="104"/>
   </w:num>
   <w:num w:numId="73" w16cid:durableId="1538079356">
     <w:abstractNumId w:val="9"/>
   </w:num>
   <w:num w:numId="74" w16cid:durableId="1570772970">
+    <w:abstractNumId w:val="76"/>
+  </w:num>
+  <w:num w:numId="75" w16cid:durableId="939339658">
     <w:abstractNumId w:val="74"/>
   </w:num>
-  <w:num w:numId="75" w16cid:durableId="939339658">
-    <w:abstractNumId w:val="72"/>
-  </w:num>
   <w:num w:numId="76" w16cid:durableId="247924988">
-    <w:abstractNumId w:val="99"/>
+    <w:abstractNumId w:val="101"/>
   </w:num>
   <w:num w:numId="77" w16cid:durableId="1729180216">
-    <w:abstractNumId w:val="28"/>
+    <w:abstractNumId w:val="29"/>
   </w:num>
   <w:num w:numId="78" w16cid:durableId="44567889">
-    <w:abstractNumId w:val="76"/>
+    <w:abstractNumId w:val="78"/>
   </w:num>
   <w:num w:numId="79" w16cid:durableId="764571186">
-    <w:abstractNumId w:val="103"/>
+    <w:abstractNumId w:val="105"/>
   </w:num>
   <w:num w:numId="80" w16cid:durableId="1858347991">
-    <w:abstractNumId w:val="50"/>
+    <w:abstractNumId w:val="51"/>
   </w:num>
   <w:num w:numId="81" w16cid:durableId="1245643883">
-    <w:abstractNumId w:val="61"/>
+    <w:abstractNumId w:val="62"/>
   </w:num>
   <w:num w:numId="82" w16cid:durableId="1252928820">
+    <w:abstractNumId w:val="35"/>
+  </w:num>
+  <w:num w:numId="83" w16cid:durableId="1396273051">
     <w:abstractNumId w:val="34"/>
   </w:num>
-  <w:num w:numId="83" w16cid:durableId="1396273051">
-    <w:abstractNumId w:val="33"/>
-  </w:num>
   <w:num w:numId="84" w16cid:durableId="1608194036">
-    <w:abstractNumId w:val="88"/>
+    <w:abstractNumId w:val="90"/>
   </w:num>
   <w:num w:numId="85" w16cid:durableId="598638423">
-    <w:abstractNumId w:val="68"/>
+    <w:abstractNumId w:val="69"/>
   </w:num>
   <w:num w:numId="86" w16cid:durableId="606155975">
-    <w:abstractNumId w:val="107"/>
+    <w:abstractNumId w:val="109"/>
   </w:num>
   <w:num w:numId="87" w16cid:durableId="695470575">
-    <w:abstractNumId w:val="73"/>
+    <w:abstractNumId w:val="75"/>
   </w:num>
   <w:num w:numId="88" w16cid:durableId="1400984171">
-    <w:abstractNumId w:val="58"/>
+    <w:abstractNumId w:val="59"/>
   </w:num>
   <w:num w:numId="89" w16cid:durableId="1548568754">
-    <w:abstractNumId w:val="38"/>
+    <w:abstractNumId w:val="39"/>
   </w:num>
   <w:num w:numId="90" w16cid:durableId="1185821287">
-    <w:abstractNumId w:val="14"/>
+    <w:abstractNumId w:val="15"/>
   </w:num>
   <w:num w:numId="91" w16cid:durableId="1365911035">
-    <w:abstractNumId w:val="20"/>
+    <w:abstractNumId w:val="21"/>
   </w:num>
   <w:num w:numId="92" w16cid:durableId="1167525099">
-    <w:abstractNumId w:val="63"/>
+    <w:abstractNumId w:val="64"/>
   </w:num>
   <w:num w:numId="93" w16cid:durableId="341785630">
-    <w:abstractNumId w:val="26"/>
+    <w:abstractNumId w:val="27"/>
   </w:num>
   <w:num w:numId="94" w16cid:durableId="1272513776">
-    <w:abstractNumId w:val="24"/>
+    <w:abstractNumId w:val="25"/>
   </w:num>
   <w:num w:numId="95" w16cid:durableId="1507862555">
     <w:abstractNumId w:val="7"/>
   </w:num>
   <w:num w:numId="96" w16cid:durableId="1703479897">
-    <w:abstractNumId w:val="51"/>
+    <w:abstractNumId w:val="52"/>
   </w:num>
   <w:num w:numId="97" w16cid:durableId="1823034222">
-    <w:abstractNumId w:val="47"/>
+    <w:abstractNumId w:val="48"/>
   </w:num>
   <w:num w:numId="98" w16cid:durableId="1150902035">
     <w:abstractNumId w:val="5"/>
   </w:num>
   <w:num w:numId="99" w16cid:durableId="61415388">
-    <w:abstractNumId w:val="19"/>
+    <w:abstractNumId w:val="20"/>
   </w:num>
   <w:num w:numId="100" w16cid:durableId="1382751872">
-    <w:abstractNumId w:val="83"/>
+    <w:abstractNumId w:val="85"/>
   </w:num>
   <w:num w:numId="101" w16cid:durableId="2085299783">
+    <w:abstractNumId w:val="24"/>
+  </w:num>
+  <w:num w:numId="102" w16cid:durableId="1646466195">
+    <w:abstractNumId w:val="40"/>
+  </w:num>
+  <w:num w:numId="103" w16cid:durableId="649016663">
+    <w:abstractNumId w:val="66"/>
+  </w:num>
+  <w:num w:numId="104" w16cid:durableId="104233553">
+    <w:abstractNumId w:val="106"/>
+  </w:num>
+  <w:num w:numId="105" w16cid:durableId="2783818">
     <w:abstractNumId w:val="23"/>
   </w:num>
-  <w:num w:numId="102" w16cid:durableId="1646466195">
-    <w:abstractNumId w:val="39"/>
-  </w:num>
-  <w:num w:numId="103" w16cid:durableId="649016663">
-    <w:abstractNumId w:val="65"/>
-  </w:num>
-  <w:num w:numId="104" w16cid:durableId="104233553">
-    <w:abstractNumId w:val="104"/>
-  </w:num>
-  <w:num w:numId="105" w16cid:durableId="2783818">
-    <w:abstractNumId w:val="22"/>
-  </w:num>
   <w:num w:numId="106" w16cid:durableId="1456176398">
-    <w:abstractNumId w:val="46"/>
+    <w:abstractNumId w:val="47"/>
   </w:num>
   <w:num w:numId="107" w16cid:durableId="2095852671">
-    <w:abstractNumId w:val="89"/>
+    <w:abstractNumId w:val="91"/>
   </w:num>
   <w:num w:numId="108" w16cid:durableId="2124225755">
-    <w:abstractNumId w:val="44"/>
+    <w:abstractNumId w:val="45"/>
+  </w:num>
+  <w:num w:numId="109" w16cid:durableId="390083082">
+    <w:abstractNumId w:val="14"/>
+  </w:num>
+  <w:num w:numId="110" w16cid:durableId="1028799121">
+    <w:abstractNumId w:val="72"/>
   </w:num>
 </w:numbering>
 </file>

--- a/data/Market_Read_quarterly.docx
+++ b/data/Market_Read_quarterly.docx
@@ -3,356 +3,289 @@
 <w:document xmlns:wpc="http://schemas.microsoft.com/office/word/2010/wordprocessingCanvas" xmlns:cx="http://schemas.microsoft.com/office/drawing/2014/chartex" xmlns:cx1="http://schemas.microsoft.com/office/drawing/2015/9/8/chartex" xmlns:cx2="http://schemas.microsoft.com/office/drawing/2015/10/21/chartex" xmlns:cx3="http://schemas.microsoft.com/office/drawing/2016/5/9/chartex" xmlns:cx4="http://schemas.microsoft.com/office/drawing/2016/5/10/chartex" xmlns:cx5="http://schemas.microsoft.com/office/drawing/2016/5/11/chartex" xmlns:cx6="http://schemas.microsoft.com/office/drawing/2016/5/12/chartex" xmlns:cx7="http://schemas.microsoft.com/office/drawing/2016/5/13/chartex" xmlns:cx8="http://schemas.microsoft.com/office/drawing/2016/5/14/chartex" xmlns:mc="http://schemas.openxmlformats.org/markup-compatibility/2006" xmlns:aink="http://schemas.microsoft.com/office/drawing/2016/ink" xmlns:am3d="http://schemas.microsoft.com/office/drawing/2017/model3d" xmlns:o="urn:schemas-microsoft-com:office:office" xmlns:oel="http://schemas.microsoft.com/office/2019/extlst" xmlns:r="http://schemas.openxmlformats.org/officeDocument/2006/relationships" xmlns:m="http://schemas.openxmlformats.org/officeDocument/2006/math" xmlns:v="urn:schemas-microsoft-com:vml" xmlns:wp14="http://schemas.microsoft.com/office/word/2010/wordprocessingDrawing" xmlns:wp="http://schemas.openxmlformats.org/drawingml/2006/wordprocessingDrawing" xmlns:w10="urn:schemas-microsoft-com:office:word" xmlns:w="http://schemas.openxmlformats.org/wordprocessingml/2006/main" xmlns:w14="http://schemas.microsoft.com/office/word/2010/wordml" xmlns:w15="http://schemas.microsoft.com/office/word/2012/wordml" xmlns:w16cex="http://schemas.microsoft.com/office/word/2018/wordml/cex" xmlns:w16cid="http://schemas.microsoft.com/office/word/2016/wordml/cid" xmlns:w16="http://schemas.microsoft.com/office/word/2018/wordml" xmlns:w16du="http://schemas.microsoft.com/office/word/2023/wordml/word16du" xmlns:w16sdtdh="http://schemas.microsoft.com/office/word/2020/wordml/sdtdatahash" xmlns:w16sdtfl="http://schemas.microsoft.com/office/word/2024/wordml/sdtformatlock" xmlns:w16se="http://schemas.microsoft.com/office/word/2015/wordml/symex" xmlns:wpg="http://schemas.microsoft.com/office/word/2010/wordprocessingGroup" xmlns:wpi="http://schemas.microsoft.com/office/word/2010/wordprocessingInk" xmlns:wne="http://schemas.microsoft.com/office/word/2006/wordml" xmlns:wps="http://schemas.microsoft.com/office/word/2010/wordprocessingShape" mc:Ignorable="w14 w15 w16se w16cid w16 w16cex w16sdtdh w16sdtfl w16du wp14">
   <w:body>
     <w:p>
+      <w:pPr>
+        <w:rPr>
+          <w:b/>
+          <w:bCs/>
+        </w:rPr>
+      </w:pPr>
       <w:r>
         <w:rPr>
           <w:b/>
           <w:bCs/>
         </w:rPr>
-        <w:t>Quarterly Market Read: November 21, 2025</w:t>
+        <w:t>Quarterly Market Read: December 2, 2025</w:t>
       </w:r>
     </w:p>
     <w:p>
-      <w:r>
-        <w:t xml:space="preserve">The market is saying (all numbers are </w:t>
-      </w:r>
+      <w:pPr>
+        <w:rPr>
+          <w:b/>
+          <w:bCs/>
+        </w:rPr>
+      </w:pPr>
       <w:r>
         <w:rPr>
           <w:b/>
           <w:bCs/>
         </w:rPr>
-        <w:t>QTD % returns</w:t>
-      </w:r>
-      <w:r>
-        <w:t>):</w:t>
+        <w:t>The market is saying (all numbers are QTD % returns):</w:t>
       </w:r>
     </w:p>
     <w:p>
       <w:pPr>
         <w:numPr>
           <w:ilvl w:val="0"/>
-          <w:numId w:val="109"/>
+          <w:numId w:val="111"/>
         </w:numPr>
+        <w:rPr>
+          <w:b/>
+          <w:bCs/>
+        </w:rPr>
       </w:pPr>
       <w:r>
         <w:rPr>
           <w:b/>
           <w:bCs/>
         </w:rPr>
-        <w:t>Breadth:</w:t>
-      </w:r>
-      <w:r>
-        <w:t xml:space="preserve"> 37.6% of names are positive.</w:t>
+        <w:t>Breadth: 48.16% of names are positive.</w:t>
       </w:r>
     </w:p>
     <w:p>
       <w:pPr>
         <w:numPr>
           <w:ilvl w:val="0"/>
-          <w:numId w:val="109"/>
+          <w:numId w:val="111"/>
         </w:numPr>
+        <w:rPr>
+          <w:b/>
+          <w:bCs/>
+        </w:rPr>
       </w:pPr>
       <w:r>
         <w:rPr>
           <w:b/>
           <w:bCs/>
         </w:rPr>
-        <w:t>Information Technology:</w:t>
+        <w:t>Information Technology: firm (avg +2.72%).</w:t>
       </w:r>
-      <w:r>
-        <w:t xml:space="preserve"> heavy (avg </w:t>
-      </w:r>
+    </w:p>
+    <w:p>
+      <w:pPr>
+        <w:numPr>
+          <w:ilvl w:val="0"/>
+          <w:numId w:val="111"/>
+        </w:numPr>
+        <w:rPr>
+          <w:b/>
+          <w:bCs/>
+        </w:rPr>
+      </w:pPr>
       <w:r>
         <w:rPr>
           <w:b/>
           <w:bCs/>
         </w:rPr>
-        <w:t>-4.38%</w:t>
-      </w:r>
-      <w:r>
-        <w:t>).</w:t>
+        <w:t>Industrials: heavy (avg –0.89%).</w:t>
       </w:r>
     </w:p>
     <w:p>
       <w:pPr>
         <w:numPr>
           <w:ilvl w:val="0"/>
-          <w:numId w:val="109"/>
+          <w:numId w:val="111"/>
         </w:numPr>
+        <w:rPr>
+          <w:b/>
+          <w:bCs/>
+        </w:rPr>
       </w:pPr>
       <w:r>
         <w:rPr>
           <w:b/>
           <w:bCs/>
         </w:rPr>
-        <w:t>Industrials:</w:t>
+        <w:t>Consumer Staples: flat/firm (avg +0.20%).</w:t>
       </w:r>
-      <w:r>
-        <w:t xml:space="preserve"> heavy (avg </w:t>
-      </w:r>
+    </w:p>
+    <w:p>
+      <w:pPr>
+        <w:numPr>
+          <w:ilvl w:val="0"/>
+          <w:numId w:val="111"/>
+        </w:numPr>
+        <w:rPr>
+          <w:b/>
+          <w:bCs/>
+        </w:rPr>
+      </w:pPr>
       <w:r>
         <w:rPr>
           <w:b/>
           <w:bCs/>
         </w:rPr>
-        <w:t>-3.05%</w:t>
-      </w:r>
-      <w:r>
-        <w:t>).</w:t>
+        <w:t>Consumer Discretionary: heavy (avg –2.57%).</w:t>
       </w:r>
     </w:p>
     <w:p>
       <w:pPr>
         <w:numPr>
           <w:ilvl w:val="0"/>
-          <w:numId w:val="109"/>
+          <w:numId w:val="111"/>
         </w:numPr>
+        <w:rPr>
+          <w:b/>
+          <w:bCs/>
+        </w:rPr>
       </w:pPr>
       <w:r>
         <w:rPr>
           <w:b/>
           <w:bCs/>
         </w:rPr>
-        <w:t>Consumer Staples:</w:t>
+        <w:t>Financials: heavy (avg –2.85%).</w:t>
       </w:r>
-      <w:r>
-        <w:t xml:space="preserve"> soft (avg </w:t>
-      </w:r>
+    </w:p>
+    <w:p>
+      <w:pPr>
+        <w:numPr>
+          <w:ilvl w:val="0"/>
+          <w:numId w:val="111"/>
+        </w:numPr>
+        <w:rPr>
+          <w:b/>
+          <w:bCs/>
+        </w:rPr>
+      </w:pPr>
       <w:r>
         <w:rPr>
           <w:b/>
           <w:bCs/>
         </w:rPr>
-        <w:t>-0.83%</w:t>
-      </w:r>
-      <w:r>
-        <w:t>).</w:t>
+        <w:t>Utilities: heavy (avg –1.06%).</w:t>
       </w:r>
     </w:p>
     <w:p>
       <w:pPr>
         <w:numPr>
           <w:ilvl w:val="0"/>
-          <w:numId w:val="109"/>
+          <w:numId w:val="111"/>
         </w:numPr>
+        <w:rPr>
+          <w:b/>
+          <w:bCs/>
+        </w:rPr>
       </w:pPr>
       <w:r>
         <w:rPr>
           <w:b/>
           <w:bCs/>
         </w:rPr>
-        <w:t>Consumer Discretionary:</w:t>
+        <w:t>Real Estate: heavy (avg –5.09%).</w:t>
       </w:r>
-      <w:r>
-        <w:t xml:space="preserve"> heavy (avg </w:t>
-      </w:r>
+    </w:p>
+    <w:p>
+      <w:pPr>
+        <w:numPr>
+          <w:ilvl w:val="0"/>
+          <w:numId w:val="111"/>
+        </w:numPr>
+        <w:rPr>
+          <w:b/>
+          <w:bCs/>
+        </w:rPr>
+      </w:pPr>
       <w:r>
         <w:rPr>
           <w:b/>
           <w:bCs/>
         </w:rPr>
-        <w:t>-5.83%</w:t>
-      </w:r>
-      <w:r>
-        <w:t>).</w:t>
+        <w:t>Materials: heavy (avg –1.99%).</w:t>
       </w:r>
     </w:p>
     <w:p>
       <w:pPr>
         <w:numPr>
           <w:ilvl w:val="0"/>
-          <w:numId w:val="109"/>
+          <w:numId w:val="111"/>
         </w:numPr>
+        <w:rPr>
+          <w:b/>
+          <w:bCs/>
+        </w:rPr>
       </w:pPr>
       <w:r>
         <w:rPr>
           <w:b/>
           <w:bCs/>
         </w:rPr>
-        <w:t>Financials:</w:t>
+        <w:t>Energy: firm (avg +1.71%).</w:t>
       </w:r>
-      <w:r>
-        <w:t xml:space="preserve"> heavy (avg </w:t>
-      </w:r>
+    </w:p>
+    <w:p>
+      <w:pPr>
+        <w:numPr>
+          <w:ilvl w:val="0"/>
+          <w:numId w:val="111"/>
+        </w:numPr>
+        <w:rPr>
+          <w:b/>
+          <w:bCs/>
+        </w:rPr>
+      </w:pPr>
       <w:r>
         <w:rPr>
           <w:b/>
           <w:bCs/>
         </w:rPr>
-        <w:t>-4.62%</w:t>
-      </w:r>
-      <w:r>
-        <w:t>).</w:t>
+        <w:t>Health Care: leading (avg +7.99%).</w:t>
       </w:r>
     </w:p>
     <w:p>
       <w:pPr>
         <w:numPr>
           <w:ilvl w:val="0"/>
-          <w:numId w:val="109"/>
+          <w:numId w:val="111"/>
         </w:numPr>
+        <w:rPr>
+          <w:b/>
+          <w:bCs/>
+        </w:rPr>
       </w:pPr>
       <w:r>
         <w:rPr>
           <w:b/>
           <w:bCs/>
         </w:rPr>
-        <w:t>Utilities:</w:t>
+        <w:t>Communication Services: heavy (avg –6.94%).</w:t>
       </w:r>
-      <w:r>
-        <w:t xml:space="preserve"> flat (avg </w:t>
-      </w:r>
+    </w:p>
+    <w:p>
+      <w:pPr>
+        <w:numPr>
+          <w:ilvl w:val="0"/>
+          <w:numId w:val="111"/>
+        </w:numPr>
+        <w:rPr>
+          <w:b/>
+          <w:bCs/>
+        </w:rPr>
+      </w:pPr>
       <w:r>
         <w:rPr>
           <w:b/>
           <w:bCs/>
         </w:rPr>
-        <w:t>-0.07%</w:t>
-      </w:r>
-      <w:r>
-        <w:t>).</w:t>
+        <w:t>Energy Complex (sector-level): strong bid (avg +4.83%).</w:t>
       </w:r>
     </w:p>
     <w:p>
       <w:pPr>
-        <w:numPr>
-          <w:ilvl w:val="0"/>
-          <w:numId w:val="109"/>
-        </w:numPr>
-      </w:pPr>
-      <w:r>
         <w:rPr>
           <w:b/>
           <w:bCs/>
         </w:rPr>
-        <w:t>Real Estate:</w:t>
-      </w:r>
-      <w:r>
-        <w:t xml:space="preserve"> heavy (avg </w:t>
-      </w:r>
-      <w:r>
-        <w:rPr>
-          <w:b/>
-          <w:bCs/>
-        </w:rPr>
-        <w:t>-5.33%</w:t>
-      </w:r>
-      <w:r>
-        <w:t>).</w:t>
-      </w:r>
-    </w:p>
-    <w:p>
-      <w:pPr>
-        <w:numPr>
-          <w:ilvl w:val="0"/>
-          <w:numId w:val="109"/>
-        </w:numPr>
-      </w:pPr>
-      <w:r>
-        <w:rPr>
-          <w:b/>
-          <w:bCs/>
-        </w:rPr>
-        <w:t>Materials:</w:t>
-      </w:r>
-      <w:r>
-        <w:t xml:space="preserve"> heavy (avg </w:t>
-      </w:r>
-      <w:r>
-        <w:rPr>
-          <w:b/>
-          <w:bCs/>
-        </w:rPr>
-        <w:t>-4.43%</w:t>
-      </w:r>
-      <w:r>
-        <w:t>).</w:t>
-      </w:r>
-    </w:p>
-    <w:p>
-      <w:pPr>
-        <w:numPr>
-          <w:ilvl w:val="0"/>
-          <w:numId w:val="109"/>
-        </w:numPr>
-      </w:pPr>
-      <w:r>
-        <w:rPr>
-          <w:b/>
-          <w:bCs/>
-        </w:rPr>
-        <w:t>Energy:</w:t>
-      </w:r>
-      <w:r>
-        <w:t xml:space="preserve"> soft (avg </w:t>
-      </w:r>
-      <w:r>
-        <w:rPr>
-          <w:b/>
-          <w:bCs/>
-        </w:rPr>
-        <w:t>-0.27%</w:t>
-      </w:r>
-      <w:r>
-        <w:t>).</w:t>
-      </w:r>
-    </w:p>
-    <w:p>
-      <w:pPr>
-        <w:numPr>
-          <w:ilvl w:val="0"/>
-          <w:numId w:val="109"/>
-        </w:numPr>
-      </w:pPr>
-      <w:r>
-        <w:rPr>
-          <w:b/>
-          <w:bCs/>
-        </w:rPr>
-        <w:t>Health Care:</w:t>
-      </w:r>
-      <w:r>
-        <w:t xml:space="preserve"> leading (avg </w:t>
-      </w:r>
-      <w:r>
-        <w:rPr>
-          <w:b/>
-          <w:bCs/>
-        </w:rPr>
-        <w:t>+7.31%</w:t>
-      </w:r>
-      <w:r>
-        <w:t>).</w:t>
-      </w:r>
-    </w:p>
-    <w:p>
-      <w:pPr>
-        <w:numPr>
-          <w:ilvl w:val="0"/>
-          <w:numId w:val="109"/>
-        </w:numPr>
-      </w:pPr>
-      <w:r>
-        <w:rPr>
-          <w:b/>
-          <w:bCs/>
-        </w:rPr>
-        <w:t>Communication Services:</w:t>
-      </w:r>
-      <w:r>
-        <w:t xml:space="preserve"> heavy (avg </w:t>
-      </w:r>
-      <w:r>
-        <w:rPr>
-          <w:b/>
-          <w:bCs/>
-        </w:rPr>
-        <w:t>-9.36%</w:t>
-      </w:r>
-      <w:r>
-        <w:t>).</w:t>
-      </w:r>
-    </w:p>
-    <w:p>
+      </w:pPr>
       <w:r>
         <w:rPr>
           <w:b/>
@@ -365,120 +298,69 @@
       <w:pPr>
         <w:numPr>
           <w:ilvl w:val="0"/>
-          <w:numId w:val="110"/>
+          <w:numId w:val="112"/>
         </w:numPr>
+        <w:rPr>
+          <w:b/>
+          <w:bCs/>
+        </w:rPr>
       </w:pPr>
       <w:r>
         <w:rPr>
           <w:b/>
           <w:bCs/>
         </w:rPr>
-        <w:t>Gold:</w:t>
+        <w:t>Gold: bid (+8.94%).</w:t>
       </w:r>
-      <w:r>
-        <w:t xml:space="preserve"> bid (</w:t>
-      </w:r>
+    </w:p>
+    <w:p>
+      <w:pPr>
+        <w:numPr>
+          <w:ilvl w:val="0"/>
+          <w:numId w:val="112"/>
+        </w:numPr>
+        <w:rPr>
+          <w:b/>
+          <w:bCs/>
+        </w:rPr>
+      </w:pPr>
       <w:r>
         <w:rPr>
           <w:b/>
           <w:bCs/>
         </w:rPr>
-        <w:t>+5.29%</w:t>
-      </w:r>
-      <w:r>
-        <w:t>)</w:t>
+        <w:t>USD: firm (+2.47%).</w:t>
       </w:r>
     </w:p>
     <w:p>
       <w:pPr>
         <w:numPr>
           <w:ilvl w:val="0"/>
-          <w:numId w:val="110"/>
+          <w:numId w:val="112"/>
         </w:numPr>
+        <w:rPr>
+          <w:b/>
+          <w:bCs/>
+        </w:rPr>
       </w:pPr>
       <w:r>
         <w:rPr>
           <w:b/>
           <w:bCs/>
         </w:rPr>
-        <w:t>USD:</w:t>
+        <w:t>Yields: falling (–1.09%).</w:t>
       </w:r>
-      <w:r>
-        <w:t xml:space="preserve"> firm (</w:t>
-      </w:r>
-      <w:r>
+    </w:p>
+    <w:p>
+      <w:pPr>
+        <w:numPr>
+          <w:ilvl w:val="0"/>
+          <w:numId w:val="112"/>
+        </w:numPr>
         <w:rPr>
           <w:b/>
           <w:bCs/>
         </w:rPr>
-        <w:t>+3.20%</w:t>
-      </w:r>
-      <w:r>
-        <w:t>)</w:t>
-      </w:r>
-    </w:p>
-    <w:p>
-      <w:pPr>
-        <w:numPr>
-          <w:ilvl w:val="0"/>
-          <w:numId w:val="110"/>
-        </w:numPr>
-      </w:pPr>
-      <w:r>
-        <w:rPr>
-          <w:b/>
-          <w:bCs/>
-        </w:rPr>
-        <w:t>Yields:</w:t>
-      </w:r>
-      <w:r>
-        <w:t xml:space="preserve"> falling (</w:t>
-      </w:r>
-      <w:r>
-        <w:rPr>
-          <w:b/>
-          <w:bCs/>
-        </w:rPr>
-        <w:t>-1.82%</w:t>
-      </w:r>
-      <w:r>
-        <w:t>)</w:t>
-      </w:r>
-    </w:p>
-    <w:p>
-      <w:pPr>
-        <w:numPr>
-          <w:ilvl w:val="0"/>
-          <w:numId w:val="110"/>
-        </w:numPr>
-      </w:pPr>
-      <w:r>
-        <w:rPr>
-          <w:b/>
-          <w:bCs/>
-        </w:rPr>
-        <w:t>Bonds:</w:t>
-      </w:r>
-      <w:r>
-        <w:t xml:space="preserve"> soft (</w:t>
-      </w:r>
-      <w:r>
-        <w:rPr>
-          <w:b/>
-          <w:bCs/>
-        </w:rPr>
-        <w:t>-0.15%</w:t>
-      </w:r>
-      <w:r>
-        <w:t>)</w:t>
-      </w:r>
-    </w:p>
-    <w:p>
-      <w:pPr>
-        <w:numPr>
-          <w:ilvl w:val="0"/>
-          <w:numId w:val="110"/>
-        </w:numPr>
       </w:pPr>
       <w:r>
         <w:rPr>
@@ -486,20 +368,26 @@
           <w:bCs/>
         </w:rPr>
         <w:lastRenderedPageBreak/>
-        <w:t>Energy Complex (USO, UNG):</w:t>
+        <w:t>Bonds: soft (avg –0.52%).</w:t>
       </w:r>
-      <w:r>
-        <w:t xml:space="preserve"> firm (</w:t>
-      </w:r>
+    </w:p>
+    <w:p>
+      <w:pPr>
+        <w:numPr>
+          <w:ilvl w:val="0"/>
+          <w:numId w:val="112"/>
+        </w:numPr>
+        <w:rPr>
+          <w:b/>
+          <w:bCs/>
+        </w:rPr>
+      </w:pPr>
       <w:r>
         <w:rPr>
           <w:b/>
           <w:bCs/>
         </w:rPr>
-        <w:t>+3.03%</w:t>
-      </w:r>
-      <w:r>
-        <w:t>)</w:t>
+        <w:t>Energy Complex (USO, UNG): firm (+4.83%).</w:t>
       </w:r>
     </w:p>
     <w:p>
@@ -511,67 +399,10 @@
         <w:t>Bottom line:</w:t>
       </w:r>
       <w:r>
-        <w:t xml:space="preserve"> Market breadth remains weak with barely more than a third of names positive. Leadership is </w:t>
+        <w:t xml:space="preserve"> </w:t>
       </w:r>
       <w:r>
-        <w:rPr>
-          <w:b/>
-          <w:bCs/>
-        </w:rPr>
-        <w:t>extremely narrow</w:t>
-      </w:r>
-      <w:r>
-        <w:t xml:space="preserve">, concentrated in </w:t>
-      </w:r>
-      <w:r>
-        <w:rPr>
-          <w:b/>
-          <w:bCs/>
-        </w:rPr>
-        <w:t>Health Care</w:t>
-      </w:r>
-      <w:r>
-        <w:t xml:space="preserve">, while nearly all major cyclical and rate-sensitive sectors — </w:t>
-      </w:r>
-      <w:r>
-        <w:rPr>
-          <w:b/>
-          <w:bCs/>
-        </w:rPr>
-        <w:t>Technology, Discretionary, Financials, Real Estate, Materials, and Communication Services</w:t>
-      </w:r>
-      <w:r>
-        <w:t xml:space="preserve"> — are under meaningful pressure. The macro backdrop — </w:t>
-      </w:r>
-      <w:r>
-        <w:rPr>
-          <w:b/>
-          <w:bCs/>
-        </w:rPr>
-        <w:t>gold bid, USD firm, yields falling, bonds soft, and the energy complex firm</w:t>
-      </w:r>
-      <w:r>
-        <w:t xml:space="preserve"> — reflects a market positioning for </w:t>
-      </w:r>
-      <w:r>
-        <w:rPr>
-          <w:b/>
-          <w:bCs/>
-        </w:rPr>
-        <w:t>slowing growth alongside persistent inflation concerns</w:t>
-      </w:r>
-      <w:r>
-        <w:t xml:space="preserve">, favoring </w:t>
-      </w:r>
-      <w:r>
-        <w:rPr>
-          <w:b/>
-          <w:bCs/>
-        </w:rPr>
-        <w:t>defensives, real assets, and quality balance sheets</w:t>
-      </w:r>
-      <w:r>
-        <w:t>, while high-beta and consumer-driven exposures continue to absorb the downside.</w:t>
+        <w:t>Market breadth is improving but still sub-50%, showing a split tape. Leadership remains concentrated in Health Care, Gold, and defensive real-asset exposures, while most cyclicals — Financials, Industrials, Materials, Discretionary, and Communication Services — remain under pressure. The macro backdrop of strong Gold, firm USD, falling yields, soft bonds, and a bid in the energy complex signals positioning for slowing growth with persistent inflation concerns. Investors continue to favor resilient balance sheets, real assets, and lower-beta expressions while rate-sensitive and consumer-linked exposures struggle to gain traction.</w:t>
       </w:r>
     </w:p>
     <w:p/>
@@ -6399,6 +6230,155 @@
     </w:lvl>
   </w:abstractNum>
   <w:abstractNum w:abstractNumId="39" w15:restartNumberingAfterBreak="0">
+    <w:nsid w:val="2B797949"/>
+    <w:multiLevelType w:val="multilevel"/>
+    <w:tmpl w:val="631ED806"/>
+    <w:lvl w:ilvl="0">
+      <w:start w:val="1"/>
+      <w:numFmt w:val="bullet"/>
+      <w:lvlText w:val=""/>
+      <w:lvlJc w:val="left"/>
+      <w:pPr>
+        <w:tabs>
+          <w:tab w:val="num" w:pos="720"/>
+        </w:tabs>
+        <w:ind w:left="720" w:hanging="360"/>
+      </w:pPr>
+      <w:rPr>
+        <w:rFonts w:ascii="Symbol" w:hAnsi="Symbol" w:hint="default"/>
+        <w:sz w:val="20"/>
+      </w:rPr>
+    </w:lvl>
+    <w:lvl w:ilvl="1" w:tentative="1">
+      <w:start w:val="1"/>
+      <w:numFmt w:val="bullet"/>
+      <w:lvlText w:val="o"/>
+      <w:lvlJc w:val="left"/>
+      <w:pPr>
+        <w:tabs>
+          <w:tab w:val="num" w:pos="1440"/>
+        </w:tabs>
+        <w:ind w:left="1440" w:hanging="360"/>
+      </w:pPr>
+      <w:rPr>
+        <w:rFonts w:ascii="Courier New" w:hAnsi="Courier New" w:hint="default"/>
+        <w:sz w:val="20"/>
+      </w:rPr>
+    </w:lvl>
+    <w:lvl w:ilvl="2" w:tentative="1">
+      <w:start w:val="1"/>
+      <w:numFmt w:val="bullet"/>
+      <w:lvlText w:val=""/>
+      <w:lvlJc w:val="left"/>
+      <w:pPr>
+        <w:tabs>
+          <w:tab w:val="num" w:pos="2160"/>
+        </w:tabs>
+        <w:ind w:left="2160" w:hanging="360"/>
+      </w:pPr>
+      <w:rPr>
+        <w:rFonts w:ascii="Wingdings" w:hAnsi="Wingdings" w:hint="default"/>
+        <w:sz w:val="20"/>
+      </w:rPr>
+    </w:lvl>
+    <w:lvl w:ilvl="3" w:tentative="1">
+      <w:start w:val="1"/>
+      <w:numFmt w:val="bullet"/>
+      <w:lvlText w:val=""/>
+      <w:lvlJc w:val="left"/>
+      <w:pPr>
+        <w:tabs>
+          <w:tab w:val="num" w:pos="2880"/>
+        </w:tabs>
+        <w:ind w:left="2880" w:hanging="360"/>
+      </w:pPr>
+      <w:rPr>
+        <w:rFonts w:ascii="Wingdings" w:hAnsi="Wingdings" w:hint="default"/>
+        <w:sz w:val="20"/>
+      </w:rPr>
+    </w:lvl>
+    <w:lvl w:ilvl="4" w:tentative="1">
+      <w:start w:val="1"/>
+      <w:numFmt w:val="bullet"/>
+      <w:lvlText w:val=""/>
+      <w:lvlJc w:val="left"/>
+      <w:pPr>
+        <w:tabs>
+          <w:tab w:val="num" w:pos="3600"/>
+        </w:tabs>
+        <w:ind w:left="3600" w:hanging="360"/>
+      </w:pPr>
+      <w:rPr>
+        <w:rFonts w:ascii="Wingdings" w:hAnsi="Wingdings" w:hint="default"/>
+        <w:sz w:val="20"/>
+      </w:rPr>
+    </w:lvl>
+    <w:lvl w:ilvl="5" w:tentative="1">
+      <w:start w:val="1"/>
+      <w:numFmt w:val="bullet"/>
+      <w:lvlText w:val=""/>
+      <w:lvlJc w:val="left"/>
+      <w:pPr>
+        <w:tabs>
+          <w:tab w:val="num" w:pos="4320"/>
+        </w:tabs>
+        <w:ind w:left="4320" w:hanging="360"/>
+      </w:pPr>
+      <w:rPr>
+        <w:rFonts w:ascii="Wingdings" w:hAnsi="Wingdings" w:hint="default"/>
+        <w:sz w:val="20"/>
+      </w:rPr>
+    </w:lvl>
+    <w:lvl w:ilvl="6" w:tentative="1">
+      <w:start w:val="1"/>
+      <w:numFmt w:val="bullet"/>
+      <w:lvlText w:val=""/>
+      <w:lvlJc w:val="left"/>
+      <w:pPr>
+        <w:tabs>
+          <w:tab w:val="num" w:pos="5040"/>
+        </w:tabs>
+        <w:ind w:left="5040" w:hanging="360"/>
+      </w:pPr>
+      <w:rPr>
+        <w:rFonts w:ascii="Wingdings" w:hAnsi="Wingdings" w:hint="default"/>
+        <w:sz w:val="20"/>
+      </w:rPr>
+    </w:lvl>
+    <w:lvl w:ilvl="7" w:tentative="1">
+      <w:start w:val="1"/>
+      <w:numFmt w:val="bullet"/>
+      <w:lvlText w:val=""/>
+      <w:lvlJc w:val="left"/>
+      <w:pPr>
+        <w:tabs>
+          <w:tab w:val="num" w:pos="5760"/>
+        </w:tabs>
+        <w:ind w:left="5760" w:hanging="360"/>
+      </w:pPr>
+      <w:rPr>
+        <w:rFonts w:ascii="Wingdings" w:hAnsi="Wingdings" w:hint="default"/>
+        <w:sz w:val="20"/>
+      </w:rPr>
+    </w:lvl>
+    <w:lvl w:ilvl="8" w:tentative="1">
+      <w:start w:val="1"/>
+      <w:numFmt w:val="bullet"/>
+      <w:lvlText w:val=""/>
+      <w:lvlJc w:val="left"/>
+      <w:pPr>
+        <w:tabs>
+          <w:tab w:val="num" w:pos="6480"/>
+        </w:tabs>
+        <w:ind w:left="6480" w:hanging="360"/>
+      </w:pPr>
+      <w:rPr>
+        <w:rFonts w:ascii="Wingdings" w:hAnsi="Wingdings" w:hint="default"/>
+        <w:sz w:val="20"/>
+      </w:rPr>
+    </w:lvl>
+  </w:abstractNum>
+  <w:abstractNum w:abstractNumId="40" w15:restartNumberingAfterBreak="0">
     <w:nsid w:val="2C0E4FC5"/>
     <w:multiLevelType w:val="multilevel"/>
     <w:tmpl w:val="FB14D6CA"/>
@@ -6547,7 +6527,7 @@
       </w:rPr>
     </w:lvl>
   </w:abstractNum>
-  <w:abstractNum w:abstractNumId="40" w15:restartNumberingAfterBreak="0">
+  <w:abstractNum w:abstractNumId="41" w15:restartNumberingAfterBreak="0">
     <w:nsid w:val="2C7C4EB8"/>
     <w:multiLevelType w:val="multilevel"/>
     <w:tmpl w:val="7A5477F8"/>
@@ -6696,7 +6676,7 @@
       </w:rPr>
     </w:lvl>
   </w:abstractNum>
-  <w:abstractNum w:abstractNumId="41" w15:restartNumberingAfterBreak="0">
+  <w:abstractNum w:abstractNumId="42" w15:restartNumberingAfterBreak="0">
     <w:nsid w:val="2D7172A0"/>
     <w:multiLevelType w:val="multilevel"/>
     <w:tmpl w:val="615A5204"/>
@@ -6845,7 +6825,7 @@
       </w:rPr>
     </w:lvl>
   </w:abstractNum>
-  <w:abstractNum w:abstractNumId="42" w15:restartNumberingAfterBreak="0">
+  <w:abstractNum w:abstractNumId="43" w15:restartNumberingAfterBreak="0">
     <w:nsid w:val="2EC14BE6"/>
     <w:multiLevelType w:val="multilevel"/>
     <w:tmpl w:val="EAB4BB98"/>
@@ -6994,7 +6974,7 @@
       </w:rPr>
     </w:lvl>
   </w:abstractNum>
-  <w:abstractNum w:abstractNumId="43" w15:restartNumberingAfterBreak="0">
+  <w:abstractNum w:abstractNumId="44" w15:restartNumberingAfterBreak="0">
     <w:nsid w:val="2FAF7C70"/>
     <w:multiLevelType w:val="multilevel"/>
     <w:tmpl w:val="39F4968C"/>
@@ -7143,7 +7123,7 @@
       </w:rPr>
     </w:lvl>
   </w:abstractNum>
-  <w:abstractNum w:abstractNumId="44" w15:restartNumberingAfterBreak="0">
+  <w:abstractNum w:abstractNumId="45" w15:restartNumberingAfterBreak="0">
     <w:nsid w:val="30211183"/>
     <w:multiLevelType w:val="multilevel"/>
     <w:tmpl w:val="17BCC77C"/>
@@ -7292,7 +7272,7 @@
       </w:rPr>
     </w:lvl>
   </w:abstractNum>
-  <w:abstractNum w:abstractNumId="45" w15:restartNumberingAfterBreak="0">
+  <w:abstractNum w:abstractNumId="46" w15:restartNumberingAfterBreak="0">
     <w:nsid w:val="30643726"/>
     <w:multiLevelType w:val="multilevel"/>
     <w:tmpl w:val="EA401C66"/>
@@ -7441,7 +7421,7 @@
       </w:rPr>
     </w:lvl>
   </w:abstractNum>
-  <w:abstractNum w:abstractNumId="46" w15:restartNumberingAfterBreak="0">
+  <w:abstractNum w:abstractNumId="47" w15:restartNumberingAfterBreak="0">
     <w:nsid w:val="308C2490"/>
     <w:multiLevelType w:val="multilevel"/>
     <w:tmpl w:val="A52AC25C"/>
@@ -7590,7 +7570,7 @@
       </w:rPr>
     </w:lvl>
   </w:abstractNum>
-  <w:abstractNum w:abstractNumId="47" w15:restartNumberingAfterBreak="0">
+  <w:abstractNum w:abstractNumId="48" w15:restartNumberingAfterBreak="0">
     <w:nsid w:val="30E628EA"/>
     <w:multiLevelType w:val="multilevel"/>
     <w:tmpl w:val="B5E0FDA8"/>
@@ -7739,7 +7719,7 @@
       </w:rPr>
     </w:lvl>
   </w:abstractNum>
-  <w:abstractNum w:abstractNumId="48" w15:restartNumberingAfterBreak="0">
+  <w:abstractNum w:abstractNumId="49" w15:restartNumberingAfterBreak="0">
     <w:nsid w:val="32326EA4"/>
     <w:multiLevelType w:val="multilevel"/>
     <w:tmpl w:val="8D7895EA"/>
@@ -7888,7 +7868,7 @@
       </w:rPr>
     </w:lvl>
   </w:abstractNum>
-  <w:abstractNum w:abstractNumId="49" w15:restartNumberingAfterBreak="0">
+  <w:abstractNum w:abstractNumId="50" w15:restartNumberingAfterBreak="0">
     <w:nsid w:val="36B2143A"/>
     <w:multiLevelType w:val="multilevel"/>
     <w:tmpl w:val="64604580"/>
@@ -8037,7 +8017,7 @@
       </w:rPr>
     </w:lvl>
   </w:abstractNum>
-  <w:abstractNum w:abstractNumId="50" w15:restartNumberingAfterBreak="0">
+  <w:abstractNum w:abstractNumId="51" w15:restartNumberingAfterBreak="0">
     <w:nsid w:val="36E65CFF"/>
     <w:multiLevelType w:val="multilevel"/>
     <w:tmpl w:val="CE3C9310"/>
@@ -8186,7 +8166,7 @@
       </w:rPr>
     </w:lvl>
   </w:abstractNum>
-  <w:abstractNum w:abstractNumId="51" w15:restartNumberingAfterBreak="0">
+  <w:abstractNum w:abstractNumId="52" w15:restartNumberingAfterBreak="0">
     <w:nsid w:val="38BF4809"/>
     <w:multiLevelType w:val="multilevel"/>
     <w:tmpl w:val="925A2D08"/>
@@ -8335,7 +8315,156 @@
       </w:rPr>
     </w:lvl>
   </w:abstractNum>
-  <w:abstractNum w:abstractNumId="52" w15:restartNumberingAfterBreak="0">
+  <w:abstractNum w:abstractNumId="53" w15:restartNumberingAfterBreak="0">
+    <w:nsid w:val="3A451834"/>
+    <w:multiLevelType w:val="multilevel"/>
+    <w:tmpl w:val="62782F92"/>
+    <w:lvl w:ilvl="0">
+      <w:start w:val="1"/>
+      <w:numFmt w:val="bullet"/>
+      <w:lvlText w:val=""/>
+      <w:lvlJc w:val="left"/>
+      <w:pPr>
+        <w:tabs>
+          <w:tab w:val="num" w:pos="720"/>
+        </w:tabs>
+        <w:ind w:left="720" w:hanging="360"/>
+      </w:pPr>
+      <w:rPr>
+        <w:rFonts w:ascii="Symbol" w:hAnsi="Symbol" w:hint="default"/>
+        <w:sz w:val="20"/>
+      </w:rPr>
+    </w:lvl>
+    <w:lvl w:ilvl="1" w:tentative="1">
+      <w:start w:val="1"/>
+      <w:numFmt w:val="bullet"/>
+      <w:lvlText w:val="o"/>
+      <w:lvlJc w:val="left"/>
+      <w:pPr>
+        <w:tabs>
+          <w:tab w:val="num" w:pos="1440"/>
+        </w:tabs>
+        <w:ind w:left="1440" w:hanging="360"/>
+      </w:pPr>
+      <w:rPr>
+        <w:rFonts w:ascii="Courier New" w:hAnsi="Courier New" w:hint="default"/>
+        <w:sz w:val="20"/>
+      </w:rPr>
+    </w:lvl>
+    <w:lvl w:ilvl="2" w:tentative="1">
+      <w:start w:val="1"/>
+      <w:numFmt w:val="bullet"/>
+      <w:lvlText w:val=""/>
+      <w:lvlJc w:val="left"/>
+      <w:pPr>
+        <w:tabs>
+          <w:tab w:val="num" w:pos="2160"/>
+        </w:tabs>
+        <w:ind w:left="2160" w:hanging="360"/>
+      </w:pPr>
+      <w:rPr>
+        <w:rFonts w:ascii="Wingdings" w:hAnsi="Wingdings" w:hint="default"/>
+        <w:sz w:val="20"/>
+      </w:rPr>
+    </w:lvl>
+    <w:lvl w:ilvl="3" w:tentative="1">
+      <w:start w:val="1"/>
+      <w:numFmt w:val="bullet"/>
+      <w:lvlText w:val=""/>
+      <w:lvlJc w:val="left"/>
+      <w:pPr>
+        <w:tabs>
+          <w:tab w:val="num" w:pos="2880"/>
+        </w:tabs>
+        <w:ind w:left="2880" w:hanging="360"/>
+      </w:pPr>
+      <w:rPr>
+        <w:rFonts w:ascii="Wingdings" w:hAnsi="Wingdings" w:hint="default"/>
+        <w:sz w:val="20"/>
+      </w:rPr>
+    </w:lvl>
+    <w:lvl w:ilvl="4" w:tentative="1">
+      <w:start w:val="1"/>
+      <w:numFmt w:val="bullet"/>
+      <w:lvlText w:val=""/>
+      <w:lvlJc w:val="left"/>
+      <w:pPr>
+        <w:tabs>
+          <w:tab w:val="num" w:pos="3600"/>
+        </w:tabs>
+        <w:ind w:left="3600" w:hanging="360"/>
+      </w:pPr>
+      <w:rPr>
+        <w:rFonts w:ascii="Wingdings" w:hAnsi="Wingdings" w:hint="default"/>
+        <w:sz w:val="20"/>
+      </w:rPr>
+    </w:lvl>
+    <w:lvl w:ilvl="5" w:tentative="1">
+      <w:start w:val="1"/>
+      <w:numFmt w:val="bullet"/>
+      <w:lvlText w:val=""/>
+      <w:lvlJc w:val="left"/>
+      <w:pPr>
+        <w:tabs>
+          <w:tab w:val="num" w:pos="4320"/>
+        </w:tabs>
+        <w:ind w:left="4320" w:hanging="360"/>
+      </w:pPr>
+      <w:rPr>
+        <w:rFonts w:ascii="Wingdings" w:hAnsi="Wingdings" w:hint="default"/>
+        <w:sz w:val="20"/>
+      </w:rPr>
+    </w:lvl>
+    <w:lvl w:ilvl="6" w:tentative="1">
+      <w:start w:val="1"/>
+      <w:numFmt w:val="bullet"/>
+      <w:lvlText w:val=""/>
+      <w:lvlJc w:val="left"/>
+      <w:pPr>
+        <w:tabs>
+          <w:tab w:val="num" w:pos="5040"/>
+        </w:tabs>
+        <w:ind w:left="5040" w:hanging="360"/>
+      </w:pPr>
+      <w:rPr>
+        <w:rFonts w:ascii="Wingdings" w:hAnsi="Wingdings" w:hint="default"/>
+        <w:sz w:val="20"/>
+      </w:rPr>
+    </w:lvl>
+    <w:lvl w:ilvl="7" w:tentative="1">
+      <w:start w:val="1"/>
+      <w:numFmt w:val="bullet"/>
+      <w:lvlText w:val=""/>
+      <w:lvlJc w:val="left"/>
+      <w:pPr>
+        <w:tabs>
+          <w:tab w:val="num" w:pos="5760"/>
+        </w:tabs>
+        <w:ind w:left="5760" w:hanging="360"/>
+      </w:pPr>
+      <w:rPr>
+        <w:rFonts w:ascii="Wingdings" w:hAnsi="Wingdings" w:hint="default"/>
+        <w:sz w:val="20"/>
+      </w:rPr>
+    </w:lvl>
+    <w:lvl w:ilvl="8" w:tentative="1">
+      <w:start w:val="1"/>
+      <w:numFmt w:val="bullet"/>
+      <w:lvlText w:val=""/>
+      <w:lvlJc w:val="left"/>
+      <w:pPr>
+        <w:tabs>
+          <w:tab w:val="num" w:pos="6480"/>
+        </w:tabs>
+        <w:ind w:left="6480" w:hanging="360"/>
+      </w:pPr>
+      <w:rPr>
+        <w:rFonts w:ascii="Wingdings" w:hAnsi="Wingdings" w:hint="default"/>
+        <w:sz w:val="20"/>
+      </w:rPr>
+    </w:lvl>
+  </w:abstractNum>
+  <w:abstractNum w:abstractNumId="54" w15:restartNumberingAfterBreak="0">
     <w:nsid w:val="3C1E0601"/>
     <w:multiLevelType w:val="multilevel"/>
     <w:tmpl w:val="234C980E"/>
@@ -8484,7 +8613,7 @@
       </w:rPr>
     </w:lvl>
   </w:abstractNum>
-  <w:abstractNum w:abstractNumId="53" w15:restartNumberingAfterBreak="0">
+  <w:abstractNum w:abstractNumId="55" w15:restartNumberingAfterBreak="0">
     <w:nsid w:val="3E6F5D06"/>
     <w:multiLevelType w:val="multilevel"/>
     <w:tmpl w:val="048E3170"/>
@@ -8633,7 +8762,7 @@
       </w:rPr>
     </w:lvl>
   </w:abstractNum>
-  <w:abstractNum w:abstractNumId="54" w15:restartNumberingAfterBreak="0">
+  <w:abstractNum w:abstractNumId="56" w15:restartNumberingAfterBreak="0">
     <w:nsid w:val="3F362D47"/>
     <w:multiLevelType w:val="multilevel"/>
     <w:tmpl w:val="88CA522A"/>
@@ -8782,7 +8911,7 @@
       </w:rPr>
     </w:lvl>
   </w:abstractNum>
-  <w:abstractNum w:abstractNumId="55" w15:restartNumberingAfterBreak="0">
+  <w:abstractNum w:abstractNumId="57" w15:restartNumberingAfterBreak="0">
     <w:nsid w:val="44BC3258"/>
     <w:multiLevelType w:val="multilevel"/>
     <w:tmpl w:val="46687CC4"/>
@@ -8931,7 +9060,7 @@
       </w:rPr>
     </w:lvl>
   </w:abstractNum>
-  <w:abstractNum w:abstractNumId="56" w15:restartNumberingAfterBreak="0">
+  <w:abstractNum w:abstractNumId="58" w15:restartNumberingAfterBreak="0">
     <w:nsid w:val="48C97CF2"/>
     <w:multiLevelType w:val="multilevel"/>
     <w:tmpl w:val="351A9F9A"/>
@@ -9080,7 +9209,7 @@
       </w:rPr>
     </w:lvl>
   </w:abstractNum>
-  <w:abstractNum w:abstractNumId="57" w15:restartNumberingAfterBreak="0">
+  <w:abstractNum w:abstractNumId="59" w15:restartNumberingAfterBreak="0">
     <w:nsid w:val="49421EC4"/>
     <w:multiLevelType w:val="multilevel"/>
     <w:tmpl w:val="1070D884"/>
@@ -9229,7 +9358,7 @@
       </w:rPr>
     </w:lvl>
   </w:abstractNum>
-  <w:abstractNum w:abstractNumId="58" w15:restartNumberingAfterBreak="0">
+  <w:abstractNum w:abstractNumId="60" w15:restartNumberingAfterBreak="0">
     <w:nsid w:val="49BE432E"/>
     <w:multiLevelType w:val="multilevel"/>
     <w:tmpl w:val="F31895E0"/>
@@ -9378,7 +9507,7 @@
       </w:rPr>
     </w:lvl>
   </w:abstractNum>
-  <w:abstractNum w:abstractNumId="59" w15:restartNumberingAfterBreak="0">
+  <w:abstractNum w:abstractNumId="61" w15:restartNumberingAfterBreak="0">
     <w:nsid w:val="4A196A39"/>
     <w:multiLevelType w:val="multilevel"/>
     <w:tmpl w:val="BBDEAF4C"/>
@@ -9527,7 +9656,7 @@
       </w:rPr>
     </w:lvl>
   </w:abstractNum>
-  <w:abstractNum w:abstractNumId="60" w15:restartNumberingAfterBreak="0">
+  <w:abstractNum w:abstractNumId="62" w15:restartNumberingAfterBreak="0">
     <w:nsid w:val="4D6D2000"/>
     <w:multiLevelType w:val="multilevel"/>
     <w:tmpl w:val="D222DEEC"/>
@@ -9676,7 +9805,7 @@
       </w:rPr>
     </w:lvl>
   </w:abstractNum>
-  <w:abstractNum w:abstractNumId="61" w15:restartNumberingAfterBreak="0">
+  <w:abstractNum w:abstractNumId="63" w15:restartNumberingAfterBreak="0">
     <w:nsid w:val="4E7C38B9"/>
     <w:multiLevelType w:val="multilevel"/>
     <w:tmpl w:val="BA9A3C7A"/>
@@ -9825,7 +9954,7 @@
       </w:rPr>
     </w:lvl>
   </w:abstractNum>
-  <w:abstractNum w:abstractNumId="62" w15:restartNumberingAfterBreak="0">
+  <w:abstractNum w:abstractNumId="64" w15:restartNumberingAfterBreak="0">
     <w:nsid w:val="4F0C370E"/>
     <w:multiLevelType w:val="multilevel"/>
     <w:tmpl w:val="C2A2442A"/>
@@ -9974,7 +10103,7 @@
       </w:rPr>
     </w:lvl>
   </w:abstractNum>
-  <w:abstractNum w:abstractNumId="63" w15:restartNumberingAfterBreak="0">
+  <w:abstractNum w:abstractNumId="65" w15:restartNumberingAfterBreak="0">
     <w:nsid w:val="4F675C52"/>
     <w:multiLevelType w:val="multilevel"/>
     <w:tmpl w:val="E8746552"/>
@@ -10123,7 +10252,7 @@
       </w:rPr>
     </w:lvl>
   </w:abstractNum>
-  <w:abstractNum w:abstractNumId="64" w15:restartNumberingAfterBreak="0">
+  <w:abstractNum w:abstractNumId="66" w15:restartNumberingAfterBreak="0">
     <w:nsid w:val="50697F88"/>
     <w:multiLevelType w:val="multilevel"/>
     <w:tmpl w:val="9FA4CEBC"/>
@@ -10272,7 +10401,7 @@
       </w:rPr>
     </w:lvl>
   </w:abstractNum>
-  <w:abstractNum w:abstractNumId="65" w15:restartNumberingAfterBreak="0">
+  <w:abstractNum w:abstractNumId="67" w15:restartNumberingAfterBreak="0">
     <w:nsid w:val="518B0AF4"/>
     <w:multiLevelType w:val="multilevel"/>
     <w:tmpl w:val="E21A9B02"/>
@@ -10421,7 +10550,7 @@
       </w:rPr>
     </w:lvl>
   </w:abstractNum>
-  <w:abstractNum w:abstractNumId="66" w15:restartNumberingAfterBreak="0">
+  <w:abstractNum w:abstractNumId="68" w15:restartNumberingAfterBreak="0">
     <w:nsid w:val="51CD60A6"/>
     <w:multiLevelType w:val="multilevel"/>
     <w:tmpl w:val="0A98BD44"/>
@@ -10570,7 +10699,7 @@
       </w:rPr>
     </w:lvl>
   </w:abstractNum>
-  <w:abstractNum w:abstractNumId="67" w15:restartNumberingAfterBreak="0">
+  <w:abstractNum w:abstractNumId="69" w15:restartNumberingAfterBreak="0">
     <w:nsid w:val="554A2D8C"/>
     <w:multiLevelType w:val="multilevel"/>
     <w:tmpl w:val="030AEED4"/>
@@ -10719,7 +10848,7 @@
       </w:rPr>
     </w:lvl>
   </w:abstractNum>
-  <w:abstractNum w:abstractNumId="68" w15:restartNumberingAfterBreak="0">
+  <w:abstractNum w:abstractNumId="70" w15:restartNumberingAfterBreak="0">
     <w:nsid w:val="55E56A09"/>
     <w:multiLevelType w:val="multilevel"/>
     <w:tmpl w:val="42345B00"/>
@@ -10868,7 +10997,7 @@
       </w:rPr>
     </w:lvl>
   </w:abstractNum>
-  <w:abstractNum w:abstractNumId="69" w15:restartNumberingAfterBreak="0">
+  <w:abstractNum w:abstractNumId="71" w15:restartNumberingAfterBreak="0">
     <w:nsid w:val="561113B1"/>
     <w:multiLevelType w:val="multilevel"/>
     <w:tmpl w:val="5FB06F18"/>
@@ -11017,7 +11146,7 @@
       </w:rPr>
     </w:lvl>
   </w:abstractNum>
-  <w:abstractNum w:abstractNumId="70" w15:restartNumberingAfterBreak="0">
+  <w:abstractNum w:abstractNumId="72" w15:restartNumberingAfterBreak="0">
     <w:nsid w:val="565672AE"/>
     <w:multiLevelType w:val="multilevel"/>
     <w:tmpl w:val="9DB47B8A"/>
@@ -11166,7 +11295,7 @@
       </w:rPr>
     </w:lvl>
   </w:abstractNum>
-  <w:abstractNum w:abstractNumId="71" w15:restartNumberingAfterBreak="0">
+  <w:abstractNum w:abstractNumId="73" w15:restartNumberingAfterBreak="0">
     <w:nsid w:val="569C54B2"/>
     <w:multiLevelType w:val="multilevel"/>
     <w:tmpl w:val="EE7EE69A"/>
@@ -11315,7 +11444,7 @@
       </w:rPr>
     </w:lvl>
   </w:abstractNum>
-  <w:abstractNum w:abstractNumId="72" w15:restartNumberingAfterBreak="0">
+  <w:abstractNum w:abstractNumId="74" w15:restartNumberingAfterBreak="0">
     <w:nsid w:val="56D45055"/>
     <w:multiLevelType w:val="multilevel"/>
     <w:tmpl w:val="2E12CF68"/>
@@ -11464,7 +11593,7 @@
       </w:rPr>
     </w:lvl>
   </w:abstractNum>
-  <w:abstractNum w:abstractNumId="73" w15:restartNumberingAfterBreak="0">
+  <w:abstractNum w:abstractNumId="75" w15:restartNumberingAfterBreak="0">
     <w:nsid w:val="56F71075"/>
     <w:multiLevelType w:val="multilevel"/>
     <w:tmpl w:val="2952AC56"/>
@@ -11613,7 +11742,7 @@
       </w:rPr>
     </w:lvl>
   </w:abstractNum>
-  <w:abstractNum w:abstractNumId="74" w15:restartNumberingAfterBreak="0">
+  <w:abstractNum w:abstractNumId="76" w15:restartNumberingAfterBreak="0">
     <w:nsid w:val="57DB2464"/>
     <w:multiLevelType w:val="multilevel"/>
     <w:tmpl w:val="744AAF80"/>
@@ -11762,7 +11891,7 @@
       </w:rPr>
     </w:lvl>
   </w:abstractNum>
-  <w:abstractNum w:abstractNumId="75" w15:restartNumberingAfterBreak="0">
+  <w:abstractNum w:abstractNumId="77" w15:restartNumberingAfterBreak="0">
     <w:nsid w:val="584B7C1F"/>
     <w:multiLevelType w:val="multilevel"/>
     <w:tmpl w:val="0F28D7F4"/>
@@ -11911,7 +12040,7 @@
       </w:rPr>
     </w:lvl>
   </w:abstractNum>
-  <w:abstractNum w:abstractNumId="76" w15:restartNumberingAfterBreak="0">
+  <w:abstractNum w:abstractNumId="78" w15:restartNumberingAfterBreak="0">
     <w:nsid w:val="587A0CCD"/>
     <w:multiLevelType w:val="multilevel"/>
     <w:tmpl w:val="750CB344"/>
@@ -12060,7 +12189,7 @@
       </w:rPr>
     </w:lvl>
   </w:abstractNum>
-  <w:abstractNum w:abstractNumId="77" w15:restartNumberingAfterBreak="0">
+  <w:abstractNum w:abstractNumId="79" w15:restartNumberingAfterBreak="0">
     <w:nsid w:val="5918416D"/>
     <w:multiLevelType w:val="multilevel"/>
     <w:tmpl w:val="7160D344"/>
@@ -12209,7 +12338,7 @@
       </w:rPr>
     </w:lvl>
   </w:abstractNum>
-  <w:abstractNum w:abstractNumId="78" w15:restartNumberingAfterBreak="0">
+  <w:abstractNum w:abstractNumId="80" w15:restartNumberingAfterBreak="0">
     <w:nsid w:val="5ABA52A8"/>
     <w:multiLevelType w:val="multilevel"/>
     <w:tmpl w:val="91FE5CEA"/>
@@ -12358,7 +12487,7 @@
       </w:rPr>
     </w:lvl>
   </w:abstractNum>
-  <w:abstractNum w:abstractNumId="79" w15:restartNumberingAfterBreak="0">
+  <w:abstractNum w:abstractNumId="81" w15:restartNumberingAfterBreak="0">
     <w:nsid w:val="5AD277F9"/>
     <w:multiLevelType w:val="multilevel"/>
     <w:tmpl w:val="BE649556"/>
@@ -12507,7 +12636,7 @@
       </w:rPr>
     </w:lvl>
   </w:abstractNum>
-  <w:abstractNum w:abstractNumId="80" w15:restartNumberingAfterBreak="0">
+  <w:abstractNum w:abstractNumId="82" w15:restartNumberingAfterBreak="0">
     <w:nsid w:val="5BC6754C"/>
     <w:multiLevelType w:val="multilevel"/>
     <w:tmpl w:val="61C8A2DE"/>
@@ -12656,7 +12785,7 @@
       </w:rPr>
     </w:lvl>
   </w:abstractNum>
-  <w:abstractNum w:abstractNumId="81" w15:restartNumberingAfterBreak="0">
+  <w:abstractNum w:abstractNumId="83" w15:restartNumberingAfterBreak="0">
     <w:nsid w:val="5C590522"/>
     <w:multiLevelType w:val="multilevel"/>
     <w:tmpl w:val="21E6C334"/>
@@ -12805,7 +12934,7 @@
       </w:rPr>
     </w:lvl>
   </w:abstractNum>
-  <w:abstractNum w:abstractNumId="82" w15:restartNumberingAfterBreak="0">
+  <w:abstractNum w:abstractNumId="84" w15:restartNumberingAfterBreak="0">
     <w:nsid w:val="5F25507A"/>
     <w:multiLevelType w:val="multilevel"/>
     <w:tmpl w:val="577A4134"/>
@@ -12954,7 +13083,7 @@
       </w:rPr>
     </w:lvl>
   </w:abstractNum>
-  <w:abstractNum w:abstractNumId="83" w15:restartNumberingAfterBreak="0">
+  <w:abstractNum w:abstractNumId="85" w15:restartNumberingAfterBreak="0">
     <w:nsid w:val="610A18D6"/>
     <w:multiLevelType w:val="multilevel"/>
     <w:tmpl w:val="0C103A64"/>
@@ -13103,7 +13232,7 @@
       </w:rPr>
     </w:lvl>
   </w:abstractNum>
-  <w:abstractNum w:abstractNumId="84" w15:restartNumberingAfterBreak="0">
+  <w:abstractNum w:abstractNumId="86" w15:restartNumberingAfterBreak="0">
     <w:nsid w:val="622C70E0"/>
     <w:multiLevelType w:val="multilevel"/>
     <w:tmpl w:val="1AEE679E"/>
@@ -13252,7 +13381,7 @@
       </w:rPr>
     </w:lvl>
   </w:abstractNum>
-  <w:abstractNum w:abstractNumId="85" w15:restartNumberingAfterBreak="0">
+  <w:abstractNum w:abstractNumId="87" w15:restartNumberingAfterBreak="0">
     <w:nsid w:val="62C85823"/>
     <w:multiLevelType w:val="multilevel"/>
     <w:tmpl w:val="F35464AC"/>
@@ -13401,7 +13530,7 @@
       </w:rPr>
     </w:lvl>
   </w:abstractNum>
-  <w:abstractNum w:abstractNumId="86" w15:restartNumberingAfterBreak="0">
+  <w:abstractNum w:abstractNumId="88" w15:restartNumberingAfterBreak="0">
     <w:nsid w:val="640E2F59"/>
     <w:multiLevelType w:val="multilevel"/>
     <w:tmpl w:val="26F4B2DE"/>
@@ -13550,7 +13679,7 @@
       </w:rPr>
     </w:lvl>
   </w:abstractNum>
-  <w:abstractNum w:abstractNumId="87" w15:restartNumberingAfterBreak="0">
+  <w:abstractNum w:abstractNumId="89" w15:restartNumberingAfterBreak="0">
     <w:nsid w:val="64706C61"/>
     <w:multiLevelType w:val="multilevel"/>
     <w:tmpl w:val="2AA095D8"/>
@@ -13699,7 +13828,7 @@
       </w:rPr>
     </w:lvl>
   </w:abstractNum>
-  <w:abstractNum w:abstractNumId="88" w15:restartNumberingAfterBreak="0">
+  <w:abstractNum w:abstractNumId="90" w15:restartNumberingAfterBreak="0">
     <w:nsid w:val="663131E0"/>
     <w:multiLevelType w:val="multilevel"/>
     <w:tmpl w:val="1E82DB90"/>
@@ -13848,7 +13977,7 @@
       </w:rPr>
     </w:lvl>
   </w:abstractNum>
-  <w:abstractNum w:abstractNumId="89" w15:restartNumberingAfterBreak="0">
+  <w:abstractNum w:abstractNumId="91" w15:restartNumberingAfterBreak="0">
     <w:nsid w:val="676E4319"/>
     <w:multiLevelType w:val="multilevel"/>
     <w:tmpl w:val="D38640E0"/>
@@ -13997,7 +14126,7 @@
       </w:rPr>
     </w:lvl>
   </w:abstractNum>
-  <w:abstractNum w:abstractNumId="90" w15:restartNumberingAfterBreak="0">
+  <w:abstractNum w:abstractNumId="92" w15:restartNumberingAfterBreak="0">
     <w:nsid w:val="67725B88"/>
     <w:multiLevelType w:val="multilevel"/>
     <w:tmpl w:val="660E9946"/>
@@ -14146,7 +14275,7 @@
       </w:rPr>
     </w:lvl>
   </w:abstractNum>
-  <w:abstractNum w:abstractNumId="91" w15:restartNumberingAfterBreak="0">
+  <w:abstractNum w:abstractNumId="93" w15:restartNumberingAfterBreak="0">
     <w:nsid w:val="6C7F1A5D"/>
     <w:multiLevelType w:val="multilevel"/>
     <w:tmpl w:val="30EACB9E"/>
@@ -14295,7 +14424,7 @@
       </w:rPr>
     </w:lvl>
   </w:abstractNum>
-  <w:abstractNum w:abstractNumId="92" w15:restartNumberingAfterBreak="0">
+  <w:abstractNum w:abstractNumId="94" w15:restartNumberingAfterBreak="0">
     <w:nsid w:val="6CDE4304"/>
     <w:multiLevelType w:val="multilevel"/>
     <w:tmpl w:val="442A8830"/>
@@ -14444,7 +14573,7 @@
       </w:rPr>
     </w:lvl>
   </w:abstractNum>
-  <w:abstractNum w:abstractNumId="93" w15:restartNumberingAfterBreak="0">
+  <w:abstractNum w:abstractNumId="95" w15:restartNumberingAfterBreak="0">
     <w:nsid w:val="6CED189A"/>
     <w:multiLevelType w:val="multilevel"/>
     <w:tmpl w:val="019E646A"/>
@@ -14593,7 +14722,7 @@
       </w:rPr>
     </w:lvl>
   </w:abstractNum>
-  <w:abstractNum w:abstractNumId="94" w15:restartNumberingAfterBreak="0">
+  <w:abstractNum w:abstractNumId="96" w15:restartNumberingAfterBreak="0">
     <w:nsid w:val="6D982CB9"/>
     <w:multiLevelType w:val="multilevel"/>
     <w:tmpl w:val="EFA65B1E"/>
@@ -14742,7 +14871,7 @@
       </w:rPr>
     </w:lvl>
   </w:abstractNum>
-  <w:abstractNum w:abstractNumId="95" w15:restartNumberingAfterBreak="0">
+  <w:abstractNum w:abstractNumId="97" w15:restartNumberingAfterBreak="0">
     <w:nsid w:val="6FAC686D"/>
     <w:multiLevelType w:val="multilevel"/>
     <w:tmpl w:val="F7CCE078"/>
@@ -14891,7 +15020,7 @@
       </w:rPr>
     </w:lvl>
   </w:abstractNum>
-  <w:abstractNum w:abstractNumId="96" w15:restartNumberingAfterBreak="0">
+  <w:abstractNum w:abstractNumId="98" w15:restartNumberingAfterBreak="0">
     <w:nsid w:val="70427236"/>
     <w:multiLevelType w:val="multilevel"/>
     <w:tmpl w:val="834A0EA4"/>
@@ -15040,7 +15169,7 @@
       </w:rPr>
     </w:lvl>
   </w:abstractNum>
-  <w:abstractNum w:abstractNumId="97" w15:restartNumberingAfterBreak="0">
+  <w:abstractNum w:abstractNumId="99" w15:restartNumberingAfterBreak="0">
     <w:nsid w:val="72987028"/>
     <w:multiLevelType w:val="multilevel"/>
     <w:tmpl w:val="0B8AE7E8"/>
@@ -15189,7 +15318,7 @@
       </w:rPr>
     </w:lvl>
   </w:abstractNum>
-  <w:abstractNum w:abstractNumId="98" w15:restartNumberingAfterBreak="0">
+  <w:abstractNum w:abstractNumId="100" w15:restartNumberingAfterBreak="0">
     <w:nsid w:val="74995DA1"/>
     <w:multiLevelType w:val="multilevel"/>
     <w:tmpl w:val="47E69886"/>
@@ -15338,7 +15467,7 @@
       </w:rPr>
     </w:lvl>
   </w:abstractNum>
-  <w:abstractNum w:abstractNumId="99" w15:restartNumberingAfterBreak="0">
+  <w:abstractNum w:abstractNumId="101" w15:restartNumberingAfterBreak="0">
     <w:nsid w:val="75133277"/>
     <w:multiLevelType w:val="multilevel"/>
     <w:tmpl w:val="98A67D76"/>
@@ -15487,7 +15616,7 @@
       </w:rPr>
     </w:lvl>
   </w:abstractNum>
-  <w:abstractNum w:abstractNumId="100" w15:restartNumberingAfterBreak="0">
+  <w:abstractNum w:abstractNumId="102" w15:restartNumberingAfterBreak="0">
     <w:nsid w:val="75145F1E"/>
     <w:multiLevelType w:val="multilevel"/>
     <w:tmpl w:val="A9F0EEDE"/>
@@ -15636,7 +15765,7 @@
       </w:rPr>
     </w:lvl>
   </w:abstractNum>
-  <w:abstractNum w:abstractNumId="101" w15:restartNumberingAfterBreak="0">
+  <w:abstractNum w:abstractNumId="103" w15:restartNumberingAfterBreak="0">
     <w:nsid w:val="77780210"/>
     <w:multiLevelType w:val="multilevel"/>
     <w:tmpl w:val="9AB6D36A"/>
@@ -15785,7 +15914,7 @@
       </w:rPr>
     </w:lvl>
   </w:abstractNum>
-  <w:abstractNum w:abstractNumId="102" w15:restartNumberingAfterBreak="0">
+  <w:abstractNum w:abstractNumId="104" w15:restartNumberingAfterBreak="0">
     <w:nsid w:val="77F70E72"/>
     <w:multiLevelType w:val="multilevel"/>
     <w:tmpl w:val="CA4A179E"/>
@@ -15934,7 +16063,7 @@
       </w:rPr>
     </w:lvl>
   </w:abstractNum>
-  <w:abstractNum w:abstractNumId="103" w15:restartNumberingAfterBreak="0">
+  <w:abstractNum w:abstractNumId="105" w15:restartNumberingAfterBreak="0">
     <w:nsid w:val="78AF3623"/>
     <w:multiLevelType w:val="multilevel"/>
     <w:tmpl w:val="10EA459E"/>
@@ -16083,7 +16212,7 @@
       </w:rPr>
     </w:lvl>
   </w:abstractNum>
-  <w:abstractNum w:abstractNumId="104" w15:restartNumberingAfterBreak="0">
+  <w:abstractNum w:abstractNumId="106" w15:restartNumberingAfterBreak="0">
     <w:nsid w:val="79075D66"/>
     <w:multiLevelType w:val="multilevel"/>
     <w:tmpl w:val="DAA2F8BE"/>
@@ -16232,7 +16361,7 @@
       </w:rPr>
     </w:lvl>
   </w:abstractNum>
-  <w:abstractNum w:abstractNumId="105" w15:restartNumberingAfterBreak="0">
+  <w:abstractNum w:abstractNumId="107" w15:restartNumberingAfterBreak="0">
     <w:nsid w:val="79BB5CE8"/>
     <w:multiLevelType w:val="multilevel"/>
     <w:tmpl w:val="EDFC70D6"/>
@@ -16381,7 +16510,7 @@
       </w:rPr>
     </w:lvl>
   </w:abstractNum>
-  <w:abstractNum w:abstractNumId="106" w15:restartNumberingAfterBreak="0">
+  <w:abstractNum w:abstractNumId="108" w15:restartNumberingAfterBreak="0">
     <w:nsid w:val="7ADB6B50"/>
     <w:multiLevelType w:val="multilevel"/>
     <w:tmpl w:val="3AF09372"/>
@@ -16530,7 +16659,7 @@
       </w:rPr>
     </w:lvl>
   </w:abstractNum>
-  <w:abstractNum w:abstractNumId="107" w15:restartNumberingAfterBreak="0">
+  <w:abstractNum w:abstractNumId="109" w15:restartNumberingAfterBreak="0">
     <w:nsid w:val="7B2751C4"/>
     <w:multiLevelType w:val="multilevel"/>
     <w:tmpl w:val="4412CEC4"/>
@@ -16679,7 +16808,7 @@
       </w:rPr>
     </w:lvl>
   </w:abstractNum>
-  <w:abstractNum w:abstractNumId="108" w15:restartNumberingAfterBreak="0">
+  <w:abstractNum w:abstractNumId="110" w15:restartNumberingAfterBreak="0">
     <w:nsid w:val="7BAF4D94"/>
     <w:multiLevelType w:val="multilevel"/>
     <w:tmpl w:val="BDB8BFAA"/>
@@ -16828,7 +16957,7 @@
       </w:rPr>
     </w:lvl>
   </w:abstractNum>
-  <w:abstractNum w:abstractNumId="109" w15:restartNumberingAfterBreak="0">
+  <w:abstractNum w:abstractNumId="111" w15:restartNumberingAfterBreak="0">
     <w:nsid w:val="7D9F223B"/>
     <w:multiLevelType w:val="multilevel"/>
     <w:tmpl w:val="D3A62574"/>
@@ -16984,13 +17113,13 @@
     <w:abstractNumId w:val="3"/>
   </w:num>
   <w:num w:numId="3" w16cid:durableId="1233933601">
-    <w:abstractNumId w:val="61"/>
+    <w:abstractNumId w:val="63"/>
   </w:num>
   <w:num w:numId="4" w16cid:durableId="500435007">
     <w:abstractNumId w:val="11"/>
   </w:num>
   <w:num w:numId="5" w16cid:durableId="1033847455">
-    <w:abstractNumId w:val="102"/>
+    <w:abstractNumId w:val="104"/>
   </w:num>
   <w:num w:numId="6" w16cid:durableId="267081670">
     <w:abstractNumId w:val="26"/>
@@ -16999,25 +17128,25 @@
     <w:abstractNumId w:val="8"/>
   </w:num>
   <w:num w:numId="8" w16cid:durableId="1135759933">
-    <w:abstractNumId w:val="79"/>
+    <w:abstractNumId w:val="81"/>
   </w:num>
   <w:num w:numId="9" w16cid:durableId="442268721">
+    <w:abstractNumId w:val="60"/>
+  </w:num>
+  <w:num w:numId="10" w16cid:durableId="691494407">
     <w:abstractNumId w:val="58"/>
   </w:num>
-  <w:num w:numId="10" w16cid:durableId="691494407">
-    <w:abstractNumId w:val="56"/>
-  </w:num>
   <w:num w:numId="11" w16cid:durableId="1705208919">
-    <w:abstractNumId w:val="57"/>
+    <w:abstractNumId w:val="59"/>
   </w:num>
   <w:num w:numId="12" w16cid:durableId="401762157">
     <w:abstractNumId w:val="13"/>
   </w:num>
   <w:num w:numId="13" w16cid:durableId="967707405">
-    <w:abstractNumId w:val="54"/>
+    <w:abstractNumId w:val="56"/>
   </w:num>
   <w:num w:numId="14" w16cid:durableId="2070766778">
-    <w:abstractNumId w:val="41"/>
+    <w:abstractNumId w:val="42"/>
   </w:num>
   <w:num w:numId="15" w16cid:durableId="716323964">
     <w:abstractNumId w:val="32"/>
@@ -17026,10 +17155,10 @@
     <w:abstractNumId w:val="30"/>
   </w:num>
   <w:num w:numId="17" w16cid:durableId="1612980622">
-    <w:abstractNumId w:val="88"/>
+    <w:abstractNumId w:val="90"/>
   </w:num>
   <w:num w:numId="18" w16cid:durableId="2093504055">
-    <w:abstractNumId w:val="94"/>
+    <w:abstractNumId w:val="96"/>
   </w:num>
   <w:num w:numId="19" w16cid:durableId="344942916">
     <w:abstractNumId w:val="19"/>
@@ -17038,25 +17167,25 @@
     <w:abstractNumId w:val="12"/>
   </w:num>
   <w:num w:numId="21" w16cid:durableId="1645238814">
-    <w:abstractNumId w:val="60"/>
+    <w:abstractNumId w:val="62"/>
   </w:num>
   <w:num w:numId="22" w16cid:durableId="1129937329">
     <w:abstractNumId w:val="6"/>
   </w:num>
   <w:num w:numId="23" w16cid:durableId="1723820948">
-    <w:abstractNumId w:val="67"/>
+    <w:abstractNumId w:val="69"/>
   </w:num>
   <w:num w:numId="24" w16cid:durableId="837844535">
-    <w:abstractNumId w:val="89"/>
+    <w:abstractNumId w:val="91"/>
   </w:num>
   <w:num w:numId="25" w16cid:durableId="1206138890">
-    <w:abstractNumId w:val="49"/>
+    <w:abstractNumId w:val="50"/>
   </w:num>
   <w:num w:numId="26" w16cid:durableId="1390418193">
     <w:abstractNumId w:val="18"/>
   </w:num>
   <w:num w:numId="27" w16cid:durableId="728844960">
-    <w:abstractNumId w:val="77"/>
+    <w:abstractNumId w:val="79"/>
   </w:num>
   <w:num w:numId="28" w16cid:durableId="2125732567">
     <w:abstractNumId w:val="36"/>
@@ -17065,67 +17194,67 @@
     <w:abstractNumId w:val="38"/>
   </w:num>
   <w:num w:numId="30" w16cid:durableId="296447531">
-    <w:abstractNumId w:val="96"/>
+    <w:abstractNumId w:val="98"/>
   </w:num>
   <w:num w:numId="31" w16cid:durableId="1884710918">
-    <w:abstractNumId w:val="95"/>
+    <w:abstractNumId w:val="97"/>
   </w:num>
   <w:num w:numId="32" w16cid:durableId="234828197">
-    <w:abstractNumId w:val="92"/>
+    <w:abstractNumId w:val="94"/>
   </w:num>
   <w:num w:numId="33" w16cid:durableId="1187061975">
-    <w:abstractNumId w:val="99"/>
+    <w:abstractNumId w:val="101"/>
   </w:num>
   <w:num w:numId="34" w16cid:durableId="1541361364">
     <w:abstractNumId w:val="16"/>
   </w:num>
   <w:num w:numId="35" w16cid:durableId="469323940">
-    <w:abstractNumId w:val="71"/>
+    <w:abstractNumId w:val="73"/>
   </w:num>
   <w:num w:numId="36" w16cid:durableId="171921766">
-    <w:abstractNumId w:val="81"/>
+    <w:abstractNumId w:val="83"/>
   </w:num>
   <w:num w:numId="37" w16cid:durableId="698353443">
-    <w:abstractNumId w:val="108"/>
+    <w:abstractNumId w:val="110"/>
   </w:num>
   <w:num w:numId="38" w16cid:durableId="1940941360">
     <w:abstractNumId w:val="4"/>
   </w:num>
   <w:num w:numId="39" w16cid:durableId="116679975">
-    <w:abstractNumId w:val="55"/>
+    <w:abstractNumId w:val="57"/>
   </w:num>
   <w:num w:numId="40" w16cid:durableId="1714963468">
-    <w:abstractNumId w:val="82"/>
+    <w:abstractNumId w:val="84"/>
   </w:num>
   <w:num w:numId="41" w16cid:durableId="1018429896">
-    <w:abstractNumId w:val="100"/>
+    <w:abstractNumId w:val="102"/>
   </w:num>
   <w:num w:numId="42" w16cid:durableId="941061820">
     <w:abstractNumId w:val="1"/>
   </w:num>
   <w:num w:numId="43" w16cid:durableId="726339675">
-    <w:abstractNumId w:val="44"/>
+    <w:abstractNumId w:val="45"/>
   </w:num>
   <w:num w:numId="44" w16cid:durableId="348455922">
-    <w:abstractNumId w:val="42"/>
+    <w:abstractNumId w:val="43"/>
   </w:num>
   <w:num w:numId="45" w16cid:durableId="1999069253">
-    <w:abstractNumId w:val="107"/>
+    <w:abstractNumId w:val="109"/>
   </w:num>
   <w:num w:numId="46" w16cid:durableId="1969966184">
     <w:abstractNumId w:val="10"/>
   </w:num>
   <w:num w:numId="47" w16cid:durableId="781874132">
-    <w:abstractNumId w:val="63"/>
+    <w:abstractNumId w:val="65"/>
   </w:num>
   <w:num w:numId="48" w16cid:durableId="357778884">
-    <w:abstractNumId w:val="87"/>
+    <w:abstractNumId w:val="89"/>
   </w:num>
   <w:num w:numId="49" w16cid:durableId="1508203898">
-    <w:abstractNumId w:val="93"/>
+    <w:abstractNumId w:val="95"/>
   </w:num>
   <w:num w:numId="50" w16cid:durableId="1682318083">
-    <w:abstractNumId w:val="70"/>
+    <w:abstractNumId w:val="72"/>
   </w:num>
   <w:num w:numId="51" w16cid:durableId="1708262490">
     <w:abstractNumId w:val="2"/>
@@ -17134,91 +17263,91 @@
     <w:abstractNumId w:val="37"/>
   </w:num>
   <w:num w:numId="53" w16cid:durableId="1614706232">
-    <w:abstractNumId w:val="80"/>
+    <w:abstractNumId w:val="82"/>
   </w:num>
   <w:num w:numId="54" w16cid:durableId="1594314839">
     <w:abstractNumId w:val="31"/>
   </w:num>
   <w:num w:numId="55" w16cid:durableId="1526674347">
-    <w:abstractNumId w:val="98"/>
+    <w:abstractNumId w:val="100"/>
   </w:num>
   <w:num w:numId="56" w16cid:durableId="814222603">
-    <w:abstractNumId w:val="83"/>
+    <w:abstractNumId w:val="85"/>
   </w:num>
   <w:num w:numId="57" w16cid:durableId="1449931854">
-    <w:abstractNumId w:val="68"/>
+    <w:abstractNumId w:val="70"/>
   </w:num>
   <w:num w:numId="58" w16cid:durableId="173110024">
-    <w:abstractNumId w:val="65"/>
+    <w:abstractNumId w:val="67"/>
   </w:num>
   <w:num w:numId="59" w16cid:durableId="1933391554">
-    <w:abstractNumId w:val="53"/>
+    <w:abstractNumId w:val="55"/>
   </w:num>
   <w:num w:numId="60" w16cid:durableId="659770676">
-    <w:abstractNumId w:val="97"/>
+    <w:abstractNumId w:val="99"/>
   </w:num>
   <w:num w:numId="61" w16cid:durableId="987126490">
-    <w:abstractNumId w:val="50"/>
+    <w:abstractNumId w:val="51"/>
   </w:num>
   <w:num w:numId="62" w16cid:durableId="2072000942">
     <w:abstractNumId w:val="22"/>
   </w:num>
   <w:num w:numId="63" w16cid:durableId="1637449647">
-    <w:abstractNumId w:val="46"/>
+    <w:abstractNumId w:val="47"/>
   </w:num>
   <w:num w:numId="64" w16cid:durableId="1111509654">
     <w:abstractNumId w:val="33"/>
   </w:num>
   <w:num w:numId="65" w16cid:durableId="1154025284">
+    <w:abstractNumId w:val="88"/>
+  </w:num>
+  <w:num w:numId="66" w16cid:durableId="636229318">
+    <w:abstractNumId w:val="105"/>
+  </w:num>
+  <w:num w:numId="67" w16cid:durableId="1298336313">
     <w:abstractNumId w:val="86"/>
   </w:num>
-  <w:num w:numId="66" w16cid:durableId="636229318">
-    <w:abstractNumId w:val="103"/>
-  </w:num>
-  <w:num w:numId="67" w16cid:durableId="1298336313">
-    <w:abstractNumId w:val="84"/>
-  </w:num>
   <w:num w:numId="68" w16cid:durableId="1780643681">
-    <w:abstractNumId w:val="73"/>
+    <w:abstractNumId w:val="75"/>
   </w:num>
   <w:num w:numId="69" w16cid:durableId="897321311">
     <w:abstractNumId w:val="17"/>
   </w:num>
   <w:num w:numId="70" w16cid:durableId="129985987">
-    <w:abstractNumId w:val="43"/>
+    <w:abstractNumId w:val="44"/>
   </w:num>
   <w:num w:numId="71" w16cid:durableId="225920747">
     <w:abstractNumId w:val="0"/>
   </w:num>
   <w:num w:numId="72" w16cid:durableId="193422590">
-    <w:abstractNumId w:val="104"/>
+    <w:abstractNumId w:val="106"/>
   </w:num>
   <w:num w:numId="73" w16cid:durableId="1538079356">
     <w:abstractNumId w:val="9"/>
   </w:num>
   <w:num w:numId="74" w16cid:durableId="1570772970">
+    <w:abstractNumId w:val="78"/>
+  </w:num>
+  <w:num w:numId="75" w16cid:durableId="939339658">
     <w:abstractNumId w:val="76"/>
   </w:num>
-  <w:num w:numId="75" w16cid:durableId="939339658">
-    <w:abstractNumId w:val="74"/>
-  </w:num>
   <w:num w:numId="76" w16cid:durableId="247924988">
-    <w:abstractNumId w:val="101"/>
+    <w:abstractNumId w:val="103"/>
   </w:num>
   <w:num w:numId="77" w16cid:durableId="1729180216">
     <w:abstractNumId w:val="29"/>
   </w:num>
   <w:num w:numId="78" w16cid:durableId="44567889">
-    <w:abstractNumId w:val="78"/>
+    <w:abstractNumId w:val="80"/>
   </w:num>
   <w:num w:numId="79" w16cid:durableId="764571186">
-    <w:abstractNumId w:val="105"/>
+    <w:abstractNumId w:val="107"/>
   </w:num>
   <w:num w:numId="80" w16cid:durableId="1858347991">
-    <w:abstractNumId w:val="51"/>
+    <w:abstractNumId w:val="52"/>
   </w:num>
   <w:num w:numId="81" w16cid:durableId="1245643883">
-    <w:abstractNumId w:val="62"/>
+    <w:abstractNumId w:val="64"/>
   </w:num>
   <w:num w:numId="82" w16cid:durableId="1252928820">
     <w:abstractNumId w:val="35"/>
@@ -17227,22 +17356,22 @@
     <w:abstractNumId w:val="34"/>
   </w:num>
   <w:num w:numId="84" w16cid:durableId="1608194036">
-    <w:abstractNumId w:val="90"/>
+    <w:abstractNumId w:val="92"/>
   </w:num>
   <w:num w:numId="85" w16cid:durableId="598638423">
-    <w:abstractNumId w:val="69"/>
+    <w:abstractNumId w:val="71"/>
   </w:num>
   <w:num w:numId="86" w16cid:durableId="606155975">
-    <w:abstractNumId w:val="109"/>
+    <w:abstractNumId w:val="111"/>
   </w:num>
   <w:num w:numId="87" w16cid:durableId="695470575">
-    <w:abstractNumId w:val="75"/>
+    <w:abstractNumId w:val="77"/>
   </w:num>
   <w:num w:numId="88" w16cid:durableId="1400984171">
-    <w:abstractNumId w:val="59"/>
+    <w:abstractNumId w:val="61"/>
   </w:num>
   <w:num w:numId="89" w16cid:durableId="1548568754">
-    <w:abstractNumId w:val="39"/>
+    <w:abstractNumId w:val="40"/>
   </w:num>
   <w:num w:numId="90" w16cid:durableId="1185821287">
     <w:abstractNumId w:val="15"/>
@@ -17251,7 +17380,7 @@
     <w:abstractNumId w:val="21"/>
   </w:num>
   <w:num w:numId="92" w16cid:durableId="1167525099">
-    <w:abstractNumId w:val="64"/>
+    <w:abstractNumId w:val="66"/>
   </w:num>
   <w:num w:numId="93" w16cid:durableId="341785630">
     <w:abstractNumId w:val="27"/>
@@ -17263,10 +17392,10 @@
     <w:abstractNumId w:val="7"/>
   </w:num>
   <w:num w:numId="96" w16cid:durableId="1703479897">
-    <w:abstractNumId w:val="52"/>
+    <w:abstractNumId w:val="54"/>
   </w:num>
   <w:num w:numId="97" w16cid:durableId="1823034222">
-    <w:abstractNumId w:val="48"/>
+    <w:abstractNumId w:val="49"/>
   </w:num>
   <w:num w:numId="98" w16cid:durableId="1150902035">
     <w:abstractNumId w:val="5"/>
@@ -17275,37 +17404,43 @@
     <w:abstractNumId w:val="20"/>
   </w:num>
   <w:num w:numId="100" w16cid:durableId="1382751872">
-    <w:abstractNumId w:val="85"/>
+    <w:abstractNumId w:val="87"/>
   </w:num>
   <w:num w:numId="101" w16cid:durableId="2085299783">
     <w:abstractNumId w:val="24"/>
   </w:num>
   <w:num w:numId="102" w16cid:durableId="1646466195">
-    <w:abstractNumId w:val="40"/>
+    <w:abstractNumId w:val="41"/>
   </w:num>
   <w:num w:numId="103" w16cid:durableId="649016663">
-    <w:abstractNumId w:val="66"/>
+    <w:abstractNumId w:val="68"/>
   </w:num>
   <w:num w:numId="104" w16cid:durableId="104233553">
-    <w:abstractNumId w:val="106"/>
+    <w:abstractNumId w:val="108"/>
   </w:num>
   <w:num w:numId="105" w16cid:durableId="2783818">
     <w:abstractNumId w:val="23"/>
   </w:num>
   <w:num w:numId="106" w16cid:durableId="1456176398">
-    <w:abstractNumId w:val="47"/>
+    <w:abstractNumId w:val="48"/>
   </w:num>
   <w:num w:numId="107" w16cid:durableId="2095852671">
-    <w:abstractNumId w:val="91"/>
+    <w:abstractNumId w:val="93"/>
   </w:num>
   <w:num w:numId="108" w16cid:durableId="2124225755">
-    <w:abstractNumId w:val="45"/>
+    <w:abstractNumId w:val="46"/>
   </w:num>
   <w:num w:numId="109" w16cid:durableId="390083082">
     <w:abstractNumId w:val="14"/>
   </w:num>
   <w:num w:numId="110" w16cid:durableId="1028799121">
-    <w:abstractNumId w:val="72"/>
+    <w:abstractNumId w:val="74"/>
+  </w:num>
+  <w:num w:numId="111" w16cid:durableId="1913588434">
+    <w:abstractNumId w:val="39"/>
+  </w:num>
+  <w:num w:numId="112" w16cid:durableId="627130529">
+    <w:abstractNumId w:val="53"/>
   </w:num>
 </w:numbering>
 </file>

--- a/data/Market_Read_quarterly.docx
+++ b/data/Market_Read_quarterly.docx
@@ -375,7 +375,19 @@
         <w:rPr>
           <w:rFonts w:ascii="Aptos" w:hAnsi="Aptos"/>
         </w:rPr>
-        <w:t>Bottom line: With just over half the tape positive QTD, breadth is only modestly constructive, and leadership remains narrow in Health Care, Technology, and Energy, while rate-sensitive pockets like Real Estate and Utilities, along with Communication Services and Materials, are under pressure and cyclicals like Financials and Consumer Discretionary are soft. That pattern is consistent with a market gravitating toward defensives and quality growth over more economically sensitive areas. Macro conditions reflect slowing growth and pressured earnings expectations alongside inflation that is cooling only at the margin but still running above pre-COVID norms, a mix echoed by a bid in Gold, a firm USD, flat yields, and soft bonds, with a strong bid across the Energy complex. Taken together, the week-to-date tape is signaling a cautious environment where investors are paying up for perceived resilience and inflation hedges while fading the more levered, rate- and growth-sensitive corners of the market.</w:t>
+        <w:t xml:space="preserve">Bottom line: With just over half the tape positive QTD, breadth is only modestly constructive, and leadership remains narrow in Health Care, Technology, and Energy, while rate-sensitive pockets like Real Estate and Utilities, along with Communication Services and Materials, are under pressure and cyclicals like Financials and Consumer Discretionary are soft. That pattern is consistent with a market gravitating toward defensives and quality growth over more economically sensitive areas. Macro conditions reflect slowing growth and pressured earnings expectations alongside inflation that is cooling only at the margin but still running above pre-COVID norms, a mix echoed by a bid in Gold, a firm USD, flat yields, and soft bonds, with a strong bid across the Energy complex. Taken together, the </w:t>
+      </w:r>
+      <w:r>
+        <w:rPr>
+          <w:rFonts w:ascii="Aptos" w:hAnsi="Aptos"/>
+        </w:rPr>
+        <w:t>quarter</w:t>
+      </w:r>
+      <w:r>
+        <w:rPr>
+          <w:rFonts w:ascii="Aptos" w:hAnsi="Aptos"/>
+        </w:rPr>
+        <w:t>-to-date tape is signaling a cautious environment where investors are paying up for perceived resilience and inflation hedges while fading the more levered, rate- and growth-sensitive corners of the market.</w:t>
       </w:r>
     </w:p>
     <w:sectPr>

--- a/data/Market_Read_quarterly.docx
+++ b/data/Market_Read_quarterly.docx
@@ -43,7 +43,7 @@
         <w:rPr>
           <w:rFonts w:ascii="Aptos" w:hAnsi="Aptos"/>
         </w:rPr>
-        <w:t>Breadth: 50.6% of names are positive</w:t>
+        <w:t>Breadth: 50.8% of names are positive.</w:t>
       </w:r>
     </w:p>
     <w:p>
@@ -375,19 +375,31 @@
         <w:rPr>
           <w:rFonts w:ascii="Aptos" w:hAnsi="Aptos"/>
         </w:rPr>
-        <w:t xml:space="preserve">Bottom line: With just over half the tape positive QTD, breadth is only modestly constructive, and leadership remains narrow in Health Care, Technology, and Energy, while rate-sensitive pockets like Real Estate and Utilities, along with Communication Services and Materials, are under pressure and cyclicals like Financials and Consumer Discretionary are soft. That pattern is consistent with a market gravitating toward defensives and quality growth over more economically sensitive areas. Macro conditions reflect slowing growth and pressured earnings expectations alongside inflation that is cooling only at the margin but still running above pre-COVID norms, a mix echoed by a bid in Gold, a firm USD, flat yields, and soft bonds, with a strong bid across the Energy complex. Taken together, the </w:t>
+        <w:t>Bottom line: Breadth is only modestly positive with just over half of names up QTD, and the tape is rewarding classic defensives and secular growers as Health Care, Information Technology, and Energy lead, while rate</w:t>
+      </w:r>
+      <w:r>
+        <w:rPr>
+          <w:rFonts w:ascii="Cambria Math" w:hAnsi="Cambria Math" w:cs="Cambria Math"/>
+        </w:rPr>
+        <w:t>‑</w:t>
       </w:r>
       <w:r>
         <w:rPr>
           <w:rFonts w:ascii="Aptos" w:hAnsi="Aptos"/>
         </w:rPr>
-        <w:t>quarter</w:t>
+        <w:t>sensitive and cyclical pockets like Real Estate, Communication Services, Utilities, Materials, Financials, and Consumer Discretionary lag or trade heavy. Macro conditions reflect an environment of slowing growth and pressured earnings revisions alongside inflation that remains sticky above pre</w:t>
+      </w:r>
+      <w:r>
+        <w:rPr>
+          <w:rFonts w:ascii="Cambria Math" w:hAnsi="Cambria Math" w:cs="Cambria Math"/>
+        </w:rPr>
+        <w:t>‑</w:t>
       </w:r>
       <w:r>
         <w:rPr>
           <w:rFonts w:ascii="Aptos" w:hAnsi="Aptos"/>
         </w:rPr>
-        <w:t>-to-date tape is signaling a cautious environment where investors are paying up for perceived resilience and inflation hedges while fading the more levered, rate- and growth-sensitive corners of the market.</w:t>
+        <w:t xml:space="preserve">COVID norms, and the macro levers corroborate that mix: a firm USD, flat yields, and soft bonds point to waning growth enthusiasm, while a strong bid in Gold and the Energy complex underscores persistent inflation risk and the need for ballast. </w:t>
       </w:r>
     </w:p>
     <w:sectPr>
@@ -574,9 +586,9 @@
     </w:lvl>
   </w:abstractNum>
   <w:abstractNum w:abstractNumId="9" w15:restartNumberingAfterBreak="0">
-    <w:nsid w:val="0AED5A5C"/>
+    <w:nsid w:val="2FCD177A"/>
     <w:multiLevelType w:val="hybridMultilevel"/>
-    <w:tmpl w:val="96C2F91C"/>
+    <w:tmpl w:val="BABE7E18"/>
     <w:lvl w:ilvl="0" w:tplc="04090001">
       <w:start w:val="1"/>
       <w:numFmt w:val="bullet"/>
@@ -687,9 +699,9 @@
     </w:lvl>
   </w:abstractNum>
   <w:abstractNum w:abstractNumId="10" w15:restartNumberingAfterBreak="0">
-    <w:nsid w:val="5FD12447"/>
+    <w:nsid w:val="72BC5C9F"/>
     <w:multiLevelType w:val="hybridMultilevel"/>
-    <w:tmpl w:val="DABCF984"/>
+    <w:tmpl w:val="09AEA322"/>
     <w:lvl w:ilvl="0" w:tplc="04090001">
       <w:start w:val="1"/>
       <w:numFmt w:val="bullet"/>
@@ -799,37 +811,37 @@
       </w:rPr>
     </w:lvl>
   </w:abstractNum>
-  <w:num w:numId="1" w16cid:durableId="25450827">
+  <w:num w:numId="1" w16cid:durableId="456416622">
     <w:abstractNumId w:val="8"/>
   </w:num>
-  <w:num w:numId="2" w16cid:durableId="885527094">
+  <w:num w:numId="2" w16cid:durableId="1894272119">
     <w:abstractNumId w:val="6"/>
   </w:num>
-  <w:num w:numId="3" w16cid:durableId="1221945553">
+  <w:num w:numId="3" w16cid:durableId="1155299836">
     <w:abstractNumId w:val="5"/>
   </w:num>
-  <w:num w:numId="4" w16cid:durableId="1816952406">
+  <w:num w:numId="4" w16cid:durableId="2070229524">
     <w:abstractNumId w:val="4"/>
   </w:num>
-  <w:num w:numId="5" w16cid:durableId="1446072037">
+  <w:num w:numId="5" w16cid:durableId="1369183980">
     <w:abstractNumId w:val="7"/>
   </w:num>
-  <w:num w:numId="6" w16cid:durableId="2123500476">
+  <w:num w:numId="6" w16cid:durableId="11879930">
     <w:abstractNumId w:val="3"/>
   </w:num>
-  <w:num w:numId="7" w16cid:durableId="200799">
+  <w:num w:numId="7" w16cid:durableId="1337726402">
     <w:abstractNumId w:val="2"/>
   </w:num>
-  <w:num w:numId="8" w16cid:durableId="256715935">
+  <w:num w:numId="8" w16cid:durableId="758672118">
     <w:abstractNumId w:val="1"/>
   </w:num>
-  <w:num w:numId="9" w16cid:durableId="1605116961">
+  <w:num w:numId="9" w16cid:durableId="88891905">
     <w:abstractNumId w:val="0"/>
   </w:num>
-  <w:num w:numId="10" w16cid:durableId="852186547">
+  <w:num w:numId="10" w16cid:durableId="1287195182">
     <w:abstractNumId w:val="9"/>
   </w:num>
-  <w:num w:numId="11" w16cid:durableId="111554284">
+  <w:num w:numId="11" w16cid:durableId="1931890305">
     <w:abstractNumId w:val="10"/>
   </w:num>
 </w:numbering>

--- a/data/Market_Read_quarterly.docx
+++ b/data/Market_Read_quarterly.docx
@@ -3,28 +3,12 @@
 <w:document xmlns:wpc="http://schemas.microsoft.com/office/word/2010/wordprocessingCanvas" xmlns:cx="http://schemas.microsoft.com/office/drawing/2014/chartex" xmlns:cx1="http://schemas.microsoft.com/office/drawing/2015/9/8/chartex" xmlns:cx2="http://schemas.microsoft.com/office/drawing/2015/10/21/chartex" xmlns:cx3="http://schemas.microsoft.com/office/drawing/2016/5/9/chartex" xmlns:cx4="http://schemas.microsoft.com/office/drawing/2016/5/10/chartex" xmlns:cx5="http://schemas.microsoft.com/office/drawing/2016/5/11/chartex" xmlns:cx6="http://schemas.microsoft.com/office/drawing/2016/5/12/chartex" xmlns:cx7="http://schemas.microsoft.com/office/drawing/2016/5/13/chartex" xmlns:cx8="http://schemas.microsoft.com/office/drawing/2016/5/14/chartex" xmlns:mc="http://schemas.openxmlformats.org/markup-compatibility/2006" xmlns:aink="http://schemas.microsoft.com/office/drawing/2016/ink" xmlns:am3d="http://schemas.microsoft.com/office/drawing/2017/model3d" xmlns:o="urn:schemas-microsoft-com:office:office" xmlns:oel="http://schemas.microsoft.com/office/2019/extlst" xmlns:r="http://schemas.openxmlformats.org/officeDocument/2006/relationships" xmlns:m="http://schemas.openxmlformats.org/officeDocument/2006/math" xmlns:v="urn:schemas-microsoft-com:vml" xmlns:wp14="http://schemas.microsoft.com/office/word/2010/wordprocessingDrawing" xmlns:wp="http://schemas.openxmlformats.org/drawingml/2006/wordprocessingDrawing" xmlns:w10="urn:schemas-microsoft-com:office:word" xmlns:w="http://schemas.openxmlformats.org/wordprocessingml/2006/main" xmlns:w14="http://schemas.microsoft.com/office/word/2010/wordml" xmlns:w15="http://schemas.microsoft.com/office/word/2012/wordml" xmlns:w16cex="http://schemas.microsoft.com/office/word/2018/wordml/cex" xmlns:w16cid="http://schemas.microsoft.com/office/word/2016/wordml/cid" xmlns:w16="http://schemas.microsoft.com/office/word/2018/wordml" xmlns:w16du="http://schemas.microsoft.com/office/word/2023/wordml/word16du" xmlns:w16sdtdh="http://schemas.microsoft.com/office/word/2020/wordml/sdtdatahash" xmlns:w16sdtfl="http://schemas.microsoft.com/office/word/2024/wordml/sdtformatlock" xmlns:w16se="http://schemas.microsoft.com/office/word/2015/wordml/symex" xmlns:wpg="http://schemas.microsoft.com/office/word/2010/wordprocessingGroup" xmlns:wpi="http://schemas.microsoft.com/office/word/2010/wordprocessingInk" xmlns:wne="http://schemas.microsoft.com/office/word/2006/wordml" xmlns:wps="http://schemas.microsoft.com/office/word/2010/wordprocessingShape" mc:Ignorable="w14 w15 w16se w16cid w16 w16cex w16sdtdh w16sdtfl w16du wp14">
   <w:body>
     <w:p>
-      <w:pPr>
-        <w:rPr>
-          <w:rFonts w:ascii="Aptos" w:hAnsi="Aptos"/>
-        </w:rPr>
-      </w:pPr>
       <w:r>
-        <w:rPr>
-          <w:rFonts w:ascii="Aptos" w:hAnsi="Aptos"/>
-        </w:rPr>
-        <w:t>Quarterly Market Read: December 05, 2025</w:t>
+        <w:t>Quarterly Market Read: December 08, 2025</w:t>
       </w:r>
     </w:p>
     <w:p>
-      <w:pPr>
-        <w:rPr>
-          <w:rFonts w:ascii="Aptos" w:hAnsi="Aptos"/>
-        </w:rPr>
-      </w:pPr>
       <w:r>
-        <w:rPr>
-          <w:rFonts w:ascii="Aptos" w:hAnsi="Aptos"/>
-        </w:rPr>
         <w:t>The market is saying (all numbers are QTD % returns):</w:t>
       </w:r>
     </w:p>
@@ -35,15 +19,9 @@
           <w:ilvl w:val="0"/>
           <w:numId w:val="10"/>
         </w:numPr>
-        <w:rPr>
-          <w:rFonts w:ascii="Aptos" w:hAnsi="Aptos"/>
-        </w:rPr>
       </w:pPr>
       <w:r>
-        <w:rPr>
-          <w:rFonts w:ascii="Aptos" w:hAnsi="Aptos"/>
-        </w:rPr>
-        <w:t>Breadth: 50.8% of names are positive.</w:t>
+        <w:t>Breadth: 49.4% of names are positive.</w:t>
       </w:r>
     </w:p>
     <w:p>
@@ -53,15 +31,9 @@
           <w:ilvl w:val="0"/>
           <w:numId w:val="10"/>
         </w:numPr>
-        <w:rPr>
-          <w:rFonts w:ascii="Aptos" w:hAnsi="Aptos"/>
-        </w:rPr>
       </w:pPr>
       <w:r>
-        <w:rPr>
-          <w:rFonts w:ascii="Aptos" w:hAnsi="Aptos"/>
-        </w:rPr>
-        <w:t>Information Technology: leading (avg +5.48%)</w:t>
+        <w:t>Information Technology: leading (avg +5.70%)</w:t>
       </w:r>
     </w:p>
     <w:p>
@@ -71,15 +43,9 @@
           <w:ilvl w:val="0"/>
           <w:numId w:val="10"/>
         </w:numPr>
-        <w:rPr>
-          <w:rFonts w:ascii="Aptos" w:hAnsi="Aptos"/>
-        </w:rPr>
       </w:pPr>
       <w:r>
-        <w:rPr>
-          <w:rFonts w:ascii="Aptos" w:hAnsi="Aptos"/>
-        </w:rPr>
-        <w:t>Industrials: flat/firm (avg +0.41%)</w:t>
+        <w:t>Industrials: flat/firm (avg +0.03%)</w:t>
       </w:r>
     </w:p>
     <w:p>
@@ -89,15 +55,9 @@
           <w:ilvl w:val="0"/>
           <w:numId w:val="10"/>
         </w:numPr>
-        <w:rPr>
-          <w:rFonts w:ascii="Aptos" w:hAnsi="Aptos"/>
-        </w:rPr>
       </w:pPr>
       <w:r>
-        <w:rPr>
-          <w:rFonts w:ascii="Aptos" w:hAnsi="Aptos"/>
-        </w:rPr>
-        <w:t>Consumer Staples: flat/firm (avg +0.60%)</w:t>
+        <w:t>Consumer Staples: flat/firm (avg -0.15%)</w:t>
       </w:r>
     </w:p>
     <w:p>
@@ -107,15 +67,9 @@
           <w:ilvl w:val="0"/>
           <w:numId w:val="10"/>
         </w:numPr>
-        <w:rPr>
-          <w:rFonts w:ascii="Aptos" w:hAnsi="Aptos"/>
-        </w:rPr>
       </w:pPr>
       <w:r>
-        <w:rPr>
-          <w:rFonts w:ascii="Aptos" w:hAnsi="Aptos"/>
-        </w:rPr>
-        <w:t>Consumer Discretionary: soft (avg -1.92%)</w:t>
+        <w:t>Consumer Discretionary: soft (avg -2.78%)</w:t>
       </w:r>
     </w:p>
     <w:p>
@@ -125,15 +79,9 @@
           <w:ilvl w:val="0"/>
           <w:numId w:val="10"/>
         </w:numPr>
-        <w:rPr>
-          <w:rFonts w:ascii="Aptos" w:hAnsi="Aptos"/>
-        </w:rPr>
       </w:pPr>
       <w:r>
-        <w:rPr>
-          <w:rFonts w:ascii="Aptos" w:hAnsi="Aptos"/>
-        </w:rPr>
-        <w:t>Financials: soft (avg -1.26%)</w:t>
+        <w:t>Financials: soft (avg -1.62%)</w:t>
       </w:r>
     </w:p>
     <w:p>
@@ -143,15 +91,9 @@
           <w:ilvl w:val="0"/>
           <w:numId w:val="10"/>
         </w:numPr>
-        <w:rPr>
-          <w:rFonts w:ascii="Aptos" w:hAnsi="Aptos"/>
-        </w:rPr>
       </w:pPr>
       <w:r>
-        <w:rPr>
-          <w:rFonts w:ascii="Aptos" w:hAnsi="Aptos"/>
-        </w:rPr>
-        <w:t>Utilities: soft (avg -2.24%)</w:t>
+        <w:t>Utilities: heavy (avg -3.31%)</w:t>
       </w:r>
     </w:p>
     <w:p>
@@ -161,15 +103,9 @@
           <w:ilvl w:val="0"/>
           <w:numId w:val="10"/>
         </w:numPr>
-        <w:rPr>
-          <w:rFonts w:ascii="Aptos" w:hAnsi="Aptos"/>
-        </w:rPr>
       </w:pPr>
       <w:r>
-        <w:rPr>
-          <w:rFonts w:ascii="Aptos" w:hAnsi="Aptos"/>
-        </w:rPr>
-        <w:t>Real Estate: heavy (avg -6.02%)</w:t>
+        <w:t>Real Estate: heavy (avg -6.68%)</w:t>
       </w:r>
     </w:p>
     <w:p>
@@ -179,15 +115,9 @@
           <w:ilvl w:val="0"/>
           <w:numId w:val="10"/>
         </w:numPr>
-        <w:rPr>
-          <w:rFonts w:ascii="Aptos" w:hAnsi="Aptos"/>
-        </w:rPr>
       </w:pPr>
       <w:r>
-        <w:rPr>
-          <w:rFonts w:ascii="Aptos" w:hAnsi="Aptos"/>
-        </w:rPr>
-        <w:t>Materials: soft (avg -2.19%)</w:t>
+        <w:t>Materials: heavy (avg -3.33%)</w:t>
       </w:r>
     </w:p>
     <w:p>
@@ -197,15 +127,9 @@
           <w:ilvl w:val="0"/>
           <w:numId w:val="10"/>
         </w:numPr>
-        <w:rPr>
-          <w:rFonts w:ascii="Aptos" w:hAnsi="Aptos"/>
-        </w:rPr>
       </w:pPr>
       <w:r>
-        <w:rPr>
-          <w:rFonts w:ascii="Aptos" w:hAnsi="Aptos"/>
-        </w:rPr>
-        <w:t>Energy: leading (avg +4.64%)</w:t>
+        <w:t>Energy: firm (avg +3.00%)</w:t>
       </w:r>
     </w:p>
     <w:p>
@@ -215,15 +139,9 @@
           <w:ilvl w:val="0"/>
           <w:numId w:val="10"/>
         </w:numPr>
-        <w:rPr>
-          <w:rFonts w:ascii="Aptos" w:hAnsi="Aptos"/>
-        </w:rPr>
       </w:pPr>
       <w:r>
-        <w:rPr>
-          <w:rFonts w:ascii="Aptos" w:hAnsi="Aptos"/>
-        </w:rPr>
-        <w:t>Health Care: leading (avg +8.30%)</w:t>
+        <w:t>Health Care: leading (avg +6.96%)</w:t>
       </w:r>
     </w:p>
     <w:p>
@@ -233,15 +151,9 @@
           <w:ilvl w:val="0"/>
           <w:numId w:val="10"/>
         </w:numPr>
-        <w:rPr>
-          <w:rFonts w:ascii="Aptos" w:hAnsi="Aptos"/>
-        </w:rPr>
       </w:pPr>
       <w:r>
-        <w:rPr>
-          <w:rFonts w:ascii="Aptos" w:hAnsi="Aptos"/>
-        </w:rPr>
-        <w:t>Communication Services: heavy (avg -5.78%)</w:t>
+        <w:t>Communication Services: heavy (avg -5.92%)</w:t>
       </w:r>
     </w:p>
     <w:p>
@@ -251,27 +163,13 @@
           <w:ilvl w:val="0"/>
           <w:numId w:val="10"/>
         </w:numPr>
-        <w:rPr>
-          <w:rFonts w:ascii="Aptos" w:hAnsi="Aptos"/>
-        </w:rPr>
       </w:pPr>
       <w:r>
-        <w:rPr>
-          <w:rFonts w:ascii="Aptos" w:hAnsi="Aptos"/>
-        </w:rPr>
-        <w:t>Energy Complex: strong bid (avg +11.39%)</w:t>
+        <w:t>Energy Complex: strong bid (avg +5.44%)</w:t>
       </w:r>
     </w:p>
     <w:p>
-      <w:pPr>
-        <w:rPr>
-          <w:rFonts w:ascii="Aptos" w:hAnsi="Aptos"/>
-        </w:rPr>
-      </w:pPr>
       <w:r>
-        <w:rPr>
-          <w:rFonts w:ascii="Aptos" w:hAnsi="Aptos"/>
-        </w:rPr>
         <w:t>Macro levers (QTD % returns):</w:t>
       </w:r>
     </w:p>
@@ -282,15 +180,9 @@
           <w:ilvl w:val="0"/>
           <w:numId w:val="11"/>
         </w:numPr>
-        <w:rPr>
-          <w:rFonts w:ascii="Aptos" w:hAnsi="Aptos"/>
-        </w:rPr>
       </w:pPr>
       <w:r>
-        <w:rPr>
-          <w:rFonts w:ascii="Aptos" w:hAnsi="Aptos"/>
-        </w:rPr>
-        <w:t>Gold: bid (avg +8.71%)</w:t>
+        <w:t>Gold: bid (avg +8.43%)</w:t>
       </w:r>
     </w:p>
     <w:p>
@@ -300,15 +192,9 @@
           <w:ilvl w:val="0"/>
           <w:numId w:val="11"/>
         </w:numPr>
-        <w:rPr>
-          <w:rFonts w:ascii="Aptos" w:hAnsi="Aptos"/>
-        </w:rPr>
       </w:pPr>
       <w:r>
-        <w:rPr>
-          <w:rFonts w:ascii="Aptos" w:hAnsi="Aptos"/>
-        </w:rPr>
-        <w:t>USD: firm (avg +2.07%)</w:t>
+        <w:t>USD: firm (avg +2.22%)</w:t>
       </w:r>
     </w:p>
     <w:p>
@@ -318,15 +204,9 @@
           <w:ilvl w:val="0"/>
           <w:numId w:val="11"/>
         </w:numPr>
-        <w:rPr>
-          <w:rFonts w:ascii="Aptos" w:hAnsi="Aptos"/>
-        </w:rPr>
       </w:pPr>
       <w:r>
-        <w:rPr>
-          <w:rFonts w:ascii="Aptos" w:hAnsi="Aptos"/>
-        </w:rPr>
-        <w:t>Yields: flat (avg +0.20%)</w:t>
+        <w:t>Yields: flat (avg +0.97%)</w:t>
       </w:r>
     </w:p>
     <w:p>
@@ -336,15 +216,9 @@
           <w:ilvl w:val="0"/>
           <w:numId w:val="11"/>
         </w:numPr>
-        <w:rPr>
-          <w:rFonts w:ascii="Aptos" w:hAnsi="Aptos"/>
-        </w:rPr>
       </w:pPr>
       <w:r>
-        <w:rPr>
-          <w:rFonts w:ascii="Aptos" w:hAnsi="Aptos"/>
-        </w:rPr>
-        <w:t>Bonds: soft (avg -0.79%)</w:t>
+        <w:t>Bonds: soft (avg -1.00%)</w:t>
       </w:r>
     </w:p>
     <w:p>
@@ -354,52 +228,14 @@
           <w:ilvl w:val="0"/>
           <w:numId w:val="11"/>
         </w:numPr>
-        <w:rPr>
-          <w:rFonts w:ascii="Aptos" w:hAnsi="Aptos"/>
-        </w:rPr>
       </w:pPr>
       <w:r>
-        <w:rPr>
-          <w:rFonts w:ascii="Aptos" w:hAnsi="Aptos"/>
-        </w:rPr>
-        <w:t>Energy Complex (sector-level): bid (avg +11.39%)</w:t>
+        <w:t>Energy Complex (sector-level): bid (avg +5.44%)</w:t>
       </w:r>
     </w:p>
     <w:p>
-      <w:pPr>
-        <w:rPr>
-          <w:rFonts w:ascii="Aptos" w:hAnsi="Aptos"/>
-        </w:rPr>
-      </w:pPr>
       <w:r>
-        <w:rPr>
-          <w:rFonts w:ascii="Aptos" w:hAnsi="Aptos"/>
-        </w:rPr>
-        <w:t>Bottom line: Breadth is only modestly positive with just over half of names up QTD, and the tape is rewarding classic defensives and secular growers as Health Care, Information Technology, and Energy lead, while rate</w:t>
-      </w:r>
-      <w:r>
-        <w:rPr>
-          <w:rFonts w:ascii="Cambria Math" w:hAnsi="Cambria Math" w:cs="Cambria Math"/>
-        </w:rPr>
-        <w:t>‑</w:t>
-      </w:r>
-      <w:r>
-        <w:rPr>
-          <w:rFonts w:ascii="Aptos" w:hAnsi="Aptos"/>
-        </w:rPr>
-        <w:t>sensitive and cyclical pockets like Real Estate, Communication Services, Utilities, Materials, Financials, and Consumer Discretionary lag or trade heavy. Macro conditions reflect an environment of slowing growth and pressured earnings revisions alongside inflation that remains sticky above pre</w:t>
-      </w:r>
-      <w:r>
-        <w:rPr>
-          <w:rFonts w:ascii="Cambria Math" w:hAnsi="Cambria Math" w:cs="Cambria Math"/>
-        </w:rPr>
-        <w:t>‑</w:t>
-      </w:r>
-      <w:r>
-        <w:rPr>
-          <w:rFonts w:ascii="Aptos" w:hAnsi="Aptos"/>
-        </w:rPr>
-        <w:t xml:space="preserve">COVID norms, and the macro levers corroborate that mix: a firm USD, flat yields, and soft bonds point to waning growth enthusiasm, while a strong bid in Gold and the Energy complex underscores persistent inflation risk and the need for ballast. </w:t>
+        <w:t>Bottom line: With just under half of names positive QTD, breadth is middling and the tape is rewarding defensible growth and cash flow quality, as Health Care and Information Technology lead while Energy holds firm alongside a strong Energy Complex bid, and more rate- and credit-sensitive pockets like Real Estate, Utilities, Materials, Financials, and Consumer Discretionary trade heavy to soft while Industrials and Staples grind flat. Macro conditions reflect slowing growth and pressured earnings revisions against still-sticky inflation, a backdrop corroborated by a bid in Gold, a firm USD, flat-to-slightly higher yields and soft bonds, all of which are consistent with the market paying up for growth resiliency and balance-sheet strength while fading cyclicals and duration-heavy assets QTD.</w:t>
       </w:r>
     </w:p>
     <w:sectPr>
@@ -586,9 +422,9 @@
     </w:lvl>
   </w:abstractNum>
   <w:abstractNum w:abstractNumId="9" w15:restartNumberingAfterBreak="0">
-    <w:nsid w:val="2FCD177A"/>
+    <w:nsid w:val="2A6D55F4"/>
     <w:multiLevelType w:val="hybridMultilevel"/>
-    <w:tmpl w:val="BABE7E18"/>
+    <w:tmpl w:val="8990E90E"/>
     <w:lvl w:ilvl="0" w:tplc="04090001">
       <w:start w:val="1"/>
       <w:numFmt w:val="bullet"/>
@@ -699,9 +535,9 @@
     </w:lvl>
   </w:abstractNum>
   <w:abstractNum w:abstractNumId="10" w15:restartNumberingAfterBreak="0">
-    <w:nsid w:val="72BC5C9F"/>
+    <w:nsid w:val="2BF04512"/>
     <w:multiLevelType w:val="hybridMultilevel"/>
-    <w:tmpl w:val="09AEA322"/>
+    <w:tmpl w:val="1E749E90"/>
     <w:lvl w:ilvl="0" w:tplc="04090001">
       <w:start w:val="1"/>
       <w:numFmt w:val="bullet"/>
@@ -811,38 +647,38 @@
       </w:rPr>
     </w:lvl>
   </w:abstractNum>
-  <w:num w:numId="1" w16cid:durableId="456416622">
+  <w:num w:numId="1" w16cid:durableId="1750879663">
     <w:abstractNumId w:val="8"/>
   </w:num>
-  <w:num w:numId="2" w16cid:durableId="1894272119">
+  <w:num w:numId="2" w16cid:durableId="947588582">
     <w:abstractNumId w:val="6"/>
   </w:num>
-  <w:num w:numId="3" w16cid:durableId="1155299836">
+  <w:num w:numId="3" w16cid:durableId="179053921">
     <w:abstractNumId w:val="5"/>
   </w:num>
-  <w:num w:numId="4" w16cid:durableId="2070229524">
+  <w:num w:numId="4" w16cid:durableId="667296379">
     <w:abstractNumId w:val="4"/>
   </w:num>
-  <w:num w:numId="5" w16cid:durableId="1369183980">
+  <w:num w:numId="5" w16cid:durableId="280234293">
     <w:abstractNumId w:val="7"/>
   </w:num>
-  <w:num w:numId="6" w16cid:durableId="11879930">
+  <w:num w:numId="6" w16cid:durableId="1988852762">
     <w:abstractNumId w:val="3"/>
   </w:num>
-  <w:num w:numId="7" w16cid:durableId="1337726402">
+  <w:num w:numId="7" w16cid:durableId="1638754291">
     <w:abstractNumId w:val="2"/>
   </w:num>
-  <w:num w:numId="8" w16cid:durableId="758672118">
+  <w:num w:numId="8" w16cid:durableId="338319029">
     <w:abstractNumId w:val="1"/>
   </w:num>
-  <w:num w:numId="9" w16cid:durableId="88891905">
+  <w:num w:numId="9" w16cid:durableId="2062244895">
     <w:abstractNumId w:val="0"/>
   </w:num>
-  <w:num w:numId="10" w16cid:durableId="1287195182">
+  <w:num w:numId="10" w16cid:durableId="2123063496">
+    <w:abstractNumId w:val="10"/>
+  </w:num>
+  <w:num w:numId="11" w16cid:durableId="691422733">
     <w:abstractNumId w:val="9"/>
-  </w:num>
-  <w:num w:numId="11" w16cid:durableId="1931890305">
-    <w:abstractNumId w:val="10"/>
   </w:num>
 </w:numbering>
 </file>

--- a/data/Market_Read_quarterly.docx
+++ b/data/Market_Read_quarterly.docx
@@ -4,7 +4,7 @@
   <w:body>
     <w:p>
       <w:r>
-        <w:t>Quarterly Market Read: December 08, 2025</w:t>
+        <w:t>Quarterly Market Read: December 09, 2025</w:t>
       </w:r>
     </w:p>
     <w:p>
@@ -21,7 +21,7 @@
         </w:numPr>
       </w:pPr>
       <w:r>
-        <w:t>Breadth: 49.4% of names are positive.</w:t>
+        <w:t>Breadth: 48.6% of names are positive.</w:t>
       </w:r>
     </w:p>
     <w:p>
@@ -33,7 +33,7 @@
         </w:numPr>
       </w:pPr>
       <w:r>
-        <w:t>Information Technology: leading (avg +5.70%)</w:t>
+        <w:t>Information Technology: leading (avg +5.74%)</w:t>
       </w:r>
     </w:p>
     <w:p>
@@ -45,7 +45,7 @@
         </w:numPr>
       </w:pPr>
       <w:r>
-        <w:t>Industrials: flat/firm (avg +0.03%)</w:t>
+        <w:t>Industrials: soft (avg -0.71%)</w:t>
       </w:r>
     </w:p>
     <w:p>
@@ -57,7 +57,7 @@
         </w:numPr>
       </w:pPr>
       <w:r>
-        <w:t>Consumer Staples: flat/firm (avg -0.15%)</w:t>
+        <w:t>Consumer Staples: flat/firm (avg -0.43%)</w:t>
       </w:r>
     </w:p>
     <w:p>
@@ -69,7 +69,7 @@
         </w:numPr>
       </w:pPr>
       <w:r>
-        <w:t>Consumer Discretionary: soft (avg -2.78%)</w:t>
+        <w:t>Consumer Discretionary: heavy (avg -3.40%)</w:t>
       </w:r>
     </w:p>
     <w:p>
@@ -81,7 +81,7 @@
         </w:numPr>
       </w:pPr>
       <w:r>
-        <w:t>Financials: soft (avg -1.62%)</w:t>
+        <w:t>Financials: soft (avg -1.16%)</w:t>
       </w:r>
     </w:p>
     <w:p>
@@ -93,7 +93,7 @@
         </w:numPr>
       </w:pPr>
       <w:r>
-        <w:t>Utilities: heavy (avg -3.31%)</w:t>
+        <w:t>Utilities: heavy (avg -3.16%)</w:t>
       </w:r>
     </w:p>
     <w:p>
@@ -105,7 +105,7 @@
         </w:numPr>
       </w:pPr>
       <w:r>
-        <w:t>Real Estate: heavy (avg -6.68%)</w:t>
+        <w:t>Real Estate: heavy (avg -7.01%)</w:t>
       </w:r>
     </w:p>
     <w:p>
@@ -117,7 +117,7 @@
         </w:numPr>
       </w:pPr>
       <w:r>
-        <w:t>Materials: heavy (avg -3.33%)</w:t>
+        <w:t>Materials: heavy (avg -3.69%)</w:t>
       </w:r>
     </w:p>
     <w:p>
@@ -129,7 +129,7 @@
         </w:numPr>
       </w:pPr>
       <w:r>
-        <w:t>Energy: firm (avg +3.00%)</w:t>
+        <w:t>Energy: firm (avg +3.32%)</w:t>
       </w:r>
     </w:p>
     <w:p>
@@ -141,7 +141,7 @@
         </w:numPr>
       </w:pPr>
       <w:r>
-        <w:t>Health Care: leading (avg +6.96%)</w:t>
+        <w:t>Health Care: leading (avg +6.12%)</w:t>
       </w:r>
     </w:p>
     <w:p>
@@ -153,7 +153,7 @@
         </w:numPr>
       </w:pPr>
       <w:r>
-        <w:t>Communication Services: heavy (avg -5.92%)</w:t>
+        <w:t>Communication Services: heavy (avg -5.64%)</w:t>
       </w:r>
     </w:p>
     <w:p>
@@ -165,7 +165,7 @@
         </w:numPr>
       </w:pPr>
       <w:r>
-        <w:t>Energy Complex: strong bid (avg +5.44%)</w:t>
+        <w:t>Energy Complex: flat/firm (avg +1.30%)</w:t>
       </w:r>
     </w:p>
     <w:p>
@@ -182,7 +182,7 @@
         </w:numPr>
       </w:pPr>
       <w:r>
-        <w:t>Gold: bid (avg +8.43%)</w:t>
+        <w:t>Gold: bid (avg +8.98%)</w:t>
       </w:r>
     </w:p>
     <w:p>
@@ -194,7 +194,7 @@
         </w:numPr>
       </w:pPr>
       <w:r>
-        <w:t>USD: firm (avg +2.22%)</w:t>
+        <w:t>USD: firm (avg +2.36%)</w:t>
       </w:r>
     </w:p>
     <w:p>
@@ -206,7 +206,7 @@
         </w:numPr>
       </w:pPr>
       <w:r>
-        <w:t>Yields: flat (avg +0.97%)</w:t>
+        <w:t>Yields: firm (avg +1.28%)</w:t>
       </w:r>
     </w:p>
     <w:p>
@@ -218,7 +218,7 @@
         </w:numPr>
       </w:pPr>
       <w:r>
-        <w:t>Bonds: soft (avg -1.00%)</w:t>
+        <w:t>Bonds: falling (avg -1.04%)</w:t>
       </w:r>
     </w:p>
     <w:p>
@@ -230,12 +230,12 @@
         </w:numPr>
       </w:pPr>
       <w:r>
-        <w:t>Energy Complex (sector-level): bid (avg +5.44%)</w:t>
+        <w:t>Energy Complex (sector-level): firm (avg +1.30%)</w:t>
       </w:r>
     </w:p>
     <w:p>
       <w:r>
-        <w:t>Bottom line: With just under half of names positive QTD, breadth is middling and the tape is rewarding defensible growth and cash flow quality, as Health Care and Information Technology lead while Energy holds firm alongside a strong Energy Complex bid, and more rate- and credit-sensitive pockets like Real Estate, Utilities, Materials, Financials, and Consumer Discretionary trade heavy to soft while Industrials and Staples grind flat. Macro conditions reflect slowing growth and pressured earnings revisions against still-sticky inflation, a backdrop corroborated by a bid in Gold, a firm USD, flat-to-slightly higher yields and soft bonds, all of which are consistent with the market paying up for growth resiliency and balance-sheet strength while fading cyclicals and duration-heavy assets QTD.</w:t>
+        <w:t>Bottom line: QTD breadth is mixed with just under half the tape positive, leadership is narrow around Health Care and Information Technology, Energy is quietly firm, while rate‑sensitive and cyclically geared sectors like Real Estate, Communication Services, Consumer Discretionary, Utilities, Materials, Financials, and Industrials all lag, consistent with a market rewarding defensible earnings visibility over cyclical beta. Macro conditions reflect slowing growth and still‑sticky inflation expectations, and the combination of a bid in Gold, a firm USD, higher yields, and pressure on Bonds alongside a steady Energy Complex underscores a risk backdrop where the market is simultaneously hedging policy and growth downside while not yet pricing a clean disinflation or easing cycle, which lines up with the quarter‑to‑date sector performance pattern.</w:t>
       </w:r>
     </w:p>
     <w:sectPr>
@@ -422,9 +422,9 @@
     </w:lvl>
   </w:abstractNum>
   <w:abstractNum w:abstractNumId="9" w15:restartNumberingAfterBreak="0">
-    <w:nsid w:val="2A6D55F4"/>
+    <w:nsid w:val="0E395E17"/>
     <w:multiLevelType w:val="hybridMultilevel"/>
-    <w:tmpl w:val="8990E90E"/>
+    <w:tmpl w:val="B6DEF20C"/>
     <w:lvl w:ilvl="0" w:tplc="04090001">
       <w:start w:val="1"/>
       <w:numFmt w:val="bullet"/>
@@ -535,9 +535,9 @@
     </w:lvl>
   </w:abstractNum>
   <w:abstractNum w:abstractNumId="10" w15:restartNumberingAfterBreak="0">
-    <w:nsid w:val="2BF04512"/>
+    <w:nsid w:val="6E3F355F"/>
     <w:multiLevelType w:val="hybridMultilevel"/>
-    <w:tmpl w:val="1E749E90"/>
+    <w:tmpl w:val="520AB4D8"/>
     <w:lvl w:ilvl="0" w:tplc="04090001">
       <w:start w:val="1"/>
       <w:numFmt w:val="bullet"/>
@@ -647,38 +647,38 @@
       </w:rPr>
     </w:lvl>
   </w:abstractNum>
-  <w:num w:numId="1" w16cid:durableId="1750879663">
+  <w:num w:numId="1" w16cid:durableId="807624405">
     <w:abstractNumId w:val="8"/>
   </w:num>
-  <w:num w:numId="2" w16cid:durableId="947588582">
+  <w:num w:numId="2" w16cid:durableId="1730155421">
     <w:abstractNumId w:val="6"/>
   </w:num>
-  <w:num w:numId="3" w16cid:durableId="179053921">
+  <w:num w:numId="3" w16cid:durableId="831145737">
     <w:abstractNumId w:val="5"/>
   </w:num>
-  <w:num w:numId="4" w16cid:durableId="667296379">
+  <w:num w:numId="4" w16cid:durableId="850797050">
     <w:abstractNumId w:val="4"/>
   </w:num>
-  <w:num w:numId="5" w16cid:durableId="280234293">
+  <w:num w:numId="5" w16cid:durableId="378016887">
     <w:abstractNumId w:val="7"/>
   </w:num>
-  <w:num w:numId="6" w16cid:durableId="1988852762">
+  <w:num w:numId="6" w16cid:durableId="1556621111">
     <w:abstractNumId w:val="3"/>
   </w:num>
-  <w:num w:numId="7" w16cid:durableId="1638754291">
+  <w:num w:numId="7" w16cid:durableId="1203326031">
     <w:abstractNumId w:val="2"/>
   </w:num>
-  <w:num w:numId="8" w16cid:durableId="338319029">
+  <w:num w:numId="8" w16cid:durableId="1122573792">
     <w:abstractNumId w:val="1"/>
   </w:num>
-  <w:num w:numId="9" w16cid:durableId="2062244895">
+  <w:num w:numId="9" w16cid:durableId="1355350455">
     <w:abstractNumId w:val="0"/>
   </w:num>
-  <w:num w:numId="10" w16cid:durableId="2123063496">
+  <w:num w:numId="10" w16cid:durableId="157891594">
+    <w:abstractNumId w:val="9"/>
+  </w:num>
+  <w:num w:numId="11" w16cid:durableId="641349291">
     <w:abstractNumId w:val="10"/>
-  </w:num>
-  <w:num w:numId="11" w16cid:durableId="691422733">
-    <w:abstractNumId w:val="9"/>
   </w:num>
 </w:numbering>
 </file>

--- a/data/Market_Read_quarterly.docx
+++ b/data/Market_Read_quarterly.docx
@@ -4,7 +4,7 @@
   <w:body>
     <w:p>
       <w:r>
-        <w:t>Quarterly Market Read: December 09, 2025</w:t>
+        <w:t>Quarterly Market Read: December 10, 2025</w:t>
       </w:r>
     </w:p>
     <w:p>
@@ -21,7 +21,7 @@
         </w:numPr>
       </w:pPr>
       <w:r>
-        <w:t>Breadth: 48.6% of names are positive.</w:t>
+        <w:t>Breadth: 52.0% of names are positive.</w:t>
       </w:r>
     </w:p>
     <w:p>
@@ -33,7 +33,7 @@
         </w:numPr>
       </w:pPr>
       <w:r>
-        <w:t>Information Technology: leading (avg +5.74%)</w:t>
+        <w:t>Information Technology: leading (avg +7.26%)</w:t>
       </w:r>
     </w:p>
     <w:p>
@@ -45,7 +45,7 @@
         </w:numPr>
       </w:pPr>
       <w:r>
-        <w:t>Industrials: soft (avg -0.71%)</w:t>
+        <w:t>Industrials: flat/firm (avg +1.34%)</w:t>
       </w:r>
     </w:p>
     <w:p>
@@ -57,7 +57,7 @@
         </w:numPr>
       </w:pPr>
       <w:r>
-        <w:t>Consumer Staples: flat/firm (avg -0.43%)</w:t>
+        <w:t>Consumer Staples: flat/firm (avg +0.57%)</w:t>
       </w:r>
     </w:p>
     <w:p>
@@ -69,7 +69,7 @@
         </w:numPr>
       </w:pPr>
       <w:r>
-        <w:t>Consumer Discretionary: heavy (avg -3.40%)</w:t>
+        <w:t>Consumer Discretionary: soft (avg -1.53%)</w:t>
       </w:r>
     </w:p>
     <w:p>
@@ -81,7 +81,7 @@
         </w:numPr>
       </w:pPr>
       <w:r>
-        <w:t>Financials: soft (avg -1.16%)</w:t>
+        <w:t>Financials: flat/firm (avg +0.22%)</w:t>
       </w:r>
     </w:p>
     <w:p>
@@ -93,7 +93,7 @@
         </w:numPr>
       </w:pPr>
       <w:r>
-        <w:t>Utilities: heavy (avg -3.16%)</w:t>
+        <w:t>Utilities: heavy (avg -3.43%)</w:t>
       </w:r>
     </w:p>
     <w:p>
@@ -105,7 +105,7 @@
         </w:numPr>
       </w:pPr>
       <w:r>
-        <w:t>Real Estate: heavy (avg -7.01%)</w:t>
+        <w:t>Real Estate: heavy (avg -6.52%)</w:t>
       </w:r>
     </w:p>
     <w:p>
@@ -117,7 +117,7 @@
         </w:numPr>
       </w:pPr>
       <w:r>
-        <w:t>Materials: heavy (avg -3.69%)</w:t>
+        <w:t>Materials: soft (avg -1.26%)</w:t>
       </w:r>
     </w:p>
     <w:p>
@@ -129,7 +129,7 @@
         </w:numPr>
       </w:pPr>
       <w:r>
-        <w:t>Energy: firm (avg +3.32%)</w:t>
+        <w:t>Energy: leading (avg +4.08%)</w:t>
       </w:r>
     </w:p>
     <w:p>
@@ -141,7 +141,7 @@
         </w:numPr>
       </w:pPr>
       <w:r>
-        <w:t>Health Care: leading (avg +6.12%)</w:t>
+        <w:t>Health Care: leading (avg +7.85%)</w:t>
       </w:r>
     </w:p>
     <w:p>
@@ -153,7 +153,7 @@
         </w:numPr>
       </w:pPr>
       <w:r>
-        <w:t>Communication Services: heavy (avg -5.64%)</w:t>
+        <w:t>Communication Services: heavy (avg -5.16%)</w:t>
       </w:r>
     </w:p>
     <w:p>
@@ -165,7 +165,7 @@
         </w:numPr>
       </w:pPr>
       <w:r>
-        <w:t>Energy Complex: flat/firm (avg +1.30%)</w:t>
+        <w:t>Energy Complex: firm (avg +2.38%)</w:t>
       </w:r>
     </w:p>
     <w:p>
@@ -182,7 +182,7 @@
         </w:numPr>
       </w:pPr>
       <w:r>
-        <w:t>Gold: bid (avg +8.98%)</w:t>
+        <w:t>Gold: bid (avg +9.45%)</w:t>
       </w:r>
     </w:p>
     <w:p>
@@ -194,7 +194,7 @@
         </w:numPr>
       </w:pPr>
       <w:r>
-        <w:t>USD: firm (avg +2.36%)</w:t>
+        <w:t>USD: firm (avg +1.82%)</w:t>
       </w:r>
     </w:p>
     <w:p>
@@ -206,7 +206,7 @@
         </w:numPr>
       </w:pPr>
       <w:r>
-        <w:t>Yields: firm (avg +1.28%)</w:t>
+        <w:t>Yields: flat (avg +0.81%)</w:t>
       </w:r>
     </w:p>
     <w:p>
@@ -218,7 +218,7 @@
         </w:numPr>
       </w:pPr>
       <w:r>
-        <w:t>Bonds: falling (avg -1.04%)</w:t>
+        <w:t>Bonds: soft (avg -0.72%)</w:t>
       </w:r>
     </w:p>
     <w:p>
@@ -230,12 +230,12 @@
         </w:numPr>
       </w:pPr>
       <w:r>
-        <w:t>Energy Complex (sector-level): firm (avg +1.30%)</w:t>
+        <w:t>Energy Complex (sector-level): firm (avg +2.38%)</w:t>
       </w:r>
     </w:p>
     <w:p>
       <w:r>
-        <w:t>Bottom line: QTD breadth is mixed with just under half the tape positive, leadership is narrow around Health Care and Information Technology, Energy is quietly firm, while rate‑sensitive and cyclically geared sectors like Real Estate, Communication Services, Consumer Discretionary, Utilities, Materials, Financials, and Industrials all lag, consistent with a market rewarding defensible earnings visibility over cyclical beta. Macro conditions reflect slowing growth and still‑sticky inflation expectations, and the combination of a bid in Gold, a firm USD, higher yields, and pressure on Bonds alongside a steady Energy Complex underscores a risk backdrop where the market is simultaneously hedging policy and growth downside while not yet pricing a clean disinflation or easing cycle, which lines up with the quarter‑to‑date sector performance pattern.</w:t>
+        <w:t>Bottom line: Breadth is middling with just over half of stocks positive, and the tape is paying you for quality and defensiveness as Health Care, Technology, and Energy lead while rate‑sensitive and cyclically geared pockets like Real Estate, Utilities, and Consumer Discretionary trade heavy to soft and Financials, Industrials, and Staples grind flat to modestly better. Macro conditions reflect slowing growth and pressured earnings against still‑sticky inflation, a mix echoed in bid Gold, a firm USD, flat but not collapsing yields, soft bonds, and a resilient energy complex that together argue for staying up the quality spectrum, maintaining inflation hedges, and being selective on cyclicals as markets navigate this late‑cycle, slower‑growth regime.</w:t>
       </w:r>
     </w:p>
     <w:sectPr>
@@ -422,9 +422,9 @@
     </w:lvl>
   </w:abstractNum>
   <w:abstractNum w:abstractNumId="9" w15:restartNumberingAfterBreak="0">
-    <w:nsid w:val="0E395E17"/>
+    <w:nsid w:val="385C4FAF"/>
     <w:multiLevelType w:val="hybridMultilevel"/>
-    <w:tmpl w:val="B6DEF20C"/>
+    <w:tmpl w:val="57BC6026"/>
     <w:lvl w:ilvl="0" w:tplc="04090001">
       <w:start w:val="1"/>
       <w:numFmt w:val="bullet"/>
@@ -535,9 +535,9 @@
     </w:lvl>
   </w:abstractNum>
   <w:abstractNum w:abstractNumId="10" w15:restartNumberingAfterBreak="0">
-    <w:nsid w:val="6E3F355F"/>
+    <w:nsid w:val="4D1B55D5"/>
     <w:multiLevelType w:val="hybridMultilevel"/>
-    <w:tmpl w:val="520AB4D8"/>
+    <w:tmpl w:val="073626CE"/>
     <w:lvl w:ilvl="0" w:tplc="04090001">
       <w:start w:val="1"/>
       <w:numFmt w:val="bullet"/>
@@ -647,38 +647,38 @@
       </w:rPr>
     </w:lvl>
   </w:abstractNum>
-  <w:num w:numId="1" w16cid:durableId="807624405">
+  <w:num w:numId="1" w16cid:durableId="1560631603">
     <w:abstractNumId w:val="8"/>
   </w:num>
-  <w:num w:numId="2" w16cid:durableId="1730155421">
+  <w:num w:numId="2" w16cid:durableId="307518456">
     <w:abstractNumId w:val="6"/>
   </w:num>
-  <w:num w:numId="3" w16cid:durableId="831145737">
+  <w:num w:numId="3" w16cid:durableId="1240217752">
     <w:abstractNumId w:val="5"/>
   </w:num>
-  <w:num w:numId="4" w16cid:durableId="850797050">
+  <w:num w:numId="4" w16cid:durableId="1481267979">
     <w:abstractNumId w:val="4"/>
   </w:num>
-  <w:num w:numId="5" w16cid:durableId="378016887">
+  <w:num w:numId="5" w16cid:durableId="1769043029">
     <w:abstractNumId w:val="7"/>
   </w:num>
-  <w:num w:numId="6" w16cid:durableId="1556621111">
+  <w:num w:numId="6" w16cid:durableId="182282078">
     <w:abstractNumId w:val="3"/>
   </w:num>
-  <w:num w:numId="7" w16cid:durableId="1203326031">
+  <w:num w:numId="7" w16cid:durableId="1225215500">
     <w:abstractNumId w:val="2"/>
   </w:num>
-  <w:num w:numId="8" w16cid:durableId="1122573792">
+  <w:num w:numId="8" w16cid:durableId="1870946507">
     <w:abstractNumId w:val="1"/>
   </w:num>
-  <w:num w:numId="9" w16cid:durableId="1355350455">
+  <w:num w:numId="9" w16cid:durableId="719284453">
     <w:abstractNumId w:val="0"/>
   </w:num>
-  <w:num w:numId="10" w16cid:durableId="157891594">
+  <w:num w:numId="10" w16cid:durableId="1358770704">
+    <w:abstractNumId w:val="10"/>
+  </w:num>
+  <w:num w:numId="11" w16cid:durableId="102841859">
     <w:abstractNumId w:val="9"/>
-  </w:num>
-  <w:num w:numId="11" w16cid:durableId="641349291">
-    <w:abstractNumId w:val="10"/>
   </w:num>
 </w:numbering>
 </file>

--- a/data/Market_Read_quarterly.docx
+++ b/data/Market_Read_quarterly.docx
@@ -4,7 +4,7 @@
   <w:body>
     <w:p>
       <w:r>
-        <w:t>Quarterly Market Read: December 10, 2025</w:t>
+        <w:t>Quarterly Market Read: December 11, 2025</w:t>
       </w:r>
     </w:p>
     <w:p>
@@ -21,7 +21,7 @@
         </w:numPr>
       </w:pPr>
       <w:r>
-        <w:t>Breadth: 52.0% of names are positive.</w:t>
+        <w:t>Breadth: 55.1% of names are positive.</w:t>
       </w:r>
     </w:p>
     <w:p>
@@ -33,7 +33,7 @@
         </w:numPr>
       </w:pPr>
       <w:r>
-        <w:t>Information Technology: leading (avg +7.26%)</w:t>
+        <w:t>Information Technology: leading (avg +7.50%)</w:t>
       </w:r>
     </w:p>
     <w:p>
@@ -45,7 +45,7 @@
         </w:numPr>
       </w:pPr>
       <w:r>
-        <w:t>Industrials: flat/firm (avg +1.34%)</w:t>
+        <w:t>Industrials: firm (avg +2.53%)</w:t>
       </w:r>
     </w:p>
     <w:p>
@@ -57,7 +57,7 @@
         </w:numPr>
       </w:pPr>
       <w:r>
-        <w:t>Consumer Staples: flat/firm (avg +0.57%)</w:t>
+        <w:t>Consumer Staples: firm (avg +1.53%)</w:t>
       </w:r>
     </w:p>
     <w:p>
@@ -69,7 +69,7 @@
         </w:numPr>
       </w:pPr>
       <w:r>
-        <w:t>Consumer Discretionary: soft (avg -1.53%)</w:t>
+        <w:t>Consumer Discretionary: flat/firm (avg -0.18%)</w:t>
       </w:r>
     </w:p>
     <w:p>
@@ -81,7 +81,7 @@
         </w:numPr>
       </w:pPr>
       <w:r>
-        <w:t>Financials: flat/firm (avg +0.22%)</w:t>
+        <w:t>Financials: firm (avg +1.61%)</w:t>
       </w:r>
     </w:p>
     <w:p>
@@ -93,7 +93,7 @@
         </w:numPr>
       </w:pPr>
       <w:r>
-        <w:t>Utilities: heavy (avg -3.43%)</w:t>
+        <w:t>Utilities: soft (avg -2.97%)</w:t>
       </w:r>
     </w:p>
     <w:p>
@@ -105,7 +105,7 @@
         </w:numPr>
       </w:pPr>
       <w:r>
-        <w:t>Real Estate: heavy (avg -6.52%)</w:t>
+        <w:t>Real Estate: heavy (avg -5.77%)</w:t>
       </w:r>
     </w:p>
     <w:p>
@@ -117,7 +117,7 @@
         </w:numPr>
       </w:pPr>
       <w:r>
-        <w:t>Materials: soft (avg -1.26%)</w:t>
+        <w:t>Materials: flat/firm (avg +0.41%)</w:t>
       </w:r>
     </w:p>
     <w:p>
@@ -129,7 +129,7 @@
         </w:numPr>
       </w:pPr>
       <w:r>
-        <w:t>Energy: leading (avg +4.08%)</w:t>
+        <w:t>Energy: firm (avg +3.23%)</w:t>
       </w:r>
     </w:p>
     <w:p>
@@ -141,7 +141,7 @@
         </w:numPr>
       </w:pPr>
       <w:r>
-        <w:t>Health Care: leading (avg +7.85%)</w:t>
+        <w:t>Health Care: leading (avg +8.79%)</w:t>
       </w:r>
     </w:p>
     <w:p>
@@ -153,7 +153,7 @@
         </w:numPr>
       </w:pPr>
       <w:r>
-        <w:t>Communication Services: heavy (avg -5.16%)</w:t>
+        <w:t>Communication Services: heavy (avg -5.14%)</w:t>
       </w:r>
     </w:p>
     <w:p>
@@ -165,7 +165,7 @@
         </w:numPr>
       </w:pPr>
       <w:r>
-        <w:t>Energy Complex: firm (avg +2.38%)</w:t>
+        <w:t>Energy Complex: heavy (avg -3.01%)</w:t>
       </w:r>
     </w:p>
     <w:p>
@@ -182,7 +182,7 @@
         </w:numPr>
       </w:pPr>
       <w:r>
-        <w:t>Gold: bid (avg +9.45%)</w:t>
+        <w:t>Gold: bid (avg +10.63%)</w:t>
       </w:r>
     </w:p>
     <w:p>
@@ -194,7 +194,7 @@
         </w:numPr>
       </w:pPr>
       <w:r>
-        <w:t>USD: firm (avg +1.82%)</w:t>
+        <w:t>USD: firm (avg +1.45%)</w:t>
       </w:r>
     </w:p>
     <w:p>
@@ -206,7 +206,7 @@
         </w:numPr>
       </w:pPr>
       <w:r>
-        <w:t>Yields: flat (avg +0.81%)</w:t>
+        <w:t>Yields: flat (avg +0.20%)</w:t>
       </w:r>
     </w:p>
     <w:p>
@@ -218,7 +218,7 @@
         </w:numPr>
       </w:pPr>
       <w:r>
-        <w:t>Bonds: soft (avg -0.72%)</w:t>
+        <w:t>Bonds: soft (avg -0.79%)</w:t>
       </w:r>
     </w:p>
     <w:p>
@@ -230,12 +230,12 @@
         </w:numPr>
       </w:pPr>
       <w:r>
-        <w:t>Energy Complex (sector-level): firm (avg +2.38%)</w:t>
+        <w:t>Energy Complex (sector-level): falling (avg -3.01%)</w:t>
       </w:r>
     </w:p>
     <w:p>
       <w:r>
-        <w:t>Bottom line: Breadth is middling with just over half of stocks positive, and the tape is paying you for quality and defensiveness as Health Care, Technology, and Energy lead while rate‑sensitive and cyclically geared pockets like Real Estate, Utilities, and Consumer Discretionary trade heavy to soft and Financials, Industrials, and Staples grind flat to modestly better. Macro conditions reflect slowing growth and pressured earnings against still‑sticky inflation, a mix echoed in bid Gold, a firm USD, flat but not collapsing yields, soft bonds, and a resilient energy complex that together argue for staying up the quality spectrum, maintaining inflation hedges, and being selective on cyclicals as markets navigate this late‑cycle, slower‑growth regime.</w:t>
+        <w:t>Bottom line: Breadth remains constructive with 55% of names positive QTD, but leadership is narrow, led by Health Care (+8.8%) and Information Technology (+7.5%), supported by firm prints in Energy (+3.2%), Industrials (+2.5%), Financials (+1.6%), Consumer Staples (+1.5%), and Materials (+0.4%), while Consumer Discretionary is essentially flat and defensives like Utilities (-3.0%), Communication Services (-5.1%), and especially Real Estate (-5.8%) trade heavy alongside a weaker Energy Complex (-3.0%), underscoring a market that is rewarding quality growth and balance-sheet strength over high-duration or rate‑sensitive exposures. Macro conditions reflect slowing growth and pressured earnings against still-sticky inflation, and the cross-asset tape—gold bid, the dollar firm, yields roughly flat with soft bonds, and a declining energy complex—confirms a cautious risk posture where investors are rotating up the quality spectrum rather than embracing broad cyclical beta.</w:t>
       </w:r>
     </w:p>
     <w:sectPr>
@@ -422,9 +422,9 @@
     </w:lvl>
   </w:abstractNum>
   <w:abstractNum w:abstractNumId="9" w15:restartNumberingAfterBreak="0">
-    <w:nsid w:val="385C4FAF"/>
+    <w:nsid w:val="0C030C4E"/>
     <w:multiLevelType w:val="hybridMultilevel"/>
-    <w:tmpl w:val="57BC6026"/>
+    <w:tmpl w:val="81FE5F42"/>
     <w:lvl w:ilvl="0" w:tplc="04090001">
       <w:start w:val="1"/>
       <w:numFmt w:val="bullet"/>
@@ -535,9 +535,9 @@
     </w:lvl>
   </w:abstractNum>
   <w:abstractNum w:abstractNumId="10" w15:restartNumberingAfterBreak="0">
-    <w:nsid w:val="4D1B55D5"/>
+    <w:nsid w:val="345013A9"/>
     <w:multiLevelType w:val="hybridMultilevel"/>
-    <w:tmpl w:val="073626CE"/>
+    <w:tmpl w:val="C0E2403C"/>
     <w:lvl w:ilvl="0" w:tplc="04090001">
       <w:start w:val="1"/>
       <w:numFmt w:val="bullet"/>
@@ -647,38 +647,38 @@
       </w:rPr>
     </w:lvl>
   </w:abstractNum>
-  <w:num w:numId="1" w16cid:durableId="1560631603">
+  <w:num w:numId="1" w16cid:durableId="514153776">
     <w:abstractNumId w:val="8"/>
   </w:num>
-  <w:num w:numId="2" w16cid:durableId="307518456">
+  <w:num w:numId="2" w16cid:durableId="1283272378">
     <w:abstractNumId w:val="6"/>
   </w:num>
-  <w:num w:numId="3" w16cid:durableId="1240217752">
+  <w:num w:numId="3" w16cid:durableId="894395838">
     <w:abstractNumId w:val="5"/>
   </w:num>
-  <w:num w:numId="4" w16cid:durableId="1481267979">
+  <w:num w:numId="4" w16cid:durableId="1475028721">
     <w:abstractNumId w:val="4"/>
   </w:num>
-  <w:num w:numId="5" w16cid:durableId="1769043029">
+  <w:num w:numId="5" w16cid:durableId="603461379">
     <w:abstractNumId w:val="7"/>
   </w:num>
-  <w:num w:numId="6" w16cid:durableId="182282078">
+  <w:num w:numId="6" w16cid:durableId="1127435862">
     <w:abstractNumId w:val="3"/>
   </w:num>
-  <w:num w:numId="7" w16cid:durableId="1225215500">
+  <w:num w:numId="7" w16cid:durableId="171341299">
     <w:abstractNumId w:val="2"/>
   </w:num>
-  <w:num w:numId="8" w16cid:durableId="1870946507">
+  <w:num w:numId="8" w16cid:durableId="560020133">
     <w:abstractNumId w:val="1"/>
   </w:num>
-  <w:num w:numId="9" w16cid:durableId="719284453">
+  <w:num w:numId="9" w16cid:durableId="121585052">
     <w:abstractNumId w:val="0"/>
   </w:num>
-  <w:num w:numId="10" w16cid:durableId="1358770704">
+  <w:num w:numId="10" w16cid:durableId="118306482">
+    <w:abstractNumId w:val="9"/>
+  </w:num>
+  <w:num w:numId="11" w16cid:durableId="915866434">
     <w:abstractNumId w:val="10"/>
-  </w:num>
-  <w:num w:numId="11" w16cid:durableId="102841859">
-    <w:abstractNumId w:val="9"/>
   </w:num>
 </w:numbering>
 </file>

--- a/data/Market_Read_quarterly.docx
+++ b/data/Market_Read_quarterly.docx
@@ -4,7 +4,7 @@
   <w:body>
     <w:p>
       <w:r>
-        <w:t>Quarterly Market Read: December 11, 2025</w:t>
+        <w:t>Quarterly Market Read: December 12, 2025</w:t>
       </w:r>
     </w:p>
     <w:p>
@@ -21,7 +21,7 @@
         </w:numPr>
       </w:pPr>
       <w:r>
-        <w:t>Breadth: 55.1% of names are positive.</w:t>
+        <w:t>Breadth: 53.5% of names are positive.</w:t>
       </w:r>
     </w:p>
     <w:p>
@@ -33,7 +33,7 @@
         </w:numPr>
       </w:pPr>
       <w:r>
-        <w:t>Information Technology: leading (avg +7.50%)</w:t>
+        <w:t>Information Technology: leading (avg +4.15%)</w:t>
       </w:r>
     </w:p>
     <w:p>
@@ -45,7 +45,7 @@
         </w:numPr>
       </w:pPr>
       <w:r>
-        <w:t>Industrials: firm (avg +2.53%)</w:t>
+        <w:t>Industrials: firm (avg +1.74%)</w:t>
       </w:r>
     </w:p>
     <w:p>
@@ -57,7 +57,7 @@
         </w:numPr>
       </w:pPr>
       <w:r>
-        <w:t>Consumer Staples: firm (avg +1.53%)</w:t>
+        <w:t>Consumer Staples: firm (avg +2.08%)</w:t>
       </w:r>
     </w:p>
     <w:p>
@@ -69,7 +69,7 @@
         </w:numPr>
       </w:pPr>
       <w:r>
-        <w:t>Consumer Discretionary: flat/firm (avg -0.18%)</w:t>
+        <w:t>Consumer Discretionary: flat/firm (avg -0.03%)</w:t>
       </w:r>
     </w:p>
     <w:p>
@@ -81,7 +81,7 @@
         </w:numPr>
       </w:pPr>
       <w:r>
-        <w:t>Financials: firm (avg +1.61%)</w:t>
+        <w:t>Financials: firm (avg +1.60%)</w:t>
       </w:r>
     </w:p>
     <w:p>
@@ -93,7 +93,7 @@
         </w:numPr>
       </w:pPr>
       <w:r>
-        <w:t>Utilities: soft (avg -2.97%)</w:t>
+        <w:t>Utilities: heavy (avg -3.05%)</w:t>
       </w:r>
     </w:p>
     <w:p>
@@ -105,7 +105,7 @@
         </w:numPr>
       </w:pPr>
       <w:r>
-        <w:t>Real Estate: heavy (avg -5.77%)</w:t>
+        <w:t>Real Estate: heavy (avg -5.81%)</w:t>
       </w:r>
     </w:p>
     <w:p>
@@ -117,7 +117,7 @@
         </w:numPr>
       </w:pPr>
       <w:r>
-        <w:t>Materials: flat/firm (avg +0.41%)</w:t>
+        <w:t>Materials: flat/firm (avg +0.10%)</w:t>
       </w:r>
     </w:p>
     <w:p>
@@ -129,7 +129,7 @@
         </w:numPr>
       </w:pPr>
       <w:r>
-        <w:t>Energy: firm (avg +3.23%)</w:t>
+        <w:t>Energy: firm (avg +2.00%)</w:t>
       </w:r>
     </w:p>
     <w:p>
@@ -141,7 +141,7 @@
         </w:numPr>
       </w:pPr>
       <w:r>
-        <w:t>Health Care: leading (avg +8.79%)</w:t>
+        <w:t>Health Care: leading (avg +8.52%)</w:t>
       </w:r>
     </w:p>
     <w:p>
@@ -153,7 +153,7 @@
         </w:numPr>
       </w:pPr>
       <w:r>
-        <w:t>Communication Services: heavy (avg -5.14%)</w:t>
+        <w:t>Communication Services: heavy (avg -5.46%)</w:t>
       </w:r>
     </w:p>
     <w:p>
@@ -165,7 +165,7 @@
         </w:numPr>
       </w:pPr>
       <w:r>
-        <w:t>Energy Complex: heavy (avg -3.01%)</w:t>
+        <w:t>Energy Complex: heavy (avg -4.65%)</w:t>
       </w:r>
     </w:p>
     <w:p>
@@ -182,7 +182,7 @@
         </w:numPr>
       </w:pPr>
       <w:r>
-        <w:t>Gold: bid (avg +10.63%)</w:t>
+        <w:t>Gold: bid (avg +11.24%)</w:t>
       </w:r>
     </w:p>
     <w:p>
@@ -194,7 +194,7 @@
         </w:numPr>
       </w:pPr>
       <w:r>
-        <w:t>USD: firm (avg +1.45%)</w:t>
+        <w:t>USD: firm (avg +1.60%)</w:t>
       </w:r>
     </w:p>
     <w:p>
@@ -206,7 +206,7 @@
         </w:numPr>
       </w:pPr>
       <w:r>
-        <w:t>Yields: flat (avg +0.20%)</w:t>
+        <w:t>Yields: firm (avg +1.43%)</w:t>
       </w:r>
     </w:p>
     <w:p>
@@ -218,7 +218,7 @@
         </w:numPr>
       </w:pPr>
       <w:r>
-        <w:t>Bonds: soft (avg -0.79%)</w:t>
+        <w:t>Bonds: falling (avg -1.26%)</w:t>
       </w:r>
     </w:p>
     <w:p>
@@ -230,12 +230,12 @@
         </w:numPr>
       </w:pPr>
       <w:r>
-        <w:t>Energy Complex (sector-level): falling (avg -3.01%)</w:t>
+        <w:t>Energy Complex (sector-level): falling (avg -4.65%)</w:t>
       </w:r>
     </w:p>
     <w:p>
       <w:r>
-        <w:t>Bottom line: Breadth remains constructive with 55% of names positive QTD, but leadership is narrow, led by Health Care (+8.8%) and Information Technology (+7.5%), supported by firm prints in Energy (+3.2%), Industrials (+2.5%), Financials (+1.6%), Consumer Staples (+1.5%), and Materials (+0.4%), while Consumer Discretionary is essentially flat and defensives like Utilities (-3.0%), Communication Services (-5.1%), and especially Real Estate (-5.8%) trade heavy alongside a weaker Energy Complex (-3.0%), underscoring a market that is rewarding quality growth and balance-sheet strength over high-duration or rate‑sensitive exposures. Macro conditions reflect slowing growth and pressured earnings against still-sticky inflation, and the cross-asset tape—gold bid, the dollar firm, yields roughly flat with soft bonds, and a declining energy complex—confirms a cautious risk posture where investors are rotating up the quality spectrum rather than embracing broad cyclical beta.</w:t>
+        <w:t>Bottom line: With just over half the tape positive QTD, breadth is constructive but far from euphoric, and leadership has rotated toward defensives and quality growth—Health Care and Information Technology are doing the heavy lifting, supported by firm Financials, Staples, Industrials, and Energy, while higher-duration and more cyclical pockets like Real Estate, Utilities, and Communication Services lag and the Energy complex trades heavy. Macro conditions reflect slowing growth and pressured earnings expectations alongside still-sticky inflation, and that mix is echoed in the macro levers, where a bid in Gold, a firm USD and yields, and softer bonds and energy prices collectively signal a market paying up for quality, cash flow durability, and balance-sheet strength over pure cyclicality as the quarter progresses.</w:t>
       </w:r>
     </w:p>
     <w:sectPr>
@@ -422,9 +422,9 @@
     </w:lvl>
   </w:abstractNum>
   <w:abstractNum w:abstractNumId="9" w15:restartNumberingAfterBreak="0">
-    <w:nsid w:val="0C030C4E"/>
+    <w:nsid w:val="1F826701"/>
     <w:multiLevelType w:val="hybridMultilevel"/>
-    <w:tmpl w:val="81FE5F42"/>
+    <w:tmpl w:val="CF766842"/>
     <w:lvl w:ilvl="0" w:tplc="04090001">
       <w:start w:val="1"/>
       <w:numFmt w:val="bullet"/>
@@ -535,9 +535,9 @@
     </w:lvl>
   </w:abstractNum>
   <w:abstractNum w:abstractNumId="10" w15:restartNumberingAfterBreak="0">
-    <w:nsid w:val="345013A9"/>
+    <w:nsid w:val="3F1A0C4C"/>
     <w:multiLevelType w:val="hybridMultilevel"/>
-    <w:tmpl w:val="C0E2403C"/>
+    <w:tmpl w:val="DD6619DE"/>
     <w:lvl w:ilvl="0" w:tplc="04090001">
       <w:start w:val="1"/>
       <w:numFmt w:val="bullet"/>
@@ -647,38 +647,38 @@
       </w:rPr>
     </w:lvl>
   </w:abstractNum>
-  <w:num w:numId="1" w16cid:durableId="514153776">
+  <w:num w:numId="1" w16cid:durableId="221911958">
     <w:abstractNumId w:val="8"/>
   </w:num>
-  <w:num w:numId="2" w16cid:durableId="1283272378">
+  <w:num w:numId="2" w16cid:durableId="730151356">
     <w:abstractNumId w:val="6"/>
   </w:num>
-  <w:num w:numId="3" w16cid:durableId="894395838">
+  <w:num w:numId="3" w16cid:durableId="2019039302">
     <w:abstractNumId w:val="5"/>
   </w:num>
-  <w:num w:numId="4" w16cid:durableId="1475028721">
+  <w:num w:numId="4" w16cid:durableId="1620139721">
     <w:abstractNumId w:val="4"/>
   </w:num>
-  <w:num w:numId="5" w16cid:durableId="603461379">
+  <w:num w:numId="5" w16cid:durableId="56053616">
     <w:abstractNumId w:val="7"/>
   </w:num>
-  <w:num w:numId="6" w16cid:durableId="1127435862">
+  <w:num w:numId="6" w16cid:durableId="836460337">
     <w:abstractNumId w:val="3"/>
   </w:num>
-  <w:num w:numId="7" w16cid:durableId="171341299">
+  <w:num w:numId="7" w16cid:durableId="782460746">
     <w:abstractNumId w:val="2"/>
   </w:num>
-  <w:num w:numId="8" w16cid:durableId="560020133">
+  <w:num w:numId="8" w16cid:durableId="1874222391">
     <w:abstractNumId w:val="1"/>
   </w:num>
-  <w:num w:numId="9" w16cid:durableId="121585052">
+  <w:num w:numId="9" w16cid:durableId="92672317">
     <w:abstractNumId w:val="0"/>
   </w:num>
-  <w:num w:numId="10" w16cid:durableId="118306482">
+  <w:num w:numId="10" w16cid:durableId="1282951577">
+    <w:abstractNumId w:val="10"/>
+  </w:num>
+  <w:num w:numId="11" w16cid:durableId="1309476427">
     <w:abstractNumId w:val="9"/>
-  </w:num>
-  <w:num w:numId="11" w16cid:durableId="915866434">
-    <w:abstractNumId w:val="10"/>
   </w:num>
 </w:numbering>
 </file>

--- a/data/Market_Read_quarterly.docx
+++ b/data/Market_Read_quarterly.docx
@@ -4,7 +4,7 @@
   <w:body>
     <w:p>
       <w:r>
-        <w:t>Quarterly Market Read: December 12, 2025</w:t>
+        <w:t>Quarterly Market Read: December 15, 2025</w:t>
       </w:r>
     </w:p>
     <w:p>
@@ -21,7 +21,7 @@
         </w:numPr>
       </w:pPr>
       <w:r>
-        <w:t>Breadth: 53.5% of names are positive.</w:t>
+        <w:t>Breadth: 54.0% of names are positive.</w:t>
       </w:r>
     </w:p>
     <w:p>
@@ -33,7 +33,7 @@
         </w:numPr>
       </w:pPr>
       <w:r>
-        <w:t>Information Technology: leading (avg +4.15%)</w:t>
+        <w:t>Information Technology: firm (avg +3.42%)</w:t>
       </w:r>
     </w:p>
     <w:p>
@@ -45,7 +45,7 @@
         </w:numPr>
       </w:pPr>
       <w:r>
-        <w:t>Industrials: firm (avg +1.74%)</w:t>
+        <w:t>Industrials: firm (avg +1.81%)</w:t>
       </w:r>
     </w:p>
     <w:p>
@@ -57,7 +57,7 @@
         </w:numPr>
       </w:pPr>
       <w:r>
-        <w:t>Consumer Staples: firm (avg +2.08%)</w:t>
+        <w:t>Consumer Staples: firm (avg +2.15%)</w:t>
       </w:r>
     </w:p>
     <w:p>
@@ -69,7 +69,7 @@
         </w:numPr>
       </w:pPr>
       <w:r>
-        <w:t>Consumer Discretionary: flat/firm (avg -0.03%)</w:t>
+        <w:t>Consumer Discretionary: flat/firm (avg +0.74%)</w:t>
       </w:r>
     </w:p>
     <w:p>
@@ -81,7 +81,7 @@
         </w:numPr>
       </w:pPr>
       <w:r>
-        <w:t>Financials: firm (avg +1.60%)</w:t>
+        <w:t>Financials: firm (avg +1.57%)</w:t>
       </w:r>
     </w:p>
     <w:p>
@@ -93,7 +93,7 @@
         </w:numPr>
       </w:pPr>
       <w:r>
-        <w:t>Utilities: heavy (avg -3.05%)</w:t>
+        <w:t>Utilities: soft (avg -2.20%)</w:t>
       </w:r>
     </w:p>
     <w:p>
@@ -105,7 +105,7 @@
         </w:numPr>
       </w:pPr>
       <w:r>
-        <w:t>Real Estate: heavy (avg -5.81%)</w:t>
+        <w:t>Real Estate: heavy (avg -5.55%)</w:t>
       </w:r>
     </w:p>
     <w:p>
@@ -117,7 +117,7 @@
         </w:numPr>
       </w:pPr>
       <w:r>
-        <w:t>Materials: flat/firm (avg +0.10%)</w:t>
+        <w:t>Materials: flat/firm (avg -0.24%)</w:t>
       </w:r>
     </w:p>
     <w:p>
@@ -129,7 +129,7 @@
         </w:numPr>
       </w:pPr>
       <w:r>
-        <w:t>Energy: firm (avg +2.00%)</w:t>
+        <w:t>Energy: flat/firm (avg +1.01%)</w:t>
       </w:r>
     </w:p>
     <w:p>
@@ -141,7 +141,7 @@
         </w:numPr>
       </w:pPr>
       <w:r>
-        <w:t>Health Care: leading (avg +8.52%)</w:t>
+        <w:t>Health Care: leading (avg +9.22%)</w:t>
       </w:r>
     </w:p>
     <w:p>
@@ -153,7 +153,7 @@
         </w:numPr>
       </w:pPr>
       <w:r>
-        <w:t>Communication Services: heavy (avg -5.46%)</w:t>
+        <w:t>Communication Services: heavy (avg -5.50%)</w:t>
       </w:r>
     </w:p>
     <w:p>
@@ -165,7 +165,7 @@
         </w:numPr>
       </w:pPr>
       <w:r>
-        <w:t>Energy Complex: heavy (avg -4.65%)</w:t>
+        <w:t>Energy Complex: heavy (avg -6.31%)</w:t>
       </w:r>
     </w:p>
     <w:p>
@@ -182,7 +182,7 @@
         </w:numPr>
       </w:pPr>
       <w:r>
-        <w:t>Gold: bid (avg +11.24%)</w:t>
+        <w:t>Gold: bid (avg +11.35%)</w:t>
       </w:r>
     </w:p>
     <w:p>
@@ -194,7 +194,7 @@
         </w:numPr>
       </w:pPr>
       <w:r>
-        <w:t>USD: firm (avg +1.60%)</w:t>
+        <w:t>USD: firm (avg +1.53%)</w:t>
       </w:r>
     </w:p>
     <w:p>
@@ -206,7 +206,7 @@
         </w:numPr>
       </w:pPr>
       <w:r>
-        <w:t>Yields: firm (avg +1.43%)</w:t>
+        <w:t>Yields: firm (avg +1.12%)</w:t>
       </w:r>
     </w:p>
     <w:p>
@@ -218,7 +218,7 @@
         </w:numPr>
       </w:pPr>
       <w:r>
-        <w:t>Bonds: falling (avg -1.26%)</w:t>
+        <w:t>Bonds: falling (avg -1.22%)</w:t>
       </w:r>
     </w:p>
     <w:p>
@@ -230,12 +230,12 @@
         </w:numPr>
       </w:pPr>
       <w:r>
-        <w:t>Energy Complex (sector-level): falling (avg -4.65%)</w:t>
+        <w:t>Energy Complex (sector-level): falling (avg -6.31%)</w:t>
       </w:r>
     </w:p>
     <w:p>
       <w:r>
-        <w:t>Bottom line: With just over half the tape positive QTD, breadth is constructive but far from euphoric, and leadership has rotated toward defensives and quality growth—Health Care and Information Technology are doing the heavy lifting, supported by firm Financials, Staples, Industrials, and Energy, while higher-duration and more cyclical pockets like Real Estate, Utilities, and Communication Services lag and the Energy complex trades heavy. Macro conditions reflect slowing growth and pressured earnings expectations alongside still-sticky inflation, and that mix is echoed in the macro levers, where a bid in Gold, a firm USD and yields, and softer bonds and energy prices collectively signal a market paying up for quality, cash flow durability, and balance-sheet strength over pure cyclicality as the quarter progresses.</w:t>
+        <w:t>Bottom line: Breadth is decent with just over half of names positive, but performance is increasingly concentrated, as Health Care is decisively leading while Technology, Staples, Industrials, Financials, Consumer Discretionary, Materials, and Energy grind modestly higher and defensives like Utilities, Real Estate, and Communication Services lag. Macro posture shows growth is slowing on a rolling-quarter basis with earnings revisions under pressure while inflation stays sticky above pre-COVID norms, and the tape is broadly consistent with that setup: a bid to Gold alongside a firmer USD and higher yields, falling bonds, and a heavy energy complex all point to a market that is rotating toward quality, cash-flow resilience, and balance-sheet strength rather than embracing a clean, reflationary growth upturn.</w:t>
       </w:r>
     </w:p>
     <w:sectPr>
@@ -422,9 +422,9 @@
     </w:lvl>
   </w:abstractNum>
   <w:abstractNum w:abstractNumId="9" w15:restartNumberingAfterBreak="0">
-    <w:nsid w:val="1F826701"/>
+    <w:nsid w:val="02E71440"/>
     <w:multiLevelType w:val="hybridMultilevel"/>
-    <w:tmpl w:val="CF766842"/>
+    <w:tmpl w:val="399ECA60"/>
     <w:lvl w:ilvl="0" w:tplc="04090001">
       <w:start w:val="1"/>
       <w:numFmt w:val="bullet"/>
@@ -535,9 +535,9 @@
     </w:lvl>
   </w:abstractNum>
   <w:abstractNum w:abstractNumId="10" w15:restartNumberingAfterBreak="0">
-    <w:nsid w:val="3F1A0C4C"/>
+    <w:nsid w:val="54E75FCF"/>
     <w:multiLevelType w:val="hybridMultilevel"/>
-    <w:tmpl w:val="DD6619DE"/>
+    <w:tmpl w:val="C4743F7C"/>
     <w:lvl w:ilvl="0" w:tplc="04090001">
       <w:start w:val="1"/>
       <w:numFmt w:val="bullet"/>
@@ -647,38 +647,38 @@
       </w:rPr>
     </w:lvl>
   </w:abstractNum>
-  <w:num w:numId="1" w16cid:durableId="221911958">
+  <w:num w:numId="1" w16cid:durableId="2058969464">
     <w:abstractNumId w:val="8"/>
   </w:num>
-  <w:num w:numId="2" w16cid:durableId="730151356">
+  <w:num w:numId="2" w16cid:durableId="1916548326">
     <w:abstractNumId w:val="6"/>
   </w:num>
-  <w:num w:numId="3" w16cid:durableId="2019039302">
+  <w:num w:numId="3" w16cid:durableId="2003002918">
     <w:abstractNumId w:val="5"/>
   </w:num>
-  <w:num w:numId="4" w16cid:durableId="1620139721">
+  <w:num w:numId="4" w16cid:durableId="1569195524">
     <w:abstractNumId w:val="4"/>
   </w:num>
-  <w:num w:numId="5" w16cid:durableId="56053616">
+  <w:num w:numId="5" w16cid:durableId="1977711135">
     <w:abstractNumId w:val="7"/>
   </w:num>
-  <w:num w:numId="6" w16cid:durableId="836460337">
+  <w:num w:numId="6" w16cid:durableId="313721700">
     <w:abstractNumId w:val="3"/>
   </w:num>
-  <w:num w:numId="7" w16cid:durableId="782460746">
+  <w:num w:numId="7" w16cid:durableId="581378775">
     <w:abstractNumId w:val="2"/>
   </w:num>
-  <w:num w:numId="8" w16cid:durableId="1874222391">
+  <w:num w:numId="8" w16cid:durableId="1367679246">
     <w:abstractNumId w:val="1"/>
   </w:num>
-  <w:num w:numId="9" w16cid:durableId="92672317">
+  <w:num w:numId="9" w16cid:durableId="1460415688">
     <w:abstractNumId w:val="0"/>
   </w:num>
-  <w:num w:numId="10" w16cid:durableId="1282951577">
+  <w:num w:numId="10" w16cid:durableId="792942200">
+    <w:abstractNumId w:val="9"/>
+  </w:num>
+  <w:num w:numId="11" w16cid:durableId="393892607">
     <w:abstractNumId w:val="10"/>
-  </w:num>
-  <w:num w:numId="11" w16cid:durableId="1309476427">
-    <w:abstractNumId w:val="9"/>
   </w:num>
 </w:numbering>
 </file>

--- a/data/Market_Read_quarterly.docx
+++ b/data/Market_Read_quarterly.docx
@@ -4,7 +4,7 @@
   <w:body>
     <w:p>
       <w:r>
-        <w:t>Quarterly Market Read: December 15, 2025</w:t>
+        <w:t>Quarterly Market Read: December 16, 2025</w:t>
       </w:r>
     </w:p>
     <w:p>
@@ -21,7 +21,7 @@
         </w:numPr>
       </w:pPr>
       <w:r>
-        <w:t>Breadth: 54.0% of names are positive.</w:t>
+        <w:t>Breadth: 50.8% of names are positive.</w:t>
       </w:r>
     </w:p>
     <w:p>
@@ -33,7 +33,7 @@
         </w:numPr>
       </w:pPr>
       <w:r>
-        <w:t>Information Technology: firm (avg +3.42%)</w:t>
+        <w:t>Information Technology: firm (avg +3.31%)</w:t>
       </w:r>
     </w:p>
     <w:p>
@@ -45,7 +45,7 @@
         </w:numPr>
       </w:pPr>
       <w:r>
-        <w:t>Industrials: firm (avg +1.81%)</w:t>
+        <w:t>Industrials: flat/firm (avg +1.21%)</w:t>
       </w:r>
     </w:p>
     <w:p>
@@ -57,7 +57,7 @@
         </w:numPr>
       </w:pPr>
       <w:r>
-        <w:t>Consumer Staples: firm (avg +2.15%)</w:t>
+        <w:t>Consumer Staples: firm (avg +1.82%)</w:t>
       </w:r>
     </w:p>
     <w:p>
@@ -69,7 +69,7 @@
         </w:numPr>
       </w:pPr>
       <w:r>
-        <w:t>Consumer Discretionary: flat/firm (avg +0.74%)</w:t>
+        <w:t>Consumer Discretionary: flat/firm (avg +0.11%)</w:t>
       </w:r>
     </w:p>
     <w:p>
@@ -81,7 +81,7 @@
         </w:numPr>
       </w:pPr>
       <w:r>
-        <w:t>Financials: firm (avg +1.57%)</w:t>
+        <w:t>Financials: flat/firm (avg +1.17%)</w:t>
       </w:r>
     </w:p>
     <w:p>
@@ -93,7 +93,7 @@
         </w:numPr>
       </w:pPr>
       <w:r>
-        <w:t>Utilities: soft (avg -2.20%)</w:t>
+        <w:t>Utilities: soft (avg -2.83%)</w:t>
       </w:r>
     </w:p>
     <w:p>
@@ -105,7 +105,7 @@
         </w:numPr>
       </w:pPr>
       <w:r>
-        <w:t>Real Estate: heavy (avg -5.55%)</w:t>
+        <w:t>Real Estate: heavy (avg -6.46%)</w:t>
       </w:r>
     </w:p>
     <w:p>
@@ -117,7 +117,7 @@
         </w:numPr>
       </w:pPr>
       <w:r>
-        <w:t>Materials: flat/firm (avg -0.24%)</w:t>
+        <w:t>Materials: soft (avg -0.78%)</w:t>
       </w:r>
     </w:p>
     <w:p>
@@ -129,7 +129,7 @@
         </w:numPr>
       </w:pPr>
       <w:r>
-        <w:t>Energy: flat/firm (avg +1.01%)</w:t>
+        <w:t>Energy: soft (avg -2.46%)</w:t>
       </w:r>
     </w:p>
     <w:p>
@@ -141,7 +141,7 @@
         </w:numPr>
       </w:pPr>
       <w:r>
-        <w:t>Health Care: leading (avg +9.22%)</w:t>
+        <w:t>Health Care: leading (avg +7.75%)</w:t>
       </w:r>
     </w:p>
     <w:p>
@@ -153,7 +153,7 @@
         </w:numPr>
       </w:pPr>
       <w:r>
-        <w:t>Communication Services: heavy (avg -5.50%)</w:t>
+        <w:t>Communication Services: heavy (avg -5.48%)</w:t>
       </w:r>
     </w:p>
     <w:p>
@@ -165,7 +165,7 @@
         </w:numPr>
       </w:pPr>
       <w:r>
-        <w:t>Energy Complex: heavy (avg -6.31%)</w:t>
+        <w:t>Energy Complex: heavy (avg -8.85%)</w:t>
       </w:r>
     </w:p>
     <w:p>
@@ -182,7 +182,7 @@
         </w:numPr>
       </w:pPr>
       <w:r>
-        <w:t>Gold: bid (avg +11.35%)</w:t>
+        <w:t>Gold: bid (avg +11.37%)</w:t>
       </w:r>
     </w:p>
     <w:p>
@@ -194,7 +194,7 @@
         </w:numPr>
       </w:pPr>
       <w:r>
-        <w:t>USD: firm (avg +1.53%)</w:t>
+        <w:t>USD: firm (avg +1.42%)</w:t>
       </w:r>
     </w:p>
     <w:p>
@@ -206,7 +206,7 @@
         </w:numPr>
       </w:pPr>
       <w:r>
-        <w:t>Yields: firm (avg +1.12%)</w:t>
+        <w:t>Yields: flat (avg +0.30%)</w:t>
       </w:r>
     </w:p>
     <w:p>
@@ -218,7 +218,7 @@
         </w:numPr>
       </w:pPr>
       <w:r>
-        <w:t>Bonds: falling (avg -1.22%)</w:t>
+        <w:t>Bonds: soft (avg -0.98%)</w:t>
       </w:r>
     </w:p>
     <w:p>
@@ -230,12 +230,12 @@
         </w:numPr>
       </w:pPr>
       <w:r>
-        <w:t>Energy Complex (sector-level): falling (avg -6.31%)</w:t>
+        <w:t>Energy Complex (sector-level): falling (avg -8.85%)</w:t>
       </w:r>
     </w:p>
     <w:p>
       <w:r>
-        <w:t>Bottom line: Breadth is decent with just over half of names positive, but performance is increasingly concentrated, as Health Care is decisively leading while Technology, Staples, Industrials, Financials, Consumer Discretionary, Materials, and Energy grind modestly higher and defensives like Utilities, Real Estate, and Communication Services lag. Macro posture shows growth is slowing on a rolling-quarter basis with earnings revisions under pressure while inflation stays sticky above pre-COVID norms, and the tape is broadly consistent with that setup: a bid to Gold alongside a firmer USD and higher yields, falling bonds, and a heavy energy complex all point to a market that is rotating toward quality, cash-flow resilience, and balance-sheet strength rather than embracing a clean, reflationary growth upturn.</w:t>
+        <w:t>Bottom line: With just over half of names positive QTD, breadth is mixed but resilient, and the tape is rewarding defensives and secular growers, led by Health Care and a still-firm Technology complex, while Industrials, Consumer Staples, Financials, and Consumer Discretionary grind modestly higher and classic rate sensitives like Utilities and Real Estate trade heavy alongside weaker Energy, Materials, and Communication Services. Macro conditions reflect growth that is decelerating on a rolling-quarter basis, with earnings revisions still under pressure, against inflation that is proving sticky above pre-COVID norms even as headline prints cool at the margin, a backdrop echoed by a bid in Gold, a firm USD, flat yields, soft bonds, and a sharply lower Energy complex that together argue for a cautious, quality-tilt stance consistent with the sector leadership profile this quarter.</w:t>
       </w:r>
     </w:p>
     <w:sectPr>
@@ -422,9 +422,9 @@
     </w:lvl>
   </w:abstractNum>
   <w:abstractNum w:abstractNumId="9" w15:restartNumberingAfterBreak="0">
-    <w:nsid w:val="02E71440"/>
+    <w:nsid w:val="0297133F"/>
     <w:multiLevelType w:val="hybridMultilevel"/>
-    <w:tmpl w:val="399ECA60"/>
+    <w:tmpl w:val="F314EEAA"/>
     <w:lvl w:ilvl="0" w:tplc="04090001">
       <w:start w:val="1"/>
       <w:numFmt w:val="bullet"/>
@@ -535,9 +535,9 @@
     </w:lvl>
   </w:abstractNum>
   <w:abstractNum w:abstractNumId="10" w15:restartNumberingAfterBreak="0">
-    <w:nsid w:val="54E75FCF"/>
+    <w:nsid w:val="05F9555A"/>
     <w:multiLevelType w:val="hybridMultilevel"/>
-    <w:tmpl w:val="C4743F7C"/>
+    <w:tmpl w:val="39ACF74E"/>
     <w:lvl w:ilvl="0" w:tplc="04090001">
       <w:start w:val="1"/>
       <w:numFmt w:val="bullet"/>
@@ -647,38 +647,38 @@
       </w:rPr>
     </w:lvl>
   </w:abstractNum>
-  <w:num w:numId="1" w16cid:durableId="2058969464">
+  <w:num w:numId="1" w16cid:durableId="1187215413">
     <w:abstractNumId w:val="8"/>
   </w:num>
-  <w:num w:numId="2" w16cid:durableId="1916548326">
+  <w:num w:numId="2" w16cid:durableId="280111020">
     <w:abstractNumId w:val="6"/>
   </w:num>
-  <w:num w:numId="3" w16cid:durableId="2003002918">
+  <w:num w:numId="3" w16cid:durableId="48769736">
     <w:abstractNumId w:val="5"/>
   </w:num>
-  <w:num w:numId="4" w16cid:durableId="1569195524">
+  <w:num w:numId="4" w16cid:durableId="1577327587">
     <w:abstractNumId w:val="4"/>
   </w:num>
-  <w:num w:numId="5" w16cid:durableId="1977711135">
+  <w:num w:numId="5" w16cid:durableId="1183671512">
     <w:abstractNumId w:val="7"/>
   </w:num>
-  <w:num w:numId="6" w16cid:durableId="313721700">
+  <w:num w:numId="6" w16cid:durableId="600256942">
     <w:abstractNumId w:val="3"/>
   </w:num>
-  <w:num w:numId="7" w16cid:durableId="581378775">
+  <w:num w:numId="7" w16cid:durableId="1832132949">
     <w:abstractNumId w:val="2"/>
   </w:num>
-  <w:num w:numId="8" w16cid:durableId="1367679246">
+  <w:num w:numId="8" w16cid:durableId="487869670">
     <w:abstractNumId w:val="1"/>
   </w:num>
-  <w:num w:numId="9" w16cid:durableId="1460415688">
+  <w:num w:numId="9" w16cid:durableId="1982467072">
     <w:abstractNumId w:val="0"/>
   </w:num>
-  <w:num w:numId="10" w16cid:durableId="792942200">
+  <w:num w:numId="10" w16cid:durableId="1147473993">
+    <w:abstractNumId w:val="10"/>
+  </w:num>
+  <w:num w:numId="11" w16cid:durableId="683358391">
     <w:abstractNumId w:val="9"/>
-  </w:num>
-  <w:num w:numId="11" w16cid:durableId="393892607">
-    <w:abstractNumId w:val="10"/>
   </w:num>
 </w:numbering>
 </file>

--- a/data/Market_Read_quarterly.docx
+++ b/data/Market_Read_quarterly.docx
@@ -4,7 +4,7 @@
   <w:body>
     <w:p>
       <w:r>
-        <w:t>Quarterly Market Read: December 16, 2025</w:t>
+        <w:t>Quarterly Market Read: December 18, 2025</w:t>
       </w:r>
     </w:p>
     <w:p>
@@ -21,7 +21,7 @@
         </w:numPr>
       </w:pPr>
       <w:r>
-        <w:t>Breadth: 50.8% of names are positive.</w:t>
+        <w:t>Breadth: 50.2% of names are positive.</w:t>
       </w:r>
     </w:p>
     <w:p>
@@ -33,7 +33,7 @@
         </w:numPr>
       </w:pPr>
       <w:r>
-        <w:t>Information Technology: firm (avg +3.31%)</w:t>
+        <w:t>Information Technology: firm (avg +1.76%)</w:t>
       </w:r>
     </w:p>
     <w:p>
@@ -45,7 +45,7 @@
         </w:numPr>
       </w:pPr>
       <w:r>
-        <w:t>Industrials: flat/firm (avg +1.21%)</w:t>
+        <w:t>Industrials: flat/firm (avg +0.59%)</w:t>
       </w:r>
     </w:p>
     <w:p>
@@ -57,7 +57,7 @@
         </w:numPr>
       </w:pPr>
       <w:r>
-        <w:t>Consumer Staples: firm (avg +1.82%)</w:t>
+        <w:t>Consumer Staples: firm (avg +1.61%)</w:t>
       </w:r>
     </w:p>
     <w:p>
@@ -69,7 +69,7 @@
         </w:numPr>
       </w:pPr>
       <w:r>
-        <w:t>Consumer Discretionary: flat/firm (avg +0.11%)</w:t>
+        <w:t>Consumer Discretionary: flat/firm (avg +0.22%)</w:t>
       </w:r>
     </w:p>
     <w:p>
@@ -81,7 +81,7 @@
         </w:numPr>
       </w:pPr>
       <w:r>
-        <w:t>Financials: flat/firm (avg +1.17%)</w:t>
+        <w:t>Financials: flat/firm (avg +1.03%)</w:t>
       </w:r>
     </w:p>
     <w:p>
@@ -93,7 +93,7 @@
         </w:numPr>
       </w:pPr>
       <w:r>
-        <w:t>Utilities: soft (avg -2.83%)</w:t>
+        <w:t>Utilities: soft (avg -2.32%)</w:t>
       </w:r>
     </w:p>
     <w:p>
@@ -105,7 +105,7 @@
         </w:numPr>
       </w:pPr>
       <w:r>
-        <w:t>Real Estate: heavy (avg -6.46%)</w:t>
+        <w:t>Real Estate: heavy (avg -6.07%)</w:t>
       </w:r>
     </w:p>
     <w:p>
@@ -117,7 +117,7 @@
         </w:numPr>
       </w:pPr>
       <w:r>
-        <w:t>Materials: soft (avg -0.78%)</w:t>
+        <w:t>Materials: flat/firm (avg +0.15%)</w:t>
       </w:r>
     </w:p>
     <w:p>
@@ -129,7 +129,7 @@
         </w:numPr>
       </w:pPr>
       <w:r>
-        <w:t>Energy: soft (avg -2.46%)</w:t>
+        <w:t>Energy: soft (avg -1.84%)</w:t>
       </w:r>
     </w:p>
     <w:p>
@@ -141,7 +141,7 @@
         </w:numPr>
       </w:pPr>
       <w:r>
-        <w:t>Health Care: leading (avg +7.75%)</w:t>
+        <w:t>Health Care: leading (avg +7.71%)</w:t>
       </w:r>
     </w:p>
     <w:p>
@@ -153,7 +153,7 @@
         </w:numPr>
       </w:pPr>
       <w:r>
-        <w:t>Communication Services: heavy (avg -5.48%)</w:t>
+        <w:t>Communication Services: heavy (avg -5.52%)</w:t>
       </w:r>
     </w:p>
     <w:p>
@@ -165,7 +165,7 @@
         </w:numPr>
       </w:pPr>
       <w:r>
-        <w:t>Energy Complex: heavy (avg -8.85%)</w:t>
+        <w:t>Energy Complex: heavy (avg -8.43%)</w:t>
       </w:r>
     </w:p>
     <w:p>
@@ -182,7 +182,7 @@
         </w:numPr>
       </w:pPr>
       <w:r>
-        <w:t>Gold: bid (avg +11.37%)</w:t>
+        <w:t>Gold: bid (avg +12.12%)</w:t>
       </w:r>
     </w:p>
     <w:p>
@@ -194,7 +194,7 @@
         </w:numPr>
       </w:pPr>
       <w:r>
-        <w:t>USD: firm (avg +1.42%)</w:t>
+        <w:t>USD: firm (avg +1.71%)</w:t>
       </w:r>
     </w:p>
     <w:p>
@@ -206,7 +206,7 @@
         </w:numPr>
       </w:pPr>
       <w:r>
-        <w:t>Yields: flat (avg +0.30%)</w:t>
+        <w:t>Yields: flat (avg -0.43%)</w:t>
       </w:r>
     </w:p>
     <w:p>
@@ -218,7 +218,7 @@
         </w:numPr>
       </w:pPr>
       <w:r>
-        <w:t>Bonds: soft (avg -0.98%)</w:t>
+        <w:t>Bonds: soft (avg -0.88%)</w:t>
       </w:r>
     </w:p>
     <w:p>
@@ -230,12 +230,12 @@
         </w:numPr>
       </w:pPr>
       <w:r>
-        <w:t>Energy Complex (sector-level): falling (avg -8.85%)</w:t>
+        <w:t>Energy Complex (sector-level): falling (avg -8.43%)</w:t>
       </w:r>
     </w:p>
     <w:p>
       <w:r>
-        <w:t>Bottom line: With just over half of names positive QTD, breadth is mixed but resilient, and the tape is rewarding defensives and secular growers, led by Health Care and a still-firm Technology complex, while Industrials, Consumer Staples, Financials, and Consumer Discretionary grind modestly higher and classic rate sensitives like Utilities and Real Estate trade heavy alongside weaker Energy, Materials, and Communication Services. Macro conditions reflect growth that is decelerating on a rolling-quarter basis, with earnings revisions still under pressure, against inflation that is proving sticky above pre-COVID norms even as headline prints cool at the margin, a backdrop echoed by a bid in Gold, a firm USD, flat yields, soft bonds, and a sharply lower Energy complex that together argue for a cautious, quality-tilt stance consistent with the sector leadership profile this quarter.</w:t>
+        <w:t>Bottom line: With just over half of names positive QTD and breadth sitting near 50/50, the tape is signaling a modestly constructive but selective environment where defensives and quality growth are being rewarded. Health Care is the clear leadership pocket, with solid support from Information Technology, Consumer Staples, and reasonably firm Industrials, Financials, and Consumer Discretionary, while Utilities and Energy are soft and the more rate- and cyclically-sensitive pockets of Real Estate and Communication Services are under notable pressure, consistent with investors fading leverage to both higher rates and more volatile advertising/consumer cycles. Macro conditions reflect slowing growth and pressured earnings expectations alongside still-sticky inflation, and that backdrop is corroborated by a bid in Gold, a firm USD, flat-to-soft yields and bonds, and a heavy Energy Complex, all of which point to a market increasingly paying up for balance-sheet strength and earnings durability rather than broad cyclicality as the quarter progresses.</w:t>
       </w:r>
     </w:p>
     <w:sectPr>
@@ -422,9 +422,9 @@
     </w:lvl>
   </w:abstractNum>
   <w:abstractNum w:abstractNumId="9" w15:restartNumberingAfterBreak="0">
-    <w:nsid w:val="0297133F"/>
+    <w:nsid w:val="23C62BD2"/>
     <w:multiLevelType w:val="hybridMultilevel"/>
-    <w:tmpl w:val="F314EEAA"/>
+    <w:tmpl w:val="BFCA5230"/>
     <w:lvl w:ilvl="0" w:tplc="04090001">
       <w:start w:val="1"/>
       <w:numFmt w:val="bullet"/>
@@ -535,9 +535,9 @@
     </w:lvl>
   </w:abstractNum>
   <w:abstractNum w:abstractNumId="10" w15:restartNumberingAfterBreak="0">
-    <w:nsid w:val="05F9555A"/>
+    <w:nsid w:val="59F25077"/>
     <w:multiLevelType w:val="hybridMultilevel"/>
-    <w:tmpl w:val="39ACF74E"/>
+    <w:tmpl w:val="369A111E"/>
     <w:lvl w:ilvl="0" w:tplc="04090001">
       <w:start w:val="1"/>
       <w:numFmt w:val="bullet"/>
@@ -647,37 +647,37 @@
       </w:rPr>
     </w:lvl>
   </w:abstractNum>
-  <w:num w:numId="1" w16cid:durableId="1187215413">
+  <w:num w:numId="1" w16cid:durableId="1396246422">
     <w:abstractNumId w:val="8"/>
   </w:num>
-  <w:num w:numId="2" w16cid:durableId="280111020">
+  <w:num w:numId="2" w16cid:durableId="1693143050">
     <w:abstractNumId w:val="6"/>
   </w:num>
-  <w:num w:numId="3" w16cid:durableId="48769736">
+  <w:num w:numId="3" w16cid:durableId="1662588060">
     <w:abstractNumId w:val="5"/>
   </w:num>
-  <w:num w:numId="4" w16cid:durableId="1577327587">
+  <w:num w:numId="4" w16cid:durableId="1569345585">
     <w:abstractNumId w:val="4"/>
   </w:num>
-  <w:num w:numId="5" w16cid:durableId="1183671512">
+  <w:num w:numId="5" w16cid:durableId="294408975">
     <w:abstractNumId w:val="7"/>
   </w:num>
-  <w:num w:numId="6" w16cid:durableId="600256942">
+  <w:num w:numId="6" w16cid:durableId="914513443">
     <w:abstractNumId w:val="3"/>
   </w:num>
-  <w:num w:numId="7" w16cid:durableId="1832132949">
+  <w:num w:numId="7" w16cid:durableId="763233937">
     <w:abstractNumId w:val="2"/>
   </w:num>
-  <w:num w:numId="8" w16cid:durableId="487869670">
+  <w:num w:numId="8" w16cid:durableId="684745389">
     <w:abstractNumId w:val="1"/>
   </w:num>
-  <w:num w:numId="9" w16cid:durableId="1982467072">
+  <w:num w:numId="9" w16cid:durableId="734165189">
     <w:abstractNumId w:val="0"/>
   </w:num>
-  <w:num w:numId="10" w16cid:durableId="1147473993">
+  <w:num w:numId="10" w16cid:durableId="1945071502">
     <w:abstractNumId w:val="10"/>
   </w:num>
-  <w:num w:numId="11" w16cid:durableId="683358391">
+  <w:num w:numId="11" w16cid:durableId="209613452">
     <w:abstractNumId w:val="9"/>
   </w:num>
 </w:numbering>

--- a/data/Market_Read_quarterly.docx
+++ b/data/Market_Read_quarterly.docx
@@ -4,7 +4,7 @@
   <w:body>
     <w:p>
       <w:r>
-        <w:t>Quarterly Market Read: December 18, 2025</w:t>
+        <w:t>Quarterly Market Read: December 19, 2025</w:t>
       </w:r>
     </w:p>
     <w:p>
@@ -21,7 +21,7 @@
         </w:numPr>
       </w:pPr>
       <w:r>
-        <w:t>Breadth: 50.2% of names are positive.</w:t>
+        <w:t>Breadth: 50.8% of names are positive.</w:t>
       </w:r>
     </w:p>
     <w:p>
@@ -33,7 +33,7 @@
         </w:numPr>
       </w:pPr>
       <w:r>
-        <w:t>Information Technology: firm (avg +1.76%)</w:t>
+        <w:t>Information Technology: leading (avg +4.53%)</w:t>
       </w:r>
     </w:p>
     <w:p>
@@ -45,7 +45,7 @@
         </w:numPr>
       </w:pPr>
       <w:r>
-        <w:t>Industrials: flat/firm (avg +0.59%)</w:t>
+        <w:t>Industrials: flat/firm (avg +1.23%)</w:t>
       </w:r>
     </w:p>
     <w:p>
@@ -57,7 +57,7 @@
         </w:numPr>
       </w:pPr>
       <w:r>
-        <w:t>Consumer Staples: firm (avg +1.61%)</w:t>
+        <w:t>Consumer Staples: flat/firm (avg +0.43%)</w:t>
       </w:r>
     </w:p>
     <w:p>
@@ -69,7 +69,7 @@
         </w:numPr>
       </w:pPr>
       <w:r>
-        <w:t>Consumer Discretionary: flat/firm (avg +0.22%)</w:t>
+        <w:t>Consumer Discretionary: flat/firm (avg +0.08%)</w:t>
       </w:r>
     </w:p>
     <w:p>
@@ -81,7 +81,7 @@
         </w:numPr>
       </w:pPr>
       <w:r>
-        <w:t>Financials: flat/firm (avg +1.03%)</w:t>
+        <w:t>Financials: firm (avg +1.56%)</w:t>
       </w:r>
     </w:p>
     <w:p>
@@ -93,7 +93,7 @@
         </w:numPr>
       </w:pPr>
       <w:r>
-        <w:t>Utilities: soft (avg -2.32%)</w:t>
+        <w:t>Utilities: heavy (avg -3.52%)</w:t>
       </w:r>
     </w:p>
     <w:p>
@@ -105,7 +105,7 @@
         </w:numPr>
       </w:pPr>
       <w:r>
-        <w:t>Real Estate: heavy (avg -6.07%)</w:t>
+        <w:t>Real Estate: heavy (avg -6.56%)</w:t>
       </w:r>
     </w:p>
     <w:p>
@@ -117,7 +117,7 @@
         </w:numPr>
       </w:pPr>
       <w:r>
-        <w:t>Materials: flat/firm (avg +0.15%)</w:t>
+        <w:t>Materials: flat/firm (avg +0.47%)</w:t>
       </w:r>
     </w:p>
     <w:p>
@@ -129,7 +129,7 @@
         </w:numPr>
       </w:pPr>
       <w:r>
-        <w:t>Energy: soft (avg -1.84%)</w:t>
+        <w:t>Energy: soft (avg -1.63%)</w:t>
       </w:r>
     </w:p>
     <w:p>
@@ -141,7 +141,7 @@
         </w:numPr>
       </w:pPr>
       <w:r>
-        <w:t>Health Care: leading (avg +7.71%)</w:t>
+        <w:t>Health Care: leading (avg +8.55%)</w:t>
       </w:r>
     </w:p>
     <w:p>
@@ -153,7 +153,7 @@
         </w:numPr>
       </w:pPr>
       <w:r>
-        <w:t>Communication Services: heavy (avg -5.52%)</w:t>
+        <w:t>Communication Services: heavy (avg -5.43%)</w:t>
       </w:r>
     </w:p>
     <w:p>
@@ -165,7 +165,7 @@
         </w:numPr>
       </w:pPr>
       <w:r>
-        <w:t>Energy Complex: heavy (avg -8.43%)</w:t>
+        <w:t>Energy Complex: heavy (avg -7.25%)</w:t>
       </w:r>
     </w:p>
     <w:p>
@@ -182,7 +182,7 @@
         </w:numPr>
       </w:pPr>
       <w:r>
-        <w:t>Gold: bid (avg +12.12%)</w:t>
+        <w:t>Gold: bid (avg +12.25%)</w:t>
       </w:r>
     </w:p>
     <w:p>
@@ -194,7 +194,7 @@
         </w:numPr>
       </w:pPr>
       <w:r>
-        <w:t>USD: firm (avg +1.71%)</w:t>
+        <w:t>USD: firm (avg +2.04%)</w:t>
       </w:r>
     </w:p>
     <w:p>
@@ -206,7 +206,7 @@
         </w:numPr>
       </w:pPr>
       <w:r>
-        <w:t>Yields: flat (avg -0.43%)</w:t>
+        <w:t>Yields: flat (avg +0.35%)</w:t>
       </w:r>
     </w:p>
     <w:p>
@@ -218,7 +218,7 @@
         </w:numPr>
       </w:pPr>
       <w:r>
-        <w:t>Bonds: soft (avg -0.88%)</w:t>
+        <w:t>Bonds: falling (avg -1.43%)</w:t>
       </w:r>
     </w:p>
     <w:p>
@@ -230,12 +230,12 @@
         </w:numPr>
       </w:pPr>
       <w:r>
-        <w:t>Energy Complex (sector-level): falling (avg -8.43%)</w:t>
+        <w:t>Energy Complex (sector-level): falling (avg -7.25%)</w:t>
       </w:r>
     </w:p>
     <w:p>
       <w:r>
-        <w:t>Bottom line: With just over half of names positive QTD and breadth sitting near 50/50, the tape is signaling a modestly constructive but selective environment where defensives and quality growth are being rewarded. Health Care is the clear leadership pocket, with solid support from Information Technology, Consumer Staples, and reasonably firm Industrials, Financials, and Consumer Discretionary, while Utilities and Energy are soft and the more rate- and cyclically-sensitive pockets of Real Estate and Communication Services are under notable pressure, consistent with investors fading leverage to both higher rates and more volatile advertising/consumer cycles. Macro conditions reflect slowing growth and pressured earnings expectations alongside still-sticky inflation, and that backdrop is corroborated by a bid in Gold, a firm USD, flat-to-soft yields and bonds, and a heavy Energy Complex, all of which point to a market increasingly paying up for balance-sheet strength and earnings durability rather than broad cyclicality as the quarter progresses.</w:t>
+        <w:t>Bottom line: With just over half of stocks positive QTD, breadth is only marginally supportive and the tape is increasingly selective, with Health Care and Information Technology carrying leadership while Financials and cyclicals like Industrials and Materials are merely firm to flat, and defensives are bifurcated as Consumer Staples hold in but classic bond proxies such as Utilities and Real Estate trade heavy alongside weak Energy and Communication Services. Macro conditions reflect slowing growth and pressured earnings against still-sticky inflation, and that mix is echoed in a firm USD, flat yields, falling bonds, and a bid in Gold alongside a heavy Energy complex, all of which together argue for a cautious, quality-tilted risk posture that aligns with the market’s preference for secular growth and resilient earnings over rate-sensitive and commodity-linked laggards this quarter.</w:t>
       </w:r>
     </w:p>
     <w:sectPr>
@@ -422,9 +422,9 @@
     </w:lvl>
   </w:abstractNum>
   <w:abstractNum w:abstractNumId="9" w15:restartNumberingAfterBreak="0">
-    <w:nsid w:val="23C62BD2"/>
+    <w:nsid w:val="59CC4285"/>
     <w:multiLevelType w:val="hybridMultilevel"/>
-    <w:tmpl w:val="BFCA5230"/>
+    <w:tmpl w:val="67D23A60"/>
     <w:lvl w:ilvl="0" w:tplc="04090001">
       <w:start w:val="1"/>
       <w:numFmt w:val="bullet"/>
@@ -535,9 +535,9 @@
     </w:lvl>
   </w:abstractNum>
   <w:abstractNum w:abstractNumId="10" w15:restartNumberingAfterBreak="0">
-    <w:nsid w:val="59F25077"/>
+    <w:nsid w:val="67700574"/>
     <w:multiLevelType w:val="hybridMultilevel"/>
-    <w:tmpl w:val="369A111E"/>
+    <w:tmpl w:val="AA94916C"/>
     <w:lvl w:ilvl="0" w:tplc="04090001">
       <w:start w:val="1"/>
       <w:numFmt w:val="bullet"/>
@@ -647,37 +647,37 @@
       </w:rPr>
     </w:lvl>
   </w:abstractNum>
-  <w:num w:numId="1" w16cid:durableId="1396246422">
+  <w:num w:numId="1" w16cid:durableId="199633799">
     <w:abstractNumId w:val="8"/>
   </w:num>
-  <w:num w:numId="2" w16cid:durableId="1693143050">
+  <w:num w:numId="2" w16cid:durableId="681323667">
     <w:abstractNumId w:val="6"/>
   </w:num>
-  <w:num w:numId="3" w16cid:durableId="1662588060">
+  <w:num w:numId="3" w16cid:durableId="1642495705">
     <w:abstractNumId w:val="5"/>
   </w:num>
-  <w:num w:numId="4" w16cid:durableId="1569345585">
+  <w:num w:numId="4" w16cid:durableId="871193380">
     <w:abstractNumId w:val="4"/>
   </w:num>
-  <w:num w:numId="5" w16cid:durableId="294408975">
+  <w:num w:numId="5" w16cid:durableId="373968880">
     <w:abstractNumId w:val="7"/>
   </w:num>
-  <w:num w:numId="6" w16cid:durableId="914513443">
+  <w:num w:numId="6" w16cid:durableId="1897741309">
     <w:abstractNumId w:val="3"/>
   </w:num>
-  <w:num w:numId="7" w16cid:durableId="763233937">
+  <w:num w:numId="7" w16cid:durableId="439181649">
     <w:abstractNumId w:val="2"/>
   </w:num>
-  <w:num w:numId="8" w16cid:durableId="684745389">
+  <w:num w:numId="8" w16cid:durableId="2132434480">
     <w:abstractNumId w:val="1"/>
   </w:num>
-  <w:num w:numId="9" w16cid:durableId="734165189">
+  <w:num w:numId="9" w16cid:durableId="1076125402">
     <w:abstractNumId w:val="0"/>
   </w:num>
-  <w:num w:numId="10" w16cid:durableId="1945071502">
+  <w:num w:numId="10" w16cid:durableId="1934781052">
     <w:abstractNumId w:val="10"/>
   </w:num>
-  <w:num w:numId="11" w16cid:durableId="209613452">
+  <w:num w:numId="11" w16cid:durableId="1186558231">
     <w:abstractNumId w:val="9"/>
   </w:num>
 </w:numbering>

--- a/data/Market_Read_quarterly.docx
+++ b/data/Market_Read_quarterly.docx
@@ -4,7 +4,7 @@
   <w:body>
     <w:p>
       <w:r>
-        <w:t>Quarterly Market Read: December 19, 2025</w:t>
+        <w:t>Quarterly Market Read: December 22, 2025</w:t>
       </w:r>
     </w:p>
     <w:p>
@@ -21,7 +21,7 @@
         </w:numPr>
       </w:pPr>
       <w:r>
-        <w:t>Breadth: 50.8% of names are positive.</w:t>
+        <w:t>Breadth: 52.9% of names are positive.</w:t>
       </w:r>
     </w:p>
     <w:p>
@@ -33,7 +33,7 @@
         </w:numPr>
       </w:pPr>
       <w:r>
-        <w:t>Information Technology: leading (avg +4.53%)</w:t>
+        <w:t>Information Technology: leading (avg +5.26%)</w:t>
       </w:r>
     </w:p>
     <w:p>
@@ -45,7 +45,7 @@
         </w:numPr>
       </w:pPr>
       <w:r>
-        <w:t>Industrials: flat/firm (avg +1.23%)</w:t>
+        <w:t>Industrials: firm (avg +2.41%)</w:t>
       </w:r>
     </w:p>
     <w:p>
@@ -57,7 +57,7 @@
         </w:numPr>
       </w:pPr>
       <w:r>
-        <w:t>Consumer Staples: flat/firm (avg +0.43%)</w:t>
+        <w:t>Consumer Staples: flat/firm (avg +0.09%)</w:t>
       </w:r>
     </w:p>
     <w:p>
@@ -69,7 +69,7 @@
         </w:numPr>
       </w:pPr>
       <w:r>
-        <w:t>Consumer Discretionary: flat/firm (avg +0.08%)</w:t>
+        <w:t>Consumer Discretionary: flat/firm (avg +0.57%)</w:t>
       </w:r>
     </w:p>
     <w:p>
@@ -81,7 +81,7 @@
         </w:numPr>
       </w:pPr>
       <w:r>
-        <w:t>Financials: firm (avg +1.56%)</w:t>
+        <w:t>Financials: firm (avg +2.71%)</w:t>
       </w:r>
     </w:p>
     <w:p>
@@ -93,7 +93,7 @@
         </w:numPr>
       </w:pPr>
       <w:r>
-        <w:t>Utilities: heavy (avg -3.52%)</w:t>
+        <w:t>Utilities: heavy (avg -3.04%)</w:t>
       </w:r>
     </w:p>
     <w:p>
@@ -105,7 +105,7 @@
         </w:numPr>
       </w:pPr>
       <w:r>
-        <w:t>Real Estate: heavy (avg -6.56%)</w:t>
+        <w:t>Real Estate: heavy (avg -5.75%)</w:t>
       </w:r>
     </w:p>
     <w:p>
@@ -117,7 +117,7 @@
         </w:numPr>
       </w:pPr>
       <w:r>
-        <w:t>Materials: flat/firm (avg +0.47%)</w:t>
+        <w:t>Materials: leading (avg +4.32%)</w:t>
       </w:r>
     </w:p>
     <w:p>
@@ -129,7 +129,7 @@
         </w:numPr>
       </w:pPr>
       <w:r>
-        <w:t>Energy: soft (avg -1.63%)</w:t>
+        <w:t>Energy: soft (avg -0.76%)</w:t>
       </w:r>
     </w:p>
     <w:p>
@@ -141,7 +141,7 @@
         </w:numPr>
       </w:pPr>
       <w:r>
-        <w:t>Health Care: leading (avg +8.55%)</w:t>
+        <w:t>Health Care: leading (avg +9.39%)</w:t>
       </w:r>
     </w:p>
     <w:p>
@@ -153,7 +153,7 @@
         </w:numPr>
       </w:pPr>
       <w:r>
-        <w:t>Communication Services: heavy (avg -5.43%)</w:t>
+        <w:t>Communication Services: heavy (avg -4.71%)</w:t>
       </w:r>
     </w:p>
     <w:p>
@@ -165,7 +165,7 @@
         </w:numPr>
       </w:pPr>
       <w:r>
-        <w:t>Energy Complex: heavy (avg -7.25%)</w:t>
+        <w:t>Energy Complex: heavy (avg -7.39%)</w:t>
       </w:r>
     </w:p>
     <w:p>
@@ -182,7 +182,7 @@
         </w:numPr>
       </w:pPr>
       <w:r>
-        <w:t>Gold: bid (avg +12.25%)</w:t>
+        <w:t>Gold: bid (avg +14.84%)</w:t>
       </w:r>
     </w:p>
     <w:p>
@@ -194,7 +194,7 @@
         </w:numPr>
       </w:pPr>
       <w:r>
-        <w:t>USD: firm (avg +2.04%)</w:t>
+        <w:t>USD: falling (avg -1.74%)</w:t>
       </w:r>
     </w:p>
     <w:p>
@@ -206,7 +206,7 @@
         </w:numPr>
       </w:pPr>
       <w:r>
-        <w:t>Yields: flat (avg +0.35%)</w:t>
+        <w:t>Yields: flat (avg +0.82%)</w:t>
       </w:r>
     </w:p>
     <w:p>
@@ -218,7 +218,7 @@
         </w:numPr>
       </w:pPr>
       <w:r>
-        <w:t>Bonds: falling (avg -1.43%)</w:t>
+        <w:t>Bonds: falling (avg -1.50%)</w:t>
       </w:r>
     </w:p>
     <w:p>
@@ -230,12 +230,12 @@
         </w:numPr>
       </w:pPr>
       <w:r>
-        <w:t>Energy Complex (sector-level): falling (avg -7.25%)</w:t>
+        <w:t>Energy Complex (sector-level): falling (avg -7.39%)</w:t>
       </w:r>
     </w:p>
     <w:p>
       <w:r>
-        <w:t>Bottom line: With just over half of stocks positive QTD, breadth is only marginally supportive and the tape is increasingly selective, with Health Care and Information Technology carrying leadership while Financials and cyclicals like Industrials and Materials are merely firm to flat, and defensives are bifurcated as Consumer Staples hold in but classic bond proxies such as Utilities and Real Estate trade heavy alongside weak Energy and Communication Services. Macro conditions reflect slowing growth and pressured earnings against still-sticky inflation, and that mix is echoed in a firm USD, flat yields, falling bonds, and a bid in Gold alongside a heavy Energy complex, all of which together argue for a cautious, quality-tilted risk posture that aligns with the market’s preference for secular growth and resilient earnings over rate-sensitive and commodity-linked laggards this quarter.</w:t>
+        <w:t>Bottom line: Breadth is only modestly positive with just over half of stocks up QTD, and the tape is rewarding classic defensives and secular growers, with Health Care, Technology, and Materials leading while Financials and Industrials grind higher alongside flat/firm Staples and Discretionary. At the same time, Utilities, Real Estate, and Communication Services are under clear pressure and Energy equities are soft, consistent with a heavy Energy Complex overall. Macro conditions reflect slowing growth and still-sticky inflation, and the mix of a falling USD, bid gold, flat yields, and weaker bonds alongside energy weakness underscores a market that is cautiously de-risking around earnings and duration rather than embracing a clean disinflationary or re-acceleration narrative.</w:t>
       </w:r>
     </w:p>
     <w:sectPr>
@@ -422,9 +422,9 @@
     </w:lvl>
   </w:abstractNum>
   <w:abstractNum w:abstractNumId="9" w15:restartNumberingAfterBreak="0">
-    <w:nsid w:val="59CC4285"/>
+    <w:nsid w:val="000F5E82"/>
     <w:multiLevelType w:val="hybridMultilevel"/>
-    <w:tmpl w:val="67D23A60"/>
+    <w:tmpl w:val="F4F2A982"/>
     <w:lvl w:ilvl="0" w:tplc="04090001">
       <w:start w:val="1"/>
       <w:numFmt w:val="bullet"/>
@@ -535,9 +535,9 @@
     </w:lvl>
   </w:abstractNum>
   <w:abstractNum w:abstractNumId="10" w15:restartNumberingAfterBreak="0">
-    <w:nsid w:val="67700574"/>
+    <w:nsid w:val="3C8216B2"/>
     <w:multiLevelType w:val="hybridMultilevel"/>
-    <w:tmpl w:val="AA94916C"/>
+    <w:tmpl w:val="A0926BA4"/>
     <w:lvl w:ilvl="0" w:tplc="04090001">
       <w:start w:val="1"/>
       <w:numFmt w:val="bullet"/>
@@ -647,38 +647,38 @@
       </w:rPr>
     </w:lvl>
   </w:abstractNum>
-  <w:num w:numId="1" w16cid:durableId="199633799">
+  <w:num w:numId="1" w16cid:durableId="1354962980">
     <w:abstractNumId w:val="8"/>
   </w:num>
-  <w:num w:numId="2" w16cid:durableId="681323667">
+  <w:num w:numId="2" w16cid:durableId="370812020">
     <w:abstractNumId w:val="6"/>
   </w:num>
-  <w:num w:numId="3" w16cid:durableId="1642495705">
+  <w:num w:numId="3" w16cid:durableId="1540437511">
     <w:abstractNumId w:val="5"/>
   </w:num>
-  <w:num w:numId="4" w16cid:durableId="871193380">
+  <w:num w:numId="4" w16cid:durableId="1836727655">
     <w:abstractNumId w:val="4"/>
   </w:num>
-  <w:num w:numId="5" w16cid:durableId="373968880">
+  <w:num w:numId="5" w16cid:durableId="1217739163">
     <w:abstractNumId w:val="7"/>
   </w:num>
-  <w:num w:numId="6" w16cid:durableId="1897741309">
+  <w:num w:numId="6" w16cid:durableId="809715369">
     <w:abstractNumId w:val="3"/>
   </w:num>
-  <w:num w:numId="7" w16cid:durableId="439181649">
+  <w:num w:numId="7" w16cid:durableId="801728735">
     <w:abstractNumId w:val="2"/>
   </w:num>
-  <w:num w:numId="8" w16cid:durableId="2132434480">
+  <w:num w:numId="8" w16cid:durableId="1215505311">
     <w:abstractNumId w:val="1"/>
   </w:num>
-  <w:num w:numId="9" w16cid:durableId="1076125402">
+  <w:num w:numId="9" w16cid:durableId="997660336">
     <w:abstractNumId w:val="0"/>
   </w:num>
-  <w:num w:numId="10" w16cid:durableId="1934781052">
+  <w:num w:numId="10" w16cid:durableId="612130294">
+    <w:abstractNumId w:val="9"/>
+  </w:num>
+  <w:num w:numId="11" w16cid:durableId="81461255">
     <w:abstractNumId w:val="10"/>
-  </w:num>
-  <w:num w:numId="11" w16cid:durableId="1186558231">
-    <w:abstractNumId w:val="9"/>
   </w:num>
 </w:numbering>
 </file>

--- a/data/Market_Read_quarterly.docx
+++ b/data/Market_Read_quarterly.docx
@@ -4,7 +4,7 @@
   <w:body>
     <w:p>
       <w:r>
-        <w:t>Quarterly Market Read: December 22, 2025</w:t>
+        <w:t>Quarterly Market Read: December 23, 2025</w:t>
       </w:r>
     </w:p>
     <w:p>
@@ -21,7 +21,7 @@
         </w:numPr>
       </w:pPr>
       <w:r>
-        <w:t>Breadth: 52.9% of names are positive.</w:t>
+        <w:t>Breadth: 52.5% of names are positive.</w:t>
       </w:r>
     </w:p>
     <w:p>
@@ -33,7 +33,7 @@
         </w:numPr>
       </w:pPr>
       <w:r>
-        <w:t>Information Technology: leading (avg +5.26%)</w:t>
+        <w:t>Information Technology: leading (avg +5.02%)</w:t>
       </w:r>
     </w:p>
     <w:p>
@@ -45,7 +45,7 @@
         </w:numPr>
       </w:pPr>
       <w:r>
-        <w:t>Industrials: firm (avg +2.41%)</w:t>
+        <w:t>Industrials: firm (avg +2.21%)</w:t>
       </w:r>
     </w:p>
     <w:p>
@@ -57,7 +57,7 @@
         </w:numPr>
       </w:pPr>
       <w:r>
-        <w:t>Consumer Staples: flat/firm (avg +0.09%)</w:t>
+        <w:t>Consumer Staples: soft (avg -0.89%)</w:t>
       </w:r>
     </w:p>
     <w:p>
@@ -69,7 +69,7 @@
         </w:numPr>
       </w:pPr>
       <w:r>
-        <w:t>Consumer Discretionary: flat/firm (avg +0.57%)</w:t>
+        <w:t>Consumer Discretionary: flat/firm (avg -0.19%)</w:t>
       </w:r>
     </w:p>
     <w:p>
@@ -81,7 +81,7 @@
         </w:numPr>
       </w:pPr>
       <w:r>
-        <w:t>Financials: firm (avg +2.71%)</w:t>
+        <w:t>Financials: firm (avg +2.57%)</w:t>
       </w:r>
     </w:p>
     <w:p>
@@ -93,7 +93,7 @@
         </w:numPr>
       </w:pPr>
       <w:r>
-        <w:t>Utilities: heavy (avg -3.04%)</w:t>
+        <w:t>Utilities: soft (avg -2.80%)</w:t>
       </w:r>
     </w:p>
     <w:p>
@@ -105,7 +105,7 @@
         </w:numPr>
       </w:pPr>
       <w:r>
-        <w:t>Real Estate: heavy (avg -5.75%)</w:t>
+        <w:t>Real Estate: heavy (avg -6.02%)</w:t>
       </w:r>
     </w:p>
     <w:p>
@@ -117,7 +117,7 @@
         </w:numPr>
       </w:pPr>
       <w:r>
-        <w:t>Materials: leading (avg +4.32%)</w:t>
+        <w:t>Materials: leading (avg +4.31%)</w:t>
       </w:r>
     </w:p>
     <w:p>
@@ -129,7 +129,7 @@
         </w:numPr>
       </w:pPr>
       <w:r>
-        <w:t>Energy: soft (avg -0.76%)</w:t>
+        <w:t>Energy: flat/firm (avg -0.26%)</w:t>
       </w:r>
     </w:p>
     <w:p>
@@ -141,7 +141,7 @@
         </w:numPr>
       </w:pPr>
       <w:r>
-        <w:t>Health Care: leading (avg +9.39%)</w:t>
+        <w:t>Health Care: leading (avg +8.96%)</w:t>
       </w:r>
     </w:p>
     <w:p>
@@ -153,7 +153,7 @@
         </w:numPr>
       </w:pPr>
       <w:r>
-        <w:t>Communication Services: heavy (avg -4.71%)</w:t>
+        <w:t>Communication Services: heavy (avg -4.37%)</w:t>
       </w:r>
     </w:p>
     <w:p>
@@ -165,7 +165,7 @@
         </w:numPr>
       </w:pPr>
       <w:r>
-        <w:t>Energy Complex: heavy (avg -7.39%)</w:t>
+        <w:t>Energy Complex: soft (avg -2.99%)</w:t>
       </w:r>
     </w:p>
     <w:p>
@@ -182,7 +182,7 @@
         </w:numPr>
       </w:pPr>
       <w:r>
-        <w:t>Gold: bid (avg +14.84%)</w:t>
+        <w:t>Gold: bid (avg +16.36%)</w:t>
       </w:r>
     </w:p>
     <w:p>
@@ -194,7 +194,7 @@
         </w:numPr>
       </w:pPr>
       <w:r>
-        <w:t>USD: falling (avg -1.74%)</w:t>
+        <w:t>USD: falling (avg -2.07%)</w:t>
       </w:r>
     </w:p>
     <w:p>
@@ -206,7 +206,7 @@
         </w:numPr>
       </w:pPr>
       <w:r>
-        <w:t>Yields: flat (avg +0.82%)</w:t>
+        <w:t>Yields: flat (avg +0.88%)</w:t>
       </w:r>
     </w:p>
     <w:p>
@@ -218,7 +218,7 @@
         </w:numPr>
       </w:pPr>
       <w:r>
-        <w:t>Bonds: falling (avg -1.50%)</w:t>
+        <w:t>Bonds: falling (avg -1.43%)</w:t>
       </w:r>
     </w:p>
     <w:p>
@@ -230,12 +230,12 @@
         </w:numPr>
       </w:pPr>
       <w:r>
-        <w:t>Energy Complex (sector-level): falling (avg -7.39%)</w:t>
+        <w:t>Energy Complex (sector-level): falling (avg -2.99%)</w:t>
       </w:r>
     </w:p>
     <w:p>
       <w:r>
-        <w:t>Bottom line: Breadth is only modestly positive with just over half of stocks up QTD, and the tape is rewarding classic defensives and secular growers, with Health Care, Technology, and Materials leading while Financials and Industrials grind higher alongside flat/firm Staples and Discretionary. At the same time, Utilities, Real Estate, and Communication Services are under clear pressure and Energy equities are soft, consistent with a heavy Energy Complex overall. Macro conditions reflect slowing growth and still-sticky inflation, and the mix of a falling USD, bid gold, flat yields, and weaker bonds alongside energy weakness underscores a market that is cautiously de-risking around earnings and duration rather than embracing a clean disinflationary or re-acceleration narrative.</w:t>
+        <w:t>Bottom line: QTD breadth is only modestly positive with just over half of names higher, and the tape is rewarding classic defensives and secular growers—Health Care, Information Technology, and Materials are leading alongside firm Financials and Industrials—while higher-duration, rate‑sensitive pockets like Real Estate and Utilities are under pressure and Communication Services is heavy, with Consumer sectors and Energy essentially flat. Macro conditions reflect a backdrop where growth is slowing and earnings revisions are grinding lower even as inflation proves sticky above pre‑COVID norms, and the associated mix of a weaker USD, sharply higher Gold, soft Energy complex, flat yields, and declining Bonds is consistent with investors seeking inflation hedges and quality growth exposure while fading cyclicality and balance‑sheet leverage.</w:t>
       </w:r>
     </w:p>
     <w:sectPr>
@@ -422,9 +422,9 @@
     </w:lvl>
   </w:abstractNum>
   <w:abstractNum w:abstractNumId="9" w15:restartNumberingAfterBreak="0">
-    <w:nsid w:val="000F5E82"/>
+    <w:nsid w:val="2DF95BD2"/>
     <w:multiLevelType w:val="hybridMultilevel"/>
-    <w:tmpl w:val="F4F2A982"/>
+    <w:tmpl w:val="967A553C"/>
     <w:lvl w:ilvl="0" w:tplc="04090001">
       <w:start w:val="1"/>
       <w:numFmt w:val="bullet"/>
@@ -535,9 +535,9 @@
     </w:lvl>
   </w:abstractNum>
   <w:abstractNum w:abstractNumId="10" w15:restartNumberingAfterBreak="0">
-    <w:nsid w:val="3C8216B2"/>
+    <w:nsid w:val="421E49CB"/>
     <w:multiLevelType w:val="hybridMultilevel"/>
-    <w:tmpl w:val="A0926BA4"/>
+    <w:tmpl w:val="85C08790"/>
     <w:lvl w:ilvl="0" w:tplc="04090001">
       <w:start w:val="1"/>
       <w:numFmt w:val="bullet"/>
@@ -647,37 +647,37 @@
       </w:rPr>
     </w:lvl>
   </w:abstractNum>
-  <w:num w:numId="1" w16cid:durableId="1354962980">
+  <w:num w:numId="1" w16cid:durableId="337928586">
     <w:abstractNumId w:val="8"/>
   </w:num>
-  <w:num w:numId="2" w16cid:durableId="370812020">
+  <w:num w:numId="2" w16cid:durableId="377168762">
     <w:abstractNumId w:val="6"/>
   </w:num>
-  <w:num w:numId="3" w16cid:durableId="1540437511">
+  <w:num w:numId="3" w16cid:durableId="137499097">
     <w:abstractNumId w:val="5"/>
   </w:num>
-  <w:num w:numId="4" w16cid:durableId="1836727655">
+  <w:num w:numId="4" w16cid:durableId="1170220629">
     <w:abstractNumId w:val="4"/>
   </w:num>
-  <w:num w:numId="5" w16cid:durableId="1217739163">
+  <w:num w:numId="5" w16cid:durableId="1699819541">
     <w:abstractNumId w:val="7"/>
   </w:num>
-  <w:num w:numId="6" w16cid:durableId="809715369">
+  <w:num w:numId="6" w16cid:durableId="945960124">
     <w:abstractNumId w:val="3"/>
   </w:num>
-  <w:num w:numId="7" w16cid:durableId="801728735">
+  <w:num w:numId="7" w16cid:durableId="1512144445">
     <w:abstractNumId w:val="2"/>
   </w:num>
-  <w:num w:numId="8" w16cid:durableId="1215505311">
+  <w:num w:numId="8" w16cid:durableId="1593393116">
     <w:abstractNumId w:val="1"/>
   </w:num>
-  <w:num w:numId="9" w16cid:durableId="997660336">
+  <w:num w:numId="9" w16cid:durableId="1253394566">
     <w:abstractNumId w:val="0"/>
   </w:num>
-  <w:num w:numId="10" w16cid:durableId="612130294">
+  <w:num w:numId="10" w16cid:durableId="1891771201">
     <w:abstractNumId w:val="9"/>
   </w:num>
-  <w:num w:numId="11" w16cid:durableId="81461255">
+  <w:num w:numId="11" w16cid:durableId="44255841">
     <w:abstractNumId w:val="10"/>
   </w:num>
 </w:numbering>

--- a/data/Market_Read_quarterly.docx
+++ b/data/Market_Read_quarterly.docx
@@ -4,7 +4,7 @@
   <w:body>
     <w:p>
       <w:r>
-        <w:t>Quarterly Market Read: December 23, 2025</w:t>
+        <w:t>Quarterly Market Read: December 24, 2025</w:t>
       </w:r>
     </w:p>
     <w:p>
@@ -21,7 +21,7 @@
         </w:numPr>
       </w:pPr>
       <w:r>
-        <w:t>Breadth: 52.5% of names are positive.</w:t>
+        <w:t>Breadth: 53.5% of names are positive.</w:t>
       </w:r>
     </w:p>
     <w:p>
@@ -33,7 +33,7 @@
         </w:numPr>
       </w:pPr>
       <w:r>
-        <w:t>Information Technology: leading (avg +5.02%)</w:t>
+        <w:t>Information Technology: leading (avg +5.31%)</w:t>
       </w:r>
     </w:p>
     <w:p>
@@ -45,7 +45,7 @@
         </w:numPr>
       </w:pPr>
       <w:r>
-        <w:t>Industrials: firm (avg +2.21%)</w:t>
+        <w:t>Industrials: firm (avg +2.49%)</w:t>
       </w:r>
     </w:p>
     <w:p>
@@ -57,7 +57,7 @@
         </w:numPr>
       </w:pPr>
       <w:r>
-        <w:t>Consumer Staples: soft (avg -0.89%)</w:t>
+        <w:t>Consumer Staples: flat/firm (avg -0.11%)</w:t>
       </w:r>
     </w:p>
     <w:p>
@@ -69,7 +69,7 @@
         </w:numPr>
       </w:pPr>
       <w:r>
-        <w:t>Consumer Discretionary: flat/firm (avg -0.19%)</w:t>
+        <w:t>Consumer Discretionary: flat/firm (avg +0.28%)</w:t>
       </w:r>
     </w:p>
     <w:p>
@@ -81,7 +81,7 @@
         </w:numPr>
       </w:pPr>
       <w:r>
-        <w:t>Financials: firm (avg +2.57%)</w:t>
+        <w:t>Financials: firm (avg +3.00%)</w:t>
       </w:r>
     </w:p>
     <w:p>
@@ -93,7 +93,7 @@
         </w:numPr>
       </w:pPr>
       <w:r>
-        <w:t>Utilities: soft (avg -2.80%)</w:t>
+        <w:t>Utilities: soft (avg -2.33%)</w:t>
       </w:r>
     </w:p>
     <w:p>
@@ -105,7 +105,7 @@
         </w:numPr>
       </w:pPr>
       <w:r>
-        <w:t>Real Estate: heavy (avg -6.02%)</w:t>
+        <w:t>Real Estate: heavy (avg -5.28%)</w:t>
       </w:r>
     </w:p>
     <w:p>
@@ -117,7 +117,7 @@
         </w:numPr>
       </w:pPr>
       <w:r>
-        <w:t>Materials: leading (avg +4.31%)</w:t>
+        <w:t>Materials: leading (avg +4.57%)</w:t>
       </w:r>
     </w:p>
     <w:p>
@@ -129,7 +129,7 @@
         </w:numPr>
       </w:pPr>
       <w:r>
-        <w:t>Energy: flat/firm (avg -0.26%)</w:t>
+        <w:t>Energy: soft (avg -0.77%)</w:t>
       </w:r>
     </w:p>
     <w:p>
@@ -141,7 +141,7 @@
         </w:numPr>
       </w:pPr>
       <w:r>
-        <w:t>Health Care: leading (avg +8.96%)</w:t>
+        <w:t>Health Care: leading (avg +9.33%)</w:t>
       </w:r>
     </w:p>
     <w:p>
@@ -153,7 +153,7 @@
         </w:numPr>
       </w:pPr>
       <w:r>
-        <w:t>Communication Services: heavy (avg -4.37%)</w:t>
+        <w:t>Communication Services: heavy (avg -3.70%)</w:t>
       </w:r>
     </w:p>
     <w:p>
@@ -165,7 +165,7 @@
         </w:numPr>
       </w:pPr>
       <w:r>
-        <w:t>Energy Complex: soft (avg -2.99%)</w:t>
+        <w:t>Energy Complex: heavy (avg -5.00%)</w:t>
       </w:r>
     </w:p>
     <w:p>
@@ -182,7 +182,7 @@
         </w:numPr>
       </w:pPr>
       <w:r>
-        <w:t>Gold: bid (avg +16.36%)</w:t>
+        <w:t>Gold: bid (avg +15.88%)</w:t>
       </w:r>
     </w:p>
     <w:p>
@@ -194,7 +194,7 @@
         </w:numPr>
       </w:pPr>
       <w:r>
-        <w:t>USD: falling (avg -2.07%)</w:t>
+        <w:t>USD: falling (avg -2.04%)</w:t>
       </w:r>
     </w:p>
     <w:p>
@@ -206,7 +206,7 @@
         </w:numPr>
       </w:pPr>
       <w:r>
-        <w:t>Yields: flat (avg +0.88%)</w:t>
+        <w:t>Yields: flat (avg +0.23%)</w:t>
       </w:r>
     </w:p>
     <w:p>
@@ -218,7 +218,7 @@
         </w:numPr>
       </w:pPr>
       <w:r>
-        <w:t>Bonds: falling (avg -1.43%)</w:t>
+        <w:t>Bonds: falling (avg -1.10%)</w:t>
       </w:r>
     </w:p>
     <w:p>
@@ -230,12 +230,12 @@
         </w:numPr>
       </w:pPr>
       <w:r>
-        <w:t>Energy Complex (sector-level): falling (avg -2.99%)</w:t>
+        <w:t>Energy Complex (sector-level): falling (avg -5.00%)</w:t>
       </w:r>
     </w:p>
     <w:p>
       <w:r>
-        <w:t>Bottom line: QTD breadth is only modestly positive with just over half of names higher, and the tape is rewarding classic defensives and secular growers—Health Care, Information Technology, and Materials are leading alongside firm Financials and Industrials—while higher-duration, rate‑sensitive pockets like Real Estate and Utilities are under pressure and Communication Services is heavy, with Consumer sectors and Energy essentially flat. Macro conditions reflect a backdrop where growth is slowing and earnings revisions are grinding lower even as inflation proves sticky above pre‑COVID norms, and the associated mix of a weaker USD, sharply higher Gold, soft Energy complex, flat yields, and declining Bonds is consistent with investors seeking inflation hedges and quality growth exposure while fading cyclicality and balance‑sheet leverage.</w:t>
+        <w:t>Bottom line: With just over half the tape positive QTD, breadth is constructive but not euphoric, and leadership is concentrated in Health Care, Technology, and Materials, while Financials and Industrials grind higher and the more defensive Staples and Discretionary cohorts hold flat-to-firm; on the other side, Utilities, Energy, Real Estate, and Communication Services are under pressure, consistent with a tape that is rewarding quality growth and balance-sheet strength while fading rate-sensitive and cyclically exposed pockets alongside a heavy Energy Complex. Macro conditions reflect slowing growth and still-sticky inflation expectations, and the combination of a weaker USD, a strong bid for Gold, flat nominal yields, and soft bonds and energy prices underscores a market increasingly pricing in late-cycle dynamics and real-yield anxiety rather than a clean, disinflationary re-acceleration, which aligns with the sector and factor leadership we’ve seen quarter-to-date.</w:t>
       </w:r>
     </w:p>
     <w:sectPr>
@@ -422,9 +422,9 @@
     </w:lvl>
   </w:abstractNum>
   <w:abstractNum w:abstractNumId="9" w15:restartNumberingAfterBreak="0">
-    <w:nsid w:val="2DF95BD2"/>
+    <w:nsid w:val="01D6299F"/>
     <w:multiLevelType w:val="hybridMultilevel"/>
-    <w:tmpl w:val="967A553C"/>
+    <w:tmpl w:val="084CBD6A"/>
     <w:lvl w:ilvl="0" w:tplc="04090001">
       <w:start w:val="1"/>
       <w:numFmt w:val="bullet"/>
@@ -535,9 +535,9 @@
     </w:lvl>
   </w:abstractNum>
   <w:abstractNum w:abstractNumId="10" w15:restartNumberingAfterBreak="0">
-    <w:nsid w:val="421E49CB"/>
+    <w:nsid w:val="16ED371D"/>
     <w:multiLevelType w:val="hybridMultilevel"/>
-    <w:tmpl w:val="85C08790"/>
+    <w:tmpl w:val="152EDB6A"/>
     <w:lvl w:ilvl="0" w:tplc="04090001">
       <w:start w:val="1"/>
       <w:numFmt w:val="bullet"/>
@@ -647,38 +647,38 @@
       </w:rPr>
     </w:lvl>
   </w:abstractNum>
-  <w:num w:numId="1" w16cid:durableId="337928586">
+  <w:num w:numId="1" w16cid:durableId="1950117316">
     <w:abstractNumId w:val="8"/>
   </w:num>
-  <w:num w:numId="2" w16cid:durableId="377168762">
+  <w:num w:numId="2" w16cid:durableId="808519358">
     <w:abstractNumId w:val="6"/>
   </w:num>
-  <w:num w:numId="3" w16cid:durableId="137499097">
+  <w:num w:numId="3" w16cid:durableId="992030845">
     <w:abstractNumId w:val="5"/>
   </w:num>
-  <w:num w:numId="4" w16cid:durableId="1170220629">
+  <w:num w:numId="4" w16cid:durableId="1854028707">
     <w:abstractNumId w:val="4"/>
   </w:num>
-  <w:num w:numId="5" w16cid:durableId="1699819541">
+  <w:num w:numId="5" w16cid:durableId="1507134335">
     <w:abstractNumId w:val="7"/>
   </w:num>
-  <w:num w:numId="6" w16cid:durableId="945960124">
+  <w:num w:numId="6" w16cid:durableId="1021593284">
     <w:abstractNumId w:val="3"/>
   </w:num>
-  <w:num w:numId="7" w16cid:durableId="1512144445">
+  <w:num w:numId="7" w16cid:durableId="272784593">
     <w:abstractNumId w:val="2"/>
   </w:num>
-  <w:num w:numId="8" w16cid:durableId="1593393116">
+  <w:num w:numId="8" w16cid:durableId="752318554">
     <w:abstractNumId w:val="1"/>
   </w:num>
-  <w:num w:numId="9" w16cid:durableId="1253394566">
+  <w:num w:numId="9" w16cid:durableId="475488072">
     <w:abstractNumId w:val="0"/>
   </w:num>
-  <w:num w:numId="10" w16cid:durableId="1891771201">
+  <w:num w:numId="10" w16cid:durableId="114101298">
+    <w:abstractNumId w:val="10"/>
+  </w:num>
+  <w:num w:numId="11" w16cid:durableId="1227838569">
     <w:abstractNumId w:val="9"/>
-  </w:num>
-  <w:num w:numId="11" w16cid:durableId="44255841">
-    <w:abstractNumId w:val="10"/>
   </w:num>
 </w:numbering>
 </file>

--- a/data/Market_Read_quarterly.docx
+++ b/data/Market_Read_quarterly.docx
@@ -4,7 +4,7 @@
   <w:body>
     <w:p>
       <w:r>
-        <w:t>Quarterly Market Read: December 24, 2025</w:t>
+        <w:t>Quarterly Market Read: December 26, 2025</w:t>
       </w:r>
     </w:p>
     <w:p>
@@ -21,7 +21,7 @@
         </w:numPr>
       </w:pPr>
       <w:r>
-        <w:t>Breadth: 53.5% of names are positive.</w:t>
+        <w:t>Breadth: 53.2% of names are positive.</w:t>
       </w:r>
     </w:p>
     <w:p>
@@ -33,7 +33,7 @@
         </w:numPr>
       </w:pPr>
       <w:r>
-        <w:t>Information Technology: leading (avg +5.31%)</w:t>
+        <w:t>Information Technology: leading (avg +5.49%)</w:t>
       </w:r>
     </w:p>
     <w:p>
@@ -45,7 +45,7 @@
         </w:numPr>
       </w:pPr>
       <w:r>
-        <w:t>Industrials: firm (avg +2.49%)</w:t>
+        <w:t>Industrials: firm (avg +2.36%)</w:t>
       </w:r>
     </w:p>
     <w:p>
@@ -57,7 +57,7 @@
         </w:numPr>
       </w:pPr>
       <w:r>
-        <w:t>Consumer Staples: flat/firm (avg -0.11%)</w:t>
+        <w:t>Consumer Staples: flat/firm (avg +0.00%)</w:t>
       </w:r>
     </w:p>
     <w:p>
@@ -69,7 +69,7 @@
         </w:numPr>
       </w:pPr>
       <w:r>
-        <w:t>Consumer Discretionary: flat/firm (avg +0.28%)</w:t>
+        <w:t>Consumer Discretionary: flat/firm (avg +0.24%)</w:t>
       </w:r>
     </w:p>
     <w:p>
@@ -81,7 +81,7 @@
         </w:numPr>
       </w:pPr>
       <w:r>
-        <w:t>Financials: firm (avg +3.00%)</w:t>
+        <w:t>Financials: firm (avg +2.83%)</w:t>
       </w:r>
     </w:p>
     <w:p>
@@ -93,7 +93,7 @@
         </w:numPr>
       </w:pPr>
       <w:r>
-        <w:t>Utilities: soft (avg -2.33%)</w:t>
+        <w:t>Utilities: soft (avg -2.41%)</w:t>
       </w:r>
     </w:p>
     <w:p>
@@ -105,7 +105,7 @@
         </w:numPr>
       </w:pPr>
       <w:r>
-        <w:t>Real Estate: heavy (avg -5.28%)</w:t>
+        <w:t>Real Estate: heavy (avg -5.14%)</w:t>
       </w:r>
     </w:p>
     <w:p>
@@ -117,7 +117,7 @@
         </w:numPr>
       </w:pPr>
       <w:r>
-        <w:t>Materials: leading (avg +4.57%)</w:t>
+        <w:t>Materials: leading (avg +5.28%)</w:t>
       </w:r>
     </w:p>
     <w:p>
@@ -129,7 +129,7 @@
         </w:numPr>
       </w:pPr>
       <w:r>
-        <w:t>Energy: soft (avg -0.77%)</w:t>
+        <w:t>Energy: soft (avg -1.20%)</w:t>
       </w:r>
     </w:p>
     <w:p>
@@ -141,7 +141,7 @@
         </w:numPr>
       </w:pPr>
       <w:r>
-        <w:t>Health Care: leading (avg +9.33%)</w:t>
+        <w:t>Health Care: leading (avg +9.44%)</w:t>
       </w:r>
     </w:p>
     <w:p>
@@ -153,7 +153,7 @@
         </w:numPr>
       </w:pPr>
       <w:r>
-        <w:t>Communication Services: heavy (avg -3.70%)</w:t>
+        <w:t>Communication Services: heavy (avg -3.89%)</w:t>
       </w:r>
     </w:p>
     <w:p>
@@ -165,7 +165,7 @@
         </w:numPr>
       </w:pPr>
       <w:r>
-        <w:t>Energy Complex: heavy (avg -5.00%)</w:t>
+        <w:t>Energy Complex: heavy (avg -4.57%)</w:t>
       </w:r>
     </w:p>
     <w:p>
@@ -182,7 +182,7 @@
         </w:numPr>
       </w:pPr>
       <w:r>
-        <w:t>Gold: bid (avg +15.88%)</w:t>
+        <w:t>Gold: bid (avg +17.24%)</w:t>
       </w:r>
     </w:p>
     <w:p>
@@ -194,7 +194,7 @@
         </w:numPr>
       </w:pPr>
       <w:r>
-        <w:t>USD: falling (avg -2.04%)</w:t>
+        <w:t>USD: falling (avg -1.96%)</w:t>
       </w:r>
     </w:p>
     <w:p>
@@ -206,7 +206,7 @@
         </w:numPr>
       </w:pPr>
       <w:r>
-        <w:t>Yields: flat (avg +0.23%)</w:t>
+        <w:t>Yields: flat (avg +0.21%)</w:t>
       </w:r>
     </w:p>
     <w:p>
@@ -218,7 +218,7 @@
         </w:numPr>
       </w:pPr>
       <w:r>
-        <w:t>Bonds: falling (avg -1.10%)</w:t>
+        <w:t>Bonds: falling (avg -1.20%)</w:t>
       </w:r>
     </w:p>
     <w:p>
@@ -230,12 +230,12 @@
         </w:numPr>
       </w:pPr>
       <w:r>
-        <w:t>Energy Complex (sector-level): falling (avg -5.00%)</w:t>
+        <w:t>Energy Complex (sector-level): falling (avg -4.57%)</w:t>
       </w:r>
     </w:p>
     <w:p>
       <w:r>
-        <w:t>Bottom line: With just over half the tape positive QTD, breadth is constructive but not euphoric, and leadership is concentrated in Health Care, Technology, and Materials, while Financials and Industrials grind higher and the more defensive Staples and Discretionary cohorts hold flat-to-firm; on the other side, Utilities, Energy, Real Estate, and Communication Services are under pressure, consistent with a tape that is rewarding quality growth and balance-sheet strength while fading rate-sensitive and cyclically exposed pockets alongside a heavy Energy Complex. Macro conditions reflect slowing growth and still-sticky inflation expectations, and the combination of a weaker USD, a strong bid for Gold, flat nominal yields, and soft bonds and energy prices underscores a market increasingly pricing in late-cycle dynamics and real-yield anxiety rather than a clean, disinflationary re-acceleration, which aligns with the sector and factor leadership we’ve seen quarter-to-date.</w:t>
+        <w:t>Bottom line: With just over half of the tape positive QTD, breadth is constructive but not exuberant, as leadership is concentrated in Health Care, Information Technology, and Materials, supported by firm Financials and Industrials, while defensives are mixed (Staples and Discretionary flat/firm) and classic bond-proxy and rate-sensitive areas like Real Estate, Utilities, and Communication Services trade heavy alongside a soft Energy sector. Macro posture shows slowing growth and pressured earnings revisions alongside still-elevated, sticky inflation, which is echoed in a bid for Gold, a weaker USD, flat yields, and soft bonds and energy prices, collectively signaling a market that is rewarding quality growth and secular winners while fading deep cyclicals and longer-duration, rate-sensitive assets as investors balance late-cycle growth concerns with persistent inflation risk.</w:t>
       </w:r>
     </w:p>
     <w:sectPr>
@@ -422,9 +422,9 @@
     </w:lvl>
   </w:abstractNum>
   <w:abstractNum w:abstractNumId="9" w15:restartNumberingAfterBreak="0">
-    <w:nsid w:val="01D6299F"/>
+    <w:nsid w:val="037605E8"/>
     <w:multiLevelType w:val="hybridMultilevel"/>
-    <w:tmpl w:val="084CBD6A"/>
+    <w:tmpl w:val="992244B8"/>
     <w:lvl w:ilvl="0" w:tplc="04090001">
       <w:start w:val="1"/>
       <w:numFmt w:val="bullet"/>
@@ -535,9 +535,9 @@
     </w:lvl>
   </w:abstractNum>
   <w:abstractNum w:abstractNumId="10" w15:restartNumberingAfterBreak="0">
-    <w:nsid w:val="16ED371D"/>
+    <w:nsid w:val="70677131"/>
     <w:multiLevelType w:val="hybridMultilevel"/>
-    <w:tmpl w:val="152EDB6A"/>
+    <w:tmpl w:val="6AAA9A7C"/>
     <w:lvl w:ilvl="0" w:tplc="04090001">
       <w:start w:val="1"/>
       <w:numFmt w:val="bullet"/>
@@ -647,37 +647,37 @@
       </w:rPr>
     </w:lvl>
   </w:abstractNum>
-  <w:num w:numId="1" w16cid:durableId="1950117316">
+  <w:num w:numId="1" w16cid:durableId="1750955221">
     <w:abstractNumId w:val="8"/>
   </w:num>
-  <w:num w:numId="2" w16cid:durableId="808519358">
+  <w:num w:numId="2" w16cid:durableId="648631966">
     <w:abstractNumId w:val="6"/>
   </w:num>
-  <w:num w:numId="3" w16cid:durableId="992030845">
+  <w:num w:numId="3" w16cid:durableId="1880626355">
     <w:abstractNumId w:val="5"/>
   </w:num>
-  <w:num w:numId="4" w16cid:durableId="1854028707">
+  <w:num w:numId="4" w16cid:durableId="875894886">
     <w:abstractNumId w:val="4"/>
   </w:num>
-  <w:num w:numId="5" w16cid:durableId="1507134335">
+  <w:num w:numId="5" w16cid:durableId="1662344554">
     <w:abstractNumId w:val="7"/>
   </w:num>
-  <w:num w:numId="6" w16cid:durableId="1021593284">
+  <w:num w:numId="6" w16cid:durableId="49421066">
     <w:abstractNumId w:val="3"/>
   </w:num>
-  <w:num w:numId="7" w16cid:durableId="272784593">
+  <w:num w:numId="7" w16cid:durableId="1798639693">
     <w:abstractNumId w:val="2"/>
   </w:num>
-  <w:num w:numId="8" w16cid:durableId="752318554">
+  <w:num w:numId="8" w16cid:durableId="142281990">
     <w:abstractNumId w:val="1"/>
   </w:num>
-  <w:num w:numId="9" w16cid:durableId="475488072">
+  <w:num w:numId="9" w16cid:durableId="33652543">
     <w:abstractNumId w:val="0"/>
   </w:num>
-  <w:num w:numId="10" w16cid:durableId="114101298">
+  <w:num w:numId="10" w16cid:durableId="1807235618">
     <w:abstractNumId w:val="10"/>
   </w:num>
-  <w:num w:numId="11" w16cid:durableId="1227838569">
+  <w:num w:numId="11" w16cid:durableId="1974484151">
     <w:abstractNumId w:val="9"/>
   </w:num>
 </w:numbering>

--- a/data/Market_Read_quarterly.docx
+++ b/data/Market_Read_quarterly.docx
@@ -4,7 +4,7 @@
   <w:body>
     <w:p>
       <w:r>
-        <w:t>Quarterly Market Read: December 26, 2025</w:t>
+        <w:t>Quarterly Market Read: December 29, 2025</w:t>
       </w:r>
     </w:p>
     <w:p>
@@ -21,7 +21,7 @@
         </w:numPr>
       </w:pPr>
       <w:r>
-        <w:t>Breadth: 53.2% of names are positive.</w:t>
+        <w:t>Breadth: 53.5% of names are positive.</w:t>
       </w:r>
     </w:p>
     <w:p>
@@ -33,7 +33,7 @@
         </w:numPr>
       </w:pPr>
       <w:r>
-        <w:t>Information Technology: leading (avg +5.49%)</w:t>
+        <w:t>Information Technology: leading (avg +4.90%)</w:t>
       </w:r>
     </w:p>
     <w:p>
@@ -45,7 +45,7 @@
         </w:numPr>
       </w:pPr>
       <w:r>
-        <w:t>Industrials: firm (avg +2.36%)</w:t>
+        <w:t>Industrials: firm (avg +2.26%)</w:t>
       </w:r>
     </w:p>
     <w:p>
@@ -57,7 +57,7 @@
         </w:numPr>
       </w:pPr>
       <w:r>
-        <w:t>Consumer Staples: flat/firm (avg +0.00%)</w:t>
+        <w:t>Consumer Staples: flat/firm (avg -0.03%)</w:t>
       </w:r>
     </w:p>
     <w:p>
@@ -69,7 +69,7 @@
         </w:numPr>
       </w:pPr>
       <w:r>
-        <w:t>Consumer Discretionary: flat/firm (avg +0.24%)</w:t>
+        <w:t>Consumer Discretionary: flat/firm (avg +0.62%)</w:t>
       </w:r>
     </w:p>
     <w:p>
@@ -81,7 +81,7 @@
         </w:numPr>
       </w:pPr>
       <w:r>
-        <w:t>Financials: firm (avg +2.83%)</w:t>
+        <w:t>Financials: firm (avg +2.46%)</w:t>
       </w:r>
     </w:p>
     <w:p>
@@ -93,7 +93,7 @@
         </w:numPr>
       </w:pPr>
       <w:r>
-        <w:t>Utilities: soft (avg -2.41%)</w:t>
+        <w:t>Utilities: soft (avg -2.14%)</w:t>
       </w:r>
     </w:p>
     <w:p>
@@ -105,7 +105,7 @@
         </w:numPr>
       </w:pPr>
       <w:r>
-        <w:t>Real Estate: heavy (avg -5.14%)</w:t>
+        <w:t>Real Estate: heavy (avg -4.90%)</w:t>
       </w:r>
     </w:p>
     <w:p>
@@ -117,7 +117,7 @@
         </w:numPr>
       </w:pPr>
       <w:r>
-        <w:t>Materials: leading (avg +5.28%)</w:t>
+        <w:t>Materials: leading (avg +4.73%)</w:t>
       </w:r>
     </w:p>
     <w:p>
@@ -129,7 +129,7 @@
         </w:numPr>
       </w:pPr>
       <w:r>
-        <w:t>Energy: soft (avg -1.20%)</w:t>
+        <w:t>Energy: flat/firm (avg -0.20%)</w:t>
       </w:r>
     </w:p>
     <w:p>
@@ -141,7 +141,7 @@
         </w:numPr>
       </w:pPr>
       <w:r>
-        <w:t>Health Care: leading (avg +9.44%)</w:t>
+        <w:t>Health Care: leading (avg +9.24%)</w:t>
       </w:r>
     </w:p>
     <w:p>
@@ -153,19 +153,7 @@
         </w:numPr>
       </w:pPr>
       <w:r>
-        <w:t>Communication Services: heavy (avg -3.89%)</w:t>
-      </w:r>
-    </w:p>
-    <w:p>
-      <w:pPr>
-        <w:pStyle w:val="ListBullet"/>
-        <w:numPr>
-          <w:ilvl w:val="0"/>
-          <w:numId w:val="10"/>
-        </w:numPr>
-      </w:pPr>
-      <w:r>
-        <w:t>Energy Complex: heavy (avg -4.57%)</w:t>
+        <w:t>Communication Services: heavy (avg -4.08%)</w:t>
       </w:r>
     </w:p>
     <w:p>
@@ -182,7 +170,7 @@
         </w:numPr>
       </w:pPr>
       <w:r>
-        <w:t>Gold: bid (avg +17.24%)</w:t>
+        <w:t>Gold: bid (avg +12.13%)</w:t>
       </w:r>
     </w:p>
     <w:p>
@@ -194,7 +182,7 @@
         </w:numPr>
       </w:pPr>
       <w:r>
-        <w:t>USD: falling (avg -1.96%)</w:t>
+        <w:t>USD: falling (avg -1.93%)</w:t>
       </w:r>
     </w:p>
     <w:p>
@@ -206,7 +194,7 @@
         </w:numPr>
       </w:pPr>
       <w:r>
-        <w:t>Yields: flat (avg +0.21%)</w:t>
+        <w:t>Yields: flat (avg -0.23%)</w:t>
       </w:r>
     </w:p>
     <w:p>
@@ -218,7 +206,7 @@
         </w:numPr>
       </w:pPr>
       <w:r>
-        <w:t>Bonds: falling (avg -1.20%)</w:t>
+        <w:t>Bonds: falling (avg -1.03%)</w:t>
       </w:r>
     </w:p>
     <w:p>
@@ -230,12 +218,12 @@
         </w:numPr>
       </w:pPr>
       <w:r>
-        <w:t>Energy Complex (sector-level): falling (avg -4.57%)</w:t>
+        <w:t>Energy Complex (avg -2.88%)</w:t>
       </w:r>
     </w:p>
     <w:p>
       <w:r>
-        <w:t>Bottom line: With just over half of the tape positive QTD, breadth is constructive but not exuberant, as leadership is concentrated in Health Care, Information Technology, and Materials, supported by firm Financials and Industrials, while defensives are mixed (Staples and Discretionary flat/firm) and classic bond-proxy and rate-sensitive areas like Real Estate, Utilities, and Communication Services trade heavy alongside a soft Energy sector. Macro posture shows slowing growth and pressured earnings revisions alongside still-elevated, sticky inflation, which is echoed in a bid for Gold, a weaker USD, flat yields, and soft bonds and energy prices, collectively signaling a market that is rewarding quality growth and secular winners while fading deep cyclicals and longer-duration, rate-sensitive assets as investors balance late-cycle growth concerns with persistent inflation risk.</w:t>
+        <w:t>Bottom line: With just over half of stocks positive, breadth is constructive but not exuberant, and the tape is rewarding more defensive and quality growth exposures, with Health Care, Technology, and Materials leading while rate‑sensitive Real Estate and Communications lag and Utilities and Energy tread water alongside a soft energy complex. Macro posture shows slowing growth and pressured earnings revisions against still‑sticky inflation, and that mix is echoed in a bid for Gold, a softer USD, flat yields, and weak bonds and energy, all of which argue for staying tilted toward resilient, cash‑generative growth and balance‑sheet strength rather than high‑beta cyclicals as this late‑cycle quarter progresses.</w:t>
       </w:r>
     </w:p>
     <w:sectPr>
@@ -422,9 +410,9 @@
     </w:lvl>
   </w:abstractNum>
   <w:abstractNum w:abstractNumId="9" w15:restartNumberingAfterBreak="0">
-    <w:nsid w:val="037605E8"/>
+    <w:nsid w:val="57F7588B"/>
     <w:multiLevelType w:val="hybridMultilevel"/>
-    <w:tmpl w:val="992244B8"/>
+    <w:tmpl w:val="04B84232"/>
     <w:lvl w:ilvl="0" w:tplc="04090001">
       <w:start w:val="1"/>
       <w:numFmt w:val="bullet"/>
@@ -535,9 +523,9 @@
     </w:lvl>
   </w:abstractNum>
   <w:abstractNum w:abstractNumId="10" w15:restartNumberingAfterBreak="0">
-    <w:nsid w:val="70677131"/>
+    <w:nsid w:val="6A1E5BE9"/>
     <w:multiLevelType w:val="hybridMultilevel"/>
-    <w:tmpl w:val="6AAA9A7C"/>
+    <w:tmpl w:val="860283D6"/>
     <w:lvl w:ilvl="0" w:tplc="04090001">
       <w:start w:val="1"/>
       <w:numFmt w:val="bullet"/>
@@ -647,38 +635,38 @@
       </w:rPr>
     </w:lvl>
   </w:abstractNum>
-  <w:num w:numId="1" w16cid:durableId="1750955221">
+  <w:num w:numId="1" w16cid:durableId="1501038778">
     <w:abstractNumId w:val="8"/>
   </w:num>
-  <w:num w:numId="2" w16cid:durableId="648631966">
+  <w:num w:numId="2" w16cid:durableId="1416895864">
     <w:abstractNumId w:val="6"/>
   </w:num>
-  <w:num w:numId="3" w16cid:durableId="1880626355">
+  <w:num w:numId="3" w16cid:durableId="1601256313">
     <w:abstractNumId w:val="5"/>
   </w:num>
-  <w:num w:numId="4" w16cid:durableId="875894886">
+  <w:num w:numId="4" w16cid:durableId="1259564083">
     <w:abstractNumId w:val="4"/>
   </w:num>
-  <w:num w:numId="5" w16cid:durableId="1662344554">
+  <w:num w:numId="5" w16cid:durableId="819730045">
     <w:abstractNumId w:val="7"/>
   </w:num>
-  <w:num w:numId="6" w16cid:durableId="49421066">
+  <w:num w:numId="6" w16cid:durableId="1109006360">
     <w:abstractNumId w:val="3"/>
   </w:num>
-  <w:num w:numId="7" w16cid:durableId="1798639693">
+  <w:num w:numId="7" w16cid:durableId="807016186">
     <w:abstractNumId w:val="2"/>
   </w:num>
-  <w:num w:numId="8" w16cid:durableId="142281990">
+  <w:num w:numId="8" w16cid:durableId="1005860424">
     <w:abstractNumId w:val="1"/>
   </w:num>
-  <w:num w:numId="9" w16cid:durableId="33652543">
+  <w:num w:numId="9" w16cid:durableId="706687075">
     <w:abstractNumId w:val="0"/>
   </w:num>
-  <w:num w:numId="10" w16cid:durableId="1807235618">
+  <w:num w:numId="10" w16cid:durableId="5910159">
+    <w:abstractNumId w:val="9"/>
+  </w:num>
+  <w:num w:numId="11" w16cid:durableId="528030110">
     <w:abstractNumId w:val="10"/>
-  </w:num>
-  <w:num w:numId="11" w16cid:durableId="1974484151">
-    <w:abstractNumId w:val="9"/>
   </w:num>
 </w:numbering>
 </file>

--- a/data/Market_Read_quarterly.docx
+++ b/data/Market_Read_quarterly.docx
@@ -4,7 +4,7 @@
   <w:body>
     <w:p>
       <w:r>
-        <w:t>Quarterly Market Read: December 29, 2025</w:t>
+        <w:t>Quarterly Market Read: December 30, 2025</w:t>
       </w:r>
     </w:p>
     <w:p>
@@ -21,7 +21,7 @@
         </w:numPr>
       </w:pPr>
       <w:r>
-        <w:t>Breadth: 53.5% of names are positive.</w:t>
+        <w:t>Breadth: 54.0% of names are positive.</w:t>
       </w:r>
     </w:p>
     <w:p>
@@ -33,7 +33,7 @@
         </w:numPr>
       </w:pPr>
       <w:r>
-        <w:t>Information Technology: leading (avg +4.90%)</w:t>
+        <w:t>Information Technology: leading (avg +4.38%)</w:t>
       </w:r>
     </w:p>
     <w:p>
@@ -45,7 +45,7 @@
         </w:numPr>
       </w:pPr>
       <w:r>
-        <w:t>Industrials: firm (avg +2.26%)</w:t>
+        <w:t>Industrials: firm (avg +1.86%)</w:t>
       </w:r>
     </w:p>
     <w:p>
@@ -57,7 +57,7 @@
         </w:numPr>
       </w:pPr>
       <w:r>
-        <w:t>Consumer Staples: flat/firm (avg -0.03%)</w:t>
+        <w:t>Consumer Staples: flat/firm (avg -0.09%)</w:t>
       </w:r>
     </w:p>
     <w:p>
@@ -69,7 +69,7 @@
         </w:numPr>
       </w:pPr>
       <w:r>
-        <w:t>Consumer Discretionary: flat/firm (avg +0.62%)</w:t>
+        <w:t>Consumer Discretionary: flat/firm (avg +0.24%)</w:t>
       </w:r>
     </w:p>
     <w:p>
@@ -81,7 +81,7 @@
         </w:numPr>
       </w:pPr>
       <w:r>
-        <w:t>Financials: firm (avg +2.46%)</w:t>
+        <w:t>Financials: firm (avg +1.95%)</w:t>
       </w:r>
     </w:p>
     <w:p>
@@ -93,7 +93,7 @@
         </w:numPr>
       </w:pPr>
       <w:r>
-        <w:t>Utilities: soft (avg -2.14%)</w:t>
+        <w:t>Utilities: soft (avg -1.84%)</w:t>
       </w:r>
     </w:p>
     <w:p>
@@ -105,7 +105,7 @@
         </w:numPr>
       </w:pPr>
       <w:r>
-        <w:t>Real Estate: heavy (avg -4.90%)</w:t>
+        <w:t>Real Estate: heavy (avg -4.66%)</w:t>
       </w:r>
     </w:p>
     <w:p>
@@ -117,7 +117,7 @@
         </w:numPr>
       </w:pPr>
       <w:r>
-        <w:t>Materials: leading (avg +4.73%)</w:t>
+        <w:t>Materials: leading (avg +4.48%)</w:t>
       </w:r>
     </w:p>
     <w:p>
@@ -129,7 +129,7 @@
         </w:numPr>
       </w:pPr>
       <w:r>
-        <w:t>Energy: flat/firm (avg -0.20%)</w:t>
+        <w:t>Energy: flat/firm (avg +0.70%)</w:t>
       </w:r>
     </w:p>
     <w:p>
@@ -141,7 +141,7 @@
         </w:numPr>
       </w:pPr>
       <w:r>
-        <w:t>Health Care: leading (avg +9.24%)</w:t>
+        <w:t>Health Care: leading (avg +9.16%)</w:t>
       </w:r>
     </w:p>
     <w:p>
@@ -153,7 +153,19 @@
         </w:numPr>
       </w:pPr>
       <w:r>
-        <w:t>Communication Services: heavy (avg -4.08%)</w:t>
+        <w:t>Communication Services: heavy (avg -3.95%)</w:t>
+      </w:r>
+    </w:p>
+    <w:p>
+      <w:pPr>
+        <w:pStyle w:val="ListBullet"/>
+        <w:numPr>
+          <w:ilvl w:val="0"/>
+          <w:numId w:val="10"/>
+        </w:numPr>
+      </w:pPr>
+      <w:r>
+        <w:t>Energy Complex: soft (avg -2.53%)</w:t>
       </w:r>
     </w:p>
     <w:p>
@@ -170,7 +182,7 @@
         </w:numPr>
       </w:pPr>
       <w:r>
-        <w:t>Gold: bid (avg +12.13%)</w:t>
+        <w:t>Gold: bid (avg +12.21%)</w:t>
       </w:r>
     </w:p>
     <w:p>
@@ -182,7 +194,7 @@
         </w:numPr>
       </w:pPr>
       <w:r>
-        <w:t>USD: falling (avg -1.93%)</w:t>
+        <w:t>USD: falling (avg -1.67%)</w:t>
       </w:r>
     </w:p>
     <w:p>
@@ -194,7 +206,7 @@
         </w:numPr>
       </w:pPr>
       <w:r>
-        <w:t>Yields: flat (avg -0.23%)</w:t>
+        <w:t>Yields: flat (avg -0.02%)</w:t>
       </w:r>
     </w:p>
     <w:p>
@@ -206,7 +218,7 @@
         </w:numPr>
       </w:pPr>
       <w:r>
-        <w:t>Bonds: falling (avg -1.03%)</w:t>
+        <w:t>Bonds: falling (avg -1.11%)</w:t>
       </w:r>
     </w:p>
     <w:p>
@@ -218,12 +230,12 @@
         </w:numPr>
       </w:pPr>
       <w:r>
-        <w:t>Energy Complex (avg -2.88%)</w:t>
+        <w:t>Energy Complex: falling (avg -2.53%)</w:t>
       </w:r>
     </w:p>
     <w:p>
       <w:r>
-        <w:t>Bottom line: With just over half of stocks positive, breadth is constructive but not exuberant, and the tape is rewarding more defensive and quality growth exposures, with Health Care, Technology, and Materials leading while rate‑sensitive Real Estate and Communications lag and Utilities and Energy tread water alongside a soft energy complex. Macro posture shows slowing growth and pressured earnings revisions against still‑sticky inflation, and that mix is echoed in a bid for Gold, a softer USD, flat yields, and weak bonds and energy, all of which argue for staying tilted toward resilient, cash‑generative growth and balance‑sheet strength rather than high‑beta cyclicals as this late‑cycle quarter progresses.</w:t>
+        <w:t>Bottom line: With just over half the tape positive, breadth is only modestly constructive, while leadership has been narrow and defensive-tilted, with Health Care, Materials, and Tech carrying returns and traditional cyclicals like Industrials and Financials holding firm but not breaking out, even as rate-sensitives such as Real Estate and Utilities trade heavy and Communication Services lags. Macro conditions reflect slowing growth and pressured earnings against still-sticky inflation, and that mix is echoed in the quarter-to-date factor setup of a bid for Gold, a weaker USD, flat nominal yields but negative bond price performance, and a soft energy complex, all of which argue for a market recalibrating toward lower real growth expectations rather than a clean disinflationary boom.</w:t>
       </w:r>
     </w:p>
     <w:sectPr>
@@ -410,9 +422,9 @@
     </w:lvl>
   </w:abstractNum>
   <w:abstractNum w:abstractNumId="9" w15:restartNumberingAfterBreak="0">
-    <w:nsid w:val="57F7588B"/>
+    <w:nsid w:val="5F9C2BB0"/>
     <w:multiLevelType w:val="hybridMultilevel"/>
-    <w:tmpl w:val="04B84232"/>
+    <w:tmpl w:val="535EAAD6"/>
     <w:lvl w:ilvl="0" w:tplc="04090001">
       <w:start w:val="1"/>
       <w:numFmt w:val="bullet"/>
@@ -523,9 +535,9 @@
     </w:lvl>
   </w:abstractNum>
   <w:abstractNum w:abstractNumId="10" w15:restartNumberingAfterBreak="0">
-    <w:nsid w:val="6A1E5BE9"/>
+    <w:nsid w:val="74D25FFA"/>
     <w:multiLevelType w:val="hybridMultilevel"/>
-    <w:tmpl w:val="860283D6"/>
+    <w:tmpl w:val="99DE612E"/>
     <w:lvl w:ilvl="0" w:tplc="04090001">
       <w:start w:val="1"/>
       <w:numFmt w:val="bullet"/>
@@ -635,38 +647,38 @@
       </w:rPr>
     </w:lvl>
   </w:abstractNum>
-  <w:num w:numId="1" w16cid:durableId="1501038778">
+  <w:num w:numId="1" w16cid:durableId="1970352314">
     <w:abstractNumId w:val="8"/>
   </w:num>
-  <w:num w:numId="2" w16cid:durableId="1416895864">
+  <w:num w:numId="2" w16cid:durableId="246234378">
     <w:abstractNumId w:val="6"/>
   </w:num>
-  <w:num w:numId="3" w16cid:durableId="1601256313">
+  <w:num w:numId="3" w16cid:durableId="1507673439">
     <w:abstractNumId w:val="5"/>
   </w:num>
-  <w:num w:numId="4" w16cid:durableId="1259564083">
+  <w:num w:numId="4" w16cid:durableId="234556604">
     <w:abstractNumId w:val="4"/>
   </w:num>
-  <w:num w:numId="5" w16cid:durableId="819730045">
+  <w:num w:numId="5" w16cid:durableId="1355375757">
     <w:abstractNumId w:val="7"/>
   </w:num>
-  <w:num w:numId="6" w16cid:durableId="1109006360">
+  <w:num w:numId="6" w16cid:durableId="1793133256">
     <w:abstractNumId w:val="3"/>
   </w:num>
-  <w:num w:numId="7" w16cid:durableId="807016186">
+  <w:num w:numId="7" w16cid:durableId="1705592067">
     <w:abstractNumId w:val="2"/>
   </w:num>
-  <w:num w:numId="8" w16cid:durableId="1005860424">
+  <w:num w:numId="8" w16cid:durableId="1871650498">
     <w:abstractNumId w:val="1"/>
   </w:num>
-  <w:num w:numId="9" w16cid:durableId="706687075">
+  <w:num w:numId="9" w16cid:durableId="352148879">
     <w:abstractNumId w:val="0"/>
   </w:num>
-  <w:num w:numId="10" w16cid:durableId="5910159">
+  <w:num w:numId="10" w16cid:durableId="81296541">
+    <w:abstractNumId w:val="10"/>
+  </w:num>
+  <w:num w:numId="11" w16cid:durableId="1883667076">
     <w:abstractNumId w:val="9"/>
-  </w:num>
-  <w:num w:numId="11" w16cid:durableId="528030110">
-    <w:abstractNumId w:val="10"/>
   </w:num>
 </w:numbering>
 </file>

--- a/data/Market_Read_quarterly.docx
+++ b/data/Market_Read_quarterly.docx
@@ -4,7 +4,7 @@
   <w:body>
     <w:p>
       <w:r>
-        <w:t>Quarterly Market Read: December 30, 2025</w:t>
+        <w:t>Quarterly Market Read: December 31, 2025</w:t>
       </w:r>
     </w:p>
     <w:p>
@@ -21,7 +21,7 @@
         </w:numPr>
       </w:pPr>
       <w:r>
-        <w:t>Breadth: 54.0% of names are positive.</w:t>
+        <w:t>Breadth: 50.3% of names are positive.</w:t>
       </w:r>
     </w:p>
     <w:p>
@@ -33,7 +33,7 @@
         </w:numPr>
       </w:pPr>
       <w:r>
-        <w:t>Information Technology: leading (avg +4.38%)</w:t>
+        <w:t>Information Technology: firm (avg +3.06%)</w:t>
       </w:r>
     </w:p>
     <w:p>
@@ -45,7 +45,7 @@
         </w:numPr>
       </w:pPr>
       <w:r>
-        <w:t>Industrials: firm (avg +1.86%)</w:t>
+        <w:t>Industrials: flat/firm (avg +0.91%)</w:t>
       </w:r>
     </w:p>
     <w:p>
@@ -57,7 +57,7 @@
         </w:numPr>
       </w:pPr>
       <w:r>
-        <w:t>Consumer Staples: flat/firm (avg -0.09%)</w:t>
+        <w:t>Consumer Staples: soft (avg -0.79%)</w:t>
       </w:r>
     </w:p>
     <w:p>
@@ -69,7 +69,7 @@
         </w:numPr>
       </w:pPr>
       <w:r>
-        <w:t>Consumer Discretionary: flat/firm (avg +0.24%)</w:t>
+        <w:t>Consumer Discretionary: soft (avg -0.54%)</w:t>
       </w:r>
     </w:p>
     <w:p>
@@ -81,7 +81,7 @@
         </w:numPr>
       </w:pPr>
       <w:r>
-        <w:t>Financials: firm (avg +1.95%)</w:t>
+        <w:t>Financials: flat/firm (avg +1.02%)</w:t>
       </w:r>
     </w:p>
     <w:p>
@@ -93,7 +93,7 @@
         </w:numPr>
       </w:pPr>
       <w:r>
-        <w:t>Utilities: soft (avg -1.84%)</w:t>
+        <w:t>Utilities: soft (avg -2.48%)</w:t>
       </w:r>
     </w:p>
     <w:p>
@@ -105,7 +105,7 @@
         </w:numPr>
       </w:pPr>
       <w:r>
-        <w:t>Real Estate: heavy (avg -4.66%)</w:t>
+        <w:t>Real Estate: heavy (avg -5.65%)</w:t>
       </w:r>
     </w:p>
     <w:p>
@@ -117,7 +117,7 @@
         </w:numPr>
       </w:pPr>
       <w:r>
-        <w:t>Materials: leading (avg +4.48%)</w:t>
+        <w:t>Materials: firm (avg +3.64%)</w:t>
       </w:r>
     </w:p>
     <w:p>
@@ -129,7 +129,7 @@
         </w:numPr>
       </w:pPr>
       <w:r>
-        <w:t>Energy: flat/firm (avg +0.70%)</w:t>
+        <w:t>Energy: flat/firm (avg -0.07%)</w:t>
       </w:r>
     </w:p>
     <w:p>
@@ -141,7 +141,7 @@
         </w:numPr>
       </w:pPr>
       <w:r>
-        <w:t>Health Care: leading (avg +9.16%)</w:t>
+        <w:t>Health Care: leading (avg +8.33%)</w:t>
       </w:r>
     </w:p>
     <w:p>
@@ -153,7 +153,7 @@
         </w:numPr>
       </w:pPr>
       <w:r>
-        <w:t>Communication Services: heavy (avg -3.95%)</w:t>
+        <w:t>Communication Services: heavy (avg -4.45%)</w:t>
       </w:r>
     </w:p>
     <w:p>
@@ -165,7 +165,7 @@
         </w:numPr>
       </w:pPr>
       <w:r>
-        <w:t>Energy Complex: soft (avg -2.53%)</w:t>
+        <w:t>Energy Complex: heavy (avg -6.21%)</w:t>
       </w:r>
     </w:p>
     <w:p>
@@ -182,7 +182,7 @@
         </w:numPr>
       </w:pPr>
       <w:r>
-        <w:t>Gold: bid (avg +12.21%)</w:t>
+        <w:t>Gold: bid (avg +11.49%)</w:t>
       </w:r>
     </w:p>
     <w:p>
@@ -194,7 +194,7 @@
         </w:numPr>
       </w:pPr>
       <w:r>
-        <w:t>USD: falling (avg -1.67%)</w:t>
+        <w:t>USD: falling (avg -1.74%)</w:t>
       </w:r>
     </w:p>
     <w:p>
@@ -206,7 +206,7 @@
         </w:numPr>
       </w:pPr>
       <w:r>
-        <w:t>Yields: flat (avg -0.02%)</w:t>
+        <w:t>Yields: flat (avg +0.79%)</w:t>
       </w:r>
     </w:p>
     <w:p>
@@ -218,7 +218,7 @@
         </w:numPr>
       </w:pPr>
       <w:r>
-        <w:t>Bonds: falling (avg -1.11%)</w:t>
+        <w:t>Bonds: falling (avg -1.49%)</w:t>
       </w:r>
     </w:p>
     <w:p>
@@ -230,12 +230,18 @@
         </w:numPr>
       </w:pPr>
       <w:r>
-        <w:t>Energy Complex: falling (avg -2.53%)</w:t>
+        <w:t xml:space="preserve">Energy Complex </w:t>
+      </w:r>
+      <w:r>
+        <w:t>:</w:t>
+      </w:r>
+      <w:r>
+        <w:t xml:space="preserve"> falling (avg -6.21%)</w:t>
       </w:r>
     </w:p>
     <w:p>
       <w:r>
-        <w:t>Bottom line: With just over half the tape positive, breadth is only modestly constructive, while leadership has been narrow and defensive-tilted, with Health Care, Materials, and Tech carrying returns and traditional cyclicals like Industrials and Financials holding firm but not breaking out, even as rate-sensitives such as Real Estate and Utilities trade heavy and Communication Services lags. Macro conditions reflect slowing growth and pressured earnings against still-sticky inflation, and that mix is echoed in the quarter-to-date factor setup of a bid for Gold, a weaker USD, flat nominal yields but negative bond price performance, and a soft energy complex, all of which argue for a market recalibrating toward lower real growth expectations rather than a clean disinflationary boom.</w:t>
+        <w:t>Bottom line: With just over half of names positive QTD, breadth is middling and the tape is rotating toward defensives, as Health Care leads strongly and traditional cyclicals like Industrials, Financials, and Energy hold flat-to-firm while rate‑sensitives such as Real Estate and Utilities lag and Communication Services trades heavy despite a steady Technology bid and resilient Materials. Macro conditions reflect slowing growth and still‑sticky inflation expectations, and that mix is corroborated by a bid in Gold alongside a weaker USD, flat but elevated yields, and lower bond and energy prices, collectively signaling a market that is leaning cautiously against the growth outlook while hedging persistent price pressure rather than embracing a clean disinflation-and-reacceleration narrative.</w:t>
       </w:r>
     </w:p>
     <w:sectPr>
@@ -422,9 +428,9 @@
     </w:lvl>
   </w:abstractNum>
   <w:abstractNum w:abstractNumId="9" w15:restartNumberingAfterBreak="0">
-    <w:nsid w:val="5F9C2BB0"/>
+    <w:nsid w:val="33E33F57"/>
     <w:multiLevelType w:val="hybridMultilevel"/>
-    <w:tmpl w:val="535EAAD6"/>
+    <w:tmpl w:val="374A8C20"/>
     <w:lvl w:ilvl="0" w:tplc="04090001">
       <w:start w:val="1"/>
       <w:numFmt w:val="bullet"/>
@@ -535,9 +541,9 @@
     </w:lvl>
   </w:abstractNum>
   <w:abstractNum w:abstractNumId="10" w15:restartNumberingAfterBreak="0">
-    <w:nsid w:val="74D25FFA"/>
+    <w:nsid w:val="607E05EE"/>
     <w:multiLevelType w:val="hybridMultilevel"/>
-    <w:tmpl w:val="99DE612E"/>
+    <w:tmpl w:val="62667A14"/>
     <w:lvl w:ilvl="0" w:tplc="04090001">
       <w:start w:val="1"/>
       <w:numFmt w:val="bullet"/>
@@ -647,38 +653,38 @@
       </w:rPr>
     </w:lvl>
   </w:abstractNum>
-  <w:num w:numId="1" w16cid:durableId="1970352314">
+  <w:num w:numId="1" w16cid:durableId="1430812559">
     <w:abstractNumId w:val="8"/>
   </w:num>
-  <w:num w:numId="2" w16cid:durableId="246234378">
+  <w:num w:numId="2" w16cid:durableId="840852133">
     <w:abstractNumId w:val="6"/>
   </w:num>
-  <w:num w:numId="3" w16cid:durableId="1507673439">
+  <w:num w:numId="3" w16cid:durableId="242296151">
     <w:abstractNumId w:val="5"/>
   </w:num>
-  <w:num w:numId="4" w16cid:durableId="234556604">
+  <w:num w:numId="4" w16cid:durableId="767388747">
     <w:abstractNumId w:val="4"/>
   </w:num>
-  <w:num w:numId="5" w16cid:durableId="1355375757">
+  <w:num w:numId="5" w16cid:durableId="2059040892">
     <w:abstractNumId w:val="7"/>
   </w:num>
-  <w:num w:numId="6" w16cid:durableId="1793133256">
+  <w:num w:numId="6" w16cid:durableId="2032102911">
     <w:abstractNumId w:val="3"/>
   </w:num>
-  <w:num w:numId="7" w16cid:durableId="1705592067">
+  <w:num w:numId="7" w16cid:durableId="1627469406">
     <w:abstractNumId w:val="2"/>
   </w:num>
-  <w:num w:numId="8" w16cid:durableId="1871650498">
+  <w:num w:numId="8" w16cid:durableId="188421676">
     <w:abstractNumId w:val="1"/>
   </w:num>
-  <w:num w:numId="9" w16cid:durableId="352148879">
+  <w:num w:numId="9" w16cid:durableId="1136029629">
     <w:abstractNumId w:val="0"/>
   </w:num>
-  <w:num w:numId="10" w16cid:durableId="81296541">
+  <w:num w:numId="10" w16cid:durableId="1945963147">
+    <w:abstractNumId w:val="9"/>
+  </w:num>
+  <w:num w:numId="11" w16cid:durableId="1691176156">
     <w:abstractNumId w:val="10"/>
-  </w:num>
-  <w:num w:numId="11" w16cid:durableId="1883667076">
-    <w:abstractNumId w:val="9"/>
   </w:num>
 </w:numbering>
 </file>

--- a/data/Market_Read_quarterly.docx
+++ b/data/Market_Read_quarterly.docx
@@ -4,7 +4,7 @@
   <w:body>
     <w:p>
       <w:r>
-        <w:t>Quarterly Market Read: December 31, 2025</w:t>
+        <w:t>Quarterly Market Read: January 02, 2026</w:t>
       </w:r>
     </w:p>
     <w:p>
@@ -21,7 +21,7 @@
         </w:numPr>
       </w:pPr>
       <w:r>
-        <w:t>Breadth: 50.3% of names are positive.</w:t>
+        <w:t>Breadth: 66.6% of names are positive.</w:t>
       </w:r>
     </w:p>
     <w:p>
@@ -33,7 +33,7 @@
         </w:numPr>
       </w:pPr>
       <w:r>
-        <w:t>Information Technology: firm (avg +3.06%)</w:t>
+        <w:t>Information Technology: flat/firm (avg +0.61%)</w:t>
       </w:r>
     </w:p>
     <w:p>
@@ -45,7 +45,7 @@
         </w:numPr>
       </w:pPr>
       <w:r>
-        <w:t>Industrials: flat/firm (avg +0.91%)</w:t>
+        <w:t>Industrials: flat/firm (avg +1.31%)</w:t>
       </w:r>
     </w:p>
     <w:p>
@@ -57,7 +57,7 @@
         </w:numPr>
       </w:pPr>
       <w:r>
-        <w:t>Consumer Staples: soft (avg -0.79%)</w:t>
+        <w:t>Consumer Staples: flat/firm (avg +0.25%)</w:t>
       </w:r>
     </w:p>
     <w:p>
@@ -69,7 +69,7 @@
         </w:numPr>
       </w:pPr>
       <w:r>
-        <w:t>Consumer Discretionary: soft (avg -0.54%)</w:t>
+        <w:t>Consumer Discretionary: flat/firm (avg +0.62%)</w:t>
       </w:r>
     </w:p>
     <w:p>
@@ -81,7 +81,7 @@
         </w:numPr>
       </w:pPr>
       <w:r>
-        <w:t>Financials: flat/firm (avg +1.02%)</w:t>
+        <w:t>Financials: flat/firm (avg +0.11%)</w:t>
       </w:r>
     </w:p>
     <w:p>
@@ -93,7 +93,7 @@
         </w:numPr>
       </w:pPr>
       <w:r>
-        <w:t>Utilities: soft (avg -2.48%)</w:t>
+        <w:t>Utilities: flat/firm (avg +1.15%)</w:t>
       </w:r>
     </w:p>
     <w:p>
@@ -105,7 +105,7 @@
         </w:numPr>
       </w:pPr>
       <w:r>
-        <w:t>Real Estate: heavy (avg -5.65%)</w:t>
+        <w:t>Real Estate: flat/firm (avg -0.14%)</w:t>
       </w:r>
     </w:p>
     <w:p>
@@ -117,7 +117,7 @@
         </w:numPr>
       </w:pPr>
       <w:r>
-        <w:t>Materials: firm (avg +3.64%)</w:t>
+        <w:t>Materials: firm (avg +1.94%)</w:t>
       </w:r>
     </w:p>
     <w:p>
@@ -129,7 +129,7 @@
         </w:numPr>
       </w:pPr>
       <w:r>
-        <w:t>Energy: flat/firm (avg -0.07%)</w:t>
+        <w:t>Energy: firm (avg +2.13%)</w:t>
       </w:r>
     </w:p>
     <w:p>
@@ -141,7 +141,7 @@
         </w:numPr>
       </w:pPr>
       <w:r>
-        <w:t>Health Care: leading (avg +8.33%)</w:t>
+        <w:t>Health Care: flat/firm (avg +0.63%)</w:t>
       </w:r>
     </w:p>
     <w:p>
@@ -153,7 +153,7 @@
         </w:numPr>
       </w:pPr>
       <w:r>
-        <w:t>Communication Services: heavy (avg -4.45%)</w:t>
+        <w:t>Communication Services: soft (avg -0.68%)</w:t>
       </w:r>
     </w:p>
     <w:p>
@@ -165,7 +165,7 @@
         </w:numPr>
       </w:pPr>
       <w:r>
-        <w:t>Energy Complex: heavy (avg -6.21%)</w:t>
+        <w:t>Energy Complex: soft (avg -0.96%)</w:t>
       </w:r>
     </w:p>
     <w:p>
@@ -182,7 +182,7 @@
         </w:numPr>
       </w:pPr>
       <w:r>
-        <w:t>Gold: bid (avg +11.49%)</w:t>
+        <w:t>Gold: flat (avg +0.50%)</w:t>
       </w:r>
     </w:p>
     <w:p>
@@ -194,7 +194,7 @@
         </w:numPr>
       </w:pPr>
       <w:r>
-        <w:t>USD: falling (avg -1.74%)</w:t>
+        <w:t>USD: flat (avg +0.30%)</w:t>
       </w:r>
     </w:p>
     <w:p>
@@ -206,7 +206,7 @@
         </w:numPr>
       </w:pPr>
       <w:r>
-        <w:t>Yields: flat (avg +0.79%)</w:t>
+        <w:t>Yields: flat (avg +0.51%)</w:t>
       </w:r>
     </w:p>
     <w:p>
@@ -218,7 +218,7 @@
         </w:numPr>
       </w:pPr>
       <w:r>
-        <w:t>Bonds: falling (avg -1.49%)</w:t>
+        <w:t>Bonds: flat (avg -0.06%)</w:t>
       </w:r>
     </w:p>
     <w:p>
@@ -230,18 +230,12 @@
         </w:numPr>
       </w:pPr>
       <w:r>
-        <w:t xml:space="preserve">Energy Complex </w:t>
-      </w:r>
-      <w:r>
-        <w:t>:</w:t>
-      </w:r>
-      <w:r>
-        <w:t xml:space="preserve"> falling (avg -6.21%)</w:t>
+        <w:t>Energy Complex: soft (avg -0.96%)</w:t>
       </w:r>
     </w:p>
     <w:p>
       <w:r>
-        <w:t>Bottom line: With just over half of names positive QTD, breadth is middling and the tape is rotating toward defensives, as Health Care leads strongly and traditional cyclicals like Industrials, Financials, and Energy hold flat-to-firm while rate‑sensitives such as Real Estate and Utilities lag and Communication Services trades heavy despite a steady Technology bid and resilient Materials. Macro conditions reflect slowing growth and still‑sticky inflation expectations, and that mix is corroborated by a bid in Gold alongside a weaker USD, flat but elevated yields, and lower bond and energy prices, collectively signaling a market that is leaning cautiously against the growth outlook while hedging persistent price pressure rather than embracing a clean disinflation-and-reacceleration narrative.</w:t>
+        <w:t>Bottom line: With two-thirds of stocks positive QTD, breadth is constructive but leadership remains narrow and fairly muted, with most sectors only modestly positive and clustered in a “flat/firm” range, while firmer performance in cyclicals like Energy and Materials contrasts with softness in Communication Services and a slight drag in Real Estate. The tape is signaling a market that is grinding higher rather than ripping, consistent with flat-to-firm moves in key macro levers—gold, the dollar, yields, and bonds are all effectively rangebound, and a softer Energy Complex has yet to translate into broad factor or style inflection. Macro conditions reflect an environment where growth is slowing and earnings revisions are still under pressure while inflation remains sticky versus pre-COVID norms, and that combination is reinforcing a cautious, selective risk posture rather than a decisive rotation, as investors lean into quality and defensiveness without fully abandoning cyclical exposure.</w:t>
       </w:r>
     </w:p>
     <w:sectPr>
@@ -428,9 +422,9 @@
     </w:lvl>
   </w:abstractNum>
   <w:abstractNum w:abstractNumId="9" w15:restartNumberingAfterBreak="0">
-    <w:nsid w:val="33E33F57"/>
+    <w:nsid w:val="084F6F96"/>
     <w:multiLevelType w:val="hybridMultilevel"/>
-    <w:tmpl w:val="374A8C20"/>
+    <w:tmpl w:val="5860DE1E"/>
     <w:lvl w:ilvl="0" w:tplc="04090001">
       <w:start w:val="1"/>
       <w:numFmt w:val="bullet"/>
@@ -541,9 +535,9 @@
     </w:lvl>
   </w:abstractNum>
   <w:abstractNum w:abstractNumId="10" w15:restartNumberingAfterBreak="0">
-    <w:nsid w:val="607E05EE"/>
+    <w:nsid w:val="1B716999"/>
     <w:multiLevelType w:val="hybridMultilevel"/>
-    <w:tmpl w:val="62667A14"/>
+    <w:tmpl w:val="DD2EB54A"/>
     <w:lvl w:ilvl="0" w:tplc="04090001">
       <w:start w:val="1"/>
       <w:numFmt w:val="bullet"/>
@@ -653,38 +647,38 @@
       </w:rPr>
     </w:lvl>
   </w:abstractNum>
-  <w:num w:numId="1" w16cid:durableId="1430812559">
+  <w:num w:numId="1" w16cid:durableId="867521103">
     <w:abstractNumId w:val="8"/>
   </w:num>
-  <w:num w:numId="2" w16cid:durableId="840852133">
+  <w:num w:numId="2" w16cid:durableId="1105689128">
     <w:abstractNumId w:val="6"/>
   </w:num>
-  <w:num w:numId="3" w16cid:durableId="242296151">
+  <w:num w:numId="3" w16cid:durableId="1193303505">
     <w:abstractNumId w:val="5"/>
   </w:num>
-  <w:num w:numId="4" w16cid:durableId="767388747">
+  <w:num w:numId="4" w16cid:durableId="1278952123">
     <w:abstractNumId w:val="4"/>
   </w:num>
-  <w:num w:numId="5" w16cid:durableId="2059040892">
+  <w:num w:numId="5" w16cid:durableId="999306160">
     <w:abstractNumId w:val="7"/>
   </w:num>
-  <w:num w:numId="6" w16cid:durableId="2032102911">
+  <w:num w:numId="6" w16cid:durableId="966277488">
     <w:abstractNumId w:val="3"/>
   </w:num>
-  <w:num w:numId="7" w16cid:durableId="1627469406">
+  <w:num w:numId="7" w16cid:durableId="823353708">
     <w:abstractNumId w:val="2"/>
   </w:num>
-  <w:num w:numId="8" w16cid:durableId="188421676">
+  <w:num w:numId="8" w16cid:durableId="1792086174">
     <w:abstractNumId w:val="1"/>
   </w:num>
-  <w:num w:numId="9" w16cid:durableId="1136029629">
+  <w:num w:numId="9" w16cid:durableId="506481864">
     <w:abstractNumId w:val="0"/>
   </w:num>
-  <w:num w:numId="10" w16cid:durableId="1945963147">
+  <w:num w:numId="10" w16cid:durableId="1434741577">
+    <w:abstractNumId w:val="10"/>
+  </w:num>
+  <w:num w:numId="11" w16cid:durableId="1080830745">
     <w:abstractNumId w:val="9"/>
-  </w:num>
-  <w:num w:numId="11" w16cid:durableId="1691176156">
-    <w:abstractNumId w:val="10"/>
   </w:num>
 </w:numbering>
 </file>

--- a/data/Market_Read_quarterly.docx
+++ b/data/Market_Read_quarterly.docx
@@ -4,7 +4,7 @@
   <w:body>
     <w:p>
       <w:r>
-        <w:t>Quarterly Market Read: January 02, 2026</w:t>
+        <w:t>Quarterly Market Read: January 05, 2026</w:t>
       </w:r>
     </w:p>
     <w:p>
@@ -21,7 +21,7 @@
         </w:numPr>
       </w:pPr>
       <w:r>
-        <w:t>Breadth: 66.6% of names are positive.</w:t>
+        <w:t>Breadth: 69.3% of names are positive.</w:t>
       </w:r>
     </w:p>
     <w:p>
@@ -33,7 +33,7 @@
         </w:numPr>
       </w:pPr>
       <w:r>
-        <w:t>Information Technology: flat/firm (avg +0.61%)</w:t>
+        <w:t>Information Technology: flat/firm (avg +1.28%)</w:t>
       </w:r>
     </w:p>
     <w:p>
@@ -45,7 +45,7 @@
         </w:numPr>
       </w:pPr>
       <w:r>
-        <w:t>Industrials: flat/firm (avg +1.31%)</w:t>
+        <w:t>Industrials: firm (avg +2.72%)</w:t>
       </w:r>
     </w:p>
     <w:p>
@@ -57,7 +57,7 @@
         </w:numPr>
       </w:pPr>
       <w:r>
-        <w:t>Consumer Staples: flat/firm (avg +0.25%)</w:t>
+        <w:t>Consumer Staples: soft (avg -0.59%)</w:t>
       </w:r>
     </w:p>
     <w:p>
@@ -69,7 +69,7 @@
         </w:numPr>
       </w:pPr>
       <w:r>
-        <w:t>Consumer Discretionary: flat/firm (avg +0.62%)</w:t>
+        <w:t>Consumer Discretionary: flat/firm (avg +1.47%)</w:t>
       </w:r>
     </w:p>
     <w:p>
@@ -81,7 +81,7 @@
         </w:numPr>
       </w:pPr>
       <w:r>
-        <w:t>Financials: flat/firm (avg +0.11%)</w:t>
+        <w:t>Financials: firm (avg +2.51%)</w:t>
       </w:r>
     </w:p>
     <w:p>
@@ -93,7 +93,7 @@
         </w:numPr>
       </w:pPr>
       <w:r>
-        <w:t>Utilities: flat/firm (avg +1.15%)</w:t>
+        <w:t>Utilities: flat/firm (avg -0.11%)</w:t>
       </w:r>
     </w:p>
     <w:p>
@@ -105,7 +105,7 @@
         </w:numPr>
       </w:pPr>
       <w:r>
-        <w:t>Real Estate: flat/firm (avg -0.14%)</w:t>
+        <w:t>Real Estate: flat/firm (avg -0.10%)</w:t>
       </w:r>
     </w:p>
     <w:p>
@@ -117,7 +117,7 @@
         </w:numPr>
       </w:pPr>
       <w:r>
-        <w:t>Materials: firm (avg +1.94%)</w:t>
+        <w:t>Materials: firm (avg +2.83%)</w:t>
       </w:r>
     </w:p>
     <w:p>
@@ -129,7 +129,7 @@
         </w:numPr>
       </w:pPr>
       <w:r>
-        <w:t>Energy: firm (avg +2.13%)</w:t>
+        <w:t>Energy: firm (avg +3.61%)</w:t>
       </w:r>
     </w:p>
     <w:p>
@@ -141,7 +141,7 @@
         </w:numPr>
       </w:pPr>
       <w:r>
-        <w:t>Health Care: flat/firm (avg +0.63%)</w:t>
+        <w:t>Health Care: firm (avg +1.88%)</w:t>
       </w:r>
     </w:p>
     <w:p>
@@ -153,7 +153,7 @@
         </w:numPr>
       </w:pPr>
       <w:r>
-        <w:t>Communication Services: soft (avg -0.68%)</w:t>
+        <w:t>Communication Services: flat/firm (avg -0.33%)</w:t>
       </w:r>
     </w:p>
     <w:p>
@@ -165,7 +165,7 @@
         </w:numPr>
       </w:pPr>
       <w:r>
-        <w:t>Energy Complex: soft (avg -0.96%)</w:t>
+        <w:t>Energy Complex: soft (avg -1.80%)</w:t>
       </w:r>
     </w:p>
     <w:p>
@@ -182,7 +182,7 @@
         </w:numPr>
       </w:pPr>
       <w:r>
-        <w:t>Gold: flat (avg +0.50%)</w:t>
+        <w:t>Gold: firm (avg +3.14%)</w:t>
       </w:r>
     </w:p>
     <w:p>
@@ -194,7 +194,7 @@
         </w:numPr>
       </w:pPr>
       <w:r>
-        <w:t>USD: flat (avg +0.30%)</w:t>
+        <w:t>USD: flat (avg +0.15%)</w:t>
       </w:r>
     </w:p>
     <w:p>
@@ -206,7 +206,7 @@
         </w:numPr>
       </w:pPr>
       <w:r>
-        <w:t>Yields: flat (avg +0.51%)</w:t>
+        <w:t>Yields: flat (avg +0.01%)</w:t>
       </w:r>
     </w:p>
     <w:p>
@@ -218,7 +218,7 @@
         </w:numPr>
       </w:pPr>
       <w:r>
-        <w:t>Bonds: flat (avg -0.06%)</w:t>
+        <w:t>Bonds: flat (avg +0.24%)</w:t>
       </w:r>
     </w:p>
     <w:p>
@@ -230,12 +230,12 @@
         </w:numPr>
       </w:pPr>
       <w:r>
-        <w:t>Energy Complex: soft (avg -0.96%)</w:t>
+        <w:t>Energy Complex: falling (avg -1.80%)</w:t>
       </w:r>
     </w:p>
     <w:p>
       <w:r>
-        <w:t>Bottom line: With two-thirds of stocks positive QTD, breadth is constructive but leadership remains narrow and fairly muted, with most sectors only modestly positive and clustered in a “flat/firm” range, while firmer performance in cyclicals like Energy and Materials contrasts with softness in Communication Services and a slight drag in Real Estate. The tape is signaling a market that is grinding higher rather than ripping, consistent with flat-to-firm moves in key macro levers—gold, the dollar, yields, and bonds are all effectively rangebound, and a softer Energy Complex has yet to translate into broad factor or style inflection. Macro conditions reflect an environment where growth is slowing and earnings revisions are still under pressure while inflation remains sticky versus pre-COVID norms, and that combination is reinforcing a cautious, selective risk posture rather than a decisive rotation, as investors lean into quality and defensiveness without fully abandoning cyclical exposure.</w:t>
+        <w:t>Bottom line: With nearly 70% of names positive, breadth is constructive and the tape is rewarding cyclical and asset-heavy leadership—Energy, Materials, Industrials, Financials, and Health Care are all firm, while higher-duration, defensives, and bond-proxies like Utilities, Real Estate, and Staples are flat to soft and lagging, and growth-heavy areas such as Technology, Discretionary, and Communication Services are only modestly positive. Macro conditions reflect slowing growth and pressured earnings revisions alongside inflation that is easing only gradually and still holding above pre-COVID norms, a mix that is echoed in firm gold, a steady dollar, flat yields and bonds, and a softer energy complex, all of which point to markets cautiously leaning into cyclicals while still paying for inflation protection and keeping a tight leash on rates expectations.</w:t>
       </w:r>
     </w:p>
     <w:sectPr>
@@ -422,9 +422,9 @@
     </w:lvl>
   </w:abstractNum>
   <w:abstractNum w:abstractNumId="9" w15:restartNumberingAfterBreak="0">
-    <w:nsid w:val="084F6F96"/>
+    <w:nsid w:val="10A67543"/>
     <w:multiLevelType w:val="hybridMultilevel"/>
-    <w:tmpl w:val="5860DE1E"/>
+    <w:tmpl w:val="A3F457D0"/>
     <w:lvl w:ilvl="0" w:tplc="04090001">
       <w:start w:val="1"/>
       <w:numFmt w:val="bullet"/>
@@ -535,9 +535,9 @@
     </w:lvl>
   </w:abstractNum>
   <w:abstractNum w:abstractNumId="10" w15:restartNumberingAfterBreak="0">
-    <w:nsid w:val="1B716999"/>
+    <w:nsid w:val="6D8F5094"/>
     <w:multiLevelType w:val="hybridMultilevel"/>
-    <w:tmpl w:val="DD2EB54A"/>
+    <w:tmpl w:val="0D863F74"/>
     <w:lvl w:ilvl="0" w:tplc="04090001">
       <w:start w:val="1"/>
       <w:numFmt w:val="bullet"/>
@@ -647,38 +647,38 @@
       </w:rPr>
     </w:lvl>
   </w:abstractNum>
-  <w:num w:numId="1" w16cid:durableId="867521103">
+  <w:num w:numId="1" w16cid:durableId="678770869">
     <w:abstractNumId w:val="8"/>
   </w:num>
-  <w:num w:numId="2" w16cid:durableId="1105689128">
+  <w:num w:numId="2" w16cid:durableId="524096317">
     <w:abstractNumId w:val="6"/>
   </w:num>
-  <w:num w:numId="3" w16cid:durableId="1193303505">
+  <w:num w:numId="3" w16cid:durableId="9725737">
     <w:abstractNumId w:val="5"/>
   </w:num>
-  <w:num w:numId="4" w16cid:durableId="1278952123">
+  <w:num w:numId="4" w16cid:durableId="858078891">
     <w:abstractNumId w:val="4"/>
   </w:num>
-  <w:num w:numId="5" w16cid:durableId="999306160">
+  <w:num w:numId="5" w16cid:durableId="1347295226">
     <w:abstractNumId w:val="7"/>
   </w:num>
-  <w:num w:numId="6" w16cid:durableId="966277488">
+  <w:num w:numId="6" w16cid:durableId="1176306637">
     <w:abstractNumId w:val="3"/>
   </w:num>
-  <w:num w:numId="7" w16cid:durableId="823353708">
+  <w:num w:numId="7" w16cid:durableId="1234122094">
     <w:abstractNumId w:val="2"/>
   </w:num>
-  <w:num w:numId="8" w16cid:durableId="1792086174">
+  <w:num w:numId="8" w16cid:durableId="203755878">
     <w:abstractNumId w:val="1"/>
   </w:num>
-  <w:num w:numId="9" w16cid:durableId="506481864">
+  <w:num w:numId="9" w16cid:durableId="1567884929">
     <w:abstractNumId w:val="0"/>
   </w:num>
-  <w:num w:numId="10" w16cid:durableId="1434741577">
+  <w:num w:numId="10" w16cid:durableId="191264612">
+    <w:abstractNumId w:val="9"/>
+  </w:num>
+  <w:num w:numId="11" w16cid:durableId="1727144597">
     <w:abstractNumId w:val="10"/>
-  </w:num>
-  <w:num w:numId="11" w16cid:durableId="1080830745">
-    <w:abstractNumId w:val="9"/>
   </w:num>
 </w:numbering>
 </file>

--- a/data/Market_Read_quarterly.docx
+++ b/data/Market_Read_quarterly.docx
@@ -4,7 +4,7 @@
   <w:body>
     <w:p>
       <w:r>
-        <w:t>Quarterly Market Read: January 05, 2026</w:t>
+        <w:t>Quarterly Market Read: January 06, 2026</w:t>
       </w:r>
     </w:p>
     <w:p>
@@ -21,7 +21,7 @@
         </w:numPr>
       </w:pPr>
       <w:r>
-        <w:t>Breadth: 69.3% of names are positive.</w:t>
+        <w:t>Breadth: 75.0% of names are positive.</w:t>
       </w:r>
     </w:p>
     <w:p>
@@ -33,7 +33,7 @@
         </w:numPr>
       </w:pPr>
       <w:r>
-        <w:t>Information Technology: flat/firm (avg +1.28%)</w:t>
+        <w:t>Information Technology: leading (avg +4.31%)</w:t>
       </w:r>
     </w:p>
     <w:p>
@@ -45,7 +45,7 @@
         </w:numPr>
       </w:pPr>
       <w:r>
-        <w:t>Industrials: firm (avg +2.72%)</w:t>
+        <w:t>Industrials: leading (avg +4.02%)</w:t>
       </w:r>
     </w:p>
     <w:p>
@@ -57,7 +57,7 @@
         </w:numPr>
       </w:pPr>
       <w:r>
-        <w:t>Consumer Staples: soft (avg -0.59%)</w:t>
+        <w:t>Consumer Staples: flat/firm (avg -0.33%)</w:t>
       </w:r>
     </w:p>
     <w:p>
@@ -69,7 +69,7 @@
         </w:numPr>
       </w:pPr>
       <w:r>
-        <w:t>Consumer Discretionary: flat/firm (avg +1.47%)</w:t>
+        <w:t>Consumer Discretionary: firm (avg +2.88%)</w:t>
       </w:r>
     </w:p>
     <w:p>
@@ -81,7 +81,7 @@
         </w:numPr>
       </w:pPr>
       <w:r>
-        <w:t>Financials: firm (avg +2.51%)</w:t>
+        <w:t>Financials: firm (avg +3.03%)</w:t>
       </w:r>
     </w:p>
     <w:p>
@@ -93,7 +93,7 @@
         </w:numPr>
       </w:pPr>
       <w:r>
-        <w:t>Utilities: flat/firm (avg -0.11%)</w:t>
+        <w:t>Utilities: flat/firm (avg +0.50%)</w:t>
       </w:r>
     </w:p>
     <w:p>
@@ -105,7 +105,7 @@
         </w:numPr>
       </w:pPr>
       <w:r>
-        <w:t>Real Estate: flat/firm (avg -0.10%)</w:t>
+        <w:t>Real Estate: flat/firm (avg +0.97%)</w:t>
       </w:r>
     </w:p>
     <w:p>
@@ -117,7 +117,7 @@
         </w:numPr>
       </w:pPr>
       <w:r>
-        <w:t>Materials: firm (avg +2.83%)</w:t>
+        <w:t>Materials: leading (avg +4.73%)</w:t>
       </w:r>
     </w:p>
     <w:p>
@@ -129,7 +129,7 @@
         </w:numPr>
       </w:pPr>
       <w:r>
-        <w:t>Energy: firm (avg +3.61%)</w:t>
+        <w:t>Energy: firm (avg +1.54%)</w:t>
       </w:r>
     </w:p>
     <w:p>
@@ -141,7 +141,7 @@
         </w:numPr>
       </w:pPr>
       <w:r>
-        <w:t>Health Care: firm (avg +1.88%)</w:t>
+        <w:t>Health Care: leading (avg +4.22%)</w:t>
       </w:r>
     </w:p>
     <w:p>
@@ -153,7 +153,7 @@
         </w:numPr>
       </w:pPr>
       <w:r>
-        <w:t>Communication Services: flat/firm (avg -0.33%)</w:t>
+        <w:t>Communication Services: soft (avg -0.70%)</w:t>
       </w:r>
     </w:p>
     <w:p>
@@ -165,7 +165,7 @@
         </w:numPr>
       </w:pPr>
       <w:r>
-        <w:t>Energy Complex: soft (avg -1.80%)</w:t>
+        <w:t>Energy Complex: heavy (avg -4.46%)</w:t>
       </w:r>
     </w:p>
     <w:p>
@@ -182,7 +182,7 @@
         </w:numPr>
       </w:pPr>
       <w:r>
-        <w:t>Gold: firm (avg +3.14%)</w:t>
+        <w:t>Gold: firm (avg +4.26%)</w:t>
       </w:r>
     </w:p>
     <w:p>
@@ -194,7 +194,7 @@
         </w:numPr>
       </w:pPr>
       <w:r>
-        <w:t>USD: flat (avg +0.15%)</w:t>
+        <w:t>USD: flat (avg +0.48%)</w:t>
       </w:r>
     </w:p>
     <w:p>
@@ -206,7 +206,7 @@
         </w:numPr>
       </w:pPr>
       <w:r>
-        <w:t>Yields: flat (avg +0.01%)</w:t>
+        <w:t>Yields: flat (avg +0.29%)</w:t>
       </w:r>
     </w:p>
     <w:p>
@@ -218,7 +218,7 @@
         </w:numPr>
       </w:pPr>
       <w:r>
-        <w:t>Bonds: flat (avg +0.24%)</w:t>
+        <w:t>Bonds: flat (avg +0.16%)</w:t>
       </w:r>
     </w:p>
     <w:p>
@@ -230,12 +230,12 @@
         </w:numPr>
       </w:pPr>
       <w:r>
-        <w:t>Energy Complex: falling (avg -1.80%)</w:t>
+        <w:t>Energy Complex: falling (avg -4.46%)</w:t>
       </w:r>
     </w:p>
     <w:p>
       <w:r>
-        <w:t>Bottom line: With nearly 70% of names positive, breadth is constructive and the tape is rewarding cyclical and asset-heavy leadership—Energy, Materials, Industrials, Financials, and Health Care are all firm, while higher-duration, defensives, and bond-proxies like Utilities, Real Estate, and Staples are flat to soft and lagging, and growth-heavy areas such as Technology, Discretionary, and Communication Services are only modestly positive. Macro conditions reflect slowing growth and pressured earnings revisions alongside inflation that is easing only gradually and still holding above pre-COVID norms, a mix that is echoed in firm gold, a steady dollar, flat yields and bonds, and a softer energy complex, all of which point to markets cautiously leaning into cyclicals while still paying for inflation protection and keeping a tight leash on rates expectations.</w:t>
+        <w:t>Bottom line: With roughly three-quarters of stocks positive QTD, breadth remains solid and the tape is rewarding higher-quality cyclicals and defensives alike, as leadership clusters in Materials, Tech, Health Care, and Industrials while Financials, Consumer Discretionary, and Energy grind higher and the more rate‑sensitive, bond‑proxy areas like Utilities and Real Estate hold flat to firm and Communication Services lags. Macro posture shows slowing but still positive growth alongside sticky, above-trend inflation, and the combination of a stable USD, largely unchanged yields and bond prices, rising gold, and a falling energy complex corroborates a market that is leaning cautiously toward late‑cycle, quality‑growth and defensives rather than a full‑throated pro‑cyclical reflation.</w:t>
       </w:r>
     </w:p>
     <w:sectPr>
@@ -422,9 +422,9 @@
     </w:lvl>
   </w:abstractNum>
   <w:abstractNum w:abstractNumId="9" w15:restartNumberingAfterBreak="0">
-    <w:nsid w:val="10A67543"/>
+    <w:nsid w:val="16C3648C"/>
     <w:multiLevelType w:val="hybridMultilevel"/>
-    <w:tmpl w:val="A3F457D0"/>
+    <w:tmpl w:val="2A66D90E"/>
     <w:lvl w:ilvl="0" w:tplc="04090001">
       <w:start w:val="1"/>
       <w:numFmt w:val="bullet"/>
@@ -535,9 +535,9 @@
     </w:lvl>
   </w:abstractNum>
   <w:abstractNum w:abstractNumId="10" w15:restartNumberingAfterBreak="0">
-    <w:nsid w:val="6D8F5094"/>
+    <w:nsid w:val="63297403"/>
     <w:multiLevelType w:val="hybridMultilevel"/>
-    <w:tmpl w:val="0D863F74"/>
+    <w:tmpl w:val="E084A792"/>
     <w:lvl w:ilvl="0" w:tplc="04090001">
       <w:start w:val="1"/>
       <w:numFmt w:val="bullet"/>
@@ -647,37 +647,37 @@
       </w:rPr>
     </w:lvl>
   </w:abstractNum>
-  <w:num w:numId="1" w16cid:durableId="678770869">
+  <w:num w:numId="1" w16cid:durableId="635648345">
     <w:abstractNumId w:val="8"/>
   </w:num>
-  <w:num w:numId="2" w16cid:durableId="524096317">
+  <w:num w:numId="2" w16cid:durableId="2075543017">
     <w:abstractNumId w:val="6"/>
   </w:num>
-  <w:num w:numId="3" w16cid:durableId="9725737">
+  <w:num w:numId="3" w16cid:durableId="539975595">
     <w:abstractNumId w:val="5"/>
   </w:num>
-  <w:num w:numId="4" w16cid:durableId="858078891">
+  <w:num w:numId="4" w16cid:durableId="165755938">
     <w:abstractNumId w:val="4"/>
   </w:num>
-  <w:num w:numId="5" w16cid:durableId="1347295226">
+  <w:num w:numId="5" w16cid:durableId="2027515422">
     <w:abstractNumId w:val="7"/>
   </w:num>
-  <w:num w:numId="6" w16cid:durableId="1176306637">
+  <w:num w:numId="6" w16cid:durableId="87311971">
     <w:abstractNumId w:val="3"/>
   </w:num>
-  <w:num w:numId="7" w16cid:durableId="1234122094">
+  <w:num w:numId="7" w16cid:durableId="2085107444">
     <w:abstractNumId w:val="2"/>
   </w:num>
-  <w:num w:numId="8" w16cid:durableId="203755878">
+  <w:num w:numId="8" w16cid:durableId="306787900">
     <w:abstractNumId w:val="1"/>
   </w:num>
-  <w:num w:numId="9" w16cid:durableId="1567884929">
+  <w:num w:numId="9" w16cid:durableId="468520931">
     <w:abstractNumId w:val="0"/>
   </w:num>
-  <w:num w:numId="10" w16cid:durableId="191264612">
+  <w:num w:numId="10" w16cid:durableId="1645811143">
     <w:abstractNumId w:val="9"/>
   </w:num>
-  <w:num w:numId="11" w16cid:durableId="1727144597">
+  <w:num w:numId="11" w16cid:durableId="1546723495">
     <w:abstractNumId w:val="10"/>
   </w:num>
 </w:numbering>

--- a/data/Market_Read_quarterly.docx
+++ b/data/Market_Read_quarterly.docx
@@ -4,7 +4,7 @@
   <w:body>
     <w:p>
       <w:r>
-        <w:t>Quarterly Market Read: January 06, 2026</w:t>
+        <w:t>Quarterly Market Read: January 07, 2026</w:t>
       </w:r>
     </w:p>
     <w:p>
@@ -21,7 +21,7 @@
         </w:numPr>
       </w:pPr>
       <w:r>
-        <w:t>Breadth: 75.0% of names are positive.</w:t>
+        <w:t>Breadth: 67.3% of names are positive.</w:t>
       </w:r>
     </w:p>
     <w:p>
@@ -33,7 +33,7 @@
         </w:numPr>
       </w:pPr>
       <w:r>
-        <w:t>Information Technology: leading (avg +4.31%)</w:t>
+        <w:t>Information Technology: firm (avg +3.21%)</w:t>
       </w:r>
     </w:p>
     <w:p>
@@ -45,7 +45,7 @@
         </w:numPr>
       </w:pPr>
       <w:r>
-        <w:t>Industrials: leading (avg +4.02%)</w:t>
+        <w:t>Industrials: firm (avg +2.33%)</w:t>
       </w:r>
     </w:p>
     <w:p>
@@ -57,7 +57,7 @@
         </w:numPr>
       </w:pPr>
       <w:r>
-        <w:t>Consumer Staples: flat/firm (avg -0.33%)</w:t>
+        <w:t>Consumer Staples: soft (avg -1.70%)</w:t>
       </w:r>
     </w:p>
     <w:p>
@@ -69,7 +69,7 @@
         </w:numPr>
       </w:pPr>
       <w:r>
-        <w:t>Consumer Discretionary: firm (avg +2.88%)</w:t>
+        <w:t>Consumer Discretionary: firm (avg +2.02%)</w:t>
       </w:r>
     </w:p>
     <w:p>
@@ -81,7 +81,7 @@
         </w:numPr>
       </w:pPr>
       <w:r>
-        <w:t>Financials: firm (avg +3.03%)</w:t>
+        <w:t>Financials: firm (avg +1.75%)</w:t>
       </w:r>
     </w:p>
     <w:p>
@@ -93,7 +93,7 @@
         </w:numPr>
       </w:pPr>
       <w:r>
-        <w:t>Utilities: flat/firm (avg +0.50%)</w:t>
+        <w:t>Utilities: soft (avg -1.67%)</w:t>
       </w:r>
     </w:p>
     <w:p>
@@ -105,7 +105,7 @@
         </w:numPr>
       </w:pPr>
       <w:r>
-        <w:t>Real Estate: flat/firm (avg +0.97%)</w:t>
+        <w:t>Real Estate: soft (avg -0.52%)</w:t>
       </w:r>
     </w:p>
     <w:p>
@@ -117,7 +117,7 @@
         </w:numPr>
       </w:pPr>
       <w:r>
-        <w:t>Materials: leading (avg +4.73%)</w:t>
+        <w:t>Materials: firm (avg +2.92%)</w:t>
       </w:r>
     </w:p>
     <w:p>
@@ -129,7 +129,7 @@
         </w:numPr>
       </w:pPr>
       <w:r>
-        <w:t>Energy: firm (avg +1.54%)</w:t>
+        <w:t>Energy: flat/firm (avg +0.64%)</w:t>
       </w:r>
     </w:p>
     <w:p>
@@ -141,7 +141,7 @@
         </w:numPr>
       </w:pPr>
       <w:r>
-        <w:t>Health Care: leading (avg +4.22%)</w:t>
+        <w:t>Health Care: leading (avg +4.08%)</w:t>
       </w:r>
     </w:p>
     <w:p>
@@ -153,7 +153,7 @@
         </w:numPr>
       </w:pPr>
       <w:r>
-        <w:t>Communication Services: soft (avg -0.70%)</w:t>
+        <w:t>Communication Services: soft (avg -1.29%)</w:t>
       </w:r>
     </w:p>
     <w:p>
@@ -165,7 +165,7 @@
         </w:numPr>
       </w:pPr>
       <w:r>
-        <w:t>Energy Complex: heavy (avg -4.46%)</w:t>
+        <w:t>Energy Complex: soft (avg -2.95%)</w:t>
       </w:r>
     </w:p>
     <w:p>
@@ -182,7 +182,7 @@
         </w:numPr>
       </w:pPr>
       <w:r>
-        <w:t>Gold: firm (avg +4.26%)</w:t>
+        <w:t>Gold: firm (avg +3.26%)</w:t>
       </w:r>
     </w:p>
     <w:p>
@@ -194,7 +194,7 @@
         </w:numPr>
       </w:pPr>
       <w:r>
-        <w:t>USD: flat (avg +0.48%)</w:t>
+        <w:t>USD: flat (avg +0.63%)</w:t>
       </w:r>
     </w:p>
     <w:p>
@@ -206,7 +206,7 @@
         </w:numPr>
       </w:pPr>
       <w:r>
-        <w:t>Yields: flat (avg +0.29%)</w:t>
+        <w:t>Yields: soft (avg -0.62%)</w:t>
       </w:r>
     </w:p>
     <w:p>
@@ -218,7 +218,7 @@
         </w:numPr>
       </w:pPr>
       <w:r>
-        <w:t>Bonds: flat (avg +0.16%)</w:t>
+        <w:t>Bonds: flat (avg +0.40%)</w:t>
       </w:r>
     </w:p>
     <w:p>
@@ -230,12 +230,12 @@
         </w:numPr>
       </w:pPr>
       <w:r>
-        <w:t>Energy Complex: falling (avg -4.46%)</w:t>
+        <w:t>Energy Complex: falling (avg -2.95%)</w:t>
       </w:r>
     </w:p>
     <w:p>
       <w:r>
-        <w:t>Bottom line: With roughly three-quarters of stocks positive QTD, breadth remains solid and the tape is rewarding higher-quality cyclicals and defensives alike, as leadership clusters in Materials, Tech, Health Care, and Industrials while Financials, Consumer Discretionary, and Energy grind higher and the more rate‑sensitive, bond‑proxy areas like Utilities and Real Estate hold flat to firm and Communication Services lags. Macro posture shows slowing but still positive growth alongside sticky, above-trend inflation, and the combination of a stable USD, largely unchanged yields and bond prices, rising gold, and a falling energy complex corroborates a market that is leaning cautiously toward late‑cycle, quality‑growth and defensives rather than a full‑throated pro‑cyclical reflation.</w:t>
+        <w:t>Bottom line: With roughly two-thirds of constituents positive QTD, breadth remains constructive as Health Care leads alongside firm gains in Technology, Materials, Industrials, Consumer Discretionary, Financials, and a flat-to-firm Energy sector, while defensives like Consumer Staples, Utilities, Real Estate, and Communication Services lag, consistent with a market still rewarding selective cyclicality over pure safety. Macro conditions reflect slowing growth and pressured earnings against still-elevated, sticky inflation, and the combination of firm gold, softer yields, flat bonds and USD, and a weaker Energy complex underscores a cautious, late-cycle posture that matches the tape’s preference for quality growth and balance-sheet strength rather than broad, high-beta risk-on.</w:t>
       </w:r>
     </w:p>
     <w:sectPr>
@@ -422,9 +422,9 @@
     </w:lvl>
   </w:abstractNum>
   <w:abstractNum w:abstractNumId="9" w15:restartNumberingAfterBreak="0">
-    <w:nsid w:val="16C3648C"/>
+    <w:nsid w:val="4A5307CF"/>
     <w:multiLevelType w:val="hybridMultilevel"/>
-    <w:tmpl w:val="2A66D90E"/>
+    <w:tmpl w:val="855481C0"/>
     <w:lvl w:ilvl="0" w:tplc="04090001">
       <w:start w:val="1"/>
       <w:numFmt w:val="bullet"/>
@@ -535,9 +535,9 @@
     </w:lvl>
   </w:abstractNum>
   <w:abstractNum w:abstractNumId="10" w15:restartNumberingAfterBreak="0">
-    <w:nsid w:val="63297403"/>
+    <w:nsid w:val="538A20A9"/>
     <w:multiLevelType w:val="hybridMultilevel"/>
-    <w:tmpl w:val="E084A792"/>
+    <w:tmpl w:val="6CCC27C4"/>
     <w:lvl w:ilvl="0" w:tplc="04090001">
       <w:start w:val="1"/>
       <w:numFmt w:val="bullet"/>
@@ -647,37 +647,37 @@
       </w:rPr>
     </w:lvl>
   </w:abstractNum>
-  <w:num w:numId="1" w16cid:durableId="635648345">
+  <w:num w:numId="1" w16cid:durableId="551037291">
     <w:abstractNumId w:val="8"/>
   </w:num>
-  <w:num w:numId="2" w16cid:durableId="2075543017">
+  <w:num w:numId="2" w16cid:durableId="1785270853">
     <w:abstractNumId w:val="6"/>
   </w:num>
-  <w:num w:numId="3" w16cid:durableId="539975595">
+  <w:num w:numId="3" w16cid:durableId="2043819078">
     <w:abstractNumId w:val="5"/>
   </w:num>
-  <w:num w:numId="4" w16cid:durableId="165755938">
+  <w:num w:numId="4" w16cid:durableId="1276522241">
     <w:abstractNumId w:val="4"/>
   </w:num>
-  <w:num w:numId="5" w16cid:durableId="2027515422">
+  <w:num w:numId="5" w16cid:durableId="1352342131">
     <w:abstractNumId w:val="7"/>
   </w:num>
-  <w:num w:numId="6" w16cid:durableId="87311971">
+  <w:num w:numId="6" w16cid:durableId="1692953884">
     <w:abstractNumId w:val="3"/>
   </w:num>
-  <w:num w:numId="7" w16cid:durableId="2085107444">
+  <w:num w:numId="7" w16cid:durableId="786775790">
     <w:abstractNumId w:val="2"/>
   </w:num>
-  <w:num w:numId="8" w16cid:durableId="306787900">
+  <w:num w:numId="8" w16cid:durableId="256640855">
     <w:abstractNumId w:val="1"/>
   </w:num>
-  <w:num w:numId="9" w16cid:durableId="468520931">
+  <w:num w:numId="9" w16cid:durableId="452602045">
     <w:abstractNumId w:val="0"/>
   </w:num>
-  <w:num w:numId="10" w16cid:durableId="1645811143">
+  <w:num w:numId="10" w16cid:durableId="1406688507">
     <w:abstractNumId w:val="9"/>
   </w:num>
-  <w:num w:numId="11" w16cid:durableId="1546723495">
+  <w:num w:numId="11" w16cid:durableId="1429689371">
     <w:abstractNumId w:val="10"/>
   </w:num>
 </w:numbering>

--- a/data/Market_Read_quarterly.docx
+++ b/data/Market_Read_quarterly.docx
@@ -4,7 +4,7 @@
   <w:body>
     <w:p>
       <w:r>
-        <w:t>Quarterly Market Read: January 07, 2026</w:t>
+        <w:t>Quarterly Market Read: January 08, 2026</w:t>
       </w:r>
     </w:p>
     <w:p>
@@ -21,7 +21,7 @@
         </w:numPr>
       </w:pPr>
       <w:r>
-        <w:t>Breadth: 67.3% of names are positive.</w:t>
+        <w:t>Breadth: 73.3% of names are positive.</w:t>
       </w:r>
     </w:p>
     <w:p>
@@ -33,7 +33,7 @@
         </w:numPr>
       </w:pPr>
       <w:r>
-        <w:t>Information Technology: firm (avg +3.21%)</w:t>
+        <w:t>Information Technology: firm (avg +2.02%)</w:t>
       </w:r>
     </w:p>
     <w:p>
@@ -45,7 +45,7 @@
         </w:numPr>
       </w:pPr>
       <w:r>
-        <w:t>Industrials: firm (avg +2.33%)</w:t>
+        <w:t>Industrials: firm (avg +3.69%)</w:t>
       </w:r>
     </w:p>
     <w:p>
@@ -57,7 +57,7 @@
         </w:numPr>
       </w:pPr>
       <w:r>
-        <w:t>Consumer Staples: soft (avg -1.70%)</w:t>
+        <w:t>Consumer Staples: flat/firm (avg +0.72%)</w:t>
       </w:r>
     </w:p>
     <w:p>
@@ -69,7 +69,7 @@
         </w:numPr>
       </w:pPr>
       <w:r>
-        <w:t>Consumer Discretionary: firm (avg +2.02%)</w:t>
+        <w:t>Consumer Discretionary: firm (avg +3.97%)</w:t>
       </w:r>
     </w:p>
     <w:p>
@@ -81,7 +81,7 @@
         </w:numPr>
       </w:pPr>
       <w:r>
-        <w:t>Financials: firm (avg +1.75%)</w:t>
+        <w:t>Financials: firm (avg +2.69%)</w:t>
       </w:r>
     </w:p>
     <w:p>
@@ -93,7 +93,7 @@
         </w:numPr>
       </w:pPr>
       <w:r>
-        <w:t>Utilities: soft (avg -1.67%)</w:t>
+        <w:t>Utilities: soft (avg -1.20%)</w:t>
       </w:r>
     </w:p>
     <w:p>
@@ -105,7 +105,7 @@
         </w:numPr>
       </w:pPr>
       <w:r>
-        <w:t>Real Estate: soft (avg -0.52%)</w:t>
+        <w:t>Real Estate: flat/firm (avg +0.59%)</w:t>
       </w:r>
     </w:p>
     <w:p>
@@ -117,7 +117,7 @@
         </w:numPr>
       </w:pPr>
       <w:r>
-        <w:t>Materials: firm (avg +2.92%)</w:t>
+        <w:t>Materials: leading (avg +5.30%)</w:t>
       </w:r>
     </w:p>
     <w:p>
@@ -129,7 +129,7 @@
         </w:numPr>
       </w:pPr>
       <w:r>
-        <w:t>Energy: flat/firm (avg +0.64%)</w:t>
+        <w:t>Energy: firm (avg +3.88%)</w:t>
       </w:r>
     </w:p>
     <w:p>
@@ -141,7 +141,7 @@
         </w:numPr>
       </w:pPr>
       <w:r>
-        <w:t>Health Care: leading (avg +4.08%)</w:t>
+        <w:t>Health Care: firm (avg +3.78%)</w:t>
       </w:r>
     </w:p>
     <w:p>
@@ -153,7 +153,7 @@
         </w:numPr>
       </w:pPr>
       <w:r>
-        <w:t>Communication Services: soft (avg -1.29%)</w:t>
+        <w:t>Communication Services: soft (avg -1.09%)</w:t>
       </w:r>
     </w:p>
     <w:p>
@@ -165,7 +165,7 @@
         </w:numPr>
       </w:pPr>
       <w:r>
-        <w:t>Energy Complex: soft (avg -2.95%)</w:t>
+        <w:t>Energy Complex: heavy (avg -3.04%)</w:t>
       </w:r>
     </w:p>
     <w:p>
@@ -182,7 +182,7 @@
         </w:numPr>
       </w:pPr>
       <w:r>
-        <w:t>Gold: firm (avg +3.26%)</w:t>
+        <w:t>Gold: firm (avg +3.83%)</w:t>
       </w:r>
     </w:p>
     <w:p>
@@ -194,7 +194,7 @@
         </w:numPr>
       </w:pPr>
       <w:r>
-        <w:t>USD: flat (avg +0.63%)</w:t>
+        <w:t>USD: flat (avg +0.89%)</w:t>
       </w:r>
     </w:p>
     <w:p>
@@ -206,7 +206,7 @@
         </w:numPr>
       </w:pPr>
       <w:r>
-        <w:t>Yields: soft (avg -0.62%)</w:t>
+        <w:t>Yields: flat (avg +0.41%)</w:t>
       </w:r>
     </w:p>
     <w:p>
@@ -218,7 +218,7 @@
         </w:numPr>
       </w:pPr>
       <w:r>
-        <w:t>Bonds: flat (avg +0.40%)</w:t>
+        <w:t>Bonds: flat (avg +0.14%)</w:t>
       </w:r>
     </w:p>
     <w:p>
@@ -230,12 +230,12 @@
         </w:numPr>
       </w:pPr>
       <w:r>
-        <w:t>Energy Complex: falling (avg -2.95%)</w:t>
+        <w:t>Energy Complex: falling (avg -3.04%)</w:t>
       </w:r>
     </w:p>
     <w:p>
       <w:r>
-        <w:t>Bottom line: With roughly two-thirds of constituents positive QTD, breadth remains constructive as Health Care leads alongside firm gains in Technology, Materials, Industrials, Consumer Discretionary, Financials, and a flat-to-firm Energy sector, while defensives like Consumer Staples, Utilities, Real Estate, and Communication Services lag, consistent with a market still rewarding selective cyclicality over pure safety. Macro conditions reflect slowing growth and pressured earnings against still-elevated, sticky inflation, and the combination of firm gold, softer yields, flat bonds and USD, and a weaker Energy complex underscores a cautious, late-cycle posture that matches the tape’s preference for quality growth and balance-sheet strength rather than broad, high-beta risk-on.</w:t>
+        <w:t>Bottom line: Equity breadth is healthy with roughly three-quarters of names positive QTD, and leadership is tilting toward economically sensitive and quality-yield exposures, with Materials clearly out front and broad firmness across Industrials, Consumer Discretionary, Financials, Energy, Health Care, and Technology, while defensives such as Utilities and Communication Services lag and Real Estate and Staples grind modestly higher. Macro posture shows growth expectations grinding lower and earnings revisions under pressure even as inflation proves sticky above pre-COVID norms, a mix consistent with firm gold, a stable dollar, rangebound yields and bonds, and a notably weaker energy complex that together signal a market leaning into slowing, but not collapsing, growth with persistent inflation risk rather than a clean disinflationary boom.</w:t>
       </w:r>
     </w:p>
     <w:sectPr>
@@ -422,9 +422,9 @@
     </w:lvl>
   </w:abstractNum>
   <w:abstractNum w:abstractNumId="9" w15:restartNumberingAfterBreak="0">
-    <w:nsid w:val="4A5307CF"/>
+    <w:nsid w:val="10693703"/>
     <w:multiLevelType w:val="hybridMultilevel"/>
-    <w:tmpl w:val="855481C0"/>
+    <w:tmpl w:val="6F38413A"/>
     <w:lvl w:ilvl="0" w:tplc="04090001">
       <w:start w:val="1"/>
       <w:numFmt w:val="bullet"/>
@@ -535,9 +535,9 @@
     </w:lvl>
   </w:abstractNum>
   <w:abstractNum w:abstractNumId="10" w15:restartNumberingAfterBreak="0">
-    <w:nsid w:val="538A20A9"/>
+    <w:nsid w:val="7ADE72F6"/>
     <w:multiLevelType w:val="hybridMultilevel"/>
-    <w:tmpl w:val="6CCC27C4"/>
+    <w:tmpl w:val="43C66384"/>
     <w:lvl w:ilvl="0" w:tplc="04090001">
       <w:start w:val="1"/>
       <w:numFmt w:val="bullet"/>
@@ -647,38 +647,38 @@
       </w:rPr>
     </w:lvl>
   </w:abstractNum>
-  <w:num w:numId="1" w16cid:durableId="551037291">
+  <w:num w:numId="1" w16cid:durableId="1570729399">
     <w:abstractNumId w:val="8"/>
   </w:num>
-  <w:num w:numId="2" w16cid:durableId="1785270853">
+  <w:num w:numId="2" w16cid:durableId="2035840819">
     <w:abstractNumId w:val="6"/>
   </w:num>
-  <w:num w:numId="3" w16cid:durableId="2043819078">
+  <w:num w:numId="3" w16cid:durableId="2133942590">
     <w:abstractNumId w:val="5"/>
   </w:num>
-  <w:num w:numId="4" w16cid:durableId="1276522241">
+  <w:num w:numId="4" w16cid:durableId="1232732878">
     <w:abstractNumId w:val="4"/>
   </w:num>
-  <w:num w:numId="5" w16cid:durableId="1352342131">
+  <w:num w:numId="5" w16cid:durableId="1607734679">
     <w:abstractNumId w:val="7"/>
   </w:num>
-  <w:num w:numId="6" w16cid:durableId="1692953884">
+  <w:num w:numId="6" w16cid:durableId="1355879851">
     <w:abstractNumId w:val="3"/>
   </w:num>
-  <w:num w:numId="7" w16cid:durableId="786775790">
+  <w:num w:numId="7" w16cid:durableId="708653229">
     <w:abstractNumId w:val="2"/>
   </w:num>
-  <w:num w:numId="8" w16cid:durableId="256640855">
+  <w:num w:numId="8" w16cid:durableId="637076530">
     <w:abstractNumId w:val="1"/>
   </w:num>
-  <w:num w:numId="9" w16cid:durableId="452602045">
+  <w:num w:numId="9" w16cid:durableId="31345997">
     <w:abstractNumId w:val="0"/>
   </w:num>
-  <w:num w:numId="10" w16cid:durableId="1406688507">
+  <w:num w:numId="10" w16cid:durableId="1627463844">
+    <w:abstractNumId w:val="10"/>
+  </w:num>
+  <w:num w:numId="11" w16cid:durableId="2090418290">
     <w:abstractNumId w:val="9"/>
-  </w:num>
-  <w:num w:numId="11" w16cid:durableId="1429689371">
-    <w:abstractNumId w:val="10"/>
   </w:num>
 </w:numbering>
 </file>

--- a/data/Market_Read_quarterly.docx
+++ b/data/Market_Read_quarterly.docx
@@ -4,7 +4,7 @@
   <w:body>
     <w:p>
       <w:r>
-        <w:t>Quarterly Market Read: January 08, 2026</w:t>
+        <w:t>Quarterly Market Read: January 09, 2026</w:t>
       </w:r>
     </w:p>
     <w:p>
@@ -21,7 +21,7 @@
         </w:numPr>
       </w:pPr>
       <w:r>
-        <w:t>Breadth: 73.3% of names are positive.</w:t>
+        <w:t>Breadth: 74.5% of names are positive.</w:t>
       </w:r>
     </w:p>
     <w:p>
@@ -33,7 +33,7 @@
         </w:numPr>
       </w:pPr>
       <w:r>
-        <w:t>Information Technology: firm (avg +2.02%)</w:t>
+        <w:t>Information Technology: firm (avg +3.49%)</w:t>
       </w:r>
     </w:p>
     <w:p>
@@ -45,7 +45,7 @@
         </w:numPr>
       </w:pPr>
       <w:r>
-        <w:t>Industrials: firm (avg +3.69%)</w:t>
+        <w:t>Industrials: leading (avg +5.08%)</w:t>
       </w:r>
     </w:p>
     <w:p>
@@ -57,7 +57,7 @@
         </w:numPr>
       </w:pPr>
       <w:r>
-        <w:t>Consumer Staples: flat/firm (avg +0.72%)</w:t>
+        <w:t>Consumer Staples: firm (avg +1.68%)</w:t>
       </w:r>
     </w:p>
     <w:p>
@@ -69,7 +69,7 @@
         </w:numPr>
       </w:pPr>
       <w:r>
-        <w:t>Consumer Discretionary: firm (avg +3.97%)</w:t>
+        <w:t>Consumer Discretionary: leading (avg +4.94%)</w:t>
       </w:r>
     </w:p>
     <w:p>
@@ -81,7 +81,7 @@
         </w:numPr>
       </w:pPr>
       <w:r>
-        <w:t>Financials: firm (avg +2.69%)</w:t>
+        <w:t>Financials: firm (avg +2.22%)</w:t>
       </w:r>
     </w:p>
     <w:p>
@@ -93,7 +93,7 @@
         </w:numPr>
       </w:pPr>
       <w:r>
-        <w:t>Utilities: soft (avg -1.20%)</w:t>
+        <w:t>Utilities: flat/firm (avg -0.32%)</w:t>
       </w:r>
     </w:p>
     <w:p>
@@ -105,7 +105,7 @@
         </w:numPr>
       </w:pPr>
       <w:r>
-        <w:t>Real Estate: flat/firm (avg +0.59%)</w:t>
+        <w:t>Real Estate: flat/firm (avg +0.50%)</w:t>
       </w:r>
     </w:p>
     <w:p>
@@ -117,7 +117,7 @@
         </w:numPr>
       </w:pPr>
       <w:r>
-        <w:t>Materials: leading (avg +5.30%)</w:t>
+        <w:t>Materials: leading (avg +6.85%)</w:t>
       </w:r>
     </w:p>
     <w:p>
@@ -129,7 +129,7 @@
         </w:numPr>
       </w:pPr>
       <w:r>
-        <w:t>Energy: firm (avg +3.88%)</w:t>
+        <w:t>Energy: firm (avg +3.47%)</w:t>
       </w:r>
     </w:p>
     <w:p>
@@ -141,7 +141,7 @@
         </w:numPr>
       </w:pPr>
       <w:r>
-        <w:t>Health Care: firm (avg +3.78%)</w:t>
+        <w:t>Health Care: firm (avg +3.66%)</w:t>
       </w:r>
     </w:p>
     <w:p>
@@ -153,7 +153,7 @@
         </w:numPr>
       </w:pPr>
       <w:r>
-        <w:t>Communication Services: soft (avg -1.09%)</w:t>
+        <w:t>Communication Services: soft (avg -1.21%)</w:t>
       </w:r>
     </w:p>
     <w:p>
@@ -165,7 +165,7 @@
         </w:numPr>
       </w:pPr>
       <w:r>
-        <w:t>Energy Complex: heavy (avg -3.04%)</w:t>
+        <w:t>Energy Complex: heavy (avg -6.42%)</w:t>
       </w:r>
     </w:p>
     <w:p>
@@ -182,7 +182,7 @@
         </w:numPr>
       </w:pPr>
       <w:r>
-        <w:t>Gold: firm (avg +3.83%)</w:t>
+        <w:t>Gold: firm (avg +4.58%)</w:t>
       </w:r>
     </w:p>
     <w:p>
@@ -194,7 +194,7 @@
         </w:numPr>
       </w:pPr>
       <w:r>
-        <w:t>USD: flat (avg +0.89%)</w:t>
+        <w:t>USD: firm (avg +1.11%)</w:t>
       </w:r>
     </w:p>
     <w:p>
@@ -206,7 +206,7 @@
         </w:numPr>
       </w:pPr>
       <w:r>
-        <w:t>Yields: flat (avg +0.41%)</w:t>
+        <w:t>Yields: flat (avg +0.23%)</w:t>
       </w:r>
     </w:p>
     <w:p>
@@ -218,7 +218,7 @@
         </w:numPr>
       </w:pPr>
       <w:r>
-        <w:t>Bonds: flat (avg +0.14%)</w:t>
+        <w:t>Bonds: flat (avg +0.45%)</w:t>
       </w:r>
     </w:p>
     <w:p>
@@ -230,12 +230,12 @@
         </w:numPr>
       </w:pPr>
       <w:r>
-        <w:t>Energy Complex: falling (avg -3.04%)</w:t>
+        <w:t>Energy Complex: falling (avg -6.42%)</w:t>
       </w:r>
     </w:p>
     <w:p>
       <w:r>
-        <w:t>Bottom line: Equity breadth is healthy with roughly three-quarters of names positive QTD, and leadership is tilting toward economically sensitive and quality-yield exposures, with Materials clearly out front and broad firmness across Industrials, Consumer Discretionary, Financials, Energy, Health Care, and Technology, while defensives such as Utilities and Communication Services lag and Real Estate and Staples grind modestly higher. Macro posture shows growth expectations grinding lower and earnings revisions under pressure even as inflation proves sticky above pre-COVID norms, a mix consistent with firm gold, a stable dollar, rangebound yields and bonds, and a notably weaker energy complex that together signal a market leaning into slowing, but not collapsing, growth with persistent inflation risk rather than a clean disinflationary boom.</w:t>
+        <w:t>Bottom line: With roughly three-quarters of the tape trading positive QTD, breadth remains constructive as leadership skews toward cyclicals—Industrials (+5.1%), Consumer Discretionary (+4.9%), and Materials (+6.9%)—while core defensives like Staples, Health Care, Financials, Energy, and Tech remain firm and Utilities and Real Estate hold flat-to-positive, in contrast to softer Communication Services and a notably heavy Energy complex. Macro conditions reflect slowing growth and still-sticky inflation expectations, and the combination of firm gold and USD alongside flat yields and bonds, plus a falling energy complex, is consistent with a market that is cautiously rotating toward quality cyclicals while hedging against persistent inflation and a more fragile earnings backdrop.</w:t>
       </w:r>
     </w:p>
     <w:sectPr>
@@ -422,9 +422,9 @@
     </w:lvl>
   </w:abstractNum>
   <w:abstractNum w:abstractNumId="9" w15:restartNumberingAfterBreak="0">
-    <w:nsid w:val="10693703"/>
+    <w:nsid w:val="75CF5598"/>
     <w:multiLevelType w:val="hybridMultilevel"/>
-    <w:tmpl w:val="6F38413A"/>
+    <w:tmpl w:val="04FED1D8"/>
     <w:lvl w:ilvl="0" w:tplc="04090001">
       <w:start w:val="1"/>
       <w:numFmt w:val="bullet"/>
@@ -535,9 +535,9 @@
     </w:lvl>
   </w:abstractNum>
   <w:abstractNum w:abstractNumId="10" w15:restartNumberingAfterBreak="0">
-    <w:nsid w:val="7ADE72F6"/>
+    <w:nsid w:val="77C87F63"/>
     <w:multiLevelType w:val="hybridMultilevel"/>
-    <w:tmpl w:val="43C66384"/>
+    <w:tmpl w:val="885EFE6E"/>
     <w:lvl w:ilvl="0" w:tplc="04090001">
       <w:start w:val="1"/>
       <w:numFmt w:val="bullet"/>
@@ -647,37 +647,37 @@
       </w:rPr>
     </w:lvl>
   </w:abstractNum>
-  <w:num w:numId="1" w16cid:durableId="1570729399">
+  <w:num w:numId="1" w16cid:durableId="269969778">
     <w:abstractNumId w:val="8"/>
   </w:num>
-  <w:num w:numId="2" w16cid:durableId="2035840819">
+  <w:num w:numId="2" w16cid:durableId="1803618274">
     <w:abstractNumId w:val="6"/>
   </w:num>
-  <w:num w:numId="3" w16cid:durableId="2133942590">
+  <w:num w:numId="3" w16cid:durableId="1004741334">
     <w:abstractNumId w:val="5"/>
   </w:num>
-  <w:num w:numId="4" w16cid:durableId="1232732878">
+  <w:num w:numId="4" w16cid:durableId="1794205473">
     <w:abstractNumId w:val="4"/>
   </w:num>
-  <w:num w:numId="5" w16cid:durableId="1607734679">
+  <w:num w:numId="5" w16cid:durableId="421337959">
     <w:abstractNumId w:val="7"/>
   </w:num>
-  <w:num w:numId="6" w16cid:durableId="1355879851">
+  <w:num w:numId="6" w16cid:durableId="952249622">
     <w:abstractNumId w:val="3"/>
   </w:num>
-  <w:num w:numId="7" w16cid:durableId="708653229">
+  <w:num w:numId="7" w16cid:durableId="560871833">
     <w:abstractNumId w:val="2"/>
   </w:num>
-  <w:num w:numId="8" w16cid:durableId="637076530">
+  <w:num w:numId="8" w16cid:durableId="27148445">
     <w:abstractNumId w:val="1"/>
   </w:num>
-  <w:num w:numId="9" w16cid:durableId="31345997">
+  <w:num w:numId="9" w16cid:durableId="491264324">
     <w:abstractNumId w:val="0"/>
   </w:num>
-  <w:num w:numId="10" w16cid:durableId="1627463844">
+  <w:num w:numId="10" w16cid:durableId="608707932">
     <w:abstractNumId w:val="10"/>
   </w:num>
-  <w:num w:numId="11" w16cid:durableId="2090418290">
+  <w:num w:numId="11" w16cid:durableId="1773747900">
     <w:abstractNumId w:val="9"/>
   </w:num>
 </w:numbering>

--- a/data/Market_Read_quarterly.docx
+++ b/data/Market_Read_quarterly.docx
@@ -4,7 +4,7 @@
   <w:body>
     <w:p>
       <w:r>
-        <w:t>Quarterly Market Read: January 09, 2026</w:t>
+        <w:t>Quarterly Market Read: January 12, 2026</w:t>
       </w:r>
     </w:p>
     <w:p>
@@ -21,7 +21,7 @@
         </w:numPr>
       </w:pPr>
       <w:r>
-        <w:t>Breadth: 74.5% of names are positive.</w:t>
+        <w:t>Breadth: 72.7% of names are positive.</w:t>
       </w:r>
     </w:p>
     <w:p>
@@ -33,7 +33,7 @@
         </w:numPr>
       </w:pPr>
       <w:r>
-        <w:t>Information Technology: firm (avg +3.49%)</w:t>
+        <w:t>Information Technology: firm (avg +3.87%)</w:t>
       </w:r>
     </w:p>
     <w:p>
@@ -45,7 +45,7 @@
         </w:numPr>
       </w:pPr>
       <w:r>
-        <w:t>Industrials: leading (avg +5.08%)</w:t>
+        <w:t>Industrials: leading (avg +5.50%)</w:t>
       </w:r>
     </w:p>
     <w:p>
@@ -57,7 +57,7 @@
         </w:numPr>
       </w:pPr>
       <w:r>
-        <w:t>Consumer Staples: firm (avg +1.68%)</w:t>
+        <w:t>Consumer Staples: firm (avg +2.55%)</w:t>
       </w:r>
     </w:p>
     <w:p>
@@ -69,7 +69,7 @@
         </w:numPr>
       </w:pPr>
       <w:r>
-        <w:t>Consumer Discretionary: leading (avg +4.94%)</w:t>
+        <w:t>Consumer Discretionary: leading (avg +5.08%)</w:t>
       </w:r>
     </w:p>
     <w:p>
@@ -81,7 +81,7 @@
         </w:numPr>
       </w:pPr>
       <w:r>
-        <w:t>Financials: firm (avg +2.22%)</w:t>
+        <w:t>Financials: firm (avg +1.75%)</w:t>
       </w:r>
     </w:p>
     <w:p>
@@ -93,7 +93,7 @@
         </w:numPr>
       </w:pPr>
       <w:r>
-        <w:t>Utilities: flat/firm (avg -0.32%)</w:t>
+        <w:t>Utilities: flat/firm (avg -0.16%)</w:t>
       </w:r>
     </w:p>
     <w:p>
@@ -105,7 +105,7 @@
         </w:numPr>
       </w:pPr>
       <w:r>
-        <w:t>Real Estate: flat/firm (avg +0.50%)</w:t>
+        <w:t>Real Estate: flat/firm (avg +0.68%)</w:t>
       </w:r>
     </w:p>
     <w:p>
@@ -117,7 +117,7 @@
         </w:numPr>
       </w:pPr>
       <w:r>
-        <w:t>Materials: leading (avg +6.85%)</w:t>
+        <w:t>Materials: leading (avg +7.13%)</w:t>
       </w:r>
     </w:p>
     <w:p>
@@ -129,7 +129,7 @@
         </w:numPr>
       </w:pPr>
       <w:r>
-        <w:t>Energy: firm (avg +3.47%)</w:t>
+        <w:t>Energy: firm (avg +2.67%)</w:t>
       </w:r>
     </w:p>
     <w:p>
@@ -141,7 +141,7 @@
         </w:numPr>
       </w:pPr>
       <w:r>
-        <w:t>Health Care: firm (avg +3.66%)</w:t>
+        <w:t>Health Care: firm (avg +3.29%)</w:t>
       </w:r>
     </w:p>
     <w:p>
@@ -153,7 +153,7 @@
         </w:numPr>
       </w:pPr>
       <w:r>
-        <w:t>Communication Services: soft (avg -1.21%)</w:t>
+        <w:t>Communication Services: soft (avg -1.65%)</w:t>
       </w:r>
     </w:p>
     <w:p>
@@ -165,7 +165,7 @@
         </w:numPr>
       </w:pPr>
       <w:r>
-        <w:t>Energy Complex: heavy (avg -6.42%)</w:t>
+        <w:t>Energy Complex: soft (avg -2.60%)</w:t>
       </w:r>
     </w:p>
     <w:p>
@@ -182,7 +182,7 @@
         </w:numPr>
       </w:pPr>
       <w:r>
-        <w:t>Gold: firm (avg +4.58%)</w:t>
+        <w:t>Gold: bid (avg +6.54%)</w:t>
       </w:r>
     </w:p>
     <w:p>
@@ -194,7 +194,7 @@
         </w:numPr>
       </w:pPr>
       <w:r>
-        <w:t>USD: firm (avg +1.11%)</w:t>
+        <w:t>USD: flat (avg +0.92%)</w:t>
       </w:r>
     </w:p>
     <w:p>
@@ -206,7 +206,7 @@
         </w:numPr>
       </w:pPr>
       <w:r>
-        <w:t>Yields: flat (avg +0.23%)</w:t>
+        <w:t>Yields: flat (avg +0.60%)</w:t>
       </w:r>
     </w:p>
     <w:p>
@@ -218,7 +218,7 @@
         </w:numPr>
       </w:pPr>
       <w:r>
-        <w:t>Bonds: flat (avg +0.45%)</w:t>
+        <w:t>Bonds: flat (avg +0.33%)</w:t>
       </w:r>
     </w:p>
     <w:p>
@@ -230,12 +230,12 @@
         </w:numPr>
       </w:pPr>
       <w:r>
-        <w:t>Energy Complex: falling (avg -6.42%)</w:t>
+        <w:t>Energy Complex: falling (avg -2.60%)</w:t>
       </w:r>
     </w:p>
     <w:p>
       <w:r>
-        <w:t>Bottom line: With roughly three-quarters of the tape trading positive QTD, breadth remains constructive as leadership skews toward cyclicals—Industrials (+5.1%), Consumer Discretionary (+4.9%), and Materials (+6.9%)—while core defensives like Staples, Health Care, Financials, Energy, and Tech remain firm and Utilities and Real Estate hold flat-to-positive, in contrast to softer Communication Services and a notably heavy Energy complex. Macro conditions reflect slowing growth and still-sticky inflation expectations, and the combination of firm gold and USD alongside flat yields and bonds, plus a falling energy complex, is consistent with a market that is cautiously rotating toward quality cyclicals while hedging against persistent inflation and a more fragile earnings backdrop.</w:t>
+        <w:t>Bottom line: With roughly 73% of names positive QTD, breadth remains solid as Industrials, Consumer Discretionary, and Materials lead alongside firm Technology, Health Care, Staples, Financials, and Energy, while Utilities and Real Estate hold flat-to-firm and Communication Services stands out as the primary laggard; against that sector backdrop, a bid in Gold alongside flat USD, yields, and bonds and a softer energy complex suggests the tape is leaning toward quality and cyclicals that can still execute in a slowing backdrop rather than broad risk-on beta. Macro conditions reflect an environment where growth is decelerating and earnings revisions are under pressure while inflation stays sticky above pre-COVID norms, a mix that aligns with the quarter’s pattern of selective leadership, resilience in defensives and cash-flow generators, and underperformance in more speculative or rate-sensitive corners of the market.</w:t>
       </w:r>
     </w:p>
     <w:sectPr>
@@ -422,9 +422,9 @@
     </w:lvl>
   </w:abstractNum>
   <w:abstractNum w:abstractNumId="9" w15:restartNumberingAfterBreak="0">
-    <w:nsid w:val="75CF5598"/>
+    <w:nsid w:val="2DEA2A5B"/>
     <w:multiLevelType w:val="hybridMultilevel"/>
-    <w:tmpl w:val="04FED1D8"/>
+    <w:tmpl w:val="462EB7AA"/>
     <w:lvl w:ilvl="0" w:tplc="04090001">
       <w:start w:val="1"/>
       <w:numFmt w:val="bullet"/>
@@ -535,9 +535,9 @@
     </w:lvl>
   </w:abstractNum>
   <w:abstractNum w:abstractNumId="10" w15:restartNumberingAfterBreak="0">
-    <w:nsid w:val="77C87F63"/>
+    <w:nsid w:val="55EB7294"/>
     <w:multiLevelType w:val="hybridMultilevel"/>
-    <w:tmpl w:val="885EFE6E"/>
+    <w:tmpl w:val="E6C22858"/>
     <w:lvl w:ilvl="0" w:tplc="04090001">
       <w:start w:val="1"/>
       <w:numFmt w:val="bullet"/>
@@ -647,38 +647,38 @@
       </w:rPr>
     </w:lvl>
   </w:abstractNum>
-  <w:num w:numId="1" w16cid:durableId="269969778">
+  <w:num w:numId="1" w16cid:durableId="1888177443">
     <w:abstractNumId w:val="8"/>
   </w:num>
-  <w:num w:numId="2" w16cid:durableId="1803618274">
+  <w:num w:numId="2" w16cid:durableId="2027055856">
     <w:abstractNumId w:val="6"/>
   </w:num>
-  <w:num w:numId="3" w16cid:durableId="1004741334">
+  <w:num w:numId="3" w16cid:durableId="2105111013">
     <w:abstractNumId w:val="5"/>
   </w:num>
-  <w:num w:numId="4" w16cid:durableId="1794205473">
+  <w:num w:numId="4" w16cid:durableId="2130122888">
     <w:abstractNumId w:val="4"/>
   </w:num>
-  <w:num w:numId="5" w16cid:durableId="421337959">
+  <w:num w:numId="5" w16cid:durableId="740642497">
     <w:abstractNumId w:val="7"/>
   </w:num>
-  <w:num w:numId="6" w16cid:durableId="952249622">
+  <w:num w:numId="6" w16cid:durableId="778646396">
     <w:abstractNumId w:val="3"/>
   </w:num>
-  <w:num w:numId="7" w16cid:durableId="560871833">
+  <w:num w:numId="7" w16cid:durableId="1525747455">
     <w:abstractNumId w:val="2"/>
   </w:num>
-  <w:num w:numId="8" w16cid:durableId="27148445">
+  <w:num w:numId="8" w16cid:durableId="348917016">
     <w:abstractNumId w:val="1"/>
   </w:num>
-  <w:num w:numId="9" w16cid:durableId="491264324">
+  <w:num w:numId="9" w16cid:durableId="469714380">
     <w:abstractNumId w:val="0"/>
   </w:num>
-  <w:num w:numId="10" w16cid:durableId="608707932">
+  <w:num w:numId="10" w16cid:durableId="94908523">
+    <w:abstractNumId w:val="9"/>
+  </w:num>
+  <w:num w:numId="11" w16cid:durableId="873612681">
     <w:abstractNumId w:val="10"/>
-  </w:num>
-  <w:num w:numId="11" w16cid:durableId="1773747900">
-    <w:abstractNumId w:val="9"/>
   </w:num>
 </w:numbering>
 </file>

--- a/data/Market_Read_quarterly.docx
+++ b/data/Market_Read_quarterly.docx
@@ -4,7 +4,7 @@
   <w:body>
     <w:p>
       <w:r>
-        <w:t>Quarterly Market Read: January 12, 2026</w:t>
+        <w:t>Quarterly Market Read: January 13, 2026</w:t>
       </w:r>
     </w:p>
     <w:p>
@@ -21,7 +21,7 @@
         </w:numPr>
       </w:pPr>
       <w:r>
-        <w:t>Breadth: 72.7% of names are positive.</w:t>
+        <w:t>Breadth: 72.5% of names are positive.</w:t>
       </w:r>
     </w:p>
     <w:p>
@@ -33,7 +33,7 @@
         </w:numPr>
       </w:pPr>
       <w:r>
-        <w:t>Information Technology: firm (avg +3.87%)</w:t>
+        <w:t>Information Technology: firm (avg +3.51%)</w:t>
       </w:r>
     </w:p>
     <w:p>
@@ -45,7 +45,7 @@
         </w:numPr>
       </w:pPr>
       <w:r>
-        <w:t>Industrials: leading (avg +5.50%)</w:t>
+        <w:t>Industrials: leading (avg +5.80%)</w:t>
       </w:r>
     </w:p>
     <w:p>
@@ -57,7 +57,7 @@
         </w:numPr>
       </w:pPr>
       <w:r>
-        <w:t>Consumer Staples: firm (avg +2.55%)</w:t>
+        <w:t>Consumer Staples: firm (avg +3.66%)</w:t>
       </w:r>
     </w:p>
     <w:p>
@@ -69,7 +69,7 @@
         </w:numPr>
       </w:pPr>
       <w:r>
-        <w:t>Consumer Discretionary: leading (avg +5.08%)</w:t>
+        <w:t>Consumer Discretionary: leading (avg +5.35%)</w:t>
       </w:r>
     </w:p>
     <w:p>
@@ -81,7 +81,7 @@
         </w:numPr>
       </w:pPr>
       <w:r>
-        <w:t>Financials: firm (avg +1.75%)</w:t>
+        <w:t>Financials: flat/firm (avg +0.36%)</w:t>
       </w:r>
     </w:p>
     <w:p>
@@ -93,7 +93,7 @@
         </w:numPr>
       </w:pPr>
       <w:r>
-        <w:t>Utilities: flat/firm (avg -0.16%)</w:t>
+        <w:t>Utilities: flat/firm (avg +0.58%)</w:t>
       </w:r>
     </w:p>
     <w:p>
@@ -105,7 +105,7 @@
         </w:numPr>
       </w:pPr>
       <w:r>
-        <w:t>Real Estate: flat/firm (avg +0.68%)</w:t>
+        <w:t>Real Estate: flat/firm (avg +1.23%)</w:t>
       </w:r>
     </w:p>
     <w:p>
@@ -117,7 +117,7 @@
         </w:numPr>
       </w:pPr>
       <w:r>
-        <w:t>Materials: leading (avg +7.13%)</w:t>
+        <w:t>Materials: leading (avg +7.84%)</w:t>
       </w:r>
     </w:p>
     <w:p>
@@ -129,7 +129,7 @@
         </w:numPr>
       </w:pPr>
       <w:r>
-        <w:t>Energy: firm (avg +2.67%)</w:t>
+        <w:t>Energy: leading (avg +4.34%)</w:t>
       </w:r>
     </w:p>
     <w:p>
@@ -141,7 +141,7 @@
         </w:numPr>
       </w:pPr>
       <w:r>
-        <w:t>Health Care: firm (avg +3.29%)</w:t>
+        <w:t>Health Care: firm (avg +2.98%)</w:t>
       </w:r>
     </w:p>
     <w:p>
@@ -153,7 +153,7 @@
         </w:numPr>
       </w:pPr>
       <w:r>
-        <w:t>Communication Services: soft (avg -1.65%)</w:t>
+        <w:t>Communication Services: soft (avg -2.22%)</w:t>
       </w:r>
     </w:p>
     <w:p>
@@ -165,7 +165,7 @@
         </w:numPr>
       </w:pPr>
       <w:r>
-        <w:t>Energy Complex: soft (avg -2.60%)</w:t>
+        <w:t>Energy Complex: soft (avg -0.71%)</w:t>
       </w:r>
     </w:p>
     <w:p>
@@ -182,7 +182,7 @@
         </w:numPr>
       </w:pPr>
       <w:r>
-        <w:t>Gold: bid (avg +6.54%)</w:t>
+        <w:t>Gold: bid (avg +6.39%)</w:t>
       </w:r>
     </w:p>
     <w:p>
@@ -194,7 +194,7 @@
         </w:numPr>
       </w:pPr>
       <w:r>
-        <w:t>USD: flat (avg +0.92%)</w:t>
+        <w:t>USD: firm (avg +1.18%)</w:t>
       </w:r>
     </w:p>
     <w:p>
@@ -206,7 +206,7 @@
         </w:numPr>
       </w:pPr>
       <w:r>
-        <w:t>Yields: flat (avg +0.60%)</w:t>
+        <w:t>Yields: flat (avg +0.17%)</w:t>
       </w:r>
     </w:p>
     <w:p>
@@ -218,7 +218,7 @@
         </w:numPr>
       </w:pPr>
       <w:r>
-        <w:t>Bonds: flat (avg +0.33%)</w:t>
+        <w:t>Bonds: flat (avg +0.43%)</w:t>
       </w:r>
     </w:p>
     <w:p>
@@ -230,12 +230,12 @@
         </w:numPr>
       </w:pPr>
       <w:r>
-        <w:t>Energy Complex: falling (avg -2.60%)</w:t>
+        <w:t>Energy Complex: soft (avg -0.71%)</w:t>
       </w:r>
     </w:p>
     <w:p>
       <w:r>
-        <w:t>Bottom line: With roughly 73% of names positive QTD, breadth remains solid as Industrials, Consumer Discretionary, and Materials lead alongside firm Technology, Health Care, Staples, Financials, and Energy, while Utilities and Real Estate hold flat-to-firm and Communication Services stands out as the primary laggard; against that sector backdrop, a bid in Gold alongside flat USD, yields, and bonds and a softer energy complex suggests the tape is leaning toward quality and cyclicals that can still execute in a slowing backdrop rather than broad risk-on beta. Macro conditions reflect an environment where growth is decelerating and earnings revisions are under pressure while inflation stays sticky above pre-COVID norms, a mix that aligns with the quarter’s pattern of selective leadership, resilience in defensives and cash-flow generators, and underperformance in more speculative or rate-sensitive corners of the market.</w:t>
+        <w:t>Bottom line: Breadth is constructive with roughly three-quarters of names positive QTD, and leadership is rotating toward cyclicals and hard assets as Materials (+7.84%), Industrials (+5.80%), Consumer Discretionary (+5.35%), and Energy equities (+4.34%) pace gains alongside firm Technology and defensives, while Communication Services is the notable laggard (-2.22%) and Financials, Utilities, and Real Estate grind flat-to-firm. Macro conditions reflect slowing growth with pressured earnings expectations alongside still-sticky inflation, and the tape is consistent with that mix: a bid in Gold, a firm USD, and flat yields and bonds signal a preference for quality and hedges against persistent price pressure, while a soft Energy complex underscores tempered demand expectations even as equity leadership tilts toward sectors levered to nominal rather than real growth.</w:t>
       </w:r>
     </w:p>
     <w:sectPr>
@@ -422,9 +422,9 @@
     </w:lvl>
   </w:abstractNum>
   <w:abstractNum w:abstractNumId="9" w15:restartNumberingAfterBreak="0">
-    <w:nsid w:val="2DEA2A5B"/>
+    <w:nsid w:val="382659DE"/>
     <w:multiLevelType w:val="hybridMultilevel"/>
-    <w:tmpl w:val="462EB7AA"/>
+    <w:tmpl w:val="E7621762"/>
     <w:lvl w:ilvl="0" w:tplc="04090001">
       <w:start w:val="1"/>
       <w:numFmt w:val="bullet"/>
@@ -535,9 +535,9 @@
     </w:lvl>
   </w:abstractNum>
   <w:abstractNum w:abstractNumId="10" w15:restartNumberingAfterBreak="0">
-    <w:nsid w:val="55EB7294"/>
+    <w:nsid w:val="5C154BA7"/>
     <w:multiLevelType w:val="hybridMultilevel"/>
-    <w:tmpl w:val="E6C22858"/>
+    <w:tmpl w:val="219A9644"/>
     <w:lvl w:ilvl="0" w:tplc="04090001">
       <w:start w:val="1"/>
       <w:numFmt w:val="bullet"/>
@@ -647,38 +647,38 @@
       </w:rPr>
     </w:lvl>
   </w:abstractNum>
-  <w:num w:numId="1" w16cid:durableId="1888177443">
+  <w:num w:numId="1" w16cid:durableId="1423838237">
     <w:abstractNumId w:val="8"/>
   </w:num>
-  <w:num w:numId="2" w16cid:durableId="2027055856">
+  <w:num w:numId="2" w16cid:durableId="1175653318">
     <w:abstractNumId w:val="6"/>
   </w:num>
-  <w:num w:numId="3" w16cid:durableId="2105111013">
+  <w:num w:numId="3" w16cid:durableId="442844857">
     <w:abstractNumId w:val="5"/>
   </w:num>
-  <w:num w:numId="4" w16cid:durableId="2130122888">
+  <w:num w:numId="4" w16cid:durableId="1948075399">
     <w:abstractNumId w:val="4"/>
   </w:num>
-  <w:num w:numId="5" w16cid:durableId="740642497">
+  <w:num w:numId="5" w16cid:durableId="925381127">
     <w:abstractNumId w:val="7"/>
   </w:num>
-  <w:num w:numId="6" w16cid:durableId="778646396">
+  <w:num w:numId="6" w16cid:durableId="188955792">
     <w:abstractNumId w:val="3"/>
   </w:num>
-  <w:num w:numId="7" w16cid:durableId="1525747455">
+  <w:num w:numId="7" w16cid:durableId="585922561">
     <w:abstractNumId w:val="2"/>
   </w:num>
-  <w:num w:numId="8" w16cid:durableId="348917016">
+  <w:num w:numId="8" w16cid:durableId="1014694063">
     <w:abstractNumId w:val="1"/>
   </w:num>
-  <w:num w:numId="9" w16cid:durableId="469714380">
+  <w:num w:numId="9" w16cid:durableId="497304857">
     <w:abstractNumId w:val="0"/>
   </w:num>
-  <w:num w:numId="10" w16cid:durableId="94908523">
+  <w:num w:numId="10" w16cid:durableId="812405413">
+    <w:abstractNumId w:val="10"/>
+  </w:num>
+  <w:num w:numId="11" w16cid:durableId="1576355572">
     <w:abstractNumId w:val="9"/>
-  </w:num>
-  <w:num w:numId="11" w16cid:durableId="873612681">
-    <w:abstractNumId w:val="10"/>
   </w:num>
 </w:numbering>
 </file>

--- a/data/Market_Read_quarterly.docx
+++ b/data/Market_Read_quarterly.docx
@@ -4,7 +4,7 @@
   <w:body>
     <w:p>
       <w:r>
-        <w:t>Quarterly Market Read: January 13, 2026</w:t>
+        <w:t>Quarterly Market Read: January 14, 2026</w:t>
       </w:r>
     </w:p>
     <w:p>
@@ -21,7 +21,7 @@
         </w:numPr>
       </w:pPr>
       <w:r>
-        <w:t>Breadth: 72.5% of names are positive.</w:t>
+        <w:t>Breadth: 72.9% of names are positive.</w:t>
       </w:r>
     </w:p>
     <w:p>
@@ -33,7 +33,7 @@
         </w:numPr>
       </w:pPr>
       <w:r>
-        <w:t>Information Technology: firm (avg +3.51%)</w:t>
+        <w:t>Information Technology: firm (avg +2.98%)</w:t>
       </w:r>
     </w:p>
     <w:p>
@@ -45,7 +45,7 @@
         </w:numPr>
       </w:pPr>
       <w:r>
-        <w:t>Industrials: leading (avg +5.80%)</w:t>
+        <w:t>Industrials: leading (avg +6.01%)</w:t>
       </w:r>
     </w:p>
     <w:p>
@@ -57,7 +57,7 @@
         </w:numPr>
       </w:pPr>
       <w:r>
-        <w:t>Consumer Staples: firm (avg +3.66%)</w:t>
+        <w:t>Consumer Staples: leading (avg +5.58%)</w:t>
       </w:r>
     </w:p>
     <w:p>
@@ -69,7 +69,7 @@
         </w:numPr>
       </w:pPr>
       <w:r>
-        <w:t>Consumer Discretionary: leading (avg +5.35%)</w:t>
+        <w:t>Consumer Discretionary: leading (avg +4.11%)</w:t>
       </w:r>
     </w:p>
     <w:p>
@@ -81,7 +81,7 @@
         </w:numPr>
       </w:pPr>
       <w:r>
-        <w:t>Financials: flat/firm (avg +0.36%)</w:t>
+        <w:t>Financials: flat/firm (avg +0.91%)</w:t>
       </w:r>
     </w:p>
     <w:p>
@@ -93,7 +93,7 @@
         </w:numPr>
       </w:pPr>
       <w:r>
-        <w:t>Utilities: flat/firm (avg +0.58%)</w:t>
+        <w:t>Utilities: firm (avg +1.51%)</w:t>
       </w:r>
     </w:p>
     <w:p>
@@ -105,7 +105,7 @@
         </w:numPr>
       </w:pPr>
       <w:r>
-        <w:t>Real Estate: flat/firm (avg +1.23%)</w:t>
+        <w:t>Real Estate: firm (avg +2.42%)</w:t>
       </w:r>
     </w:p>
     <w:p>
@@ -117,7 +117,7 @@
         </w:numPr>
       </w:pPr>
       <w:r>
-        <w:t>Materials: leading (avg +7.84%)</w:t>
+        <w:t>Materials: leading (avg +8.59%)</w:t>
       </w:r>
     </w:p>
     <w:p>
@@ -129,7 +129,7 @@
         </w:numPr>
       </w:pPr>
       <w:r>
-        <w:t>Energy: leading (avg +4.34%)</w:t>
+        <w:t>Energy: leading (avg +6.23%)</w:t>
       </w:r>
     </w:p>
     <w:p>
@@ -141,7 +141,7 @@
         </w:numPr>
       </w:pPr>
       <w:r>
-        <w:t>Health Care: firm (avg +2.98%)</w:t>
+        <w:t>Health Care: firm (avg +3.70%)</w:t>
       </w:r>
     </w:p>
     <w:p>
@@ -153,7 +153,7 @@
         </w:numPr>
       </w:pPr>
       <w:r>
-        <w:t>Communication Services: soft (avg -2.22%)</w:t>
+        <w:t>Communication Services: soft (avg -1.96%)</w:t>
       </w:r>
     </w:p>
     <w:p>
@@ -165,7 +165,7 @@
         </w:numPr>
       </w:pPr>
       <w:r>
-        <w:t>Energy Complex: soft (avg -0.71%)</w:t>
+        <w:t>Energy Complex: heavy (avg -5.75%)</w:t>
       </w:r>
     </w:p>
     <w:p>
@@ -182,7 +182,7 @@
         </w:numPr>
       </w:pPr>
       <w:r>
-        <w:t>Gold: bid (avg +6.39%)</w:t>
+        <w:t>Gold: bid (avg +7.48%)</w:t>
       </w:r>
     </w:p>
     <w:p>
@@ -194,7 +194,7 @@
         </w:numPr>
       </w:pPr>
       <w:r>
-        <w:t>USD: firm (avg +1.18%)</w:t>
+        <w:t>USD: firm (avg +1.11%)</w:t>
       </w:r>
     </w:p>
     <w:p>
@@ -206,7 +206,7 @@
         </w:numPr>
       </w:pPr>
       <w:r>
-        <w:t>Yields: flat (avg +0.17%)</w:t>
+        <w:t>Yields: soft (avg -0.54%)</w:t>
       </w:r>
     </w:p>
     <w:p>
@@ -218,7 +218,7 @@
         </w:numPr>
       </w:pPr>
       <w:r>
-        <w:t>Bonds: flat (avg +0.43%)</w:t>
+        <w:t>Bonds: flat (avg +0.70%)</w:t>
       </w:r>
     </w:p>
     <w:p>
@@ -230,12 +230,12 @@
         </w:numPr>
       </w:pPr>
       <w:r>
-        <w:t>Energy Complex: soft (avg -0.71%)</w:t>
+        <w:t>Energy Complex: falling (avg -5.75%)</w:t>
       </w:r>
     </w:p>
     <w:p>
       <w:r>
-        <w:t>Bottom line: Breadth is constructive with roughly three-quarters of names positive QTD, and leadership is rotating toward cyclicals and hard assets as Materials (+7.84%), Industrials (+5.80%), Consumer Discretionary (+5.35%), and Energy equities (+4.34%) pace gains alongside firm Technology and defensives, while Communication Services is the notable laggard (-2.22%) and Financials, Utilities, and Real Estate grind flat-to-firm. Macro conditions reflect slowing growth with pressured earnings expectations alongside still-sticky inflation, and the tape is consistent with that mix: a bid in Gold, a firm USD, and flat yields and bonds signal a preference for quality and hedges against persistent price pressure, while a soft Energy complex underscores tempered demand expectations even as equity leadership tilts toward sectors levered to nominal rather than real growth.</w:t>
+        <w:t>Bottom line: Equity breadth remains healthy with roughly three-quarters of names positive QTD, and leadership is tilted toward cyclicals and defensives alike, with Materials (+8.6%), Energy (+6.2%), Industrials (+6.0%), Consumer Staples (+5.6%), and Consumer Discretionary (+4.1%) all outperforming, while Information Technology, Health Care, Real Estate, Utilities, and Financials are firmer but more muted and Communication Services is the lone notable laggard. Macro conditions reflect slowing growth with pressured earnings expectations alongside inflation that is easing only at the margin and still running above pre-COVID norms, a backdrop echoed by a bid in Gold, a firm USD, softer yields, flat bonds, and a falling energy complex that together point to a market leaning cautiously defensive on the macro even as the tape, via broad participation and cyclical leadership, continues to price in resilience for now.</w:t>
       </w:r>
     </w:p>
     <w:sectPr>
@@ -422,9 +422,9 @@
     </w:lvl>
   </w:abstractNum>
   <w:abstractNum w:abstractNumId="9" w15:restartNumberingAfterBreak="0">
-    <w:nsid w:val="382659DE"/>
+    <w:nsid w:val="599C73E1"/>
     <w:multiLevelType w:val="hybridMultilevel"/>
-    <w:tmpl w:val="E7621762"/>
+    <w:tmpl w:val="AFF85B46"/>
     <w:lvl w:ilvl="0" w:tplc="04090001">
       <w:start w:val="1"/>
       <w:numFmt w:val="bullet"/>
@@ -535,9 +535,9 @@
     </w:lvl>
   </w:abstractNum>
   <w:abstractNum w:abstractNumId="10" w15:restartNumberingAfterBreak="0">
-    <w:nsid w:val="5C154BA7"/>
+    <w:nsid w:val="6D995FB2"/>
     <w:multiLevelType w:val="hybridMultilevel"/>
-    <w:tmpl w:val="219A9644"/>
+    <w:tmpl w:val="031ECE74"/>
     <w:lvl w:ilvl="0" w:tplc="04090001">
       <w:start w:val="1"/>
       <w:numFmt w:val="bullet"/>
@@ -647,37 +647,37 @@
       </w:rPr>
     </w:lvl>
   </w:abstractNum>
-  <w:num w:numId="1" w16cid:durableId="1423838237">
+  <w:num w:numId="1" w16cid:durableId="730731801">
     <w:abstractNumId w:val="8"/>
   </w:num>
-  <w:num w:numId="2" w16cid:durableId="1175653318">
+  <w:num w:numId="2" w16cid:durableId="1703088430">
     <w:abstractNumId w:val="6"/>
   </w:num>
-  <w:num w:numId="3" w16cid:durableId="442844857">
+  <w:num w:numId="3" w16cid:durableId="948778410">
     <w:abstractNumId w:val="5"/>
   </w:num>
-  <w:num w:numId="4" w16cid:durableId="1948075399">
+  <w:num w:numId="4" w16cid:durableId="639844578">
     <w:abstractNumId w:val="4"/>
   </w:num>
-  <w:num w:numId="5" w16cid:durableId="925381127">
+  <w:num w:numId="5" w16cid:durableId="820926739">
     <w:abstractNumId w:val="7"/>
   </w:num>
-  <w:num w:numId="6" w16cid:durableId="188955792">
+  <w:num w:numId="6" w16cid:durableId="71970708">
     <w:abstractNumId w:val="3"/>
   </w:num>
-  <w:num w:numId="7" w16cid:durableId="585922561">
+  <w:num w:numId="7" w16cid:durableId="923874881">
     <w:abstractNumId w:val="2"/>
   </w:num>
-  <w:num w:numId="8" w16cid:durableId="1014694063">
+  <w:num w:numId="8" w16cid:durableId="716900660">
     <w:abstractNumId w:val="1"/>
   </w:num>
-  <w:num w:numId="9" w16cid:durableId="497304857">
+  <w:num w:numId="9" w16cid:durableId="1722244943">
     <w:abstractNumId w:val="0"/>
   </w:num>
-  <w:num w:numId="10" w16cid:durableId="812405413">
+  <w:num w:numId="10" w16cid:durableId="35156118">
     <w:abstractNumId w:val="10"/>
   </w:num>
-  <w:num w:numId="11" w16cid:durableId="1576355572">
+  <w:num w:numId="11" w16cid:durableId="1034309275">
     <w:abstractNumId w:val="9"/>
   </w:num>
 </w:numbering>

--- a/data/Market_Read_quarterly.docx
+++ b/data/Market_Read_quarterly.docx
@@ -4,7 +4,7 @@
   <w:body>
     <w:p>
       <w:r>
-        <w:t>Quarterly Market Read: January 14, 2026</w:t>
+        <w:t>Quarterly Market Read: January 15, 2026</w:t>
       </w:r>
     </w:p>
     <w:p>
@@ -21,7 +21,7 @@
         </w:numPr>
       </w:pPr>
       <w:r>
-        <w:t>Breadth: 72.9% of names are positive.</w:t>
+        <w:t>Breadth: 73.7% of names are positive.</w:t>
       </w:r>
     </w:p>
     <w:p>
@@ -33,7 +33,7 @@
         </w:numPr>
       </w:pPr>
       <w:r>
-        <w:t>Information Technology: firm (avg +2.98%)</w:t>
+        <w:t>Information Technology: firm (avg +3.60%)</w:t>
       </w:r>
     </w:p>
     <w:p>
@@ -45,7 +45,7 @@
         </w:numPr>
       </w:pPr>
       <w:r>
-        <w:t>Industrials: leading (avg +6.01%)</w:t>
+        <w:t>Industrials: leading (avg +7.13%)</w:t>
       </w:r>
     </w:p>
     <w:p>
@@ -57,7 +57,7 @@
         </w:numPr>
       </w:pPr>
       <w:r>
-        <w:t>Consumer Staples: leading (avg +5.58%)</w:t>
+        <w:t>Consumer Staples: leading (avg +6.15%)</w:t>
       </w:r>
     </w:p>
     <w:p>
@@ -69,7 +69,7 @@
         </w:numPr>
       </w:pPr>
       <w:r>
-        <w:t>Consumer Discretionary: leading (avg +4.11%)</w:t>
+        <w:t>Consumer Discretionary: leading (avg +4.75%)</w:t>
       </w:r>
     </w:p>
     <w:p>
@@ -81,7 +81,7 @@
         </w:numPr>
       </w:pPr>
       <w:r>
-        <w:t>Financials: flat/firm (avg +0.91%)</w:t>
+        <w:t>Financials: flat/firm (avg +1.07%)</w:t>
       </w:r>
     </w:p>
     <w:p>
@@ -93,7 +93,7 @@
         </w:numPr>
       </w:pPr>
       <w:r>
-        <w:t>Utilities: firm (avg +1.51%)</w:t>
+        <w:t>Utilities: firm (avg +2.53%)</w:t>
       </w:r>
     </w:p>
     <w:p>
@@ -105,7 +105,7 @@
         </w:numPr>
       </w:pPr>
       <w:r>
-        <w:t>Real Estate: firm (avg +2.42%)</w:t>
+        <w:t>Real Estate: firm (avg +3.18%)</w:t>
       </w:r>
     </w:p>
     <w:p>
@@ -117,7 +117,7 @@
         </w:numPr>
       </w:pPr>
       <w:r>
-        <w:t>Materials: leading (avg +8.59%)</w:t>
+        <w:t>Materials: leading (avg +25.30%)</w:t>
       </w:r>
     </w:p>
     <w:p>
@@ -129,7 +129,7 @@
         </w:numPr>
       </w:pPr>
       <w:r>
-        <w:t>Energy: leading (avg +6.23%)</w:t>
+        <w:t>Energy: leading (avg +5.14%)</w:t>
       </w:r>
     </w:p>
     <w:p>
@@ -141,7 +141,7 @@
         </w:numPr>
       </w:pPr>
       <w:r>
-        <w:t>Health Care: firm (avg +3.70%)</w:t>
+        <w:t>Health Care: leading (avg +4.18%)</w:t>
       </w:r>
     </w:p>
     <w:p>
@@ -153,7 +153,7 @@
         </w:numPr>
       </w:pPr>
       <w:r>
-        <w:t>Communication Services: soft (avg -1.96%)</w:t>
+        <w:t>Communication Services: soft (avg -2.61%)</w:t>
       </w:r>
     </w:p>
     <w:p>
@@ -165,7 +165,7 @@
         </w:numPr>
       </w:pPr>
       <w:r>
-        <w:t>Energy Complex: heavy (avg -5.75%)</w:t>
+        <w:t>Energy Complex: heavy (avg -6.57%)</w:t>
       </w:r>
     </w:p>
     <w:p>
@@ -182,7 +182,7 @@
         </w:numPr>
       </w:pPr>
       <w:r>
-        <w:t>Gold: bid (avg +7.48%)</w:t>
+        <w:t>Gold: bid (avg +6.82%)</w:t>
       </w:r>
     </w:p>
     <w:p>
@@ -194,7 +194,7 @@
         </w:numPr>
       </w:pPr>
       <w:r>
-        <w:t>USD: firm (avg +1.11%)</w:t>
+        <w:t>USD: firm (avg +1.09%)</w:t>
       </w:r>
     </w:p>
     <w:p>
@@ -206,7 +206,7 @@
         </w:numPr>
       </w:pPr>
       <w:r>
-        <w:t>Yields: soft (avg -0.54%)</w:t>
+        <w:t>Yields: flat (avg -0.03%)</w:t>
       </w:r>
     </w:p>
     <w:p>
@@ -218,7 +218,7 @@
         </w:numPr>
       </w:pPr>
       <w:r>
-        <w:t>Bonds: flat (avg +0.70%)</w:t>
+        <w:t>Bonds: flat (avg +0.63%)</w:t>
       </w:r>
     </w:p>
     <w:p>
@@ -230,12 +230,12 @@
         </w:numPr>
       </w:pPr>
       <w:r>
-        <w:t>Energy Complex: falling (avg -5.75%)</w:t>
+        <w:t>Energy Complex: falling (avg -6.57%)</w:t>
       </w:r>
     </w:p>
     <w:p>
       <w:r>
-        <w:t>Bottom line: Equity breadth remains healthy with roughly three-quarters of names positive QTD, and leadership is tilted toward cyclicals and defensives alike, with Materials (+8.6%), Energy (+6.2%), Industrials (+6.0%), Consumer Staples (+5.6%), and Consumer Discretionary (+4.1%) all outperforming, while Information Technology, Health Care, Real Estate, Utilities, and Financials are firmer but more muted and Communication Services is the lone notable laggard. Macro conditions reflect slowing growth with pressured earnings expectations alongside inflation that is easing only at the margin and still running above pre-COVID norms, a backdrop echoed by a bid in Gold, a firm USD, softer yields, flat bonds, and a falling energy complex that together point to a market leaning cautiously defensive on the macro even as the tape, via broad participation and cyclical leadership, continues to price in resilience for now.</w:t>
+        <w:t>Bottom line: With roughly three-quarters of stocks positive, breadth remains healthy and the tape is led by cyclicals and defensives alike, as outsized strength in Materials (~+25%), solid gains in Industrials, Staples, Discretionary, Energy, and Health Care, plus firm Utilities, REITs, and Tech contrasts with softer Communication Services and only modest Financials. Macro conditions reflect slowing growth with pressured earnings expectations alongside inflation that is easing only gradually from elevated levels, a mix that is echoed in a bid for Gold, a firm USD, flat yields and bonds, and a weak Energy complex, collectively signaling a market that is still willing to pay for quality growth and real-asset hedges while staying cautious on late-cycle, rate‑sensitive and commodity‑linked exposures.</w:t>
       </w:r>
     </w:p>
     <w:sectPr>
@@ -422,9 +422,9 @@
     </w:lvl>
   </w:abstractNum>
   <w:abstractNum w:abstractNumId="9" w15:restartNumberingAfterBreak="0">
-    <w:nsid w:val="599C73E1"/>
+    <w:nsid w:val="053C7019"/>
     <w:multiLevelType w:val="hybridMultilevel"/>
-    <w:tmpl w:val="AFF85B46"/>
+    <w:tmpl w:val="5D4A6C7C"/>
     <w:lvl w:ilvl="0" w:tplc="04090001">
       <w:start w:val="1"/>
       <w:numFmt w:val="bullet"/>
@@ -535,9 +535,9 @@
     </w:lvl>
   </w:abstractNum>
   <w:abstractNum w:abstractNumId="10" w15:restartNumberingAfterBreak="0">
-    <w:nsid w:val="6D995FB2"/>
+    <w:nsid w:val="207B4D56"/>
     <w:multiLevelType w:val="hybridMultilevel"/>
-    <w:tmpl w:val="031ECE74"/>
+    <w:tmpl w:val="405EE686"/>
     <w:lvl w:ilvl="0" w:tplc="04090001">
       <w:start w:val="1"/>
       <w:numFmt w:val="bullet"/>
@@ -647,38 +647,38 @@
       </w:rPr>
     </w:lvl>
   </w:abstractNum>
-  <w:num w:numId="1" w16cid:durableId="730731801">
+  <w:num w:numId="1" w16cid:durableId="1904559755">
     <w:abstractNumId w:val="8"/>
   </w:num>
-  <w:num w:numId="2" w16cid:durableId="1703088430">
+  <w:num w:numId="2" w16cid:durableId="1738165857">
     <w:abstractNumId w:val="6"/>
   </w:num>
-  <w:num w:numId="3" w16cid:durableId="948778410">
+  <w:num w:numId="3" w16cid:durableId="1843935764">
     <w:abstractNumId w:val="5"/>
   </w:num>
-  <w:num w:numId="4" w16cid:durableId="639844578">
+  <w:num w:numId="4" w16cid:durableId="998969893">
     <w:abstractNumId w:val="4"/>
   </w:num>
-  <w:num w:numId="5" w16cid:durableId="820926739">
+  <w:num w:numId="5" w16cid:durableId="36904783">
     <w:abstractNumId w:val="7"/>
   </w:num>
-  <w:num w:numId="6" w16cid:durableId="71970708">
+  <w:num w:numId="6" w16cid:durableId="1299870657">
     <w:abstractNumId w:val="3"/>
   </w:num>
-  <w:num w:numId="7" w16cid:durableId="923874881">
+  <w:num w:numId="7" w16cid:durableId="62798275">
     <w:abstractNumId w:val="2"/>
   </w:num>
-  <w:num w:numId="8" w16cid:durableId="716900660">
+  <w:num w:numId="8" w16cid:durableId="1408652648">
     <w:abstractNumId w:val="1"/>
   </w:num>
-  <w:num w:numId="9" w16cid:durableId="1722244943">
+  <w:num w:numId="9" w16cid:durableId="746801908">
     <w:abstractNumId w:val="0"/>
   </w:num>
-  <w:num w:numId="10" w16cid:durableId="35156118">
+  <w:num w:numId="10" w16cid:durableId="1730374883">
+    <w:abstractNumId w:val="9"/>
+  </w:num>
+  <w:num w:numId="11" w16cid:durableId="84330">
     <w:abstractNumId w:val="10"/>
-  </w:num>
-  <w:num w:numId="11" w16cid:durableId="1034309275">
-    <w:abstractNumId w:val="9"/>
   </w:num>
 </w:numbering>
 </file>

--- a/data/Market_Read_quarterly.docx
+++ b/data/Market_Read_quarterly.docx
@@ -4,7 +4,7 @@
   <w:body>
     <w:p>
       <w:r>
-        <w:t>Quarterly Market Read: January 15, 2026</w:t>
+        <w:t>Quarterly Market Read: January 16, 2026</w:t>
       </w:r>
     </w:p>
     <w:p>
@@ -21,7 +21,7 @@
         </w:numPr>
       </w:pPr>
       <w:r>
-        <w:t>Breadth: 73.7% of names are positive.</w:t>
+        <w:t>Breadth: 72.7% of names are positive.</w:t>
       </w:r>
     </w:p>
     <w:p>
@@ -33,7 +33,7 @@
         </w:numPr>
       </w:pPr>
       <w:r>
-        <w:t>Information Technology: firm (avg +3.60%)</w:t>
+        <w:t>Information Technology: firm (avg +3.59%)</w:t>
       </w:r>
     </w:p>
     <w:p>
@@ -45,7 +45,7 @@
         </w:numPr>
       </w:pPr>
       <w:r>
-        <w:t>Industrials: leading (avg +7.13%)</w:t>
+        <w:t>Industrials: leading (avg +7.44%)</w:t>
       </w:r>
     </w:p>
     <w:p>
@@ -57,7 +57,7 @@
         </w:numPr>
       </w:pPr>
       <w:r>
-        <w:t>Consumer Staples: leading (avg +6.15%)</w:t>
+        <w:t>Consumer Staples: leading (avg +5.06%)</w:t>
       </w:r>
     </w:p>
     <w:p>
@@ -69,7 +69,7 @@
         </w:numPr>
       </w:pPr>
       <w:r>
-        <w:t>Consumer Discretionary: leading (avg +4.75%)</w:t>
+        <w:t>Consumer Discretionary: firm (avg +3.62%)</w:t>
       </w:r>
     </w:p>
     <w:p>
@@ -81,7 +81,7 @@
         </w:numPr>
       </w:pPr>
       <w:r>
-        <w:t>Financials: flat/firm (avg +1.07%)</w:t>
+        <w:t>Financials: flat/firm (avg +0.83%)</w:t>
       </w:r>
     </w:p>
     <w:p>
@@ -93,7 +93,7 @@
         </w:numPr>
       </w:pPr>
       <w:r>
-        <w:t>Utilities: firm (avg +2.53%)</w:t>
+        <w:t>Utilities: firm (avg +2.47%)</w:t>
       </w:r>
     </w:p>
     <w:p>
@@ -105,7 +105,7 @@
         </w:numPr>
       </w:pPr>
       <w:r>
-        <w:t>Real Estate: firm (avg +3.18%)</w:t>
+        <w:t>Real Estate: leading (avg +4.60%)</w:t>
       </w:r>
     </w:p>
     <w:p>
@@ -117,7 +117,7 @@
         </w:numPr>
       </w:pPr>
       <w:r>
-        <w:t>Materials: leading (avg +25.30%)</w:t>
+        <w:t>Materials: leading (avg +8.05%)</w:t>
       </w:r>
     </w:p>
     <w:p>
@@ -129,7 +129,7 @@
         </w:numPr>
       </w:pPr>
       <w:r>
-        <w:t>Energy: leading (avg +5.14%)</w:t>
+        <w:t>Energy: leading (avg +5.24%)</w:t>
       </w:r>
     </w:p>
     <w:p>
@@ -141,7 +141,7 @@
         </w:numPr>
       </w:pPr>
       <w:r>
-        <w:t>Health Care: leading (avg +4.18%)</w:t>
+        <w:t>Health Care: firm (avg +3.18%)</w:t>
       </w:r>
     </w:p>
     <w:p>
@@ -153,7 +153,7 @@
         </w:numPr>
       </w:pPr>
       <w:r>
-        <w:t>Communication Services: soft (avg -2.61%)</w:t>
+        <w:t>Communication Services: heavy (avg -3.76%)</w:t>
       </w:r>
     </w:p>
     <w:p>
@@ -165,7 +165,7 @@
         </w:numPr>
       </w:pPr>
       <w:r>
-        <w:t>Energy Complex: heavy (avg -6.57%)</w:t>
+        <w:t>Energy Complex: heavy (avg -6.07%)</w:t>
       </w:r>
     </w:p>
     <w:p>
@@ -182,7 +182,7 @@
         </w:numPr>
       </w:pPr>
       <w:r>
-        <w:t>Gold: bid (avg +6.82%)</w:t>
+        <w:t>Gold: bid (avg +6.30%)</w:t>
       </w:r>
     </w:p>
     <w:p>
@@ -194,7 +194,7 @@
         </w:numPr>
       </w:pPr>
       <w:r>
-        <w:t>USD: firm (avg +1.09%)</w:t>
+        <w:t>USD: firm (avg +1.11%)</w:t>
       </w:r>
     </w:p>
     <w:p>
@@ -206,7 +206,7 @@
         </w:numPr>
       </w:pPr>
       <w:r>
-        <w:t>Yields: flat (avg -0.03%)</w:t>
+        <w:t>Yields: firm (avg +1.49%)</w:t>
       </w:r>
     </w:p>
     <w:p>
@@ -218,7 +218,7 @@
         </w:numPr>
       </w:pPr>
       <w:r>
-        <w:t>Bonds: flat (avg +0.63%)</w:t>
+        <w:t>Bonds: flat (avg +0.35%)</w:t>
       </w:r>
     </w:p>
     <w:p>
@@ -230,12 +230,12 @@
         </w:numPr>
       </w:pPr>
       <w:r>
-        <w:t>Energy Complex: falling (avg -6.57%)</w:t>
+        <w:t>Energy Complex: falling (avg -6.07%)</w:t>
       </w:r>
     </w:p>
     <w:p>
       <w:r>
-        <w:t>Bottom line: With roughly three-quarters of stocks positive, breadth remains healthy and the tape is led by cyclicals and defensives alike, as outsized strength in Materials (~+25%), solid gains in Industrials, Staples, Discretionary, Energy, and Health Care, plus firm Utilities, REITs, and Tech contrasts with softer Communication Services and only modest Financials. Macro conditions reflect slowing growth with pressured earnings expectations alongside inflation that is easing only gradually from elevated levels, a mix that is echoed in a bid for Gold, a firm USD, flat yields and bonds, and a weak Energy complex, collectively signaling a market that is still willing to pay for quality growth and real-asset hedges while staying cautious on late-cycle, rate‑sensitive and commodity‑linked exposures.</w:t>
+        <w:t>Bottom line: Breadth remains constructive with nearly three-quarters of names positive QTD, and leadership is broad-based across cyclicals and defensives, with Industrials, Materials, Energy, Consumer Staples, and Real Estate all posting strong gains while Technology, Consumer Discretionary, Utilities, Financials, and Health Care trade firmly, even as Communication Services stands out as the lone heavy laggard; against that equity backdrop, Macro conditions reflect slowing growth and still-elevated, sticky inflation expectations, consistent with a tape that is rewarding real-economy and quality yield exposures as Gold is bid, the USD and yields are firm, bonds are flat, and the Energy complex is under pressure despite strong Energy sector equity performance.</w:t>
       </w:r>
     </w:p>
     <w:sectPr>
@@ -422,9 +422,9 @@
     </w:lvl>
   </w:abstractNum>
   <w:abstractNum w:abstractNumId="9" w15:restartNumberingAfterBreak="0">
-    <w:nsid w:val="053C7019"/>
+    <w:nsid w:val="1AB00C09"/>
     <w:multiLevelType w:val="hybridMultilevel"/>
-    <w:tmpl w:val="5D4A6C7C"/>
+    <w:tmpl w:val="ECC28FCA"/>
     <w:lvl w:ilvl="0" w:tplc="04090001">
       <w:start w:val="1"/>
       <w:numFmt w:val="bullet"/>
@@ -535,9 +535,9 @@
     </w:lvl>
   </w:abstractNum>
   <w:abstractNum w:abstractNumId="10" w15:restartNumberingAfterBreak="0">
-    <w:nsid w:val="207B4D56"/>
+    <w:nsid w:val="6278703D"/>
     <w:multiLevelType w:val="hybridMultilevel"/>
-    <w:tmpl w:val="405EE686"/>
+    <w:tmpl w:val="4B72C0B6"/>
     <w:lvl w:ilvl="0" w:tplc="04090001">
       <w:start w:val="1"/>
       <w:numFmt w:val="bullet"/>
@@ -647,37 +647,37 @@
       </w:rPr>
     </w:lvl>
   </w:abstractNum>
-  <w:num w:numId="1" w16cid:durableId="1904559755">
+  <w:num w:numId="1" w16cid:durableId="515653545">
     <w:abstractNumId w:val="8"/>
   </w:num>
-  <w:num w:numId="2" w16cid:durableId="1738165857">
+  <w:num w:numId="2" w16cid:durableId="222328287">
     <w:abstractNumId w:val="6"/>
   </w:num>
-  <w:num w:numId="3" w16cid:durableId="1843935764">
+  <w:num w:numId="3" w16cid:durableId="683094426">
     <w:abstractNumId w:val="5"/>
   </w:num>
-  <w:num w:numId="4" w16cid:durableId="998969893">
+  <w:num w:numId="4" w16cid:durableId="428280221">
     <w:abstractNumId w:val="4"/>
   </w:num>
-  <w:num w:numId="5" w16cid:durableId="36904783">
+  <w:num w:numId="5" w16cid:durableId="1784616967">
     <w:abstractNumId w:val="7"/>
   </w:num>
-  <w:num w:numId="6" w16cid:durableId="1299870657">
+  <w:num w:numId="6" w16cid:durableId="1367370575">
     <w:abstractNumId w:val="3"/>
   </w:num>
-  <w:num w:numId="7" w16cid:durableId="62798275">
+  <w:num w:numId="7" w16cid:durableId="1801999541">
     <w:abstractNumId w:val="2"/>
   </w:num>
-  <w:num w:numId="8" w16cid:durableId="1408652648">
+  <w:num w:numId="8" w16cid:durableId="1531651263">
     <w:abstractNumId w:val="1"/>
   </w:num>
-  <w:num w:numId="9" w16cid:durableId="746801908">
+  <w:num w:numId="9" w16cid:durableId="202913147">
     <w:abstractNumId w:val="0"/>
   </w:num>
-  <w:num w:numId="10" w16cid:durableId="1730374883">
+  <w:num w:numId="10" w16cid:durableId="348531211">
     <w:abstractNumId w:val="9"/>
   </w:num>
-  <w:num w:numId="11" w16cid:durableId="84330">
+  <w:num w:numId="11" w16cid:durableId="1779375838">
     <w:abstractNumId w:val="10"/>
   </w:num>
 </w:numbering>

--- a/data/Market_Read_quarterly.docx
+++ b/data/Market_Read_quarterly.docx
@@ -154,18 +154,6 @@
       </w:pPr>
       <w:r>
         <w:t>Communication Services: heavy (avg -3.76%)</w:t>
-      </w:r>
-    </w:p>
-    <w:p>
-      <w:pPr>
-        <w:pStyle w:val="ListBullet"/>
-        <w:numPr>
-          <w:ilvl w:val="0"/>
-          <w:numId w:val="10"/>
-        </w:numPr>
-      </w:pPr>
-      <w:r>
-        <w:t>Energy Complex: heavy (avg -6.07%)</w:t>
       </w:r>
     </w:p>
     <w:p>

--- a/data/Market_Read_quarterly.docx
+++ b/data/Market_Read_quarterly.docx
@@ -15,10 +15,6 @@
     <w:p>
       <w:pPr>
         <w:pStyle w:val="ListBullet"/>
-        <w:numPr>
-          <w:ilvl w:val="0"/>
-          <w:numId w:val="10"/>
-        </w:numPr>
       </w:pPr>
       <w:r>
         <w:t>Breadth: 72.7% of names are positive.</w:t>
@@ -27,10 +23,6 @@
     <w:p>
       <w:pPr>
         <w:pStyle w:val="ListBullet"/>
-        <w:numPr>
-          <w:ilvl w:val="0"/>
-          <w:numId w:val="10"/>
-        </w:numPr>
       </w:pPr>
       <w:r>
         <w:t>Information Technology: firm (avg +3.59%)</w:t>
@@ -39,10 +31,6 @@
     <w:p>
       <w:pPr>
         <w:pStyle w:val="ListBullet"/>
-        <w:numPr>
-          <w:ilvl w:val="0"/>
-          <w:numId w:val="10"/>
-        </w:numPr>
       </w:pPr>
       <w:r>
         <w:t>Industrials: leading (avg +7.44%)</w:t>
@@ -51,10 +39,6 @@
     <w:p>
       <w:pPr>
         <w:pStyle w:val="ListBullet"/>
-        <w:numPr>
-          <w:ilvl w:val="0"/>
-          <w:numId w:val="10"/>
-        </w:numPr>
       </w:pPr>
       <w:r>
         <w:t>Consumer Staples: leading (avg +5.06%)</w:t>
@@ -63,10 +47,6 @@
     <w:p>
       <w:pPr>
         <w:pStyle w:val="ListBullet"/>
-        <w:numPr>
-          <w:ilvl w:val="0"/>
-          <w:numId w:val="10"/>
-        </w:numPr>
       </w:pPr>
       <w:r>
         <w:t>Consumer Discretionary: firm (avg +3.62%)</w:t>
@@ -75,10 +55,6 @@
     <w:p>
       <w:pPr>
         <w:pStyle w:val="ListBullet"/>
-        <w:numPr>
-          <w:ilvl w:val="0"/>
-          <w:numId w:val="10"/>
-        </w:numPr>
       </w:pPr>
       <w:r>
         <w:t>Financials: flat/firm (avg +0.83%)</w:t>
@@ -87,10 +63,6 @@
     <w:p>
       <w:pPr>
         <w:pStyle w:val="ListBullet"/>
-        <w:numPr>
-          <w:ilvl w:val="0"/>
-          <w:numId w:val="10"/>
-        </w:numPr>
       </w:pPr>
       <w:r>
         <w:t>Utilities: firm (avg +2.47%)</w:t>
@@ -99,10 +71,6 @@
     <w:p>
       <w:pPr>
         <w:pStyle w:val="ListBullet"/>
-        <w:numPr>
-          <w:ilvl w:val="0"/>
-          <w:numId w:val="10"/>
-        </w:numPr>
       </w:pPr>
       <w:r>
         <w:t>Real Estate: leading (avg +4.60%)</w:t>
@@ -111,10 +79,6 @@
     <w:p>
       <w:pPr>
         <w:pStyle w:val="ListBullet"/>
-        <w:numPr>
-          <w:ilvl w:val="0"/>
-          <w:numId w:val="10"/>
-        </w:numPr>
       </w:pPr>
       <w:r>
         <w:t>Materials: leading (avg +8.05%)</w:t>
@@ -123,10 +87,6 @@
     <w:p>
       <w:pPr>
         <w:pStyle w:val="ListBullet"/>
-        <w:numPr>
-          <w:ilvl w:val="0"/>
-          <w:numId w:val="10"/>
-        </w:numPr>
       </w:pPr>
       <w:r>
         <w:t>Energy: leading (avg +5.24%)</w:t>
@@ -135,10 +95,6 @@
     <w:p>
       <w:pPr>
         <w:pStyle w:val="ListBullet"/>
-        <w:numPr>
-          <w:ilvl w:val="0"/>
-          <w:numId w:val="10"/>
-        </w:numPr>
       </w:pPr>
       <w:r>
         <w:t>Health Care: firm (avg +3.18%)</w:t>
@@ -147,10 +103,6 @@
     <w:p>
       <w:pPr>
         <w:pStyle w:val="ListBullet"/>
-        <w:numPr>
-          <w:ilvl w:val="0"/>
-          <w:numId w:val="10"/>
-        </w:numPr>
       </w:pPr>
       <w:r>
         <w:t>Communication Services: heavy (avg -3.76%)</w:t>
@@ -164,10 +116,6 @@
     <w:p>
       <w:pPr>
         <w:pStyle w:val="ListBullet"/>
-        <w:numPr>
-          <w:ilvl w:val="0"/>
-          <w:numId w:val="11"/>
-        </w:numPr>
       </w:pPr>
       <w:r>
         <w:t>Gold: bid (avg +6.30%)</w:t>
@@ -176,10 +124,6 @@
     <w:p>
       <w:pPr>
         <w:pStyle w:val="ListBullet"/>
-        <w:numPr>
-          <w:ilvl w:val="0"/>
-          <w:numId w:val="11"/>
-        </w:numPr>
       </w:pPr>
       <w:r>
         <w:t>USD: firm (avg +1.11%)</w:t>
@@ -188,10 +132,6 @@
     <w:p>
       <w:pPr>
         <w:pStyle w:val="ListBullet"/>
-        <w:numPr>
-          <w:ilvl w:val="0"/>
-          <w:numId w:val="11"/>
-        </w:numPr>
       </w:pPr>
       <w:r>
         <w:t>Yields: firm (avg +1.49%)</w:t>
@@ -200,10 +140,6 @@
     <w:p>
       <w:pPr>
         <w:pStyle w:val="ListBullet"/>
-        <w:numPr>
-          <w:ilvl w:val="0"/>
-          <w:numId w:val="11"/>
-        </w:numPr>
       </w:pPr>
       <w:r>
         <w:t>Bonds: flat (avg +0.35%)</w:t>
@@ -212,10 +148,6 @@
     <w:p>
       <w:pPr>
         <w:pStyle w:val="ListBullet"/>
-        <w:numPr>
-          <w:ilvl w:val="0"/>
-          <w:numId w:val="11"/>
-        </w:numPr>
       </w:pPr>
       <w:r>
         <w:t>Energy Complex: falling (avg -6.07%)</w:t>
@@ -223,7 +155,7 @@
     </w:p>
     <w:p>
       <w:r>
-        <w:t>Bottom line: Breadth remains constructive with nearly three-quarters of names positive QTD, and leadership is broad-based across cyclicals and defensives, with Industrials, Materials, Energy, Consumer Staples, and Real Estate all posting strong gains while Technology, Consumer Discretionary, Utilities, Financials, and Health Care trade firmly, even as Communication Services stands out as the lone heavy laggard; against that equity backdrop, Macro conditions reflect slowing growth and still-elevated, sticky inflation expectations, consistent with a tape that is rewarding real-economy and quality yield exposures as Gold is bid, the USD and yields are firm, bonds are flat, and the Energy complex is under pressure despite strong Energy sector equity performance.</w:t>
+        <w:t>Bottom line: With roughly 73% of names positive, breadth remains constructive and the tape is signaling a pro-risk bias beneath the surface, led by strong relative performance in Industrials, Materials, Energy, Consumer Staples, and Real Estate, while Information Technology, Consumer Discretionary, Health Care, Utilities, and Financials trade firm and only Communication Services stands out as a clear laggard. Macro conditions reflect slowing growth and pressured earnings against still-sticky inflation, and that mix is echoed in the macro levers, where a bid in Gold alongside a firm USD and higher yields, flat bonds, and a falling energy complex suggest investors are positioning for decelerating real activity with persistent price pressure rather than a clean disinflationary boom, which aligns with the market’s preference this quarter for higher-quality cyclicals and defensives over more speculative growth.</w:t>
       </w:r>
     </w:p>
     <w:sectPr>
@@ -409,264 +341,32 @@
       </w:rPr>
     </w:lvl>
   </w:abstractNum>
-  <w:abstractNum w:abstractNumId="9" w15:restartNumberingAfterBreak="0">
-    <w:nsid w:val="1AB00C09"/>
-    <w:multiLevelType w:val="hybridMultilevel"/>
-    <w:tmpl w:val="ECC28FCA"/>
-    <w:lvl w:ilvl="0" w:tplc="04090001">
-      <w:start w:val="1"/>
-      <w:numFmt w:val="bullet"/>
-      <w:lvlText w:val=""/>
-      <w:lvlJc w:val="left"/>
-      <w:pPr>
-        <w:ind w:left="720" w:hanging="360"/>
-      </w:pPr>
-      <w:rPr>
-        <w:rFonts w:ascii="Symbol" w:hAnsi="Symbol" w:hint="default"/>
-      </w:rPr>
-    </w:lvl>
-    <w:lvl w:ilvl="1" w:tplc="04090003" w:tentative="1">
-      <w:start w:val="1"/>
-      <w:numFmt w:val="bullet"/>
-      <w:lvlText w:val="o"/>
-      <w:lvlJc w:val="left"/>
-      <w:pPr>
-        <w:ind w:left="1440" w:hanging="360"/>
-      </w:pPr>
-      <w:rPr>
-        <w:rFonts w:ascii="Courier New" w:hAnsi="Courier New" w:cs="Courier New" w:hint="default"/>
-      </w:rPr>
-    </w:lvl>
-    <w:lvl w:ilvl="2" w:tplc="04090005" w:tentative="1">
-      <w:start w:val="1"/>
-      <w:numFmt w:val="bullet"/>
-      <w:lvlText w:val=""/>
-      <w:lvlJc w:val="left"/>
-      <w:pPr>
-        <w:ind w:left="2160" w:hanging="360"/>
-      </w:pPr>
-      <w:rPr>
-        <w:rFonts w:ascii="Wingdings" w:hAnsi="Wingdings" w:hint="default"/>
-      </w:rPr>
-    </w:lvl>
-    <w:lvl w:ilvl="3" w:tplc="04090001" w:tentative="1">
-      <w:start w:val="1"/>
-      <w:numFmt w:val="bullet"/>
-      <w:lvlText w:val=""/>
-      <w:lvlJc w:val="left"/>
-      <w:pPr>
-        <w:ind w:left="2880" w:hanging="360"/>
-      </w:pPr>
-      <w:rPr>
-        <w:rFonts w:ascii="Symbol" w:hAnsi="Symbol" w:hint="default"/>
-      </w:rPr>
-    </w:lvl>
-    <w:lvl w:ilvl="4" w:tplc="04090003" w:tentative="1">
-      <w:start w:val="1"/>
-      <w:numFmt w:val="bullet"/>
-      <w:lvlText w:val="o"/>
-      <w:lvlJc w:val="left"/>
-      <w:pPr>
-        <w:ind w:left="3600" w:hanging="360"/>
-      </w:pPr>
-      <w:rPr>
-        <w:rFonts w:ascii="Courier New" w:hAnsi="Courier New" w:cs="Courier New" w:hint="default"/>
-      </w:rPr>
-    </w:lvl>
-    <w:lvl w:ilvl="5" w:tplc="04090005" w:tentative="1">
-      <w:start w:val="1"/>
-      <w:numFmt w:val="bullet"/>
-      <w:lvlText w:val=""/>
-      <w:lvlJc w:val="left"/>
-      <w:pPr>
-        <w:ind w:left="4320" w:hanging="360"/>
-      </w:pPr>
-      <w:rPr>
-        <w:rFonts w:ascii="Wingdings" w:hAnsi="Wingdings" w:hint="default"/>
-      </w:rPr>
-    </w:lvl>
-    <w:lvl w:ilvl="6" w:tplc="04090001" w:tentative="1">
-      <w:start w:val="1"/>
-      <w:numFmt w:val="bullet"/>
-      <w:lvlText w:val=""/>
-      <w:lvlJc w:val="left"/>
-      <w:pPr>
-        <w:ind w:left="5040" w:hanging="360"/>
-      </w:pPr>
-      <w:rPr>
-        <w:rFonts w:ascii="Symbol" w:hAnsi="Symbol" w:hint="default"/>
-      </w:rPr>
-    </w:lvl>
-    <w:lvl w:ilvl="7" w:tplc="04090003" w:tentative="1">
-      <w:start w:val="1"/>
-      <w:numFmt w:val="bullet"/>
-      <w:lvlText w:val="o"/>
-      <w:lvlJc w:val="left"/>
-      <w:pPr>
-        <w:ind w:left="5760" w:hanging="360"/>
-      </w:pPr>
-      <w:rPr>
-        <w:rFonts w:ascii="Courier New" w:hAnsi="Courier New" w:cs="Courier New" w:hint="default"/>
-      </w:rPr>
-    </w:lvl>
-    <w:lvl w:ilvl="8" w:tplc="04090005" w:tentative="1">
-      <w:start w:val="1"/>
-      <w:numFmt w:val="bullet"/>
-      <w:lvlText w:val=""/>
-      <w:lvlJc w:val="left"/>
-      <w:pPr>
-        <w:ind w:left="6480" w:hanging="360"/>
-      </w:pPr>
-      <w:rPr>
-        <w:rFonts w:ascii="Wingdings" w:hAnsi="Wingdings" w:hint="default"/>
-      </w:rPr>
-    </w:lvl>
-  </w:abstractNum>
-  <w:abstractNum w:abstractNumId="10" w15:restartNumberingAfterBreak="0">
-    <w:nsid w:val="6278703D"/>
-    <w:multiLevelType w:val="hybridMultilevel"/>
-    <w:tmpl w:val="4B72C0B6"/>
-    <w:lvl w:ilvl="0" w:tplc="04090001">
-      <w:start w:val="1"/>
-      <w:numFmt w:val="bullet"/>
-      <w:lvlText w:val=""/>
-      <w:lvlJc w:val="left"/>
-      <w:pPr>
-        <w:ind w:left="720" w:hanging="360"/>
-      </w:pPr>
-      <w:rPr>
-        <w:rFonts w:ascii="Symbol" w:hAnsi="Symbol" w:hint="default"/>
-      </w:rPr>
-    </w:lvl>
-    <w:lvl w:ilvl="1" w:tplc="04090003" w:tentative="1">
-      <w:start w:val="1"/>
-      <w:numFmt w:val="bullet"/>
-      <w:lvlText w:val="o"/>
-      <w:lvlJc w:val="left"/>
-      <w:pPr>
-        <w:ind w:left="1440" w:hanging="360"/>
-      </w:pPr>
-      <w:rPr>
-        <w:rFonts w:ascii="Courier New" w:hAnsi="Courier New" w:cs="Courier New" w:hint="default"/>
-      </w:rPr>
-    </w:lvl>
-    <w:lvl w:ilvl="2" w:tplc="04090005" w:tentative="1">
-      <w:start w:val="1"/>
-      <w:numFmt w:val="bullet"/>
-      <w:lvlText w:val=""/>
-      <w:lvlJc w:val="left"/>
-      <w:pPr>
-        <w:ind w:left="2160" w:hanging="360"/>
-      </w:pPr>
-      <w:rPr>
-        <w:rFonts w:ascii="Wingdings" w:hAnsi="Wingdings" w:hint="default"/>
-      </w:rPr>
-    </w:lvl>
-    <w:lvl w:ilvl="3" w:tplc="04090001" w:tentative="1">
-      <w:start w:val="1"/>
-      <w:numFmt w:val="bullet"/>
-      <w:lvlText w:val=""/>
-      <w:lvlJc w:val="left"/>
-      <w:pPr>
-        <w:ind w:left="2880" w:hanging="360"/>
-      </w:pPr>
-      <w:rPr>
-        <w:rFonts w:ascii="Symbol" w:hAnsi="Symbol" w:hint="default"/>
-      </w:rPr>
-    </w:lvl>
-    <w:lvl w:ilvl="4" w:tplc="04090003" w:tentative="1">
-      <w:start w:val="1"/>
-      <w:numFmt w:val="bullet"/>
-      <w:lvlText w:val="o"/>
-      <w:lvlJc w:val="left"/>
-      <w:pPr>
-        <w:ind w:left="3600" w:hanging="360"/>
-      </w:pPr>
-      <w:rPr>
-        <w:rFonts w:ascii="Courier New" w:hAnsi="Courier New" w:cs="Courier New" w:hint="default"/>
-      </w:rPr>
-    </w:lvl>
-    <w:lvl w:ilvl="5" w:tplc="04090005" w:tentative="1">
-      <w:start w:val="1"/>
-      <w:numFmt w:val="bullet"/>
-      <w:lvlText w:val=""/>
-      <w:lvlJc w:val="left"/>
-      <w:pPr>
-        <w:ind w:left="4320" w:hanging="360"/>
-      </w:pPr>
-      <w:rPr>
-        <w:rFonts w:ascii="Wingdings" w:hAnsi="Wingdings" w:hint="default"/>
-      </w:rPr>
-    </w:lvl>
-    <w:lvl w:ilvl="6" w:tplc="04090001" w:tentative="1">
-      <w:start w:val="1"/>
-      <w:numFmt w:val="bullet"/>
-      <w:lvlText w:val=""/>
-      <w:lvlJc w:val="left"/>
-      <w:pPr>
-        <w:ind w:left="5040" w:hanging="360"/>
-      </w:pPr>
-      <w:rPr>
-        <w:rFonts w:ascii="Symbol" w:hAnsi="Symbol" w:hint="default"/>
-      </w:rPr>
-    </w:lvl>
-    <w:lvl w:ilvl="7" w:tplc="04090003" w:tentative="1">
-      <w:start w:val="1"/>
-      <w:numFmt w:val="bullet"/>
-      <w:lvlText w:val="o"/>
-      <w:lvlJc w:val="left"/>
-      <w:pPr>
-        <w:ind w:left="5760" w:hanging="360"/>
-      </w:pPr>
-      <w:rPr>
-        <w:rFonts w:ascii="Courier New" w:hAnsi="Courier New" w:cs="Courier New" w:hint="default"/>
-      </w:rPr>
-    </w:lvl>
-    <w:lvl w:ilvl="8" w:tplc="04090005" w:tentative="1">
-      <w:start w:val="1"/>
-      <w:numFmt w:val="bullet"/>
-      <w:lvlText w:val=""/>
-      <w:lvlJc w:val="left"/>
-      <w:pPr>
-        <w:ind w:left="6480" w:hanging="360"/>
-      </w:pPr>
-      <w:rPr>
-        <w:rFonts w:ascii="Wingdings" w:hAnsi="Wingdings" w:hint="default"/>
-      </w:rPr>
-    </w:lvl>
-  </w:abstractNum>
-  <w:num w:numId="1" w16cid:durableId="515653545">
+  <w:num w:numId="1" w16cid:durableId="757403622">
     <w:abstractNumId w:val="8"/>
   </w:num>
-  <w:num w:numId="2" w16cid:durableId="222328287">
+  <w:num w:numId="2" w16cid:durableId="1687714480">
     <w:abstractNumId w:val="6"/>
   </w:num>
-  <w:num w:numId="3" w16cid:durableId="683094426">
+  <w:num w:numId="3" w16cid:durableId="1870219371">
     <w:abstractNumId w:val="5"/>
   </w:num>
-  <w:num w:numId="4" w16cid:durableId="428280221">
+  <w:num w:numId="4" w16cid:durableId="773403297">
     <w:abstractNumId w:val="4"/>
   </w:num>
-  <w:num w:numId="5" w16cid:durableId="1784616967">
+  <w:num w:numId="5" w16cid:durableId="1922176617">
     <w:abstractNumId w:val="7"/>
   </w:num>
-  <w:num w:numId="6" w16cid:durableId="1367370575">
+  <w:num w:numId="6" w16cid:durableId="148403528">
     <w:abstractNumId w:val="3"/>
   </w:num>
-  <w:num w:numId="7" w16cid:durableId="1801999541">
+  <w:num w:numId="7" w16cid:durableId="354768949">
     <w:abstractNumId w:val="2"/>
   </w:num>
-  <w:num w:numId="8" w16cid:durableId="1531651263">
+  <w:num w:numId="8" w16cid:durableId="1616134434">
     <w:abstractNumId w:val="1"/>
   </w:num>
-  <w:num w:numId="9" w16cid:durableId="202913147">
+  <w:num w:numId="9" w16cid:durableId="811143928">
     <w:abstractNumId w:val="0"/>
-  </w:num>
-  <w:num w:numId="10" w16cid:durableId="348531211">
-    <w:abstractNumId w:val="9"/>
-  </w:num>
-  <w:num w:numId="11" w16cid:durableId="1779375838">
-    <w:abstractNumId w:val="10"/>
   </w:num>
 </w:numbering>
 </file>

--- a/data/Market_Read_quarterly.docx
+++ b/data/Market_Read_quarterly.docx
@@ -15,6 +15,10 @@
     <w:p>
       <w:pPr>
         <w:pStyle w:val="ListBullet"/>
+        <w:numPr>
+          <w:ilvl w:val="0"/>
+          <w:numId w:val="10"/>
+        </w:numPr>
       </w:pPr>
       <w:r>
         <w:t>Breadth: 72.7% of names are positive.</w:t>
@@ -23,6 +27,10 @@
     <w:p>
       <w:pPr>
         <w:pStyle w:val="ListBullet"/>
+        <w:numPr>
+          <w:ilvl w:val="0"/>
+          <w:numId w:val="10"/>
+        </w:numPr>
       </w:pPr>
       <w:r>
         <w:t>Information Technology: firm (avg +3.59%)</w:t>
@@ -31,6 +39,10 @@
     <w:p>
       <w:pPr>
         <w:pStyle w:val="ListBullet"/>
+        <w:numPr>
+          <w:ilvl w:val="0"/>
+          <w:numId w:val="10"/>
+        </w:numPr>
       </w:pPr>
       <w:r>
         <w:t>Industrials: leading (avg +7.44%)</w:t>
@@ -39,6 +51,10 @@
     <w:p>
       <w:pPr>
         <w:pStyle w:val="ListBullet"/>
+        <w:numPr>
+          <w:ilvl w:val="0"/>
+          <w:numId w:val="10"/>
+        </w:numPr>
       </w:pPr>
       <w:r>
         <w:t>Consumer Staples: leading (avg +5.06%)</w:t>
@@ -47,6 +63,10 @@
     <w:p>
       <w:pPr>
         <w:pStyle w:val="ListBullet"/>
+        <w:numPr>
+          <w:ilvl w:val="0"/>
+          <w:numId w:val="10"/>
+        </w:numPr>
       </w:pPr>
       <w:r>
         <w:t>Consumer Discretionary: firm (avg +3.62%)</w:t>
@@ -55,6 +75,10 @@
     <w:p>
       <w:pPr>
         <w:pStyle w:val="ListBullet"/>
+        <w:numPr>
+          <w:ilvl w:val="0"/>
+          <w:numId w:val="10"/>
+        </w:numPr>
       </w:pPr>
       <w:r>
         <w:t>Financials: flat/firm (avg +0.83%)</w:t>
@@ -63,6 +87,10 @@
     <w:p>
       <w:pPr>
         <w:pStyle w:val="ListBullet"/>
+        <w:numPr>
+          <w:ilvl w:val="0"/>
+          <w:numId w:val="10"/>
+        </w:numPr>
       </w:pPr>
       <w:r>
         <w:t>Utilities: firm (avg +2.47%)</w:t>
@@ -71,6 +99,10 @@
     <w:p>
       <w:pPr>
         <w:pStyle w:val="ListBullet"/>
+        <w:numPr>
+          <w:ilvl w:val="0"/>
+          <w:numId w:val="10"/>
+        </w:numPr>
       </w:pPr>
       <w:r>
         <w:t>Real Estate: leading (avg +4.60%)</w:t>
@@ -79,6 +111,10 @@
     <w:p>
       <w:pPr>
         <w:pStyle w:val="ListBullet"/>
+        <w:numPr>
+          <w:ilvl w:val="0"/>
+          <w:numId w:val="10"/>
+        </w:numPr>
       </w:pPr>
       <w:r>
         <w:t>Materials: leading (avg +8.05%)</w:t>
@@ -87,6 +123,10 @@
     <w:p>
       <w:pPr>
         <w:pStyle w:val="ListBullet"/>
+        <w:numPr>
+          <w:ilvl w:val="0"/>
+          <w:numId w:val="10"/>
+        </w:numPr>
       </w:pPr>
       <w:r>
         <w:t>Energy: leading (avg +5.24%)</w:t>
@@ -95,6 +135,10 @@
     <w:p>
       <w:pPr>
         <w:pStyle w:val="ListBullet"/>
+        <w:numPr>
+          <w:ilvl w:val="0"/>
+          <w:numId w:val="10"/>
+        </w:numPr>
       </w:pPr>
       <w:r>
         <w:t>Health Care: firm (avg +3.18%)</w:t>
@@ -103,6 +147,10 @@
     <w:p>
       <w:pPr>
         <w:pStyle w:val="ListBullet"/>
+        <w:numPr>
+          <w:ilvl w:val="0"/>
+          <w:numId w:val="10"/>
+        </w:numPr>
       </w:pPr>
       <w:r>
         <w:t>Communication Services: heavy (avg -3.76%)</w:t>
@@ -116,6 +164,10 @@
     <w:p>
       <w:pPr>
         <w:pStyle w:val="ListBullet"/>
+        <w:numPr>
+          <w:ilvl w:val="0"/>
+          <w:numId w:val="11"/>
+        </w:numPr>
       </w:pPr>
       <w:r>
         <w:t>Gold: bid (avg +6.30%)</w:t>
@@ -124,6 +176,10 @@
     <w:p>
       <w:pPr>
         <w:pStyle w:val="ListBullet"/>
+        <w:numPr>
+          <w:ilvl w:val="0"/>
+          <w:numId w:val="11"/>
+        </w:numPr>
       </w:pPr>
       <w:r>
         <w:t>USD: firm (avg +1.11%)</w:t>
@@ -132,6 +188,10 @@
     <w:p>
       <w:pPr>
         <w:pStyle w:val="ListBullet"/>
+        <w:numPr>
+          <w:ilvl w:val="0"/>
+          <w:numId w:val="11"/>
+        </w:numPr>
       </w:pPr>
       <w:r>
         <w:t>Yields: firm (avg +1.49%)</w:t>
@@ -140,6 +200,10 @@
     <w:p>
       <w:pPr>
         <w:pStyle w:val="ListBullet"/>
+        <w:numPr>
+          <w:ilvl w:val="0"/>
+          <w:numId w:val="11"/>
+        </w:numPr>
       </w:pPr>
       <w:r>
         <w:t>Bonds: flat (avg +0.35%)</w:t>
@@ -148,6 +212,10 @@
     <w:p>
       <w:pPr>
         <w:pStyle w:val="ListBullet"/>
+        <w:numPr>
+          <w:ilvl w:val="0"/>
+          <w:numId w:val="11"/>
+        </w:numPr>
       </w:pPr>
       <w:r>
         <w:t>Energy Complex: falling (avg -6.07%)</w:t>
@@ -341,6 +409,232 @@
       </w:rPr>
     </w:lvl>
   </w:abstractNum>
+  <w:abstractNum w:abstractNumId="9" w15:restartNumberingAfterBreak="0">
+    <w:nsid w:val="51947385"/>
+    <w:multiLevelType w:val="hybridMultilevel"/>
+    <w:tmpl w:val="1AEE8F50"/>
+    <w:lvl w:ilvl="0" w:tplc="04090001">
+      <w:start w:val="1"/>
+      <w:numFmt w:val="bullet"/>
+      <w:lvlText w:val=""/>
+      <w:lvlJc w:val="left"/>
+      <w:pPr>
+        <w:ind w:left="720" w:hanging="360"/>
+      </w:pPr>
+      <w:rPr>
+        <w:rFonts w:ascii="Symbol" w:hAnsi="Symbol" w:hint="default"/>
+      </w:rPr>
+    </w:lvl>
+    <w:lvl w:ilvl="1" w:tplc="04090003" w:tentative="1">
+      <w:start w:val="1"/>
+      <w:numFmt w:val="bullet"/>
+      <w:lvlText w:val="o"/>
+      <w:lvlJc w:val="left"/>
+      <w:pPr>
+        <w:ind w:left="1440" w:hanging="360"/>
+      </w:pPr>
+      <w:rPr>
+        <w:rFonts w:ascii="Courier New" w:hAnsi="Courier New" w:cs="Courier New" w:hint="default"/>
+      </w:rPr>
+    </w:lvl>
+    <w:lvl w:ilvl="2" w:tplc="04090005" w:tentative="1">
+      <w:start w:val="1"/>
+      <w:numFmt w:val="bullet"/>
+      <w:lvlText w:val=""/>
+      <w:lvlJc w:val="left"/>
+      <w:pPr>
+        <w:ind w:left="2160" w:hanging="360"/>
+      </w:pPr>
+      <w:rPr>
+        <w:rFonts w:ascii="Wingdings" w:hAnsi="Wingdings" w:hint="default"/>
+      </w:rPr>
+    </w:lvl>
+    <w:lvl w:ilvl="3" w:tplc="04090001" w:tentative="1">
+      <w:start w:val="1"/>
+      <w:numFmt w:val="bullet"/>
+      <w:lvlText w:val=""/>
+      <w:lvlJc w:val="left"/>
+      <w:pPr>
+        <w:ind w:left="2880" w:hanging="360"/>
+      </w:pPr>
+      <w:rPr>
+        <w:rFonts w:ascii="Symbol" w:hAnsi="Symbol" w:hint="default"/>
+      </w:rPr>
+    </w:lvl>
+    <w:lvl w:ilvl="4" w:tplc="04090003" w:tentative="1">
+      <w:start w:val="1"/>
+      <w:numFmt w:val="bullet"/>
+      <w:lvlText w:val="o"/>
+      <w:lvlJc w:val="left"/>
+      <w:pPr>
+        <w:ind w:left="3600" w:hanging="360"/>
+      </w:pPr>
+      <w:rPr>
+        <w:rFonts w:ascii="Courier New" w:hAnsi="Courier New" w:cs="Courier New" w:hint="default"/>
+      </w:rPr>
+    </w:lvl>
+    <w:lvl w:ilvl="5" w:tplc="04090005" w:tentative="1">
+      <w:start w:val="1"/>
+      <w:numFmt w:val="bullet"/>
+      <w:lvlText w:val=""/>
+      <w:lvlJc w:val="left"/>
+      <w:pPr>
+        <w:ind w:left="4320" w:hanging="360"/>
+      </w:pPr>
+      <w:rPr>
+        <w:rFonts w:ascii="Wingdings" w:hAnsi="Wingdings" w:hint="default"/>
+      </w:rPr>
+    </w:lvl>
+    <w:lvl w:ilvl="6" w:tplc="04090001" w:tentative="1">
+      <w:start w:val="1"/>
+      <w:numFmt w:val="bullet"/>
+      <w:lvlText w:val=""/>
+      <w:lvlJc w:val="left"/>
+      <w:pPr>
+        <w:ind w:left="5040" w:hanging="360"/>
+      </w:pPr>
+      <w:rPr>
+        <w:rFonts w:ascii="Symbol" w:hAnsi="Symbol" w:hint="default"/>
+      </w:rPr>
+    </w:lvl>
+    <w:lvl w:ilvl="7" w:tplc="04090003" w:tentative="1">
+      <w:start w:val="1"/>
+      <w:numFmt w:val="bullet"/>
+      <w:lvlText w:val="o"/>
+      <w:lvlJc w:val="left"/>
+      <w:pPr>
+        <w:ind w:left="5760" w:hanging="360"/>
+      </w:pPr>
+      <w:rPr>
+        <w:rFonts w:ascii="Courier New" w:hAnsi="Courier New" w:cs="Courier New" w:hint="default"/>
+      </w:rPr>
+    </w:lvl>
+    <w:lvl w:ilvl="8" w:tplc="04090005" w:tentative="1">
+      <w:start w:val="1"/>
+      <w:numFmt w:val="bullet"/>
+      <w:lvlText w:val=""/>
+      <w:lvlJc w:val="left"/>
+      <w:pPr>
+        <w:ind w:left="6480" w:hanging="360"/>
+      </w:pPr>
+      <w:rPr>
+        <w:rFonts w:ascii="Wingdings" w:hAnsi="Wingdings" w:hint="default"/>
+      </w:rPr>
+    </w:lvl>
+  </w:abstractNum>
+  <w:abstractNum w:abstractNumId="10" w15:restartNumberingAfterBreak="0">
+    <w:nsid w:val="6D7C7694"/>
+    <w:multiLevelType w:val="hybridMultilevel"/>
+    <w:tmpl w:val="D952D7DC"/>
+    <w:lvl w:ilvl="0" w:tplc="04090001">
+      <w:start w:val="1"/>
+      <w:numFmt w:val="bullet"/>
+      <w:lvlText w:val=""/>
+      <w:lvlJc w:val="left"/>
+      <w:pPr>
+        <w:ind w:left="720" w:hanging="360"/>
+      </w:pPr>
+      <w:rPr>
+        <w:rFonts w:ascii="Symbol" w:hAnsi="Symbol" w:hint="default"/>
+      </w:rPr>
+    </w:lvl>
+    <w:lvl w:ilvl="1" w:tplc="04090003" w:tentative="1">
+      <w:start w:val="1"/>
+      <w:numFmt w:val="bullet"/>
+      <w:lvlText w:val="o"/>
+      <w:lvlJc w:val="left"/>
+      <w:pPr>
+        <w:ind w:left="1440" w:hanging="360"/>
+      </w:pPr>
+      <w:rPr>
+        <w:rFonts w:ascii="Courier New" w:hAnsi="Courier New" w:cs="Courier New" w:hint="default"/>
+      </w:rPr>
+    </w:lvl>
+    <w:lvl w:ilvl="2" w:tplc="04090005" w:tentative="1">
+      <w:start w:val="1"/>
+      <w:numFmt w:val="bullet"/>
+      <w:lvlText w:val=""/>
+      <w:lvlJc w:val="left"/>
+      <w:pPr>
+        <w:ind w:left="2160" w:hanging="360"/>
+      </w:pPr>
+      <w:rPr>
+        <w:rFonts w:ascii="Wingdings" w:hAnsi="Wingdings" w:hint="default"/>
+      </w:rPr>
+    </w:lvl>
+    <w:lvl w:ilvl="3" w:tplc="04090001" w:tentative="1">
+      <w:start w:val="1"/>
+      <w:numFmt w:val="bullet"/>
+      <w:lvlText w:val=""/>
+      <w:lvlJc w:val="left"/>
+      <w:pPr>
+        <w:ind w:left="2880" w:hanging="360"/>
+      </w:pPr>
+      <w:rPr>
+        <w:rFonts w:ascii="Symbol" w:hAnsi="Symbol" w:hint="default"/>
+      </w:rPr>
+    </w:lvl>
+    <w:lvl w:ilvl="4" w:tplc="04090003" w:tentative="1">
+      <w:start w:val="1"/>
+      <w:numFmt w:val="bullet"/>
+      <w:lvlText w:val="o"/>
+      <w:lvlJc w:val="left"/>
+      <w:pPr>
+        <w:ind w:left="3600" w:hanging="360"/>
+      </w:pPr>
+      <w:rPr>
+        <w:rFonts w:ascii="Courier New" w:hAnsi="Courier New" w:cs="Courier New" w:hint="default"/>
+      </w:rPr>
+    </w:lvl>
+    <w:lvl w:ilvl="5" w:tplc="04090005" w:tentative="1">
+      <w:start w:val="1"/>
+      <w:numFmt w:val="bullet"/>
+      <w:lvlText w:val=""/>
+      <w:lvlJc w:val="left"/>
+      <w:pPr>
+        <w:ind w:left="4320" w:hanging="360"/>
+      </w:pPr>
+      <w:rPr>
+        <w:rFonts w:ascii="Wingdings" w:hAnsi="Wingdings" w:hint="default"/>
+      </w:rPr>
+    </w:lvl>
+    <w:lvl w:ilvl="6" w:tplc="04090001" w:tentative="1">
+      <w:start w:val="1"/>
+      <w:numFmt w:val="bullet"/>
+      <w:lvlText w:val=""/>
+      <w:lvlJc w:val="left"/>
+      <w:pPr>
+        <w:ind w:left="5040" w:hanging="360"/>
+      </w:pPr>
+      <w:rPr>
+        <w:rFonts w:ascii="Symbol" w:hAnsi="Symbol" w:hint="default"/>
+      </w:rPr>
+    </w:lvl>
+    <w:lvl w:ilvl="7" w:tplc="04090003" w:tentative="1">
+      <w:start w:val="1"/>
+      <w:numFmt w:val="bullet"/>
+      <w:lvlText w:val="o"/>
+      <w:lvlJc w:val="left"/>
+      <w:pPr>
+        <w:ind w:left="5760" w:hanging="360"/>
+      </w:pPr>
+      <w:rPr>
+        <w:rFonts w:ascii="Courier New" w:hAnsi="Courier New" w:cs="Courier New" w:hint="default"/>
+      </w:rPr>
+    </w:lvl>
+    <w:lvl w:ilvl="8" w:tplc="04090005" w:tentative="1">
+      <w:start w:val="1"/>
+      <w:numFmt w:val="bullet"/>
+      <w:lvlText w:val=""/>
+      <w:lvlJc w:val="left"/>
+      <w:pPr>
+        <w:ind w:left="6480" w:hanging="360"/>
+      </w:pPr>
+      <w:rPr>
+        <w:rFonts w:ascii="Wingdings" w:hAnsi="Wingdings" w:hint="default"/>
+      </w:rPr>
+    </w:lvl>
+  </w:abstractNum>
   <w:num w:numId="1" w16cid:durableId="757403622">
     <w:abstractNumId w:val="8"/>
   </w:num>
@@ -367,6 +661,12 @@
   </w:num>
   <w:num w:numId="9" w16cid:durableId="811143928">
     <w:abstractNumId w:val="0"/>
+  </w:num>
+  <w:num w:numId="10" w16cid:durableId="845827136">
+    <w:abstractNumId w:val="10"/>
+  </w:num>
+  <w:num w:numId="11" w16cid:durableId="1427533399">
+    <w:abstractNumId w:val="9"/>
   </w:num>
 </w:numbering>
 </file>

--- a/data/Market_Read_quarterly.docx
+++ b/data/Market_Read_quarterly.docx
@@ -4,7 +4,7 @@
   <w:body>
     <w:p>
       <w:r>
-        <w:t>Quarterly Market Read: January 16, 2026</w:t>
+        <w:t>Quarterly Market Read: January 20, 2026</w:t>
       </w:r>
     </w:p>
     <w:p>
@@ -21,7 +21,7 @@
         </w:numPr>
       </w:pPr>
       <w:r>
-        <w:t>Breadth: 72.7% of names are positive.</w:t>
+        <w:t>Breadth: 64.3% of names are positive.</w:t>
       </w:r>
     </w:p>
     <w:p>
@@ -33,7 +33,7 @@
         </w:numPr>
       </w:pPr>
       <w:r>
-        <w:t>Information Technology: firm (avg +3.59%)</w:t>
+        <w:t>Information Technology: flat/firm (avg +1.31%)</w:t>
       </w:r>
     </w:p>
     <w:p>
@@ -45,7 +45,7 @@
         </w:numPr>
       </w:pPr>
       <w:r>
-        <w:t>Industrials: leading (avg +7.44%)</w:t>
+        <w:t>Industrials: leading (avg +5.31%)</w:t>
       </w:r>
     </w:p>
     <w:p>
@@ -57,7 +57,7 @@
         </w:numPr>
       </w:pPr>
       <w:r>
-        <w:t>Consumer Staples: leading (avg +5.06%)</w:t>
+        <w:t>Consumer Staples: leading (avg +5.76%)</w:t>
       </w:r>
     </w:p>
     <w:p>
@@ -69,7 +69,7 @@
         </w:numPr>
       </w:pPr>
       <w:r>
-        <w:t>Consumer Discretionary: firm (avg +3.62%)</w:t>
+        <w:t>Consumer Discretionary: flat/firm (avg +1.33%)</w:t>
       </w:r>
     </w:p>
     <w:p>
@@ -81,7 +81,7 @@
         </w:numPr>
       </w:pPr>
       <w:r>
-        <w:t>Financials: flat/firm (avg +0.83%)</w:t>
+        <w:t>Financials: soft (avg -1.28%)</w:t>
       </w:r>
     </w:p>
     <w:p>
@@ -93,7 +93,7 @@
         </w:numPr>
       </w:pPr>
       <w:r>
-        <w:t>Utilities: firm (avg +2.47%)</w:t>
+        <w:t>Utilities: flat/firm (avg +1.46%)</w:t>
       </w:r>
     </w:p>
     <w:p>
@@ -105,7 +105,7 @@
         </w:numPr>
       </w:pPr>
       <w:r>
-        <w:t>Real Estate: leading (avg +4.60%)</w:t>
+        <w:t>Real Estate: firm (avg +2.71%)</w:t>
       </w:r>
     </w:p>
     <w:p>
@@ -117,7 +117,7 @@
         </w:numPr>
       </w:pPr>
       <w:r>
-        <w:t>Materials: leading (avg +8.05%)</w:t>
+        <w:t>Materials: leading (avg +6.92%)</w:t>
       </w:r>
     </w:p>
     <w:p>
@@ -129,7 +129,7 @@
         </w:numPr>
       </w:pPr>
       <w:r>
-        <w:t>Energy: leading (avg +5.24%)</w:t>
+        <w:t>Energy: leading (avg +4.98%)</w:t>
       </w:r>
     </w:p>
     <w:p>
@@ -141,7 +141,7 @@
         </w:numPr>
       </w:pPr>
       <w:r>
-        <w:t>Health Care: firm (avg +3.18%)</w:t>
+        <w:t>Health Care: firm (avg +2.31%)</w:t>
       </w:r>
     </w:p>
     <w:p>
@@ -153,7 +153,7 @@
         </w:numPr>
       </w:pPr>
       <w:r>
-        <w:t>Communication Services: heavy (avg -3.76%)</w:t>
+        <w:t>Communication Services: heavy (avg -4.93%)</w:t>
       </w:r>
     </w:p>
     <w:p>
@@ -170,7 +170,7 @@
         </w:numPr>
       </w:pPr>
       <w:r>
-        <w:t>Gold: bid (avg +6.30%)</w:t>
+        <w:t>Gold: bid (avg +10.33%)</w:t>
       </w:r>
     </w:p>
     <w:p>
@@ -182,7 +182,7 @@
         </w:numPr>
       </w:pPr>
       <w:r>
-        <w:t>USD: firm (avg +1.11%)</w:t>
+        <w:t>USD: flat (avg +0.30%)</w:t>
       </w:r>
     </w:p>
     <w:p>
@@ -194,7 +194,7 @@
         </w:numPr>
       </w:pPr>
       <w:r>
-        <w:t>Yields: firm (avg +1.49%)</w:t>
+        <w:t>Yields: firm (avg +2.82%)</w:t>
       </w:r>
     </w:p>
     <w:p>
@@ -206,7 +206,7 @@
         </w:numPr>
       </w:pPr>
       <w:r>
-        <w:t>Bonds: flat (avg +0.35%)</w:t>
+        <w:t>Bonds: flat (avg -0.28%)</w:t>
       </w:r>
     </w:p>
     <w:p>
@@ -218,12 +218,12 @@
         </w:numPr>
       </w:pPr>
       <w:r>
-        <w:t>Energy Complex: falling (avg -6.07%)</w:t>
+        <w:t>Energy Complex: firm (avg +2.40%)</w:t>
       </w:r>
     </w:p>
     <w:p>
       <w:r>
-        <w:t>Bottom line: With roughly 73% of names positive, breadth remains constructive and the tape is signaling a pro-risk bias beneath the surface, led by strong relative performance in Industrials, Materials, Energy, Consumer Staples, and Real Estate, while Information Technology, Consumer Discretionary, Health Care, Utilities, and Financials trade firm and only Communication Services stands out as a clear laggard. Macro conditions reflect slowing growth and pressured earnings against still-sticky inflation, and that mix is echoed in the macro levers, where a bid in Gold alongside a firm USD and higher yields, flat bonds, and a falling energy complex suggest investors are positioning for decelerating real activity with persistent price pressure rather than a clean disinflationary boom, which aligns with the market’s preference this quarter for higher-quality cyclicals and defensives over more speculative growth.</w:t>
+        <w:t>Bottom line: With roughly two-thirds of names positive QTD, breadth is constructive and the tape is rewarding cyclical and defensive earners alike, as Materials, Consumer Staples, Industrials, and Energy lead while Information Technology, Consumer Discretionary, Utilities, Real Estate, and Health Care grind higher and Financials and Communication Services lag. Macro posture shows growth is slowing on a rolling-quarter basis while inflation remains sticky above pre-COVID norms, and that backdrop is echoed by a bid in Gold, firm energy prices, steady-to-firm yields, and a flat USD and bond complex that together signal investors are cautiously rotating toward real-asset and quality cash-flow exposures rather than embracing a clean, disinflationary re-acceleration narrative.</w:t>
       </w:r>
     </w:p>
     <w:sectPr>
@@ -410,9 +410,9 @@
     </w:lvl>
   </w:abstractNum>
   <w:abstractNum w:abstractNumId="9" w15:restartNumberingAfterBreak="0">
-    <w:nsid w:val="51947385"/>
+    <w:nsid w:val="0C9D0C02"/>
     <w:multiLevelType w:val="hybridMultilevel"/>
-    <w:tmpl w:val="1AEE8F50"/>
+    <w:tmpl w:val="CC94DED2"/>
     <w:lvl w:ilvl="0" w:tplc="04090001">
       <w:start w:val="1"/>
       <w:numFmt w:val="bullet"/>
@@ -523,9 +523,9 @@
     </w:lvl>
   </w:abstractNum>
   <w:abstractNum w:abstractNumId="10" w15:restartNumberingAfterBreak="0">
-    <w:nsid w:val="6D7C7694"/>
+    <w:nsid w:val="21044867"/>
     <w:multiLevelType w:val="hybridMultilevel"/>
-    <w:tmpl w:val="D952D7DC"/>
+    <w:tmpl w:val="D6421D70"/>
     <w:lvl w:ilvl="0" w:tplc="04090001">
       <w:start w:val="1"/>
       <w:numFmt w:val="bullet"/>
@@ -635,38 +635,38 @@
       </w:rPr>
     </w:lvl>
   </w:abstractNum>
-  <w:num w:numId="1" w16cid:durableId="757403622">
+  <w:num w:numId="1" w16cid:durableId="778793900">
     <w:abstractNumId w:val="8"/>
   </w:num>
-  <w:num w:numId="2" w16cid:durableId="1687714480">
+  <w:num w:numId="2" w16cid:durableId="708803865">
     <w:abstractNumId w:val="6"/>
   </w:num>
-  <w:num w:numId="3" w16cid:durableId="1870219371">
+  <w:num w:numId="3" w16cid:durableId="2050953963">
     <w:abstractNumId w:val="5"/>
   </w:num>
-  <w:num w:numId="4" w16cid:durableId="773403297">
+  <w:num w:numId="4" w16cid:durableId="1358970499">
     <w:abstractNumId w:val="4"/>
   </w:num>
-  <w:num w:numId="5" w16cid:durableId="1922176617">
+  <w:num w:numId="5" w16cid:durableId="1928296614">
     <w:abstractNumId w:val="7"/>
   </w:num>
-  <w:num w:numId="6" w16cid:durableId="148403528">
+  <w:num w:numId="6" w16cid:durableId="86194606">
     <w:abstractNumId w:val="3"/>
   </w:num>
-  <w:num w:numId="7" w16cid:durableId="354768949">
+  <w:num w:numId="7" w16cid:durableId="1565024240">
     <w:abstractNumId w:val="2"/>
   </w:num>
-  <w:num w:numId="8" w16cid:durableId="1616134434">
+  <w:num w:numId="8" w16cid:durableId="2079474362">
     <w:abstractNumId w:val="1"/>
   </w:num>
-  <w:num w:numId="9" w16cid:durableId="811143928">
+  <w:num w:numId="9" w16cid:durableId="1324893468">
     <w:abstractNumId w:val="0"/>
   </w:num>
-  <w:num w:numId="10" w16cid:durableId="845827136">
+  <w:num w:numId="10" w16cid:durableId="2105954496">
+    <w:abstractNumId w:val="9"/>
+  </w:num>
+  <w:num w:numId="11" w16cid:durableId="1878736944">
     <w:abstractNumId w:val="10"/>
-  </w:num>
-  <w:num w:numId="11" w16cid:durableId="1427533399">
-    <w:abstractNumId w:val="9"/>
   </w:num>
 </w:numbering>
 </file>

--- a/data/Market_Read_quarterly.docx
+++ b/data/Market_Read_quarterly.docx
@@ -4,7 +4,7 @@
   <w:body>
     <w:p>
       <w:r>
-        <w:t>Quarterly Market Read: January 20, 2026</w:t>
+        <w:t>Quarterly Market Read: January 21, 2026</w:t>
       </w:r>
     </w:p>
     <w:p>
@@ -21,7 +21,7 @@
         </w:numPr>
       </w:pPr>
       <w:r>
-        <w:t>Breadth: 64.3% of names are positive.</w:t>
+        <w:t>Breadth: 71.5% of names are positive.</w:t>
       </w:r>
     </w:p>
     <w:p>
@@ -33,7 +33,7 @@
         </w:numPr>
       </w:pPr>
       <w:r>
-        <w:t>Information Technology: flat/firm (avg +1.31%)</w:t>
+        <w:t>Information Technology: firm (avg +3.88%)</w:t>
       </w:r>
     </w:p>
     <w:p>
@@ -45,7 +45,7 @@
         </w:numPr>
       </w:pPr>
       <w:r>
-        <w:t>Industrials: leading (avg +5.31%)</w:t>
+        <w:t>Industrials: leading (avg +7.46%)</w:t>
       </w:r>
     </w:p>
     <w:p>
@@ -57,7 +57,7 @@
         </w:numPr>
       </w:pPr>
       <w:r>
-        <w:t>Consumer Staples: leading (avg +5.76%)</w:t>
+        <w:t>Consumer Staples: leading (avg +5.66%)</w:t>
       </w:r>
     </w:p>
     <w:p>
@@ -69,7 +69,7 @@
         </w:numPr>
       </w:pPr>
       <w:r>
-        <w:t>Consumer Discretionary: flat/firm (avg +1.33%)</w:t>
+        <w:t>Consumer Discretionary: firm (avg +3.71%)</w:t>
       </w:r>
     </w:p>
     <w:p>
@@ -81,7 +81,7 @@
         </w:numPr>
       </w:pPr>
       <w:r>
-        <w:t>Financials: soft (avg -1.28%)</w:t>
+        <w:t>Financials: flat/firm (avg -0.12%)</w:t>
       </w:r>
     </w:p>
     <w:p>
@@ -93,7 +93,7 @@
         </w:numPr>
       </w:pPr>
       <w:r>
-        <w:t>Utilities: flat/firm (avg +1.46%)</w:t>
+        <w:t>Utilities: firm (avg +1.86%)</w:t>
       </w:r>
     </w:p>
     <w:p>
@@ -105,7 +105,7 @@
         </w:numPr>
       </w:pPr>
       <w:r>
-        <w:t>Real Estate: firm (avg +2.71%)</w:t>
+        <w:t>Real Estate: firm (avg +3.31%)</w:t>
       </w:r>
     </w:p>
     <w:p>
@@ -117,7 +117,7 @@
         </w:numPr>
       </w:pPr>
       <w:r>
-        <w:t>Materials: leading (avg +6.92%)</w:t>
+        <w:t>Materials: leading (avg +9.66%)</w:t>
       </w:r>
     </w:p>
     <w:p>
@@ -129,7 +129,7 @@
         </w:numPr>
       </w:pPr>
       <w:r>
-        <w:t>Energy: leading (avg +4.98%)</w:t>
+        <w:t>Energy: leading (avg +8.27%)</w:t>
       </w:r>
     </w:p>
     <w:p>
@@ -141,7 +141,7 @@
         </w:numPr>
       </w:pPr>
       <w:r>
-        <w:t>Health Care: firm (avg +2.31%)</w:t>
+        <w:t>Health Care: leading (avg +4.37%)</w:t>
       </w:r>
     </w:p>
     <w:p>
@@ -153,7 +153,7 @@
         </w:numPr>
       </w:pPr>
       <w:r>
-        <w:t>Communication Services: heavy (avg -4.93%)</w:t>
+        <w:t>Communication Services: heavy (avg -4.18%)</w:t>
       </w:r>
     </w:p>
     <w:p>
@@ -170,7 +170,7 @@
         </w:numPr>
       </w:pPr>
       <w:r>
-        <w:t>Gold: bid (avg +10.33%)</w:t>
+        <w:t>Gold: bid (avg +11.93%)</w:t>
       </w:r>
     </w:p>
     <w:p>
@@ -182,7 +182,7 @@
         </w:numPr>
       </w:pPr>
       <w:r>
-        <w:t>USD: flat (avg +0.30%)</w:t>
+        <w:t>USD: flat (avg +0.58%)</w:t>
       </w:r>
     </w:p>
     <w:p>
@@ -194,7 +194,7 @@
         </w:numPr>
       </w:pPr>
       <w:r>
-        <w:t>Yields: firm (avg +2.82%)</w:t>
+        <w:t>Yields: firm (avg +1.91%)</w:t>
       </w:r>
     </w:p>
     <w:p>
@@ -206,7 +206,7 @@
         </w:numPr>
       </w:pPr>
       <w:r>
-        <w:t>Bonds: flat (avg -0.28%)</w:t>
+        <w:t>Bonds: flat (avg +0.17%)</w:t>
       </w:r>
     </w:p>
     <w:p>
@@ -218,12 +218,12 @@
         </w:numPr>
       </w:pPr>
       <w:r>
-        <w:t>Energy Complex: firm (avg +2.40%)</w:t>
+        <w:t>Energy Complex: bid (avg +8.65%)</w:t>
       </w:r>
     </w:p>
     <w:p>
       <w:r>
-        <w:t>Bottom line: With roughly two-thirds of names positive QTD, breadth is constructive and the tape is rewarding cyclical and defensive earners alike, as Materials, Consumer Staples, Industrials, and Energy lead while Information Technology, Consumer Discretionary, Utilities, Real Estate, and Health Care grind higher and Financials and Communication Services lag. Macro posture shows growth is slowing on a rolling-quarter basis while inflation remains sticky above pre-COVID norms, and that backdrop is echoed by a bid in Gold, firm energy prices, steady-to-firm yields, and a flat USD and bond complex that together signal investors are cautiously rotating toward real-asset and quality cash-flow exposures rather than embracing a clean, disinflationary re-acceleration narrative.</w:t>
+        <w:t>Bottom line: With roughly 72% of stocks positive QTD, breadth remains healthy and the tape is rewarding cyclical and real-asset exposure, as Materials, Energy, Industrials, and Staples lead while Tech, Discretionary, Utilities, Real Estate, and Health Care trade firmly and Communication Services is the primary laggard. Macro posture shows slowing growth and pressured earnings revisions alongside still-sticky inflation, consistent with a QTD pattern of a bid in Gold and the Energy complex, firm yields, and a flat USD and bond tape that together signal investors are seeking inflation hedges and quality cyclicals rather than embracing a clean, disinflationary re-acceleration narrative.</w:t>
       </w:r>
     </w:p>
     <w:sectPr>
@@ -410,9 +410,9 @@
     </w:lvl>
   </w:abstractNum>
   <w:abstractNum w:abstractNumId="9" w15:restartNumberingAfterBreak="0">
-    <w:nsid w:val="0C9D0C02"/>
+    <w:nsid w:val="37E21F76"/>
     <w:multiLevelType w:val="hybridMultilevel"/>
-    <w:tmpl w:val="CC94DED2"/>
+    <w:tmpl w:val="639EFE66"/>
     <w:lvl w:ilvl="0" w:tplc="04090001">
       <w:start w:val="1"/>
       <w:numFmt w:val="bullet"/>
@@ -523,9 +523,9 @@
     </w:lvl>
   </w:abstractNum>
   <w:abstractNum w:abstractNumId="10" w15:restartNumberingAfterBreak="0">
-    <w:nsid w:val="21044867"/>
+    <w:nsid w:val="67A60DE5"/>
     <w:multiLevelType w:val="hybridMultilevel"/>
-    <w:tmpl w:val="D6421D70"/>
+    <w:tmpl w:val="5FE6858A"/>
     <w:lvl w:ilvl="0" w:tplc="04090001">
       <w:start w:val="1"/>
       <w:numFmt w:val="bullet"/>
@@ -635,37 +635,37 @@
       </w:rPr>
     </w:lvl>
   </w:abstractNum>
-  <w:num w:numId="1" w16cid:durableId="778793900">
+  <w:num w:numId="1" w16cid:durableId="1860389417">
     <w:abstractNumId w:val="8"/>
   </w:num>
-  <w:num w:numId="2" w16cid:durableId="708803865">
+  <w:num w:numId="2" w16cid:durableId="1796676977">
     <w:abstractNumId w:val="6"/>
   </w:num>
-  <w:num w:numId="3" w16cid:durableId="2050953963">
+  <w:num w:numId="3" w16cid:durableId="1703171624">
     <w:abstractNumId w:val="5"/>
   </w:num>
-  <w:num w:numId="4" w16cid:durableId="1358970499">
+  <w:num w:numId="4" w16cid:durableId="166209968">
     <w:abstractNumId w:val="4"/>
   </w:num>
-  <w:num w:numId="5" w16cid:durableId="1928296614">
+  <w:num w:numId="5" w16cid:durableId="1982490899">
     <w:abstractNumId w:val="7"/>
   </w:num>
-  <w:num w:numId="6" w16cid:durableId="86194606">
+  <w:num w:numId="6" w16cid:durableId="1217857584">
     <w:abstractNumId w:val="3"/>
   </w:num>
-  <w:num w:numId="7" w16cid:durableId="1565024240">
+  <w:num w:numId="7" w16cid:durableId="38165819">
     <w:abstractNumId w:val="2"/>
   </w:num>
-  <w:num w:numId="8" w16cid:durableId="2079474362">
+  <w:num w:numId="8" w16cid:durableId="1292007868">
     <w:abstractNumId w:val="1"/>
   </w:num>
-  <w:num w:numId="9" w16cid:durableId="1324893468">
+  <w:num w:numId="9" w16cid:durableId="1482845800">
     <w:abstractNumId w:val="0"/>
   </w:num>
-  <w:num w:numId="10" w16cid:durableId="2105954496">
+  <w:num w:numId="10" w16cid:durableId="1414473905">
     <w:abstractNumId w:val="9"/>
   </w:num>
-  <w:num w:numId="11" w16cid:durableId="1878736944">
+  <w:num w:numId="11" w16cid:durableId="222982400">
     <w:abstractNumId w:val="10"/>
   </w:num>
 </w:numbering>

--- a/data/Market_Read_quarterly.docx
+++ b/data/Market_Read_quarterly.docx
@@ -4,7 +4,7 @@
   <w:body>
     <w:p>
       <w:r>
-        <w:t>Quarterly Market Read: January 21, 2026</w:t>
+        <w:t>Quarterly Market Read: January 22, 2026</w:t>
       </w:r>
     </w:p>
     <w:p>
@@ -21,7 +21,7 @@
         </w:numPr>
       </w:pPr>
       <w:r>
-        <w:t>Breadth: 71.5% of names are positive.</w:t>
+        <w:t>Breadth: 72.1% of names are positive.</w:t>
       </w:r>
     </w:p>
     <w:p>
@@ -33,7 +33,7 @@
         </w:numPr>
       </w:pPr>
       <w:r>
-        <w:t>Information Technology: firm (avg +3.88%)</w:t>
+        <w:t>Information Technology: leading (avg +4.70%)</w:t>
       </w:r>
     </w:p>
     <w:p>
@@ -45,7 +45,7 @@
         </w:numPr>
       </w:pPr>
       <w:r>
-        <w:t>Industrials: leading (avg +7.46%)</w:t>
+        <w:t>Industrials: leading (avg +7.44%)</w:t>
       </w:r>
     </w:p>
     <w:p>
@@ -57,7 +57,7 @@
         </w:numPr>
       </w:pPr>
       <w:r>
-        <w:t>Consumer Staples: leading (avg +5.66%)</w:t>
+        <w:t>Consumer Staples: leading (avg +5.40%)</w:t>
       </w:r>
     </w:p>
     <w:p>
@@ -69,7 +69,7 @@
         </w:numPr>
       </w:pPr>
       <w:r>
-        <w:t>Consumer Discretionary: firm (avg +3.71%)</w:t>
+        <w:t>Consumer Discretionary: firm (avg +3.75%)</w:t>
       </w:r>
     </w:p>
     <w:p>
@@ -81,7 +81,7 @@
         </w:numPr>
       </w:pPr>
       <w:r>
-        <w:t>Financials: flat/firm (avg -0.12%)</w:t>
+        <w:t>Financials: flat/firm (avg +0.47%)</w:t>
       </w:r>
     </w:p>
     <w:p>
@@ -93,7 +93,7 @@
         </w:numPr>
       </w:pPr>
       <w:r>
-        <w:t>Utilities: firm (avg +1.86%)</w:t>
+        <w:t>Utilities: flat/firm (avg +1.10%)</w:t>
       </w:r>
     </w:p>
     <w:p>
@@ -105,7 +105,7 @@
         </w:numPr>
       </w:pPr>
       <w:r>
-        <w:t>Real Estate: firm (avg +3.31%)</w:t>
+        <w:t>Real Estate: firm (avg +2.49%)</w:t>
       </w:r>
     </w:p>
     <w:p>
@@ -117,7 +117,7 @@
         </w:numPr>
       </w:pPr>
       <w:r>
-        <w:t>Materials: leading (avg +9.66%)</w:t>
+        <w:t>Materials: leading (avg +10.09%)</w:t>
       </w:r>
     </w:p>
     <w:p>
@@ -129,7 +129,7 @@
         </w:numPr>
       </w:pPr>
       <w:r>
-        <w:t>Energy: leading (avg +8.27%)</w:t>
+        <w:t>Energy: leading (avg +8.62%)</w:t>
       </w:r>
     </w:p>
     <w:p>
@@ -141,7 +141,7 @@
         </w:numPr>
       </w:pPr>
       <w:r>
-        <w:t>Health Care: leading (avg +4.37%)</w:t>
+        <w:t>Health Care: leading (avg +4.49%)</w:t>
       </w:r>
     </w:p>
     <w:p>
@@ -153,7 +153,7 @@
         </w:numPr>
       </w:pPr>
       <w:r>
-        <w:t>Communication Services: heavy (avg -4.18%)</w:t>
+        <w:t>Communication Services: heavy (avg -3.36%)</w:t>
       </w:r>
     </w:p>
     <w:p>
@@ -170,7 +170,7 @@
         </w:numPr>
       </w:pPr>
       <w:r>
-        <w:t>Gold: bid (avg +11.93%)</w:t>
+        <w:t>Gold: bid (avg +14.00%)</w:t>
       </w:r>
     </w:p>
     <w:p>
@@ -182,7 +182,7 @@
         </w:numPr>
       </w:pPr>
       <w:r>
-        <w:t>USD: flat (avg +0.58%)</w:t>
+        <w:t>USD: flat (avg +0.06%)</w:t>
       </w:r>
     </w:p>
     <w:p>
@@ -194,7 +194,7 @@
         </w:numPr>
       </w:pPr>
       <w:r>
-        <w:t>Yields: firm (avg +1.91%)</w:t>
+        <w:t>Yields: firm (avg +1.86%)</w:t>
       </w:r>
     </w:p>
     <w:p>
@@ -206,7 +206,7 @@
         </w:numPr>
       </w:pPr>
       <w:r>
-        <w:t>Bonds: flat (avg +0.17%)</w:t>
+        <w:t>Bonds: flat (avg +0.34%)</w:t>
       </w:r>
     </w:p>
     <w:p>
@@ -218,12 +218,12 @@
         </w:numPr>
       </w:pPr>
       <w:r>
-        <w:t>Energy Complex: bid (avg +8.65%)</w:t>
+        <w:t>Energy Complex: bid (avg +6.69%)</w:t>
       </w:r>
     </w:p>
     <w:p>
       <w:r>
-        <w:t>Bottom line: With roughly 72% of stocks positive QTD, breadth remains healthy and the tape is rewarding cyclical and real-asset exposure, as Materials, Energy, Industrials, and Staples lead while Tech, Discretionary, Utilities, Real Estate, and Health Care trade firmly and Communication Services is the primary laggard. Macro posture shows slowing growth and pressured earnings revisions alongside still-sticky inflation, consistent with a QTD pattern of a bid in Gold and the Energy complex, firm yields, and a flat USD and bond tape that together signal investors are seeking inflation hedges and quality cyclicals rather than embracing a clean, disinflationary re-acceleration narrative.</w:t>
+        <w:t>Bottom line: With roughly 72% of names positive QTD and leadership clustered in cyclicals and defensives alike—Materials (+10.1%), Energy (+8.6%), Industrials (+7.4%), Consumer Staples (+5.4%), Tech (+4.7%), and Health Care (+4.5%)—the tape is signaling broad participation, firm but not euphoric risk appetite, and only isolated weakness in Communication Services (-3.4%) while Financials, Utilities, Real Estate, and Consumer Discretionary grind higher. Macro conditions reflect growth that is slowing on a rolling-quarter basis alongside sticky, above-trend inflation, and the lever set—gold sharply bid, energy prices firm, yields grinding higher with bonds and the dollar effectively flat—confirms a market positioning for softer forward earnings against a backdrop of persistent price pressures rather than a clean disinflationary or outright recessionary regime.</w:t>
       </w:r>
     </w:p>
     <w:sectPr>
@@ -410,9 +410,9 @@
     </w:lvl>
   </w:abstractNum>
   <w:abstractNum w:abstractNumId="9" w15:restartNumberingAfterBreak="0">
-    <w:nsid w:val="37E21F76"/>
+    <w:nsid w:val="13CF1013"/>
     <w:multiLevelType w:val="hybridMultilevel"/>
-    <w:tmpl w:val="639EFE66"/>
+    <w:tmpl w:val="D8363B50"/>
     <w:lvl w:ilvl="0" w:tplc="04090001">
       <w:start w:val="1"/>
       <w:numFmt w:val="bullet"/>
@@ -523,9 +523,9 @@
     </w:lvl>
   </w:abstractNum>
   <w:abstractNum w:abstractNumId="10" w15:restartNumberingAfterBreak="0">
-    <w:nsid w:val="67A60DE5"/>
+    <w:nsid w:val="47A12473"/>
     <w:multiLevelType w:val="hybridMultilevel"/>
-    <w:tmpl w:val="5FE6858A"/>
+    <w:tmpl w:val="F3CC9E2C"/>
     <w:lvl w:ilvl="0" w:tplc="04090001">
       <w:start w:val="1"/>
       <w:numFmt w:val="bullet"/>
@@ -635,38 +635,38 @@
       </w:rPr>
     </w:lvl>
   </w:abstractNum>
-  <w:num w:numId="1" w16cid:durableId="1860389417">
+  <w:num w:numId="1" w16cid:durableId="2063092652">
     <w:abstractNumId w:val="8"/>
   </w:num>
-  <w:num w:numId="2" w16cid:durableId="1796676977">
+  <w:num w:numId="2" w16cid:durableId="1426463442">
     <w:abstractNumId w:val="6"/>
   </w:num>
-  <w:num w:numId="3" w16cid:durableId="1703171624">
+  <w:num w:numId="3" w16cid:durableId="1697152652">
     <w:abstractNumId w:val="5"/>
   </w:num>
-  <w:num w:numId="4" w16cid:durableId="166209968">
+  <w:num w:numId="4" w16cid:durableId="554783347">
     <w:abstractNumId w:val="4"/>
   </w:num>
-  <w:num w:numId="5" w16cid:durableId="1982490899">
+  <w:num w:numId="5" w16cid:durableId="288512656">
     <w:abstractNumId w:val="7"/>
   </w:num>
-  <w:num w:numId="6" w16cid:durableId="1217857584">
+  <w:num w:numId="6" w16cid:durableId="2133092412">
     <w:abstractNumId w:val="3"/>
   </w:num>
-  <w:num w:numId="7" w16cid:durableId="38165819">
+  <w:num w:numId="7" w16cid:durableId="77211553">
     <w:abstractNumId w:val="2"/>
   </w:num>
-  <w:num w:numId="8" w16cid:durableId="1292007868">
+  <w:num w:numId="8" w16cid:durableId="517425343">
     <w:abstractNumId w:val="1"/>
   </w:num>
-  <w:num w:numId="9" w16cid:durableId="1482845800">
+  <w:num w:numId="9" w16cid:durableId="179247175">
     <w:abstractNumId w:val="0"/>
   </w:num>
-  <w:num w:numId="10" w16cid:durableId="1414473905">
+  <w:num w:numId="10" w16cid:durableId="147669214">
+    <w:abstractNumId w:val="10"/>
+  </w:num>
+  <w:num w:numId="11" w16cid:durableId="1096904528">
     <w:abstractNumId w:val="9"/>
-  </w:num>
-  <w:num w:numId="11" w16cid:durableId="222982400">
-    <w:abstractNumId w:val="10"/>
   </w:num>
 </w:numbering>
 </file>

--- a/data/Market_Read_quarterly.docx
+++ b/data/Market_Read_quarterly.docx
@@ -4,7 +4,7 @@
   <w:body>
     <w:p>
       <w:r>
-        <w:t>Quarterly Market Read: January 22, 2026</w:t>
+        <w:t>Quarterly Market Read: January 23, 2026</w:t>
       </w:r>
     </w:p>
     <w:p>
@@ -21,7 +21,7 @@
         </w:numPr>
       </w:pPr>
       <w:r>
-        <w:t>Breadth: 72.1% of names are positive.</w:t>
+        <w:t>Breadth: 70.8% of names are positive.</w:t>
       </w:r>
     </w:p>
     <w:p>
@@ -33,7 +33,7 @@
         </w:numPr>
       </w:pPr>
       <w:r>
-        <w:t>Information Technology: leading (avg +4.70%)</w:t>
+        <w:t>Information Technology: firm (avg +3.62%)</w:t>
       </w:r>
     </w:p>
     <w:p>
@@ -45,7 +45,7 @@
         </w:numPr>
       </w:pPr>
       <w:r>
-        <w:t>Industrials: leading (avg +7.44%)</w:t>
+        <w:t>Industrials: leading (avg +6.56%)</w:t>
       </w:r>
     </w:p>
     <w:p>
@@ -57,7 +57,7 @@
         </w:numPr>
       </w:pPr>
       <w:r>
-        <w:t>Consumer Staples: leading (avg +5.40%)</w:t>
+        <w:t>Consumer Staples: leading (avg +5.94%)</w:t>
       </w:r>
     </w:p>
     <w:p>
@@ -69,7 +69,7 @@
         </w:numPr>
       </w:pPr>
       <w:r>
-        <w:t>Consumer Discretionary: firm (avg +3.75%)</w:t>
+        <w:t>Consumer Discretionary: firm (avg +3.44%)</w:t>
       </w:r>
     </w:p>
     <w:p>
@@ -81,7 +81,7 @@
         </w:numPr>
       </w:pPr>
       <w:r>
-        <w:t>Financials: flat/firm (avg +0.47%)</w:t>
+        <w:t>Financials: soft (avg -0.76%)</w:t>
       </w:r>
     </w:p>
     <w:p>
@@ -93,7 +93,7 @@
         </w:numPr>
       </w:pPr>
       <w:r>
-        <w:t>Utilities: flat/firm (avg +1.10%)</w:t>
+        <w:t>Utilities: flat/firm (avg +0.53%)</w:t>
       </w:r>
     </w:p>
     <w:p>
@@ -105,7 +105,7 @@
         </w:numPr>
       </w:pPr>
       <w:r>
-        <w:t>Real Estate: firm (avg +2.49%)</w:t>
+        <w:t>Real Estate: firm (avg +2.90%)</w:t>
       </w:r>
     </w:p>
     <w:p>
@@ -117,7 +117,7 @@
         </w:numPr>
       </w:pPr>
       <w:r>
-        <w:t>Materials: leading (avg +10.09%)</w:t>
+        <w:t>Materials: leading (avg +11.24%)</w:t>
       </w:r>
     </w:p>
     <w:p>
@@ -129,7 +129,7 @@
         </w:numPr>
       </w:pPr>
       <w:r>
-        <w:t>Energy: leading (avg +8.62%)</w:t>
+        <w:t>Energy: leading (avg +9.22%)</w:t>
       </w:r>
     </w:p>
     <w:p>
@@ -141,7 +141,7 @@
         </w:numPr>
       </w:pPr>
       <w:r>
-        <w:t>Health Care: leading (avg +4.49%)</w:t>
+        <w:t>Health Care: firm (avg +3.53%)</w:t>
       </w:r>
     </w:p>
     <w:p>
@@ -153,7 +153,7 @@
         </w:numPr>
       </w:pPr>
       <w:r>
-        <w:t>Communication Services: heavy (avg -3.36%)</w:t>
+        <w:t>Communication Services: soft (avg -2.76%)</w:t>
       </w:r>
     </w:p>
     <w:p>
@@ -170,7 +170,7 @@
         </w:numPr>
       </w:pPr>
       <w:r>
-        <w:t>Gold: bid (avg +14.00%)</w:t>
+        <w:t>Gold: bid (avg +15.57%)</w:t>
       </w:r>
     </w:p>
     <w:p>
@@ -182,7 +182,7 @@
         </w:numPr>
       </w:pPr>
       <w:r>
-        <w:t>USD: flat (avg +0.06%)</w:t>
+        <w:t>USD: soft (avg -0.83%)</w:t>
       </w:r>
     </w:p>
     <w:p>
@@ -194,7 +194,7 @@
         </w:numPr>
       </w:pPr>
       <w:r>
-        <w:t>Yields: firm (avg +1.86%)</w:t>
+        <w:t>Yields: firm (avg +1.60%)</w:t>
       </w:r>
     </w:p>
     <w:p>
@@ -206,7 +206,7 @@
         </w:numPr>
       </w:pPr>
       <w:r>
-        <w:t>Bonds: flat (avg +0.34%)</w:t>
+        <w:t>Bonds: flat (avg +0.47%)</w:t>
       </w:r>
     </w:p>
     <w:p>
@@ -218,12 +218,12 @@
         </w:numPr>
       </w:pPr>
       <w:r>
-        <w:t>Energy Complex: bid (avg +6.69%)</w:t>
+        <w:t>Energy Complex: bid (avg +10.44%)</w:t>
       </w:r>
     </w:p>
     <w:p>
       <w:r>
-        <w:t>Bottom line: With roughly 72% of names positive QTD and leadership clustered in cyclicals and defensives alike—Materials (+10.1%), Energy (+8.6%), Industrials (+7.4%), Consumer Staples (+5.4%), Tech (+4.7%), and Health Care (+4.5%)—the tape is signaling broad participation, firm but not euphoric risk appetite, and only isolated weakness in Communication Services (-3.4%) while Financials, Utilities, Real Estate, and Consumer Discretionary grind higher. Macro conditions reflect growth that is slowing on a rolling-quarter basis alongside sticky, above-trend inflation, and the lever set—gold sharply bid, energy prices firm, yields grinding higher with bonds and the dollar effectively flat—confirms a market positioning for softer forward earnings against a backdrop of persistent price pressures rather than a clean disinflationary or outright recessionary regime.</w:t>
+        <w:t>Bottom line: Breadth remains constructive with roughly 70% of names positive QTD, and leadership has rotated toward more cyclically levered groups as Industrials, Materials, Energy, and Consumer Staples pace gains alongside firm participation from Technology, Health Care, Real Estate, and Consumer Discretionary, while Financials and Communication Services lag on softer returns. Macro conditions reflect slowing real growth and pressured earnings expectations against still-sticky inflation, a mix echoed by a bid in Gold and the Energy complex, modest USD softness, and firm yields alongside flat bonds, collectively signaling a market that is rewarding real-asset and late-cycle exposures while remaining cautious on more rate- and profit-sensitive areas.</w:t>
       </w:r>
     </w:p>
     <w:sectPr>
@@ -410,9 +410,9 @@
     </w:lvl>
   </w:abstractNum>
   <w:abstractNum w:abstractNumId="9" w15:restartNumberingAfterBreak="0">
-    <w:nsid w:val="13CF1013"/>
+    <w:nsid w:val="257126E4"/>
     <w:multiLevelType w:val="hybridMultilevel"/>
-    <w:tmpl w:val="D8363B50"/>
+    <w:tmpl w:val="871E2482"/>
     <w:lvl w:ilvl="0" w:tplc="04090001">
       <w:start w:val="1"/>
       <w:numFmt w:val="bullet"/>
@@ -523,9 +523,9 @@
     </w:lvl>
   </w:abstractNum>
   <w:abstractNum w:abstractNumId="10" w15:restartNumberingAfterBreak="0">
-    <w:nsid w:val="47A12473"/>
+    <w:nsid w:val="5BF870BB"/>
     <w:multiLevelType w:val="hybridMultilevel"/>
-    <w:tmpl w:val="F3CC9E2C"/>
+    <w:tmpl w:val="168C4E28"/>
     <w:lvl w:ilvl="0" w:tplc="04090001">
       <w:start w:val="1"/>
       <w:numFmt w:val="bullet"/>
@@ -635,37 +635,37 @@
       </w:rPr>
     </w:lvl>
   </w:abstractNum>
-  <w:num w:numId="1" w16cid:durableId="2063092652">
+  <w:num w:numId="1" w16cid:durableId="1232346590">
     <w:abstractNumId w:val="8"/>
   </w:num>
-  <w:num w:numId="2" w16cid:durableId="1426463442">
+  <w:num w:numId="2" w16cid:durableId="1140266107">
     <w:abstractNumId w:val="6"/>
   </w:num>
-  <w:num w:numId="3" w16cid:durableId="1697152652">
+  <w:num w:numId="3" w16cid:durableId="96026343">
     <w:abstractNumId w:val="5"/>
   </w:num>
-  <w:num w:numId="4" w16cid:durableId="554783347">
+  <w:num w:numId="4" w16cid:durableId="1682858769">
     <w:abstractNumId w:val="4"/>
   </w:num>
-  <w:num w:numId="5" w16cid:durableId="288512656">
+  <w:num w:numId="5" w16cid:durableId="481165730">
     <w:abstractNumId w:val="7"/>
   </w:num>
-  <w:num w:numId="6" w16cid:durableId="2133092412">
+  <w:num w:numId="6" w16cid:durableId="363792482">
     <w:abstractNumId w:val="3"/>
   </w:num>
-  <w:num w:numId="7" w16cid:durableId="77211553">
+  <w:num w:numId="7" w16cid:durableId="636685057">
     <w:abstractNumId w:val="2"/>
   </w:num>
-  <w:num w:numId="8" w16cid:durableId="517425343">
+  <w:num w:numId="8" w16cid:durableId="1706247568">
     <w:abstractNumId w:val="1"/>
   </w:num>
-  <w:num w:numId="9" w16cid:durableId="179247175">
+  <w:num w:numId="9" w16cid:durableId="1354962392">
     <w:abstractNumId w:val="0"/>
   </w:num>
-  <w:num w:numId="10" w16cid:durableId="147669214">
+  <w:num w:numId="10" w16cid:durableId="46342635">
     <w:abstractNumId w:val="10"/>
   </w:num>
-  <w:num w:numId="11" w16cid:durableId="1096904528">
+  <w:num w:numId="11" w16cid:durableId="221142356">
     <w:abstractNumId w:val="9"/>
   </w:num>
 </w:numbering>
